--- a/public/docs/descargas/re.docx
+++ b/public/docs/descargas/re.docx
@@ -29,7 +29,7 @@
         <w:pStyle w:val="PortadaRevision"/>
       </w:pPr>
       <w:r>
-        <w:t>Revisión 3.0</w:t>
+        <w:t>Revisión 3.1</w:t>
       </w:r>
     </w:p>
     <w:p>
@@ -93,7 +93,7 @@
           <w:noProof/>
         </w:rPr>
         <w:drawing>
-          <wp:inline distT="0" distB="0" distL="0" distR="0" wp14:anchorId="2902C9C4" wp14:editId="2902C9C5">
+          <wp:inline distT="0" distB="0" distL="0" distR="0" wp14:anchorId="11E22107" wp14:editId="11E22108">
             <wp:extent cx="395999" cy="405503"/>
             <wp:effectExtent l="0" t="0" r="0" b="0"/>
             <wp:docPr id="10" name="Picture"/>
@@ -229,7 +229,7 @@
               <w:pStyle w:val="Celda"/>
             </w:pPr>
             <w:r>
-              <w:t>05/10/2026</w:t>
+              <w:t>06/10/2026</w:t>
             </w:r>
           </w:p>
         </w:tc>
@@ -242,7 +242,7 @@
               <w:pStyle w:val="Celda"/>
             </w:pPr>
             <w:r>
-              <w:t>3.0</w:t>
+              <w:t>3.1</w:t>
             </w:r>
           </w:p>
         </w:tc>
@@ -409,7 +409,7 @@
       <w:r>
         <w:fldChar w:fldCharType="separate"/>
       </w:r>
-      <w:hyperlink w:anchor="_Toc242135775" w:history="1">
+      <w:hyperlink w:anchor="_Toc242197033" w:history="1">
         <w:r>
           <w:rPr>
             <w:rStyle w:val="Hipervnculo"/>
@@ -445,7 +445,7 @@
             <w:noProof/>
             <w:webHidden/>
           </w:rPr>
-          <w:instrText xml:space="preserve"> PAGEREF _Toc242135775 \h </w:instrText>
+          <w:instrText xml:space="preserve"> PAGEREF _Toc242197033 \h </w:instrText>
         </w:r>
         <w:r>
           <w:rPr>
@@ -488,7 +488,7 @@
           <w14:ligatures w14:val="standardContextual"/>
         </w:rPr>
       </w:pPr>
-      <w:hyperlink w:anchor="_Toc242135776" w:history="1">
+      <w:hyperlink w:anchor="_Toc242197034" w:history="1">
         <w:r>
           <w:rPr>
             <w:rStyle w:val="Hipervnculo"/>
@@ -515,7 +515,7 @@
             <w:noProof/>
             <w:webHidden/>
           </w:rPr>
-          <w:instrText xml:space="preserve"> PAGEREF _Toc242135776 \h </w:instrText>
+          <w:instrText xml:space="preserve"> PAGEREF _Toc242197034 \h </w:instrText>
         </w:r>
         <w:r>
           <w:rPr>
@@ -558,7 +558,7 @@
           <w14:ligatures w14:val="standardContextual"/>
         </w:rPr>
       </w:pPr>
-      <w:hyperlink w:anchor="_Toc242135777" w:history="1">
+      <w:hyperlink w:anchor="_Toc242197035" w:history="1">
         <w:r>
           <w:rPr>
             <w:rStyle w:val="Hipervnculo"/>
@@ -585,7 +585,7 @@
             <w:noProof/>
             <w:webHidden/>
           </w:rPr>
-          <w:instrText xml:space="preserve"> PAGEREF _Toc242135777 \h </w:instrText>
+          <w:instrText xml:space="preserve"> PAGEREF _Toc242197035 \h </w:instrText>
         </w:r>
         <w:r>
           <w:rPr>
@@ -628,7 +628,7 @@
           <w14:ligatures w14:val="standardContextual"/>
         </w:rPr>
       </w:pPr>
-      <w:hyperlink w:anchor="_Toc242135778" w:history="1">
+      <w:hyperlink w:anchor="_Toc242197036" w:history="1">
         <w:r>
           <w:rPr>
             <w:rStyle w:val="Hipervnculo"/>
@@ -655,7 +655,7 @@
             <w:noProof/>
             <w:webHidden/>
           </w:rPr>
-          <w:instrText xml:space="preserve"> PAGEREF _Toc242135778 \h </w:instrText>
+          <w:instrText xml:space="preserve"> PAGEREF _Toc242197036 \h </w:instrText>
         </w:r>
         <w:r>
           <w:rPr>
@@ -698,7 +698,7 @@
           <w14:ligatures w14:val="standardContextual"/>
         </w:rPr>
       </w:pPr>
-      <w:hyperlink w:anchor="_Toc242135779" w:history="1">
+      <w:hyperlink w:anchor="_Toc242197037" w:history="1">
         <w:r>
           <w:rPr>
             <w:rStyle w:val="Hipervnculo"/>
@@ -725,7 +725,7 @@
             <w:noProof/>
             <w:webHidden/>
           </w:rPr>
-          <w:instrText xml:space="preserve"> PAGEREF _Toc242135779 \h </w:instrText>
+          <w:instrText xml:space="preserve"> PAGEREF _Toc242197037 \h </w:instrText>
         </w:r>
         <w:r>
           <w:rPr>
@@ -768,7 +768,7 @@
           <w14:ligatures w14:val="standardContextual"/>
         </w:rPr>
       </w:pPr>
-      <w:hyperlink w:anchor="_Toc242135780" w:history="1">
+      <w:hyperlink w:anchor="_Toc242197038" w:history="1">
         <w:r>
           <w:rPr>
             <w:rStyle w:val="Hipervnculo"/>
@@ -795,7 +795,7 @@
             <w:noProof/>
             <w:webHidden/>
           </w:rPr>
-          <w:instrText xml:space="preserve"> PAGEREF _Toc242135780 \h </w:instrText>
+          <w:instrText xml:space="preserve"> PAGEREF _Toc242197038 \h </w:instrText>
         </w:r>
         <w:r>
           <w:rPr>
@@ -841,7 +841,7 @@
           <w14:ligatures w14:val="standardContextual"/>
         </w:rPr>
       </w:pPr>
-      <w:hyperlink w:anchor="_Toc242135781" w:history="1">
+      <w:hyperlink w:anchor="_Toc242197039" w:history="1">
         <w:r>
           <w:rPr>
             <w:rStyle w:val="Hipervnculo"/>
@@ -868,7 +868,7 @@
             <w:noProof/>
             <w:webHidden/>
           </w:rPr>
-          <w:instrText xml:space="preserve"> PAGEREF _Toc242135781 \h </w:instrText>
+          <w:instrText xml:space="preserve"> PAGEREF _Toc242197039 \h </w:instrText>
         </w:r>
         <w:r>
           <w:rPr>
@@ -911,7 +911,7 @@
           <w14:ligatures w14:val="standardContextual"/>
         </w:rPr>
       </w:pPr>
-      <w:hyperlink w:anchor="_Toc242135782" w:history="1">
+      <w:hyperlink w:anchor="_Toc242197040" w:history="1">
         <w:r>
           <w:rPr>
             <w:rStyle w:val="Hipervnculo"/>
@@ -938,7 +938,7 @@
             <w:noProof/>
             <w:webHidden/>
           </w:rPr>
-          <w:instrText xml:space="preserve"> PAGEREF _Toc242135782 \h </w:instrText>
+          <w:instrText xml:space="preserve"> PAGEREF _Toc242197040 \h </w:instrText>
         </w:r>
         <w:r>
           <w:rPr>
@@ -981,7 +981,7 @@
           <w14:ligatures w14:val="standardContextual"/>
         </w:rPr>
       </w:pPr>
-      <w:hyperlink w:anchor="_Toc242135783" w:history="1">
+      <w:hyperlink w:anchor="_Toc242197041" w:history="1">
         <w:r>
           <w:rPr>
             <w:rStyle w:val="Hipervnculo"/>
@@ -1008,7 +1008,7 @@
             <w:noProof/>
             <w:webHidden/>
           </w:rPr>
-          <w:instrText xml:space="preserve"> PAGEREF _Toc242135783 \h </w:instrText>
+          <w:instrText xml:space="preserve"> PAGEREF _Toc242197041 \h </w:instrText>
         </w:r>
         <w:r>
           <w:rPr>
@@ -1051,7 +1051,7 @@
           <w14:ligatures w14:val="standardContextual"/>
         </w:rPr>
       </w:pPr>
-      <w:hyperlink w:anchor="_Toc242135784" w:history="1">
+      <w:hyperlink w:anchor="_Toc242197042" w:history="1">
         <w:r>
           <w:rPr>
             <w:rStyle w:val="Hipervnculo"/>
@@ -1078,7 +1078,7 @@
             <w:noProof/>
             <w:webHidden/>
           </w:rPr>
-          <w:instrText xml:space="preserve"> PAGEREF _Toc242135784 \h </w:instrText>
+          <w:instrText xml:space="preserve"> PAGEREF _Toc242197042 \h </w:instrText>
         </w:r>
         <w:r>
           <w:rPr>
@@ -1121,7 +1121,7 @@
           <w14:ligatures w14:val="standardContextual"/>
         </w:rPr>
       </w:pPr>
-      <w:hyperlink w:anchor="_Toc242135785" w:history="1">
+      <w:hyperlink w:anchor="_Toc242197043" w:history="1">
         <w:r>
           <w:rPr>
             <w:rStyle w:val="Hipervnculo"/>
@@ -1148,7 +1148,7 @@
             <w:noProof/>
             <w:webHidden/>
           </w:rPr>
-          <w:instrText xml:space="preserve"> PAGEREF _Toc242135785 \h </w:instrText>
+          <w:instrText xml:space="preserve"> PAGEREF _Toc242197043 \h </w:instrText>
         </w:r>
         <w:r>
           <w:rPr>
@@ -1191,7 +1191,7 @@
           <w14:ligatures w14:val="standardContextual"/>
         </w:rPr>
       </w:pPr>
-      <w:hyperlink w:anchor="_Toc242135786" w:history="1">
+      <w:hyperlink w:anchor="_Toc242197044" w:history="1">
         <w:r>
           <w:rPr>
             <w:rStyle w:val="Hipervnculo"/>
@@ -1218,7 +1218,7 @@
             <w:noProof/>
             <w:webHidden/>
           </w:rPr>
-          <w:instrText xml:space="preserve"> PAGEREF _Toc242135786 \h </w:instrText>
+          <w:instrText xml:space="preserve"> PAGEREF _Toc242197044 \h </w:instrText>
         </w:r>
         <w:r>
           <w:rPr>
@@ -1261,7 +1261,7 @@
           <w14:ligatures w14:val="standardContextual"/>
         </w:rPr>
       </w:pPr>
-      <w:hyperlink w:anchor="_Toc242135787" w:history="1">
+      <w:hyperlink w:anchor="_Toc242197045" w:history="1">
         <w:r>
           <w:rPr>
             <w:rStyle w:val="Hipervnculo"/>
@@ -1288,7 +1288,7 @@
             <w:noProof/>
             <w:webHidden/>
           </w:rPr>
-          <w:instrText xml:space="preserve"> PAGEREF _Toc242135787 \h </w:instrText>
+          <w:instrText xml:space="preserve"> PAGEREF _Toc242197045 \h </w:instrText>
         </w:r>
         <w:r>
           <w:rPr>
@@ -1331,7 +1331,7 @@
           <w14:ligatures w14:val="standardContextual"/>
         </w:rPr>
       </w:pPr>
-      <w:hyperlink w:anchor="_Toc242135788" w:history="1">
+      <w:hyperlink w:anchor="_Toc242197046" w:history="1">
         <w:r>
           <w:rPr>
             <w:rStyle w:val="Hipervnculo"/>
@@ -1358,7 +1358,7 @@
             <w:noProof/>
             <w:webHidden/>
           </w:rPr>
-          <w:instrText xml:space="preserve"> PAGEREF _Toc242135788 \h </w:instrText>
+          <w:instrText xml:space="preserve"> PAGEREF _Toc242197046 \h </w:instrText>
         </w:r>
         <w:r>
           <w:rPr>
@@ -1401,7 +1401,7 @@
           <w14:ligatures w14:val="standardContextual"/>
         </w:rPr>
       </w:pPr>
-      <w:hyperlink w:anchor="_Toc242135789" w:history="1">
+      <w:hyperlink w:anchor="_Toc242197047" w:history="1">
         <w:r>
           <w:rPr>
             <w:rStyle w:val="Hipervnculo"/>
@@ -1428,7 +1428,7 @@
             <w:noProof/>
             <w:webHidden/>
           </w:rPr>
-          <w:instrText xml:space="preserve"> PAGEREF _Toc242135789 \h </w:instrText>
+          <w:instrText xml:space="preserve"> PAGEREF _Toc242197047 \h </w:instrText>
         </w:r>
         <w:r>
           <w:rPr>
@@ -1471,7 +1471,7 @@
           <w14:ligatures w14:val="standardContextual"/>
         </w:rPr>
       </w:pPr>
-      <w:hyperlink w:anchor="_Toc242135790" w:history="1">
+      <w:hyperlink w:anchor="_Toc242197048" w:history="1">
         <w:r>
           <w:rPr>
             <w:rStyle w:val="Hipervnculo"/>
@@ -1498,7 +1498,7 @@
             <w:noProof/>
             <w:webHidden/>
           </w:rPr>
-          <w:instrText xml:space="preserve"> PAGEREF _Toc242135790 \h </w:instrText>
+          <w:instrText xml:space="preserve"> PAGEREF _Toc242197048 \h </w:instrText>
         </w:r>
         <w:r>
           <w:rPr>
@@ -1541,7 +1541,7 @@
           <w14:ligatures w14:val="standardContextual"/>
         </w:rPr>
       </w:pPr>
-      <w:hyperlink w:anchor="_Toc242135791" w:history="1">
+      <w:hyperlink w:anchor="_Toc242197049" w:history="1">
         <w:r>
           <w:rPr>
             <w:rStyle w:val="Hipervnculo"/>
@@ -1568,7 +1568,7 @@
             <w:noProof/>
             <w:webHidden/>
           </w:rPr>
-          <w:instrText xml:space="preserve"> PAGEREF _Toc242135791 \h </w:instrText>
+          <w:instrText xml:space="preserve"> PAGEREF _Toc242197049 \h </w:instrText>
         </w:r>
         <w:r>
           <w:rPr>
@@ -1611,7 +1611,7 @@
           <w14:ligatures w14:val="standardContextual"/>
         </w:rPr>
       </w:pPr>
-      <w:hyperlink w:anchor="_Toc242135792" w:history="1">
+      <w:hyperlink w:anchor="_Toc242197050" w:history="1">
         <w:r>
           <w:rPr>
             <w:rStyle w:val="Hipervnculo"/>
@@ -1638,7 +1638,7 @@
             <w:noProof/>
             <w:webHidden/>
           </w:rPr>
-          <w:instrText xml:space="preserve"> PAGEREF _Toc242135792 \h </w:instrText>
+          <w:instrText xml:space="preserve"> PAGEREF _Toc242197050 \h </w:instrText>
         </w:r>
         <w:r>
           <w:rPr>
@@ -1681,7 +1681,7 @@
           <w14:ligatures w14:val="standardContextual"/>
         </w:rPr>
       </w:pPr>
-      <w:hyperlink w:anchor="_Toc242135793" w:history="1">
+      <w:hyperlink w:anchor="_Toc242197051" w:history="1">
         <w:r>
           <w:rPr>
             <w:rStyle w:val="Hipervnculo"/>
@@ -1708,7 +1708,7 @@
             <w:noProof/>
             <w:webHidden/>
           </w:rPr>
-          <w:instrText xml:space="preserve"> PAGEREF _Toc242135793 \h </w:instrText>
+          <w:instrText xml:space="preserve"> PAGEREF _Toc242197051 \h </w:instrText>
         </w:r>
         <w:r>
           <w:rPr>
@@ -1751,7 +1751,7 @@
           <w14:ligatures w14:val="standardContextual"/>
         </w:rPr>
       </w:pPr>
-      <w:hyperlink w:anchor="_Toc242135794" w:history="1">
+      <w:hyperlink w:anchor="_Toc242197052" w:history="1">
         <w:r>
           <w:rPr>
             <w:rStyle w:val="Hipervnculo"/>
@@ -1778,7 +1778,7 @@
             <w:noProof/>
             <w:webHidden/>
           </w:rPr>
-          <w:instrText xml:space="preserve"> PAGEREF _Toc242135794 \h </w:instrText>
+          <w:instrText xml:space="preserve"> PAGEREF _Toc242197052 \h </w:instrText>
         </w:r>
         <w:r>
           <w:rPr>
@@ -1821,7 +1821,7 @@
           <w14:ligatures w14:val="standardContextual"/>
         </w:rPr>
       </w:pPr>
-      <w:hyperlink w:anchor="_Toc242135795" w:history="1">
+      <w:hyperlink w:anchor="_Toc242197053" w:history="1">
         <w:r>
           <w:rPr>
             <w:rStyle w:val="Hipervnculo"/>
@@ -1848,7 +1848,7 @@
             <w:noProof/>
             <w:webHidden/>
           </w:rPr>
-          <w:instrText xml:space="preserve"> PAGEREF _Toc242135795 \h </w:instrText>
+          <w:instrText xml:space="preserve"> PAGEREF _Toc242197053 \h </w:instrText>
         </w:r>
         <w:r>
           <w:rPr>
@@ -1891,7 +1891,7 @@
           <w14:ligatures w14:val="standardContextual"/>
         </w:rPr>
       </w:pPr>
-      <w:hyperlink w:anchor="_Toc242135796" w:history="1">
+      <w:hyperlink w:anchor="_Toc242197054" w:history="1">
         <w:r>
           <w:rPr>
             <w:rStyle w:val="Hipervnculo"/>
@@ -1918,7 +1918,7 @@
             <w:noProof/>
             <w:webHidden/>
           </w:rPr>
-          <w:instrText xml:space="preserve"> PAGEREF _Toc242135796 \h </w:instrText>
+          <w:instrText xml:space="preserve"> PAGEREF _Toc242197054 \h </w:instrText>
         </w:r>
         <w:r>
           <w:rPr>
@@ -1961,7 +1961,7 @@
           <w14:ligatures w14:val="standardContextual"/>
         </w:rPr>
       </w:pPr>
-      <w:hyperlink w:anchor="_Toc242135797" w:history="1">
+      <w:hyperlink w:anchor="_Toc242197055" w:history="1">
         <w:r>
           <w:rPr>
             <w:rStyle w:val="Hipervnculo"/>
@@ -1988,7 +1988,7 @@
             <w:noProof/>
             <w:webHidden/>
           </w:rPr>
-          <w:instrText xml:space="preserve"> PAGEREF _Toc242135797 \h </w:instrText>
+          <w:instrText xml:space="preserve"> PAGEREF _Toc242197055 \h </w:instrText>
         </w:r>
         <w:r>
           <w:rPr>
@@ -2031,7 +2031,7 @@
           <w14:ligatures w14:val="standardContextual"/>
         </w:rPr>
       </w:pPr>
-      <w:hyperlink w:anchor="_Toc242135798" w:history="1">
+      <w:hyperlink w:anchor="_Toc242197056" w:history="1">
         <w:r>
           <w:rPr>
             <w:rStyle w:val="Hipervnculo"/>
@@ -2058,7 +2058,7 @@
             <w:noProof/>
             <w:webHidden/>
           </w:rPr>
-          <w:instrText xml:space="preserve"> PAGEREF _Toc242135798 \h </w:instrText>
+          <w:instrText xml:space="preserve"> PAGEREF _Toc242197056 \h </w:instrText>
         </w:r>
         <w:r>
           <w:rPr>
@@ -2101,7 +2101,7 @@
           <w14:ligatures w14:val="standardContextual"/>
         </w:rPr>
       </w:pPr>
-      <w:hyperlink w:anchor="_Toc242135799" w:history="1">
+      <w:hyperlink w:anchor="_Toc242197057" w:history="1">
         <w:r>
           <w:rPr>
             <w:rStyle w:val="Hipervnculo"/>
@@ -2128,7 +2128,7 @@
             <w:noProof/>
             <w:webHidden/>
           </w:rPr>
-          <w:instrText xml:space="preserve"> PAGEREF _Toc242135799 \h </w:instrText>
+          <w:instrText xml:space="preserve"> PAGEREF _Toc242197057 \h </w:instrText>
         </w:r>
         <w:r>
           <w:rPr>
@@ -2148,7 +2148,7 @@
             <w:noProof/>
             <w:webHidden/>
           </w:rPr>
-          <w:t>19</w:t>
+          <w:t>20</w:t>
         </w:r>
         <w:r>
           <w:rPr>
@@ -2171,7 +2171,7 @@
           <w14:ligatures w14:val="standardContextual"/>
         </w:rPr>
       </w:pPr>
-      <w:hyperlink w:anchor="_Toc242135800" w:history="1">
+      <w:hyperlink w:anchor="_Toc242197058" w:history="1">
         <w:r>
           <w:rPr>
             <w:rStyle w:val="Hipervnculo"/>
@@ -2198,7 +2198,7 @@
             <w:noProof/>
             <w:webHidden/>
           </w:rPr>
-          <w:instrText xml:space="preserve"> PAGEREF _Toc242135800 \h </w:instrText>
+          <w:instrText xml:space="preserve"> PAGEREF _Toc242197058 \h </w:instrText>
         </w:r>
         <w:r>
           <w:rPr>
@@ -2244,7 +2244,7 @@
           <w14:ligatures w14:val="standardContextual"/>
         </w:rPr>
       </w:pPr>
-      <w:hyperlink w:anchor="_Toc242135801" w:history="1">
+      <w:hyperlink w:anchor="_Toc242197059" w:history="1">
         <w:r>
           <w:rPr>
             <w:rStyle w:val="Hipervnculo"/>
@@ -2271,7 +2271,7 @@
             <w:noProof/>
             <w:webHidden/>
           </w:rPr>
-          <w:instrText xml:space="preserve"> PAGEREF _Toc242135801 \h </w:instrText>
+          <w:instrText xml:space="preserve"> PAGEREF _Toc242197059 \h </w:instrText>
         </w:r>
         <w:r>
           <w:rPr>
@@ -2291,7 +2291,7 @@
             <w:noProof/>
             <w:webHidden/>
           </w:rPr>
-          <w:t>21</w:t>
+          <w:t>22</w:t>
         </w:r>
         <w:r>
           <w:rPr>
@@ -2314,7 +2314,7 @@
           <w14:ligatures w14:val="standardContextual"/>
         </w:rPr>
       </w:pPr>
-      <w:hyperlink w:anchor="_Toc242135802" w:history="1">
+      <w:hyperlink w:anchor="_Toc242197060" w:history="1">
         <w:r>
           <w:rPr>
             <w:rStyle w:val="Hipervnculo"/>
@@ -2341,7 +2341,7 @@
             <w:noProof/>
             <w:webHidden/>
           </w:rPr>
-          <w:instrText xml:space="preserve"> PAGEREF _Toc242135802 \h </w:instrText>
+          <w:instrText xml:space="preserve"> PAGEREF _Toc242197060 \h </w:instrText>
         </w:r>
         <w:r>
           <w:rPr>
@@ -2361,7 +2361,7 @@
             <w:noProof/>
             <w:webHidden/>
           </w:rPr>
-          <w:t>21</w:t>
+          <w:t>22</w:t>
         </w:r>
         <w:r>
           <w:rPr>
@@ -2384,7 +2384,7 @@
           <w14:ligatures w14:val="standardContextual"/>
         </w:rPr>
       </w:pPr>
-      <w:hyperlink w:anchor="_Toc242135803" w:history="1">
+      <w:hyperlink w:anchor="_Toc242197061" w:history="1">
         <w:r>
           <w:rPr>
             <w:rStyle w:val="Hipervnculo"/>
@@ -2411,7 +2411,7 @@
             <w:noProof/>
             <w:webHidden/>
           </w:rPr>
-          <w:instrText xml:space="preserve"> PAGEREF _Toc242135803 \h </w:instrText>
+          <w:instrText xml:space="preserve"> PAGEREF _Toc242197061 \h </w:instrText>
         </w:r>
         <w:r>
           <w:rPr>
@@ -2431,7 +2431,7 @@
             <w:noProof/>
             <w:webHidden/>
           </w:rPr>
-          <w:t>21</w:t>
+          <w:t>22</w:t>
         </w:r>
         <w:r>
           <w:rPr>
@@ -2454,7 +2454,7 @@
           <w14:ligatures w14:val="standardContextual"/>
         </w:rPr>
       </w:pPr>
-      <w:hyperlink w:anchor="_Toc242135804" w:history="1">
+      <w:hyperlink w:anchor="_Toc242197062" w:history="1">
         <w:r>
           <w:rPr>
             <w:rStyle w:val="Hipervnculo"/>
@@ -2481,7 +2481,7 @@
             <w:noProof/>
             <w:webHidden/>
           </w:rPr>
-          <w:instrText xml:space="preserve"> PAGEREF _Toc242135804 \h </w:instrText>
+          <w:instrText xml:space="preserve"> PAGEREF _Toc242197062 \h </w:instrText>
         </w:r>
         <w:r>
           <w:rPr>
@@ -2501,7 +2501,7 @@
             <w:noProof/>
             <w:webHidden/>
           </w:rPr>
-          <w:t>22</w:t>
+          <w:t>23</w:t>
         </w:r>
         <w:r>
           <w:rPr>
@@ -2524,7 +2524,7 @@
           <w14:ligatures w14:val="standardContextual"/>
         </w:rPr>
       </w:pPr>
-      <w:hyperlink w:anchor="_Toc242135805" w:history="1">
+      <w:hyperlink w:anchor="_Toc242197063" w:history="1">
         <w:r>
           <w:rPr>
             <w:rStyle w:val="Hipervnculo"/>
@@ -2551,7 +2551,7 @@
             <w:noProof/>
             <w:webHidden/>
           </w:rPr>
-          <w:instrText xml:space="preserve"> PAGEREF _Toc242135805 \h </w:instrText>
+          <w:instrText xml:space="preserve"> PAGEREF _Toc242197063 \h </w:instrText>
         </w:r>
         <w:r>
           <w:rPr>
@@ -2571,7 +2571,7 @@
             <w:noProof/>
             <w:webHidden/>
           </w:rPr>
-          <w:t>22</w:t>
+          <w:t>23</w:t>
         </w:r>
         <w:r>
           <w:rPr>
@@ -2594,7 +2594,7 @@
           <w14:ligatures w14:val="standardContextual"/>
         </w:rPr>
       </w:pPr>
-      <w:hyperlink w:anchor="_Toc242135806" w:history="1">
+      <w:hyperlink w:anchor="_Toc242197064" w:history="1">
         <w:r>
           <w:rPr>
             <w:rStyle w:val="Hipervnculo"/>
@@ -2621,7 +2621,7 @@
             <w:noProof/>
             <w:webHidden/>
           </w:rPr>
-          <w:instrText xml:space="preserve"> PAGEREF _Toc242135806 \h </w:instrText>
+          <w:instrText xml:space="preserve"> PAGEREF _Toc242197064 \h </w:instrText>
         </w:r>
         <w:r>
           <w:rPr>
@@ -2641,7 +2641,7 @@
             <w:noProof/>
             <w:webHidden/>
           </w:rPr>
-          <w:t>23</w:t>
+          <w:t>24</w:t>
         </w:r>
         <w:r>
           <w:rPr>
@@ -2667,7 +2667,7 @@
           <w14:ligatures w14:val="standardContextual"/>
         </w:rPr>
       </w:pPr>
-      <w:hyperlink w:anchor="_Toc242135807" w:history="1">
+      <w:hyperlink w:anchor="_Toc242197065" w:history="1">
         <w:r>
           <w:rPr>
             <w:rStyle w:val="Hipervnculo"/>
@@ -2694,7 +2694,7 @@
             <w:noProof/>
             <w:webHidden/>
           </w:rPr>
-          <w:instrText xml:space="preserve"> PAGEREF _Toc242135807 \h </w:instrText>
+          <w:instrText xml:space="preserve"> PAGEREF _Toc242197065 \h </w:instrText>
         </w:r>
         <w:r>
           <w:rPr>
@@ -2714,7 +2714,7 @@
             <w:noProof/>
             <w:webHidden/>
           </w:rPr>
-          <w:t>24</w:t>
+          <w:t>25</w:t>
         </w:r>
         <w:r>
           <w:rPr>
@@ -2737,7 +2737,7 @@
           <w14:ligatures w14:val="standardContextual"/>
         </w:rPr>
       </w:pPr>
-      <w:hyperlink w:anchor="_Toc242135808" w:history="1">
+      <w:hyperlink w:anchor="_Toc242197066" w:history="1">
         <w:r>
           <w:rPr>
             <w:rStyle w:val="Hipervnculo"/>
@@ -2764,7 +2764,7 @@
             <w:noProof/>
             <w:webHidden/>
           </w:rPr>
-          <w:instrText xml:space="preserve"> PAGEREF _Toc242135808 \h </w:instrText>
+          <w:instrText xml:space="preserve"> PAGEREF _Toc242197066 \h </w:instrText>
         </w:r>
         <w:r>
           <w:rPr>
@@ -2784,7 +2784,7 @@
             <w:noProof/>
             <w:webHidden/>
           </w:rPr>
-          <w:t>24</w:t>
+          <w:t>25</w:t>
         </w:r>
         <w:r>
           <w:rPr>
@@ -2807,7 +2807,7 @@
           <w14:ligatures w14:val="standardContextual"/>
         </w:rPr>
       </w:pPr>
-      <w:hyperlink w:anchor="_Toc242135809" w:history="1">
+      <w:hyperlink w:anchor="_Toc242197067" w:history="1">
         <w:r>
           <w:rPr>
             <w:rStyle w:val="Hipervnculo"/>
@@ -2834,7 +2834,7 @@
             <w:noProof/>
             <w:webHidden/>
           </w:rPr>
-          <w:instrText xml:space="preserve"> PAGEREF _Toc242135809 \h </w:instrText>
+          <w:instrText xml:space="preserve"> PAGEREF _Toc242197067 \h </w:instrText>
         </w:r>
         <w:r>
           <w:rPr>
@@ -2854,7 +2854,7 @@
             <w:noProof/>
             <w:webHidden/>
           </w:rPr>
-          <w:t>24</w:t>
+          <w:t>25</w:t>
         </w:r>
         <w:r>
           <w:rPr>
@@ -2877,7 +2877,7 @@
           <w14:ligatures w14:val="standardContextual"/>
         </w:rPr>
       </w:pPr>
-      <w:hyperlink w:anchor="_Toc242135810" w:history="1">
+      <w:hyperlink w:anchor="_Toc242197068" w:history="1">
         <w:r>
           <w:rPr>
             <w:rStyle w:val="Hipervnculo"/>
@@ -2904,7 +2904,7 @@
             <w:noProof/>
             <w:webHidden/>
           </w:rPr>
-          <w:instrText xml:space="preserve"> PAGEREF _Toc242135810 \h </w:instrText>
+          <w:instrText xml:space="preserve"> PAGEREF _Toc242197068 \h </w:instrText>
         </w:r>
         <w:r>
           <w:rPr>
@@ -2924,7 +2924,7 @@
             <w:noProof/>
             <w:webHidden/>
           </w:rPr>
-          <w:t>25</w:t>
+          <w:t>26</w:t>
         </w:r>
         <w:r>
           <w:rPr>
@@ -2947,7 +2947,7 @@
           <w14:ligatures w14:val="standardContextual"/>
         </w:rPr>
       </w:pPr>
-      <w:hyperlink w:anchor="_Toc242135811" w:history="1">
+      <w:hyperlink w:anchor="_Toc242197069" w:history="1">
         <w:r>
           <w:rPr>
             <w:rStyle w:val="Hipervnculo"/>
@@ -2974,7 +2974,7 @@
             <w:noProof/>
             <w:webHidden/>
           </w:rPr>
-          <w:instrText xml:space="preserve"> PAGEREF _Toc242135811 \h </w:instrText>
+          <w:instrText xml:space="preserve"> PAGEREF _Toc242197069 \h </w:instrText>
         </w:r>
         <w:r>
           <w:rPr>
@@ -2994,7 +2994,7 @@
             <w:noProof/>
             <w:webHidden/>
           </w:rPr>
-          <w:t>25</w:t>
+          <w:t>26</w:t>
         </w:r>
         <w:r>
           <w:rPr>
@@ -3017,7 +3017,7 @@
           <w14:ligatures w14:val="standardContextual"/>
         </w:rPr>
       </w:pPr>
-      <w:hyperlink w:anchor="_Toc242135812" w:history="1">
+      <w:hyperlink w:anchor="_Toc242197070" w:history="1">
         <w:r>
           <w:rPr>
             <w:rStyle w:val="Hipervnculo"/>
@@ -3044,7 +3044,7 @@
             <w:noProof/>
             <w:webHidden/>
           </w:rPr>
-          <w:instrText xml:space="preserve"> PAGEREF _Toc242135812 \h </w:instrText>
+          <w:instrText xml:space="preserve"> PAGEREF _Toc242197070 \h </w:instrText>
         </w:r>
         <w:r>
           <w:rPr>
@@ -3064,7 +3064,7 @@
             <w:noProof/>
             <w:webHidden/>
           </w:rPr>
-          <w:t>25</w:t>
+          <w:t>26</w:t>
         </w:r>
         <w:r>
           <w:rPr>
@@ -3087,7 +3087,7 @@
           <w14:ligatures w14:val="standardContextual"/>
         </w:rPr>
       </w:pPr>
-      <w:hyperlink w:anchor="_Toc242135813" w:history="1">
+      <w:hyperlink w:anchor="_Toc242197071" w:history="1">
         <w:r>
           <w:rPr>
             <w:rStyle w:val="Hipervnculo"/>
@@ -3114,7 +3114,7 @@
             <w:noProof/>
             <w:webHidden/>
           </w:rPr>
-          <w:instrText xml:space="preserve"> PAGEREF _Toc242135813 \h </w:instrText>
+          <w:instrText xml:space="preserve"> PAGEREF _Toc242197071 \h </w:instrText>
         </w:r>
         <w:r>
           <w:rPr>
@@ -3134,7 +3134,7 @@
             <w:noProof/>
             <w:webHidden/>
           </w:rPr>
-          <w:t>26</w:t>
+          <w:t>27</w:t>
         </w:r>
         <w:r>
           <w:rPr>
@@ -3157,7 +3157,7 @@
           <w14:ligatures w14:val="standardContextual"/>
         </w:rPr>
       </w:pPr>
-      <w:hyperlink w:anchor="_Toc242135814" w:history="1">
+      <w:hyperlink w:anchor="_Toc242197072" w:history="1">
         <w:r>
           <w:rPr>
             <w:rStyle w:val="Hipervnculo"/>
@@ -3184,7 +3184,7 @@
             <w:noProof/>
             <w:webHidden/>
           </w:rPr>
-          <w:instrText xml:space="preserve"> PAGEREF _Toc242135814 \h </w:instrText>
+          <w:instrText xml:space="preserve"> PAGEREF _Toc242197072 \h </w:instrText>
         </w:r>
         <w:r>
           <w:rPr>
@@ -3204,7 +3204,7 @@
             <w:noProof/>
             <w:webHidden/>
           </w:rPr>
-          <w:t>26</w:t>
+          <w:t>27</w:t>
         </w:r>
         <w:r>
           <w:rPr>
@@ -3227,7 +3227,7 @@
           <w14:ligatures w14:val="standardContextual"/>
         </w:rPr>
       </w:pPr>
-      <w:hyperlink w:anchor="_Toc242135815" w:history="1">
+      <w:hyperlink w:anchor="_Toc242197073" w:history="1">
         <w:r>
           <w:rPr>
             <w:rStyle w:val="Hipervnculo"/>
@@ -3254,7 +3254,7 @@
             <w:noProof/>
             <w:webHidden/>
           </w:rPr>
-          <w:instrText xml:space="preserve"> PAGEREF _Toc242135815 \h </w:instrText>
+          <w:instrText xml:space="preserve"> PAGEREF _Toc242197073 \h </w:instrText>
         </w:r>
         <w:r>
           <w:rPr>
@@ -3274,7 +3274,7 @@
             <w:noProof/>
             <w:webHidden/>
           </w:rPr>
-          <w:t>26</w:t>
+          <w:t>27</w:t>
         </w:r>
         <w:r>
           <w:rPr>
@@ -3297,7 +3297,7 @@
           <w14:ligatures w14:val="standardContextual"/>
         </w:rPr>
       </w:pPr>
-      <w:hyperlink w:anchor="_Toc242135816" w:history="1">
+      <w:hyperlink w:anchor="_Toc242197074" w:history="1">
         <w:r>
           <w:rPr>
             <w:rStyle w:val="Hipervnculo"/>
@@ -3324,7 +3324,7 @@
             <w:noProof/>
             <w:webHidden/>
           </w:rPr>
-          <w:instrText xml:space="preserve"> PAGEREF _Toc242135816 \h </w:instrText>
+          <w:instrText xml:space="preserve"> PAGEREF _Toc242197074 \h </w:instrText>
         </w:r>
         <w:r>
           <w:rPr>
@@ -3344,7 +3344,7 @@
             <w:noProof/>
             <w:webHidden/>
           </w:rPr>
-          <w:t>27</w:t>
+          <w:t>28</w:t>
         </w:r>
         <w:r>
           <w:rPr>
@@ -3367,7 +3367,7 @@
           <w14:ligatures w14:val="standardContextual"/>
         </w:rPr>
       </w:pPr>
-      <w:hyperlink w:anchor="_Toc242135817" w:history="1">
+      <w:hyperlink w:anchor="_Toc242197075" w:history="1">
         <w:r>
           <w:rPr>
             <w:rStyle w:val="Hipervnculo"/>
@@ -3394,7 +3394,7 @@
             <w:noProof/>
             <w:webHidden/>
           </w:rPr>
-          <w:instrText xml:space="preserve"> PAGEREF _Toc242135817 \h </w:instrText>
+          <w:instrText xml:space="preserve"> PAGEREF _Toc242197075 \h </w:instrText>
         </w:r>
         <w:r>
           <w:rPr>
@@ -3414,7 +3414,7 @@
             <w:noProof/>
             <w:webHidden/>
           </w:rPr>
-          <w:t>27</w:t>
+          <w:t>29</w:t>
         </w:r>
         <w:r>
           <w:rPr>
@@ -3437,7 +3437,7 @@
           <w14:ligatures w14:val="standardContextual"/>
         </w:rPr>
       </w:pPr>
-      <w:hyperlink w:anchor="_Toc242135818" w:history="1">
+      <w:hyperlink w:anchor="_Toc242197076" w:history="1">
         <w:r>
           <w:rPr>
             <w:rStyle w:val="Hipervnculo"/>
@@ -3464,7 +3464,7 @@
             <w:noProof/>
             <w:webHidden/>
           </w:rPr>
-          <w:instrText xml:space="preserve"> PAGEREF _Toc242135818 \h </w:instrText>
+          <w:instrText xml:space="preserve"> PAGEREF _Toc242197076 \h </w:instrText>
         </w:r>
         <w:r>
           <w:rPr>
@@ -3484,7 +3484,7 @@
             <w:noProof/>
             <w:webHidden/>
           </w:rPr>
-          <w:t>28</w:t>
+          <w:t>30</w:t>
         </w:r>
         <w:r>
           <w:rPr>
@@ -3510,7 +3510,7 @@
           <w14:ligatures w14:val="standardContextual"/>
         </w:rPr>
       </w:pPr>
-      <w:hyperlink w:anchor="_Toc242135819" w:history="1">
+      <w:hyperlink w:anchor="_Toc242197077" w:history="1">
         <w:r>
           <w:rPr>
             <w:rStyle w:val="Hipervnculo"/>
@@ -3537,7 +3537,7 @@
             <w:noProof/>
             <w:webHidden/>
           </w:rPr>
-          <w:instrText xml:space="preserve"> PAGEREF _Toc242135819 \h </w:instrText>
+          <w:instrText xml:space="preserve"> PAGEREF _Toc242197077 \h </w:instrText>
         </w:r>
         <w:r>
           <w:rPr>
@@ -3557,7 +3557,7 @@
             <w:noProof/>
             <w:webHidden/>
           </w:rPr>
-          <w:t>29</w:t>
+          <w:t>31</w:t>
         </w:r>
         <w:r>
           <w:rPr>
@@ -3580,7 +3580,7 @@
           <w14:ligatures w14:val="standardContextual"/>
         </w:rPr>
       </w:pPr>
-      <w:hyperlink w:anchor="_Toc242135820" w:history="1">
+      <w:hyperlink w:anchor="_Toc242197078" w:history="1">
         <w:r>
           <w:rPr>
             <w:rStyle w:val="Hipervnculo"/>
@@ -3607,7 +3607,7 @@
             <w:noProof/>
             <w:webHidden/>
           </w:rPr>
-          <w:instrText xml:space="preserve"> PAGEREF _Toc242135820 \h </w:instrText>
+          <w:instrText xml:space="preserve"> PAGEREF _Toc242197078 \h </w:instrText>
         </w:r>
         <w:r>
           <w:rPr>
@@ -3627,7 +3627,7 @@
             <w:noProof/>
             <w:webHidden/>
           </w:rPr>
-          <w:t>29</w:t>
+          <w:t>31</w:t>
         </w:r>
         <w:r>
           <w:rPr>
@@ -3650,7 +3650,7 @@
           <w14:ligatures w14:val="standardContextual"/>
         </w:rPr>
       </w:pPr>
-      <w:hyperlink w:anchor="_Toc242135821" w:history="1">
+      <w:hyperlink w:anchor="_Toc242197079" w:history="1">
         <w:r>
           <w:rPr>
             <w:rStyle w:val="Hipervnculo"/>
@@ -3677,7 +3677,7 @@
             <w:noProof/>
             <w:webHidden/>
           </w:rPr>
-          <w:instrText xml:space="preserve"> PAGEREF _Toc242135821 \h </w:instrText>
+          <w:instrText xml:space="preserve"> PAGEREF _Toc242197079 \h </w:instrText>
         </w:r>
         <w:r>
           <w:rPr>
@@ -3697,7 +3697,7 @@
             <w:noProof/>
             <w:webHidden/>
           </w:rPr>
-          <w:t>29</w:t>
+          <w:t>31</w:t>
         </w:r>
         <w:r>
           <w:rPr>
@@ -3720,7 +3720,7 @@
           <w14:ligatures w14:val="standardContextual"/>
         </w:rPr>
       </w:pPr>
-      <w:hyperlink w:anchor="_Toc242135822" w:history="1">
+      <w:hyperlink w:anchor="_Toc242197080" w:history="1">
         <w:r>
           <w:rPr>
             <w:rStyle w:val="Hipervnculo"/>
@@ -3747,7 +3747,7 @@
             <w:noProof/>
             <w:webHidden/>
           </w:rPr>
-          <w:instrText xml:space="preserve"> PAGEREF _Toc242135822 \h </w:instrText>
+          <w:instrText xml:space="preserve"> PAGEREF _Toc242197080 \h </w:instrText>
         </w:r>
         <w:r>
           <w:rPr>
@@ -3767,7 +3767,7 @@
             <w:noProof/>
             <w:webHidden/>
           </w:rPr>
-          <w:t>30</w:t>
+          <w:t>32</w:t>
         </w:r>
         <w:r>
           <w:rPr>
@@ -3790,7 +3790,7 @@
           <w14:ligatures w14:val="standardContextual"/>
         </w:rPr>
       </w:pPr>
-      <w:hyperlink w:anchor="_Toc242135823" w:history="1">
+      <w:hyperlink w:anchor="_Toc242197081" w:history="1">
         <w:r>
           <w:rPr>
             <w:rStyle w:val="Hipervnculo"/>
@@ -3817,7 +3817,7 @@
             <w:noProof/>
             <w:webHidden/>
           </w:rPr>
-          <w:instrText xml:space="preserve"> PAGEREF _Toc242135823 \h </w:instrText>
+          <w:instrText xml:space="preserve"> PAGEREF _Toc242197081 \h </w:instrText>
         </w:r>
         <w:r>
           <w:rPr>
@@ -3837,7 +3837,7 @@
             <w:noProof/>
             <w:webHidden/>
           </w:rPr>
-          <w:t>30</w:t>
+          <w:t>32</w:t>
         </w:r>
         <w:r>
           <w:rPr>
@@ -3860,7 +3860,7 @@
           <w14:ligatures w14:val="standardContextual"/>
         </w:rPr>
       </w:pPr>
-      <w:hyperlink w:anchor="_Toc242135824" w:history="1">
+      <w:hyperlink w:anchor="_Toc242197082" w:history="1">
         <w:r>
           <w:rPr>
             <w:rStyle w:val="Hipervnculo"/>
@@ -3887,7 +3887,7 @@
             <w:noProof/>
             <w:webHidden/>
           </w:rPr>
-          <w:instrText xml:space="preserve"> PAGEREF _Toc242135824 \h </w:instrText>
+          <w:instrText xml:space="preserve"> PAGEREF _Toc242197082 \h </w:instrText>
         </w:r>
         <w:r>
           <w:rPr>
@@ -3907,7 +3907,7 @@
             <w:noProof/>
             <w:webHidden/>
           </w:rPr>
-          <w:t>30</w:t>
+          <w:t>32</w:t>
         </w:r>
         <w:r>
           <w:rPr>
@@ -3930,7 +3930,7 @@
           <w14:ligatures w14:val="standardContextual"/>
         </w:rPr>
       </w:pPr>
-      <w:hyperlink w:anchor="_Toc242135825" w:history="1">
+      <w:hyperlink w:anchor="_Toc242197083" w:history="1">
         <w:r>
           <w:rPr>
             <w:rStyle w:val="Hipervnculo"/>
@@ -3957,7 +3957,7 @@
             <w:noProof/>
             <w:webHidden/>
           </w:rPr>
-          <w:instrText xml:space="preserve"> PAGEREF _Toc242135825 \h </w:instrText>
+          <w:instrText xml:space="preserve"> PAGEREF _Toc242197083 \h </w:instrText>
         </w:r>
         <w:r>
           <w:rPr>
@@ -3977,7 +3977,7 @@
             <w:noProof/>
             <w:webHidden/>
           </w:rPr>
-          <w:t>31</w:t>
+          <w:t>33</w:t>
         </w:r>
         <w:r>
           <w:rPr>
@@ -4003,7 +4003,7 @@
           <w14:ligatures w14:val="standardContextual"/>
         </w:rPr>
       </w:pPr>
-      <w:hyperlink w:anchor="_Toc242135826" w:history="1">
+      <w:hyperlink w:anchor="_Toc242197084" w:history="1">
         <w:r>
           <w:rPr>
             <w:rStyle w:val="Hipervnculo"/>
@@ -4030,7 +4030,7 @@
             <w:noProof/>
             <w:webHidden/>
           </w:rPr>
-          <w:instrText xml:space="preserve"> PAGEREF _Toc242135826 \h </w:instrText>
+          <w:instrText xml:space="preserve"> PAGEREF _Toc242197084 \h </w:instrText>
         </w:r>
         <w:r>
           <w:rPr>
@@ -4050,7 +4050,7 @@
             <w:noProof/>
             <w:webHidden/>
           </w:rPr>
-          <w:t>32</w:t>
+          <w:t>34</w:t>
         </w:r>
         <w:r>
           <w:rPr>
@@ -4073,7 +4073,7 @@
           <w14:ligatures w14:val="standardContextual"/>
         </w:rPr>
       </w:pPr>
-      <w:hyperlink w:anchor="_Toc242135827" w:history="1">
+      <w:hyperlink w:anchor="_Toc242197085" w:history="1">
         <w:r>
           <w:rPr>
             <w:rStyle w:val="Hipervnculo"/>
@@ -4100,7 +4100,7 @@
             <w:noProof/>
             <w:webHidden/>
           </w:rPr>
-          <w:instrText xml:space="preserve"> PAGEREF _Toc242135827 \h </w:instrText>
+          <w:instrText xml:space="preserve"> PAGEREF _Toc242197085 \h </w:instrText>
         </w:r>
         <w:r>
           <w:rPr>
@@ -4120,7 +4120,7 @@
             <w:noProof/>
             <w:webHidden/>
           </w:rPr>
-          <w:t>32</w:t>
+          <w:t>34</w:t>
         </w:r>
         <w:r>
           <w:rPr>
@@ -4143,7 +4143,7 @@
           <w14:ligatures w14:val="standardContextual"/>
         </w:rPr>
       </w:pPr>
-      <w:hyperlink w:anchor="_Toc242135828" w:history="1">
+      <w:hyperlink w:anchor="_Toc242197086" w:history="1">
         <w:r>
           <w:rPr>
             <w:rStyle w:val="Hipervnculo"/>
@@ -4170,7 +4170,7 @@
             <w:noProof/>
             <w:webHidden/>
           </w:rPr>
-          <w:instrText xml:space="preserve"> PAGEREF _Toc242135828 \h </w:instrText>
+          <w:instrText xml:space="preserve"> PAGEREF _Toc242197086 \h </w:instrText>
         </w:r>
         <w:r>
           <w:rPr>
@@ -4190,7 +4190,7 @@
             <w:noProof/>
             <w:webHidden/>
           </w:rPr>
-          <w:t>32</w:t>
+          <w:t>34</w:t>
         </w:r>
         <w:r>
           <w:rPr>
@@ -4213,7 +4213,7 @@
           <w14:ligatures w14:val="standardContextual"/>
         </w:rPr>
       </w:pPr>
-      <w:hyperlink w:anchor="_Toc242135829" w:history="1">
+      <w:hyperlink w:anchor="_Toc242197087" w:history="1">
         <w:r>
           <w:rPr>
             <w:rStyle w:val="Hipervnculo"/>
@@ -4240,7 +4240,7 @@
             <w:noProof/>
             <w:webHidden/>
           </w:rPr>
-          <w:instrText xml:space="preserve"> PAGEREF _Toc242135829 \h </w:instrText>
+          <w:instrText xml:space="preserve"> PAGEREF _Toc242197087 \h </w:instrText>
         </w:r>
         <w:r>
           <w:rPr>
@@ -4260,7 +4260,7 @@
             <w:noProof/>
             <w:webHidden/>
           </w:rPr>
-          <w:t>33</w:t>
+          <w:t>35</w:t>
         </w:r>
         <w:r>
           <w:rPr>
@@ -4283,7 +4283,7 @@
           <w14:ligatures w14:val="standardContextual"/>
         </w:rPr>
       </w:pPr>
-      <w:hyperlink w:anchor="_Toc242135830" w:history="1">
+      <w:hyperlink w:anchor="_Toc242197088" w:history="1">
         <w:r>
           <w:rPr>
             <w:rStyle w:val="Hipervnculo"/>
@@ -4310,7 +4310,7 @@
             <w:noProof/>
             <w:webHidden/>
           </w:rPr>
-          <w:instrText xml:space="preserve"> PAGEREF _Toc242135830 \h </w:instrText>
+          <w:instrText xml:space="preserve"> PAGEREF _Toc242197088 \h </w:instrText>
         </w:r>
         <w:r>
           <w:rPr>
@@ -4330,7 +4330,7 @@
             <w:noProof/>
             <w:webHidden/>
           </w:rPr>
-          <w:t>34</w:t>
+          <w:t>36</w:t>
         </w:r>
         <w:r>
           <w:rPr>
@@ -4353,7 +4353,7 @@
           <w14:ligatures w14:val="standardContextual"/>
         </w:rPr>
       </w:pPr>
-      <w:hyperlink w:anchor="_Toc242135831" w:history="1">
+      <w:hyperlink w:anchor="_Toc242197089" w:history="1">
         <w:r>
           <w:rPr>
             <w:rStyle w:val="Hipervnculo"/>
@@ -4380,7 +4380,7 @@
             <w:noProof/>
             <w:webHidden/>
           </w:rPr>
-          <w:instrText xml:space="preserve"> PAGEREF _Toc242135831 \h </w:instrText>
+          <w:instrText xml:space="preserve"> PAGEREF _Toc242197089 \h </w:instrText>
         </w:r>
         <w:r>
           <w:rPr>
@@ -4400,7 +4400,7 @@
             <w:noProof/>
             <w:webHidden/>
           </w:rPr>
-          <w:t>34</w:t>
+          <w:t>36</w:t>
         </w:r>
         <w:r>
           <w:rPr>
@@ -4423,7 +4423,7 @@
           <w14:ligatures w14:val="standardContextual"/>
         </w:rPr>
       </w:pPr>
-      <w:hyperlink w:anchor="_Toc242135832" w:history="1">
+      <w:hyperlink w:anchor="_Toc242197090" w:history="1">
         <w:r>
           <w:rPr>
             <w:rStyle w:val="Hipervnculo"/>
@@ -4450,7 +4450,7 @@
             <w:noProof/>
             <w:webHidden/>
           </w:rPr>
-          <w:instrText xml:space="preserve"> PAGEREF _Toc242135832 \h </w:instrText>
+          <w:instrText xml:space="preserve"> PAGEREF _Toc242197090 \h </w:instrText>
         </w:r>
         <w:r>
           <w:rPr>
@@ -4470,7 +4470,7 @@
             <w:noProof/>
             <w:webHidden/>
           </w:rPr>
-          <w:t>34</w:t>
+          <w:t>36</w:t>
         </w:r>
         <w:r>
           <w:rPr>
@@ -4493,7 +4493,7 @@
           <w14:ligatures w14:val="standardContextual"/>
         </w:rPr>
       </w:pPr>
-      <w:hyperlink w:anchor="_Toc242135833" w:history="1">
+      <w:hyperlink w:anchor="_Toc242197091" w:history="1">
         <w:r>
           <w:rPr>
             <w:rStyle w:val="Hipervnculo"/>
@@ -4520,7 +4520,7 @@
             <w:noProof/>
             <w:webHidden/>
           </w:rPr>
-          <w:instrText xml:space="preserve"> PAGEREF _Toc242135833 \h </w:instrText>
+          <w:instrText xml:space="preserve"> PAGEREF _Toc242197091 \h </w:instrText>
         </w:r>
         <w:r>
           <w:rPr>
@@ -4540,7 +4540,7 @@
             <w:noProof/>
             <w:webHidden/>
           </w:rPr>
-          <w:t>35</w:t>
+          <w:t>37</w:t>
         </w:r>
         <w:r>
           <w:rPr>
@@ -4563,7 +4563,7 @@
           <w14:ligatures w14:val="standardContextual"/>
         </w:rPr>
       </w:pPr>
-      <w:hyperlink w:anchor="_Toc242135834" w:history="1">
+      <w:hyperlink w:anchor="_Toc242197092" w:history="1">
         <w:r>
           <w:rPr>
             <w:rStyle w:val="Hipervnculo"/>
@@ -4590,7 +4590,7 @@
             <w:noProof/>
             <w:webHidden/>
           </w:rPr>
-          <w:instrText xml:space="preserve"> PAGEREF _Toc242135834 \h </w:instrText>
+          <w:instrText xml:space="preserve"> PAGEREF _Toc242197092 \h </w:instrText>
         </w:r>
         <w:r>
           <w:rPr>
@@ -4610,7 +4610,7 @@
             <w:noProof/>
             <w:webHidden/>
           </w:rPr>
-          <w:t>35</w:t>
+          <w:t>37</w:t>
         </w:r>
         <w:r>
           <w:rPr>
@@ -4633,7 +4633,7 @@
           <w14:ligatures w14:val="standardContextual"/>
         </w:rPr>
       </w:pPr>
-      <w:hyperlink w:anchor="_Toc242135835" w:history="1">
+      <w:hyperlink w:anchor="_Toc242197093" w:history="1">
         <w:r>
           <w:rPr>
             <w:rStyle w:val="Hipervnculo"/>
@@ -4660,7 +4660,7 @@
             <w:noProof/>
             <w:webHidden/>
           </w:rPr>
-          <w:instrText xml:space="preserve"> PAGEREF _Toc242135835 \h </w:instrText>
+          <w:instrText xml:space="preserve"> PAGEREF _Toc242197093 \h </w:instrText>
         </w:r>
         <w:r>
           <w:rPr>
@@ -4680,7 +4680,7 @@
             <w:noProof/>
             <w:webHidden/>
           </w:rPr>
-          <w:t>35</w:t>
+          <w:t>37</w:t>
         </w:r>
         <w:r>
           <w:rPr>
@@ -4703,7 +4703,7 @@
           <w14:ligatures w14:val="standardContextual"/>
         </w:rPr>
       </w:pPr>
-      <w:hyperlink w:anchor="_Toc242135836" w:history="1">
+      <w:hyperlink w:anchor="_Toc242197094" w:history="1">
         <w:r>
           <w:rPr>
             <w:rStyle w:val="Hipervnculo"/>
@@ -4730,7 +4730,7 @@
             <w:noProof/>
             <w:webHidden/>
           </w:rPr>
-          <w:instrText xml:space="preserve"> PAGEREF _Toc242135836 \h </w:instrText>
+          <w:instrText xml:space="preserve"> PAGEREF _Toc242197094 \h </w:instrText>
         </w:r>
         <w:r>
           <w:rPr>
@@ -4750,7 +4750,7 @@
             <w:noProof/>
             <w:webHidden/>
           </w:rPr>
-          <w:t>36</w:t>
+          <w:t>38</w:t>
         </w:r>
         <w:r>
           <w:rPr>
@@ -4773,7 +4773,7 @@
           <w14:ligatures w14:val="standardContextual"/>
         </w:rPr>
       </w:pPr>
-      <w:hyperlink w:anchor="_Toc242135837" w:history="1">
+      <w:hyperlink w:anchor="_Toc242197095" w:history="1">
         <w:r>
           <w:rPr>
             <w:rStyle w:val="Hipervnculo"/>
@@ -4800,7 +4800,7 @@
             <w:noProof/>
             <w:webHidden/>
           </w:rPr>
-          <w:instrText xml:space="preserve"> PAGEREF _Toc242135837 \h </w:instrText>
+          <w:instrText xml:space="preserve"> PAGEREF _Toc242197095 \h </w:instrText>
         </w:r>
         <w:r>
           <w:rPr>
@@ -4820,7 +4820,7 @@
             <w:noProof/>
             <w:webHidden/>
           </w:rPr>
-          <w:t>36</w:t>
+          <w:t>38</w:t>
         </w:r>
         <w:r>
           <w:rPr>
@@ -4843,7 +4843,7 @@
           <w14:ligatures w14:val="standardContextual"/>
         </w:rPr>
       </w:pPr>
-      <w:hyperlink w:anchor="_Toc242135838" w:history="1">
+      <w:hyperlink w:anchor="_Toc242197096" w:history="1">
         <w:r>
           <w:rPr>
             <w:rStyle w:val="Hipervnculo"/>
@@ -4870,7 +4870,7 @@
             <w:noProof/>
             <w:webHidden/>
           </w:rPr>
-          <w:instrText xml:space="preserve"> PAGEREF _Toc242135838 \h </w:instrText>
+          <w:instrText xml:space="preserve"> PAGEREF _Toc242197096 \h </w:instrText>
         </w:r>
         <w:r>
           <w:rPr>
@@ -4890,7 +4890,7 @@
             <w:noProof/>
             <w:webHidden/>
           </w:rPr>
-          <w:t>37</w:t>
+          <w:t>39</w:t>
         </w:r>
         <w:r>
           <w:rPr>
@@ -4913,7 +4913,7 @@
           <w14:ligatures w14:val="standardContextual"/>
         </w:rPr>
       </w:pPr>
-      <w:hyperlink w:anchor="_Toc242135839" w:history="1">
+      <w:hyperlink w:anchor="_Toc242197097" w:history="1">
         <w:r>
           <w:rPr>
             <w:rStyle w:val="Hipervnculo"/>
@@ -4940,7 +4940,7 @@
             <w:noProof/>
             <w:webHidden/>
           </w:rPr>
-          <w:instrText xml:space="preserve"> PAGEREF _Toc242135839 \h </w:instrText>
+          <w:instrText xml:space="preserve"> PAGEREF _Toc242197097 \h </w:instrText>
         </w:r>
         <w:r>
           <w:rPr>
@@ -4960,7 +4960,7 @@
             <w:noProof/>
             <w:webHidden/>
           </w:rPr>
-          <w:t>38</w:t>
+          <w:t>40</w:t>
         </w:r>
         <w:r>
           <w:rPr>
@@ -4983,7 +4983,7 @@
           <w14:ligatures w14:val="standardContextual"/>
         </w:rPr>
       </w:pPr>
-      <w:hyperlink w:anchor="_Toc242135840" w:history="1">
+      <w:hyperlink w:anchor="_Toc242197098" w:history="1">
         <w:r>
           <w:rPr>
             <w:rStyle w:val="Hipervnculo"/>
@@ -5010,7 +5010,7 @@
             <w:noProof/>
             <w:webHidden/>
           </w:rPr>
-          <w:instrText xml:space="preserve"> PAGEREF _Toc242135840 \h </w:instrText>
+          <w:instrText xml:space="preserve"> PAGEREF _Toc242197098 \h </w:instrText>
         </w:r>
         <w:r>
           <w:rPr>
@@ -5030,7 +5030,7 @@
             <w:noProof/>
             <w:webHidden/>
           </w:rPr>
-          <w:t>39</w:t>
+          <w:t>41</w:t>
         </w:r>
         <w:r>
           <w:rPr>
@@ -5053,7 +5053,7 @@
           <w14:ligatures w14:val="standardContextual"/>
         </w:rPr>
       </w:pPr>
-      <w:hyperlink w:anchor="_Toc242135841" w:history="1">
+      <w:hyperlink w:anchor="_Toc242197099" w:history="1">
         <w:r>
           <w:rPr>
             <w:rStyle w:val="Hipervnculo"/>
@@ -5080,7 +5080,7 @@
             <w:noProof/>
             <w:webHidden/>
           </w:rPr>
-          <w:instrText xml:space="preserve"> PAGEREF _Toc242135841 \h </w:instrText>
+          <w:instrText xml:space="preserve"> PAGEREF _Toc242197099 \h </w:instrText>
         </w:r>
         <w:r>
           <w:rPr>
@@ -5100,7 +5100,7 @@
             <w:noProof/>
             <w:webHidden/>
           </w:rPr>
-          <w:t>40</w:t>
+          <w:t>42</w:t>
         </w:r>
         <w:r>
           <w:rPr>
@@ -5123,7 +5123,7 @@
           <w14:ligatures w14:val="standardContextual"/>
         </w:rPr>
       </w:pPr>
-      <w:hyperlink w:anchor="_Toc242135842" w:history="1">
+      <w:hyperlink w:anchor="_Toc242197100" w:history="1">
         <w:r>
           <w:rPr>
             <w:rStyle w:val="Hipervnculo"/>
@@ -5150,7 +5150,7 @@
             <w:noProof/>
             <w:webHidden/>
           </w:rPr>
-          <w:instrText xml:space="preserve"> PAGEREF _Toc242135842 \h </w:instrText>
+          <w:instrText xml:space="preserve"> PAGEREF _Toc242197100 \h </w:instrText>
         </w:r>
         <w:r>
           <w:rPr>
@@ -5170,7 +5170,7 @@
             <w:noProof/>
             <w:webHidden/>
           </w:rPr>
-          <w:t>41</w:t>
+          <w:t>43</w:t>
         </w:r>
         <w:r>
           <w:rPr>
@@ -5193,7 +5193,7 @@
           <w14:ligatures w14:val="standardContextual"/>
         </w:rPr>
       </w:pPr>
-      <w:hyperlink w:anchor="_Toc242135843" w:history="1">
+      <w:hyperlink w:anchor="_Toc242197101" w:history="1">
         <w:r>
           <w:rPr>
             <w:rStyle w:val="Hipervnculo"/>
@@ -5220,7 +5220,7 @@
             <w:noProof/>
             <w:webHidden/>
           </w:rPr>
-          <w:instrText xml:space="preserve"> PAGEREF _Toc242135843 \h </w:instrText>
+          <w:instrText xml:space="preserve"> PAGEREF _Toc242197101 \h </w:instrText>
         </w:r>
         <w:r>
           <w:rPr>
@@ -5240,7 +5240,7 @@
             <w:noProof/>
             <w:webHidden/>
           </w:rPr>
-          <w:t>41</w:t>
+          <w:t>43</w:t>
         </w:r>
         <w:r>
           <w:rPr>
@@ -5263,7 +5263,7 @@
           <w14:ligatures w14:val="standardContextual"/>
         </w:rPr>
       </w:pPr>
-      <w:hyperlink w:anchor="_Toc242135844" w:history="1">
+      <w:hyperlink w:anchor="_Toc242197102" w:history="1">
         <w:r>
           <w:rPr>
             <w:rStyle w:val="Hipervnculo"/>
@@ -5290,7 +5290,7 @@
             <w:noProof/>
             <w:webHidden/>
           </w:rPr>
-          <w:instrText xml:space="preserve"> PAGEREF _Toc242135844 \h </w:instrText>
+          <w:instrText xml:space="preserve"> PAGEREF _Toc242197102 \h </w:instrText>
         </w:r>
         <w:r>
           <w:rPr>
@@ -5310,7 +5310,7 @@
             <w:noProof/>
             <w:webHidden/>
           </w:rPr>
-          <w:t>42</w:t>
+          <w:t>44</w:t>
         </w:r>
         <w:r>
           <w:rPr>
@@ -5333,7 +5333,7 @@
           <w14:ligatures w14:val="standardContextual"/>
         </w:rPr>
       </w:pPr>
-      <w:hyperlink w:anchor="_Toc242135845" w:history="1">
+      <w:hyperlink w:anchor="_Toc242197103" w:history="1">
         <w:r>
           <w:rPr>
             <w:rStyle w:val="Hipervnculo"/>
@@ -5360,7 +5360,7 @@
             <w:noProof/>
             <w:webHidden/>
           </w:rPr>
-          <w:instrText xml:space="preserve"> PAGEREF _Toc242135845 \h </w:instrText>
+          <w:instrText xml:space="preserve"> PAGEREF _Toc242197103 \h </w:instrText>
         </w:r>
         <w:r>
           <w:rPr>
@@ -5380,7 +5380,7 @@
             <w:noProof/>
             <w:webHidden/>
           </w:rPr>
-          <w:t>42</w:t>
+          <w:t>44</w:t>
         </w:r>
         <w:r>
           <w:rPr>
@@ -5406,7 +5406,7 @@
           <w14:ligatures w14:val="standardContextual"/>
         </w:rPr>
       </w:pPr>
-      <w:hyperlink w:anchor="_Toc242135846" w:history="1">
+      <w:hyperlink w:anchor="_Toc242197104" w:history="1">
         <w:r>
           <w:rPr>
             <w:rStyle w:val="Hipervnculo"/>
@@ -5433,7 +5433,7 @@
             <w:noProof/>
             <w:webHidden/>
           </w:rPr>
-          <w:instrText xml:space="preserve"> PAGEREF _Toc242135846 \h </w:instrText>
+          <w:instrText xml:space="preserve"> PAGEREF _Toc242197104 \h </w:instrText>
         </w:r>
         <w:r>
           <w:rPr>
@@ -5453,7 +5453,7 @@
             <w:noProof/>
             <w:webHidden/>
           </w:rPr>
-          <w:t>43</w:t>
+          <w:t>45</w:t>
         </w:r>
         <w:r>
           <w:rPr>
@@ -5476,7 +5476,7 @@
           <w14:ligatures w14:val="standardContextual"/>
         </w:rPr>
       </w:pPr>
-      <w:hyperlink w:anchor="_Toc242135847" w:history="1">
+      <w:hyperlink w:anchor="_Toc242197105" w:history="1">
         <w:r>
           <w:rPr>
             <w:rStyle w:val="Hipervnculo"/>
@@ -5503,7 +5503,7 @@
             <w:noProof/>
             <w:webHidden/>
           </w:rPr>
-          <w:instrText xml:space="preserve"> PAGEREF _Toc242135847 \h </w:instrText>
+          <w:instrText xml:space="preserve"> PAGEREF _Toc242197105 \h </w:instrText>
         </w:r>
         <w:r>
           <w:rPr>
@@ -5523,7 +5523,7 @@
             <w:noProof/>
             <w:webHidden/>
           </w:rPr>
-          <w:t>43</w:t>
+          <w:t>45</w:t>
         </w:r>
         <w:r>
           <w:rPr>
@@ -5546,7 +5546,7 @@
           <w14:ligatures w14:val="standardContextual"/>
         </w:rPr>
       </w:pPr>
-      <w:hyperlink w:anchor="_Toc242135848" w:history="1">
+      <w:hyperlink w:anchor="_Toc242197106" w:history="1">
         <w:r>
           <w:rPr>
             <w:rStyle w:val="Hipervnculo"/>
@@ -5573,7 +5573,7 @@
             <w:noProof/>
             <w:webHidden/>
           </w:rPr>
-          <w:instrText xml:space="preserve"> PAGEREF _Toc242135848 \h </w:instrText>
+          <w:instrText xml:space="preserve"> PAGEREF _Toc242197106 \h </w:instrText>
         </w:r>
         <w:r>
           <w:rPr>
@@ -5593,7 +5593,7 @@
             <w:noProof/>
             <w:webHidden/>
           </w:rPr>
-          <w:t>44</w:t>
+          <w:t>46</w:t>
         </w:r>
         <w:r>
           <w:rPr>
@@ -5616,7 +5616,7 @@
           <w14:ligatures w14:val="standardContextual"/>
         </w:rPr>
       </w:pPr>
-      <w:hyperlink w:anchor="_Toc242135849" w:history="1">
+      <w:hyperlink w:anchor="_Toc242197107" w:history="1">
         <w:r>
           <w:rPr>
             <w:rStyle w:val="Hipervnculo"/>
@@ -5643,7 +5643,7 @@
             <w:noProof/>
             <w:webHidden/>
           </w:rPr>
-          <w:instrText xml:space="preserve"> PAGEREF _Toc242135849 \h </w:instrText>
+          <w:instrText xml:space="preserve"> PAGEREF _Toc242197107 \h </w:instrText>
         </w:r>
         <w:r>
           <w:rPr>
@@ -5663,7 +5663,7 @@
             <w:noProof/>
             <w:webHidden/>
           </w:rPr>
-          <w:t>45</w:t>
+          <w:t>47</w:t>
         </w:r>
         <w:r>
           <w:rPr>
@@ -5686,7 +5686,7 @@
           <w14:ligatures w14:val="standardContextual"/>
         </w:rPr>
       </w:pPr>
-      <w:hyperlink w:anchor="_Toc242135850" w:history="1">
+      <w:hyperlink w:anchor="_Toc242197108" w:history="1">
         <w:r>
           <w:rPr>
             <w:rStyle w:val="Hipervnculo"/>
@@ -5713,7 +5713,7 @@
             <w:noProof/>
             <w:webHidden/>
           </w:rPr>
-          <w:instrText xml:space="preserve"> PAGEREF _Toc242135850 \h </w:instrText>
+          <w:instrText xml:space="preserve"> PAGEREF _Toc242197108 \h </w:instrText>
         </w:r>
         <w:r>
           <w:rPr>
@@ -5733,7 +5733,7 @@
             <w:noProof/>
             <w:webHidden/>
           </w:rPr>
-          <w:t>45</w:t>
+          <w:t>47</w:t>
         </w:r>
         <w:r>
           <w:rPr>
@@ -5756,7 +5756,7 @@
           <w14:ligatures w14:val="standardContextual"/>
         </w:rPr>
       </w:pPr>
-      <w:hyperlink w:anchor="_Toc242135851" w:history="1">
+      <w:hyperlink w:anchor="_Toc242197109" w:history="1">
         <w:r>
           <w:rPr>
             <w:rStyle w:val="Hipervnculo"/>
@@ -5783,7 +5783,7 @@
             <w:noProof/>
             <w:webHidden/>
           </w:rPr>
-          <w:instrText xml:space="preserve"> PAGEREF _Toc242135851 \h </w:instrText>
+          <w:instrText xml:space="preserve"> PAGEREF _Toc242197109 \h </w:instrText>
         </w:r>
         <w:r>
           <w:rPr>
@@ -5803,7 +5803,7 @@
             <w:noProof/>
             <w:webHidden/>
           </w:rPr>
-          <w:t>46</w:t>
+          <w:t>48</w:t>
         </w:r>
         <w:r>
           <w:rPr>
@@ -5826,7 +5826,7 @@
           <w14:ligatures w14:val="standardContextual"/>
         </w:rPr>
       </w:pPr>
-      <w:hyperlink w:anchor="_Toc242135852" w:history="1">
+      <w:hyperlink w:anchor="_Toc242197110" w:history="1">
         <w:r>
           <w:rPr>
             <w:rStyle w:val="Hipervnculo"/>
@@ -5853,7 +5853,7 @@
             <w:noProof/>
             <w:webHidden/>
           </w:rPr>
-          <w:instrText xml:space="preserve"> PAGEREF _Toc242135852 \h </w:instrText>
+          <w:instrText xml:space="preserve"> PAGEREF _Toc242197110 \h </w:instrText>
         </w:r>
         <w:r>
           <w:rPr>
@@ -5873,7 +5873,7 @@
             <w:noProof/>
             <w:webHidden/>
           </w:rPr>
-          <w:t>46</w:t>
+          <w:t>48</w:t>
         </w:r>
         <w:r>
           <w:rPr>
@@ -5896,7 +5896,7 @@
           <w14:ligatures w14:val="standardContextual"/>
         </w:rPr>
       </w:pPr>
-      <w:hyperlink w:anchor="_Toc242135853" w:history="1">
+      <w:hyperlink w:anchor="_Toc242197111" w:history="1">
         <w:r>
           <w:rPr>
             <w:rStyle w:val="Hipervnculo"/>
@@ -5923,7 +5923,7 @@
             <w:noProof/>
             <w:webHidden/>
           </w:rPr>
-          <w:instrText xml:space="preserve"> PAGEREF _Toc242135853 \h </w:instrText>
+          <w:instrText xml:space="preserve"> PAGEREF _Toc242197111 \h </w:instrText>
         </w:r>
         <w:r>
           <w:rPr>
@@ -5943,7 +5943,7 @@
             <w:noProof/>
             <w:webHidden/>
           </w:rPr>
-          <w:t>46</w:t>
+          <w:t>48</w:t>
         </w:r>
         <w:r>
           <w:rPr>
@@ -5966,7 +5966,7 @@
           <w14:ligatures w14:val="standardContextual"/>
         </w:rPr>
       </w:pPr>
-      <w:hyperlink w:anchor="_Toc242135854" w:history="1">
+      <w:hyperlink w:anchor="_Toc242197112" w:history="1">
         <w:r>
           <w:rPr>
             <w:rStyle w:val="Hipervnculo"/>
@@ -5993,7 +5993,7 @@
             <w:noProof/>
             <w:webHidden/>
           </w:rPr>
-          <w:instrText xml:space="preserve"> PAGEREF _Toc242135854 \h </w:instrText>
+          <w:instrText xml:space="preserve"> PAGEREF _Toc242197112 \h </w:instrText>
         </w:r>
         <w:r>
           <w:rPr>
@@ -6013,7 +6013,7 @@
             <w:noProof/>
             <w:webHidden/>
           </w:rPr>
-          <w:t>47</w:t>
+          <w:t>49</w:t>
         </w:r>
         <w:r>
           <w:rPr>
@@ -6036,7 +6036,7 @@
           <w14:ligatures w14:val="standardContextual"/>
         </w:rPr>
       </w:pPr>
-      <w:hyperlink w:anchor="_Toc242135855" w:history="1">
+      <w:hyperlink w:anchor="_Toc242197113" w:history="1">
         <w:r>
           <w:rPr>
             <w:rStyle w:val="Hipervnculo"/>
@@ -6063,7 +6063,7 @@
             <w:noProof/>
             <w:webHidden/>
           </w:rPr>
-          <w:instrText xml:space="preserve"> PAGEREF _Toc242135855 \h </w:instrText>
+          <w:instrText xml:space="preserve"> PAGEREF _Toc242197113 \h </w:instrText>
         </w:r>
         <w:r>
           <w:rPr>
@@ -6083,7 +6083,7 @@
             <w:noProof/>
             <w:webHidden/>
           </w:rPr>
-          <w:t>47</w:t>
+          <w:t>49</w:t>
         </w:r>
         <w:r>
           <w:rPr>
@@ -6106,7 +6106,7 @@
           <w14:ligatures w14:val="standardContextual"/>
         </w:rPr>
       </w:pPr>
-      <w:hyperlink w:anchor="_Toc242135856" w:history="1">
+      <w:hyperlink w:anchor="_Toc242197114" w:history="1">
         <w:r>
           <w:rPr>
             <w:rStyle w:val="Hipervnculo"/>
@@ -6133,7 +6133,7 @@
             <w:noProof/>
             <w:webHidden/>
           </w:rPr>
-          <w:instrText xml:space="preserve"> PAGEREF _Toc242135856 \h </w:instrText>
+          <w:instrText xml:space="preserve"> PAGEREF _Toc242197114 \h </w:instrText>
         </w:r>
         <w:r>
           <w:rPr>
@@ -6153,7 +6153,7 @@
             <w:noProof/>
             <w:webHidden/>
           </w:rPr>
-          <w:t>48</w:t>
+          <w:t>50</w:t>
         </w:r>
         <w:r>
           <w:rPr>
@@ -6176,7 +6176,7 @@
           <w14:ligatures w14:val="standardContextual"/>
         </w:rPr>
       </w:pPr>
-      <w:hyperlink w:anchor="_Toc242135857" w:history="1">
+      <w:hyperlink w:anchor="_Toc242197115" w:history="1">
         <w:r>
           <w:rPr>
             <w:rStyle w:val="Hipervnculo"/>
@@ -6203,7 +6203,7 @@
             <w:noProof/>
             <w:webHidden/>
           </w:rPr>
-          <w:instrText xml:space="preserve"> PAGEREF _Toc242135857 \h </w:instrText>
+          <w:instrText xml:space="preserve"> PAGEREF _Toc242197115 \h </w:instrText>
         </w:r>
         <w:r>
           <w:rPr>
@@ -6223,7 +6223,7 @@
             <w:noProof/>
             <w:webHidden/>
           </w:rPr>
-          <w:t>49</w:t>
+          <w:t>51</w:t>
         </w:r>
         <w:r>
           <w:rPr>
@@ -6246,7 +6246,7 @@
           <w14:ligatures w14:val="standardContextual"/>
         </w:rPr>
       </w:pPr>
-      <w:hyperlink w:anchor="_Toc242135858" w:history="1">
+      <w:hyperlink w:anchor="_Toc242197116" w:history="1">
         <w:r>
           <w:rPr>
             <w:rStyle w:val="Hipervnculo"/>
@@ -6273,7 +6273,7 @@
             <w:noProof/>
             <w:webHidden/>
           </w:rPr>
-          <w:instrText xml:space="preserve"> PAGEREF _Toc242135858 \h </w:instrText>
+          <w:instrText xml:space="preserve"> PAGEREF _Toc242197116 \h </w:instrText>
         </w:r>
         <w:r>
           <w:rPr>
@@ -6293,7 +6293,7 @@
             <w:noProof/>
             <w:webHidden/>
           </w:rPr>
-          <w:t>49</w:t>
+          <w:t>51</w:t>
         </w:r>
         <w:r>
           <w:rPr>
@@ -6316,7 +6316,7 @@
           <w14:ligatures w14:val="standardContextual"/>
         </w:rPr>
       </w:pPr>
-      <w:hyperlink w:anchor="_Toc242135859" w:history="1">
+      <w:hyperlink w:anchor="_Toc242197117" w:history="1">
         <w:r>
           <w:rPr>
             <w:rStyle w:val="Hipervnculo"/>
@@ -6343,7 +6343,7 @@
             <w:noProof/>
             <w:webHidden/>
           </w:rPr>
-          <w:instrText xml:space="preserve"> PAGEREF _Toc242135859 \h </w:instrText>
+          <w:instrText xml:space="preserve"> PAGEREF _Toc242197117 \h </w:instrText>
         </w:r>
         <w:r>
           <w:rPr>
@@ -6363,7 +6363,7 @@
             <w:noProof/>
             <w:webHidden/>
           </w:rPr>
-          <w:t>50</w:t>
+          <w:t>52</w:t>
         </w:r>
         <w:r>
           <w:rPr>
@@ -6386,7 +6386,7 @@
           <w14:ligatures w14:val="standardContextual"/>
         </w:rPr>
       </w:pPr>
-      <w:hyperlink w:anchor="_Toc242135860" w:history="1">
+      <w:hyperlink w:anchor="_Toc242197118" w:history="1">
         <w:r>
           <w:rPr>
             <w:rStyle w:val="Hipervnculo"/>
@@ -6413,7 +6413,7 @@
             <w:noProof/>
             <w:webHidden/>
           </w:rPr>
-          <w:instrText xml:space="preserve"> PAGEREF _Toc242135860 \h </w:instrText>
+          <w:instrText xml:space="preserve"> PAGEREF _Toc242197118 \h </w:instrText>
         </w:r>
         <w:r>
           <w:rPr>
@@ -6433,7 +6433,7 @@
             <w:noProof/>
             <w:webHidden/>
           </w:rPr>
-          <w:t>50</w:t>
+          <w:t>52</w:t>
         </w:r>
         <w:r>
           <w:rPr>
@@ -6459,7 +6459,7 @@
           <w14:ligatures w14:val="standardContextual"/>
         </w:rPr>
       </w:pPr>
-      <w:hyperlink w:anchor="_Toc242135861" w:history="1">
+      <w:hyperlink w:anchor="_Toc242197119" w:history="1">
         <w:r>
           <w:rPr>
             <w:rStyle w:val="Hipervnculo"/>
@@ -6486,7 +6486,7 @@
             <w:noProof/>
             <w:webHidden/>
           </w:rPr>
-          <w:instrText xml:space="preserve"> PAGEREF _Toc242135861 \h </w:instrText>
+          <w:instrText xml:space="preserve"> PAGEREF _Toc242197119 \h </w:instrText>
         </w:r>
         <w:r>
           <w:rPr>
@@ -6506,7 +6506,7 @@
             <w:noProof/>
             <w:webHidden/>
           </w:rPr>
-          <w:t>52</w:t>
+          <w:t>54</w:t>
         </w:r>
         <w:r>
           <w:rPr>
@@ -6529,7 +6529,7 @@
           <w14:ligatures w14:val="standardContextual"/>
         </w:rPr>
       </w:pPr>
-      <w:hyperlink w:anchor="_Toc242135862" w:history="1">
+      <w:hyperlink w:anchor="_Toc242197120" w:history="1">
         <w:r>
           <w:rPr>
             <w:rStyle w:val="Hipervnculo"/>
@@ -6556,7 +6556,7 @@
             <w:noProof/>
             <w:webHidden/>
           </w:rPr>
-          <w:instrText xml:space="preserve"> PAGEREF _Toc242135862 \h </w:instrText>
+          <w:instrText xml:space="preserve"> PAGEREF _Toc242197120 \h </w:instrText>
         </w:r>
         <w:r>
           <w:rPr>
@@ -6576,7 +6576,7 @@
             <w:noProof/>
             <w:webHidden/>
           </w:rPr>
-          <w:t>52</w:t>
+          <w:t>54</w:t>
         </w:r>
         <w:r>
           <w:rPr>
@@ -6599,7 +6599,7 @@
           <w14:ligatures w14:val="standardContextual"/>
         </w:rPr>
       </w:pPr>
-      <w:hyperlink w:anchor="_Toc242135863" w:history="1">
+      <w:hyperlink w:anchor="_Toc242197121" w:history="1">
         <w:r>
           <w:rPr>
             <w:rStyle w:val="Hipervnculo"/>
@@ -6626,7 +6626,7 @@
             <w:noProof/>
             <w:webHidden/>
           </w:rPr>
-          <w:instrText xml:space="preserve"> PAGEREF _Toc242135863 \h </w:instrText>
+          <w:instrText xml:space="preserve"> PAGEREF _Toc242197121 \h </w:instrText>
         </w:r>
         <w:r>
           <w:rPr>
@@ -6646,7 +6646,7 @@
             <w:noProof/>
             <w:webHidden/>
           </w:rPr>
-          <w:t>53</w:t>
+          <w:t>55</w:t>
         </w:r>
         <w:r>
           <w:rPr>
@@ -6669,7 +6669,7 @@
           <w14:ligatures w14:val="standardContextual"/>
         </w:rPr>
       </w:pPr>
-      <w:hyperlink w:anchor="_Toc242135864" w:history="1">
+      <w:hyperlink w:anchor="_Toc242197122" w:history="1">
         <w:r>
           <w:rPr>
             <w:rStyle w:val="Hipervnculo"/>
@@ -6696,7 +6696,7 @@
             <w:noProof/>
             <w:webHidden/>
           </w:rPr>
-          <w:instrText xml:space="preserve"> PAGEREF _Toc242135864 \h </w:instrText>
+          <w:instrText xml:space="preserve"> PAGEREF _Toc242197122 \h </w:instrText>
         </w:r>
         <w:r>
           <w:rPr>
@@ -6716,7 +6716,7 @@
             <w:noProof/>
             <w:webHidden/>
           </w:rPr>
-          <w:t>53</w:t>
+          <w:t>55</w:t>
         </w:r>
         <w:r>
           <w:rPr>
@@ -6739,7 +6739,7 @@
           <w14:ligatures w14:val="standardContextual"/>
         </w:rPr>
       </w:pPr>
-      <w:hyperlink w:anchor="_Toc242135865" w:history="1">
+      <w:hyperlink w:anchor="_Toc242197123" w:history="1">
         <w:r>
           <w:rPr>
             <w:rStyle w:val="Hipervnculo"/>
@@ -6766,7 +6766,7 @@
             <w:noProof/>
             <w:webHidden/>
           </w:rPr>
-          <w:instrText xml:space="preserve"> PAGEREF _Toc242135865 \h </w:instrText>
+          <w:instrText xml:space="preserve"> PAGEREF _Toc242197123 \h </w:instrText>
         </w:r>
         <w:r>
           <w:rPr>
@@ -6786,7 +6786,7 @@
             <w:noProof/>
             <w:webHidden/>
           </w:rPr>
-          <w:t>54</w:t>
+          <w:t>56</w:t>
         </w:r>
         <w:r>
           <w:rPr>
@@ -6809,7 +6809,7 @@
           <w14:ligatures w14:val="standardContextual"/>
         </w:rPr>
       </w:pPr>
-      <w:hyperlink w:anchor="_Toc242135866" w:history="1">
+      <w:hyperlink w:anchor="_Toc242197124" w:history="1">
         <w:r>
           <w:rPr>
             <w:rStyle w:val="Hipervnculo"/>
@@ -6836,7 +6836,7 @@
             <w:noProof/>
             <w:webHidden/>
           </w:rPr>
-          <w:instrText xml:space="preserve"> PAGEREF _Toc242135866 \h </w:instrText>
+          <w:instrText xml:space="preserve"> PAGEREF _Toc242197124 \h </w:instrText>
         </w:r>
         <w:r>
           <w:rPr>
@@ -6856,7 +6856,7 @@
             <w:noProof/>
             <w:webHidden/>
           </w:rPr>
-          <w:t>54</w:t>
+          <w:t>56</w:t>
         </w:r>
         <w:r>
           <w:rPr>
@@ -6882,7 +6882,7 @@
           <w14:ligatures w14:val="standardContextual"/>
         </w:rPr>
       </w:pPr>
-      <w:hyperlink w:anchor="_Toc242135867" w:history="1">
+      <w:hyperlink w:anchor="_Toc242197125" w:history="1">
         <w:r>
           <w:rPr>
             <w:rStyle w:val="Hipervnculo"/>
@@ -6909,7 +6909,7 @@
             <w:noProof/>
             <w:webHidden/>
           </w:rPr>
-          <w:instrText xml:space="preserve"> PAGEREF _Toc242135867 \h </w:instrText>
+          <w:instrText xml:space="preserve"> PAGEREF _Toc242197125 \h </w:instrText>
         </w:r>
         <w:r>
           <w:rPr>
@@ -6929,7 +6929,7 @@
             <w:noProof/>
             <w:webHidden/>
           </w:rPr>
-          <w:t>55</w:t>
+          <w:t>57</w:t>
         </w:r>
         <w:r>
           <w:rPr>
@@ -6952,7 +6952,7 @@
           <w14:ligatures w14:val="standardContextual"/>
         </w:rPr>
       </w:pPr>
-      <w:hyperlink w:anchor="_Toc242135868" w:history="1">
+      <w:hyperlink w:anchor="_Toc242197126" w:history="1">
         <w:r>
           <w:rPr>
             <w:rStyle w:val="Hipervnculo"/>
@@ -6979,7 +6979,7 @@
             <w:noProof/>
             <w:webHidden/>
           </w:rPr>
-          <w:instrText xml:space="preserve"> PAGEREF _Toc242135868 \h </w:instrText>
+          <w:instrText xml:space="preserve"> PAGEREF _Toc242197126 \h </w:instrText>
         </w:r>
         <w:r>
           <w:rPr>
@@ -6999,7 +6999,7 @@
             <w:noProof/>
             <w:webHidden/>
           </w:rPr>
-          <w:t>55</w:t>
+          <w:t>57</w:t>
         </w:r>
         <w:r>
           <w:rPr>
@@ -7022,7 +7022,7 @@
           <w14:ligatures w14:val="standardContextual"/>
         </w:rPr>
       </w:pPr>
-      <w:hyperlink w:anchor="_Toc242135869" w:history="1">
+      <w:hyperlink w:anchor="_Toc242197127" w:history="1">
         <w:r>
           <w:rPr>
             <w:rStyle w:val="Hipervnculo"/>
@@ -7049,7 +7049,7 @@
             <w:noProof/>
             <w:webHidden/>
           </w:rPr>
-          <w:instrText xml:space="preserve"> PAGEREF _Toc242135869 \h </w:instrText>
+          <w:instrText xml:space="preserve"> PAGEREF _Toc242197127 \h </w:instrText>
         </w:r>
         <w:r>
           <w:rPr>
@@ -7069,7 +7069,7 @@
             <w:noProof/>
             <w:webHidden/>
           </w:rPr>
-          <w:t>55</w:t>
+          <w:t>57</w:t>
         </w:r>
         <w:r>
           <w:rPr>
@@ -7092,7 +7092,7 @@
           <w14:ligatures w14:val="standardContextual"/>
         </w:rPr>
       </w:pPr>
-      <w:hyperlink w:anchor="_Toc242135870" w:history="1">
+      <w:hyperlink w:anchor="_Toc242197128" w:history="1">
         <w:r>
           <w:rPr>
             <w:rStyle w:val="Hipervnculo"/>
@@ -7119,7 +7119,7 @@
             <w:noProof/>
             <w:webHidden/>
           </w:rPr>
-          <w:instrText xml:space="preserve"> PAGEREF _Toc242135870 \h </w:instrText>
+          <w:instrText xml:space="preserve"> PAGEREF _Toc242197128 \h </w:instrText>
         </w:r>
         <w:r>
           <w:rPr>
@@ -7139,7 +7139,7 @@
             <w:noProof/>
             <w:webHidden/>
           </w:rPr>
-          <w:t>56</w:t>
+          <w:t>58</w:t>
         </w:r>
         <w:r>
           <w:rPr>
@@ -7162,7 +7162,7 @@
           <w14:ligatures w14:val="standardContextual"/>
         </w:rPr>
       </w:pPr>
-      <w:hyperlink w:anchor="_Toc242135871" w:history="1">
+      <w:hyperlink w:anchor="_Toc242197129" w:history="1">
         <w:r>
           <w:rPr>
             <w:rStyle w:val="Hipervnculo"/>
@@ -7189,7 +7189,7 @@
             <w:noProof/>
             <w:webHidden/>
           </w:rPr>
-          <w:instrText xml:space="preserve"> PAGEREF _Toc242135871 \h </w:instrText>
+          <w:instrText xml:space="preserve"> PAGEREF _Toc242197129 \h </w:instrText>
         </w:r>
         <w:r>
           <w:rPr>
@@ -7209,7 +7209,7 @@
             <w:noProof/>
             <w:webHidden/>
           </w:rPr>
-          <w:t>57</w:t>
+          <w:t>59</w:t>
         </w:r>
         <w:r>
           <w:rPr>
@@ -7232,7 +7232,7 @@
           <w14:ligatures w14:val="standardContextual"/>
         </w:rPr>
       </w:pPr>
-      <w:hyperlink w:anchor="_Toc242135872" w:history="1">
+      <w:hyperlink w:anchor="_Toc242197130" w:history="1">
         <w:r>
           <w:rPr>
             <w:rStyle w:val="Hipervnculo"/>
@@ -7259,7 +7259,7 @@
             <w:noProof/>
             <w:webHidden/>
           </w:rPr>
-          <w:instrText xml:space="preserve"> PAGEREF _Toc242135872 \h </w:instrText>
+          <w:instrText xml:space="preserve"> PAGEREF _Toc242197130 \h </w:instrText>
         </w:r>
         <w:r>
           <w:rPr>
@@ -7279,7 +7279,7 @@
             <w:noProof/>
             <w:webHidden/>
           </w:rPr>
-          <w:t>57</w:t>
+          <w:t>59</w:t>
         </w:r>
         <w:r>
           <w:rPr>
@@ -7305,7 +7305,7 @@
           <w14:ligatures w14:val="standardContextual"/>
         </w:rPr>
       </w:pPr>
-      <w:hyperlink w:anchor="_Toc242135873" w:history="1">
+      <w:hyperlink w:anchor="_Toc242197131" w:history="1">
         <w:r>
           <w:rPr>
             <w:rStyle w:val="Hipervnculo"/>
@@ -7341,7 +7341,7 @@
             <w:noProof/>
             <w:webHidden/>
           </w:rPr>
-          <w:instrText xml:space="preserve"> PAGEREF _Toc242135873 \h </w:instrText>
+          <w:instrText xml:space="preserve"> PAGEREF _Toc242197131 \h </w:instrText>
         </w:r>
         <w:r>
           <w:rPr>
@@ -7361,7 +7361,7 @@
             <w:noProof/>
             <w:webHidden/>
           </w:rPr>
-          <w:t>58</w:t>
+          <w:t>60</w:t>
         </w:r>
         <w:r>
           <w:rPr>
@@ -7384,7 +7384,7 @@
           <w14:ligatures w14:val="standardContextual"/>
         </w:rPr>
       </w:pPr>
-      <w:hyperlink w:anchor="_Toc242135874" w:history="1">
+      <w:hyperlink w:anchor="_Toc242197132" w:history="1">
         <w:r>
           <w:rPr>
             <w:rStyle w:val="Hipervnculo"/>
@@ -7411,7 +7411,7 @@
             <w:noProof/>
             <w:webHidden/>
           </w:rPr>
-          <w:instrText xml:space="preserve"> PAGEREF _Toc242135874 \h </w:instrText>
+          <w:instrText xml:space="preserve"> PAGEREF _Toc242197132 \h </w:instrText>
         </w:r>
         <w:r>
           <w:rPr>
@@ -7431,7 +7431,7 @@
             <w:noProof/>
             <w:webHidden/>
           </w:rPr>
-          <w:t>58</w:t>
+          <w:t>60</w:t>
         </w:r>
         <w:r>
           <w:rPr>
@@ -7454,7 +7454,7 @@
           <w14:ligatures w14:val="standardContextual"/>
         </w:rPr>
       </w:pPr>
-      <w:hyperlink w:anchor="_Toc242135875" w:history="1">
+      <w:hyperlink w:anchor="_Toc242197133" w:history="1">
         <w:r>
           <w:rPr>
             <w:rStyle w:val="Hipervnculo"/>
@@ -7481,7 +7481,7 @@
             <w:noProof/>
             <w:webHidden/>
           </w:rPr>
-          <w:instrText xml:space="preserve"> PAGEREF _Toc242135875 \h </w:instrText>
+          <w:instrText xml:space="preserve"> PAGEREF _Toc242197133 \h </w:instrText>
         </w:r>
         <w:r>
           <w:rPr>
@@ -7501,7 +7501,7 @@
             <w:noProof/>
             <w:webHidden/>
           </w:rPr>
-          <w:t>58</w:t>
+          <w:t>60</w:t>
         </w:r>
         <w:r>
           <w:rPr>
@@ -7524,7 +7524,7 @@
           <w14:ligatures w14:val="standardContextual"/>
         </w:rPr>
       </w:pPr>
-      <w:hyperlink w:anchor="_Toc242135876" w:history="1">
+      <w:hyperlink w:anchor="_Toc242197134" w:history="1">
         <w:r>
           <w:rPr>
             <w:rStyle w:val="Hipervnculo"/>
@@ -7551,7 +7551,7 @@
             <w:noProof/>
             <w:webHidden/>
           </w:rPr>
-          <w:instrText xml:space="preserve"> PAGEREF _Toc242135876 \h </w:instrText>
+          <w:instrText xml:space="preserve"> PAGEREF _Toc242197134 \h </w:instrText>
         </w:r>
         <w:r>
           <w:rPr>
@@ -7571,7 +7571,7 @@
             <w:noProof/>
             <w:webHidden/>
           </w:rPr>
-          <w:t>59</w:t>
+          <w:t>61</w:t>
         </w:r>
         <w:r>
           <w:rPr>
@@ -7594,7 +7594,7 @@
           <w14:ligatures w14:val="standardContextual"/>
         </w:rPr>
       </w:pPr>
-      <w:hyperlink w:anchor="_Toc242135877" w:history="1">
+      <w:hyperlink w:anchor="_Toc242197135" w:history="1">
         <w:r>
           <w:rPr>
             <w:rStyle w:val="Hipervnculo"/>
@@ -7621,7 +7621,7 @@
             <w:noProof/>
             <w:webHidden/>
           </w:rPr>
-          <w:instrText xml:space="preserve"> PAGEREF _Toc242135877 \h </w:instrText>
+          <w:instrText xml:space="preserve"> PAGEREF _Toc242197135 \h </w:instrText>
         </w:r>
         <w:r>
           <w:rPr>
@@ -7641,7 +7641,7 @@
             <w:noProof/>
             <w:webHidden/>
           </w:rPr>
-          <w:t>59</w:t>
+          <w:t>61</w:t>
         </w:r>
         <w:r>
           <w:rPr>
@@ -7664,7 +7664,7 @@
           <w14:ligatures w14:val="standardContextual"/>
         </w:rPr>
       </w:pPr>
-      <w:hyperlink w:anchor="_Toc242135878" w:history="1">
+      <w:hyperlink w:anchor="_Toc242197136" w:history="1">
         <w:r>
           <w:rPr>
             <w:rStyle w:val="Hipervnculo"/>
@@ -7691,7 +7691,7 @@
             <w:noProof/>
             <w:webHidden/>
           </w:rPr>
-          <w:instrText xml:space="preserve"> PAGEREF _Toc242135878 \h </w:instrText>
+          <w:instrText xml:space="preserve"> PAGEREF _Toc242197136 \h </w:instrText>
         </w:r>
         <w:r>
           <w:rPr>
@@ -7711,7 +7711,7 @@
             <w:noProof/>
             <w:webHidden/>
           </w:rPr>
-          <w:t>59</w:t>
+          <w:t>61</w:t>
         </w:r>
         <w:r>
           <w:rPr>
@@ -7737,7 +7737,7 @@
           <w14:ligatures w14:val="standardContextual"/>
         </w:rPr>
       </w:pPr>
-      <w:hyperlink w:anchor="_Toc242135879" w:history="1">
+      <w:hyperlink w:anchor="_Toc242197137" w:history="1">
         <w:r>
           <w:rPr>
             <w:rStyle w:val="Hipervnculo"/>
@@ -7764,7 +7764,7 @@
             <w:noProof/>
             <w:webHidden/>
           </w:rPr>
-          <w:instrText xml:space="preserve"> PAGEREF _Toc242135879 \h </w:instrText>
+          <w:instrText xml:space="preserve"> PAGEREF _Toc242197137 \h </w:instrText>
         </w:r>
         <w:r>
           <w:rPr>
@@ -7784,7 +7784,7 @@
             <w:noProof/>
             <w:webHidden/>
           </w:rPr>
-          <w:t>60</w:t>
+          <w:t>62</w:t>
         </w:r>
         <w:r>
           <w:rPr>
@@ -7807,7 +7807,7 @@
           <w14:ligatures w14:val="standardContextual"/>
         </w:rPr>
       </w:pPr>
-      <w:hyperlink w:anchor="_Toc242135880" w:history="1">
+      <w:hyperlink w:anchor="_Toc242197138" w:history="1">
         <w:r>
           <w:rPr>
             <w:rStyle w:val="Hipervnculo"/>
@@ -7834,7 +7834,7 @@
             <w:noProof/>
             <w:webHidden/>
           </w:rPr>
-          <w:instrText xml:space="preserve"> PAGEREF _Toc242135880 \h </w:instrText>
+          <w:instrText xml:space="preserve"> PAGEREF _Toc242197138 \h </w:instrText>
         </w:r>
         <w:r>
           <w:rPr>
@@ -7854,7 +7854,7 @@
             <w:noProof/>
             <w:webHidden/>
           </w:rPr>
-          <w:t>60</w:t>
+          <w:t>62</w:t>
         </w:r>
         <w:r>
           <w:rPr>
@@ -7880,7 +7880,7 @@
           <w14:ligatures w14:val="standardContextual"/>
         </w:rPr>
       </w:pPr>
-      <w:hyperlink w:anchor="_Toc242135881" w:history="1">
+      <w:hyperlink w:anchor="_Toc242197139" w:history="1">
         <w:r>
           <w:rPr>
             <w:rStyle w:val="Hipervnculo"/>
@@ -7907,7 +7907,7 @@
             <w:noProof/>
             <w:webHidden/>
           </w:rPr>
-          <w:instrText xml:space="preserve"> PAGEREF _Toc242135881 \h </w:instrText>
+          <w:instrText xml:space="preserve"> PAGEREF _Toc242197139 \h </w:instrText>
         </w:r>
         <w:r>
           <w:rPr>
@@ -7927,7 +7927,7 @@
             <w:noProof/>
             <w:webHidden/>
           </w:rPr>
-          <w:t>61</w:t>
+          <w:t>63</w:t>
         </w:r>
         <w:r>
           <w:rPr>
@@ -8134,7 +8134,7 @@
         <w:pStyle w:val="Ttulo1"/>
       </w:pPr>
       <w:bookmarkStart w:id="0" w:name="_48a44b56e2cba46e0bd273959c9fa021cf0e0c0"/>
-      <w:bookmarkStart w:id="1" w:name="_Toc242135775"/>
+      <w:bookmarkStart w:id="1" w:name="_Toc242197033"/>
       <w:r>
         <w:lastRenderedPageBreak/>
         <w:t xml:space="preserve">Módulo 0 — Plataforma: clínicas, planes y suscripción </w:t>
@@ -8153,7 +8153,7 @@
         <w:pStyle w:val="Ttulo2"/>
       </w:pPr>
       <w:bookmarkStart w:id="2" w:name="_1eb36715c186f58cce98281b1b189d20510db73"/>
-      <w:bookmarkStart w:id="3" w:name="_Toc242135776"/>
+      <w:bookmarkStart w:id="3" w:name="_Toc242197034"/>
       <w:r>
         <w:t>HU-0.1 — Registrar una clínica (self-service)</w:t>
       </w:r>
@@ -9091,7 +9091,7 @@
         <w:pStyle w:val="Ttulo2"/>
       </w:pPr>
       <w:bookmarkStart w:id="4" w:name="_802afc2bac434eff8b2fd18354a2e26d7a1818b"/>
-      <w:bookmarkStart w:id="5" w:name="_Toc242135777"/>
+      <w:bookmarkStart w:id="5" w:name="_Toc242197035"/>
       <w:bookmarkEnd w:id="2"/>
       <w:r>
         <w:lastRenderedPageBreak/>
@@ -9545,7 +9545,7 @@
         <w:pStyle w:val="Ttulo2"/>
       </w:pPr>
       <w:bookmarkStart w:id="6" w:name="_bb7346f7e0c84a0526cc1b09dcf7185b4de9ba6"/>
-      <w:bookmarkStart w:id="7" w:name="_Toc242135778"/>
+      <w:bookmarkStart w:id="7" w:name="_Toc242197036"/>
       <w:bookmarkEnd w:id="4"/>
       <w:r>
         <w:t>HU-0.3 — Panel del super-administrador</w:t>
@@ -10160,7 +10160,7 @@
         <w:pStyle w:val="Ttulo2"/>
       </w:pPr>
       <w:bookmarkStart w:id="8" w:name="_81995397ba8e62ea0a492c5a03eed8bb24e762a"/>
-      <w:bookmarkStart w:id="9" w:name="_Toc242135779"/>
+      <w:bookmarkStart w:id="9" w:name="_Toc242197037"/>
       <w:bookmarkEnd w:id="6"/>
       <w:r>
         <w:lastRenderedPageBreak/>
@@ -10869,7 +10869,7 @@
         <w:pStyle w:val="Ttulo2"/>
       </w:pPr>
       <w:bookmarkStart w:id="10" w:name="_917b31bc7b2ec5728d8c83baea304146cede88e"/>
-      <w:bookmarkStart w:id="11" w:name="_Toc242135780"/>
+      <w:bookmarkStart w:id="11" w:name="_Toc242197038"/>
       <w:bookmarkEnd w:id="8"/>
       <w:r>
         <w:lastRenderedPageBreak/>
@@ -11098,7 +11098,7 @@
               <w:keepNext/>
             </w:pPr>
             <w:r>
-              <w:t>En mora, el sistema debe congelar los beneficios de pago (solo lectura) sin borrar datos.</w:t>
+              <w:t>En mora, el sistema debe aplicar temporalmente los límites del plan gratuito a las acciones nuevas, sin ocultar ni borrar datos.</w:t>
             </w:r>
           </w:p>
         </w:tc>
@@ -11126,7 +11126,7 @@
               <w:keepNext/>
             </w:pPr>
             <w:r>
-              <w:t>Las capas de pago quedan en solo lectura.</w:t>
+              <w:t>La clínica sigue atendiendo a sus mascotas y consultando su historia; solo se bloquean las altas que superen los límites gratuitos, salvo urgencias rojas.</w:t>
             </w:r>
           </w:p>
         </w:tc>
@@ -11404,7 +11404,7 @@
         <w:pStyle w:val="Ttulo1"/>
       </w:pPr>
       <w:bookmarkStart w:id="12" w:name="_3f52c9db5995a4dc1e731f6d8cd57f262bab040"/>
-      <w:bookmarkStart w:id="13" w:name="_Toc242135781"/>
+      <w:bookmarkStart w:id="13" w:name="_Toc242197039"/>
       <w:bookmarkEnd w:id="0"/>
       <w:bookmarkEnd w:id="10"/>
       <w:r>
@@ -11418,7 +11418,7 @@
         <w:pStyle w:val="Ttulo2"/>
       </w:pPr>
       <w:bookmarkStart w:id="14" w:name="_76f4ca07816b696a7e21234a3fd245066d4202e"/>
-      <w:bookmarkStart w:id="15" w:name="_Toc242135782"/>
+      <w:bookmarkStart w:id="15" w:name="_Toc242197040"/>
       <w:r>
         <w:t>HU-T.1 — Iniciar sesión y autenticación</w:t>
       </w:r>
@@ -11951,7 +11951,7 @@
         <w:pStyle w:val="Ttulo2"/>
       </w:pPr>
       <w:bookmarkStart w:id="16" w:name="_08f5c8e95117bf9bc16117a780f642084f0c149"/>
-      <w:bookmarkStart w:id="17" w:name="_Toc242135783"/>
+      <w:bookmarkStart w:id="17" w:name="_Toc242197041"/>
       <w:bookmarkEnd w:id="14"/>
       <w:r>
         <w:t>HU-T.2 — Cambiar mi contraseña</w:t>
@@ -12434,10 +12434,7 @@
               <w:t>(v2.0)</w:t>
             </w:r>
             <w:r>
-              <w:t xml:space="preserve"> </w:t>
-            </w:r>
-            <w:r>
-              <w:t>Al cambiar o crear la contraseña, el sistema debe cerrar las demás sesiones abiertas de la cuenta y avisar por correo.</w:t>
+              <w:t xml:space="preserve"> Al cambiar o crear la contraseña, el sistema debe cerrar las demás sesiones abiertas de la cuenta y avisar por correo.</w:t>
             </w:r>
           </w:p>
         </w:tc>
@@ -12502,7 +12499,7 @@
         <w:pStyle w:val="Ttulo2"/>
       </w:pPr>
       <w:bookmarkStart w:id="18" w:name="_44f513b1e95bac8cbf132f88a3649b6be2902d9"/>
-      <w:bookmarkStart w:id="19" w:name="_Toc242135784"/>
+      <w:bookmarkStart w:id="19" w:name="_Toc242197042"/>
       <w:bookmarkEnd w:id="16"/>
       <w:r>
         <w:lastRenderedPageBreak/>
@@ -12956,7 +12953,7 @@
         <w:pStyle w:val="Ttulo2"/>
       </w:pPr>
       <w:bookmarkStart w:id="20" w:name="_1eded849c0926854c498005f8a93458b9d7a2d8"/>
-      <w:bookmarkStart w:id="21" w:name="_Toc242135785"/>
+      <w:bookmarkStart w:id="21" w:name="_Toc242197043"/>
       <w:bookmarkEnd w:id="18"/>
       <w:r>
         <w:t>HU-T.4 — Cerrar sesión</w:t>
@@ -13328,7 +13325,7 @@
         <w:pStyle w:val="Ttulo2"/>
       </w:pPr>
       <w:bookmarkStart w:id="22" w:name="_def34846ffbe39a85a6bd6a22079f6d076a01a9"/>
-      <w:bookmarkStart w:id="23" w:name="_Toc242135786"/>
+      <w:bookmarkStart w:id="23" w:name="_Toc242197044"/>
       <w:bookmarkEnd w:id="20"/>
       <w:r>
         <w:lastRenderedPageBreak/>
@@ -13969,10 +13966,7 @@
               <w:t>(v2.0)</w:t>
             </w:r>
             <w:r>
-              <w:t xml:space="preserve"> </w:t>
-            </w:r>
-            <w:r>
-              <w:t>Cambiar el correo debe exigir confirmar la identidad, y una cuenta sin contraseña debe crearla antes. El correo nuevo debe aplicarse solo tras verificarlo; el anterior debe recibir un aviso y la vinculación con Google del correo anterior debe retirarse.</w:t>
+              <w:t xml:space="preserve"> Cambiar el correo debe exigir confirmar la identidad, y una cuenta sin contraseña debe crearla antes. El correo nuevo debe aplicarse solo tras verificarlo; el anterior debe recibir un aviso y la vinculación con Google del correo anterior debe retirarse.</w:t>
             </w:r>
           </w:p>
         </w:tc>
@@ -14060,10 +14054,7 @@
               <w:t>(v2.0)</w:t>
             </w:r>
             <w:r>
-              <w:t xml:space="preserve"> </w:t>
-            </w:r>
-            <w:r>
-              <w:t>El titular debe poder corregir su documento confirmando su identidad; el sistema debe validar formato y unicidad, auditar el valor anterior y avisar por correo.</w:t>
+              <w:t xml:space="preserve"> El titular debe poder corregir su documento confirmando su identidad; el sistema debe validar formato y unicidad, auditar el valor anterior y avisar por correo.</w:t>
             </w:r>
           </w:p>
         </w:tc>
@@ -14149,7 +14140,10 @@
               <w:t>(v2.0)</w:t>
             </w:r>
             <w:r>
-              <w:t xml:space="preserve"> El veterinario debe poder editar su bio y su foto públicas, pero no sus especialidades.</w:t>
+              <w:t xml:space="preserve"> </w:t>
+            </w:r>
+            <w:r>
+              <w:t>El veterinario debe poder editar su bio y su foto públicas, pero no sus especialidades.</w:t>
             </w:r>
           </w:p>
         </w:tc>
@@ -14214,7 +14208,7 @@
         <w:pStyle w:val="Ttulo2"/>
       </w:pPr>
       <w:bookmarkStart w:id="24" w:name="_37603926653c908321bb7c7e9ea1991584cc3b8"/>
-      <w:bookmarkStart w:id="25" w:name="_Toc242135787"/>
+      <w:bookmarkStart w:id="25" w:name="_Toc242197045"/>
       <w:bookmarkEnd w:id="22"/>
       <w:r>
         <w:lastRenderedPageBreak/>
@@ -14668,7 +14662,7 @@
         <w:pStyle w:val="Ttulo2"/>
       </w:pPr>
       <w:bookmarkStart w:id="26" w:name="_5605fb9a7931d45a4bf5dc8e3e653d18c531f06"/>
-      <w:bookmarkStart w:id="27" w:name="_Toc242135788"/>
+      <w:bookmarkStart w:id="27" w:name="_Toc242197046"/>
       <w:bookmarkEnd w:id="24"/>
       <w:r>
         <w:t>HU-T.7 — Gestión de usuarios del sistema</w:t>
@@ -15209,7 +15203,7 @@
         <w:pStyle w:val="Ttulo2"/>
       </w:pPr>
       <w:bookmarkStart w:id="28" w:name="_cca84937acbaa5cdc69c436564f31a3800184ab"/>
-      <w:bookmarkStart w:id="29" w:name="_Toc242135789"/>
+      <w:bookmarkStart w:id="29" w:name="_Toc242197047"/>
       <w:bookmarkEnd w:id="26"/>
       <w:r>
         <w:lastRenderedPageBreak/>
@@ -15663,7 +15657,7 @@
         <w:pStyle w:val="Ttulo2"/>
       </w:pPr>
       <w:bookmarkStart w:id="30" w:name="_cb462f816148050ba0d7aac8f53a2b5b0cb7780"/>
-      <w:bookmarkStart w:id="31" w:name="_Toc242135790"/>
+      <w:bookmarkStart w:id="31" w:name="_Toc242197048"/>
       <w:bookmarkEnd w:id="28"/>
       <w:r>
         <w:t>HU-T.9 — Backup automático de la base de datos</w:t>
@@ -16116,7 +16110,7 @@
         <w:pStyle w:val="Ttulo2"/>
       </w:pPr>
       <w:bookmarkStart w:id="32" w:name="_276f5e9a65ab31ebb82d9356073ee60ffcf6855"/>
-      <w:bookmarkStart w:id="33" w:name="_Toc242135791"/>
+      <w:bookmarkStart w:id="33" w:name="_Toc242197049"/>
       <w:bookmarkEnd w:id="30"/>
       <w:r>
         <w:t>HU-T.10 — Autorización central por rol (RBAC real)</w:t>
@@ -16489,7 +16483,7 @@
         <w:pStyle w:val="Ttulo2"/>
       </w:pPr>
       <w:bookmarkStart w:id="34" w:name="_0a3f455f956dae02c245ad32e3cc926290783ce"/>
-      <w:bookmarkStart w:id="35" w:name="_Toc242135792"/>
+      <w:bookmarkStart w:id="35" w:name="_Toc242197050"/>
       <w:bookmarkEnd w:id="32"/>
       <w:r>
         <w:t>HU-T.11 — Corregir escalada de privilegios y proteger al último admin</w:t>
@@ -16861,7 +16855,7 @@
         <w:pStyle w:val="Ttulo2"/>
       </w:pPr>
       <w:bookmarkStart w:id="36" w:name="_5106da541d290f3488d79d8c1e91fe390d48e5c"/>
-      <w:bookmarkStart w:id="37" w:name="_Toc242135793"/>
+      <w:bookmarkStart w:id="37" w:name="_Toc242197051"/>
       <w:bookmarkEnd w:id="34"/>
       <w:r>
         <w:t>HU-T.12 — Política de contraseñas, verificación de correo y OAuth seguro</w:t>
@@ -17233,7 +17227,7 @@
         <w:pStyle w:val="Ttulo2"/>
       </w:pPr>
       <w:bookmarkStart w:id="38" w:name="_cf252b72ca6ea71f1a7c3543a5c83f78bbff9ee"/>
-      <w:bookmarkStart w:id="39" w:name="_Toc242135794"/>
+      <w:bookmarkStart w:id="39" w:name="_Toc242197052"/>
       <w:bookmarkEnd w:id="36"/>
       <w:r>
         <w:lastRenderedPageBreak/>
@@ -17775,7 +17769,7 @@
         <w:pStyle w:val="Ttulo2"/>
       </w:pPr>
       <w:bookmarkStart w:id="40" w:name="_37cade07514fa6d0623cee7537c5f68cab00cfd"/>
-      <w:bookmarkStart w:id="41" w:name="_Toc242135795"/>
+      <w:bookmarkStart w:id="41" w:name="_Toc242197053"/>
       <w:bookmarkEnd w:id="38"/>
       <w:r>
         <w:t>HU-T.14 — Restablecer la contraseña de un usuario (administrador)</w:t>
@@ -18147,7 +18141,7 @@
         <w:pStyle w:val="Ttulo2"/>
       </w:pPr>
       <w:bookmarkStart w:id="42" w:name="_09522c4444a8bbebdaf4a55b5444d2231a6caff"/>
-      <w:bookmarkStart w:id="43" w:name="_Toc242135796"/>
+      <w:bookmarkStart w:id="43" w:name="_Toc242197054"/>
       <w:bookmarkEnd w:id="40"/>
       <w:r>
         <w:lastRenderedPageBreak/>
@@ -18682,7 +18676,7 @@
         <w:pStyle w:val="Ttulo2"/>
       </w:pPr>
       <w:bookmarkStart w:id="44" w:name="_7d4be07c6dc7ad98ff2d7fd7f946e3e6ff8ab78"/>
-      <w:bookmarkStart w:id="45" w:name="_Toc242135797"/>
+      <w:bookmarkStart w:id="45" w:name="_Toc242197055"/>
       <w:bookmarkEnd w:id="42"/>
       <w:r>
         <w:t>HU-T.16 — Expiración de la sesión por inactividad</w:t>
@@ -19135,7 +19129,7 @@
         <w:pStyle w:val="Ttulo2"/>
       </w:pPr>
       <w:bookmarkStart w:id="46" w:name="_fde5550409ae8bd107b35d83706fe49d1ac49cf"/>
-      <w:bookmarkStart w:id="47" w:name="_Toc242135798"/>
+      <w:bookmarkStart w:id="47" w:name="_Toc242197056"/>
       <w:bookmarkEnd w:id="44"/>
       <w:r>
         <w:lastRenderedPageBreak/>
@@ -19670,9 +19664,10 @@
         <w:pStyle w:val="Ttulo2"/>
       </w:pPr>
       <w:bookmarkStart w:id="48" w:name="_7d9311428cd5b72468b37f82201f1b810f77c36"/>
-      <w:bookmarkStart w:id="49" w:name="_Toc242135799"/>
+      <w:bookmarkStart w:id="49" w:name="_Toc242197057"/>
       <w:bookmarkEnd w:id="46"/>
       <w:r>
+        <w:lastRenderedPageBreak/>
         <w:t>HU-T.18 — Registrarme e iniciar sesión con Google (propietario)</w:t>
       </w:r>
       <w:bookmarkEnd w:id="49"/>
@@ -19701,9 +19696,9 @@
       </w:tblPr>
       <w:tblGrid>
         <w:gridCol w:w="1221"/>
-        <w:gridCol w:w="2874"/>
+        <w:gridCol w:w="2816"/>
         <w:gridCol w:w="1444"/>
-        <w:gridCol w:w="2799"/>
+        <w:gridCol w:w="2857"/>
         <w:gridCol w:w="1222"/>
       </w:tblGrid>
       <w:tr>
@@ -19728,7 +19723,7 @@
         </w:tc>
         <w:tc>
           <w:tcPr>
-            <w:tcW w:w="1503" w:type="pct"/>
+            <w:tcW w:w="1473" w:type="pct"/>
           </w:tcPr>
           <w:p>
             <w:pPr>
@@ -19756,7 +19751,7 @@
         </w:tc>
         <w:tc>
           <w:tcPr>
-            <w:tcW w:w="1464" w:type="pct"/>
+            <w:tcW w:w="1494" w:type="pct"/>
           </w:tcPr>
           <w:p>
             <w:pPr>
@@ -19809,7 +19804,7 @@
         </w:tc>
         <w:tc>
           <w:tcPr>
-            <w:tcW w:w="1503" w:type="pct"/>
+            <w:tcW w:w="1473" w:type="pct"/>
           </w:tcPr>
           <w:p>
             <w:pPr>
@@ -19837,7 +19832,7 @@
         </w:tc>
         <w:tc>
           <w:tcPr>
-            <w:tcW w:w="1464" w:type="pct"/>
+            <w:tcW w:w="1494" w:type="pct"/>
           </w:tcPr>
           <w:p>
             <w:pPr>
@@ -19890,15 +19885,15 @@
         </w:tc>
         <w:tc>
           <w:tcPr>
-            <w:tcW w:w="1503" w:type="pct"/>
-          </w:tcPr>
-          <w:p>
-            <w:pPr>
-              <w:pStyle w:val="Celda"/>
-              <w:keepNext/>
-            </w:pPr>
-            <w:r>
-              <w:t>Con un correo nuevo, el sistema debe crear la cuenta con el nombre, el correo y la foto de Google, sin verificar el correo, vinculada a la clínica elegida.</w:t>
+            <w:tcW w:w="1473" w:type="pct"/>
+          </w:tcPr>
+          <w:p>
+            <w:pPr>
+              <w:pStyle w:val="Celda"/>
+              <w:keepNext/>
+            </w:pPr>
+            <w:r>
+              <w:t>Con un correo nuevo, el sistema debe exigir aceptar la política antes de crear la cuenta y vincularla a la clínica elegida; luego guarda el nombre, correo y foto de Google sin pedir nueva verificación del correo.</w:t>
             </w:r>
           </w:p>
         </w:tc>
@@ -19918,15 +19913,24 @@
         </w:tc>
         <w:tc>
           <w:tcPr>
-            <w:tcW w:w="1464" w:type="pct"/>
-          </w:tcPr>
-          <w:p>
-            <w:pPr>
-              <w:pStyle w:val="Celda"/>
-              <w:keepNext/>
-            </w:pPr>
-            <w:r>
-              <w:t>Tras continuar con Google, la cuenta existe y aparece en la clínica elegida.</w:t>
+            <w:tcW w:w="1494" w:type="pct"/>
+          </w:tcPr>
+          <w:p>
+            <w:pPr>
+              <w:pStyle w:val="Celda"/>
+              <w:keepNext/>
+            </w:pPr>
+            <w:r>
+              <w:t xml:space="preserve">Sin aceptación no existen cuenta ni vínculo; tras aceptarla, la cuenta existe en la clínica elegida y tiene una prueba en </w:t>
+            </w:r>
+            <w:r>
+              <w:rPr>
+                <w:rStyle w:val="VerbatimChar"/>
+              </w:rPr>
+              <w:t>consentimientos_datos</w:t>
+            </w:r>
+            <w:r>
+              <w:t>.</w:t>
             </w:r>
           </w:p>
         </w:tc>
@@ -19971,15 +19975,15 @@
         </w:tc>
         <w:tc>
           <w:tcPr>
-            <w:tcW w:w="1503" w:type="pct"/>
-          </w:tcPr>
-          <w:p>
-            <w:pPr>
-              <w:pStyle w:val="Celda"/>
-              <w:keepNext/>
-            </w:pPr>
-            <w:r>
-              <w:t>Mientras el perfil esté incompleto, el sistema debe exigir documento, teléfono y autorización de datos, e impedir registrar mascotas o agendar.</w:t>
+            <w:tcW w:w="1473" w:type="pct"/>
+          </w:tcPr>
+          <w:p>
+            <w:pPr>
+              <w:pStyle w:val="Celda"/>
+              <w:keepNext/>
+            </w:pPr>
+            <w:r>
+              <w:t>Mientras el perfil esté incompleto, el sistema debe exigir documento y teléfono e impedir registrar mascotas o agendar.</w:t>
             </w:r>
           </w:p>
         </w:tc>
@@ -19999,7 +20003,7 @@
         </w:tc>
         <w:tc>
           <w:tcPr>
-            <w:tcW w:w="1464" w:type="pct"/>
+            <w:tcW w:w="1494" w:type="pct"/>
           </w:tcPr>
           <w:p>
             <w:pPr>
@@ -20051,7 +20055,7 @@
         </w:tc>
         <w:tc>
           <w:tcPr>
-            <w:tcW w:w="1503" w:type="pct"/>
+            <w:tcW w:w="1473" w:type="pct"/>
           </w:tcPr>
           <w:p>
             <w:pPr>
@@ -20077,7 +20081,7 @@
         </w:tc>
         <w:tc>
           <w:tcPr>
-            <w:tcW w:w="1464" w:type="pct"/>
+            <w:tcW w:w="1494" w:type="pct"/>
           </w:tcPr>
           <w:p>
             <w:pPr>
@@ -20123,10 +20127,9 @@
         <w:pStyle w:val="Ttulo2"/>
       </w:pPr>
       <w:bookmarkStart w:id="50" w:name="_a6c52dc4bdd2cb00ae48e74db3c3b2920a9b818"/>
-      <w:bookmarkStart w:id="51" w:name="_Toc242135800"/>
+      <w:bookmarkStart w:id="51" w:name="_Toc242197058"/>
       <w:bookmarkEnd w:id="48"/>
       <w:r>
-        <w:lastRenderedPageBreak/>
         <w:t>HU-T.19 — Aceptar la política de tratamiento de datos</w:t>
       </w:r>
       <w:bookmarkEnd w:id="51"/>
@@ -20271,7 +20274,7 @@
               <w:keepNext/>
             </w:pPr>
             <w:r>
-              <w:t>Todo registro debe exigir aceptar la política; sin aceptación no se crea la cuenta.</w:t>
+              <w:t>Todo registro debe exigir la aceptación expresa del titular antes de crear la cuenta, incluida el alta por el personal.</w:t>
             </w:r>
           </w:p>
         </w:tc>
@@ -20299,7 +20302,16 @@
               <w:keepNext/>
             </w:pPr>
             <w:r>
-              <w:t>Enviar el registro sin marcar la aceptación se rechaza.</w:t>
+              <w:t xml:space="preserve">Un registro con Google, formulario o personal sin aceptación previa no crea </w:t>
+            </w:r>
+            <w:r>
+              <w:rPr>
+                <w:rStyle w:val="VerbatimChar"/>
+              </w:rPr>
+              <w:t>usuarios</w:t>
+            </w:r>
+            <w:r>
+              <w:t xml:space="preserve"> ni el vínculo con la clínica; el personal no puede aceptar en nombre del titular.</w:t>
             </w:r>
           </w:p>
         </w:tc>
@@ -20575,6 +20587,7 @@
           <w:b/>
           <w:bCs/>
         </w:rPr>
+        <w:lastRenderedPageBreak/>
         <w:t>Reglas de negocio:</w:t>
       </w:r>
       <w:r>
@@ -20586,7 +20599,7 @@
         <w:pStyle w:val="Ttulo1"/>
       </w:pPr>
       <w:bookmarkStart w:id="52" w:name="_45e5cddb15e6e85961c4bdd9f114a9e4301e667"/>
-      <w:bookmarkStart w:id="53" w:name="_Toc242135801"/>
+      <w:bookmarkStart w:id="53" w:name="_Toc242197059"/>
       <w:bookmarkEnd w:id="12"/>
       <w:bookmarkEnd w:id="50"/>
       <w:r>
@@ -20600,7 +20613,7 @@
         <w:pStyle w:val="Ttulo2"/>
       </w:pPr>
       <w:bookmarkStart w:id="54" w:name="_3442f1e103117ab35c7be2be07e5b7a86f50900"/>
-      <w:bookmarkStart w:id="55" w:name="_Toc242135802"/>
+      <w:bookmarkStart w:id="55" w:name="_Toc242197060"/>
       <w:r>
         <w:t>HU-1.1 — Registrar mascota</w:t>
       </w:r>
@@ -21214,7 +21227,7 @@
         <w:pStyle w:val="Ttulo2"/>
       </w:pPr>
       <w:bookmarkStart w:id="56" w:name="_cac8078226ab7384debc291829d99266c4c98c9"/>
-      <w:bookmarkStart w:id="57" w:name="_Toc242135803"/>
+      <w:bookmarkStart w:id="57" w:name="_Toc242197061"/>
       <w:bookmarkEnd w:id="54"/>
       <w:r>
         <w:t>HU-1.2 — Registrar propietario</w:t>
@@ -21586,7 +21599,7 @@
         <w:pStyle w:val="Ttulo2"/>
       </w:pPr>
       <w:bookmarkStart w:id="58" w:name="_2775e78a99e9a6c8110a18962d2d3ffe08eb791"/>
-      <w:bookmarkStart w:id="59" w:name="_Toc242135804"/>
+      <w:bookmarkStart w:id="59" w:name="_Toc242197062"/>
       <w:bookmarkEnd w:id="56"/>
       <w:r>
         <w:lastRenderedPageBreak/>
@@ -22040,7 +22053,7 @@
         <w:pStyle w:val="Ttulo2"/>
       </w:pPr>
       <w:bookmarkStart w:id="60" w:name="_a48b917e447c9bb421319764b87fa8fbfffc6ce"/>
-      <w:bookmarkStart w:id="61" w:name="_Toc242135805"/>
+      <w:bookmarkStart w:id="61" w:name="_Toc242197063"/>
       <w:bookmarkEnd w:id="58"/>
       <w:r>
         <w:t>HU-1.4 — Editar y desactivar mascota</w:t>
@@ -22516,10 +22529,7 @@
               <w:t>(v2.0)</w:t>
             </w:r>
             <w:r>
-              <w:t xml:space="preserve"> </w:t>
-            </w:r>
-            <w:r>
-              <w:t>Todo cambio en la ficha debe notificarse al propietario.</w:t>
+              <w:t xml:space="preserve"> Todo cambio en la ficha debe notificarse al propietario.</w:t>
             </w:r>
           </w:p>
         </w:tc>
@@ -22576,7 +22586,10 @@
         <w:t>Reglas de negocio:</w:t>
       </w:r>
       <w:r>
-        <w:t xml:space="preserve"> RN-104, RN-105, RN-108, RN-110</w:t>
+        <w:t xml:space="preserve"> </w:t>
+      </w:r>
+      <w:r>
+        <w:t>RN-104, RN-105, RN-108, RN-110</w:t>
       </w:r>
     </w:p>
     <w:p>
@@ -22584,7 +22597,7 @@
         <w:pStyle w:val="Ttulo2"/>
       </w:pPr>
       <w:bookmarkStart w:id="62" w:name="_c56dbdf70effe4fdddd03cc982164bf6dfa15fd"/>
-      <w:bookmarkStart w:id="63" w:name="_Toc242135806"/>
+      <w:bookmarkStart w:id="63" w:name="_Toc242197064"/>
       <w:bookmarkEnd w:id="60"/>
       <w:r>
         <w:lastRenderedPageBreak/>
@@ -22957,7 +22970,7 @@
         <w:pStyle w:val="Ttulo1"/>
       </w:pPr>
       <w:bookmarkStart w:id="64" w:name="_8ada1076fc69f75adb455b52b48149b634e12c1"/>
-      <w:bookmarkStart w:id="65" w:name="_Toc242135807"/>
+      <w:bookmarkStart w:id="65" w:name="_Toc242197065"/>
       <w:bookmarkEnd w:id="52"/>
       <w:bookmarkEnd w:id="62"/>
       <w:r>
@@ -22971,7 +22984,7 @@
         <w:pStyle w:val="Ttulo2"/>
       </w:pPr>
       <w:bookmarkStart w:id="66" w:name="_d0fbc850c25121b5bb6429938908d9d6324f20c"/>
-      <w:bookmarkStart w:id="67" w:name="_Toc242135808"/>
+      <w:bookmarkStart w:id="67" w:name="_Toc242197066"/>
       <w:r>
         <w:t>HU-2.1 — Registrar consulta clínica</w:t>
       </w:r>
@@ -23446,7 +23459,10 @@
               <w:t>(v2.0)</w:t>
             </w:r>
             <w:r>
-              <w:t xml:space="preserve"> El veterinario debe poder registrar y desactivar alergias y alertas médicas de la mascota (alergia, condición crónica, medicación continua), enlazadas al nodo del Grafo I cuando exista.</w:t>
+              <w:t xml:space="preserve"> </w:t>
+            </w:r>
+            <w:r>
+              <w:t>El veterinario debe poder registrar y desactivar alergias y alertas médicas de la mascota (alergia, condición crónica, medicación continua), enlazadas al nodo del Grafo I cuando exista.</w:t>
             </w:r>
           </w:p>
         </w:tc>
@@ -23511,7 +23527,7 @@
         <w:pStyle w:val="Ttulo2"/>
       </w:pPr>
       <w:bookmarkStart w:id="68" w:name="_7a453a6eb6ed88e1bfb6e10d4e89e02e93370e4"/>
-      <w:bookmarkStart w:id="69" w:name="_Toc242135809"/>
+      <w:bookmarkStart w:id="69" w:name="_Toc242197067"/>
       <w:bookmarkEnd w:id="66"/>
       <w:r>
         <w:t>HU-2.2 — Atención clínica sin cita (urgencias)</w:t>
@@ -23964,7 +23980,7 @@
         <w:pStyle w:val="Ttulo2"/>
       </w:pPr>
       <w:bookmarkStart w:id="70" w:name="_277d15ee6375124a0d7497cd947f0496d653294"/>
-      <w:bookmarkStart w:id="71" w:name="_Toc242135810"/>
+      <w:bookmarkStart w:id="71" w:name="_Toc242197068"/>
       <w:bookmarkEnd w:id="68"/>
       <w:r>
         <w:lastRenderedPageBreak/>
@@ -24418,7 +24434,7 @@
         <w:pStyle w:val="Ttulo2"/>
       </w:pPr>
       <w:bookmarkStart w:id="72" w:name="_1b98c978e60977db39fc2418db7fe5e3ddc3001"/>
-      <w:bookmarkStart w:id="73" w:name="_Toc242135811"/>
+      <w:bookmarkStart w:id="73" w:name="_Toc242197069"/>
       <w:bookmarkEnd w:id="70"/>
       <w:r>
         <w:t>HU-2.4 — Registrar tratamiento</w:t>
@@ -24790,7 +24806,7 @@
         <w:pStyle w:val="Ttulo2"/>
       </w:pPr>
       <w:bookmarkStart w:id="74" w:name="_9717672e9e73feeffef28eb38b12c038cdd7bd2"/>
-      <w:bookmarkStart w:id="75" w:name="_Toc242135812"/>
+      <w:bookmarkStart w:id="75" w:name="_Toc242197070"/>
       <w:bookmarkEnd w:id="72"/>
       <w:r>
         <w:t>HU-2.5 — Ver historial clínico completo</w:t>
@@ -25185,10 +25201,7 @@
               <w:t>(v2.0)</w:t>
             </w:r>
             <w:r>
-              <w:t xml:space="preserve"> </w:t>
-            </w:r>
-            <w:r>
-              <w:t>El historial debe incluir lo registrado por otras clínicas según lo autorizado por el propietario (HU-2.10).</w:t>
+              <w:t xml:space="preserve"> El historial debe incluir lo registrado por otras clínicas según lo autorizado por el propietario (HU-2.10).</w:t>
             </w:r>
           </w:p>
         </w:tc>
@@ -25253,7 +25266,7 @@
         <w:pStyle w:val="Ttulo2"/>
       </w:pPr>
       <w:bookmarkStart w:id="76" w:name="_fdc1478d352073634e6bd92f17796cead004715"/>
-      <w:bookmarkStart w:id="77" w:name="_Toc242135813"/>
+      <w:bookmarkStart w:id="77" w:name="_Toc242197071"/>
       <w:bookmarkEnd w:id="74"/>
       <w:r>
         <w:lastRenderedPageBreak/>
@@ -25626,7 +25639,7 @@
         <w:pStyle w:val="Ttulo2"/>
       </w:pPr>
       <w:bookmarkStart w:id="78" w:name="_101f0dcf34d14c70ec0f17a5f1393f5d9e5e380"/>
-      <w:bookmarkStart w:id="79" w:name="_Toc242135814"/>
+      <w:bookmarkStart w:id="79" w:name="_Toc242197072"/>
       <w:bookmarkEnd w:id="76"/>
       <w:r>
         <w:t>HU-2.7 — Validación y control de acceso en registros clínicos y de mascota</w:t>
@@ -25998,7 +26011,7 @@
         <w:pStyle w:val="Ttulo2"/>
       </w:pPr>
       <w:bookmarkStart w:id="80" w:name="_004e46896b85bf56df5905f1e03a53c4af0a844"/>
-      <w:bookmarkStart w:id="81" w:name="_Toc242135815"/>
+      <w:bookmarkStart w:id="81" w:name="_Toc242197073"/>
       <w:bookmarkEnd w:id="78"/>
       <w:r>
         <w:t>HU-2.8 — Sugerencia de diagnósticos probables por síntomas</w:t>
@@ -26533,7 +26546,7 @@
         <w:pStyle w:val="Ttulo2"/>
       </w:pPr>
       <w:bookmarkStart w:id="82" w:name="_dc4885bd67732a434e9ba082721bf6df1e25b78"/>
-      <w:bookmarkStart w:id="83" w:name="_Toc242135816"/>
+      <w:bookmarkStart w:id="83" w:name="_Toc242197074"/>
       <w:bookmarkEnd w:id="80"/>
       <w:r>
         <w:t>HU-2.9 — Alertas de toxicidad e interacción al prescribir</w:t>
@@ -26842,7 +26855,7 @@
               <w:keepNext/>
             </w:pPr>
             <w:r>
-              <w:t>Una interacción con la medicación vigente debe advertirse; el veterinario confirma o cambia y queda en auditoría.</w:t>
+              <w:t>Una interacción con la medicación vigente debe advertirse; el veterinario confirma o cambia y queda en auditoría. Si el tratamiento que origina la alerta pertenece a otra clínica y no hay autorización de lectura, el motor lo evalúa internamente pero solo emite un aviso genérico; antes de confirmar, el veterinario documenta la conciliación con el propietario o solicita autorización.</w:t>
             </w:r>
           </w:p>
         </w:tc>
@@ -26870,7 +26883,7 @@
               <w:keepNext/>
             </w:pPr>
             <w:r>
-              <w:t>Advertencia con registro en auditoría.</w:t>
+              <w:t>La alerta detecta la interacción aun sin autorización; ni interfaz ni respuesta AJAX revelan el tratamiento protegido, y la verificación y la decisión quedan en auditoría.</w:t>
             </w:r>
           </w:p>
         </w:tc>
@@ -26986,9 +26999,10 @@
         <w:pStyle w:val="Ttulo2"/>
       </w:pPr>
       <w:bookmarkStart w:id="84" w:name="_39e4f7d80042c39922c0142f6da447f46643fcd"/>
-      <w:bookmarkStart w:id="85" w:name="_Toc242135817"/>
+      <w:bookmarkStart w:id="85" w:name="_Toc242197075"/>
       <w:bookmarkEnd w:id="82"/>
       <w:r>
+        <w:lastRenderedPageBreak/>
         <w:t>HU-2.10 — Ver la historia compartida de la mascota (multi-clínica)</w:t>
       </w:r>
       <w:bookmarkEnd w:id="85"/>
@@ -27442,7 +27456,7 @@
         <w:pStyle w:val="Ttulo2"/>
       </w:pPr>
       <w:bookmarkStart w:id="86" w:name="_ddbeb8d4984f7e7207ef7f02c5c92f4dcdce30d"/>
-      <w:bookmarkStart w:id="87" w:name="_Toc242135818"/>
+      <w:bookmarkStart w:id="87" w:name="_Toc242197076"/>
       <w:bookmarkEnd w:id="84"/>
       <w:r>
         <w:lastRenderedPageBreak/>
@@ -27926,13 +27940,13 @@
               <w:keepNext/>
             </w:pPr>
             <w:r>
-              <w:t xml:space="preserve">Sin cobertura o sin síntomas reconocidos, el nivel debe ser </w:t>
+              <w:t xml:space="preserve">Sin cobertura o sin síntomas reconocidos, el cálculo automático debe dar </w:t>
             </w:r>
             <w:r>
               <w:t>🟡</w:t>
             </w:r>
             <w:r>
-              <w:t xml:space="preserve"> con la marca «revisión del personal».</w:t>
+              <w:t xml:space="preserve"> con la marca «revisión del personal»; la revisión debe ocurrir antes de asignar espacio cuando el relato sugiera urgencia.</w:t>
             </w:r>
           </w:p>
         </w:tc>
@@ -27960,13 +27974,19 @@
               <w:keepNext/>
             </w:pPr>
             <w:r>
-              <w:t xml:space="preserve">T-20 y T-22 nunca dan </w:t>
-            </w:r>
-            <w:r>
-              <w:t>🟢</w:t>
-            </w:r>
-            <w:r>
-              <w:t>.</w:t>
+              <w:t xml:space="preserve">T-20 da </w:t>
+            </w:r>
+            <w:r>
+              <w:t>🟡</w:t>
+            </w:r>
+            <w:r>
+              <w:t xml:space="preserve"> y se deriva a revisión inmediata antes de agendar; T-22 da </w:t>
+            </w:r>
+            <w:r>
+              <w:t>🟡</w:t>
+            </w:r>
+            <w:r>
+              <w:t xml:space="preserve"> con revisión. Un veterinario podrá ajustar el nivel con motivo conforme a RN-419.</w:t>
             </w:r>
           </w:p>
         </w:tc>
@@ -28163,7 +28183,7 @@
         <w:pStyle w:val="Ttulo1"/>
       </w:pPr>
       <w:bookmarkStart w:id="88" w:name="_d55aebc9deeb1682a62a02ae225cde94fe0baf3"/>
-      <w:bookmarkStart w:id="89" w:name="_Toc242135819"/>
+      <w:bookmarkStart w:id="89" w:name="_Toc242197077"/>
       <w:bookmarkEnd w:id="64"/>
       <w:bookmarkEnd w:id="86"/>
       <w:r>
@@ -28177,7 +28197,7 @@
         <w:pStyle w:val="Ttulo2"/>
       </w:pPr>
       <w:bookmarkStart w:id="90" w:name="_73783a222ff535845613407f8c2c5de0df62c29"/>
-      <w:bookmarkStart w:id="91" w:name="_Toc242135820"/>
+      <w:bookmarkStart w:id="91" w:name="_Toc242197078"/>
       <w:r>
         <w:t>HU-3.1 — Registrar vacunación</w:t>
       </w:r>
@@ -28548,7 +28568,7 @@
         <w:pStyle w:val="Ttulo2"/>
       </w:pPr>
       <w:bookmarkStart w:id="92" w:name="_6075047063f4930391208048315650ed427ae6c"/>
-      <w:bookmarkStart w:id="93" w:name="_Toc242135821"/>
+      <w:bookmarkStart w:id="93" w:name="_Toc242197079"/>
       <w:bookmarkEnd w:id="90"/>
       <w:r>
         <w:t>HU-3.2 — Enviar recordatorio por correo</w:t>
@@ -29082,7 +29102,7 @@
         <w:pStyle w:val="Ttulo2"/>
       </w:pPr>
       <w:bookmarkStart w:id="94" w:name="_781661fe2d15deb5f4d895541dced4f16e579af"/>
-      <w:bookmarkStart w:id="95" w:name="_Toc242135822"/>
+      <w:bookmarkStart w:id="95" w:name="_Toc242197080"/>
       <w:bookmarkEnd w:id="92"/>
       <w:r>
         <w:lastRenderedPageBreak/>
@@ -29455,7 +29475,7 @@
         <w:pStyle w:val="Ttulo2"/>
       </w:pPr>
       <w:bookmarkStart w:id="96" w:name="_8afd4fd6adaa7aec672b37965973c4a0b1b5483"/>
-      <w:bookmarkStart w:id="97" w:name="_Toc242135823"/>
+      <w:bookmarkStart w:id="97" w:name="_Toc242197081"/>
       <w:bookmarkEnd w:id="94"/>
       <w:r>
         <w:t>HU-3.4 — Registrar desparasitación</w:t>
@@ -29827,7 +29847,7 @@
         <w:pStyle w:val="Ttulo2"/>
       </w:pPr>
       <w:bookmarkStart w:id="98" w:name="_69b92288d624f1c737d99fa43d727735c1c78ac"/>
-      <w:bookmarkStart w:id="99" w:name="_Toc242135824"/>
+      <w:bookmarkStart w:id="99" w:name="_Toc242197082"/>
       <w:bookmarkEnd w:id="96"/>
       <w:r>
         <w:t>HU-3.5 — Panel de vacunaciones pendientes</w:t>
@@ -30199,7 +30219,7 @@
         <w:pStyle w:val="Ttulo2"/>
       </w:pPr>
       <w:bookmarkStart w:id="100" w:name="_83b2b6ee9ef84433e407efb3456acc0bf8c705f"/>
-      <w:bookmarkStart w:id="101" w:name="_Toc242135825"/>
+      <w:bookmarkStart w:id="101" w:name="_Toc242197083"/>
       <w:bookmarkEnd w:id="98"/>
       <w:r>
         <w:lastRenderedPageBreak/>
@@ -30653,7 +30673,7 @@
         <w:pStyle w:val="Ttulo1"/>
       </w:pPr>
       <w:bookmarkStart w:id="102" w:name="_0bc479c0be240e26431ebdd296a7a53444b2628"/>
-      <w:bookmarkStart w:id="103" w:name="_Toc242135826"/>
+      <w:bookmarkStart w:id="103" w:name="_Toc242197084"/>
       <w:bookmarkEnd w:id="88"/>
       <w:bookmarkEnd w:id="100"/>
       <w:r>
@@ -30667,7 +30687,7 @@
         <w:pStyle w:val="Ttulo2"/>
       </w:pPr>
       <w:bookmarkStart w:id="104" w:name="_83a9ef67ed8a24f8f8fb200a3c30fdc3bf36c17"/>
-      <w:bookmarkStart w:id="105" w:name="_Toc242135827"/>
+      <w:bookmarkStart w:id="105" w:name="_Toc242197085"/>
       <w:r>
         <w:t>HU-4.1 — Agendar cita</w:t>
       </w:r>
@@ -31200,7 +31220,7 @@
         <w:pStyle w:val="Ttulo2"/>
       </w:pPr>
       <w:bookmarkStart w:id="106" w:name="_102fb6dec5375a39a698cb955a51646f9817d25"/>
-      <w:bookmarkStart w:id="107" w:name="_Toc242135828"/>
+      <w:bookmarkStart w:id="107" w:name="_Toc242197086"/>
       <w:bookmarkEnd w:id="104"/>
       <w:r>
         <w:t>HU-4.2 — Cancelar o reprogramar cita</w:t>
@@ -31653,7 +31673,7 @@
         <w:pStyle w:val="Ttulo2"/>
       </w:pPr>
       <w:bookmarkStart w:id="108" w:name="_bc90a9ef9035fcbf5d83826a75a2a7caba95288"/>
-      <w:bookmarkStart w:id="109" w:name="_Toc242135829"/>
+      <w:bookmarkStart w:id="109" w:name="_Toc242197087"/>
       <w:bookmarkEnd w:id="106"/>
       <w:r>
         <w:lastRenderedPageBreak/>
@@ -32512,7 +32532,7 @@
         <w:pStyle w:val="Ttulo2"/>
       </w:pPr>
       <w:bookmarkStart w:id="110" w:name="_0ab1d1688e3b6d42f481962b5abe908ca5f185e"/>
-      <w:bookmarkStart w:id="111" w:name="_Toc242135830"/>
+      <w:bookmarkStart w:id="111" w:name="_Toc242197088"/>
       <w:bookmarkEnd w:id="108"/>
       <w:r>
         <w:lastRenderedPageBreak/>
@@ -32966,7 +32986,7 @@
         <w:pStyle w:val="Ttulo2"/>
       </w:pPr>
       <w:bookmarkStart w:id="112" w:name="_391b83d5c01b20c64bec4d1baa2ded83b27b3cc"/>
-      <w:bookmarkStart w:id="113" w:name="_Toc242135831"/>
+      <w:bookmarkStart w:id="113" w:name="_Toc242197089"/>
       <w:bookmarkEnd w:id="110"/>
       <w:r>
         <w:t>HU-4.5 — Registrar hora real de atención y gestionar retrasos</w:t>
@@ -33338,7 +33358,7 @@
         <w:pStyle w:val="Ttulo2"/>
       </w:pPr>
       <w:bookmarkStart w:id="114" w:name="_fd2845ac88e46c3520f61b9b4ded26b35f37534"/>
-      <w:bookmarkStart w:id="115" w:name="_Toc242135832"/>
+      <w:bookmarkStart w:id="115" w:name="_Toc242197090"/>
       <w:bookmarkEnd w:id="112"/>
       <w:r>
         <w:t>HU-4.6 — Buffer configurable entre citas</w:t>
@@ -33629,7 +33649,7 @@
         <w:pStyle w:val="Ttulo2"/>
       </w:pPr>
       <w:bookmarkStart w:id="116" w:name="_4786f5b438d23c36e067f350ad8ed0097d027c2"/>
-      <w:bookmarkStart w:id="117" w:name="_Toc242135833"/>
+      <w:bookmarkStart w:id="117" w:name="_Toc242197091"/>
       <w:bookmarkEnd w:id="114"/>
       <w:r>
         <w:lastRenderedPageBreak/>
@@ -34002,7 +34022,7 @@
         <w:pStyle w:val="Ttulo2"/>
       </w:pPr>
       <w:bookmarkStart w:id="118" w:name="_0d930997ffa83b9b36b150e5e50b933f66b264d"/>
-      <w:bookmarkStart w:id="119" w:name="_Toc242135834"/>
+      <w:bookmarkStart w:id="119" w:name="_Toc242197092"/>
       <w:bookmarkEnd w:id="116"/>
       <w:r>
         <w:t>HU-4.8 — Bloqueos de agenda del veterinario y días no laborables</w:t>
@@ -34374,7 +34394,7 @@
         <w:pStyle w:val="Ttulo2"/>
       </w:pPr>
       <w:bookmarkStart w:id="120" w:name="_592e3b26ee2d82de9a78960621790aca76cbe41"/>
-      <w:bookmarkStart w:id="121" w:name="_Toc242135835"/>
+      <w:bookmarkStart w:id="121" w:name="_Toc242197093"/>
       <w:bookmarkEnd w:id="118"/>
       <w:r>
         <w:t>HU-4.9 — Endurecer la validación de disponibilidad</w:t>
@@ -34746,7 +34766,7 @@
         <w:pStyle w:val="Ttulo2"/>
       </w:pPr>
       <w:bookmarkStart w:id="122" w:name="_53bf433c324c03bf220d8f1ea57572094c24d19"/>
-      <w:bookmarkStart w:id="123" w:name="_Toc242135836"/>
+      <w:bookmarkStart w:id="123" w:name="_Toc242197094"/>
       <w:bookmarkEnd w:id="120"/>
       <w:r>
         <w:lastRenderedPageBreak/>
@@ -35119,7 +35139,7 @@
         <w:pStyle w:val="Ttulo2"/>
       </w:pPr>
       <w:bookmarkStart w:id="124" w:name="_bc4a4c08f4864e57db7a13372e3c901c5711bb9"/>
-      <w:bookmarkStart w:id="125" w:name="_Toc242135837"/>
+      <w:bookmarkStart w:id="125" w:name="_Toc242197095"/>
       <w:bookmarkEnd w:id="122"/>
       <w:r>
         <w:t>HU-4.11 — Configurar el horario recurrente del veterinario</w:t>
@@ -35653,7 +35673,7 @@
         <w:pStyle w:val="Ttulo2"/>
       </w:pPr>
       <w:bookmarkStart w:id="126" w:name="_3a9da54e9b682c781ba4f8ec9fb08eb1ae51469"/>
-      <w:bookmarkStart w:id="127" w:name="_Toc242135838"/>
+      <w:bookmarkStart w:id="127" w:name="_Toc242197096"/>
       <w:bookmarkEnd w:id="124"/>
       <w:r>
         <w:lastRenderedPageBreak/>
@@ -35882,7 +35902,7 @@
               <w:keepNext/>
             </w:pPr>
             <w:r>
-              <w:t>Un rango inválido debe rechazarse.</w:t>
+              <w:t>Un rango de fecha y hora inválido debe rechazarse.</w:t>
             </w:r>
           </w:p>
         </w:tc>
@@ -35910,7 +35930,7 @@
               <w:keepNext/>
             </w:pPr>
             <w:r>
-              <w:t>Fechas inválidas se rechazan.</w:t>
+              <w:t>Se rechazan un fin anterior o igual al inicio y las fechas u horas inválidas; una ausencia de día completo y otra de una franja parcial bloquean exactamente sus respectivos rangos.</w:t>
             </w:r>
           </w:p>
         </w:tc>
@@ -36188,7 +36208,7 @@
         <w:pStyle w:val="Ttulo2"/>
       </w:pPr>
       <w:bookmarkStart w:id="128" w:name="_d5e60343e26d4758074a6efaed07b69cd6c3551"/>
-      <w:bookmarkStart w:id="129" w:name="_Toc242135839"/>
+      <w:bookmarkStart w:id="129" w:name="_Toc242197097"/>
       <w:bookmarkEnd w:id="126"/>
       <w:r>
         <w:lastRenderedPageBreak/>
@@ -36844,7 +36864,7 @@
               <w:t>🟠</w:t>
             </w:r>
             <w:r>
-              <w:t xml:space="preserve"> configurado por la clínica (por defecto, 2), con desempate por severidad y luego por orden de llegada.</w:t>
+              <w:t xml:space="preserve"> configurado por la clínica (por defecto, 2). Entre naranjas se respeta el orden de llegada, salvo cambio motivado por un veterinario y auditado.</w:t>
             </w:r>
           </w:p>
         </w:tc>
@@ -36870,7 +36890,25 @@
               <w:pStyle w:val="Celda"/>
             </w:pPr>
             <w:r>
-              <w:t>El tercer naranja del bloque no se ubica en él y genera aviso al personal; entre dos naranjas, entra el de mayor severidad.</w:t>
+              <w:t xml:space="preserve">El tercer naranja del bloque no se ubica en él y genera aviso; entre dos naranjas entra el primero por </w:t>
+            </w:r>
+            <w:r>
+              <w:rPr>
+                <w:rStyle w:val="VerbatimChar"/>
+              </w:rPr>
+              <w:t>fecha_registro</w:t>
+            </w:r>
+            <w:r>
+              <w:t>/</w:t>
+            </w:r>
+            <w:r>
+              <w:rPr>
+                <w:rStyle w:val="VerbatimChar"/>
+              </w:rPr>
+              <w:t>id_cita</w:t>
+            </w:r>
+            <w:r>
+              <w:t>, y un cambio manual sin motivo se rechaza.</w:t>
             </w:r>
           </w:p>
         </w:tc>
@@ -36901,7 +36939,10 @@
         <w:t>Reglas de negocio:</w:t>
       </w:r>
       <w:r>
-        <w:t xml:space="preserve"> RN-411, RN-415, RN-401, RN-402, RN-420, RN-422</w:t>
+        <w:t xml:space="preserve"> </w:t>
+      </w:r>
+      <w:r>
+        <w:t>RN-411, RN-415, RN-401, RN-402, RN-420, RN-422</w:t>
       </w:r>
     </w:p>
     <w:p>
@@ -36909,7 +36950,7 @@
         <w:pStyle w:val="Ttulo2"/>
       </w:pPr>
       <w:bookmarkStart w:id="130" w:name="_d4adac7448e74c17e6bb33bf496ee79d1222807"/>
-      <w:bookmarkStart w:id="131" w:name="_Toc242135840"/>
+      <w:bookmarkStart w:id="131" w:name="_Toc242197098"/>
       <w:bookmarkEnd w:id="128"/>
       <w:r>
         <w:lastRenderedPageBreak/>
@@ -37606,7 +37647,7 @@
         <w:pStyle w:val="Ttulo2"/>
       </w:pPr>
       <w:bookmarkStart w:id="132" w:name="_91e1c705d28c1a221b008d52046353792175d0f"/>
-      <w:bookmarkStart w:id="133" w:name="_Toc242135841"/>
+      <w:bookmarkStart w:id="133" w:name="_Toc242197099"/>
       <w:bookmarkEnd w:id="130"/>
       <w:r>
         <w:lastRenderedPageBreak/>
@@ -37922,7 +37963,7 @@
               <w:keepNext/>
             </w:pPr>
             <w:r>
-              <w:t>Si la mascota no está registrada, el sistema debe permitir un registro rápido de emergencia con los datos mínimos de la mascota y de quien la trae (nombre, documento y teléfono).</w:t>
+              <w:t>En un rojo del portal autenticado, el sistema debe usar la identidad de la sesión y la mascota seleccionada sin volver a verificarlas. En un ingreso presencial, debe usar la cuenta y la ficha existentes si puede verificar su relación sin retrasar la atención; en otro caso debe crear una ficha provisional vinculada a la clínica, sin atribuir propiedad al acompañante ni crear una cuenta. Después debe permitir completar o consolidar la ficha, conservando la trazabilidad.</w:t>
             </w:r>
           </w:p>
         </w:tc>
@@ -37950,7 +37991,25 @@
               <w:keepNext/>
             </w:pPr>
             <w:r>
-              <w:t>Se crea una ficha «por completar» a nombre de esa persona; si no tenía cuenta, queda creada pendiente de activar.</w:t>
+              <w:t xml:space="preserve">Desde el portal se conservan </w:t>
+            </w:r>
+            <w:r>
+              <w:rPr>
+                <w:rStyle w:val="VerbatimChar"/>
+              </w:rPr>
+              <w:t>id_usuario</w:t>
+            </w:r>
+            <w:r>
+              <w:t xml:space="preserve"> e </w:t>
+            </w:r>
+            <w:r>
+              <w:rPr>
+                <w:rStyle w:val="VerbatimChar"/>
+              </w:rPr>
+              <w:t>id_mascota</w:t>
+            </w:r>
+            <w:r>
+              <w:t xml:space="preserve"> sin búsqueda adicional. En persona, con relación verificada se reutilizan ambos registros; sin verificación o sin cuenta, la consulta se registra en una mascota «por completar», con carnet inactivo y sin usuario nuevo. El límite del plan no bloquea el ingreso rojo. La conciliación no pierde actos clínicos ni duplica la cuenta.</w:t>
             </w:r>
           </w:p>
         </w:tc>
@@ -38396,7 +38455,7 @@
         <w:pStyle w:val="Ttulo2"/>
       </w:pPr>
       <w:bookmarkStart w:id="134" w:name="_c78d8424c335bf78fd48b1955b4f1a67eda143f"/>
-      <w:bookmarkStart w:id="135" w:name="_Toc242135842"/>
+      <w:bookmarkStart w:id="135" w:name="_Toc242197100"/>
       <w:bookmarkEnd w:id="132"/>
       <w:r>
         <w:lastRenderedPageBreak/>
@@ -38688,7 +38747,7 @@
         <w:pStyle w:val="Ttulo2"/>
       </w:pPr>
       <w:bookmarkStart w:id="136" w:name="_d95563cf58dd7b4419944c1578610bfcd0b1db0"/>
-      <w:bookmarkStart w:id="137" w:name="_Toc242135843"/>
+      <w:bookmarkStart w:id="137" w:name="_Toc242197101"/>
       <w:bookmarkEnd w:id="134"/>
       <w:r>
         <w:t>HU-4.17 — Recalcular el triage cuando cambian los síntomas</w:t>
@@ -39159,7 +39218,7 @@
         <w:pStyle w:val="Ttulo2"/>
       </w:pPr>
       <w:bookmarkStart w:id="138" w:name="_8b0a1409d398bf3e63485141aa804db028749ca"/>
-      <w:bookmarkStart w:id="139" w:name="_Toc242135844"/>
+      <w:bookmarkStart w:id="139" w:name="_Toc242197102"/>
       <w:bookmarkEnd w:id="136"/>
       <w:r>
         <w:lastRenderedPageBreak/>
@@ -39613,7 +39672,7 @@
         <w:pStyle w:val="Ttulo2"/>
       </w:pPr>
       <w:bookmarkStart w:id="140" w:name="_cf2722ce0434310059a1401a7a9236f9f75ab69"/>
-      <w:bookmarkStart w:id="141" w:name="_Toc242135845"/>
+      <w:bookmarkStart w:id="141" w:name="_Toc242197103"/>
       <w:bookmarkEnd w:id="138"/>
       <w:r>
         <w:t>HU-4.19 — Manejar la llegada tarde del propietario</w:t>
@@ -40066,7 +40125,7 @@
         <w:pStyle w:val="Ttulo1"/>
       </w:pPr>
       <w:bookmarkStart w:id="142" w:name="_448b6637f95054bfc4854cb12826ea84d2acba0"/>
-      <w:bookmarkStart w:id="143" w:name="_Toc242135846"/>
+      <w:bookmarkStart w:id="143" w:name="_Toc242197104"/>
       <w:bookmarkEnd w:id="102"/>
       <w:bookmarkEnd w:id="140"/>
       <w:r>
@@ -40080,7 +40139,7 @@
         <w:pStyle w:val="Ttulo2"/>
       </w:pPr>
       <w:bookmarkStart w:id="144" w:name="_af054ffcebd6910222ee7d6c1d020875947335e"/>
-      <w:bookmarkStart w:id="145" w:name="_Toc242135847"/>
+      <w:bookmarkStart w:id="145" w:name="_Toc242197105"/>
       <w:r>
         <w:t>HU-5.1 — Portal del propietario</w:t>
       </w:r>
@@ -41022,7 +41081,7 @@
         <w:pStyle w:val="Ttulo2"/>
       </w:pPr>
       <w:bookmarkStart w:id="146" w:name="_6b1c61431b8f8f0fcc4ce60077071b912ba2b45"/>
-      <w:bookmarkStart w:id="147" w:name="_Toc242135848"/>
+      <w:bookmarkStart w:id="147" w:name="_Toc242197106"/>
       <w:bookmarkEnd w:id="144"/>
       <w:r>
         <w:t>HU-5.2 — Auto-registro de propietario</w:t>
@@ -41556,7 +41615,7 @@
         <w:pStyle w:val="Ttulo2"/>
       </w:pPr>
       <w:bookmarkStart w:id="148" w:name="_f4d063018be410b507969fa4c62074124f833cf"/>
-      <w:bookmarkStart w:id="149" w:name="_Toc242135849"/>
+      <w:bookmarkStart w:id="149" w:name="_Toc242197107"/>
       <w:bookmarkEnd w:id="146"/>
       <w:r>
         <w:lastRenderedPageBreak/>
@@ -42098,7 +42157,7 @@
         <w:pStyle w:val="Ttulo2"/>
       </w:pPr>
       <w:bookmarkStart w:id="150" w:name="_c64202596780354c08c0a149dc974449db886cf"/>
-      <w:bookmarkStart w:id="151" w:name="_Toc242135850"/>
+      <w:bookmarkStart w:id="151" w:name="_Toc242197108"/>
       <w:bookmarkEnd w:id="148"/>
       <w:r>
         <w:t>HU-5.4 — Editar mi mascota desde el portal</w:t>
@@ -42470,7 +42529,7 @@
         <w:pStyle w:val="Ttulo2"/>
       </w:pPr>
       <w:bookmarkStart w:id="152" w:name="_cf91e7705c2cc7ff174f786bca87f4ab32c164a"/>
-      <w:bookmarkStart w:id="153" w:name="_Toc242135851"/>
+      <w:bookmarkStart w:id="153" w:name="_Toc242197109"/>
       <w:bookmarkEnd w:id="150"/>
       <w:r>
         <w:lastRenderedPageBreak/>
@@ -42843,7 +42902,7 @@
         <w:pStyle w:val="Ttulo2"/>
       </w:pPr>
       <w:bookmarkStart w:id="154" w:name="_f8ebe18ba7612da84cbeb32e6cdfcf569929127"/>
-      <w:bookmarkStart w:id="155" w:name="_Toc242135852"/>
+      <w:bookmarkStart w:id="155" w:name="_Toc242197110"/>
       <w:bookmarkEnd w:id="152"/>
       <w:r>
         <w:t>HU-5.6 — Cancelar o reprogramar mi cita desde el portal</w:t>
@@ -43296,7 +43355,7 @@
         <w:pStyle w:val="Ttulo2"/>
       </w:pPr>
       <w:bookmarkStart w:id="156" w:name="_63b2ff8270a3dc0cb21378739f70e0c16a27def"/>
-      <w:bookmarkStart w:id="157" w:name="_Toc242135853"/>
+      <w:bookmarkStart w:id="157" w:name="_Toc242197111"/>
       <w:bookmarkEnd w:id="154"/>
       <w:r>
         <w:t>HU-5.7 — Centro de notificaciones del propietario</w:t>
@@ -43750,7 +43809,7 @@
         <w:pStyle w:val="Ttulo2"/>
       </w:pPr>
       <w:bookmarkStart w:id="158" w:name="_f59be5ab49da54ec24749683e30fb79075b9c3a"/>
-      <w:bookmarkStart w:id="159" w:name="_Toc242135854"/>
+      <w:bookmarkStart w:id="159" w:name="_Toc242197112"/>
       <w:bookmarkEnd w:id="156"/>
       <w:r>
         <w:t>HU-5.8 — Registrar al propietario como identidad global</w:t>
@@ -44284,7 +44343,7 @@
         <w:pStyle w:val="Ttulo2"/>
       </w:pPr>
       <w:bookmarkStart w:id="160" w:name="_06eaf3b49483b1eeebe1b8e79573cd5c749be44"/>
-      <w:bookmarkStart w:id="161" w:name="_Toc242135855"/>
+      <w:bookmarkStart w:id="161" w:name="_Toc242197113"/>
       <w:bookmarkEnd w:id="158"/>
       <w:r>
         <w:t>HU-5.9 — Iniciar sesión en el portal multi-clínica</w:t>
@@ -44738,7 +44797,7 @@
         <w:pStyle w:val="Ttulo2"/>
       </w:pPr>
       <w:bookmarkStart w:id="162" w:name="_73bf9bf1ab817b39687e744da8c8402ea9619af"/>
-      <w:bookmarkStart w:id="163" w:name="_Toc242135856"/>
+      <w:bookmarkStart w:id="163" w:name="_Toc242197114"/>
       <w:bookmarkEnd w:id="160"/>
       <w:r>
         <w:t>HU-5.10 — Carnet digital de la mascota con QR de emergencia</w:t>
@@ -45272,7 +45331,7 @@
         <w:pStyle w:val="Ttulo2"/>
       </w:pPr>
       <w:bookmarkStart w:id="164" w:name="_809064a587886d0547b1788a26db9d9152af23a"/>
-      <w:bookmarkStart w:id="165" w:name="_Toc242135857"/>
+      <w:bookmarkStart w:id="165" w:name="_Toc242197115"/>
       <w:bookmarkEnd w:id="162"/>
       <w:r>
         <w:lastRenderedPageBreak/>
@@ -45888,7 +45947,7 @@
         <w:pStyle w:val="Ttulo2"/>
       </w:pPr>
       <w:bookmarkStart w:id="166" w:name="_eaa2b9dcd4e772acfdb8cc2e14fe1584fe792e7"/>
-      <w:bookmarkStart w:id="167" w:name="_Toc242135858"/>
+      <w:bookmarkStart w:id="167" w:name="_Toc242197116"/>
       <w:bookmarkEnd w:id="164"/>
       <w:r>
         <w:t>HU-5.12 — Autorizar a una clínica a ver la historia de otras clínicas</w:t>
@@ -46342,7 +46401,7 @@
         <w:pStyle w:val="Ttulo2"/>
       </w:pPr>
       <w:bookmarkStart w:id="168" w:name="_9c4353686bd45e1d5b28007e4eeecf1db3be371"/>
-      <w:bookmarkStart w:id="169" w:name="_Toc242135859"/>
+      <w:bookmarkStart w:id="169" w:name="_Toc242197117"/>
       <w:bookmarkEnd w:id="166"/>
       <w:r>
         <w:t>HU-5.13 — Vincularme o desvincularme de una clínica</w:t>
@@ -46795,7 +46854,7 @@
         <w:pStyle w:val="Ttulo2"/>
       </w:pPr>
       <w:bookmarkStart w:id="170" w:name="_faf9cae68ace52a6134b8c807ad8be34010091b"/>
-      <w:bookmarkStart w:id="171" w:name="_Toc242135860"/>
+      <w:bookmarkStart w:id="171" w:name="_Toc242197118"/>
       <w:bookmarkEnd w:id="168"/>
       <w:r>
         <w:t>HU-5.14 — Eliminar mi cuenta (derecho de supresión)</w:t>
@@ -47330,7 +47389,7 @@
         <w:pStyle w:val="Ttulo1"/>
       </w:pPr>
       <w:bookmarkStart w:id="172" w:name="_415d3e183ea3663701acfe1e73f6e8038e4bbef"/>
-      <w:bookmarkStart w:id="173" w:name="_Toc242135861"/>
+      <w:bookmarkStart w:id="173" w:name="_Toc242197119"/>
       <w:bookmarkEnd w:id="142"/>
       <w:bookmarkEnd w:id="170"/>
       <w:r>
@@ -47344,7 +47403,7 @@
         <w:pStyle w:val="Ttulo2"/>
       </w:pPr>
       <w:bookmarkStart w:id="174" w:name="_1b876ecfd0adf71d503b9129568b658f81872f0"/>
-      <w:bookmarkStart w:id="175" w:name="_Toc242135862"/>
+      <w:bookmarkStart w:id="175" w:name="_Toc242197120"/>
       <w:r>
         <w:t>HU-6.1 — Dashboard principal y panel de pendientes</w:t>
       </w:r>
@@ -48039,7 +48098,7 @@
         <w:pStyle w:val="Ttulo2"/>
       </w:pPr>
       <w:bookmarkStart w:id="176" w:name="_97322cabf772225fd1bfe897dee158000aa0394"/>
-      <w:bookmarkStart w:id="177" w:name="_Toc242135863"/>
+      <w:bookmarkStart w:id="177" w:name="_Toc242197121"/>
       <w:bookmarkEnd w:id="174"/>
       <w:r>
         <w:lastRenderedPageBreak/>
@@ -48655,7 +48714,7 @@
         <w:pStyle w:val="Ttulo2"/>
       </w:pPr>
       <w:bookmarkStart w:id="178" w:name="_6ce76d48cd12ce7662f89ac490d75c386fc18ba"/>
-      <w:bookmarkStart w:id="179" w:name="_Toc242135864"/>
+      <w:bookmarkStart w:id="179" w:name="_Toc242197122"/>
       <w:bookmarkEnd w:id="176"/>
       <w:r>
         <w:t>HU-6.3 — Generar reportes en PDF</w:t>
@@ -49108,7 +49167,7 @@
         <w:pStyle w:val="Ttulo2"/>
       </w:pPr>
       <w:bookmarkStart w:id="180" w:name="_132f0b1bfae1ac6054dc51db54a45dff43ec797"/>
-      <w:bookmarkStart w:id="181" w:name="_Toc242135865"/>
+      <w:bookmarkStart w:id="181" w:name="_Toc242197123"/>
       <w:bookmarkEnd w:id="178"/>
       <w:r>
         <w:lastRenderedPageBreak/>
@@ -49569,7 +49628,7 @@
         <w:pStyle w:val="Ttulo2"/>
       </w:pPr>
       <w:bookmarkStart w:id="182" w:name="_159c41a8740d691e56d865baa1d2a17f58680f5"/>
-      <w:bookmarkStart w:id="183" w:name="_Toc242135866"/>
+      <w:bookmarkStart w:id="183" w:name="_Toc242197124"/>
       <w:bookmarkEnd w:id="180"/>
       <w:r>
         <w:t>HU-6.5 — Exportar reportes a Excel/CSV</w:t>
@@ -49941,7 +50000,7 @@
         <w:pStyle w:val="Ttulo1"/>
       </w:pPr>
       <w:bookmarkStart w:id="184" w:name="_88abf5b53e5603b94c73c4f577271d31a73cc35"/>
-      <w:bookmarkStart w:id="185" w:name="_Toc242135867"/>
+      <w:bookmarkStart w:id="185" w:name="_Toc242197125"/>
       <w:bookmarkEnd w:id="172"/>
       <w:bookmarkEnd w:id="182"/>
       <w:r>
@@ -49955,7 +50014,7 @@
         <w:pStyle w:val="Ttulo2"/>
       </w:pPr>
       <w:bookmarkStart w:id="186" w:name="_003ad6784c61069e91989793d8255e8d4cb519d"/>
-      <w:bookmarkStart w:id="187" w:name="_Toc242135868"/>
+      <w:bookmarkStart w:id="187" w:name="_Toc242197126"/>
       <w:r>
         <w:t>HU-7.1 — Configurar los horarios de atención de la clínica</w:t>
       </w:r>
@@ -50407,7 +50466,7 @@
         <w:pStyle w:val="Ttulo2"/>
       </w:pPr>
       <w:bookmarkStart w:id="188" w:name="_42539d8b8201701c75c37499984fbffa69d6e4d"/>
-      <w:bookmarkStart w:id="189" w:name="_Toc242135869"/>
+      <w:bookmarkStart w:id="189" w:name="_Toc242197127"/>
       <w:bookmarkEnd w:id="186"/>
       <w:r>
         <w:t>HU-7.2 — Gestionar los catálogos del sistema</w:t>
@@ -50779,7 +50838,7 @@
         <w:pStyle w:val="Ttulo2"/>
       </w:pPr>
       <w:bookmarkStart w:id="190" w:name="_a0aee2f406b049ed83cfe391a77b0db14b5bfdf"/>
-      <w:bookmarkStart w:id="191" w:name="_Toc242135870"/>
+      <w:bookmarkStart w:id="191" w:name="_Toc242197128"/>
       <w:bookmarkEnd w:id="188"/>
       <w:r>
         <w:lastRenderedPageBreak/>
@@ -51314,7 +51373,7 @@
         <w:pStyle w:val="Ttulo2"/>
       </w:pPr>
       <w:bookmarkStart w:id="192" w:name="_a0688e3f345f7bf587dcedb8b562b8964a6cacc"/>
-      <w:bookmarkStart w:id="193" w:name="_Toc242135871"/>
+      <w:bookmarkStart w:id="193" w:name="_Toc242197129"/>
       <w:bookmarkEnd w:id="190"/>
       <w:r>
         <w:lastRenderedPageBreak/>
@@ -51462,7 +51521,7 @@
               <w:keepNext/>
             </w:pPr>
             <w:r>
-              <w:t>El sistema debe permitir configurar la marca de la clínica: nombre, logo y datos de contacto.</w:t>
+              <w:t>El sistema debe permitir configurar la marca de la clínica: nombre, logo y datos de contacto, incluido el teléfono de urgencias.</w:t>
             </w:r>
           </w:p>
         </w:tc>
@@ -51490,7 +51549,7 @@
               <w:keepNext/>
             </w:pPr>
             <w:r>
-              <w:t>El nombre, el logo y los datos de contacto guardados se ven en la configuración y en el portal de la clínica.</w:t>
+              <w:t>Los datos guardados se ven en la configuración y en el portal; cuando la clínica está cerrada, el aviso de urgencia muestra el teléfono registrado.</w:t>
             </w:r>
           </w:p>
         </w:tc>
@@ -51922,7 +51981,7 @@
         <w:t>Reglas de negocio:</w:t>
       </w:r>
       <w:r>
-        <w:t xml:space="preserve"> RN-009, RN-415, RN-701, RN-427</w:t>
+        <w:t xml:space="preserve"> RN-009, RN-415, RN-421, RN-701, RN-427</w:t>
       </w:r>
     </w:p>
     <w:p>
@@ -51930,7 +51989,7 @@
         <w:pStyle w:val="Ttulo2"/>
       </w:pPr>
       <w:bookmarkStart w:id="194" w:name="_7004fcdc7c25449422304e35d609c3113b471f6"/>
-      <w:bookmarkStart w:id="195" w:name="_Toc242135872"/>
+      <w:bookmarkStart w:id="195" w:name="_Toc242197130"/>
       <w:bookmarkEnd w:id="192"/>
       <w:r>
         <w:t>HU-7.5 — Parámetros del sistema configurables</w:t>
@@ -51960,10 +52019,10 @@
         <w:tblLook w:val="0020" w:firstRow="1" w:lastRow="0" w:firstColumn="0" w:lastColumn="0" w:noHBand="0" w:noVBand="0"/>
       </w:tblPr>
       <w:tblGrid>
-        <w:gridCol w:w="1112"/>
-        <w:gridCol w:w="2910"/>
+        <w:gridCol w:w="1110"/>
+        <w:gridCol w:w="2893"/>
         <w:gridCol w:w="1444"/>
-        <w:gridCol w:w="2874"/>
+        <w:gridCol w:w="2893"/>
         <w:gridCol w:w="1220"/>
       </w:tblGrid>
       <w:tr>
@@ -51974,7 +52033,7 @@
         </w:trPr>
         <w:tc>
           <w:tcPr>
-            <w:tcW w:w="582" w:type="pct"/>
+            <w:tcW w:w="581" w:type="pct"/>
           </w:tcPr>
           <w:p>
             <w:pPr>
@@ -51988,7 +52047,7 @@
         </w:tc>
         <w:tc>
           <w:tcPr>
-            <w:tcW w:w="1522" w:type="pct"/>
+            <w:tcW w:w="1513" w:type="pct"/>
           </w:tcPr>
           <w:p>
             <w:pPr>
@@ -52016,7 +52075,7 @@
         </w:tc>
         <w:tc>
           <w:tcPr>
-            <w:tcW w:w="1503" w:type="pct"/>
+            <w:tcW w:w="1513" w:type="pct"/>
           </w:tcPr>
           <w:p>
             <w:pPr>
@@ -52049,7 +52108,7 @@
         </w:trPr>
         <w:tc>
           <w:tcPr>
-            <w:tcW w:w="582" w:type="pct"/>
+            <w:tcW w:w="581" w:type="pct"/>
           </w:tcPr>
           <w:p>
             <w:pPr>
@@ -52069,7 +52128,7 @@
         </w:tc>
         <w:tc>
           <w:tcPr>
-            <w:tcW w:w="1522" w:type="pct"/>
+            <w:tcW w:w="1513" w:type="pct"/>
           </w:tcPr>
           <w:p>
             <w:pPr>
@@ -52097,7 +52156,7 @@
         </w:tc>
         <w:tc>
           <w:tcPr>
-            <w:tcW w:w="1503" w:type="pct"/>
+            <w:tcW w:w="1513" w:type="pct"/>
           </w:tcPr>
           <w:p>
             <w:pPr>
@@ -52130,7 +52189,7 @@
         </w:trPr>
         <w:tc>
           <w:tcPr>
-            <w:tcW w:w="582" w:type="pct"/>
+            <w:tcW w:w="581" w:type="pct"/>
           </w:tcPr>
           <w:p>
             <w:pPr>
@@ -52150,7 +52209,7 @@
         </w:tc>
         <w:tc>
           <w:tcPr>
-            <w:tcW w:w="1522" w:type="pct"/>
+            <w:tcW w:w="1513" w:type="pct"/>
           </w:tcPr>
           <w:p>
             <w:pPr>
@@ -52178,7 +52237,7 @@
         </w:tc>
         <w:tc>
           <w:tcPr>
-            <w:tcW w:w="1503" w:type="pct"/>
+            <w:tcW w:w="1513" w:type="pct"/>
           </w:tcPr>
           <w:p>
             <w:pPr>
@@ -52211,7 +52270,7 @@
         </w:trPr>
         <w:tc>
           <w:tcPr>
-            <w:tcW w:w="582" w:type="pct"/>
+            <w:tcW w:w="581" w:type="pct"/>
           </w:tcPr>
           <w:p>
             <w:pPr>
@@ -52230,7 +52289,7 @@
         </w:tc>
         <w:tc>
           <w:tcPr>
-            <w:tcW w:w="1522" w:type="pct"/>
+            <w:tcW w:w="1513" w:type="pct"/>
           </w:tcPr>
           <w:p>
             <w:pPr>
@@ -52241,10 +52300,13 @@
                 <w:i/>
                 <w:iCs/>
               </w:rPr>
-              <w:t>(v2.0)</w:t>
-            </w:r>
-            <w:r>
-              <w:t xml:space="preserve"> El administrador debe poder configurar la tolerancia de llegada, el plazo de reasignación, el umbral de aviso, el tope de sobrecupos y el teléfono de urgencias, con valores por defecto.</w:t>
+              <w:t>(v2.1)</w:t>
+            </w:r>
+            <w:r>
+              <w:t xml:space="preserve"> </w:t>
+            </w:r>
+            <w:r>
+              <w:t>El administrador debe poder configurar la tolerancia de llegada, el plazo de reasignación, el umbral de aviso, el tope de sobrecupos y el teléfono de urgencias. Los valores por defecto y el teléfono registrado como dato de la clínica funcionan desde v2.0.</w:t>
             </w:r>
           </w:p>
         </w:tc>
@@ -52263,14 +52325,14 @@
         </w:tc>
         <w:tc>
           <w:tcPr>
-            <w:tcW w:w="1503" w:type="pct"/>
-          </w:tcPr>
-          <w:p>
-            <w:pPr>
-              <w:pStyle w:val="Celda"/>
-            </w:pPr>
-            <w:r>
-              <w:t>Un parámetro sin configurar usa su valor por defecto; al cambiarlo, la agenda lo aplica.</w:t>
+            <w:tcW w:w="1513" w:type="pct"/>
+          </w:tcPr>
+          <w:p>
+            <w:pPr>
+              <w:pStyle w:val="Celda"/>
+            </w:pPr>
+            <w:r>
+              <w:t>En v2.0 la agenda aplica los valores por defecto; en v2.1, al cambiarlos desde configuración, aplica los nuevos valores.</w:t>
             </w:r>
           </w:p>
         </w:tc>
@@ -52309,7 +52371,7 @@
         <w:pStyle w:val="Ttulo1"/>
       </w:pPr>
       <w:bookmarkStart w:id="196" w:name="_99f8c38fc90f872e869cb5a42176a81ce60716e"/>
-      <w:bookmarkStart w:id="197" w:name="_Toc242135873"/>
+      <w:bookmarkStart w:id="197" w:name="_Toc242197131"/>
       <w:bookmarkEnd w:id="184"/>
       <w:bookmarkEnd w:id="194"/>
       <w:r>
@@ -52330,7 +52392,7 @@
         <w:pStyle w:val="Ttulo2"/>
       </w:pPr>
       <w:bookmarkStart w:id="198" w:name="_6b93d7ad964c8104bb83fc9231a04e4fc4e5a57"/>
-      <w:bookmarkStart w:id="199" w:name="_Toc242135874"/>
+      <w:bookmarkStart w:id="199" w:name="_Toc242197132"/>
       <w:r>
         <w:t>HU-8.1 — Calificar al veterinario tras una consulta atendida</w:t>
       </w:r>
@@ -53025,7 +53087,7 @@
         <w:pStyle w:val="Ttulo2"/>
       </w:pPr>
       <w:bookmarkStart w:id="200" w:name="_6de705a3e3f0ae827b0b0206b40472100ec5dc2"/>
-      <w:bookmarkStart w:id="201" w:name="_Toc242135875"/>
+      <w:bookmarkStart w:id="201" w:name="_Toc242197133"/>
       <w:bookmarkEnd w:id="198"/>
       <w:r>
         <w:t>HU-8.2 — Perfil público del veterinario</w:t>
@@ -53316,7 +53378,7 @@
         <w:pStyle w:val="Ttulo2"/>
       </w:pPr>
       <w:bookmarkStart w:id="202" w:name="_8d0438a4c21826cdef43f79f40a5abd8a052054"/>
-      <w:bookmarkStart w:id="203" w:name="_Toc242135876"/>
+      <w:bookmarkStart w:id="203" w:name="_Toc242197134"/>
       <w:bookmarkEnd w:id="200"/>
       <w:r>
         <w:lastRenderedPageBreak/>
@@ -53689,7 +53751,7 @@
         <w:pStyle w:val="Ttulo2"/>
       </w:pPr>
       <w:bookmarkStart w:id="204" w:name="_9d375ff686aceee42a269dcad0f742f5e2f3757"/>
-      <w:bookmarkStart w:id="205" w:name="_Toc242135877"/>
+      <w:bookmarkStart w:id="205" w:name="_Toc242197135"/>
       <w:bookmarkEnd w:id="202"/>
       <w:r>
         <w:t>HU-8.4 — Tiempos de envío de recordatorios configurables</w:t>
@@ -53980,7 +54042,7 @@
         <w:pStyle w:val="Ttulo2"/>
       </w:pPr>
       <w:bookmarkStart w:id="206" w:name="_09d49d8f9ce2d4331632fad53df16df04e0463f"/>
-      <w:bookmarkStart w:id="207" w:name="_Toc242135878"/>
+      <w:bookmarkStart w:id="207" w:name="_Toc242197136"/>
       <w:bookmarkEnd w:id="204"/>
       <w:r>
         <w:t>HU-8.5 — Bitácora de correos y notificaciones</w:t>
@@ -54271,7 +54333,7 @@
         <w:pStyle w:val="Ttulo1"/>
       </w:pPr>
       <w:bookmarkStart w:id="208" w:name="_739f4e5454618e53e20de4c2474955375ba75c3"/>
-      <w:bookmarkStart w:id="209" w:name="_Toc242135879"/>
+      <w:bookmarkStart w:id="209" w:name="_Toc242197137"/>
       <w:bookmarkEnd w:id="196"/>
       <w:bookmarkEnd w:id="206"/>
       <w:r>
@@ -54285,7 +54347,7 @@
         <w:pStyle w:val="Ttulo2"/>
       </w:pPr>
       <w:bookmarkStart w:id="210" w:name="_062138411ab05c870ba796ff3d39feef69a18f5"/>
-      <w:bookmarkStart w:id="211" w:name="_Toc242135880"/>
+      <w:bookmarkStart w:id="211" w:name="_Toc242197138"/>
       <w:r>
         <w:t>HU-9.1 — Página pública y políticas legales</w:t>
       </w:r>
@@ -54656,7 +54718,7 @@
         <w:pStyle w:val="Ttulo1"/>
       </w:pPr>
       <w:bookmarkStart w:id="212" w:name="_161b34832f25d1748c14dc17ae5f19d2b06fe86"/>
-      <w:bookmarkStart w:id="213" w:name="_Toc242135881"/>
+      <w:bookmarkStart w:id="213" w:name="_Toc242197139"/>
       <w:bookmarkEnd w:id="208"/>
       <w:bookmarkEnd w:id="210"/>
       <w:r>
@@ -59122,7 +59184,7 @@
               <w:pStyle w:val="Celda"/>
             </w:pPr>
             <w:r>
-              <w:t>RN-009, RN-415, RN-701, RN-427</w:t>
+              <w:t>RN-009, RN-415, RN-421, RN-701, RN-427</w:t>
             </w:r>
           </w:p>
         </w:tc>
@@ -59627,7 +59689,7 @@
               <w:noProof/>
             </w:rPr>
             <w:drawing>
-              <wp:inline distT="0" distB="0" distL="0" distR="0" wp14:anchorId="2902C9D0" wp14:editId="2902C9D1">
+              <wp:inline distT="0" distB="0" distL="0" distR="0" wp14:anchorId="11E22113" wp14:editId="11E22114">
                 <wp:extent cx="324000" cy="324000"/>
                 <wp:effectExtent l="0" t="0" r="0" b="0"/>
                 <wp:docPr id="9001" name="Logo Zooki"/>
@@ -59721,7 +59783,7 @@
               <w:sz w:val="17"/>
               <w:szCs w:val="17"/>
             </w:rPr>
-            <w:t>Rev. 3.0</w:t>
+            <w:t>Rev. 3.1</w:t>
           </w:r>
         </w:p>
         <w:p>
@@ -59794,7 +59856,7 @@
   <w:abstractNum w:abstractNumId="0" w15:restartNumberingAfterBreak="0">
     <w:nsid w:val="0000A990"/>
     <w:multiLevelType w:val="multilevel"/>
-    <w:tmpl w:val="D17612D0"/>
+    <w:tmpl w:val="51A24E2E"/>
     <w:lvl w:ilvl="0">
       <w:numFmt w:val="bullet"/>
       <w:lvlText w:val=" "/>
@@ -59868,7 +59930,7 @@
       </w:pPr>
     </w:lvl>
   </w:abstractNum>
-  <w:num w:numId="1" w16cid:durableId="1184905449">
+  <w:num w:numId="1" w16cid:durableId="1569731423">
     <w:abstractNumId w:val="0"/>
   </w:num>
 </w:numbering>
@@ -61259,7 +61321,7 @@
     <w:autoRedefine/>
     <w:uiPriority w:val="39"/>
     <w:unhideWhenUsed/>
-    <w:rsid w:val="0093569C"/>
+    <w:rsid w:val="005E70A3"/>
     <w:pPr>
       <w:spacing w:after="100" w:line="278" w:lineRule="auto"/>
       <w:ind w:left="480"/>
@@ -61278,7 +61340,7 @@
     <w:autoRedefine/>
     <w:uiPriority w:val="39"/>
     <w:unhideWhenUsed/>
-    <w:rsid w:val="0093569C"/>
+    <w:rsid w:val="005E70A3"/>
     <w:pPr>
       <w:spacing w:after="100" w:line="278" w:lineRule="auto"/>
       <w:ind w:left="720"/>
@@ -61297,7 +61359,7 @@
     <w:autoRedefine/>
     <w:uiPriority w:val="39"/>
     <w:unhideWhenUsed/>
-    <w:rsid w:val="0093569C"/>
+    <w:rsid w:val="005E70A3"/>
     <w:pPr>
       <w:spacing w:after="100" w:line="278" w:lineRule="auto"/>
       <w:ind w:left="960"/>
@@ -61316,7 +61378,7 @@
     <w:autoRedefine/>
     <w:uiPriority w:val="39"/>
     <w:unhideWhenUsed/>
-    <w:rsid w:val="0093569C"/>
+    <w:rsid w:val="005E70A3"/>
     <w:pPr>
       <w:spacing w:after="100" w:line="278" w:lineRule="auto"/>
       <w:ind w:left="1200"/>
@@ -61335,7 +61397,7 @@
     <w:autoRedefine/>
     <w:uiPriority w:val="39"/>
     <w:unhideWhenUsed/>
-    <w:rsid w:val="0093569C"/>
+    <w:rsid w:val="005E70A3"/>
     <w:pPr>
       <w:spacing w:after="100" w:line="278" w:lineRule="auto"/>
       <w:ind w:left="1440"/>
@@ -61354,7 +61416,7 @@
     <w:autoRedefine/>
     <w:uiPriority w:val="39"/>
     <w:unhideWhenUsed/>
-    <w:rsid w:val="0093569C"/>
+    <w:rsid w:val="005E70A3"/>
     <w:pPr>
       <w:spacing w:after="100" w:line="278" w:lineRule="auto"/>
       <w:ind w:left="1680"/>
@@ -61373,7 +61435,7 @@
     <w:autoRedefine/>
     <w:uiPriority w:val="39"/>
     <w:unhideWhenUsed/>
-    <w:rsid w:val="0093569C"/>
+    <w:rsid w:val="005E70A3"/>
     <w:pPr>
       <w:spacing w:after="100" w:line="278" w:lineRule="auto"/>
       <w:ind w:left="1920"/>
@@ -61391,7 +61453,7 @@
     <w:uiPriority w:val="99"/>
     <w:semiHidden/>
     <w:unhideWhenUsed/>
-    <w:rsid w:val="0093569C"/>
+    <w:rsid w:val="005E70A3"/>
     <w:rPr>
       <w:color w:val="605E5C"/>
       <w:shd w:val="clear" w:color="auto" w:fill="E1DFDD"/>

--- a/public/docs/descargas/re.docx
+++ b/public/docs/descargas/re.docx
@@ -93,7 +93,7 @@
           <w:noProof/>
         </w:rPr>
         <w:drawing>
-          <wp:inline distT="0" distB="0" distL="0" distR="0" wp14:anchorId="11E22107" wp14:editId="11E22108">
+          <wp:inline distT="0" distB="0" distL="0" distR="0" wp14:anchorId="4D518D5A" wp14:editId="4D518D5B">
             <wp:extent cx="395999" cy="405503"/>
             <wp:effectExtent l="0" t="0" r="0" b="0"/>
             <wp:docPr id="10" name="Picture"/>
@@ -229,7 +229,7 @@
               <w:pStyle w:val="Celda"/>
             </w:pPr>
             <w:r>
-              <w:t>06/10/2026</w:t>
+              <w:t>07/10/2026</w:t>
             </w:r>
           </w:p>
         </w:tc>
@@ -409,7 +409,7 @@
       <w:r>
         <w:fldChar w:fldCharType="separate"/>
       </w:r>
-      <w:hyperlink w:anchor="_Toc242197033" w:history="1">
+      <w:hyperlink w:anchor="_Toc242225305" w:history="1">
         <w:r>
           <w:rPr>
             <w:rStyle w:val="Hipervnculo"/>
@@ -445,7 +445,7 @@
             <w:noProof/>
             <w:webHidden/>
           </w:rPr>
-          <w:instrText xml:space="preserve"> PAGEREF _Toc242197033 \h </w:instrText>
+          <w:instrText xml:space="preserve"> PAGEREF _Toc242225305 \h </w:instrText>
         </w:r>
         <w:r>
           <w:rPr>
@@ -488,7 +488,7 @@
           <w14:ligatures w14:val="standardContextual"/>
         </w:rPr>
       </w:pPr>
-      <w:hyperlink w:anchor="_Toc242197034" w:history="1">
+      <w:hyperlink w:anchor="_Toc242225306" w:history="1">
         <w:r>
           <w:rPr>
             <w:rStyle w:val="Hipervnculo"/>
@@ -515,7 +515,7 @@
             <w:noProof/>
             <w:webHidden/>
           </w:rPr>
-          <w:instrText xml:space="preserve"> PAGEREF _Toc242197034 \h </w:instrText>
+          <w:instrText xml:space="preserve"> PAGEREF _Toc242225306 \h </w:instrText>
         </w:r>
         <w:r>
           <w:rPr>
@@ -558,7 +558,7 @@
           <w14:ligatures w14:val="standardContextual"/>
         </w:rPr>
       </w:pPr>
-      <w:hyperlink w:anchor="_Toc242197035" w:history="1">
+      <w:hyperlink w:anchor="_Toc242225307" w:history="1">
         <w:r>
           <w:rPr>
             <w:rStyle w:val="Hipervnculo"/>
@@ -585,7 +585,7 @@
             <w:noProof/>
             <w:webHidden/>
           </w:rPr>
-          <w:instrText xml:space="preserve"> PAGEREF _Toc242197035 \h </w:instrText>
+          <w:instrText xml:space="preserve"> PAGEREF _Toc242225307 \h </w:instrText>
         </w:r>
         <w:r>
           <w:rPr>
@@ -628,7 +628,7 @@
           <w14:ligatures w14:val="standardContextual"/>
         </w:rPr>
       </w:pPr>
-      <w:hyperlink w:anchor="_Toc242197036" w:history="1">
+      <w:hyperlink w:anchor="_Toc242225308" w:history="1">
         <w:r>
           <w:rPr>
             <w:rStyle w:val="Hipervnculo"/>
@@ -655,7 +655,7 @@
             <w:noProof/>
             <w:webHidden/>
           </w:rPr>
-          <w:instrText xml:space="preserve"> PAGEREF _Toc242197036 \h </w:instrText>
+          <w:instrText xml:space="preserve"> PAGEREF _Toc242225308 \h </w:instrText>
         </w:r>
         <w:r>
           <w:rPr>
@@ -675,7 +675,7 @@
             <w:noProof/>
             <w:webHidden/>
           </w:rPr>
-          <w:t>8</w:t>
+          <w:t>9</w:t>
         </w:r>
         <w:r>
           <w:rPr>
@@ -698,7 +698,7 @@
           <w14:ligatures w14:val="standardContextual"/>
         </w:rPr>
       </w:pPr>
-      <w:hyperlink w:anchor="_Toc242197037" w:history="1">
+      <w:hyperlink w:anchor="_Toc242225309" w:history="1">
         <w:r>
           <w:rPr>
             <w:rStyle w:val="Hipervnculo"/>
@@ -725,7 +725,7 @@
             <w:noProof/>
             <w:webHidden/>
           </w:rPr>
-          <w:instrText xml:space="preserve"> PAGEREF _Toc242197037 \h </w:instrText>
+          <w:instrText xml:space="preserve"> PAGEREF _Toc242225309 \h </w:instrText>
         </w:r>
         <w:r>
           <w:rPr>
@@ -745,7 +745,7 @@
             <w:noProof/>
             <w:webHidden/>
           </w:rPr>
-          <w:t>9</w:t>
+          <w:t>10</w:t>
         </w:r>
         <w:r>
           <w:rPr>
@@ -768,7 +768,7 @@
           <w14:ligatures w14:val="standardContextual"/>
         </w:rPr>
       </w:pPr>
-      <w:hyperlink w:anchor="_Toc242197038" w:history="1">
+      <w:hyperlink w:anchor="_Toc242225310" w:history="1">
         <w:r>
           <w:rPr>
             <w:rStyle w:val="Hipervnculo"/>
@@ -795,7 +795,7 @@
             <w:noProof/>
             <w:webHidden/>
           </w:rPr>
-          <w:instrText xml:space="preserve"> PAGEREF _Toc242197038 \h </w:instrText>
+          <w:instrText xml:space="preserve"> PAGEREF _Toc242225310 \h </w:instrText>
         </w:r>
         <w:r>
           <w:rPr>
@@ -815,7 +815,7 @@
             <w:noProof/>
             <w:webHidden/>
           </w:rPr>
-          <w:t>10</w:t>
+          <w:t>11</w:t>
         </w:r>
         <w:r>
           <w:rPr>
@@ -841,7 +841,7 @@
           <w14:ligatures w14:val="standardContextual"/>
         </w:rPr>
       </w:pPr>
-      <w:hyperlink w:anchor="_Toc242197039" w:history="1">
+      <w:hyperlink w:anchor="_Toc242225311" w:history="1">
         <w:r>
           <w:rPr>
             <w:rStyle w:val="Hipervnculo"/>
@@ -868,7 +868,7 @@
             <w:noProof/>
             <w:webHidden/>
           </w:rPr>
-          <w:instrText xml:space="preserve"> PAGEREF _Toc242197039 \h </w:instrText>
+          <w:instrText xml:space="preserve"> PAGEREF _Toc242225311 \h </w:instrText>
         </w:r>
         <w:r>
           <w:rPr>
@@ -888,7 +888,7 @@
             <w:noProof/>
             <w:webHidden/>
           </w:rPr>
-          <w:t>11</w:t>
+          <w:t>12</w:t>
         </w:r>
         <w:r>
           <w:rPr>
@@ -911,7 +911,7 @@
           <w14:ligatures w14:val="standardContextual"/>
         </w:rPr>
       </w:pPr>
-      <w:hyperlink w:anchor="_Toc242197040" w:history="1">
+      <w:hyperlink w:anchor="_Toc242225312" w:history="1">
         <w:r>
           <w:rPr>
             <w:rStyle w:val="Hipervnculo"/>
@@ -938,7 +938,7 @@
             <w:noProof/>
             <w:webHidden/>
           </w:rPr>
-          <w:instrText xml:space="preserve"> PAGEREF _Toc242197040 \h </w:instrText>
+          <w:instrText xml:space="preserve"> PAGEREF _Toc242225312 \h </w:instrText>
         </w:r>
         <w:r>
           <w:rPr>
@@ -958,7 +958,7 @@
             <w:noProof/>
             <w:webHidden/>
           </w:rPr>
-          <w:t>11</w:t>
+          <w:t>12</w:t>
         </w:r>
         <w:r>
           <w:rPr>
@@ -981,7 +981,7 @@
           <w14:ligatures w14:val="standardContextual"/>
         </w:rPr>
       </w:pPr>
-      <w:hyperlink w:anchor="_Toc242197041" w:history="1">
+      <w:hyperlink w:anchor="_Toc242225313" w:history="1">
         <w:r>
           <w:rPr>
             <w:rStyle w:val="Hipervnculo"/>
@@ -1008,7 +1008,7 @@
             <w:noProof/>
             <w:webHidden/>
           </w:rPr>
-          <w:instrText xml:space="preserve"> PAGEREF _Toc242197041 \h </w:instrText>
+          <w:instrText xml:space="preserve"> PAGEREF _Toc242225313 \h </w:instrText>
         </w:r>
         <w:r>
           <w:rPr>
@@ -1028,7 +1028,7 @@
             <w:noProof/>
             <w:webHidden/>
           </w:rPr>
-          <w:t>11</w:t>
+          <w:t>12</w:t>
         </w:r>
         <w:r>
           <w:rPr>
@@ -1051,7 +1051,7 @@
           <w14:ligatures w14:val="standardContextual"/>
         </w:rPr>
       </w:pPr>
-      <w:hyperlink w:anchor="_Toc242197042" w:history="1">
+      <w:hyperlink w:anchor="_Toc242225314" w:history="1">
         <w:r>
           <w:rPr>
             <w:rStyle w:val="Hipervnculo"/>
@@ -1078,7 +1078,7 @@
             <w:noProof/>
             <w:webHidden/>
           </w:rPr>
-          <w:instrText xml:space="preserve"> PAGEREF _Toc242197042 \h </w:instrText>
+          <w:instrText xml:space="preserve"> PAGEREF _Toc242225314 \h </w:instrText>
         </w:r>
         <w:r>
           <w:rPr>
@@ -1098,7 +1098,7 @@
             <w:noProof/>
             <w:webHidden/>
           </w:rPr>
-          <w:t>12</w:t>
+          <w:t>13</w:t>
         </w:r>
         <w:r>
           <w:rPr>
@@ -1121,7 +1121,7 @@
           <w14:ligatures w14:val="standardContextual"/>
         </w:rPr>
       </w:pPr>
-      <w:hyperlink w:anchor="_Toc242197043" w:history="1">
+      <w:hyperlink w:anchor="_Toc242225315" w:history="1">
         <w:r>
           <w:rPr>
             <w:rStyle w:val="Hipervnculo"/>
@@ -1148,7 +1148,7 @@
             <w:noProof/>
             <w:webHidden/>
           </w:rPr>
-          <w:instrText xml:space="preserve"> PAGEREF _Toc242197043 \h </w:instrText>
+          <w:instrText xml:space="preserve"> PAGEREF _Toc242225315 \h </w:instrText>
         </w:r>
         <w:r>
           <w:rPr>
@@ -1168,7 +1168,7 @@
             <w:noProof/>
             <w:webHidden/>
           </w:rPr>
-          <w:t>12</w:t>
+          <w:t>13</w:t>
         </w:r>
         <w:r>
           <w:rPr>
@@ -1191,7 +1191,7 @@
           <w14:ligatures w14:val="standardContextual"/>
         </w:rPr>
       </w:pPr>
-      <w:hyperlink w:anchor="_Toc242197044" w:history="1">
+      <w:hyperlink w:anchor="_Toc242225316" w:history="1">
         <w:r>
           <w:rPr>
             <w:rStyle w:val="Hipervnculo"/>
@@ -1218,7 +1218,7 @@
             <w:noProof/>
             <w:webHidden/>
           </w:rPr>
-          <w:instrText xml:space="preserve"> PAGEREF _Toc242197044 \h </w:instrText>
+          <w:instrText xml:space="preserve"> PAGEREF _Toc242225316 \h </w:instrText>
         </w:r>
         <w:r>
           <w:rPr>
@@ -1238,7 +1238,7 @@
             <w:noProof/>
             <w:webHidden/>
           </w:rPr>
-          <w:t>13</w:t>
+          <w:t>14</w:t>
         </w:r>
         <w:r>
           <w:rPr>
@@ -1261,7 +1261,7 @@
           <w14:ligatures w14:val="standardContextual"/>
         </w:rPr>
       </w:pPr>
-      <w:hyperlink w:anchor="_Toc242197045" w:history="1">
+      <w:hyperlink w:anchor="_Toc242225317" w:history="1">
         <w:r>
           <w:rPr>
             <w:rStyle w:val="Hipervnculo"/>
@@ -1288,7 +1288,7 @@
             <w:noProof/>
             <w:webHidden/>
           </w:rPr>
-          <w:instrText xml:space="preserve"> PAGEREF _Toc242197045 \h </w:instrText>
+          <w:instrText xml:space="preserve"> PAGEREF _Toc242225317 \h </w:instrText>
         </w:r>
         <w:r>
           <w:rPr>
@@ -1308,7 +1308,7 @@
             <w:noProof/>
             <w:webHidden/>
           </w:rPr>
-          <w:t>14</w:t>
+          <w:t>15</w:t>
         </w:r>
         <w:r>
           <w:rPr>
@@ -1331,7 +1331,7 @@
           <w14:ligatures w14:val="standardContextual"/>
         </w:rPr>
       </w:pPr>
-      <w:hyperlink w:anchor="_Toc242197046" w:history="1">
+      <w:hyperlink w:anchor="_Toc242225318" w:history="1">
         <w:r>
           <w:rPr>
             <w:rStyle w:val="Hipervnculo"/>
@@ -1358,7 +1358,7 @@
             <w:noProof/>
             <w:webHidden/>
           </w:rPr>
-          <w:instrText xml:space="preserve"> PAGEREF _Toc242197046 \h </w:instrText>
+          <w:instrText xml:space="preserve"> PAGEREF _Toc242225318 \h </w:instrText>
         </w:r>
         <w:r>
           <w:rPr>
@@ -1378,7 +1378,7 @@
             <w:noProof/>
             <w:webHidden/>
           </w:rPr>
-          <w:t>14</w:t>
+          <w:t>15</w:t>
         </w:r>
         <w:r>
           <w:rPr>
@@ -1401,7 +1401,7 @@
           <w14:ligatures w14:val="standardContextual"/>
         </w:rPr>
       </w:pPr>
-      <w:hyperlink w:anchor="_Toc242197047" w:history="1">
+      <w:hyperlink w:anchor="_Toc242225319" w:history="1">
         <w:r>
           <w:rPr>
             <w:rStyle w:val="Hipervnculo"/>
@@ -1428,7 +1428,7 @@
             <w:noProof/>
             <w:webHidden/>
           </w:rPr>
-          <w:instrText xml:space="preserve"> PAGEREF _Toc242197047 \h </w:instrText>
+          <w:instrText xml:space="preserve"> PAGEREF _Toc242225319 \h </w:instrText>
         </w:r>
         <w:r>
           <w:rPr>
@@ -1448,7 +1448,7 @@
             <w:noProof/>
             <w:webHidden/>
           </w:rPr>
-          <w:t>15</w:t>
+          <w:t>16</w:t>
         </w:r>
         <w:r>
           <w:rPr>
@@ -1471,7 +1471,7 @@
           <w14:ligatures w14:val="standardContextual"/>
         </w:rPr>
       </w:pPr>
-      <w:hyperlink w:anchor="_Toc242197048" w:history="1">
+      <w:hyperlink w:anchor="_Toc242225320" w:history="1">
         <w:r>
           <w:rPr>
             <w:rStyle w:val="Hipervnculo"/>
@@ -1498,7 +1498,7 @@
             <w:noProof/>
             <w:webHidden/>
           </w:rPr>
-          <w:instrText xml:space="preserve"> PAGEREF _Toc242197048 \h </w:instrText>
+          <w:instrText xml:space="preserve"> PAGEREF _Toc242225320 \h </w:instrText>
         </w:r>
         <w:r>
           <w:rPr>
@@ -1518,7 +1518,7 @@
             <w:noProof/>
             <w:webHidden/>
           </w:rPr>
-          <w:t>15</w:t>
+          <w:t>16</w:t>
         </w:r>
         <w:r>
           <w:rPr>
@@ -1541,7 +1541,7 @@
           <w14:ligatures w14:val="standardContextual"/>
         </w:rPr>
       </w:pPr>
-      <w:hyperlink w:anchor="_Toc242197049" w:history="1">
+      <w:hyperlink w:anchor="_Toc242225321" w:history="1">
         <w:r>
           <w:rPr>
             <w:rStyle w:val="Hipervnculo"/>
@@ -1568,7 +1568,7 @@
             <w:noProof/>
             <w:webHidden/>
           </w:rPr>
-          <w:instrText xml:space="preserve"> PAGEREF _Toc242197049 \h </w:instrText>
+          <w:instrText xml:space="preserve"> PAGEREF _Toc242225321 \h </w:instrText>
         </w:r>
         <w:r>
           <w:rPr>
@@ -1588,7 +1588,7 @@
             <w:noProof/>
             <w:webHidden/>
           </w:rPr>
-          <w:t>15</w:t>
+          <w:t>16</w:t>
         </w:r>
         <w:r>
           <w:rPr>
@@ -1611,7 +1611,7 @@
           <w14:ligatures w14:val="standardContextual"/>
         </w:rPr>
       </w:pPr>
-      <w:hyperlink w:anchor="_Toc242197050" w:history="1">
+      <w:hyperlink w:anchor="_Toc242225322" w:history="1">
         <w:r>
           <w:rPr>
             <w:rStyle w:val="Hipervnculo"/>
@@ -1638,7 +1638,7 @@
             <w:noProof/>
             <w:webHidden/>
           </w:rPr>
-          <w:instrText xml:space="preserve"> PAGEREF _Toc242197050 \h </w:instrText>
+          <w:instrText xml:space="preserve"> PAGEREF _Toc242225322 \h </w:instrText>
         </w:r>
         <w:r>
           <w:rPr>
@@ -1658,7 +1658,7 @@
             <w:noProof/>
             <w:webHidden/>
           </w:rPr>
-          <w:t>16</w:t>
+          <w:t>17</w:t>
         </w:r>
         <w:r>
           <w:rPr>
@@ -1681,7 +1681,7 @@
           <w14:ligatures w14:val="standardContextual"/>
         </w:rPr>
       </w:pPr>
-      <w:hyperlink w:anchor="_Toc242197051" w:history="1">
+      <w:hyperlink w:anchor="_Toc242225323" w:history="1">
         <w:r>
           <w:rPr>
             <w:rStyle w:val="Hipervnculo"/>
@@ -1708,7 +1708,7 @@
             <w:noProof/>
             <w:webHidden/>
           </w:rPr>
-          <w:instrText xml:space="preserve"> PAGEREF _Toc242197051 \h </w:instrText>
+          <w:instrText xml:space="preserve"> PAGEREF _Toc242225323 \h </w:instrText>
         </w:r>
         <w:r>
           <w:rPr>
@@ -1728,7 +1728,7 @@
             <w:noProof/>
             <w:webHidden/>
           </w:rPr>
-          <w:t>16</w:t>
+          <w:t>17</w:t>
         </w:r>
         <w:r>
           <w:rPr>
@@ -1751,7 +1751,7 @@
           <w14:ligatures w14:val="standardContextual"/>
         </w:rPr>
       </w:pPr>
-      <w:hyperlink w:anchor="_Toc242197052" w:history="1">
+      <w:hyperlink w:anchor="_Toc242225324" w:history="1">
         <w:r>
           <w:rPr>
             <w:rStyle w:val="Hipervnculo"/>
@@ -1778,7 +1778,7 @@
             <w:noProof/>
             <w:webHidden/>
           </w:rPr>
-          <w:instrText xml:space="preserve"> PAGEREF _Toc242197052 \h </w:instrText>
+          <w:instrText xml:space="preserve"> PAGEREF _Toc242225324 \h </w:instrText>
         </w:r>
         <w:r>
           <w:rPr>
@@ -1798,7 +1798,7 @@
             <w:noProof/>
             <w:webHidden/>
           </w:rPr>
-          <w:t>17</w:t>
+          <w:t>18</w:t>
         </w:r>
         <w:r>
           <w:rPr>
@@ -1821,7 +1821,7 @@
           <w14:ligatures w14:val="standardContextual"/>
         </w:rPr>
       </w:pPr>
-      <w:hyperlink w:anchor="_Toc242197053" w:history="1">
+      <w:hyperlink w:anchor="_Toc242225325" w:history="1">
         <w:r>
           <w:rPr>
             <w:rStyle w:val="Hipervnculo"/>
@@ -1848,7 +1848,7 @@
             <w:noProof/>
             <w:webHidden/>
           </w:rPr>
-          <w:instrText xml:space="preserve"> PAGEREF _Toc242197053 \h </w:instrText>
+          <w:instrText xml:space="preserve"> PAGEREF _Toc242225325 \h </w:instrText>
         </w:r>
         <w:r>
           <w:rPr>
@@ -1868,7 +1868,7 @@
             <w:noProof/>
             <w:webHidden/>
           </w:rPr>
-          <w:t>17</w:t>
+          <w:t>18</w:t>
         </w:r>
         <w:r>
           <w:rPr>
@@ -1891,7 +1891,7 @@
           <w14:ligatures w14:val="standardContextual"/>
         </w:rPr>
       </w:pPr>
-      <w:hyperlink w:anchor="_Toc242197054" w:history="1">
+      <w:hyperlink w:anchor="_Toc242225326" w:history="1">
         <w:r>
           <w:rPr>
             <w:rStyle w:val="Hipervnculo"/>
@@ -1918,7 +1918,7 @@
             <w:noProof/>
             <w:webHidden/>
           </w:rPr>
-          <w:instrText xml:space="preserve"> PAGEREF _Toc242197054 \h </w:instrText>
+          <w:instrText xml:space="preserve"> PAGEREF _Toc242225326 \h </w:instrText>
         </w:r>
         <w:r>
           <w:rPr>
@@ -1938,7 +1938,7 @@
             <w:noProof/>
             <w:webHidden/>
           </w:rPr>
-          <w:t>18</w:t>
+          <w:t>19</w:t>
         </w:r>
         <w:r>
           <w:rPr>
@@ -1961,7 +1961,7 @@
           <w14:ligatures w14:val="standardContextual"/>
         </w:rPr>
       </w:pPr>
-      <w:hyperlink w:anchor="_Toc242197055" w:history="1">
+      <w:hyperlink w:anchor="_Toc242225327" w:history="1">
         <w:r>
           <w:rPr>
             <w:rStyle w:val="Hipervnculo"/>
@@ -1988,7 +1988,7 @@
             <w:noProof/>
             <w:webHidden/>
           </w:rPr>
-          <w:instrText xml:space="preserve"> PAGEREF _Toc242197055 \h </w:instrText>
+          <w:instrText xml:space="preserve"> PAGEREF _Toc242225327 \h </w:instrText>
         </w:r>
         <w:r>
           <w:rPr>
@@ -2008,7 +2008,7 @@
             <w:noProof/>
             <w:webHidden/>
           </w:rPr>
-          <w:t>18</w:t>
+          <w:t>19</w:t>
         </w:r>
         <w:r>
           <w:rPr>
@@ -2031,7 +2031,7 @@
           <w14:ligatures w14:val="standardContextual"/>
         </w:rPr>
       </w:pPr>
-      <w:hyperlink w:anchor="_Toc242197056" w:history="1">
+      <w:hyperlink w:anchor="_Toc242225328" w:history="1">
         <w:r>
           <w:rPr>
             <w:rStyle w:val="Hipervnculo"/>
@@ -2058,7 +2058,7 @@
             <w:noProof/>
             <w:webHidden/>
           </w:rPr>
-          <w:instrText xml:space="preserve"> PAGEREF _Toc242197056 \h </w:instrText>
+          <w:instrText xml:space="preserve"> PAGEREF _Toc242225328 \h </w:instrText>
         </w:r>
         <w:r>
           <w:rPr>
@@ -2078,7 +2078,7 @@
             <w:noProof/>
             <w:webHidden/>
           </w:rPr>
-          <w:t>19</w:t>
+          <w:t>20</w:t>
         </w:r>
         <w:r>
           <w:rPr>
@@ -2101,7 +2101,7 @@
           <w14:ligatures w14:val="standardContextual"/>
         </w:rPr>
       </w:pPr>
-      <w:hyperlink w:anchor="_Toc242197057" w:history="1">
+      <w:hyperlink w:anchor="_Toc242225329" w:history="1">
         <w:r>
           <w:rPr>
             <w:rStyle w:val="Hipervnculo"/>
@@ -2128,7 +2128,7 @@
             <w:noProof/>
             <w:webHidden/>
           </w:rPr>
-          <w:instrText xml:space="preserve"> PAGEREF _Toc242197057 \h </w:instrText>
+          <w:instrText xml:space="preserve"> PAGEREF _Toc242225329 \h </w:instrText>
         </w:r>
         <w:r>
           <w:rPr>
@@ -2148,7 +2148,7 @@
             <w:noProof/>
             <w:webHidden/>
           </w:rPr>
-          <w:t>20</w:t>
+          <w:t>21</w:t>
         </w:r>
         <w:r>
           <w:rPr>
@@ -2171,7 +2171,7 @@
           <w14:ligatures w14:val="standardContextual"/>
         </w:rPr>
       </w:pPr>
-      <w:hyperlink w:anchor="_Toc242197058" w:history="1">
+      <w:hyperlink w:anchor="_Toc242225330" w:history="1">
         <w:r>
           <w:rPr>
             <w:rStyle w:val="Hipervnculo"/>
@@ -2198,7 +2198,7 @@
             <w:noProof/>
             <w:webHidden/>
           </w:rPr>
-          <w:instrText xml:space="preserve"> PAGEREF _Toc242197058 \h </w:instrText>
+          <w:instrText xml:space="preserve"> PAGEREF _Toc242225330 \h </w:instrText>
         </w:r>
         <w:r>
           <w:rPr>
@@ -2218,7 +2218,7 @@
             <w:noProof/>
             <w:webHidden/>
           </w:rPr>
-          <w:t>20</w:t>
+          <w:t>21</w:t>
         </w:r>
         <w:r>
           <w:rPr>
@@ -2244,7 +2244,7 @@
           <w14:ligatures w14:val="standardContextual"/>
         </w:rPr>
       </w:pPr>
-      <w:hyperlink w:anchor="_Toc242197059" w:history="1">
+      <w:hyperlink w:anchor="_Toc242225331" w:history="1">
         <w:r>
           <w:rPr>
             <w:rStyle w:val="Hipervnculo"/>
@@ -2271,7 +2271,7 @@
             <w:noProof/>
             <w:webHidden/>
           </w:rPr>
-          <w:instrText xml:space="preserve"> PAGEREF _Toc242197059 \h </w:instrText>
+          <w:instrText xml:space="preserve"> PAGEREF _Toc242225331 \h </w:instrText>
         </w:r>
         <w:r>
           <w:rPr>
@@ -2291,7 +2291,7 @@
             <w:noProof/>
             <w:webHidden/>
           </w:rPr>
-          <w:t>22</w:t>
+          <w:t>23</w:t>
         </w:r>
         <w:r>
           <w:rPr>
@@ -2314,7 +2314,7 @@
           <w14:ligatures w14:val="standardContextual"/>
         </w:rPr>
       </w:pPr>
-      <w:hyperlink w:anchor="_Toc242197060" w:history="1">
+      <w:hyperlink w:anchor="_Toc242225332" w:history="1">
         <w:r>
           <w:rPr>
             <w:rStyle w:val="Hipervnculo"/>
@@ -2341,7 +2341,7 @@
             <w:noProof/>
             <w:webHidden/>
           </w:rPr>
-          <w:instrText xml:space="preserve"> PAGEREF _Toc242197060 \h </w:instrText>
+          <w:instrText xml:space="preserve"> PAGEREF _Toc242225332 \h </w:instrText>
         </w:r>
         <w:r>
           <w:rPr>
@@ -2361,7 +2361,7 @@
             <w:noProof/>
             <w:webHidden/>
           </w:rPr>
-          <w:t>22</w:t>
+          <w:t>23</w:t>
         </w:r>
         <w:r>
           <w:rPr>
@@ -2384,7 +2384,7 @@
           <w14:ligatures w14:val="standardContextual"/>
         </w:rPr>
       </w:pPr>
-      <w:hyperlink w:anchor="_Toc242197061" w:history="1">
+      <w:hyperlink w:anchor="_Toc242225333" w:history="1">
         <w:r>
           <w:rPr>
             <w:rStyle w:val="Hipervnculo"/>
@@ -2411,7 +2411,7 @@
             <w:noProof/>
             <w:webHidden/>
           </w:rPr>
-          <w:instrText xml:space="preserve"> PAGEREF _Toc242197061 \h </w:instrText>
+          <w:instrText xml:space="preserve"> PAGEREF _Toc242225333 \h </w:instrText>
         </w:r>
         <w:r>
           <w:rPr>
@@ -2431,7 +2431,7 @@
             <w:noProof/>
             <w:webHidden/>
           </w:rPr>
-          <w:t>22</w:t>
+          <w:t>23</w:t>
         </w:r>
         <w:r>
           <w:rPr>
@@ -2454,7 +2454,7 @@
           <w14:ligatures w14:val="standardContextual"/>
         </w:rPr>
       </w:pPr>
-      <w:hyperlink w:anchor="_Toc242197062" w:history="1">
+      <w:hyperlink w:anchor="_Toc242225334" w:history="1">
         <w:r>
           <w:rPr>
             <w:rStyle w:val="Hipervnculo"/>
@@ -2481,7 +2481,7 @@
             <w:noProof/>
             <w:webHidden/>
           </w:rPr>
-          <w:instrText xml:space="preserve"> PAGEREF _Toc242197062 \h </w:instrText>
+          <w:instrText xml:space="preserve"> PAGEREF _Toc242225334 \h </w:instrText>
         </w:r>
         <w:r>
           <w:rPr>
@@ -2501,7 +2501,7 @@
             <w:noProof/>
             <w:webHidden/>
           </w:rPr>
-          <w:t>23</w:t>
+          <w:t>24</w:t>
         </w:r>
         <w:r>
           <w:rPr>
@@ -2524,7 +2524,7 @@
           <w14:ligatures w14:val="standardContextual"/>
         </w:rPr>
       </w:pPr>
-      <w:hyperlink w:anchor="_Toc242197063" w:history="1">
+      <w:hyperlink w:anchor="_Toc242225335" w:history="1">
         <w:r>
           <w:rPr>
             <w:rStyle w:val="Hipervnculo"/>
@@ -2551,7 +2551,7 @@
             <w:noProof/>
             <w:webHidden/>
           </w:rPr>
-          <w:instrText xml:space="preserve"> PAGEREF _Toc242197063 \h </w:instrText>
+          <w:instrText xml:space="preserve"> PAGEREF _Toc242225335 \h </w:instrText>
         </w:r>
         <w:r>
           <w:rPr>
@@ -2571,7 +2571,7 @@
             <w:noProof/>
             <w:webHidden/>
           </w:rPr>
-          <w:t>23</w:t>
+          <w:t>24</w:t>
         </w:r>
         <w:r>
           <w:rPr>
@@ -2594,7 +2594,7 @@
           <w14:ligatures w14:val="standardContextual"/>
         </w:rPr>
       </w:pPr>
-      <w:hyperlink w:anchor="_Toc242197064" w:history="1">
+      <w:hyperlink w:anchor="_Toc242225336" w:history="1">
         <w:r>
           <w:rPr>
             <w:rStyle w:val="Hipervnculo"/>
@@ -2621,7 +2621,7 @@
             <w:noProof/>
             <w:webHidden/>
           </w:rPr>
-          <w:instrText xml:space="preserve"> PAGEREF _Toc242197064 \h </w:instrText>
+          <w:instrText xml:space="preserve"> PAGEREF _Toc242225336 \h </w:instrText>
         </w:r>
         <w:r>
           <w:rPr>
@@ -2641,7 +2641,7 @@
             <w:noProof/>
             <w:webHidden/>
           </w:rPr>
-          <w:t>24</w:t>
+          <w:t>25</w:t>
         </w:r>
         <w:r>
           <w:rPr>
@@ -2667,7 +2667,7 @@
           <w14:ligatures w14:val="standardContextual"/>
         </w:rPr>
       </w:pPr>
-      <w:hyperlink w:anchor="_Toc242197065" w:history="1">
+      <w:hyperlink w:anchor="_Toc242225337" w:history="1">
         <w:r>
           <w:rPr>
             <w:rStyle w:val="Hipervnculo"/>
@@ -2694,7 +2694,7 @@
             <w:noProof/>
             <w:webHidden/>
           </w:rPr>
-          <w:instrText xml:space="preserve"> PAGEREF _Toc242197065 \h </w:instrText>
+          <w:instrText xml:space="preserve"> PAGEREF _Toc242225337 \h </w:instrText>
         </w:r>
         <w:r>
           <w:rPr>
@@ -2714,7 +2714,7 @@
             <w:noProof/>
             <w:webHidden/>
           </w:rPr>
-          <w:t>25</w:t>
+          <w:t>26</w:t>
         </w:r>
         <w:r>
           <w:rPr>
@@ -2737,7 +2737,7 @@
           <w14:ligatures w14:val="standardContextual"/>
         </w:rPr>
       </w:pPr>
-      <w:hyperlink w:anchor="_Toc242197066" w:history="1">
+      <w:hyperlink w:anchor="_Toc242225338" w:history="1">
         <w:r>
           <w:rPr>
             <w:rStyle w:val="Hipervnculo"/>
@@ -2764,7 +2764,7 @@
             <w:noProof/>
             <w:webHidden/>
           </w:rPr>
-          <w:instrText xml:space="preserve"> PAGEREF _Toc242197066 \h </w:instrText>
+          <w:instrText xml:space="preserve"> PAGEREF _Toc242225338 \h </w:instrText>
         </w:r>
         <w:r>
           <w:rPr>
@@ -2784,7 +2784,7 @@
             <w:noProof/>
             <w:webHidden/>
           </w:rPr>
-          <w:t>25</w:t>
+          <w:t>26</w:t>
         </w:r>
         <w:r>
           <w:rPr>
@@ -2807,7 +2807,7 @@
           <w14:ligatures w14:val="standardContextual"/>
         </w:rPr>
       </w:pPr>
-      <w:hyperlink w:anchor="_Toc242197067" w:history="1">
+      <w:hyperlink w:anchor="_Toc242225339" w:history="1">
         <w:r>
           <w:rPr>
             <w:rStyle w:val="Hipervnculo"/>
@@ -2834,7 +2834,7 @@
             <w:noProof/>
             <w:webHidden/>
           </w:rPr>
-          <w:instrText xml:space="preserve"> PAGEREF _Toc242197067 \h </w:instrText>
+          <w:instrText xml:space="preserve"> PAGEREF _Toc242225339 \h </w:instrText>
         </w:r>
         <w:r>
           <w:rPr>
@@ -2854,7 +2854,7 @@
             <w:noProof/>
             <w:webHidden/>
           </w:rPr>
-          <w:t>25</w:t>
+          <w:t>26</w:t>
         </w:r>
         <w:r>
           <w:rPr>
@@ -2877,7 +2877,7 @@
           <w14:ligatures w14:val="standardContextual"/>
         </w:rPr>
       </w:pPr>
-      <w:hyperlink w:anchor="_Toc242197068" w:history="1">
+      <w:hyperlink w:anchor="_Toc242225340" w:history="1">
         <w:r>
           <w:rPr>
             <w:rStyle w:val="Hipervnculo"/>
@@ -2904,7 +2904,7 @@
             <w:noProof/>
             <w:webHidden/>
           </w:rPr>
-          <w:instrText xml:space="preserve"> PAGEREF _Toc242197068 \h </w:instrText>
+          <w:instrText xml:space="preserve"> PAGEREF _Toc242225340 \h </w:instrText>
         </w:r>
         <w:r>
           <w:rPr>
@@ -2924,7 +2924,7 @@
             <w:noProof/>
             <w:webHidden/>
           </w:rPr>
-          <w:t>26</w:t>
+          <w:t>27</w:t>
         </w:r>
         <w:r>
           <w:rPr>
@@ -2947,7 +2947,7 @@
           <w14:ligatures w14:val="standardContextual"/>
         </w:rPr>
       </w:pPr>
-      <w:hyperlink w:anchor="_Toc242197069" w:history="1">
+      <w:hyperlink w:anchor="_Toc242225341" w:history="1">
         <w:r>
           <w:rPr>
             <w:rStyle w:val="Hipervnculo"/>
@@ -2974,7 +2974,7 @@
             <w:noProof/>
             <w:webHidden/>
           </w:rPr>
-          <w:instrText xml:space="preserve"> PAGEREF _Toc242197069 \h </w:instrText>
+          <w:instrText xml:space="preserve"> PAGEREF _Toc242225341 \h </w:instrText>
         </w:r>
         <w:r>
           <w:rPr>
@@ -2994,7 +2994,7 @@
             <w:noProof/>
             <w:webHidden/>
           </w:rPr>
-          <w:t>26</w:t>
+          <w:t>27</w:t>
         </w:r>
         <w:r>
           <w:rPr>
@@ -3017,7 +3017,7 @@
           <w14:ligatures w14:val="standardContextual"/>
         </w:rPr>
       </w:pPr>
-      <w:hyperlink w:anchor="_Toc242197070" w:history="1">
+      <w:hyperlink w:anchor="_Toc242225342" w:history="1">
         <w:r>
           <w:rPr>
             <w:rStyle w:val="Hipervnculo"/>
@@ -3044,7 +3044,7 @@
             <w:noProof/>
             <w:webHidden/>
           </w:rPr>
-          <w:instrText xml:space="preserve"> PAGEREF _Toc242197070 \h </w:instrText>
+          <w:instrText xml:space="preserve"> PAGEREF _Toc242225342 \h </w:instrText>
         </w:r>
         <w:r>
           <w:rPr>
@@ -3064,7 +3064,7 @@
             <w:noProof/>
             <w:webHidden/>
           </w:rPr>
-          <w:t>26</w:t>
+          <w:t>27</w:t>
         </w:r>
         <w:r>
           <w:rPr>
@@ -3087,7 +3087,7 @@
           <w14:ligatures w14:val="standardContextual"/>
         </w:rPr>
       </w:pPr>
-      <w:hyperlink w:anchor="_Toc242197071" w:history="1">
+      <w:hyperlink w:anchor="_Toc242225343" w:history="1">
         <w:r>
           <w:rPr>
             <w:rStyle w:val="Hipervnculo"/>
@@ -3114,7 +3114,7 @@
             <w:noProof/>
             <w:webHidden/>
           </w:rPr>
-          <w:instrText xml:space="preserve"> PAGEREF _Toc242197071 \h </w:instrText>
+          <w:instrText xml:space="preserve"> PAGEREF _Toc242225343 \h </w:instrText>
         </w:r>
         <w:r>
           <w:rPr>
@@ -3134,7 +3134,7 @@
             <w:noProof/>
             <w:webHidden/>
           </w:rPr>
-          <w:t>27</w:t>
+          <w:t>28</w:t>
         </w:r>
         <w:r>
           <w:rPr>
@@ -3157,7 +3157,7 @@
           <w14:ligatures w14:val="standardContextual"/>
         </w:rPr>
       </w:pPr>
-      <w:hyperlink w:anchor="_Toc242197072" w:history="1">
+      <w:hyperlink w:anchor="_Toc242225344" w:history="1">
         <w:r>
           <w:rPr>
             <w:rStyle w:val="Hipervnculo"/>
@@ -3184,7 +3184,7 @@
             <w:noProof/>
             <w:webHidden/>
           </w:rPr>
-          <w:instrText xml:space="preserve"> PAGEREF _Toc242197072 \h </w:instrText>
+          <w:instrText xml:space="preserve"> PAGEREF _Toc242225344 \h </w:instrText>
         </w:r>
         <w:r>
           <w:rPr>
@@ -3204,7 +3204,7 @@
             <w:noProof/>
             <w:webHidden/>
           </w:rPr>
-          <w:t>27</w:t>
+          <w:t>28</w:t>
         </w:r>
         <w:r>
           <w:rPr>
@@ -3227,7 +3227,7 @@
           <w14:ligatures w14:val="standardContextual"/>
         </w:rPr>
       </w:pPr>
-      <w:hyperlink w:anchor="_Toc242197073" w:history="1">
+      <w:hyperlink w:anchor="_Toc242225345" w:history="1">
         <w:r>
           <w:rPr>
             <w:rStyle w:val="Hipervnculo"/>
@@ -3254,7 +3254,7 @@
             <w:noProof/>
             <w:webHidden/>
           </w:rPr>
-          <w:instrText xml:space="preserve"> PAGEREF _Toc242197073 \h </w:instrText>
+          <w:instrText xml:space="preserve"> PAGEREF _Toc242225345 \h </w:instrText>
         </w:r>
         <w:r>
           <w:rPr>
@@ -3274,7 +3274,7 @@
             <w:noProof/>
             <w:webHidden/>
           </w:rPr>
-          <w:t>27</w:t>
+          <w:t>28</w:t>
         </w:r>
         <w:r>
           <w:rPr>
@@ -3297,7 +3297,7 @@
           <w14:ligatures w14:val="standardContextual"/>
         </w:rPr>
       </w:pPr>
-      <w:hyperlink w:anchor="_Toc242197074" w:history="1">
+      <w:hyperlink w:anchor="_Toc242225346" w:history="1">
         <w:r>
           <w:rPr>
             <w:rStyle w:val="Hipervnculo"/>
@@ -3324,7 +3324,7 @@
             <w:noProof/>
             <w:webHidden/>
           </w:rPr>
-          <w:instrText xml:space="preserve"> PAGEREF _Toc242197074 \h </w:instrText>
+          <w:instrText xml:space="preserve"> PAGEREF _Toc242225346 \h </w:instrText>
         </w:r>
         <w:r>
           <w:rPr>
@@ -3344,7 +3344,7 @@
             <w:noProof/>
             <w:webHidden/>
           </w:rPr>
-          <w:t>28</w:t>
+          <w:t>29</w:t>
         </w:r>
         <w:r>
           <w:rPr>
@@ -3367,7 +3367,7 @@
           <w14:ligatures w14:val="standardContextual"/>
         </w:rPr>
       </w:pPr>
-      <w:hyperlink w:anchor="_Toc242197075" w:history="1">
+      <w:hyperlink w:anchor="_Toc242225347" w:history="1">
         <w:r>
           <w:rPr>
             <w:rStyle w:val="Hipervnculo"/>
@@ -3394,7 +3394,7 @@
             <w:noProof/>
             <w:webHidden/>
           </w:rPr>
-          <w:instrText xml:space="preserve"> PAGEREF _Toc242197075 \h </w:instrText>
+          <w:instrText xml:space="preserve"> PAGEREF _Toc242225347 \h </w:instrText>
         </w:r>
         <w:r>
           <w:rPr>
@@ -3414,7 +3414,7 @@
             <w:noProof/>
             <w:webHidden/>
           </w:rPr>
-          <w:t>29</w:t>
+          <w:t>30</w:t>
         </w:r>
         <w:r>
           <w:rPr>
@@ -3437,7 +3437,7 @@
           <w14:ligatures w14:val="standardContextual"/>
         </w:rPr>
       </w:pPr>
-      <w:hyperlink w:anchor="_Toc242197076" w:history="1">
+      <w:hyperlink w:anchor="_Toc242225348" w:history="1">
         <w:r>
           <w:rPr>
             <w:rStyle w:val="Hipervnculo"/>
@@ -3464,7 +3464,7 @@
             <w:noProof/>
             <w:webHidden/>
           </w:rPr>
-          <w:instrText xml:space="preserve"> PAGEREF _Toc242197076 \h </w:instrText>
+          <w:instrText xml:space="preserve"> PAGEREF _Toc242225348 \h </w:instrText>
         </w:r>
         <w:r>
           <w:rPr>
@@ -3484,7 +3484,7 @@
             <w:noProof/>
             <w:webHidden/>
           </w:rPr>
-          <w:t>30</w:t>
+          <w:t>31</w:t>
         </w:r>
         <w:r>
           <w:rPr>
@@ -3510,7 +3510,7 @@
           <w14:ligatures w14:val="standardContextual"/>
         </w:rPr>
       </w:pPr>
-      <w:hyperlink w:anchor="_Toc242197077" w:history="1">
+      <w:hyperlink w:anchor="_Toc242225349" w:history="1">
         <w:r>
           <w:rPr>
             <w:rStyle w:val="Hipervnculo"/>
@@ -3537,7 +3537,7 @@
             <w:noProof/>
             <w:webHidden/>
           </w:rPr>
-          <w:instrText xml:space="preserve"> PAGEREF _Toc242197077 \h </w:instrText>
+          <w:instrText xml:space="preserve"> PAGEREF _Toc242225349 \h </w:instrText>
         </w:r>
         <w:r>
           <w:rPr>
@@ -3557,7 +3557,7 @@
             <w:noProof/>
             <w:webHidden/>
           </w:rPr>
-          <w:t>31</w:t>
+          <w:t>32</w:t>
         </w:r>
         <w:r>
           <w:rPr>
@@ -3580,7 +3580,7 @@
           <w14:ligatures w14:val="standardContextual"/>
         </w:rPr>
       </w:pPr>
-      <w:hyperlink w:anchor="_Toc242197078" w:history="1">
+      <w:hyperlink w:anchor="_Toc242225350" w:history="1">
         <w:r>
           <w:rPr>
             <w:rStyle w:val="Hipervnculo"/>
@@ -3607,7 +3607,7 @@
             <w:noProof/>
             <w:webHidden/>
           </w:rPr>
-          <w:instrText xml:space="preserve"> PAGEREF _Toc242197078 \h </w:instrText>
+          <w:instrText xml:space="preserve"> PAGEREF _Toc242225350 \h </w:instrText>
         </w:r>
         <w:r>
           <w:rPr>
@@ -3627,7 +3627,7 @@
             <w:noProof/>
             <w:webHidden/>
           </w:rPr>
-          <w:t>31</w:t>
+          <w:t>32</w:t>
         </w:r>
         <w:r>
           <w:rPr>
@@ -3650,7 +3650,7 @@
           <w14:ligatures w14:val="standardContextual"/>
         </w:rPr>
       </w:pPr>
-      <w:hyperlink w:anchor="_Toc242197079" w:history="1">
+      <w:hyperlink w:anchor="_Toc242225351" w:history="1">
         <w:r>
           <w:rPr>
             <w:rStyle w:val="Hipervnculo"/>
@@ -3677,7 +3677,7 @@
             <w:noProof/>
             <w:webHidden/>
           </w:rPr>
-          <w:instrText xml:space="preserve"> PAGEREF _Toc242197079 \h </w:instrText>
+          <w:instrText xml:space="preserve"> PAGEREF _Toc242225351 \h </w:instrText>
         </w:r>
         <w:r>
           <w:rPr>
@@ -3697,7 +3697,7 @@
             <w:noProof/>
             <w:webHidden/>
           </w:rPr>
-          <w:t>31</w:t>
+          <w:t>32</w:t>
         </w:r>
         <w:r>
           <w:rPr>
@@ -3720,7 +3720,7 @@
           <w14:ligatures w14:val="standardContextual"/>
         </w:rPr>
       </w:pPr>
-      <w:hyperlink w:anchor="_Toc242197080" w:history="1">
+      <w:hyperlink w:anchor="_Toc242225352" w:history="1">
         <w:r>
           <w:rPr>
             <w:rStyle w:val="Hipervnculo"/>
@@ -3747,7 +3747,7 @@
             <w:noProof/>
             <w:webHidden/>
           </w:rPr>
-          <w:instrText xml:space="preserve"> PAGEREF _Toc242197080 \h </w:instrText>
+          <w:instrText xml:space="preserve"> PAGEREF _Toc242225352 \h </w:instrText>
         </w:r>
         <w:r>
           <w:rPr>
@@ -3767,7 +3767,7 @@
             <w:noProof/>
             <w:webHidden/>
           </w:rPr>
-          <w:t>32</w:t>
+          <w:t>33</w:t>
         </w:r>
         <w:r>
           <w:rPr>
@@ -3790,7 +3790,7 @@
           <w14:ligatures w14:val="standardContextual"/>
         </w:rPr>
       </w:pPr>
-      <w:hyperlink w:anchor="_Toc242197081" w:history="1">
+      <w:hyperlink w:anchor="_Toc242225353" w:history="1">
         <w:r>
           <w:rPr>
             <w:rStyle w:val="Hipervnculo"/>
@@ -3817,7 +3817,7 @@
             <w:noProof/>
             <w:webHidden/>
           </w:rPr>
-          <w:instrText xml:space="preserve"> PAGEREF _Toc242197081 \h </w:instrText>
+          <w:instrText xml:space="preserve"> PAGEREF _Toc242225353 \h </w:instrText>
         </w:r>
         <w:r>
           <w:rPr>
@@ -3837,7 +3837,7 @@
             <w:noProof/>
             <w:webHidden/>
           </w:rPr>
-          <w:t>32</w:t>
+          <w:t>33</w:t>
         </w:r>
         <w:r>
           <w:rPr>
@@ -3860,7 +3860,7 @@
           <w14:ligatures w14:val="standardContextual"/>
         </w:rPr>
       </w:pPr>
-      <w:hyperlink w:anchor="_Toc242197082" w:history="1">
+      <w:hyperlink w:anchor="_Toc242225354" w:history="1">
         <w:r>
           <w:rPr>
             <w:rStyle w:val="Hipervnculo"/>
@@ -3887,7 +3887,7 @@
             <w:noProof/>
             <w:webHidden/>
           </w:rPr>
-          <w:instrText xml:space="preserve"> PAGEREF _Toc242197082 \h </w:instrText>
+          <w:instrText xml:space="preserve"> PAGEREF _Toc242225354 \h </w:instrText>
         </w:r>
         <w:r>
           <w:rPr>
@@ -3907,7 +3907,7 @@
             <w:noProof/>
             <w:webHidden/>
           </w:rPr>
-          <w:t>32</w:t>
+          <w:t>33</w:t>
         </w:r>
         <w:r>
           <w:rPr>
@@ -3930,7 +3930,7 @@
           <w14:ligatures w14:val="standardContextual"/>
         </w:rPr>
       </w:pPr>
-      <w:hyperlink w:anchor="_Toc242197083" w:history="1">
+      <w:hyperlink w:anchor="_Toc242225355" w:history="1">
         <w:r>
           <w:rPr>
             <w:rStyle w:val="Hipervnculo"/>
@@ -3957,7 +3957,7 @@
             <w:noProof/>
             <w:webHidden/>
           </w:rPr>
-          <w:instrText xml:space="preserve"> PAGEREF _Toc242197083 \h </w:instrText>
+          <w:instrText xml:space="preserve"> PAGEREF _Toc242225355 \h </w:instrText>
         </w:r>
         <w:r>
           <w:rPr>
@@ -3977,7 +3977,7 @@
             <w:noProof/>
             <w:webHidden/>
           </w:rPr>
-          <w:t>33</w:t>
+          <w:t>34</w:t>
         </w:r>
         <w:r>
           <w:rPr>
@@ -4003,7 +4003,7 @@
           <w14:ligatures w14:val="standardContextual"/>
         </w:rPr>
       </w:pPr>
-      <w:hyperlink w:anchor="_Toc242197084" w:history="1">
+      <w:hyperlink w:anchor="_Toc242225356" w:history="1">
         <w:r>
           <w:rPr>
             <w:rStyle w:val="Hipervnculo"/>
@@ -4030,7 +4030,7 @@
             <w:noProof/>
             <w:webHidden/>
           </w:rPr>
-          <w:instrText xml:space="preserve"> PAGEREF _Toc242197084 \h </w:instrText>
+          <w:instrText xml:space="preserve"> PAGEREF _Toc242225356 \h </w:instrText>
         </w:r>
         <w:r>
           <w:rPr>
@@ -4050,7 +4050,7 @@
             <w:noProof/>
             <w:webHidden/>
           </w:rPr>
-          <w:t>34</w:t>
+          <w:t>35</w:t>
         </w:r>
         <w:r>
           <w:rPr>
@@ -4073,7 +4073,7 @@
           <w14:ligatures w14:val="standardContextual"/>
         </w:rPr>
       </w:pPr>
-      <w:hyperlink w:anchor="_Toc242197085" w:history="1">
+      <w:hyperlink w:anchor="_Toc242225357" w:history="1">
         <w:r>
           <w:rPr>
             <w:rStyle w:val="Hipervnculo"/>
@@ -4100,7 +4100,7 @@
             <w:noProof/>
             <w:webHidden/>
           </w:rPr>
-          <w:instrText xml:space="preserve"> PAGEREF _Toc242197085 \h </w:instrText>
+          <w:instrText xml:space="preserve"> PAGEREF _Toc242225357 \h </w:instrText>
         </w:r>
         <w:r>
           <w:rPr>
@@ -4120,7 +4120,7 @@
             <w:noProof/>
             <w:webHidden/>
           </w:rPr>
-          <w:t>34</w:t>
+          <w:t>35</w:t>
         </w:r>
         <w:r>
           <w:rPr>
@@ -4143,7 +4143,7 @@
           <w14:ligatures w14:val="standardContextual"/>
         </w:rPr>
       </w:pPr>
-      <w:hyperlink w:anchor="_Toc242197086" w:history="1">
+      <w:hyperlink w:anchor="_Toc242225358" w:history="1">
         <w:r>
           <w:rPr>
             <w:rStyle w:val="Hipervnculo"/>
@@ -4170,7 +4170,7 @@
             <w:noProof/>
             <w:webHidden/>
           </w:rPr>
-          <w:instrText xml:space="preserve"> PAGEREF _Toc242197086 \h </w:instrText>
+          <w:instrText xml:space="preserve"> PAGEREF _Toc242225358 \h </w:instrText>
         </w:r>
         <w:r>
           <w:rPr>
@@ -4190,7 +4190,7 @@
             <w:noProof/>
             <w:webHidden/>
           </w:rPr>
-          <w:t>34</w:t>
+          <w:t>35</w:t>
         </w:r>
         <w:r>
           <w:rPr>
@@ -4213,7 +4213,7 @@
           <w14:ligatures w14:val="standardContextual"/>
         </w:rPr>
       </w:pPr>
-      <w:hyperlink w:anchor="_Toc242197087" w:history="1">
+      <w:hyperlink w:anchor="_Toc242225359" w:history="1">
         <w:r>
           <w:rPr>
             <w:rStyle w:val="Hipervnculo"/>
@@ -4240,7 +4240,7 @@
             <w:noProof/>
             <w:webHidden/>
           </w:rPr>
-          <w:instrText xml:space="preserve"> PAGEREF _Toc242197087 \h </w:instrText>
+          <w:instrText xml:space="preserve"> PAGEREF _Toc242225359 \h </w:instrText>
         </w:r>
         <w:r>
           <w:rPr>
@@ -4260,7 +4260,7 @@
             <w:noProof/>
             <w:webHidden/>
           </w:rPr>
-          <w:t>35</w:t>
+          <w:t>36</w:t>
         </w:r>
         <w:r>
           <w:rPr>
@@ -4283,7 +4283,7 @@
           <w14:ligatures w14:val="standardContextual"/>
         </w:rPr>
       </w:pPr>
-      <w:hyperlink w:anchor="_Toc242197088" w:history="1">
+      <w:hyperlink w:anchor="_Toc242225360" w:history="1">
         <w:r>
           <w:rPr>
             <w:rStyle w:val="Hipervnculo"/>
@@ -4310,7 +4310,7 @@
             <w:noProof/>
             <w:webHidden/>
           </w:rPr>
-          <w:instrText xml:space="preserve"> PAGEREF _Toc242197088 \h </w:instrText>
+          <w:instrText xml:space="preserve"> PAGEREF _Toc242225360 \h </w:instrText>
         </w:r>
         <w:r>
           <w:rPr>
@@ -4330,7 +4330,7 @@
             <w:noProof/>
             <w:webHidden/>
           </w:rPr>
-          <w:t>36</w:t>
+          <w:t>37</w:t>
         </w:r>
         <w:r>
           <w:rPr>
@@ -4353,7 +4353,7 @@
           <w14:ligatures w14:val="standardContextual"/>
         </w:rPr>
       </w:pPr>
-      <w:hyperlink w:anchor="_Toc242197089" w:history="1">
+      <w:hyperlink w:anchor="_Toc242225361" w:history="1">
         <w:r>
           <w:rPr>
             <w:rStyle w:val="Hipervnculo"/>
@@ -4380,7 +4380,7 @@
             <w:noProof/>
             <w:webHidden/>
           </w:rPr>
-          <w:instrText xml:space="preserve"> PAGEREF _Toc242197089 \h </w:instrText>
+          <w:instrText xml:space="preserve"> PAGEREF _Toc242225361 \h </w:instrText>
         </w:r>
         <w:r>
           <w:rPr>
@@ -4400,7 +4400,7 @@
             <w:noProof/>
             <w:webHidden/>
           </w:rPr>
-          <w:t>36</w:t>
+          <w:t>37</w:t>
         </w:r>
         <w:r>
           <w:rPr>
@@ -4423,7 +4423,7 @@
           <w14:ligatures w14:val="standardContextual"/>
         </w:rPr>
       </w:pPr>
-      <w:hyperlink w:anchor="_Toc242197090" w:history="1">
+      <w:hyperlink w:anchor="_Toc242225362" w:history="1">
         <w:r>
           <w:rPr>
             <w:rStyle w:val="Hipervnculo"/>
@@ -4450,7 +4450,7 @@
             <w:noProof/>
             <w:webHidden/>
           </w:rPr>
-          <w:instrText xml:space="preserve"> PAGEREF _Toc242197090 \h </w:instrText>
+          <w:instrText xml:space="preserve"> PAGEREF _Toc242225362 \h </w:instrText>
         </w:r>
         <w:r>
           <w:rPr>
@@ -4470,7 +4470,7 @@
             <w:noProof/>
             <w:webHidden/>
           </w:rPr>
-          <w:t>36</w:t>
+          <w:t>37</w:t>
         </w:r>
         <w:r>
           <w:rPr>
@@ -4493,7 +4493,7 @@
           <w14:ligatures w14:val="standardContextual"/>
         </w:rPr>
       </w:pPr>
-      <w:hyperlink w:anchor="_Toc242197091" w:history="1">
+      <w:hyperlink w:anchor="_Toc242225363" w:history="1">
         <w:r>
           <w:rPr>
             <w:rStyle w:val="Hipervnculo"/>
@@ -4520,7 +4520,7 @@
             <w:noProof/>
             <w:webHidden/>
           </w:rPr>
-          <w:instrText xml:space="preserve"> PAGEREF _Toc242197091 \h </w:instrText>
+          <w:instrText xml:space="preserve"> PAGEREF _Toc242225363 \h </w:instrText>
         </w:r>
         <w:r>
           <w:rPr>
@@ -4540,7 +4540,7 @@
             <w:noProof/>
             <w:webHidden/>
           </w:rPr>
-          <w:t>37</w:t>
+          <w:t>38</w:t>
         </w:r>
         <w:r>
           <w:rPr>
@@ -4563,7 +4563,7 @@
           <w14:ligatures w14:val="standardContextual"/>
         </w:rPr>
       </w:pPr>
-      <w:hyperlink w:anchor="_Toc242197092" w:history="1">
+      <w:hyperlink w:anchor="_Toc242225364" w:history="1">
         <w:r>
           <w:rPr>
             <w:rStyle w:val="Hipervnculo"/>
@@ -4590,7 +4590,7 @@
             <w:noProof/>
             <w:webHidden/>
           </w:rPr>
-          <w:instrText xml:space="preserve"> PAGEREF _Toc242197092 \h </w:instrText>
+          <w:instrText xml:space="preserve"> PAGEREF _Toc242225364 \h </w:instrText>
         </w:r>
         <w:r>
           <w:rPr>
@@ -4610,7 +4610,7 @@
             <w:noProof/>
             <w:webHidden/>
           </w:rPr>
-          <w:t>37</w:t>
+          <w:t>38</w:t>
         </w:r>
         <w:r>
           <w:rPr>
@@ -4633,7 +4633,7 @@
           <w14:ligatures w14:val="standardContextual"/>
         </w:rPr>
       </w:pPr>
-      <w:hyperlink w:anchor="_Toc242197093" w:history="1">
+      <w:hyperlink w:anchor="_Toc242225365" w:history="1">
         <w:r>
           <w:rPr>
             <w:rStyle w:val="Hipervnculo"/>
@@ -4660,7 +4660,7 @@
             <w:noProof/>
             <w:webHidden/>
           </w:rPr>
-          <w:instrText xml:space="preserve"> PAGEREF _Toc242197093 \h </w:instrText>
+          <w:instrText xml:space="preserve"> PAGEREF _Toc242225365 \h </w:instrText>
         </w:r>
         <w:r>
           <w:rPr>
@@ -4680,7 +4680,7 @@
             <w:noProof/>
             <w:webHidden/>
           </w:rPr>
-          <w:t>37</w:t>
+          <w:t>38</w:t>
         </w:r>
         <w:r>
           <w:rPr>
@@ -4703,7 +4703,7 @@
           <w14:ligatures w14:val="standardContextual"/>
         </w:rPr>
       </w:pPr>
-      <w:hyperlink w:anchor="_Toc242197094" w:history="1">
+      <w:hyperlink w:anchor="_Toc242225366" w:history="1">
         <w:r>
           <w:rPr>
             <w:rStyle w:val="Hipervnculo"/>
@@ -4730,7 +4730,7 @@
             <w:noProof/>
             <w:webHidden/>
           </w:rPr>
-          <w:instrText xml:space="preserve"> PAGEREF _Toc242197094 \h </w:instrText>
+          <w:instrText xml:space="preserve"> PAGEREF _Toc242225366 \h </w:instrText>
         </w:r>
         <w:r>
           <w:rPr>
@@ -4750,7 +4750,7 @@
             <w:noProof/>
             <w:webHidden/>
           </w:rPr>
-          <w:t>38</w:t>
+          <w:t>39</w:t>
         </w:r>
         <w:r>
           <w:rPr>
@@ -4773,7 +4773,7 @@
           <w14:ligatures w14:val="standardContextual"/>
         </w:rPr>
       </w:pPr>
-      <w:hyperlink w:anchor="_Toc242197095" w:history="1">
+      <w:hyperlink w:anchor="_Toc242225367" w:history="1">
         <w:r>
           <w:rPr>
             <w:rStyle w:val="Hipervnculo"/>
@@ -4800,7 +4800,7 @@
             <w:noProof/>
             <w:webHidden/>
           </w:rPr>
-          <w:instrText xml:space="preserve"> PAGEREF _Toc242197095 \h </w:instrText>
+          <w:instrText xml:space="preserve"> PAGEREF _Toc242225367 \h </w:instrText>
         </w:r>
         <w:r>
           <w:rPr>
@@ -4820,7 +4820,7 @@
             <w:noProof/>
             <w:webHidden/>
           </w:rPr>
-          <w:t>38</w:t>
+          <w:t>39</w:t>
         </w:r>
         <w:r>
           <w:rPr>
@@ -4843,7 +4843,7 @@
           <w14:ligatures w14:val="standardContextual"/>
         </w:rPr>
       </w:pPr>
-      <w:hyperlink w:anchor="_Toc242197096" w:history="1">
+      <w:hyperlink w:anchor="_Toc242225368" w:history="1">
         <w:r>
           <w:rPr>
             <w:rStyle w:val="Hipervnculo"/>
@@ -4870,7 +4870,7 @@
             <w:noProof/>
             <w:webHidden/>
           </w:rPr>
-          <w:instrText xml:space="preserve"> PAGEREF _Toc242197096 \h </w:instrText>
+          <w:instrText xml:space="preserve"> PAGEREF _Toc242225368 \h </w:instrText>
         </w:r>
         <w:r>
           <w:rPr>
@@ -4890,7 +4890,7 @@
             <w:noProof/>
             <w:webHidden/>
           </w:rPr>
-          <w:t>39</w:t>
+          <w:t>40</w:t>
         </w:r>
         <w:r>
           <w:rPr>
@@ -4913,7 +4913,7 @@
           <w14:ligatures w14:val="standardContextual"/>
         </w:rPr>
       </w:pPr>
-      <w:hyperlink w:anchor="_Toc242197097" w:history="1">
+      <w:hyperlink w:anchor="_Toc242225369" w:history="1">
         <w:r>
           <w:rPr>
             <w:rStyle w:val="Hipervnculo"/>
@@ -4940,7 +4940,7 @@
             <w:noProof/>
             <w:webHidden/>
           </w:rPr>
-          <w:instrText xml:space="preserve"> PAGEREF _Toc242197097 \h </w:instrText>
+          <w:instrText xml:space="preserve"> PAGEREF _Toc242225369 \h </w:instrText>
         </w:r>
         <w:r>
           <w:rPr>
@@ -4960,7 +4960,7 @@
             <w:noProof/>
             <w:webHidden/>
           </w:rPr>
-          <w:t>40</w:t>
+          <w:t>41</w:t>
         </w:r>
         <w:r>
           <w:rPr>
@@ -4983,7 +4983,7 @@
           <w14:ligatures w14:val="standardContextual"/>
         </w:rPr>
       </w:pPr>
-      <w:hyperlink w:anchor="_Toc242197098" w:history="1">
+      <w:hyperlink w:anchor="_Toc242225370" w:history="1">
         <w:r>
           <w:rPr>
             <w:rStyle w:val="Hipervnculo"/>
@@ -5010,7 +5010,7 @@
             <w:noProof/>
             <w:webHidden/>
           </w:rPr>
-          <w:instrText xml:space="preserve"> PAGEREF _Toc242197098 \h </w:instrText>
+          <w:instrText xml:space="preserve"> PAGEREF _Toc242225370 \h </w:instrText>
         </w:r>
         <w:r>
           <w:rPr>
@@ -5030,7 +5030,7 @@
             <w:noProof/>
             <w:webHidden/>
           </w:rPr>
-          <w:t>41</w:t>
+          <w:t>42</w:t>
         </w:r>
         <w:r>
           <w:rPr>
@@ -5053,7 +5053,7 @@
           <w14:ligatures w14:val="standardContextual"/>
         </w:rPr>
       </w:pPr>
-      <w:hyperlink w:anchor="_Toc242197099" w:history="1">
+      <w:hyperlink w:anchor="_Toc242225371" w:history="1">
         <w:r>
           <w:rPr>
             <w:rStyle w:val="Hipervnculo"/>
@@ -5080,7 +5080,7 @@
             <w:noProof/>
             <w:webHidden/>
           </w:rPr>
-          <w:instrText xml:space="preserve"> PAGEREF _Toc242197099 \h </w:instrText>
+          <w:instrText xml:space="preserve"> PAGEREF _Toc242225371 \h </w:instrText>
         </w:r>
         <w:r>
           <w:rPr>
@@ -5100,7 +5100,7 @@
             <w:noProof/>
             <w:webHidden/>
           </w:rPr>
-          <w:t>42</w:t>
+          <w:t>43</w:t>
         </w:r>
         <w:r>
           <w:rPr>
@@ -5123,7 +5123,7 @@
           <w14:ligatures w14:val="standardContextual"/>
         </w:rPr>
       </w:pPr>
-      <w:hyperlink w:anchor="_Toc242197100" w:history="1">
+      <w:hyperlink w:anchor="_Toc242225372" w:history="1">
         <w:r>
           <w:rPr>
             <w:rStyle w:val="Hipervnculo"/>
@@ -5150,7 +5150,7 @@
             <w:noProof/>
             <w:webHidden/>
           </w:rPr>
-          <w:instrText xml:space="preserve"> PAGEREF _Toc242197100 \h </w:instrText>
+          <w:instrText xml:space="preserve"> PAGEREF _Toc242225372 \h </w:instrText>
         </w:r>
         <w:r>
           <w:rPr>
@@ -5170,7 +5170,7 @@
             <w:noProof/>
             <w:webHidden/>
           </w:rPr>
-          <w:t>43</w:t>
+          <w:t>44</w:t>
         </w:r>
         <w:r>
           <w:rPr>
@@ -5193,7 +5193,7 @@
           <w14:ligatures w14:val="standardContextual"/>
         </w:rPr>
       </w:pPr>
-      <w:hyperlink w:anchor="_Toc242197101" w:history="1">
+      <w:hyperlink w:anchor="_Toc242225373" w:history="1">
         <w:r>
           <w:rPr>
             <w:rStyle w:val="Hipervnculo"/>
@@ -5220,7 +5220,7 @@
             <w:noProof/>
             <w:webHidden/>
           </w:rPr>
-          <w:instrText xml:space="preserve"> PAGEREF _Toc242197101 \h </w:instrText>
+          <w:instrText xml:space="preserve"> PAGEREF _Toc242225373 \h </w:instrText>
         </w:r>
         <w:r>
           <w:rPr>
@@ -5240,7 +5240,7 @@
             <w:noProof/>
             <w:webHidden/>
           </w:rPr>
-          <w:t>43</w:t>
+          <w:t>44</w:t>
         </w:r>
         <w:r>
           <w:rPr>
@@ -5263,7 +5263,7 @@
           <w14:ligatures w14:val="standardContextual"/>
         </w:rPr>
       </w:pPr>
-      <w:hyperlink w:anchor="_Toc242197102" w:history="1">
+      <w:hyperlink w:anchor="_Toc242225374" w:history="1">
         <w:r>
           <w:rPr>
             <w:rStyle w:val="Hipervnculo"/>
@@ -5290,7 +5290,7 @@
             <w:noProof/>
             <w:webHidden/>
           </w:rPr>
-          <w:instrText xml:space="preserve"> PAGEREF _Toc242197102 \h </w:instrText>
+          <w:instrText xml:space="preserve"> PAGEREF _Toc242225374 \h </w:instrText>
         </w:r>
         <w:r>
           <w:rPr>
@@ -5310,7 +5310,7 @@
             <w:noProof/>
             <w:webHidden/>
           </w:rPr>
-          <w:t>44</w:t>
+          <w:t>45</w:t>
         </w:r>
         <w:r>
           <w:rPr>
@@ -5333,7 +5333,7 @@
           <w14:ligatures w14:val="standardContextual"/>
         </w:rPr>
       </w:pPr>
-      <w:hyperlink w:anchor="_Toc242197103" w:history="1">
+      <w:hyperlink w:anchor="_Toc242225375" w:history="1">
         <w:r>
           <w:rPr>
             <w:rStyle w:val="Hipervnculo"/>
@@ -5360,7 +5360,7 @@
             <w:noProof/>
             <w:webHidden/>
           </w:rPr>
-          <w:instrText xml:space="preserve"> PAGEREF _Toc242197103 \h </w:instrText>
+          <w:instrText xml:space="preserve"> PAGEREF _Toc242225375 \h </w:instrText>
         </w:r>
         <w:r>
           <w:rPr>
@@ -5380,7 +5380,7 @@
             <w:noProof/>
             <w:webHidden/>
           </w:rPr>
-          <w:t>44</w:t>
+          <w:t>45</w:t>
         </w:r>
         <w:r>
           <w:rPr>
@@ -5406,7 +5406,7 @@
           <w14:ligatures w14:val="standardContextual"/>
         </w:rPr>
       </w:pPr>
-      <w:hyperlink w:anchor="_Toc242197104" w:history="1">
+      <w:hyperlink w:anchor="_Toc242225376" w:history="1">
         <w:r>
           <w:rPr>
             <w:rStyle w:val="Hipervnculo"/>
@@ -5433,7 +5433,7 @@
             <w:noProof/>
             <w:webHidden/>
           </w:rPr>
-          <w:instrText xml:space="preserve"> PAGEREF _Toc242197104 \h </w:instrText>
+          <w:instrText xml:space="preserve"> PAGEREF _Toc242225376 \h </w:instrText>
         </w:r>
         <w:r>
           <w:rPr>
@@ -5453,7 +5453,7 @@
             <w:noProof/>
             <w:webHidden/>
           </w:rPr>
-          <w:t>45</w:t>
+          <w:t>46</w:t>
         </w:r>
         <w:r>
           <w:rPr>
@@ -5476,7 +5476,7 @@
           <w14:ligatures w14:val="standardContextual"/>
         </w:rPr>
       </w:pPr>
-      <w:hyperlink w:anchor="_Toc242197105" w:history="1">
+      <w:hyperlink w:anchor="_Toc242225377" w:history="1">
         <w:r>
           <w:rPr>
             <w:rStyle w:val="Hipervnculo"/>
@@ -5503,7 +5503,7 @@
             <w:noProof/>
             <w:webHidden/>
           </w:rPr>
-          <w:instrText xml:space="preserve"> PAGEREF _Toc242197105 \h </w:instrText>
+          <w:instrText xml:space="preserve"> PAGEREF _Toc242225377 \h </w:instrText>
         </w:r>
         <w:r>
           <w:rPr>
@@ -5523,7 +5523,7 @@
             <w:noProof/>
             <w:webHidden/>
           </w:rPr>
-          <w:t>45</w:t>
+          <w:t>46</w:t>
         </w:r>
         <w:r>
           <w:rPr>
@@ -5546,7 +5546,7 @@
           <w14:ligatures w14:val="standardContextual"/>
         </w:rPr>
       </w:pPr>
-      <w:hyperlink w:anchor="_Toc242197106" w:history="1">
+      <w:hyperlink w:anchor="_Toc242225378" w:history="1">
         <w:r>
           <w:rPr>
             <w:rStyle w:val="Hipervnculo"/>
@@ -5573,7 +5573,7 @@
             <w:noProof/>
             <w:webHidden/>
           </w:rPr>
-          <w:instrText xml:space="preserve"> PAGEREF _Toc242197106 \h </w:instrText>
+          <w:instrText xml:space="preserve"> PAGEREF _Toc242225378 \h </w:instrText>
         </w:r>
         <w:r>
           <w:rPr>
@@ -5593,7 +5593,7 @@
             <w:noProof/>
             <w:webHidden/>
           </w:rPr>
-          <w:t>46</w:t>
+          <w:t>47</w:t>
         </w:r>
         <w:r>
           <w:rPr>
@@ -5616,7 +5616,7 @@
           <w14:ligatures w14:val="standardContextual"/>
         </w:rPr>
       </w:pPr>
-      <w:hyperlink w:anchor="_Toc242197107" w:history="1">
+      <w:hyperlink w:anchor="_Toc242225379" w:history="1">
         <w:r>
           <w:rPr>
             <w:rStyle w:val="Hipervnculo"/>
@@ -5643,7 +5643,7 @@
             <w:noProof/>
             <w:webHidden/>
           </w:rPr>
-          <w:instrText xml:space="preserve"> PAGEREF _Toc242197107 \h </w:instrText>
+          <w:instrText xml:space="preserve"> PAGEREF _Toc242225379 \h </w:instrText>
         </w:r>
         <w:r>
           <w:rPr>
@@ -5663,7 +5663,7 @@
             <w:noProof/>
             <w:webHidden/>
           </w:rPr>
-          <w:t>47</w:t>
+          <w:t>48</w:t>
         </w:r>
         <w:r>
           <w:rPr>
@@ -5686,7 +5686,7 @@
           <w14:ligatures w14:val="standardContextual"/>
         </w:rPr>
       </w:pPr>
-      <w:hyperlink w:anchor="_Toc242197108" w:history="1">
+      <w:hyperlink w:anchor="_Toc242225380" w:history="1">
         <w:r>
           <w:rPr>
             <w:rStyle w:val="Hipervnculo"/>
@@ -5713,7 +5713,7 @@
             <w:noProof/>
             <w:webHidden/>
           </w:rPr>
-          <w:instrText xml:space="preserve"> PAGEREF _Toc242197108 \h </w:instrText>
+          <w:instrText xml:space="preserve"> PAGEREF _Toc242225380 \h </w:instrText>
         </w:r>
         <w:r>
           <w:rPr>
@@ -5733,7 +5733,7 @@
             <w:noProof/>
             <w:webHidden/>
           </w:rPr>
-          <w:t>47</w:t>
+          <w:t>48</w:t>
         </w:r>
         <w:r>
           <w:rPr>
@@ -5756,7 +5756,7 @@
           <w14:ligatures w14:val="standardContextual"/>
         </w:rPr>
       </w:pPr>
-      <w:hyperlink w:anchor="_Toc242197109" w:history="1">
+      <w:hyperlink w:anchor="_Toc242225381" w:history="1">
         <w:r>
           <w:rPr>
             <w:rStyle w:val="Hipervnculo"/>
@@ -5783,7 +5783,7 @@
             <w:noProof/>
             <w:webHidden/>
           </w:rPr>
-          <w:instrText xml:space="preserve"> PAGEREF _Toc242197109 \h </w:instrText>
+          <w:instrText xml:space="preserve"> PAGEREF _Toc242225381 \h </w:instrText>
         </w:r>
         <w:r>
           <w:rPr>
@@ -5803,7 +5803,7 @@
             <w:noProof/>
             <w:webHidden/>
           </w:rPr>
-          <w:t>48</w:t>
+          <w:t>49</w:t>
         </w:r>
         <w:r>
           <w:rPr>
@@ -5826,7 +5826,7 @@
           <w14:ligatures w14:val="standardContextual"/>
         </w:rPr>
       </w:pPr>
-      <w:hyperlink w:anchor="_Toc242197110" w:history="1">
+      <w:hyperlink w:anchor="_Toc242225382" w:history="1">
         <w:r>
           <w:rPr>
             <w:rStyle w:val="Hipervnculo"/>
@@ -5853,7 +5853,7 @@
             <w:noProof/>
             <w:webHidden/>
           </w:rPr>
-          <w:instrText xml:space="preserve"> PAGEREF _Toc242197110 \h </w:instrText>
+          <w:instrText xml:space="preserve"> PAGEREF _Toc242225382 \h </w:instrText>
         </w:r>
         <w:r>
           <w:rPr>
@@ -5873,7 +5873,7 @@
             <w:noProof/>
             <w:webHidden/>
           </w:rPr>
-          <w:t>48</w:t>
+          <w:t>49</w:t>
         </w:r>
         <w:r>
           <w:rPr>
@@ -5896,7 +5896,7 @@
           <w14:ligatures w14:val="standardContextual"/>
         </w:rPr>
       </w:pPr>
-      <w:hyperlink w:anchor="_Toc242197111" w:history="1">
+      <w:hyperlink w:anchor="_Toc242225383" w:history="1">
         <w:r>
           <w:rPr>
             <w:rStyle w:val="Hipervnculo"/>
@@ -5923,7 +5923,7 @@
             <w:noProof/>
             <w:webHidden/>
           </w:rPr>
-          <w:instrText xml:space="preserve"> PAGEREF _Toc242197111 \h </w:instrText>
+          <w:instrText xml:space="preserve"> PAGEREF _Toc242225383 \h </w:instrText>
         </w:r>
         <w:r>
           <w:rPr>
@@ -5943,7 +5943,7 @@
             <w:noProof/>
             <w:webHidden/>
           </w:rPr>
-          <w:t>48</w:t>
+          <w:t>49</w:t>
         </w:r>
         <w:r>
           <w:rPr>
@@ -5966,7 +5966,7 @@
           <w14:ligatures w14:val="standardContextual"/>
         </w:rPr>
       </w:pPr>
-      <w:hyperlink w:anchor="_Toc242197112" w:history="1">
+      <w:hyperlink w:anchor="_Toc242225384" w:history="1">
         <w:r>
           <w:rPr>
             <w:rStyle w:val="Hipervnculo"/>
@@ -5993,7 +5993,7 @@
             <w:noProof/>
             <w:webHidden/>
           </w:rPr>
-          <w:instrText xml:space="preserve"> PAGEREF _Toc242197112 \h </w:instrText>
+          <w:instrText xml:space="preserve"> PAGEREF _Toc242225384 \h </w:instrText>
         </w:r>
         <w:r>
           <w:rPr>
@@ -6013,7 +6013,7 @@
             <w:noProof/>
             <w:webHidden/>
           </w:rPr>
-          <w:t>49</w:t>
+          <w:t>50</w:t>
         </w:r>
         <w:r>
           <w:rPr>
@@ -6036,7 +6036,7 @@
           <w14:ligatures w14:val="standardContextual"/>
         </w:rPr>
       </w:pPr>
-      <w:hyperlink w:anchor="_Toc242197113" w:history="1">
+      <w:hyperlink w:anchor="_Toc242225385" w:history="1">
         <w:r>
           <w:rPr>
             <w:rStyle w:val="Hipervnculo"/>
@@ -6063,7 +6063,7 @@
             <w:noProof/>
             <w:webHidden/>
           </w:rPr>
-          <w:instrText xml:space="preserve"> PAGEREF _Toc242197113 \h </w:instrText>
+          <w:instrText xml:space="preserve"> PAGEREF _Toc242225385 \h </w:instrText>
         </w:r>
         <w:r>
           <w:rPr>
@@ -6083,7 +6083,7 @@
             <w:noProof/>
             <w:webHidden/>
           </w:rPr>
-          <w:t>49</w:t>
+          <w:t>50</w:t>
         </w:r>
         <w:r>
           <w:rPr>
@@ -6106,7 +6106,7 @@
           <w14:ligatures w14:val="standardContextual"/>
         </w:rPr>
       </w:pPr>
-      <w:hyperlink w:anchor="_Toc242197114" w:history="1">
+      <w:hyperlink w:anchor="_Toc242225386" w:history="1">
         <w:r>
           <w:rPr>
             <w:rStyle w:val="Hipervnculo"/>
@@ -6133,7 +6133,7 @@
             <w:noProof/>
             <w:webHidden/>
           </w:rPr>
-          <w:instrText xml:space="preserve"> PAGEREF _Toc242197114 \h </w:instrText>
+          <w:instrText xml:space="preserve"> PAGEREF _Toc242225386 \h </w:instrText>
         </w:r>
         <w:r>
           <w:rPr>
@@ -6153,7 +6153,7 @@
             <w:noProof/>
             <w:webHidden/>
           </w:rPr>
-          <w:t>50</w:t>
+          <w:t>51</w:t>
         </w:r>
         <w:r>
           <w:rPr>
@@ -6176,7 +6176,7 @@
           <w14:ligatures w14:val="standardContextual"/>
         </w:rPr>
       </w:pPr>
-      <w:hyperlink w:anchor="_Toc242197115" w:history="1">
+      <w:hyperlink w:anchor="_Toc242225387" w:history="1">
         <w:r>
           <w:rPr>
             <w:rStyle w:val="Hipervnculo"/>
@@ -6203,7 +6203,7 @@
             <w:noProof/>
             <w:webHidden/>
           </w:rPr>
-          <w:instrText xml:space="preserve"> PAGEREF _Toc242197115 \h </w:instrText>
+          <w:instrText xml:space="preserve"> PAGEREF _Toc242225387 \h </w:instrText>
         </w:r>
         <w:r>
           <w:rPr>
@@ -6223,7 +6223,7 @@
             <w:noProof/>
             <w:webHidden/>
           </w:rPr>
-          <w:t>51</w:t>
+          <w:t>52</w:t>
         </w:r>
         <w:r>
           <w:rPr>
@@ -6246,7 +6246,7 @@
           <w14:ligatures w14:val="standardContextual"/>
         </w:rPr>
       </w:pPr>
-      <w:hyperlink w:anchor="_Toc242197116" w:history="1">
+      <w:hyperlink w:anchor="_Toc242225388" w:history="1">
         <w:r>
           <w:rPr>
             <w:rStyle w:val="Hipervnculo"/>
@@ -6273,7 +6273,7 @@
             <w:noProof/>
             <w:webHidden/>
           </w:rPr>
-          <w:instrText xml:space="preserve"> PAGEREF _Toc242197116 \h </w:instrText>
+          <w:instrText xml:space="preserve"> PAGEREF _Toc242225388 \h </w:instrText>
         </w:r>
         <w:r>
           <w:rPr>
@@ -6293,7 +6293,7 @@
             <w:noProof/>
             <w:webHidden/>
           </w:rPr>
-          <w:t>51</w:t>
+          <w:t>52</w:t>
         </w:r>
         <w:r>
           <w:rPr>
@@ -6316,7 +6316,7 @@
           <w14:ligatures w14:val="standardContextual"/>
         </w:rPr>
       </w:pPr>
-      <w:hyperlink w:anchor="_Toc242197117" w:history="1">
+      <w:hyperlink w:anchor="_Toc242225389" w:history="1">
         <w:r>
           <w:rPr>
             <w:rStyle w:val="Hipervnculo"/>
@@ -6343,7 +6343,7 @@
             <w:noProof/>
             <w:webHidden/>
           </w:rPr>
-          <w:instrText xml:space="preserve"> PAGEREF _Toc242197117 \h </w:instrText>
+          <w:instrText xml:space="preserve"> PAGEREF _Toc242225389 \h </w:instrText>
         </w:r>
         <w:r>
           <w:rPr>
@@ -6363,7 +6363,7 @@
             <w:noProof/>
             <w:webHidden/>
           </w:rPr>
-          <w:t>52</w:t>
+          <w:t>53</w:t>
         </w:r>
         <w:r>
           <w:rPr>
@@ -6386,7 +6386,7 @@
           <w14:ligatures w14:val="standardContextual"/>
         </w:rPr>
       </w:pPr>
-      <w:hyperlink w:anchor="_Toc242197118" w:history="1">
+      <w:hyperlink w:anchor="_Toc242225390" w:history="1">
         <w:r>
           <w:rPr>
             <w:rStyle w:val="Hipervnculo"/>
@@ -6413,7 +6413,7 @@
             <w:noProof/>
             <w:webHidden/>
           </w:rPr>
-          <w:instrText xml:space="preserve"> PAGEREF _Toc242197118 \h </w:instrText>
+          <w:instrText xml:space="preserve"> PAGEREF _Toc242225390 \h </w:instrText>
         </w:r>
         <w:r>
           <w:rPr>
@@ -6433,7 +6433,7 @@
             <w:noProof/>
             <w:webHidden/>
           </w:rPr>
-          <w:t>52</w:t>
+          <w:t>53</w:t>
         </w:r>
         <w:r>
           <w:rPr>
@@ -6459,7 +6459,7 @@
           <w14:ligatures w14:val="standardContextual"/>
         </w:rPr>
       </w:pPr>
-      <w:hyperlink w:anchor="_Toc242197119" w:history="1">
+      <w:hyperlink w:anchor="_Toc242225391" w:history="1">
         <w:r>
           <w:rPr>
             <w:rStyle w:val="Hipervnculo"/>
@@ -6486,7 +6486,7 @@
             <w:noProof/>
             <w:webHidden/>
           </w:rPr>
-          <w:instrText xml:space="preserve"> PAGEREF _Toc242197119 \h </w:instrText>
+          <w:instrText xml:space="preserve"> PAGEREF _Toc242225391 \h </w:instrText>
         </w:r>
         <w:r>
           <w:rPr>
@@ -6506,7 +6506,7 @@
             <w:noProof/>
             <w:webHidden/>
           </w:rPr>
-          <w:t>54</w:t>
+          <w:t>55</w:t>
         </w:r>
         <w:r>
           <w:rPr>
@@ -6529,7 +6529,7 @@
           <w14:ligatures w14:val="standardContextual"/>
         </w:rPr>
       </w:pPr>
-      <w:hyperlink w:anchor="_Toc242197120" w:history="1">
+      <w:hyperlink w:anchor="_Toc242225392" w:history="1">
         <w:r>
           <w:rPr>
             <w:rStyle w:val="Hipervnculo"/>
@@ -6556,7 +6556,7 @@
             <w:noProof/>
             <w:webHidden/>
           </w:rPr>
-          <w:instrText xml:space="preserve"> PAGEREF _Toc242197120 \h </w:instrText>
+          <w:instrText xml:space="preserve"> PAGEREF _Toc242225392 \h </w:instrText>
         </w:r>
         <w:r>
           <w:rPr>
@@ -6576,7 +6576,7 @@
             <w:noProof/>
             <w:webHidden/>
           </w:rPr>
-          <w:t>54</w:t>
+          <w:t>55</w:t>
         </w:r>
         <w:r>
           <w:rPr>
@@ -6599,7 +6599,7 @@
           <w14:ligatures w14:val="standardContextual"/>
         </w:rPr>
       </w:pPr>
-      <w:hyperlink w:anchor="_Toc242197121" w:history="1">
+      <w:hyperlink w:anchor="_Toc242225393" w:history="1">
         <w:r>
           <w:rPr>
             <w:rStyle w:val="Hipervnculo"/>
@@ -6626,7 +6626,7 @@
             <w:noProof/>
             <w:webHidden/>
           </w:rPr>
-          <w:instrText xml:space="preserve"> PAGEREF _Toc242197121 \h </w:instrText>
+          <w:instrText xml:space="preserve"> PAGEREF _Toc242225393 \h </w:instrText>
         </w:r>
         <w:r>
           <w:rPr>
@@ -6646,7 +6646,7 @@
             <w:noProof/>
             <w:webHidden/>
           </w:rPr>
-          <w:t>55</w:t>
+          <w:t>56</w:t>
         </w:r>
         <w:r>
           <w:rPr>
@@ -6669,7 +6669,7 @@
           <w14:ligatures w14:val="standardContextual"/>
         </w:rPr>
       </w:pPr>
-      <w:hyperlink w:anchor="_Toc242197122" w:history="1">
+      <w:hyperlink w:anchor="_Toc242225394" w:history="1">
         <w:r>
           <w:rPr>
             <w:rStyle w:val="Hipervnculo"/>
@@ -6696,7 +6696,7 @@
             <w:noProof/>
             <w:webHidden/>
           </w:rPr>
-          <w:instrText xml:space="preserve"> PAGEREF _Toc242197122 \h </w:instrText>
+          <w:instrText xml:space="preserve"> PAGEREF _Toc242225394 \h </w:instrText>
         </w:r>
         <w:r>
           <w:rPr>
@@ -6716,7 +6716,7 @@
             <w:noProof/>
             <w:webHidden/>
           </w:rPr>
-          <w:t>55</w:t>
+          <w:t>56</w:t>
         </w:r>
         <w:r>
           <w:rPr>
@@ -6739,7 +6739,7 @@
           <w14:ligatures w14:val="standardContextual"/>
         </w:rPr>
       </w:pPr>
-      <w:hyperlink w:anchor="_Toc242197123" w:history="1">
+      <w:hyperlink w:anchor="_Toc242225395" w:history="1">
         <w:r>
           <w:rPr>
             <w:rStyle w:val="Hipervnculo"/>
@@ -6766,7 +6766,7 @@
             <w:noProof/>
             <w:webHidden/>
           </w:rPr>
-          <w:instrText xml:space="preserve"> PAGEREF _Toc242197123 \h </w:instrText>
+          <w:instrText xml:space="preserve"> PAGEREF _Toc242225395 \h </w:instrText>
         </w:r>
         <w:r>
           <w:rPr>
@@ -6786,7 +6786,7 @@
             <w:noProof/>
             <w:webHidden/>
           </w:rPr>
-          <w:t>56</w:t>
+          <w:t>57</w:t>
         </w:r>
         <w:r>
           <w:rPr>
@@ -6809,7 +6809,7 @@
           <w14:ligatures w14:val="standardContextual"/>
         </w:rPr>
       </w:pPr>
-      <w:hyperlink w:anchor="_Toc242197124" w:history="1">
+      <w:hyperlink w:anchor="_Toc242225396" w:history="1">
         <w:r>
           <w:rPr>
             <w:rStyle w:val="Hipervnculo"/>
@@ -6836,7 +6836,7 @@
             <w:noProof/>
             <w:webHidden/>
           </w:rPr>
-          <w:instrText xml:space="preserve"> PAGEREF _Toc242197124 \h </w:instrText>
+          <w:instrText xml:space="preserve"> PAGEREF _Toc242225396 \h </w:instrText>
         </w:r>
         <w:r>
           <w:rPr>
@@ -6856,7 +6856,7 @@
             <w:noProof/>
             <w:webHidden/>
           </w:rPr>
-          <w:t>56</w:t>
+          <w:t>57</w:t>
         </w:r>
         <w:r>
           <w:rPr>
@@ -6882,7 +6882,7 @@
           <w14:ligatures w14:val="standardContextual"/>
         </w:rPr>
       </w:pPr>
-      <w:hyperlink w:anchor="_Toc242197125" w:history="1">
+      <w:hyperlink w:anchor="_Toc242225397" w:history="1">
         <w:r>
           <w:rPr>
             <w:rStyle w:val="Hipervnculo"/>
@@ -6909,7 +6909,7 @@
             <w:noProof/>
             <w:webHidden/>
           </w:rPr>
-          <w:instrText xml:space="preserve"> PAGEREF _Toc242197125 \h </w:instrText>
+          <w:instrText xml:space="preserve"> PAGEREF _Toc242225397 \h </w:instrText>
         </w:r>
         <w:r>
           <w:rPr>
@@ -6929,7 +6929,7 @@
             <w:noProof/>
             <w:webHidden/>
           </w:rPr>
-          <w:t>57</w:t>
+          <w:t>58</w:t>
         </w:r>
         <w:r>
           <w:rPr>
@@ -6952,7 +6952,7 @@
           <w14:ligatures w14:val="standardContextual"/>
         </w:rPr>
       </w:pPr>
-      <w:hyperlink w:anchor="_Toc242197126" w:history="1">
+      <w:hyperlink w:anchor="_Toc242225398" w:history="1">
         <w:r>
           <w:rPr>
             <w:rStyle w:val="Hipervnculo"/>
@@ -6979,7 +6979,7 @@
             <w:noProof/>
             <w:webHidden/>
           </w:rPr>
-          <w:instrText xml:space="preserve"> PAGEREF _Toc242197126 \h </w:instrText>
+          <w:instrText xml:space="preserve"> PAGEREF _Toc242225398 \h </w:instrText>
         </w:r>
         <w:r>
           <w:rPr>
@@ -6999,7 +6999,7 @@
             <w:noProof/>
             <w:webHidden/>
           </w:rPr>
-          <w:t>57</w:t>
+          <w:t>58</w:t>
         </w:r>
         <w:r>
           <w:rPr>
@@ -7022,7 +7022,7 @@
           <w14:ligatures w14:val="standardContextual"/>
         </w:rPr>
       </w:pPr>
-      <w:hyperlink w:anchor="_Toc242197127" w:history="1">
+      <w:hyperlink w:anchor="_Toc242225399" w:history="1">
         <w:r>
           <w:rPr>
             <w:rStyle w:val="Hipervnculo"/>
@@ -7049,7 +7049,7 @@
             <w:noProof/>
             <w:webHidden/>
           </w:rPr>
-          <w:instrText xml:space="preserve"> PAGEREF _Toc242197127 \h </w:instrText>
+          <w:instrText xml:space="preserve"> PAGEREF _Toc242225399 \h </w:instrText>
         </w:r>
         <w:r>
           <w:rPr>
@@ -7069,7 +7069,7 @@
             <w:noProof/>
             <w:webHidden/>
           </w:rPr>
-          <w:t>57</w:t>
+          <w:t>58</w:t>
         </w:r>
         <w:r>
           <w:rPr>
@@ -7092,7 +7092,7 @@
           <w14:ligatures w14:val="standardContextual"/>
         </w:rPr>
       </w:pPr>
-      <w:hyperlink w:anchor="_Toc242197128" w:history="1">
+      <w:hyperlink w:anchor="_Toc242225400" w:history="1">
         <w:r>
           <w:rPr>
             <w:rStyle w:val="Hipervnculo"/>
@@ -7119,7 +7119,7 @@
             <w:noProof/>
             <w:webHidden/>
           </w:rPr>
-          <w:instrText xml:space="preserve"> PAGEREF _Toc242197128 \h </w:instrText>
+          <w:instrText xml:space="preserve"> PAGEREF _Toc242225400 \h </w:instrText>
         </w:r>
         <w:r>
           <w:rPr>
@@ -7139,7 +7139,7 @@
             <w:noProof/>
             <w:webHidden/>
           </w:rPr>
-          <w:t>58</w:t>
+          <w:t>59</w:t>
         </w:r>
         <w:r>
           <w:rPr>
@@ -7162,7 +7162,7 @@
           <w14:ligatures w14:val="standardContextual"/>
         </w:rPr>
       </w:pPr>
-      <w:hyperlink w:anchor="_Toc242197129" w:history="1">
+      <w:hyperlink w:anchor="_Toc242225401" w:history="1">
         <w:r>
           <w:rPr>
             <w:rStyle w:val="Hipervnculo"/>
@@ -7189,7 +7189,7 @@
             <w:noProof/>
             <w:webHidden/>
           </w:rPr>
-          <w:instrText xml:space="preserve"> PAGEREF _Toc242197129 \h </w:instrText>
+          <w:instrText xml:space="preserve"> PAGEREF _Toc242225401 \h </w:instrText>
         </w:r>
         <w:r>
           <w:rPr>
@@ -7209,7 +7209,7 @@
             <w:noProof/>
             <w:webHidden/>
           </w:rPr>
-          <w:t>59</w:t>
+          <w:t>60</w:t>
         </w:r>
         <w:r>
           <w:rPr>
@@ -7232,7 +7232,7 @@
           <w14:ligatures w14:val="standardContextual"/>
         </w:rPr>
       </w:pPr>
-      <w:hyperlink w:anchor="_Toc242197130" w:history="1">
+      <w:hyperlink w:anchor="_Toc242225402" w:history="1">
         <w:r>
           <w:rPr>
             <w:rStyle w:val="Hipervnculo"/>
@@ -7259,7 +7259,7 @@
             <w:noProof/>
             <w:webHidden/>
           </w:rPr>
-          <w:instrText xml:space="preserve"> PAGEREF _Toc242197130 \h </w:instrText>
+          <w:instrText xml:space="preserve"> PAGEREF _Toc242225402 \h </w:instrText>
         </w:r>
         <w:r>
           <w:rPr>
@@ -7279,7 +7279,7 @@
             <w:noProof/>
             <w:webHidden/>
           </w:rPr>
-          <w:t>59</w:t>
+          <w:t>60</w:t>
         </w:r>
         <w:r>
           <w:rPr>
@@ -7305,7 +7305,7 @@
           <w14:ligatures w14:val="standardContextual"/>
         </w:rPr>
       </w:pPr>
-      <w:hyperlink w:anchor="_Toc242197131" w:history="1">
+      <w:hyperlink w:anchor="_Toc242225403" w:history="1">
         <w:r>
           <w:rPr>
             <w:rStyle w:val="Hipervnculo"/>
@@ -7341,7 +7341,7 @@
             <w:noProof/>
             <w:webHidden/>
           </w:rPr>
-          <w:instrText xml:space="preserve"> PAGEREF _Toc242197131 \h </w:instrText>
+          <w:instrText xml:space="preserve"> PAGEREF _Toc242225403 \h </w:instrText>
         </w:r>
         <w:r>
           <w:rPr>
@@ -7361,7 +7361,7 @@
             <w:noProof/>
             <w:webHidden/>
           </w:rPr>
-          <w:t>60</w:t>
+          <w:t>61</w:t>
         </w:r>
         <w:r>
           <w:rPr>
@@ -7384,7 +7384,7 @@
           <w14:ligatures w14:val="standardContextual"/>
         </w:rPr>
       </w:pPr>
-      <w:hyperlink w:anchor="_Toc242197132" w:history="1">
+      <w:hyperlink w:anchor="_Toc242225404" w:history="1">
         <w:r>
           <w:rPr>
             <w:rStyle w:val="Hipervnculo"/>
@@ -7411,7 +7411,7 @@
             <w:noProof/>
             <w:webHidden/>
           </w:rPr>
-          <w:instrText xml:space="preserve"> PAGEREF _Toc242197132 \h </w:instrText>
+          <w:instrText xml:space="preserve"> PAGEREF _Toc242225404 \h </w:instrText>
         </w:r>
         <w:r>
           <w:rPr>
@@ -7431,7 +7431,7 @@
             <w:noProof/>
             <w:webHidden/>
           </w:rPr>
-          <w:t>60</w:t>
+          <w:t>61</w:t>
         </w:r>
         <w:r>
           <w:rPr>
@@ -7454,7 +7454,7 @@
           <w14:ligatures w14:val="standardContextual"/>
         </w:rPr>
       </w:pPr>
-      <w:hyperlink w:anchor="_Toc242197133" w:history="1">
+      <w:hyperlink w:anchor="_Toc242225405" w:history="1">
         <w:r>
           <w:rPr>
             <w:rStyle w:val="Hipervnculo"/>
@@ -7481,7 +7481,7 @@
             <w:noProof/>
             <w:webHidden/>
           </w:rPr>
-          <w:instrText xml:space="preserve"> PAGEREF _Toc242197133 \h </w:instrText>
+          <w:instrText xml:space="preserve"> PAGEREF _Toc242225405 \h </w:instrText>
         </w:r>
         <w:r>
           <w:rPr>
@@ -7501,7 +7501,7 @@
             <w:noProof/>
             <w:webHidden/>
           </w:rPr>
-          <w:t>60</w:t>
+          <w:t>61</w:t>
         </w:r>
         <w:r>
           <w:rPr>
@@ -7524,7 +7524,7 @@
           <w14:ligatures w14:val="standardContextual"/>
         </w:rPr>
       </w:pPr>
-      <w:hyperlink w:anchor="_Toc242197134" w:history="1">
+      <w:hyperlink w:anchor="_Toc242225406" w:history="1">
         <w:r>
           <w:rPr>
             <w:rStyle w:val="Hipervnculo"/>
@@ -7551,7 +7551,7 @@
             <w:noProof/>
             <w:webHidden/>
           </w:rPr>
-          <w:instrText xml:space="preserve"> PAGEREF _Toc242197134 \h </w:instrText>
+          <w:instrText xml:space="preserve"> PAGEREF _Toc242225406 \h </w:instrText>
         </w:r>
         <w:r>
           <w:rPr>
@@ -7571,7 +7571,7 @@
             <w:noProof/>
             <w:webHidden/>
           </w:rPr>
-          <w:t>61</w:t>
+          <w:t>62</w:t>
         </w:r>
         <w:r>
           <w:rPr>
@@ -7594,7 +7594,7 @@
           <w14:ligatures w14:val="standardContextual"/>
         </w:rPr>
       </w:pPr>
-      <w:hyperlink w:anchor="_Toc242197135" w:history="1">
+      <w:hyperlink w:anchor="_Toc242225407" w:history="1">
         <w:r>
           <w:rPr>
             <w:rStyle w:val="Hipervnculo"/>
@@ -7621,7 +7621,7 @@
             <w:noProof/>
             <w:webHidden/>
           </w:rPr>
-          <w:instrText xml:space="preserve"> PAGEREF _Toc242197135 \h </w:instrText>
+          <w:instrText xml:space="preserve"> PAGEREF _Toc242225407 \h </w:instrText>
         </w:r>
         <w:r>
           <w:rPr>
@@ -7641,7 +7641,7 @@
             <w:noProof/>
             <w:webHidden/>
           </w:rPr>
-          <w:t>61</w:t>
+          <w:t>62</w:t>
         </w:r>
         <w:r>
           <w:rPr>
@@ -7664,7 +7664,7 @@
           <w14:ligatures w14:val="standardContextual"/>
         </w:rPr>
       </w:pPr>
-      <w:hyperlink w:anchor="_Toc242197136" w:history="1">
+      <w:hyperlink w:anchor="_Toc242225408" w:history="1">
         <w:r>
           <w:rPr>
             <w:rStyle w:val="Hipervnculo"/>
@@ -7691,7 +7691,7 @@
             <w:noProof/>
             <w:webHidden/>
           </w:rPr>
-          <w:instrText xml:space="preserve"> PAGEREF _Toc242197136 \h </w:instrText>
+          <w:instrText xml:space="preserve"> PAGEREF _Toc242225408 \h </w:instrText>
         </w:r>
         <w:r>
           <w:rPr>
@@ -7711,7 +7711,7 @@
             <w:noProof/>
             <w:webHidden/>
           </w:rPr>
-          <w:t>61</w:t>
+          <w:t>62</w:t>
         </w:r>
         <w:r>
           <w:rPr>
@@ -7737,7 +7737,7 @@
           <w14:ligatures w14:val="standardContextual"/>
         </w:rPr>
       </w:pPr>
-      <w:hyperlink w:anchor="_Toc242197137" w:history="1">
+      <w:hyperlink w:anchor="_Toc242225409" w:history="1">
         <w:r>
           <w:rPr>
             <w:rStyle w:val="Hipervnculo"/>
@@ -7764,7 +7764,7 @@
             <w:noProof/>
             <w:webHidden/>
           </w:rPr>
-          <w:instrText xml:space="preserve"> PAGEREF _Toc242197137 \h </w:instrText>
+          <w:instrText xml:space="preserve"> PAGEREF _Toc242225409 \h </w:instrText>
         </w:r>
         <w:r>
           <w:rPr>
@@ -7784,7 +7784,7 @@
             <w:noProof/>
             <w:webHidden/>
           </w:rPr>
-          <w:t>62</w:t>
+          <w:t>63</w:t>
         </w:r>
         <w:r>
           <w:rPr>
@@ -7807,7 +7807,7 @@
           <w14:ligatures w14:val="standardContextual"/>
         </w:rPr>
       </w:pPr>
-      <w:hyperlink w:anchor="_Toc242197138" w:history="1">
+      <w:hyperlink w:anchor="_Toc242225410" w:history="1">
         <w:r>
           <w:rPr>
             <w:rStyle w:val="Hipervnculo"/>
@@ -7834,7 +7834,7 @@
             <w:noProof/>
             <w:webHidden/>
           </w:rPr>
-          <w:instrText xml:space="preserve"> PAGEREF _Toc242197138 \h </w:instrText>
+          <w:instrText xml:space="preserve"> PAGEREF _Toc242225410 \h </w:instrText>
         </w:r>
         <w:r>
           <w:rPr>
@@ -7854,7 +7854,7 @@
             <w:noProof/>
             <w:webHidden/>
           </w:rPr>
-          <w:t>62</w:t>
+          <w:t>63</w:t>
         </w:r>
         <w:r>
           <w:rPr>
@@ -7880,7 +7880,7 @@
           <w14:ligatures w14:val="standardContextual"/>
         </w:rPr>
       </w:pPr>
-      <w:hyperlink w:anchor="_Toc242197139" w:history="1">
+      <w:hyperlink w:anchor="_Toc242225411" w:history="1">
         <w:r>
           <w:rPr>
             <w:rStyle w:val="Hipervnculo"/>
@@ -7907,7 +7907,7 @@
             <w:noProof/>
             <w:webHidden/>
           </w:rPr>
-          <w:instrText xml:space="preserve"> PAGEREF _Toc242197139 \h </w:instrText>
+          <w:instrText xml:space="preserve"> PAGEREF _Toc242225411 \h </w:instrText>
         </w:r>
         <w:r>
           <w:rPr>
@@ -7927,7 +7927,7 @@
             <w:noProof/>
             <w:webHidden/>
           </w:rPr>
-          <w:t>63</w:t>
+          <w:t>64</w:t>
         </w:r>
         <w:r>
           <w:rPr>
@@ -8134,7 +8134,7 @@
         <w:pStyle w:val="Ttulo1"/>
       </w:pPr>
       <w:bookmarkStart w:id="0" w:name="_48a44b56e2cba46e0bd273959c9fa021cf0e0c0"/>
-      <w:bookmarkStart w:id="1" w:name="_Toc242197033"/>
+      <w:bookmarkStart w:id="1" w:name="_Toc242225305"/>
       <w:r>
         <w:lastRenderedPageBreak/>
         <w:t xml:space="preserve">Módulo 0 — Plataforma: clínicas, planes y suscripción </w:t>
@@ -8153,7 +8153,7 @@
         <w:pStyle w:val="Ttulo2"/>
       </w:pPr>
       <w:bookmarkStart w:id="2" w:name="_1eb36715c186f58cce98281b1b189d20510db73"/>
-      <w:bookmarkStart w:id="3" w:name="_Toc242197034"/>
+      <w:bookmarkStart w:id="3" w:name="_Toc242225306"/>
       <w:r>
         <w:t>HU-0.1 — Registrar una clínica (self-service)</w:t>
       </w:r>
@@ -9091,7 +9091,7 @@
         <w:pStyle w:val="Ttulo2"/>
       </w:pPr>
       <w:bookmarkStart w:id="4" w:name="_802afc2bac434eff8b2fd18354a2e26d7a1818b"/>
-      <w:bookmarkStart w:id="5" w:name="_Toc242197035"/>
+      <w:bookmarkStart w:id="5" w:name="_Toc242225307"/>
       <w:bookmarkEnd w:id="2"/>
       <w:r>
         <w:lastRenderedPageBreak/>
@@ -9122,10 +9122,10 @@
         <w:tblLook w:val="0020" w:firstRow="1" w:lastRow="0" w:firstColumn="0" w:lastColumn="0" w:noHBand="0" w:noVBand="0"/>
       </w:tblPr>
       <w:tblGrid>
-        <w:gridCol w:w="1112"/>
-        <w:gridCol w:w="3063"/>
+        <w:gridCol w:w="1113"/>
+        <w:gridCol w:w="3034"/>
         <w:gridCol w:w="1222"/>
-        <w:gridCol w:w="2941"/>
+        <w:gridCol w:w="2969"/>
         <w:gridCol w:w="1222"/>
       </w:tblGrid>
       <w:tr>
@@ -9150,7 +9150,7 @@
         </w:tc>
         <w:tc>
           <w:tcPr>
-            <w:tcW w:w="1602" w:type="pct"/>
+            <w:tcW w:w="1587" w:type="pct"/>
           </w:tcPr>
           <w:p>
             <w:pPr>
@@ -9178,7 +9178,7 @@
         </w:tc>
         <w:tc>
           <w:tcPr>
-            <w:tcW w:w="1538" w:type="pct"/>
+            <w:tcW w:w="1553" w:type="pct"/>
           </w:tcPr>
           <w:p>
             <w:pPr>
@@ -9231,7 +9231,7 @@
         </w:tc>
         <w:tc>
           <w:tcPr>
-            <w:tcW w:w="1602" w:type="pct"/>
+            <w:tcW w:w="1587" w:type="pct"/>
           </w:tcPr>
           <w:p>
             <w:pPr>
@@ -9259,7 +9259,7 @@
         </w:tc>
         <w:tc>
           <w:tcPr>
-            <w:tcW w:w="1538" w:type="pct"/>
+            <w:tcW w:w="1553" w:type="pct"/>
           </w:tcPr>
           <w:p>
             <w:pPr>
@@ -9312,7 +9312,7 @@
         </w:tc>
         <w:tc>
           <w:tcPr>
-            <w:tcW w:w="1602" w:type="pct"/>
+            <w:tcW w:w="1587" w:type="pct"/>
           </w:tcPr>
           <w:p>
             <w:pPr>
@@ -9340,7 +9340,7 @@
         </w:tc>
         <w:tc>
           <w:tcPr>
-            <w:tcW w:w="1538" w:type="pct"/>
+            <w:tcW w:w="1553" w:type="pct"/>
           </w:tcPr>
           <w:p>
             <w:pPr>
@@ -9393,7 +9393,7 @@
         </w:tc>
         <w:tc>
           <w:tcPr>
-            <w:tcW w:w="1602" w:type="pct"/>
+            <w:tcW w:w="1587" w:type="pct"/>
           </w:tcPr>
           <w:p>
             <w:pPr>
@@ -9421,7 +9421,7 @@
         </w:tc>
         <w:tc>
           <w:tcPr>
-            <w:tcW w:w="1538" w:type="pct"/>
+            <w:tcW w:w="1553" w:type="pct"/>
           </w:tcPr>
           <w:p>
             <w:pPr>
@@ -9459,6 +9459,7 @@
           <w:p>
             <w:pPr>
               <w:pStyle w:val="Celda"/>
+              <w:keepNext/>
             </w:pPr>
             <w:r>
               <w:t>RE</w:t>
@@ -9473,11 +9474,12 @@
         </w:tc>
         <w:tc>
           <w:tcPr>
-            <w:tcW w:w="1602" w:type="pct"/>
-          </w:tcPr>
-          <w:p>
-            <w:pPr>
-              <w:pStyle w:val="Celda"/>
+            <w:tcW w:w="1587" w:type="pct"/>
+          </w:tcPr>
+          <w:p>
+            <w:pPr>
+              <w:pStyle w:val="Celda"/>
+              <w:keepNext/>
             </w:pPr>
             <w:r>
               <w:t>Tras activar, el administrador debe iniciar sesión acotado a su id_clinica.</w:t>
@@ -9491,6 +9493,7 @@
           <w:p>
             <w:pPr>
               <w:pStyle w:val="Celda"/>
+              <w:keepNext/>
             </w:pPr>
             <w:r>
               <w:t>Funcional</w:t>
@@ -9499,14 +9502,101 @@
         </w:tc>
         <w:tc>
           <w:tcPr>
-            <w:tcW w:w="1538" w:type="pct"/>
-          </w:tcPr>
-          <w:p>
-            <w:pPr>
-              <w:pStyle w:val="Celda"/>
+            <w:tcW w:w="1553" w:type="pct"/>
+          </w:tcPr>
+          <w:p>
+            <w:pPr>
+              <w:pStyle w:val="Celda"/>
+              <w:keepNext/>
             </w:pPr>
             <w:r>
               <w:t>Entra al ámbito de su clínica.</w:t>
+            </w:r>
+          </w:p>
+        </w:tc>
+        <w:tc>
+          <w:tcPr>
+            <w:tcW w:w="639" w:type="pct"/>
+          </w:tcPr>
+          <w:p>
+            <w:pPr>
+              <w:pStyle w:val="Celda"/>
+              <w:keepNext/>
+            </w:pPr>
+            <w:r>
+              <w:t>Alta</w:t>
+            </w:r>
+          </w:p>
+        </w:tc>
+      </w:tr>
+      <w:tr>
+        <w:trPr>
+          <w:cantSplit/>
+        </w:trPr>
+        <w:tc>
+          <w:tcPr>
+            <w:tcW w:w="582" w:type="pct"/>
+          </w:tcPr>
+          <w:p>
+            <w:pPr>
+              <w:pStyle w:val="Celda"/>
+            </w:pPr>
+            <w:r>
+              <w:t>RE</w:t>
+            </w:r>
+            <w:r>
+              <w:noBreakHyphen/>
+            </w:r>
+            <w:r>
+              <w:t>0.2.5</w:t>
+            </w:r>
+          </w:p>
+        </w:tc>
+        <w:tc>
+          <w:tcPr>
+            <w:tcW w:w="1587" w:type="pct"/>
+          </w:tcPr>
+          <w:p>
+            <w:pPr>
+              <w:pStyle w:val="Celda"/>
+            </w:pPr>
+            <w:r>
+              <w:t>Al activar la clínica, el sistema debe copiarle en la misma transacción los catálogos iniciales por defecto: tipos de cita, horarios de atención, vacunas base con su relación por especie, laboratorios y productos de desparasitación.</w:t>
+            </w:r>
+          </w:p>
+        </w:tc>
+        <w:tc>
+          <w:tcPr>
+            <w:tcW w:w="639" w:type="pct"/>
+          </w:tcPr>
+          <w:p>
+            <w:pPr>
+              <w:pStyle w:val="Celda"/>
+            </w:pPr>
+            <w:r>
+              <w:t>Funcional</w:t>
+            </w:r>
+          </w:p>
+        </w:tc>
+        <w:tc>
+          <w:tcPr>
+            <w:tcW w:w="1553" w:type="pct"/>
+          </w:tcPr>
+          <w:p>
+            <w:pPr>
+              <w:pStyle w:val="Celda"/>
+            </w:pPr>
+            <w:r>
+              <w:t xml:space="preserve">Una clínica recién activada tiene 6 tipos de cita, 7 días de horario, 15 vacunas base con su relación por especie, 11 laboratorios y 15 productos, todos con su </w:t>
+            </w:r>
+            <w:r>
+              <w:rPr>
+                <w:rStyle w:val="VerbatimChar"/>
+              </w:rPr>
+              <w:t>id_clinica</w:t>
+            </w:r>
+            <w:r>
+              <w:t>; si la activación falla no queda ninguna copia parcial, y los catálogos de las demás clínicas no cambian.</w:t>
             </w:r>
           </w:p>
         </w:tc>
@@ -9545,9 +9635,10 @@
         <w:pStyle w:val="Ttulo2"/>
       </w:pPr>
       <w:bookmarkStart w:id="6" w:name="_bb7346f7e0c84a0526cc1b09dcf7185b4de9ba6"/>
-      <w:bookmarkStart w:id="7" w:name="_Toc242197036"/>
+      <w:bookmarkStart w:id="7" w:name="_Toc242225308"/>
       <w:bookmarkEnd w:id="4"/>
       <w:r>
+        <w:lastRenderedPageBreak/>
         <w:t>HU-0.3 — Panel del super-administrador</w:t>
       </w:r>
       <w:bookmarkEnd w:id="7"/>
@@ -10160,7 +10251,7 @@
         <w:pStyle w:val="Ttulo2"/>
       </w:pPr>
       <w:bookmarkStart w:id="8" w:name="_81995397ba8e62ea0a492c5a03eed8bb24e762a"/>
-      <w:bookmarkStart w:id="9" w:name="_Toc242197037"/>
+      <w:bookmarkStart w:id="9" w:name="_Toc242225309"/>
       <w:bookmarkEnd w:id="6"/>
       <w:r>
         <w:lastRenderedPageBreak/>
@@ -10869,7 +10960,7 @@
         <w:pStyle w:val="Ttulo2"/>
       </w:pPr>
       <w:bookmarkStart w:id="10" w:name="_917b31bc7b2ec5728d8c83baea304146cede88e"/>
-      <w:bookmarkStart w:id="11" w:name="_Toc242197038"/>
+      <w:bookmarkStart w:id="11" w:name="_Toc242225310"/>
       <w:bookmarkEnd w:id="8"/>
       <w:r>
         <w:lastRenderedPageBreak/>
@@ -11404,7 +11495,7 @@
         <w:pStyle w:val="Ttulo1"/>
       </w:pPr>
       <w:bookmarkStart w:id="12" w:name="_3f52c9db5995a4dc1e731f6d8cd57f262bab040"/>
-      <w:bookmarkStart w:id="13" w:name="_Toc242197039"/>
+      <w:bookmarkStart w:id="13" w:name="_Toc242225311"/>
       <w:bookmarkEnd w:id="0"/>
       <w:bookmarkEnd w:id="10"/>
       <w:r>
@@ -11418,7 +11509,7 @@
         <w:pStyle w:val="Ttulo2"/>
       </w:pPr>
       <w:bookmarkStart w:id="14" w:name="_76f4ca07816b696a7e21234a3fd245066d4202e"/>
-      <w:bookmarkStart w:id="15" w:name="_Toc242197040"/>
+      <w:bookmarkStart w:id="15" w:name="_Toc242225312"/>
       <w:r>
         <w:t>HU-T.1 — Iniciar sesión y autenticación</w:t>
       </w:r>
@@ -11951,7 +12042,7 @@
         <w:pStyle w:val="Ttulo2"/>
       </w:pPr>
       <w:bookmarkStart w:id="16" w:name="_08f5c8e95117bf9bc16117a780f642084f0c149"/>
-      <w:bookmarkStart w:id="17" w:name="_Toc242197041"/>
+      <w:bookmarkStart w:id="17" w:name="_Toc242225313"/>
       <w:bookmarkEnd w:id="14"/>
       <w:r>
         <w:t>HU-T.2 — Cambiar mi contraseña</w:t>
@@ -12499,7 +12590,7 @@
         <w:pStyle w:val="Ttulo2"/>
       </w:pPr>
       <w:bookmarkStart w:id="18" w:name="_44f513b1e95bac8cbf132f88a3649b6be2902d9"/>
-      <w:bookmarkStart w:id="19" w:name="_Toc242197042"/>
+      <w:bookmarkStart w:id="19" w:name="_Toc242225314"/>
       <w:bookmarkEnd w:id="16"/>
       <w:r>
         <w:lastRenderedPageBreak/>
@@ -12953,7 +13044,7 @@
         <w:pStyle w:val="Ttulo2"/>
       </w:pPr>
       <w:bookmarkStart w:id="20" w:name="_1eded849c0926854c498005f8a93458b9d7a2d8"/>
-      <w:bookmarkStart w:id="21" w:name="_Toc242197043"/>
+      <w:bookmarkStart w:id="21" w:name="_Toc242225315"/>
       <w:bookmarkEnd w:id="18"/>
       <w:r>
         <w:t>HU-T.4 — Cerrar sesión</w:t>
@@ -13325,7 +13416,7 @@
         <w:pStyle w:val="Ttulo2"/>
       </w:pPr>
       <w:bookmarkStart w:id="22" w:name="_def34846ffbe39a85a6bd6a22079f6d076a01a9"/>
-      <w:bookmarkStart w:id="23" w:name="_Toc242197044"/>
+      <w:bookmarkStart w:id="23" w:name="_Toc242225316"/>
       <w:bookmarkEnd w:id="20"/>
       <w:r>
         <w:lastRenderedPageBreak/>
@@ -14208,7 +14299,7 @@
         <w:pStyle w:val="Ttulo2"/>
       </w:pPr>
       <w:bookmarkStart w:id="24" w:name="_37603926653c908321bb7c7e9ea1991584cc3b8"/>
-      <w:bookmarkStart w:id="25" w:name="_Toc242197045"/>
+      <w:bookmarkStart w:id="25" w:name="_Toc242225317"/>
       <w:bookmarkEnd w:id="22"/>
       <w:r>
         <w:lastRenderedPageBreak/>
@@ -14662,7 +14753,7 @@
         <w:pStyle w:val="Ttulo2"/>
       </w:pPr>
       <w:bookmarkStart w:id="26" w:name="_5605fb9a7931d45a4bf5dc8e3e653d18c531f06"/>
-      <w:bookmarkStart w:id="27" w:name="_Toc242197046"/>
+      <w:bookmarkStart w:id="27" w:name="_Toc242225318"/>
       <w:bookmarkEnd w:id="24"/>
       <w:r>
         <w:t>HU-T.7 — Gestión de usuarios del sistema</w:t>
@@ -15203,7 +15294,7 @@
         <w:pStyle w:val="Ttulo2"/>
       </w:pPr>
       <w:bookmarkStart w:id="28" w:name="_cca84937acbaa5cdc69c436564f31a3800184ab"/>
-      <w:bookmarkStart w:id="29" w:name="_Toc242197047"/>
+      <w:bookmarkStart w:id="29" w:name="_Toc242225319"/>
       <w:bookmarkEnd w:id="26"/>
       <w:r>
         <w:lastRenderedPageBreak/>
@@ -15657,7 +15748,7 @@
         <w:pStyle w:val="Ttulo2"/>
       </w:pPr>
       <w:bookmarkStart w:id="30" w:name="_cb462f816148050ba0d7aac8f53a2b5b0cb7780"/>
-      <w:bookmarkStart w:id="31" w:name="_Toc242197048"/>
+      <w:bookmarkStart w:id="31" w:name="_Toc242225320"/>
       <w:bookmarkEnd w:id="28"/>
       <w:r>
         <w:t>HU-T.9 — Backup automático de la base de datos</w:t>
@@ -16110,7 +16201,7 @@
         <w:pStyle w:val="Ttulo2"/>
       </w:pPr>
       <w:bookmarkStart w:id="32" w:name="_276f5e9a65ab31ebb82d9356073ee60ffcf6855"/>
-      <w:bookmarkStart w:id="33" w:name="_Toc242197049"/>
+      <w:bookmarkStart w:id="33" w:name="_Toc242225321"/>
       <w:bookmarkEnd w:id="30"/>
       <w:r>
         <w:t>HU-T.10 — Autorización central por rol (RBAC real)</w:t>
@@ -16483,7 +16574,7 @@
         <w:pStyle w:val="Ttulo2"/>
       </w:pPr>
       <w:bookmarkStart w:id="34" w:name="_0a3f455f956dae02c245ad32e3cc926290783ce"/>
-      <w:bookmarkStart w:id="35" w:name="_Toc242197050"/>
+      <w:bookmarkStart w:id="35" w:name="_Toc242225322"/>
       <w:bookmarkEnd w:id="32"/>
       <w:r>
         <w:t>HU-T.11 — Corregir escalada de privilegios y proteger al último admin</w:t>
@@ -16855,7 +16946,7 @@
         <w:pStyle w:val="Ttulo2"/>
       </w:pPr>
       <w:bookmarkStart w:id="36" w:name="_5106da541d290f3488d79d8c1e91fe390d48e5c"/>
-      <w:bookmarkStart w:id="37" w:name="_Toc242197051"/>
+      <w:bookmarkStart w:id="37" w:name="_Toc242225323"/>
       <w:bookmarkEnd w:id="34"/>
       <w:r>
         <w:t>HU-T.12 — Política de contraseñas, verificación de correo y OAuth seguro</w:t>
@@ -17227,7 +17318,7 @@
         <w:pStyle w:val="Ttulo2"/>
       </w:pPr>
       <w:bookmarkStart w:id="38" w:name="_cf252b72ca6ea71f1a7c3543a5c83f78bbff9ee"/>
-      <w:bookmarkStart w:id="39" w:name="_Toc242197052"/>
+      <w:bookmarkStart w:id="39" w:name="_Toc242225324"/>
       <w:bookmarkEnd w:id="36"/>
       <w:r>
         <w:lastRenderedPageBreak/>
@@ -17769,7 +17860,7 @@
         <w:pStyle w:val="Ttulo2"/>
       </w:pPr>
       <w:bookmarkStart w:id="40" w:name="_37cade07514fa6d0623cee7537c5f68cab00cfd"/>
-      <w:bookmarkStart w:id="41" w:name="_Toc242197053"/>
+      <w:bookmarkStart w:id="41" w:name="_Toc242225325"/>
       <w:bookmarkEnd w:id="38"/>
       <w:r>
         <w:t>HU-T.14 — Restablecer la contraseña de un usuario (administrador)</w:t>
@@ -18141,7 +18232,7 @@
         <w:pStyle w:val="Ttulo2"/>
       </w:pPr>
       <w:bookmarkStart w:id="42" w:name="_09522c4444a8bbebdaf4a55b5444d2231a6caff"/>
-      <w:bookmarkStart w:id="43" w:name="_Toc242197054"/>
+      <w:bookmarkStart w:id="43" w:name="_Toc242225326"/>
       <w:bookmarkEnd w:id="40"/>
       <w:r>
         <w:lastRenderedPageBreak/>
@@ -18676,7 +18767,7 @@
         <w:pStyle w:val="Ttulo2"/>
       </w:pPr>
       <w:bookmarkStart w:id="44" w:name="_7d4be07c6dc7ad98ff2d7fd7f946e3e6ff8ab78"/>
-      <w:bookmarkStart w:id="45" w:name="_Toc242197055"/>
+      <w:bookmarkStart w:id="45" w:name="_Toc242225327"/>
       <w:bookmarkEnd w:id="42"/>
       <w:r>
         <w:t>HU-T.16 — Expiración de la sesión por inactividad</w:t>
@@ -19129,7 +19220,7 @@
         <w:pStyle w:val="Ttulo2"/>
       </w:pPr>
       <w:bookmarkStart w:id="46" w:name="_fde5550409ae8bd107b35d83706fe49d1ac49cf"/>
-      <w:bookmarkStart w:id="47" w:name="_Toc242197056"/>
+      <w:bookmarkStart w:id="47" w:name="_Toc242225328"/>
       <w:bookmarkEnd w:id="44"/>
       <w:r>
         <w:lastRenderedPageBreak/>
@@ -19664,7 +19755,7 @@
         <w:pStyle w:val="Ttulo2"/>
       </w:pPr>
       <w:bookmarkStart w:id="48" w:name="_7d9311428cd5b72468b37f82201f1b810f77c36"/>
-      <w:bookmarkStart w:id="49" w:name="_Toc242197057"/>
+      <w:bookmarkStart w:id="49" w:name="_Toc242225329"/>
       <w:bookmarkEnd w:id="46"/>
       <w:r>
         <w:lastRenderedPageBreak/>
@@ -20127,7 +20218,7 @@
         <w:pStyle w:val="Ttulo2"/>
       </w:pPr>
       <w:bookmarkStart w:id="50" w:name="_a6c52dc4bdd2cb00ae48e74db3c3b2920a9b818"/>
-      <w:bookmarkStart w:id="51" w:name="_Toc242197058"/>
+      <w:bookmarkStart w:id="51" w:name="_Toc242225330"/>
       <w:bookmarkEnd w:id="48"/>
       <w:r>
         <w:t>HU-T.19 — Aceptar la política de tratamiento de datos</w:t>
@@ -20599,7 +20690,7 @@
         <w:pStyle w:val="Ttulo1"/>
       </w:pPr>
       <w:bookmarkStart w:id="52" w:name="_45e5cddb15e6e85961c4bdd9f114a9e4301e667"/>
-      <w:bookmarkStart w:id="53" w:name="_Toc242197059"/>
+      <w:bookmarkStart w:id="53" w:name="_Toc242225331"/>
       <w:bookmarkEnd w:id="12"/>
       <w:bookmarkEnd w:id="50"/>
       <w:r>
@@ -20613,7 +20704,7 @@
         <w:pStyle w:val="Ttulo2"/>
       </w:pPr>
       <w:bookmarkStart w:id="54" w:name="_3442f1e103117ab35c7be2be07e5b7a86f50900"/>
-      <w:bookmarkStart w:id="55" w:name="_Toc242197060"/>
+      <w:bookmarkStart w:id="55" w:name="_Toc242225332"/>
       <w:r>
         <w:t>HU-1.1 — Registrar mascota</w:t>
       </w:r>
@@ -21227,7 +21318,7 @@
         <w:pStyle w:val="Ttulo2"/>
       </w:pPr>
       <w:bookmarkStart w:id="56" w:name="_cac8078226ab7384debc291829d99266c4c98c9"/>
-      <w:bookmarkStart w:id="57" w:name="_Toc242197061"/>
+      <w:bookmarkStart w:id="57" w:name="_Toc242225333"/>
       <w:bookmarkEnd w:id="54"/>
       <w:r>
         <w:t>HU-1.2 — Registrar propietario</w:t>
@@ -21257,11 +21348,11 @@
         <w:tblLook w:val="0020" w:firstRow="1" w:lastRow="0" w:firstColumn="0" w:lastColumn="0" w:noHBand="0" w:noVBand="0"/>
       </w:tblPr>
       <w:tblGrid>
-        <w:gridCol w:w="1113"/>
-        <w:gridCol w:w="2946"/>
+        <w:gridCol w:w="1112"/>
+        <w:gridCol w:w="2914"/>
         <w:gridCol w:w="1333"/>
-        <w:gridCol w:w="2946"/>
-        <w:gridCol w:w="1222"/>
+        <w:gridCol w:w="2981"/>
+        <w:gridCol w:w="1220"/>
       </w:tblGrid>
       <w:tr>
         <w:trPr>
@@ -21285,7 +21376,7 @@
         </w:tc>
         <w:tc>
           <w:tcPr>
-            <w:tcW w:w="1541" w:type="pct"/>
+            <w:tcW w:w="1524" w:type="pct"/>
           </w:tcPr>
           <w:p>
             <w:pPr>
@@ -21313,7 +21404,7 @@
         </w:tc>
         <w:tc>
           <w:tcPr>
-            <w:tcW w:w="1541" w:type="pct"/>
+            <w:tcW w:w="1559" w:type="pct"/>
           </w:tcPr>
           <w:p>
             <w:pPr>
@@ -21366,7 +21457,7 @@
         </w:tc>
         <w:tc>
           <w:tcPr>
-            <w:tcW w:w="1541" w:type="pct"/>
+            <w:tcW w:w="1524" w:type="pct"/>
           </w:tcPr>
           <w:p>
             <w:pPr>
@@ -21394,7 +21485,7 @@
         </w:tc>
         <w:tc>
           <w:tcPr>
-            <w:tcW w:w="1541" w:type="pct"/>
+            <w:tcW w:w="1559" w:type="pct"/>
           </w:tcPr>
           <w:p>
             <w:pPr>
@@ -21447,15 +21538,15 @@
         </w:tc>
         <w:tc>
           <w:tcPr>
-            <w:tcW w:w="1541" w:type="pct"/>
-          </w:tcPr>
-          <w:p>
-            <w:pPr>
-              <w:pStyle w:val="Celda"/>
-              <w:keepNext/>
-            </w:pPr>
-            <w:r>
-              <w:t>El sistema debe validar la unicidad del documento y del correo.</w:t>
+            <w:tcW w:w="1524" w:type="pct"/>
+          </w:tcPr>
+          <w:p>
+            <w:pPr>
+              <w:pStyle w:val="Celda"/>
+              <w:keepNext/>
+            </w:pPr>
+            <w:r>
+              <w:t>El sistema debe validar la unicidad del documento y del correo; una cuenta existente se busca por coincidencia exacta y se vincula previa confirmación del titular por correo (RN-109).</w:t>
             </w:r>
           </w:p>
         </w:tc>
@@ -21475,15 +21566,15 @@
         </w:tc>
         <w:tc>
           <w:tcPr>
-            <w:tcW w:w="1541" w:type="pct"/>
-          </w:tcPr>
-          <w:p>
-            <w:pPr>
-              <w:pStyle w:val="Celda"/>
-              <w:keepNext/>
-            </w:pPr>
-            <w:r>
-              <w:t>Un documento o correo duplicado es rechazado.</w:t>
+            <w:tcW w:w="1559" w:type="pct"/>
+          </w:tcPr>
+          <w:p>
+            <w:pPr>
+              <w:pStyle w:val="Celda"/>
+              <w:keepNext/>
+            </w:pPr>
+            <w:r>
+              <w:t>Un duplicado no crea otra cuenta. Solicitar vinculación no cambia la identidad ni crea el vínculo; el enlace válido, vigente y de un solo uso crea el vínculo exclusivamente con la clínica solicitada.</w:t>
             </w:r>
           </w:p>
         </w:tc>
@@ -21527,7 +21618,7 @@
         </w:tc>
         <w:tc>
           <w:tcPr>
-            <w:tcW w:w="1541" w:type="pct"/>
+            <w:tcW w:w="1524" w:type="pct"/>
           </w:tcPr>
           <w:p>
             <w:pPr>
@@ -21553,7 +21644,7 @@
         </w:tc>
         <w:tc>
           <w:tcPr>
-            <w:tcW w:w="1541" w:type="pct"/>
+            <w:tcW w:w="1559" w:type="pct"/>
           </w:tcPr>
           <w:p>
             <w:pPr>
@@ -21591,7 +21682,7 @@
         <w:t>Reglas de negocio:</w:t>
       </w:r>
       <w:r>
-        <w:t xml:space="preserve"> RN-101, RN-103, RN-G06</w:t>
+        <w:t xml:space="preserve"> RN-101, RN-103, RN-109, RN-G06</w:t>
       </w:r>
     </w:p>
     <w:p>
@@ -21599,7 +21690,7 @@
         <w:pStyle w:val="Ttulo2"/>
       </w:pPr>
       <w:bookmarkStart w:id="58" w:name="_2775e78a99e9a6c8110a18962d2d3ffe08eb791"/>
-      <w:bookmarkStart w:id="59" w:name="_Toc242197062"/>
+      <w:bookmarkStart w:id="59" w:name="_Toc242225334"/>
       <w:bookmarkEnd w:id="56"/>
       <w:r>
         <w:lastRenderedPageBreak/>
@@ -22053,7 +22144,7 @@
         <w:pStyle w:val="Ttulo2"/>
       </w:pPr>
       <w:bookmarkStart w:id="60" w:name="_a48b917e447c9bb421319764b87fa8fbfffc6ce"/>
-      <w:bookmarkStart w:id="61" w:name="_Toc242197063"/>
+      <w:bookmarkStart w:id="61" w:name="_Toc242225335"/>
       <w:bookmarkEnd w:id="58"/>
       <w:r>
         <w:t>HU-1.4 — Editar y desactivar mascota</w:t>
@@ -22586,10 +22677,7 @@
         <w:t>Reglas de negocio:</w:t>
       </w:r>
       <w:r>
-        <w:t xml:space="preserve"> </w:t>
-      </w:r>
-      <w:r>
-        <w:t>RN-104, RN-105, RN-108, RN-110</w:t>
+        <w:t xml:space="preserve"> RN-104, RN-105, RN-108, RN-110</w:t>
       </w:r>
     </w:p>
     <w:p>
@@ -22597,7 +22685,7 @@
         <w:pStyle w:val="Ttulo2"/>
       </w:pPr>
       <w:bookmarkStart w:id="62" w:name="_c56dbdf70effe4fdddd03cc982164bf6dfa15fd"/>
-      <w:bookmarkStart w:id="63" w:name="_Toc242197064"/>
+      <w:bookmarkStart w:id="63" w:name="_Toc242225336"/>
       <w:bookmarkEnd w:id="60"/>
       <w:r>
         <w:lastRenderedPageBreak/>
@@ -22970,7 +23058,7 @@
         <w:pStyle w:val="Ttulo1"/>
       </w:pPr>
       <w:bookmarkStart w:id="64" w:name="_8ada1076fc69f75adb455b52b48149b634e12c1"/>
-      <w:bookmarkStart w:id="65" w:name="_Toc242197065"/>
+      <w:bookmarkStart w:id="65" w:name="_Toc242225337"/>
       <w:bookmarkEnd w:id="52"/>
       <w:bookmarkEnd w:id="62"/>
       <w:r>
@@ -22984,7 +23072,7 @@
         <w:pStyle w:val="Ttulo2"/>
       </w:pPr>
       <w:bookmarkStart w:id="66" w:name="_d0fbc850c25121b5bb6429938908d9d6324f20c"/>
-      <w:bookmarkStart w:id="67" w:name="_Toc242197066"/>
+      <w:bookmarkStart w:id="67" w:name="_Toc242225338"/>
       <w:r>
         <w:t>HU-2.1 — Registrar consulta clínica</w:t>
       </w:r>
@@ -23459,10 +23547,7 @@
               <w:t>(v2.0)</w:t>
             </w:r>
             <w:r>
-              <w:t xml:space="preserve"> </w:t>
-            </w:r>
-            <w:r>
-              <w:t>El veterinario debe poder registrar y desactivar alergias y alertas médicas de la mascota (alergia, condición crónica, medicación continua), enlazadas al nodo del Grafo I cuando exista.</w:t>
+              <w:t xml:space="preserve"> El veterinario debe poder registrar y desactivar alergias y alertas médicas de la mascota (alergia, condición crónica, medicación continua), enlazadas al nodo del Grafo I cuando exista.</w:t>
             </w:r>
           </w:p>
         </w:tc>
@@ -23527,7 +23612,7 @@
         <w:pStyle w:val="Ttulo2"/>
       </w:pPr>
       <w:bookmarkStart w:id="68" w:name="_7a453a6eb6ed88e1bfb6e10d4e89e02e93370e4"/>
-      <w:bookmarkStart w:id="69" w:name="_Toc242197067"/>
+      <w:bookmarkStart w:id="69" w:name="_Toc242225339"/>
       <w:bookmarkEnd w:id="66"/>
       <w:r>
         <w:t>HU-2.2 — Atención clínica sin cita (urgencias)</w:t>
@@ -23980,7 +24065,7 @@
         <w:pStyle w:val="Ttulo2"/>
       </w:pPr>
       <w:bookmarkStart w:id="70" w:name="_277d15ee6375124a0d7497cd947f0496d653294"/>
-      <w:bookmarkStart w:id="71" w:name="_Toc242197068"/>
+      <w:bookmarkStart w:id="71" w:name="_Toc242225340"/>
       <w:bookmarkEnd w:id="68"/>
       <w:r>
         <w:lastRenderedPageBreak/>
@@ -24434,7 +24519,7 @@
         <w:pStyle w:val="Ttulo2"/>
       </w:pPr>
       <w:bookmarkStart w:id="72" w:name="_1b98c978e60977db39fc2418db7fe5e3ddc3001"/>
-      <w:bookmarkStart w:id="73" w:name="_Toc242197069"/>
+      <w:bookmarkStart w:id="73" w:name="_Toc242225341"/>
       <w:bookmarkEnd w:id="70"/>
       <w:r>
         <w:t>HU-2.4 — Registrar tratamiento</w:t>
@@ -24806,7 +24891,7 @@
         <w:pStyle w:val="Ttulo2"/>
       </w:pPr>
       <w:bookmarkStart w:id="74" w:name="_9717672e9e73feeffef28eb38b12c038cdd7bd2"/>
-      <w:bookmarkStart w:id="75" w:name="_Toc242197070"/>
+      <w:bookmarkStart w:id="75" w:name="_Toc242225342"/>
       <w:bookmarkEnd w:id="72"/>
       <w:r>
         <w:t>HU-2.5 — Ver historial clínico completo</w:t>
@@ -25201,7 +25286,10 @@
               <w:t>(v2.0)</w:t>
             </w:r>
             <w:r>
-              <w:t xml:space="preserve"> El historial debe incluir lo registrado por otras clínicas según lo autorizado por el propietario (HU-2.10).</w:t>
+              <w:t xml:space="preserve"> </w:t>
+            </w:r>
+            <w:r>
+              <w:t>El historial debe incluir lo registrado por otras clínicas según lo autorizado por el propietario (HU-2.10).</w:t>
             </w:r>
           </w:p>
         </w:tc>
@@ -25266,7 +25354,7 @@
         <w:pStyle w:val="Ttulo2"/>
       </w:pPr>
       <w:bookmarkStart w:id="76" w:name="_fdc1478d352073634e6bd92f17796cead004715"/>
-      <w:bookmarkStart w:id="77" w:name="_Toc242197071"/>
+      <w:bookmarkStart w:id="77" w:name="_Toc242225343"/>
       <w:bookmarkEnd w:id="74"/>
       <w:r>
         <w:lastRenderedPageBreak/>
@@ -25639,7 +25727,7 @@
         <w:pStyle w:val="Ttulo2"/>
       </w:pPr>
       <w:bookmarkStart w:id="78" w:name="_101f0dcf34d14c70ec0f17a5f1393f5d9e5e380"/>
-      <w:bookmarkStart w:id="79" w:name="_Toc242197072"/>
+      <w:bookmarkStart w:id="79" w:name="_Toc242225344"/>
       <w:bookmarkEnd w:id="76"/>
       <w:r>
         <w:t>HU-2.7 — Validación y control de acceso en registros clínicos y de mascota</w:t>
@@ -26011,7 +26099,7 @@
         <w:pStyle w:val="Ttulo2"/>
       </w:pPr>
       <w:bookmarkStart w:id="80" w:name="_004e46896b85bf56df5905f1e03a53c4af0a844"/>
-      <w:bookmarkStart w:id="81" w:name="_Toc242197073"/>
+      <w:bookmarkStart w:id="81" w:name="_Toc242225345"/>
       <w:bookmarkEnd w:id="78"/>
       <w:r>
         <w:t>HU-2.8 — Sugerencia de diagnósticos probables por síntomas</w:t>
@@ -26546,7 +26634,7 @@
         <w:pStyle w:val="Ttulo2"/>
       </w:pPr>
       <w:bookmarkStart w:id="82" w:name="_dc4885bd67732a434e9ba082721bf6df1e25b78"/>
-      <w:bookmarkStart w:id="83" w:name="_Toc242197074"/>
+      <w:bookmarkStart w:id="83" w:name="_Toc242225346"/>
       <w:bookmarkEnd w:id="80"/>
       <w:r>
         <w:t>HU-2.9 — Alertas de toxicidad e interacción al prescribir</w:t>
@@ -26999,7 +27087,7 @@
         <w:pStyle w:val="Ttulo2"/>
       </w:pPr>
       <w:bookmarkStart w:id="84" w:name="_39e4f7d80042c39922c0142f6da447f46643fcd"/>
-      <w:bookmarkStart w:id="85" w:name="_Toc242197075"/>
+      <w:bookmarkStart w:id="85" w:name="_Toc242225347"/>
       <w:bookmarkEnd w:id="82"/>
       <w:r>
         <w:lastRenderedPageBreak/>
@@ -27456,7 +27544,7 @@
         <w:pStyle w:val="Ttulo2"/>
       </w:pPr>
       <w:bookmarkStart w:id="86" w:name="_ddbeb8d4984f7e7207ef7f02c5c92f4dcdce30d"/>
-      <w:bookmarkStart w:id="87" w:name="_Toc242197076"/>
+      <w:bookmarkStart w:id="87" w:name="_Toc242225348"/>
       <w:bookmarkEnd w:id="84"/>
       <w:r>
         <w:lastRenderedPageBreak/>
@@ -28183,7 +28271,7 @@
         <w:pStyle w:val="Ttulo1"/>
       </w:pPr>
       <w:bookmarkStart w:id="88" w:name="_d55aebc9deeb1682a62a02ae225cde94fe0baf3"/>
-      <w:bookmarkStart w:id="89" w:name="_Toc242197077"/>
+      <w:bookmarkStart w:id="89" w:name="_Toc242225349"/>
       <w:bookmarkEnd w:id="64"/>
       <w:bookmarkEnd w:id="86"/>
       <w:r>
@@ -28197,7 +28285,7 @@
         <w:pStyle w:val="Ttulo2"/>
       </w:pPr>
       <w:bookmarkStart w:id="90" w:name="_73783a222ff535845613407f8c2c5de0df62c29"/>
-      <w:bookmarkStart w:id="91" w:name="_Toc242197078"/>
+      <w:bookmarkStart w:id="91" w:name="_Toc242225350"/>
       <w:r>
         <w:t>HU-3.1 — Registrar vacunación</w:t>
       </w:r>
@@ -28568,7 +28656,7 @@
         <w:pStyle w:val="Ttulo2"/>
       </w:pPr>
       <w:bookmarkStart w:id="92" w:name="_6075047063f4930391208048315650ed427ae6c"/>
-      <w:bookmarkStart w:id="93" w:name="_Toc242197079"/>
+      <w:bookmarkStart w:id="93" w:name="_Toc242225351"/>
       <w:bookmarkEnd w:id="90"/>
       <w:r>
         <w:t>HU-3.2 — Enviar recordatorio por correo</w:t>
@@ -29102,7 +29190,7 @@
         <w:pStyle w:val="Ttulo2"/>
       </w:pPr>
       <w:bookmarkStart w:id="94" w:name="_781661fe2d15deb5f4d895541dced4f16e579af"/>
-      <w:bookmarkStart w:id="95" w:name="_Toc242197080"/>
+      <w:bookmarkStart w:id="95" w:name="_Toc242225352"/>
       <w:bookmarkEnd w:id="92"/>
       <w:r>
         <w:lastRenderedPageBreak/>
@@ -29475,7 +29563,7 @@
         <w:pStyle w:val="Ttulo2"/>
       </w:pPr>
       <w:bookmarkStart w:id="96" w:name="_8afd4fd6adaa7aec672b37965973c4a0b1b5483"/>
-      <w:bookmarkStart w:id="97" w:name="_Toc242197081"/>
+      <w:bookmarkStart w:id="97" w:name="_Toc242225353"/>
       <w:bookmarkEnd w:id="94"/>
       <w:r>
         <w:t>HU-3.4 — Registrar desparasitación</w:t>
@@ -29847,7 +29935,7 @@
         <w:pStyle w:val="Ttulo2"/>
       </w:pPr>
       <w:bookmarkStart w:id="98" w:name="_69b92288d624f1c737d99fa43d727735c1c78ac"/>
-      <w:bookmarkStart w:id="99" w:name="_Toc242197082"/>
+      <w:bookmarkStart w:id="99" w:name="_Toc242225354"/>
       <w:bookmarkEnd w:id="96"/>
       <w:r>
         <w:t>HU-3.5 — Panel de vacunaciones pendientes</w:t>
@@ -30219,7 +30307,7 @@
         <w:pStyle w:val="Ttulo2"/>
       </w:pPr>
       <w:bookmarkStart w:id="100" w:name="_83b2b6ee9ef84433e407efb3456acc0bf8c705f"/>
-      <w:bookmarkStart w:id="101" w:name="_Toc242197083"/>
+      <w:bookmarkStart w:id="101" w:name="_Toc242225355"/>
       <w:bookmarkEnd w:id="98"/>
       <w:r>
         <w:lastRenderedPageBreak/>
@@ -30673,7 +30761,7 @@
         <w:pStyle w:val="Ttulo1"/>
       </w:pPr>
       <w:bookmarkStart w:id="102" w:name="_0bc479c0be240e26431ebdd296a7a53444b2628"/>
-      <w:bookmarkStart w:id="103" w:name="_Toc242197084"/>
+      <w:bookmarkStart w:id="103" w:name="_Toc242225356"/>
       <w:bookmarkEnd w:id="88"/>
       <w:bookmarkEnd w:id="100"/>
       <w:r>
@@ -30687,7 +30775,7 @@
         <w:pStyle w:val="Ttulo2"/>
       </w:pPr>
       <w:bookmarkStart w:id="104" w:name="_83a9ef67ed8a24f8f8fb200a3c30fdc3bf36c17"/>
-      <w:bookmarkStart w:id="105" w:name="_Toc242197085"/>
+      <w:bookmarkStart w:id="105" w:name="_Toc242225357"/>
       <w:r>
         <w:t>HU-4.1 — Agendar cita</w:t>
       </w:r>
@@ -31220,7 +31308,7 @@
         <w:pStyle w:val="Ttulo2"/>
       </w:pPr>
       <w:bookmarkStart w:id="106" w:name="_102fb6dec5375a39a698cb955a51646f9817d25"/>
-      <w:bookmarkStart w:id="107" w:name="_Toc242197086"/>
+      <w:bookmarkStart w:id="107" w:name="_Toc242225358"/>
       <w:bookmarkEnd w:id="104"/>
       <w:r>
         <w:t>HU-4.2 — Cancelar o reprogramar cita</w:t>
@@ -31673,7 +31761,7 @@
         <w:pStyle w:val="Ttulo2"/>
       </w:pPr>
       <w:bookmarkStart w:id="108" w:name="_bc90a9ef9035fcbf5d83826a75a2a7caba95288"/>
-      <w:bookmarkStart w:id="109" w:name="_Toc242197087"/>
+      <w:bookmarkStart w:id="109" w:name="_Toc242225359"/>
       <w:bookmarkEnd w:id="106"/>
       <w:r>
         <w:lastRenderedPageBreak/>
@@ -32532,7 +32620,7 @@
         <w:pStyle w:val="Ttulo2"/>
       </w:pPr>
       <w:bookmarkStart w:id="110" w:name="_0ab1d1688e3b6d42f481962b5abe908ca5f185e"/>
-      <w:bookmarkStart w:id="111" w:name="_Toc242197088"/>
+      <w:bookmarkStart w:id="111" w:name="_Toc242225360"/>
       <w:bookmarkEnd w:id="108"/>
       <w:r>
         <w:lastRenderedPageBreak/>
@@ -32986,7 +33074,7 @@
         <w:pStyle w:val="Ttulo2"/>
       </w:pPr>
       <w:bookmarkStart w:id="112" w:name="_391b83d5c01b20c64bec4d1baa2ded83b27b3cc"/>
-      <w:bookmarkStart w:id="113" w:name="_Toc242197089"/>
+      <w:bookmarkStart w:id="113" w:name="_Toc242225361"/>
       <w:bookmarkEnd w:id="110"/>
       <w:r>
         <w:t>HU-4.5 — Registrar hora real de atención y gestionar retrasos</w:t>
@@ -33358,7 +33446,7 @@
         <w:pStyle w:val="Ttulo2"/>
       </w:pPr>
       <w:bookmarkStart w:id="114" w:name="_fd2845ac88e46c3520f61b9b4ded26b35f37534"/>
-      <w:bookmarkStart w:id="115" w:name="_Toc242197090"/>
+      <w:bookmarkStart w:id="115" w:name="_Toc242225362"/>
       <w:bookmarkEnd w:id="112"/>
       <w:r>
         <w:t>HU-4.6 — Buffer configurable entre citas</w:t>
@@ -33649,7 +33737,7 @@
         <w:pStyle w:val="Ttulo2"/>
       </w:pPr>
       <w:bookmarkStart w:id="116" w:name="_4786f5b438d23c36e067f350ad8ed0097d027c2"/>
-      <w:bookmarkStart w:id="117" w:name="_Toc242197091"/>
+      <w:bookmarkStart w:id="117" w:name="_Toc242225363"/>
       <w:bookmarkEnd w:id="114"/>
       <w:r>
         <w:lastRenderedPageBreak/>
@@ -34022,7 +34110,7 @@
         <w:pStyle w:val="Ttulo2"/>
       </w:pPr>
       <w:bookmarkStart w:id="118" w:name="_0d930997ffa83b9b36b150e5e50b933f66b264d"/>
-      <w:bookmarkStart w:id="119" w:name="_Toc242197092"/>
+      <w:bookmarkStart w:id="119" w:name="_Toc242225364"/>
       <w:bookmarkEnd w:id="116"/>
       <w:r>
         <w:t>HU-4.8 — Bloqueos de agenda del veterinario y días no laborables</w:t>
@@ -34394,7 +34482,7 @@
         <w:pStyle w:val="Ttulo2"/>
       </w:pPr>
       <w:bookmarkStart w:id="120" w:name="_592e3b26ee2d82de9a78960621790aca76cbe41"/>
-      <w:bookmarkStart w:id="121" w:name="_Toc242197093"/>
+      <w:bookmarkStart w:id="121" w:name="_Toc242225365"/>
       <w:bookmarkEnd w:id="118"/>
       <w:r>
         <w:t>HU-4.9 — Endurecer la validación de disponibilidad</w:t>
@@ -34766,7 +34854,7 @@
         <w:pStyle w:val="Ttulo2"/>
       </w:pPr>
       <w:bookmarkStart w:id="122" w:name="_53bf433c324c03bf220d8f1ea57572094c24d19"/>
-      <w:bookmarkStart w:id="123" w:name="_Toc242197094"/>
+      <w:bookmarkStart w:id="123" w:name="_Toc242225366"/>
       <w:bookmarkEnd w:id="120"/>
       <w:r>
         <w:lastRenderedPageBreak/>
@@ -35139,7 +35227,7 @@
         <w:pStyle w:val="Ttulo2"/>
       </w:pPr>
       <w:bookmarkStart w:id="124" w:name="_bc4a4c08f4864e57db7a13372e3c901c5711bb9"/>
-      <w:bookmarkStart w:id="125" w:name="_Toc242197095"/>
+      <w:bookmarkStart w:id="125" w:name="_Toc242225367"/>
       <w:bookmarkEnd w:id="122"/>
       <w:r>
         <w:t>HU-4.11 — Configurar el horario recurrente del veterinario</w:t>
@@ -35673,7 +35761,7 @@
         <w:pStyle w:val="Ttulo2"/>
       </w:pPr>
       <w:bookmarkStart w:id="126" w:name="_3a9da54e9b682c781ba4f8ec9fb08eb1ae51469"/>
-      <w:bookmarkStart w:id="127" w:name="_Toc242197096"/>
+      <w:bookmarkStart w:id="127" w:name="_Toc242225368"/>
       <w:bookmarkEnd w:id="124"/>
       <w:r>
         <w:lastRenderedPageBreak/>
@@ -36208,7 +36296,7 @@
         <w:pStyle w:val="Ttulo2"/>
       </w:pPr>
       <w:bookmarkStart w:id="128" w:name="_d5e60343e26d4758074a6efaed07b69cd6c3551"/>
-      <w:bookmarkStart w:id="129" w:name="_Toc242197097"/>
+      <w:bookmarkStart w:id="129" w:name="_Toc242225369"/>
       <w:bookmarkEnd w:id="126"/>
       <w:r>
         <w:lastRenderedPageBreak/>
@@ -36950,7 +37038,7 @@
         <w:pStyle w:val="Ttulo2"/>
       </w:pPr>
       <w:bookmarkStart w:id="130" w:name="_d4adac7448e74c17e6bb33bf496ee79d1222807"/>
-      <w:bookmarkStart w:id="131" w:name="_Toc242197098"/>
+      <w:bookmarkStart w:id="131" w:name="_Toc242225370"/>
       <w:bookmarkEnd w:id="128"/>
       <w:r>
         <w:lastRenderedPageBreak/>
@@ -37647,7 +37735,7 @@
         <w:pStyle w:val="Ttulo2"/>
       </w:pPr>
       <w:bookmarkStart w:id="132" w:name="_91e1c705d28c1a221b008d52046353792175d0f"/>
-      <w:bookmarkStart w:id="133" w:name="_Toc242197099"/>
+      <w:bookmarkStart w:id="133" w:name="_Toc242225371"/>
       <w:bookmarkEnd w:id="130"/>
       <w:r>
         <w:lastRenderedPageBreak/>
@@ -38455,7 +38543,7 @@
         <w:pStyle w:val="Ttulo2"/>
       </w:pPr>
       <w:bookmarkStart w:id="134" w:name="_c78d8424c335bf78fd48b1955b4f1a67eda143f"/>
-      <w:bookmarkStart w:id="135" w:name="_Toc242197100"/>
+      <w:bookmarkStart w:id="135" w:name="_Toc242225372"/>
       <w:bookmarkEnd w:id="132"/>
       <w:r>
         <w:lastRenderedPageBreak/>
@@ -38747,7 +38835,7 @@
         <w:pStyle w:val="Ttulo2"/>
       </w:pPr>
       <w:bookmarkStart w:id="136" w:name="_d95563cf58dd7b4419944c1578610bfcd0b1db0"/>
-      <w:bookmarkStart w:id="137" w:name="_Toc242197101"/>
+      <w:bookmarkStart w:id="137" w:name="_Toc242225373"/>
       <w:bookmarkEnd w:id="134"/>
       <w:r>
         <w:t>HU-4.17 — Recalcular el triage cuando cambian los síntomas</w:t>
@@ -39218,7 +39306,7 @@
         <w:pStyle w:val="Ttulo2"/>
       </w:pPr>
       <w:bookmarkStart w:id="138" w:name="_8b0a1409d398bf3e63485141aa804db028749ca"/>
-      <w:bookmarkStart w:id="139" w:name="_Toc242197102"/>
+      <w:bookmarkStart w:id="139" w:name="_Toc242225374"/>
       <w:bookmarkEnd w:id="136"/>
       <w:r>
         <w:lastRenderedPageBreak/>
@@ -39672,7 +39760,7 @@
         <w:pStyle w:val="Ttulo2"/>
       </w:pPr>
       <w:bookmarkStart w:id="140" w:name="_cf2722ce0434310059a1401a7a9236f9f75ab69"/>
-      <w:bookmarkStart w:id="141" w:name="_Toc242197103"/>
+      <w:bookmarkStart w:id="141" w:name="_Toc242225375"/>
       <w:bookmarkEnd w:id="138"/>
       <w:r>
         <w:t>HU-4.19 — Manejar la llegada tarde del propietario</w:t>
@@ -40125,7 +40213,7 @@
         <w:pStyle w:val="Ttulo1"/>
       </w:pPr>
       <w:bookmarkStart w:id="142" w:name="_448b6637f95054bfc4854cb12826ea84d2acba0"/>
-      <w:bookmarkStart w:id="143" w:name="_Toc242197104"/>
+      <w:bookmarkStart w:id="143" w:name="_Toc242225376"/>
       <w:bookmarkEnd w:id="102"/>
       <w:bookmarkEnd w:id="140"/>
       <w:r>
@@ -40139,7 +40227,7 @@
         <w:pStyle w:val="Ttulo2"/>
       </w:pPr>
       <w:bookmarkStart w:id="144" w:name="_af054ffcebd6910222ee7d6c1d020875947335e"/>
-      <w:bookmarkStart w:id="145" w:name="_Toc242197105"/>
+      <w:bookmarkStart w:id="145" w:name="_Toc242225377"/>
       <w:r>
         <w:t>HU-5.1 — Portal del propietario</w:t>
       </w:r>
@@ -41081,7 +41169,7 @@
         <w:pStyle w:val="Ttulo2"/>
       </w:pPr>
       <w:bookmarkStart w:id="146" w:name="_6b1c61431b8f8f0fcc4ce60077071b912ba2b45"/>
-      <w:bookmarkStart w:id="147" w:name="_Toc242197106"/>
+      <w:bookmarkStart w:id="147" w:name="_Toc242225378"/>
       <w:bookmarkEnd w:id="144"/>
       <w:r>
         <w:t>HU-5.2 — Auto-registro de propietario</w:t>
@@ -41615,7 +41703,7 @@
         <w:pStyle w:val="Ttulo2"/>
       </w:pPr>
       <w:bookmarkStart w:id="148" w:name="_f4d063018be410b507969fa4c62074124f833cf"/>
-      <w:bookmarkStart w:id="149" w:name="_Toc242197107"/>
+      <w:bookmarkStart w:id="149" w:name="_Toc242225379"/>
       <w:bookmarkEnd w:id="146"/>
       <w:r>
         <w:lastRenderedPageBreak/>
@@ -42157,7 +42245,7 @@
         <w:pStyle w:val="Ttulo2"/>
       </w:pPr>
       <w:bookmarkStart w:id="150" w:name="_c64202596780354c08c0a149dc974449db886cf"/>
-      <w:bookmarkStart w:id="151" w:name="_Toc242197108"/>
+      <w:bookmarkStart w:id="151" w:name="_Toc242225380"/>
       <w:bookmarkEnd w:id="148"/>
       <w:r>
         <w:t>HU-5.4 — Editar mi mascota desde el portal</w:t>
@@ -42529,7 +42617,7 @@
         <w:pStyle w:val="Ttulo2"/>
       </w:pPr>
       <w:bookmarkStart w:id="152" w:name="_cf91e7705c2cc7ff174f786bca87f4ab32c164a"/>
-      <w:bookmarkStart w:id="153" w:name="_Toc242197109"/>
+      <w:bookmarkStart w:id="153" w:name="_Toc242225381"/>
       <w:bookmarkEnd w:id="150"/>
       <w:r>
         <w:lastRenderedPageBreak/>
@@ -42902,7 +42990,7 @@
         <w:pStyle w:val="Ttulo2"/>
       </w:pPr>
       <w:bookmarkStart w:id="154" w:name="_f8ebe18ba7612da84cbeb32e6cdfcf569929127"/>
-      <w:bookmarkStart w:id="155" w:name="_Toc242197110"/>
+      <w:bookmarkStart w:id="155" w:name="_Toc242225382"/>
       <w:bookmarkEnd w:id="152"/>
       <w:r>
         <w:t>HU-5.6 — Cancelar o reprogramar mi cita desde el portal</w:t>
@@ -43355,7 +43443,7 @@
         <w:pStyle w:val="Ttulo2"/>
       </w:pPr>
       <w:bookmarkStart w:id="156" w:name="_63b2ff8270a3dc0cb21378739f70e0c16a27def"/>
-      <w:bookmarkStart w:id="157" w:name="_Toc242197111"/>
+      <w:bookmarkStart w:id="157" w:name="_Toc242225383"/>
       <w:bookmarkEnd w:id="154"/>
       <w:r>
         <w:t>HU-5.7 — Centro de notificaciones del propietario</w:t>
@@ -43809,7 +43897,7 @@
         <w:pStyle w:val="Ttulo2"/>
       </w:pPr>
       <w:bookmarkStart w:id="158" w:name="_f59be5ab49da54ec24749683e30fb79075b9c3a"/>
-      <w:bookmarkStart w:id="159" w:name="_Toc242197112"/>
+      <w:bookmarkStart w:id="159" w:name="_Toc242225384"/>
       <w:bookmarkEnd w:id="156"/>
       <w:r>
         <w:t>HU-5.8 — Registrar al propietario como identidad global</w:t>
@@ -44343,7 +44431,7 @@
         <w:pStyle w:val="Ttulo2"/>
       </w:pPr>
       <w:bookmarkStart w:id="160" w:name="_06eaf3b49483b1eeebe1b8e79573cd5c749be44"/>
-      <w:bookmarkStart w:id="161" w:name="_Toc242197113"/>
+      <w:bookmarkStart w:id="161" w:name="_Toc242225385"/>
       <w:bookmarkEnd w:id="158"/>
       <w:r>
         <w:t>HU-5.9 — Iniciar sesión en el portal multi-clínica</w:t>
@@ -44797,7 +44885,7 @@
         <w:pStyle w:val="Ttulo2"/>
       </w:pPr>
       <w:bookmarkStart w:id="162" w:name="_73bf9bf1ab817b39687e744da8c8402ea9619af"/>
-      <w:bookmarkStart w:id="163" w:name="_Toc242197114"/>
+      <w:bookmarkStart w:id="163" w:name="_Toc242225386"/>
       <w:bookmarkEnd w:id="160"/>
       <w:r>
         <w:t>HU-5.10 — Carnet digital de la mascota con QR de emergencia</w:t>
@@ -45331,7 +45419,7 @@
         <w:pStyle w:val="Ttulo2"/>
       </w:pPr>
       <w:bookmarkStart w:id="164" w:name="_809064a587886d0547b1788a26db9d9152af23a"/>
-      <w:bookmarkStart w:id="165" w:name="_Toc242197115"/>
+      <w:bookmarkStart w:id="165" w:name="_Toc242225387"/>
       <w:bookmarkEnd w:id="162"/>
       <w:r>
         <w:lastRenderedPageBreak/>
@@ -45947,7 +46035,7 @@
         <w:pStyle w:val="Ttulo2"/>
       </w:pPr>
       <w:bookmarkStart w:id="166" w:name="_eaa2b9dcd4e772acfdb8cc2e14fe1584fe792e7"/>
-      <w:bookmarkStart w:id="167" w:name="_Toc242197116"/>
+      <w:bookmarkStart w:id="167" w:name="_Toc242225388"/>
       <w:bookmarkEnd w:id="164"/>
       <w:r>
         <w:t>HU-5.12 — Autorizar a una clínica a ver la historia de otras clínicas</w:t>
@@ -46401,7 +46489,7 @@
         <w:pStyle w:val="Ttulo2"/>
       </w:pPr>
       <w:bookmarkStart w:id="168" w:name="_9c4353686bd45e1d5b28007e4eeecf1db3be371"/>
-      <w:bookmarkStart w:id="169" w:name="_Toc242197117"/>
+      <w:bookmarkStart w:id="169" w:name="_Toc242225389"/>
       <w:bookmarkEnd w:id="166"/>
       <w:r>
         <w:t>HU-5.13 — Vincularme o desvincularme de una clínica</w:t>
@@ -46854,7 +46942,7 @@
         <w:pStyle w:val="Ttulo2"/>
       </w:pPr>
       <w:bookmarkStart w:id="170" w:name="_faf9cae68ace52a6134b8c807ad8be34010091b"/>
-      <w:bookmarkStart w:id="171" w:name="_Toc242197118"/>
+      <w:bookmarkStart w:id="171" w:name="_Toc242225390"/>
       <w:bookmarkEnd w:id="168"/>
       <w:r>
         <w:t>HU-5.14 — Eliminar mi cuenta (derecho de supresión)</w:t>
@@ -47389,7 +47477,7 @@
         <w:pStyle w:val="Ttulo1"/>
       </w:pPr>
       <w:bookmarkStart w:id="172" w:name="_415d3e183ea3663701acfe1e73f6e8038e4bbef"/>
-      <w:bookmarkStart w:id="173" w:name="_Toc242197119"/>
+      <w:bookmarkStart w:id="173" w:name="_Toc242225391"/>
       <w:bookmarkEnd w:id="142"/>
       <w:bookmarkEnd w:id="170"/>
       <w:r>
@@ -47403,7 +47491,7 @@
         <w:pStyle w:val="Ttulo2"/>
       </w:pPr>
       <w:bookmarkStart w:id="174" w:name="_1b876ecfd0adf71d503b9129568b658f81872f0"/>
-      <w:bookmarkStart w:id="175" w:name="_Toc242197120"/>
+      <w:bookmarkStart w:id="175" w:name="_Toc242225392"/>
       <w:r>
         <w:t>HU-6.1 — Dashboard principal y panel de pendientes</w:t>
       </w:r>
@@ -48098,7 +48186,7 @@
         <w:pStyle w:val="Ttulo2"/>
       </w:pPr>
       <w:bookmarkStart w:id="176" w:name="_97322cabf772225fd1bfe897dee158000aa0394"/>
-      <w:bookmarkStart w:id="177" w:name="_Toc242197121"/>
+      <w:bookmarkStart w:id="177" w:name="_Toc242225393"/>
       <w:bookmarkEnd w:id="174"/>
       <w:r>
         <w:lastRenderedPageBreak/>
@@ -48714,7 +48802,7 @@
         <w:pStyle w:val="Ttulo2"/>
       </w:pPr>
       <w:bookmarkStart w:id="178" w:name="_6ce76d48cd12ce7662f89ac490d75c386fc18ba"/>
-      <w:bookmarkStart w:id="179" w:name="_Toc242197122"/>
+      <w:bookmarkStart w:id="179" w:name="_Toc242225394"/>
       <w:bookmarkEnd w:id="176"/>
       <w:r>
         <w:t>HU-6.3 — Generar reportes en PDF</w:t>
@@ -49167,7 +49255,7 @@
         <w:pStyle w:val="Ttulo2"/>
       </w:pPr>
       <w:bookmarkStart w:id="180" w:name="_132f0b1bfae1ac6054dc51db54a45dff43ec797"/>
-      <w:bookmarkStart w:id="181" w:name="_Toc242197123"/>
+      <w:bookmarkStart w:id="181" w:name="_Toc242225395"/>
       <w:bookmarkEnd w:id="178"/>
       <w:r>
         <w:lastRenderedPageBreak/>
@@ -49628,7 +49716,7 @@
         <w:pStyle w:val="Ttulo2"/>
       </w:pPr>
       <w:bookmarkStart w:id="182" w:name="_159c41a8740d691e56d865baa1d2a17f58680f5"/>
-      <w:bookmarkStart w:id="183" w:name="_Toc242197124"/>
+      <w:bookmarkStart w:id="183" w:name="_Toc242225396"/>
       <w:bookmarkEnd w:id="180"/>
       <w:r>
         <w:t>HU-6.5 — Exportar reportes a Excel/CSV</w:t>
@@ -50000,7 +50088,7 @@
         <w:pStyle w:val="Ttulo1"/>
       </w:pPr>
       <w:bookmarkStart w:id="184" w:name="_88abf5b53e5603b94c73c4f577271d31a73cc35"/>
-      <w:bookmarkStart w:id="185" w:name="_Toc242197125"/>
+      <w:bookmarkStart w:id="185" w:name="_Toc242225397"/>
       <w:bookmarkEnd w:id="172"/>
       <w:bookmarkEnd w:id="182"/>
       <w:r>
@@ -50014,7 +50102,7 @@
         <w:pStyle w:val="Ttulo2"/>
       </w:pPr>
       <w:bookmarkStart w:id="186" w:name="_003ad6784c61069e91989793d8255e8d4cb519d"/>
-      <w:bookmarkStart w:id="187" w:name="_Toc242197126"/>
+      <w:bookmarkStart w:id="187" w:name="_Toc242225398"/>
       <w:r>
         <w:t>HU-7.1 — Configurar los horarios de atención de la clínica</w:t>
       </w:r>
@@ -50466,7 +50554,7 @@
         <w:pStyle w:val="Ttulo2"/>
       </w:pPr>
       <w:bookmarkStart w:id="188" w:name="_42539d8b8201701c75c37499984fbffa69d6e4d"/>
-      <w:bookmarkStart w:id="189" w:name="_Toc242197127"/>
+      <w:bookmarkStart w:id="189" w:name="_Toc242225399"/>
       <w:bookmarkEnd w:id="186"/>
       <w:r>
         <w:t>HU-7.2 — Gestionar los catálogos del sistema</w:t>
@@ -50838,7 +50926,7 @@
         <w:pStyle w:val="Ttulo2"/>
       </w:pPr>
       <w:bookmarkStart w:id="190" w:name="_a0aee2f406b049ed83cfe391a77b0db14b5bfdf"/>
-      <w:bookmarkStart w:id="191" w:name="_Toc242197128"/>
+      <w:bookmarkStart w:id="191" w:name="_Toc242225400"/>
       <w:bookmarkEnd w:id="188"/>
       <w:r>
         <w:lastRenderedPageBreak/>
@@ -51373,7 +51461,7 @@
         <w:pStyle w:val="Ttulo2"/>
       </w:pPr>
       <w:bookmarkStart w:id="192" w:name="_a0688e3f345f7bf587dcedb8b562b8964a6cacc"/>
-      <w:bookmarkStart w:id="193" w:name="_Toc242197129"/>
+      <w:bookmarkStart w:id="193" w:name="_Toc242225401"/>
       <w:bookmarkEnd w:id="190"/>
       <w:r>
         <w:lastRenderedPageBreak/>
@@ -51989,7 +52077,7 @@
         <w:pStyle w:val="Ttulo2"/>
       </w:pPr>
       <w:bookmarkStart w:id="194" w:name="_7004fcdc7c25449422304e35d609c3113b471f6"/>
-      <w:bookmarkStart w:id="195" w:name="_Toc242197130"/>
+      <w:bookmarkStart w:id="195" w:name="_Toc242225402"/>
       <w:bookmarkEnd w:id="192"/>
       <w:r>
         <w:t>HU-7.5 — Parámetros del sistema configurables</w:t>
@@ -52371,7 +52459,7 @@
         <w:pStyle w:val="Ttulo1"/>
       </w:pPr>
       <w:bookmarkStart w:id="196" w:name="_99f8c38fc90f872e869cb5a42176a81ce60716e"/>
-      <w:bookmarkStart w:id="197" w:name="_Toc242197131"/>
+      <w:bookmarkStart w:id="197" w:name="_Toc242225403"/>
       <w:bookmarkEnd w:id="184"/>
       <w:bookmarkEnd w:id="194"/>
       <w:r>
@@ -52392,7 +52480,7 @@
         <w:pStyle w:val="Ttulo2"/>
       </w:pPr>
       <w:bookmarkStart w:id="198" w:name="_6b93d7ad964c8104bb83fc9231a04e4fc4e5a57"/>
-      <w:bookmarkStart w:id="199" w:name="_Toc242197132"/>
+      <w:bookmarkStart w:id="199" w:name="_Toc242225404"/>
       <w:r>
         <w:t>HU-8.1 — Calificar al veterinario tras una consulta atendida</w:t>
       </w:r>
@@ -53087,7 +53175,7 @@
         <w:pStyle w:val="Ttulo2"/>
       </w:pPr>
       <w:bookmarkStart w:id="200" w:name="_6de705a3e3f0ae827b0b0206b40472100ec5dc2"/>
-      <w:bookmarkStart w:id="201" w:name="_Toc242197133"/>
+      <w:bookmarkStart w:id="201" w:name="_Toc242225405"/>
       <w:bookmarkEnd w:id="198"/>
       <w:r>
         <w:t>HU-8.2 — Perfil público del veterinario</w:t>
@@ -53378,7 +53466,7 @@
         <w:pStyle w:val="Ttulo2"/>
       </w:pPr>
       <w:bookmarkStart w:id="202" w:name="_8d0438a4c21826cdef43f79f40a5abd8a052054"/>
-      <w:bookmarkStart w:id="203" w:name="_Toc242197134"/>
+      <w:bookmarkStart w:id="203" w:name="_Toc242225406"/>
       <w:bookmarkEnd w:id="200"/>
       <w:r>
         <w:lastRenderedPageBreak/>
@@ -53751,7 +53839,7 @@
         <w:pStyle w:val="Ttulo2"/>
       </w:pPr>
       <w:bookmarkStart w:id="204" w:name="_9d375ff686aceee42a269dcad0f742f5e2f3757"/>
-      <w:bookmarkStart w:id="205" w:name="_Toc242197135"/>
+      <w:bookmarkStart w:id="205" w:name="_Toc242225407"/>
       <w:bookmarkEnd w:id="202"/>
       <w:r>
         <w:t>HU-8.4 — Tiempos de envío de recordatorios configurables</w:t>
@@ -54042,7 +54130,7 @@
         <w:pStyle w:val="Ttulo2"/>
       </w:pPr>
       <w:bookmarkStart w:id="206" w:name="_09d49d8f9ce2d4331632fad53df16df04e0463f"/>
-      <w:bookmarkStart w:id="207" w:name="_Toc242197136"/>
+      <w:bookmarkStart w:id="207" w:name="_Toc242225408"/>
       <w:bookmarkEnd w:id="204"/>
       <w:r>
         <w:t>HU-8.5 — Bitácora de correos y notificaciones</w:t>
@@ -54333,7 +54421,7 @@
         <w:pStyle w:val="Ttulo1"/>
       </w:pPr>
       <w:bookmarkStart w:id="208" w:name="_739f4e5454618e53e20de4c2474955375ba75c3"/>
-      <w:bookmarkStart w:id="209" w:name="_Toc242197137"/>
+      <w:bookmarkStart w:id="209" w:name="_Toc242225409"/>
       <w:bookmarkEnd w:id="196"/>
       <w:bookmarkEnd w:id="206"/>
       <w:r>
@@ -54347,7 +54435,7 @@
         <w:pStyle w:val="Ttulo2"/>
       </w:pPr>
       <w:bookmarkStart w:id="210" w:name="_062138411ab05c870ba796ff3d39feef69a18f5"/>
-      <w:bookmarkStart w:id="211" w:name="_Toc242197138"/>
+      <w:bookmarkStart w:id="211" w:name="_Toc242225410"/>
       <w:r>
         <w:t>HU-9.1 — Página pública y políticas legales</w:t>
       </w:r>
@@ -54718,7 +54806,7 @@
         <w:pStyle w:val="Ttulo1"/>
       </w:pPr>
       <w:bookmarkStart w:id="212" w:name="_161b34832f25d1748c14dc17ae5f19d2b06fe86"/>
-      <w:bookmarkStart w:id="213" w:name="_Toc242197139"/>
+      <w:bookmarkStart w:id="213" w:name="_Toc242225411"/>
       <w:bookmarkEnd w:id="208"/>
       <w:bookmarkEnd w:id="210"/>
       <w:r>
@@ -54895,7 +54983,7 @@
               <w:pStyle w:val="Celda"/>
             </w:pPr>
             <w:r>
-              <w:t>RE-0.2.1, RE-0.2.2, RE-0.2.3, RE-0.2.4</w:t>
+              <w:t>RE-0.2.1, RE-0.2.2, RE-0.2.3, RE-0.2.4, RE-0.2.5</w:t>
             </w:r>
           </w:p>
         </w:tc>
@@ -56082,7 +56170,7 @@
               <w:pStyle w:val="Celda"/>
             </w:pPr>
             <w:r>
-              <w:t>RN-101, RN-103, RN-G06</w:t>
+              <w:t>RN-101, RN-103, RN-109, RN-G06</w:t>
             </w:r>
           </w:p>
         </w:tc>
@@ -59689,7 +59777,7 @@
               <w:noProof/>
             </w:rPr>
             <w:drawing>
-              <wp:inline distT="0" distB="0" distL="0" distR="0" wp14:anchorId="11E22113" wp14:editId="11E22114">
+              <wp:inline distT="0" distB="0" distL="0" distR="0" wp14:anchorId="4D518D66" wp14:editId="4D518D67">
                 <wp:extent cx="324000" cy="324000"/>
                 <wp:effectExtent l="0" t="0" r="0" b="0"/>
                 <wp:docPr id="9001" name="Logo Zooki"/>
@@ -59856,7 +59944,7 @@
   <w:abstractNum w:abstractNumId="0" w15:restartNumberingAfterBreak="0">
     <w:nsid w:val="0000A990"/>
     <w:multiLevelType w:val="multilevel"/>
-    <w:tmpl w:val="51A24E2E"/>
+    <w:tmpl w:val="94BED512"/>
     <w:lvl w:ilvl="0">
       <w:numFmt w:val="bullet"/>
       <w:lvlText w:val=" "/>
@@ -59930,7 +60018,7 @@
       </w:pPr>
     </w:lvl>
   </w:abstractNum>
-  <w:num w:numId="1" w16cid:durableId="1569731423">
+  <w:num w:numId="1" w16cid:durableId="1298955798">
     <w:abstractNumId w:val="0"/>
   </w:num>
 </w:numbering>
@@ -61321,7 +61409,7 @@
     <w:autoRedefine/>
     <w:uiPriority w:val="39"/>
     <w:unhideWhenUsed/>
-    <w:rsid w:val="005E70A3"/>
+    <w:rsid w:val="007E2316"/>
     <w:pPr>
       <w:spacing w:after="100" w:line="278" w:lineRule="auto"/>
       <w:ind w:left="480"/>
@@ -61340,7 +61428,7 @@
     <w:autoRedefine/>
     <w:uiPriority w:val="39"/>
     <w:unhideWhenUsed/>
-    <w:rsid w:val="005E70A3"/>
+    <w:rsid w:val="007E2316"/>
     <w:pPr>
       <w:spacing w:after="100" w:line="278" w:lineRule="auto"/>
       <w:ind w:left="720"/>
@@ -61359,7 +61447,7 @@
     <w:autoRedefine/>
     <w:uiPriority w:val="39"/>
     <w:unhideWhenUsed/>
-    <w:rsid w:val="005E70A3"/>
+    <w:rsid w:val="007E2316"/>
     <w:pPr>
       <w:spacing w:after="100" w:line="278" w:lineRule="auto"/>
       <w:ind w:left="960"/>
@@ -61378,7 +61466,7 @@
     <w:autoRedefine/>
     <w:uiPriority w:val="39"/>
     <w:unhideWhenUsed/>
-    <w:rsid w:val="005E70A3"/>
+    <w:rsid w:val="007E2316"/>
     <w:pPr>
       <w:spacing w:after="100" w:line="278" w:lineRule="auto"/>
       <w:ind w:left="1200"/>
@@ -61397,7 +61485,7 @@
     <w:autoRedefine/>
     <w:uiPriority w:val="39"/>
     <w:unhideWhenUsed/>
-    <w:rsid w:val="005E70A3"/>
+    <w:rsid w:val="007E2316"/>
     <w:pPr>
       <w:spacing w:after="100" w:line="278" w:lineRule="auto"/>
       <w:ind w:left="1440"/>
@@ -61416,7 +61504,7 @@
     <w:autoRedefine/>
     <w:uiPriority w:val="39"/>
     <w:unhideWhenUsed/>
-    <w:rsid w:val="005E70A3"/>
+    <w:rsid w:val="007E2316"/>
     <w:pPr>
       <w:spacing w:after="100" w:line="278" w:lineRule="auto"/>
       <w:ind w:left="1680"/>
@@ -61435,7 +61523,7 @@
     <w:autoRedefine/>
     <w:uiPriority w:val="39"/>
     <w:unhideWhenUsed/>
-    <w:rsid w:val="005E70A3"/>
+    <w:rsid w:val="007E2316"/>
     <w:pPr>
       <w:spacing w:after="100" w:line="278" w:lineRule="auto"/>
       <w:ind w:left="1920"/>
@@ -61453,7 +61541,7 @@
     <w:uiPriority w:val="99"/>
     <w:semiHidden/>
     <w:unhideWhenUsed/>
-    <w:rsid w:val="005E70A3"/>
+    <w:rsid w:val="007E2316"/>
     <w:rPr>
       <w:color w:val="605E5C"/>
       <w:shd w:val="clear" w:color="auto" w:fill="E1DFDD"/>

--- a/public/docs/descargas/re.docx
+++ b/public/docs/descargas/re.docx
@@ -29,7 +29,7 @@
         <w:pStyle w:val="PortadaRevision"/>
       </w:pPr>
       <w:r>
-        <w:t>Revisión 3.2</w:t>
+        <w:t>Revisión 3.3</w:t>
       </w:r>
     </w:p>
     <w:p>
@@ -93,7 +93,7 @@
           <w:noProof/>
         </w:rPr>
         <w:drawing>
-          <wp:inline distT="0" distB="0" distL="0" distR="0" wp14:anchorId="601355EC" wp14:editId="601355ED">
+          <wp:inline distT="0" distB="0" distL="0" distR="0" wp14:anchorId="62888E6B" wp14:editId="62888E6C">
             <wp:extent cx="395999" cy="405503"/>
             <wp:effectExtent l="0" t="0" r="0" b="0"/>
             <wp:docPr id="10" name="Picture"/>
@@ -229,7 +229,7 @@
               <w:pStyle w:val="Celda"/>
             </w:pPr>
             <w:r>
-              <w:t>11/10/2026</w:t>
+              <w:t>14/10/2026</w:t>
             </w:r>
           </w:p>
         </w:tc>
@@ -242,7 +242,7 @@
               <w:pStyle w:val="Celda"/>
             </w:pPr>
             <w:r>
-              <w:t>3.2</w:t>
+              <w:t>3.3</w:t>
             </w:r>
           </w:p>
         </w:tc>
@@ -409,7 +409,7 @@
       <w:r>
         <w:fldChar w:fldCharType="separate"/>
       </w:r>
-      <w:hyperlink w:anchor="_Toc242641565" w:history="1">
+      <w:hyperlink w:anchor="_Toc242831912" w:history="1">
         <w:r>
           <w:rPr>
             <w:rStyle w:val="Hipervnculo"/>
@@ -445,7 +445,7 @@
             <w:noProof/>
             <w:webHidden/>
           </w:rPr>
-          <w:instrText xml:space="preserve"> PAGEREF _Toc242641565 \h </w:instrText>
+          <w:instrText xml:space="preserve"> PAGEREF _Toc242831912 \h </w:instrText>
         </w:r>
         <w:r>
           <w:rPr>
@@ -488,7 +488,7 @@
           <w14:ligatures w14:val="standardContextual"/>
         </w:rPr>
       </w:pPr>
-      <w:hyperlink w:anchor="_Toc242641566" w:history="1">
+      <w:hyperlink w:anchor="_Toc242831913" w:history="1">
         <w:r>
           <w:rPr>
             <w:rStyle w:val="Hipervnculo"/>
@@ -515,7 +515,7 @@
             <w:noProof/>
             <w:webHidden/>
           </w:rPr>
-          <w:instrText xml:space="preserve"> PAGEREF _Toc242641566 \h </w:instrText>
+          <w:instrText xml:space="preserve"> PAGEREF _Toc242831913 \h </w:instrText>
         </w:r>
         <w:r>
           <w:rPr>
@@ -558,7 +558,7 @@
           <w14:ligatures w14:val="standardContextual"/>
         </w:rPr>
       </w:pPr>
-      <w:hyperlink w:anchor="_Toc242641567" w:history="1">
+      <w:hyperlink w:anchor="_Toc242831914" w:history="1">
         <w:r>
           <w:rPr>
             <w:rStyle w:val="Hipervnculo"/>
@@ -585,7 +585,7 @@
             <w:noProof/>
             <w:webHidden/>
           </w:rPr>
-          <w:instrText xml:space="preserve"> PAGEREF _Toc242641567 \h </w:instrText>
+          <w:instrText xml:space="preserve"> PAGEREF _Toc242831914 \h </w:instrText>
         </w:r>
         <w:r>
           <w:rPr>
@@ -628,7 +628,7 @@
           <w14:ligatures w14:val="standardContextual"/>
         </w:rPr>
       </w:pPr>
-      <w:hyperlink w:anchor="_Toc242641568" w:history="1">
+      <w:hyperlink w:anchor="_Toc242831915" w:history="1">
         <w:r>
           <w:rPr>
             <w:rStyle w:val="Hipervnculo"/>
@@ -655,7 +655,7 @@
             <w:noProof/>
             <w:webHidden/>
           </w:rPr>
-          <w:instrText xml:space="preserve"> PAGEREF _Toc242641568 \h </w:instrText>
+          <w:instrText xml:space="preserve"> PAGEREF _Toc242831915 \h </w:instrText>
         </w:r>
         <w:r>
           <w:rPr>
@@ -698,7 +698,7 @@
           <w14:ligatures w14:val="standardContextual"/>
         </w:rPr>
       </w:pPr>
-      <w:hyperlink w:anchor="_Toc242641569" w:history="1">
+      <w:hyperlink w:anchor="_Toc242831916" w:history="1">
         <w:r>
           <w:rPr>
             <w:rStyle w:val="Hipervnculo"/>
@@ -725,7 +725,7 @@
             <w:noProof/>
             <w:webHidden/>
           </w:rPr>
-          <w:instrText xml:space="preserve"> PAGEREF _Toc242641569 \h </w:instrText>
+          <w:instrText xml:space="preserve"> PAGEREF _Toc242831916 \h </w:instrText>
         </w:r>
         <w:r>
           <w:rPr>
@@ -768,7 +768,7 @@
           <w14:ligatures w14:val="standardContextual"/>
         </w:rPr>
       </w:pPr>
-      <w:hyperlink w:anchor="_Toc242641570" w:history="1">
+      <w:hyperlink w:anchor="_Toc242831917" w:history="1">
         <w:r>
           <w:rPr>
             <w:rStyle w:val="Hipervnculo"/>
@@ -795,7 +795,7 @@
             <w:noProof/>
             <w:webHidden/>
           </w:rPr>
-          <w:instrText xml:space="preserve"> PAGEREF _Toc242641570 \h </w:instrText>
+          <w:instrText xml:space="preserve"> PAGEREF _Toc242831917 \h </w:instrText>
         </w:r>
         <w:r>
           <w:rPr>
@@ -841,7 +841,7 @@
           <w14:ligatures w14:val="standardContextual"/>
         </w:rPr>
       </w:pPr>
-      <w:hyperlink w:anchor="_Toc242641571" w:history="1">
+      <w:hyperlink w:anchor="_Toc242831918" w:history="1">
         <w:r>
           <w:rPr>
             <w:rStyle w:val="Hipervnculo"/>
@@ -868,7 +868,7 @@
             <w:noProof/>
             <w:webHidden/>
           </w:rPr>
-          <w:instrText xml:space="preserve"> PAGEREF _Toc242641571 \h </w:instrText>
+          <w:instrText xml:space="preserve"> PAGEREF _Toc242831918 \h </w:instrText>
         </w:r>
         <w:r>
           <w:rPr>
@@ -911,7 +911,7 @@
           <w14:ligatures w14:val="standardContextual"/>
         </w:rPr>
       </w:pPr>
-      <w:hyperlink w:anchor="_Toc242641572" w:history="1">
+      <w:hyperlink w:anchor="_Toc242831919" w:history="1">
         <w:r>
           <w:rPr>
             <w:rStyle w:val="Hipervnculo"/>
@@ -938,7 +938,7 @@
             <w:noProof/>
             <w:webHidden/>
           </w:rPr>
-          <w:instrText xml:space="preserve"> PAGEREF _Toc242641572 \h </w:instrText>
+          <w:instrText xml:space="preserve"> PAGEREF _Toc242831919 \h </w:instrText>
         </w:r>
         <w:r>
           <w:rPr>
@@ -981,7 +981,7 @@
           <w14:ligatures w14:val="standardContextual"/>
         </w:rPr>
       </w:pPr>
-      <w:hyperlink w:anchor="_Toc242641573" w:history="1">
+      <w:hyperlink w:anchor="_Toc242831920" w:history="1">
         <w:r>
           <w:rPr>
             <w:rStyle w:val="Hipervnculo"/>
@@ -1008,7 +1008,7 @@
             <w:noProof/>
             <w:webHidden/>
           </w:rPr>
-          <w:instrText xml:space="preserve"> PAGEREF _Toc242641573 \h </w:instrText>
+          <w:instrText xml:space="preserve"> PAGEREF _Toc242831920 \h </w:instrText>
         </w:r>
         <w:r>
           <w:rPr>
@@ -1051,7 +1051,7 @@
           <w14:ligatures w14:val="standardContextual"/>
         </w:rPr>
       </w:pPr>
-      <w:hyperlink w:anchor="_Toc242641574" w:history="1">
+      <w:hyperlink w:anchor="_Toc242831921" w:history="1">
         <w:r>
           <w:rPr>
             <w:rStyle w:val="Hipervnculo"/>
@@ -1078,7 +1078,7 @@
             <w:noProof/>
             <w:webHidden/>
           </w:rPr>
-          <w:instrText xml:space="preserve"> PAGEREF _Toc242641574 \h </w:instrText>
+          <w:instrText xml:space="preserve"> PAGEREF _Toc242831921 \h </w:instrText>
         </w:r>
         <w:r>
           <w:rPr>
@@ -1121,7 +1121,7 @@
           <w14:ligatures w14:val="standardContextual"/>
         </w:rPr>
       </w:pPr>
-      <w:hyperlink w:anchor="_Toc242641575" w:history="1">
+      <w:hyperlink w:anchor="_Toc242831922" w:history="1">
         <w:r>
           <w:rPr>
             <w:rStyle w:val="Hipervnculo"/>
@@ -1148,7 +1148,7 @@
             <w:noProof/>
             <w:webHidden/>
           </w:rPr>
-          <w:instrText xml:space="preserve"> PAGEREF _Toc242641575 \h </w:instrText>
+          <w:instrText xml:space="preserve"> PAGEREF _Toc242831922 \h </w:instrText>
         </w:r>
         <w:r>
           <w:rPr>
@@ -1191,7 +1191,7 @@
           <w14:ligatures w14:val="standardContextual"/>
         </w:rPr>
       </w:pPr>
-      <w:hyperlink w:anchor="_Toc242641576" w:history="1">
+      <w:hyperlink w:anchor="_Toc242831923" w:history="1">
         <w:r>
           <w:rPr>
             <w:rStyle w:val="Hipervnculo"/>
@@ -1218,7 +1218,7 @@
             <w:noProof/>
             <w:webHidden/>
           </w:rPr>
-          <w:instrText xml:space="preserve"> PAGEREF _Toc242641576 \h </w:instrText>
+          <w:instrText xml:space="preserve"> PAGEREF _Toc242831923 \h </w:instrText>
         </w:r>
         <w:r>
           <w:rPr>
@@ -1261,7 +1261,7 @@
           <w14:ligatures w14:val="standardContextual"/>
         </w:rPr>
       </w:pPr>
-      <w:hyperlink w:anchor="_Toc242641577" w:history="1">
+      <w:hyperlink w:anchor="_Toc242831924" w:history="1">
         <w:r>
           <w:rPr>
             <w:rStyle w:val="Hipervnculo"/>
@@ -1288,7 +1288,7 @@
             <w:noProof/>
             <w:webHidden/>
           </w:rPr>
-          <w:instrText xml:space="preserve"> PAGEREF _Toc242641577 \h </w:instrText>
+          <w:instrText xml:space="preserve"> PAGEREF _Toc242831924 \h </w:instrText>
         </w:r>
         <w:r>
           <w:rPr>
@@ -1331,7 +1331,7 @@
           <w14:ligatures w14:val="standardContextual"/>
         </w:rPr>
       </w:pPr>
-      <w:hyperlink w:anchor="_Toc242641578" w:history="1">
+      <w:hyperlink w:anchor="_Toc242831925" w:history="1">
         <w:r>
           <w:rPr>
             <w:rStyle w:val="Hipervnculo"/>
@@ -1358,7 +1358,7 @@
             <w:noProof/>
             <w:webHidden/>
           </w:rPr>
-          <w:instrText xml:space="preserve"> PAGEREF _Toc242641578 \h </w:instrText>
+          <w:instrText xml:space="preserve"> PAGEREF _Toc242831925 \h </w:instrText>
         </w:r>
         <w:r>
           <w:rPr>
@@ -1401,7 +1401,7 @@
           <w14:ligatures w14:val="standardContextual"/>
         </w:rPr>
       </w:pPr>
-      <w:hyperlink w:anchor="_Toc242641579" w:history="1">
+      <w:hyperlink w:anchor="_Toc242831926" w:history="1">
         <w:r>
           <w:rPr>
             <w:rStyle w:val="Hipervnculo"/>
@@ -1428,7 +1428,7 @@
             <w:noProof/>
             <w:webHidden/>
           </w:rPr>
-          <w:instrText xml:space="preserve"> PAGEREF _Toc242641579 \h </w:instrText>
+          <w:instrText xml:space="preserve"> PAGEREF _Toc242831926 \h </w:instrText>
         </w:r>
         <w:r>
           <w:rPr>
@@ -1471,7 +1471,7 @@
           <w14:ligatures w14:val="standardContextual"/>
         </w:rPr>
       </w:pPr>
-      <w:hyperlink w:anchor="_Toc242641580" w:history="1">
+      <w:hyperlink w:anchor="_Toc242831927" w:history="1">
         <w:r>
           <w:rPr>
             <w:rStyle w:val="Hipervnculo"/>
@@ -1498,7 +1498,7 @@
             <w:noProof/>
             <w:webHidden/>
           </w:rPr>
-          <w:instrText xml:space="preserve"> PAGEREF _Toc242641580 \h </w:instrText>
+          <w:instrText xml:space="preserve"> PAGEREF _Toc242831927 \h </w:instrText>
         </w:r>
         <w:r>
           <w:rPr>
@@ -1541,7 +1541,7 @@
           <w14:ligatures w14:val="standardContextual"/>
         </w:rPr>
       </w:pPr>
-      <w:hyperlink w:anchor="_Toc242641581" w:history="1">
+      <w:hyperlink w:anchor="_Toc242831928" w:history="1">
         <w:r>
           <w:rPr>
             <w:rStyle w:val="Hipervnculo"/>
@@ -1568,7 +1568,7 @@
             <w:noProof/>
             <w:webHidden/>
           </w:rPr>
-          <w:instrText xml:space="preserve"> PAGEREF _Toc242641581 \h </w:instrText>
+          <w:instrText xml:space="preserve"> PAGEREF _Toc242831928 \h </w:instrText>
         </w:r>
         <w:r>
           <w:rPr>
@@ -1611,7 +1611,7 @@
           <w14:ligatures w14:val="standardContextual"/>
         </w:rPr>
       </w:pPr>
-      <w:hyperlink w:anchor="_Toc242641582" w:history="1">
+      <w:hyperlink w:anchor="_Toc242831929" w:history="1">
         <w:r>
           <w:rPr>
             <w:rStyle w:val="Hipervnculo"/>
@@ -1638,7 +1638,7 @@
             <w:noProof/>
             <w:webHidden/>
           </w:rPr>
-          <w:instrText xml:space="preserve"> PAGEREF _Toc242641582 \h </w:instrText>
+          <w:instrText xml:space="preserve"> PAGEREF _Toc242831929 \h </w:instrText>
         </w:r>
         <w:r>
           <w:rPr>
@@ -1681,7 +1681,7 @@
           <w14:ligatures w14:val="standardContextual"/>
         </w:rPr>
       </w:pPr>
-      <w:hyperlink w:anchor="_Toc242641583" w:history="1">
+      <w:hyperlink w:anchor="_Toc242831930" w:history="1">
         <w:r>
           <w:rPr>
             <w:rStyle w:val="Hipervnculo"/>
@@ -1708,7 +1708,7 @@
             <w:noProof/>
             <w:webHidden/>
           </w:rPr>
-          <w:instrText xml:space="preserve"> PAGEREF _Toc242641583 \h </w:instrText>
+          <w:instrText xml:space="preserve"> PAGEREF _Toc242831930 \h </w:instrText>
         </w:r>
         <w:r>
           <w:rPr>
@@ -1751,7 +1751,7 @@
           <w14:ligatures w14:val="standardContextual"/>
         </w:rPr>
       </w:pPr>
-      <w:hyperlink w:anchor="_Toc242641584" w:history="1">
+      <w:hyperlink w:anchor="_Toc242831931" w:history="1">
         <w:r>
           <w:rPr>
             <w:rStyle w:val="Hipervnculo"/>
@@ -1778,7 +1778,7 @@
             <w:noProof/>
             <w:webHidden/>
           </w:rPr>
-          <w:instrText xml:space="preserve"> PAGEREF _Toc242641584 \h </w:instrText>
+          <w:instrText xml:space="preserve"> PAGEREF _Toc242831931 \h </w:instrText>
         </w:r>
         <w:r>
           <w:rPr>
@@ -1821,7 +1821,7 @@
           <w14:ligatures w14:val="standardContextual"/>
         </w:rPr>
       </w:pPr>
-      <w:hyperlink w:anchor="_Toc242641585" w:history="1">
+      <w:hyperlink w:anchor="_Toc242831932" w:history="1">
         <w:r>
           <w:rPr>
             <w:rStyle w:val="Hipervnculo"/>
@@ -1848,7 +1848,7 @@
             <w:noProof/>
             <w:webHidden/>
           </w:rPr>
-          <w:instrText xml:space="preserve"> PAGEREF _Toc242641585 \h </w:instrText>
+          <w:instrText xml:space="preserve"> PAGEREF _Toc242831932 \h </w:instrText>
         </w:r>
         <w:r>
           <w:rPr>
@@ -1891,7 +1891,7 @@
           <w14:ligatures w14:val="standardContextual"/>
         </w:rPr>
       </w:pPr>
-      <w:hyperlink w:anchor="_Toc242641586" w:history="1">
+      <w:hyperlink w:anchor="_Toc242831933" w:history="1">
         <w:r>
           <w:rPr>
             <w:rStyle w:val="Hipervnculo"/>
@@ -1918,7 +1918,7 @@
             <w:noProof/>
             <w:webHidden/>
           </w:rPr>
-          <w:instrText xml:space="preserve"> PAGEREF _Toc242641586 \h </w:instrText>
+          <w:instrText xml:space="preserve"> PAGEREF _Toc242831933 \h </w:instrText>
         </w:r>
         <w:r>
           <w:rPr>
@@ -1961,7 +1961,7 @@
           <w14:ligatures w14:val="standardContextual"/>
         </w:rPr>
       </w:pPr>
-      <w:hyperlink w:anchor="_Toc242641587" w:history="1">
+      <w:hyperlink w:anchor="_Toc242831934" w:history="1">
         <w:r>
           <w:rPr>
             <w:rStyle w:val="Hipervnculo"/>
@@ -1988,7 +1988,7 @@
             <w:noProof/>
             <w:webHidden/>
           </w:rPr>
-          <w:instrText xml:space="preserve"> PAGEREF _Toc242641587 \h </w:instrText>
+          <w:instrText xml:space="preserve"> PAGEREF _Toc242831934 \h </w:instrText>
         </w:r>
         <w:r>
           <w:rPr>
@@ -2031,7 +2031,7 @@
           <w14:ligatures w14:val="standardContextual"/>
         </w:rPr>
       </w:pPr>
-      <w:hyperlink w:anchor="_Toc242641588" w:history="1">
+      <w:hyperlink w:anchor="_Toc242831935" w:history="1">
         <w:r>
           <w:rPr>
             <w:rStyle w:val="Hipervnculo"/>
@@ -2058,7 +2058,7 @@
             <w:noProof/>
             <w:webHidden/>
           </w:rPr>
-          <w:instrText xml:space="preserve"> PAGEREF _Toc242641588 \h </w:instrText>
+          <w:instrText xml:space="preserve"> PAGEREF _Toc242831935 \h </w:instrText>
         </w:r>
         <w:r>
           <w:rPr>
@@ -2101,7 +2101,7 @@
           <w14:ligatures w14:val="standardContextual"/>
         </w:rPr>
       </w:pPr>
-      <w:hyperlink w:anchor="_Toc242641589" w:history="1">
+      <w:hyperlink w:anchor="_Toc242831936" w:history="1">
         <w:r>
           <w:rPr>
             <w:rStyle w:val="Hipervnculo"/>
@@ -2128,7 +2128,7 @@
             <w:noProof/>
             <w:webHidden/>
           </w:rPr>
-          <w:instrText xml:space="preserve"> PAGEREF _Toc242641589 \h </w:instrText>
+          <w:instrText xml:space="preserve"> PAGEREF _Toc242831936 \h </w:instrText>
         </w:r>
         <w:r>
           <w:rPr>
@@ -2171,7 +2171,7 @@
           <w14:ligatures w14:val="standardContextual"/>
         </w:rPr>
       </w:pPr>
-      <w:hyperlink w:anchor="_Toc242641590" w:history="1">
+      <w:hyperlink w:anchor="_Toc242831937" w:history="1">
         <w:r>
           <w:rPr>
             <w:rStyle w:val="Hipervnculo"/>
@@ -2198,7 +2198,7 @@
             <w:noProof/>
             <w:webHidden/>
           </w:rPr>
-          <w:instrText xml:space="preserve"> PAGEREF _Toc242641590 \h </w:instrText>
+          <w:instrText xml:space="preserve"> PAGEREF _Toc242831937 \h </w:instrText>
         </w:r>
         <w:r>
           <w:rPr>
@@ -2244,7 +2244,7 @@
           <w14:ligatures w14:val="standardContextual"/>
         </w:rPr>
       </w:pPr>
-      <w:hyperlink w:anchor="_Toc242641591" w:history="1">
+      <w:hyperlink w:anchor="_Toc242831938" w:history="1">
         <w:r>
           <w:rPr>
             <w:rStyle w:val="Hipervnculo"/>
@@ -2271,7 +2271,7 @@
             <w:noProof/>
             <w:webHidden/>
           </w:rPr>
-          <w:instrText xml:space="preserve"> PAGEREF _Toc242641591 \h </w:instrText>
+          <w:instrText xml:space="preserve"> PAGEREF _Toc242831938 \h </w:instrText>
         </w:r>
         <w:r>
           <w:rPr>
@@ -2291,7 +2291,7 @@
             <w:noProof/>
             <w:webHidden/>
           </w:rPr>
-          <w:t>23</w:t>
+          <w:t>24</w:t>
         </w:r>
         <w:r>
           <w:rPr>
@@ -2314,7 +2314,7 @@
           <w14:ligatures w14:val="standardContextual"/>
         </w:rPr>
       </w:pPr>
-      <w:hyperlink w:anchor="_Toc242641592" w:history="1">
+      <w:hyperlink w:anchor="_Toc242831939" w:history="1">
         <w:r>
           <w:rPr>
             <w:rStyle w:val="Hipervnculo"/>
@@ -2341,7 +2341,7 @@
             <w:noProof/>
             <w:webHidden/>
           </w:rPr>
-          <w:instrText xml:space="preserve"> PAGEREF _Toc242641592 \h </w:instrText>
+          <w:instrText xml:space="preserve"> PAGEREF _Toc242831939 \h </w:instrText>
         </w:r>
         <w:r>
           <w:rPr>
@@ -2361,7 +2361,7 @@
             <w:noProof/>
             <w:webHidden/>
           </w:rPr>
-          <w:t>23</w:t>
+          <w:t>24</w:t>
         </w:r>
         <w:r>
           <w:rPr>
@@ -2384,7 +2384,7 @@
           <w14:ligatures w14:val="standardContextual"/>
         </w:rPr>
       </w:pPr>
-      <w:hyperlink w:anchor="_Toc242641593" w:history="1">
+      <w:hyperlink w:anchor="_Toc242831940" w:history="1">
         <w:r>
           <w:rPr>
             <w:rStyle w:val="Hipervnculo"/>
@@ -2411,7 +2411,7 @@
             <w:noProof/>
             <w:webHidden/>
           </w:rPr>
-          <w:instrText xml:space="preserve"> PAGEREF _Toc242641593 \h </w:instrText>
+          <w:instrText xml:space="preserve"> PAGEREF _Toc242831940 \h </w:instrText>
         </w:r>
         <w:r>
           <w:rPr>
@@ -2431,7 +2431,7 @@
             <w:noProof/>
             <w:webHidden/>
           </w:rPr>
-          <w:t>23</w:t>
+          <w:t>24</w:t>
         </w:r>
         <w:r>
           <w:rPr>
@@ -2454,7 +2454,7 @@
           <w14:ligatures w14:val="standardContextual"/>
         </w:rPr>
       </w:pPr>
-      <w:hyperlink w:anchor="_Toc242641594" w:history="1">
+      <w:hyperlink w:anchor="_Toc242831941" w:history="1">
         <w:r>
           <w:rPr>
             <w:rStyle w:val="Hipervnculo"/>
@@ -2481,7 +2481,7 @@
             <w:noProof/>
             <w:webHidden/>
           </w:rPr>
-          <w:instrText xml:space="preserve"> PAGEREF _Toc242641594 \h </w:instrText>
+          <w:instrText xml:space="preserve"> PAGEREF _Toc242831941 \h </w:instrText>
         </w:r>
         <w:r>
           <w:rPr>
@@ -2501,7 +2501,7 @@
             <w:noProof/>
             <w:webHidden/>
           </w:rPr>
-          <w:t>24</w:t>
+          <w:t>25</w:t>
         </w:r>
         <w:r>
           <w:rPr>
@@ -2524,7 +2524,7 @@
           <w14:ligatures w14:val="standardContextual"/>
         </w:rPr>
       </w:pPr>
-      <w:hyperlink w:anchor="_Toc242641595" w:history="1">
+      <w:hyperlink w:anchor="_Toc242831942" w:history="1">
         <w:r>
           <w:rPr>
             <w:rStyle w:val="Hipervnculo"/>
@@ -2551,7 +2551,7 @@
             <w:noProof/>
             <w:webHidden/>
           </w:rPr>
-          <w:instrText xml:space="preserve"> PAGEREF _Toc242641595 \h </w:instrText>
+          <w:instrText xml:space="preserve"> PAGEREF _Toc242831942 \h </w:instrText>
         </w:r>
         <w:r>
           <w:rPr>
@@ -2571,7 +2571,7 @@
             <w:noProof/>
             <w:webHidden/>
           </w:rPr>
-          <w:t>24</w:t>
+          <w:t>25</w:t>
         </w:r>
         <w:r>
           <w:rPr>
@@ -2594,7 +2594,7 @@
           <w14:ligatures w14:val="standardContextual"/>
         </w:rPr>
       </w:pPr>
-      <w:hyperlink w:anchor="_Toc242641596" w:history="1">
+      <w:hyperlink w:anchor="_Toc242831943" w:history="1">
         <w:r>
           <w:rPr>
             <w:rStyle w:val="Hipervnculo"/>
@@ -2621,7 +2621,7 @@
             <w:noProof/>
             <w:webHidden/>
           </w:rPr>
-          <w:instrText xml:space="preserve"> PAGEREF _Toc242641596 \h </w:instrText>
+          <w:instrText xml:space="preserve"> PAGEREF _Toc242831943 \h </w:instrText>
         </w:r>
         <w:r>
           <w:rPr>
@@ -2641,7 +2641,7 @@
             <w:noProof/>
             <w:webHidden/>
           </w:rPr>
-          <w:t>25</w:t>
+          <w:t>26</w:t>
         </w:r>
         <w:r>
           <w:rPr>
@@ -2667,7 +2667,7 @@
           <w14:ligatures w14:val="standardContextual"/>
         </w:rPr>
       </w:pPr>
-      <w:hyperlink w:anchor="_Toc242641597" w:history="1">
+      <w:hyperlink w:anchor="_Toc242831944" w:history="1">
         <w:r>
           <w:rPr>
             <w:rStyle w:val="Hipervnculo"/>
@@ -2694,7 +2694,7 @@
             <w:noProof/>
             <w:webHidden/>
           </w:rPr>
-          <w:instrText xml:space="preserve"> PAGEREF _Toc242641597 \h </w:instrText>
+          <w:instrText xml:space="preserve"> PAGEREF _Toc242831944 \h </w:instrText>
         </w:r>
         <w:r>
           <w:rPr>
@@ -2714,7 +2714,7 @@
             <w:noProof/>
             <w:webHidden/>
           </w:rPr>
-          <w:t>26</w:t>
+          <w:t>27</w:t>
         </w:r>
         <w:r>
           <w:rPr>
@@ -2737,7 +2737,7 @@
           <w14:ligatures w14:val="standardContextual"/>
         </w:rPr>
       </w:pPr>
-      <w:hyperlink w:anchor="_Toc242641598" w:history="1">
+      <w:hyperlink w:anchor="_Toc242831945" w:history="1">
         <w:r>
           <w:rPr>
             <w:rStyle w:val="Hipervnculo"/>
@@ -2764,7 +2764,7 @@
             <w:noProof/>
             <w:webHidden/>
           </w:rPr>
-          <w:instrText xml:space="preserve"> PAGEREF _Toc242641598 \h </w:instrText>
+          <w:instrText xml:space="preserve"> PAGEREF _Toc242831945 \h </w:instrText>
         </w:r>
         <w:r>
           <w:rPr>
@@ -2784,7 +2784,7 @@
             <w:noProof/>
             <w:webHidden/>
           </w:rPr>
-          <w:t>26</w:t>
+          <w:t>27</w:t>
         </w:r>
         <w:r>
           <w:rPr>
@@ -2807,7 +2807,7 @@
           <w14:ligatures w14:val="standardContextual"/>
         </w:rPr>
       </w:pPr>
-      <w:hyperlink w:anchor="_Toc242641599" w:history="1">
+      <w:hyperlink w:anchor="_Toc242831946" w:history="1">
         <w:r>
           <w:rPr>
             <w:rStyle w:val="Hipervnculo"/>
@@ -2834,7 +2834,7 @@
             <w:noProof/>
             <w:webHidden/>
           </w:rPr>
-          <w:instrText xml:space="preserve"> PAGEREF _Toc242641599 \h </w:instrText>
+          <w:instrText xml:space="preserve"> PAGEREF _Toc242831946 \h </w:instrText>
         </w:r>
         <w:r>
           <w:rPr>
@@ -2854,7 +2854,7 @@
             <w:noProof/>
             <w:webHidden/>
           </w:rPr>
-          <w:t>26</w:t>
+          <w:t>27</w:t>
         </w:r>
         <w:r>
           <w:rPr>
@@ -2877,7 +2877,7 @@
           <w14:ligatures w14:val="standardContextual"/>
         </w:rPr>
       </w:pPr>
-      <w:hyperlink w:anchor="_Toc242641600" w:history="1">
+      <w:hyperlink w:anchor="_Toc242831947" w:history="1">
         <w:r>
           <w:rPr>
             <w:rStyle w:val="Hipervnculo"/>
@@ -2904,7 +2904,7 @@
             <w:noProof/>
             <w:webHidden/>
           </w:rPr>
-          <w:instrText xml:space="preserve"> PAGEREF _Toc242641600 \h </w:instrText>
+          <w:instrText xml:space="preserve"> PAGEREF _Toc242831947 \h </w:instrText>
         </w:r>
         <w:r>
           <w:rPr>
@@ -2924,7 +2924,7 @@
             <w:noProof/>
             <w:webHidden/>
           </w:rPr>
-          <w:t>27</w:t>
+          <w:t>28</w:t>
         </w:r>
         <w:r>
           <w:rPr>
@@ -2947,7 +2947,7 @@
           <w14:ligatures w14:val="standardContextual"/>
         </w:rPr>
       </w:pPr>
-      <w:hyperlink w:anchor="_Toc242641601" w:history="1">
+      <w:hyperlink w:anchor="_Toc242831948" w:history="1">
         <w:r>
           <w:rPr>
             <w:rStyle w:val="Hipervnculo"/>
@@ -2974,7 +2974,7 @@
             <w:noProof/>
             <w:webHidden/>
           </w:rPr>
-          <w:instrText xml:space="preserve"> PAGEREF _Toc242641601 \h </w:instrText>
+          <w:instrText xml:space="preserve"> PAGEREF _Toc242831948 \h </w:instrText>
         </w:r>
         <w:r>
           <w:rPr>
@@ -2994,7 +2994,7 @@
             <w:noProof/>
             <w:webHidden/>
           </w:rPr>
-          <w:t>27</w:t>
+          <w:t>28</w:t>
         </w:r>
         <w:r>
           <w:rPr>
@@ -3017,7 +3017,7 @@
           <w14:ligatures w14:val="standardContextual"/>
         </w:rPr>
       </w:pPr>
-      <w:hyperlink w:anchor="_Toc242641602" w:history="1">
+      <w:hyperlink w:anchor="_Toc242831949" w:history="1">
         <w:r>
           <w:rPr>
             <w:rStyle w:val="Hipervnculo"/>
@@ -3044,7 +3044,7 @@
             <w:noProof/>
             <w:webHidden/>
           </w:rPr>
-          <w:instrText xml:space="preserve"> PAGEREF _Toc242641602 \h </w:instrText>
+          <w:instrText xml:space="preserve"> PAGEREF _Toc242831949 \h </w:instrText>
         </w:r>
         <w:r>
           <w:rPr>
@@ -3064,7 +3064,7 @@
             <w:noProof/>
             <w:webHidden/>
           </w:rPr>
-          <w:t>27</w:t>
+          <w:t>28</w:t>
         </w:r>
         <w:r>
           <w:rPr>
@@ -3087,7 +3087,7 @@
           <w14:ligatures w14:val="standardContextual"/>
         </w:rPr>
       </w:pPr>
-      <w:hyperlink w:anchor="_Toc242641603" w:history="1">
+      <w:hyperlink w:anchor="_Toc242831950" w:history="1">
         <w:r>
           <w:rPr>
             <w:rStyle w:val="Hipervnculo"/>
@@ -3114,7 +3114,7 @@
             <w:noProof/>
             <w:webHidden/>
           </w:rPr>
-          <w:instrText xml:space="preserve"> PAGEREF _Toc242641603 \h </w:instrText>
+          <w:instrText xml:space="preserve"> PAGEREF _Toc242831950 \h </w:instrText>
         </w:r>
         <w:r>
           <w:rPr>
@@ -3134,7 +3134,7 @@
             <w:noProof/>
             <w:webHidden/>
           </w:rPr>
-          <w:t>28</w:t>
+          <w:t>29</w:t>
         </w:r>
         <w:r>
           <w:rPr>
@@ -3157,7 +3157,7 @@
           <w14:ligatures w14:val="standardContextual"/>
         </w:rPr>
       </w:pPr>
-      <w:hyperlink w:anchor="_Toc242641604" w:history="1">
+      <w:hyperlink w:anchor="_Toc242831951" w:history="1">
         <w:r>
           <w:rPr>
             <w:rStyle w:val="Hipervnculo"/>
@@ -3184,7 +3184,7 @@
             <w:noProof/>
             <w:webHidden/>
           </w:rPr>
-          <w:instrText xml:space="preserve"> PAGEREF _Toc242641604 \h </w:instrText>
+          <w:instrText xml:space="preserve"> PAGEREF _Toc242831951 \h </w:instrText>
         </w:r>
         <w:r>
           <w:rPr>
@@ -3204,7 +3204,7 @@
             <w:noProof/>
             <w:webHidden/>
           </w:rPr>
-          <w:t>28</w:t>
+          <w:t>29</w:t>
         </w:r>
         <w:r>
           <w:rPr>
@@ -3227,7 +3227,7 @@
           <w14:ligatures w14:val="standardContextual"/>
         </w:rPr>
       </w:pPr>
-      <w:hyperlink w:anchor="_Toc242641605" w:history="1">
+      <w:hyperlink w:anchor="_Toc242831952" w:history="1">
         <w:r>
           <w:rPr>
             <w:rStyle w:val="Hipervnculo"/>
@@ -3254,7 +3254,7 @@
             <w:noProof/>
             <w:webHidden/>
           </w:rPr>
-          <w:instrText xml:space="preserve"> PAGEREF _Toc242641605 \h </w:instrText>
+          <w:instrText xml:space="preserve"> PAGEREF _Toc242831952 \h </w:instrText>
         </w:r>
         <w:r>
           <w:rPr>
@@ -3274,7 +3274,7 @@
             <w:noProof/>
             <w:webHidden/>
           </w:rPr>
-          <w:t>28</w:t>
+          <w:t>29</w:t>
         </w:r>
         <w:r>
           <w:rPr>
@@ -3297,7 +3297,7 @@
           <w14:ligatures w14:val="standardContextual"/>
         </w:rPr>
       </w:pPr>
-      <w:hyperlink w:anchor="_Toc242641606" w:history="1">
+      <w:hyperlink w:anchor="_Toc242831953" w:history="1">
         <w:r>
           <w:rPr>
             <w:rStyle w:val="Hipervnculo"/>
@@ -3324,7 +3324,7 @@
             <w:noProof/>
             <w:webHidden/>
           </w:rPr>
-          <w:instrText xml:space="preserve"> PAGEREF _Toc242641606 \h </w:instrText>
+          <w:instrText xml:space="preserve"> PAGEREF _Toc242831953 \h </w:instrText>
         </w:r>
         <w:r>
           <w:rPr>
@@ -3344,7 +3344,7 @@
             <w:noProof/>
             <w:webHidden/>
           </w:rPr>
-          <w:t>29</w:t>
+          <w:t>30</w:t>
         </w:r>
         <w:r>
           <w:rPr>
@@ -3367,7 +3367,7 @@
           <w14:ligatures w14:val="standardContextual"/>
         </w:rPr>
       </w:pPr>
-      <w:hyperlink w:anchor="_Toc242641607" w:history="1">
+      <w:hyperlink w:anchor="_Toc242831954" w:history="1">
         <w:r>
           <w:rPr>
             <w:rStyle w:val="Hipervnculo"/>
@@ -3394,7 +3394,7 @@
             <w:noProof/>
             <w:webHidden/>
           </w:rPr>
-          <w:instrText xml:space="preserve"> PAGEREF _Toc242641607 \h </w:instrText>
+          <w:instrText xml:space="preserve"> PAGEREF _Toc242831954 \h </w:instrText>
         </w:r>
         <w:r>
           <w:rPr>
@@ -3414,7 +3414,7 @@
             <w:noProof/>
             <w:webHidden/>
           </w:rPr>
-          <w:t>30</w:t>
+          <w:t>31</w:t>
         </w:r>
         <w:r>
           <w:rPr>
@@ -3437,7 +3437,7 @@
           <w14:ligatures w14:val="standardContextual"/>
         </w:rPr>
       </w:pPr>
-      <w:hyperlink w:anchor="_Toc242641608" w:history="1">
+      <w:hyperlink w:anchor="_Toc242831955" w:history="1">
         <w:r>
           <w:rPr>
             <w:rStyle w:val="Hipervnculo"/>
@@ -3464,7 +3464,7 @@
             <w:noProof/>
             <w:webHidden/>
           </w:rPr>
-          <w:instrText xml:space="preserve"> PAGEREF _Toc242641608 \h </w:instrText>
+          <w:instrText xml:space="preserve"> PAGEREF _Toc242831955 \h </w:instrText>
         </w:r>
         <w:r>
           <w:rPr>
@@ -3484,7 +3484,7 @@
             <w:noProof/>
             <w:webHidden/>
           </w:rPr>
-          <w:t>31</w:t>
+          <w:t>32</w:t>
         </w:r>
         <w:r>
           <w:rPr>
@@ -3510,7 +3510,7 @@
           <w14:ligatures w14:val="standardContextual"/>
         </w:rPr>
       </w:pPr>
-      <w:hyperlink w:anchor="_Toc242641609" w:history="1">
+      <w:hyperlink w:anchor="_Toc242831956" w:history="1">
         <w:r>
           <w:rPr>
             <w:rStyle w:val="Hipervnculo"/>
@@ -3537,7 +3537,7 @@
             <w:noProof/>
             <w:webHidden/>
           </w:rPr>
-          <w:instrText xml:space="preserve"> PAGEREF _Toc242641609 \h </w:instrText>
+          <w:instrText xml:space="preserve"> PAGEREF _Toc242831956 \h </w:instrText>
         </w:r>
         <w:r>
           <w:rPr>
@@ -3557,7 +3557,7 @@
             <w:noProof/>
             <w:webHidden/>
           </w:rPr>
-          <w:t>32</w:t>
+          <w:t>33</w:t>
         </w:r>
         <w:r>
           <w:rPr>
@@ -3580,7 +3580,7 @@
           <w14:ligatures w14:val="standardContextual"/>
         </w:rPr>
       </w:pPr>
-      <w:hyperlink w:anchor="_Toc242641610" w:history="1">
+      <w:hyperlink w:anchor="_Toc242831957" w:history="1">
         <w:r>
           <w:rPr>
             <w:rStyle w:val="Hipervnculo"/>
@@ -3607,7 +3607,7 @@
             <w:noProof/>
             <w:webHidden/>
           </w:rPr>
-          <w:instrText xml:space="preserve"> PAGEREF _Toc242641610 \h </w:instrText>
+          <w:instrText xml:space="preserve"> PAGEREF _Toc242831957 \h </w:instrText>
         </w:r>
         <w:r>
           <w:rPr>
@@ -3627,7 +3627,7 @@
             <w:noProof/>
             <w:webHidden/>
           </w:rPr>
-          <w:t>32</w:t>
+          <w:t>33</w:t>
         </w:r>
         <w:r>
           <w:rPr>
@@ -3650,7 +3650,7 @@
           <w14:ligatures w14:val="standardContextual"/>
         </w:rPr>
       </w:pPr>
-      <w:hyperlink w:anchor="_Toc242641611" w:history="1">
+      <w:hyperlink w:anchor="_Toc242831958" w:history="1">
         <w:r>
           <w:rPr>
             <w:rStyle w:val="Hipervnculo"/>
@@ -3677,7 +3677,7 @@
             <w:noProof/>
             <w:webHidden/>
           </w:rPr>
-          <w:instrText xml:space="preserve"> PAGEREF _Toc242641611 \h </w:instrText>
+          <w:instrText xml:space="preserve"> PAGEREF _Toc242831958 \h </w:instrText>
         </w:r>
         <w:r>
           <w:rPr>
@@ -3697,7 +3697,7 @@
             <w:noProof/>
             <w:webHidden/>
           </w:rPr>
-          <w:t>32</w:t>
+          <w:t>33</w:t>
         </w:r>
         <w:r>
           <w:rPr>
@@ -3720,7 +3720,7 @@
           <w14:ligatures w14:val="standardContextual"/>
         </w:rPr>
       </w:pPr>
-      <w:hyperlink w:anchor="_Toc242641612" w:history="1">
+      <w:hyperlink w:anchor="_Toc242831959" w:history="1">
         <w:r>
           <w:rPr>
             <w:rStyle w:val="Hipervnculo"/>
@@ -3747,7 +3747,7 @@
             <w:noProof/>
             <w:webHidden/>
           </w:rPr>
-          <w:instrText xml:space="preserve"> PAGEREF _Toc242641612 \h </w:instrText>
+          <w:instrText xml:space="preserve"> PAGEREF _Toc242831959 \h </w:instrText>
         </w:r>
         <w:r>
           <w:rPr>
@@ -3767,7 +3767,7 @@
             <w:noProof/>
             <w:webHidden/>
           </w:rPr>
-          <w:t>33</w:t>
+          <w:t>34</w:t>
         </w:r>
         <w:r>
           <w:rPr>
@@ -3790,7 +3790,7 @@
           <w14:ligatures w14:val="standardContextual"/>
         </w:rPr>
       </w:pPr>
-      <w:hyperlink w:anchor="_Toc242641613" w:history="1">
+      <w:hyperlink w:anchor="_Toc242831960" w:history="1">
         <w:r>
           <w:rPr>
             <w:rStyle w:val="Hipervnculo"/>
@@ -3817,7 +3817,7 @@
             <w:noProof/>
             <w:webHidden/>
           </w:rPr>
-          <w:instrText xml:space="preserve"> PAGEREF _Toc242641613 \h </w:instrText>
+          <w:instrText xml:space="preserve"> PAGEREF _Toc242831960 \h </w:instrText>
         </w:r>
         <w:r>
           <w:rPr>
@@ -3837,7 +3837,7 @@
             <w:noProof/>
             <w:webHidden/>
           </w:rPr>
-          <w:t>33</w:t>
+          <w:t>34</w:t>
         </w:r>
         <w:r>
           <w:rPr>
@@ -3860,7 +3860,7 @@
           <w14:ligatures w14:val="standardContextual"/>
         </w:rPr>
       </w:pPr>
-      <w:hyperlink w:anchor="_Toc242641614" w:history="1">
+      <w:hyperlink w:anchor="_Toc242831961" w:history="1">
         <w:r>
           <w:rPr>
             <w:rStyle w:val="Hipervnculo"/>
@@ -3887,7 +3887,7 @@
             <w:noProof/>
             <w:webHidden/>
           </w:rPr>
-          <w:instrText xml:space="preserve"> PAGEREF _Toc242641614 \h </w:instrText>
+          <w:instrText xml:space="preserve"> PAGEREF _Toc242831961 \h </w:instrText>
         </w:r>
         <w:r>
           <w:rPr>
@@ -3907,7 +3907,7 @@
             <w:noProof/>
             <w:webHidden/>
           </w:rPr>
-          <w:t>33</w:t>
+          <w:t>34</w:t>
         </w:r>
         <w:r>
           <w:rPr>
@@ -3930,7 +3930,7 @@
           <w14:ligatures w14:val="standardContextual"/>
         </w:rPr>
       </w:pPr>
-      <w:hyperlink w:anchor="_Toc242641615" w:history="1">
+      <w:hyperlink w:anchor="_Toc242831962" w:history="1">
         <w:r>
           <w:rPr>
             <w:rStyle w:val="Hipervnculo"/>
@@ -3957,7 +3957,7 @@
             <w:noProof/>
             <w:webHidden/>
           </w:rPr>
-          <w:instrText xml:space="preserve"> PAGEREF _Toc242641615 \h </w:instrText>
+          <w:instrText xml:space="preserve"> PAGEREF _Toc242831962 \h </w:instrText>
         </w:r>
         <w:r>
           <w:rPr>
@@ -3977,7 +3977,7 @@
             <w:noProof/>
             <w:webHidden/>
           </w:rPr>
-          <w:t>34</w:t>
+          <w:t>35</w:t>
         </w:r>
         <w:r>
           <w:rPr>
@@ -4003,7 +4003,7 @@
           <w14:ligatures w14:val="standardContextual"/>
         </w:rPr>
       </w:pPr>
-      <w:hyperlink w:anchor="_Toc242641616" w:history="1">
+      <w:hyperlink w:anchor="_Toc242831963" w:history="1">
         <w:r>
           <w:rPr>
             <w:rStyle w:val="Hipervnculo"/>
@@ -4030,7 +4030,7 @@
             <w:noProof/>
             <w:webHidden/>
           </w:rPr>
-          <w:instrText xml:space="preserve"> PAGEREF _Toc242641616 \h </w:instrText>
+          <w:instrText xml:space="preserve"> PAGEREF _Toc242831963 \h </w:instrText>
         </w:r>
         <w:r>
           <w:rPr>
@@ -4050,7 +4050,7 @@
             <w:noProof/>
             <w:webHidden/>
           </w:rPr>
-          <w:t>35</w:t>
+          <w:t>36</w:t>
         </w:r>
         <w:r>
           <w:rPr>
@@ -4073,7 +4073,7 @@
           <w14:ligatures w14:val="standardContextual"/>
         </w:rPr>
       </w:pPr>
-      <w:hyperlink w:anchor="_Toc242641617" w:history="1">
+      <w:hyperlink w:anchor="_Toc242831964" w:history="1">
         <w:r>
           <w:rPr>
             <w:rStyle w:val="Hipervnculo"/>
@@ -4100,7 +4100,7 @@
             <w:noProof/>
             <w:webHidden/>
           </w:rPr>
-          <w:instrText xml:space="preserve"> PAGEREF _Toc242641617 \h </w:instrText>
+          <w:instrText xml:space="preserve"> PAGEREF _Toc242831964 \h </w:instrText>
         </w:r>
         <w:r>
           <w:rPr>
@@ -4120,7 +4120,7 @@
             <w:noProof/>
             <w:webHidden/>
           </w:rPr>
-          <w:t>35</w:t>
+          <w:t>36</w:t>
         </w:r>
         <w:r>
           <w:rPr>
@@ -4143,7 +4143,7 @@
           <w14:ligatures w14:val="standardContextual"/>
         </w:rPr>
       </w:pPr>
-      <w:hyperlink w:anchor="_Toc242641618" w:history="1">
+      <w:hyperlink w:anchor="_Toc242831965" w:history="1">
         <w:r>
           <w:rPr>
             <w:rStyle w:val="Hipervnculo"/>
@@ -4170,7 +4170,7 @@
             <w:noProof/>
             <w:webHidden/>
           </w:rPr>
-          <w:instrText xml:space="preserve"> PAGEREF _Toc242641618 \h </w:instrText>
+          <w:instrText xml:space="preserve"> PAGEREF _Toc242831965 \h </w:instrText>
         </w:r>
         <w:r>
           <w:rPr>
@@ -4190,7 +4190,7 @@
             <w:noProof/>
             <w:webHidden/>
           </w:rPr>
-          <w:t>35</w:t>
+          <w:t>36</w:t>
         </w:r>
         <w:r>
           <w:rPr>
@@ -4213,7 +4213,7 @@
           <w14:ligatures w14:val="standardContextual"/>
         </w:rPr>
       </w:pPr>
-      <w:hyperlink w:anchor="_Toc242641619" w:history="1">
+      <w:hyperlink w:anchor="_Toc242831966" w:history="1">
         <w:r>
           <w:rPr>
             <w:rStyle w:val="Hipervnculo"/>
@@ -4240,7 +4240,7 @@
             <w:noProof/>
             <w:webHidden/>
           </w:rPr>
-          <w:instrText xml:space="preserve"> PAGEREF _Toc242641619 \h </w:instrText>
+          <w:instrText xml:space="preserve"> PAGEREF _Toc242831966 \h </w:instrText>
         </w:r>
         <w:r>
           <w:rPr>
@@ -4260,7 +4260,7 @@
             <w:noProof/>
             <w:webHidden/>
           </w:rPr>
-          <w:t>36</w:t>
+          <w:t>37</w:t>
         </w:r>
         <w:r>
           <w:rPr>
@@ -4283,7 +4283,7 @@
           <w14:ligatures w14:val="standardContextual"/>
         </w:rPr>
       </w:pPr>
-      <w:hyperlink w:anchor="_Toc242641620" w:history="1">
+      <w:hyperlink w:anchor="_Toc242831967" w:history="1">
         <w:r>
           <w:rPr>
             <w:rStyle w:val="Hipervnculo"/>
@@ -4310,7 +4310,7 @@
             <w:noProof/>
             <w:webHidden/>
           </w:rPr>
-          <w:instrText xml:space="preserve"> PAGEREF _Toc242641620 \h </w:instrText>
+          <w:instrText xml:space="preserve"> PAGEREF _Toc242831967 \h </w:instrText>
         </w:r>
         <w:r>
           <w:rPr>
@@ -4330,7 +4330,7 @@
             <w:noProof/>
             <w:webHidden/>
           </w:rPr>
-          <w:t>37</w:t>
+          <w:t>38</w:t>
         </w:r>
         <w:r>
           <w:rPr>
@@ -4353,7 +4353,7 @@
           <w14:ligatures w14:val="standardContextual"/>
         </w:rPr>
       </w:pPr>
-      <w:hyperlink w:anchor="_Toc242641621" w:history="1">
+      <w:hyperlink w:anchor="_Toc242831968" w:history="1">
         <w:r>
           <w:rPr>
             <w:rStyle w:val="Hipervnculo"/>
@@ -4380,7 +4380,7 @@
             <w:noProof/>
             <w:webHidden/>
           </w:rPr>
-          <w:instrText xml:space="preserve"> PAGEREF _Toc242641621 \h </w:instrText>
+          <w:instrText xml:space="preserve"> PAGEREF _Toc242831968 \h </w:instrText>
         </w:r>
         <w:r>
           <w:rPr>
@@ -4400,7 +4400,7 @@
             <w:noProof/>
             <w:webHidden/>
           </w:rPr>
-          <w:t>37</w:t>
+          <w:t>38</w:t>
         </w:r>
         <w:r>
           <w:rPr>
@@ -4423,7 +4423,7 @@
           <w14:ligatures w14:val="standardContextual"/>
         </w:rPr>
       </w:pPr>
-      <w:hyperlink w:anchor="_Toc242641622" w:history="1">
+      <w:hyperlink w:anchor="_Toc242831969" w:history="1">
         <w:r>
           <w:rPr>
             <w:rStyle w:val="Hipervnculo"/>
@@ -4450,7 +4450,7 @@
             <w:noProof/>
             <w:webHidden/>
           </w:rPr>
-          <w:instrText xml:space="preserve"> PAGEREF _Toc242641622 \h </w:instrText>
+          <w:instrText xml:space="preserve"> PAGEREF _Toc242831969 \h </w:instrText>
         </w:r>
         <w:r>
           <w:rPr>
@@ -4470,7 +4470,7 @@
             <w:noProof/>
             <w:webHidden/>
           </w:rPr>
-          <w:t>37</w:t>
+          <w:t>38</w:t>
         </w:r>
         <w:r>
           <w:rPr>
@@ -4493,7 +4493,7 @@
           <w14:ligatures w14:val="standardContextual"/>
         </w:rPr>
       </w:pPr>
-      <w:hyperlink w:anchor="_Toc242641623" w:history="1">
+      <w:hyperlink w:anchor="_Toc242831970" w:history="1">
         <w:r>
           <w:rPr>
             <w:rStyle w:val="Hipervnculo"/>
@@ -4520,7 +4520,7 @@
             <w:noProof/>
             <w:webHidden/>
           </w:rPr>
-          <w:instrText xml:space="preserve"> PAGEREF _Toc242641623 \h </w:instrText>
+          <w:instrText xml:space="preserve"> PAGEREF _Toc242831970 \h </w:instrText>
         </w:r>
         <w:r>
           <w:rPr>
@@ -4540,7 +4540,7 @@
             <w:noProof/>
             <w:webHidden/>
           </w:rPr>
-          <w:t>38</w:t>
+          <w:t>39</w:t>
         </w:r>
         <w:r>
           <w:rPr>
@@ -4563,7 +4563,7 @@
           <w14:ligatures w14:val="standardContextual"/>
         </w:rPr>
       </w:pPr>
-      <w:hyperlink w:anchor="_Toc242641624" w:history="1">
+      <w:hyperlink w:anchor="_Toc242831971" w:history="1">
         <w:r>
           <w:rPr>
             <w:rStyle w:val="Hipervnculo"/>
@@ -4590,7 +4590,7 @@
             <w:noProof/>
             <w:webHidden/>
           </w:rPr>
-          <w:instrText xml:space="preserve"> PAGEREF _Toc242641624 \h </w:instrText>
+          <w:instrText xml:space="preserve"> PAGEREF _Toc242831971 \h </w:instrText>
         </w:r>
         <w:r>
           <w:rPr>
@@ -4610,7 +4610,7 @@
             <w:noProof/>
             <w:webHidden/>
           </w:rPr>
-          <w:t>38</w:t>
+          <w:t>39</w:t>
         </w:r>
         <w:r>
           <w:rPr>
@@ -4633,7 +4633,7 @@
           <w14:ligatures w14:val="standardContextual"/>
         </w:rPr>
       </w:pPr>
-      <w:hyperlink w:anchor="_Toc242641625" w:history="1">
+      <w:hyperlink w:anchor="_Toc242831972" w:history="1">
         <w:r>
           <w:rPr>
             <w:rStyle w:val="Hipervnculo"/>
@@ -4660,7 +4660,7 @@
             <w:noProof/>
             <w:webHidden/>
           </w:rPr>
-          <w:instrText xml:space="preserve"> PAGEREF _Toc242641625 \h </w:instrText>
+          <w:instrText xml:space="preserve"> PAGEREF _Toc242831972 \h </w:instrText>
         </w:r>
         <w:r>
           <w:rPr>
@@ -4680,7 +4680,7 @@
             <w:noProof/>
             <w:webHidden/>
           </w:rPr>
-          <w:t>38</w:t>
+          <w:t>39</w:t>
         </w:r>
         <w:r>
           <w:rPr>
@@ -4703,7 +4703,7 @@
           <w14:ligatures w14:val="standardContextual"/>
         </w:rPr>
       </w:pPr>
-      <w:hyperlink w:anchor="_Toc242641626" w:history="1">
+      <w:hyperlink w:anchor="_Toc242831973" w:history="1">
         <w:r>
           <w:rPr>
             <w:rStyle w:val="Hipervnculo"/>
@@ -4730,7 +4730,7 @@
             <w:noProof/>
             <w:webHidden/>
           </w:rPr>
-          <w:instrText xml:space="preserve"> PAGEREF _Toc242641626 \h </w:instrText>
+          <w:instrText xml:space="preserve"> PAGEREF _Toc242831973 \h </w:instrText>
         </w:r>
         <w:r>
           <w:rPr>
@@ -4750,7 +4750,7 @@
             <w:noProof/>
             <w:webHidden/>
           </w:rPr>
-          <w:t>39</w:t>
+          <w:t>40</w:t>
         </w:r>
         <w:r>
           <w:rPr>
@@ -4773,7 +4773,7 @@
           <w14:ligatures w14:val="standardContextual"/>
         </w:rPr>
       </w:pPr>
-      <w:hyperlink w:anchor="_Toc242641627" w:history="1">
+      <w:hyperlink w:anchor="_Toc242831974" w:history="1">
         <w:r>
           <w:rPr>
             <w:rStyle w:val="Hipervnculo"/>
@@ -4800,7 +4800,7 @@
             <w:noProof/>
             <w:webHidden/>
           </w:rPr>
-          <w:instrText xml:space="preserve"> PAGEREF _Toc242641627 \h </w:instrText>
+          <w:instrText xml:space="preserve"> PAGEREF _Toc242831974 \h </w:instrText>
         </w:r>
         <w:r>
           <w:rPr>
@@ -4820,7 +4820,7 @@
             <w:noProof/>
             <w:webHidden/>
           </w:rPr>
-          <w:t>39</w:t>
+          <w:t>40</w:t>
         </w:r>
         <w:r>
           <w:rPr>
@@ -4843,7 +4843,7 @@
           <w14:ligatures w14:val="standardContextual"/>
         </w:rPr>
       </w:pPr>
-      <w:hyperlink w:anchor="_Toc242641628" w:history="1">
+      <w:hyperlink w:anchor="_Toc242831975" w:history="1">
         <w:r>
           <w:rPr>
             <w:rStyle w:val="Hipervnculo"/>
@@ -4870,7 +4870,7 @@
             <w:noProof/>
             <w:webHidden/>
           </w:rPr>
-          <w:instrText xml:space="preserve"> PAGEREF _Toc242641628 \h </w:instrText>
+          <w:instrText xml:space="preserve"> PAGEREF _Toc242831975 \h </w:instrText>
         </w:r>
         <w:r>
           <w:rPr>
@@ -4890,7 +4890,7 @@
             <w:noProof/>
             <w:webHidden/>
           </w:rPr>
-          <w:t>40</w:t>
+          <w:t>41</w:t>
         </w:r>
         <w:r>
           <w:rPr>
@@ -4913,7 +4913,7 @@
           <w14:ligatures w14:val="standardContextual"/>
         </w:rPr>
       </w:pPr>
-      <w:hyperlink w:anchor="_Toc242641629" w:history="1">
+      <w:hyperlink w:anchor="_Toc242831976" w:history="1">
         <w:r>
           <w:rPr>
             <w:rStyle w:val="Hipervnculo"/>
@@ -4940,7 +4940,7 @@
             <w:noProof/>
             <w:webHidden/>
           </w:rPr>
-          <w:instrText xml:space="preserve"> PAGEREF _Toc242641629 \h </w:instrText>
+          <w:instrText xml:space="preserve"> PAGEREF _Toc242831976 \h </w:instrText>
         </w:r>
         <w:r>
           <w:rPr>
@@ -4960,7 +4960,7 @@
             <w:noProof/>
             <w:webHidden/>
           </w:rPr>
-          <w:t>41</w:t>
+          <w:t>42</w:t>
         </w:r>
         <w:r>
           <w:rPr>
@@ -4983,7 +4983,7 @@
           <w14:ligatures w14:val="standardContextual"/>
         </w:rPr>
       </w:pPr>
-      <w:hyperlink w:anchor="_Toc242641630" w:history="1">
+      <w:hyperlink w:anchor="_Toc242831977" w:history="1">
         <w:r>
           <w:rPr>
             <w:rStyle w:val="Hipervnculo"/>
@@ -5010,7 +5010,7 @@
             <w:noProof/>
             <w:webHidden/>
           </w:rPr>
-          <w:instrText xml:space="preserve"> PAGEREF _Toc242641630 \h </w:instrText>
+          <w:instrText xml:space="preserve"> PAGEREF _Toc242831977 \h </w:instrText>
         </w:r>
         <w:r>
           <w:rPr>
@@ -5030,7 +5030,7 @@
             <w:noProof/>
             <w:webHidden/>
           </w:rPr>
-          <w:t>42</w:t>
+          <w:t>43</w:t>
         </w:r>
         <w:r>
           <w:rPr>
@@ -5053,7 +5053,7 @@
           <w14:ligatures w14:val="standardContextual"/>
         </w:rPr>
       </w:pPr>
-      <w:hyperlink w:anchor="_Toc242641631" w:history="1">
+      <w:hyperlink w:anchor="_Toc242831978" w:history="1">
         <w:r>
           <w:rPr>
             <w:rStyle w:val="Hipervnculo"/>
@@ -5080,7 +5080,7 @@
             <w:noProof/>
             <w:webHidden/>
           </w:rPr>
-          <w:instrText xml:space="preserve"> PAGEREF _Toc242641631 \h </w:instrText>
+          <w:instrText xml:space="preserve"> PAGEREF _Toc242831978 \h </w:instrText>
         </w:r>
         <w:r>
           <w:rPr>
@@ -5100,7 +5100,7 @@
             <w:noProof/>
             <w:webHidden/>
           </w:rPr>
-          <w:t>43</w:t>
+          <w:t>44</w:t>
         </w:r>
         <w:r>
           <w:rPr>
@@ -5123,7 +5123,7 @@
           <w14:ligatures w14:val="standardContextual"/>
         </w:rPr>
       </w:pPr>
-      <w:hyperlink w:anchor="_Toc242641632" w:history="1">
+      <w:hyperlink w:anchor="_Toc242831979" w:history="1">
         <w:r>
           <w:rPr>
             <w:rStyle w:val="Hipervnculo"/>
@@ -5150,7 +5150,7 @@
             <w:noProof/>
             <w:webHidden/>
           </w:rPr>
-          <w:instrText xml:space="preserve"> PAGEREF _Toc242641632 \h </w:instrText>
+          <w:instrText xml:space="preserve"> PAGEREF _Toc242831979 \h </w:instrText>
         </w:r>
         <w:r>
           <w:rPr>
@@ -5170,7 +5170,7 @@
             <w:noProof/>
             <w:webHidden/>
           </w:rPr>
-          <w:t>44</w:t>
+          <w:t>45</w:t>
         </w:r>
         <w:r>
           <w:rPr>
@@ -5193,7 +5193,7 @@
           <w14:ligatures w14:val="standardContextual"/>
         </w:rPr>
       </w:pPr>
-      <w:hyperlink w:anchor="_Toc242641633" w:history="1">
+      <w:hyperlink w:anchor="_Toc242831980" w:history="1">
         <w:r>
           <w:rPr>
             <w:rStyle w:val="Hipervnculo"/>
@@ -5220,7 +5220,7 @@
             <w:noProof/>
             <w:webHidden/>
           </w:rPr>
-          <w:instrText xml:space="preserve"> PAGEREF _Toc242641633 \h </w:instrText>
+          <w:instrText xml:space="preserve"> PAGEREF _Toc242831980 \h </w:instrText>
         </w:r>
         <w:r>
           <w:rPr>
@@ -5240,7 +5240,7 @@
             <w:noProof/>
             <w:webHidden/>
           </w:rPr>
-          <w:t>44</w:t>
+          <w:t>45</w:t>
         </w:r>
         <w:r>
           <w:rPr>
@@ -5263,7 +5263,7 @@
           <w14:ligatures w14:val="standardContextual"/>
         </w:rPr>
       </w:pPr>
-      <w:hyperlink w:anchor="_Toc242641634" w:history="1">
+      <w:hyperlink w:anchor="_Toc242831981" w:history="1">
         <w:r>
           <w:rPr>
             <w:rStyle w:val="Hipervnculo"/>
@@ -5290,7 +5290,7 @@
             <w:noProof/>
             <w:webHidden/>
           </w:rPr>
-          <w:instrText xml:space="preserve"> PAGEREF _Toc242641634 \h </w:instrText>
+          <w:instrText xml:space="preserve"> PAGEREF _Toc242831981 \h </w:instrText>
         </w:r>
         <w:r>
           <w:rPr>
@@ -5310,7 +5310,7 @@
             <w:noProof/>
             <w:webHidden/>
           </w:rPr>
-          <w:t>45</w:t>
+          <w:t>46</w:t>
         </w:r>
         <w:r>
           <w:rPr>
@@ -5333,7 +5333,7 @@
           <w14:ligatures w14:val="standardContextual"/>
         </w:rPr>
       </w:pPr>
-      <w:hyperlink w:anchor="_Toc242641635" w:history="1">
+      <w:hyperlink w:anchor="_Toc242831982" w:history="1">
         <w:r>
           <w:rPr>
             <w:rStyle w:val="Hipervnculo"/>
@@ -5360,7 +5360,7 @@
             <w:noProof/>
             <w:webHidden/>
           </w:rPr>
-          <w:instrText xml:space="preserve"> PAGEREF _Toc242641635 \h </w:instrText>
+          <w:instrText xml:space="preserve"> PAGEREF _Toc242831982 \h </w:instrText>
         </w:r>
         <w:r>
           <w:rPr>
@@ -5380,7 +5380,7 @@
             <w:noProof/>
             <w:webHidden/>
           </w:rPr>
-          <w:t>45</w:t>
+          <w:t>46</w:t>
         </w:r>
         <w:r>
           <w:rPr>
@@ -5406,7 +5406,7 @@
           <w14:ligatures w14:val="standardContextual"/>
         </w:rPr>
       </w:pPr>
-      <w:hyperlink w:anchor="_Toc242641636" w:history="1">
+      <w:hyperlink w:anchor="_Toc242831983" w:history="1">
         <w:r>
           <w:rPr>
             <w:rStyle w:val="Hipervnculo"/>
@@ -5433,7 +5433,7 @@
             <w:noProof/>
             <w:webHidden/>
           </w:rPr>
-          <w:instrText xml:space="preserve"> PAGEREF _Toc242641636 \h </w:instrText>
+          <w:instrText xml:space="preserve"> PAGEREF _Toc242831983 \h </w:instrText>
         </w:r>
         <w:r>
           <w:rPr>
@@ -5453,7 +5453,7 @@
             <w:noProof/>
             <w:webHidden/>
           </w:rPr>
-          <w:t>46</w:t>
+          <w:t>47</w:t>
         </w:r>
         <w:r>
           <w:rPr>
@@ -5476,7 +5476,7 @@
           <w14:ligatures w14:val="standardContextual"/>
         </w:rPr>
       </w:pPr>
-      <w:hyperlink w:anchor="_Toc242641637" w:history="1">
+      <w:hyperlink w:anchor="_Toc242831984" w:history="1">
         <w:r>
           <w:rPr>
             <w:rStyle w:val="Hipervnculo"/>
@@ -5503,7 +5503,7 @@
             <w:noProof/>
             <w:webHidden/>
           </w:rPr>
-          <w:instrText xml:space="preserve"> PAGEREF _Toc242641637 \h </w:instrText>
+          <w:instrText xml:space="preserve"> PAGEREF _Toc242831984 \h </w:instrText>
         </w:r>
         <w:r>
           <w:rPr>
@@ -5523,7 +5523,7 @@
             <w:noProof/>
             <w:webHidden/>
           </w:rPr>
-          <w:t>46</w:t>
+          <w:t>47</w:t>
         </w:r>
         <w:r>
           <w:rPr>
@@ -5546,7 +5546,7 @@
           <w14:ligatures w14:val="standardContextual"/>
         </w:rPr>
       </w:pPr>
-      <w:hyperlink w:anchor="_Toc242641638" w:history="1">
+      <w:hyperlink w:anchor="_Toc242831985" w:history="1">
         <w:r>
           <w:rPr>
             <w:rStyle w:val="Hipervnculo"/>
@@ -5573,7 +5573,7 @@
             <w:noProof/>
             <w:webHidden/>
           </w:rPr>
-          <w:instrText xml:space="preserve"> PAGEREF _Toc242641638 \h </w:instrText>
+          <w:instrText xml:space="preserve"> PAGEREF _Toc242831985 \h </w:instrText>
         </w:r>
         <w:r>
           <w:rPr>
@@ -5593,7 +5593,7 @@
             <w:noProof/>
             <w:webHidden/>
           </w:rPr>
-          <w:t>47</w:t>
+          <w:t>48</w:t>
         </w:r>
         <w:r>
           <w:rPr>
@@ -5616,7 +5616,7 @@
           <w14:ligatures w14:val="standardContextual"/>
         </w:rPr>
       </w:pPr>
-      <w:hyperlink w:anchor="_Toc242641639" w:history="1">
+      <w:hyperlink w:anchor="_Toc242831986" w:history="1">
         <w:r>
           <w:rPr>
             <w:rStyle w:val="Hipervnculo"/>
@@ -5643,7 +5643,7 @@
             <w:noProof/>
             <w:webHidden/>
           </w:rPr>
-          <w:instrText xml:space="preserve"> PAGEREF _Toc242641639 \h </w:instrText>
+          <w:instrText xml:space="preserve"> PAGEREF _Toc242831986 \h </w:instrText>
         </w:r>
         <w:r>
           <w:rPr>
@@ -5663,7 +5663,7 @@
             <w:noProof/>
             <w:webHidden/>
           </w:rPr>
-          <w:t>48</w:t>
+          <w:t>49</w:t>
         </w:r>
         <w:r>
           <w:rPr>
@@ -5686,7 +5686,7 @@
           <w14:ligatures w14:val="standardContextual"/>
         </w:rPr>
       </w:pPr>
-      <w:hyperlink w:anchor="_Toc242641640" w:history="1">
+      <w:hyperlink w:anchor="_Toc242831987" w:history="1">
         <w:r>
           <w:rPr>
             <w:rStyle w:val="Hipervnculo"/>
@@ -5713,7 +5713,7 @@
             <w:noProof/>
             <w:webHidden/>
           </w:rPr>
-          <w:instrText xml:space="preserve"> PAGEREF _Toc242641640 \h </w:instrText>
+          <w:instrText xml:space="preserve"> PAGEREF _Toc242831987 \h </w:instrText>
         </w:r>
         <w:r>
           <w:rPr>
@@ -5733,7 +5733,7 @@
             <w:noProof/>
             <w:webHidden/>
           </w:rPr>
-          <w:t>48</w:t>
+          <w:t>49</w:t>
         </w:r>
         <w:r>
           <w:rPr>
@@ -5756,7 +5756,7 @@
           <w14:ligatures w14:val="standardContextual"/>
         </w:rPr>
       </w:pPr>
-      <w:hyperlink w:anchor="_Toc242641641" w:history="1">
+      <w:hyperlink w:anchor="_Toc242831988" w:history="1">
         <w:r>
           <w:rPr>
             <w:rStyle w:val="Hipervnculo"/>
@@ -5783,7 +5783,7 @@
             <w:noProof/>
             <w:webHidden/>
           </w:rPr>
-          <w:instrText xml:space="preserve"> PAGEREF _Toc242641641 \h </w:instrText>
+          <w:instrText xml:space="preserve"> PAGEREF _Toc242831988 \h </w:instrText>
         </w:r>
         <w:r>
           <w:rPr>
@@ -5803,7 +5803,7 @@
             <w:noProof/>
             <w:webHidden/>
           </w:rPr>
-          <w:t>49</w:t>
+          <w:t>50</w:t>
         </w:r>
         <w:r>
           <w:rPr>
@@ -5826,7 +5826,7 @@
           <w14:ligatures w14:val="standardContextual"/>
         </w:rPr>
       </w:pPr>
-      <w:hyperlink w:anchor="_Toc242641642" w:history="1">
+      <w:hyperlink w:anchor="_Toc242831989" w:history="1">
         <w:r>
           <w:rPr>
             <w:rStyle w:val="Hipervnculo"/>
@@ -5853,7 +5853,7 @@
             <w:noProof/>
             <w:webHidden/>
           </w:rPr>
-          <w:instrText xml:space="preserve"> PAGEREF _Toc242641642 \h </w:instrText>
+          <w:instrText xml:space="preserve"> PAGEREF _Toc242831989 \h </w:instrText>
         </w:r>
         <w:r>
           <w:rPr>
@@ -5873,7 +5873,7 @@
             <w:noProof/>
             <w:webHidden/>
           </w:rPr>
-          <w:t>49</w:t>
+          <w:t>50</w:t>
         </w:r>
         <w:r>
           <w:rPr>
@@ -5896,7 +5896,7 @@
           <w14:ligatures w14:val="standardContextual"/>
         </w:rPr>
       </w:pPr>
-      <w:hyperlink w:anchor="_Toc242641643" w:history="1">
+      <w:hyperlink w:anchor="_Toc242831990" w:history="1">
         <w:r>
           <w:rPr>
             <w:rStyle w:val="Hipervnculo"/>
@@ -5923,7 +5923,7 @@
             <w:noProof/>
             <w:webHidden/>
           </w:rPr>
-          <w:instrText xml:space="preserve"> PAGEREF _Toc242641643 \h </w:instrText>
+          <w:instrText xml:space="preserve"> PAGEREF _Toc242831990 \h </w:instrText>
         </w:r>
         <w:r>
           <w:rPr>
@@ -5943,7 +5943,7 @@
             <w:noProof/>
             <w:webHidden/>
           </w:rPr>
-          <w:t>49</w:t>
+          <w:t>50</w:t>
         </w:r>
         <w:r>
           <w:rPr>
@@ -5966,7 +5966,7 @@
           <w14:ligatures w14:val="standardContextual"/>
         </w:rPr>
       </w:pPr>
-      <w:hyperlink w:anchor="_Toc242641644" w:history="1">
+      <w:hyperlink w:anchor="_Toc242831991" w:history="1">
         <w:r>
           <w:rPr>
             <w:rStyle w:val="Hipervnculo"/>
@@ -5993,7 +5993,7 @@
             <w:noProof/>
             <w:webHidden/>
           </w:rPr>
-          <w:instrText xml:space="preserve"> PAGEREF _Toc242641644 \h </w:instrText>
+          <w:instrText xml:space="preserve"> PAGEREF _Toc242831991 \h </w:instrText>
         </w:r>
         <w:r>
           <w:rPr>
@@ -6013,7 +6013,7 @@
             <w:noProof/>
             <w:webHidden/>
           </w:rPr>
-          <w:t>50</w:t>
+          <w:t>51</w:t>
         </w:r>
         <w:r>
           <w:rPr>
@@ -6036,7 +6036,7 @@
           <w14:ligatures w14:val="standardContextual"/>
         </w:rPr>
       </w:pPr>
-      <w:hyperlink w:anchor="_Toc242641645" w:history="1">
+      <w:hyperlink w:anchor="_Toc242831992" w:history="1">
         <w:r>
           <w:rPr>
             <w:rStyle w:val="Hipervnculo"/>
@@ -6063,7 +6063,7 @@
             <w:noProof/>
             <w:webHidden/>
           </w:rPr>
-          <w:instrText xml:space="preserve"> PAGEREF _Toc242641645 \h </w:instrText>
+          <w:instrText xml:space="preserve"> PAGEREF _Toc242831992 \h </w:instrText>
         </w:r>
         <w:r>
           <w:rPr>
@@ -6083,7 +6083,7 @@
             <w:noProof/>
             <w:webHidden/>
           </w:rPr>
-          <w:t>51</w:t>
+          <w:t>52</w:t>
         </w:r>
         <w:r>
           <w:rPr>
@@ -6106,7 +6106,7 @@
           <w14:ligatures w14:val="standardContextual"/>
         </w:rPr>
       </w:pPr>
-      <w:hyperlink w:anchor="_Toc242641646" w:history="1">
+      <w:hyperlink w:anchor="_Toc242831993" w:history="1">
         <w:r>
           <w:rPr>
             <w:rStyle w:val="Hipervnculo"/>
@@ -6133,7 +6133,7 @@
             <w:noProof/>
             <w:webHidden/>
           </w:rPr>
-          <w:instrText xml:space="preserve"> PAGEREF _Toc242641646 \h </w:instrText>
+          <w:instrText xml:space="preserve"> PAGEREF _Toc242831993 \h </w:instrText>
         </w:r>
         <w:r>
           <w:rPr>
@@ -6153,7 +6153,7 @@
             <w:noProof/>
             <w:webHidden/>
           </w:rPr>
-          <w:t>51</w:t>
+          <w:t>52</w:t>
         </w:r>
         <w:r>
           <w:rPr>
@@ -6176,7 +6176,7 @@
           <w14:ligatures w14:val="standardContextual"/>
         </w:rPr>
       </w:pPr>
-      <w:hyperlink w:anchor="_Toc242641647" w:history="1">
+      <w:hyperlink w:anchor="_Toc242831994" w:history="1">
         <w:r>
           <w:rPr>
             <w:rStyle w:val="Hipervnculo"/>
@@ -6203,7 +6203,7 @@
             <w:noProof/>
             <w:webHidden/>
           </w:rPr>
-          <w:instrText xml:space="preserve"> PAGEREF _Toc242641647 \h </w:instrText>
+          <w:instrText xml:space="preserve"> PAGEREF _Toc242831994 \h </w:instrText>
         </w:r>
         <w:r>
           <w:rPr>
@@ -6223,7 +6223,7 @@
             <w:noProof/>
             <w:webHidden/>
           </w:rPr>
-          <w:t>52</w:t>
+          <w:t>53</w:t>
         </w:r>
         <w:r>
           <w:rPr>
@@ -6246,7 +6246,7 @@
           <w14:ligatures w14:val="standardContextual"/>
         </w:rPr>
       </w:pPr>
-      <w:hyperlink w:anchor="_Toc242641648" w:history="1">
+      <w:hyperlink w:anchor="_Toc242831995" w:history="1">
         <w:r>
           <w:rPr>
             <w:rStyle w:val="Hipervnculo"/>
@@ -6273,7 +6273,7 @@
             <w:noProof/>
             <w:webHidden/>
           </w:rPr>
-          <w:instrText xml:space="preserve"> PAGEREF _Toc242641648 \h </w:instrText>
+          <w:instrText xml:space="preserve"> PAGEREF _Toc242831995 \h </w:instrText>
         </w:r>
         <w:r>
           <w:rPr>
@@ -6293,7 +6293,7 @@
             <w:noProof/>
             <w:webHidden/>
           </w:rPr>
-          <w:t>52</w:t>
+          <w:t>53</w:t>
         </w:r>
         <w:r>
           <w:rPr>
@@ -6316,7 +6316,7 @@
           <w14:ligatures w14:val="standardContextual"/>
         </w:rPr>
       </w:pPr>
-      <w:hyperlink w:anchor="_Toc242641649" w:history="1">
+      <w:hyperlink w:anchor="_Toc242831996" w:history="1">
         <w:r>
           <w:rPr>
             <w:rStyle w:val="Hipervnculo"/>
@@ -6343,7 +6343,7 @@
             <w:noProof/>
             <w:webHidden/>
           </w:rPr>
-          <w:instrText xml:space="preserve"> PAGEREF _Toc242641649 \h </w:instrText>
+          <w:instrText xml:space="preserve"> PAGEREF _Toc242831996 \h </w:instrText>
         </w:r>
         <w:r>
           <w:rPr>
@@ -6363,7 +6363,7 @@
             <w:noProof/>
             <w:webHidden/>
           </w:rPr>
-          <w:t>53</w:t>
+          <w:t>54</w:t>
         </w:r>
         <w:r>
           <w:rPr>
@@ -6386,7 +6386,7 @@
           <w14:ligatures w14:val="standardContextual"/>
         </w:rPr>
       </w:pPr>
-      <w:hyperlink w:anchor="_Toc242641650" w:history="1">
+      <w:hyperlink w:anchor="_Toc242831997" w:history="1">
         <w:r>
           <w:rPr>
             <w:rStyle w:val="Hipervnculo"/>
@@ -6413,7 +6413,7 @@
             <w:noProof/>
             <w:webHidden/>
           </w:rPr>
-          <w:instrText xml:space="preserve"> PAGEREF _Toc242641650 \h </w:instrText>
+          <w:instrText xml:space="preserve"> PAGEREF _Toc242831997 \h </w:instrText>
         </w:r>
         <w:r>
           <w:rPr>
@@ -6433,7 +6433,7 @@
             <w:noProof/>
             <w:webHidden/>
           </w:rPr>
-          <w:t>53</w:t>
+          <w:t>55</w:t>
         </w:r>
         <w:r>
           <w:rPr>
@@ -6459,7 +6459,7 @@
           <w14:ligatures w14:val="standardContextual"/>
         </w:rPr>
       </w:pPr>
-      <w:hyperlink w:anchor="_Toc242641651" w:history="1">
+      <w:hyperlink w:anchor="_Toc242831998" w:history="1">
         <w:r>
           <w:rPr>
             <w:rStyle w:val="Hipervnculo"/>
@@ -6486,7 +6486,7 @@
             <w:noProof/>
             <w:webHidden/>
           </w:rPr>
-          <w:instrText xml:space="preserve"> PAGEREF _Toc242641651 \h </w:instrText>
+          <w:instrText xml:space="preserve"> PAGEREF _Toc242831998 \h </w:instrText>
         </w:r>
         <w:r>
           <w:rPr>
@@ -6506,7 +6506,7 @@
             <w:noProof/>
             <w:webHidden/>
           </w:rPr>
-          <w:t>55</w:t>
+          <w:t>56</w:t>
         </w:r>
         <w:r>
           <w:rPr>
@@ -6529,7 +6529,7 @@
           <w14:ligatures w14:val="standardContextual"/>
         </w:rPr>
       </w:pPr>
-      <w:hyperlink w:anchor="_Toc242641652" w:history="1">
+      <w:hyperlink w:anchor="_Toc242831999" w:history="1">
         <w:r>
           <w:rPr>
             <w:rStyle w:val="Hipervnculo"/>
@@ -6556,7 +6556,7 @@
             <w:noProof/>
             <w:webHidden/>
           </w:rPr>
-          <w:instrText xml:space="preserve"> PAGEREF _Toc242641652 \h </w:instrText>
+          <w:instrText xml:space="preserve"> PAGEREF _Toc242831999 \h </w:instrText>
         </w:r>
         <w:r>
           <w:rPr>
@@ -6576,7 +6576,7 @@
             <w:noProof/>
             <w:webHidden/>
           </w:rPr>
-          <w:t>55</w:t>
+          <w:t>56</w:t>
         </w:r>
         <w:r>
           <w:rPr>
@@ -6599,7 +6599,7 @@
           <w14:ligatures w14:val="standardContextual"/>
         </w:rPr>
       </w:pPr>
-      <w:hyperlink w:anchor="_Toc242641653" w:history="1">
+      <w:hyperlink w:anchor="_Toc242832000" w:history="1">
         <w:r>
           <w:rPr>
             <w:rStyle w:val="Hipervnculo"/>
@@ -6626,7 +6626,7 @@
             <w:noProof/>
             <w:webHidden/>
           </w:rPr>
-          <w:instrText xml:space="preserve"> PAGEREF _Toc242641653 \h </w:instrText>
+          <w:instrText xml:space="preserve"> PAGEREF _Toc242832000 \h </w:instrText>
         </w:r>
         <w:r>
           <w:rPr>
@@ -6646,7 +6646,7 @@
             <w:noProof/>
             <w:webHidden/>
           </w:rPr>
-          <w:t>56</w:t>
+          <w:t>57</w:t>
         </w:r>
         <w:r>
           <w:rPr>
@@ -6669,7 +6669,7 @@
           <w14:ligatures w14:val="standardContextual"/>
         </w:rPr>
       </w:pPr>
-      <w:hyperlink w:anchor="_Toc242641654" w:history="1">
+      <w:hyperlink w:anchor="_Toc242832001" w:history="1">
         <w:r>
           <w:rPr>
             <w:rStyle w:val="Hipervnculo"/>
@@ -6696,7 +6696,7 @@
             <w:noProof/>
             <w:webHidden/>
           </w:rPr>
-          <w:instrText xml:space="preserve"> PAGEREF _Toc242641654 \h </w:instrText>
+          <w:instrText xml:space="preserve"> PAGEREF _Toc242832001 \h </w:instrText>
         </w:r>
         <w:r>
           <w:rPr>
@@ -6716,7 +6716,7 @@
             <w:noProof/>
             <w:webHidden/>
           </w:rPr>
-          <w:t>56</w:t>
+          <w:t>57</w:t>
         </w:r>
         <w:r>
           <w:rPr>
@@ -6739,13 +6739,21 @@
           <w14:ligatures w14:val="standardContextual"/>
         </w:rPr>
       </w:pPr>
-      <w:hyperlink w:anchor="_Toc242641655" w:history="1">
+      <w:hyperlink w:anchor="_Toc242832002" w:history="1">
         <w:r>
           <w:rPr>
             <w:rStyle w:val="Hipervnculo"/>
             <w:noProof/>
           </w:rPr>
-          <w:t>HU-6.4 — Ver estadísticas y gráficas del sistema</w:t>
+          <w:t>HU-6.</w:t>
+        </w:r>
+        <w:r>
+          <w:rPr>
+            <w:rStyle w:val="Hipervnculo"/>
+            <w:noProof/>
+          </w:rPr>
+          <w:lastRenderedPageBreak/>
+          <w:t>4 — Ver estadísticas y gráficas del sistema</w:t>
         </w:r>
         <w:r>
           <w:rPr>
@@ -6766,7 +6774,7 @@
             <w:noProof/>
             <w:webHidden/>
           </w:rPr>
-          <w:instrText xml:space="preserve"> PAGEREF _Toc242641655 \h </w:instrText>
+          <w:instrText xml:space="preserve"> PAGEREF _Toc242832002 \h </w:instrText>
         </w:r>
         <w:r>
           <w:rPr>
@@ -6786,7 +6794,7 @@
             <w:noProof/>
             <w:webHidden/>
           </w:rPr>
-          <w:t>57</w:t>
+          <w:t>58</w:t>
         </w:r>
         <w:r>
           <w:rPr>
@@ -6809,7 +6817,7 @@
           <w14:ligatures w14:val="standardContextual"/>
         </w:rPr>
       </w:pPr>
-      <w:hyperlink w:anchor="_Toc242641656" w:history="1">
+      <w:hyperlink w:anchor="_Toc242832003" w:history="1">
         <w:r>
           <w:rPr>
             <w:rStyle w:val="Hipervnculo"/>
@@ -6836,7 +6844,7 @@
             <w:noProof/>
             <w:webHidden/>
           </w:rPr>
-          <w:instrText xml:space="preserve"> PAGEREF _Toc242641656 \h </w:instrText>
+          <w:instrText xml:space="preserve"> PAGEREF _Toc242832003 \h </w:instrText>
         </w:r>
         <w:r>
           <w:rPr>
@@ -6856,7 +6864,7 @@
             <w:noProof/>
             <w:webHidden/>
           </w:rPr>
-          <w:t>57</w:t>
+          <w:t>58</w:t>
         </w:r>
         <w:r>
           <w:rPr>
@@ -6882,7 +6890,7 @@
           <w14:ligatures w14:val="standardContextual"/>
         </w:rPr>
       </w:pPr>
-      <w:hyperlink w:anchor="_Toc242641657" w:history="1">
+      <w:hyperlink w:anchor="_Toc242832004" w:history="1">
         <w:r>
           <w:rPr>
             <w:rStyle w:val="Hipervnculo"/>
@@ -6909,7 +6917,7 @@
             <w:noProof/>
             <w:webHidden/>
           </w:rPr>
-          <w:instrText xml:space="preserve"> PAGEREF _Toc242641657 \h </w:instrText>
+          <w:instrText xml:space="preserve"> PAGEREF _Toc242832004 \h </w:instrText>
         </w:r>
         <w:r>
           <w:rPr>
@@ -6929,7 +6937,7 @@
             <w:noProof/>
             <w:webHidden/>
           </w:rPr>
-          <w:t>58</w:t>
+          <w:t>59</w:t>
         </w:r>
         <w:r>
           <w:rPr>
@@ -6952,7 +6960,7 @@
           <w14:ligatures w14:val="standardContextual"/>
         </w:rPr>
       </w:pPr>
-      <w:hyperlink w:anchor="_Toc242641658" w:history="1">
+      <w:hyperlink w:anchor="_Toc242832005" w:history="1">
         <w:r>
           <w:rPr>
             <w:rStyle w:val="Hipervnculo"/>
@@ -6979,7 +6987,7 @@
             <w:noProof/>
             <w:webHidden/>
           </w:rPr>
-          <w:instrText xml:space="preserve"> PAGEREF _Toc242641658 \h </w:instrText>
+          <w:instrText xml:space="preserve"> PAGEREF _Toc242832005 \h </w:instrText>
         </w:r>
         <w:r>
           <w:rPr>
@@ -6999,7 +7007,7 @@
             <w:noProof/>
             <w:webHidden/>
           </w:rPr>
-          <w:t>58</w:t>
+          <w:t>59</w:t>
         </w:r>
         <w:r>
           <w:rPr>
@@ -7022,7 +7030,7 @@
           <w14:ligatures w14:val="standardContextual"/>
         </w:rPr>
       </w:pPr>
-      <w:hyperlink w:anchor="_Toc242641659" w:history="1">
+      <w:hyperlink w:anchor="_Toc242832006" w:history="1">
         <w:r>
           <w:rPr>
             <w:rStyle w:val="Hipervnculo"/>
@@ -7049,7 +7057,7 @@
             <w:noProof/>
             <w:webHidden/>
           </w:rPr>
-          <w:instrText xml:space="preserve"> PAGEREF _Toc242641659 \h </w:instrText>
+          <w:instrText xml:space="preserve"> PAGEREF _Toc242832006 \h </w:instrText>
         </w:r>
         <w:r>
           <w:rPr>
@@ -7069,7 +7077,7 @@
             <w:noProof/>
             <w:webHidden/>
           </w:rPr>
-          <w:t>58</w:t>
+          <w:t>59</w:t>
         </w:r>
         <w:r>
           <w:rPr>
@@ -7092,7 +7100,7 @@
           <w14:ligatures w14:val="standardContextual"/>
         </w:rPr>
       </w:pPr>
-      <w:hyperlink w:anchor="_Toc242641660" w:history="1">
+      <w:hyperlink w:anchor="_Toc242832007" w:history="1">
         <w:r>
           <w:rPr>
             <w:rStyle w:val="Hipervnculo"/>
@@ -7119,7 +7127,7 @@
             <w:noProof/>
             <w:webHidden/>
           </w:rPr>
-          <w:instrText xml:space="preserve"> PAGEREF _Toc242641660 \h </w:instrText>
+          <w:instrText xml:space="preserve"> PAGEREF _Toc242832007 \h </w:instrText>
         </w:r>
         <w:r>
           <w:rPr>
@@ -7139,7 +7147,7 @@
             <w:noProof/>
             <w:webHidden/>
           </w:rPr>
-          <w:t>59</w:t>
+          <w:t>60</w:t>
         </w:r>
         <w:r>
           <w:rPr>
@@ -7162,7 +7170,7 @@
           <w14:ligatures w14:val="standardContextual"/>
         </w:rPr>
       </w:pPr>
-      <w:hyperlink w:anchor="_Toc242641661" w:history="1">
+      <w:hyperlink w:anchor="_Toc242832008" w:history="1">
         <w:r>
           <w:rPr>
             <w:rStyle w:val="Hipervnculo"/>
@@ -7189,7 +7197,7 @@
             <w:noProof/>
             <w:webHidden/>
           </w:rPr>
-          <w:instrText xml:space="preserve"> PAGEREF _Toc242641661 \h </w:instrText>
+          <w:instrText xml:space="preserve"> PAGEREF _Toc242832008 \h </w:instrText>
         </w:r>
         <w:r>
           <w:rPr>
@@ -7209,7 +7217,7 @@
             <w:noProof/>
             <w:webHidden/>
           </w:rPr>
-          <w:t>60</w:t>
+          <w:t>61</w:t>
         </w:r>
         <w:r>
           <w:rPr>
@@ -7232,7 +7240,7 @@
           <w14:ligatures w14:val="standardContextual"/>
         </w:rPr>
       </w:pPr>
-      <w:hyperlink w:anchor="_Toc242641662" w:history="1">
+      <w:hyperlink w:anchor="_Toc242832009" w:history="1">
         <w:r>
           <w:rPr>
             <w:rStyle w:val="Hipervnculo"/>
@@ -7259,7 +7267,7 @@
             <w:noProof/>
             <w:webHidden/>
           </w:rPr>
-          <w:instrText xml:space="preserve"> PAGEREF _Toc242641662 \h </w:instrText>
+          <w:instrText xml:space="preserve"> PAGEREF _Toc242832009 \h </w:instrText>
         </w:r>
         <w:r>
           <w:rPr>
@@ -7279,7 +7287,7 @@
             <w:noProof/>
             <w:webHidden/>
           </w:rPr>
-          <w:t>60</w:t>
+          <w:t>61</w:t>
         </w:r>
         <w:r>
           <w:rPr>
@@ -7305,7 +7313,7 @@
           <w14:ligatures w14:val="standardContextual"/>
         </w:rPr>
       </w:pPr>
-      <w:hyperlink w:anchor="_Toc242641663" w:history="1">
+      <w:hyperlink w:anchor="_Toc242832010" w:history="1">
         <w:r>
           <w:rPr>
             <w:rStyle w:val="Hipervnculo"/>
@@ -7341,7 +7349,7 @@
             <w:noProof/>
             <w:webHidden/>
           </w:rPr>
-          <w:instrText xml:space="preserve"> PAGEREF _Toc242641663 \h </w:instrText>
+          <w:instrText xml:space="preserve"> PAGEREF _Toc242832010 \h </w:instrText>
         </w:r>
         <w:r>
           <w:rPr>
@@ -7361,7 +7369,7 @@
             <w:noProof/>
             <w:webHidden/>
           </w:rPr>
-          <w:t>61</w:t>
+          <w:t>62</w:t>
         </w:r>
         <w:r>
           <w:rPr>
@@ -7384,7 +7392,7 @@
           <w14:ligatures w14:val="standardContextual"/>
         </w:rPr>
       </w:pPr>
-      <w:hyperlink w:anchor="_Toc242641664" w:history="1">
+      <w:hyperlink w:anchor="_Toc242832011" w:history="1">
         <w:r>
           <w:rPr>
             <w:rStyle w:val="Hipervnculo"/>
@@ -7411,7 +7419,7 @@
             <w:noProof/>
             <w:webHidden/>
           </w:rPr>
-          <w:instrText xml:space="preserve"> PAGEREF _Toc242641664 \h </w:instrText>
+          <w:instrText xml:space="preserve"> PAGEREF _Toc242832011 \h </w:instrText>
         </w:r>
         <w:r>
           <w:rPr>
@@ -7431,7 +7439,7 @@
             <w:noProof/>
             <w:webHidden/>
           </w:rPr>
-          <w:t>61</w:t>
+          <w:t>62</w:t>
         </w:r>
         <w:r>
           <w:rPr>
@@ -7454,7 +7462,7 @@
           <w14:ligatures w14:val="standardContextual"/>
         </w:rPr>
       </w:pPr>
-      <w:hyperlink w:anchor="_Toc242641665" w:history="1">
+      <w:hyperlink w:anchor="_Toc242832012" w:history="1">
         <w:r>
           <w:rPr>
             <w:rStyle w:val="Hipervnculo"/>
@@ -7481,7 +7489,7 @@
             <w:noProof/>
             <w:webHidden/>
           </w:rPr>
-          <w:instrText xml:space="preserve"> PAGEREF _Toc242641665 \h </w:instrText>
+          <w:instrText xml:space="preserve"> PAGEREF _Toc242832012 \h </w:instrText>
         </w:r>
         <w:r>
           <w:rPr>
@@ -7501,7 +7509,7 @@
             <w:noProof/>
             <w:webHidden/>
           </w:rPr>
-          <w:t>61</w:t>
+          <w:t>62</w:t>
         </w:r>
         <w:r>
           <w:rPr>
@@ -7524,7 +7532,7 @@
           <w14:ligatures w14:val="standardContextual"/>
         </w:rPr>
       </w:pPr>
-      <w:hyperlink w:anchor="_Toc242641666" w:history="1">
+      <w:hyperlink w:anchor="_Toc242832013" w:history="1">
         <w:r>
           <w:rPr>
             <w:rStyle w:val="Hipervnculo"/>
@@ -7551,7 +7559,7 @@
             <w:noProof/>
             <w:webHidden/>
           </w:rPr>
-          <w:instrText xml:space="preserve"> PAGEREF _Toc242641666 \h </w:instrText>
+          <w:instrText xml:space="preserve"> PAGEREF _Toc242832013 \h </w:instrText>
         </w:r>
         <w:r>
           <w:rPr>
@@ -7571,7 +7579,7 @@
             <w:noProof/>
             <w:webHidden/>
           </w:rPr>
-          <w:t>62</w:t>
+          <w:t>63</w:t>
         </w:r>
         <w:r>
           <w:rPr>
@@ -7594,7 +7602,7 @@
           <w14:ligatures w14:val="standardContextual"/>
         </w:rPr>
       </w:pPr>
-      <w:hyperlink w:anchor="_Toc242641667" w:history="1">
+      <w:hyperlink w:anchor="_Toc242832014" w:history="1">
         <w:r>
           <w:rPr>
             <w:rStyle w:val="Hipervnculo"/>
@@ -7621,7 +7629,7 @@
             <w:noProof/>
             <w:webHidden/>
           </w:rPr>
-          <w:instrText xml:space="preserve"> PAGEREF _Toc242641667 \h </w:instrText>
+          <w:instrText xml:space="preserve"> PAGEREF _Toc242832014 \h </w:instrText>
         </w:r>
         <w:r>
           <w:rPr>
@@ -7641,7 +7649,7 @@
             <w:noProof/>
             <w:webHidden/>
           </w:rPr>
-          <w:t>62</w:t>
+          <w:t>63</w:t>
         </w:r>
         <w:r>
           <w:rPr>
@@ -7664,7 +7672,7 @@
           <w14:ligatures w14:val="standardContextual"/>
         </w:rPr>
       </w:pPr>
-      <w:hyperlink w:anchor="_Toc242641668" w:history="1">
+      <w:hyperlink w:anchor="_Toc242832015" w:history="1">
         <w:r>
           <w:rPr>
             <w:rStyle w:val="Hipervnculo"/>
@@ -7691,7 +7699,7 @@
             <w:noProof/>
             <w:webHidden/>
           </w:rPr>
-          <w:instrText xml:space="preserve"> PAGEREF _Toc242641668 \h </w:instrText>
+          <w:instrText xml:space="preserve"> PAGEREF _Toc242832015 \h </w:instrText>
         </w:r>
         <w:r>
           <w:rPr>
@@ -7711,7 +7719,7 @@
             <w:noProof/>
             <w:webHidden/>
           </w:rPr>
-          <w:t>62</w:t>
+          <w:t>63</w:t>
         </w:r>
         <w:r>
           <w:rPr>
@@ -7737,7 +7745,7 @@
           <w14:ligatures w14:val="standardContextual"/>
         </w:rPr>
       </w:pPr>
-      <w:hyperlink w:anchor="_Toc242641669" w:history="1">
+      <w:hyperlink w:anchor="_Toc242832016" w:history="1">
         <w:r>
           <w:rPr>
             <w:rStyle w:val="Hipervnculo"/>
@@ -7764,7 +7772,7 @@
             <w:noProof/>
             <w:webHidden/>
           </w:rPr>
-          <w:instrText xml:space="preserve"> PAGEREF _Toc242641669 \h </w:instrText>
+          <w:instrText xml:space="preserve"> PAGEREF _Toc242832016 \h </w:instrText>
         </w:r>
         <w:r>
           <w:rPr>
@@ -7784,7 +7792,7 @@
             <w:noProof/>
             <w:webHidden/>
           </w:rPr>
-          <w:t>63</w:t>
+          <w:t>64</w:t>
         </w:r>
         <w:r>
           <w:rPr>
@@ -7807,7 +7815,7 @@
           <w14:ligatures w14:val="standardContextual"/>
         </w:rPr>
       </w:pPr>
-      <w:hyperlink w:anchor="_Toc242641670" w:history="1">
+      <w:hyperlink w:anchor="_Toc242832017" w:history="1">
         <w:r>
           <w:rPr>
             <w:rStyle w:val="Hipervnculo"/>
@@ -7834,7 +7842,7 @@
             <w:noProof/>
             <w:webHidden/>
           </w:rPr>
-          <w:instrText xml:space="preserve"> PAGEREF _Toc242641670 \h </w:instrText>
+          <w:instrText xml:space="preserve"> PAGEREF _Toc242832017 \h </w:instrText>
         </w:r>
         <w:r>
           <w:rPr>
@@ -7854,7 +7862,7 @@
             <w:noProof/>
             <w:webHidden/>
           </w:rPr>
-          <w:t>63</w:t>
+          <w:t>64</w:t>
         </w:r>
         <w:r>
           <w:rPr>
@@ -7880,7 +7888,7 @@
           <w14:ligatures w14:val="standardContextual"/>
         </w:rPr>
       </w:pPr>
-      <w:hyperlink w:anchor="_Toc242641671" w:history="1">
+      <w:hyperlink w:anchor="_Toc242832018" w:history="1">
         <w:r>
           <w:rPr>
             <w:rStyle w:val="Hipervnculo"/>
@@ -7907,7 +7915,7 @@
             <w:noProof/>
             <w:webHidden/>
           </w:rPr>
-          <w:instrText xml:space="preserve"> PAGEREF _Toc242641671 \h </w:instrText>
+          <w:instrText xml:space="preserve"> PAGEREF _Toc242832018 \h </w:instrText>
         </w:r>
         <w:r>
           <w:rPr>
@@ -7927,7 +7935,7 @@
             <w:noProof/>
             <w:webHidden/>
           </w:rPr>
-          <w:t>64</w:t>
+          <w:t>65</w:t>
         </w:r>
         <w:r>
           <w:rPr>
@@ -8123,10 +8131,7 @@
         <w:t>Criterio de aceptación:</w:t>
       </w:r>
       <w:r>
-        <w:t xml:space="preserve"> </w:t>
-      </w:r>
-      <w:r>
-        <w:t>describe una prueba concreta, con su entrada y el resultado esperado, que permite decir si el requisito se cumple.</w:t>
+        <w:t xml:space="preserve"> describe una prueba concreta, con su entrada y el resultado esperado, que permite decir si el requisito se cumple.</w:t>
       </w:r>
     </w:p>
     <w:p>
@@ -8174,10 +8179,53 @@
     </w:p>
     <w:p>
       <w:pPr>
+        <w:pStyle w:val="Textoindependiente"/>
+      </w:pPr>
+      <w:r>
+        <w:rPr>
+          <w:i/>
+          <w:iCs/>
+        </w:rPr>
+        <w:t xml:space="preserve">La </w:t>
+      </w:r>
+      <w:r>
+        <w:rPr>
+          <w:b/>
+          <w:bCs/>
+          <w:i/>
+          <w:iCs/>
+        </w:rPr>
+        <w:t>Revisión 3.3</w:t>
+      </w:r>
+      <w:r>
+        <w:rPr>
+          <w:i/>
+          <w:iCs/>
+        </w:rPr>
+        <w:t xml:space="preserve"> (14 de octubre de 2026) acompaña la versión 2.0.0-alpha.3: los requisitos de HU-T.18, HU-5.9, HU-1.5, HU-5.12, HU-5.13 y HU-2.10 quedan verificados con pruebas automáticas, con su evidencia en el plan del módulo (</w:t>
+      </w:r>
+      <w:r>
+        <w:rPr>
+          <w:rStyle w:val="VerbatimChar"/>
+          <w:i/>
+          <w:iCs/>
+        </w:rPr>
+        <w:t>specs/M5-portal-multiclinica.md</w:t>
+      </w:r>
+      <w:r>
+        <w:rPr>
+          <w:i/>
+          <w:iCs/>
+        </w:rPr>
+        <w:t>, §2). Se agrega RE-5.13.5 (tope de 3 clínicas, RN-116); RE-T.19.1 deja el alta del propietario por la clínica sin aceptación presencial y con la activación recuperable por el titular; RE-1.1.1 ya no exige el color; RE-T.5.7 rechaza correos temporales. Queda fuera, con su nota: las alergias y alertas de RE-2.10.1 (módulo 2, con RE-2.1.5).</w:t>
+      </w:r>
+    </w:p>
+    <w:p>
+      <w:pPr>
         <w:pStyle w:val="Ttulo1"/>
       </w:pPr>
       <w:bookmarkStart w:id="0" w:name="_48a44b56e2cba46e0bd273959c9fa021cf0e0c0"/>
-      <w:bookmarkStart w:id="1" w:name="_Toc242641565"/>
+      <w:bookmarkStart w:id="1" w:name="_Toc242831912"/>
       <w:r>
         <w:lastRenderedPageBreak/>
         <w:t xml:space="preserve">Módulo 0 — Plataforma: clínicas, planes y suscripción </w:t>
@@ -8196,7 +8244,7 @@
         <w:pStyle w:val="Ttulo2"/>
       </w:pPr>
       <w:bookmarkStart w:id="2" w:name="_1eb36715c186f58cce98281b1b189d20510db73"/>
-      <w:bookmarkStart w:id="3" w:name="_Toc242641566"/>
+      <w:bookmarkStart w:id="3" w:name="_Toc242831913"/>
       <w:r>
         <w:t>HU-0.1 — Registrar una clínica (self-service)</w:t>
       </w:r>
@@ -9135,7 +9183,7 @@
         <w:pStyle w:val="Ttulo2"/>
       </w:pPr>
       <w:bookmarkStart w:id="4" w:name="_802afc2bac434eff8b2fd18354a2e26d7a1818b"/>
-      <w:bookmarkStart w:id="5" w:name="_Toc242641567"/>
+      <w:bookmarkStart w:id="5" w:name="_Toc242831914"/>
       <w:bookmarkEnd w:id="2"/>
       <w:r>
         <w:t>HU-0.2 — Verificar el correo y activar la clínica</w:t>
@@ -9678,7 +9726,7 @@
         <w:pStyle w:val="Ttulo2"/>
       </w:pPr>
       <w:bookmarkStart w:id="6" w:name="_bb7346f7e0c84a0526cc1b09dcf7185b4de9ba6"/>
-      <w:bookmarkStart w:id="7" w:name="_Toc242641568"/>
+      <w:bookmarkStart w:id="7" w:name="_Toc242831915"/>
       <w:bookmarkEnd w:id="4"/>
       <w:r>
         <w:lastRenderedPageBreak/>
@@ -10301,7 +10349,7 @@
         <w:pStyle w:val="Ttulo2"/>
       </w:pPr>
       <w:bookmarkStart w:id="8" w:name="_81995397ba8e62ea0a492c5a03eed8bb24e762a"/>
-      <w:bookmarkStart w:id="9" w:name="_Toc242641569"/>
+      <w:bookmarkStart w:id="9" w:name="_Toc242831916"/>
       <w:bookmarkEnd w:id="6"/>
       <w:r>
         <w:lastRenderedPageBreak/>
@@ -10402,7 +10450,7 @@
         </w:tc>
         <w:tc>
           <w:tcPr>
-            <w:tcW w:w="639" w:type="pct"/>
+            <w:tcW w:w="638" w:type="pct"/>
           </w:tcPr>
           <w:p>
             <w:pPr>
@@ -10483,7 +10531,7 @@
         </w:tc>
         <w:tc>
           <w:tcPr>
-            <w:tcW w:w="639" w:type="pct"/>
+            <w:tcW w:w="638" w:type="pct"/>
           </w:tcPr>
           <w:p>
             <w:pPr>
@@ -10564,7 +10612,7 @@
         </w:tc>
         <w:tc>
           <w:tcPr>
-            <w:tcW w:w="639" w:type="pct"/>
+            <w:tcW w:w="638" w:type="pct"/>
           </w:tcPr>
           <w:p>
             <w:pPr>
@@ -10645,7 +10693,7 @@
         </w:tc>
         <w:tc>
           <w:tcPr>
-            <w:tcW w:w="639" w:type="pct"/>
+            <w:tcW w:w="638" w:type="pct"/>
           </w:tcPr>
           <w:p>
             <w:pPr>
@@ -10726,7 +10774,7 @@
         </w:tc>
         <w:tc>
           <w:tcPr>
-            <w:tcW w:w="639" w:type="pct"/>
+            <w:tcW w:w="638" w:type="pct"/>
           </w:tcPr>
           <w:p>
             <w:pPr>
@@ -10807,7 +10855,7 @@
         </w:tc>
         <w:tc>
           <w:tcPr>
-            <w:tcW w:w="639" w:type="pct"/>
+            <w:tcW w:w="638" w:type="pct"/>
           </w:tcPr>
           <w:p>
             <w:pPr>
@@ -10854,13 +10902,7 @@
               <w:keepNext/>
             </w:pPr>
             <w:r>
-              <w:t xml:space="preserve">Una urgencia </w:t>
-            </w:r>
-            <w:r>
-              <w:t>🔴</w:t>
-            </w:r>
-            <w:r>
-              <w:t xml:space="preserve"> no debe bloquearse por el límite del plan ni por la mora. </w:t>
+              <w:t xml:space="preserve">Una urgencia 🔴 no debe bloquearse por el límite del plan ni por la mora. </w:t>
             </w:r>
             <w:r>
               <w:rPr>
@@ -10895,19 +10937,13 @@
               <w:keepNext/>
             </w:pPr>
             <w:r>
-              <w:t xml:space="preserve">Con la clínica al límite y en mora, un caso </w:t>
-            </w:r>
-            <w:r>
-              <w:t>🔴</w:t>
-            </w:r>
-            <w:r>
-              <w:t xml:space="preserve"> se registra y se atiende.</w:t>
-            </w:r>
-          </w:p>
-        </w:tc>
-        <w:tc>
-          <w:tcPr>
-            <w:tcW w:w="639" w:type="pct"/>
+              <w:t>Con la clínica al límite y en mora, un caso 🔴 se registra y se atiende.</w:t>
+            </w:r>
+          </w:p>
+        </w:tc>
+        <w:tc>
+          <w:tcPr>
+            <w:tcW w:w="638" w:type="pct"/>
           </w:tcPr>
           <w:p>
             <w:pPr>
@@ -10984,7 +11020,7 @@
         </w:tc>
         <w:tc>
           <w:tcPr>
-            <w:tcW w:w="639" w:type="pct"/>
+            <w:tcW w:w="638" w:type="pct"/>
           </w:tcPr>
           <w:p>
             <w:pPr>
@@ -11009,10 +11045,7 @@
         <w:t>Reglas de negocio:</w:t>
       </w:r>
       <w:r>
-        <w:t xml:space="preserve"> </w:t>
-      </w:r>
-      <w:r>
-        <w:t>RN-003, RN-005, RN-006, RN-420</w:t>
+        <w:t xml:space="preserve"> RN-003, RN-005, RN-006, RN-420</w:t>
       </w:r>
     </w:p>
     <w:p>
@@ -11020,7 +11053,7 @@
         <w:pStyle w:val="Ttulo2"/>
       </w:pPr>
       <w:bookmarkStart w:id="10" w:name="_917b31bc7b2ec5728d8c83baea304146cede88e"/>
-      <w:bookmarkStart w:id="11" w:name="_Toc242641570"/>
+      <w:bookmarkStart w:id="11" w:name="_Toc242831917"/>
       <w:bookmarkEnd w:id="8"/>
       <w:r>
         <w:lastRenderedPageBreak/>
@@ -11121,7 +11154,7 @@
         </w:tc>
         <w:tc>
           <w:tcPr>
-            <w:tcW w:w="639" w:type="pct"/>
+            <w:tcW w:w="638" w:type="pct"/>
           </w:tcPr>
           <w:p>
             <w:pPr>
@@ -11202,7 +11235,7 @@
         </w:tc>
         <w:tc>
           <w:tcPr>
-            <w:tcW w:w="639" w:type="pct"/>
+            <w:tcW w:w="638" w:type="pct"/>
           </w:tcPr>
           <w:p>
             <w:pPr>
@@ -11283,7 +11316,7 @@
         </w:tc>
         <w:tc>
           <w:tcPr>
-            <w:tcW w:w="639" w:type="pct"/>
+            <w:tcW w:w="638" w:type="pct"/>
           </w:tcPr>
           <w:p>
             <w:pPr>
@@ -11364,7 +11397,7 @@
         </w:tc>
         <w:tc>
           <w:tcPr>
-            <w:tcW w:w="639" w:type="pct"/>
+            <w:tcW w:w="638" w:type="pct"/>
           </w:tcPr>
           <w:p>
             <w:pPr>
@@ -11445,7 +11478,7 @@
         </w:tc>
         <w:tc>
           <w:tcPr>
-            <w:tcW w:w="639" w:type="pct"/>
+            <w:tcW w:w="638" w:type="pct"/>
           </w:tcPr>
           <w:p>
             <w:pPr>
@@ -11522,7 +11555,7 @@
         </w:tc>
         <w:tc>
           <w:tcPr>
-            <w:tcW w:w="639" w:type="pct"/>
+            <w:tcW w:w="638" w:type="pct"/>
           </w:tcPr>
           <w:p>
             <w:pPr>
@@ -11555,7 +11588,7 @@
         <w:pStyle w:val="Ttulo1"/>
       </w:pPr>
       <w:bookmarkStart w:id="12" w:name="_3f52c9db5995a4dc1e731f6d8cd57f262bab040"/>
-      <w:bookmarkStart w:id="13" w:name="_Toc242641571"/>
+      <w:bookmarkStart w:id="13" w:name="_Toc242831918"/>
       <w:bookmarkEnd w:id="0"/>
       <w:bookmarkEnd w:id="10"/>
       <w:r>
@@ -11569,7 +11602,7 @@
         <w:pStyle w:val="Ttulo2"/>
       </w:pPr>
       <w:bookmarkStart w:id="14" w:name="_76f4ca07816b696a7e21234a3fd245066d4202e"/>
-      <w:bookmarkStart w:id="15" w:name="_Toc242641572"/>
+      <w:bookmarkStart w:id="15" w:name="_Toc242831919"/>
       <w:r>
         <w:t>HU-T.1 — Iniciar sesión y autenticación</w:t>
       </w:r>
@@ -11668,7 +11701,7 @@
         </w:tc>
         <w:tc>
           <w:tcPr>
-            <w:tcW w:w="639" w:type="pct"/>
+            <w:tcW w:w="638" w:type="pct"/>
           </w:tcPr>
           <w:p>
             <w:pPr>
@@ -11749,7 +11782,7 @@
         </w:tc>
         <w:tc>
           <w:tcPr>
-            <w:tcW w:w="639" w:type="pct"/>
+            <w:tcW w:w="638" w:type="pct"/>
           </w:tcPr>
           <w:p>
             <w:pPr>
@@ -11830,7 +11863,7 @@
         </w:tc>
         <w:tc>
           <w:tcPr>
-            <w:tcW w:w="639" w:type="pct"/>
+            <w:tcW w:w="638" w:type="pct"/>
           </w:tcPr>
           <w:p>
             <w:pPr>
@@ -11911,7 +11944,7 @@
         </w:tc>
         <w:tc>
           <w:tcPr>
-            <w:tcW w:w="639" w:type="pct"/>
+            <w:tcW w:w="638" w:type="pct"/>
           </w:tcPr>
           <w:p>
             <w:pPr>
@@ -11992,7 +12025,7 @@
         </w:tc>
         <w:tc>
           <w:tcPr>
-            <w:tcW w:w="639" w:type="pct"/>
+            <w:tcW w:w="638" w:type="pct"/>
           </w:tcPr>
           <w:p>
             <w:pPr>
@@ -12069,7 +12102,7 @@
         </w:tc>
         <w:tc>
           <w:tcPr>
-            <w:tcW w:w="639" w:type="pct"/>
+            <w:tcW w:w="638" w:type="pct"/>
           </w:tcPr>
           <w:p>
             <w:pPr>
@@ -12102,7 +12135,7 @@
         <w:pStyle w:val="Ttulo2"/>
       </w:pPr>
       <w:bookmarkStart w:id="16" w:name="_08f5c8e95117bf9bc16117a780f642084f0c149"/>
-      <w:bookmarkStart w:id="17" w:name="_Toc242641573"/>
+      <w:bookmarkStart w:id="17" w:name="_Toc242831920"/>
       <w:bookmarkEnd w:id="14"/>
       <w:r>
         <w:t>HU-T.2 — Cambiar mi contraseña</w:t>
@@ -12202,7 +12235,7 @@
         </w:tc>
         <w:tc>
           <w:tcPr>
-            <w:tcW w:w="639" w:type="pct"/>
+            <w:tcW w:w="638" w:type="pct"/>
           </w:tcPr>
           <w:p>
             <w:pPr>
@@ -12283,7 +12316,7 @@
         </w:tc>
         <w:tc>
           <w:tcPr>
-            <w:tcW w:w="639" w:type="pct"/>
+            <w:tcW w:w="638" w:type="pct"/>
           </w:tcPr>
           <w:p>
             <w:pPr>
@@ -12364,7 +12397,7 @@
         </w:tc>
         <w:tc>
           <w:tcPr>
-            <w:tcW w:w="639" w:type="pct"/>
+            <w:tcW w:w="638" w:type="pct"/>
           </w:tcPr>
           <w:p>
             <w:pPr>
@@ -12445,7 +12478,7 @@
         </w:tc>
         <w:tc>
           <w:tcPr>
-            <w:tcW w:w="639" w:type="pct"/>
+            <w:tcW w:w="638" w:type="pct"/>
           </w:tcPr>
           <w:p>
             <w:pPr>
@@ -12533,7 +12566,7 @@
         </w:tc>
         <w:tc>
           <w:tcPr>
-            <w:tcW w:w="639" w:type="pct"/>
+            <w:tcW w:w="638" w:type="pct"/>
           </w:tcPr>
           <w:p>
             <w:pPr>
@@ -12585,10 +12618,7 @@
               <w:t>(v2.0)</w:t>
             </w:r>
             <w:r>
-              <w:t xml:space="preserve"> </w:t>
-            </w:r>
-            <w:r>
-              <w:t>Al cambiar o crear la contraseña, el sistema debe cerrar las demás sesiones abiertas de la cuenta y avisar por correo.</w:t>
+              <w:t xml:space="preserve"> Al cambiar o crear la contraseña, el sistema debe cerrar las demás sesiones abiertas de la cuenta y avisar por correo.</w:t>
             </w:r>
           </w:p>
         </w:tc>
@@ -12620,7 +12650,7 @@
         </w:tc>
         <w:tc>
           <w:tcPr>
-            <w:tcW w:w="639" w:type="pct"/>
+            <w:tcW w:w="638" w:type="pct"/>
           </w:tcPr>
           <w:p>
             <w:pPr>
@@ -12653,7 +12683,7 @@
         <w:pStyle w:val="Ttulo2"/>
       </w:pPr>
       <w:bookmarkStart w:id="18" w:name="_44f513b1e95bac8cbf132f88a3649b6be2902d9"/>
-      <w:bookmarkStart w:id="19" w:name="_Toc242641574"/>
+      <w:bookmarkStart w:id="19" w:name="_Toc242831921"/>
       <w:bookmarkEnd w:id="16"/>
       <w:r>
         <w:lastRenderedPageBreak/>
@@ -13107,7 +13137,7 @@
         <w:pStyle w:val="Ttulo2"/>
       </w:pPr>
       <w:bookmarkStart w:id="20" w:name="_1eded849c0926854c498005f8a93458b9d7a2d8"/>
-      <w:bookmarkStart w:id="21" w:name="_Toc242641575"/>
+      <w:bookmarkStart w:id="21" w:name="_Toc242831922"/>
       <w:bookmarkEnd w:id="18"/>
       <w:r>
         <w:t>HU-T.4 — Cerrar sesión</w:t>
@@ -13479,7 +13509,7 @@
         <w:pStyle w:val="Ttulo2"/>
       </w:pPr>
       <w:bookmarkStart w:id="22" w:name="_def34846ffbe39a85a6bd6a22079f6d076a01a9"/>
-      <w:bookmarkStart w:id="23" w:name="_Toc242641576"/>
+      <w:bookmarkStart w:id="23" w:name="_Toc242831923"/>
       <w:bookmarkEnd w:id="20"/>
       <w:r>
         <w:lastRenderedPageBreak/>
@@ -14120,10 +14150,17 @@
               <w:t>(v2.0)</w:t>
             </w:r>
             <w:r>
-              <w:t xml:space="preserve"> </w:t>
-            </w:r>
-            <w:r>
-              <w:t>Cambiar el correo debe exigir confirmar la identidad, y una cuenta sin contraseña debe crearla antes. El correo nuevo debe aplicarse solo tras verificarlo; el anterior debe recibir un aviso y la vinculación con Google del correo anterior debe retirarse.</w:t>
+              <w:t xml:space="preserve"> Cambiar el correo debe exigir confirmar la identidad, y una cuenta sin contraseña debe crearla antes. El correo nuevo debe aplicarse solo tras verificarlo; el anterior debe recibir un aviso y la vinculación con Google del correo anterior debe retirarse. </w:t>
+            </w:r>
+            <w:r>
+              <w:rPr>
+                <w:i/>
+                <w:iCs/>
+              </w:rPr>
+              <w:t>(M5)</w:t>
+            </w:r>
+            <w:r>
+              <w:t xml:space="preserve"> El correo nuevo no puede ser temporal (RE-0.1.5) ni el actual.</w:t>
             </w:r>
           </w:p>
         </w:tc>
@@ -14211,10 +14248,7 @@
               <w:t>(v2.0)</w:t>
             </w:r>
             <w:r>
-              <w:t xml:space="preserve"> </w:t>
-            </w:r>
-            <w:r>
-              <w:t>El titular debe poder corregir su documento confirmando su identidad; el sistema debe validar formato y unicidad, auditar el valor anterior y avisar por correo.</w:t>
+              <w:t xml:space="preserve"> El titular debe poder corregir su documento confirmando su identidad; el sistema debe validar formato y unicidad, auditar el valor anterior y avisar por correo.</w:t>
             </w:r>
           </w:p>
         </w:tc>
@@ -14365,7 +14399,7 @@
         <w:pStyle w:val="Ttulo2"/>
       </w:pPr>
       <w:bookmarkStart w:id="24" w:name="_37603926653c908321bb7c7e9ea1991584cc3b8"/>
-      <w:bookmarkStart w:id="25" w:name="_Toc242641577"/>
+      <w:bookmarkStart w:id="25" w:name="_Toc242831924"/>
       <w:bookmarkEnd w:id="22"/>
       <w:r>
         <w:lastRenderedPageBreak/>
@@ -14819,7 +14853,7 @@
         <w:pStyle w:val="Ttulo2"/>
       </w:pPr>
       <w:bookmarkStart w:id="26" w:name="_5605fb9a7931d45a4bf5dc8e3e653d18c531f06"/>
-      <w:bookmarkStart w:id="27" w:name="_Toc242641578"/>
+      <w:bookmarkStart w:id="27" w:name="_Toc242831925"/>
       <w:bookmarkEnd w:id="24"/>
       <w:r>
         <w:t>HU-T.7 — Gestión de usuarios del sistema</w:t>
@@ -14919,7 +14953,7 @@
         </w:tc>
         <w:tc>
           <w:tcPr>
-            <w:tcW w:w="639" w:type="pct"/>
+            <w:tcW w:w="638" w:type="pct"/>
           </w:tcPr>
           <w:p>
             <w:pPr>
@@ -15000,7 +15034,7 @@
         </w:tc>
         <w:tc>
           <w:tcPr>
-            <w:tcW w:w="639" w:type="pct"/>
+            <w:tcW w:w="638" w:type="pct"/>
           </w:tcPr>
           <w:p>
             <w:pPr>
@@ -15081,7 +15115,7 @@
         </w:tc>
         <w:tc>
           <w:tcPr>
-            <w:tcW w:w="639" w:type="pct"/>
+            <w:tcW w:w="638" w:type="pct"/>
           </w:tcPr>
           <w:p>
             <w:pPr>
@@ -15162,7 +15196,7 @@
         </w:tc>
         <w:tc>
           <w:tcPr>
-            <w:tcW w:w="639" w:type="pct"/>
+            <w:tcW w:w="638" w:type="pct"/>
           </w:tcPr>
           <w:p>
             <w:pPr>
@@ -15243,7 +15277,7 @@
         </w:tc>
         <w:tc>
           <w:tcPr>
-            <w:tcW w:w="639" w:type="pct"/>
+            <w:tcW w:w="638" w:type="pct"/>
           </w:tcPr>
           <w:p>
             <w:pPr>
@@ -15295,10 +15329,7 @@
               <w:t>(v2.0)</w:t>
             </w:r>
             <w:r>
-              <w:t xml:space="preserve"> </w:t>
-            </w:r>
-            <w:r>
-              <w:t>Al dar de alta personal, si la persona ya existe, se debe invitar al titular para aceptar o rechazar en 72 horas; solo al aceptar se asigna el rol en la clínica, sin duplicar su cuenta ni retirar sus otros roles. Si el correo tiene cuenta, prevalece sobre el documento; si solo el documento tiene cuenta, la invitación llega al correo registrado de esa persona.</w:t>
+              <w:t xml:space="preserve"> Al dar de alta personal, si la persona ya existe, se debe invitar al titular para aceptar o rechazar en 72 horas; solo al aceptar se asigna el rol en la clínica, sin duplicar su cuenta ni retirar sus otros roles. Si el correo tiene cuenta, prevalece sobre el documento; si solo el documento tiene cuenta, la invitación llega al correo registrado de esa persona.</w:t>
             </w:r>
           </w:p>
         </w:tc>
@@ -15330,7 +15361,7 @@
         </w:tc>
         <w:tc>
           <w:tcPr>
-            <w:tcW w:w="639" w:type="pct"/>
+            <w:tcW w:w="638" w:type="pct"/>
           </w:tcPr>
           <w:p>
             <w:pPr>
@@ -15363,7 +15394,7 @@
         <w:pStyle w:val="Ttulo2"/>
       </w:pPr>
       <w:bookmarkStart w:id="28" w:name="_cca84937acbaa5cdc69c436564f31a3800184ab"/>
-      <w:bookmarkStart w:id="29" w:name="_Toc242641579"/>
+      <w:bookmarkStart w:id="29" w:name="_Toc242831926"/>
       <w:bookmarkEnd w:id="26"/>
       <w:r>
         <w:lastRenderedPageBreak/>
@@ -15817,7 +15848,7 @@
         <w:pStyle w:val="Ttulo2"/>
       </w:pPr>
       <w:bookmarkStart w:id="30" w:name="_cb462f816148050ba0d7aac8f53a2b5b0cb7780"/>
-      <w:bookmarkStart w:id="31" w:name="_Toc242641580"/>
+      <w:bookmarkStart w:id="31" w:name="_Toc242831927"/>
       <w:bookmarkEnd w:id="28"/>
       <w:r>
         <w:t>HU-T.9 — Backup automático de la base de datos</w:t>
@@ -16270,7 +16301,7 @@
         <w:pStyle w:val="Ttulo2"/>
       </w:pPr>
       <w:bookmarkStart w:id="32" w:name="_276f5e9a65ab31ebb82d9356073ee60ffcf6855"/>
-      <w:bookmarkStart w:id="33" w:name="_Toc242641581"/>
+      <w:bookmarkStart w:id="33" w:name="_Toc242831928"/>
       <w:bookmarkEnd w:id="30"/>
       <w:r>
         <w:t>HU-T.10 — Autorización central por rol (RBAC real)</w:t>
@@ -16643,7 +16674,7 @@
         <w:pStyle w:val="Ttulo2"/>
       </w:pPr>
       <w:bookmarkStart w:id="34" w:name="_0a3f455f956dae02c245ad32e3cc926290783ce"/>
-      <w:bookmarkStart w:id="35" w:name="_Toc242641582"/>
+      <w:bookmarkStart w:id="35" w:name="_Toc242831929"/>
       <w:bookmarkEnd w:id="32"/>
       <w:r>
         <w:t>HU-T.11 — Corregir escalada de privilegios y proteger al último admin</w:t>
@@ -17015,7 +17046,7 @@
         <w:pStyle w:val="Ttulo2"/>
       </w:pPr>
       <w:bookmarkStart w:id="36" w:name="_5106da541d290f3488d79d8c1e91fe390d48e5c"/>
-      <w:bookmarkStart w:id="37" w:name="_Toc242641583"/>
+      <w:bookmarkStart w:id="37" w:name="_Toc242831930"/>
       <w:bookmarkEnd w:id="34"/>
       <w:r>
         <w:t>HU-T.12 — Política de contraseñas, verificación de correo y OAuth seguro</w:t>
@@ -17387,7 +17418,7 @@
         <w:pStyle w:val="Ttulo2"/>
       </w:pPr>
       <w:bookmarkStart w:id="38" w:name="_cf252b72ca6ea71f1a7c3543a5c83f78bbff9ee"/>
-      <w:bookmarkStart w:id="39" w:name="_Toc242641584"/>
+      <w:bookmarkStart w:id="39" w:name="_Toc242831931"/>
       <w:bookmarkEnd w:id="36"/>
       <w:r>
         <w:lastRenderedPageBreak/>
@@ -17929,7 +17960,7 @@
         <w:pStyle w:val="Ttulo2"/>
       </w:pPr>
       <w:bookmarkStart w:id="40" w:name="_37cade07514fa6d0623cee7537c5f68cab00cfd"/>
-      <w:bookmarkStart w:id="41" w:name="_Toc242641585"/>
+      <w:bookmarkStart w:id="41" w:name="_Toc242831932"/>
       <w:bookmarkEnd w:id="38"/>
       <w:r>
         <w:t>HU-T.14 — Restablecer la contraseña de un usuario (administrador)</w:t>
@@ -17959,8 +17990,8 @@
         <w:tblLook w:val="0020" w:firstRow="1" w:lastRow="0" w:firstColumn="0" w:lastColumn="0" w:noHBand="0" w:noVBand="0"/>
       </w:tblPr>
       <w:tblGrid>
-        <w:gridCol w:w="1223"/>
-        <w:gridCol w:w="2947"/>
+        <w:gridCol w:w="1224"/>
+        <w:gridCol w:w="2946"/>
         <w:gridCol w:w="1222"/>
         <w:gridCol w:w="2946"/>
         <w:gridCol w:w="1222"/>
@@ -17973,7 +18004,7 @@
         </w:trPr>
         <w:tc>
           <w:tcPr>
-            <w:tcW w:w="639" w:type="pct"/>
+            <w:tcW w:w="640" w:type="pct"/>
           </w:tcPr>
           <w:p>
             <w:pPr>
@@ -18048,7 +18079,7 @@
         </w:trPr>
         <w:tc>
           <w:tcPr>
-            <w:tcW w:w="639" w:type="pct"/>
+            <w:tcW w:w="640" w:type="pct"/>
           </w:tcPr>
           <w:p>
             <w:pPr>
@@ -18129,7 +18160,7 @@
         </w:trPr>
         <w:tc>
           <w:tcPr>
-            <w:tcW w:w="639" w:type="pct"/>
+            <w:tcW w:w="640" w:type="pct"/>
           </w:tcPr>
           <w:p>
             <w:pPr>
@@ -18210,7 +18241,7 @@
         </w:trPr>
         <w:tc>
           <w:tcPr>
-            <w:tcW w:w="639" w:type="pct"/>
+            <w:tcW w:w="640" w:type="pct"/>
           </w:tcPr>
           <w:p>
             <w:pPr>
@@ -18301,7 +18332,7 @@
         <w:pStyle w:val="Ttulo2"/>
       </w:pPr>
       <w:bookmarkStart w:id="42" w:name="_09522c4444a8bbebdaf4a55b5444d2231a6caff"/>
-      <w:bookmarkStart w:id="43" w:name="_Toc242641586"/>
+      <w:bookmarkStart w:id="43" w:name="_Toc242831933"/>
       <w:bookmarkEnd w:id="40"/>
       <w:r>
         <w:lastRenderedPageBreak/>
@@ -18836,7 +18867,7 @@
         <w:pStyle w:val="Ttulo2"/>
       </w:pPr>
       <w:bookmarkStart w:id="44" w:name="_7d4be07c6dc7ad98ff2d7fd7f946e3e6ff8ab78"/>
-      <w:bookmarkStart w:id="45" w:name="_Toc242641587"/>
+      <w:bookmarkStart w:id="45" w:name="_Toc242831934"/>
       <w:bookmarkEnd w:id="42"/>
       <w:r>
         <w:t>HU-T.16 — Expiración de la sesión por inactividad</w:t>
@@ -19289,7 +19320,7 @@
         <w:pStyle w:val="Ttulo2"/>
       </w:pPr>
       <w:bookmarkStart w:id="46" w:name="_fde5550409ae8bd107b35d83706fe49d1ac49cf"/>
-      <w:bookmarkStart w:id="47" w:name="_Toc242641588"/>
+      <w:bookmarkStart w:id="47" w:name="_Toc242831935"/>
       <w:bookmarkEnd w:id="44"/>
       <w:r>
         <w:lastRenderedPageBreak/>
@@ -19831,7 +19862,7 @@
         <w:pStyle w:val="Ttulo2"/>
       </w:pPr>
       <w:bookmarkStart w:id="48" w:name="_7d9311428cd5b72468b37f82201f1b810f77c36"/>
-      <w:bookmarkStart w:id="49" w:name="_Toc242641589"/>
+      <w:bookmarkStart w:id="49" w:name="_Toc242831936"/>
       <w:bookmarkEnd w:id="46"/>
       <w:r>
         <w:lastRenderedPageBreak/>
@@ -20060,7 +20091,7 @@
               <w:keepNext/>
             </w:pPr>
             <w:r>
-              <w:t>Con un correo nuevo, el sistema debe exigir aceptar la política antes de crear la cuenta y vincularla a la clínica elegida; luego guarda el nombre, correo y foto de Google sin pedir nueva verificación del correo.</w:t>
+              <w:t>Con un correo nuevo, el sistema debe exigir aceptar la política antes de crear la cuenta y vincularla a la clínica elegida; luego guarda el nombre y el correo de Google, sin la foto y sin pedir nueva verificación del correo.</w:t>
             </w:r>
           </w:p>
         </w:tc>
@@ -20286,10 +20317,7 @@
         <w:t>Reglas de negocio:</w:t>
       </w:r>
       <w:r>
-        <w:t xml:space="preserve"> </w:t>
-      </w:r>
-      <w:r>
-        <w:t>RN-G20, RN-G21, RN-G19, RN-G12, RN-109</w:t>
+        <w:t xml:space="preserve"> RN-G20, RN-G21, RN-G19, RN-G12, RN-109</w:t>
       </w:r>
     </w:p>
     <w:p>
@@ -20297,7 +20325,7 @@
         <w:pStyle w:val="Ttulo2"/>
       </w:pPr>
       <w:bookmarkStart w:id="50" w:name="_a6c52dc4bdd2cb00ae48e74db3c3b2920a9b818"/>
-      <w:bookmarkStart w:id="51" w:name="_Toc242641590"/>
+      <w:bookmarkStart w:id="51" w:name="_Toc242831937"/>
       <w:bookmarkEnd w:id="48"/>
       <w:r>
         <w:lastRenderedPageBreak/>
@@ -20445,7 +20473,14 @@
               <w:keepNext/>
             </w:pPr>
             <w:r>
-              <w:t>El registro por formulario, Google y el alta presencial de propietarios exige aceptación expresa antes de crear la cuenta. Excepción: el personal nuevo queda pendiente e inerte, sin contraseña ni consentimiento, y recibe un enlace de 72 horas para aceptar la política y crear su contraseña.</w:t>
+              <w:t xml:space="preserve">El registro por formulario o Google exige aceptación expresa antes de crear la cuenta. Excepción: las cuentas que crea una clínica (personal nuevo y propietario dado de alta por el personal) quedan pendientes e inertes, sin contraseña ni consentimiento, y el titular recibe un enlace de 72 horas para aceptar la política y crear su contraseña. </w:t>
+            </w:r>
+            <w:r>
+              <w:rPr>
+                <w:i/>
+                <w:iCs/>
+              </w:rPr>
+              <w:t>(M5, decisión del usuario 2026-10-12: el propietario ya no acepta de forma presencial.)</w:t>
             </w:r>
           </w:p>
         </w:tc>
@@ -20473,7 +20508,17 @@
               <w:keepNext/>
             </w:pPr>
             <w:r>
-              <w:t>Sin aceptación no se crea una cuenta de propietario. El personal no puede aceptar por el titular: la cuenta pendiente no inicia sesión y solo se activa al aceptar y crear la contraseña; puede rechazar la invitación sin activarse ni consentir; al rechazar o vencer se elimina únicamente si no tiene otros vínculos.</w:t>
+              <w:t xml:space="preserve">El personal no puede aceptar por el titular: la cuenta pendiente no inicia sesión ni tiene portal y solo se activa al aceptar y crear la contraseña. El personal puede rechazar la invitación sin activarse ni consentir; el propietario no tiene «No acepto»: deja vencer el enlace. La clínica puede reenviar el enlace y el anterior deja de servir. Mientras no active, la clínica registra y atiende a sus mascotas y no le salen correos automáticos salvo el de activación. Al vencer, la cuenta se elimina únicamente si no tiene otros vínculos ni, si es de un propietario, mascotas. </w:t>
+            </w:r>
+            <w:r>
+              <w:rPr>
+                <w:i/>
+                <w:iCs/>
+              </w:rPr>
+              <w:t>(M5)</w:t>
+            </w:r>
+            <w:r>
+              <w:t xml:space="preserve"> El propietario también pide un enlace nuevo con «¿Olvidaste tu contraseña?» o el autorregistro con su correo (misma respuesta en pantalla) o activa con Google aceptando la política, sin contraseña. Cuando lo pide el titular, se permite como máximo un envío cada 5 minutos y 3 en una hora por cuenta, contando sus enlaces de activación: al superar el tope no se renueva ni envía y la respuesta es idéntica. La comprobación y reserva se serializan por cuenta; el reenvío de la clínica no tiene este tope. Google activa con aceptación, sin enviar un enlace.</w:t>
             </w:r>
           </w:p>
         </w:tc>
@@ -20563,7 +20608,7 @@
               <w:t>consentimientos_datos</w:t>
             </w:r>
             <w:r>
-              <w:t>; el personal pendiente la registra al activar. El super-administrador está exento de aceptación y de esta prueba por ser una cuenta operativa de plataforma.</w:t>
+              <w:t>; el personal y el propietario pendientes la registran al activar. El super-administrador está exento de aceptación y de esta prueba por ser una cuenta operativa de plataforma.</w:t>
             </w:r>
           </w:p>
         </w:tc>
@@ -20676,6 +20721,7 @@
               <w:pStyle w:val="Celda"/>
             </w:pPr>
             <w:r>
+              <w:lastRenderedPageBreak/>
               <w:t>RE</w:t>
             </w:r>
             <w:r>
@@ -20767,7 +20813,7 @@
         <w:pStyle w:val="Ttulo1"/>
       </w:pPr>
       <w:bookmarkStart w:id="52" w:name="_45e5cddb15e6e85961c4bdd9f114a9e4301e667"/>
-      <w:bookmarkStart w:id="53" w:name="_Toc242641591"/>
+      <w:bookmarkStart w:id="53" w:name="_Toc242831938"/>
       <w:bookmarkEnd w:id="12"/>
       <w:bookmarkEnd w:id="50"/>
       <w:r>
@@ -20781,7 +20827,7 @@
         <w:pStyle w:val="Ttulo2"/>
       </w:pPr>
       <w:bookmarkStart w:id="54" w:name="_3442f1e103117ab35c7be2be07e5b7a86f50900"/>
-      <w:bookmarkStart w:id="55" w:name="_Toc242641592"/>
+      <w:bookmarkStart w:id="55" w:name="_Toc242831939"/>
       <w:r>
         <w:t>HU-1.1 — Registrar mascota</w:t>
       </w:r>
@@ -20927,7 +20973,14 @@
               <w:keepNext/>
             </w:pPr>
             <w:r>
-              <w:t>El sistema debe exigir nombre, especie, raza, fecha de nacimiento, peso, sexo y color; si se conoce, registra si está esterilizada, porque el triage lo usa.</w:t>
+              <w:t xml:space="preserve">El sistema debe exigir nombre, especie, raza, fecha de nacimiento, peso y sexo; si se conoce, registra si está esterilizada, porque el triage lo usa. </w:t>
+            </w:r>
+            <w:r>
+              <w:rPr>
+                <w:i/>
+                <w:iCs/>
+              </w:rPr>
+              <w:t>(M5, decisión del usuario 2026-10-13: el color ya no se pide.)</w:t>
             </w:r>
           </w:p>
         </w:tc>
@@ -21395,7 +21448,7 @@
         <w:pStyle w:val="Ttulo2"/>
       </w:pPr>
       <w:bookmarkStart w:id="56" w:name="_cac8078226ab7384debc291829d99266c4c98c9"/>
-      <w:bookmarkStart w:id="57" w:name="_Toc242641593"/>
+      <w:bookmarkStart w:id="57" w:name="_Toc242831940"/>
       <w:bookmarkEnd w:id="54"/>
       <w:r>
         <w:t>HU-1.2 — Registrar propietario</w:t>
@@ -21495,7 +21548,7 @@
         </w:tc>
         <w:tc>
           <w:tcPr>
-            <w:tcW w:w="639" w:type="pct"/>
+            <w:tcW w:w="638" w:type="pct"/>
           </w:tcPr>
           <w:p>
             <w:pPr>
@@ -21576,7 +21629,7 @@
         </w:tc>
         <w:tc>
           <w:tcPr>
-            <w:tcW w:w="639" w:type="pct"/>
+            <w:tcW w:w="638" w:type="pct"/>
           </w:tcPr>
           <w:p>
             <w:pPr>
@@ -21657,7 +21710,7 @@
         </w:tc>
         <w:tc>
           <w:tcPr>
-            <w:tcW w:w="639" w:type="pct"/>
+            <w:tcW w:w="638" w:type="pct"/>
           </w:tcPr>
           <w:p>
             <w:pPr>
@@ -21734,7 +21787,7 @@
         </w:tc>
         <w:tc>
           <w:tcPr>
-            <w:tcW w:w="639" w:type="pct"/>
+            <w:tcW w:w="638" w:type="pct"/>
           </w:tcPr>
           <w:p>
             <w:pPr>
@@ -21756,6 +21809,7 @@
           <w:b/>
           <w:bCs/>
         </w:rPr>
+        <w:lastRenderedPageBreak/>
         <w:t>Reglas de negocio:</w:t>
       </w:r>
       <w:r>
@@ -21767,10 +21821,9 @@
         <w:pStyle w:val="Ttulo2"/>
       </w:pPr>
       <w:bookmarkStart w:id="58" w:name="_2775e78a99e9a6c8110a18962d2d3ffe08eb791"/>
-      <w:bookmarkStart w:id="59" w:name="_Toc242641594"/>
+      <w:bookmarkStart w:id="59" w:name="_Toc242831941"/>
       <w:bookmarkEnd w:id="56"/>
       <w:r>
-        <w:lastRenderedPageBreak/>
         <w:t>HU-1.3 — Buscar paciente</w:t>
       </w:r>
       <w:bookmarkEnd w:id="59"/>
@@ -21868,7 +21921,7 @@
         </w:tc>
         <w:tc>
           <w:tcPr>
-            <w:tcW w:w="639" w:type="pct"/>
+            <w:tcW w:w="638" w:type="pct"/>
           </w:tcPr>
           <w:p>
             <w:pPr>
@@ -21949,7 +22002,7 @@
         </w:tc>
         <w:tc>
           <w:tcPr>
-            <w:tcW w:w="639" w:type="pct"/>
+            <w:tcW w:w="638" w:type="pct"/>
           </w:tcPr>
           <w:p>
             <w:pPr>
@@ -22030,7 +22083,7 @@
         </w:tc>
         <w:tc>
           <w:tcPr>
-            <w:tcW w:w="639" w:type="pct"/>
+            <w:tcW w:w="638" w:type="pct"/>
           </w:tcPr>
           <w:p>
             <w:pPr>
@@ -22111,7 +22164,7 @@
         </w:tc>
         <w:tc>
           <w:tcPr>
-            <w:tcW w:w="639" w:type="pct"/>
+            <w:tcW w:w="638" w:type="pct"/>
           </w:tcPr>
           <w:p>
             <w:pPr>
@@ -22188,7 +22241,7 @@
         </w:tc>
         <w:tc>
           <w:tcPr>
-            <w:tcW w:w="639" w:type="pct"/>
+            <w:tcW w:w="638" w:type="pct"/>
           </w:tcPr>
           <w:p>
             <w:pPr>
@@ -22221,7 +22274,7 @@
         <w:pStyle w:val="Ttulo2"/>
       </w:pPr>
       <w:bookmarkStart w:id="60" w:name="_a48b917e447c9bb421319764b87fa8fbfffc6ce"/>
-      <w:bookmarkStart w:id="61" w:name="_Toc242641595"/>
+      <w:bookmarkStart w:id="61" w:name="_Toc242831942"/>
       <w:bookmarkEnd w:id="58"/>
       <w:r>
         <w:t>HU-1.4 — Editar y desactivar mascota</w:t>
@@ -22754,10 +22807,7 @@
         <w:t>Reglas de negocio:</w:t>
       </w:r>
       <w:r>
-        <w:t xml:space="preserve"> </w:t>
-      </w:r>
-      <w:r>
-        <w:t>RN-104, RN-105, RN-108, RN-110</w:t>
+        <w:t xml:space="preserve"> RN-104, RN-105, RN-108, RN-110</w:t>
       </w:r>
     </w:p>
     <w:p>
@@ -22765,7 +22815,7 @@
         <w:pStyle w:val="Ttulo2"/>
       </w:pPr>
       <w:bookmarkStart w:id="62" w:name="_c56dbdf70effe4fdddd03cc982164bf6dfa15fd"/>
-      <w:bookmarkStart w:id="63" w:name="_Toc242641596"/>
+      <w:bookmarkStart w:id="63" w:name="_Toc242831943"/>
       <w:bookmarkEnd w:id="60"/>
       <w:r>
         <w:lastRenderedPageBreak/>
@@ -23138,7 +23188,7 @@
         <w:pStyle w:val="Ttulo1"/>
       </w:pPr>
       <w:bookmarkStart w:id="64" w:name="_8ada1076fc69f75adb455b52b48149b634e12c1"/>
-      <w:bookmarkStart w:id="65" w:name="_Toc242641597"/>
+      <w:bookmarkStart w:id="65" w:name="_Toc242831944"/>
       <w:bookmarkEnd w:id="52"/>
       <w:bookmarkEnd w:id="62"/>
       <w:r>
@@ -23152,7 +23202,7 @@
         <w:pStyle w:val="Ttulo2"/>
       </w:pPr>
       <w:bookmarkStart w:id="66" w:name="_d0fbc850c25121b5bb6429938908d9d6324f20c"/>
-      <w:bookmarkStart w:id="67" w:name="_Toc242641598"/>
+      <w:bookmarkStart w:id="67" w:name="_Toc242831945"/>
       <w:r>
         <w:t>HU-2.1 — Registrar consulta clínica</w:t>
       </w:r>
@@ -23251,7 +23301,7 @@
         </w:tc>
         <w:tc>
           <w:tcPr>
-            <w:tcW w:w="639" w:type="pct"/>
+            <w:tcW w:w="638" w:type="pct"/>
           </w:tcPr>
           <w:p>
             <w:pPr>
@@ -23332,7 +23382,7 @@
         </w:tc>
         <w:tc>
           <w:tcPr>
-            <w:tcW w:w="639" w:type="pct"/>
+            <w:tcW w:w="638" w:type="pct"/>
           </w:tcPr>
           <w:p>
             <w:pPr>
@@ -23413,7 +23463,7 @@
         </w:tc>
         <w:tc>
           <w:tcPr>
-            <w:tcW w:w="639" w:type="pct"/>
+            <w:tcW w:w="638" w:type="pct"/>
           </w:tcPr>
           <w:p>
             <w:pPr>
@@ -23494,7 +23544,7 @@
         </w:tc>
         <w:tc>
           <w:tcPr>
-            <w:tcW w:w="639" w:type="pct"/>
+            <w:tcW w:w="638" w:type="pct"/>
           </w:tcPr>
           <w:p>
             <w:pPr>
@@ -23575,7 +23625,7 @@
         </w:tc>
         <w:tc>
           <w:tcPr>
-            <w:tcW w:w="639" w:type="pct"/>
+            <w:tcW w:w="638" w:type="pct"/>
           </w:tcPr>
           <w:p>
             <w:pPr>
@@ -23627,10 +23677,7 @@
               <w:t>(v2.0)</w:t>
             </w:r>
             <w:r>
-              <w:t xml:space="preserve"> </w:t>
-            </w:r>
-            <w:r>
-              <w:t>El veterinario debe poder registrar y desactivar alergias y alertas médicas de la mascota (alergia, condición crónica, medicación continua), enlazadas al nodo del Grafo I cuando exista.</w:t>
+              <w:t xml:space="preserve"> El veterinario debe poder registrar y desactivar alergias y alertas médicas de la mascota (alergia, condición crónica, medicación continua), enlazadas al nodo del Grafo I cuando exista.</w:t>
             </w:r>
           </w:p>
         </w:tc>
@@ -23662,7 +23709,7 @@
         </w:tc>
         <w:tc>
           <w:tcPr>
-            <w:tcW w:w="639" w:type="pct"/>
+            <w:tcW w:w="638" w:type="pct"/>
           </w:tcPr>
           <w:p>
             <w:pPr>
@@ -23695,7 +23742,7 @@
         <w:pStyle w:val="Ttulo2"/>
       </w:pPr>
       <w:bookmarkStart w:id="68" w:name="_7a453a6eb6ed88e1bfb6e10d4e89e02e93370e4"/>
-      <w:bookmarkStart w:id="69" w:name="_Toc242641599"/>
+      <w:bookmarkStart w:id="69" w:name="_Toc242831946"/>
       <w:bookmarkEnd w:id="66"/>
       <w:r>
         <w:t>HU-2.2 — Atención clínica sin cita (urgencias)</w:t>
@@ -24148,7 +24195,7 @@
         <w:pStyle w:val="Ttulo2"/>
       </w:pPr>
       <w:bookmarkStart w:id="70" w:name="_277d15ee6375124a0d7497cd947f0496d653294"/>
-      <w:bookmarkStart w:id="71" w:name="_Toc242641600"/>
+      <w:bookmarkStart w:id="71" w:name="_Toc242831947"/>
       <w:bookmarkEnd w:id="68"/>
       <w:r>
         <w:lastRenderedPageBreak/>
@@ -24249,7 +24296,7 @@
         </w:tc>
         <w:tc>
           <w:tcPr>
-            <w:tcW w:w="639" w:type="pct"/>
+            <w:tcW w:w="638" w:type="pct"/>
           </w:tcPr>
           <w:p>
             <w:pPr>
@@ -24330,7 +24377,7 @@
         </w:tc>
         <w:tc>
           <w:tcPr>
-            <w:tcW w:w="639" w:type="pct"/>
+            <w:tcW w:w="638" w:type="pct"/>
           </w:tcPr>
           <w:p>
             <w:pPr>
@@ -24411,7 +24458,7 @@
         </w:tc>
         <w:tc>
           <w:tcPr>
-            <w:tcW w:w="639" w:type="pct"/>
+            <w:tcW w:w="638" w:type="pct"/>
           </w:tcPr>
           <w:p>
             <w:pPr>
@@ -24492,7 +24539,7 @@
         </w:tc>
         <w:tc>
           <w:tcPr>
-            <w:tcW w:w="639" w:type="pct"/>
+            <w:tcW w:w="638" w:type="pct"/>
           </w:tcPr>
           <w:p>
             <w:pPr>
@@ -24569,7 +24616,7 @@
         </w:tc>
         <w:tc>
           <w:tcPr>
-            <w:tcW w:w="639" w:type="pct"/>
+            <w:tcW w:w="638" w:type="pct"/>
           </w:tcPr>
           <w:p>
             <w:pPr>
@@ -24602,7 +24649,7 @@
         <w:pStyle w:val="Ttulo2"/>
       </w:pPr>
       <w:bookmarkStart w:id="72" w:name="_1b98c978e60977db39fc2418db7fe5e3ddc3001"/>
-      <w:bookmarkStart w:id="73" w:name="_Toc242641601"/>
+      <w:bookmarkStart w:id="73" w:name="_Toc242831948"/>
       <w:bookmarkEnd w:id="70"/>
       <w:r>
         <w:t>HU-2.4 — Registrar tratamiento</w:t>
@@ -24974,7 +25021,7 @@
         <w:pStyle w:val="Ttulo2"/>
       </w:pPr>
       <w:bookmarkStart w:id="74" w:name="_9717672e9e73feeffef28eb38b12c038cdd7bd2"/>
-      <w:bookmarkStart w:id="75" w:name="_Toc242641602"/>
+      <w:bookmarkStart w:id="75" w:name="_Toc242831949"/>
       <w:bookmarkEnd w:id="72"/>
       <w:r>
         <w:t>HU-2.5 — Ver historial clínico completo</w:t>
@@ -25074,7 +25121,7 @@
         </w:tc>
         <w:tc>
           <w:tcPr>
-            <w:tcW w:w="639" w:type="pct"/>
+            <w:tcW w:w="638" w:type="pct"/>
           </w:tcPr>
           <w:p>
             <w:pPr>
@@ -25155,7 +25202,7 @@
         </w:tc>
         <w:tc>
           <w:tcPr>
-            <w:tcW w:w="639" w:type="pct"/>
+            <w:tcW w:w="638" w:type="pct"/>
           </w:tcPr>
           <w:p>
             <w:pPr>
@@ -25236,7 +25283,7 @@
         </w:tc>
         <w:tc>
           <w:tcPr>
-            <w:tcW w:w="639" w:type="pct"/>
+            <w:tcW w:w="638" w:type="pct"/>
           </w:tcPr>
           <w:p>
             <w:pPr>
@@ -25317,7 +25364,7 @@
         </w:tc>
         <w:tc>
           <w:tcPr>
-            <w:tcW w:w="639" w:type="pct"/>
+            <w:tcW w:w="638" w:type="pct"/>
           </w:tcPr>
           <w:p>
             <w:pPr>
@@ -25401,7 +25448,7 @@
         </w:tc>
         <w:tc>
           <w:tcPr>
-            <w:tcW w:w="639" w:type="pct"/>
+            <w:tcW w:w="638" w:type="pct"/>
           </w:tcPr>
           <w:p>
             <w:pPr>
@@ -25434,7 +25481,7 @@
         <w:pStyle w:val="Ttulo2"/>
       </w:pPr>
       <w:bookmarkStart w:id="76" w:name="_fdc1478d352073634e6bd92f17796cead004715"/>
-      <w:bookmarkStart w:id="77" w:name="_Toc242641603"/>
+      <w:bookmarkStart w:id="77" w:name="_Toc242831950"/>
       <w:bookmarkEnd w:id="74"/>
       <w:r>
         <w:lastRenderedPageBreak/>
@@ -25535,7 +25582,7 @@
         </w:tc>
         <w:tc>
           <w:tcPr>
-            <w:tcW w:w="639" w:type="pct"/>
+            <w:tcW w:w="638" w:type="pct"/>
           </w:tcPr>
           <w:p>
             <w:pPr>
@@ -25616,7 +25663,7 @@
         </w:tc>
         <w:tc>
           <w:tcPr>
-            <w:tcW w:w="639" w:type="pct"/>
+            <w:tcW w:w="638" w:type="pct"/>
           </w:tcPr>
           <w:p>
             <w:pPr>
@@ -25697,7 +25744,7 @@
         </w:tc>
         <w:tc>
           <w:tcPr>
-            <w:tcW w:w="639" w:type="pct"/>
+            <w:tcW w:w="638" w:type="pct"/>
           </w:tcPr>
           <w:p>
             <w:pPr>
@@ -25774,7 +25821,7 @@
         </w:tc>
         <w:tc>
           <w:tcPr>
-            <w:tcW w:w="639" w:type="pct"/>
+            <w:tcW w:w="638" w:type="pct"/>
           </w:tcPr>
           <w:p>
             <w:pPr>
@@ -25807,7 +25854,7 @@
         <w:pStyle w:val="Ttulo2"/>
       </w:pPr>
       <w:bookmarkStart w:id="78" w:name="_101f0dcf34d14c70ec0f17a5f1393f5d9e5e380"/>
-      <w:bookmarkStart w:id="79" w:name="_Toc242641604"/>
+      <w:bookmarkStart w:id="79" w:name="_Toc242831951"/>
       <w:bookmarkEnd w:id="76"/>
       <w:r>
         <w:t>HU-2.7 — Validación y control de acceso en registros clínicos y de mascota</w:t>
@@ -26179,7 +26226,7 @@
         <w:pStyle w:val="Ttulo2"/>
       </w:pPr>
       <w:bookmarkStart w:id="80" w:name="_004e46896b85bf56df5905f1e03a53c4af0a844"/>
-      <w:bookmarkStart w:id="81" w:name="_Toc242641605"/>
+      <w:bookmarkStart w:id="81" w:name="_Toc242831952"/>
       <w:bookmarkEnd w:id="78"/>
       <w:r>
         <w:t>HU-2.8 — Sugerencia de diagnósticos probables por síntomas</w:t>
@@ -26279,7 +26326,7 @@
         </w:tc>
         <w:tc>
           <w:tcPr>
-            <w:tcW w:w="639" w:type="pct"/>
+            <w:tcW w:w="638" w:type="pct"/>
           </w:tcPr>
           <w:p>
             <w:pPr>
@@ -26360,7 +26407,7 @@
         </w:tc>
         <w:tc>
           <w:tcPr>
-            <w:tcW w:w="639" w:type="pct"/>
+            <w:tcW w:w="638" w:type="pct"/>
           </w:tcPr>
           <w:p>
             <w:pPr>
@@ -26441,7 +26488,7 @@
         </w:tc>
         <w:tc>
           <w:tcPr>
-            <w:tcW w:w="639" w:type="pct"/>
+            <w:tcW w:w="638" w:type="pct"/>
           </w:tcPr>
           <w:p>
             <w:pPr>
@@ -26522,7 +26569,7 @@
         </w:tc>
         <w:tc>
           <w:tcPr>
-            <w:tcW w:w="639" w:type="pct"/>
+            <w:tcW w:w="638" w:type="pct"/>
           </w:tcPr>
           <w:p>
             <w:pPr>
@@ -26603,7 +26650,7 @@
         </w:tc>
         <w:tc>
           <w:tcPr>
-            <w:tcW w:w="639" w:type="pct"/>
+            <w:tcW w:w="638" w:type="pct"/>
           </w:tcPr>
           <w:p>
             <w:pPr>
@@ -26680,7 +26727,7 @@
         </w:tc>
         <w:tc>
           <w:tcPr>
-            <w:tcW w:w="639" w:type="pct"/>
+            <w:tcW w:w="638" w:type="pct"/>
           </w:tcPr>
           <w:p>
             <w:pPr>
@@ -26714,7 +26761,7 @@
         <w:pStyle w:val="Ttulo2"/>
       </w:pPr>
       <w:bookmarkStart w:id="82" w:name="_dc4885bd67732a434e9ba082721bf6df1e25b78"/>
-      <w:bookmarkStart w:id="83" w:name="_Toc242641606"/>
+      <w:bookmarkStart w:id="83" w:name="_Toc242831953"/>
       <w:bookmarkEnd w:id="80"/>
       <w:r>
         <w:t>HU-2.9 — Alertas de toxicidad e interacción al prescribir</w:t>
@@ -26814,7 +26861,7 @@
         </w:tc>
         <w:tc>
           <w:tcPr>
-            <w:tcW w:w="639" w:type="pct"/>
+            <w:tcW w:w="638" w:type="pct"/>
           </w:tcPr>
           <w:p>
             <w:pPr>
@@ -26895,7 +26942,7 @@
         </w:tc>
         <w:tc>
           <w:tcPr>
-            <w:tcW w:w="639" w:type="pct"/>
+            <w:tcW w:w="638" w:type="pct"/>
           </w:tcPr>
           <w:p>
             <w:pPr>
@@ -26976,7 +27023,7 @@
         </w:tc>
         <w:tc>
           <w:tcPr>
-            <w:tcW w:w="639" w:type="pct"/>
+            <w:tcW w:w="638" w:type="pct"/>
           </w:tcPr>
           <w:p>
             <w:pPr>
@@ -27057,7 +27104,7 @@
         </w:tc>
         <w:tc>
           <w:tcPr>
-            <w:tcW w:w="639" w:type="pct"/>
+            <w:tcW w:w="638" w:type="pct"/>
           </w:tcPr>
           <w:p>
             <w:pPr>
@@ -27134,7 +27181,7 @@
         </w:tc>
         <w:tc>
           <w:tcPr>
-            <w:tcW w:w="639" w:type="pct"/>
+            <w:tcW w:w="638" w:type="pct"/>
           </w:tcPr>
           <w:p>
             <w:pPr>
@@ -27167,7 +27214,7 @@
         <w:pStyle w:val="Ttulo2"/>
       </w:pPr>
       <w:bookmarkStart w:id="84" w:name="_39e4f7d80042c39922c0142f6da447f46643fcd"/>
-      <w:bookmarkStart w:id="85" w:name="_Toc242641607"/>
+      <w:bookmarkStart w:id="85" w:name="_Toc242831954"/>
       <w:bookmarkEnd w:id="82"/>
       <w:r>
         <w:lastRenderedPageBreak/>
@@ -27315,7 +27362,14 @@
               <w:keepNext/>
             </w:pPr>
             <w:r>
-              <w:t>El sistema debe mostrar siempre los datos básicos, las alergias y alertas, y las vacunas y desparasitaciones de todas las clínicas, indicando la clínica de cada registro.</w:t>
+              <w:t xml:space="preserve">El sistema debe mostrar siempre los datos básicos, las alergias y alertas, y las vacunas y desparasitaciones de todas las clínicas, indicando la clínica de cada registro. </w:t>
+            </w:r>
+            <w:r>
+              <w:rPr>
+                <w:i/>
+                <w:iCs/>
+              </w:rPr>
+              <w:t>Las alergias y alertas se entregan con el módulo 2, junto a su registro (RE-2.1.5); el módulo 5 cierra los datos básicos, las vacunas y las desparasitaciones.</w:t>
             </w:r>
           </w:p>
         </w:tc>
@@ -27621,7 +27675,7 @@
         <w:pStyle w:val="Ttulo2"/>
       </w:pPr>
       <w:bookmarkStart w:id="86" w:name="_ddbeb8d4984f7e7207ef7f02c5c92f4dcdce30d"/>
-      <w:bookmarkStart w:id="87" w:name="_Toc242641608"/>
+      <w:bookmarkStart w:id="87" w:name="_Toc242831955"/>
       <w:bookmarkEnd w:id="84"/>
       <w:r>
         <w:lastRenderedPageBreak/>
@@ -28012,13 +28066,7 @@
               <w:keepNext/>
             </w:pPr>
             <w:r>
-              <w:t xml:space="preserve">Las señales de alarma universales deben dar </w:t>
-            </w:r>
-            <w:r>
-              <w:t>🔴</w:t>
-            </w:r>
-            <w:r>
-              <w:t xml:space="preserve"> en cualquier especie.</w:t>
+              <w:t>Las señales de alarma universales deben dar 🔴 en cualquier especie.</w:t>
             </w:r>
           </w:p>
         </w:tc>
@@ -28046,13 +28094,7 @@
               <w:keepNext/>
             </w:pPr>
             <w:r>
-              <w:t xml:space="preserve">T-21 (loro con dificultad respiratoria) da </w:t>
-            </w:r>
-            <w:r>
-              <w:t>🔴</w:t>
-            </w:r>
-            <w:r>
-              <w:t>.</w:t>
+              <w:t>T-21 (loro con dificultad respiratoria) da 🔴.</w:t>
             </w:r>
           </w:p>
         </w:tc>
@@ -28105,13 +28147,7 @@
               <w:keepNext/>
             </w:pPr>
             <w:r>
-              <w:t xml:space="preserve">Sin cobertura o sin síntomas reconocidos, el cálculo automático debe dar </w:t>
-            </w:r>
-            <w:r>
-              <w:t>🟡</w:t>
-            </w:r>
-            <w:r>
-              <w:t xml:space="preserve"> con la marca «revisión del personal»; la revisión debe ocurrir antes de asignar espacio cuando el relato sugiera urgencia.</w:t>
+              <w:t>Sin cobertura o sin síntomas reconocidos, el cálculo automático debe dar 🟡 con la marca «revisión del personal»; la revisión debe ocurrir antes de asignar espacio cuando el relato sugiera urgencia.</w:t>
             </w:r>
           </w:p>
         </w:tc>
@@ -28139,19 +28175,7 @@
               <w:keepNext/>
             </w:pPr>
             <w:r>
-              <w:t xml:space="preserve">T-20 da </w:t>
-            </w:r>
-            <w:r>
-              <w:t>🟡</w:t>
-            </w:r>
-            <w:r>
-              <w:t xml:space="preserve"> y se deriva a revisión inmediata antes de agendar; T-22 da </w:t>
-            </w:r>
-            <w:r>
-              <w:t>🟡</w:t>
-            </w:r>
-            <w:r>
-              <w:t xml:space="preserve"> con revisión. Un veterinario podrá ajustar el nivel con motivo conforme a RN-419.</w:t>
+              <w:t>T-20 da 🟡 y se deriva a revisión inmediata antes de agendar; T-22 da 🟡 con revisión. Un veterinario podrá ajustar el nivel con motivo conforme a RN-419.</w:t>
             </w:r>
           </w:p>
         </w:tc>
@@ -28348,7 +28372,7 @@
         <w:pStyle w:val="Ttulo1"/>
       </w:pPr>
       <w:bookmarkStart w:id="88" w:name="_d55aebc9deeb1682a62a02ae225cde94fe0baf3"/>
-      <w:bookmarkStart w:id="89" w:name="_Toc242641609"/>
+      <w:bookmarkStart w:id="89" w:name="_Toc242831956"/>
       <w:bookmarkEnd w:id="64"/>
       <w:bookmarkEnd w:id="86"/>
       <w:r>
@@ -28362,7 +28386,7 @@
         <w:pStyle w:val="Ttulo2"/>
       </w:pPr>
       <w:bookmarkStart w:id="90" w:name="_73783a222ff535845613407f8c2c5de0df62c29"/>
-      <w:bookmarkStart w:id="91" w:name="_Toc242641610"/>
+      <w:bookmarkStart w:id="91" w:name="_Toc242831957"/>
       <w:r>
         <w:t>HU-3.1 — Registrar vacunación</w:t>
       </w:r>
@@ -28733,7 +28757,7 @@
         <w:pStyle w:val="Ttulo2"/>
       </w:pPr>
       <w:bookmarkStart w:id="92" w:name="_6075047063f4930391208048315650ed427ae6c"/>
-      <w:bookmarkStart w:id="93" w:name="_Toc242641611"/>
+      <w:bookmarkStart w:id="93" w:name="_Toc242831958"/>
       <w:bookmarkEnd w:id="90"/>
       <w:r>
         <w:t>HU-3.2 — Enviar recordatorio por correo</w:t>
@@ -29267,7 +29291,7 @@
         <w:pStyle w:val="Ttulo2"/>
       </w:pPr>
       <w:bookmarkStart w:id="94" w:name="_781661fe2d15deb5f4d895541dced4f16e579af"/>
-      <w:bookmarkStart w:id="95" w:name="_Toc242641612"/>
+      <w:bookmarkStart w:id="95" w:name="_Toc242831959"/>
       <w:bookmarkEnd w:id="92"/>
       <w:r>
         <w:lastRenderedPageBreak/>
@@ -29368,7 +29392,7 @@
         </w:tc>
         <w:tc>
           <w:tcPr>
-            <w:tcW w:w="639" w:type="pct"/>
+            <w:tcW w:w="638" w:type="pct"/>
           </w:tcPr>
           <w:p>
             <w:pPr>
@@ -29449,7 +29473,7 @@
         </w:tc>
         <w:tc>
           <w:tcPr>
-            <w:tcW w:w="639" w:type="pct"/>
+            <w:tcW w:w="638" w:type="pct"/>
           </w:tcPr>
           <w:p>
             <w:pPr>
@@ -29530,7 +29554,7 @@
         </w:tc>
         <w:tc>
           <w:tcPr>
-            <w:tcW w:w="639" w:type="pct"/>
+            <w:tcW w:w="638" w:type="pct"/>
           </w:tcPr>
           <w:p>
             <w:pPr>
@@ -29607,7 +29631,7 @@
         </w:tc>
         <w:tc>
           <w:tcPr>
-            <w:tcW w:w="639" w:type="pct"/>
+            <w:tcW w:w="638" w:type="pct"/>
           </w:tcPr>
           <w:p>
             <w:pPr>
@@ -29640,7 +29664,7 @@
         <w:pStyle w:val="Ttulo2"/>
       </w:pPr>
       <w:bookmarkStart w:id="96" w:name="_8afd4fd6adaa7aec672b37965973c4a0b1b5483"/>
-      <w:bookmarkStart w:id="97" w:name="_Toc242641613"/>
+      <w:bookmarkStart w:id="97" w:name="_Toc242831960"/>
       <w:bookmarkEnd w:id="94"/>
       <w:r>
         <w:t>HU-3.4 — Registrar desparasitación</w:t>
@@ -30012,7 +30036,7 @@
         <w:pStyle w:val="Ttulo2"/>
       </w:pPr>
       <w:bookmarkStart w:id="98" w:name="_69b92288d624f1c737d99fa43d727735c1c78ac"/>
-      <w:bookmarkStart w:id="99" w:name="_Toc242641614"/>
+      <w:bookmarkStart w:id="99" w:name="_Toc242831961"/>
       <w:bookmarkEnd w:id="96"/>
       <w:r>
         <w:t>HU-3.5 — Panel de vacunaciones pendientes</w:t>
@@ -30384,7 +30408,7 @@
         <w:pStyle w:val="Ttulo2"/>
       </w:pPr>
       <w:bookmarkStart w:id="100" w:name="_83b2b6ee9ef84433e407efb3456acc0bf8c705f"/>
-      <w:bookmarkStart w:id="101" w:name="_Toc242641615"/>
+      <w:bookmarkStart w:id="101" w:name="_Toc242831962"/>
       <w:bookmarkEnd w:id="98"/>
       <w:r>
         <w:lastRenderedPageBreak/>
@@ -30838,7 +30862,7 @@
         <w:pStyle w:val="Ttulo1"/>
       </w:pPr>
       <w:bookmarkStart w:id="102" w:name="_0bc479c0be240e26431ebdd296a7a53444b2628"/>
-      <w:bookmarkStart w:id="103" w:name="_Toc242641616"/>
+      <w:bookmarkStart w:id="103" w:name="_Toc242831963"/>
       <w:bookmarkEnd w:id="88"/>
       <w:bookmarkEnd w:id="100"/>
       <w:r>
@@ -30852,7 +30876,7 @@
         <w:pStyle w:val="Ttulo2"/>
       </w:pPr>
       <w:bookmarkStart w:id="104" w:name="_83a9ef67ed8a24f8f8fb200a3c30fdc3bf36c17"/>
-      <w:bookmarkStart w:id="105" w:name="_Toc242641617"/>
+      <w:bookmarkStart w:id="105" w:name="_Toc242831964"/>
       <w:r>
         <w:t>HU-4.1 — Agendar cita</w:t>
       </w:r>
@@ -31385,7 +31409,7 @@
         <w:pStyle w:val="Ttulo2"/>
       </w:pPr>
       <w:bookmarkStart w:id="106" w:name="_102fb6dec5375a39a698cb955a51646f9817d25"/>
-      <w:bookmarkStart w:id="107" w:name="_Toc242641618"/>
+      <w:bookmarkStart w:id="107" w:name="_Toc242831965"/>
       <w:bookmarkEnd w:id="104"/>
       <w:r>
         <w:t>HU-4.2 — Cancelar o reprogramar cita</w:t>
@@ -31485,7 +31509,7 @@
         </w:tc>
         <w:tc>
           <w:tcPr>
-            <w:tcW w:w="639" w:type="pct"/>
+            <w:tcW w:w="638" w:type="pct"/>
           </w:tcPr>
           <w:p>
             <w:pPr>
@@ -31566,7 +31590,7 @@
         </w:tc>
         <w:tc>
           <w:tcPr>
-            <w:tcW w:w="639" w:type="pct"/>
+            <w:tcW w:w="638" w:type="pct"/>
           </w:tcPr>
           <w:p>
             <w:pPr>
@@ -31647,7 +31671,7 @@
         </w:tc>
         <w:tc>
           <w:tcPr>
-            <w:tcW w:w="639" w:type="pct"/>
+            <w:tcW w:w="638" w:type="pct"/>
           </w:tcPr>
           <w:p>
             <w:pPr>
@@ -31728,7 +31752,7 @@
         </w:tc>
         <w:tc>
           <w:tcPr>
-            <w:tcW w:w="639" w:type="pct"/>
+            <w:tcW w:w="638" w:type="pct"/>
           </w:tcPr>
           <w:p>
             <w:pPr>
@@ -31805,7 +31829,7 @@
         </w:tc>
         <w:tc>
           <w:tcPr>
-            <w:tcW w:w="639" w:type="pct"/>
+            <w:tcW w:w="638" w:type="pct"/>
           </w:tcPr>
           <w:p>
             <w:pPr>
@@ -31838,7 +31862,7 @@
         <w:pStyle w:val="Ttulo2"/>
       </w:pPr>
       <w:bookmarkStart w:id="108" w:name="_bc90a9ef9035fcbf5d83826a75a2a7caba95288"/>
-      <w:bookmarkStart w:id="109" w:name="_Toc242641619"/>
+      <w:bookmarkStart w:id="109" w:name="_Toc242831966"/>
       <w:bookmarkEnd w:id="106"/>
       <w:r>
         <w:lastRenderedPageBreak/>
@@ -31939,7 +31963,7 @@
         </w:tc>
         <w:tc>
           <w:tcPr>
-            <w:tcW w:w="639" w:type="pct"/>
+            <w:tcW w:w="638" w:type="pct"/>
           </w:tcPr>
           <w:p>
             <w:pPr>
@@ -32020,7 +32044,7 @@
         </w:tc>
         <w:tc>
           <w:tcPr>
-            <w:tcW w:w="639" w:type="pct"/>
+            <w:tcW w:w="638" w:type="pct"/>
           </w:tcPr>
           <w:p>
             <w:pPr>
@@ -32101,7 +32125,7 @@
         </w:tc>
         <w:tc>
           <w:tcPr>
-            <w:tcW w:w="639" w:type="pct"/>
+            <w:tcW w:w="638" w:type="pct"/>
           </w:tcPr>
           <w:p>
             <w:pPr>
@@ -32182,7 +32206,7 @@
         </w:tc>
         <w:tc>
           <w:tcPr>
-            <w:tcW w:w="639" w:type="pct"/>
+            <w:tcW w:w="638" w:type="pct"/>
           </w:tcPr>
           <w:p>
             <w:pPr>
@@ -32263,7 +32287,7 @@
         </w:tc>
         <w:tc>
           <w:tcPr>
-            <w:tcW w:w="639" w:type="pct"/>
+            <w:tcW w:w="638" w:type="pct"/>
           </w:tcPr>
           <w:p>
             <w:pPr>
@@ -32344,7 +32368,7 @@
         </w:tc>
         <w:tc>
           <w:tcPr>
-            <w:tcW w:w="639" w:type="pct"/>
+            <w:tcW w:w="638" w:type="pct"/>
           </w:tcPr>
           <w:p>
             <w:pPr>
@@ -32425,7 +32449,7 @@
         </w:tc>
         <w:tc>
           <w:tcPr>
-            <w:tcW w:w="639" w:type="pct"/>
+            <w:tcW w:w="638" w:type="pct"/>
           </w:tcPr>
           <w:p>
             <w:pPr>
@@ -32506,7 +32530,7 @@
         </w:tc>
         <w:tc>
           <w:tcPr>
-            <w:tcW w:w="639" w:type="pct"/>
+            <w:tcW w:w="638" w:type="pct"/>
           </w:tcPr>
           <w:p>
             <w:pPr>
@@ -32594,7 +32618,7 @@
         </w:tc>
         <w:tc>
           <w:tcPr>
-            <w:tcW w:w="639" w:type="pct"/>
+            <w:tcW w:w="638" w:type="pct"/>
           </w:tcPr>
           <w:p>
             <w:pPr>
@@ -32671,7 +32695,7 @@
         </w:tc>
         <w:tc>
           <w:tcPr>
-            <w:tcW w:w="639" w:type="pct"/>
+            <w:tcW w:w="638" w:type="pct"/>
           </w:tcPr>
           <w:p>
             <w:pPr>
@@ -32704,7 +32728,7 @@
         <w:pStyle w:val="Ttulo2"/>
       </w:pPr>
       <w:bookmarkStart w:id="110" w:name="_0ab1d1688e3b6d42f481962b5abe908ca5f185e"/>
-      <w:bookmarkStart w:id="111" w:name="_Toc242641620"/>
+      <w:bookmarkStart w:id="111" w:name="_Toc242831967"/>
       <w:bookmarkEnd w:id="108"/>
       <w:r>
         <w:lastRenderedPageBreak/>
@@ -33158,7 +33182,7 @@
         <w:pStyle w:val="Ttulo2"/>
       </w:pPr>
       <w:bookmarkStart w:id="112" w:name="_391b83d5c01b20c64bec4d1baa2ded83b27b3cc"/>
-      <w:bookmarkStart w:id="113" w:name="_Toc242641621"/>
+      <w:bookmarkStart w:id="113" w:name="_Toc242831968"/>
       <w:bookmarkEnd w:id="110"/>
       <w:r>
         <w:t>HU-4.5 — Registrar hora real de atención y gestionar retrasos</w:t>
@@ -33530,7 +33554,7 @@
         <w:pStyle w:val="Ttulo2"/>
       </w:pPr>
       <w:bookmarkStart w:id="114" w:name="_fd2845ac88e46c3520f61b9b4ded26b35f37534"/>
-      <w:bookmarkStart w:id="115" w:name="_Toc242641622"/>
+      <w:bookmarkStart w:id="115" w:name="_Toc242831969"/>
       <w:bookmarkEnd w:id="112"/>
       <w:r>
         <w:t>HU-4.6 — Buffer configurable entre citas</w:t>
@@ -33821,7 +33845,7 @@
         <w:pStyle w:val="Ttulo2"/>
       </w:pPr>
       <w:bookmarkStart w:id="116" w:name="_4786f5b438d23c36e067f350ad8ed0097d027c2"/>
-      <w:bookmarkStart w:id="117" w:name="_Toc242641623"/>
+      <w:bookmarkStart w:id="117" w:name="_Toc242831970"/>
       <w:bookmarkEnd w:id="114"/>
       <w:r>
         <w:lastRenderedPageBreak/>
@@ -34194,7 +34218,7 @@
         <w:pStyle w:val="Ttulo2"/>
       </w:pPr>
       <w:bookmarkStart w:id="118" w:name="_0d930997ffa83b9b36b150e5e50b933f66b264d"/>
-      <w:bookmarkStart w:id="119" w:name="_Toc242641624"/>
+      <w:bookmarkStart w:id="119" w:name="_Toc242831971"/>
       <w:bookmarkEnd w:id="116"/>
       <w:r>
         <w:t>HU-4.8 — Bloqueos de agenda del veterinario y días no laborables</w:t>
@@ -34566,7 +34590,7 @@
         <w:pStyle w:val="Ttulo2"/>
       </w:pPr>
       <w:bookmarkStart w:id="120" w:name="_592e3b26ee2d82de9a78960621790aca76cbe41"/>
-      <w:bookmarkStart w:id="121" w:name="_Toc242641625"/>
+      <w:bookmarkStart w:id="121" w:name="_Toc242831972"/>
       <w:bookmarkEnd w:id="118"/>
       <w:r>
         <w:t>HU-4.9 — Endurecer la validación de disponibilidad</w:t>
@@ -34666,7 +34690,7 @@
         </w:tc>
         <w:tc>
           <w:tcPr>
-            <w:tcW w:w="639" w:type="pct"/>
+            <w:tcW w:w="638" w:type="pct"/>
           </w:tcPr>
           <w:p>
             <w:pPr>
@@ -34747,7 +34771,7 @@
         </w:tc>
         <w:tc>
           <w:tcPr>
-            <w:tcW w:w="639" w:type="pct"/>
+            <w:tcW w:w="638" w:type="pct"/>
           </w:tcPr>
           <w:p>
             <w:pPr>
@@ -34828,7 +34852,7 @@
         </w:tc>
         <w:tc>
           <w:tcPr>
-            <w:tcW w:w="639" w:type="pct"/>
+            <w:tcW w:w="638" w:type="pct"/>
           </w:tcPr>
           <w:p>
             <w:pPr>
@@ -34905,7 +34929,7 @@
         </w:tc>
         <w:tc>
           <w:tcPr>
-            <w:tcW w:w="639" w:type="pct"/>
+            <w:tcW w:w="638" w:type="pct"/>
           </w:tcPr>
           <w:p>
             <w:pPr>
@@ -34938,7 +34962,7 @@
         <w:pStyle w:val="Ttulo2"/>
       </w:pPr>
       <w:bookmarkStart w:id="122" w:name="_53bf433c324c03bf220d8f1ea57572094c24d19"/>
-      <w:bookmarkStart w:id="123" w:name="_Toc242641626"/>
+      <w:bookmarkStart w:id="123" w:name="_Toc242831973"/>
       <w:bookmarkEnd w:id="120"/>
       <w:r>
         <w:lastRenderedPageBreak/>
@@ -34983,7 +35007,7 @@
         </w:trPr>
         <w:tc>
           <w:tcPr>
-            <w:tcW w:w="639" w:type="pct"/>
+            <w:tcW w:w="640" w:type="pct"/>
           </w:tcPr>
           <w:p>
             <w:pPr>
@@ -35058,7 +35082,7 @@
         </w:trPr>
         <w:tc>
           <w:tcPr>
-            <w:tcW w:w="639" w:type="pct"/>
+            <w:tcW w:w="640" w:type="pct"/>
           </w:tcPr>
           <w:p>
             <w:pPr>
@@ -35139,7 +35163,7 @@
         </w:trPr>
         <w:tc>
           <w:tcPr>
-            <w:tcW w:w="639" w:type="pct"/>
+            <w:tcW w:w="640" w:type="pct"/>
           </w:tcPr>
           <w:p>
             <w:pPr>
@@ -35220,7 +35244,7 @@
         </w:trPr>
         <w:tc>
           <w:tcPr>
-            <w:tcW w:w="639" w:type="pct"/>
+            <w:tcW w:w="640" w:type="pct"/>
           </w:tcPr>
           <w:p>
             <w:pPr>
@@ -35311,7 +35335,7 @@
         <w:pStyle w:val="Ttulo2"/>
       </w:pPr>
       <w:bookmarkStart w:id="124" w:name="_bc4a4c08f4864e57db7a13372e3c901c5711bb9"/>
-      <w:bookmarkStart w:id="125" w:name="_Toc242641627"/>
+      <w:bookmarkStart w:id="125" w:name="_Toc242831974"/>
       <w:bookmarkEnd w:id="122"/>
       <w:r>
         <w:t>HU-4.11 — Configurar el horario recurrente del veterinario</w:t>
@@ -35845,7 +35869,7 @@
         <w:pStyle w:val="Ttulo2"/>
       </w:pPr>
       <w:bookmarkStart w:id="126" w:name="_3a9da54e9b682c781ba4f8ec9fb08eb1ae51469"/>
-      <w:bookmarkStart w:id="127" w:name="_Toc242641628"/>
+      <w:bookmarkStart w:id="127" w:name="_Toc242831975"/>
       <w:bookmarkEnd w:id="124"/>
       <w:r>
         <w:lastRenderedPageBreak/>
@@ -36380,7 +36404,7 @@
         <w:pStyle w:val="Ttulo2"/>
       </w:pPr>
       <w:bookmarkStart w:id="128" w:name="_d5e60343e26d4758074a6efaed07b69cd6c3551"/>
-      <w:bookmarkStart w:id="129" w:name="_Toc242641629"/>
+      <w:bookmarkStart w:id="129" w:name="_Toc242831976"/>
       <w:bookmarkEnd w:id="126"/>
       <w:r>
         <w:lastRenderedPageBreak/>
@@ -36609,13 +36633,7 @@
               <w:keepNext/>
             </w:pPr>
             <w:r>
-              <w:t xml:space="preserve">El sistema debe verificar el límite del plan antes de reservar, salvo en los casos </w:t>
-            </w:r>
-            <w:r>
-              <w:t>🔴</w:t>
-            </w:r>
-            <w:r>
-              <w:t>.</w:t>
+              <w:t>El sistema debe verificar el límite del plan antes de reservar, salvo en los casos 🔴.</w:t>
             </w:r>
           </w:p>
         </w:tc>
@@ -36643,19 +36661,7 @@
               <w:keepNext/>
             </w:pPr>
             <w:r>
-              <w:t xml:space="preserve">Con la clínica al límite, un </w:t>
-            </w:r>
-            <w:r>
-              <w:t>🟡</w:t>
-            </w:r>
-            <w:r>
-              <w:t xml:space="preserve"> se rechaza y un </w:t>
-            </w:r>
-            <w:r>
-              <w:t>🔴</w:t>
-            </w:r>
-            <w:r>
-              <w:t xml:space="preserve"> se deriva a urgencia igual.</w:t>
+              <w:t>Con la clínica al límite, un 🟡 se rechaza y un 🔴 se deriva a urgencia igual.</w:t>
             </w:r>
           </w:p>
         </w:tc>
@@ -37030,13 +37036,7 @@
               <w:pStyle w:val="Celda"/>
             </w:pPr>
             <w:r>
-              <w:t xml:space="preserve">Cada bloque de un veterinario debe admitir como máximo el número de sobrecupos </w:t>
-            </w:r>
-            <w:r>
-              <w:t>🟠</w:t>
-            </w:r>
-            <w:r>
-              <w:t xml:space="preserve"> configurado por la clínica (por defecto, 2). Entre naranjas se respeta el orden de llegada, salvo cambio motivado por un veterinario y auditado.</w:t>
+              <w:t>Cada bloque de un veterinario debe admitir como máximo el número de sobrecupos 🟠 configurado por la clínica (por defecto, 2). Entre naranjas se respeta el orden de llegada, salvo cambio motivado por un veterinario y auditado.</w:t>
             </w:r>
           </w:p>
         </w:tc>
@@ -37111,10 +37111,7 @@
         <w:t>Reglas de negocio:</w:t>
       </w:r>
       <w:r>
-        <w:t xml:space="preserve"> </w:t>
-      </w:r>
-      <w:r>
-        <w:t>RN-411, RN-415, RN-401, RN-402, RN-420, RN-422</w:t>
+        <w:t xml:space="preserve"> RN-411, RN-415, RN-401, RN-402, RN-420, RN-422</w:t>
       </w:r>
     </w:p>
     <w:p>
@@ -37122,7 +37119,7 @@
         <w:pStyle w:val="Ttulo2"/>
       </w:pPr>
       <w:bookmarkStart w:id="130" w:name="_d4adac7448e74c17e6bb33bf496ee79d1222807"/>
-      <w:bookmarkStart w:id="131" w:name="_Toc242641630"/>
+      <w:bookmarkStart w:id="131" w:name="_Toc242831977"/>
       <w:bookmarkEnd w:id="128"/>
       <w:r>
         <w:lastRenderedPageBreak/>
@@ -37819,7 +37816,7 @@
         <w:pStyle w:val="Ttulo2"/>
       </w:pPr>
       <w:bookmarkStart w:id="132" w:name="_91e1c705d28c1a221b008d52046353792175d0f"/>
-      <w:bookmarkStart w:id="133" w:name="_Toc242641631"/>
+      <w:bookmarkStart w:id="133" w:name="_Toc242831978"/>
       <w:bookmarkEnd w:id="130"/>
       <w:r>
         <w:lastRenderedPageBreak/>
@@ -37995,13 +37992,7 @@
               <w:keepNext/>
             </w:pPr>
             <w:r>
-              <w:t xml:space="preserve">Un caso </w:t>
-            </w:r>
-            <w:r>
-              <w:t>🔴</w:t>
-            </w:r>
-            <w:r>
-              <w:t xml:space="preserve"> o una llegada directa crea la urgencia con prioridad máxima y la clínica recibe la notificación en el momento.</w:t>
+              <w:t>Un caso 🔴 o una llegada directa crea la urgencia con prioridad máxima y la clínica recibe la notificación en el momento.</w:t>
             </w:r>
           </w:p>
         </w:tc>
@@ -38396,13 +38387,7 @@
               <w:keepNext/>
             </w:pPr>
             <w:r>
-              <w:t xml:space="preserve">Un caso </w:t>
-            </w:r>
-            <w:r>
-              <w:t>🔴</w:t>
-            </w:r>
-            <w:r>
-              <w:t xml:space="preserve"> desde el portal fuera del horario de la clínica debe informar que está cerrada, mostrar su teléfono de urgencias si existe y recomendar un servicio 24 horas.</w:t>
+              <w:t>Un caso 🔴 desde el portal fuera del horario de la clínica debe informar que está cerrada, mostrar su teléfono de urgencias si existe y recomendar un servicio 24 horas.</w:t>
             </w:r>
           </w:p>
         </w:tc>
@@ -38627,7 +38612,7 @@
         <w:pStyle w:val="Ttulo2"/>
       </w:pPr>
       <w:bookmarkStart w:id="134" w:name="_c78d8424c335bf78fd48b1955b4f1a67eda143f"/>
-      <w:bookmarkStart w:id="135" w:name="_Toc242641632"/>
+      <w:bookmarkStart w:id="135" w:name="_Toc242831979"/>
       <w:bookmarkEnd w:id="132"/>
       <w:r>
         <w:lastRenderedPageBreak/>
@@ -38919,7 +38904,7 @@
         <w:pStyle w:val="Ttulo2"/>
       </w:pPr>
       <w:bookmarkStart w:id="136" w:name="_d95563cf58dd7b4419944c1578610bfcd0b1db0"/>
-      <w:bookmarkStart w:id="137" w:name="_Toc242641633"/>
+      <w:bookmarkStart w:id="137" w:name="_Toc242831980"/>
       <w:bookmarkEnd w:id="134"/>
       <w:r>
         <w:t>HU-4.17 — Recalcular el triage cuando cambian los síntomas</w:t>
@@ -39147,13 +39132,7 @@
               <w:keepNext/>
             </w:pPr>
             <w:r>
-              <w:t xml:space="preserve">Al actualizar, el nivel debe recalcularse; si sube, la cita se reubica (o se deriva a urgencia si es </w:t>
-            </w:r>
-            <w:r>
-              <w:t>🔴</w:t>
-            </w:r>
-            <w:r>
-              <w:t>) y se notifica.</w:t>
+              <w:t>Al actualizar, el nivel debe recalcularse; si sube, la cita se reubica (o se deriva a urgencia si es 🔴) y se notifica.</w:t>
             </w:r>
           </w:p>
         </w:tc>
@@ -39181,19 +39160,7 @@
               <w:keepNext/>
             </w:pPr>
             <w:r>
-              <w:t xml:space="preserve">Una cita </w:t>
-            </w:r>
-            <w:r>
-              <w:t>🟢</w:t>
-            </w:r>
-            <w:r>
-              <w:t xml:space="preserve"> del viernes que pasa a </w:t>
-            </w:r>
-            <w:r>
-              <w:t>🟠</w:t>
-            </w:r>
-            <w:r>
-              <w:t xml:space="preserve"> el miércoles toma un sobrecupo de ese día.</w:t>
+              <w:t>Una cita 🟢 del viernes que pasa a 🟠 el miércoles toma un sobrecupo de ese día.</w:t>
             </w:r>
           </w:p>
         </w:tc>
@@ -39390,7 +39357,7 @@
         <w:pStyle w:val="Ttulo2"/>
       </w:pPr>
       <w:bookmarkStart w:id="138" w:name="_8b0a1409d398bf3e63485141aa804db028749ca"/>
-      <w:bookmarkStart w:id="139" w:name="_Toc242641634"/>
+      <w:bookmarkStart w:id="139" w:name="_Toc242831981"/>
       <w:bookmarkEnd w:id="136"/>
       <w:r>
         <w:lastRenderedPageBreak/>
@@ -39421,8 +39388,8 @@
         <w:tblLook w:val="0020" w:firstRow="1" w:lastRow="0" w:firstColumn="0" w:lastColumn="0" w:noHBand="0" w:noVBand="0"/>
       </w:tblPr>
       <w:tblGrid>
-        <w:gridCol w:w="1223"/>
-        <w:gridCol w:w="2947"/>
+        <w:gridCol w:w="1224"/>
+        <w:gridCol w:w="2946"/>
         <w:gridCol w:w="1222"/>
         <w:gridCol w:w="2946"/>
         <w:gridCol w:w="1222"/>
@@ -39435,7 +39402,7 @@
         </w:trPr>
         <w:tc>
           <w:tcPr>
-            <w:tcW w:w="639" w:type="pct"/>
+            <w:tcW w:w="640" w:type="pct"/>
           </w:tcPr>
           <w:p>
             <w:pPr>
@@ -39510,7 +39477,7 @@
         </w:trPr>
         <w:tc>
           <w:tcPr>
-            <w:tcW w:w="639" w:type="pct"/>
+            <w:tcW w:w="640" w:type="pct"/>
           </w:tcPr>
           <w:p>
             <w:pPr>
@@ -39591,7 +39558,7 @@
         </w:trPr>
         <w:tc>
           <w:tcPr>
-            <w:tcW w:w="639" w:type="pct"/>
+            <w:tcW w:w="640" w:type="pct"/>
           </w:tcPr>
           <w:p>
             <w:pPr>
@@ -39672,7 +39639,7 @@
         </w:trPr>
         <w:tc>
           <w:tcPr>
-            <w:tcW w:w="639" w:type="pct"/>
+            <w:tcW w:w="640" w:type="pct"/>
           </w:tcPr>
           <w:p>
             <w:pPr>
@@ -39753,7 +39720,7 @@
         </w:trPr>
         <w:tc>
           <w:tcPr>
-            <w:tcW w:w="639" w:type="pct"/>
+            <w:tcW w:w="640" w:type="pct"/>
           </w:tcPr>
           <w:p>
             <w:pPr>
@@ -39844,7 +39811,7 @@
         <w:pStyle w:val="Ttulo2"/>
       </w:pPr>
       <w:bookmarkStart w:id="140" w:name="_cf2722ce0434310059a1401a7a9236f9f75ab69"/>
-      <w:bookmarkStart w:id="141" w:name="_Toc242641635"/>
+      <w:bookmarkStart w:id="141" w:name="_Toc242831982"/>
       <w:bookmarkEnd w:id="138"/>
       <w:r>
         <w:t>HU-4.19 — Manejar la llegada tarde del propietario</w:t>
@@ -40297,7 +40264,7 @@
         <w:pStyle w:val="Ttulo1"/>
       </w:pPr>
       <w:bookmarkStart w:id="142" w:name="_448b6637f95054bfc4854cb12826ea84d2acba0"/>
-      <w:bookmarkStart w:id="143" w:name="_Toc242641636"/>
+      <w:bookmarkStart w:id="143" w:name="_Toc242831983"/>
       <w:bookmarkEnd w:id="102"/>
       <w:bookmarkEnd w:id="140"/>
       <w:r>
@@ -40311,7 +40278,7 @@
         <w:pStyle w:val="Ttulo2"/>
       </w:pPr>
       <w:bookmarkStart w:id="144" w:name="_af054ffcebd6910222ee7d6c1d020875947335e"/>
-      <w:bookmarkStart w:id="145" w:name="_Toc242641637"/>
+      <w:bookmarkStart w:id="145" w:name="_Toc242831984"/>
       <w:r>
         <w:t>HU-5.1 — Portal del propietario</w:t>
       </w:r>
@@ -40953,10 +40920,7 @@
               <w:t>(v2.0)</w:t>
             </w:r>
             <w:r>
-              <w:t xml:space="preserve"> </w:t>
-            </w:r>
-            <w:r>
-              <w:t>el de cada clínica con vínculo activo.</w:t>
+              <w:t xml:space="preserve"> el de cada clínica con vínculo activo.</w:t>
             </w:r>
           </w:p>
         </w:tc>
@@ -41147,10 +41111,7 @@
               <w:keepNext/>
             </w:pPr>
             <w:r>
-              <w:t>Nombre de 1 a 50 caracteres (letras, números, espacio, punto, guion, apóstrofo); especie y raza del catálogo y la raza de esa especie; sexo Macho o Hembra; peso mayor que 0 y hasta 150 kg; nacimiento no futuro ni de más de 40 años; foto JPG o PNG real de hasta 5 MB con nombre generado por el servidor. El propietario no crea razas: si la suya no está, la elige como mestiza («Criollo»), «No sé la raza» o «Mi raza no está en la lista» y la escribe; queda como «Sin raza definida» con la raza indicada, que el pe</w:t>
-            </w:r>
-            <w:r>
-              <w:t>rsonal ve en la ficha, la atención y la lista de pacientes y se borra cuando el personal asigna una raza. Tampoco registra el color: el color lo anota la clínica en la consulta y el portal no lo modifica.</w:t>
+              <w:t>Nombre de 1 a 50 caracteres (letras, números, espacio, punto, guion, apóstrofo); especie y raza del catálogo y la raza de esa especie; sexo Macho o Hembra; peso mayor que 0 y hasta 150 kg; nacimiento no futuro ni de más de 40 años; foto JPG o PNG real de hasta 5 MB con nombre generado por el servidor. El propietario no crea razas: si la suya no está, la elige como mestiza («Criollo»), «No sé la raza» o «Mi raza no está en la lista» y la escribe; queda como «Sin raza definida» con la raza indicada, que el personal ve en la ficha, la atención y la lista de pacientes y se borra cuando el personal asigna una raza. Tampoco registra el color: desde M5 ningún formulario lo pide.</w:t>
             </w:r>
           </w:p>
         </w:tc>
@@ -41266,7 +41227,7 @@
         <w:pStyle w:val="Ttulo2"/>
       </w:pPr>
       <w:bookmarkStart w:id="146" w:name="_6b1c61431b8f8f0fcc4ce60077071b912ba2b45"/>
-      <w:bookmarkStart w:id="147" w:name="_Toc242641638"/>
+      <w:bookmarkStart w:id="147" w:name="_Toc242831985"/>
       <w:bookmarkEnd w:id="144"/>
       <w:r>
         <w:t>HU-5.2 — Auto-registro de propietario</w:t>
@@ -41800,7 +41761,7 @@
         <w:pStyle w:val="Ttulo2"/>
       </w:pPr>
       <w:bookmarkStart w:id="148" w:name="_f4d063018be410b507969fa4c62074124f833cf"/>
-      <w:bookmarkStart w:id="149" w:name="_Toc242641639"/>
+      <w:bookmarkStart w:id="149" w:name="_Toc242831986"/>
       <w:bookmarkEnd w:id="146"/>
       <w:r>
         <w:lastRenderedPageBreak/>
@@ -42342,7 +42303,7 @@
         <w:pStyle w:val="Ttulo2"/>
       </w:pPr>
       <w:bookmarkStart w:id="150" w:name="_c64202596780354c08c0a149dc974449db886cf"/>
-      <w:bookmarkStart w:id="151" w:name="_Toc242641640"/>
+      <w:bookmarkStart w:id="151" w:name="_Toc242831987"/>
       <w:bookmarkEnd w:id="148"/>
       <w:r>
         <w:t>HU-5.4 — Editar mi mascota desde el portal</w:t>
@@ -42714,7 +42675,7 @@
         <w:pStyle w:val="Ttulo2"/>
       </w:pPr>
       <w:bookmarkStart w:id="152" w:name="_cf91e7705c2cc7ff174f786bca87f4ab32c164a"/>
-      <w:bookmarkStart w:id="153" w:name="_Toc242641641"/>
+      <w:bookmarkStart w:id="153" w:name="_Toc242831988"/>
       <w:bookmarkEnd w:id="150"/>
       <w:r>
         <w:lastRenderedPageBreak/>
@@ -43087,7 +43048,7 @@
         <w:pStyle w:val="Ttulo2"/>
       </w:pPr>
       <w:bookmarkStart w:id="154" w:name="_f8ebe18ba7612da84cbeb32e6cdfcf569929127"/>
-      <w:bookmarkStart w:id="155" w:name="_Toc242641642"/>
+      <w:bookmarkStart w:id="155" w:name="_Toc242831989"/>
       <w:bookmarkEnd w:id="152"/>
       <w:r>
         <w:t>HU-5.6 — Cancelar o reprogramar mi cita desde el portal</w:t>
@@ -43540,7 +43501,7 @@
         <w:pStyle w:val="Ttulo2"/>
       </w:pPr>
       <w:bookmarkStart w:id="156" w:name="_63b2ff8270a3dc0cb21378739f70e0c16a27def"/>
-      <w:bookmarkStart w:id="157" w:name="_Toc242641643"/>
+      <w:bookmarkStart w:id="157" w:name="_Toc242831990"/>
       <w:bookmarkEnd w:id="154"/>
       <w:r>
         <w:t>HU-5.7 — Centro de notificaciones del propietario</w:t>
@@ -43994,7 +43955,7 @@
         <w:pStyle w:val="Ttulo2"/>
       </w:pPr>
       <w:bookmarkStart w:id="158" w:name="_f59be5ab49da54ec24749683e30fb79075b9c3a"/>
-      <w:bookmarkStart w:id="159" w:name="_Toc242641644"/>
+      <w:bookmarkStart w:id="159" w:name="_Toc242831991"/>
       <w:bookmarkEnd w:id="156"/>
       <w:r>
         <w:t>HU-5.8 — Registrar al propietario como identidad global</w:t>
@@ -44094,7 +44055,7 @@
         </w:tc>
         <w:tc>
           <w:tcPr>
-            <w:tcW w:w="639" w:type="pct"/>
+            <w:tcW w:w="638" w:type="pct"/>
           </w:tcPr>
           <w:p>
             <w:pPr>
@@ -44175,7 +44136,7 @@
         </w:tc>
         <w:tc>
           <w:tcPr>
-            <w:tcW w:w="639" w:type="pct"/>
+            <w:tcW w:w="638" w:type="pct"/>
           </w:tcPr>
           <w:p>
             <w:pPr>
@@ -44256,7 +44217,7 @@
         </w:tc>
         <w:tc>
           <w:tcPr>
-            <w:tcW w:w="639" w:type="pct"/>
+            <w:tcW w:w="638" w:type="pct"/>
           </w:tcPr>
           <w:p>
             <w:pPr>
@@ -44337,7 +44298,7 @@
         </w:tc>
         <w:tc>
           <w:tcPr>
-            <w:tcW w:w="639" w:type="pct"/>
+            <w:tcW w:w="638" w:type="pct"/>
           </w:tcPr>
           <w:p>
             <w:pPr>
@@ -44425,7 +44386,7 @@
         </w:tc>
         <w:tc>
           <w:tcPr>
-            <w:tcW w:w="639" w:type="pct"/>
+            <w:tcW w:w="638" w:type="pct"/>
           </w:tcPr>
           <w:p>
             <w:pPr>
@@ -44506,7 +44467,7 @@
         </w:tc>
         <w:tc>
           <w:tcPr>
-            <w:tcW w:w="639" w:type="pct"/>
+            <w:tcW w:w="638" w:type="pct"/>
           </w:tcPr>
           <w:p>
             <w:pPr>
@@ -44583,7 +44544,7 @@
         </w:tc>
         <w:tc>
           <w:tcPr>
-            <w:tcW w:w="639" w:type="pct"/>
+            <w:tcW w:w="638" w:type="pct"/>
           </w:tcPr>
           <w:p>
             <w:pPr>
@@ -44616,7 +44577,7 @@
         <w:pStyle w:val="Ttulo2"/>
       </w:pPr>
       <w:bookmarkStart w:id="160" w:name="_06eaf3b49483b1eeebe1b8e79573cd5c749be44"/>
-      <w:bookmarkStart w:id="161" w:name="_Toc242641645"/>
+      <w:bookmarkStart w:id="161" w:name="_Toc242831992"/>
       <w:bookmarkEnd w:id="158"/>
       <w:r>
         <w:lastRenderedPageBreak/>
@@ -45070,7 +45031,7 @@
         <w:pStyle w:val="Ttulo2"/>
       </w:pPr>
       <w:bookmarkStart w:id="162" w:name="_73bf9bf1ab817b39687e744da8c8402ea9619af"/>
-      <w:bookmarkStart w:id="163" w:name="_Toc242641646"/>
+      <w:bookmarkStart w:id="163" w:name="_Toc242831993"/>
       <w:bookmarkEnd w:id="160"/>
       <w:r>
         <w:t>HU-5.10 — Carnet digital de la mascota con QR de emergencia</w:t>
@@ -45604,7 +45565,7 @@
         <w:pStyle w:val="Ttulo2"/>
       </w:pPr>
       <w:bookmarkStart w:id="164" w:name="_809064a587886d0547b1788a26db9d9152af23a"/>
-      <w:bookmarkStart w:id="165" w:name="_Toc242641647"/>
+      <w:bookmarkStart w:id="165" w:name="_Toc242831994"/>
       <w:bookmarkEnd w:id="162"/>
       <w:r>
         <w:lastRenderedPageBreak/>
@@ -46220,7 +46181,7 @@
         <w:pStyle w:val="Ttulo2"/>
       </w:pPr>
       <w:bookmarkStart w:id="166" w:name="_eaa2b9dcd4e772acfdb8cc2e14fe1584fe792e7"/>
-      <w:bookmarkStart w:id="167" w:name="_Toc242641648"/>
+      <w:bookmarkStart w:id="167" w:name="_Toc242831995"/>
       <w:bookmarkEnd w:id="164"/>
       <w:r>
         <w:t>HU-5.12 — Autorizar a una clínica a ver la historia de otras clínicas</w:t>
@@ -46250,8 +46211,8 @@
         <w:tblLook w:val="0020" w:firstRow="1" w:lastRow="0" w:firstColumn="0" w:lastColumn="0" w:noHBand="0" w:noVBand="0"/>
       </w:tblPr>
       <w:tblGrid>
-        <w:gridCol w:w="1223"/>
-        <w:gridCol w:w="2947"/>
+        <w:gridCol w:w="1224"/>
+        <w:gridCol w:w="2946"/>
         <w:gridCol w:w="1222"/>
         <w:gridCol w:w="2946"/>
         <w:gridCol w:w="1222"/>
@@ -46264,7 +46225,7 @@
         </w:trPr>
         <w:tc>
           <w:tcPr>
-            <w:tcW w:w="639" w:type="pct"/>
+            <w:tcW w:w="640" w:type="pct"/>
           </w:tcPr>
           <w:p>
             <w:pPr>
@@ -46339,7 +46300,7 @@
         </w:trPr>
         <w:tc>
           <w:tcPr>
-            <w:tcW w:w="639" w:type="pct"/>
+            <w:tcW w:w="640" w:type="pct"/>
           </w:tcPr>
           <w:p>
             <w:pPr>
@@ -46420,7 +46381,7 @@
         </w:trPr>
         <w:tc>
           <w:tcPr>
-            <w:tcW w:w="639" w:type="pct"/>
+            <w:tcW w:w="640" w:type="pct"/>
           </w:tcPr>
           <w:p>
             <w:pPr>
@@ -46501,7 +46462,7 @@
         </w:trPr>
         <w:tc>
           <w:tcPr>
-            <w:tcW w:w="639" w:type="pct"/>
+            <w:tcW w:w="640" w:type="pct"/>
           </w:tcPr>
           <w:p>
             <w:pPr>
@@ -46582,7 +46543,7 @@
         </w:trPr>
         <w:tc>
           <w:tcPr>
-            <w:tcW w:w="639" w:type="pct"/>
+            <w:tcW w:w="640" w:type="pct"/>
           </w:tcPr>
           <w:p>
             <w:pPr>
@@ -46674,7 +46635,7 @@
         <w:pStyle w:val="Ttulo2"/>
       </w:pPr>
       <w:bookmarkStart w:id="168" w:name="_9c4353686bd45e1d5b28007e4eeecf1db3be371"/>
-      <w:bookmarkStart w:id="169" w:name="_Toc242641649"/>
+      <w:bookmarkStart w:id="169" w:name="_Toc242831996"/>
       <w:bookmarkEnd w:id="166"/>
       <w:r>
         <w:t>HU-5.13 — Vincularme o desvincularme de una clínica</w:t>
@@ -46705,9 +46666,9 @@
       </w:tblPr>
       <w:tblGrid>
         <w:gridCol w:w="1221"/>
-        <w:gridCol w:w="2876"/>
+        <w:gridCol w:w="2857"/>
         <w:gridCol w:w="1444"/>
-        <w:gridCol w:w="2797"/>
+        <w:gridCol w:w="2816"/>
         <w:gridCol w:w="1222"/>
       </w:tblGrid>
       <w:tr>
@@ -46732,7 +46693,7 @@
         </w:tc>
         <w:tc>
           <w:tcPr>
-            <w:tcW w:w="1504" w:type="pct"/>
+            <w:tcW w:w="1494" w:type="pct"/>
           </w:tcPr>
           <w:p>
             <w:pPr>
@@ -46760,7 +46721,7 @@
         </w:tc>
         <w:tc>
           <w:tcPr>
-            <w:tcW w:w="1463" w:type="pct"/>
+            <w:tcW w:w="1473" w:type="pct"/>
           </w:tcPr>
           <w:p>
             <w:pPr>
@@ -46813,7 +46774,7 @@
         </w:tc>
         <w:tc>
           <w:tcPr>
-            <w:tcW w:w="1504" w:type="pct"/>
+            <w:tcW w:w="1494" w:type="pct"/>
           </w:tcPr>
           <w:p>
             <w:pPr>
@@ -46841,7 +46802,7 @@
         </w:tc>
         <w:tc>
           <w:tcPr>
-            <w:tcW w:w="1463" w:type="pct"/>
+            <w:tcW w:w="1473" w:type="pct"/>
           </w:tcPr>
           <w:p>
             <w:pPr>
@@ -46894,7 +46855,7 @@
         </w:tc>
         <w:tc>
           <w:tcPr>
-            <w:tcW w:w="1504" w:type="pct"/>
+            <w:tcW w:w="1494" w:type="pct"/>
           </w:tcPr>
           <w:p>
             <w:pPr>
@@ -46922,7 +46883,7 @@
         </w:tc>
         <w:tc>
           <w:tcPr>
-            <w:tcW w:w="1463" w:type="pct"/>
+            <w:tcW w:w="1473" w:type="pct"/>
           </w:tcPr>
           <w:p>
             <w:pPr>
@@ -46975,7 +46936,7 @@
         </w:tc>
         <w:tc>
           <w:tcPr>
-            <w:tcW w:w="1504" w:type="pct"/>
+            <w:tcW w:w="1494" w:type="pct"/>
           </w:tcPr>
           <w:p>
             <w:pPr>
@@ -47003,7 +46964,7 @@
         </w:tc>
         <w:tc>
           <w:tcPr>
-            <w:tcW w:w="1463" w:type="pct"/>
+            <w:tcW w:w="1473" w:type="pct"/>
           </w:tcPr>
           <w:p>
             <w:pPr>
@@ -47041,6 +47002,7 @@
           <w:p>
             <w:pPr>
               <w:pStyle w:val="Celda"/>
+              <w:keepNext/>
             </w:pPr>
             <w:r>
               <w:t>RE</w:t>
@@ -47055,11 +47017,12 @@
         </w:tc>
         <w:tc>
           <w:tcPr>
-            <w:tcW w:w="1504" w:type="pct"/>
-          </w:tcPr>
-          <w:p>
-            <w:pPr>
-              <w:pStyle w:val="Celda"/>
+            <w:tcW w:w="1494" w:type="pct"/>
+          </w:tcPr>
+          <w:p>
+            <w:pPr>
+              <w:pStyle w:val="Celda"/>
+              <w:keepNext/>
             </w:pPr>
             <w:r>
               <w:t>Cada vinculación y desvinculación debe registrarse en auditoría.</w:t>
@@ -47073,6 +47036,7 @@
           <w:p>
             <w:pPr>
               <w:pStyle w:val="Celda"/>
+              <w:keepNext/>
             </w:pPr>
             <w:r>
               <w:t>Seguridad</w:t>
@@ -47081,14 +47045,92 @@
         </w:tc>
         <w:tc>
           <w:tcPr>
-            <w:tcW w:w="1463" w:type="pct"/>
-          </w:tcPr>
-          <w:p>
-            <w:pPr>
-              <w:pStyle w:val="Celda"/>
+            <w:tcW w:w="1473" w:type="pct"/>
+          </w:tcPr>
+          <w:p>
+            <w:pPr>
+              <w:pStyle w:val="Celda"/>
+              <w:keepNext/>
             </w:pPr>
             <w:r>
               <w:t>Ambas operaciones generan entrada de auditoría.</w:t>
+            </w:r>
+          </w:p>
+        </w:tc>
+        <w:tc>
+          <w:tcPr>
+            <w:tcW w:w="639" w:type="pct"/>
+          </w:tcPr>
+          <w:p>
+            <w:pPr>
+              <w:pStyle w:val="Celda"/>
+              <w:keepNext/>
+            </w:pPr>
+            <w:r>
+              <w:t>Media</w:t>
+            </w:r>
+          </w:p>
+        </w:tc>
+      </w:tr>
+      <w:tr>
+        <w:trPr>
+          <w:cantSplit/>
+        </w:trPr>
+        <w:tc>
+          <w:tcPr>
+            <w:tcW w:w="639" w:type="pct"/>
+          </w:tcPr>
+          <w:p>
+            <w:pPr>
+              <w:pStyle w:val="Celda"/>
+            </w:pPr>
+            <w:r>
+              <w:t>RE</w:t>
+            </w:r>
+            <w:r>
+              <w:noBreakHyphen/>
+            </w:r>
+            <w:r>
+              <w:t>5.13.5</w:t>
+            </w:r>
+          </w:p>
+        </w:tc>
+        <w:tc>
+          <w:tcPr>
+            <w:tcW w:w="1494" w:type="pct"/>
+          </w:tcPr>
+          <w:p>
+            <w:pPr>
+              <w:pStyle w:val="Celda"/>
+            </w:pPr>
+            <w:r>
+              <w:t>Desde el portal, el propietario debe poder tener como máximo 3 clínicas con vínculo activo (RN-116); el tope no aplica cuando una clínica lo registra o confirma su vínculo.</w:t>
+            </w:r>
+          </w:p>
+        </w:tc>
+        <w:tc>
+          <w:tcPr>
+            <w:tcW w:w="755" w:type="pct"/>
+          </w:tcPr>
+          <w:p>
+            <w:pPr>
+              <w:pStyle w:val="Celda"/>
+            </w:pPr>
+            <w:r>
+              <w:t>Restricción</w:t>
+            </w:r>
+          </w:p>
+        </w:tc>
+        <w:tc>
+          <w:tcPr>
+            <w:tcW w:w="1473" w:type="pct"/>
+          </w:tcPr>
+          <w:p>
+            <w:pPr>
+              <w:pStyle w:val="Celda"/>
+            </w:pPr>
+            <w:r>
+              <w:t>Con 3 clínicas activas, «Vincularme» se muestra deshabilitado con una línea que lo explica y el servidor rechaza una cuarta vinculación desde el portal; una clínica sí liga a un propietario que ya tiene 3; al desvincularse de una, puede vincularse a otra. El registro desde el enlace o QR de una clínica no cuenta como vinculación desde el portal (decisión del usuario, M5 C3).</w:t>
             </w:r>
           </w:p>
         </w:tc>
@@ -47119,10 +47161,7 @@
         <w:t>Reglas de negocio:</w:t>
       </w:r>
       <w:r>
-        <w:t xml:space="preserve"> </w:t>
-      </w:r>
-      <w:r>
-        <w:t>RN-109, RN-110, RN-115</w:t>
+        <w:t xml:space="preserve"> RN-109, RN-110, RN-115</w:t>
       </w:r>
     </w:p>
     <w:p>
@@ -47130,9 +47169,10 @@
         <w:pStyle w:val="Ttulo2"/>
       </w:pPr>
       <w:bookmarkStart w:id="170" w:name="_faf9cae68ace52a6134b8c807ad8be34010091b"/>
-      <w:bookmarkStart w:id="171" w:name="_Toc242641650"/>
+      <w:bookmarkStart w:id="171" w:name="_Toc242831997"/>
       <w:bookmarkEnd w:id="168"/>
       <w:r>
+        <w:lastRenderedPageBreak/>
         <w:t>HU-5.14 — Eliminar mi cuenta (derecho de supresión)</w:t>
       </w:r>
       <w:bookmarkEnd w:id="171"/>
@@ -47653,7 +47693,6 @@
           <w:b/>
           <w:bCs/>
         </w:rPr>
-        <w:lastRenderedPageBreak/>
         <w:t>Reglas de negocio:</w:t>
       </w:r>
       <w:r>
@@ -47665,7 +47704,7 @@
         <w:pStyle w:val="Ttulo1"/>
       </w:pPr>
       <w:bookmarkStart w:id="172" w:name="_415d3e183ea3663701acfe1e73f6e8038e4bbef"/>
-      <w:bookmarkStart w:id="173" w:name="_Toc242641651"/>
+      <w:bookmarkStart w:id="173" w:name="_Toc242831998"/>
       <w:bookmarkEnd w:id="142"/>
       <w:bookmarkEnd w:id="170"/>
       <w:r>
@@ -47679,7 +47718,7 @@
         <w:pStyle w:val="Ttulo2"/>
       </w:pPr>
       <w:bookmarkStart w:id="174" w:name="_1b876ecfd0adf71d503b9129568b658f81872f0"/>
-      <w:bookmarkStart w:id="175" w:name="_Toc242641652"/>
+      <w:bookmarkStart w:id="175" w:name="_Toc242831999"/>
       <w:r>
         <w:t>HU-6.1 — Dashboard principal y panel de pendientes</w:t>
       </w:r>
@@ -48374,7 +48413,7 @@
         <w:pStyle w:val="Ttulo2"/>
       </w:pPr>
       <w:bookmarkStart w:id="176" w:name="_97322cabf772225fd1bfe897dee158000aa0394"/>
-      <w:bookmarkStart w:id="177" w:name="_Toc242641653"/>
+      <w:bookmarkStart w:id="177" w:name="_Toc242832000"/>
       <w:bookmarkEnd w:id="174"/>
       <w:r>
         <w:lastRenderedPageBreak/>
@@ -48475,7 +48514,7 @@
         </w:tc>
         <w:tc>
           <w:tcPr>
-            <w:tcW w:w="639" w:type="pct"/>
+            <w:tcW w:w="638" w:type="pct"/>
           </w:tcPr>
           <w:p>
             <w:pPr>
@@ -48556,7 +48595,7 @@
         </w:tc>
         <w:tc>
           <w:tcPr>
-            <w:tcW w:w="639" w:type="pct"/>
+            <w:tcW w:w="638" w:type="pct"/>
           </w:tcPr>
           <w:p>
             <w:pPr>
@@ -48637,7 +48676,7 @@
         </w:tc>
         <w:tc>
           <w:tcPr>
-            <w:tcW w:w="639" w:type="pct"/>
+            <w:tcW w:w="638" w:type="pct"/>
           </w:tcPr>
           <w:p>
             <w:pPr>
@@ -48718,7 +48757,7 @@
         </w:tc>
         <w:tc>
           <w:tcPr>
-            <w:tcW w:w="639" w:type="pct"/>
+            <w:tcW w:w="638" w:type="pct"/>
           </w:tcPr>
           <w:p>
             <w:pPr>
@@ -48799,7 +48838,7 @@
         </w:tc>
         <w:tc>
           <w:tcPr>
-            <w:tcW w:w="639" w:type="pct"/>
+            <w:tcW w:w="638" w:type="pct"/>
           </w:tcPr>
           <w:p>
             <w:pPr>
@@ -48880,7 +48919,7 @@
         </w:tc>
         <w:tc>
           <w:tcPr>
-            <w:tcW w:w="639" w:type="pct"/>
+            <w:tcW w:w="638" w:type="pct"/>
           </w:tcPr>
           <w:p>
             <w:pPr>
@@ -48957,7 +48996,7 @@
         </w:tc>
         <w:tc>
           <w:tcPr>
-            <w:tcW w:w="639" w:type="pct"/>
+            <w:tcW w:w="638" w:type="pct"/>
           </w:tcPr>
           <w:p>
             <w:pPr>
@@ -48990,7 +49029,7 @@
         <w:pStyle w:val="Ttulo2"/>
       </w:pPr>
       <w:bookmarkStart w:id="178" w:name="_6ce76d48cd12ce7662f89ac490d75c386fc18ba"/>
-      <w:bookmarkStart w:id="179" w:name="_Toc242641654"/>
+      <w:bookmarkStart w:id="179" w:name="_Toc242832001"/>
       <w:bookmarkEnd w:id="176"/>
       <w:r>
         <w:t>HU-6.3 — Generar reportes en PDF</w:t>
@@ -49443,7 +49482,7 @@
         <w:pStyle w:val="Ttulo2"/>
       </w:pPr>
       <w:bookmarkStart w:id="180" w:name="_132f0b1bfae1ac6054dc51db54a45dff43ec797"/>
-      <w:bookmarkStart w:id="181" w:name="_Toc242641655"/>
+      <w:bookmarkStart w:id="181" w:name="_Toc242832002"/>
       <w:bookmarkEnd w:id="178"/>
       <w:r>
         <w:lastRenderedPageBreak/>
@@ -49904,7 +49943,7 @@
         <w:pStyle w:val="Ttulo2"/>
       </w:pPr>
       <w:bookmarkStart w:id="182" w:name="_159c41a8740d691e56d865baa1d2a17f58680f5"/>
-      <w:bookmarkStart w:id="183" w:name="_Toc242641656"/>
+      <w:bookmarkStart w:id="183" w:name="_Toc242832003"/>
       <w:bookmarkEnd w:id="180"/>
       <w:r>
         <w:t>HU-6.5 — Exportar reportes a Excel/CSV</w:t>
@@ -50276,7 +50315,7 @@
         <w:pStyle w:val="Ttulo1"/>
       </w:pPr>
       <w:bookmarkStart w:id="184" w:name="_88abf5b53e5603b94c73c4f577271d31a73cc35"/>
-      <w:bookmarkStart w:id="185" w:name="_Toc242641657"/>
+      <w:bookmarkStart w:id="185" w:name="_Toc242832004"/>
       <w:bookmarkEnd w:id="172"/>
       <w:bookmarkEnd w:id="182"/>
       <w:r>
@@ -50290,7 +50329,7 @@
         <w:pStyle w:val="Ttulo2"/>
       </w:pPr>
       <w:bookmarkStart w:id="186" w:name="_003ad6784c61069e91989793d8255e8d4cb519d"/>
-      <w:bookmarkStart w:id="187" w:name="_Toc242641658"/>
+      <w:bookmarkStart w:id="187" w:name="_Toc242832005"/>
       <w:r>
         <w:t>HU-7.1 — Configurar los horarios de atención de la clínica</w:t>
       </w:r>
@@ -50389,7 +50428,7 @@
         </w:tc>
         <w:tc>
           <w:tcPr>
-            <w:tcW w:w="639" w:type="pct"/>
+            <w:tcW w:w="638" w:type="pct"/>
           </w:tcPr>
           <w:p>
             <w:pPr>
@@ -50470,7 +50509,7 @@
         </w:tc>
         <w:tc>
           <w:tcPr>
-            <w:tcW w:w="639" w:type="pct"/>
+            <w:tcW w:w="638" w:type="pct"/>
           </w:tcPr>
           <w:p>
             <w:pPr>
@@ -50551,7 +50590,7 @@
         </w:tc>
         <w:tc>
           <w:tcPr>
-            <w:tcW w:w="639" w:type="pct"/>
+            <w:tcW w:w="638" w:type="pct"/>
           </w:tcPr>
           <w:p>
             <w:pPr>
@@ -50632,7 +50671,7 @@
         </w:tc>
         <w:tc>
           <w:tcPr>
-            <w:tcW w:w="639" w:type="pct"/>
+            <w:tcW w:w="638" w:type="pct"/>
           </w:tcPr>
           <w:p>
             <w:pPr>
@@ -50709,7 +50748,7 @@
         </w:tc>
         <w:tc>
           <w:tcPr>
-            <w:tcW w:w="639" w:type="pct"/>
+            <w:tcW w:w="638" w:type="pct"/>
           </w:tcPr>
           <w:p>
             <w:pPr>
@@ -50742,7 +50781,7 @@
         <w:pStyle w:val="Ttulo2"/>
       </w:pPr>
       <w:bookmarkStart w:id="188" w:name="_42539d8b8201701c75c37499984fbffa69d6e4d"/>
-      <w:bookmarkStart w:id="189" w:name="_Toc242641659"/>
+      <w:bookmarkStart w:id="189" w:name="_Toc242832006"/>
       <w:bookmarkEnd w:id="186"/>
       <w:r>
         <w:t>HU-7.2 — Gestionar los catálogos del sistema</w:t>
@@ -51114,7 +51153,7 @@
         <w:pStyle w:val="Ttulo2"/>
       </w:pPr>
       <w:bookmarkStart w:id="190" w:name="_a0aee2f406b049ed83cfe391a77b0db14b5bfdf"/>
-      <w:bookmarkStart w:id="191" w:name="_Toc242641660"/>
+      <w:bookmarkStart w:id="191" w:name="_Toc242832007"/>
       <w:bookmarkEnd w:id="188"/>
       <w:r>
         <w:lastRenderedPageBreak/>
@@ -51215,7 +51254,7 @@
         </w:tc>
         <w:tc>
           <w:tcPr>
-            <w:tcW w:w="639" w:type="pct"/>
+            <w:tcW w:w="638" w:type="pct"/>
           </w:tcPr>
           <w:p>
             <w:pPr>
@@ -51296,7 +51335,7 @@
         </w:tc>
         <w:tc>
           <w:tcPr>
-            <w:tcW w:w="639" w:type="pct"/>
+            <w:tcW w:w="638" w:type="pct"/>
           </w:tcPr>
           <w:p>
             <w:pPr>
@@ -51377,7 +51416,7 @@
         </w:tc>
         <w:tc>
           <w:tcPr>
-            <w:tcW w:w="639" w:type="pct"/>
+            <w:tcW w:w="638" w:type="pct"/>
           </w:tcPr>
           <w:p>
             <w:pPr>
@@ -51458,7 +51497,7 @@
         </w:tc>
         <w:tc>
           <w:tcPr>
-            <w:tcW w:w="639" w:type="pct"/>
+            <w:tcW w:w="638" w:type="pct"/>
           </w:tcPr>
           <w:p>
             <w:pPr>
@@ -51539,7 +51578,7 @@
         </w:tc>
         <w:tc>
           <w:tcPr>
-            <w:tcW w:w="639" w:type="pct"/>
+            <w:tcW w:w="638" w:type="pct"/>
           </w:tcPr>
           <w:p>
             <w:pPr>
@@ -51616,7 +51655,7 @@
         </w:tc>
         <w:tc>
           <w:tcPr>
-            <w:tcW w:w="639" w:type="pct"/>
+            <w:tcW w:w="638" w:type="pct"/>
           </w:tcPr>
           <w:p>
             <w:pPr>
@@ -51649,7 +51688,7 @@
         <w:pStyle w:val="Ttulo2"/>
       </w:pPr>
       <w:bookmarkStart w:id="192" w:name="_a0688e3f345f7bf587dcedb8b562b8964a6cacc"/>
-      <w:bookmarkStart w:id="193" w:name="_Toc242641661"/>
+      <w:bookmarkStart w:id="193" w:name="_Toc242832008"/>
       <w:bookmarkEnd w:id="190"/>
       <w:r>
         <w:lastRenderedPageBreak/>
@@ -51750,7 +51789,7 @@
         </w:tc>
         <w:tc>
           <w:tcPr>
-            <w:tcW w:w="639" w:type="pct"/>
+            <w:tcW w:w="638" w:type="pct"/>
           </w:tcPr>
           <w:p>
             <w:pPr>
@@ -51831,7 +51870,7 @@
         </w:tc>
         <w:tc>
           <w:tcPr>
-            <w:tcW w:w="639" w:type="pct"/>
+            <w:tcW w:w="638" w:type="pct"/>
           </w:tcPr>
           <w:p>
             <w:pPr>
@@ -51912,7 +51951,7 @@
         </w:tc>
         <w:tc>
           <w:tcPr>
-            <w:tcW w:w="639" w:type="pct"/>
+            <w:tcW w:w="638" w:type="pct"/>
           </w:tcPr>
           <w:p>
             <w:pPr>
@@ -51993,7 +52032,7 @@
         </w:tc>
         <w:tc>
           <w:tcPr>
-            <w:tcW w:w="639" w:type="pct"/>
+            <w:tcW w:w="638" w:type="pct"/>
           </w:tcPr>
           <w:p>
             <w:pPr>
@@ -52074,7 +52113,7 @@
         </w:tc>
         <w:tc>
           <w:tcPr>
-            <w:tcW w:w="639" w:type="pct"/>
+            <w:tcW w:w="638" w:type="pct"/>
           </w:tcPr>
           <w:p>
             <w:pPr>
@@ -52155,7 +52194,7 @@
         </w:tc>
         <w:tc>
           <w:tcPr>
-            <w:tcW w:w="639" w:type="pct"/>
+            <w:tcW w:w="638" w:type="pct"/>
           </w:tcPr>
           <w:p>
             <w:pPr>
@@ -52232,7 +52271,7 @@
         </w:tc>
         <w:tc>
           <w:tcPr>
-            <w:tcW w:w="639" w:type="pct"/>
+            <w:tcW w:w="638" w:type="pct"/>
           </w:tcPr>
           <w:p>
             <w:pPr>
@@ -52265,7 +52304,7 @@
         <w:pStyle w:val="Ttulo2"/>
       </w:pPr>
       <w:bookmarkStart w:id="194" w:name="_7004fcdc7c25449422304e35d609c3113b471f6"/>
-      <w:bookmarkStart w:id="195" w:name="_Toc242641662"/>
+      <w:bookmarkStart w:id="195" w:name="_Toc242832009"/>
       <w:bookmarkEnd w:id="192"/>
       <w:r>
         <w:t>HU-7.5 — Parámetros del sistema configurables</w:t>
@@ -52365,7 +52404,7 @@
         </w:tc>
         <w:tc>
           <w:tcPr>
-            <w:tcW w:w="639" w:type="pct"/>
+            <w:tcW w:w="638" w:type="pct"/>
           </w:tcPr>
           <w:p>
             <w:pPr>
@@ -52446,7 +52485,7 @@
         </w:tc>
         <w:tc>
           <w:tcPr>
-            <w:tcW w:w="639" w:type="pct"/>
+            <w:tcW w:w="638" w:type="pct"/>
           </w:tcPr>
           <w:p>
             <w:pPr>
@@ -52527,7 +52566,7 @@
         </w:tc>
         <w:tc>
           <w:tcPr>
-            <w:tcW w:w="639" w:type="pct"/>
+            <w:tcW w:w="638" w:type="pct"/>
           </w:tcPr>
           <w:p>
             <w:pPr>
@@ -52579,10 +52618,7 @@
               <w:t>(v2.1)</w:t>
             </w:r>
             <w:r>
-              <w:t xml:space="preserve"> </w:t>
-            </w:r>
-            <w:r>
-              <w:t>El administrador debe poder configurar la tolerancia de llegada, el plazo de reasignación, el umbral de aviso, el tope de sobrecupos y el teléfono de urgencias. Los valores por defecto y el teléfono registrado como dato de la clínica funcionan desde v2.0.</w:t>
+              <w:t xml:space="preserve"> El administrador debe poder configurar la tolerancia de llegada, el plazo de reasignación, el umbral de aviso, el tope de sobrecupos y el teléfono de urgencias. Los valores por defecto y el teléfono registrado como dato de la clínica funcionan desde v2.0.</w:t>
             </w:r>
           </w:p>
         </w:tc>
@@ -52614,7 +52650,7 @@
         </w:tc>
         <w:tc>
           <w:tcPr>
-            <w:tcW w:w="639" w:type="pct"/>
+            <w:tcW w:w="638" w:type="pct"/>
           </w:tcPr>
           <w:p>
             <w:pPr>
@@ -52647,7 +52683,7 @@
         <w:pStyle w:val="Ttulo1"/>
       </w:pPr>
       <w:bookmarkStart w:id="196" w:name="_99f8c38fc90f872e869cb5a42176a81ce60716e"/>
-      <w:bookmarkStart w:id="197" w:name="_Toc242641663"/>
+      <w:bookmarkStart w:id="197" w:name="_Toc242832010"/>
       <w:bookmarkEnd w:id="184"/>
       <w:bookmarkEnd w:id="194"/>
       <w:r>
@@ -52668,7 +52704,7 @@
         <w:pStyle w:val="Ttulo2"/>
       </w:pPr>
       <w:bookmarkStart w:id="198" w:name="_6b93d7ad964c8104bb83fc9231a04e4fc4e5a57"/>
-      <w:bookmarkStart w:id="199" w:name="_Toc242641664"/>
+      <w:bookmarkStart w:id="199" w:name="_Toc242832011"/>
       <w:r>
         <w:t>HU-8.1 — Calificar al veterinario tras una consulta atendida</w:t>
       </w:r>
@@ -52767,7 +52803,7 @@
         </w:tc>
         <w:tc>
           <w:tcPr>
-            <w:tcW w:w="639" w:type="pct"/>
+            <w:tcW w:w="638" w:type="pct"/>
           </w:tcPr>
           <w:p>
             <w:pPr>
@@ -52848,7 +52884,7 @@
         </w:tc>
         <w:tc>
           <w:tcPr>
-            <w:tcW w:w="639" w:type="pct"/>
+            <w:tcW w:w="638" w:type="pct"/>
           </w:tcPr>
           <w:p>
             <w:pPr>
@@ -52929,7 +52965,7 @@
         </w:tc>
         <w:tc>
           <w:tcPr>
-            <w:tcW w:w="639" w:type="pct"/>
+            <w:tcW w:w="638" w:type="pct"/>
           </w:tcPr>
           <w:p>
             <w:pPr>
@@ -53010,7 +53046,7 @@
         </w:tc>
         <w:tc>
           <w:tcPr>
-            <w:tcW w:w="639" w:type="pct"/>
+            <w:tcW w:w="638" w:type="pct"/>
           </w:tcPr>
           <w:p>
             <w:pPr>
@@ -53091,7 +53127,7 @@
         </w:tc>
         <w:tc>
           <w:tcPr>
-            <w:tcW w:w="639" w:type="pct"/>
+            <w:tcW w:w="638" w:type="pct"/>
           </w:tcPr>
           <w:p>
             <w:pPr>
@@ -53172,7 +53208,7 @@
         </w:tc>
         <w:tc>
           <w:tcPr>
-            <w:tcW w:w="639" w:type="pct"/>
+            <w:tcW w:w="638" w:type="pct"/>
           </w:tcPr>
           <w:p>
             <w:pPr>
@@ -53253,7 +53289,7 @@
         </w:tc>
         <w:tc>
           <w:tcPr>
-            <w:tcW w:w="639" w:type="pct"/>
+            <w:tcW w:w="638" w:type="pct"/>
           </w:tcPr>
           <w:p>
             <w:pPr>
@@ -53330,7 +53366,7 @@
         </w:tc>
         <w:tc>
           <w:tcPr>
-            <w:tcW w:w="639" w:type="pct"/>
+            <w:tcW w:w="638" w:type="pct"/>
           </w:tcPr>
           <w:p>
             <w:pPr>
@@ -53363,7 +53399,7 @@
         <w:pStyle w:val="Ttulo2"/>
       </w:pPr>
       <w:bookmarkStart w:id="200" w:name="_6de705a3e3f0ae827b0b0206b40472100ec5dc2"/>
-      <w:bookmarkStart w:id="201" w:name="_Toc242641665"/>
+      <w:bookmarkStart w:id="201" w:name="_Toc242832012"/>
       <w:bookmarkEnd w:id="198"/>
       <w:r>
         <w:t>HU-8.2 — Perfil público del veterinario</w:t>
@@ -53463,7 +53499,7 @@
         </w:tc>
         <w:tc>
           <w:tcPr>
-            <w:tcW w:w="639" w:type="pct"/>
+            <w:tcW w:w="638" w:type="pct"/>
           </w:tcPr>
           <w:p>
             <w:pPr>
@@ -53544,7 +53580,7 @@
         </w:tc>
         <w:tc>
           <w:tcPr>
-            <w:tcW w:w="639" w:type="pct"/>
+            <w:tcW w:w="638" w:type="pct"/>
           </w:tcPr>
           <w:p>
             <w:pPr>
@@ -53621,7 +53657,7 @@
         </w:tc>
         <w:tc>
           <w:tcPr>
-            <w:tcW w:w="639" w:type="pct"/>
+            <w:tcW w:w="638" w:type="pct"/>
           </w:tcPr>
           <w:p>
             <w:pPr>
@@ -53654,7 +53690,7 @@
         <w:pStyle w:val="Ttulo2"/>
       </w:pPr>
       <w:bookmarkStart w:id="202" w:name="_8d0438a4c21826cdef43f79f40a5abd8a052054"/>
-      <w:bookmarkStart w:id="203" w:name="_Toc242641666"/>
+      <w:bookmarkStart w:id="203" w:name="_Toc242832013"/>
       <w:bookmarkEnd w:id="200"/>
       <w:r>
         <w:lastRenderedPageBreak/>
@@ -53755,7 +53791,7 @@
         </w:tc>
         <w:tc>
           <w:tcPr>
-            <w:tcW w:w="639" w:type="pct"/>
+            <w:tcW w:w="638" w:type="pct"/>
           </w:tcPr>
           <w:p>
             <w:pPr>
@@ -53836,7 +53872,7 @@
         </w:tc>
         <w:tc>
           <w:tcPr>
-            <w:tcW w:w="639" w:type="pct"/>
+            <w:tcW w:w="638" w:type="pct"/>
           </w:tcPr>
           <w:p>
             <w:pPr>
@@ -53917,7 +53953,7 @@
         </w:tc>
         <w:tc>
           <w:tcPr>
-            <w:tcW w:w="639" w:type="pct"/>
+            <w:tcW w:w="638" w:type="pct"/>
           </w:tcPr>
           <w:p>
             <w:pPr>
@@ -53994,7 +54030,7 @@
         </w:tc>
         <w:tc>
           <w:tcPr>
-            <w:tcW w:w="639" w:type="pct"/>
+            <w:tcW w:w="638" w:type="pct"/>
           </w:tcPr>
           <w:p>
             <w:pPr>
@@ -54027,7 +54063,7 @@
         <w:pStyle w:val="Ttulo2"/>
       </w:pPr>
       <w:bookmarkStart w:id="204" w:name="_9d375ff686aceee42a269dcad0f742f5e2f3757"/>
-      <w:bookmarkStart w:id="205" w:name="_Toc242641667"/>
+      <w:bookmarkStart w:id="205" w:name="_Toc242832014"/>
       <w:bookmarkEnd w:id="202"/>
       <w:r>
         <w:t>HU-8.4 — Tiempos de envío de recordatorios configurables</w:t>
@@ -54127,7 +54163,7 @@
         </w:tc>
         <w:tc>
           <w:tcPr>
-            <w:tcW w:w="639" w:type="pct"/>
+            <w:tcW w:w="638" w:type="pct"/>
           </w:tcPr>
           <w:p>
             <w:pPr>
@@ -54208,7 +54244,7 @@
         </w:tc>
         <w:tc>
           <w:tcPr>
-            <w:tcW w:w="639" w:type="pct"/>
+            <w:tcW w:w="638" w:type="pct"/>
           </w:tcPr>
           <w:p>
             <w:pPr>
@@ -54285,7 +54321,7 @@
         </w:tc>
         <w:tc>
           <w:tcPr>
-            <w:tcW w:w="639" w:type="pct"/>
+            <w:tcW w:w="638" w:type="pct"/>
           </w:tcPr>
           <w:p>
             <w:pPr>
@@ -54318,7 +54354,7 @@
         <w:pStyle w:val="Ttulo2"/>
       </w:pPr>
       <w:bookmarkStart w:id="206" w:name="_09d49d8f9ce2d4331632fad53df16df04e0463f"/>
-      <w:bookmarkStart w:id="207" w:name="_Toc242641668"/>
+      <w:bookmarkStart w:id="207" w:name="_Toc242832015"/>
       <w:bookmarkEnd w:id="204"/>
       <w:r>
         <w:t>HU-8.5 — Bitácora de correos y notificaciones</w:t>
@@ -54609,7 +54645,7 @@
         <w:pStyle w:val="Ttulo1"/>
       </w:pPr>
       <w:bookmarkStart w:id="208" w:name="_739f4e5454618e53e20de4c2474955375ba75c3"/>
-      <w:bookmarkStart w:id="209" w:name="_Toc242641669"/>
+      <w:bookmarkStart w:id="209" w:name="_Toc242832016"/>
       <w:bookmarkEnd w:id="196"/>
       <w:bookmarkEnd w:id="206"/>
       <w:r>
@@ -54623,7 +54659,7 @@
         <w:pStyle w:val="Ttulo2"/>
       </w:pPr>
       <w:bookmarkStart w:id="210" w:name="_062138411ab05c870ba796ff3d39feef69a18f5"/>
-      <w:bookmarkStart w:id="211" w:name="_Toc242641670"/>
+      <w:bookmarkStart w:id="211" w:name="_Toc242832017"/>
       <w:r>
         <w:t>HU-9.1 — Página pública y políticas legales</w:t>
       </w:r>
@@ -54994,7 +55030,7 @@
         <w:pStyle w:val="Ttulo1"/>
       </w:pPr>
       <w:bookmarkStart w:id="212" w:name="_161b34832f25d1748c14dc17ae5f19d2b06fe86"/>
-      <w:bookmarkStart w:id="213" w:name="_Toc242641671"/>
+      <w:bookmarkStart w:id="213" w:name="_Toc242832018"/>
       <w:bookmarkEnd w:id="208"/>
       <w:bookmarkEnd w:id="210"/>
       <w:r>
@@ -56358,7 +56394,7 @@
               <w:pStyle w:val="Celda"/>
             </w:pPr>
             <w:r>
-              <w:t>RN-101, RN-103, RN-109, RN-G06</w:t>
+              <w:t>RN-101, RN-103, RN-109, RN-G06, RN-G19</w:t>
             </w:r>
           </w:p>
         </w:tc>
@@ -58960,7 +58996,7 @@
               <w:pStyle w:val="Celda"/>
             </w:pPr>
             <w:r>
-              <w:t>RN-109, RN-110, RN-115</w:t>
+              <w:t>RN-109, RN-110, RN-115, RN-116</w:t>
             </w:r>
           </w:p>
         </w:tc>
@@ -58973,7 +59009,7 @@
               <w:pStyle w:val="Celda"/>
             </w:pPr>
             <w:r>
-              <w:t>RE-5.13.1, RE-5.13.2, RE-5.13.3, RE-5.13.4</w:t>
+              <w:t>RE-5.13.1, RE-5.13.2, RE-5.13.3, RE-5.13.4, RE-5.13.5</w:t>
             </w:r>
           </w:p>
         </w:tc>
@@ -59965,7 +60001,7 @@
               <w:noProof/>
             </w:rPr>
             <w:drawing>
-              <wp:inline distT="0" distB="0" distL="0" distR="0" wp14:anchorId="601355F8" wp14:editId="601355F9">
+              <wp:inline distT="0" distB="0" distL="0" distR="0" wp14:anchorId="62888E77" wp14:editId="62888E78">
                 <wp:extent cx="324000" cy="324000"/>
                 <wp:effectExtent l="0" t="0" r="0" b="0"/>
                 <wp:docPr id="9001" name="Logo Zooki"/>
@@ -60059,7 +60095,7 @@
               <w:sz w:val="17"/>
               <w:szCs w:val="17"/>
             </w:rPr>
-            <w:t>Rev. 3.2</w:t>
+            <w:t>Rev. 3.3</w:t>
           </w:r>
         </w:p>
         <w:p>
@@ -60132,7 +60168,7 @@
   <w:abstractNum w:abstractNumId="0" w15:restartNumberingAfterBreak="0">
     <w:nsid w:val="0000A990"/>
     <w:multiLevelType w:val="multilevel"/>
-    <w:tmpl w:val="BD141EF6"/>
+    <w:tmpl w:val="530204EA"/>
     <w:lvl w:ilvl="0">
       <w:numFmt w:val="bullet"/>
       <w:lvlText w:val=" "/>
@@ -60206,7 +60242,7 @@
       </w:pPr>
     </w:lvl>
   </w:abstractNum>
-  <w:num w:numId="1" w16cid:durableId="288822789">
+  <w:num w:numId="1" w16cid:durableId="1861821620">
     <w:abstractNumId w:val="0"/>
   </w:num>
 </w:numbering>
@@ -61597,7 +61633,7 @@
     <w:autoRedefine/>
     <w:uiPriority w:val="39"/>
     <w:unhideWhenUsed/>
-    <w:rsid w:val="000F02F4"/>
+    <w:rsid w:val="00CA1208"/>
     <w:pPr>
       <w:spacing w:after="100" w:line="278" w:lineRule="auto"/>
       <w:ind w:left="480"/>
@@ -61616,7 +61652,7 @@
     <w:autoRedefine/>
     <w:uiPriority w:val="39"/>
     <w:unhideWhenUsed/>
-    <w:rsid w:val="000F02F4"/>
+    <w:rsid w:val="00CA1208"/>
     <w:pPr>
       <w:spacing w:after="100" w:line="278" w:lineRule="auto"/>
       <w:ind w:left="720"/>
@@ -61635,7 +61671,7 @@
     <w:autoRedefine/>
     <w:uiPriority w:val="39"/>
     <w:unhideWhenUsed/>
-    <w:rsid w:val="000F02F4"/>
+    <w:rsid w:val="00CA1208"/>
     <w:pPr>
       <w:spacing w:after="100" w:line="278" w:lineRule="auto"/>
       <w:ind w:left="960"/>
@@ -61654,7 +61690,7 @@
     <w:autoRedefine/>
     <w:uiPriority w:val="39"/>
     <w:unhideWhenUsed/>
-    <w:rsid w:val="000F02F4"/>
+    <w:rsid w:val="00CA1208"/>
     <w:pPr>
       <w:spacing w:after="100" w:line="278" w:lineRule="auto"/>
       <w:ind w:left="1200"/>
@@ -61673,7 +61709,7 @@
     <w:autoRedefine/>
     <w:uiPriority w:val="39"/>
     <w:unhideWhenUsed/>
-    <w:rsid w:val="000F02F4"/>
+    <w:rsid w:val="00CA1208"/>
     <w:pPr>
       <w:spacing w:after="100" w:line="278" w:lineRule="auto"/>
       <w:ind w:left="1440"/>
@@ -61692,7 +61728,7 @@
     <w:autoRedefine/>
     <w:uiPriority w:val="39"/>
     <w:unhideWhenUsed/>
-    <w:rsid w:val="000F02F4"/>
+    <w:rsid w:val="00CA1208"/>
     <w:pPr>
       <w:spacing w:after="100" w:line="278" w:lineRule="auto"/>
       <w:ind w:left="1680"/>
@@ -61711,7 +61747,7 @@
     <w:autoRedefine/>
     <w:uiPriority w:val="39"/>
     <w:unhideWhenUsed/>
-    <w:rsid w:val="000F02F4"/>
+    <w:rsid w:val="00CA1208"/>
     <w:pPr>
       <w:spacing w:after="100" w:line="278" w:lineRule="auto"/>
       <w:ind w:left="1920"/>
@@ -61729,7 +61765,7 @@
     <w:uiPriority w:val="99"/>
     <w:semiHidden/>
     <w:unhideWhenUsed/>
-    <w:rsid w:val="000F02F4"/>
+    <w:rsid w:val="00CA1208"/>
     <w:rPr>
       <w:color w:val="605E5C"/>
       <w:shd w:val="clear" w:color="auto" w:fill="E1DFDD"/>

--- a/public/docs/descargas/re.docx
+++ b/public/docs/descargas/re.docx
@@ -29,7 +29,7 @@
         <w:pStyle w:val="PortadaRevision"/>
       </w:pPr>
       <w:r>
-        <w:t>Revisión 3.3</w:t>
+        <w:t>Revisión 3.4</w:t>
       </w:r>
     </w:p>
     <w:p>
@@ -93,7 +93,7 @@
           <w:noProof/>
         </w:rPr>
         <w:drawing>
-          <wp:inline distT="0" distB="0" distL="0" distR="0" wp14:anchorId="62888E6B" wp14:editId="62888E6C">
+          <wp:inline distT="0" distB="0" distL="0" distR="0" wp14:anchorId="267E5F2E" wp14:editId="267E5F2F">
             <wp:extent cx="395999" cy="405503"/>
             <wp:effectExtent l="0" t="0" r="0" b="0"/>
             <wp:docPr id="10" name="Picture"/>
@@ -229,7 +229,7 @@
               <w:pStyle w:val="Celda"/>
             </w:pPr>
             <w:r>
-              <w:t>14/10/2026</w:t>
+              <w:t>16/10/2026</w:t>
             </w:r>
           </w:p>
         </w:tc>
@@ -242,7 +242,7 @@
               <w:pStyle w:val="Celda"/>
             </w:pPr>
             <w:r>
-              <w:t>3.3</w:t>
+              <w:t>3.4</w:t>
             </w:r>
           </w:p>
         </w:tc>
@@ -409,7 +409,7 @@
       <w:r>
         <w:fldChar w:fldCharType="separate"/>
       </w:r>
-      <w:hyperlink w:anchor="_Toc242831912" w:history="1">
+      <w:hyperlink w:anchor="_Toc243039953" w:history="1">
         <w:r>
           <w:rPr>
             <w:rStyle w:val="Hipervnculo"/>
@@ -445,7 +445,7 @@
             <w:noProof/>
             <w:webHidden/>
           </w:rPr>
-          <w:instrText xml:space="preserve"> PAGEREF _Toc242831912 \h </w:instrText>
+          <w:instrText xml:space="preserve"> PAGEREF _Toc243039953 \h </w:instrText>
         </w:r>
         <w:r>
           <w:rPr>
@@ -488,7 +488,7 @@
           <w14:ligatures w14:val="standardContextual"/>
         </w:rPr>
       </w:pPr>
-      <w:hyperlink w:anchor="_Toc242831913" w:history="1">
+      <w:hyperlink w:anchor="_Toc243039954" w:history="1">
         <w:r>
           <w:rPr>
             <w:rStyle w:val="Hipervnculo"/>
@@ -515,7 +515,7 @@
             <w:noProof/>
             <w:webHidden/>
           </w:rPr>
-          <w:instrText xml:space="preserve"> PAGEREF _Toc242831913 \h </w:instrText>
+          <w:instrText xml:space="preserve"> PAGEREF _Toc243039954 \h </w:instrText>
         </w:r>
         <w:r>
           <w:rPr>
@@ -558,7 +558,7 @@
           <w14:ligatures w14:val="standardContextual"/>
         </w:rPr>
       </w:pPr>
-      <w:hyperlink w:anchor="_Toc242831914" w:history="1">
+      <w:hyperlink w:anchor="_Toc243039955" w:history="1">
         <w:r>
           <w:rPr>
             <w:rStyle w:val="Hipervnculo"/>
@@ -585,7 +585,7 @@
             <w:noProof/>
             <w:webHidden/>
           </w:rPr>
-          <w:instrText xml:space="preserve"> PAGEREF _Toc242831914 \h </w:instrText>
+          <w:instrText xml:space="preserve"> PAGEREF _Toc243039955 \h </w:instrText>
         </w:r>
         <w:r>
           <w:rPr>
@@ -628,7 +628,7 @@
           <w14:ligatures w14:val="standardContextual"/>
         </w:rPr>
       </w:pPr>
-      <w:hyperlink w:anchor="_Toc242831915" w:history="1">
+      <w:hyperlink w:anchor="_Toc243039956" w:history="1">
         <w:r>
           <w:rPr>
             <w:rStyle w:val="Hipervnculo"/>
@@ -655,7 +655,7 @@
             <w:noProof/>
             <w:webHidden/>
           </w:rPr>
-          <w:instrText xml:space="preserve"> PAGEREF _Toc242831915 \h </w:instrText>
+          <w:instrText xml:space="preserve"> PAGEREF _Toc243039956 \h </w:instrText>
         </w:r>
         <w:r>
           <w:rPr>
@@ -698,7 +698,7 @@
           <w14:ligatures w14:val="standardContextual"/>
         </w:rPr>
       </w:pPr>
-      <w:hyperlink w:anchor="_Toc242831916" w:history="1">
+      <w:hyperlink w:anchor="_Toc243039957" w:history="1">
         <w:r>
           <w:rPr>
             <w:rStyle w:val="Hipervnculo"/>
@@ -725,7 +725,7 @@
             <w:noProof/>
             <w:webHidden/>
           </w:rPr>
-          <w:instrText xml:space="preserve"> PAGEREF _Toc242831916 \h </w:instrText>
+          <w:instrText xml:space="preserve"> PAGEREF _Toc243039957 \h </w:instrText>
         </w:r>
         <w:r>
           <w:rPr>
@@ -768,7 +768,7 @@
           <w14:ligatures w14:val="standardContextual"/>
         </w:rPr>
       </w:pPr>
-      <w:hyperlink w:anchor="_Toc242831917" w:history="1">
+      <w:hyperlink w:anchor="_Toc243039958" w:history="1">
         <w:r>
           <w:rPr>
             <w:rStyle w:val="Hipervnculo"/>
@@ -795,7 +795,7 @@
             <w:noProof/>
             <w:webHidden/>
           </w:rPr>
-          <w:instrText xml:space="preserve"> PAGEREF _Toc242831917 \h </w:instrText>
+          <w:instrText xml:space="preserve"> PAGEREF _Toc243039958 \h </w:instrText>
         </w:r>
         <w:r>
           <w:rPr>
@@ -841,7 +841,7 @@
           <w14:ligatures w14:val="standardContextual"/>
         </w:rPr>
       </w:pPr>
-      <w:hyperlink w:anchor="_Toc242831918" w:history="1">
+      <w:hyperlink w:anchor="_Toc243039959" w:history="1">
         <w:r>
           <w:rPr>
             <w:rStyle w:val="Hipervnculo"/>
@@ -868,7 +868,7 @@
             <w:noProof/>
             <w:webHidden/>
           </w:rPr>
-          <w:instrText xml:space="preserve"> PAGEREF _Toc242831918 \h </w:instrText>
+          <w:instrText xml:space="preserve"> PAGEREF _Toc243039959 \h </w:instrText>
         </w:r>
         <w:r>
           <w:rPr>
@@ -911,7 +911,7 @@
           <w14:ligatures w14:val="standardContextual"/>
         </w:rPr>
       </w:pPr>
-      <w:hyperlink w:anchor="_Toc242831919" w:history="1">
+      <w:hyperlink w:anchor="_Toc243039960" w:history="1">
         <w:r>
           <w:rPr>
             <w:rStyle w:val="Hipervnculo"/>
@@ -938,7 +938,7 @@
             <w:noProof/>
             <w:webHidden/>
           </w:rPr>
-          <w:instrText xml:space="preserve"> PAGEREF _Toc242831919 \h </w:instrText>
+          <w:instrText xml:space="preserve"> PAGEREF _Toc243039960 \h </w:instrText>
         </w:r>
         <w:r>
           <w:rPr>
@@ -981,7 +981,7 @@
           <w14:ligatures w14:val="standardContextual"/>
         </w:rPr>
       </w:pPr>
-      <w:hyperlink w:anchor="_Toc242831920" w:history="1">
+      <w:hyperlink w:anchor="_Toc243039961" w:history="1">
         <w:r>
           <w:rPr>
             <w:rStyle w:val="Hipervnculo"/>
@@ -1008,7 +1008,7 @@
             <w:noProof/>
             <w:webHidden/>
           </w:rPr>
-          <w:instrText xml:space="preserve"> PAGEREF _Toc242831920 \h </w:instrText>
+          <w:instrText xml:space="preserve"> PAGEREF _Toc243039961 \h </w:instrText>
         </w:r>
         <w:r>
           <w:rPr>
@@ -1051,7 +1051,7 @@
           <w14:ligatures w14:val="standardContextual"/>
         </w:rPr>
       </w:pPr>
-      <w:hyperlink w:anchor="_Toc242831921" w:history="1">
+      <w:hyperlink w:anchor="_Toc243039962" w:history="1">
         <w:r>
           <w:rPr>
             <w:rStyle w:val="Hipervnculo"/>
@@ -1078,7 +1078,7 @@
             <w:noProof/>
             <w:webHidden/>
           </w:rPr>
-          <w:instrText xml:space="preserve"> PAGEREF _Toc242831921 \h </w:instrText>
+          <w:instrText xml:space="preserve"> PAGEREF _Toc243039962 \h </w:instrText>
         </w:r>
         <w:r>
           <w:rPr>
@@ -1121,7 +1121,7 @@
           <w14:ligatures w14:val="standardContextual"/>
         </w:rPr>
       </w:pPr>
-      <w:hyperlink w:anchor="_Toc242831922" w:history="1">
+      <w:hyperlink w:anchor="_Toc243039963" w:history="1">
         <w:r>
           <w:rPr>
             <w:rStyle w:val="Hipervnculo"/>
@@ -1148,7 +1148,7 @@
             <w:noProof/>
             <w:webHidden/>
           </w:rPr>
-          <w:instrText xml:space="preserve"> PAGEREF _Toc242831922 \h </w:instrText>
+          <w:instrText xml:space="preserve"> PAGEREF _Toc243039963 \h </w:instrText>
         </w:r>
         <w:r>
           <w:rPr>
@@ -1191,7 +1191,7 @@
           <w14:ligatures w14:val="standardContextual"/>
         </w:rPr>
       </w:pPr>
-      <w:hyperlink w:anchor="_Toc242831923" w:history="1">
+      <w:hyperlink w:anchor="_Toc243039964" w:history="1">
         <w:r>
           <w:rPr>
             <w:rStyle w:val="Hipervnculo"/>
@@ -1218,7 +1218,7 @@
             <w:noProof/>
             <w:webHidden/>
           </w:rPr>
-          <w:instrText xml:space="preserve"> PAGEREF _Toc242831923 \h </w:instrText>
+          <w:instrText xml:space="preserve"> PAGEREF _Toc243039964 \h </w:instrText>
         </w:r>
         <w:r>
           <w:rPr>
@@ -1261,7 +1261,7 @@
           <w14:ligatures w14:val="standardContextual"/>
         </w:rPr>
       </w:pPr>
-      <w:hyperlink w:anchor="_Toc242831924" w:history="1">
+      <w:hyperlink w:anchor="_Toc243039965" w:history="1">
         <w:r>
           <w:rPr>
             <w:rStyle w:val="Hipervnculo"/>
@@ -1288,7 +1288,7 @@
             <w:noProof/>
             <w:webHidden/>
           </w:rPr>
-          <w:instrText xml:space="preserve"> PAGEREF _Toc242831924 \h </w:instrText>
+          <w:instrText xml:space="preserve"> PAGEREF _Toc243039965 \h </w:instrText>
         </w:r>
         <w:r>
           <w:rPr>
@@ -1331,7 +1331,7 @@
           <w14:ligatures w14:val="standardContextual"/>
         </w:rPr>
       </w:pPr>
-      <w:hyperlink w:anchor="_Toc242831925" w:history="1">
+      <w:hyperlink w:anchor="_Toc243039966" w:history="1">
         <w:r>
           <w:rPr>
             <w:rStyle w:val="Hipervnculo"/>
@@ -1358,7 +1358,7 @@
             <w:noProof/>
             <w:webHidden/>
           </w:rPr>
-          <w:instrText xml:space="preserve"> PAGEREF _Toc242831925 \h </w:instrText>
+          <w:instrText xml:space="preserve"> PAGEREF _Toc243039966 \h </w:instrText>
         </w:r>
         <w:r>
           <w:rPr>
@@ -1401,7 +1401,7 @@
           <w14:ligatures w14:val="standardContextual"/>
         </w:rPr>
       </w:pPr>
-      <w:hyperlink w:anchor="_Toc242831926" w:history="1">
+      <w:hyperlink w:anchor="_Toc243039967" w:history="1">
         <w:r>
           <w:rPr>
             <w:rStyle w:val="Hipervnculo"/>
@@ -1428,7 +1428,7 @@
             <w:noProof/>
             <w:webHidden/>
           </w:rPr>
-          <w:instrText xml:space="preserve"> PAGEREF _Toc242831926 \h </w:instrText>
+          <w:instrText xml:space="preserve"> PAGEREF _Toc243039967 \h </w:instrText>
         </w:r>
         <w:r>
           <w:rPr>
@@ -1471,7 +1471,7 @@
           <w14:ligatures w14:val="standardContextual"/>
         </w:rPr>
       </w:pPr>
-      <w:hyperlink w:anchor="_Toc242831927" w:history="1">
+      <w:hyperlink w:anchor="_Toc243039968" w:history="1">
         <w:r>
           <w:rPr>
             <w:rStyle w:val="Hipervnculo"/>
@@ -1498,7 +1498,7 @@
             <w:noProof/>
             <w:webHidden/>
           </w:rPr>
-          <w:instrText xml:space="preserve"> PAGEREF _Toc242831927 \h </w:instrText>
+          <w:instrText xml:space="preserve"> PAGEREF _Toc243039968 \h </w:instrText>
         </w:r>
         <w:r>
           <w:rPr>
@@ -1541,7 +1541,7 @@
           <w14:ligatures w14:val="standardContextual"/>
         </w:rPr>
       </w:pPr>
-      <w:hyperlink w:anchor="_Toc242831928" w:history="1">
+      <w:hyperlink w:anchor="_Toc243039969" w:history="1">
         <w:r>
           <w:rPr>
             <w:rStyle w:val="Hipervnculo"/>
@@ -1568,7 +1568,7 @@
             <w:noProof/>
             <w:webHidden/>
           </w:rPr>
-          <w:instrText xml:space="preserve"> PAGEREF _Toc242831928 \h </w:instrText>
+          <w:instrText xml:space="preserve"> PAGEREF _Toc243039969 \h </w:instrText>
         </w:r>
         <w:r>
           <w:rPr>
@@ -1611,7 +1611,7 @@
           <w14:ligatures w14:val="standardContextual"/>
         </w:rPr>
       </w:pPr>
-      <w:hyperlink w:anchor="_Toc242831929" w:history="1">
+      <w:hyperlink w:anchor="_Toc243039970" w:history="1">
         <w:r>
           <w:rPr>
             <w:rStyle w:val="Hipervnculo"/>
@@ -1638,7 +1638,7 @@
             <w:noProof/>
             <w:webHidden/>
           </w:rPr>
-          <w:instrText xml:space="preserve"> PAGEREF _Toc242831929 \h </w:instrText>
+          <w:instrText xml:space="preserve"> PAGEREF _Toc243039970 \h </w:instrText>
         </w:r>
         <w:r>
           <w:rPr>
@@ -1681,7 +1681,7 @@
           <w14:ligatures w14:val="standardContextual"/>
         </w:rPr>
       </w:pPr>
-      <w:hyperlink w:anchor="_Toc242831930" w:history="1">
+      <w:hyperlink w:anchor="_Toc243039971" w:history="1">
         <w:r>
           <w:rPr>
             <w:rStyle w:val="Hipervnculo"/>
@@ -1708,7 +1708,7 @@
             <w:noProof/>
             <w:webHidden/>
           </w:rPr>
-          <w:instrText xml:space="preserve"> PAGEREF _Toc242831930 \h </w:instrText>
+          <w:instrText xml:space="preserve"> PAGEREF _Toc243039971 \h </w:instrText>
         </w:r>
         <w:r>
           <w:rPr>
@@ -1751,7 +1751,7 @@
           <w14:ligatures w14:val="standardContextual"/>
         </w:rPr>
       </w:pPr>
-      <w:hyperlink w:anchor="_Toc242831931" w:history="1">
+      <w:hyperlink w:anchor="_Toc243039972" w:history="1">
         <w:r>
           <w:rPr>
             <w:rStyle w:val="Hipervnculo"/>
@@ -1778,7 +1778,7 @@
             <w:noProof/>
             <w:webHidden/>
           </w:rPr>
-          <w:instrText xml:space="preserve"> PAGEREF _Toc242831931 \h </w:instrText>
+          <w:instrText xml:space="preserve"> PAGEREF _Toc243039972 \h </w:instrText>
         </w:r>
         <w:r>
           <w:rPr>
@@ -1821,7 +1821,7 @@
           <w14:ligatures w14:val="standardContextual"/>
         </w:rPr>
       </w:pPr>
-      <w:hyperlink w:anchor="_Toc242831932" w:history="1">
+      <w:hyperlink w:anchor="_Toc243039973" w:history="1">
         <w:r>
           <w:rPr>
             <w:rStyle w:val="Hipervnculo"/>
@@ -1848,7 +1848,7 @@
             <w:noProof/>
             <w:webHidden/>
           </w:rPr>
-          <w:instrText xml:space="preserve"> PAGEREF _Toc242831932 \h </w:instrText>
+          <w:instrText xml:space="preserve"> PAGEREF _Toc243039973 \h </w:instrText>
         </w:r>
         <w:r>
           <w:rPr>
@@ -1891,7 +1891,7 @@
           <w14:ligatures w14:val="standardContextual"/>
         </w:rPr>
       </w:pPr>
-      <w:hyperlink w:anchor="_Toc242831933" w:history="1">
+      <w:hyperlink w:anchor="_Toc243039974" w:history="1">
         <w:r>
           <w:rPr>
             <w:rStyle w:val="Hipervnculo"/>
@@ -1918,7 +1918,7 @@
             <w:noProof/>
             <w:webHidden/>
           </w:rPr>
-          <w:instrText xml:space="preserve"> PAGEREF _Toc242831933 \h </w:instrText>
+          <w:instrText xml:space="preserve"> PAGEREF _Toc243039974 \h </w:instrText>
         </w:r>
         <w:r>
           <w:rPr>
@@ -1961,7 +1961,7 @@
           <w14:ligatures w14:val="standardContextual"/>
         </w:rPr>
       </w:pPr>
-      <w:hyperlink w:anchor="_Toc242831934" w:history="1">
+      <w:hyperlink w:anchor="_Toc243039975" w:history="1">
         <w:r>
           <w:rPr>
             <w:rStyle w:val="Hipervnculo"/>
@@ -1988,7 +1988,7 @@
             <w:noProof/>
             <w:webHidden/>
           </w:rPr>
-          <w:instrText xml:space="preserve"> PAGEREF _Toc242831934 \h </w:instrText>
+          <w:instrText xml:space="preserve"> PAGEREF _Toc243039975 \h </w:instrText>
         </w:r>
         <w:r>
           <w:rPr>
@@ -2031,7 +2031,7 @@
           <w14:ligatures w14:val="standardContextual"/>
         </w:rPr>
       </w:pPr>
-      <w:hyperlink w:anchor="_Toc242831935" w:history="1">
+      <w:hyperlink w:anchor="_Toc243039976" w:history="1">
         <w:r>
           <w:rPr>
             <w:rStyle w:val="Hipervnculo"/>
@@ -2058,7 +2058,7 @@
             <w:noProof/>
             <w:webHidden/>
           </w:rPr>
-          <w:instrText xml:space="preserve"> PAGEREF _Toc242831935 \h </w:instrText>
+          <w:instrText xml:space="preserve"> PAGEREF _Toc243039976 \h </w:instrText>
         </w:r>
         <w:r>
           <w:rPr>
@@ -2101,7 +2101,7 @@
           <w14:ligatures w14:val="standardContextual"/>
         </w:rPr>
       </w:pPr>
-      <w:hyperlink w:anchor="_Toc242831936" w:history="1">
+      <w:hyperlink w:anchor="_Toc243039977" w:history="1">
         <w:r>
           <w:rPr>
             <w:rStyle w:val="Hipervnculo"/>
@@ -2128,7 +2128,7 @@
             <w:noProof/>
             <w:webHidden/>
           </w:rPr>
-          <w:instrText xml:space="preserve"> PAGEREF _Toc242831936 \h </w:instrText>
+          <w:instrText xml:space="preserve"> PAGEREF _Toc243039977 \h </w:instrText>
         </w:r>
         <w:r>
           <w:rPr>
@@ -2171,7 +2171,7 @@
           <w14:ligatures w14:val="standardContextual"/>
         </w:rPr>
       </w:pPr>
-      <w:hyperlink w:anchor="_Toc242831937" w:history="1">
+      <w:hyperlink w:anchor="_Toc243039978" w:history="1">
         <w:r>
           <w:rPr>
             <w:rStyle w:val="Hipervnculo"/>
@@ -2198,7 +2198,7 @@
             <w:noProof/>
             <w:webHidden/>
           </w:rPr>
-          <w:instrText xml:space="preserve"> PAGEREF _Toc242831937 \h </w:instrText>
+          <w:instrText xml:space="preserve"> PAGEREF _Toc243039978 \h </w:instrText>
         </w:r>
         <w:r>
           <w:rPr>
@@ -2244,7 +2244,7 @@
           <w14:ligatures w14:val="standardContextual"/>
         </w:rPr>
       </w:pPr>
-      <w:hyperlink w:anchor="_Toc242831938" w:history="1">
+      <w:hyperlink w:anchor="_Toc243039979" w:history="1">
         <w:r>
           <w:rPr>
             <w:rStyle w:val="Hipervnculo"/>
@@ -2271,7 +2271,7 @@
             <w:noProof/>
             <w:webHidden/>
           </w:rPr>
-          <w:instrText xml:space="preserve"> PAGEREF _Toc242831938 \h </w:instrText>
+          <w:instrText xml:space="preserve"> PAGEREF _Toc243039979 \h </w:instrText>
         </w:r>
         <w:r>
           <w:rPr>
@@ -2314,7 +2314,7 @@
           <w14:ligatures w14:val="standardContextual"/>
         </w:rPr>
       </w:pPr>
-      <w:hyperlink w:anchor="_Toc242831939" w:history="1">
+      <w:hyperlink w:anchor="_Toc243039980" w:history="1">
         <w:r>
           <w:rPr>
             <w:rStyle w:val="Hipervnculo"/>
@@ -2341,7 +2341,7 @@
             <w:noProof/>
             <w:webHidden/>
           </w:rPr>
-          <w:instrText xml:space="preserve"> PAGEREF _Toc242831939 \h </w:instrText>
+          <w:instrText xml:space="preserve"> PAGEREF _Toc243039980 \h </w:instrText>
         </w:r>
         <w:r>
           <w:rPr>
@@ -2384,7 +2384,7 @@
           <w14:ligatures w14:val="standardContextual"/>
         </w:rPr>
       </w:pPr>
-      <w:hyperlink w:anchor="_Toc242831940" w:history="1">
+      <w:hyperlink w:anchor="_Toc243039981" w:history="1">
         <w:r>
           <w:rPr>
             <w:rStyle w:val="Hipervnculo"/>
@@ -2411,7 +2411,7 @@
             <w:noProof/>
             <w:webHidden/>
           </w:rPr>
-          <w:instrText xml:space="preserve"> PAGEREF _Toc242831940 \h </w:instrText>
+          <w:instrText xml:space="preserve"> PAGEREF _Toc243039981 \h </w:instrText>
         </w:r>
         <w:r>
           <w:rPr>
@@ -2454,7 +2454,7 @@
           <w14:ligatures w14:val="standardContextual"/>
         </w:rPr>
       </w:pPr>
-      <w:hyperlink w:anchor="_Toc242831941" w:history="1">
+      <w:hyperlink w:anchor="_Toc243039982" w:history="1">
         <w:r>
           <w:rPr>
             <w:rStyle w:val="Hipervnculo"/>
@@ -2481,7 +2481,7 @@
             <w:noProof/>
             <w:webHidden/>
           </w:rPr>
-          <w:instrText xml:space="preserve"> PAGEREF _Toc242831941 \h </w:instrText>
+          <w:instrText xml:space="preserve"> PAGEREF _Toc243039982 \h </w:instrText>
         </w:r>
         <w:r>
           <w:rPr>
@@ -2524,7 +2524,7 @@
           <w14:ligatures w14:val="standardContextual"/>
         </w:rPr>
       </w:pPr>
-      <w:hyperlink w:anchor="_Toc242831942" w:history="1">
+      <w:hyperlink w:anchor="_Toc243039983" w:history="1">
         <w:r>
           <w:rPr>
             <w:rStyle w:val="Hipervnculo"/>
@@ -2551,7 +2551,7 @@
             <w:noProof/>
             <w:webHidden/>
           </w:rPr>
-          <w:instrText xml:space="preserve"> PAGEREF _Toc242831942 \h </w:instrText>
+          <w:instrText xml:space="preserve"> PAGEREF _Toc243039983 \h </w:instrText>
         </w:r>
         <w:r>
           <w:rPr>
@@ -2594,7 +2594,7 @@
           <w14:ligatures w14:val="standardContextual"/>
         </w:rPr>
       </w:pPr>
-      <w:hyperlink w:anchor="_Toc242831943" w:history="1">
+      <w:hyperlink w:anchor="_Toc243039984" w:history="1">
         <w:r>
           <w:rPr>
             <w:rStyle w:val="Hipervnculo"/>
@@ -2621,7 +2621,7 @@
             <w:noProof/>
             <w:webHidden/>
           </w:rPr>
-          <w:instrText xml:space="preserve"> PAGEREF _Toc242831943 \h </w:instrText>
+          <w:instrText xml:space="preserve"> PAGEREF _Toc243039984 \h </w:instrText>
         </w:r>
         <w:r>
           <w:rPr>
@@ -2667,7 +2667,7 @@
           <w14:ligatures w14:val="standardContextual"/>
         </w:rPr>
       </w:pPr>
-      <w:hyperlink w:anchor="_Toc242831944" w:history="1">
+      <w:hyperlink w:anchor="_Toc243039985" w:history="1">
         <w:r>
           <w:rPr>
             <w:rStyle w:val="Hipervnculo"/>
@@ -2694,7 +2694,7 @@
             <w:noProof/>
             <w:webHidden/>
           </w:rPr>
-          <w:instrText xml:space="preserve"> PAGEREF _Toc242831944 \h </w:instrText>
+          <w:instrText xml:space="preserve"> PAGEREF _Toc243039985 \h </w:instrText>
         </w:r>
         <w:r>
           <w:rPr>
@@ -2737,7 +2737,7 @@
           <w14:ligatures w14:val="standardContextual"/>
         </w:rPr>
       </w:pPr>
-      <w:hyperlink w:anchor="_Toc242831945" w:history="1">
+      <w:hyperlink w:anchor="_Toc243039986" w:history="1">
         <w:r>
           <w:rPr>
             <w:rStyle w:val="Hipervnculo"/>
@@ -2764,7 +2764,7 @@
             <w:noProof/>
             <w:webHidden/>
           </w:rPr>
-          <w:instrText xml:space="preserve"> PAGEREF _Toc242831945 \h </w:instrText>
+          <w:instrText xml:space="preserve"> PAGEREF _Toc243039986 \h </w:instrText>
         </w:r>
         <w:r>
           <w:rPr>
@@ -2807,7 +2807,7 @@
           <w14:ligatures w14:val="standardContextual"/>
         </w:rPr>
       </w:pPr>
-      <w:hyperlink w:anchor="_Toc242831946" w:history="1">
+      <w:hyperlink w:anchor="_Toc243039987" w:history="1">
         <w:r>
           <w:rPr>
             <w:rStyle w:val="Hipervnculo"/>
@@ -2834,7 +2834,7 @@
             <w:noProof/>
             <w:webHidden/>
           </w:rPr>
-          <w:instrText xml:space="preserve"> PAGEREF _Toc242831946 \h </w:instrText>
+          <w:instrText xml:space="preserve"> PAGEREF _Toc243039987 \h </w:instrText>
         </w:r>
         <w:r>
           <w:rPr>
@@ -2854,7 +2854,7 @@
             <w:noProof/>
             <w:webHidden/>
           </w:rPr>
-          <w:t>27</w:t>
+          <w:t>28</w:t>
         </w:r>
         <w:r>
           <w:rPr>
@@ -2877,7 +2877,7 @@
           <w14:ligatures w14:val="standardContextual"/>
         </w:rPr>
       </w:pPr>
-      <w:hyperlink w:anchor="_Toc242831947" w:history="1">
+      <w:hyperlink w:anchor="_Toc243039988" w:history="1">
         <w:r>
           <w:rPr>
             <w:rStyle w:val="Hipervnculo"/>
@@ -2904,7 +2904,7 @@
             <w:noProof/>
             <w:webHidden/>
           </w:rPr>
-          <w:instrText xml:space="preserve"> PAGEREF _Toc242831947 \h </w:instrText>
+          <w:instrText xml:space="preserve"> PAGEREF _Toc243039988 \h </w:instrText>
         </w:r>
         <w:r>
           <w:rPr>
@@ -2947,7 +2947,7 @@
           <w14:ligatures w14:val="standardContextual"/>
         </w:rPr>
       </w:pPr>
-      <w:hyperlink w:anchor="_Toc242831948" w:history="1">
+      <w:hyperlink w:anchor="_Toc243039989" w:history="1">
         <w:r>
           <w:rPr>
             <w:rStyle w:val="Hipervnculo"/>
@@ -2974,7 +2974,7 @@
             <w:noProof/>
             <w:webHidden/>
           </w:rPr>
-          <w:instrText xml:space="preserve"> PAGEREF _Toc242831948 \h </w:instrText>
+          <w:instrText xml:space="preserve"> PAGEREF _Toc243039989 \h </w:instrText>
         </w:r>
         <w:r>
           <w:rPr>
@@ -3017,7 +3017,7 @@
           <w14:ligatures w14:val="standardContextual"/>
         </w:rPr>
       </w:pPr>
-      <w:hyperlink w:anchor="_Toc242831949" w:history="1">
+      <w:hyperlink w:anchor="_Toc243039990" w:history="1">
         <w:r>
           <w:rPr>
             <w:rStyle w:val="Hipervnculo"/>
@@ -3044,7 +3044,7 @@
             <w:noProof/>
             <w:webHidden/>
           </w:rPr>
-          <w:instrText xml:space="preserve"> PAGEREF _Toc242831949 \h </w:instrText>
+          <w:instrText xml:space="preserve"> PAGEREF _Toc243039990 \h </w:instrText>
         </w:r>
         <w:r>
           <w:rPr>
@@ -3064,7 +3064,7 @@
             <w:noProof/>
             <w:webHidden/>
           </w:rPr>
-          <w:t>28</w:t>
+          <w:t>29</w:t>
         </w:r>
         <w:r>
           <w:rPr>
@@ -3087,7 +3087,7 @@
           <w14:ligatures w14:val="standardContextual"/>
         </w:rPr>
       </w:pPr>
-      <w:hyperlink w:anchor="_Toc242831950" w:history="1">
+      <w:hyperlink w:anchor="_Toc243039991" w:history="1">
         <w:r>
           <w:rPr>
             <w:rStyle w:val="Hipervnculo"/>
@@ -3114,7 +3114,7 @@
             <w:noProof/>
             <w:webHidden/>
           </w:rPr>
-          <w:instrText xml:space="preserve"> PAGEREF _Toc242831950 \h </w:instrText>
+          <w:instrText xml:space="preserve"> PAGEREF _Toc243039991 \h </w:instrText>
         </w:r>
         <w:r>
           <w:rPr>
@@ -3157,7 +3157,7 @@
           <w14:ligatures w14:val="standardContextual"/>
         </w:rPr>
       </w:pPr>
-      <w:hyperlink w:anchor="_Toc242831951" w:history="1">
+      <w:hyperlink w:anchor="_Toc243039992" w:history="1">
         <w:r>
           <w:rPr>
             <w:rStyle w:val="Hipervnculo"/>
@@ -3184,7 +3184,7 @@
             <w:noProof/>
             <w:webHidden/>
           </w:rPr>
-          <w:instrText xml:space="preserve"> PAGEREF _Toc242831951 \h </w:instrText>
+          <w:instrText xml:space="preserve"> PAGEREF _Toc243039992 \h </w:instrText>
         </w:r>
         <w:r>
           <w:rPr>
@@ -3227,7 +3227,7 @@
           <w14:ligatures w14:val="standardContextual"/>
         </w:rPr>
       </w:pPr>
-      <w:hyperlink w:anchor="_Toc242831952" w:history="1">
+      <w:hyperlink w:anchor="_Toc243039993" w:history="1">
         <w:r>
           <w:rPr>
             <w:rStyle w:val="Hipervnculo"/>
@@ -3254,7 +3254,7 @@
             <w:noProof/>
             <w:webHidden/>
           </w:rPr>
-          <w:instrText xml:space="preserve"> PAGEREF _Toc242831952 \h </w:instrText>
+          <w:instrText xml:space="preserve"> PAGEREF _Toc243039993 \h </w:instrText>
         </w:r>
         <w:r>
           <w:rPr>
@@ -3274,7 +3274,7 @@
             <w:noProof/>
             <w:webHidden/>
           </w:rPr>
-          <w:t>29</w:t>
+          <w:t>30</w:t>
         </w:r>
         <w:r>
           <w:rPr>
@@ -3297,7 +3297,7 @@
           <w14:ligatures w14:val="standardContextual"/>
         </w:rPr>
       </w:pPr>
-      <w:hyperlink w:anchor="_Toc242831953" w:history="1">
+      <w:hyperlink w:anchor="_Toc243039994" w:history="1">
         <w:r>
           <w:rPr>
             <w:rStyle w:val="Hipervnculo"/>
@@ -3324,7 +3324,7 @@
             <w:noProof/>
             <w:webHidden/>
           </w:rPr>
-          <w:instrText xml:space="preserve"> PAGEREF _Toc242831953 \h </w:instrText>
+          <w:instrText xml:space="preserve"> PAGEREF _Toc243039994 \h </w:instrText>
         </w:r>
         <w:r>
           <w:rPr>
@@ -3367,7 +3367,7 @@
           <w14:ligatures w14:val="standardContextual"/>
         </w:rPr>
       </w:pPr>
-      <w:hyperlink w:anchor="_Toc242831954" w:history="1">
+      <w:hyperlink w:anchor="_Toc243039995" w:history="1">
         <w:r>
           <w:rPr>
             <w:rStyle w:val="Hipervnculo"/>
@@ -3394,7 +3394,7 @@
             <w:noProof/>
             <w:webHidden/>
           </w:rPr>
-          <w:instrText xml:space="preserve"> PAGEREF _Toc242831954 \h </w:instrText>
+          <w:instrText xml:space="preserve"> PAGEREF _Toc243039995 \h </w:instrText>
         </w:r>
         <w:r>
           <w:rPr>
@@ -3437,7 +3437,7 @@
           <w14:ligatures w14:val="standardContextual"/>
         </w:rPr>
       </w:pPr>
-      <w:hyperlink w:anchor="_Toc242831955" w:history="1">
+      <w:hyperlink w:anchor="_Toc243039996" w:history="1">
         <w:r>
           <w:rPr>
             <w:rStyle w:val="Hipervnculo"/>
@@ -3464,7 +3464,7 @@
             <w:noProof/>
             <w:webHidden/>
           </w:rPr>
-          <w:instrText xml:space="preserve"> PAGEREF _Toc242831955 \h </w:instrText>
+          <w:instrText xml:space="preserve"> PAGEREF _Toc243039996 \h </w:instrText>
         </w:r>
         <w:r>
           <w:rPr>
@@ -3485,6 +3485,76 @@
             <w:webHidden/>
           </w:rPr>
           <w:t>32</w:t>
+        </w:r>
+        <w:r>
+          <w:rPr>
+            <w:noProof/>
+            <w:webHidden/>
+          </w:rPr>
+          <w:fldChar w:fldCharType="end"/>
+        </w:r>
+      </w:hyperlink>
+    </w:p>
+    <w:p>
+      <w:pPr>
+        <w:pStyle w:val="TDC2"/>
+        <w:rPr>
+          <w:rFonts w:asciiTheme="minorHAnsi" w:eastAsiaTheme="minorEastAsia" w:hAnsiTheme="minorHAnsi" w:cstheme="minorBidi"/>
+          <w:noProof/>
+          <w:kern w:val="2"/>
+          <w:sz w:val="24"/>
+          <w:szCs w:val="24"/>
+          <w14:ligatures w14:val="standardContextual"/>
+        </w:rPr>
+      </w:pPr>
+      <w:hyperlink w:anchor="_Toc243039997" w:history="1">
+        <w:r>
+          <w:rPr>
+            <w:rStyle w:val="Hipervnculo"/>
+            <w:noProof/>
+          </w:rPr>
+          <w:t>HU-2.12 — Explorar el mapa del conocimiento clínico</w:t>
+        </w:r>
+        <w:r>
+          <w:rPr>
+            <w:noProof/>
+            <w:webHidden/>
+          </w:rPr>
+          <w:tab/>
+        </w:r>
+        <w:r>
+          <w:rPr>
+            <w:noProof/>
+            <w:webHidden/>
+          </w:rPr>
+          <w:fldChar w:fldCharType="begin"/>
+        </w:r>
+        <w:r>
+          <w:rPr>
+            <w:noProof/>
+            <w:webHidden/>
+          </w:rPr>
+          <w:instrText xml:space="preserve"> PAGEREF _Toc243039997 \h </w:instrText>
+        </w:r>
+        <w:r>
+          <w:rPr>
+            <w:noProof/>
+            <w:webHidden/>
+          </w:rPr>
+        </w:r>
+        <w:r>
+          <w:rPr>
+            <w:noProof/>
+            <w:webHidden/>
+          </w:rPr>
+          <w:fldChar w:fldCharType="separate"/>
+        </w:r>
+        <w:r>
+          <w:rPr>
+            <w:noProof/>
+            <w:webHidden/>
+          </w:rPr>
+          <w:t>33</w:t>
         </w:r>
         <w:r>
           <w:rPr>
@@ -3510,7 +3580,7 @@
           <w14:ligatures w14:val="standardContextual"/>
         </w:rPr>
       </w:pPr>
-      <w:hyperlink w:anchor="_Toc242831956" w:history="1">
+      <w:hyperlink w:anchor="_Toc243039998" w:history="1">
         <w:r>
           <w:rPr>
             <w:rStyle w:val="Hipervnculo"/>
@@ -3537,7 +3607,7 @@
             <w:noProof/>
             <w:webHidden/>
           </w:rPr>
-          <w:instrText xml:space="preserve"> PAGEREF _Toc242831956 \h </w:instrText>
+          <w:instrText xml:space="preserve"> PAGEREF _Toc243039998 \h </w:instrText>
         </w:r>
         <w:r>
           <w:rPr>
@@ -3557,7 +3627,7 @@
             <w:noProof/>
             <w:webHidden/>
           </w:rPr>
-          <w:t>33</w:t>
+          <w:t>34</w:t>
         </w:r>
         <w:r>
           <w:rPr>
@@ -3580,7 +3650,7 @@
           <w14:ligatures w14:val="standardContextual"/>
         </w:rPr>
       </w:pPr>
-      <w:hyperlink w:anchor="_Toc242831957" w:history="1">
+      <w:hyperlink w:anchor="_Toc243039999" w:history="1">
         <w:r>
           <w:rPr>
             <w:rStyle w:val="Hipervnculo"/>
@@ -3607,7 +3677,7 @@
             <w:noProof/>
             <w:webHidden/>
           </w:rPr>
-          <w:instrText xml:space="preserve"> PAGEREF _Toc242831957 \h </w:instrText>
+          <w:instrText xml:space="preserve"> PAGEREF _Toc243039999 \h </w:instrText>
         </w:r>
         <w:r>
           <w:rPr>
@@ -3627,7 +3697,7 @@
             <w:noProof/>
             <w:webHidden/>
           </w:rPr>
-          <w:t>33</w:t>
+          <w:t>34</w:t>
         </w:r>
         <w:r>
           <w:rPr>
@@ -3650,7 +3720,7 @@
           <w14:ligatures w14:val="standardContextual"/>
         </w:rPr>
       </w:pPr>
-      <w:hyperlink w:anchor="_Toc242831958" w:history="1">
+      <w:hyperlink w:anchor="_Toc243040000" w:history="1">
         <w:r>
           <w:rPr>
             <w:rStyle w:val="Hipervnculo"/>
@@ -3677,7 +3747,7 @@
             <w:noProof/>
             <w:webHidden/>
           </w:rPr>
-          <w:instrText xml:space="preserve"> PAGEREF _Toc242831958 \h </w:instrText>
+          <w:instrText xml:space="preserve"> PAGEREF _Toc243040000 \h </w:instrText>
         </w:r>
         <w:r>
           <w:rPr>
@@ -3697,7 +3767,7 @@
             <w:noProof/>
             <w:webHidden/>
           </w:rPr>
-          <w:t>33</w:t>
+          <w:t>34</w:t>
         </w:r>
         <w:r>
           <w:rPr>
@@ -3720,7 +3790,7 @@
           <w14:ligatures w14:val="standardContextual"/>
         </w:rPr>
       </w:pPr>
-      <w:hyperlink w:anchor="_Toc242831959" w:history="1">
+      <w:hyperlink w:anchor="_Toc243040001" w:history="1">
         <w:r>
           <w:rPr>
             <w:rStyle w:val="Hipervnculo"/>
@@ -3747,7 +3817,7 @@
             <w:noProof/>
             <w:webHidden/>
           </w:rPr>
-          <w:instrText xml:space="preserve"> PAGEREF _Toc242831959 \h </w:instrText>
+          <w:instrText xml:space="preserve"> PAGEREF _Toc243040001 \h </w:instrText>
         </w:r>
         <w:r>
           <w:rPr>
@@ -3767,7 +3837,7 @@
             <w:noProof/>
             <w:webHidden/>
           </w:rPr>
-          <w:t>34</w:t>
+          <w:t>35</w:t>
         </w:r>
         <w:r>
           <w:rPr>
@@ -3790,7 +3860,7 @@
           <w14:ligatures w14:val="standardContextual"/>
         </w:rPr>
       </w:pPr>
-      <w:hyperlink w:anchor="_Toc242831960" w:history="1">
+      <w:hyperlink w:anchor="_Toc243040002" w:history="1">
         <w:r>
           <w:rPr>
             <w:rStyle w:val="Hipervnculo"/>
@@ -3817,7 +3887,7 @@
             <w:noProof/>
             <w:webHidden/>
           </w:rPr>
-          <w:instrText xml:space="preserve"> PAGEREF _Toc242831960 \h </w:instrText>
+          <w:instrText xml:space="preserve"> PAGEREF _Toc243040002 \h </w:instrText>
         </w:r>
         <w:r>
           <w:rPr>
@@ -3837,7 +3907,7 @@
             <w:noProof/>
             <w:webHidden/>
           </w:rPr>
-          <w:t>34</w:t>
+          <w:t>35</w:t>
         </w:r>
         <w:r>
           <w:rPr>
@@ -3860,7 +3930,7 @@
           <w14:ligatures w14:val="standardContextual"/>
         </w:rPr>
       </w:pPr>
-      <w:hyperlink w:anchor="_Toc242831961" w:history="1">
+      <w:hyperlink w:anchor="_Toc243040003" w:history="1">
         <w:r>
           <w:rPr>
             <w:rStyle w:val="Hipervnculo"/>
@@ -3887,7 +3957,7 @@
             <w:noProof/>
             <w:webHidden/>
           </w:rPr>
-          <w:instrText xml:space="preserve"> PAGEREF _Toc242831961 \h </w:instrText>
+          <w:instrText xml:space="preserve"> PAGEREF _Toc243040003 \h </w:instrText>
         </w:r>
         <w:r>
           <w:rPr>
@@ -3907,7 +3977,7 @@
             <w:noProof/>
             <w:webHidden/>
           </w:rPr>
-          <w:t>34</w:t>
+          <w:t>35</w:t>
         </w:r>
         <w:r>
           <w:rPr>
@@ -3930,7 +4000,7 @@
           <w14:ligatures w14:val="standardContextual"/>
         </w:rPr>
       </w:pPr>
-      <w:hyperlink w:anchor="_Toc242831962" w:history="1">
+      <w:hyperlink w:anchor="_Toc243040004" w:history="1">
         <w:r>
           <w:rPr>
             <w:rStyle w:val="Hipervnculo"/>
@@ -3957,7 +4027,7 @@
             <w:noProof/>
             <w:webHidden/>
           </w:rPr>
-          <w:instrText xml:space="preserve"> PAGEREF _Toc242831962 \h </w:instrText>
+          <w:instrText xml:space="preserve"> PAGEREF _Toc243040004 \h </w:instrText>
         </w:r>
         <w:r>
           <w:rPr>
@@ -3977,7 +4047,7 @@
             <w:noProof/>
             <w:webHidden/>
           </w:rPr>
-          <w:t>35</w:t>
+          <w:t>36</w:t>
         </w:r>
         <w:r>
           <w:rPr>
@@ -4003,7 +4073,7 @@
           <w14:ligatures w14:val="standardContextual"/>
         </w:rPr>
       </w:pPr>
-      <w:hyperlink w:anchor="_Toc242831963" w:history="1">
+      <w:hyperlink w:anchor="_Toc243040005" w:history="1">
         <w:r>
           <w:rPr>
             <w:rStyle w:val="Hipervnculo"/>
@@ -4030,7 +4100,7 @@
             <w:noProof/>
             <w:webHidden/>
           </w:rPr>
-          <w:instrText xml:space="preserve"> PAGEREF _Toc242831963 \h </w:instrText>
+          <w:instrText xml:space="preserve"> PAGEREF _Toc243040005 \h </w:instrText>
         </w:r>
         <w:r>
           <w:rPr>
@@ -4050,7 +4120,7 @@
             <w:noProof/>
             <w:webHidden/>
           </w:rPr>
-          <w:t>36</w:t>
+          <w:t>37</w:t>
         </w:r>
         <w:r>
           <w:rPr>
@@ -4073,7 +4143,7 @@
           <w14:ligatures w14:val="standardContextual"/>
         </w:rPr>
       </w:pPr>
-      <w:hyperlink w:anchor="_Toc242831964" w:history="1">
+      <w:hyperlink w:anchor="_Toc243040006" w:history="1">
         <w:r>
           <w:rPr>
             <w:rStyle w:val="Hipervnculo"/>
@@ -4100,7 +4170,7 @@
             <w:noProof/>
             <w:webHidden/>
           </w:rPr>
-          <w:instrText xml:space="preserve"> PAGEREF _Toc242831964 \h </w:instrText>
+          <w:instrText xml:space="preserve"> PAGEREF _Toc243040006 \h </w:instrText>
         </w:r>
         <w:r>
           <w:rPr>
@@ -4120,7 +4190,7 @@
             <w:noProof/>
             <w:webHidden/>
           </w:rPr>
-          <w:t>36</w:t>
+          <w:t>37</w:t>
         </w:r>
         <w:r>
           <w:rPr>
@@ -4143,7 +4213,7 @@
           <w14:ligatures w14:val="standardContextual"/>
         </w:rPr>
       </w:pPr>
-      <w:hyperlink w:anchor="_Toc242831965" w:history="1">
+      <w:hyperlink w:anchor="_Toc243040007" w:history="1">
         <w:r>
           <w:rPr>
             <w:rStyle w:val="Hipervnculo"/>
@@ -4170,7 +4240,7 @@
             <w:noProof/>
             <w:webHidden/>
           </w:rPr>
-          <w:instrText xml:space="preserve"> PAGEREF _Toc242831965 \h </w:instrText>
+          <w:instrText xml:space="preserve"> PAGEREF _Toc243040007 \h </w:instrText>
         </w:r>
         <w:r>
           <w:rPr>
@@ -4190,7 +4260,7 @@
             <w:noProof/>
             <w:webHidden/>
           </w:rPr>
-          <w:t>36</w:t>
+          <w:t>37</w:t>
         </w:r>
         <w:r>
           <w:rPr>
@@ -4213,7 +4283,7 @@
           <w14:ligatures w14:val="standardContextual"/>
         </w:rPr>
       </w:pPr>
-      <w:hyperlink w:anchor="_Toc242831966" w:history="1">
+      <w:hyperlink w:anchor="_Toc243040008" w:history="1">
         <w:r>
           <w:rPr>
             <w:rStyle w:val="Hipervnculo"/>
@@ -4240,7 +4310,7 @@
             <w:noProof/>
             <w:webHidden/>
           </w:rPr>
-          <w:instrText xml:space="preserve"> PAGEREF _Toc242831966 \h </w:instrText>
+          <w:instrText xml:space="preserve"> PAGEREF _Toc243040008 \h </w:instrText>
         </w:r>
         <w:r>
           <w:rPr>
@@ -4260,7 +4330,7 @@
             <w:noProof/>
             <w:webHidden/>
           </w:rPr>
-          <w:t>37</w:t>
+          <w:t>38</w:t>
         </w:r>
         <w:r>
           <w:rPr>
@@ -4283,7 +4353,7 @@
           <w14:ligatures w14:val="standardContextual"/>
         </w:rPr>
       </w:pPr>
-      <w:hyperlink w:anchor="_Toc242831967" w:history="1">
+      <w:hyperlink w:anchor="_Toc243040009" w:history="1">
         <w:r>
           <w:rPr>
             <w:rStyle w:val="Hipervnculo"/>
@@ -4310,7 +4380,7 @@
             <w:noProof/>
             <w:webHidden/>
           </w:rPr>
-          <w:instrText xml:space="preserve"> PAGEREF _Toc242831967 \h </w:instrText>
+          <w:instrText xml:space="preserve"> PAGEREF _Toc243040009 \h </w:instrText>
         </w:r>
         <w:r>
           <w:rPr>
@@ -4330,7 +4400,7 @@
             <w:noProof/>
             <w:webHidden/>
           </w:rPr>
-          <w:t>38</w:t>
+          <w:t>39</w:t>
         </w:r>
         <w:r>
           <w:rPr>
@@ -4353,7 +4423,7 @@
           <w14:ligatures w14:val="standardContextual"/>
         </w:rPr>
       </w:pPr>
-      <w:hyperlink w:anchor="_Toc242831968" w:history="1">
+      <w:hyperlink w:anchor="_Toc243040010" w:history="1">
         <w:r>
           <w:rPr>
             <w:rStyle w:val="Hipervnculo"/>
@@ -4380,7 +4450,7 @@
             <w:noProof/>
             <w:webHidden/>
           </w:rPr>
-          <w:instrText xml:space="preserve"> PAGEREF _Toc242831968 \h </w:instrText>
+          <w:instrText xml:space="preserve"> PAGEREF _Toc243040010 \h </w:instrText>
         </w:r>
         <w:r>
           <w:rPr>
@@ -4400,7 +4470,7 @@
             <w:noProof/>
             <w:webHidden/>
           </w:rPr>
-          <w:t>38</w:t>
+          <w:t>39</w:t>
         </w:r>
         <w:r>
           <w:rPr>
@@ -4423,7 +4493,7 @@
           <w14:ligatures w14:val="standardContextual"/>
         </w:rPr>
       </w:pPr>
-      <w:hyperlink w:anchor="_Toc242831969" w:history="1">
+      <w:hyperlink w:anchor="_Toc243040011" w:history="1">
         <w:r>
           <w:rPr>
             <w:rStyle w:val="Hipervnculo"/>
@@ -4450,7 +4520,7 @@
             <w:noProof/>
             <w:webHidden/>
           </w:rPr>
-          <w:instrText xml:space="preserve"> PAGEREF _Toc242831969 \h </w:instrText>
+          <w:instrText xml:space="preserve"> PAGEREF _Toc243040011 \h </w:instrText>
         </w:r>
         <w:r>
           <w:rPr>
@@ -4470,7 +4540,7 @@
             <w:noProof/>
             <w:webHidden/>
           </w:rPr>
-          <w:t>38</w:t>
+          <w:t>39</w:t>
         </w:r>
         <w:r>
           <w:rPr>
@@ -4493,7 +4563,7 @@
           <w14:ligatures w14:val="standardContextual"/>
         </w:rPr>
       </w:pPr>
-      <w:hyperlink w:anchor="_Toc242831970" w:history="1">
+      <w:hyperlink w:anchor="_Toc243040012" w:history="1">
         <w:r>
           <w:rPr>
             <w:rStyle w:val="Hipervnculo"/>
@@ -4520,7 +4590,7 @@
             <w:noProof/>
             <w:webHidden/>
           </w:rPr>
-          <w:instrText xml:space="preserve"> PAGEREF _Toc242831970 \h </w:instrText>
+          <w:instrText xml:space="preserve"> PAGEREF _Toc243040012 \h </w:instrText>
         </w:r>
         <w:r>
           <w:rPr>
@@ -4540,7 +4610,7 @@
             <w:noProof/>
             <w:webHidden/>
           </w:rPr>
-          <w:t>39</w:t>
+          <w:t>40</w:t>
         </w:r>
         <w:r>
           <w:rPr>
@@ -4563,7 +4633,7 @@
           <w14:ligatures w14:val="standardContextual"/>
         </w:rPr>
       </w:pPr>
-      <w:hyperlink w:anchor="_Toc242831971" w:history="1">
+      <w:hyperlink w:anchor="_Toc243040013" w:history="1">
         <w:r>
           <w:rPr>
             <w:rStyle w:val="Hipervnculo"/>
@@ -4590,7 +4660,7 @@
             <w:noProof/>
             <w:webHidden/>
           </w:rPr>
-          <w:instrText xml:space="preserve"> PAGEREF _Toc242831971 \h </w:instrText>
+          <w:instrText xml:space="preserve"> PAGEREF _Toc243040013 \h </w:instrText>
         </w:r>
         <w:r>
           <w:rPr>
@@ -4610,7 +4680,7 @@
             <w:noProof/>
             <w:webHidden/>
           </w:rPr>
-          <w:t>39</w:t>
+          <w:t>40</w:t>
         </w:r>
         <w:r>
           <w:rPr>
@@ -4633,7 +4703,7 @@
           <w14:ligatures w14:val="standardContextual"/>
         </w:rPr>
       </w:pPr>
-      <w:hyperlink w:anchor="_Toc242831972" w:history="1">
+      <w:hyperlink w:anchor="_Toc243040014" w:history="1">
         <w:r>
           <w:rPr>
             <w:rStyle w:val="Hipervnculo"/>
@@ -4660,7 +4730,7 @@
             <w:noProof/>
             <w:webHidden/>
           </w:rPr>
-          <w:instrText xml:space="preserve"> PAGEREF _Toc242831972 \h </w:instrText>
+          <w:instrText xml:space="preserve"> PAGEREF _Toc243040014 \h </w:instrText>
         </w:r>
         <w:r>
           <w:rPr>
@@ -4680,7 +4750,7 @@
             <w:noProof/>
             <w:webHidden/>
           </w:rPr>
-          <w:t>39</w:t>
+          <w:t>40</w:t>
         </w:r>
         <w:r>
           <w:rPr>
@@ -4703,7 +4773,7 @@
           <w14:ligatures w14:val="standardContextual"/>
         </w:rPr>
       </w:pPr>
-      <w:hyperlink w:anchor="_Toc242831973" w:history="1">
+      <w:hyperlink w:anchor="_Toc243040015" w:history="1">
         <w:r>
           <w:rPr>
             <w:rStyle w:val="Hipervnculo"/>
@@ -4730,7 +4800,7 @@
             <w:noProof/>
             <w:webHidden/>
           </w:rPr>
-          <w:instrText xml:space="preserve"> PAGEREF _Toc242831973 \h </w:instrText>
+          <w:instrText xml:space="preserve"> PAGEREF _Toc243040015 \h </w:instrText>
         </w:r>
         <w:r>
           <w:rPr>
@@ -4750,7 +4820,7 @@
             <w:noProof/>
             <w:webHidden/>
           </w:rPr>
-          <w:t>40</w:t>
+          <w:t>41</w:t>
         </w:r>
         <w:r>
           <w:rPr>
@@ -4773,7 +4843,7 @@
           <w14:ligatures w14:val="standardContextual"/>
         </w:rPr>
       </w:pPr>
-      <w:hyperlink w:anchor="_Toc242831974" w:history="1">
+      <w:hyperlink w:anchor="_Toc243040016" w:history="1">
         <w:r>
           <w:rPr>
             <w:rStyle w:val="Hipervnculo"/>
@@ -4800,7 +4870,7 @@
             <w:noProof/>
             <w:webHidden/>
           </w:rPr>
-          <w:instrText xml:space="preserve"> PAGEREF _Toc242831974 \h </w:instrText>
+          <w:instrText xml:space="preserve"> PAGEREF _Toc243040016 \h </w:instrText>
         </w:r>
         <w:r>
           <w:rPr>
@@ -4820,7 +4890,7 @@
             <w:noProof/>
             <w:webHidden/>
           </w:rPr>
-          <w:t>40</w:t>
+          <w:t>41</w:t>
         </w:r>
         <w:r>
           <w:rPr>
@@ -4843,7 +4913,7 @@
           <w14:ligatures w14:val="standardContextual"/>
         </w:rPr>
       </w:pPr>
-      <w:hyperlink w:anchor="_Toc242831975" w:history="1">
+      <w:hyperlink w:anchor="_Toc243040017" w:history="1">
         <w:r>
           <w:rPr>
             <w:rStyle w:val="Hipervnculo"/>
@@ -4870,7 +4940,7 @@
             <w:noProof/>
             <w:webHidden/>
           </w:rPr>
-          <w:instrText xml:space="preserve"> PAGEREF _Toc242831975 \h </w:instrText>
+          <w:instrText xml:space="preserve"> PAGEREF _Toc243040017 \h </w:instrText>
         </w:r>
         <w:r>
           <w:rPr>
@@ -4890,7 +4960,7 @@
             <w:noProof/>
             <w:webHidden/>
           </w:rPr>
-          <w:t>41</w:t>
+          <w:t>42</w:t>
         </w:r>
         <w:r>
           <w:rPr>
@@ -4913,7 +4983,7 @@
           <w14:ligatures w14:val="standardContextual"/>
         </w:rPr>
       </w:pPr>
-      <w:hyperlink w:anchor="_Toc242831976" w:history="1">
+      <w:hyperlink w:anchor="_Toc243040018" w:history="1">
         <w:r>
           <w:rPr>
             <w:rStyle w:val="Hipervnculo"/>
@@ -4940,7 +5010,7 @@
             <w:noProof/>
             <w:webHidden/>
           </w:rPr>
-          <w:instrText xml:space="preserve"> PAGEREF _Toc242831976 \h </w:instrText>
+          <w:instrText xml:space="preserve"> PAGEREF _Toc243040018 \h </w:instrText>
         </w:r>
         <w:r>
           <w:rPr>
@@ -4960,7 +5030,7 @@
             <w:noProof/>
             <w:webHidden/>
           </w:rPr>
-          <w:t>42</w:t>
+          <w:t>43</w:t>
         </w:r>
         <w:r>
           <w:rPr>
@@ -4983,7 +5053,7 @@
           <w14:ligatures w14:val="standardContextual"/>
         </w:rPr>
       </w:pPr>
-      <w:hyperlink w:anchor="_Toc242831977" w:history="1">
+      <w:hyperlink w:anchor="_Toc243040019" w:history="1">
         <w:r>
           <w:rPr>
             <w:rStyle w:val="Hipervnculo"/>
@@ -5010,7 +5080,7 @@
             <w:noProof/>
             <w:webHidden/>
           </w:rPr>
-          <w:instrText xml:space="preserve"> PAGEREF _Toc242831977 \h </w:instrText>
+          <w:instrText xml:space="preserve"> PAGEREF _Toc243040019 \h </w:instrText>
         </w:r>
         <w:r>
           <w:rPr>
@@ -5030,7 +5100,7 @@
             <w:noProof/>
             <w:webHidden/>
           </w:rPr>
-          <w:t>43</w:t>
+          <w:t>44</w:t>
         </w:r>
         <w:r>
           <w:rPr>
@@ -5053,7 +5123,7 @@
           <w14:ligatures w14:val="standardContextual"/>
         </w:rPr>
       </w:pPr>
-      <w:hyperlink w:anchor="_Toc242831978" w:history="1">
+      <w:hyperlink w:anchor="_Toc243040020" w:history="1">
         <w:r>
           <w:rPr>
             <w:rStyle w:val="Hipervnculo"/>
@@ -5080,7 +5150,7 @@
             <w:noProof/>
             <w:webHidden/>
           </w:rPr>
-          <w:instrText xml:space="preserve"> PAGEREF _Toc242831978 \h </w:instrText>
+          <w:instrText xml:space="preserve"> PAGEREF _Toc243040020 \h </w:instrText>
         </w:r>
         <w:r>
           <w:rPr>
@@ -5100,7 +5170,7 @@
             <w:noProof/>
             <w:webHidden/>
           </w:rPr>
-          <w:t>44</w:t>
+          <w:t>45</w:t>
         </w:r>
         <w:r>
           <w:rPr>
@@ -5123,7 +5193,7 @@
           <w14:ligatures w14:val="standardContextual"/>
         </w:rPr>
       </w:pPr>
-      <w:hyperlink w:anchor="_Toc242831979" w:history="1">
+      <w:hyperlink w:anchor="_Toc243040021" w:history="1">
         <w:r>
           <w:rPr>
             <w:rStyle w:val="Hipervnculo"/>
@@ -5150,7 +5220,7 @@
             <w:noProof/>
             <w:webHidden/>
           </w:rPr>
-          <w:instrText xml:space="preserve"> PAGEREF _Toc242831979 \h </w:instrText>
+          <w:instrText xml:space="preserve"> PAGEREF _Toc243040021 \h </w:instrText>
         </w:r>
         <w:r>
           <w:rPr>
@@ -5170,7 +5240,7 @@
             <w:noProof/>
             <w:webHidden/>
           </w:rPr>
-          <w:t>45</w:t>
+          <w:t>46</w:t>
         </w:r>
         <w:r>
           <w:rPr>
@@ -5193,7 +5263,7 @@
           <w14:ligatures w14:val="standardContextual"/>
         </w:rPr>
       </w:pPr>
-      <w:hyperlink w:anchor="_Toc242831980" w:history="1">
+      <w:hyperlink w:anchor="_Toc243040022" w:history="1">
         <w:r>
           <w:rPr>
             <w:rStyle w:val="Hipervnculo"/>
@@ -5220,7 +5290,7 @@
             <w:noProof/>
             <w:webHidden/>
           </w:rPr>
-          <w:instrText xml:space="preserve"> PAGEREF _Toc242831980 \h </w:instrText>
+          <w:instrText xml:space="preserve"> PAGEREF _Toc243040022 \h </w:instrText>
         </w:r>
         <w:r>
           <w:rPr>
@@ -5240,7 +5310,7 @@
             <w:noProof/>
             <w:webHidden/>
           </w:rPr>
-          <w:t>45</w:t>
+          <w:t>46</w:t>
         </w:r>
         <w:r>
           <w:rPr>
@@ -5263,7 +5333,7 @@
           <w14:ligatures w14:val="standardContextual"/>
         </w:rPr>
       </w:pPr>
-      <w:hyperlink w:anchor="_Toc242831981" w:history="1">
+      <w:hyperlink w:anchor="_Toc243040023" w:history="1">
         <w:r>
           <w:rPr>
             <w:rStyle w:val="Hipervnculo"/>
@@ -5290,7 +5360,7 @@
             <w:noProof/>
             <w:webHidden/>
           </w:rPr>
-          <w:instrText xml:space="preserve"> PAGEREF _Toc242831981 \h </w:instrText>
+          <w:instrText xml:space="preserve"> PAGEREF _Toc243040023 \h </w:instrText>
         </w:r>
         <w:r>
           <w:rPr>
@@ -5310,7 +5380,7 @@
             <w:noProof/>
             <w:webHidden/>
           </w:rPr>
-          <w:t>46</w:t>
+          <w:t>47</w:t>
         </w:r>
         <w:r>
           <w:rPr>
@@ -5333,7 +5403,7 @@
           <w14:ligatures w14:val="standardContextual"/>
         </w:rPr>
       </w:pPr>
-      <w:hyperlink w:anchor="_Toc242831982" w:history="1">
+      <w:hyperlink w:anchor="_Toc243040024" w:history="1">
         <w:r>
           <w:rPr>
             <w:rStyle w:val="Hipervnculo"/>
@@ -5360,7 +5430,7 @@
             <w:noProof/>
             <w:webHidden/>
           </w:rPr>
-          <w:instrText xml:space="preserve"> PAGEREF _Toc242831982 \h </w:instrText>
+          <w:instrText xml:space="preserve"> PAGEREF _Toc243040024 \h </w:instrText>
         </w:r>
         <w:r>
           <w:rPr>
@@ -5380,7 +5450,7 @@
             <w:noProof/>
             <w:webHidden/>
           </w:rPr>
-          <w:t>46</w:t>
+          <w:t>47</w:t>
         </w:r>
         <w:r>
           <w:rPr>
@@ -5406,7 +5476,7 @@
           <w14:ligatures w14:val="standardContextual"/>
         </w:rPr>
       </w:pPr>
-      <w:hyperlink w:anchor="_Toc242831983" w:history="1">
+      <w:hyperlink w:anchor="_Toc243040025" w:history="1">
         <w:r>
           <w:rPr>
             <w:rStyle w:val="Hipervnculo"/>
@@ -5433,7 +5503,7 @@
             <w:noProof/>
             <w:webHidden/>
           </w:rPr>
-          <w:instrText xml:space="preserve"> PAGEREF _Toc242831983 \h </w:instrText>
+          <w:instrText xml:space="preserve"> PAGEREF _Toc243040025 \h </w:instrText>
         </w:r>
         <w:r>
           <w:rPr>
@@ -5453,7 +5523,7 @@
             <w:noProof/>
             <w:webHidden/>
           </w:rPr>
-          <w:t>47</w:t>
+          <w:t>48</w:t>
         </w:r>
         <w:r>
           <w:rPr>
@@ -5476,7 +5546,7 @@
           <w14:ligatures w14:val="standardContextual"/>
         </w:rPr>
       </w:pPr>
-      <w:hyperlink w:anchor="_Toc242831984" w:history="1">
+      <w:hyperlink w:anchor="_Toc243040026" w:history="1">
         <w:r>
           <w:rPr>
             <w:rStyle w:val="Hipervnculo"/>
@@ -5503,7 +5573,7 @@
             <w:noProof/>
             <w:webHidden/>
           </w:rPr>
-          <w:instrText xml:space="preserve"> PAGEREF _Toc242831984 \h </w:instrText>
+          <w:instrText xml:space="preserve"> PAGEREF _Toc243040026 \h </w:instrText>
         </w:r>
         <w:r>
           <w:rPr>
@@ -5523,7 +5593,7 @@
             <w:noProof/>
             <w:webHidden/>
           </w:rPr>
-          <w:t>47</w:t>
+          <w:t>48</w:t>
         </w:r>
         <w:r>
           <w:rPr>
@@ -5546,7 +5616,7 @@
           <w14:ligatures w14:val="standardContextual"/>
         </w:rPr>
       </w:pPr>
-      <w:hyperlink w:anchor="_Toc242831985" w:history="1">
+      <w:hyperlink w:anchor="_Toc243040027" w:history="1">
         <w:r>
           <w:rPr>
             <w:rStyle w:val="Hipervnculo"/>
@@ -5573,7 +5643,7 @@
             <w:noProof/>
             <w:webHidden/>
           </w:rPr>
-          <w:instrText xml:space="preserve"> PAGEREF _Toc242831985 \h </w:instrText>
+          <w:instrText xml:space="preserve"> PAGEREF _Toc243040027 \h </w:instrText>
         </w:r>
         <w:r>
           <w:rPr>
@@ -5593,7 +5663,7 @@
             <w:noProof/>
             <w:webHidden/>
           </w:rPr>
-          <w:t>48</w:t>
+          <w:t>49</w:t>
         </w:r>
         <w:r>
           <w:rPr>
@@ -5616,7 +5686,7 @@
           <w14:ligatures w14:val="standardContextual"/>
         </w:rPr>
       </w:pPr>
-      <w:hyperlink w:anchor="_Toc242831986" w:history="1">
+      <w:hyperlink w:anchor="_Toc243040028" w:history="1">
         <w:r>
           <w:rPr>
             <w:rStyle w:val="Hipervnculo"/>
@@ -5643,7 +5713,7 @@
             <w:noProof/>
             <w:webHidden/>
           </w:rPr>
-          <w:instrText xml:space="preserve"> PAGEREF _Toc242831986 \h </w:instrText>
+          <w:instrText xml:space="preserve"> PAGEREF _Toc243040028 \h </w:instrText>
         </w:r>
         <w:r>
           <w:rPr>
@@ -5663,7 +5733,7 @@
             <w:noProof/>
             <w:webHidden/>
           </w:rPr>
-          <w:t>49</w:t>
+          <w:t>50</w:t>
         </w:r>
         <w:r>
           <w:rPr>
@@ -5686,7 +5756,7 @@
           <w14:ligatures w14:val="standardContextual"/>
         </w:rPr>
       </w:pPr>
-      <w:hyperlink w:anchor="_Toc242831987" w:history="1">
+      <w:hyperlink w:anchor="_Toc243040029" w:history="1">
         <w:r>
           <w:rPr>
             <w:rStyle w:val="Hipervnculo"/>
@@ -5713,7 +5783,7 @@
             <w:noProof/>
             <w:webHidden/>
           </w:rPr>
-          <w:instrText xml:space="preserve"> PAGEREF _Toc242831987 \h </w:instrText>
+          <w:instrText xml:space="preserve"> PAGEREF _Toc243040029 \h </w:instrText>
         </w:r>
         <w:r>
           <w:rPr>
@@ -5733,7 +5803,7 @@
             <w:noProof/>
             <w:webHidden/>
           </w:rPr>
-          <w:t>49</w:t>
+          <w:t>50</w:t>
         </w:r>
         <w:r>
           <w:rPr>
@@ -5756,7 +5826,7 @@
           <w14:ligatures w14:val="standardContextual"/>
         </w:rPr>
       </w:pPr>
-      <w:hyperlink w:anchor="_Toc242831988" w:history="1">
+      <w:hyperlink w:anchor="_Toc243040030" w:history="1">
         <w:r>
           <w:rPr>
             <w:rStyle w:val="Hipervnculo"/>
@@ -5783,7 +5853,7 @@
             <w:noProof/>
             <w:webHidden/>
           </w:rPr>
-          <w:instrText xml:space="preserve"> PAGEREF _Toc242831988 \h </w:instrText>
+          <w:instrText xml:space="preserve"> PAGEREF _Toc243040030 \h </w:instrText>
         </w:r>
         <w:r>
           <w:rPr>
@@ -5803,7 +5873,7 @@
             <w:noProof/>
             <w:webHidden/>
           </w:rPr>
-          <w:t>50</w:t>
+          <w:t>51</w:t>
         </w:r>
         <w:r>
           <w:rPr>
@@ -5826,7 +5896,7 @@
           <w14:ligatures w14:val="standardContextual"/>
         </w:rPr>
       </w:pPr>
-      <w:hyperlink w:anchor="_Toc242831989" w:history="1">
+      <w:hyperlink w:anchor="_Toc243040031" w:history="1">
         <w:r>
           <w:rPr>
             <w:rStyle w:val="Hipervnculo"/>
@@ -5853,7 +5923,7 @@
             <w:noProof/>
             <w:webHidden/>
           </w:rPr>
-          <w:instrText xml:space="preserve"> PAGEREF _Toc242831989 \h </w:instrText>
+          <w:instrText xml:space="preserve"> PAGEREF _Toc243040031 \h </w:instrText>
         </w:r>
         <w:r>
           <w:rPr>
@@ -5873,7 +5943,7 @@
             <w:noProof/>
             <w:webHidden/>
           </w:rPr>
-          <w:t>50</w:t>
+          <w:t>51</w:t>
         </w:r>
         <w:r>
           <w:rPr>
@@ -5896,7 +5966,7 @@
           <w14:ligatures w14:val="standardContextual"/>
         </w:rPr>
       </w:pPr>
-      <w:hyperlink w:anchor="_Toc242831990" w:history="1">
+      <w:hyperlink w:anchor="_Toc243040032" w:history="1">
         <w:r>
           <w:rPr>
             <w:rStyle w:val="Hipervnculo"/>
@@ -5923,7 +5993,7 @@
             <w:noProof/>
             <w:webHidden/>
           </w:rPr>
-          <w:instrText xml:space="preserve"> PAGEREF _Toc242831990 \h </w:instrText>
+          <w:instrText xml:space="preserve"> PAGEREF _Toc243040032 \h </w:instrText>
         </w:r>
         <w:r>
           <w:rPr>
@@ -5943,7 +6013,7 @@
             <w:noProof/>
             <w:webHidden/>
           </w:rPr>
-          <w:t>50</w:t>
+          <w:t>51</w:t>
         </w:r>
         <w:r>
           <w:rPr>
@@ -5966,7 +6036,7 @@
           <w14:ligatures w14:val="standardContextual"/>
         </w:rPr>
       </w:pPr>
-      <w:hyperlink w:anchor="_Toc242831991" w:history="1">
+      <w:hyperlink w:anchor="_Toc243040033" w:history="1">
         <w:r>
           <w:rPr>
             <w:rStyle w:val="Hipervnculo"/>
@@ -5993,7 +6063,7 @@
             <w:noProof/>
             <w:webHidden/>
           </w:rPr>
-          <w:instrText xml:space="preserve"> PAGEREF _Toc242831991 \h </w:instrText>
+          <w:instrText xml:space="preserve"> PAGEREF _Toc243040033 \h </w:instrText>
         </w:r>
         <w:r>
           <w:rPr>
@@ -6013,7 +6083,7 @@
             <w:noProof/>
             <w:webHidden/>
           </w:rPr>
-          <w:t>51</w:t>
+          <w:t>52</w:t>
         </w:r>
         <w:r>
           <w:rPr>
@@ -6036,7 +6106,7 @@
           <w14:ligatures w14:val="standardContextual"/>
         </w:rPr>
       </w:pPr>
-      <w:hyperlink w:anchor="_Toc242831992" w:history="1">
+      <w:hyperlink w:anchor="_Toc243040034" w:history="1">
         <w:r>
           <w:rPr>
             <w:rStyle w:val="Hipervnculo"/>
@@ -6063,7 +6133,7 @@
             <w:noProof/>
             <w:webHidden/>
           </w:rPr>
-          <w:instrText xml:space="preserve"> PAGEREF _Toc242831992 \h </w:instrText>
+          <w:instrText xml:space="preserve"> PAGEREF _Toc243040034 \h </w:instrText>
         </w:r>
         <w:r>
           <w:rPr>
@@ -6083,7 +6153,7 @@
             <w:noProof/>
             <w:webHidden/>
           </w:rPr>
-          <w:t>52</w:t>
+          <w:t>53</w:t>
         </w:r>
         <w:r>
           <w:rPr>
@@ -6106,7 +6176,7 @@
           <w14:ligatures w14:val="standardContextual"/>
         </w:rPr>
       </w:pPr>
-      <w:hyperlink w:anchor="_Toc242831993" w:history="1">
+      <w:hyperlink w:anchor="_Toc243040035" w:history="1">
         <w:r>
           <w:rPr>
             <w:rStyle w:val="Hipervnculo"/>
@@ -6133,7 +6203,7 @@
             <w:noProof/>
             <w:webHidden/>
           </w:rPr>
-          <w:instrText xml:space="preserve"> PAGEREF _Toc242831993 \h </w:instrText>
+          <w:instrText xml:space="preserve"> PAGEREF _Toc243040035 \h </w:instrText>
         </w:r>
         <w:r>
           <w:rPr>
@@ -6153,7 +6223,7 @@
             <w:noProof/>
             <w:webHidden/>
           </w:rPr>
-          <w:t>52</w:t>
+          <w:t>53</w:t>
         </w:r>
         <w:r>
           <w:rPr>
@@ -6176,7 +6246,7 @@
           <w14:ligatures w14:val="standardContextual"/>
         </w:rPr>
       </w:pPr>
-      <w:hyperlink w:anchor="_Toc242831994" w:history="1">
+      <w:hyperlink w:anchor="_Toc243040036" w:history="1">
         <w:r>
           <w:rPr>
             <w:rStyle w:val="Hipervnculo"/>
@@ -6203,7 +6273,7 @@
             <w:noProof/>
             <w:webHidden/>
           </w:rPr>
-          <w:instrText xml:space="preserve"> PAGEREF _Toc242831994 \h </w:instrText>
+          <w:instrText xml:space="preserve"> PAGEREF _Toc243040036 \h </w:instrText>
         </w:r>
         <w:r>
           <w:rPr>
@@ -6223,7 +6293,7 @@
             <w:noProof/>
             <w:webHidden/>
           </w:rPr>
-          <w:t>53</w:t>
+          <w:t>54</w:t>
         </w:r>
         <w:r>
           <w:rPr>
@@ -6246,7 +6316,7 @@
           <w14:ligatures w14:val="standardContextual"/>
         </w:rPr>
       </w:pPr>
-      <w:hyperlink w:anchor="_Toc242831995" w:history="1">
+      <w:hyperlink w:anchor="_Toc243040037" w:history="1">
         <w:r>
           <w:rPr>
             <w:rStyle w:val="Hipervnculo"/>
@@ -6273,7 +6343,7 @@
             <w:noProof/>
             <w:webHidden/>
           </w:rPr>
-          <w:instrText xml:space="preserve"> PAGEREF _Toc242831995 \h </w:instrText>
+          <w:instrText xml:space="preserve"> PAGEREF _Toc243040037 \h </w:instrText>
         </w:r>
         <w:r>
           <w:rPr>
@@ -6293,7 +6363,7 @@
             <w:noProof/>
             <w:webHidden/>
           </w:rPr>
-          <w:t>53</w:t>
+          <w:t>54</w:t>
         </w:r>
         <w:r>
           <w:rPr>
@@ -6316,7 +6386,7 @@
           <w14:ligatures w14:val="standardContextual"/>
         </w:rPr>
       </w:pPr>
-      <w:hyperlink w:anchor="_Toc242831996" w:history="1">
+      <w:hyperlink w:anchor="_Toc243040038" w:history="1">
         <w:r>
           <w:rPr>
             <w:rStyle w:val="Hipervnculo"/>
@@ -6343,7 +6413,7 @@
             <w:noProof/>
             <w:webHidden/>
           </w:rPr>
-          <w:instrText xml:space="preserve"> PAGEREF _Toc242831996 \h </w:instrText>
+          <w:instrText xml:space="preserve"> PAGEREF _Toc243040038 \h </w:instrText>
         </w:r>
         <w:r>
           <w:rPr>
@@ -6363,7 +6433,7 @@
             <w:noProof/>
             <w:webHidden/>
           </w:rPr>
-          <w:t>54</w:t>
+          <w:t>55</w:t>
         </w:r>
         <w:r>
           <w:rPr>
@@ -6386,7 +6456,7 @@
           <w14:ligatures w14:val="standardContextual"/>
         </w:rPr>
       </w:pPr>
-      <w:hyperlink w:anchor="_Toc242831997" w:history="1">
+      <w:hyperlink w:anchor="_Toc243040039" w:history="1">
         <w:r>
           <w:rPr>
             <w:rStyle w:val="Hipervnculo"/>
@@ -6413,7 +6483,7 @@
             <w:noProof/>
             <w:webHidden/>
           </w:rPr>
-          <w:instrText xml:space="preserve"> PAGEREF _Toc242831997 \h </w:instrText>
+          <w:instrText xml:space="preserve"> PAGEREF _Toc243040039 \h </w:instrText>
         </w:r>
         <w:r>
           <w:rPr>
@@ -6433,7 +6503,7 @@
             <w:noProof/>
             <w:webHidden/>
           </w:rPr>
-          <w:t>55</w:t>
+          <w:t>56</w:t>
         </w:r>
         <w:r>
           <w:rPr>
@@ -6459,7 +6529,7 @@
           <w14:ligatures w14:val="standardContextual"/>
         </w:rPr>
       </w:pPr>
-      <w:hyperlink w:anchor="_Toc242831998" w:history="1">
+      <w:hyperlink w:anchor="_Toc243040040" w:history="1">
         <w:r>
           <w:rPr>
             <w:rStyle w:val="Hipervnculo"/>
@@ -6486,7 +6556,7 @@
             <w:noProof/>
             <w:webHidden/>
           </w:rPr>
-          <w:instrText xml:space="preserve"> PAGEREF _Toc242831998 \h </w:instrText>
+          <w:instrText xml:space="preserve"> PAGEREF _Toc243040040 \h </w:instrText>
         </w:r>
         <w:r>
           <w:rPr>
@@ -6506,7 +6576,7 @@
             <w:noProof/>
             <w:webHidden/>
           </w:rPr>
-          <w:t>56</w:t>
+          <w:t>57</w:t>
         </w:r>
         <w:r>
           <w:rPr>
@@ -6529,7 +6599,7 @@
           <w14:ligatures w14:val="standardContextual"/>
         </w:rPr>
       </w:pPr>
-      <w:hyperlink w:anchor="_Toc242831999" w:history="1">
+      <w:hyperlink w:anchor="_Toc243040041" w:history="1">
         <w:r>
           <w:rPr>
             <w:rStyle w:val="Hipervnculo"/>
@@ -6556,7 +6626,7 @@
             <w:noProof/>
             <w:webHidden/>
           </w:rPr>
-          <w:instrText xml:space="preserve"> PAGEREF _Toc242831999 \h </w:instrText>
+          <w:instrText xml:space="preserve"> PAGEREF _Toc243040041 \h </w:instrText>
         </w:r>
         <w:r>
           <w:rPr>
@@ -6576,7 +6646,7 @@
             <w:noProof/>
             <w:webHidden/>
           </w:rPr>
-          <w:t>56</w:t>
+          <w:t>57</w:t>
         </w:r>
         <w:r>
           <w:rPr>
@@ -6599,7 +6669,7 @@
           <w14:ligatures w14:val="standardContextual"/>
         </w:rPr>
       </w:pPr>
-      <w:hyperlink w:anchor="_Toc242832000" w:history="1">
+      <w:hyperlink w:anchor="_Toc243040042" w:history="1">
         <w:r>
           <w:rPr>
             <w:rStyle w:val="Hipervnculo"/>
@@ -6626,7 +6696,7 @@
             <w:noProof/>
             <w:webHidden/>
           </w:rPr>
-          <w:instrText xml:space="preserve"> PAGEREF _Toc242832000 \h </w:instrText>
+          <w:instrText xml:space="preserve"> PAGEREF _Toc243040042 \h </w:instrText>
         </w:r>
         <w:r>
           <w:rPr>
@@ -6646,7 +6716,7 @@
             <w:noProof/>
             <w:webHidden/>
           </w:rPr>
-          <w:t>57</w:t>
+          <w:t>58</w:t>
         </w:r>
         <w:r>
           <w:rPr>
@@ -6669,7 +6739,7 @@
           <w14:ligatures w14:val="standardContextual"/>
         </w:rPr>
       </w:pPr>
-      <w:hyperlink w:anchor="_Toc242832001" w:history="1">
+      <w:hyperlink w:anchor="_Toc243040043" w:history="1">
         <w:r>
           <w:rPr>
             <w:rStyle w:val="Hipervnculo"/>
@@ -6696,7 +6766,7 @@
             <w:noProof/>
             <w:webHidden/>
           </w:rPr>
-          <w:instrText xml:space="preserve"> PAGEREF _Toc242832001 \h </w:instrText>
+          <w:instrText xml:space="preserve"> PAGEREF _Toc243040043 \h </w:instrText>
         </w:r>
         <w:r>
           <w:rPr>
@@ -6716,7 +6786,7 @@
             <w:noProof/>
             <w:webHidden/>
           </w:rPr>
-          <w:t>57</w:t>
+          <w:t>58</w:t>
         </w:r>
         <w:r>
           <w:rPr>
@@ -6739,21 +6809,13 @@
           <w14:ligatures w14:val="standardContextual"/>
         </w:rPr>
       </w:pPr>
-      <w:hyperlink w:anchor="_Toc242832002" w:history="1">
+      <w:hyperlink w:anchor="_Toc243040044" w:history="1">
         <w:r>
           <w:rPr>
             <w:rStyle w:val="Hipervnculo"/>
             <w:noProof/>
           </w:rPr>
-          <w:t>HU-6.</w:t>
-        </w:r>
-        <w:r>
-          <w:rPr>
-            <w:rStyle w:val="Hipervnculo"/>
-            <w:noProof/>
-          </w:rPr>
-          <w:lastRenderedPageBreak/>
-          <w:t>4 — Ver estadísticas y gráficas del sistema</w:t>
+          <w:t>HU-6.4 — Ver estadísticas y gráficas del sistema</w:t>
         </w:r>
         <w:r>
           <w:rPr>
@@ -6774,7 +6836,7 @@
             <w:noProof/>
             <w:webHidden/>
           </w:rPr>
-          <w:instrText xml:space="preserve"> PAGEREF _Toc242832002 \h </w:instrText>
+          <w:instrText xml:space="preserve"> PAGEREF _Toc243040044 \h </w:instrText>
         </w:r>
         <w:r>
           <w:rPr>
@@ -6794,7 +6856,7 @@
             <w:noProof/>
             <w:webHidden/>
           </w:rPr>
-          <w:t>58</w:t>
+          <w:t>59</w:t>
         </w:r>
         <w:r>
           <w:rPr>
@@ -6817,7 +6879,7 @@
           <w14:ligatures w14:val="standardContextual"/>
         </w:rPr>
       </w:pPr>
-      <w:hyperlink w:anchor="_Toc242832003" w:history="1">
+      <w:hyperlink w:anchor="_Toc243040045" w:history="1">
         <w:r>
           <w:rPr>
             <w:rStyle w:val="Hipervnculo"/>
@@ -6844,7 +6906,7 @@
             <w:noProof/>
             <w:webHidden/>
           </w:rPr>
-          <w:instrText xml:space="preserve"> PAGEREF _Toc242832003 \h </w:instrText>
+          <w:instrText xml:space="preserve"> PAGEREF _Toc243040045 \h </w:instrText>
         </w:r>
         <w:r>
           <w:rPr>
@@ -6864,7 +6926,7 @@
             <w:noProof/>
             <w:webHidden/>
           </w:rPr>
-          <w:t>58</w:t>
+          <w:t>59</w:t>
         </w:r>
         <w:r>
           <w:rPr>
@@ -6890,7 +6952,7 @@
           <w14:ligatures w14:val="standardContextual"/>
         </w:rPr>
       </w:pPr>
-      <w:hyperlink w:anchor="_Toc242832004" w:history="1">
+      <w:hyperlink w:anchor="_Toc243040046" w:history="1">
         <w:r>
           <w:rPr>
             <w:rStyle w:val="Hipervnculo"/>
@@ -6917,7 +6979,7 @@
             <w:noProof/>
             <w:webHidden/>
           </w:rPr>
-          <w:instrText xml:space="preserve"> PAGEREF _Toc242832004 \h </w:instrText>
+          <w:instrText xml:space="preserve"> PAGEREF _Toc243040046 \h </w:instrText>
         </w:r>
         <w:r>
           <w:rPr>
@@ -6937,7 +6999,7 @@
             <w:noProof/>
             <w:webHidden/>
           </w:rPr>
-          <w:t>59</w:t>
+          <w:t>60</w:t>
         </w:r>
         <w:r>
           <w:rPr>
@@ -6960,7 +7022,7 @@
           <w14:ligatures w14:val="standardContextual"/>
         </w:rPr>
       </w:pPr>
-      <w:hyperlink w:anchor="_Toc242832005" w:history="1">
+      <w:hyperlink w:anchor="_Toc243040047" w:history="1">
         <w:r>
           <w:rPr>
             <w:rStyle w:val="Hipervnculo"/>
@@ -6987,7 +7049,7 @@
             <w:noProof/>
             <w:webHidden/>
           </w:rPr>
-          <w:instrText xml:space="preserve"> PAGEREF _Toc242832005 \h </w:instrText>
+          <w:instrText xml:space="preserve"> PAGEREF _Toc243040047 \h </w:instrText>
         </w:r>
         <w:r>
           <w:rPr>
@@ -7007,7 +7069,7 @@
             <w:noProof/>
             <w:webHidden/>
           </w:rPr>
-          <w:t>59</w:t>
+          <w:t>60</w:t>
         </w:r>
         <w:r>
           <w:rPr>
@@ -7030,7 +7092,7 @@
           <w14:ligatures w14:val="standardContextual"/>
         </w:rPr>
       </w:pPr>
-      <w:hyperlink w:anchor="_Toc242832006" w:history="1">
+      <w:hyperlink w:anchor="_Toc243040048" w:history="1">
         <w:r>
           <w:rPr>
             <w:rStyle w:val="Hipervnculo"/>
@@ -7057,7 +7119,7 @@
             <w:noProof/>
             <w:webHidden/>
           </w:rPr>
-          <w:instrText xml:space="preserve"> PAGEREF _Toc242832006 \h </w:instrText>
+          <w:instrText xml:space="preserve"> PAGEREF _Toc243040048 \h </w:instrText>
         </w:r>
         <w:r>
           <w:rPr>
@@ -7077,7 +7139,7 @@
             <w:noProof/>
             <w:webHidden/>
           </w:rPr>
-          <w:t>59</w:t>
+          <w:t>60</w:t>
         </w:r>
         <w:r>
           <w:rPr>
@@ -7100,7 +7162,7 @@
           <w14:ligatures w14:val="standardContextual"/>
         </w:rPr>
       </w:pPr>
-      <w:hyperlink w:anchor="_Toc242832007" w:history="1">
+      <w:hyperlink w:anchor="_Toc243040049" w:history="1">
         <w:r>
           <w:rPr>
             <w:rStyle w:val="Hipervnculo"/>
@@ -7127,7 +7189,7 @@
             <w:noProof/>
             <w:webHidden/>
           </w:rPr>
-          <w:instrText xml:space="preserve"> PAGEREF _Toc242832007 \h </w:instrText>
+          <w:instrText xml:space="preserve"> PAGEREF _Toc243040049 \h </w:instrText>
         </w:r>
         <w:r>
           <w:rPr>
@@ -7147,7 +7209,7 @@
             <w:noProof/>
             <w:webHidden/>
           </w:rPr>
-          <w:t>60</w:t>
+          <w:t>61</w:t>
         </w:r>
         <w:r>
           <w:rPr>
@@ -7170,7 +7232,7 @@
           <w14:ligatures w14:val="standardContextual"/>
         </w:rPr>
       </w:pPr>
-      <w:hyperlink w:anchor="_Toc242832008" w:history="1">
+      <w:hyperlink w:anchor="_Toc243040050" w:history="1">
         <w:r>
           <w:rPr>
             <w:rStyle w:val="Hipervnculo"/>
@@ -7197,7 +7259,7 @@
             <w:noProof/>
             <w:webHidden/>
           </w:rPr>
-          <w:instrText xml:space="preserve"> PAGEREF _Toc242832008 \h </w:instrText>
+          <w:instrText xml:space="preserve"> PAGEREF _Toc243040050 \h </w:instrText>
         </w:r>
         <w:r>
           <w:rPr>
@@ -7217,7 +7279,7 @@
             <w:noProof/>
             <w:webHidden/>
           </w:rPr>
-          <w:t>61</w:t>
+          <w:t>62</w:t>
         </w:r>
         <w:r>
           <w:rPr>
@@ -7240,7 +7302,7 @@
           <w14:ligatures w14:val="standardContextual"/>
         </w:rPr>
       </w:pPr>
-      <w:hyperlink w:anchor="_Toc242832009" w:history="1">
+      <w:hyperlink w:anchor="_Toc243040051" w:history="1">
         <w:r>
           <w:rPr>
             <w:rStyle w:val="Hipervnculo"/>
@@ -7267,7 +7329,7 @@
             <w:noProof/>
             <w:webHidden/>
           </w:rPr>
-          <w:instrText xml:space="preserve"> PAGEREF _Toc242832009 \h </w:instrText>
+          <w:instrText xml:space="preserve"> PAGEREF _Toc243040051 \h </w:instrText>
         </w:r>
         <w:r>
           <w:rPr>
@@ -7287,7 +7349,7 @@
             <w:noProof/>
             <w:webHidden/>
           </w:rPr>
-          <w:t>61</w:t>
+          <w:t>62</w:t>
         </w:r>
         <w:r>
           <w:rPr>
@@ -7313,7 +7375,7 @@
           <w14:ligatures w14:val="standardContextual"/>
         </w:rPr>
       </w:pPr>
-      <w:hyperlink w:anchor="_Toc242832010" w:history="1">
+      <w:hyperlink w:anchor="_Toc243040052" w:history="1">
         <w:r>
           <w:rPr>
             <w:rStyle w:val="Hipervnculo"/>
@@ -7349,7 +7411,7 @@
             <w:noProof/>
             <w:webHidden/>
           </w:rPr>
-          <w:instrText xml:space="preserve"> PAGEREF _Toc242832010 \h </w:instrText>
+          <w:instrText xml:space="preserve"> PAGEREF _Toc243040052 \h </w:instrText>
         </w:r>
         <w:r>
           <w:rPr>
@@ -7369,7 +7431,7 @@
             <w:noProof/>
             <w:webHidden/>
           </w:rPr>
-          <w:t>62</w:t>
+          <w:t>63</w:t>
         </w:r>
         <w:r>
           <w:rPr>
@@ -7392,7 +7454,7 @@
           <w14:ligatures w14:val="standardContextual"/>
         </w:rPr>
       </w:pPr>
-      <w:hyperlink w:anchor="_Toc242832011" w:history="1">
+      <w:hyperlink w:anchor="_Toc243040053" w:history="1">
         <w:r>
           <w:rPr>
             <w:rStyle w:val="Hipervnculo"/>
@@ -7419,7 +7481,7 @@
             <w:noProof/>
             <w:webHidden/>
           </w:rPr>
-          <w:instrText xml:space="preserve"> PAGEREF _Toc242832011 \h </w:instrText>
+          <w:instrText xml:space="preserve"> PAGEREF _Toc243040053 \h </w:instrText>
         </w:r>
         <w:r>
           <w:rPr>
@@ -7439,7 +7501,7 @@
             <w:noProof/>
             <w:webHidden/>
           </w:rPr>
-          <w:t>62</w:t>
+          <w:t>63</w:t>
         </w:r>
         <w:r>
           <w:rPr>
@@ -7462,7 +7524,7 @@
           <w14:ligatures w14:val="standardContextual"/>
         </w:rPr>
       </w:pPr>
-      <w:hyperlink w:anchor="_Toc242832012" w:history="1">
+      <w:hyperlink w:anchor="_Toc243040054" w:history="1">
         <w:r>
           <w:rPr>
             <w:rStyle w:val="Hipervnculo"/>
@@ -7489,7 +7551,7 @@
             <w:noProof/>
             <w:webHidden/>
           </w:rPr>
-          <w:instrText xml:space="preserve"> PAGEREF _Toc242832012 \h </w:instrText>
+          <w:instrText xml:space="preserve"> PAGEREF _Toc243040054 \h </w:instrText>
         </w:r>
         <w:r>
           <w:rPr>
@@ -7509,7 +7571,7 @@
             <w:noProof/>
             <w:webHidden/>
           </w:rPr>
-          <w:t>62</w:t>
+          <w:t>63</w:t>
         </w:r>
         <w:r>
           <w:rPr>
@@ -7532,7 +7594,7 @@
           <w14:ligatures w14:val="standardContextual"/>
         </w:rPr>
       </w:pPr>
-      <w:hyperlink w:anchor="_Toc242832013" w:history="1">
+      <w:hyperlink w:anchor="_Toc243040055" w:history="1">
         <w:r>
           <w:rPr>
             <w:rStyle w:val="Hipervnculo"/>
@@ -7559,7 +7621,7 @@
             <w:noProof/>
             <w:webHidden/>
           </w:rPr>
-          <w:instrText xml:space="preserve"> PAGEREF _Toc242832013 \h </w:instrText>
+          <w:instrText xml:space="preserve"> PAGEREF _Toc243040055 \h </w:instrText>
         </w:r>
         <w:r>
           <w:rPr>
@@ -7579,7 +7641,7 @@
             <w:noProof/>
             <w:webHidden/>
           </w:rPr>
-          <w:t>63</w:t>
+          <w:t>64</w:t>
         </w:r>
         <w:r>
           <w:rPr>
@@ -7602,7 +7664,7 @@
           <w14:ligatures w14:val="standardContextual"/>
         </w:rPr>
       </w:pPr>
-      <w:hyperlink w:anchor="_Toc242832014" w:history="1">
+      <w:hyperlink w:anchor="_Toc243040056" w:history="1">
         <w:r>
           <w:rPr>
             <w:rStyle w:val="Hipervnculo"/>
@@ -7629,7 +7691,7 @@
             <w:noProof/>
             <w:webHidden/>
           </w:rPr>
-          <w:instrText xml:space="preserve"> PAGEREF _Toc242832014 \h </w:instrText>
+          <w:instrText xml:space="preserve"> PAGEREF _Toc243040056 \h </w:instrText>
         </w:r>
         <w:r>
           <w:rPr>
@@ -7649,7 +7711,7 @@
             <w:noProof/>
             <w:webHidden/>
           </w:rPr>
-          <w:t>63</w:t>
+          <w:t>64</w:t>
         </w:r>
         <w:r>
           <w:rPr>
@@ -7672,7 +7734,7 @@
           <w14:ligatures w14:val="standardContextual"/>
         </w:rPr>
       </w:pPr>
-      <w:hyperlink w:anchor="_Toc242832015" w:history="1">
+      <w:hyperlink w:anchor="_Toc243040057" w:history="1">
         <w:r>
           <w:rPr>
             <w:rStyle w:val="Hipervnculo"/>
@@ -7699,7 +7761,7 @@
             <w:noProof/>
             <w:webHidden/>
           </w:rPr>
-          <w:instrText xml:space="preserve"> PAGEREF _Toc242832015 \h </w:instrText>
+          <w:instrText xml:space="preserve"> PAGEREF _Toc243040057 \h </w:instrText>
         </w:r>
         <w:r>
           <w:rPr>
@@ -7719,7 +7781,7 @@
             <w:noProof/>
             <w:webHidden/>
           </w:rPr>
-          <w:t>63</w:t>
+          <w:t>64</w:t>
         </w:r>
         <w:r>
           <w:rPr>
@@ -7745,7 +7807,7 @@
           <w14:ligatures w14:val="standardContextual"/>
         </w:rPr>
       </w:pPr>
-      <w:hyperlink w:anchor="_Toc242832016" w:history="1">
+      <w:hyperlink w:anchor="_Toc243040058" w:history="1">
         <w:r>
           <w:rPr>
             <w:rStyle w:val="Hipervnculo"/>
@@ -7772,7 +7834,7 @@
             <w:noProof/>
             <w:webHidden/>
           </w:rPr>
-          <w:instrText xml:space="preserve"> PAGEREF _Toc242832016 \h </w:instrText>
+          <w:instrText xml:space="preserve"> PAGEREF _Toc243040058 \h </w:instrText>
         </w:r>
         <w:r>
           <w:rPr>
@@ -7792,7 +7854,7 @@
             <w:noProof/>
             <w:webHidden/>
           </w:rPr>
-          <w:t>64</w:t>
+          <w:t>65</w:t>
         </w:r>
         <w:r>
           <w:rPr>
@@ -7815,7 +7877,7 @@
           <w14:ligatures w14:val="standardContextual"/>
         </w:rPr>
       </w:pPr>
-      <w:hyperlink w:anchor="_Toc242832017" w:history="1">
+      <w:hyperlink w:anchor="_Toc243040059" w:history="1">
         <w:r>
           <w:rPr>
             <w:rStyle w:val="Hipervnculo"/>
@@ -7842,7 +7904,7 @@
             <w:noProof/>
             <w:webHidden/>
           </w:rPr>
-          <w:instrText xml:space="preserve"> PAGEREF _Toc242832017 \h </w:instrText>
+          <w:instrText xml:space="preserve"> PAGEREF _Toc243040059 \h </w:instrText>
         </w:r>
         <w:r>
           <w:rPr>
@@ -7862,7 +7924,7 @@
             <w:noProof/>
             <w:webHidden/>
           </w:rPr>
-          <w:t>64</w:t>
+          <w:t>65</w:t>
         </w:r>
         <w:r>
           <w:rPr>
@@ -7888,7 +7950,7 @@
           <w14:ligatures w14:val="standardContextual"/>
         </w:rPr>
       </w:pPr>
-      <w:hyperlink w:anchor="_Toc242832018" w:history="1">
+      <w:hyperlink w:anchor="_Toc243040060" w:history="1">
         <w:r>
           <w:rPr>
             <w:rStyle w:val="Hipervnculo"/>
@@ -7915,7 +7977,7 @@
             <w:noProof/>
             <w:webHidden/>
           </w:rPr>
-          <w:instrText xml:space="preserve"> PAGEREF _Toc242832018 \h </w:instrText>
+          <w:instrText xml:space="preserve"> PAGEREF _Toc243040060 \h </w:instrText>
         </w:r>
         <w:r>
           <w:rPr>
@@ -7935,7 +7997,7 @@
             <w:noProof/>
             <w:webHidden/>
           </w:rPr>
-          <w:t>65</w:t>
+          <w:t>66</w:t>
         </w:r>
         <w:r>
           <w:rPr>
@@ -8131,7 +8193,10 @@
         <w:t>Criterio de aceptación:</w:t>
       </w:r>
       <w:r>
-        <w:t xml:space="preserve"> describe una prueba concreta, con su entrada y el resultado esperado, que permite decir si el requisito se cumple.</w:t>
+        <w:t xml:space="preserve"> </w:t>
+      </w:r>
+      <w:r>
+        <w:t>describe una prueba concreta, con su entrada y el resultado esperado, que permite decir si el requisito se cumple.</w:t>
       </w:r>
     </w:p>
     <w:p>
@@ -8222,10 +8287,45 @@
     </w:p>
     <w:p>
       <w:pPr>
+        <w:pStyle w:val="Textoindependiente"/>
+      </w:pPr>
+      <w:r>
+        <w:rPr>
+          <w:i/>
+          <w:iCs/>
+        </w:rPr>
+        <w:t xml:space="preserve">La </w:t>
+      </w:r>
+      <w:r>
+        <w:rPr>
+          <w:b/>
+          <w:bCs/>
+          <w:i/>
+          <w:iCs/>
+        </w:rPr>
+        <w:t>Revisión 3.4</w:t>
+      </w:r>
+      <w:r>
+        <w:rPr>
+          <w:i/>
+          <w:iCs/>
+        </w:rPr>
+        <w:t xml:space="preserve"> </w:t>
+      </w:r>
+      <w:r>
+        <w:rPr>
+          <w:i/>
+          <w:iCs/>
+        </w:rPr>
+        <w:t>(16 de octubre de 2026) acompaña 2.0.0-alpha.4: evidencia final de M2 en su plan, §2; peso desconocido explícito, alergias y alertas compartidas, diagnósticos sugeridos, alertas de prescripción y mapa de conocimiento. RE-2.11.1–7 quedan verificados en cálculo, buscador y batería; la captura de agenda, las urgencias, revisión previa a asignar horario, el aviso de aislamiento y ajuste veterinario se completan en M4. El conocimiento sigue pendiente de validación veterinaria.</w:t>
+      </w:r>
+    </w:p>
+    <w:p>
+      <w:pPr>
         <w:pStyle w:val="Ttulo1"/>
       </w:pPr>
       <w:bookmarkStart w:id="0" w:name="_48a44b56e2cba46e0bd273959c9fa021cf0e0c0"/>
-      <w:bookmarkStart w:id="1" w:name="_Toc242831912"/>
+      <w:bookmarkStart w:id="1" w:name="_Toc243039953"/>
       <w:r>
         <w:lastRenderedPageBreak/>
         <w:t xml:space="preserve">Módulo 0 — Plataforma: clínicas, planes y suscripción </w:t>
@@ -8244,7 +8344,7 @@
         <w:pStyle w:val="Ttulo2"/>
       </w:pPr>
       <w:bookmarkStart w:id="2" w:name="_1eb36715c186f58cce98281b1b189d20510db73"/>
-      <w:bookmarkStart w:id="3" w:name="_Toc242831913"/>
+      <w:bookmarkStart w:id="3" w:name="_Toc243039954"/>
       <w:r>
         <w:t>HU-0.1 — Registrar una clínica (self-service)</w:t>
       </w:r>
@@ -9183,7 +9283,7 @@
         <w:pStyle w:val="Ttulo2"/>
       </w:pPr>
       <w:bookmarkStart w:id="4" w:name="_802afc2bac434eff8b2fd18354a2e26d7a1818b"/>
-      <w:bookmarkStart w:id="5" w:name="_Toc242831914"/>
+      <w:bookmarkStart w:id="5" w:name="_Toc243039955"/>
       <w:bookmarkEnd w:id="2"/>
       <w:r>
         <w:t>HU-0.2 — Verificar el correo y activar la clínica</w:t>
@@ -9726,7 +9826,7 @@
         <w:pStyle w:val="Ttulo2"/>
       </w:pPr>
       <w:bookmarkStart w:id="6" w:name="_bb7346f7e0c84a0526cc1b09dcf7185b4de9ba6"/>
-      <w:bookmarkStart w:id="7" w:name="_Toc242831915"/>
+      <w:bookmarkStart w:id="7" w:name="_Toc243039956"/>
       <w:bookmarkEnd w:id="4"/>
       <w:r>
         <w:lastRenderedPageBreak/>
@@ -10349,7 +10449,7 @@
         <w:pStyle w:val="Ttulo2"/>
       </w:pPr>
       <w:bookmarkStart w:id="8" w:name="_81995397ba8e62ea0a492c5a03eed8bb24e762a"/>
-      <w:bookmarkStart w:id="9" w:name="_Toc242831916"/>
+      <w:bookmarkStart w:id="9" w:name="_Toc243039957"/>
       <w:bookmarkEnd w:id="6"/>
       <w:r>
         <w:lastRenderedPageBreak/>
@@ -10450,7 +10550,7 @@
         </w:tc>
         <w:tc>
           <w:tcPr>
-            <w:tcW w:w="638" w:type="pct"/>
+            <w:tcW w:w="639" w:type="pct"/>
           </w:tcPr>
           <w:p>
             <w:pPr>
@@ -10531,7 +10631,7 @@
         </w:tc>
         <w:tc>
           <w:tcPr>
-            <w:tcW w:w="638" w:type="pct"/>
+            <w:tcW w:w="639" w:type="pct"/>
           </w:tcPr>
           <w:p>
             <w:pPr>
@@ -10612,7 +10712,7 @@
         </w:tc>
         <w:tc>
           <w:tcPr>
-            <w:tcW w:w="638" w:type="pct"/>
+            <w:tcW w:w="639" w:type="pct"/>
           </w:tcPr>
           <w:p>
             <w:pPr>
@@ -10693,7 +10793,7 @@
         </w:tc>
         <w:tc>
           <w:tcPr>
-            <w:tcW w:w="638" w:type="pct"/>
+            <w:tcW w:w="639" w:type="pct"/>
           </w:tcPr>
           <w:p>
             <w:pPr>
@@ -10774,7 +10874,7 @@
         </w:tc>
         <w:tc>
           <w:tcPr>
-            <w:tcW w:w="638" w:type="pct"/>
+            <w:tcW w:w="639" w:type="pct"/>
           </w:tcPr>
           <w:p>
             <w:pPr>
@@ -10855,7 +10955,7 @@
         </w:tc>
         <w:tc>
           <w:tcPr>
-            <w:tcW w:w="638" w:type="pct"/>
+            <w:tcW w:w="639" w:type="pct"/>
           </w:tcPr>
           <w:p>
             <w:pPr>
@@ -10902,7 +11002,13 @@
               <w:keepNext/>
             </w:pPr>
             <w:r>
-              <w:t xml:space="preserve">Una urgencia 🔴 no debe bloquearse por el límite del plan ni por la mora. </w:t>
+              <w:t xml:space="preserve">Una urgencia </w:t>
+            </w:r>
+            <w:r>
+              <w:t>🔴</w:t>
+            </w:r>
+            <w:r>
+              <w:t xml:space="preserve"> no debe bloquearse por el límite del plan ni por la mora. </w:t>
             </w:r>
             <w:r>
               <w:rPr>
@@ -10937,13 +11043,19 @@
               <w:keepNext/>
             </w:pPr>
             <w:r>
-              <w:t>Con la clínica al límite y en mora, un caso 🔴 se registra y se atiende.</w:t>
-            </w:r>
-          </w:p>
-        </w:tc>
-        <w:tc>
-          <w:tcPr>
-            <w:tcW w:w="638" w:type="pct"/>
+              <w:t xml:space="preserve">Con la clínica al límite y en mora, un caso </w:t>
+            </w:r>
+            <w:r>
+              <w:t>🔴</w:t>
+            </w:r>
+            <w:r>
+              <w:t xml:space="preserve"> se registra y se atiende.</w:t>
+            </w:r>
+          </w:p>
+        </w:tc>
+        <w:tc>
+          <w:tcPr>
+            <w:tcW w:w="639" w:type="pct"/>
           </w:tcPr>
           <w:p>
             <w:pPr>
@@ -11020,7 +11132,7 @@
         </w:tc>
         <w:tc>
           <w:tcPr>
-            <w:tcW w:w="638" w:type="pct"/>
+            <w:tcW w:w="639" w:type="pct"/>
           </w:tcPr>
           <w:p>
             <w:pPr>
@@ -11045,7 +11157,10 @@
         <w:t>Reglas de negocio:</w:t>
       </w:r>
       <w:r>
-        <w:t xml:space="preserve"> RN-003, RN-005, RN-006, RN-420</w:t>
+        <w:t xml:space="preserve"> </w:t>
+      </w:r>
+      <w:r>
+        <w:t>RN-003, RN-005, RN-006, RN-420</w:t>
       </w:r>
     </w:p>
     <w:p>
@@ -11053,7 +11168,7 @@
         <w:pStyle w:val="Ttulo2"/>
       </w:pPr>
       <w:bookmarkStart w:id="10" w:name="_917b31bc7b2ec5728d8c83baea304146cede88e"/>
-      <w:bookmarkStart w:id="11" w:name="_Toc242831917"/>
+      <w:bookmarkStart w:id="11" w:name="_Toc243039958"/>
       <w:bookmarkEnd w:id="8"/>
       <w:r>
         <w:lastRenderedPageBreak/>
@@ -11154,7 +11269,7 @@
         </w:tc>
         <w:tc>
           <w:tcPr>
-            <w:tcW w:w="638" w:type="pct"/>
+            <w:tcW w:w="639" w:type="pct"/>
           </w:tcPr>
           <w:p>
             <w:pPr>
@@ -11235,7 +11350,7 @@
         </w:tc>
         <w:tc>
           <w:tcPr>
-            <w:tcW w:w="638" w:type="pct"/>
+            <w:tcW w:w="639" w:type="pct"/>
           </w:tcPr>
           <w:p>
             <w:pPr>
@@ -11316,7 +11431,7 @@
         </w:tc>
         <w:tc>
           <w:tcPr>
-            <w:tcW w:w="638" w:type="pct"/>
+            <w:tcW w:w="639" w:type="pct"/>
           </w:tcPr>
           <w:p>
             <w:pPr>
@@ -11397,7 +11512,7 @@
         </w:tc>
         <w:tc>
           <w:tcPr>
-            <w:tcW w:w="638" w:type="pct"/>
+            <w:tcW w:w="639" w:type="pct"/>
           </w:tcPr>
           <w:p>
             <w:pPr>
@@ -11478,7 +11593,7 @@
         </w:tc>
         <w:tc>
           <w:tcPr>
-            <w:tcW w:w="638" w:type="pct"/>
+            <w:tcW w:w="639" w:type="pct"/>
           </w:tcPr>
           <w:p>
             <w:pPr>
@@ -11555,7 +11670,7 @@
         </w:tc>
         <w:tc>
           <w:tcPr>
-            <w:tcW w:w="638" w:type="pct"/>
+            <w:tcW w:w="639" w:type="pct"/>
           </w:tcPr>
           <w:p>
             <w:pPr>
@@ -11588,7 +11703,7 @@
         <w:pStyle w:val="Ttulo1"/>
       </w:pPr>
       <w:bookmarkStart w:id="12" w:name="_3f52c9db5995a4dc1e731f6d8cd57f262bab040"/>
-      <w:bookmarkStart w:id="13" w:name="_Toc242831918"/>
+      <w:bookmarkStart w:id="13" w:name="_Toc243039959"/>
       <w:bookmarkEnd w:id="0"/>
       <w:bookmarkEnd w:id="10"/>
       <w:r>
@@ -11602,7 +11717,7 @@
         <w:pStyle w:val="Ttulo2"/>
       </w:pPr>
       <w:bookmarkStart w:id="14" w:name="_76f4ca07816b696a7e21234a3fd245066d4202e"/>
-      <w:bookmarkStart w:id="15" w:name="_Toc242831919"/>
+      <w:bookmarkStart w:id="15" w:name="_Toc243039960"/>
       <w:r>
         <w:t>HU-T.1 — Iniciar sesión y autenticación</w:t>
       </w:r>
@@ -11701,7 +11816,7 @@
         </w:tc>
         <w:tc>
           <w:tcPr>
-            <w:tcW w:w="638" w:type="pct"/>
+            <w:tcW w:w="639" w:type="pct"/>
           </w:tcPr>
           <w:p>
             <w:pPr>
@@ -11782,7 +11897,7 @@
         </w:tc>
         <w:tc>
           <w:tcPr>
-            <w:tcW w:w="638" w:type="pct"/>
+            <w:tcW w:w="639" w:type="pct"/>
           </w:tcPr>
           <w:p>
             <w:pPr>
@@ -11863,7 +11978,7 @@
         </w:tc>
         <w:tc>
           <w:tcPr>
-            <w:tcW w:w="638" w:type="pct"/>
+            <w:tcW w:w="639" w:type="pct"/>
           </w:tcPr>
           <w:p>
             <w:pPr>
@@ -11944,7 +12059,7 @@
         </w:tc>
         <w:tc>
           <w:tcPr>
-            <w:tcW w:w="638" w:type="pct"/>
+            <w:tcW w:w="639" w:type="pct"/>
           </w:tcPr>
           <w:p>
             <w:pPr>
@@ -12025,7 +12140,7 @@
         </w:tc>
         <w:tc>
           <w:tcPr>
-            <w:tcW w:w="638" w:type="pct"/>
+            <w:tcW w:w="639" w:type="pct"/>
           </w:tcPr>
           <w:p>
             <w:pPr>
@@ -12102,7 +12217,7 @@
         </w:tc>
         <w:tc>
           <w:tcPr>
-            <w:tcW w:w="638" w:type="pct"/>
+            <w:tcW w:w="639" w:type="pct"/>
           </w:tcPr>
           <w:p>
             <w:pPr>
@@ -12135,7 +12250,7 @@
         <w:pStyle w:val="Ttulo2"/>
       </w:pPr>
       <w:bookmarkStart w:id="16" w:name="_08f5c8e95117bf9bc16117a780f642084f0c149"/>
-      <w:bookmarkStart w:id="17" w:name="_Toc242831920"/>
+      <w:bookmarkStart w:id="17" w:name="_Toc243039961"/>
       <w:bookmarkEnd w:id="14"/>
       <w:r>
         <w:t>HU-T.2 — Cambiar mi contraseña</w:t>
@@ -12235,7 +12350,7 @@
         </w:tc>
         <w:tc>
           <w:tcPr>
-            <w:tcW w:w="638" w:type="pct"/>
+            <w:tcW w:w="639" w:type="pct"/>
           </w:tcPr>
           <w:p>
             <w:pPr>
@@ -12316,7 +12431,7 @@
         </w:tc>
         <w:tc>
           <w:tcPr>
-            <w:tcW w:w="638" w:type="pct"/>
+            <w:tcW w:w="639" w:type="pct"/>
           </w:tcPr>
           <w:p>
             <w:pPr>
@@ -12397,7 +12512,7 @@
         </w:tc>
         <w:tc>
           <w:tcPr>
-            <w:tcW w:w="638" w:type="pct"/>
+            <w:tcW w:w="639" w:type="pct"/>
           </w:tcPr>
           <w:p>
             <w:pPr>
@@ -12478,7 +12593,7 @@
         </w:tc>
         <w:tc>
           <w:tcPr>
-            <w:tcW w:w="638" w:type="pct"/>
+            <w:tcW w:w="639" w:type="pct"/>
           </w:tcPr>
           <w:p>
             <w:pPr>
@@ -12566,7 +12681,7 @@
         </w:tc>
         <w:tc>
           <w:tcPr>
-            <w:tcW w:w="638" w:type="pct"/>
+            <w:tcW w:w="639" w:type="pct"/>
           </w:tcPr>
           <w:p>
             <w:pPr>
@@ -12618,7 +12733,10 @@
               <w:t>(v2.0)</w:t>
             </w:r>
             <w:r>
-              <w:t xml:space="preserve"> Al cambiar o crear la contraseña, el sistema debe cerrar las demás sesiones abiertas de la cuenta y avisar por correo.</w:t>
+              <w:t xml:space="preserve"> </w:t>
+            </w:r>
+            <w:r>
+              <w:t>Al cambiar o crear la contraseña, el sistema debe cerrar las demás sesiones abiertas de la cuenta y avisar por correo.</w:t>
             </w:r>
           </w:p>
         </w:tc>
@@ -12650,7 +12768,7 @@
         </w:tc>
         <w:tc>
           <w:tcPr>
-            <w:tcW w:w="638" w:type="pct"/>
+            <w:tcW w:w="639" w:type="pct"/>
           </w:tcPr>
           <w:p>
             <w:pPr>
@@ -12683,7 +12801,7 @@
         <w:pStyle w:val="Ttulo2"/>
       </w:pPr>
       <w:bookmarkStart w:id="18" w:name="_44f513b1e95bac8cbf132f88a3649b6be2902d9"/>
-      <w:bookmarkStart w:id="19" w:name="_Toc242831921"/>
+      <w:bookmarkStart w:id="19" w:name="_Toc243039962"/>
       <w:bookmarkEnd w:id="16"/>
       <w:r>
         <w:lastRenderedPageBreak/>
@@ -13137,7 +13255,7 @@
         <w:pStyle w:val="Ttulo2"/>
       </w:pPr>
       <w:bookmarkStart w:id="20" w:name="_1eded849c0926854c498005f8a93458b9d7a2d8"/>
-      <w:bookmarkStart w:id="21" w:name="_Toc242831922"/>
+      <w:bookmarkStart w:id="21" w:name="_Toc243039963"/>
       <w:bookmarkEnd w:id="18"/>
       <w:r>
         <w:t>HU-T.4 — Cerrar sesión</w:t>
@@ -13509,7 +13627,7 @@
         <w:pStyle w:val="Ttulo2"/>
       </w:pPr>
       <w:bookmarkStart w:id="22" w:name="_def34846ffbe39a85a6bd6a22079f6d076a01a9"/>
-      <w:bookmarkStart w:id="23" w:name="_Toc242831923"/>
+      <w:bookmarkStart w:id="23" w:name="_Toc243039964"/>
       <w:bookmarkEnd w:id="20"/>
       <w:r>
         <w:lastRenderedPageBreak/>
@@ -14150,7 +14268,10 @@
               <w:t>(v2.0)</w:t>
             </w:r>
             <w:r>
-              <w:t xml:space="preserve"> Cambiar el correo debe exigir confirmar la identidad, y una cuenta sin contraseña debe crearla antes. El correo nuevo debe aplicarse solo tras verificarlo; el anterior debe recibir un aviso y la vinculación con Google del correo anterior debe retirarse. </w:t>
+              <w:t xml:space="preserve"> </w:t>
+            </w:r>
+            <w:r>
+              <w:t xml:space="preserve">Cambiar el correo debe exigir confirmar la identidad, y una cuenta sin contraseña debe crearla antes. El correo nuevo debe aplicarse solo tras verificarlo; el anterior debe recibir un aviso y la vinculación con Google del correo anterior debe retirarse. </w:t>
             </w:r>
             <w:r>
               <w:rPr>
@@ -14248,7 +14369,10 @@
               <w:t>(v2.0)</w:t>
             </w:r>
             <w:r>
-              <w:t xml:space="preserve"> El titular debe poder corregir su documento confirmando su identidad; el sistema debe validar formato y unicidad, auditar el valor anterior y avisar por correo.</w:t>
+              <w:t xml:space="preserve"> </w:t>
+            </w:r>
+            <w:r>
+              <w:t>El titular debe poder corregir su documento confirmando su identidad; el sistema debe validar formato y unicidad, auditar el valor anterior y avisar por correo.</w:t>
             </w:r>
           </w:p>
         </w:tc>
@@ -14399,7 +14523,7 @@
         <w:pStyle w:val="Ttulo2"/>
       </w:pPr>
       <w:bookmarkStart w:id="24" w:name="_37603926653c908321bb7c7e9ea1991584cc3b8"/>
-      <w:bookmarkStart w:id="25" w:name="_Toc242831924"/>
+      <w:bookmarkStart w:id="25" w:name="_Toc243039965"/>
       <w:bookmarkEnd w:id="22"/>
       <w:r>
         <w:lastRenderedPageBreak/>
@@ -14853,7 +14977,7 @@
         <w:pStyle w:val="Ttulo2"/>
       </w:pPr>
       <w:bookmarkStart w:id="26" w:name="_5605fb9a7931d45a4bf5dc8e3e653d18c531f06"/>
-      <w:bookmarkStart w:id="27" w:name="_Toc242831925"/>
+      <w:bookmarkStart w:id="27" w:name="_Toc243039966"/>
       <w:bookmarkEnd w:id="24"/>
       <w:r>
         <w:t>HU-T.7 — Gestión de usuarios del sistema</w:t>
@@ -14953,7 +15077,7 @@
         </w:tc>
         <w:tc>
           <w:tcPr>
-            <w:tcW w:w="638" w:type="pct"/>
+            <w:tcW w:w="639" w:type="pct"/>
           </w:tcPr>
           <w:p>
             <w:pPr>
@@ -15034,7 +15158,7 @@
         </w:tc>
         <w:tc>
           <w:tcPr>
-            <w:tcW w:w="638" w:type="pct"/>
+            <w:tcW w:w="639" w:type="pct"/>
           </w:tcPr>
           <w:p>
             <w:pPr>
@@ -15115,7 +15239,7 @@
         </w:tc>
         <w:tc>
           <w:tcPr>
-            <w:tcW w:w="638" w:type="pct"/>
+            <w:tcW w:w="639" w:type="pct"/>
           </w:tcPr>
           <w:p>
             <w:pPr>
@@ -15196,7 +15320,7 @@
         </w:tc>
         <w:tc>
           <w:tcPr>
-            <w:tcW w:w="638" w:type="pct"/>
+            <w:tcW w:w="639" w:type="pct"/>
           </w:tcPr>
           <w:p>
             <w:pPr>
@@ -15277,7 +15401,7 @@
         </w:tc>
         <w:tc>
           <w:tcPr>
-            <w:tcW w:w="638" w:type="pct"/>
+            <w:tcW w:w="639" w:type="pct"/>
           </w:tcPr>
           <w:p>
             <w:pPr>
@@ -15329,7 +15453,10 @@
               <w:t>(v2.0)</w:t>
             </w:r>
             <w:r>
-              <w:t xml:space="preserve"> Al dar de alta personal, si la persona ya existe, se debe invitar al titular para aceptar o rechazar en 72 horas; solo al aceptar se asigna el rol en la clínica, sin duplicar su cuenta ni retirar sus otros roles. Si el correo tiene cuenta, prevalece sobre el documento; si solo el documento tiene cuenta, la invitación llega al correo registrado de esa persona.</w:t>
+              <w:t xml:space="preserve"> </w:t>
+            </w:r>
+            <w:r>
+              <w:t>Al dar de alta personal, si la persona ya existe, se debe invitar al titular para aceptar o rechazar en 72 horas; solo al aceptar se asigna el rol en la clínica, sin duplicar su cuenta ni retirar sus otros roles. Si el correo tiene cuenta, prevalece sobre el documento; si solo el documento tiene cuenta, la invitación llega al correo registrado de esa persona.</w:t>
             </w:r>
           </w:p>
         </w:tc>
@@ -15361,7 +15488,7 @@
         </w:tc>
         <w:tc>
           <w:tcPr>
-            <w:tcW w:w="638" w:type="pct"/>
+            <w:tcW w:w="639" w:type="pct"/>
           </w:tcPr>
           <w:p>
             <w:pPr>
@@ -15394,7 +15521,7 @@
         <w:pStyle w:val="Ttulo2"/>
       </w:pPr>
       <w:bookmarkStart w:id="28" w:name="_cca84937acbaa5cdc69c436564f31a3800184ab"/>
-      <w:bookmarkStart w:id="29" w:name="_Toc242831926"/>
+      <w:bookmarkStart w:id="29" w:name="_Toc243039967"/>
       <w:bookmarkEnd w:id="26"/>
       <w:r>
         <w:lastRenderedPageBreak/>
@@ -15848,7 +15975,7 @@
         <w:pStyle w:val="Ttulo2"/>
       </w:pPr>
       <w:bookmarkStart w:id="30" w:name="_cb462f816148050ba0d7aac8f53a2b5b0cb7780"/>
-      <w:bookmarkStart w:id="31" w:name="_Toc242831927"/>
+      <w:bookmarkStart w:id="31" w:name="_Toc243039968"/>
       <w:bookmarkEnd w:id="28"/>
       <w:r>
         <w:t>HU-T.9 — Backup automático de la base de datos</w:t>
@@ -16301,7 +16428,7 @@
         <w:pStyle w:val="Ttulo2"/>
       </w:pPr>
       <w:bookmarkStart w:id="32" w:name="_276f5e9a65ab31ebb82d9356073ee60ffcf6855"/>
-      <w:bookmarkStart w:id="33" w:name="_Toc242831928"/>
+      <w:bookmarkStart w:id="33" w:name="_Toc243039969"/>
       <w:bookmarkEnd w:id="30"/>
       <w:r>
         <w:t>HU-T.10 — Autorización central por rol (RBAC real)</w:t>
@@ -16674,7 +16801,7 @@
         <w:pStyle w:val="Ttulo2"/>
       </w:pPr>
       <w:bookmarkStart w:id="34" w:name="_0a3f455f956dae02c245ad32e3cc926290783ce"/>
-      <w:bookmarkStart w:id="35" w:name="_Toc242831929"/>
+      <w:bookmarkStart w:id="35" w:name="_Toc243039970"/>
       <w:bookmarkEnd w:id="32"/>
       <w:r>
         <w:t>HU-T.11 — Corregir escalada de privilegios y proteger al último admin</w:t>
@@ -17046,7 +17173,7 @@
         <w:pStyle w:val="Ttulo2"/>
       </w:pPr>
       <w:bookmarkStart w:id="36" w:name="_5106da541d290f3488d79d8c1e91fe390d48e5c"/>
-      <w:bookmarkStart w:id="37" w:name="_Toc242831930"/>
+      <w:bookmarkStart w:id="37" w:name="_Toc243039971"/>
       <w:bookmarkEnd w:id="34"/>
       <w:r>
         <w:t>HU-T.12 — Política de contraseñas, verificación de correo y OAuth seguro</w:t>
@@ -17418,7 +17545,7 @@
         <w:pStyle w:val="Ttulo2"/>
       </w:pPr>
       <w:bookmarkStart w:id="38" w:name="_cf252b72ca6ea71f1a7c3543a5c83f78bbff9ee"/>
-      <w:bookmarkStart w:id="39" w:name="_Toc242831931"/>
+      <w:bookmarkStart w:id="39" w:name="_Toc243039972"/>
       <w:bookmarkEnd w:id="36"/>
       <w:r>
         <w:lastRenderedPageBreak/>
@@ -17960,7 +18087,7 @@
         <w:pStyle w:val="Ttulo2"/>
       </w:pPr>
       <w:bookmarkStart w:id="40" w:name="_37cade07514fa6d0623cee7537c5f68cab00cfd"/>
-      <w:bookmarkStart w:id="41" w:name="_Toc242831932"/>
+      <w:bookmarkStart w:id="41" w:name="_Toc243039973"/>
       <w:bookmarkEnd w:id="38"/>
       <w:r>
         <w:t>HU-T.14 — Restablecer la contraseña de un usuario (administrador)</w:t>
@@ -17990,8 +18117,8 @@
         <w:tblLook w:val="0020" w:firstRow="1" w:lastRow="0" w:firstColumn="0" w:lastColumn="0" w:noHBand="0" w:noVBand="0"/>
       </w:tblPr>
       <w:tblGrid>
-        <w:gridCol w:w="1224"/>
-        <w:gridCol w:w="2946"/>
+        <w:gridCol w:w="1223"/>
+        <w:gridCol w:w="2947"/>
         <w:gridCol w:w="1222"/>
         <w:gridCol w:w="2946"/>
         <w:gridCol w:w="1222"/>
@@ -18004,7 +18131,7 @@
         </w:trPr>
         <w:tc>
           <w:tcPr>
-            <w:tcW w:w="640" w:type="pct"/>
+            <w:tcW w:w="639" w:type="pct"/>
           </w:tcPr>
           <w:p>
             <w:pPr>
@@ -18079,7 +18206,7 @@
         </w:trPr>
         <w:tc>
           <w:tcPr>
-            <w:tcW w:w="640" w:type="pct"/>
+            <w:tcW w:w="639" w:type="pct"/>
           </w:tcPr>
           <w:p>
             <w:pPr>
@@ -18160,7 +18287,7 @@
         </w:trPr>
         <w:tc>
           <w:tcPr>
-            <w:tcW w:w="640" w:type="pct"/>
+            <w:tcW w:w="639" w:type="pct"/>
           </w:tcPr>
           <w:p>
             <w:pPr>
@@ -18241,7 +18368,7 @@
         </w:trPr>
         <w:tc>
           <w:tcPr>
-            <w:tcW w:w="640" w:type="pct"/>
+            <w:tcW w:w="639" w:type="pct"/>
           </w:tcPr>
           <w:p>
             <w:pPr>
@@ -18332,7 +18459,7 @@
         <w:pStyle w:val="Ttulo2"/>
       </w:pPr>
       <w:bookmarkStart w:id="42" w:name="_09522c4444a8bbebdaf4a55b5444d2231a6caff"/>
-      <w:bookmarkStart w:id="43" w:name="_Toc242831933"/>
+      <w:bookmarkStart w:id="43" w:name="_Toc243039974"/>
       <w:bookmarkEnd w:id="40"/>
       <w:r>
         <w:lastRenderedPageBreak/>
@@ -18867,7 +18994,7 @@
         <w:pStyle w:val="Ttulo2"/>
       </w:pPr>
       <w:bookmarkStart w:id="44" w:name="_7d4be07c6dc7ad98ff2d7fd7f946e3e6ff8ab78"/>
-      <w:bookmarkStart w:id="45" w:name="_Toc242831934"/>
+      <w:bookmarkStart w:id="45" w:name="_Toc243039975"/>
       <w:bookmarkEnd w:id="42"/>
       <w:r>
         <w:t>HU-T.16 — Expiración de la sesión por inactividad</w:t>
@@ -19320,7 +19447,7 @@
         <w:pStyle w:val="Ttulo2"/>
       </w:pPr>
       <w:bookmarkStart w:id="46" w:name="_fde5550409ae8bd107b35d83706fe49d1ac49cf"/>
-      <w:bookmarkStart w:id="47" w:name="_Toc242831935"/>
+      <w:bookmarkStart w:id="47" w:name="_Toc243039976"/>
       <w:bookmarkEnd w:id="44"/>
       <w:r>
         <w:lastRenderedPageBreak/>
@@ -19862,7 +19989,7 @@
         <w:pStyle w:val="Ttulo2"/>
       </w:pPr>
       <w:bookmarkStart w:id="48" w:name="_7d9311428cd5b72468b37f82201f1b810f77c36"/>
-      <w:bookmarkStart w:id="49" w:name="_Toc242831936"/>
+      <w:bookmarkStart w:id="49" w:name="_Toc243039977"/>
       <w:bookmarkEnd w:id="46"/>
       <w:r>
         <w:lastRenderedPageBreak/>
@@ -20325,7 +20452,7 @@
         <w:pStyle w:val="Ttulo2"/>
       </w:pPr>
       <w:bookmarkStart w:id="50" w:name="_a6c52dc4bdd2cb00ae48e74db3c3b2920a9b818"/>
-      <w:bookmarkStart w:id="51" w:name="_Toc242831937"/>
+      <w:bookmarkStart w:id="51" w:name="_Toc243039978"/>
       <w:bookmarkEnd w:id="48"/>
       <w:r>
         <w:lastRenderedPageBreak/>
@@ -20508,7 +20635,13 @@
               <w:keepNext/>
             </w:pPr>
             <w:r>
-              <w:t xml:space="preserve">El personal no puede aceptar por el titular: la cuenta pendiente no inicia sesión ni tiene portal y solo se activa al aceptar y crear la contraseña. El personal puede rechazar la invitación sin activarse ni consentir; el propietario no tiene «No acepto»: deja vencer el enlace. La clínica puede reenviar el enlace y el anterior deja de servir. Mientras no active, la clínica registra y atiende a sus mascotas y no le salen correos automáticos salvo el de activación. Al vencer, la cuenta se elimina únicamente si no tiene otros vínculos ni, si es de un propietario, mascotas. </w:t>
+              <w:t>El personal no puede aceptar por el titular: la cuenta pendiente no inicia sesión ni tiene portal y solo se activa al aceptar y crear la contraseña. El personal puede rechazar la invitación sin activarse ni consentir; el propietario no tiene «No acepto»: deja vencer el enlace. La clínica puede reenviar el enlace y el anterior deja de servir. Mientras no active, la clínica registra y atiende a sus mascotas y no le salen correos automáticos salvo el de activación. Al vencer, la cuenta se elimina únicamente si</w:t>
+            </w:r>
+            <w:r>
+              <w:t xml:space="preserve"> no tiene otros vínculos ni, si es de un propietario, mascotas.</w:t>
+            </w:r>
+            <w:r>
+              <w:t xml:space="preserve"> </w:t>
             </w:r>
             <w:r>
               <w:rPr>
@@ -20518,7 +20651,13 @@
               <w:t>(M5)</w:t>
             </w:r>
             <w:r>
-              <w:t xml:space="preserve"> El propietario también pide un enlace nuevo con «¿Olvidaste tu contraseña?» o el autorregistro con su correo (misma respuesta en pantalla) o activa con Google aceptando la política, sin contraseña. Cuando lo pide el titular, se permite como máximo un envío cada 5 minutos y 3 en una hora por cuenta, contando sus enlaces de activación: al superar el tope no se renueva ni envía y la respuesta es idéntica. La comprobación y reserva se serializan por cuenta; el reenvío de la clínica no tiene este tope. Google activa con aceptación, sin enviar un enlace.</w:t>
+              <w:t xml:space="preserve"> </w:t>
+            </w:r>
+            <w:r>
+              <w:t>El propietario también pide un enlace nuevo con «¿Olvidaste tu contraseña?» o el autorregistro con su correo (misma respuesta en pantalla) o activa con Google aceptando la política, sin contraseña. Cuando lo pide el titular, se permite como máximo un envío cada 5 minutos y 3 en una hora por cuenta, contando sus enlaces de activación: al superar el tope no se renueva ni envía y la respuesta es idéntica. La comprobación y reserva se serializan por cuenta; el reenvío de la clínica no tiene este tope. Google ac</w:t>
+            </w:r>
+            <w:r>
+              <w:t>tiva con aceptación, sin enviar un enlace.</w:t>
             </w:r>
           </w:p>
         </w:tc>
@@ -20813,7 +20952,7 @@
         <w:pStyle w:val="Ttulo1"/>
       </w:pPr>
       <w:bookmarkStart w:id="52" w:name="_45e5cddb15e6e85961c4bdd9f114a9e4301e667"/>
-      <w:bookmarkStart w:id="53" w:name="_Toc242831938"/>
+      <w:bookmarkStart w:id="53" w:name="_Toc243039979"/>
       <w:bookmarkEnd w:id="12"/>
       <w:bookmarkEnd w:id="50"/>
       <w:r>
@@ -20827,7 +20966,7 @@
         <w:pStyle w:val="Ttulo2"/>
       </w:pPr>
       <w:bookmarkStart w:id="54" w:name="_3442f1e103117ab35c7be2be07e5b7a86f50900"/>
-      <w:bookmarkStart w:id="55" w:name="_Toc242831939"/>
+      <w:bookmarkStart w:id="55" w:name="_Toc243039980"/>
       <w:r>
         <w:t>HU-1.1 — Registrar mascota</w:t>
       </w:r>
@@ -21448,7 +21587,7 @@
         <w:pStyle w:val="Ttulo2"/>
       </w:pPr>
       <w:bookmarkStart w:id="56" w:name="_cac8078226ab7384debc291829d99266c4c98c9"/>
-      <w:bookmarkStart w:id="57" w:name="_Toc242831940"/>
+      <w:bookmarkStart w:id="57" w:name="_Toc243039981"/>
       <w:bookmarkEnd w:id="54"/>
       <w:r>
         <w:t>HU-1.2 — Registrar propietario</w:t>
@@ -21548,7 +21687,7 @@
         </w:tc>
         <w:tc>
           <w:tcPr>
-            <w:tcW w:w="638" w:type="pct"/>
+            <w:tcW w:w="639" w:type="pct"/>
           </w:tcPr>
           <w:p>
             <w:pPr>
@@ -21629,7 +21768,7 @@
         </w:tc>
         <w:tc>
           <w:tcPr>
-            <w:tcW w:w="638" w:type="pct"/>
+            <w:tcW w:w="639" w:type="pct"/>
           </w:tcPr>
           <w:p>
             <w:pPr>
@@ -21710,7 +21849,7 @@
         </w:tc>
         <w:tc>
           <w:tcPr>
-            <w:tcW w:w="638" w:type="pct"/>
+            <w:tcW w:w="639" w:type="pct"/>
           </w:tcPr>
           <w:p>
             <w:pPr>
@@ -21787,7 +21926,7 @@
         </w:tc>
         <w:tc>
           <w:tcPr>
-            <w:tcW w:w="638" w:type="pct"/>
+            <w:tcW w:w="639" w:type="pct"/>
           </w:tcPr>
           <w:p>
             <w:pPr>
@@ -21821,7 +21960,7 @@
         <w:pStyle w:val="Ttulo2"/>
       </w:pPr>
       <w:bookmarkStart w:id="58" w:name="_2775e78a99e9a6c8110a18962d2d3ffe08eb791"/>
-      <w:bookmarkStart w:id="59" w:name="_Toc242831941"/>
+      <w:bookmarkStart w:id="59" w:name="_Toc243039982"/>
       <w:bookmarkEnd w:id="56"/>
       <w:r>
         <w:t>HU-1.3 — Buscar paciente</w:t>
@@ -21921,7 +22060,7 @@
         </w:tc>
         <w:tc>
           <w:tcPr>
-            <w:tcW w:w="638" w:type="pct"/>
+            <w:tcW w:w="639" w:type="pct"/>
           </w:tcPr>
           <w:p>
             <w:pPr>
@@ -22002,7 +22141,7 @@
         </w:tc>
         <w:tc>
           <w:tcPr>
-            <w:tcW w:w="638" w:type="pct"/>
+            <w:tcW w:w="639" w:type="pct"/>
           </w:tcPr>
           <w:p>
             <w:pPr>
@@ -22083,7 +22222,7 @@
         </w:tc>
         <w:tc>
           <w:tcPr>
-            <w:tcW w:w="638" w:type="pct"/>
+            <w:tcW w:w="639" w:type="pct"/>
           </w:tcPr>
           <w:p>
             <w:pPr>
@@ -22164,7 +22303,7 @@
         </w:tc>
         <w:tc>
           <w:tcPr>
-            <w:tcW w:w="638" w:type="pct"/>
+            <w:tcW w:w="639" w:type="pct"/>
           </w:tcPr>
           <w:p>
             <w:pPr>
@@ -22241,7 +22380,7 @@
         </w:tc>
         <w:tc>
           <w:tcPr>
-            <w:tcW w:w="638" w:type="pct"/>
+            <w:tcW w:w="639" w:type="pct"/>
           </w:tcPr>
           <w:p>
             <w:pPr>
@@ -22274,7 +22413,7 @@
         <w:pStyle w:val="Ttulo2"/>
       </w:pPr>
       <w:bookmarkStart w:id="60" w:name="_a48b917e447c9bb421319764b87fa8fbfffc6ce"/>
-      <w:bookmarkStart w:id="61" w:name="_Toc242831942"/>
+      <w:bookmarkStart w:id="61" w:name="_Toc243039983"/>
       <w:bookmarkEnd w:id="58"/>
       <w:r>
         <w:t>HU-1.4 — Editar y desactivar mascota</w:t>
@@ -22815,7 +22954,7 @@
         <w:pStyle w:val="Ttulo2"/>
       </w:pPr>
       <w:bookmarkStart w:id="62" w:name="_c56dbdf70effe4fdddd03cc982164bf6dfa15fd"/>
-      <w:bookmarkStart w:id="63" w:name="_Toc242831943"/>
+      <w:bookmarkStart w:id="63" w:name="_Toc243039984"/>
       <w:bookmarkEnd w:id="60"/>
       <w:r>
         <w:lastRenderedPageBreak/>
@@ -23188,7 +23327,7 @@
         <w:pStyle w:val="Ttulo1"/>
       </w:pPr>
       <w:bookmarkStart w:id="64" w:name="_8ada1076fc69f75adb455b52b48149b634e12c1"/>
-      <w:bookmarkStart w:id="65" w:name="_Toc242831944"/>
+      <w:bookmarkStart w:id="65" w:name="_Toc243039985"/>
       <w:bookmarkEnd w:id="52"/>
       <w:bookmarkEnd w:id="62"/>
       <w:r>
@@ -23202,7 +23341,7 @@
         <w:pStyle w:val="Ttulo2"/>
       </w:pPr>
       <w:bookmarkStart w:id="66" w:name="_d0fbc850c25121b5bb6429938908d9d6324f20c"/>
-      <w:bookmarkStart w:id="67" w:name="_Toc242831945"/>
+      <w:bookmarkStart w:id="67" w:name="_Toc243039986"/>
       <w:r>
         <w:t>HU-2.1 — Registrar consulta clínica</w:t>
       </w:r>
@@ -23231,11 +23370,11 @@
         <w:tblLook w:val="0020" w:firstRow="1" w:lastRow="0" w:firstColumn="0" w:lastColumn="0" w:noHBand="0" w:noVBand="0"/>
       </w:tblPr>
       <w:tblGrid>
-        <w:gridCol w:w="1110"/>
-        <w:gridCol w:w="2893"/>
+        <w:gridCol w:w="1112"/>
+        <w:gridCol w:w="2855"/>
         <w:gridCol w:w="1444"/>
-        <w:gridCol w:w="2893"/>
-        <w:gridCol w:w="1220"/>
+        <w:gridCol w:w="2927"/>
+        <w:gridCol w:w="1222"/>
       </w:tblGrid>
       <w:tr>
         <w:trPr>
@@ -23245,7 +23384,7 @@
         </w:trPr>
         <w:tc>
           <w:tcPr>
-            <w:tcW w:w="581" w:type="pct"/>
+            <w:tcW w:w="582" w:type="pct"/>
           </w:tcPr>
           <w:p>
             <w:pPr>
@@ -23259,7 +23398,7 @@
         </w:tc>
         <w:tc>
           <w:tcPr>
-            <w:tcW w:w="1513" w:type="pct"/>
+            <w:tcW w:w="1493" w:type="pct"/>
           </w:tcPr>
           <w:p>
             <w:pPr>
@@ -23287,7 +23426,7 @@
         </w:tc>
         <w:tc>
           <w:tcPr>
-            <w:tcW w:w="1513" w:type="pct"/>
+            <w:tcW w:w="1531" w:type="pct"/>
           </w:tcPr>
           <w:p>
             <w:pPr>
@@ -23301,7 +23440,7 @@
         </w:tc>
         <w:tc>
           <w:tcPr>
-            <w:tcW w:w="638" w:type="pct"/>
+            <w:tcW w:w="639" w:type="pct"/>
           </w:tcPr>
           <w:p>
             <w:pPr>
@@ -23320,7 +23459,7 @@
         </w:trPr>
         <w:tc>
           <w:tcPr>
-            <w:tcW w:w="581" w:type="pct"/>
+            <w:tcW w:w="582" w:type="pct"/>
           </w:tcPr>
           <w:p>
             <w:pPr>
@@ -23340,15 +23479,15 @@
         </w:tc>
         <w:tc>
           <w:tcPr>
-            <w:tcW w:w="1513" w:type="pct"/>
-          </w:tcPr>
-          <w:p>
-            <w:pPr>
-              <w:pStyle w:val="Celda"/>
-              <w:keepNext/>
-            </w:pPr>
-            <w:r>
-              <w:t>El sistema debe registrar fecha/hora, motivo, anamnesis, examen físico, diagnóstico y plan.</w:t>
+            <w:tcW w:w="1493" w:type="pct"/>
+          </w:tcPr>
+          <w:p>
+            <w:pPr>
+              <w:pStyle w:val="Celda"/>
+              <w:keepNext/>
+            </w:pPr>
+            <w:r>
+              <w:t>El sistema debe registrar fecha/hora, motivo, anamnesis, examen físico, diagnóstico y plan. El peso del examen físico es obligatorio, salvo que el veterinario marque «No se pudo pesar».</w:t>
             </w:r>
           </w:p>
         </w:tc>
@@ -23368,21 +23507,21 @@
         </w:tc>
         <w:tc>
           <w:tcPr>
-            <w:tcW w:w="1513" w:type="pct"/>
-          </w:tcPr>
-          <w:p>
-            <w:pPr>
-              <w:pStyle w:val="Celda"/>
-              <w:keepNext/>
-            </w:pPr>
-            <w:r>
-              <w:t>La consulta conserva todos los campos.</w:t>
-            </w:r>
-          </w:p>
-        </w:tc>
-        <w:tc>
-          <w:tcPr>
-            <w:tcW w:w="638" w:type="pct"/>
+            <w:tcW w:w="1531" w:type="pct"/>
+          </w:tcPr>
+          <w:p>
+            <w:pPr>
+              <w:pStyle w:val="Celda"/>
+              <w:keepNext/>
+            </w:pPr>
+            <w:r>
+              <w:t>La consulta conserva todos los campos; sin peso solo se guarda con «No se pudo pesar», el peso queda vacío (nunca 0 ni aproximado) y el historial dice «Sin peso registrado».</w:t>
+            </w:r>
+          </w:p>
+        </w:tc>
+        <w:tc>
+          <w:tcPr>
+            <w:tcW w:w="639" w:type="pct"/>
           </w:tcPr>
           <w:p>
             <w:pPr>
@@ -23401,7 +23540,7 @@
         </w:trPr>
         <w:tc>
           <w:tcPr>
-            <w:tcW w:w="581" w:type="pct"/>
+            <w:tcW w:w="582" w:type="pct"/>
           </w:tcPr>
           <w:p>
             <w:pPr>
@@ -23421,7 +23560,7 @@
         </w:tc>
         <w:tc>
           <w:tcPr>
-            <w:tcW w:w="1513" w:type="pct"/>
+            <w:tcW w:w="1493" w:type="pct"/>
           </w:tcPr>
           <w:p>
             <w:pPr>
@@ -23449,7 +23588,7 @@
         </w:tc>
         <w:tc>
           <w:tcPr>
-            <w:tcW w:w="1513" w:type="pct"/>
+            <w:tcW w:w="1531" w:type="pct"/>
           </w:tcPr>
           <w:p>
             <w:pPr>
@@ -23463,7 +23602,7 @@
         </w:tc>
         <w:tc>
           <w:tcPr>
-            <w:tcW w:w="638" w:type="pct"/>
+            <w:tcW w:w="639" w:type="pct"/>
           </w:tcPr>
           <w:p>
             <w:pPr>
@@ -23482,7 +23621,7 @@
         </w:trPr>
         <w:tc>
           <w:tcPr>
-            <w:tcW w:w="581" w:type="pct"/>
+            <w:tcW w:w="582" w:type="pct"/>
           </w:tcPr>
           <w:p>
             <w:pPr>
@@ -23502,7 +23641,7 @@
         </w:tc>
         <w:tc>
           <w:tcPr>
-            <w:tcW w:w="1513" w:type="pct"/>
+            <w:tcW w:w="1493" w:type="pct"/>
           </w:tcPr>
           <w:p>
             <w:pPr>
@@ -23530,7 +23669,7 @@
         </w:tc>
         <w:tc>
           <w:tcPr>
-            <w:tcW w:w="1513" w:type="pct"/>
+            <w:tcW w:w="1531" w:type="pct"/>
           </w:tcPr>
           <w:p>
             <w:pPr>
@@ -23544,7 +23683,7 @@
         </w:tc>
         <w:tc>
           <w:tcPr>
-            <w:tcW w:w="638" w:type="pct"/>
+            <w:tcW w:w="639" w:type="pct"/>
           </w:tcPr>
           <w:p>
             <w:pPr>
@@ -23563,7 +23702,7 @@
         </w:trPr>
         <w:tc>
           <w:tcPr>
-            <w:tcW w:w="581" w:type="pct"/>
+            <w:tcW w:w="582" w:type="pct"/>
           </w:tcPr>
           <w:p>
             <w:pPr>
@@ -23583,7 +23722,7 @@
         </w:tc>
         <w:tc>
           <w:tcPr>
-            <w:tcW w:w="1513" w:type="pct"/>
+            <w:tcW w:w="1493" w:type="pct"/>
           </w:tcPr>
           <w:p>
             <w:pPr>
@@ -23611,7 +23750,7 @@
         </w:tc>
         <w:tc>
           <w:tcPr>
-            <w:tcW w:w="1513" w:type="pct"/>
+            <w:tcW w:w="1531" w:type="pct"/>
           </w:tcPr>
           <w:p>
             <w:pPr>
@@ -23625,7 +23764,7 @@
         </w:tc>
         <w:tc>
           <w:tcPr>
-            <w:tcW w:w="638" w:type="pct"/>
+            <w:tcW w:w="639" w:type="pct"/>
           </w:tcPr>
           <w:p>
             <w:pPr>
@@ -23644,7 +23783,7 @@
         </w:trPr>
         <w:tc>
           <w:tcPr>
-            <w:tcW w:w="581" w:type="pct"/>
+            <w:tcW w:w="582" w:type="pct"/>
           </w:tcPr>
           <w:p>
             <w:pPr>
@@ -23663,7 +23802,7 @@
         </w:tc>
         <w:tc>
           <w:tcPr>
-            <w:tcW w:w="1513" w:type="pct"/>
+            <w:tcW w:w="1493" w:type="pct"/>
           </w:tcPr>
           <w:p>
             <w:pPr>
@@ -23677,7 +23816,10 @@
               <w:t>(v2.0)</w:t>
             </w:r>
             <w:r>
-              <w:t xml:space="preserve"> El veterinario debe poder registrar y desactivar alergias y alertas médicas de la mascota (alergia, condición crónica, medicación continua), enlazadas al nodo del Grafo I cuando exista.</w:t>
+              <w:t xml:space="preserve"> </w:t>
+            </w:r>
+            <w:r>
+              <w:t>El veterinario debe poder registrar y desactivar alergias y alertas médicas de la mascota (alergia, condición crónica, medicación continua), enlazadas al nodo del Grafo I cuando exista.</w:t>
             </w:r>
           </w:p>
         </w:tc>
@@ -23696,20 +23838,27 @@
         </w:tc>
         <w:tc>
           <w:tcPr>
-            <w:tcW w:w="1513" w:type="pct"/>
-          </w:tcPr>
-          <w:p>
-            <w:pPr>
-              <w:pStyle w:val="Celda"/>
-            </w:pPr>
-            <w:r>
-              <w:t>Una alerta registrada aparece en la ficha de toda clínica vinculada y en el carnet; al desactivarla deja de mostrarse, pero queda en el historial.</w:t>
-            </w:r>
-          </w:p>
-        </w:tc>
-        <w:tc>
-          <w:tcPr>
-            <w:tcW w:w="638" w:type="pct"/>
+            <w:tcW w:w="1531" w:type="pct"/>
+          </w:tcPr>
+          <w:p>
+            <w:pPr>
+              <w:pStyle w:val="Celda"/>
+            </w:pPr>
+            <w:r>
+              <w:t xml:space="preserve">Una alerta registrada aparece en la ficha de toda clínica vinculada; al desactivarla deja de mostrarse, pero queda en el historial. </w:t>
+            </w:r>
+            <w:r>
+              <w:rPr>
+                <w:i/>
+                <w:iCs/>
+              </w:rPr>
+              <w:t>Implementado en M2 (2.0.0-alpha.4) en ficha, portal e impresión; la presentación en el carnet sigue para el final de la v2.0.</w:t>
+            </w:r>
+          </w:p>
+        </w:tc>
+        <w:tc>
+          <w:tcPr>
+            <w:tcW w:w="639" w:type="pct"/>
           </w:tcPr>
           <w:p>
             <w:pPr>
@@ -23734,7 +23883,10 @@
         <w:t>Reglas de negocio:</w:t>
       </w:r>
       <w:r>
-        <w:t xml:space="preserve"> RN-201, RN-202, RN-203, RN-113</w:t>
+        <w:t xml:space="preserve"> </w:t>
+      </w:r>
+      <w:r>
+        <w:t>RN-201, RN-202, RN-203, RN-112, RN-113</w:t>
       </w:r>
     </w:p>
     <w:p>
@@ -23742,9 +23894,10 @@
         <w:pStyle w:val="Ttulo2"/>
       </w:pPr>
       <w:bookmarkStart w:id="68" w:name="_7a453a6eb6ed88e1bfb6e10d4e89e02e93370e4"/>
-      <w:bookmarkStart w:id="69" w:name="_Toc242831946"/>
+      <w:bookmarkStart w:id="69" w:name="_Toc243039987"/>
       <w:bookmarkEnd w:id="66"/>
       <w:r>
+        <w:lastRenderedPageBreak/>
         <w:t>HU-2.2 — Atención clínica sin cita (urgencias)</w:t>
       </w:r>
       <w:bookmarkEnd w:id="69"/>
@@ -24195,10 +24348,9 @@
         <w:pStyle w:val="Ttulo2"/>
       </w:pPr>
       <w:bookmarkStart w:id="70" w:name="_277d15ee6375124a0d7497cd947f0496d653294"/>
-      <w:bookmarkStart w:id="71" w:name="_Toc242831947"/>
+      <w:bookmarkStart w:id="71" w:name="_Toc243039988"/>
       <w:bookmarkEnd w:id="68"/>
       <w:r>
-        <w:lastRenderedPageBreak/>
         <w:t>HU-2.3 — Adjuntar archivos clínicos</w:t>
       </w:r>
       <w:bookmarkEnd w:id="71"/>
@@ -24296,7 +24448,7 @@
         </w:tc>
         <w:tc>
           <w:tcPr>
-            <w:tcW w:w="638" w:type="pct"/>
+            <w:tcW w:w="639" w:type="pct"/>
           </w:tcPr>
           <w:p>
             <w:pPr>
@@ -24377,7 +24529,7 @@
         </w:tc>
         <w:tc>
           <w:tcPr>
-            <w:tcW w:w="638" w:type="pct"/>
+            <w:tcW w:w="639" w:type="pct"/>
           </w:tcPr>
           <w:p>
             <w:pPr>
@@ -24458,7 +24610,7 @@
         </w:tc>
         <w:tc>
           <w:tcPr>
-            <w:tcW w:w="638" w:type="pct"/>
+            <w:tcW w:w="639" w:type="pct"/>
           </w:tcPr>
           <w:p>
             <w:pPr>
@@ -24539,7 +24691,7 @@
         </w:tc>
         <w:tc>
           <w:tcPr>
-            <w:tcW w:w="638" w:type="pct"/>
+            <w:tcW w:w="639" w:type="pct"/>
           </w:tcPr>
           <w:p>
             <w:pPr>
@@ -24616,7 +24768,7 @@
         </w:tc>
         <w:tc>
           <w:tcPr>
-            <w:tcW w:w="638" w:type="pct"/>
+            <w:tcW w:w="639" w:type="pct"/>
           </w:tcPr>
           <w:p>
             <w:pPr>
@@ -24649,7 +24801,7 @@
         <w:pStyle w:val="Ttulo2"/>
       </w:pPr>
       <w:bookmarkStart w:id="72" w:name="_1b98c978e60977db39fc2418db7fe5e3ddc3001"/>
-      <w:bookmarkStart w:id="73" w:name="_Toc242831948"/>
+      <w:bookmarkStart w:id="73" w:name="_Toc243039989"/>
       <w:bookmarkEnd w:id="70"/>
       <w:r>
         <w:t>HU-2.4 — Registrar tratamiento</w:t>
@@ -25021,9 +25173,10 @@
         <w:pStyle w:val="Ttulo2"/>
       </w:pPr>
       <w:bookmarkStart w:id="74" w:name="_9717672e9e73feeffef28eb38b12c038cdd7bd2"/>
-      <w:bookmarkStart w:id="75" w:name="_Toc242831949"/>
+      <w:bookmarkStart w:id="75" w:name="_Toc243039990"/>
       <w:bookmarkEnd w:id="72"/>
       <w:r>
+        <w:lastRenderedPageBreak/>
         <w:t>HU-2.5 — Ver historial clínico completo</w:t>
       </w:r>
       <w:bookmarkEnd w:id="75"/>
@@ -25121,7 +25274,7 @@
         </w:tc>
         <w:tc>
           <w:tcPr>
-            <w:tcW w:w="638" w:type="pct"/>
+            <w:tcW w:w="639" w:type="pct"/>
           </w:tcPr>
           <w:p>
             <w:pPr>
@@ -25202,7 +25355,7 @@
         </w:tc>
         <w:tc>
           <w:tcPr>
-            <w:tcW w:w="638" w:type="pct"/>
+            <w:tcW w:w="639" w:type="pct"/>
           </w:tcPr>
           <w:p>
             <w:pPr>
@@ -25283,7 +25436,7 @@
         </w:tc>
         <w:tc>
           <w:tcPr>
-            <w:tcW w:w="638" w:type="pct"/>
+            <w:tcW w:w="639" w:type="pct"/>
           </w:tcPr>
           <w:p>
             <w:pPr>
@@ -25364,7 +25517,7 @@
         </w:tc>
         <w:tc>
           <w:tcPr>
-            <w:tcW w:w="638" w:type="pct"/>
+            <w:tcW w:w="639" w:type="pct"/>
           </w:tcPr>
           <w:p>
             <w:pPr>
@@ -25448,7 +25601,7 @@
         </w:tc>
         <w:tc>
           <w:tcPr>
-            <w:tcW w:w="638" w:type="pct"/>
+            <w:tcW w:w="639" w:type="pct"/>
           </w:tcPr>
           <w:p>
             <w:pPr>
@@ -25481,10 +25634,9 @@
         <w:pStyle w:val="Ttulo2"/>
       </w:pPr>
       <w:bookmarkStart w:id="76" w:name="_fdc1478d352073634e6bd92f17796cead004715"/>
-      <w:bookmarkStart w:id="77" w:name="_Toc242831950"/>
+      <w:bookmarkStart w:id="77" w:name="_Toc243039991"/>
       <w:bookmarkEnd w:id="74"/>
       <w:r>
-        <w:lastRenderedPageBreak/>
         <w:t>HU-2.6 — Atomicidad y feedback de adjuntos en el registro de consulta</w:t>
       </w:r>
       <w:bookmarkEnd w:id="77"/>
@@ -25582,7 +25734,7 @@
         </w:tc>
         <w:tc>
           <w:tcPr>
-            <w:tcW w:w="638" w:type="pct"/>
+            <w:tcW w:w="639" w:type="pct"/>
           </w:tcPr>
           <w:p>
             <w:pPr>
@@ -25663,7 +25815,7 @@
         </w:tc>
         <w:tc>
           <w:tcPr>
-            <w:tcW w:w="638" w:type="pct"/>
+            <w:tcW w:w="639" w:type="pct"/>
           </w:tcPr>
           <w:p>
             <w:pPr>
@@ -25744,7 +25896,7 @@
         </w:tc>
         <w:tc>
           <w:tcPr>
-            <w:tcW w:w="638" w:type="pct"/>
+            <w:tcW w:w="639" w:type="pct"/>
           </w:tcPr>
           <w:p>
             <w:pPr>
@@ -25821,7 +25973,7 @@
         </w:tc>
         <w:tc>
           <w:tcPr>
-            <w:tcW w:w="638" w:type="pct"/>
+            <w:tcW w:w="639" w:type="pct"/>
           </w:tcPr>
           <w:p>
             <w:pPr>
@@ -25854,7 +26006,7 @@
         <w:pStyle w:val="Ttulo2"/>
       </w:pPr>
       <w:bookmarkStart w:id="78" w:name="_101f0dcf34d14c70ec0f17a5f1393f5d9e5e380"/>
-      <w:bookmarkStart w:id="79" w:name="_Toc242831951"/>
+      <w:bookmarkStart w:id="79" w:name="_Toc243039992"/>
       <w:bookmarkEnd w:id="76"/>
       <w:r>
         <w:t>HU-2.7 — Validación y control de acceso en registros clínicos y de mascota</w:t>
@@ -26226,9 +26378,10 @@
         <w:pStyle w:val="Ttulo2"/>
       </w:pPr>
       <w:bookmarkStart w:id="80" w:name="_004e46896b85bf56df5905f1e03a53c4af0a844"/>
-      <w:bookmarkStart w:id="81" w:name="_Toc242831952"/>
+      <w:bookmarkStart w:id="81" w:name="_Toc243039993"/>
       <w:bookmarkEnd w:id="78"/>
       <w:r>
+        <w:lastRenderedPageBreak/>
         <w:t>HU-2.8 — Sugerencia de diagnósticos probables por síntomas</w:t>
       </w:r>
       <w:bookmarkEnd w:id="81"/>
@@ -26326,7 +26479,7 @@
         </w:tc>
         <w:tc>
           <w:tcPr>
-            <w:tcW w:w="638" w:type="pct"/>
+            <w:tcW w:w="639" w:type="pct"/>
           </w:tcPr>
           <w:p>
             <w:pPr>
@@ -26407,7 +26560,7 @@
         </w:tc>
         <w:tc>
           <w:tcPr>
-            <w:tcW w:w="638" w:type="pct"/>
+            <w:tcW w:w="639" w:type="pct"/>
           </w:tcPr>
           <w:p>
             <w:pPr>
@@ -26488,7 +26641,7 @@
         </w:tc>
         <w:tc>
           <w:tcPr>
-            <w:tcW w:w="638" w:type="pct"/>
+            <w:tcW w:w="639" w:type="pct"/>
           </w:tcPr>
           <w:p>
             <w:pPr>
@@ -26569,7 +26722,7 @@
         </w:tc>
         <w:tc>
           <w:tcPr>
-            <w:tcW w:w="638" w:type="pct"/>
+            <w:tcW w:w="639" w:type="pct"/>
           </w:tcPr>
           <w:p>
             <w:pPr>
@@ -26650,7 +26803,7 @@
         </w:tc>
         <w:tc>
           <w:tcPr>
-            <w:tcW w:w="638" w:type="pct"/>
+            <w:tcW w:w="639" w:type="pct"/>
           </w:tcPr>
           <w:p>
             <w:pPr>
@@ -26727,7 +26880,7 @@
         </w:tc>
         <w:tc>
           <w:tcPr>
-            <w:tcW w:w="638" w:type="pct"/>
+            <w:tcW w:w="639" w:type="pct"/>
           </w:tcPr>
           <w:p>
             <w:pPr>
@@ -26749,7 +26902,6 @@
           <w:b/>
           <w:bCs/>
         </w:rPr>
-        <w:lastRenderedPageBreak/>
         <w:t>Reglas de negocio:</w:t>
       </w:r>
       <w:r>
@@ -26761,7 +26913,7 @@
         <w:pStyle w:val="Ttulo2"/>
       </w:pPr>
       <w:bookmarkStart w:id="82" w:name="_dc4885bd67732a434e9ba082721bf6df1e25b78"/>
-      <w:bookmarkStart w:id="83" w:name="_Toc242831953"/>
+      <w:bookmarkStart w:id="83" w:name="_Toc243039994"/>
       <w:bookmarkEnd w:id="80"/>
       <w:r>
         <w:t>HU-2.9 — Alertas de toxicidad e interacción al prescribir</w:t>
@@ -26861,7 +27013,7 @@
         </w:tc>
         <w:tc>
           <w:tcPr>
-            <w:tcW w:w="638" w:type="pct"/>
+            <w:tcW w:w="639" w:type="pct"/>
           </w:tcPr>
           <w:p>
             <w:pPr>
@@ -26942,7 +27094,7 @@
         </w:tc>
         <w:tc>
           <w:tcPr>
-            <w:tcW w:w="638" w:type="pct"/>
+            <w:tcW w:w="639" w:type="pct"/>
           </w:tcPr>
           <w:p>
             <w:pPr>
@@ -27023,7 +27175,7 @@
         </w:tc>
         <w:tc>
           <w:tcPr>
-            <w:tcW w:w="638" w:type="pct"/>
+            <w:tcW w:w="639" w:type="pct"/>
           </w:tcPr>
           <w:p>
             <w:pPr>
@@ -27104,7 +27256,7 @@
         </w:tc>
         <w:tc>
           <w:tcPr>
-            <w:tcW w:w="638" w:type="pct"/>
+            <w:tcW w:w="639" w:type="pct"/>
           </w:tcPr>
           <w:p>
             <w:pPr>
@@ -27181,7 +27333,7 @@
         </w:tc>
         <w:tc>
           <w:tcPr>
-            <w:tcW w:w="638" w:type="pct"/>
+            <w:tcW w:w="639" w:type="pct"/>
           </w:tcPr>
           <w:p>
             <w:pPr>
@@ -27203,6 +27355,7 @@
           <w:b/>
           <w:bCs/>
         </w:rPr>
+        <w:lastRenderedPageBreak/>
         <w:t>Reglas de negocio:</w:t>
       </w:r>
       <w:r>
@@ -27214,10 +27367,9 @@
         <w:pStyle w:val="Ttulo2"/>
       </w:pPr>
       <w:bookmarkStart w:id="84" w:name="_39e4f7d80042c39922c0142f6da447f46643fcd"/>
-      <w:bookmarkStart w:id="85" w:name="_Toc242831954"/>
+      <w:bookmarkStart w:id="85" w:name="_Toc243039995"/>
       <w:bookmarkEnd w:id="82"/>
       <w:r>
-        <w:lastRenderedPageBreak/>
         <w:t>HU-2.10 — Ver la historia compartida de la mascota (multi-clínica)</w:t>
       </w:r>
       <w:bookmarkEnd w:id="85"/>
@@ -27369,7 +27521,7 @@
                 <w:i/>
                 <w:iCs/>
               </w:rPr>
-              <w:t>Las alergias y alertas se entregan con el módulo 2, junto a su registro (RE-2.1.5); el módulo 5 cierra los datos básicos, las vacunas y las desparasitaciones.</w:t>
+              <w:t>M5 cerró los datos básicos, vacunas y desparasitaciones; M2 completa alergias y alertas en ficha, portal e impresión (RE-2.1.5). La presentación en el carnet sigue para el final de la v2.0.</w:t>
             </w:r>
           </w:p>
         </w:tc>
@@ -27675,7 +27827,7 @@
         <w:pStyle w:val="Ttulo2"/>
       </w:pPr>
       <w:bookmarkStart w:id="86" w:name="_ddbeb8d4984f7e7207ef7f02c5c92f4dcdce30d"/>
-      <w:bookmarkStart w:id="87" w:name="_Toc242831955"/>
+      <w:bookmarkStart w:id="87" w:name="_Toc243039996"/>
       <w:bookmarkEnd w:id="84"/>
       <w:r>
         <w:lastRenderedPageBreak/>
@@ -27823,7 +27975,7 @@
               <w:keepNext/>
             </w:pPr>
             <w:r>
-              <w:t>El formulario debe capturar los síntomas con una lista para marcar, un texto libre opcional y el tiempo desde el inicio o desde la ingesta.</w:t>
+              <w:t>El formulario captura al menos un síntoma confirmado del catálogo o «Otro / no sé», nota libre opcional y tiempo por evento. El buscador solo sugiere y la nota no calcula el nivel.</w:t>
             </w:r>
           </w:p>
         </w:tc>
@@ -27851,7 +28003,7 @@
               <w:keepNext/>
             </w:pPr>
             <w:r>
-              <w:t>No se puede calcular el nivel sin indicar al menos un síntoma o el texto, y el tiempo.</w:t>
+              <w:t>Solo texto no permite calcular. Se acepta tiempo conocido, «No sé» con revisión cuando sea decisivo o «No aplica» para preventivo; no se inventan datos ausentes.</w:t>
             </w:r>
           </w:p>
         </w:tc>
@@ -28066,7 +28218,13 @@
               <w:keepNext/>
             </w:pPr>
             <w:r>
-              <w:t>Las señales de alarma universales deben dar 🔴 en cualquier especie.</w:t>
+              <w:t xml:space="preserve">Las señales de alarma universales deben dar </w:t>
+            </w:r>
+            <w:r>
+              <w:t>🔴</w:t>
+            </w:r>
+            <w:r>
+              <w:t xml:space="preserve"> en cualquier especie.</w:t>
             </w:r>
           </w:p>
         </w:tc>
@@ -28094,7 +28252,13 @@
               <w:keepNext/>
             </w:pPr>
             <w:r>
-              <w:t>T-21 (loro con dificultad respiratoria) da 🔴.</w:t>
+              <w:t xml:space="preserve">T-21 (loro con dificultad respiratoria) da </w:t>
+            </w:r>
+            <w:r>
+              <w:t>🔴</w:t>
+            </w:r>
+            <w:r>
+              <w:t>.</w:t>
             </w:r>
           </w:p>
         </w:tc>
@@ -28147,7 +28311,13 @@
               <w:keepNext/>
             </w:pPr>
             <w:r>
-              <w:t>Sin cobertura o sin síntomas reconocidos, el cálculo automático debe dar 🟡 con la marca «revisión del personal»; la revisión debe ocurrir antes de asignar espacio cuando el relato sugiera urgencia.</w:t>
+              <w:t xml:space="preserve">Sin cobertura o sin síntomas reconocidos, el cálculo automático debe dar </w:t>
+            </w:r>
+            <w:r>
+              <w:t>🟡</w:t>
+            </w:r>
+            <w:r>
+              <w:t xml:space="preserve"> con la marca «revisión del personal»; la revisión debe ocurrir antes de asignar espacio cuando el relato sugiera urgencia.</w:t>
             </w:r>
           </w:p>
         </w:tc>
@@ -28175,7 +28345,19 @@
               <w:keepNext/>
             </w:pPr>
             <w:r>
-              <w:t>T-20 da 🟡 y se deriva a revisión inmediata antes de agendar; T-22 da 🟡 con revisión. Un veterinario podrá ajustar el nivel con motivo conforme a RN-419.</w:t>
+              <w:t xml:space="preserve">T-20 da </w:t>
+            </w:r>
+            <w:r>
+              <w:t>🟡</w:t>
+            </w:r>
+            <w:r>
+              <w:t xml:space="preserve"> y se deriva a revisión inmediata antes de agendar; T-22 da </w:t>
+            </w:r>
+            <w:r>
+              <w:t>🟡</w:t>
+            </w:r>
+            <w:r>
+              <w:t xml:space="preserve"> con revisión. Un veterinario podrá ajustar el nivel con motivo conforme a RN-419.</w:t>
             </w:r>
           </w:p>
         </w:tc>
@@ -28369,28 +28551,16 @@
     </w:p>
     <w:p>
       <w:pPr>
-        <w:pStyle w:val="Ttulo1"/>
+        <w:pStyle w:val="Ttulo2"/>
       </w:pPr>
-      <w:bookmarkStart w:id="88" w:name="_d55aebc9deeb1682a62a02ae225cde94fe0baf3"/>
-      <w:bookmarkStart w:id="89" w:name="_Toc242831956"/>
-      <w:bookmarkEnd w:id="64"/>
+      <w:bookmarkStart w:id="88" w:name="_492240b15c6ebc6fbe3f7fd23583d697b838ee5"/>
+      <w:bookmarkStart w:id="89" w:name="_Toc243039997"/>
       <w:bookmarkEnd w:id="86"/>
       <w:r>
         <w:lastRenderedPageBreak/>
-        <w:t>Módulo 3 — Vacunación, desparasitación y recordatorios</w:t>
+        <w:t>HU-2.12 — Explorar el mapa del conocimiento clínico</w:t>
       </w:r>
       <w:bookmarkEnd w:id="89"/>
-    </w:p>
-    <w:p>
-      <w:pPr>
-        <w:pStyle w:val="Ttulo2"/>
-      </w:pPr>
-      <w:bookmarkStart w:id="90" w:name="_73783a222ff535845613407f8c2c5de0df62c29"/>
-      <w:bookmarkStart w:id="91" w:name="_Toc242831957"/>
-      <w:r>
-        <w:t>HU-3.1 — Registrar vacunación</w:t>
-      </w:r>
-      <w:bookmarkEnd w:id="91"/>
     </w:p>
     <w:p>
       <w:pPr>
@@ -28398,6 +28568,634 @@
       </w:pPr>
       <w:r>
         <w:t>Tabla 41</w:t>
+      </w:r>
+    </w:p>
+    <w:p>
+      <w:pPr>
+        <w:pStyle w:val="RotuloTitulo"/>
+      </w:pPr>
+      <w:r>
+        <w:t>HU-2.12 — Explorar el mapa del conocimiento clínico</w:t>
+      </w:r>
+    </w:p>
+    <w:tbl>
+      <w:tblPr>
+        <w:tblStyle w:val="Table"/>
+        <w:tblW w:w="5000" w:type="pct"/>
+        <w:tblLook w:val="0020" w:firstRow="1" w:lastRow="0" w:firstColumn="0" w:lastColumn="0" w:noHBand="0" w:noVBand="0"/>
+      </w:tblPr>
+      <w:tblGrid>
+        <w:gridCol w:w="1221"/>
+        <w:gridCol w:w="2893"/>
+        <w:gridCol w:w="1333"/>
+        <w:gridCol w:w="2893"/>
+        <w:gridCol w:w="1220"/>
+      </w:tblGrid>
+      <w:tr>
+        <w:trPr>
+          <w:cnfStyle w:val="100000000000" w:firstRow="1" w:lastRow="0" w:firstColumn="0" w:lastColumn="0" w:oddVBand="0" w:evenVBand="0" w:oddHBand="0" w:evenHBand="0" w:firstRowFirstColumn="0" w:firstRowLastColumn="0" w:lastRowFirstColumn="0" w:lastRowLastColumn="0"/>
+          <w:cantSplit/>
+          <w:tblHeader/>
+        </w:trPr>
+        <w:tc>
+          <w:tcPr>
+            <w:tcW w:w="639" w:type="pct"/>
+          </w:tcPr>
+          <w:p>
+            <w:pPr>
+              <w:pStyle w:val="Celda"/>
+              <w:keepNext/>
+            </w:pPr>
+            <w:r>
+              <w:t>ID</w:t>
+            </w:r>
+          </w:p>
+        </w:tc>
+        <w:tc>
+          <w:tcPr>
+            <w:tcW w:w="1513" w:type="pct"/>
+          </w:tcPr>
+          <w:p>
+            <w:pPr>
+              <w:pStyle w:val="Celda"/>
+              <w:keepNext/>
+            </w:pPr>
+            <w:r>
+              <w:t>Requisito específico</w:t>
+            </w:r>
+          </w:p>
+        </w:tc>
+        <w:tc>
+          <w:tcPr>
+            <w:tcW w:w="697" w:type="pct"/>
+          </w:tcPr>
+          <w:p>
+            <w:pPr>
+              <w:pStyle w:val="Celda"/>
+              <w:keepNext/>
+            </w:pPr>
+            <w:r>
+              <w:t>Tipo</w:t>
+            </w:r>
+          </w:p>
+        </w:tc>
+        <w:tc>
+          <w:tcPr>
+            <w:tcW w:w="1513" w:type="pct"/>
+          </w:tcPr>
+          <w:p>
+            <w:pPr>
+              <w:pStyle w:val="Celda"/>
+              <w:keepNext/>
+            </w:pPr>
+            <w:r>
+              <w:t>Criterio de aceptación</w:t>
+            </w:r>
+          </w:p>
+        </w:tc>
+        <w:tc>
+          <w:tcPr>
+            <w:tcW w:w="639" w:type="pct"/>
+          </w:tcPr>
+          <w:p>
+            <w:pPr>
+              <w:pStyle w:val="Celda"/>
+              <w:keepNext/>
+            </w:pPr>
+            <w:r>
+              <w:t>Prioridad</w:t>
+            </w:r>
+          </w:p>
+        </w:tc>
+      </w:tr>
+      <w:tr>
+        <w:trPr>
+          <w:cantSplit/>
+        </w:trPr>
+        <w:tc>
+          <w:tcPr>
+            <w:tcW w:w="639" w:type="pct"/>
+          </w:tcPr>
+          <w:p>
+            <w:pPr>
+              <w:pStyle w:val="Celda"/>
+              <w:keepNext/>
+            </w:pPr>
+            <w:r>
+              <w:t>RE</w:t>
+            </w:r>
+            <w:r>
+              <w:noBreakHyphen/>
+            </w:r>
+            <w:r>
+              <w:t>2.12.1</w:t>
+            </w:r>
+          </w:p>
+        </w:tc>
+        <w:tc>
+          <w:tcPr>
+            <w:tcW w:w="1513" w:type="pct"/>
+          </w:tcPr>
+          <w:p>
+            <w:pPr>
+              <w:pStyle w:val="Celda"/>
+              <w:keepNext/>
+            </w:pPr>
+            <w:r>
+              <w:t>Acceso exclusivo al contexto de superadministrador de plataforma.</w:t>
+            </w:r>
+          </w:p>
+        </w:tc>
+        <w:tc>
+          <w:tcPr>
+            <w:tcW w:w="697" w:type="pct"/>
+          </w:tcPr>
+          <w:p>
+            <w:pPr>
+              <w:pStyle w:val="Celda"/>
+              <w:keepNext/>
+            </w:pPr>
+            <w:r>
+              <w:t>Seguridad</w:t>
+            </w:r>
+          </w:p>
+        </w:tc>
+        <w:tc>
+          <w:tcPr>
+            <w:tcW w:w="1513" w:type="pct"/>
+          </w:tcPr>
+          <w:p>
+            <w:pPr>
+              <w:pStyle w:val="Celda"/>
+              <w:keepNext/>
+            </w:pPr>
+            <w:r>
+              <w:t>Vista y endpoint rechazan con 403 cualquier otro contexto, incluso el clínico de una persona superadministradora.</w:t>
+            </w:r>
+          </w:p>
+        </w:tc>
+        <w:tc>
+          <w:tcPr>
+            <w:tcW w:w="639" w:type="pct"/>
+          </w:tcPr>
+          <w:p>
+            <w:pPr>
+              <w:pStyle w:val="Celda"/>
+              <w:keepNext/>
+            </w:pPr>
+            <w:r>
+              <w:t>Media</w:t>
+            </w:r>
+          </w:p>
+        </w:tc>
+      </w:tr>
+      <w:tr>
+        <w:trPr>
+          <w:cantSplit/>
+        </w:trPr>
+        <w:tc>
+          <w:tcPr>
+            <w:tcW w:w="639" w:type="pct"/>
+          </w:tcPr>
+          <w:p>
+            <w:pPr>
+              <w:pStyle w:val="Celda"/>
+              <w:keepNext/>
+            </w:pPr>
+            <w:r>
+              <w:t>RE</w:t>
+            </w:r>
+            <w:r>
+              <w:noBreakHyphen/>
+            </w:r>
+            <w:r>
+              <w:t>2.12.2</w:t>
+            </w:r>
+          </w:p>
+        </w:tc>
+        <w:tc>
+          <w:tcPr>
+            <w:tcW w:w="1513" w:type="pct"/>
+          </w:tcPr>
+          <w:p>
+            <w:pPr>
+              <w:pStyle w:val="Celda"/>
+              <w:keepNext/>
+            </w:pPr>
+            <w:r>
+              <w:t>Representar nodos por tipo y aristas dirigidas por signo y grosor de peso, con leyenda.</w:t>
+            </w:r>
+          </w:p>
+        </w:tc>
+        <w:tc>
+          <w:tcPr>
+            <w:tcW w:w="697" w:type="pct"/>
+          </w:tcPr>
+          <w:p>
+            <w:pPr>
+              <w:pStyle w:val="Celda"/>
+              <w:keepNext/>
+            </w:pPr>
+            <w:r>
+              <w:t>Usabilidad</w:t>
+            </w:r>
+          </w:p>
+        </w:tc>
+        <w:tc>
+          <w:tcPr>
+            <w:tcW w:w="1513" w:type="pct"/>
+          </w:tcPr>
+          <w:p>
+            <w:pPr>
+              <w:pStyle w:val="Celda"/>
+              <w:keepNext/>
+            </w:pPr>
+            <w:r>
+              <w:t>El mapa y su leyenda distinguen tipos, dirección, signo y peso.</w:t>
+            </w:r>
+          </w:p>
+        </w:tc>
+        <w:tc>
+          <w:tcPr>
+            <w:tcW w:w="639" w:type="pct"/>
+          </w:tcPr>
+          <w:p>
+            <w:pPr>
+              <w:pStyle w:val="Celda"/>
+              <w:keepNext/>
+            </w:pPr>
+            <w:r>
+              <w:t>Media</w:t>
+            </w:r>
+          </w:p>
+        </w:tc>
+      </w:tr>
+      <w:tr>
+        <w:trPr>
+          <w:cantSplit/>
+        </w:trPr>
+        <w:tc>
+          <w:tcPr>
+            <w:tcW w:w="639" w:type="pct"/>
+          </w:tcPr>
+          <w:p>
+            <w:pPr>
+              <w:pStyle w:val="Celda"/>
+              <w:keepNext/>
+            </w:pPr>
+            <w:r>
+              <w:t>RE</w:t>
+            </w:r>
+            <w:r>
+              <w:noBreakHyphen/>
+            </w:r>
+            <w:r>
+              <w:t>2.12.3</w:t>
+            </w:r>
+          </w:p>
+        </w:tc>
+        <w:tc>
+          <w:tcPr>
+            <w:tcW w:w="1513" w:type="pct"/>
+          </w:tcPr>
+          <w:p>
+            <w:pPr>
+              <w:pStyle w:val="Celda"/>
+              <w:keepNext/>
+            </w:pPr>
+            <w:r>
+              <w:t>Buscar y filtrar por tipo y especie conservando relaciones universales.</w:t>
+            </w:r>
+          </w:p>
+        </w:tc>
+        <w:tc>
+          <w:tcPr>
+            <w:tcW w:w="697" w:type="pct"/>
+          </w:tcPr>
+          <w:p>
+            <w:pPr>
+              <w:pStyle w:val="Celda"/>
+              <w:keepNext/>
+            </w:pPr>
+            <w:r>
+              <w:t>Funcional</w:t>
+            </w:r>
+          </w:p>
+        </w:tc>
+        <w:tc>
+          <w:tcPr>
+            <w:tcW w:w="1513" w:type="pct"/>
+          </w:tcPr>
+          <w:p>
+            <w:pPr>
+              <w:pStyle w:val="Celda"/>
+              <w:keepNext/>
+            </w:pPr>
+            <w:r>
+              <w:t>Buscar un nodo y filtrar conserva sus conexiones universales.</w:t>
+            </w:r>
+          </w:p>
+        </w:tc>
+        <w:tc>
+          <w:tcPr>
+            <w:tcW w:w="639" w:type="pct"/>
+          </w:tcPr>
+          <w:p>
+            <w:pPr>
+              <w:pStyle w:val="Celda"/>
+              <w:keepNext/>
+            </w:pPr>
+            <w:r>
+              <w:t>Media</w:t>
+            </w:r>
+          </w:p>
+        </w:tc>
+      </w:tr>
+      <w:tr>
+        <w:trPr>
+          <w:cantSplit/>
+        </w:trPr>
+        <w:tc>
+          <w:tcPr>
+            <w:tcW w:w="639" w:type="pct"/>
+          </w:tcPr>
+          <w:p>
+            <w:pPr>
+              <w:pStyle w:val="Celda"/>
+              <w:keepNext/>
+            </w:pPr>
+            <w:r>
+              <w:t>RE</w:t>
+            </w:r>
+            <w:r>
+              <w:noBreakHyphen/>
+            </w:r>
+            <w:r>
+              <w:t>2.12.4</w:t>
+            </w:r>
+          </w:p>
+        </w:tc>
+        <w:tc>
+          <w:tcPr>
+            <w:tcW w:w="1513" w:type="pct"/>
+          </w:tcPr>
+          <w:p>
+            <w:pPr>
+              <w:pStyle w:val="Celda"/>
+              <w:keepNext/>
+            </w:pPr>
+            <w:r>
+              <w:t>Mostrar detalle de nodo, arista y regla con relación, peso cuando aplique, signo, efecto, condiciones, fuente y validación.</w:t>
+            </w:r>
+          </w:p>
+        </w:tc>
+        <w:tc>
+          <w:tcPr>
+            <w:tcW w:w="697" w:type="pct"/>
+          </w:tcPr>
+          <w:p>
+            <w:pPr>
+              <w:pStyle w:val="Celda"/>
+              <w:keepNext/>
+            </w:pPr>
+            <w:r>
+              <w:t>Funcional</w:t>
+            </w:r>
+          </w:p>
+        </w:tc>
+        <w:tc>
+          <w:tcPr>
+            <w:tcW w:w="1513" w:type="pct"/>
+          </w:tcPr>
+          <w:p>
+            <w:pPr>
+              <w:pStyle w:val="Celda"/>
+              <w:keepNext/>
+            </w:pPr>
+            <w:r>
+              <w:t>El detalle coincide con el conocimiento cargado y distingue reglas de varias condiciones de una arista simple.</w:t>
+            </w:r>
+          </w:p>
+        </w:tc>
+        <w:tc>
+          <w:tcPr>
+            <w:tcW w:w="639" w:type="pct"/>
+          </w:tcPr>
+          <w:p>
+            <w:pPr>
+              <w:pStyle w:val="Celda"/>
+              <w:keepNext/>
+            </w:pPr>
+            <w:r>
+              <w:t>Media</w:t>
+            </w:r>
+          </w:p>
+        </w:tc>
+      </w:tr>
+      <w:tr>
+        <w:trPr>
+          <w:cantSplit/>
+        </w:trPr>
+        <w:tc>
+          <w:tcPr>
+            <w:tcW w:w="639" w:type="pct"/>
+          </w:tcPr>
+          <w:p>
+            <w:pPr>
+              <w:pStyle w:val="Celda"/>
+              <w:keepNext/>
+            </w:pPr>
+            <w:r>
+              <w:t>RE</w:t>
+            </w:r>
+            <w:r>
+              <w:noBreakHyphen/>
+            </w:r>
+            <w:r>
+              <w:t>2.12.5</w:t>
+            </w:r>
+          </w:p>
+        </w:tc>
+        <w:tc>
+          <w:tcPr>
+            <w:tcW w:w="1513" w:type="pct"/>
+          </w:tcPr>
+          <w:p>
+            <w:pPr>
+              <w:pStyle w:val="Celda"/>
+              <w:keepNext/>
+            </w:pPr>
+            <w:r>
+              <w:t>Ofrecer solo lectura del conocimiento global sin datos individuales de pacientes ni escritura del conocimiento.</w:t>
+            </w:r>
+          </w:p>
+        </w:tc>
+        <w:tc>
+          <w:tcPr>
+            <w:tcW w:w="697" w:type="pct"/>
+          </w:tcPr>
+          <w:p>
+            <w:pPr>
+              <w:pStyle w:val="Celda"/>
+              <w:keepNext/>
+            </w:pPr>
+            <w:r>
+              <w:t>Seguridad</w:t>
+            </w:r>
+          </w:p>
+        </w:tc>
+        <w:tc>
+          <w:tcPr>
+            <w:tcW w:w="1513" w:type="pct"/>
+          </w:tcPr>
+          <w:p>
+            <w:pPr>
+              <w:pStyle w:val="Celda"/>
+              <w:keepNext/>
+            </w:pPr>
+            <w:r>
+              <w:t>No consulta ni responde mascotas, consultas, tratamientos o citas; no hay acción de edición.</w:t>
+            </w:r>
+          </w:p>
+        </w:tc>
+        <w:tc>
+          <w:tcPr>
+            <w:tcW w:w="639" w:type="pct"/>
+          </w:tcPr>
+          <w:p>
+            <w:pPr>
+              <w:pStyle w:val="Celda"/>
+              <w:keepNext/>
+            </w:pPr>
+            <w:r>
+              <w:t>Media</w:t>
+            </w:r>
+          </w:p>
+        </w:tc>
+      </w:tr>
+      <w:tr>
+        <w:trPr>
+          <w:cantSplit/>
+        </w:trPr>
+        <w:tc>
+          <w:tcPr>
+            <w:tcW w:w="639" w:type="pct"/>
+          </w:tcPr>
+          <w:p>
+            <w:pPr>
+              <w:pStyle w:val="Celda"/>
+            </w:pPr>
+            <w:r>
+              <w:t>RE</w:t>
+            </w:r>
+            <w:r>
+              <w:noBreakHyphen/>
+            </w:r>
+            <w:r>
+              <w:t>2.12.6</w:t>
+            </w:r>
+          </w:p>
+        </w:tc>
+        <w:tc>
+          <w:tcPr>
+            <w:tcW w:w="1513" w:type="pct"/>
+          </w:tcPr>
+          <w:p>
+            <w:pPr>
+              <w:pStyle w:val="Celda"/>
+            </w:pPr>
+            <w:r>
+              <w:t>Mostrar versión, cobertura y validación pendiente, con estados legibles ante conjunto vacío o fallo del CDN.</w:t>
+            </w:r>
+          </w:p>
+        </w:tc>
+        <w:tc>
+          <w:tcPr>
+            <w:tcW w:w="697" w:type="pct"/>
+          </w:tcPr>
+          <w:p>
+            <w:pPr>
+              <w:pStyle w:val="Celda"/>
+            </w:pPr>
+            <w:r>
+              <w:t>Usabilidad</w:t>
+            </w:r>
+          </w:p>
+        </w:tc>
+        <w:tc>
+          <w:tcPr>
+            <w:tcW w:w="1513" w:type="pct"/>
+          </w:tcPr>
+          <w:p>
+            <w:pPr>
+              <w:pStyle w:val="Celda"/>
+            </w:pPr>
+            <w:r>
+              <w:t>Se informa la limitación; un fallo o conjunto vacío no se presenta como cobertura clínica.</w:t>
+            </w:r>
+          </w:p>
+        </w:tc>
+        <w:tc>
+          <w:tcPr>
+            <w:tcW w:w="639" w:type="pct"/>
+          </w:tcPr>
+          <w:p>
+            <w:pPr>
+              <w:pStyle w:val="Celda"/>
+            </w:pPr>
+            <w:r>
+              <w:t>Media</w:t>
+            </w:r>
+          </w:p>
+        </w:tc>
+      </w:tr>
+    </w:tbl>
+    <w:p>
+      <w:pPr>
+        <w:pStyle w:val="FirstParagraph"/>
+      </w:pPr>
+      <w:r>
+        <w:rPr>
+          <w:b/>
+          <w:bCs/>
+        </w:rPr>
+        <w:t>Reglas de negocio:</w:t>
+      </w:r>
+      <w:r>
+        <w:t xml:space="preserve"> RN-212, RN-209, RN-004, RN-G13</w:t>
+      </w:r>
+    </w:p>
+    <w:p>
+      <w:pPr>
+        <w:pStyle w:val="Ttulo1"/>
+      </w:pPr>
+      <w:bookmarkStart w:id="90" w:name="_d55aebc9deeb1682a62a02ae225cde94fe0baf3"/>
+      <w:bookmarkStart w:id="91" w:name="_Toc243039998"/>
+      <w:bookmarkEnd w:id="64"/>
+      <w:bookmarkEnd w:id="88"/>
+      <w:r>
+        <w:lastRenderedPageBreak/>
+        <w:t>Módulo 3 — Vacunación, desparasitación y recordatorios</w:t>
+      </w:r>
+      <w:bookmarkEnd w:id="91"/>
+    </w:p>
+    <w:p>
+      <w:pPr>
+        <w:pStyle w:val="Ttulo2"/>
+      </w:pPr>
+      <w:bookmarkStart w:id="92" w:name="_73783a222ff535845613407f8c2c5de0df62c29"/>
+      <w:bookmarkStart w:id="93" w:name="_Toc243039999"/>
+      <w:r>
+        <w:t>HU-3.1 — Registrar vacunación</w:t>
+      </w:r>
+      <w:bookmarkEnd w:id="93"/>
+    </w:p>
+    <w:p>
+      <w:pPr>
+        <w:pStyle w:val="Rotulo"/>
+      </w:pPr>
+      <w:r>
+        <w:t>Tabla 42</w:t>
       </w:r>
     </w:p>
     <w:p>
@@ -28756,20 +29554,20 @@
       <w:pPr>
         <w:pStyle w:val="Ttulo2"/>
       </w:pPr>
-      <w:bookmarkStart w:id="92" w:name="_6075047063f4930391208048315650ed427ae6c"/>
-      <w:bookmarkStart w:id="93" w:name="_Toc242831958"/>
-      <w:bookmarkEnd w:id="90"/>
+      <w:bookmarkStart w:id="94" w:name="_6075047063f4930391208048315650ed427ae6c"/>
+      <w:bookmarkStart w:id="95" w:name="_Toc243040000"/>
+      <w:bookmarkEnd w:id="92"/>
       <w:r>
         <w:t>HU-3.2 — Enviar recordatorio por correo</w:t>
       </w:r>
-      <w:bookmarkEnd w:id="93"/>
+      <w:bookmarkEnd w:id="95"/>
     </w:p>
     <w:p>
       <w:pPr>
         <w:pStyle w:val="Rotulo"/>
       </w:pPr>
       <w:r>
-        <w:t>Tabla 42</w:t>
+        <w:t>Tabla 43</w:t>
       </w:r>
     </w:p>
     <w:p>
@@ -29290,21 +30088,21 @@
       <w:pPr>
         <w:pStyle w:val="Ttulo2"/>
       </w:pPr>
-      <w:bookmarkStart w:id="94" w:name="_781661fe2d15deb5f4d895541dced4f16e579af"/>
-      <w:bookmarkStart w:id="95" w:name="_Toc242831959"/>
-      <w:bookmarkEnd w:id="92"/>
+      <w:bookmarkStart w:id="96" w:name="_781661fe2d15deb5f4d895541dced4f16e579af"/>
+      <w:bookmarkStart w:id="97" w:name="_Toc243040001"/>
+      <w:bookmarkEnd w:id="94"/>
       <w:r>
         <w:lastRenderedPageBreak/>
         <w:t>HU-3.3 — Enviar recordatorio por WhatsApp</w:t>
       </w:r>
-      <w:bookmarkEnd w:id="95"/>
+      <w:bookmarkEnd w:id="97"/>
     </w:p>
     <w:p>
       <w:pPr>
         <w:pStyle w:val="Rotulo"/>
       </w:pPr>
       <w:r>
-        <w:t>Tabla 43</w:t>
+        <w:t>Tabla 44</w:t>
       </w:r>
     </w:p>
     <w:p>
@@ -29392,7 +30190,7 @@
         </w:tc>
         <w:tc>
           <w:tcPr>
-            <w:tcW w:w="638" w:type="pct"/>
+            <w:tcW w:w="639" w:type="pct"/>
           </w:tcPr>
           <w:p>
             <w:pPr>
@@ -29473,7 +30271,7 @@
         </w:tc>
         <w:tc>
           <w:tcPr>
-            <w:tcW w:w="638" w:type="pct"/>
+            <w:tcW w:w="639" w:type="pct"/>
           </w:tcPr>
           <w:p>
             <w:pPr>
@@ -29554,7 +30352,7 @@
         </w:tc>
         <w:tc>
           <w:tcPr>
-            <w:tcW w:w="638" w:type="pct"/>
+            <w:tcW w:w="639" w:type="pct"/>
           </w:tcPr>
           <w:p>
             <w:pPr>
@@ -29631,7 +30429,7 @@
         </w:tc>
         <w:tc>
           <w:tcPr>
-            <w:tcW w:w="638" w:type="pct"/>
+            <w:tcW w:w="639" w:type="pct"/>
           </w:tcPr>
           <w:p>
             <w:pPr>
@@ -29663,20 +30461,20 @@
       <w:pPr>
         <w:pStyle w:val="Ttulo2"/>
       </w:pPr>
-      <w:bookmarkStart w:id="96" w:name="_8afd4fd6adaa7aec672b37965973c4a0b1b5483"/>
-      <w:bookmarkStart w:id="97" w:name="_Toc242831960"/>
-      <w:bookmarkEnd w:id="94"/>
+      <w:bookmarkStart w:id="98" w:name="_8afd4fd6adaa7aec672b37965973c4a0b1b5483"/>
+      <w:bookmarkStart w:id="99" w:name="_Toc243040002"/>
+      <w:bookmarkEnd w:id="96"/>
       <w:r>
         <w:t>HU-3.4 — Registrar desparasitación</w:t>
       </w:r>
-      <w:bookmarkEnd w:id="97"/>
+      <w:bookmarkEnd w:id="99"/>
     </w:p>
     <w:p>
       <w:pPr>
         <w:pStyle w:val="Rotulo"/>
       </w:pPr>
       <w:r>
-        <w:t>Tabla 44</w:t>
+        <w:t>Tabla 45</w:t>
       </w:r>
     </w:p>
     <w:p>
@@ -30035,20 +30833,20 @@
       <w:pPr>
         <w:pStyle w:val="Ttulo2"/>
       </w:pPr>
-      <w:bookmarkStart w:id="98" w:name="_69b92288d624f1c737d99fa43d727735c1c78ac"/>
-      <w:bookmarkStart w:id="99" w:name="_Toc242831961"/>
-      <w:bookmarkEnd w:id="96"/>
+      <w:bookmarkStart w:id="100" w:name="_69b92288d624f1c737d99fa43d727735c1c78ac"/>
+      <w:bookmarkStart w:id="101" w:name="_Toc243040003"/>
+      <w:bookmarkEnd w:id="98"/>
       <w:r>
         <w:t>HU-3.5 — Panel de vacunaciones pendientes</w:t>
       </w:r>
-      <w:bookmarkEnd w:id="99"/>
+      <w:bookmarkEnd w:id="101"/>
     </w:p>
     <w:p>
       <w:pPr>
         <w:pStyle w:val="Rotulo"/>
       </w:pPr>
       <w:r>
-        <w:t>Tabla 45</w:t>
+        <w:t>Tabla 46</w:t>
       </w:r>
     </w:p>
     <w:p>
@@ -30407,21 +31205,21 @@
       <w:pPr>
         <w:pStyle w:val="Ttulo2"/>
       </w:pPr>
-      <w:bookmarkStart w:id="100" w:name="_83b2b6ee9ef84433e407efb3456acc0bf8c705f"/>
-      <w:bookmarkStart w:id="101" w:name="_Toc242831962"/>
-      <w:bookmarkEnd w:id="98"/>
+      <w:bookmarkStart w:id="102" w:name="_83b2b6ee9ef84433e407efb3456acc0bf8c705f"/>
+      <w:bookmarkStart w:id="103" w:name="_Toc243040004"/>
+      <w:bookmarkEnd w:id="100"/>
       <w:r>
         <w:lastRenderedPageBreak/>
         <w:t>HU-3.6 — Robustez de los recordatorios automáticos</w:t>
       </w:r>
-      <w:bookmarkEnd w:id="101"/>
+      <w:bookmarkEnd w:id="103"/>
     </w:p>
     <w:p>
       <w:pPr>
         <w:pStyle w:val="Rotulo"/>
       </w:pPr>
       <w:r>
-        <w:t>Tabla 46</w:t>
+        <w:t>Tabla 47</w:t>
       </w:r>
     </w:p>
     <w:p>
@@ -30861,33 +31659,33 @@
       <w:pPr>
         <w:pStyle w:val="Ttulo1"/>
       </w:pPr>
-      <w:bookmarkStart w:id="102" w:name="_0bc479c0be240e26431ebdd296a7a53444b2628"/>
-      <w:bookmarkStart w:id="103" w:name="_Toc242831963"/>
-      <w:bookmarkEnd w:id="88"/>
-      <w:bookmarkEnd w:id="100"/>
+      <w:bookmarkStart w:id="104" w:name="_0bc479c0be240e26431ebdd296a7a53444b2628"/>
+      <w:bookmarkStart w:id="105" w:name="_Toc243040005"/>
+      <w:bookmarkEnd w:id="90"/>
+      <w:bookmarkEnd w:id="102"/>
       <w:r>
         <w:lastRenderedPageBreak/>
         <w:t>Módulo 4 — Agenda de citas inteligente (Grafo II)</w:t>
       </w:r>
-      <w:bookmarkEnd w:id="103"/>
+      <w:bookmarkEnd w:id="105"/>
     </w:p>
     <w:p>
       <w:pPr>
         <w:pStyle w:val="Ttulo2"/>
       </w:pPr>
-      <w:bookmarkStart w:id="104" w:name="_83a9ef67ed8a24f8f8fb200a3c30fdc3bf36c17"/>
-      <w:bookmarkStart w:id="105" w:name="_Toc242831964"/>
+      <w:bookmarkStart w:id="106" w:name="_83a9ef67ed8a24f8f8fb200a3c30fdc3bf36c17"/>
+      <w:bookmarkStart w:id="107" w:name="_Toc243040006"/>
       <w:r>
         <w:t>HU-4.1 — Agendar cita</w:t>
       </w:r>
-      <w:bookmarkEnd w:id="105"/>
+      <w:bookmarkEnd w:id="107"/>
     </w:p>
     <w:p>
       <w:pPr>
         <w:pStyle w:val="Rotulo"/>
       </w:pPr>
       <w:r>
-        <w:t>Tabla 47</w:t>
+        <w:t>Tabla 48</w:t>
       </w:r>
     </w:p>
     <w:p>
@@ -31408,20 +32206,20 @@
       <w:pPr>
         <w:pStyle w:val="Ttulo2"/>
       </w:pPr>
-      <w:bookmarkStart w:id="106" w:name="_102fb6dec5375a39a698cb955a51646f9817d25"/>
-      <w:bookmarkStart w:id="107" w:name="_Toc242831965"/>
-      <w:bookmarkEnd w:id="104"/>
+      <w:bookmarkStart w:id="108" w:name="_102fb6dec5375a39a698cb955a51646f9817d25"/>
+      <w:bookmarkStart w:id="109" w:name="_Toc243040007"/>
+      <w:bookmarkEnd w:id="106"/>
       <w:r>
         <w:t>HU-4.2 — Cancelar o reprogramar cita</w:t>
       </w:r>
-      <w:bookmarkEnd w:id="107"/>
+      <w:bookmarkEnd w:id="109"/>
     </w:p>
     <w:p>
       <w:pPr>
         <w:pStyle w:val="Rotulo"/>
       </w:pPr>
       <w:r>
-        <w:t>Tabla 48</w:t>
+        <w:t>Tabla 49</w:t>
       </w:r>
     </w:p>
     <w:p>
@@ -31509,7 +32307,7 @@
         </w:tc>
         <w:tc>
           <w:tcPr>
-            <w:tcW w:w="638" w:type="pct"/>
+            <w:tcW w:w="639" w:type="pct"/>
           </w:tcPr>
           <w:p>
             <w:pPr>
@@ -31590,7 +32388,7 @@
         </w:tc>
         <w:tc>
           <w:tcPr>
-            <w:tcW w:w="638" w:type="pct"/>
+            <w:tcW w:w="639" w:type="pct"/>
           </w:tcPr>
           <w:p>
             <w:pPr>
@@ -31671,7 +32469,7 @@
         </w:tc>
         <w:tc>
           <w:tcPr>
-            <w:tcW w:w="638" w:type="pct"/>
+            <w:tcW w:w="639" w:type="pct"/>
           </w:tcPr>
           <w:p>
             <w:pPr>
@@ -31752,7 +32550,7 @@
         </w:tc>
         <w:tc>
           <w:tcPr>
-            <w:tcW w:w="638" w:type="pct"/>
+            <w:tcW w:w="639" w:type="pct"/>
           </w:tcPr>
           <w:p>
             <w:pPr>
@@ -31829,7 +32627,7 @@
         </w:tc>
         <w:tc>
           <w:tcPr>
-            <w:tcW w:w="638" w:type="pct"/>
+            <w:tcW w:w="639" w:type="pct"/>
           </w:tcPr>
           <w:p>
             <w:pPr>
@@ -31861,21 +32659,21 @@
       <w:pPr>
         <w:pStyle w:val="Ttulo2"/>
       </w:pPr>
-      <w:bookmarkStart w:id="108" w:name="_bc90a9ef9035fcbf5d83826a75a2a7caba95288"/>
-      <w:bookmarkStart w:id="109" w:name="_Toc242831966"/>
-      <w:bookmarkEnd w:id="106"/>
+      <w:bookmarkStart w:id="110" w:name="_bc90a9ef9035fcbf5d83826a75a2a7caba95288"/>
+      <w:bookmarkStart w:id="111" w:name="_Toc243040008"/>
+      <w:bookmarkEnd w:id="108"/>
       <w:r>
         <w:lastRenderedPageBreak/>
         <w:t>HU-4.3 — Marcar cita como completada</w:t>
       </w:r>
-      <w:bookmarkEnd w:id="109"/>
+      <w:bookmarkEnd w:id="111"/>
     </w:p>
     <w:p>
       <w:pPr>
         <w:pStyle w:val="Rotulo"/>
       </w:pPr>
       <w:r>
-        <w:t>Tabla 49</w:t>
+        <w:t>Tabla 50</w:t>
       </w:r>
     </w:p>
     <w:p>
@@ -31963,7 +32761,7 @@
         </w:tc>
         <w:tc>
           <w:tcPr>
-            <w:tcW w:w="638" w:type="pct"/>
+            <w:tcW w:w="639" w:type="pct"/>
           </w:tcPr>
           <w:p>
             <w:pPr>
@@ -32044,7 +32842,7 @@
         </w:tc>
         <w:tc>
           <w:tcPr>
-            <w:tcW w:w="638" w:type="pct"/>
+            <w:tcW w:w="639" w:type="pct"/>
           </w:tcPr>
           <w:p>
             <w:pPr>
@@ -32125,7 +32923,7 @@
         </w:tc>
         <w:tc>
           <w:tcPr>
-            <w:tcW w:w="638" w:type="pct"/>
+            <w:tcW w:w="639" w:type="pct"/>
           </w:tcPr>
           <w:p>
             <w:pPr>
@@ -32206,7 +33004,7 @@
         </w:tc>
         <w:tc>
           <w:tcPr>
-            <w:tcW w:w="638" w:type="pct"/>
+            <w:tcW w:w="639" w:type="pct"/>
           </w:tcPr>
           <w:p>
             <w:pPr>
@@ -32287,7 +33085,7 @@
         </w:tc>
         <w:tc>
           <w:tcPr>
-            <w:tcW w:w="638" w:type="pct"/>
+            <w:tcW w:w="639" w:type="pct"/>
           </w:tcPr>
           <w:p>
             <w:pPr>
@@ -32368,7 +33166,7 @@
         </w:tc>
         <w:tc>
           <w:tcPr>
-            <w:tcW w:w="638" w:type="pct"/>
+            <w:tcW w:w="639" w:type="pct"/>
           </w:tcPr>
           <w:p>
             <w:pPr>
@@ -32449,7 +33247,7 @@
         </w:tc>
         <w:tc>
           <w:tcPr>
-            <w:tcW w:w="638" w:type="pct"/>
+            <w:tcW w:w="639" w:type="pct"/>
           </w:tcPr>
           <w:p>
             <w:pPr>
@@ -32530,7 +33328,7 @@
         </w:tc>
         <w:tc>
           <w:tcPr>
-            <w:tcW w:w="638" w:type="pct"/>
+            <w:tcW w:w="639" w:type="pct"/>
           </w:tcPr>
           <w:p>
             <w:pPr>
@@ -32618,7 +33416,7 @@
         </w:tc>
         <w:tc>
           <w:tcPr>
-            <w:tcW w:w="638" w:type="pct"/>
+            <w:tcW w:w="639" w:type="pct"/>
           </w:tcPr>
           <w:p>
             <w:pPr>
@@ -32695,7 +33493,7 @@
         </w:tc>
         <w:tc>
           <w:tcPr>
-            <w:tcW w:w="638" w:type="pct"/>
+            <w:tcW w:w="639" w:type="pct"/>
           </w:tcPr>
           <w:p>
             <w:pPr>
@@ -32727,21 +33525,21 @@
       <w:pPr>
         <w:pStyle w:val="Ttulo2"/>
       </w:pPr>
-      <w:bookmarkStart w:id="110" w:name="_0ab1d1688e3b6d42f481962b5abe908ca5f185e"/>
-      <w:bookmarkStart w:id="111" w:name="_Toc242831967"/>
-      <w:bookmarkEnd w:id="108"/>
+      <w:bookmarkStart w:id="112" w:name="_0ab1d1688e3b6d42f481962b5abe908ca5f185e"/>
+      <w:bookmarkStart w:id="113" w:name="_Toc243040009"/>
+      <w:bookmarkEnd w:id="110"/>
       <w:r>
         <w:lastRenderedPageBreak/>
         <w:t>HU-4.4 — Confirmación automática de cita por correo</w:t>
       </w:r>
-      <w:bookmarkEnd w:id="111"/>
+      <w:bookmarkEnd w:id="113"/>
     </w:p>
     <w:p>
       <w:pPr>
         <w:pStyle w:val="Rotulo"/>
       </w:pPr>
       <w:r>
-        <w:t>Tabla 50</w:t>
+        <w:t>Tabla 51</w:t>
       </w:r>
     </w:p>
     <w:p>
@@ -33181,20 +33979,20 @@
       <w:pPr>
         <w:pStyle w:val="Ttulo2"/>
       </w:pPr>
-      <w:bookmarkStart w:id="112" w:name="_391b83d5c01b20c64bec4d1baa2ded83b27b3cc"/>
-      <w:bookmarkStart w:id="113" w:name="_Toc242831968"/>
-      <w:bookmarkEnd w:id="110"/>
+      <w:bookmarkStart w:id="114" w:name="_391b83d5c01b20c64bec4d1baa2ded83b27b3cc"/>
+      <w:bookmarkStart w:id="115" w:name="_Toc243040010"/>
+      <w:bookmarkEnd w:id="112"/>
       <w:r>
         <w:t>HU-4.5 — Registrar hora real de atención y gestionar retrasos</w:t>
       </w:r>
-      <w:bookmarkEnd w:id="113"/>
+      <w:bookmarkEnd w:id="115"/>
     </w:p>
     <w:p>
       <w:pPr>
         <w:pStyle w:val="Rotulo"/>
       </w:pPr>
       <w:r>
-        <w:t>Tabla 51</w:t>
+        <w:t>Tabla 52</w:t>
       </w:r>
     </w:p>
     <w:p>
@@ -33553,20 +34351,20 @@
       <w:pPr>
         <w:pStyle w:val="Ttulo2"/>
       </w:pPr>
-      <w:bookmarkStart w:id="114" w:name="_fd2845ac88e46c3520f61b9b4ded26b35f37534"/>
-      <w:bookmarkStart w:id="115" w:name="_Toc242831969"/>
-      <w:bookmarkEnd w:id="112"/>
+      <w:bookmarkStart w:id="116" w:name="_fd2845ac88e46c3520f61b9b4ded26b35f37534"/>
+      <w:bookmarkStart w:id="117" w:name="_Toc243040011"/>
+      <w:bookmarkEnd w:id="114"/>
       <w:r>
         <w:t>HU-4.6 — Buffer configurable entre citas</w:t>
       </w:r>
-      <w:bookmarkEnd w:id="115"/>
+      <w:bookmarkEnd w:id="117"/>
     </w:p>
     <w:p>
       <w:pPr>
         <w:pStyle w:val="Rotulo"/>
       </w:pPr>
       <w:r>
-        <w:t>Tabla 52</w:t>
+        <w:t>Tabla 53</w:t>
       </w:r>
     </w:p>
     <w:p>
@@ -33844,21 +34642,21 @@
       <w:pPr>
         <w:pStyle w:val="Ttulo2"/>
       </w:pPr>
-      <w:bookmarkStart w:id="116" w:name="_4786f5b438d23c36e067f350ad8ed0097d027c2"/>
-      <w:bookmarkStart w:id="117" w:name="_Toc242831970"/>
-      <w:bookmarkEnd w:id="114"/>
+      <w:bookmarkStart w:id="118" w:name="_4786f5b438d23c36e067f350ad8ed0097d027c2"/>
+      <w:bookmarkStart w:id="119" w:name="_Toc243040012"/>
+      <w:bookmarkEnd w:id="116"/>
       <w:r>
         <w:lastRenderedPageBreak/>
         <w:t>HU-4.7 — Estado "no asistió" y ausentismo</w:t>
       </w:r>
-      <w:bookmarkEnd w:id="117"/>
+      <w:bookmarkEnd w:id="119"/>
     </w:p>
     <w:p>
       <w:pPr>
         <w:pStyle w:val="Rotulo"/>
       </w:pPr>
       <w:r>
-        <w:t>Tabla 53</w:t>
+        <w:t>Tabla 54</w:t>
       </w:r>
     </w:p>
     <w:p>
@@ -34217,20 +35015,20 @@
       <w:pPr>
         <w:pStyle w:val="Ttulo2"/>
       </w:pPr>
-      <w:bookmarkStart w:id="118" w:name="_0d930997ffa83b9b36b150e5e50b933f66b264d"/>
-      <w:bookmarkStart w:id="119" w:name="_Toc242831971"/>
-      <w:bookmarkEnd w:id="116"/>
+      <w:bookmarkStart w:id="120" w:name="_0d930997ffa83b9b36b150e5e50b933f66b264d"/>
+      <w:bookmarkStart w:id="121" w:name="_Toc243040013"/>
+      <w:bookmarkEnd w:id="118"/>
       <w:r>
         <w:t>HU-4.8 — Bloqueos de agenda del veterinario y días no laborables</w:t>
       </w:r>
-      <w:bookmarkEnd w:id="119"/>
+      <w:bookmarkEnd w:id="121"/>
     </w:p>
     <w:p>
       <w:pPr>
         <w:pStyle w:val="Rotulo"/>
       </w:pPr>
       <w:r>
-        <w:t>Tabla 54</w:t>
+        <w:t>Tabla 55</w:t>
       </w:r>
     </w:p>
     <w:p>
@@ -34589,20 +35387,20 @@
       <w:pPr>
         <w:pStyle w:val="Ttulo2"/>
       </w:pPr>
-      <w:bookmarkStart w:id="120" w:name="_592e3b26ee2d82de9a78960621790aca76cbe41"/>
-      <w:bookmarkStart w:id="121" w:name="_Toc242831972"/>
-      <w:bookmarkEnd w:id="118"/>
+      <w:bookmarkStart w:id="122" w:name="_592e3b26ee2d82de9a78960621790aca76cbe41"/>
+      <w:bookmarkStart w:id="123" w:name="_Toc243040014"/>
+      <w:bookmarkEnd w:id="120"/>
       <w:r>
         <w:t>HU-4.9 — Endurecer la validación de disponibilidad</w:t>
       </w:r>
-      <w:bookmarkEnd w:id="121"/>
+      <w:bookmarkEnd w:id="123"/>
     </w:p>
     <w:p>
       <w:pPr>
         <w:pStyle w:val="Rotulo"/>
       </w:pPr>
       <w:r>
-        <w:t>Tabla 55</w:t>
+        <w:t>Tabla 56</w:t>
       </w:r>
     </w:p>
     <w:p>
@@ -34690,7 +35488,7 @@
         </w:tc>
         <w:tc>
           <w:tcPr>
-            <w:tcW w:w="638" w:type="pct"/>
+            <w:tcW w:w="639" w:type="pct"/>
           </w:tcPr>
           <w:p>
             <w:pPr>
@@ -34771,7 +35569,7 @@
         </w:tc>
         <w:tc>
           <w:tcPr>
-            <w:tcW w:w="638" w:type="pct"/>
+            <w:tcW w:w="639" w:type="pct"/>
           </w:tcPr>
           <w:p>
             <w:pPr>
@@ -34852,7 +35650,7 @@
         </w:tc>
         <w:tc>
           <w:tcPr>
-            <w:tcW w:w="638" w:type="pct"/>
+            <w:tcW w:w="639" w:type="pct"/>
           </w:tcPr>
           <w:p>
             <w:pPr>
@@ -34929,7 +35727,7 @@
         </w:tc>
         <w:tc>
           <w:tcPr>
-            <w:tcW w:w="638" w:type="pct"/>
+            <w:tcW w:w="639" w:type="pct"/>
           </w:tcPr>
           <w:p>
             <w:pPr>
@@ -34961,21 +35759,21 @@
       <w:pPr>
         <w:pStyle w:val="Ttulo2"/>
       </w:pPr>
-      <w:bookmarkStart w:id="122" w:name="_53bf433c324c03bf220d8f1ea57572094c24d19"/>
-      <w:bookmarkStart w:id="123" w:name="_Toc242831973"/>
-      <w:bookmarkEnd w:id="120"/>
+      <w:bookmarkStart w:id="124" w:name="_53bf433c324c03bf220d8f1ea57572094c24d19"/>
+      <w:bookmarkStart w:id="125" w:name="_Toc243040015"/>
+      <w:bookmarkEnd w:id="122"/>
       <w:r>
         <w:lastRenderedPageBreak/>
         <w:t>HU-4.10 — Confirmar asistencia a la cita desde el recordatorio</w:t>
       </w:r>
-      <w:bookmarkEnd w:id="123"/>
+      <w:bookmarkEnd w:id="125"/>
     </w:p>
     <w:p>
       <w:pPr>
         <w:pStyle w:val="Rotulo"/>
       </w:pPr>
       <w:r>
-        <w:t>Tabla 56</w:t>
+        <w:t>Tabla 57</w:t>
       </w:r>
     </w:p>
     <w:p>
@@ -35007,7 +35805,7 @@
         </w:trPr>
         <w:tc>
           <w:tcPr>
-            <w:tcW w:w="640" w:type="pct"/>
+            <w:tcW w:w="639" w:type="pct"/>
           </w:tcPr>
           <w:p>
             <w:pPr>
@@ -35082,7 +35880,7 @@
         </w:trPr>
         <w:tc>
           <w:tcPr>
-            <w:tcW w:w="640" w:type="pct"/>
+            <w:tcW w:w="639" w:type="pct"/>
           </w:tcPr>
           <w:p>
             <w:pPr>
@@ -35163,7 +35961,7 @@
         </w:trPr>
         <w:tc>
           <w:tcPr>
-            <w:tcW w:w="640" w:type="pct"/>
+            <w:tcW w:w="639" w:type="pct"/>
           </w:tcPr>
           <w:p>
             <w:pPr>
@@ -35244,7 +36042,7 @@
         </w:trPr>
         <w:tc>
           <w:tcPr>
-            <w:tcW w:w="640" w:type="pct"/>
+            <w:tcW w:w="639" w:type="pct"/>
           </w:tcPr>
           <w:p>
             <w:pPr>
@@ -35334,20 +36132,20 @@
       <w:pPr>
         <w:pStyle w:val="Ttulo2"/>
       </w:pPr>
-      <w:bookmarkStart w:id="124" w:name="_bc4a4c08f4864e57db7a13372e3c901c5711bb9"/>
-      <w:bookmarkStart w:id="125" w:name="_Toc242831974"/>
-      <w:bookmarkEnd w:id="122"/>
+      <w:bookmarkStart w:id="126" w:name="_bc4a4c08f4864e57db7a13372e3c901c5711bb9"/>
+      <w:bookmarkStart w:id="127" w:name="_Toc243040016"/>
+      <w:bookmarkEnd w:id="124"/>
       <w:r>
         <w:t>HU-4.11 — Configurar el horario recurrente del veterinario</w:t>
       </w:r>
-      <w:bookmarkEnd w:id="125"/>
+      <w:bookmarkEnd w:id="127"/>
     </w:p>
     <w:p>
       <w:pPr>
         <w:pStyle w:val="Rotulo"/>
       </w:pPr>
       <w:r>
-        <w:t>Tabla 57</w:t>
+        <w:t>Tabla 58</w:t>
       </w:r>
     </w:p>
     <w:p>
@@ -35868,21 +36666,21 @@
       <w:pPr>
         <w:pStyle w:val="Ttulo2"/>
       </w:pPr>
-      <w:bookmarkStart w:id="126" w:name="_3a9da54e9b682c781ba4f8ec9fb08eb1ae51469"/>
-      <w:bookmarkStart w:id="127" w:name="_Toc242831975"/>
-      <w:bookmarkEnd w:id="124"/>
+      <w:bookmarkStart w:id="128" w:name="_3a9da54e9b682c781ba4f8ec9fb08eb1ae51469"/>
+      <w:bookmarkStart w:id="129" w:name="_Toc243040017"/>
+      <w:bookmarkEnd w:id="126"/>
       <w:r>
         <w:lastRenderedPageBreak/>
         <w:t>HU-4.12 — Registrar ausencia del veterinario y gestionar cobertura</w:t>
       </w:r>
-      <w:bookmarkEnd w:id="127"/>
+      <w:bookmarkEnd w:id="129"/>
     </w:p>
     <w:p>
       <w:pPr>
         <w:pStyle w:val="Rotulo"/>
       </w:pPr>
       <w:r>
-        <w:t>Tabla 58</w:t>
+        <w:t>Tabla 59</w:t>
       </w:r>
     </w:p>
     <w:p>
@@ -36403,21 +37201,21 @@
       <w:pPr>
         <w:pStyle w:val="Ttulo2"/>
       </w:pPr>
-      <w:bookmarkStart w:id="128" w:name="_d5e60343e26d4758074a6efaed07b69cd6c3551"/>
-      <w:bookmarkStart w:id="129" w:name="_Toc242831976"/>
-      <w:bookmarkEnd w:id="126"/>
+      <w:bookmarkStart w:id="130" w:name="_d5e60343e26d4758074a6efaed07b69cd6c3551"/>
+      <w:bookmarkStart w:id="131" w:name="_Toc243040018"/>
+      <w:bookmarkEnd w:id="128"/>
       <w:r>
         <w:lastRenderedPageBreak/>
         <w:t>HU-4.13 — Agendar cita con triage de 4 niveles</w:t>
       </w:r>
-      <w:bookmarkEnd w:id="129"/>
+      <w:bookmarkEnd w:id="131"/>
     </w:p>
     <w:p>
       <w:pPr>
         <w:pStyle w:val="Rotulo"/>
       </w:pPr>
       <w:r>
-        <w:t>Tabla 59</w:t>
+        <w:t>Tabla 60</w:t>
       </w:r>
     </w:p>
     <w:p>
@@ -36633,7 +37431,13 @@
               <w:keepNext/>
             </w:pPr>
             <w:r>
-              <w:t>El sistema debe verificar el límite del plan antes de reservar, salvo en los casos 🔴.</w:t>
+              <w:t xml:space="preserve">El sistema debe verificar el límite del plan antes de reservar, salvo en los casos </w:t>
+            </w:r>
+            <w:r>
+              <w:t>🔴</w:t>
+            </w:r>
+            <w:r>
+              <w:t>.</w:t>
             </w:r>
           </w:p>
         </w:tc>
@@ -36661,7 +37465,19 @@
               <w:keepNext/>
             </w:pPr>
             <w:r>
-              <w:t>Con la clínica al límite, un 🟡 se rechaza y un 🔴 se deriva a urgencia igual.</w:t>
+              <w:t xml:space="preserve">Con la clínica al límite, un </w:t>
+            </w:r>
+            <w:r>
+              <w:t>🟡</w:t>
+            </w:r>
+            <w:r>
+              <w:t xml:space="preserve"> se rechaza y un </w:t>
+            </w:r>
+            <w:r>
+              <w:t>🔴</w:t>
+            </w:r>
+            <w:r>
+              <w:t xml:space="preserve"> se deriva a urgencia igual.</w:t>
             </w:r>
           </w:p>
         </w:tc>
@@ -37036,7 +37852,13 @@
               <w:pStyle w:val="Celda"/>
             </w:pPr>
             <w:r>
-              <w:t>Cada bloque de un veterinario debe admitir como máximo el número de sobrecupos 🟠 configurado por la clínica (por defecto, 2). Entre naranjas se respeta el orden de llegada, salvo cambio motivado por un veterinario y auditado.</w:t>
+              <w:t xml:space="preserve">Cada bloque de un veterinario debe admitir como máximo el número de sobrecupos </w:t>
+            </w:r>
+            <w:r>
+              <w:t>🟠</w:t>
+            </w:r>
+            <w:r>
+              <w:t xml:space="preserve"> configurado por la clínica (por defecto, 2). Entre naranjas se respeta el orden de llegada, salvo cambio motivado por un veterinario y auditado.</w:t>
             </w:r>
           </w:p>
         </w:tc>
@@ -37111,28 +37933,31 @@
         <w:t>Reglas de negocio:</w:t>
       </w:r>
       <w:r>
-        <w:t xml:space="preserve"> RN-411, RN-415, RN-401, RN-402, RN-420, RN-422</w:t>
+        <w:t xml:space="preserve"> </w:t>
+      </w:r>
+      <w:r>
+        <w:t>RN-411, RN-415, RN-401, RN-402, RN-420, RN-422</w:t>
       </w:r>
     </w:p>
     <w:p>
       <w:pPr>
         <w:pStyle w:val="Ttulo2"/>
       </w:pPr>
-      <w:bookmarkStart w:id="130" w:name="_d4adac7448e74c17e6bb33bf496ee79d1222807"/>
-      <w:bookmarkStart w:id="131" w:name="_Toc242831977"/>
-      <w:bookmarkEnd w:id="128"/>
+      <w:bookmarkStart w:id="132" w:name="_d4adac7448e74c17e6bb33bf496ee79d1222807"/>
+      <w:bookmarkStart w:id="133" w:name="_Toc243040019"/>
+      <w:bookmarkEnd w:id="130"/>
       <w:r>
         <w:lastRenderedPageBreak/>
         <w:t>HU-4.14 — Reajuste de agenda en vivo (efecto cascada)</w:t>
       </w:r>
-      <w:bookmarkEnd w:id="131"/>
+      <w:bookmarkEnd w:id="133"/>
     </w:p>
     <w:p>
       <w:pPr>
         <w:pStyle w:val="Rotulo"/>
       </w:pPr>
       <w:r>
-        <w:t>Tabla 60</w:t>
+        <w:t>Tabla 61</w:t>
       </w:r>
     </w:p>
     <w:p>
@@ -37815,21 +38640,21 @@
       <w:pPr>
         <w:pStyle w:val="Ttulo2"/>
       </w:pPr>
-      <w:bookmarkStart w:id="132" w:name="_91e1c705d28c1a221b008d52046353792175d0f"/>
-      <w:bookmarkStart w:id="133" w:name="_Toc242831978"/>
-      <w:bookmarkEnd w:id="130"/>
+      <w:bookmarkStart w:id="134" w:name="_91e1c705d28c1a221b008d52046353792175d0f"/>
+      <w:bookmarkStart w:id="135" w:name="_Toc243040020"/>
+      <w:bookmarkEnd w:id="132"/>
       <w:r>
         <w:lastRenderedPageBreak/>
         <w:t>HU-4.15 — Atender una urgencia (triage rojo o llegada directa)</w:t>
       </w:r>
-      <w:bookmarkEnd w:id="133"/>
+      <w:bookmarkEnd w:id="135"/>
     </w:p>
     <w:p>
       <w:pPr>
         <w:pStyle w:val="Rotulo"/>
       </w:pPr>
       <w:r>
-        <w:t>Tabla 61</w:t>
+        <w:t>Tabla 62</w:t>
       </w:r>
     </w:p>
     <w:p>
@@ -37992,7 +38817,13 @@
               <w:keepNext/>
             </w:pPr>
             <w:r>
-              <w:t>Un caso 🔴 o una llegada directa crea la urgencia con prioridad máxima y la clínica recibe la notificación en el momento.</w:t>
+              <w:t xml:space="preserve">Un caso </w:t>
+            </w:r>
+            <w:r>
+              <w:t>🔴</w:t>
+            </w:r>
+            <w:r>
+              <w:t xml:space="preserve"> o una llegada directa crea la urgencia con prioridad máxima y la clínica recibe la notificación en el momento.</w:t>
             </w:r>
           </w:p>
         </w:tc>
@@ -38387,7 +39218,13 @@
               <w:keepNext/>
             </w:pPr>
             <w:r>
-              <w:t>Un caso 🔴 desde el portal fuera del horario de la clínica debe informar que está cerrada, mostrar su teléfono de urgencias si existe y recomendar un servicio 24 horas.</w:t>
+              <w:t xml:space="preserve">Un caso </w:t>
+            </w:r>
+            <w:r>
+              <w:t>🔴</w:t>
+            </w:r>
+            <w:r>
+              <w:t xml:space="preserve"> desde el portal fuera del horario de la clínica debe informar que está cerrada, mostrar su teléfono de urgencias si existe y recomendar un servicio 24 horas.</w:t>
             </w:r>
           </w:p>
         </w:tc>
@@ -38611,21 +39448,21 @@
       <w:pPr>
         <w:pStyle w:val="Ttulo2"/>
       </w:pPr>
-      <w:bookmarkStart w:id="134" w:name="_c78d8424c335bf78fd48b1955b4f1a67eda143f"/>
-      <w:bookmarkStart w:id="135" w:name="_Toc242831979"/>
-      <w:bookmarkEnd w:id="132"/>
+      <w:bookmarkStart w:id="136" w:name="_c78d8424c335bf78fd48b1955b4f1a67eda143f"/>
+      <w:bookmarkStart w:id="137" w:name="_Toc243040021"/>
+      <w:bookmarkEnd w:id="134"/>
       <w:r>
         <w:lastRenderedPageBreak/>
         <w:t>HU-4.16 — Sugerir veterinario al agendar</w:t>
       </w:r>
-      <w:bookmarkEnd w:id="135"/>
+      <w:bookmarkEnd w:id="137"/>
     </w:p>
     <w:p>
       <w:pPr>
         <w:pStyle w:val="Rotulo"/>
       </w:pPr>
       <w:r>
-        <w:t>Tabla 62</w:t>
+        <w:t>Tabla 63</w:t>
       </w:r>
     </w:p>
     <w:p>
@@ -38903,20 +39740,20 @@
       <w:pPr>
         <w:pStyle w:val="Ttulo2"/>
       </w:pPr>
-      <w:bookmarkStart w:id="136" w:name="_d95563cf58dd7b4419944c1578610bfcd0b1db0"/>
-      <w:bookmarkStart w:id="137" w:name="_Toc242831980"/>
-      <w:bookmarkEnd w:id="134"/>
+      <w:bookmarkStart w:id="138" w:name="_d95563cf58dd7b4419944c1578610bfcd0b1db0"/>
+      <w:bookmarkStart w:id="139" w:name="_Toc243040022"/>
+      <w:bookmarkEnd w:id="136"/>
       <w:r>
         <w:t>HU-4.17 — Recalcular el triage cuando cambian los síntomas</w:t>
       </w:r>
-      <w:bookmarkEnd w:id="137"/>
+      <w:bookmarkEnd w:id="139"/>
     </w:p>
     <w:p>
       <w:pPr>
         <w:pStyle w:val="Rotulo"/>
       </w:pPr>
       <w:r>
-        <w:t>Tabla 63</w:t>
+        <w:t>Tabla 64</w:t>
       </w:r>
     </w:p>
     <w:p>
@@ -39132,7 +39969,13 @@
               <w:keepNext/>
             </w:pPr>
             <w:r>
-              <w:t>Al actualizar, el nivel debe recalcularse; si sube, la cita se reubica (o se deriva a urgencia si es 🔴) y se notifica.</w:t>
+              <w:t xml:space="preserve">Al actualizar, el nivel debe recalcularse; si sube, la cita se reubica (o se deriva a urgencia si es </w:t>
+            </w:r>
+            <w:r>
+              <w:t>🔴</w:t>
+            </w:r>
+            <w:r>
+              <w:t>) y se notifica.</w:t>
             </w:r>
           </w:p>
         </w:tc>
@@ -39160,7 +40003,19 @@
               <w:keepNext/>
             </w:pPr>
             <w:r>
-              <w:t>Una cita 🟢 del viernes que pasa a 🟠 el miércoles toma un sobrecupo de ese día.</w:t>
+              <w:t xml:space="preserve">Una cita </w:t>
+            </w:r>
+            <w:r>
+              <w:t>🟢</w:t>
+            </w:r>
+            <w:r>
+              <w:t xml:space="preserve"> del viernes que pasa a </w:t>
+            </w:r>
+            <w:r>
+              <w:t>🟠</w:t>
+            </w:r>
+            <w:r>
+              <w:t xml:space="preserve"> el miércoles toma un sobrecupo de ese día.</w:t>
             </w:r>
           </w:p>
         </w:tc>
@@ -39356,21 +40211,21 @@
       <w:pPr>
         <w:pStyle w:val="Ttulo2"/>
       </w:pPr>
-      <w:bookmarkStart w:id="138" w:name="_8b0a1409d398bf3e63485141aa804db028749ca"/>
-      <w:bookmarkStart w:id="139" w:name="_Toc242831981"/>
-      <w:bookmarkEnd w:id="136"/>
+      <w:bookmarkStart w:id="140" w:name="_8b0a1409d398bf3e63485141aa804db028749ca"/>
+      <w:bookmarkStart w:id="141" w:name="_Toc243040023"/>
+      <w:bookmarkEnd w:id="138"/>
       <w:r>
         <w:lastRenderedPageBreak/>
         <w:t>HU-4.18 — Ajustar el nivel de triage (veterinario)</w:t>
       </w:r>
-      <w:bookmarkEnd w:id="139"/>
+      <w:bookmarkEnd w:id="141"/>
     </w:p>
     <w:p>
       <w:pPr>
         <w:pStyle w:val="Rotulo"/>
       </w:pPr>
       <w:r>
-        <w:t>Tabla 64</w:t>
+        <w:t>Tabla 65</w:t>
       </w:r>
     </w:p>
     <w:p>
@@ -39388,8 +40243,8 @@
         <w:tblLook w:val="0020" w:firstRow="1" w:lastRow="0" w:firstColumn="0" w:lastColumn="0" w:noHBand="0" w:noVBand="0"/>
       </w:tblPr>
       <w:tblGrid>
-        <w:gridCol w:w="1224"/>
-        <w:gridCol w:w="2946"/>
+        <w:gridCol w:w="1223"/>
+        <w:gridCol w:w="2947"/>
         <w:gridCol w:w="1222"/>
         <w:gridCol w:w="2946"/>
         <w:gridCol w:w="1222"/>
@@ -39402,7 +40257,7 @@
         </w:trPr>
         <w:tc>
           <w:tcPr>
-            <w:tcW w:w="640" w:type="pct"/>
+            <w:tcW w:w="639" w:type="pct"/>
           </w:tcPr>
           <w:p>
             <w:pPr>
@@ -39477,7 +40332,7 @@
         </w:trPr>
         <w:tc>
           <w:tcPr>
-            <w:tcW w:w="640" w:type="pct"/>
+            <w:tcW w:w="639" w:type="pct"/>
           </w:tcPr>
           <w:p>
             <w:pPr>
@@ -39558,7 +40413,7 @@
         </w:trPr>
         <w:tc>
           <w:tcPr>
-            <w:tcW w:w="640" w:type="pct"/>
+            <w:tcW w:w="639" w:type="pct"/>
           </w:tcPr>
           <w:p>
             <w:pPr>
@@ -39639,7 +40494,7 @@
         </w:trPr>
         <w:tc>
           <w:tcPr>
-            <w:tcW w:w="640" w:type="pct"/>
+            <w:tcW w:w="639" w:type="pct"/>
           </w:tcPr>
           <w:p>
             <w:pPr>
@@ -39720,7 +40575,7 @@
         </w:trPr>
         <w:tc>
           <w:tcPr>
-            <w:tcW w:w="640" w:type="pct"/>
+            <w:tcW w:w="639" w:type="pct"/>
           </w:tcPr>
           <w:p>
             <w:pPr>
@@ -39810,20 +40665,20 @@
       <w:pPr>
         <w:pStyle w:val="Ttulo2"/>
       </w:pPr>
-      <w:bookmarkStart w:id="140" w:name="_cf2722ce0434310059a1401a7a9236f9f75ab69"/>
-      <w:bookmarkStart w:id="141" w:name="_Toc242831982"/>
-      <w:bookmarkEnd w:id="138"/>
+      <w:bookmarkStart w:id="142" w:name="_cf2722ce0434310059a1401a7a9236f9f75ab69"/>
+      <w:bookmarkStart w:id="143" w:name="_Toc243040024"/>
+      <w:bookmarkEnd w:id="140"/>
       <w:r>
         <w:t>HU-4.19 — Manejar la llegada tarde del propietario</w:t>
       </w:r>
-      <w:bookmarkEnd w:id="141"/>
+      <w:bookmarkEnd w:id="143"/>
     </w:p>
     <w:p>
       <w:pPr>
         <w:pStyle w:val="Rotulo"/>
       </w:pPr>
       <w:r>
-        <w:t>Tabla 65</w:t>
+        <w:t>Tabla 66</w:t>
       </w:r>
     </w:p>
     <w:p>
@@ -40263,33 +41118,33 @@
       <w:pPr>
         <w:pStyle w:val="Ttulo1"/>
       </w:pPr>
-      <w:bookmarkStart w:id="142" w:name="_448b6637f95054bfc4854cb12826ea84d2acba0"/>
-      <w:bookmarkStart w:id="143" w:name="_Toc242831983"/>
-      <w:bookmarkEnd w:id="102"/>
-      <w:bookmarkEnd w:id="140"/>
+      <w:bookmarkStart w:id="144" w:name="_448b6637f95054bfc4854cb12826ea84d2acba0"/>
+      <w:bookmarkStart w:id="145" w:name="_Toc243040025"/>
+      <w:bookmarkEnd w:id="104"/>
+      <w:bookmarkEnd w:id="142"/>
       <w:r>
         <w:lastRenderedPageBreak/>
         <w:t>Módulo 5 — Portal del propietario (multi-clínica)</w:t>
       </w:r>
-      <w:bookmarkEnd w:id="143"/>
+      <w:bookmarkEnd w:id="145"/>
     </w:p>
     <w:p>
       <w:pPr>
         <w:pStyle w:val="Ttulo2"/>
       </w:pPr>
-      <w:bookmarkStart w:id="144" w:name="_af054ffcebd6910222ee7d6c1d020875947335e"/>
-      <w:bookmarkStart w:id="145" w:name="_Toc242831984"/>
+      <w:bookmarkStart w:id="146" w:name="_af054ffcebd6910222ee7d6c1d020875947335e"/>
+      <w:bookmarkStart w:id="147" w:name="_Toc243040026"/>
       <w:r>
         <w:t>HU-5.1 — Portal del propietario</w:t>
       </w:r>
-      <w:bookmarkEnd w:id="145"/>
+      <w:bookmarkEnd w:id="147"/>
     </w:p>
     <w:p>
       <w:pPr>
         <w:pStyle w:val="Rotulo"/>
       </w:pPr>
       <w:r>
-        <w:t>Tabla 66</w:t>
+        <w:t>Tabla 67</w:t>
       </w:r>
     </w:p>
     <w:p>
@@ -40920,7 +41775,10 @@
               <w:t>(v2.0)</w:t>
             </w:r>
             <w:r>
-              <w:t xml:space="preserve"> el de cada clínica con vínculo activo.</w:t>
+              <w:t xml:space="preserve"> </w:t>
+            </w:r>
+            <w:r>
+              <w:t>el de cada clínica con vínculo activo.</w:t>
             </w:r>
           </w:p>
         </w:tc>
@@ -41111,7 +41969,10 @@
               <w:keepNext/>
             </w:pPr>
             <w:r>
-              <w:t>Nombre de 1 a 50 caracteres (letras, números, espacio, punto, guion, apóstrofo); especie y raza del catálogo y la raza de esa especie; sexo Macho o Hembra; peso mayor que 0 y hasta 150 kg; nacimiento no futuro ni de más de 40 años; foto JPG o PNG real de hasta 5 MB con nombre generado por el servidor. El propietario no crea razas: si la suya no está, la elige como mestiza («Criollo»), «No sé la raza» o «Mi raza no está en la lista» y la escribe; queda como «Sin raza definida» con la raza indicada, que el personal ve en la ficha, la atención y la lista de pacientes y se borra cuando el personal asigna una raza. Tampoco registra el color: desde M5 ningún formulario lo pide.</w:t>
+              <w:t>Nombre de 1 a 50 caracteres (letras, números, espacio, punto, guion, apóstrofo); especie y raza del catálogo y la raza de esa especie; sexo Macho o Hembra; peso mayor que 0 y hasta 150 kg; nacimiento no futuro ni de más de 40 años; foto JPG o PNG real de hasta 5 MB con nombre generado por el servidor. El propietario no crea razas: si la suya no está, la elige como mestiza («Criollo»), «No sé la raza» o «Mi raza no está en la lista» y la escribe; queda como «Sin raza definida» con la raza indicada, que el pe</w:t>
+            </w:r>
+            <w:r>
+              <w:t>rsonal ve en la ficha, la atención y la lista de pacientes y se borra cuando el personal asigna una raza. Tampoco registra el color: desde M5 ningún formulario lo pide.</w:t>
             </w:r>
           </w:p>
         </w:tc>
@@ -41226,20 +42087,20 @@
       <w:pPr>
         <w:pStyle w:val="Ttulo2"/>
       </w:pPr>
-      <w:bookmarkStart w:id="146" w:name="_6b1c61431b8f8f0fcc4ce60077071b912ba2b45"/>
-      <w:bookmarkStart w:id="147" w:name="_Toc242831985"/>
-      <w:bookmarkEnd w:id="144"/>
+      <w:bookmarkStart w:id="148" w:name="_6b1c61431b8f8f0fcc4ce60077071b912ba2b45"/>
+      <w:bookmarkStart w:id="149" w:name="_Toc243040027"/>
+      <w:bookmarkEnd w:id="146"/>
       <w:r>
         <w:t>HU-5.2 — Auto-registro de propietario</w:t>
       </w:r>
-      <w:bookmarkEnd w:id="147"/>
+      <w:bookmarkEnd w:id="149"/>
     </w:p>
     <w:p>
       <w:pPr>
         <w:pStyle w:val="Rotulo"/>
       </w:pPr>
       <w:r>
-        <w:t>Tabla 67</w:t>
+        <w:t>Tabla 68</w:t>
       </w:r>
     </w:p>
     <w:p>
@@ -41760,21 +42621,21 @@
       <w:pPr>
         <w:pStyle w:val="Ttulo2"/>
       </w:pPr>
-      <w:bookmarkStart w:id="148" w:name="_f4d063018be410b507969fa4c62074124f833cf"/>
-      <w:bookmarkStart w:id="149" w:name="_Toc242831986"/>
-      <w:bookmarkEnd w:id="146"/>
+      <w:bookmarkStart w:id="150" w:name="_f4d063018be410b507969fa4c62074124f833cf"/>
+      <w:bookmarkStart w:id="151" w:name="_Toc243040028"/>
+      <w:bookmarkEnd w:id="148"/>
       <w:r>
         <w:lastRenderedPageBreak/>
         <w:t>HU-5.3 — Agendar cita desde el portal</w:t>
       </w:r>
-      <w:bookmarkEnd w:id="149"/>
+      <w:bookmarkEnd w:id="151"/>
     </w:p>
     <w:p>
       <w:pPr>
         <w:pStyle w:val="Rotulo"/>
       </w:pPr>
       <w:r>
-        <w:t>Tabla 68</w:t>
+        <w:t>Tabla 69</w:t>
       </w:r>
     </w:p>
     <w:p>
@@ -42302,20 +43163,20 @@
       <w:pPr>
         <w:pStyle w:val="Ttulo2"/>
       </w:pPr>
-      <w:bookmarkStart w:id="150" w:name="_c64202596780354c08c0a149dc974449db886cf"/>
-      <w:bookmarkStart w:id="151" w:name="_Toc242831987"/>
-      <w:bookmarkEnd w:id="148"/>
+      <w:bookmarkStart w:id="152" w:name="_c64202596780354c08c0a149dc974449db886cf"/>
+      <w:bookmarkStart w:id="153" w:name="_Toc243040029"/>
+      <w:bookmarkEnd w:id="150"/>
       <w:r>
         <w:t>HU-5.4 — Editar mi mascota desde el portal</w:t>
       </w:r>
-      <w:bookmarkEnd w:id="151"/>
+      <w:bookmarkEnd w:id="153"/>
     </w:p>
     <w:p>
       <w:pPr>
         <w:pStyle w:val="Rotulo"/>
       </w:pPr>
       <w:r>
-        <w:t>Tabla 69</w:t>
+        <w:t>Tabla 70</w:t>
       </w:r>
     </w:p>
     <w:p>
@@ -42674,21 +43535,21 @@
       <w:pPr>
         <w:pStyle w:val="Ttulo2"/>
       </w:pPr>
-      <w:bookmarkStart w:id="152" w:name="_cf91e7705c2cc7ff174f786bca87f4ab32c164a"/>
-      <w:bookmarkStart w:id="153" w:name="_Toc242831988"/>
-      <w:bookmarkEnd w:id="150"/>
+      <w:bookmarkStart w:id="154" w:name="_cf91e7705c2cc7ff174f786bca87f4ab32c164a"/>
+      <w:bookmarkStart w:id="155" w:name="_Toc243040030"/>
+      <w:bookmarkEnd w:id="152"/>
       <w:r>
         <w:lastRenderedPageBreak/>
         <w:t>HU-5.5 — Imprimir/exportar el historial de mi mascota</w:t>
       </w:r>
-      <w:bookmarkEnd w:id="153"/>
+      <w:bookmarkEnd w:id="155"/>
     </w:p>
     <w:p>
       <w:pPr>
         <w:pStyle w:val="Rotulo"/>
       </w:pPr>
       <w:r>
-        <w:t>Tabla 70</w:t>
+        <w:t>Tabla 71</w:t>
       </w:r>
     </w:p>
     <w:p>
@@ -43047,20 +43908,20 @@
       <w:pPr>
         <w:pStyle w:val="Ttulo2"/>
       </w:pPr>
-      <w:bookmarkStart w:id="154" w:name="_f8ebe18ba7612da84cbeb32e6cdfcf569929127"/>
-      <w:bookmarkStart w:id="155" w:name="_Toc242831989"/>
-      <w:bookmarkEnd w:id="152"/>
+      <w:bookmarkStart w:id="156" w:name="_f8ebe18ba7612da84cbeb32e6cdfcf569929127"/>
+      <w:bookmarkStart w:id="157" w:name="_Toc243040031"/>
+      <w:bookmarkEnd w:id="154"/>
       <w:r>
         <w:t>HU-5.6 — Cancelar o reprogramar mi cita desde el portal</w:t>
       </w:r>
-      <w:bookmarkEnd w:id="155"/>
+      <w:bookmarkEnd w:id="157"/>
     </w:p>
     <w:p>
       <w:pPr>
         <w:pStyle w:val="Rotulo"/>
       </w:pPr>
       <w:r>
-        <w:t>Tabla 71</w:t>
+        <w:t>Tabla 72</w:t>
       </w:r>
     </w:p>
     <w:p>
@@ -43500,20 +44361,20 @@
       <w:pPr>
         <w:pStyle w:val="Ttulo2"/>
       </w:pPr>
-      <w:bookmarkStart w:id="156" w:name="_63b2ff8270a3dc0cb21378739f70e0c16a27def"/>
-      <w:bookmarkStart w:id="157" w:name="_Toc242831990"/>
-      <w:bookmarkEnd w:id="154"/>
+      <w:bookmarkStart w:id="158" w:name="_63b2ff8270a3dc0cb21378739f70e0c16a27def"/>
+      <w:bookmarkStart w:id="159" w:name="_Toc243040032"/>
+      <w:bookmarkEnd w:id="156"/>
       <w:r>
         <w:t>HU-5.7 — Centro de notificaciones del propietario</w:t>
       </w:r>
-      <w:bookmarkEnd w:id="157"/>
+      <w:bookmarkEnd w:id="159"/>
     </w:p>
     <w:p>
       <w:pPr>
         <w:pStyle w:val="Rotulo"/>
       </w:pPr>
       <w:r>
-        <w:t>Tabla 72</w:t>
+        <w:t>Tabla 73</w:t>
       </w:r>
     </w:p>
     <w:p>
@@ -43954,20 +44815,20 @@
       <w:pPr>
         <w:pStyle w:val="Ttulo2"/>
       </w:pPr>
-      <w:bookmarkStart w:id="158" w:name="_f59be5ab49da54ec24749683e30fb79075b9c3a"/>
-      <w:bookmarkStart w:id="159" w:name="_Toc242831991"/>
-      <w:bookmarkEnd w:id="156"/>
+      <w:bookmarkStart w:id="160" w:name="_f59be5ab49da54ec24749683e30fb79075b9c3a"/>
+      <w:bookmarkStart w:id="161" w:name="_Toc243040033"/>
+      <w:bookmarkEnd w:id="158"/>
       <w:r>
         <w:t>HU-5.8 — Registrar al propietario como identidad global</w:t>
       </w:r>
-      <w:bookmarkEnd w:id="159"/>
+      <w:bookmarkEnd w:id="161"/>
     </w:p>
     <w:p>
       <w:pPr>
         <w:pStyle w:val="Rotulo"/>
       </w:pPr>
       <w:r>
-        <w:t>Tabla 73</w:t>
+        <w:t>Tabla 74</w:t>
       </w:r>
     </w:p>
     <w:p>
@@ -44055,7 +44916,7 @@
         </w:tc>
         <w:tc>
           <w:tcPr>
-            <w:tcW w:w="638" w:type="pct"/>
+            <w:tcW w:w="639" w:type="pct"/>
           </w:tcPr>
           <w:p>
             <w:pPr>
@@ -44136,7 +44997,7 @@
         </w:tc>
         <w:tc>
           <w:tcPr>
-            <w:tcW w:w="638" w:type="pct"/>
+            <w:tcW w:w="639" w:type="pct"/>
           </w:tcPr>
           <w:p>
             <w:pPr>
@@ -44217,7 +45078,7 @@
         </w:tc>
         <w:tc>
           <w:tcPr>
-            <w:tcW w:w="638" w:type="pct"/>
+            <w:tcW w:w="639" w:type="pct"/>
           </w:tcPr>
           <w:p>
             <w:pPr>
@@ -44298,7 +45159,7 @@
         </w:tc>
         <w:tc>
           <w:tcPr>
-            <w:tcW w:w="638" w:type="pct"/>
+            <w:tcW w:w="639" w:type="pct"/>
           </w:tcPr>
           <w:p>
             <w:pPr>
@@ -44386,7 +45247,7 @@
         </w:tc>
         <w:tc>
           <w:tcPr>
-            <w:tcW w:w="638" w:type="pct"/>
+            <w:tcW w:w="639" w:type="pct"/>
           </w:tcPr>
           <w:p>
             <w:pPr>
@@ -44467,7 +45328,7 @@
         </w:tc>
         <w:tc>
           <w:tcPr>
-            <w:tcW w:w="638" w:type="pct"/>
+            <w:tcW w:w="639" w:type="pct"/>
           </w:tcPr>
           <w:p>
             <w:pPr>
@@ -44544,7 +45405,7 @@
         </w:tc>
         <w:tc>
           <w:tcPr>
-            <w:tcW w:w="638" w:type="pct"/>
+            <w:tcW w:w="639" w:type="pct"/>
           </w:tcPr>
           <w:p>
             <w:pPr>
@@ -44576,21 +45437,21 @@
       <w:pPr>
         <w:pStyle w:val="Ttulo2"/>
       </w:pPr>
-      <w:bookmarkStart w:id="160" w:name="_06eaf3b49483b1eeebe1b8e79573cd5c749be44"/>
-      <w:bookmarkStart w:id="161" w:name="_Toc242831992"/>
-      <w:bookmarkEnd w:id="158"/>
+      <w:bookmarkStart w:id="162" w:name="_06eaf3b49483b1eeebe1b8e79573cd5c749be44"/>
+      <w:bookmarkStart w:id="163" w:name="_Toc243040034"/>
+      <w:bookmarkEnd w:id="160"/>
       <w:r>
         <w:lastRenderedPageBreak/>
         <w:t>HU-5.9 — Iniciar sesión en el portal multi-clínica</w:t>
       </w:r>
-      <w:bookmarkEnd w:id="161"/>
+      <w:bookmarkEnd w:id="163"/>
     </w:p>
     <w:p>
       <w:pPr>
         <w:pStyle w:val="Rotulo"/>
       </w:pPr>
       <w:r>
-        <w:t>Tabla 74</w:t>
+        <w:t>Tabla 75</w:t>
       </w:r>
     </w:p>
     <w:p>
@@ -45030,20 +45891,20 @@
       <w:pPr>
         <w:pStyle w:val="Ttulo2"/>
       </w:pPr>
-      <w:bookmarkStart w:id="162" w:name="_73bf9bf1ab817b39687e744da8c8402ea9619af"/>
-      <w:bookmarkStart w:id="163" w:name="_Toc242831993"/>
-      <w:bookmarkEnd w:id="160"/>
+      <w:bookmarkStart w:id="164" w:name="_73bf9bf1ab817b39687e744da8c8402ea9619af"/>
+      <w:bookmarkStart w:id="165" w:name="_Toc243040035"/>
+      <w:bookmarkEnd w:id="162"/>
       <w:r>
         <w:t>HU-5.10 — Carnet digital de la mascota con QR de emergencia</w:t>
       </w:r>
-      <w:bookmarkEnd w:id="163"/>
+      <w:bookmarkEnd w:id="165"/>
     </w:p>
     <w:p>
       <w:pPr>
         <w:pStyle w:val="Rotulo"/>
       </w:pPr>
       <w:r>
-        <w:t>Tabla 75</w:t>
+        <w:t>Tabla 76</w:t>
       </w:r>
     </w:p>
     <w:p>
@@ -45564,21 +46425,21 @@
       <w:pPr>
         <w:pStyle w:val="Ttulo2"/>
       </w:pPr>
-      <w:bookmarkStart w:id="164" w:name="_809064a587886d0547b1788a26db9d9152af23a"/>
-      <w:bookmarkStart w:id="165" w:name="_Toc242831994"/>
-      <w:bookmarkEnd w:id="162"/>
+      <w:bookmarkStart w:id="166" w:name="_809064a587886d0547b1788a26db9d9152af23a"/>
+      <w:bookmarkStart w:id="167" w:name="_Toc243040036"/>
+      <w:bookmarkEnd w:id="164"/>
       <w:r>
         <w:lastRenderedPageBreak/>
         <w:t>HU-5.11 — Acceder al carnet por QR en modo solo lectura</w:t>
       </w:r>
-      <w:bookmarkEnd w:id="165"/>
+      <w:bookmarkEnd w:id="167"/>
     </w:p>
     <w:p>
       <w:pPr>
         <w:pStyle w:val="Rotulo"/>
       </w:pPr>
       <w:r>
-        <w:t>Tabla 76</w:t>
+        <w:t>Tabla 77</w:t>
       </w:r>
     </w:p>
     <w:p>
@@ -46180,20 +47041,20 @@
       <w:pPr>
         <w:pStyle w:val="Ttulo2"/>
       </w:pPr>
-      <w:bookmarkStart w:id="166" w:name="_eaa2b9dcd4e772acfdb8cc2e14fe1584fe792e7"/>
-      <w:bookmarkStart w:id="167" w:name="_Toc242831995"/>
-      <w:bookmarkEnd w:id="164"/>
+      <w:bookmarkStart w:id="168" w:name="_eaa2b9dcd4e772acfdb8cc2e14fe1584fe792e7"/>
+      <w:bookmarkStart w:id="169" w:name="_Toc243040037"/>
+      <w:bookmarkEnd w:id="166"/>
       <w:r>
         <w:t>HU-5.12 — Autorizar a una clínica a ver la historia de otras clínicas</w:t>
       </w:r>
-      <w:bookmarkEnd w:id="167"/>
+      <w:bookmarkEnd w:id="169"/>
     </w:p>
     <w:p>
       <w:pPr>
         <w:pStyle w:val="Rotulo"/>
       </w:pPr>
       <w:r>
-        <w:t>Tabla 77</w:t>
+        <w:t>Tabla 78</w:t>
       </w:r>
     </w:p>
     <w:p>
@@ -46211,8 +47072,8 @@
         <w:tblLook w:val="0020" w:firstRow="1" w:lastRow="0" w:firstColumn="0" w:lastColumn="0" w:noHBand="0" w:noVBand="0"/>
       </w:tblPr>
       <w:tblGrid>
-        <w:gridCol w:w="1224"/>
-        <w:gridCol w:w="2946"/>
+        <w:gridCol w:w="1223"/>
+        <w:gridCol w:w="2947"/>
         <w:gridCol w:w="1222"/>
         <w:gridCol w:w="2946"/>
         <w:gridCol w:w="1222"/>
@@ -46225,7 +47086,7 @@
         </w:trPr>
         <w:tc>
           <w:tcPr>
-            <w:tcW w:w="640" w:type="pct"/>
+            <w:tcW w:w="639" w:type="pct"/>
           </w:tcPr>
           <w:p>
             <w:pPr>
@@ -46300,7 +47161,7 @@
         </w:trPr>
         <w:tc>
           <w:tcPr>
-            <w:tcW w:w="640" w:type="pct"/>
+            <w:tcW w:w="639" w:type="pct"/>
           </w:tcPr>
           <w:p>
             <w:pPr>
@@ -46381,7 +47242,7 @@
         </w:trPr>
         <w:tc>
           <w:tcPr>
-            <w:tcW w:w="640" w:type="pct"/>
+            <w:tcW w:w="639" w:type="pct"/>
           </w:tcPr>
           <w:p>
             <w:pPr>
@@ -46462,7 +47323,7 @@
         </w:trPr>
         <w:tc>
           <w:tcPr>
-            <w:tcW w:w="640" w:type="pct"/>
+            <w:tcW w:w="639" w:type="pct"/>
           </w:tcPr>
           <w:p>
             <w:pPr>
@@ -46543,7 +47404,7 @@
         </w:trPr>
         <w:tc>
           <w:tcPr>
-            <w:tcW w:w="640" w:type="pct"/>
+            <w:tcW w:w="639" w:type="pct"/>
           </w:tcPr>
           <w:p>
             <w:pPr>
@@ -46634,20 +47495,20 @@
       <w:pPr>
         <w:pStyle w:val="Ttulo2"/>
       </w:pPr>
-      <w:bookmarkStart w:id="168" w:name="_9c4353686bd45e1d5b28007e4eeecf1db3be371"/>
-      <w:bookmarkStart w:id="169" w:name="_Toc242831996"/>
-      <w:bookmarkEnd w:id="166"/>
+      <w:bookmarkStart w:id="170" w:name="_9c4353686bd45e1d5b28007e4eeecf1db3be371"/>
+      <w:bookmarkStart w:id="171" w:name="_Toc243040038"/>
+      <w:bookmarkEnd w:id="168"/>
       <w:r>
         <w:t>HU-5.13 — Vincularme o desvincularme de una clínica</w:t>
       </w:r>
-      <w:bookmarkEnd w:id="169"/>
+      <w:bookmarkEnd w:id="171"/>
     </w:p>
     <w:p>
       <w:pPr>
         <w:pStyle w:val="Rotulo"/>
       </w:pPr>
       <w:r>
-        <w:t>Tabla 78</w:t>
+        <w:t>Tabla 79</w:t>
       </w:r>
     </w:p>
     <w:p>
@@ -47168,21 +48029,21 @@
       <w:pPr>
         <w:pStyle w:val="Ttulo2"/>
       </w:pPr>
-      <w:bookmarkStart w:id="170" w:name="_faf9cae68ace52a6134b8c807ad8be34010091b"/>
-      <w:bookmarkStart w:id="171" w:name="_Toc242831997"/>
-      <w:bookmarkEnd w:id="168"/>
+      <w:bookmarkStart w:id="172" w:name="_faf9cae68ace52a6134b8c807ad8be34010091b"/>
+      <w:bookmarkStart w:id="173" w:name="_Toc243040039"/>
+      <w:bookmarkEnd w:id="170"/>
       <w:r>
         <w:lastRenderedPageBreak/>
         <w:t>HU-5.14 — Eliminar mi cuenta (derecho de supresión)</w:t>
       </w:r>
-      <w:bookmarkEnd w:id="171"/>
+      <w:bookmarkEnd w:id="173"/>
     </w:p>
     <w:p>
       <w:pPr>
         <w:pStyle w:val="Rotulo"/>
       </w:pPr>
       <w:r>
-        <w:t>Tabla 79</w:t>
+        <w:t>Tabla 80</w:t>
       </w:r>
     </w:p>
     <w:p>
@@ -47703,33 +48564,33 @@
       <w:pPr>
         <w:pStyle w:val="Ttulo1"/>
       </w:pPr>
-      <w:bookmarkStart w:id="172" w:name="_415d3e183ea3663701acfe1e73f6e8038e4bbef"/>
-      <w:bookmarkStart w:id="173" w:name="_Toc242831998"/>
-      <w:bookmarkEnd w:id="142"/>
-      <w:bookmarkEnd w:id="170"/>
+      <w:bookmarkStart w:id="174" w:name="_415d3e183ea3663701acfe1e73f6e8038e4bbef"/>
+      <w:bookmarkStart w:id="175" w:name="_Toc243040040"/>
+      <w:bookmarkEnd w:id="144"/>
+      <w:bookmarkEnd w:id="172"/>
       <w:r>
         <w:lastRenderedPageBreak/>
         <w:t>Módulo 6 — Dashboard y reportes</w:t>
       </w:r>
-      <w:bookmarkEnd w:id="173"/>
+      <w:bookmarkEnd w:id="175"/>
     </w:p>
     <w:p>
       <w:pPr>
         <w:pStyle w:val="Ttulo2"/>
       </w:pPr>
-      <w:bookmarkStart w:id="174" w:name="_1b876ecfd0adf71d503b9129568b658f81872f0"/>
-      <w:bookmarkStart w:id="175" w:name="_Toc242831999"/>
+      <w:bookmarkStart w:id="176" w:name="_1b876ecfd0adf71d503b9129568b658f81872f0"/>
+      <w:bookmarkStart w:id="177" w:name="_Toc243040041"/>
       <w:r>
         <w:t>HU-6.1 — Dashboard principal y panel de pendientes</w:t>
       </w:r>
-      <w:bookmarkEnd w:id="175"/>
+      <w:bookmarkEnd w:id="177"/>
     </w:p>
     <w:p>
       <w:pPr>
         <w:pStyle w:val="Rotulo"/>
       </w:pPr>
       <w:r>
-        <w:t>Tabla 80</w:t>
+        <w:t>Tabla 81</w:t>
       </w:r>
     </w:p>
     <w:p>
@@ -48412,21 +49273,21 @@
       <w:pPr>
         <w:pStyle w:val="Ttulo2"/>
       </w:pPr>
-      <w:bookmarkStart w:id="176" w:name="_97322cabf772225fd1bfe897dee158000aa0394"/>
-      <w:bookmarkStart w:id="177" w:name="_Toc242832000"/>
-      <w:bookmarkEnd w:id="174"/>
+      <w:bookmarkStart w:id="178" w:name="_97322cabf772225fd1bfe897dee158000aa0394"/>
+      <w:bookmarkStart w:id="179" w:name="_Toc243040042"/>
+      <w:bookmarkEnd w:id="176"/>
       <w:r>
         <w:lastRenderedPageBreak/>
         <w:t>HU-6.2 — Panel de operación del administrador</w:t>
       </w:r>
-      <w:bookmarkEnd w:id="177"/>
+      <w:bookmarkEnd w:id="179"/>
     </w:p>
     <w:p>
       <w:pPr>
         <w:pStyle w:val="Rotulo"/>
       </w:pPr>
       <w:r>
-        <w:t>Tabla 81</w:t>
+        <w:t>Tabla 82</w:t>
       </w:r>
     </w:p>
     <w:p>
@@ -48514,7 +49375,7 @@
         </w:tc>
         <w:tc>
           <w:tcPr>
-            <w:tcW w:w="638" w:type="pct"/>
+            <w:tcW w:w="639" w:type="pct"/>
           </w:tcPr>
           <w:p>
             <w:pPr>
@@ -48595,7 +49456,7 @@
         </w:tc>
         <w:tc>
           <w:tcPr>
-            <w:tcW w:w="638" w:type="pct"/>
+            <w:tcW w:w="639" w:type="pct"/>
           </w:tcPr>
           <w:p>
             <w:pPr>
@@ -48676,7 +49537,7 @@
         </w:tc>
         <w:tc>
           <w:tcPr>
-            <w:tcW w:w="638" w:type="pct"/>
+            <w:tcW w:w="639" w:type="pct"/>
           </w:tcPr>
           <w:p>
             <w:pPr>
@@ -48757,7 +49618,7 @@
         </w:tc>
         <w:tc>
           <w:tcPr>
-            <w:tcW w:w="638" w:type="pct"/>
+            <w:tcW w:w="639" w:type="pct"/>
           </w:tcPr>
           <w:p>
             <w:pPr>
@@ -48838,7 +49699,7 @@
         </w:tc>
         <w:tc>
           <w:tcPr>
-            <w:tcW w:w="638" w:type="pct"/>
+            <w:tcW w:w="639" w:type="pct"/>
           </w:tcPr>
           <w:p>
             <w:pPr>
@@ -48919,7 +49780,7 @@
         </w:tc>
         <w:tc>
           <w:tcPr>
-            <w:tcW w:w="638" w:type="pct"/>
+            <w:tcW w:w="639" w:type="pct"/>
           </w:tcPr>
           <w:p>
             <w:pPr>
@@ -48996,7 +49857,7 @@
         </w:tc>
         <w:tc>
           <w:tcPr>
-            <w:tcW w:w="638" w:type="pct"/>
+            <w:tcW w:w="639" w:type="pct"/>
           </w:tcPr>
           <w:p>
             <w:pPr>
@@ -49028,20 +49889,20 @@
       <w:pPr>
         <w:pStyle w:val="Ttulo2"/>
       </w:pPr>
-      <w:bookmarkStart w:id="178" w:name="_6ce76d48cd12ce7662f89ac490d75c386fc18ba"/>
-      <w:bookmarkStart w:id="179" w:name="_Toc242832001"/>
-      <w:bookmarkEnd w:id="176"/>
+      <w:bookmarkStart w:id="180" w:name="_6ce76d48cd12ce7662f89ac490d75c386fc18ba"/>
+      <w:bookmarkStart w:id="181" w:name="_Toc243040043"/>
+      <w:bookmarkEnd w:id="178"/>
       <w:r>
         <w:t>HU-6.3 — Generar reportes en PDF</w:t>
       </w:r>
-      <w:bookmarkEnd w:id="179"/>
+      <w:bookmarkEnd w:id="181"/>
     </w:p>
     <w:p>
       <w:pPr>
         <w:pStyle w:val="Rotulo"/>
       </w:pPr>
       <w:r>
-        <w:t>Tabla 82</w:t>
+        <w:t>Tabla 83</w:t>
       </w:r>
     </w:p>
     <w:p>
@@ -49481,21 +50342,21 @@
       <w:pPr>
         <w:pStyle w:val="Ttulo2"/>
       </w:pPr>
-      <w:bookmarkStart w:id="180" w:name="_132f0b1bfae1ac6054dc51db54a45dff43ec797"/>
-      <w:bookmarkStart w:id="181" w:name="_Toc242832002"/>
-      <w:bookmarkEnd w:id="178"/>
+      <w:bookmarkStart w:id="182" w:name="_132f0b1bfae1ac6054dc51db54a45dff43ec797"/>
+      <w:bookmarkStart w:id="183" w:name="_Toc243040044"/>
+      <w:bookmarkEnd w:id="180"/>
       <w:r>
         <w:lastRenderedPageBreak/>
         <w:t>HU-6.4 — Ver estadísticas y gráficas del sistema</w:t>
       </w:r>
-      <w:bookmarkEnd w:id="181"/>
+      <w:bookmarkEnd w:id="183"/>
     </w:p>
     <w:p>
       <w:pPr>
         <w:pStyle w:val="Rotulo"/>
       </w:pPr>
       <w:r>
-        <w:t>Tabla 83</w:t>
+        <w:t>Tabla 84</w:t>
       </w:r>
     </w:p>
     <w:p>
@@ -49942,20 +50803,20 @@
       <w:pPr>
         <w:pStyle w:val="Ttulo2"/>
       </w:pPr>
-      <w:bookmarkStart w:id="182" w:name="_159c41a8740d691e56d865baa1d2a17f58680f5"/>
-      <w:bookmarkStart w:id="183" w:name="_Toc242832003"/>
-      <w:bookmarkEnd w:id="180"/>
+      <w:bookmarkStart w:id="184" w:name="_159c41a8740d691e56d865baa1d2a17f58680f5"/>
+      <w:bookmarkStart w:id="185" w:name="_Toc243040045"/>
+      <w:bookmarkEnd w:id="182"/>
       <w:r>
         <w:t>HU-6.5 — Exportar reportes a Excel/CSV</w:t>
       </w:r>
-      <w:bookmarkEnd w:id="183"/>
+      <w:bookmarkEnd w:id="185"/>
     </w:p>
     <w:p>
       <w:pPr>
         <w:pStyle w:val="Rotulo"/>
       </w:pPr>
       <w:r>
-        <w:t>Tabla 84</w:t>
+        <w:t>Tabla 85</w:t>
       </w:r>
     </w:p>
     <w:p>
@@ -50314,33 +51175,33 @@
       <w:pPr>
         <w:pStyle w:val="Ttulo1"/>
       </w:pPr>
-      <w:bookmarkStart w:id="184" w:name="_88abf5b53e5603b94c73c4f577271d31a73cc35"/>
-      <w:bookmarkStart w:id="185" w:name="_Toc242832004"/>
-      <w:bookmarkEnd w:id="172"/>
-      <w:bookmarkEnd w:id="182"/>
+      <w:bookmarkStart w:id="186" w:name="_88abf5b53e5603b94c73c4f577271d31a73cc35"/>
+      <w:bookmarkStart w:id="187" w:name="_Toc243040046"/>
+      <w:bookmarkEnd w:id="174"/>
+      <w:bookmarkEnd w:id="184"/>
       <w:r>
         <w:lastRenderedPageBreak/>
         <w:t>Módulo 7 — Configuración del sistema</w:t>
       </w:r>
-      <w:bookmarkEnd w:id="185"/>
+      <w:bookmarkEnd w:id="187"/>
     </w:p>
     <w:p>
       <w:pPr>
         <w:pStyle w:val="Ttulo2"/>
       </w:pPr>
-      <w:bookmarkStart w:id="186" w:name="_003ad6784c61069e91989793d8255e8d4cb519d"/>
-      <w:bookmarkStart w:id="187" w:name="_Toc242832005"/>
+      <w:bookmarkStart w:id="188" w:name="_003ad6784c61069e91989793d8255e8d4cb519d"/>
+      <w:bookmarkStart w:id="189" w:name="_Toc243040047"/>
       <w:r>
         <w:t>HU-7.1 — Configurar los horarios de atención de la clínica</w:t>
       </w:r>
-      <w:bookmarkEnd w:id="187"/>
+      <w:bookmarkEnd w:id="189"/>
     </w:p>
     <w:p>
       <w:pPr>
         <w:pStyle w:val="Rotulo"/>
       </w:pPr>
       <w:r>
-        <w:t>Tabla 85</w:t>
+        <w:t>Tabla 86</w:t>
       </w:r>
     </w:p>
     <w:p>
@@ -50428,7 +51289,7 @@
         </w:tc>
         <w:tc>
           <w:tcPr>
-            <w:tcW w:w="638" w:type="pct"/>
+            <w:tcW w:w="639" w:type="pct"/>
           </w:tcPr>
           <w:p>
             <w:pPr>
@@ -50509,7 +51370,7 @@
         </w:tc>
         <w:tc>
           <w:tcPr>
-            <w:tcW w:w="638" w:type="pct"/>
+            <w:tcW w:w="639" w:type="pct"/>
           </w:tcPr>
           <w:p>
             <w:pPr>
@@ -50590,7 +51451,7 @@
         </w:tc>
         <w:tc>
           <w:tcPr>
-            <w:tcW w:w="638" w:type="pct"/>
+            <w:tcW w:w="639" w:type="pct"/>
           </w:tcPr>
           <w:p>
             <w:pPr>
@@ -50671,7 +51532,7 @@
         </w:tc>
         <w:tc>
           <w:tcPr>
-            <w:tcW w:w="638" w:type="pct"/>
+            <w:tcW w:w="639" w:type="pct"/>
           </w:tcPr>
           <w:p>
             <w:pPr>
@@ -50748,7 +51609,7 @@
         </w:tc>
         <w:tc>
           <w:tcPr>
-            <w:tcW w:w="638" w:type="pct"/>
+            <w:tcW w:w="639" w:type="pct"/>
           </w:tcPr>
           <w:p>
             <w:pPr>
@@ -50780,20 +51641,20 @@
       <w:pPr>
         <w:pStyle w:val="Ttulo2"/>
       </w:pPr>
-      <w:bookmarkStart w:id="188" w:name="_42539d8b8201701c75c37499984fbffa69d6e4d"/>
-      <w:bookmarkStart w:id="189" w:name="_Toc242832006"/>
-      <w:bookmarkEnd w:id="186"/>
+      <w:bookmarkStart w:id="190" w:name="_42539d8b8201701c75c37499984fbffa69d6e4d"/>
+      <w:bookmarkStart w:id="191" w:name="_Toc243040048"/>
+      <w:bookmarkEnd w:id="188"/>
       <w:r>
         <w:t>HU-7.2 — Gestionar los catálogos del sistema</w:t>
       </w:r>
-      <w:bookmarkEnd w:id="189"/>
+      <w:bookmarkEnd w:id="191"/>
     </w:p>
     <w:p>
       <w:pPr>
         <w:pStyle w:val="Rotulo"/>
       </w:pPr>
       <w:r>
-        <w:t>Tabla 86</w:t>
+        <w:t>Tabla 87</w:t>
       </w:r>
     </w:p>
     <w:p>
@@ -51152,21 +52013,21 @@
       <w:pPr>
         <w:pStyle w:val="Ttulo2"/>
       </w:pPr>
-      <w:bookmarkStart w:id="190" w:name="_a0aee2f406b049ed83cfe391a77b0db14b5bfdf"/>
-      <w:bookmarkStart w:id="191" w:name="_Toc242832007"/>
-      <w:bookmarkEnd w:id="188"/>
+      <w:bookmarkStart w:id="192" w:name="_a0aee2f406b049ed83cfe391a77b0db14b5bfdf"/>
+      <w:bookmarkStart w:id="193" w:name="_Toc243040049"/>
+      <w:bookmarkEnd w:id="190"/>
       <w:r>
         <w:lastRenderedPageBreak/>
         <w:t>HU-7.3 — Gestionar los veterinarios y sus especialidades</w:t>
       </w:r>
-      <w:bookmarkEnd w:id="191"/>
+      <w:bookmarkEnd w:id="193"/>
     </w:p>
     <w:p>
       <w:pPr>
         <w:pStyle w:val="Rotulo"/>
       </w:pPr>
       <w:r>
-        <w:t>Tabla 87</w:t>
+        <w:t>Tabla 88</w:t>
       </w:r>
     </w:p>
     <w:p>
@@ -51254,7 +52115,7 @@
         </w:tc>
         <w:tc>
           <w:tcPr>
-            <w:tcW w:w="638" w:type="pct"/>
+            <w:tcW w:w="639" w:type="pct"/>
           </w:tcPr>
           <w:p>
             <w:pPr>
@@ -51335,7 +52196,7 @@
         </w:tc>
         <w:tc>
           <w:tcPr>
-            <w:tcW w:w="638" w:type="pct"/>
+            <w:tcW w:w="639" w:type="pct"/>
           </w:tcPr>
           <w:p>
             <w:pPr>
@@ -51416,7 +52277,7 @@
         </w:tc>
         <w:tc>
           <w:tcPr>
-            <w:tcW w:w="638" w:type="pct"/>
+            <w:tcW w:w="639" w:type="pct"/>
           </w:tcPr>
           <w:p>
             <w:pPr>
@@ -51497,7 +52358,7 @@
         </w:tc>
         <w:tc>
           <w:tcPr>
-            <w:tcW w:w="638" w:type="pct"/>
+            <w:tcW w:w="639" w:type="pct"/>
           </w:tcPr>
           <w:p>
             <w:pPr>
@@ -51578,7 +52439,7 @@
         </w:tc>
         <w:tc>
           <w:tcPr>
-            <w:tcW w:w="638" w:type="pct"/>
+            <w:tcW w:w="639" w:type="pct"/>
           </w:tcPr>
           <w:p>
             <w:pPr>
@@ -51655,7 +52516,7 @@
         </w:tc>
         <w:tc>
           <w:tcPr>
-            <w:tcW w:w="638" w:type="pct"/>
+            <w:tcW w:w="639" w:type="pct"/>
           </w:tcPr>
           <w:p>
             <w:pPr>
@@ -51687,21 +52548,21 @@
       <w:pPr>
         <w:pStyle w:val="Ttulo2"/>
       </w:pPr>
-      <w:bookmarkStart w:id="192" w:name="_a0688e3f345f7bf587dcedb8b562b8964a6cacc"/>
-      <w:bookmarkStart w:id="193" w:name="_Toc242832008"/>
-      <w:bookmarkEnd w:id="190"/>
+      <w:bookmarkStart w:id="194" w:name="_a0688e3f345f7bf587dcedb8b562b8964a6cacc"/>
+      <w:bookmarkStart w:id="195" w:name="_Toc243040050"/>
+      <w:bookmarkEnd w:id="192"/>
       <w:r>
         <w:lastRenderedPageBreak/>
         <w:t>HU-7.4 — Personalizar la clínica: marca y tipos de cita</w:t>
       </w:r>
-      <w:bookmarkEnd w:id="193"/>
+      <w:bookmarkEnd w:id="195"/>
     </w:p>
     <w:p>
       <w:pPr>
         <w:pStyle w:val="Rotulo"/>
       </w:pPr>
       <w:r>
-        <w:t>Tabla 88</w:t>
+        <w:t>Tabla 89</w:t>
       </w:r>
     </w:p>
     <w:p>
@@ -51789,7 +52650,7 @@
         </w:tc>
         <w:tc>
           <w:tcPr>
-            <w:tcW w:w="638" w:type="pct"/>
+            <w:tcW w:w="639" w:type="pct"/>
           </w:tcPr>
           <w:p>
             <w:pPr>
@@ -51870,7 +52731,7 @@
         </w:tc>
         <w:tc>
           <w:tcPr>
-            <w:tcW w:w="638" w:type="pct"/>
+            <w:tcW w:w="639" w:type="pct"/>
           </w:tcPr>
           <w:p>
             <w:pPr>
@@ -51951,7 +52812,7 @@
         </w:tc>
         <w:tc>
           <w:tcPr>
-            <w:tcW w:w="638" w:type="pct"/>
+            <w:tcW w:w="639" w:type="pct"/>
           </w:tcPr>
           <w:p>
             <w:pPr>
@@ -52032,7 +52893,7 @@
         </w:tc>
         <w:tc>
           <w:tcPr>
-            <w:tcW w:w="638" w:type="pct"/>
+            <w:tcW w:w="639" w:type="pct"/>
           </w:tcPr>
           <w:p>
             <w:pPr>
@@ -52113,7 +52974,7 @@
         </w:tc>
         <w:tc>
           <w:tcPr>
-            <w:tcW w:w="638" w:type="pct"/>
+            <w:tcW w:w="639" w:type="pct"/>
           </w:tcPr>
           <w:p>
             <w:pPr>
@@ -52194,7 +53055,7 @@
         </w:tc>
         <w:tc>
           <w:tcPr>
-            <w:tcW w:w="638" w:type="pct"/>
+            <w:tcW w:w="639" w:type="pct"/>
           </w:tcPr>
           <w:p>
             <w:pPr>
@@ -52271,7 +53132,7 @@
         </w:tc>
         <w:tc>
           <w:tcPr>
-            <w:tcW w:w="638" w:type="pct"/>
+            <w:tcW w:w="639" w:type="pct"/>
           </w:tcPr>
           <w:p>
             <w:pPr>
@@ -52303,20 +53164,20 @@
       <w:pPr>
         <w:pStyle w:val="Ttulo2"/>
       </w:pPr>
-      <w:bookmarkStart w:id="194" w:name="_7004fcdc7c25449422304e35d609c3113b471f6"/>
-      <w:bookmarkStart w:id="195" w:name="_Toc242832009"/>
-      <w:bookmarkEnd w:id="192"/>
+      <w:bookmarkStart w:id="196" w:name="_7004fcdc7c25449422304e35d609c3113b471f6"/>
+      <w:bookmarkStart w:id="197" w:name="_Toc243040051"/>
+      <w:bookmarkEnd w:id="194"/>
       <w:r>
         <w:t>HU-7.5 — Parámetros del sistema configurables</w:t>
       </w:r>
-      <w:bookmarkEnd w:id="195"/>
+      <w:bookmarkEnd w:id="197"/>
     </w:p>
     <w:p>
       <w:pPr>
         <w:pStyle w:val="Rotulo"/>
       </w:pPr>
       <w:r>
-        <w:t>Tabla 89</w:t>
+        <w:t>Tabla 90</w:t>
       </w:r>
     </w:p>
     <w:p>
@@ -52404,7 +53265,7 @@
         </w:tc>
         <w:tc>
           <w:tcPr>
-            <w:tcW w:w="638" w:type="pct"/>
+            <w:tcW w:w="639" w:type="pct"/>
           </w:tcPr>
           <w:p>
             <w:pPr>
@@ -52485,7 +53346,7 @@
         </w:tc>
         <w:tc>
           <w:tcPr>
-            <w:tcW w:w="638" w:type="pct"/>
+            <w:tcW w:w="639" w:type="pct"/>
           </w:tcPr>
           <w:p>
             <w:pPr>
@@ -52566,7 +53427,7 @@
         </w:tc>
         <w:tc>
           <w:tcPr>
-            <w:tcW w:w="638" w:type="pct"/>
+            <w:tcW w:w="639" w:type="pct"/>
           </w:tcPr>
           <w:p>
             <w:pPr>
@@ -52618,7 +53479,10 @@
               <w:t>(v2.1)</w:t>
             </w:r>
             <w:r>
-              <w:t xml:space="preserve"> El administrador debe poder configurar la tolerancia de llegada, el plazo de reasignación, el umbral de aviso, el tope de sobrecupos y el teléfono de urgencias. Los valores por defecto y el teléfono registrado como dato de la clínica funcionan desde v2.0.</w:t>
+              <w:t xml:space="preserve"> </w:t>
+            </w:r>
+            <w:r>
+              <w:t>El administrador debe poder configurar la tolerancia de llegada, el plazo de reasignación, el umbral de aviso, el tope de sobrecupos y el teléfono de urgencias. Los valores por defecto y el teléfono registrado como dato de la clínica funcionan desde v2.0.</w:t>
             </w:r>
           </w:p>
         </w:tc>
@@ -52650,7 +53514,7 @@
         </w:tc>
         <w:tc>
           <w:tcPr>
-            <w:tcW w:w="638" w:type="pct"/>
+            <w:tcW w:w="639" w:type="pct"/>
           </w:tcPr>
           <w:p>
             <w:pPr>
@@ -52682,10 +53546,10 @@
       <w:pPr>
         <w:pStyle w:val="Ttulo1"/>
       </w:pPr>
-      <w:bookmarkStart w:id="196" w:name="_99f8c38fc90f872e869cb5a42176a81ce60716e"/>
-      <w:bookmarkStart w:id="197" w:name="_Toc242832010"/>
-      <w:bookmarkEnd w:id="184"/>
-      <w:bookmarkEnd w:id="194"/>
+      <w:bookmarkStart w:id="198" w:name="_99f8c38fc90f872e869cb5a42176a81ce60716e"/>
+      <w:bookmarkStart w:id="199" w:name="_Toc243040052"/>
+      <w:bookmarkEnd w:id="186"/>
+      <w:bookmarkEnd w:id="196"/>
       <w:r>
         <w:lastRenderedPageBreak/>
         <w:t xml:space="preserve">Módulo 8 — Reputación y comunicaciones </w:t>
@@ -52697,25 +53561,25 @@
         </w:rPr>
         <w:t>(v2.0)</w:t>
       </w:r>
-      <w:bookmarkEnd w:id="197"/>
+      <w:bookmarkEnd w:id="199"/>
     </w:p>
     <w:p>
       <w:pPr>
         <w:pStyle w:val="Ttulo2"/>
       </w:pPr>
-      <w:bookmarkStart w:id="198" w:name="_6b93d7ad964c8104bb83fc9231a04e4fc4e5a57"/>
-      <w:bookmarkStart w:id="199" w:name="_Toc242832011"/>
+      <w:bookmarkStart w:id="200" w:name="_6b93d7ad964c8104bb83fc9231a04e4fc4e5a57"/>
+      <w:bookmarkStart w:id="201" w:name="_Toc243040053"/>
       <w:r>
         <w:t>HU-8.1 — Calificar al veterinario tras una consulta atendida</w:t>
       </w:r>
-      <w:bookmarkEnd w:id="199"/>
+      <w:bookmarkEnd w:id="201"/>
     </w:p>
     <w:p>
       <w:pPr>
         <w:pStyle w:val="Rotulo"/>
       </w:pPr>
       <w:r>
-        <w:t>Tabla 90</w:t>
+        <w:t>Tabla 91</w:t>
       </w:r>
     </w:p>
     <w:p>
@@ -52803,7 +53667,7 @@
         </w:tc>
         <w:tc>
           <w:tcPr>
-            <w:tcW w:w="638" w:type="pct"/>
+            <w:tcW w:w="639" w:type="pct"/>
           </w:tcPr>
           <w:p>
             <w:pPr>
@@ -52884,7 +53748,7 @@
         </w:tc>
         <w:tc>
           <w:tcPr>
-            <w:tcW w:w="638" w:type="pct"/>
+            <w:tcW w:w="639" w:type="pct"/>
           </w:tcPr>
           <w:p>
             <w:pPr>
@@ -52965,7 +53829,7 @@
         </w:tc>
         <w:tc>
           <w:tcPr>
-            <w:tcW w:w="638" w:type="pct"/>
+            <w:tcW w:w="639" w:type="pct"/>
           </w:tcPr>
           <w:p>
             <w:pPr>
@@ -53046,7 +53910,7 @@
         </w:tc>
         <w:tc>
           <w:tcPr>
-            <w:tcW w:w="638" w:type="pct"/>
+            <w:tcW w:w="639" w:type="pct"/>
           </w:tcPr>
           <w:p>
             <w:pPr>
@@ -53127,7 +53991,7 @@
         </w:tc>
         <w:tc>
           <w:tcPr>
-            <w:tcW w:w="638" w:type="pct"/>
+            <w:tcW w:w="639" w:type="pct"/>
           </w:tcPr>
           <w:p>
             <w:pPr>
@@ -53208,7 +54072,7 @@
         </w:tc>
         <w:tc>
           <w:tcPr>
-            <w:tcW w:w="638" w:type="pct"/>
+            <w:tcW w:w="639" w:type="pct"/>
           </w:tcPr>
           <w:p>
             <w:pPr>
@@ -53289,7 +54153,7 @@
         </w:tc>
         <w:tc>
           <w:tcPr>
-            <w:tcW w:w="638" w:type="pct"/>
+            <w:tcW w:w="639" w:type="pct"/>
           </w:tcPr>
           <w:p>
             <w:pPr>
@@ -53366,7 +54230,7 @@
         </w:tc>
         <w:tc>
           <w:tcPr>
-            <w:tcW w:w="638" w:type="pct"/>
+            <w:tcW w:w="639" w:type="pct"/>
           </w:tcPr>
           <w:p>
             <w:pPr>
@@ -53398,20 +54262,20 @@
       <w:pPr>
         <w:pStyle w:val="Ttulo2"/>
       </w:pPr>
-      <w:bookmarkStart w:id="200" w:name="_6de705a3e3f0ae827b0b0206b40472100ec5dc2"/>
-      <w:bookmarkStart w:id="201" w:name="_Toc242832012"/>
-      <w:bookmarkEnd w:id="198"/>
+      <w:bookmarkStart w:id="202" w:name="_6de705a3e3f0ae827b0b0206b40472100ec5dc2"/>
+      <w:bookmarkStart w:id="203" w:name="_Toc243040054"/>
+      <w:bookmarkEnd w:id="200"/>
       <w:r>
         <w:t>HU-8.2 — Perfil público del veterinario</w:t>
       </w:r>
-      <w:bookmarkEnd w:id="201"/>
+      <w:bookmarkEnd w:id="203"/>
     </w:p>
     <w:p>
       <w:pPr>
         <w:pStyle w:val="Rotulo"/>
       </w:pPr>
       <w:r>
-        <w:t>Tabla 91</w:t>
+        <w:t>Tabla 92</w:t>
       </w:r>
     </w:p>
     <w:p>
@@ -53499,7 +54363,7 @@
         </w:tc>
         <w:tc>
           <w:tcPr>
-            <w:tcW w:w="638" w:type="pct"/>
+            <w:tcW w:w="639" w:type="pct"/>
           </w:tcPr>
           <w:p>
             <w:pPr>
@@ -53580,7 +54444,7 @@
         </w:tc>
         <w:tc>
           <w:tcPr>
-            <w:tcW w:w="638" w:type="pct"/>
+            <w:tcW w:w="639" w:type="pct"/>
           </w:tcPr>
           <w:p>
             <w:pPr>
@@ -53657,7 +54521,7 @@
         </w:tc>
         <w:tc>
           <w:tcPr>
-            <w:tcW w:w="638" w:type="pct"/>
+            <w:tcW w:w="639" w:type="pct"/>
           </w:tcPr>
           <w:p>
             <w:pPr>
@@ -53689,21 +54553,21 @@
       <w:pPr>
         <w:pStyle w:val="Ttulo2"/>
       </w:pPr>
-      <w:bookmarkStart w:id="202" w:name="_8d0438a4c21826cdef43f79f40a5abd8a052054"/>
-      <w:bookmarkStart w:id="203" w:name="_Toc242832013"/>
-      <w:bookmarkEnd w:id="200"/>
+      <w:bookmarkStart w:id="204" w:name="_8d0438a4c21826cdef43f79f40a5abd8a052054"/>
+      <w:bookmarkStart w:id="205" w:name="_Toc243040055"/>
+      <w:bookmarkEnd w:id="202"/>
       <w:r>
         <w:lastRenderedPageBreak/>
         <w:t>HU-8.3 — Plantillas de correos y notificaciones por clínica</w:t>
       </w:r>
-      <w:bookmarkEnd w:id="203"/>
+      <w:bookmarkEnd w:id="205"/>
     </w:p>
     <w:p>
       <w:pPr>
         <w:pStyle w:val="Rotulo"/>
       </w:pPr>
       <w:r>
-        <w:t>Tabla 92</w:t>
+        <w:t>Tabla 93</w:t>
       </w:r>
     </w:p>
     <w:p>
@@ -53791,7 +54655,7 @@
         </w:tc>
         <w:tc>
           <w:tcPr>
-            <w:tcW w:w="638" w:type="pct"/>
+            <w:tcW w:w="639" w:type="pct"/>
           </w:tcPr>
           <w:p>
             <w:pPr>
@@ -53872,7 +54736,7 @@
         </w:tc>
         <w:tc>
           <w:tcPr>
-            <w:tcW w:w="638" w:type="pct"/>
+            <w:tcW w:w="639" w:type="pct"/>
           </w:tcPr>
           <w:p>
             <w:pPr>
@@ -53953,7 +54817,7 @@
         </w:tc>
         <w:tc>
           <w:tcPr>
-            <w:tcW w:w="638" w:type="pct"/>
+            <w:tcW w:w="639" w:type="pct"/>
           </w:tcPr>
           <w:p>
             <w:pPr>
@@ -54030,7 +54894,7 @@
         </w:tc>
         <w:tc>
           <w:tcPr>
-            <w:tcW w:w="638" w:type="pct"/>
+            <w:tcW w:w="639" w:type="pct"/>
           </w:tcPr>
           <w:p>
             <w:pPr>
@@ -54062,20 +54926,20 @@
       <w:pPr>
         <w:pStyle w:val="Ttulo2"/>
       </w:pPr>
-      <w:bookmarkStart w:id="204" w:name="_9d375ff686aceee42a269dcad0f742f5e2f3757"/>
-      <w:bookmarkStart w:id="205" w:name="_Toc242832014"/>
-      <w:bookmarkEnd w:id="202"/>
+      <w:bookmarkStart w:id="206" w:name="_9d375ff686aceee42a269dcad0f742f5e2f3757"/>
+      <w:bookmarkStart w:id="207" w:name="_Toc243040056"/>
+      <w:bookmarkEnd w:id="204"/>
       <w:r>
         <w:t>HU-8.4 — Tiempos de envío de recordatorios configurables</w:t>
       </w:r>
-      <w:bookmarkEnd w:id="205"/>
+      <w:bookmarkEnd w:id="207"/>
     </w:p>
     <w:p>
       <w:pPr>
         <w:pStyle w:val="Rotulo"/>
       </w:pPr>
       <w:r>
-        <w:t>Tabla 93</w:t>
+        <w:t>Tabla 94</w:t>
       </w:r>
     </w:p>
     <w:p>
@@ -54163,7 +55027,7 @@
         </w:tc>
         <w:tc>
           <w:tcPr>
-            <w:tcW w:w="638" w:type="pct"/>
+            <w:tcW w:w="639" w:type="pct"/>
           </w:tcPr>
           <w:p>
             <w:pPr>
@@ -54244,7 +55108,7 @@
         </w:tc>
         <w:tc>
           <w:tcPr>
-            <w:tcW w:w="638" w:type="pct"/>
+            <w:tcW w:w="639" w:type="pct"/>
           </w:tcPr>
           <w:p>
             <w:pPr>
@@ -54321,7 +55185,7 @@
         </w:tc>
         <w:tc>
           <w:tcPr>
-            <w:tcW w:w="638" w:type="pct"/>
+            <w:tcW w:w="639" w:type="pct"/>
           </w:tcPr>
           <w:p>
             <w:pPr>
@@ -54353,20 +55217,20 @@
       <w:pPr>
         <w:pStyle w:val="Ttulo2"/>
       </w:pPr>
-      <w:bookmarkStart w:id="206" w:name="_09d49d8f9ce2d4331632fad53df16df04e0463f"/>
-      <w:bookmarkStart w:id="207" w:name="_Toc242832015"/>
-      <w:bookmarkEnd w:id="204"/>
+      <w:bookmarkStart w:id="208" w:name="_09d49d8f9ce2d4331632fad53df16df04e0463f"/>
+      <w:bookmarkStart w:id="209" w:name="_Toc243040057"/>
+      <w:bookmarkEnd w:id="206"/>
       <w:r>
         <w:t>HU-8.5 — Bitácora de correos y notificaciones</w:t>
       </w:r>
-      <w:bookmarkEnd w:id="207"/>
+      <w:bookmarkEnd w:id="209"/>
     </w:p>
     <w:p>
       <w:pPr>
         <w:pStyle w:val="Rotulo"/>
       </w:pPr>
       <w:r>
-        <w:t>Tabla 94</w:t>
+        <w:t>Tabla 95</w:t>
       </w:r>
     </w:p>
     <w:p>
@@ -54644,33 +55508,33 @@
       <w:pPr>
         <w:pStyle w:val="Ttulo1"/>
       </w:pPr>
-      <w:bookmarkStart w:id="208" w:name="_739f4e5454618e53e20de4c2474955375ba75c3"/>
-      <w:bookmarkStart w:id="209" w:name="_Toc242832016"/>
-      <w:bookmarkEnd w:id="196"/>
-      <w:bookmarkEnd w:id="206"/>
+      <w:bookmarkStart w:id="210" w:name="_739f4e5454618e53e20de4c2474955375ba75c3"/>
+      <w:bookmarkStart w:id="211" w:name="_Toc243040058"/>
+      <w:bookmarkEnd w:id="198"/>
+      <w:bookmarkEnd w:id="208"/>
       <w:r>
         <w:lastRenderedPageBreak/>
         <w:t>Módulo 9 — Público e institucional</w:t>
       </w:r>
-      <w:bookmarkEnd w:id="209"/>
+      <w:bookmarkEnd w:id="211"/>
     </w:p>
     <w:p>
       <w:pPr>
         <w:pStyle w:val="Ttulo2"/>
       </w:pPr>
-      <w:bookmarkStart w:id="210" w:name="_062138411ab05c870ba796ff3d39feef69a18f5"/>
-      <w:bookmarkStart w:id="211" w:name="_Toc242832017"/>
+      <w:bookmarkStart w:id="212" w:name="_062138411ab05c870ba796ff3d39feef69a18f5"/>
+      <w:bookmarkStart w:id="213" w:name="_Toc243040059"/>
       <w:r>
         <w:t>HU-9.1 — Página pública y políticas legales</w:t>
       </w:r>
-      <w:bookmarkEnd w:id="211"/>
+      <w:bookmarkEnd w:id="213"/>
     </w:p>
     <w:p>
       <w:pPr>
         <w:pStyle w:val="Rotulo"/>
       </w:pPr>
       <w:r>
-        <w:t>Tabla 95</w:t>
+        <w:t>Tabla 96</w:t>
       </w:r>
     </w:p>
     <w:p>
@@ -55029,22 +55893,22 @@
       <w:pPr>
         <w:pStyle w:val="Ttulo1"/>
       </w:pPr>
-      <w:bookmarkStart w:id="212" w:name="_161b34832f25d1748c14dc17ae5f19d2b06fe86"/>
-      <w:bookmarkStart w:id="213" w:name="_Toc242832018"/>
-      <w:bookmarkEnd w:id="208"/>
+      <w:bookmarkStart w:id="214" w:name="_161b34832f25d1748c14dc17ae5f19d2b06fe86"/>
+      <w:bookmarkStart w:id="215" w:name="_Toc243040060"/>
       <w:bookmarkEnd w:id="210"/>
+      <w:bookmarkEnd w:id="212"/>
       <w:r>
         <w:lastRenderedPageBreak/>
         <w:t>Matriz de trazabilidad RN → HU → RE</w:t>
       </w:r>
-      <w:bookmarkEnd w:id="213"/>
+      <w:bookmarkEnd w:id="215"/>
     </w:p>
     <w:p>
       <w:pPr>
         <w:pStyle w:val="Rotulo"/>
       </w:pPr>
       <w:r>
-        <w:t>Tabla 96</w:t>
+        <w:t>Tabla 97</w:t>
       </w:r>
     </w:p>
     <w:p>
@@ -56595,7 +57459,7 @@
               <w:pStyle w:val="Celda"/>
             </w:pPr>
             <w:r>
-              <w:t>RN-201, RN-202, RN-203, RN-113</w:t>
+              <w:t>RN-201, RN-202, RN-203, RN-112, RN-113</w:t>
             </w:r>
           </w:p>
         </w:tc>
@@ -57132,7 +57996,7 @@
               <w:noBreakHyphen/>
             </w:r>
             <w:r>
-              <w:t>3.1</w:t>
+              <w:t>2.12</w:t>
             </w:r>
           </w:p>
         </w:tc>
@@ -57145,7 +58009,7 @@
               <w:pStyle w:val="Celda"/>
             </w:pPr>
             <w:r>
-              <w:t>RN-301, RN-306</w:t>
+              <w:t>RN-212, RN-209, RN-004, RN-G13</w:t>
             </w:r>
           </w:p>
         </w:tc>
@@ -57158,7 +58022,7 @@
               <w:pStyle w:val="Celda"/>
             </w:pPr>
             <w:r>
-              <w:t>RE-3.1.1, RE-3.1.2, RE-3.1.3</w:t>
+              <w:t>RE-2.12.1, RE-2.12.2, RE-2.12.3, RE-2.12.4, RE-2.12.5, RE-2.12.6</w:t>
             </w:r>
           </w:p>
         </w:tc>
@@ -57182,7 +58046,7 @@
               <w:noBreakHyphen/>
             </w:r>
             <w:r>
-              <w:t>3.2</w:t>
+              <w:t>3.1</w:t>
             </w:r>
           </w:p>
         </w:tc>
@@ -57195,7 +58059,7 @@
               <w:pStyle w:val="Celda"/>
             </w:pPr>
             <w:r>
-              <w:t>RN-303, RN-304, RN-305</w:t>
+              <w:t>RN-301, RN-306</w:t>
             </w:r>
           </w:p>
         </w:tc>
@@ -57208,7 +58072,7 @@
               <w:pStyle w:val="Celda"/>
             </w:pPr>
             <w:r>
-              <w:t>RE-3.2.1, RE-3.2.2, RE-3.2.3, RE-3.2.4, RE-3.2.5</w:t>
+              <w:t>RE-3.1.1, RE-3.1.2, RE-3.1.3</w:t>
             </w:r>
           </w:p>
         </w:tc>
@@ -57232,7 +58096,7 @@
               <w:noBreakHyphen/>
             </w:r>
             <w:r>
-              <w:t>3.3</w:t>
+              <w:t>3.2</w:t>
             </w:r>
           </w:p>
         </w:tc>
@@ -57245,7 +58109,7 @@
               <w:pStyle w:val="Celda"/>
             </w:pPr>
             <w:r>
-              <w:t>RN-307</w:t>
+              <w:t>RN-303, RN-304, RN-305</w:t>
             </w:r>
           </w:p>
         </w:tc>
@@ -57258,7 +58122,7 @@
               <w:pStyle w:val="Celda"/>
             </w:pPr>
             <w:r>
-              <w:t>RE-3.3.1, RE-3.3.2, RE-3.3.3</w:t>
+              <w:t>RE-3.2.1, RE-3.2.2, RE-3.2.3, RE-3.2.4, RE-3.2.5</w:t>
             </w:r>
           </w:p>
         </w:tc>
@@ -57282,7 +58146,7 @@
               <w:noBreakHyphen/>
             </w:r>
             <w:r>
-              <w:t>3.4</w:t>
+              <w:t>3.3</w:t>
             </w:r>
           </w:p>
         </w:tc>
@@ -57295,7 +58159,7 @@
               <w:pStyle w:val="Celda"/>
             </w:pPr>
             <w:r>
-              <w:t>RN-302</w:t>
+              <w:t>RN-307</w:t>
             </w:r>
           </w:p>
         </w:tc>
@@ -57308,7 +58172,7 @@
               <w:pStyle w:val="Celda"/>
             </w:pPr>
             <w:r>
-              <w:t>RE-3.4.1, RE-3.4.2, RE-3.4.3</w:t>
+              <w:t>RE-3.3.1, RE-3.3.2, RE-3.3.3</w:t>
             </w:r>
           </w:p>
         </w:tc>
@@ -57332,7 +58196,7 @@
               <w:noBreakHyphen/>
             </w:r>
             <w:r>
-              <w:t>3.5</w:t>
+              <w:t>3.4</w:t>
             </w:r>
           </w:p>
         </w:tc>
@@ -57345,7 +58209,7 @@
               <w:pStyle w:val="Celda"/>
             </w:pPr>
             <w:r>
-              <w:t>RN-301</w:t>
+              <w:t>RN-302</w:t>
             </w:r>
           </w:p>
         </w:tc>
@@ -57358,7 +58222,7 @@
               <w:pStyle w:val="Celda"/>
             </w:pPr>
             <w:r>
-              <w:t>RE-3.5.1, RE-3.5.2, RE-3.5.3</w:t>
+              <w:t>RE-3.4.1, RE-3.4.2, RE-3.4.3</w:t>
             </w:r>
           </w:p>
         </w:tc>
@@ -57382,7 +58246,7 @@
               <w:noBreakHyphen/>
             </w:r>
             <w:r>
-              <w:t>3.6</w:t>
+              <w:t>3.5</w:t>
             </w:r>
           </w:p>
         </w:tc>
@@ -57395,7 +58259,7 @@
               <w:pStyle w:val="Celda"/>
             </w:pPr>
             <w:r>
-              <w:t>RN-303, RN-304, RN-305</w:t>
+              <w:t>RN-301</w:t>
             </w:r>
           </w:p>
         </w:tc>
@@ -57408,7 +58272,7 @@
               <w:pStyle w:val="Celda"/>
             </w:pPr>
             <w:r>
-              <w:t>RE-3.6.1, RE-3.6.2, RE-3.6.3, RE-3.6.4</w:t>
+              <w:t>RE-3.5.1, RE-3.5.2, RE-3.5.3</w:t>
             </w:r>
           </w:p>
         </w:tc>
@@ -57432,7 +58296,7 @@
               <w:noBreakHyphen/>
             </w:r>
             <w:r>
-              <w:t>4.1</w:t>
+              <w:t>3.6</w:t>
             </w:r>
           </w:p>
         </w:tc>
@@ -57445,7 +58309,7 @@
               <w:pStyle w:val="Celda"/>
             </w:pPr>
             <w:r>
-              <w:t>RN-401, RN-402, RN-403, RN-404</w:t>
+              <w:t>RN-303, RN-304, RN-305</w:t>
             </w:r>
           </w:p>
         </w:tc>
@@ -57458,7 +58322,7 @@
               <w:pStyle w:val="Celda"/>
             </w:pPr>
             <w:r>
-              <w:t>RE-4.1.1, RE-4.1.2, RE-4.1.3, RE-4.1.4, RE-4.1.5</w:t>
+              <w:t>RE-3.6.1, RE-3.6.2, RE-3.6.3, RE-3.6.4</w:t>
             </w:r>
           </w:p>
         </w:tc>
@@ -57482,7 +58346,7 @@
               <w:noBreakHyphen/>
             </w:r>
             <w:r>
-              <w:t>4.2</w:t>
+              <w:t>4.1</w:t>
             </w:r>
           </w:p>
         </w:tc>
@@ -57495,7 +58359,7 @@
               <w:pStyle w:val="Celda"/>
             </w:pPr>
             <w:r>
-              <w:t>RN-405</w:t>
+              <w:t>RN-401, RN-402, RN-403, RN-404</w:t>
             </w:r>
           </w:p>
         </w:tc>
@@ -57508,7 +58372,7 @@
               <w:pStyle w:val="Celda"/>
             </w:pPr>
             <w:r>
-              <w:t>RE-4.2.1, RE-4.2.2, RE-4.2.3, RE-4.2.4</w:t>
+              <w:t>RE-4.1.1, RE-4.1.2, RE-4.1.3, RE-4.1.4, RE-4.1.5</w:t>
             </w:r>
           </w:p>
         </w:tc>
@@ -57532,7 +58396,7 @@
               <w:noBreakHyphen/>
             </w:r>
             <w:r>
-              <w:t>4.3</w:t>
+              <w:t>4.2</w:t>
             </w:r>
           </w:p>
         </w:tc>
@@ -57545,7 +58409,7 @@
               <w:pStyle w:val="Celda"/>
             </w:pPr>
             <w:r>
-              <w:t>RN-406, RN-407, RN-409, RN-410</w:t>
+              <w:t>RN-405</w:t>
             </w:r>
           </w:p>
         </w:tc>
@@ -57558,7 +58422,7 @@
               <w:pStyle w:val="Celda"/>
             </w:pPr>
             <w:r>
-              <w:t>RE-4.3.1, RE-4.3.2, RE-4.3.3, RE-4.3.4, RE-4.3.5, RE-4.3.6, RE-4.3.7, RE-4.3.8, RE-4.3.9</w:t>
+              <w:t>RE-4.2.1, RE-4.2.2, RE-4.2.3, RE-4.2.4</w:t>
             </w:r>
           </w:p>
         </w:tc>
@@ -57582,7 +58446,7 @@
               <w:noBreakHyphen/>
             </w:r>
             <w:r>
-              <w:t>4.4</w:t>
+              <w:t>4.3</w:t>
             </w:r>
           </w:p>
         </w:tc>
@@ -57595,7 +58459,7 @@
               <w:pStyle w:val="Celda"/>
             </w:pPr>
             <w:r>
-              <w:t>RN-404</w:t>
+              <w:t>RN-406, RN-407, RN-409, RN-410</w:t>
             </w:r>
           </w:p>
         </w:tc>
@@ -57608,7 +58472,7 @@
               <w:pStyle w:val="Celda"/>
             </w:pPr>
             <w:r>
-              <w:t>RE-4.4.1, RE-4.4.2, RE-4.4.3, RE-4.4.4</w:t>
+              <w:t>RE-4.3.1, RE-4.3.2, RE-4.3.3, RE-4.3.4, RE-4.3.5, RE-4.3.6, RE-4.3.7, RE-4.3.8, RE-4.3.9</w:t>
             </w:r>
           </w:p>
         </w:tc>
@@ -57632,7 +58496,7 @@
               <w:noBreakHyphen/>
             </w:r>
             <w:r>
-              <w:t>4.5</w:t>
+              <w:t>4.4</w:t>
             </w:r>
           </w:p>
         </w:tc>
@@ -57645,7 +58509,7 @@
               <w:pStyle w:val="Celda"/>
             </w:pPr>
             <w:r>
-              <w:t>RN-401</w:t>
+              <w:t>RN-404</w:t>
             </w:r>
           </w:p>
         </w:tc>
@@ -57658,7 +58522,7 @@
               <w:pStyle w:val="Celda"/>
             </w:pPr>
             <w:r>
-              <w:t>RE-4.5.1, RE-4.5.2, RE-4.5.3</w:t>
+              <w:t>RE-4.4.1, RE-4.4.2, RE-4.4.3, RE-4.4.4</w:t>
             </w:r>
           </w:p>
         </w:tc>
@@ -57682,7 +58546,7 @@
               <w:noBreakHyphen/>
             </w:r>
             <w:r>
-              <w:t>4.6</w:t>
+              <w:t>4.5</w:t>
             </w:r>
           </w:p>
         </w:tc>
@@ -57695,7 +58559,7 @@
               <w:pStyle w:val="Celda"/>
             </w:pPr>
             <w:r>
-              <w:t>RN-401, RN-403</w:t>
+              <w:t>RN-401</w:t>
             </w:r>
           </w:p>
         </w:tc>
@@ -57708,7 +58572,7 @@
               <w:pStyle w:val="Celda"/>
             </w:pPr>
             <w:r>
-              <w:t>RE-4.6.1, RE-4.6.2</w:t>
+              <w:t>RE-4.5.1, RE-4.5.2, RE-4.5.3</w:t>
             </w:r>
           </w:p>
         </w:tc>
@@ -57732,7 +58596,7 @@
               <w:noBreakHyphen/>
             </w:r>
             <w:r>
-              <w:t>4.7</w:t>
+              <w:t>4.6</w:t>
             </w:r>
           </w:p>
         </w:tc>
@@ -57745,7 +58609,7 @@
               <w:pStyle w:val="Celda"/>
             </w:pPr>
             <w:r>
-              <w:t>RN-405, RN-408</w:t>
+              <w:t>RN-401, RN-403</w:t>
             </w:r>
           </w:p>
         </w:tc>
@@ -57758,7 +58622,7 @@
               <w:pStyle w:val="Celda"/>
             </w:pPr>
             <w:r>
-              <w:t>RE-4.7.1, RE-4.7.2, RE-4.7.3</w:t>
+              <w:t>RE-4.6.1, RE-4.6.2</w:t>
             </w:r>
           </w:p>
         </w:tc>
@@ -57782,7 +58646,7 @@
               <w:noBreakHyphen/>
             </w:r>
             <w:r>
-              <w:t>4.8</w:t>
+              <w:t>4.7</w:t>
             </w:r>
           </w:p>
         </w:tc>
@@ -57795,7 +58659,7 @@
               <w:pStyle w:val="Celda"/>
             </w:pPr>
             <w:r>
-              <w:t>RN-402, RN-703</w:t>
+              <w:t>RN-405, RN-408</w:t>
             </w:r>
           </w:p>
         </w:tc>
@@ -57808,7 +58672,7 @@
               <w:pStyle w:val="Celda"/>
             </w:pPr>
             <w:r>
-              <w:t>RE-4.8.1, RE-4.8.2, RE-4.8.3</w:t>
+              <w:t>RE-4.7.1, RE-4.7.2, RE-4.7.3</w:t>
             </w:r>
           </w:p>
         </w:tc>
@@ -57832,7 +58696,7 @@
               <w:noBreakHyphen/>
             </w:r>
             <w:r>
-              <w:t>4.9</w:t>
+              <w:t>4.8</w:t>
             </w:r>
           </w:p>
         </w:tc>
@@ -57845,7 +58709,7 @@
               <w:pStyle w:val="Celda"/>
             </w:pPr>
             <w:r>
-              <w:t>RN-401, RN-402</w:t>
+              <w:t>RN-402, RN-703</w:t>
             </w:r>
           </w:p>
         </w:tc>
@@ -57858,7 +58722,7 @@
               <w:pStyle w:val="Celda"/>
             </w:pPr>
             <w:r>
-              <w:t>RE-4.9.1, RE-4.9.2, RE-4.9.3</w:t>
+              <w:t>RE-4.8.1, RE-4.8.2, RE-4.8.3</w:t>
             </w:r>
           </w:p>
         </w:tc>
@@ -57882,7 +58746,7 @@
               <w:noBreakHyphen/>
             </w:r>
             <w:r>
-              <w:t>4.10</w:t>
+              <w:t>4.9</w:t>
             </w:r>
           </w:p>
         </w:tc>
@@ -57895,7 +58759,7 @@
               <w:pStyle w:val="Celda"/>
             </w:pPr>
             <w:r>
-              <w:t>RN-404, RN-405</w:t>
+              <w:t>RN-401, RN-402</w:t>
             </w:r>
           </w:p>
         </w:tc>
@@ -57908,7 +58772,7 @@
               <w:pStyle w:val="Celda"/>
             </w:pPr>
             <w:r>
-              <w:t>RE-4.10.1, RE-4.10.2, RE-4.10.3</w:t>
+              <w:t>RE-4.9.1, RE-4.9.2, RE-4.9.3</w:t>
             </w:r>
           </w:p>
         </w:tc>
@@ -57932,7 +58796,7 @@
               <w:noBreakHyphen/>
             </w:r>
             <w:r>
-              <w:t>4.11</w:t>
+              <w:t>4.10</w:t>
             </w:r>
           </w:p>
         </w:tc>
@@ -57945,7 +58809,7 @@
               <w:pStyle w:val="Celda"/>
             </w:pPr>
             <w:r>
-              <w:t>RN-706, RN-703, RN-415</w:t>
+              <w:t>RN-404, RN-405</w:t>
             </w:r>
           </w:p>
         </w:tc>
@@ -57958,7 +58822,7 @@
               <w:pStyle w:val="Celda"/>
             </w:pPr>
             <w:r>
-              <w:t>RE-4.11.1, RE-4.11.2, RE-4.11.3, RE-4.11.4, RE-4.11.5</w:t>
+              <w:t>RE-4.10.1, RE-4.10.2, RE-4.10.3</w:t>
             </w:r>
           </w:p>
         </w:tc>
@@ -57982,7 +58846,7 @@
               <w:noBreakHyphen/>
             </w:r>
             <w:r>
-              <w:t>4.12</w:t>
+              <w:t>4.11</w:t>
             </w:r>
           </w:p>
         </w:tc>
@@ -57995,7 +58859,7 @@
               <w:pStyle w:val="Celda"/>
             </w:pPr>
             <w:r>
-              <w:t>RN-414, RN-415</w:t>
+              <w:t>RN-706, RN-703, RN-415</w:t>
             </w:r>
           </w:p>
         </w:tc>
@@ -58008,7 +58872,7 @@
               <w:pStyle w:val="Celda"/>
             </w:pPr>
             <w:r>
-              <w:t>RE-4.12.1, RE-4.12.2, RE-4.12.3, RE-4.12.4, RE-4.12.5</w:t>
+              <w:t>RE-4.11.1, RE-4.11.2, RE-4.11.3, RE-4.11.4, RE-4.11.5</w:t>
             </w:r>
           </w:p>
         </w:tc>
@@ -58032,7 +58896,7 @@
               <w:noBreakHyphen/>
             </w:r>
             <w:r>
-              <w:t>4.13</w:t>
+              <w:t>4.12</w:t>
             </w:r>
           </w:p>
         </w:tc>
@@ -58045,7 +58909,7 @@
               <w:pStyle w:val="Celda"/>
             </w:pPr>
             <w:r>
-              <w:t>RN-411, RN-415, RN-401, RN-402, RN-420, RN-422</w:t>
+              <w:t>RN-414, RN-415</w:t>
             </w:r>
           </w:p>
         </w:tc>
@@ -58058,7 +58922,7 @@
               <w:pStyle w:val="Celda"/>
             </w:pPr>
             <w:r>
-              <w:t>RE-4.13.1, RE-4.13.2, RE-4.13.3, RE-4.13.4, RE-4.13.5, RE-4.13.6, RE-4.13.7</w:t>
+              <w:t>RE-4.12.1, RE-4.12.2, RE-4.12.3, RE-4.12.4, RE-4.12.5</w:t>
             </w:r>
           </w:p>
         </w:tc>
@@ -58083,7 +58947,7 @@
               <w:noBreakHyphen/>
             </w:r>
             <w:r>
-              <w:t>4.14</w:t>
+              <w:t>4.13</w:t>
             </w:r>
           </w:p>
         </w:tc>
@@ -58096,7 +58960,7 @@
               <w:pStyle w:val="Celda"/>
             </w:pPr>
             <w:r>
-              <w:t>RN-412, RN-413, RN-415, RN-428, RN-429</w:t>
+              <w:t>RN-411, RN-415, RN-401, RN-402, RN-420, RN-422</w:t>
             </w:r>
           </w:p>
         </w:tc>
@@ -58109,7 +58973,7 @@
               <w:pStyle w:val="Celda"/>
             </w:pPr>
             <w:r>
-              <w:t>RE-4.14.1, RE-4.14.2, RE-4.14.3, RE-4.14.4, RE-4.14.5, RE-4.14.6, RE-4.14.7</w:t>
+              <w:t>RE-4.13.1, RE-4.13.2, RE-4.13.3, RE-4.13.4, RE-4.13.5, RE-4.13.6, RE-4.13.7</w:t>
             </w:r>
           </w:p>
         </w:tc>
@@ -58133,7 +58997,7 @@
               <w:noBreakHyphen/>
             </w:r>
             <w:r>
-              <w:t>4.15</w:t>
+              <w:t>4.14</w:t>
             </w:r>
           </w:p>
         </w:tc>
@@ -58146,7 +59010,7 @@
               <w:pStyle w:val="Celda"/>
             </w:pPr>
             <w:r>
-              <w:t>RN-411, RN-415, RN-420, RN-421, RN-427</w:t>
+              <w:t>RN-412, RN-413, RN-415, RN-428, RN-429</w:t>
             </w:r>
           </w:p>
         </w:tc>
@@ -58159,7 +59023,7 @@
               <w:pStyle w:val="Celda"/>
             </w:pPr>
             <w:r>
-              <w:t>RE-4.15.1, RE-4.15.2, RE-4.15.3, RE-4.15.4, RE-4.15.5, RE-4.15.6, RE-4.15.7, RE-4.15.8</w:t>
+              <w:t>RE-4.14.1, RE-4.14.2, RE-4.14.3, RE-4.14.4, RE-4.14.5, RE-4.14.6, RE-4.14.7</w:t>
             </w:r>
           </w:p>
         </w:tc>
@@ -58183,7 +59047,7 @@
               <w:noBreakHyphen/>
             </w:r>
             <w:r>
-              <w:t>4.16</w:t>
+              <w:t>4.15</w:t>
             </w:r>
           </w:p>
         </w:tc>
@@ -58196,7 +59060,7 @@
               <w:pStyle w:val="Celda"/>
             </w:pPr>
             <w:r>
-              <w:t>RN-803</w:t>
+              <w:t>RN-411, RN-415, RN-420, RN-421, RN-427</w:t>
             </w:r>
           </w:p>
         </w:tc>
@@ -58209,7 +59073,7 @@
               <w:pStyle w:val="Celda"/>
             </w:pPr>
             <w:r>
-              <w:t>RE-4.16.1, RE-4.16.2</w:t>
+              <w:t>RE-4.15.1, RE-4.15.2, RE-4.15.3, RE-4.15.4, RE-4.15.5, RE-4.15.6, RE-4.15.7, RE-4.15.8</w:t>
             </w:r>
           </w:p>
         </w:tc>
@@ -58233,7 +59097,7 @@
               <w:noBreakHyphen/>
             </w:r>
             <w:r>
-              <w:t>4.17</w:t>
+              <w:t>4.16</w:t>
             </w:r>
           </w:p>
         </w:tc>
@@ -58246,7 +59110,7 @@
               <w:pStyle w:val="Celda"/>
             </w:pPr>
             <w:r>
-              <w:t>RN-423, RN-411</w:t>
+              <w:t>RN-803</w:t>
             </w:r>
           </w:p>
         </w:tc>
@@ -58259,7 +59123,7 @@
               <w:pStyle w:val="Celda"/>
             </w:pPr>
             <w:r>
-              <w:t>RE-4.17.1, RE-4.17.2, RE-4.17.3, RE-4.17.4</w:t>
+              <w:t>RE-4.16.1, RE-4.16.2</w:t>
             </w:r>
           </w:p>
         </w:tc>
@@ -58283,7 +59147,7 @@
               <w:noBreakHyphen/>
             </w:r>
             <w:r>
-              <w:t>4.18</w:t>
+              <w:t>4.17</w:t>
             </w:r>
           </w:p>
         </w:tc>
@@ -58296,7 +59160,7 @@
               <w:pStyle w:val="Celda"/>
             </w:pPr>
             <w:r>
-              <w:t>RN-419, RN-209</w:t>
+              <w:t>RN-423, RN-411</w:t>
             </w:r>
           </w:p>
         </w:tc>
@@ -58309,7 +59173,7 @@
               <w:pStyle w:val="Celda"/>
             </w:pPr>
             <w:r>
-              <w:t>RE-4.18.1, RE-4.18.2, RE-4.18.3, RE-4.18.4</w:t>
+              <w:t>RE-4.17.1, RE-4.17.2, RE-4.17.3, RE-4.17.4</w:t>
             </w:r>
           </w:p>
         </w:tc>
@@ -58333,7 +59197,7 @@
               <w:noBreakHyphen/>
             </w:r>
             <w:r>
-              <w:t>4.19</w:t>
+              <w:t>4.18</w:t>
             </w:r>
           </w:p>
         </w:tc>
@@ -58346,7 +59210,7 @@
               <w:pStyle w:val="Celda"/>
             </w:pPr>
             <w:r>
-              <w:t>RN-426, RN-408, RN-412</w:t>
+              <w:t>RN-419, RN-209</w:t>
             </w:r>
           </w:p>
         </w:tc>
@@ -58359,7 +59223,7 @@
               <w:pStyle w:val="Celda"/>
             </w:pPr>
             <w:r>
-              <w:t>RE-4.19.1, RE-4.19.2, RE-4.19.3, RE-4.19.4</w:t>
+              <w:t>RE-4.18.1, RE-4.18.2, RE-4.18.3, RE-4.18.4</w:t>
             </w:r>
           </w:p>
         </w:tc>
@@ -58383,7 +59247,7 @@
               <w:noBreakHyphen/>
             </w:r>
             <w:r>
-              <w:t>5.1</w:t>
+              <w:t>4.19</w:t>
             </w:r>
           </w:p>
         </w:tc>
@@ -58396,7 +59260,7 @@
               <w:pStyle w:val="Celda"/>
             </w:pPr>
             <w:r>
-              <w:t>RN-G02</w:t>
+              <w:t>RN-426, RN-408, RN-412</w:t>
             </w:r>
           </w:p>
         </w:tc>
@@ -58409,7 +59273,7 @@
               <w:pStyle w:val="Celda"/>
             </w:pPr>
             <w:r>
-              <w:t>RE-5.1.1, RE-5.1.2, RE-5.1.3, RE-5.1.4, RE-5.1.5, RE-5.1.6, RE-5.1.7, RE-5.1.8, RE-5.1.9, RE-5.1.10</w:t>
+              <w:t>RE-4.19.1, RE-4.19.2, RE-4.19.3, RE-4.19.4</w:t>
             </w:r>
           </w:p>
         </w:tc>
@@ -58433,7 +59297,7 @@
               <w:noBreakHyphen/>
             </w:r>
             <w:r>
-              <w:t>5.2</w:t>
+              <w:t>5.1</w:t>
             </w:r>
           </w:p>
         </w:tc>
@@ -58446,7 +59310,7 @@
               <w:pStyle w:val="Celda"/>
             </w:pPr>
             <w:r>
-              <w:t>RN-101, RN-G06, RN-501</w:t>
+              <w:t>RN-G02</w:t>
             </w:r>
           </w:p>
         </w:tc>
@@ -58459,7 +59323,7 @@
               <w:pStyle w:val="Celda"/>
             </w:pPr>
             <w:r>
-              <w:t>RE-5.2.1, RE-5.2.2, RE-5.2.3, RE-5.2.4, RE-5.2.5</w:t>
+              <w:t>RE-5.1.1, RE-5.1.2, RE-5.1.3, RE-5.1.4, RE-5.1.5, RE-5.1.6, RE-5.1.7, RE-5.1.8, RE-5.1.9, RE-5.1.10</w:t>
             </w:r>
           </w:p>
         </w:tc>
@@ -58483,7 +59347,7 @@
               <w:noBreakHyphen/>
             </w:r>
             <w:r>
-              <w:t>5.3</w:t>
+              <w:t>5.2</w:t>
             </w:r>
           </w:p>
         </w:tc>
@@ -58496,7 +59360,7 @@
               <w:pStyle w:val="Celda"/>
             </w:pPr>
             <w:r>
-              <w:t>RN-401, RN-402, RN-501, RN-109, RN-110</w:t>
+              <w:t>RN-101, RN-G06, RN-501</w:t>
             </w:r>
           </w:p>
         </w:tc>
@@ -58509,7 +59373,7 @@
               <w:pStyle w:val="Celda"/>
             </w:pPr>
             <w:r>
-              <w:t>RE-5.3.1, RE-5.3.2, RE-5.3.3, RE-5.3.4, RE-5.3.5</w:t>
+              <w:t>RE-5.2.1, RE-5.2.2, RE-5.2.3, RE-5.2.4, RE-5.2.5</w:t>
             </w:r>
           </w:p>
         </w:tc>
@@ -58533,7 +59397,7 @@
               <w:noBreakHyphen/>
             </w:r>
             <w:r>
-              <w:t>5.4</w:t>
+              <w:t>5.3</w:t>
             </w:r>
           </w:p>
         </w:tc>
@@ -58546,7 +59410,7 @@
               <w:pStyle w:val="Celda"/>
             </w:pPr>
             <w:r>
-              <w:t>RN-104, RN-108, RN-G02</w:t>
+              <w:t>RN-401, RN-402, RN-501, RN-109, RN-110</w:t>
             </w:r>
           </w:p>
         </w:tc>
@@ -58559,7 +59423,7 @@
               <w:pStyle w:val="Celda"/>
             </w:pPr>
             <w:r>
-              <w:t>RE-5.4.1, RE-5.4.2, RE-5.4.3</w:t>
+              <w:t>RE-5.3.1, RE-5.3.2, RE-5.3.3, RE-5.3.4, RE-5.3.5</w:t>
             </w:r>
           </w:p>
         </w:tc>
@@ -58583,7 +59447,7 @@
               <w:noBreakHyphen/>
             </w:r>
             <w:r>
-              <w:t>5.5</w:t>
+              <w:t>5.4</w:t>
             </w:r>
           </w:p>
         </w:tc>
@@ -58596,7 +59460,7 @@
               <w:pStyle w:val="Celda"/>
             </w:pPr>
             <w:r>
-              <w:t>RN-206, RN-G02, RN-114</w:t>
+              <w:t>RN-104, RN-108, RN-G02</w:t>
             </w:r>
           </w:p>
         </w:tc>
@@ -58609,7 +59473,7 @@
               <w:pStyle w:val="Celda"/>
             </w:pPr>
             <w:r>
-              <w:t>RE-5.5.1, RE-5.5.2, RE-5.5.3</w:t>
+              <w:t>RE-5.4.1, RE-5.4.2, RE-5.4.3</w:t>
             </w:r>
           </w:p>
         </w:tc>
@@ -58633,7 +59497,7 @@
               <w:noBreakHyphen/>
             </w:r>
             <w:r>
-              <w:t>5.6</w:t>
+              <w:t>5.5</w:t>
             </w:r>
           </w:p>
         </w:tc>
@@ -58646,7 +59510,7 @@
               <w:pStyle w:val="Celda"/>
             </w:pPr>
             <w:r>
-              <w:t>RN-405, RN-401, RN-G02</w:t>
+              <w:t>RN-206, RN-G02, RN-114</w:t>
             </w:r>
           </w:p>
         </w:tc>
@@ -58659,7 +59523,7 @@
               <w:pStyle w:val="Celda"/>
             </w:pPr>
             <w:r>
-              <w:t>RE-5.6.1, RE-5.6.2, RE-5.6.3, RE-5.6.4</w:t>
+              <w:t>RE-5.5.1, RE-5.5.2, RE-5.5.3</w:t>
             </w:r>
           </w:p>
         </w:tc>
@@ -58683,7 +59547,7 @@
               <w:noBreakHyphen/>
             </w:r>
             <w:r>
-              <w:t>5.7</w:t>
+              <w:t>5.6</w:t>
             </w:r>
           </w:p>
         </w:tc>
@@ -58696,7 +59560,7 @@
               <w:pStyle w:val="Celda"/>
             </w:pPr>
             <w:r>
-              <w:t>RN-G02</w:t>
+              <w:t>RN-405, RN-401, RN-G02</w:t>
             </w:r>
           </w:p>
         </w:tc>
@@ -58709,7 +59573,7 @@
               <w:pStyle w:val="Celda"/>
             </w:pPr>
             <w:r>
-              <w:t>RE-5.7.1, RE-5.7.2, RE-5.7.3, RE-5.7.4</w:t>
+              <w:t>RE-5.6.1, RE-5.6.2, RE-5.6.3, RE-5.6.4</w:t>
             </w:r>
           </w:p>
         </w:tc>
@@ -58733,7 +59597,7 @@
               <w:noBreakHyphen/>
             </w:r>
             <w:r>
-              <w:t>5.8</w:t>
+              <w:t>5.7</w:t>
             </w:r>
           </w:p>
         </w:tc>
@@ -58746,7 +59610,7 @@
               <w:pStyle w:val="Celda"/>
             </w:pPr>
             <w:r>
-              <w:t>RN-109, RN-G06</w:t>
+              <w:t>RN-G02</w:t>
             </w:r>
           </w:p>
         </w:tc>
@@ -58759,7 +59623,7 @@
               <w:pStyle w:val="Celda"/>
             </w:pPr>
             <w:r>
-              <w:t>RE-5.8.1, RE-5.8.2, RE-5.8.3, RE-5.8.4, RE-5.8.5, RE-5.8.6</w:t>
+              <w:t>RE-5.7.1, RE-5.7.2, RE-5.7.3, RE-5.7.4</w:t>
             </w:r>
           </w:p>
         </w:tc>
@@ -58783,7 +59647,7 @@
               <w:noBreakHyphen/>
             </w:r>
             <w:r>
-              <w:t>5.9</w:t>
+              <w:t>5.8</w:t>
             </w:r>
           </w:p>
         </w:tc>
@@ -58796,7 +59660,7 @@
               <w:pStyle w:val="Celda"/>
             </w:pPr>
             <w:r>
-              <w:t>RN-109, RN-114, RN-G13</w:t>
+              <w:t>RN-109, RN-G06</w:t>
             </w:r>
           </w:p>
         </w:tc>
@@ -58809,7 +59673,7 @@
               <w:pStyle w:val="Celda"/>
             </w:pPr>
             <w:r>
-              <w:t>RE-5.9.1, RE-5.9.2, RE-5.9.3, RE-5.9.4</w:t>
+              <w:t>RE-5.8.1, RE-5.8.2, RE-5.8.3, RE-5.8.4, RE-5.8.5, RE-5.8.6</w:t>
             </w:r>
           </w:p>
         </w:tc>
@@ -58833,7 +59697,7 @@
               <w:noBreakHyphen/>
             </w:r>
             <w:r>
-              <w:t>5.10</w:t>
+              <w:t>5.9</w:t>
             </w:r>
           </w:p>
         </w:tc>
@@ -58846,7 +59710,7 @@
               <w:pStyle w:val="Celda"/>
             </w:pPr>
             <w:r>
-              <w:t>RN-110, RN-502, RN-503</w:t>
+              <w:t>RN-109, RN-114, RN-G13</w:t>
             </w:r>
           </w:p>
         </w:tc>
@@ -58859,7 +59723,7 @@
               <w:pStyle w:val="Celda"/>
             </w:pPr>
             <w:r>
-              <w:t>RE-5.10.1, RE-5.10.2, RE-5.10.3, RE-5.10.4, RE-5.10.5</w:t>
+              <w:t>RE-5.9.1, RE-5.9.2, RE-5.9.3, RE-5.9.4</w:t>
             </w:r>
           </w:p>
         </w:tc>
@@ -58883,7 +59747,7 @@
               <w:noBreakHyphen/>
             </w:r>
             <w:r>
-              <w:t>5.11</w:t>
+              <w:t>5.10</w:t>
             </w:r>
           </w:p>
         </w:tc>
@@ -58896,7 +59760,7 @@
               <w:pStyle w:val="Celda"/>
             </w:pPr>
             <w:r>
-              <w:t>RN-502, RN-503, RN-504, RN-505</w:t>
+              <w:t>RN-110, RN-502, RN-503</w:t>
             </w:r>
           </w:p>
         </w:tc>
@@ -58909,7 +59773,7 @@
               <w:pStyle w:val="Celda"/>
             </w:pPr>
             <w:r>
-              <w:t>RE-5.11.1, RE-5.11.2, RE-5.11.3, RE-5.11.4, RE-5.11.5, RE-5.11.6</w:t>
+              <w:t>RE-5.10.1, RE-5.10.2, RE-5.10.3, RE-5.10.4, RE-5.10.5</w:t>
             </w:r>
           </w:p>
         </w:tc>
@@ -58933,7 +59797,7 @@
               <w:noBreakHyphen/>
             </w:r>
             <w:r>
-              <w:t>5.12</w:t>
+              <w:t>5.11</w:t>
             </w:r>
           </w:p>
         </w:tc>
@@ -58946,7 +59810,7 @@
               <w:pStyle w:val="Celda"/>
             </w:pPr>
             <w:r>
-              <w:t>RN-113, RN-115, RN-G07</w:t>
+              <w:t>RN-502, RN-503, RN-504, RN-505</w:t>
             </w:r>
           </w:p>
         </w:tc>
@@ -58959,7 +59823,7 @@
               <w:pStyle w:val="Celda"/>
             </w:pPr>
             <w:r>
-              <w:t>RE-5.12.1, RE-5.12.2, RE-5.12.3, RE-5.12.4</w:t>
+              <w:t>RE-5.11.1, RE-5.11.2, RE-5.11.3, RE-5.11.4, RE-5.11.5, RE-5.11.6</w:t>
             </w:r>
           </w:p>
         </w:tc>
@@ -58983,7 +59847,7 @@
               <w:noBreakHyphen/>
             </w:r>
             <w:r>
-              <w:t>5.13</w:t>
+              <w:t>5.12</w:t>
             </w:r>
           </w:p>
         </w:tc>
@@ -58996,7 +59860,7 @@
               <w:pStyle w:val="Celda"/>
             </w:pPr>
             <w:r>
-              <w:t>RN-109, RN-110, RN-115, RN-116</w:t>
+              <w:t>RN-113, RN-115, RN-G07</w:t>
             </w:r>
           </w:p>
         </w:tc>
@@ -59009,7 +59873,7 @@
               <w:pStyle w:val="Celda"/>
             </w:pPr>
             <w:r>
-              <w:t>RE-5.13.1, RE-5.13.2, RE-5.13.3, RE-5.13.4, RE-5.13.5</w:t>
+              <w:t>RE-5.12.1, RE-5.12.2, RE-5.12.3, RE-5.12.4</w:t>
             </w:r>
           </w:p>
         </w:tc>
@@ -59033,7 +59897,7 @@
               <w:noBreakHyphen/>
             </w:r>
             <w:r>
-              <w:t>5.14</w:t>
+              <w:t>5.13</w:t>
             </w:r>
           </w:p>
         </w:tc>
@@ -59046,7 +59910,7 @@
               <w:pStyle w:val="Celda"/>
             </w:pPr>
             <w:r>
-              <w:t>RN-G16, RN-G07</w:t>
+              <w:t>RN-109, RN-110, RN-115, RN-116</w:t>
             </w:r>
           </w:p>
         </w:tc>
@@ -59059,7 +59923,7 @@
               <w:pStyle w:val="Celda"/>
             </w:pPr>
             <w:r>
-              <w:t>RE-5.14.1, RE-5.14.2, RE-5.14.3, RE-5.14.4, RE-5.14.5</w:t>
+              <w:t>RE-5.13.1, RE-5.13.2, RE-5.13.3, RE-5.13.4, RE-5.13.5</w:t>
             </w:r>
           </w:p>
         </w:tc>
@@ -59083,7 +59947,7 @@
               <w:noBreakHyphen/>
             </w:r>
             <w:r>
-              <w:t>6.1</w:t>
+              <w:t>5.14</w:t>
             </w:r>
           </w:p>
         </w:tc>
@@ -59096,7 +59960,7 @@
               <w:pStyle w:val="Celda"/>
             </w:pPr>
             <w:r>
-              <w:t>RN-G01, RN-407, RN-409</w:t>
+              <w:t>RN-G16, RN-G07</w:t>
             </w:r>
           </w:p>
         </w:tc>
@@ -59109,7 +59973,7 @@
               <w:pStyle w:val="Celda"/>
             </w:pPr>
             <w:r>
-              <w:t>RE-6.1.1, RE-6.1.2, RE-6.1.3, RE-6.1.4, RE-6.1.5, RE-6.1.6, RE-6.1.7</w:t>
+              <w:t>RE-5.14.1, RE-5.14.2, RE-5.14.3, RE-5.14.4, RE-5.14.5</w:t>
             </w:r>
           </w:p>
         </w:tc>
@@ -59133,7 +59997,7 @@
               <w:noBreakHyphen/>
             </w:r>
             <w:r>
-              <w:t>6.2</w:t>
+              <w:t>6.1</w:t>
             </w:r>
           </w:p>
         </w:tc>
@@ -59146,7 +60010,7 @@
               <w:pStyle w:val="Celda"/>
             </w:pPr>
             <w:r>
-              <w:t>RN-G01, RN-408, RN-409</w:t>
+              <w:t>RN-G01, RN-407, RN-409</w:t>
             </w:r>
           </w:p>
         </w:tc>
@@ -59159,7 +60023,7 @@
               <w:pStyle w:val="Celda"/>
             </w:pPr>
             <w:r>
-              <w:t>RE-6.2.1, RE-6.2.2, RE-6.2.3, RE-6.2.4, RE-6.2.5, RE-6.2.6</w:t>
+              <w:t>RE-6.1.1, RE-6.1.2, RE-6.1.3, RE-6.1.4, RE-6.1.5, RE-6.1.6, RE-6.1.7</w:t>
             </w:r>
           </w:p>
         </w:tc>
@@ -59183,7 +60047,7 @@
               <w:noBreakHyphen/>
             </w:r>
             <w:r>
-              <w:t>6.3</w:t>
+              <w:t>6.2</w:t>
             </w:r>
           </w:p>
         </w:tc>
@@ -59196,7 +60060,7 @@
               <w:pStyle w:val="Celda"/>
             </w:pPr>
             <w:r>
-              <w:t>RN-701</w:t>
+              <w:t>RN-G01, RN-408, RN-409</w:t>
             </w:r>
           </w:p>
         </w:tc>
@@ -59209,7 +60073,7 @@
               <w:pStyle w:val="Celda"/>
             </w:pPr>
             <w:r>
-              <w:t>RE-6.3.1, RE-6.3.2, RE-6.3.3, RE-6.3.4</w:t>
+              <w:t>RE-6.2.1, RE-6.2.2, RE-6.2.3, RE-6.2.4, RE-6.2.5, RE-6.2.6</w:t>
             </w:r>
           </w:p>
         </w:tc>
@@ -59233,7 +60097,7 @@
               <w:noBreakHyphen/>
             </w:r>
             <w:r>
-              <w:t>6.4</w:t>
+              <w:t>6.3</w:t>
             </w:r>
           </w:p>
         </w:tc>
@@ -59259,7 +60123,7 @@
               <w:pStyle w:val="Celda"/>
             </w:pPr>
             <w:r>
-              <w:t>RE-6.4.1, RE-6.4.2, RE-6.4.3, RE-6.4.4</w:t>
+              <w:t>RE-6.3.1, RE-6.3.2, RE-6.3.3, RE-6.3.4</w:t>
             </w:r>
           </w:p>
         </w:tc>
@@ -59283,7 +60147,7 @@
               <w:noBreakHyphen/>
             </w:r>
             <w:r>
-              <w:t>6.5</w:t>
+              <w:t>6.4</w:t>
             </w:r>
           </w:p>
         </w:tc>
@@ -59309,7 +60173,7 @@
               <w:pStyle w:val="Celda"/>
             </w:pPr>
             <w:r>
-              <w:t>RE-6.5.1, RE-6.5.2, RE-6.5.3</w:t>
+              <w:t>RE-6.4.1, RE-6.4.2, RE-6.4.3, RE-6.4.4</w:t>
             </w:r>
           </w:p>
         </w:tc>
@@ -59333,7 +60197,7 @@
               <w:noBreakHyphen/>
             </w:r>
             <w:r>
-              <w:t>7.1</w:t>
+              <w:t>6.5</w:t>
             </w:r>
           </w:p>
         </w:tc>
@@ -59346,7 +60210,7 @@
               <w:pStyle w:val="Celda"/>
             </w:pPr>
             <w:r>
-              <w:t>RN-703, RN-701</w:t>
+              <w:t>RN-701</w:t>
             </w:r>
           </w:p>
         </w:tc>
@@ -59359,7 +60223,7 @@
               <w:pStyle w:val="Celda"/>
             </w:pPr>
             <w:r>
-              <w:t>RE-7.1.1, RE-7.1.2, RE-7.1.3, RE-7.1.4</w:t>
+              <w:t>RE-6.5.1, RE-6.5.2, RE-6.5.3</w:t>
             </w:r>
           </w:p>
         </w:tc>
@@ -59383,7 +60247,7 @@
               <w:noBreakHyphen/>
             </w:r>
             <w:r>
-              <w:t>7.2</w:t>
+              <w:t>7.1</w:t>
             </w:r>
           </w:p>
         </w:tc>
@@ -59396,7 +60260,7 @@
               <w:pStyle w:val="Celda"/>
             </w:pPr>
             <w:r>
-              <w:t>RN-702</w:t>
+              <w:t>RN-703, RN-701</w:t>
             </w:r>
           </w:p>
         </w:tc>
@@ -59409,7 +60273,7 @@
               <w:pStyle w:val="Celda"/>
             </w:pPr>
             <w:r>
-              <w:t>RE-7.2.1, RE-7.2.2, RE-7.2.3</w:t>
+              <w:t>RE-7.1.1, RE-7.1.2, RE-7.1.3, RE-7.1.4</w:t>
             </w:r>
           </w:p>
         </w:tc>
@@ -59433,7 +60297,7 @@
               <w:noBreakHyphen/>
             </w:r>
             <w:r>
-              <w:t>7.3</w:t>
+              <w:t>7.2</w:t>
             </w:r>
           </w:p>
         </w:tc>
@@ -59446,7 +60310,7 @@
               <w:pStyle w:val="Celda"/>
             </w:pPr>
             <w:r>
-              <w:t>RN-705, RN-009, RN-701</w:t>
+              <w:t>RN-702</w:t>
             </w:r>
           </w:p>
         </w:tc>
@@ -59459,7 +60323,7 @@
               <w:pStyle w:val="Celda"/>
             </w:pPr>
             <w:r>
-              <w:t>RE-7.3.1, RE-7.3.2, RE-7.3.3, RE-7.3.4, RE-7.3.5</w:t>
+              <w:t>RE-7.2.1, RE-7.2.2, RE-7.2.3</w:t>
             </w:r>
           </w:p>
         </w:tc>
@@ -59483,7 +60347,7 @@
               <w:noBreakHyphen/>
             </w:r>
             <w:r>
-              <w:t>7.4</w:t>
+              <w:t>7.3</w:t>
             </w:r>
           </w:p>
         </w:tc>
@@ -59496,7 +60360,7 @@
               <w:pStyle w:val="Celda"/>
             </w:pPr>
             <w:r>
-              <w:t>RN-009, RN-415, RN-421, RN-701, RN-427</w:t>
+              <w:t>RN-705, RN-009, RN-701</w:t>
             </w:r>
           </w:p>
         </w:tc>
@@ -59509,7 +60373,7 @@
               <w:pStyle w:val="Celda"/>
             </w:pPr>
             <w:r>
-              <w:t>RE-7.4.1, RE-7.4.2, RE-7.4.3, RE-7.4.4, RE-7.4.5, RE-7.4.6</w:t>
+              <w:t>RE-7.3.1, RE-7.3.2, RE-7.3.3, RE-7.3.4, RE-7.3.5</w:t>
             </w:r>
           </w:p>
         </w:tc>
@@ -59534,7 +60398,7 @@
               <w:noBreakHyphen/>
             </w:r>
             <w:r>
-              <w:t>7.5</w:t>
+              <w:t>7.4</w:t>
             </w:r>
           </w:p>
         </w:tc>
@@ -59547,7 +60411,7 @@
               <w:pStyle w:val="Celda"/>
             </w:pPr>
             <w:r>
-              <w:t>RN-403, RN-303, RN-703, RN-421, RN-422, RN-426, RN-428, RN-429</w:t>
+              <w:t>RN-009, RN-415, RN-421, RN-701, RN-427</w:t>
             </w:r>
           </w:p>
         </w:tc>
@@ -59560,7 +60424,7 @@
               <w:pStyle w:val="Celda"/>
             </w:pPr>
             <w:r>
-              <w:t>RE-7.5.1, RE-7.5.2, RE-7.5.3</w:t>
+              <w:t>RE-7.4.1, RE-7.4.2, RE-7.4.3, RE-7.4.4, RE-7.4.5, RE-7.4.6</w:t>
             </w:r>
           </w:p>
         </w:tc>
@@ -59584,7 +60448,7 @@
               <w:noBreakHyphen/>
             </w:r>
             <w:r>
-              <w:t>8.1</w:t>
+              <w:t>7.5</w:t>
             </w:r>
           </w:p>
         </w:tc>
@@ -59597,7 +60461,7 @@
               <w:pStyle w:val="Celda"/>
             </w:pPr>
             <w:r>
-              <w:t>RN-801, RN-804, RN-805, RN-G18</w:t>
+              <w:t>RN-403, RN-303, RN-703, RN-421, RN-422, RN-426, RN-428, RN-429</w:t>
             </w:r>
           </w:p>
         </w:tc>
@@ -59610,7 +60474,7 @@
               <w:pStyle w:val="Celda"/>
             </w:pPr>
             <w:r>
-              <w:t>RE-8.1.1, RE-8.1.2, RE-8.1.3, RE-8.1.4, RE-8.1.5, RE-8.1.6, RE-8.1.7</w:t>
+              <w:t>RE-7.5.1, RE-7.5.2, RE-7.5.3</w:t>
             </w:r>
           </w:p>
         </w:tc>
@@ -59634,7 +60498,7 @@
               <w:noBreakHyphen/>
             </w:r>
             <w:r>
-              <w:t>8.2</w:t>
+              <w:t>8.1</w:t>
             </w:r>
           </w:p>
         </w:tc>
@@ -59647,7 +60511,7 @@
               <w:pStyle w:val="Celda"/>
             </w:pPr>
             <w:r>
-              <w:t>RN-802</w:t>
+              <w:t>RN-801, RN-804, RN-805, RN-G18</w:t>
             </w:r>
           </w:p>
         </w:tc>
@@ -59660,7 +60524,7 @@
               <w:pStyle w:val="Celda"/>
             </w:pPr>
             <w:r>
-              <w:t>RE-8.2.1, RE-8.2.2</w:t>
+              <w:t>RE-8.1.1, RE-8.1.2, RE-8.1.3, RE-8.1.4, RE-8.1.5, RE-8.1.6, RE-8.1.7</w:t>
             </w:r>
           </w:p>
         </w:tc>
@@ -59684,7 +60548,7 @@
               <w:noBreakHyphen/>
             </w:r>
             <w:r>
-              <w:t>8.3</w:t>
+              <w:t>8.2</w:t>
             </w:r>
           </w:p>
         </w:tc>
@@ -59697,7 +60561,7 @@
               <w:pStyle w:val="Celda"/>
             </w:pPr>
             <w:r>
-              <w:t>RN-806</w:t>
+              <w:t>RN-802</w:t>
             </w:r>
           </w:p>
         </w:tc>
@@ -59710,7 +60574,7 @@
               <w:pStyle w:val="Celda"/>
             </w:pPr>
             <w:r>
-              <w:t>RE-8.3.1, RE-8.3.2, RE-8.3.3</w:t>
+              <w:t>RE-8.2.1, RE-8.2.2</w:t>
             </w:r>
           </w:p>
         </w:tc>
@@ -59734,7 +60598,7 @@
               <w:noBreakHyphen/>
             </w:r>
             <w:r>
-              <w:t>8.4</w:t>
+              <w:t>8.3</w:t>
             </w:r>
           </w:p>
         </w:tc>
@@ -59747,7 +60611,7 @@
               <w:pStyle w:val="Celda"/>
             </w:pPr>
             <w:r>
-              <w:t>RN-807, RN-303</w:t>
+              <w:t>RN-806</w:t>
             </w:r>
           </w:p>
         </w:tc>
@@ -59760,7 +60624,7 @@
               <w:pStyle w:val="Celda"/>
             </w:pPr>
             <w:r>
-              <w:t>RE-8.4.1, RE-8.4.2</w:t>
+              <w:t>RE-8.3.1, RE-8.3.2, RE-8.3.3</w:t>
             </w:r>
           </w:p>
         </w:tc>
@@ -59784,7 +60648,7 @@
               <w:noBreakHyphen/>
             </w:r>
             <w:r>
-              <w:t>8.5</w:t>
+              <w:t>8.4</w:t>
             </w:r>
           </w:p>
         </w:tc>
@@ -59797,7 +60661,7 @@
               <w:pStyle w:val="Celda"/>
             </w:pPr>
             <w:r>
-              <w:t>RN-808</w:t>
+              <w:t>RN-807, RN-303</w:t>
             </w:r>
           </w:p>
         </w:tc>
@@ -59810,7 +60674,7 @@
               <w:pStyle w:val="Celda"/>
             </w:pPr>
             <w:r>
-              <w:t>RE-8.5.1, RE-8.5.2</w:t>
+              <w:t>RE-8.4.1, RE-8.4.2</w:t>
             </w:r>
           </w:p>
         </w:tc>
@@ -59834,6 +60698,56 @@
               <w:noBreakHyphen/>
             </w:r>
             <w:r>
+              <w:t>8.5</w:t>
+            </w:r>
+          </w:p>
+        </w:tc>
+        <w:tc>
+          <w:tcPr>
+            <w:tcW w:w="2235" w:type="pct"/>
+          </w:tcPr>
+          <w:p>
+            <w:pPr>
+              <w:pStyle w:val="Celda"/>
+            </w:pPr>
+            <w:r>
+              <w:t>RN-808</w:t>
+            </w:r>
+          </w:p>
+        </w:tc>
+        <w:tc>
+          <w:tcPr>
+            <w:tcW w:w="2241" w:type="pct"/>
+          </w:tcPr>
+          <w:p>
+            <w:pPr>
+              <w:pStyle w:val="Celda"/>
+            </w:pPr>
+            <w:r>
+              <w:t>RE-8.5.1, RE-8.5.2</w:t>
+            </w:r>
+          </w:p>
+        </w:tc>
+      </w:tr>
+      <w:tr>
+        <w:trPr>
+          <w:cantSplit/>
+        </w:trPr>
+        <w:tc>
+          <w:tcPr>
+            <w:tcW w:w="524" w:type="pct"/>
+          </w:tcPr>
+          <w:p>
+            <w:pPr>
+              <w:pStyle w:val="Celda"/>
+            </w:pPr>
+            <w:r>
+              <w:t>HU</w:t>
+            </w:r>
+            <w:r>
+              <w:noBreakHyphen/>
+            </w:r>
+            <w:r>
               <w:t>9.1</w:t>
             </w:r>
           </w:p>
@@ -59865,7 +60779,7 @@
           </w:p>
         </w:tc>
       </w:tr>
-      <w:bookmarkEnd w:id="212"/>
+      <w:bookmarkEnd w:id="214"/>
     </w:tbl>
     <w:p/>
     <w:sectPr>
@@ -60001,7 +60915,7 @@
               <w:noProof/>
             </w:rPr>
             <w:drawing>
-              <wp:inline distT="0" distB="0" distL="0" distR="0" wp14:anchorId="62888E77" wp14:editId="62888E78">
+              <wp:inline distT="0" distB="0" distL="0" distR="0" wp14:anchorId="267E5F3A" wp14:editId="267E5F3B">
                 <wp:extent cx="324000" cy="324000"/>
                 <wp:effectExtent l="0" t="0" r="0" b="0"/>
                 <wp:docPr id="9001" name="Logo Zooki"/>
@@ -60095,7 +61009,7 @@
               <w:sz w:val="17"/>
               <w:szCs w:val="17"/>
             </w:rPr>
-            <w:t>Rev. 3.3</w:t>
+            <w:t>Rev. 3.4</w:t>
           </w:r>
         </w:p>
         <w:p>
@@ -60168,7 +61082,7 @@
   <w:abstractNum w:abstractNumId="0" w15:restartNumberingAfterBreak="0">
     <w:nsid w:val="0000A990"/>
     <w:multiLevelType w:val="multilevel"/>
-    <w:tmpl w:val="530204EA"/>
+    <w:tmpl w:val="AD867EDC"/>
     <w:lvl w:ilvl="0">
       <w:numFmt w:val="bullet"/>
       <w:lvlText w:val=" "/>
@@ -60242,7 +61156,7 @@
       </w:pPr>
     </w:lvl>
   </w:abstractNum>
-  <w:num w:numId="1" w16cid:durableId="1861821620">
+  <w:num w:numId="1" w16cid:durableId="568225483">
     <w:abstractNumId w:val="0"/>
   </w:num>
 </w:numbering>
@@ -61633,7 +62547,7 @@
     <w:autoRedefine/>
     <w:uiPriority w:val="39"/>
     <w:unhideWhenUsed/>
-    <w:rsid w:val="00CA1208"/>
+    <w:rsid w:val="00211B7C"/>
     <w:pPr>
       <w:spacing w:after="100" w:line="278" w:lineRule="auto"/>
       <w:ind w:left="480"/>
@@ -61652,7 +62566,7 @@
     <w:autoRedefine/>
     <w:uiPriority w:val="39"/>
     <w:unhideWhenUsed/>
-    <w:rsid w:val="00CA1208"/>
+    <w:rsid w:val="00211B7C"/>
     <w:pPr>
       <w:spacing w:after="100" w:line="278" w:lineRule="auto"/>
       <w:ind w:left="720"/>
@@ -61671,7 +62585,7 @@
     <w:autoRedefine/>
     <w:uiPriority w:val="39"/>
     <w:unhideWhenUsed/>
-    <w:rsid w:val="00CA1208"/>
+    <w:rsid w:val="00211B7C"/>
     <w:pPr>
       <w:spacing w:after="100" w:line="278" w:lineRule="auto"/>
       <w:ind w:left="960"/>
@@ -61690,7 +62604,7 @@
     <w:autoRedefine/>
     <w:uiPriority w:val="39"/>
     <w:unhideWhenUsed/>
-    <w:rsid w:val="00CA1208"/>
+    <w:rsid w:val="00211B7C"/>
     <w:pPr>
       <w:spacing w:after="100" w:line="278" w:lineRule="auto"/>
       <w:ind w:left="1200"/>
@@ -61709,7 +62623,7 @@
     <w:autoRedefine/>
     <w:uiPriority w:val="39"/>
     <w:unhideWhenUsed/>
-    <w:rsid w:val="00CA1208"/>
+    <w:rsid w:val="00211B7C"/>
     <w:pPr>
       <w:spacing w:after="100" w:line="278" w:lineRule="auto"/>
       <w:ind w:left="1440"/>
@@ -61728,7 +62642,7 @@
     <w:autoRedefine/>
     <w:uiPriority w:val="39"/>
     <w:unhideWhenUsed/>
-    <w:rsid w:val="00CA1208"/>
+    <w:rsid w:val="00211B7C"/>
     <w:pPr>
       <w:spacing w:after="100" w:line="278" w:lineRule="auto"/>
       <w:ind w:left="1680"/>
@@ -61747,7 +62661,7 @@
     <w:autoRedefine/>
     <w:uiPriority w:val="39"/>
     <w:unhideWhenUsed/>
-    <w:rsid w:val="00CA1208"/>
+    <w:rsid w:val="00211B7C"/>
     <w:pPr>
       <w:spacing w:after="100" w:line="278" w:lineRule="auto"/>
       <w:ind w:left="1920"/>
@@ -61765,7 +62679,7 @@
     <w:uiPriority w:val="99"/>
     <w:semiHidden/>
     <w:unhideWhenUsed/>
-    <w:rsid w:val="00CA1208"/>
+    <w:rsid w:val="00211B7C"/>
     <w:rPr>
       <w:color w:val="605E5C"/>
       <w:shd w:val="clear" w:color="auto" w:fill="E1DFDD"/>

--- a/public/docs/descargas/re.docx
+++ b/public/docs/descargas/re.docx
@@ -21,7 +21,7 @@
         <w:pStyle w:val="PortadaProyecto"/>
       </w:pPr>
       <w:r>
-        <w:t>Proyecto: Zooki v2.0</w:t>
+        <w:t>Proyecto: Zooki v2.1</w:t>
       </w:r>
     </w:p>
     <w:p>
@@ -29,7 +29,7 @@
         <w:pStyle w:val="PortadaRevision"/>
       </w:pPr>
       <w:r>
-        <w:t>Revisión 3.5</w:t>
+        <w:t>Revisión 3.6</w:t>
       </w:r>
     </w:p>
     <w:p>
@@ -93,7 +93,7 @@
           <w:noProof/>
         </w:rPr>
         <w:drawing>
-          <wp:inline distT="0" distB="0" distL="0" distR="0" wp14:anchorId="365323D8" wp14:editId="2E92F47B">
+          <wp:inline distT="0" distB="0" distL="0" distR="0" wp14:anchorId="6A494C1B" wp14:editId="6A494C1C">
             <wp:extent cx="395999" cy="405503"/>
             <wp:effectExtent l="0" t="0" r="0" b="0"/>
             <wp:docPr id="10" name="Picture"/>
@@ -229,7 +229,7 @@
               <w:pStyle w:val="Celda"/>
             </w:pPr>
             <w:r>
-              <w:t>23/10/2026</w:t>
+              <w:t>25/10/2026</w:t>
             </w:r>
           </w:p>
         </w:tc>
@@ -242,7 +242,7 @@
               <w:pStyle w:val="Celda"/>
             </w:pPr>
             <w:r>
-              <w:t>3.5</w:t>
+              <w:t>3.6</w:t>
             </w:r>
           </w:p>
         </w:tc>
@@ -409,7 +409,7 @@
       <w:r>
         <w:fldChar w:fldCharType="separate"/>
       </w:r>
-      <w:hyperlink w:anchor="_Toc243685057" w:history="1">
+      <w:hyperlink w:anchor="_Toc243862894" w:history="1">
         <w:r>
           <w:rPr>
             <w:rStyle w:val="Hipervnculo"/>
@@ -424,7 +424,7 @@
             <w:iCs/>
             <w:noProof/>
           </w:rPr>
-          <w:t>(v2.0)</w:t>
+          <w:t>(v2.0/v2.1)</w:t>
         </w:r>
         <w:r>
           <w:rPr>
@@ -445,7 +445,7 @@
             <w:noProof/>
             <w:webHidden/>
           </w:rPr>
-          <w:instrText xml:space="preserve"> PAGEREF _Toc243685057 \h </w:instrText>
+          <w:instrText xml:space="preserve"> PAGEREF _Toc243862894 \h </w:instrText>
         </w:r>
         <w:r>
           <w:rPr>
@@ -488,7 +488,7 @@
           <w14:ligatures w14:val="standardContextual"/>
         </w:rPr>
       </w:pPr>
-      <w:hyperlink w:anchor="_Toc243685058" w:history="1">
+      <w:hyperlink w:anchor="_Toc243862895" w:history="1">
         <w:r>
           <w:rPr>
             <w:rStyle w:val="Hipervnculo"/>
@@ -515,7 +515,7 @@
             <w:noProof/>
             <w:webHidden/>
           </w:rPr>
-          <w:instrText xml:space="preserve"> PAGEREF _Toc243685058 \h </w:instrText>
+          <w:instrText xml:space="preserve"> PAGEREF _Toc243862895 \h </w:instrText>
         </w:r>
         <w:r>
           <w:rPr>
@@ -558,7 +558,7 @@
           <w14:ligatures w14:val="standardContextual"/>
         </w:rPr>
       </w:pPr>
-      <w:hyperlink w:anchor="_Toc243685059" w:history="1">
+      <w:hyperlink w:anchor="_Toc243862896" w:history="1">
         <w:r>
           <w:rPr>
             <w:rStyle w:val="Hipervnculo"/>
@@ -585,7 +585,7 @@
             <w:noProof/>
             <w:webHidden/>
           </w:rPr>
-          <w:instrText xml:space="preserve"> PAGEREF _Toc243685059 \h </w:instrText>
+          <w:instrText xml:space="preserve"> PAGEREF _Toc243862896 \h </w:instrText>
         </w:r>
         <w:r>
           <w:rPr>
@@ -628,7 +628,7 @@
           <w14:ligatures w14:val="standardContextual"/>
         </w:rPr>
       </w:pPr>
-      <w:hyperlink w:anchor="_Toc243685060" w:history="1">
+      <w:hyperlink w:anchor="_Toc243862897" w:history="1">
         <w:r>
           <w:rPr>
             <w:rStyle w:val="Hipervnculo"/>
@@ -655,7 +655,7 @@
             <w:noProof/>
             <w:webHidden/>
           </w:rPr>
-          <w:instrText xml:space="preserve"> PAGEREF _Toc243685060 \h </w:instrText>
+          <w:instrText xml:space="preserve"> PAGEREF _Toc243862897 \h </w:instrText>
         </w:r>
         <w:r>
           <w:rPr>
@@ -698,7 +698,7 @@
           <w14:ligatures w14:val="standardContextual"/>
         </w:rPr>
       </w:pPr>
-      <w:hyperlink w:anchor="_Toc243685061" w:history="1">
+      <w:hyperlink w:anchor="_Toc243862898" w:history="1">
         <w:r>
           <w:rPr>
             <w:rStyle w:val="Hipervnculo"/>
@@ -725,7 +725,7 @@
             <w:noProof/>
             <w:webHidden/>
           </w:rPr>
-          <w:instrText xml:space="preserve"> PAGEREF _Toc243685061 \h </w:instrText>
+          <w:instrText xml:space="preserve"> PAGEREF _Toc243862898 \h </w:instrText>
         </w:r>
         <w:r>
           <w:rPr>
@@ -745,7 +745,7 @@
             <w:noProof/>
             <w:webHidden/>
           </w:rPr>
-          <w:t>10</w:t>
+          <w:t>11</w:t>
         </w:r>
         <w:r>
           <w:rPr>
@@ -768,13 +768,13 @@
           <w14:ligatures w14:val="standardContextual"/>
         </w:rPr>
       </w:pPr>
-      <w:hyperlink w:anchor="_Toc243685062" w:history="1">
+      <w:hyperlink w:anchor="_Toc243862899" w:history="1">
         <w:r>
           <w:rPr>
             <w:rStyle w:val="Hipervnculo"/>
             <w:noProof/>
           </w:rPr>
-          <w:t>HU-0.5 — Suscripción y congelación por mora</w:t>
+          <w:t>HU-0.5 — Suscripción, pagos y congelación por mora</w:t>
         </w:r>
         <w:r>
           <w:rPr>
@@ -795,7 +795,7 @@
             <w:noProof/>
             <w:webHidden/>
           </w:rPr>
-          <w:instrText xml:space="preserve"> PAGEREF _Toc243685062 \h </w:instrText>
+          <w:instrText xml:space="preserve"> PAGEREF _Toc243862899 \h </w:instrText>
         </w:r>
         <w:r>
           <w:rPr>
@@ -841,7 +841,7 @@
           <w14:ligatures w14:val="standardContextual"/>
         </w:rPr>
       </w:pPr>
-      <w:hyperlink w:anchor="_Toc243685063" w:history="1">
+      <w:hyperlink w:anchor="_Toc243862900" w:history="1">
         <w:r>
           <w:rPr>
             <w:rStyle w:val="Hipervnculo"/>
@@ -868,7 +868,7 @@
             <w:noProof/>
             <w:webHidden/>
           </w:rPr>
-          <w:instrText xml:space="preserve"> PAGEREF _Toc243685063 \h </w:instrText>
+          <w:instrText xml:space="preserve"> PAGEREF _Toc243862900 \h </w:instrText>
         </w:r>
         <w:r>
           <w:rPr>
@@ -888,7 +888,7 @@
             <w:noProof/>
             <w:webHidden/>
           </w:rPr>
-          <w:t>12</w:t>
+          <w:t>17</w:t>
         </w:r>
         <w:r>
           <w:rPr>
@@ -911,7 +911,7 @@
           <w14:ligatures w14:val="standardContextual"/>
         </w:rPr>
       </w:pPr>
-      <w:hyperlink w:anchor="_Toc243685064" w:history="1">
+      <w:hyperlink w:anchor="_Toc243862901" w:history="1">
         <w:r>
           <w:rPr>
             <w:rStyle w:val="Hipervnculo"/>
@@ -938,7 +938,7 @@
             <w:noProof/>
             <w:webHidden/>
           </w:rPr>
-          <w:instrText xml:space="preserve"> PAGEREF _Toc243685064 \h </w:instrText>
+          <w:instrText xml:space="preserve"> PAGEREF _Toc243862901 \h </w:instrText>
         </w:r>
         <w:r>
           <w:rPr>
@@ -958,7 +958,7 @@
             <w:noProof/>
             <w:webHidden/>
           </w:rPr>
-          <w:t>12</w:t>
+          <w:t>17</w:t>
         </w:r>
         <w:r>
           <w:rPr>
@@ -981,7 +981,7 @@
           <w14:ligatures w14:val="standardContextual"/>
         </w:rPr>
       </w:pPr>
-      <w:hyperlink w:anchor="_Toc243685065" w:history="1">
+      <w:hyperlink w:anchor="_Toc243862902" w:history="1">
         <w:r>
           <w:rPr>
             <w:rStyle w:val="Hipervnculo"/>
@@ -1008,7 +1008,7 @@
             <w:noProof/>
             <w:webHidden/>
           </w:rPr>
-          <w:instrText xml:space="preserve"> PAGEREF _Toc243685065 \h </w:instrText>
+          <w:instrText xml:space="preserve"> PAGEREF _Toc243862902 \h </w:instrText>
         </w:r>
         <w:r>
           <w:rPr>
@@ -1028,7 +1028,7 @@
             <w:noProof/>
             <w:webHidden/>
           </w:rPr>
-          <w:t>12</w:t>
+          <w:t>17</w:t>
         </w:r>
         <w:r>
           <w:rPr>
@@ -1051,7 +1051,7 @@
           <w14:ligatures w14:val="standardContextual"/>
         </w:rPr>
       </w:pPr>
-      <w:hyperlink w:anchor="_Toc243685066" w:history="1">
+      <w:hyperlink w:anchor="_Toc243862903" w:history="1">
         <w:r>
           <w:rPr>
             <w:rStyle w:val="Hipervnculo"/>
@@ -1078,7 +1078,7 @@
             <w:noProof/>
             <w:webHidden/>
           </w:rPr>
-          <w:instrText xml:space="preserve"> PAGEREF _Toc243685066 \h </w:instrText>
+          <w:instrText xml:space="preserve"> PAGEREF _Toc243862903 \h </w:instrText>
         </w:r>
         <w:r>
           <w:rPr>
@@ -1098,7 +1098,7 @@
             <w:noProof/>
             <w:webHidden/>
           </w:rPr>
-          <w:t>13</w:t>
+          <w:t>18</w:t>
         </w:r>
         <w:r>
           <w:rPr>
@@ -1121,7 +1121,7 @@
           <w14:ligatures w14:val="standardContextual"/>
         </w:rPr>
       </w:pPr>
-      <w:hyperlink w:anchor="_Toc243685067" w:history="1">
+      <w:hyperlink w:anchor="_Toc243862904" w:history="1">
         <w:r>
           <w:rPr>
             <w:rStyle w:val="Hipervnculo"/>
@@ -1148,7 +1148,7 @@
             <w:noProof/>
             <w:webHidden/>
           </w:rPr>
-          <w:instrText xml:space="preserve"> PAGEREF _Toc243685067 \h </w:instrText>
+          <w:instrText xml:space="preserve"> PAGEREF _Toc243862904 \h </w:instrText>
         </w:r>
         <w:r>
           <w:rPr>
@@ -1168,7 +1168,7 @@
             <w:noProof/>
             <w:webHidden/>
           </w:rPr>
-          <w:t>13</w:t>
+          <w:t>18</w:t>
         </w:r>
         <w:r>
           <w:rPr>
@@ -1191,7 +1191,7 @@
           <w14:ligatures w14:val="standardContextual"/>
         </w:rPr>
       </w:pPr>
-      <w:hyperlink w:anchor="_Toc243685068" w:history="1">
+      <w:hyperlink w:anchor="_Toc243862905" w:history="1">
         <w:r>
           <w:rPr>
             <w:rStyle w:val="Hipervnculo"/>
@@ -1218,7 +1218,7 @@
             <w:noProof/>
             <w:webHidden/>
           </w:rPr>
-          <w:instrText xml:space="preserve"> PAGEREF _Toc243685068 \h </w:instrText>
+          <w:instrText xml:space="preserve"> PAGEREF _Toc243862905 \h </w:instrText>
         </w:r>
         <w:r>
           <w:rPr>
@@ -1238,7 +1238,7 @@
             <w:noProof/>
             <w:webHidden/>
           </w:rPr>
-          <w:t>14</w:t>
+          <w:t>19</w:t>
         </w:r>
         <w:r>
           <w:rPr>
@@ -1261,7 +1261,7 @@
           <w14:ligatures w14:val="standardContextual"/>
         </w:rPr>
       </w:pPr>
-      <w:hyperlink w:anchor="_Toc243685069" w:history="1">
+      <w:hyperlink w:anchor="_Toc243862906" w:history="1">
         <w:r>
           <w:rPr>
             <w:rStyle w:val="Hipervnculo"/>
@@ -1288,7 +1288,7 @@
             <w:noProof/>
             <w:webHidden/>
           </w:rPr>
-          <w:instrText xml:space="preserve"> PAGEREF _Toc243685069 \h </w:instrText>
+          <w:instrText xml:space="preserve"> PAGEREF _Toc243862906 \h </w:instrText>
         </w:r>
         <w:r>
           <w:rPr>
@@ -1308,7 +1308,7 @@
             <w:noProof/>
             <w:webHidden/>
           </w:rPr>
-          <w:t>15</w:t>
+          <w:t>20</w:t>
         </w:r>
         <w:r>
           <w:rPr>
@@ -1331,7 +1331,7 @@
           <w14:ligatures w14:val="standardContextual"/>
         </w:rPr>
       </w:pPr>
-      <w:hyperlink w:anchor="_Toc243685070" w:history="1">
+      <w:hyperlink w:anchor="_Toc243862907" w:history="1">
         <w:r>
           <w:rPr>
             <w:rStyle w:val="Hipervnculo"/>
@@ -1358,7 +1358,7 @@
             <w:noProof/>
             <w:webHidden/>
           </w:rPr>
-          <w:instrText xml:space="preserve"> PAGEREF _Toc243685070 \h </w:instrText>
+          <w:instrText xml:space="preserve"> PAGEREF _Toc243862907 \h </w:instrText>
         </w:r>
         <w:r>
           <w:rPr>
@@ -1378,7 +1378,7 @@
             <w:noProof/>
             <w:webHidden/>
           </w:rPr>
-          <w:t>15</w:t>
+          <w:t>20</w:t>
         </w:r>
         <w:r>
           <w:rPr>
@@ -1401,7 +1401,7 @@
           <w14:ligatures w14:val="standardContextual"/>
         </w:rPr>
       </w:pPr>
-      <w:hyperlink w:anchor="_Toc243685071" w:history="1">
+      <w:hyperlink w:anchor="_Toc243862908" w:history="1">
         <w:r>
           <w:rPr>
             <w:rStyle w:val="Hipervnculo"/>
@@ -1428,7 +1428,7 @@
             <w:noProof/>
             <w:webHidden/>
           </w:rPr>
-          <w:instrText xml:space="preserve"> PAGEREF _Toc243685071 \h </w:instrText>
+          <w:instrText xml:space="preserve"> PAGEREF _Toc243862908 \h </w:instrText>
         </w:r>
         <w:r>
           <w:rPr>
@@ -1448,7 +1448,7 @@
             <w:noProof/>
             <w:webHidden/>
           </w:rPr>
-          <w:t>16</w:t>
+          <w:t>21</w:t>
         </w:r>
         <w:r>
           <w:rPr>
@@ -1471,7 +1471,7 @@
           <w14:ligatures w14:val="standardContextual"/>
         </w:rPr>
       </w:pPr>
-      <w:hyperlink w:anchor="_Toc243685072" w:history="1">
+      <w:hyperlink w:anchor="_Toc243862909" w:history="1">
         <w:r>
           <w:rPr>
             <w:rStyle w:val="Hipervnculo"/>
@@ -1498,7 +1498,7 @@
             <w:noProof/>
             <w:webHidden/>
           </w:rPr>
-          <w:instrText xml:space="preserve"> PAGEREF _Toc243685072 \h </w:instrText>
+          <w:instrText xml:space="preserve"> PAGEREF _Toc243862909 \h </w:instrText>
         </w:r>
         <w:r>
           <w:rPr>
@@ -1518,7 +1518,7 @@
             <w:noProof/>
             <w:webHidden/>
           </w:rPr>
-          <w:t>16</w:t>
+          <w:t>21</w:t>
         </w:r>
         <w:r>
           <w:rPr>
@@ -1541,7 +1541,7 @@
           <w14:ligatures w14:val="standardContextual"/>
         </w:rPr>
       </w:pPr>
-      <w:hyperlink w:anchor="_Toc243685073" w:history="1">
+      <w:hyperlink w:anchor="_Toc243862910" w:history="1">
         <w:r>
           <w:rPr>
             <w:rStyle w:val="Hipervnculo"/>
@@ -1568,7 +1568,7 @@
             <w:noProof/>
             <w:webHidden/>
           </w:rPr>
-          <w:instrText xml:space="preserve"> PAGEREF _Toc243685073 \h </w:instrText>
+          <w:instrText xml:space="preserve"> PAGEREF _Toc243862910 \h </w:instrText>
         </w:r>
         <w:r>
           <w:rPr>
@@ -1588,7 +1588,7 @@
             <w:noProof/>
             <w:webHidden/>
           </w:rPr>
-          <w:t>16</w:t>
+          <w:t>21</w:t>
         </w:r>
         <w:r>
           <w:rPr>
@@ -1611,7 +1611,7 @@
           <w14:ligatures w14:val="standardContextual"/>
         </w:rPr>
       </w:pPr>
-      <w:hyperlink w:anchor="_Toc243685074" w:history="1">
+      <w:hyperlink w:anchor="_Toc243862911" w:history="1">
         <w:r>
           <w:rPr>
             <w:rStyle w:val="Hipervnculo"/>
@@ -1638,7 +1638,7 @@
             <w:noProof/>
             <w:webHidden/>
           </w:rPr>
-          <w:instrText xml:space="preserve"> PAGEREF _Toc243685074 \h </w:instrText>
+          <w:instrText xml:space="preserve"> PAGEREF _Toc243862911 \h </w:instrText>
         </w:r>
         <w:r>
           <w:rPr>
@@ -1658,7 +1658,7 @@
             <w:noProof/>
             <w:webHidden/>
           </w:rPr>
-          <w:t>17</w:t>
+          <w:t>22</w:t>
         </w:r>
         <w:r>
           <w:rPr>
@@ -1681,7 +1681,7 @@
           <w14:ligatures w14:val="standardContextual"/>
         </w:rPr>
       </w:pPr>
-      <w:hyperlink w:anchor="_Toc243685075" w:history="1">
+      <w:hyperlink w:anchor="_Toc243862912" w:history="1">
         <w:r>
           <w:rPr>
             <w:rStyle w:val="Hipervnculo"/>
@@ -1708,7 +1708,7 @@
             <w:noProof/>
             <w:webHidden/>
           </w:rPr>
-          <w:instrText xml:space="preserve"> PAGEREF _Toc243685075 \h </w:instrText>
+          <w:instrText xml:space="preserve"> PAGEREF _Toc243862912 \h </w:instrText>
         </w:r>
         <w:r>
           <w:rPr>
@@ -1728,7 +1728,7 @@
             <w:noProof/>
             <w:webHidden/>
           </w:rPr>
-          <w:t>17</w:t>
+          <w:t>22</w:t>
         </w:r>
         <w:r>
           <w:rPr>
@@ -1751,7 +1751,7 @@
           <w14:ligatures w14:val="standardContextual"/>
         </w:rPr>
       </w:pPr>
-      <w:hyperlink w:anchor="_Toc243685076" w:history="1">
+      <w:hyperlink w:anchor="_Toc243862913" w:history="1">
         <w:r>
           <w:rPr>
             <w:rStyle w:val="Hipervnculo"/>
@@ -1778,7 +1778,7 @@
             <w:noProof/>
             <w:webHidden/>
           </w:rPr>
-          <w:instrText xml:space="preserve"> PAGEREF _Toc243685076 \h </w:instrText>
+          <w:instrText xml:space="preserve"> PAGEREF _Toc243862913 \h </w:instrText>
         </w:r>
         <w:r>
           <w:rPr>
@@ -1798,7 +1798,7 @@
             <w:noProof/>
             <w:webHidden/>
           </w:rPr>
-          <w:t>18</w:t>
+          <w:t>23</w:t>
         </w:r>
         <w:r>
           <w:rPr>
@@ -1821,7 +1821,7 @@
           <w14:ligatures w14:val="standardContextual"/>
         </w:rPr>
       </w:pPr>
-      <w:hyperlink w:anchor="_Toc243685077" w:history="1">
+      <w:hyperlink w:anchor="_Toc243862914" w:history="1">
         <w:r>
           <w:rPr>
             <w:rStyle w:val="Hipervnculo"/>
@@ -1848,7 +1848,7 @@
             <w:noProof/>
             <w:webHidden/>
           </w:rPr>
-          <w:instrText xml:space="preserve"> PAGEREF _Toc243685077 \h </w:instrText>
+          <w:instrText xml:space="preserve"> PAGEREF _Toc243862914 \h </w:instrText>
         </w:r>
         <w:r>
           <w:rPr>
@@ -1868,7 +1868,7 @@
             <w:noProof/>
             <w:webHidden/>
           </w:rPr>
-          <w:t>18</w:t>
+          <w:t>23</w:t>
         </w:r>
         <w:r>
           <w:rPr>
@@ -1891,7 +1891,7 @@
           <w14:ligatures w14:val="standardContextual"/>
         </w:rPr>
       </w:pPr>
-      <w:hyperlink w:anchor="_Toc243685078" w:history="1">
+      <w:hyperlink w:anchor="_Toc243862915" w:history="1">
         <w:r>
           <w:rPr>
             <w:rStyle w:val="Hipervnculo"/>
@@ -1918,7 +1918,7 @@
             <w:noProof/>
             <w:webHidden/>
           </w:rPr>
-          <w:instrText xml:space="preserve"> PAGEREF _Toc243685078 \h </w:instrText>
+          <w:instrText xml:space="preserve"> PAGEREF _Toc243862915 \h </w:instrText>
         </w:r>
         <w:r>
           <w:rPr>
@@ -1938,7 +1938,7 @@
             <w:noProof/>
             <w:webHidden/>
           </w:rPr>
-          <w:t>19</w:t>
+          <w:t>24</w:t>
         </w:r>
         <w:r>
           <w:rPr>
@@ -1961,7 +1961,7 @@
           <w14:ligatures w14:val="standardContextual"/>
         </w:rPr>
       </w:pPr>
-      <w:hyperlink w:anchor="_Toc243685079" w:history="1">
+      <w:hyperlink w:anchor="_Toc243862916" w:history="1">
         <w:r>
           <w:rPr>
             <w:rStyle w:val="Hipervnculo"/>
@@ -1988,7 +1988,7 @@
             <w:noProof/>
             <w:webHidden/>
           </w:rPr>
-          <w:instrText xml:space="preserve"> PAGEREF _Toc243685079 \h </w:instrText>
+          <w:instrText xml:space="preserve"> PAGEREF _Toc243862916 \h </w:instrText>
         </w:r>
         <w:r>
           <w:rPr>
@@ -2008,7 +2008,7 @@
             <w:noProof/>
             <w:webHidden/>
           </w:rPr>
-          <w:t>19</w:t>
+          <w:t>24</w:t>
         </w:r>
         <w:r>
           <w:rPr>
@@ -2031,7 +2031,7 @@
           <w14:ligatures w14:val="standardContextual"/>
         </w:rPr>
       </w:pPr>
-      <w:hyperlink w:anchor="_Toc243685080" w:history="1">
+      <w:hyperlink w:anchor="_Toc243862917" w:history="1">
         <w:r>
           <w:rPr>
             <w:rStyle w:val="Hipervnculo"/>
@@ -2058,7 +2058,7 @@
             <w:noProof/>
             <w:webHidden/>
           </w:rPr>
-          <w:instrText xml:space="preserve"> PAGEREF _Toc243685080 \h </w:instrText>
+          <w:instrText xml:space="preserve"> PAGEREF _Toc243862917 \h </w:instrText>
         </w:r>
         <w:r>
           <w:rPr>
@@ -2078,7 +2078,7 @@
             <w:noProof/>
             <w:webHidden/>
           </w:rPr>
-          <w:t>20</w:t>
+          <w:t>25</w:t>
         </w:r>
         <w:r>
           <w:rPr>
@@ -2101,7 +2101,7 @@
           <w14:ligatures w14:val="standardContextual"/>
         </w:rPr>
       </w:pPr>
-      <w:hyperlink w:anchor="_Toc243685081" w:history="1">
+      <w:hyperlink w:anchor="_Toc243862918" w:history="1">
         <w:r>
           <w:rPr>
             <w:rStyle w:val="Hipervnculo"/>
@@ -2128,7 +2128,7 @@
             <w:noProof/>
             <w:webHidden/>
           </w:rPr>
-          <w:instrText xml:space="preserve"> PAGEREF _Toc243685081 \h </w:instrText>
+          <w:instrText xml:space="preserve"> PAGEREF _Toc243862918 \h </w:instrText>
         </w:r>
         <w:r>
           <w:rPr>
@@ -2148,7 +2148,7 @@
             <w:noProof/>
             <w:webHidden/>
           </w:rPr>
-          <w:t>21</w:t>
+          <w:t>26</w:t>
         </w:r>
         <w:r>
           <w:rPr>
@@ -2171,7 +2171,7 @@
           <w14:ligatures w14:val="standardContextual"/>
         </w:rPr>
       </w:pPr>
-      <w:hyperlink w:anchor="_Toc243685082" w:history="1">
+      <w:hyperlink w:anchor="_Toc243862919" w:history="1">
         <w:r>
           <w:rPr>
             <w:rStyle w:val="Hipervnculo"/>
@@ -2198,7 +2198,7 @@
             <w:noProof/>
             <w:webHidden/>
           </w:rPr>
-          <w:instrText xml:space="preserve"> PAGEREF _Toc243685082 \h </w:instrText>
+          <w:instrText xml:space="preserve"> PAGEREF _Toc243862919 \h </w:instrText>
         </w:r>
         <w:r>
           <w:rPr>
@@ -2218,7 +2218,7 @@
             <w:noProof/>
             <w:webHidden/>
           </w:rPr>
-          <w:t>22</w:t>
+          <w:t>27</w:t>
         </w:r>
         <w:r>
           <w:rPr>
@@ -2244,7 +2244,7 @@
           <w14:ligatures w14:val="standardContextual"/>
         </w:rPr>
       </w:pPr>
-      <w:hyperlink w:anchor="_Toc243685083" w:history="1">
+      <w:hyperlink w:anchor="_Toc243862920" w:history="1">
         <w:r>
           <w:rPr>
             <w:rStyle w:val="Hipervnculo"/>
@@ -2271,7 +2271,7 @@
             <w:noProof/>
             <w:webHidden/>
           </w:rPr>
-          <w:instrText xml:space="preserve"> PAGEREF _Toc243685083 \h </w:instrText>
+          <w:instrText xml:space="preserve"> PAGEREF _Toc243862920 \h </w:instrText>
         </w:r>
         <w:r>
           <w:rPr>
@@ -2291,7 +2291,7 @@
             <w:noProof/>
             <w:webHidden/>
           </w:rPr>
-          <w:t>24</w:t>
+          <w:t>29</w:t>
         </w:r>
         <w:r>
           <w:rPr>
@@ -2314,7 +2314,7 @@
           <w14:ligatures w14:val="standardContextual"/>
         </w:rPr>
       </w:pPr>
-      <w:hyperlink w:anchor="_Toc243685084" w:history="1">
+      <w:hyperlink w:anchor="_Toc243862921" w:history="1">
         <w:r>
           <w:rPr>
             <w:rStyle w:val="Hipervnculo"/>
@@ -2341,7 +2341,7 @@
             <w:noProof/>
             <w:webHidden/>
           </w:rPr>
-          <w:instrText xml:space="preserve"> PAGEREF _Toc243685084 \h </w:instrText>
+          <w:instrText xml:space="preserve"> PAGEREF _Toc243862921 \h </w:instrText>
         </w:r>
         <w:r>
           <w:rPr>
@@ -2361,7 +2361,7 @@
             <w:noProof/>
             <w:webHidden/>
           </w:rPr>
-          <w:t>24</w:t>
+          <w:t>29</w:t>
         </w:r>
         <w:r>
           <w:rPr>
@@ -2384,7 +2384,7 @@
           <w14:ligatures w14:val="standardContextual"/>
         </w:rPr>
       </w:pPr>
-      <w:hyperlink w:anchor="_Toc243685085" w:history="1">
+      <w:hyperlink w:anchor="_Toc243862922" w:history="1">
         <w:r>
           <w:rPr>
             <w:rStyle w:val="Hipervnculo"/>
@@ -2411,7 +2411,7 @@
             <w:noProof/>
             <w:webHidden/>
           </w:rPr>
-          <w:instrText xml:space="preserve"> PAGEREF _Toc243685085 \h </w:instrText>
+          <w:instrText xml:space="preserve"> PAGEREF _Toc243862922 \h </w:instrText>
         </w:r>
         <w:r>
           <w:rPr>
@@ -2431,7 +2431,7 @@
             <w:noProof/>
             <w:webHidden/>
           </w:rPr>
-          <w:t>24</w:t>
+          <w:t>29</w:t>
         </w:r>
         <w:r>
           <w:rPr>
@@ -2454,7 +2454,7 @@
           <w14:ligatures w14:val="standardContextual"/>
         </w:rPr>
       </w:pPr>
-      <w:hyperlink w:anchor="_Toc243685086" w:history="1">
+      <w:hyperlink w:anchor="_Toc243862923" w:history="1">
         <w:r>
           <w:rPr>
             <w:rStyle w:val="Hipervnculo"/>
@@ -2481,7 +2481,7 @@
             <w:noProof/>
             <w:webHidden/>
           </w:rPr>
-          <w:instrText xml:space="preserve"> PAGEREF _Toc243685086 \h </w:instrText>
+          <w:instrText xml:space="preserve"> PAGEREF _Toc243862923 \h </w:instrText>
         </w:r>
         <w:r>
           <w:rPr>
@@ -2501,7 +2501,7 @@
             <w:noProof/>
             <w:webHidden/>
           </w:rPr>
-          <w:t>25</w:t>
+          <w:t>30</w:t>
         </w:r>
         <w:r>
           <w:rPr>
@@ -2524,7 +2524,7 @@
           <w14:ligatures w14:val="standardContextual"/>
         </w:rPr>
       </w:pPr>
-      <w:hyperlink w:anchor="_Toc243685087" w:history="1">
+      <w:hyperlink w:anchor="_Toc243862924" w:history="1">
         <w:r>
           <w:rPr>
             <w:rStyle w:val="Hipervnculo"/>
@@ -2551,7 +2551,7 @@
             <w:noProof/>
             <w:webHidden/>
           </w:rPr>
-          <w:instrText xml:space="preserve"> PAGEREF _Toc243685087 \h </w:instrText>
+          <w:instrText xml:space="preserve"> PAGEREF _Toc243862924 \h </w:instrText>
         </w:r>
         <w:r>
           <w:rPr>
@@ -2571,7 +2571,7 @@
             <w:noProof/>
             <w:webHidden/>
           </w:rPr>
-          <w:t>25</w:t>
+          <w:t>30</w:t>
         </w:r>
         <w:r>
           <w:rPr>
@@ -2594,7 +2594,7 @@
           <w14:ligatures w14:val="standardContextual"/>
         </w:rPr>
       </w:pPr>
-      <w:hyperlink w:anchor="_Toc243685088" w:history="1">
+      <w:hyperlink w:anchor="_Toc243862925" w:history="1">
         <w:r>
           <w:rPr>
             <w:rStyle w:val="Hipervnculo"/>
@@ -2621,7 +2621,7 @@
             <w:noProof/>
             <w:webHidden/>
           </w:rPr>
-          <w:instrText xml:space="preserve"> PAGEREF _Toc243685088 \h </w:instrText>
+          <w:instrText xml:space="preserve"> PAGEREF _Toc243862925 \h </w:instrText>
         </w:r>
         <w:r>
           <w:rPr>
@@ -2641,7 +2641,7 @@
             <w:noProof/>
             <w:webHidden/>
           </w:rPr>
-          <w:t>26</w:t>
+          <w:t>31</w:t>
         </w:r>
         <w:r>
           <w:rPr>
@@ -2667,7 +2667,7 @@
           <w14:ligatures w14:val="standardContextual"/>
         </w:rPr>
       </w:pPr>
-      <w:hyperlink w:anchor="_Toc243685089" w:history="1">
+      <w:hyperlink w:anchor="_Toc243862926" w:history="1">
         <w:r>
           <w:rPr>
             <w:rStyle w:val="Hipervnculo"/>
@@ -2694,7 +2694,7 @@
             <w:noProof/>
             <w:webHidden/>
           </w:rPr>
-          <w:instrText xml:space="preserve"> PAGEREF _Toc243685089 \h </w:instrText>
+          <w:instrText xml:space="preserve"> PAGEREF _Toc243862926 \h </w:instrText>
         </w:r>
         <w:r>
           <w:rPr>
@@ -2714,7 +2714,7 @@
             <w:noProof/>
             <w:webHidden/>
           </w:rPr>
-          <w:t>27</w:t>
+          <w:t>32</w:t>
         </w:r>
         <w:r>
           <w:rPr>
@@ -2737,7 +2737,7 @@
           <w14:ligatures w14:val="standardContextual"/>
         </w:rPr>
       </w:pPr>
-      <w:hyperlink w:anchor="_Toc243685090" w:history="1">
+      <w:hyperlink w:anchor="_Toc243862927" w:history="1">
         <w:r>
           <w:rPr>
             <w:rStyle w:val="Hipervnculo"/>
@@ -2764,7 +2764,7 @@
             <w:noProof/>
             <w:webHidden/>
           </w:rPr>
-          <w:instrText xml:space="preserve"> PAGEREF _Toc243685090 \h </w:instrText>
+          <w:instrText xml:space="preserve"> PAGEREF _Toc243862927 \h </w:instrText>
         </w:r>
         <w:r>
           <w:rPr>
@@ -2784,7 +2784,7 @@
             <w:noProof/>
             <w:webHidden/>
           </w:rPr>
-          <w:t>27</w:t>
+          <w:t>32</w:t>
         </w:r>
         <w:r>
           <w:rPr>
@@ -2807,7 +2807,7 @@
           <w14:ligatures w14:val="standardContextual"/>
         </w:rPr>
       </w:pPr>
-      <w:hyperlink w:anchor="_Toc243685091" w:history="1">
+      <w:hyperlink w:anchor="_Toc243862928" w:history="1">
         <w:r>
           <w:rPr>
             <w:rStyle w:val="Hipervnculo"/>
@@ -2834,7 +2834,7 @@
             <w:noProof/>
             <w:webHidden/>
           </w:rPr>
-          <w:instrText xml:space="preserve"> PAGEREF _Toc243685091 \h </w:instrText>
+          <w:instrText xml:space="preserve"> PAGEREF _Toc243862928 \h </w:instrText>
         </w:r>
         <w:r>
           <w:rPr>
@@ -2854,7 +2854,7 @@
             <w:noProof/>
             <w:webHidden/>
           </w:rPr>
-          <w:t>28</w:t>
+          <w:t>33</w:t>
         </w:r>
         <w:r>
           <w:rPr>
@@ -2877,7 +2877,7 @@
           <w14:ligatures w14:val="standardContextual"/>
         </w:rPr>
       </w:pPr>
-      <w:hyperlink w:anchor="_Toc243685092" w:history="1">
+      <w:hyperlink w:anchor="_Toc243862929" w:history="1">
         <w:r>
           <w:rPr>
             <w:rStyle w:val="Hipervnculo"/>
@@ -2904,7 +2904,7 @@
             <w:noProof/>
             <w:webHidden/>
           </w:rPr>
-          <w:instrText xml:space="preserve"> PAGEREF _Toc243685092 \h </w:instrText>
+          <w:instrText xml:space="preserve"> PAGEREF _Toc243862929 \h </w:instrText>
         </w:r>
         <w:r>
           <w:rPr>
@@ -2924,7 +2924,7 @@
             <w:noProof/>
             <w:webHidden/>
           </w:rPr>
-          <w:t>28</w:t>
+          <w:t>33</w:t>
         </w:r>
         <w:r>
           <w:rPr>
@@ -2947,7 +2947,7 @@
           <w14:ligatures w14:val="standardContextual"/>
         </w:rPr>
       </w:pPr>
-      <w:hyperlink w:anchor="_Toc243685093" w:history="1">
+      <w:hyperlink w:anchor="_Toc243862930" w:history="1">
         <w:r>
           <w:rPr>
             <w:rStyle w:val="Hipervnculo"/>
@@ -2974,7 +2974,7 @@
             <w:noProof/>
             <w:webHidden/>
           </w:rPr>
-          <w:instrText xml:space="preserve"> PAGEREF _Toc243685093 \h </w:instrText>
+          <w:instrText xml:space="preserve"> PAGEREF _Toc243862930 \h </w:instrText>
         </w:r>
         <w:r>
           <w:rPr>
@@ -2994,7 +2994,7 @@
             <w:noProof/>
             <w:webHidden/>
           </w:rPr>
-          <w:t>29</w:t>
+          <w:t>34</w:t>
         </w:r>
         <w:r>
           <w:rPr>
@@ -3017,7 +3017,7 @@
           <w14:ligatures w14:val="standardContextual"/>
         </w:rPr>
       </w:pPr>
-      <w:hyperlink w:anchor="_Toc243685094" w:history="1">
+      <w:hyperlink w:anchor="_Toc243862931" w:history="1">
         <w:r>
           <w:rPr>
             <w:rStyle w:val="Hipervnculo"/>
@@ -3044,7 +3044,7 @@
             <w:noProof/>
             <w:webHidden/>
           </w:rPr>
-          <w:instrText xml:space="preserve"> PAGEREF _Toc243685094 \h </w:instrText>
+          <w:instrText xml:space="preserve"> PAGEREF _Toc243862931 \h </w:instrText>
         </w:r>
         <w:r>
           <w:rPr>
@@ -3064,7 +3064,7 @@
             <w:noProof/>
             <w:webHidden/>
           </w:rPr>
-          <w:t>29</w:t>
+          <w:t>34</w:t>
         </w:r>
         <w:r>
           <w:rPr>
@@ -3087,7 +3087,7 @@
           <w14:ligatures w14:val="standardContextual"/>
         </w:rPr>
       </w:pPr>
-      <w:hyperlink w:anchor="_Toc243685095" w:history="1">
+      <w:hyperlink w:anchor="_Toc243862932" w:history="1">
         <w:r>
           <w:rPr>
             <w:rStyle w:val="Hipervnculo"/>
@@ -3114,7 +3114,7 @@
             <w:noProof/>
             <w:webHidden/>
           </w:rPr>
-          <w:instrText xml:space="preserve"> PAGEREF _Toc243685095 \h </w:instrText>
+          <w:instrText xml:space="preserve"> PAGEREF _Toc243862932 \h </w:instrText>
         </w:r>
         <w:r>
           <w:rPr>
@@ -3134,7 +3134,7 @@
             <w:noProof/>
             <w:webHidden/>
           </w:rPr>
-          <w:t>29</w:t>
+          <w:t>34</w:t>
         </w:r>
         <w:r>
           <w:rPr>
@@ -3157,7 +3157,7 @@
           <w14:ligatures w14:val="standardContextual"/>
         </w:rPr>
       </w:pPr>
-      <w:hyperlink w:anchor="_Toc243685096" w:history="1">
+      <w:hyperlink w:anchor="_Toc243862933" w:history="1">
         <w:r>
           <w:rPr>
             <w:rStyle w:val="Hipervnculo"/>
@@ -3184,7 +3184,7 @@
             <w:noProof/>
             <w:webHidden/>
           </w:rPr>
-          <w:instrText xml:space="preserve"> PAGEREF _Toc243685096 \h </w:instrText>
+          <w:instrText xml:space="preserve"> PAGEREF _Toc243862933 \h </w:instrText>
         </w:r>
         <w:r>
           <w:rPr>
@@ -3204,7 +3204,7 @@
             <w:noProof/>
             <w:webHidden/>
           </w:rPr>
-          <w:t>30</w:t>
+          <w:t>35</w:t>
         </w:r>
         <w:r>
           <w:rPr>
@@ -3227,7 +3227,7 @@
           <w14:ligatures w14:val="standardContextual"/>
         </w:rPr>
       </w:pPr>
-      <w:hyperlink w:anchor="_Toc243685097" w:history="1">
+      <w:hyperlink w:anchor="_Toc243862934" w:history="1">
         <w:r>
           <w:rPr>
             <w:rStyle w:val="Hipervnculo"/>
@@ -3254,7 +3254,7 @@
             <w:noProof/>
             <w:webHidden/>
           </w:rPr>
-          <w:instrText xml:space="preserve"> PAGEREF _Toc243685097 \h </w:instrText>
+          <w:instrText xml:space="preserve"> PAGEREF _Toc243862934 \h </w:instrText>
         </w:r>
         <w:r>
           <w:rPr>
@@ -3274,7 +3274,7 @@
             <w:noProof/>
             <w:webHidden/>
           </w:rPr>
-          <w:t>30</w:t>
+          <w:t>35</w:t>
         </w:r>
         <w:r>
           <w:rPr>
@@ -3297,7 +3297,7 @@
           <w14:ligatures w14:val="standardContextual"/>
         </w:rPr>
       </w:pPr>
-      <w:hyperlink w:anchor="_Toc243685098" w:history="1">
+      <w:hyperlink w:anchor="_Toc243862935" w:history="1">
         <w:r>
           <w:rPr>
             <w:rStyle w:val="Hipervnculo"/>
@@ -3324,7 +3324,7 @@
             <w:noProof/>
             <w:webHidden/>
           </w:rPr>
-          <w:instrText xml:space="preserve"> PAGEREF _Toc243685098 \h </w:instrText>
+          <w:instrText xml:space="preserve"> PAGEREF _Toc243862935 \h </w:instrText>
         </w:r>
         <w:r>
           <w:rPr>
@@ -3344,7 +3344,7 @@
             <w:noProof/>
             <w:webHidden/>
           </w:rPr>
-          <w:t>31</w:t>
+          <w:t>36</w:t>
         </w:r>
         <w:r>
           <w:rPr>
@@ -3367,7 +3367,7 @@
           <w14:ligatures w14:val="standardContextual"/>
         </w:rPr>
       </w:pPr>
-      <w:hyperlink w:anchor="_Toc243685099" w:history="1">
+      <w:hyperlink w:anchor="_Toc243862936" w:history="1">
         <w:r>
           <w:rPr>
             <w:rStyle w:val="Hipervnculo"/>
@@ -3394,7 +3394,7 @@
             <w:noProof/>
             <w:webHidden/>
           </w:rPr>
-          <w:instrText xml:space="preserve"> PAGEREF _Toc243685099 \h </w:instrText>
+          <w:instrText xml:space="preserve"> PAGEREF _Toc243862936 \h </w:instrText>
         </w:r>
         <w:r>
           <w:rPr>
@@ -3414,7 +3414,7 @@
             <w:noProof/>
             <w:webHidden/>
           </w:rPr>
-          <w:t>32</w:t>
+          <w:t>37</w:t>
         </w:r>
         <w:r>
           <w:rPr>
@@ -3437,7 +3437,7 @@
           <w14:ligatures w14:val="standardContextual"/>
         </w:rPr>
       </w:pPr>
-      <w:hyperlink w:anchor="_Toc243685100" w:history="1">
+      <w:hyperlink w:anchor="_Toc243862937" w:history="1">
         <w:r>
           <w:rPr>
             <w:rStyle w:val="Hipervnculo"/>
@@ -3464,7 +3464,7 @@
             <w:noProof/>
             <w:webHidden/>
           </w:rPr>
-          <w:instrText xml:space="preserve"> PAGEREF _Toc243685100 \h </w:instrText>
+          <w:instrText xml:space="preserve"> PAGEREF _Toc243862937 \h </w:instrText>
         </w:r>
         <w:r>
           <w:rPr>
@@ -3484,7 +3484,7 @@
             <w:noProof/>
             <w:webHidden/>
           </w:rPr>
-          <w:t>33</w:t>
+          <w:t>38</w:t>
         </w:r>
         <w:r>
           <w:rPr>
@@ -3507,7 +3507,7 @@
           <w14:ligatures w14:val="standardContextual"/>
         </w:rPr>
       </w:pPr>
-      <w:hyperlink w:anchor="_Toc243685101" w:history="1">
+      <w:hyperlink w:anchor="_Toc243862938" w:history="1">
         <w:r>
           <w:rPr>
             <w:rStyle w:val="Hipervnculo"/>
@@ -3534,7 +3534,7 @@
             <w:noProof/>
             <w:webHidden/>
           </w:rPr>
-          <w:instrText xml:space="preserve"> PAGEREF _Toc243685101 \h </w:instrText>
+          <w:instrText xml:space="preserve"> PAGEREF _Toc243862938 \h </w:instrText>
         </w:r>
         <w:r>
           <w:rPr>
@@ -3554,7 +3554,7 @@
             <w:noProof/>
             <w:webHidden/>
           </w:rPr>
-          <w:t>34</w:t>
+          <w:t>39</w:t>
         </w:r>
         <w:r>
           <w:rPr>
@@ -3580,7 +3580,7 @@
           <w14:ligatures w14:val="standardContextual"/>
         </w:rPr>
       </w:pPr>
-      <w:hyperlink w:anchor="_Toc243685102" w:history="1">
+      <w:hyperlink w:anchor="_Toc243862939" w:history="1">
         <w:r>
           <w:rPr>
             <w:rStyle w:val="Hipervnculo"/>
@@ -3607,7 +3607,7 @@
             <w:noProof/>
             <w:webHidden/>
           </w:rPr>
-          <w:instrText xml:space="preserve"> PAGEREF _Toc243685102 \h </w:instrText>
+          <w:instrText xml:space="preserve"> PAGEREF _Toc243862939 \h </w:instrText>
         </w:r>
         <w:r>
           <w:rPr>
@@ -3627,7 +3627,7 @@
             <w:noProof/>
             <w:webHidden/>
           </w:rPr>
-          <w:t>35</w:t>
+          <w:t>40</w:t>
         </w:r>
         <w:r>
           <w:rPr>
@@ -3650,7 +3650,7 @@
           <w14:ligatures w14:val="standardContextual"/>
         </w:rPr>
       </w:pPr>
-      <w:hyperlink w:anchor="_Toc243685103" w:history="1">
+      <w:hyperlink w:anchor="_Toc243862940" w:history="1">
         <w:r>
           <w:rPr>
             <w:rStyle w:val="Hipervnculo"/>
@@ -3677,7 +3677,7 @@
             <w:noProof/>
             <w:webHidden/>
           </w:rPr>
-          <w:instrText xml:space="preserve"> PAGEREF _Toc243685103 \h </w:instrText>
+          <w:instrText xml:space="preserve"> PAGEREF _Toc243862940 \h </w:instrText>
         </w:r>
         <w:r>
           <w:rPr>
@@ -3697,7 +3697,7 @@
             <w:noProof/>
             <w:webHidden/>
           </w:rPr>
-          <w:t>35</w:t>
+          <w:t>40</w:t>
         </w:r>
         <w:r>
           <w:rPr>
@@ -3720,7 +3720,7 @@
           <w14:ligatures w14:val="standardContextual"/>
         </w:rPr>
       </w:pPr>
-      <w:hyperlink w:anchor="_Toc243685104" w:history="1">
+      <w:hyperlink w:anchor="_Toc243862941" w:history="1">
         <w:r>
           <w:rPr>
             <w:rStyle w:val="Hipervnculo"/>
@@ -3747,7 +3747,7 @@
             <w:noProof/>
             <w:webHidden/>
           </w:rPr>
-          <w:instrText xml:space="preserve"> PAGEREF _Toc243685104 \h </w:instrText>
+          <w:instrText xml:space="preserve"> PAGEREF _Toc243862941 \h </w:instrText>
         </w:r>
         <w:r>
           <w:rPr>
@@ -3767,7 +3767,7 @@
             <w:noProof/>
             <w:webHidden/>
           </w:rPr>
-          <w:t>35</w:t>
+          <w:t>40</w:t>
         </w:r>
         <w:r>
           <w:rPr>
@@ -3790,7 +3790,7 @@
           <w14:ligatures w14:val="standardContextual"/>
         </w:rPr>
       </w:pPr>
-      <w:hyperlink w:anchor="_Toc243685105" w:history="1">
+      <w:hyperlink w:anchor="_Toc243862942" w:history="1">
         <w:r>
           <w:rPr>
             <w:rStyle w:val="Hipervnculo"/>
@@ -3817,7 +3817,7 @@
             <w:noProof/>
             <w:webHidden/>
           </w:rPr>
-          <w:instrText xml:space="preserve"> PAGEREF _Toc243685105 \h </w:instrText>
+          <w:instrText xml:space="preserve"> PAGEREF _Toc243862942 \h </w:instrText>
         </w:r>
         <w:r>
           <w:rPr>
@@ -3837,7 +3837,7 @@
             <w:noProof/>
             <w:webHidden/>
           </w:rPr>
-          <w:t>36</w:t>
+          <w:t>41</w:t>
         </w:r>
         <w:r>
           <w:rPr>
@@ -3860,7 +3860,7 @@
           <w14:ligatures w14:val="standardContextual"/>
         </w:rPr>
       </w:pPr>
-      <w:hyperlink w:anchor="_Toc243685106" w:history="1">
+      <w:hyperlink w:anchor="_Toc243862943" w:history="1">
         <w:r>
           <w:rPr>
             <w:rStyle w:val="Hipervnculo"/>
@@ -3887,7 +3887,7 @@
             <w:noProof/>
             <w:webHidden/>
           </w:rPr>
-          <w:instrText xml:space="preserve"> PAGEREF _Toc243685106 \h </w:instrText>
+          <w:instrText xml:space="preserve"> PAGEREF _Toc243862943 \h </w:instrText>
         </w:r>
         <w:r>
           <w:rPr>
@@ -3907,7 +3907,7 @@
             <w:noProof/>
             <w:webHidden/>
           </w:rPr>
-          <w:t>36</w:t>
+          <w:t>41</w:t>
         </w:r>
         <w:r>
           <w:rPr>
@@ -3930,7 +3930,7 @@
           <w14:ligatures w14:val="standardContextual"/>
         </w:rPr>
       </w:pPr>
-      <w:hyperlink w:anchor="_Toc243685107" w:history="1">
+      <w:hyperlink w:anchor="_Toc243862944" w:history="1">
         <w:r>
           <w:rPr>
             <w:rStyle w:val="Hipervnculo"/>
@@ -3957,7 +3957,7 @@
             <w:noProof/>
             <w:webHidden/>
           </w:rPr>
-          <w:instrText xml:space="preserve"> PAGEREF _Toc243685107 \h </w:instrText>
+          <w:instrText xml:space="preserve"> PAGEREF _Toc243862944 \h </w:instrText>
         </w:r>
         <w:r>
           <w:rPr>
@@ -3977,7 +3977,7 @@
             <w:noProof/>
             <w:webHidden/>
           </w:rPr>
-          <w:t>36</w:t>
+          <w:t>41</w:t>
         </w:r>
         <w:r>
           <w:rPr>
@@ -4000,7 +4000,7 @@
           <w14:ligatures w14:val="standardContextual"/>
         </w:rPr>
       </w:pPr>
-      <w:hyperlink w:anchor="_Toc243685108" w:history="1">
+      <w:hyperlink w:anchor="_Toc243862945" w:history="1">
         <w:r>
           <w:rPr>
             <w:rStyle w:val="Hipervnculo"/>
@@ -4027,7 +4027,7 @@
             <w:noProof/>
             <w:webHidden/>
           </w:rPr>
-          <w:instrText xml:space="preserve"> PAGEREF _Toc243685108 \h </w:instrText>
+          <w:instrText xml:space="preserve"> PAGEREF _Toc243862945 \h </w:instrText>
         </w:r>
         <w:r>
           <w:rPr>
@@ -4047,7 +4047,7 @@
             <w:noProof/>
             <w:webHidden/>
           </w:rPr>
-          <w:t>37</w:t>
+          <w:t>42</w:t>
         </w:r>
         <w:r>
           <w:rPr>
@@ -4073,7 +4073,7 @@
           <w14:ligatures w14:val="standardContextual"/>
         </w:rPr>
       </w:pPr>
-      <w:hyperlink w:anchor="_Toc243685109" w:history="1">
+      <w:hyperlink w:anchor="_Toc243862946" w:history="1">
         <w:r>
           <w:rPr>
             <w:rStyle w:val="Hipervnculo"/>
@@ -4100,7 +4100,7 @@
             <w:noProof/>
             <w:webHidden/>
           </w:rPr>
-          <w:instrText xml:space="preserve"> PAGEREF _Toc243685109 \h </w:instrText>
+          <w:instrText xml:space="preserve"> PAGEREF _Toc243862946 \h </w:instrText>
         </w:r>
         <w:r>
           <w:rPr>
@@ -4120,7 +4120,7 @@
             <w:noProof/>
             <w:webHidden/>
           </w:rPr>
-          <w:t>38</w:t>
+          <w:t>43</w:t>
         </w:r>
         <w:r>
           <w:rPr>
@@ -4143,7 +4143,7 @@
           <w14:ligatures w14:val="standardContextual"/>
         </w:rPr>
       </w:pPr>
-      <w:hyperlink w:anchor="_Toc243685110" w:history="1">
+      <w:hyperlink w:anchor="_Toc243862947" w:history="1">
         <w:r>
           <w:rPr>
             <w:rStyle w:val="Hipervnculo"/>
@@ -4170,7 +4170,7 @@
             <w:noProof/>
             <w:webHidden/>
           </w:rPr>
-          <w:instrText xml:space="preserve"> PAGEREF _Toc243685110 \h </w:instrText>
+          <w:instrText xml:space="preserve"> PAGEREF _Toc243862947 \h </w:instrText>
         </w:r>
         <w:r>
           <w:rPr>
@@ -4190,7 +4190,7 @@
             <w:noProof/>
             <w:webHidden/>
           </w:rPr>
-          <w:t>38</w:t>
+          <w:t>43</w:t>
         </w:r>
         <w:r>
           <w:rPr>
@@ -4213,7 +4213,7 @@
           <w14:ligatures w14:val="standardContextual"/>
         </w:rPr>
       </w:pPr>
-      <w:hyperlink w:anchor="_Toc243685111" w:history="1">
+      <w:hyperlink w:anchor="_Toc243862948" w:history="1">
         <w:r>
           <w:rPr>
             <w:rStyle w:val="Hipervnculo"/>
@@ -4240,7 +4240,7 @@
             <w:noProof/>
             <w:webHidden/>
           </w:rPr>
-          <w:instrText xml:space="preserve"> PAGEREF _Toc243685111 \h </w:instrText>
+          <w:instrText xml:space="preserve"> PAGEREF _Toc243862948 \h </w:instrText>
         </w:r>
         <w:r>
           <w:rPr>
@@ -4260,7 +4260,7 @@
             <w:noProof/>
             <w:webHidden/>
           </w:rPr>
-          <w:t>38</w:t>
+          <w:t>43</w:t>
         </w:r>
         <w:r>
           <w:rPr>
@@ -4283,7 +4283,7 @@
           <w14:ligatures w14:val="standardContextual"/>
         </w:rPr>
       </w:pPr>
-      <w:hyperlink w:anchor="_Toc243685112" w:history="1">
+      <w:hyperlink w:anchor="_Toc243862949" w:history="1">
         <w:r>
           <w:rPr>
             <w:rStyle w:val="Hipervnculo"/>
@@ -4310,7 +4310,7 @@
             <w:noProof/>
             <w:webHidden/>
           </w:rPr>
-          <w:instrText xml:space="preserve"> PAGEREF _Toc243685112 \h </w:instrText>
+          <w:instrText xml:space="preserve"> PAGEREF _Toc243862949 \h </w:instrText>
         </w:r>
         <w:r>
           <w:rPr>
@@ -4330,7 +4330,7 @@
             <w:noProof/>
             <w:webHidden/>
           </w:rPr>
-          <w:t>39</w:t>
+          <w:t>44</w:t>
         </w:r>
         <w:r>
           <w:rPr>
@@ -4353,7 +4353,7 @@
           <w14:ligatures w14:val="standardContextual"/>
         </w:rPr>
       </w:pPr>
-      <w:hyperlink w:anchor="_Toc243685113" w:history="1">
+      <w:hyperlink w:anchor="_Toc243862950" w:history="1">
         <w:r>
           <w:rPr>
             <w:rStyle w:val="Hipervnculo"/>
@@ -4380,7 +4380,7 @@
             <w:noProof/>
             <w:webHidden/>
           </w:rPr>
-          <w:instrText xml:space="preserve"> PAGEREF _Toc243685113 \h </w:instrText>
+          <w:instrText xml:space="preserve"> PAGEREF _Toc243862950 \h </w:instrText>
         </w:r>
         <w:r>
           <w:rPr>
@@ -4400,7 +4400,7 @@
             <w:noProof/>
             <w:webHidden/>
           </w:rPr>
-          <w:t>40</w:t>
+          <w:t>45</w:t>
         </w:r>
         <w:r>
           <w:rPr>
@@ -4423,7 +4423,7 @@
           <w14:ligatures w14:val="standardContextual"/>
         </w:rPr>
       </w:pPr>
-      <w:hyperlink w:anchor="_Toc243685114" w:history="1">
+      <w:hyperlink w:anchor="_Toc243862951" w:history="1">
         <w:r>
           <w:rPr>
             <w:rStyle w:val="Hipervnculo"/>
@@ -4450,7 +4450,7 @@
             <w:noProof/>
             <w:webHidden/>
           </w:rPr>
-          <w:instrText xml:space="preserve"> PAGEREF _Toc243685114 \h </w:instrText>
+          <w:instrText xml:space="preserve"> PAGEREF _Toc243862951 \h </w:instrText>
         </w:r>
         <w:r>
           <w:rPr>
@@ -4470,7 +4470,7 @@
             <w:noProof/>
             <w:webHidden/>
           </w:rPr>
-          <w:t>40</w:t>
+          <w:t>45</w:t>
         </w:r>
         <w:r>
           <w:rPr>
@@ -4493,7 +4493,7 @@
           <w14:ligatures w14:val="standardContextual"/>
         </w:rPr>
       </w:pPr>
-      <w:hyperlink w:anchor="_Toc243685115" w:history="1">
+      <w:hyperlink w:anchor="_Toc243862952" w:history="1">
         <w:r>
           <w:rPr>
             <w:rStyle w:val="Hipervnculo"/>
@@ -4520,7 +4520,7 @@
             <w:noProof/>
             <w:webHidden/>
           </w:rPr>
-          <w:instrText xml:space="preserve"> PAGEREF _Toc243685115 \h </w:instrText>
+          <w:instrText xml:space="preserve"> PAGEREF _Toc243862952 \h </w:instrText>
         </w:r>
         <w:r>
           <w:rPr>
@@ -4540,7 +4540,7 @@
             <w:noProof/>
             <w:webHidden/>
           </w:rPr>
-          <w:t>40</w:t>
+          <w:t>45</w:t>
         </w:r>
         <w:r>
           <w:rPr>
@@ -4563,7 +4563,7 @@
           <w14:ligatures w14:val="standardContextual"/>
         </w:rPr>
       </w:pPr>
-      <w:hyperlink w:anchor="_Toc243685116" w:history="1">
+      <w:hyperlink w:anchor="_Toc243862953" w:history="1">
         <w:r>
           <w:rPr>
             <w:rStyle w:val="Hipervnculo"/>
@@ -4590,7 +4590,7 @@
             <w:noProof/>
             <w:webHidden/>
           </w:rPr>
-          <w:instrText xml:space="preserve"> PAGEREF _Toc243685116 \h </w:instrText>
+          <w:instrText xml:space="preserve"> PAGEREF _Toc243862953 \h </w:instrText>
         </w:r>
         <w:r>
           <w:rPr>
@@ -4610,7 +4610,7 @@
             <w:noProof/>
             <w:webHidden/>
           </w:rPr>
-          <w:t>41</w:t>
+          <w:t>46</w:t>
         </w:r>
         <w:r>
           <w:rPr>
@@ -4633,7 +4633,7 @@
           <w14:ligatures w14:val="standardContextual"/>
         </w:rPr>
       </w:pPr>
-      <w:hyperlink w:anchor="_Toc243685117" w:history="1">
+      <w:hyperlink w:anchor="_Toc243862954" w:history="1">
         <w:r>
           <w:rPr>
             <w:rStyle w:val="Hipervnculo"/>
@@ -4660,7 +4660,7 @@
             <w:noProof/>
             <w:webHidden/>
           </w:rPr>
-          <w:instrText xml:space="preserve"> PAGEREF _Toc243685117 \h </w:instrText>
+          <w:instrText xml:space="preserve"> PAGEREF _Toc243862954 \h </w:instrText>
         </w:r>
         <w:r>
           <w:rPr>
@@ -4680,7 +4680,7 @@
             <w:noProof/>
             <w:webHidden/>
           </w:rPr>
-          <w:t>41</w:t>
+          <w:t>46</w:t>
         </w:r>
         <w:r>
           <w:rPr>
@@ -4703,7 +4703,7 @@
           <w14:ligatures w14:val="standardContextual"/>
         </w:rPr>
       </w:pPr>
-      <w:hyperlink w:anchor="_Toc243685118" w:history="1">
+      <w:hyperlink w:anchor="_Toc243862955" w:history="1">
         <w:r>
           <w:rPr>
             <w:rStyle w:val="Hipervnculo"/>
@@ -4730,7 +4730,7 @@
             <w:noProof/>
             <w:webHidden/>
           </w:rPr>
-          <w:instrText xml:space="preserve"> PAGEREF _Toc243685118 \h </w:instrText>
+          <w:instrText xml:space="preserve"> PAGEREF _Toc243862955 \h </w:instrText>
         </w:r>
         <w:r>
           <w:rPr>
@@ -4750,7 +4750,7 @@
             <w:noProof/>
             <w:webHidden/>
           </w:rPr>
-          <w:t>42</w:t>
+          <w:t>47</w:t>
         </w:r>
         <w:r>
           <w:rPr>
@@ -4773,7 +4773,7 @@
           <w14:ligatures w14:val="standardContextual"/>
         </w:rPr>
       </w:pPr>
-      <w:hyperlink w:anchor="_Toc243685119" w:history="1">
+      <w:hyperlink w:anchor="_Toc243862956" w:history="1">
         <w:r>
           <w:rPr>
             <w:rStyle w:val="Hipervnculo"/>
@@ -4800,7 +4800,7 @@
             <w:noProof/>
             <w:webHidden/>
           </w:rPr>
-          <w:instrText xml:space="preserve"> PAGEREF _Toc243685119 \h </w:instrText>
+          <w:instrText xml:space="preserve"> PAGEREF _Toc243862956 \h </w:instrText>
         </w:r>
         <w:r>
           <w:rPr>
@@ -4820,7 +4820,7 @@
             <w:noProof/>
             <w:webHidden/>
           </w:rPr>
-          <w:t>42</w:t>
+          <w:t>47</w:t>
         </w:r>
         <w:r>
           <w:rPr>
@@ -4843,7 +4843,7 @@
           <w14:ligatures w14:val="standardContextual"/>
         </w:rPr>
       </w:pPr>
-      <w:hyperlink w:anchor="_Toc243685120" w:history="1">
+      <w:hyperlink w:anchor="_Toc243862957" w:history="1">
         <w:r>
           <w:rPr>
             <w:rStyle w:val="Hipervnculo"/>
@@ -4870,7 +4870,7 @@
             <w:noProof/>
             <w:webHidden/>
           </w:rPr>
-          <w:instrText xml:space="preserve"> PAGEREF _Toc243685120 \h </w:instrText>
+          <w:instrText xml:space="preserve"> PAGEREF _Toc243862957 \h </w:instrText>
         </w:r>
         <w:r>
           <w:rPr>
@@ -4890,7 +4890,7 @@
             <w:noProof/>
             <w:webHidden/>
           </w:rPr>
-          <w:t>43</w:t>
+          <w:t>48</w:t>
         </w:r>
         <w:r>
           <w:rPr>
@@ -4913,7 +4913,7 @@
           <w14:ligatures w14:val="standardContextual"/>
         </w:rPr>
       </w:pPr>
-      <w:hyperlink w:anchor="_Toc243685121" w:history="1">
+      <w:hyperlink w:anchor="_Toc243862958" w:history="1">
         <w:r>
           <w:rPr>
             <w:rStyle w:val="Hipervnculo"/>
@@ -4940,7 +4940,7 @@
             <w:noProof/>
             <w:webHidden/>
           </w:rPr>
-          <w:instrText xml:space="preserve"> PAGEREF _Toc243685121 \h </w:instrText>
+          <w:instrText xml:space="preserve"> PAGEREF _Toc243862958 \h </w:instrText>
         </w:r>
         <w:r>
           <w:rPr>
@@ -4960,7 +4960,7 @@
             <w:noProof/>
             <w:webHidden/>
           </w:rPr>
-          <w:t>44</w:t>
+          <w:t>49</w:t>
         </w:r>
         <w:r>
           <w:rPr>
@@ -4983,7 +4983,7 @@
           <w14:ligatures w14:val="standardContextual"/>
         </w:rPr>
       </w:pPr>
-      <w:hyperlink w:anchor="_Toc243685122" w:history="1">
+      <w:hyperlink w:anchor="_Toc243862959" w:history="1">
         <w:r>
           <w:rPr>
             <w:rStyle w:val="Hipervnculo"/>
@@ -5010,7 +5010,7 @@
             <w:noProof/>
             <w:webHidden/>
           </w:rPr>
-          <w:instrText xml:space="preserve"> PAGEREF _Toc243685122 \h </w:instrText>
+          <w:instrText xml:space="preserve"> PAGEREF _Toc243862959 \h </w:instrText>
         </w:r>
         <w:r>
           <w:rPr>
@@ -5030,7 +5030,7 @@
             <w:noProof/>
             <w:webHidden/>
           </w:rPr>
-          <w:t>45</w:t>
+          <w:t>50</w:t>
         </w:r>
         <w:r>
           <w:rPr>
@@ -5053,7 +5053,7 @@
           <w14:ligatures w14:val="standardContextual"/>
         </w:rPr>
       </w:pPr>
-      <w:hyperlink w:anchor="_Toc243685123" w:history="1">
+      <w:hyperlink w:anchor="_Toc243862960" w:history="1">
         <w:r>
           <w:rPr>
             <w:rStyle w:val="Hipervnculo"/>
@@ -5080,7 +5080,7 @@
             <w:noProof/>
             <w:webHidden/>
           </w:rPr>
-          <w:instrText xml:space="preserve"> PAGEREF _Toc243685123 \h </w:instrText>
+          <w:instrText xml:space="preserve"> PAGEREF _Toc243862960 \h </w:instrText>
         </w:r>
         <w:r>
           <w:rPr>
@@ -5100,7 +5100,7 @@
             <w:noProof/>
             <w:webHidden/>
           </w:rPr>
-          <w:t>46</w:t>
+          <w:t>51</w:t>
         </w:r>
         <w:r>
           <w:rPr>
@@ -5123,7 +5123,7 @@
           <w14:ligatures w14:val="standardContextual"/>
         </w:rPr>
       </w:pPr>
-      <w:hyperlink w:anchor="_Toc243685124" w:history="1">
+      <w:hyperlink w:anchor="_Toc243862961" w:history="1">
         <w:r>
           <w:rPr>
             <w:rStyle w:val="Hipervnculo"/>
@@ -5150,7 +5150,7 @@
             <w:noProof/>
             <w:webHidden/>
           </w:rPr>
-          <w:instrText xml:space="preserve"> PAGEREF _Toc243685124 \h </w:instrText>
+          <w:instrText xml:space="preserve"> PAGEREF _Toc243862961 \h </w:instrText>
         </w:r>
         <w:r>
           <w:rPr>
@@ -5170,7 +5170,7 @@
             <w:noProof/>
             <w:webHidden/>
           </w:rPr>
-          <w:t>47</w:t>
+          <w:t>52</w:t>
         </w:r>
         <w:r>
           <w:rPr>
@@ -5193,7 +5193,7 @@
           <w14:ligatures w14:val="standardContextual"/>
         </w:rPr>
       </w:pPr>
-      <w:hyperlink w:anchor="_Toc243685125" w:history="1">
+      <w:hyperlink w:anchor="_Toc243862962" w:history="1">
         <w:r>
           <w:rPr>
             <w:rStyle w:val="Hipervnculo"/>
@@ -5220,7 +5220,7 @@
             <w:noProof/>
             <w:webHidden/>
           </w:rPr>
-          <w:instrText xml:space="preserve"> PAGEREF _Toc243685125 \h </w:instrText>
+          <w:instrText xml:space="preserve"> PAGEREF _Toc243862962 \h </w:instrText>
         </w:r>
         <w:r>
           <w:rPr>
@@ -5240,7 +5240,7 @@
             <w:noProof/>
             <w:webHidden/>
           </w:rPr>
-          <w:t>48</w:t>
+          <w:t>53</w:t>
         </w:r>
         <w:r>
           <w:rPr>
@@ -5263,7 +5263,7 @@
           <w14:ligatures w14:val="standardContextual"/>
         </w:rPr>
       </w:pPr>
-      <w:hyperlink w:anchor="_Toc243685126" w:history="1">
+      <w:hyperlink w:anchor="_Toc243862963" w:history="1">
         <w:r>
           <w:rPr>
             <w:rStyle w:val="Hipervnculo"/>
@@ -5290,7 +5290,7 @@
             <w:noProof/>
             <w:webHidden/>
           </w:rPr>
-          <w:instrText xml:space="preserve"> PAGEREF _Toc243685126 \h </w:instrText>
+          <w:instrText xml:space="preserve"> PAGEREF _Toc243862963 \h </w:instrText>
         </w:r>
         <w:r>
           <w:rPr>
@@ -5310,7 +5310,7 @@
             <w:noProof/>
             <w:webHidden/>
           </w:rPr>
-          <w:t>49</w:t>
+          <w:t>54</w:t>
         </w:r>
         <w:r>
           <w:rPr>
@@ -5333,7 +5333,7 @@
           <w14:ligatures w14:val="standardContextual"/>
         </w:rPr>
       </w:pPr>
-      <w:hyperlink w:anchor="_Toc243685127" w:history="1">
+      <w:hyperlink w:anchor="_Toc243862964" w:history="1">
         <w:r>
           <w:rPr>
             <w:rStyle w:val="Hipervnculo"/>
@@ -5360,7 +5360,7 @@
             <w:noProof/>
             <w:webHidden/>
           </w:rPr>
-          <w:instrText xml:space="preserve"> PAGEREF _Toc243685127 \h </w:instrText>
+          <w:instrText xml:space="preserve"> PAGEREF _Toc243862964 \h </w:instrText>
         </w:r>
         <w:r>
           <w:rPr>
@@ -5380,7 +5380,7 @@
             <w:noProof/>
             <w:webHidden/>
           </w:rPr>
-          <w:t>49</w:t>
+          <w:t>54</w:t>
         </w:r>
         <w:r>
           <w:rPr>
@@ -5403,7 +5403,7 @@
           <w14:ligatures w14:val="standardContextual"/>
         </w:rPr>
       </w:pPr>
-      <w:hyperlink w:anchor="_Toc243685128" w:history="1">
+      <w:hyperlink w:anchor="_Toc243862965" w:history="1">
         <w:r>
           <w:rPr>
             <w:rStyle w:val="Hipervnculo"/>
@@ -5430,7 +5430,7 @@
             <w:noProof/>
             <w:webHidden/>
           </w:rPr>
-          <w:instrText xml:space="preserve"> PAGEREF _Toc243685128 \h </w:instrText>
+          <w:instrText xml:space="preserve"> PAGEREF _Toc243862965 \h </w:instrText>
         </w:r>
         <w:r>
           <w:rPr>
@@ -5450,7 +5450,7 @@
             <w:noProof/>
             <w:webHidden/>
           </w:rPr>
-          <w:t>50</w:t>
+          <w:t>55</w:t>
         </w:r>
         <w:r>
           <w:rPr>
@@ -5476,7 +5476,7 @@
           <w14:ligatures w14:val="standardContextual"/>
         </w:rPr>
       </w:pPr>
-      <w:hyperlink w:anchor="_Toc243685129" w:history="1">
+      <w:hyperlink w:anchor="_Toc243862966" w:history="1">
         <w:r>
           <w:rPr>
             <w:rStyle w:val="Hipervnculo"/>
@@ -5503,7 +5503,7 @@
             <w:noProof/>
             <w:webHidden/>
           </w:rPr>
-          <w:instrText xml:space="preserve"> PAGEREF _Toc243685129 \h </w:instrText>
+          <w:instrText xml:space="preserve"> PAGEREF _Toc243862966 \h </w:instrText>
         </w:r>
         <w:r>
           <w:rPr>
@@ -5523,7 +5523,7 @@
             <w:noProof/>
             <w:webHidden/>
           </w:rPr>
-          <w:t>51</w:t>
+          <w:t>56</w:t>
         </w:r>
         <w:r>
           <w:rPr>
@@ -5546,7 +5546,7 @@
           <w14:ligatures w14:val="standardContextual"/>
         </w:rPr>
       </w:pPr>
-      <w:hyperlink w:anchor="_Toc243685130" w:history="1">
+      <w:hyperlink w:anchor="_Toc243862967" w:history="1">
         <w:r>
           <w:rPr>
             <w:rStyle w:val="Hipervnculo"/>
@@ -5573,7 +5573,7 @@
             <w:noProof/>
             <w:webHidden/>
           </w:rPr>
-          <w:instrText xml:space="preserve"> PAGEREF _Toc243685130 \h </w:instrText>
+          <w:instrText xml:space="preserve"> PAGEREF _Toc243862967 \h </w:instrText>
         </w:r>
         <w:r>
           <w:rPr>
@@ -5593,7 +5593,7 @@
             <w:noProof/>
             <w:webHidden/>
           </w:rPr>
-          <w:t>51</w:t>
+          <w:t>56</w:t>
         </w:r>
         <w:r>
           <w:rPr>
@@ -5616,7 +5616,7 @@
           <w14:ligatures w14:val="standardContextual"/>
         </w:rPr>
       </w:pPr>
-      <w:hyperlink w:anchor="_Toc243685131" w:history="1">
+      <w:hyperlink w:anchor="_Toc243862968" w:history="1">
         <w:r>
           <w:rPr>
             <w:rStyle w:val="Hipervnculo"/>
@@ -5643,7 +5643,7 @@
             <w:noProof/>
             <w:webHidden/>
           </w:rPr>
-          <w:instrText xml:space="preserve"> PAGEREF _Toc243685131 \h </w:instrText>
+          <w:instrText xml:space="preserve"> PAGEREF _Toc243862968 \h </w:instrText>
         </w:r>
         <w:r>
           <w:rPr>
@@ -5663,7 +5663,7 @@
             <w:noProof/>
             <w:webHidden/>
           </w:rPr>
-          <w:t>52</w:t>
+          <w:t>57</w:t>
         </w:r>
         <w:r>
           <w:rPr>
@@ -5686,7 +5686,7 @@
           <w14:ligatures w14:val="standardContextual"/>
         </w:rPr>
       </w:pPr>
-      <w:hyperlink w:anchor="_Toc243685132" w:history="1">
+      <w:hyperlink w:anchor="_Toc243862969" w:history="1">
         <w:r>
           <w:rPr>
             <w:rStyle w:val="Hipervnculo"/>
@@ -5713,7 +5713,7 @@
             <w:noProof/>
             <w:webHidden/>
           </w:rPr>
-          <w:instrText xml:space="preserve"> PAGEREF _Toc243685132 \h </w:instrText>
+          <w:instrText xml:space="preserve"> PAGEREF _Toc243862969 \h </w:instrText>
         </w:r>
         <w:r>
           <w:rPr>
@@ -5733,7 +5733,7 @@
             <w:noProof/>
             <w:webHidden/>
           </w:rPr>
-          <w:t>53</w:t>
+          <w:t>58</w:t>
         </w:r>
         <w:r>
           <w:rPr>
@@ -5756,7 +5756,7 @@
           <w14:ligatures w14:val="standardContextual"/>
         </w:rPr>
       </w:pPr>
-      <w:hyperlink w:anchor="_Toc243685133" w:history="1">
+      <w:hyperlink w:anchor="_Toc243862970" w:history="1">
         <w:r>
           <w:rPr>
             <w:rStyle w:val="Hipervnculo"/>
@@ -5783,7 +5783,7 @@
             <w:noProof/>
             <w:webHidden/>
           </w:rPr>
-          <w:instrText xml:space="preserve"> PAGEREF _Toc243685133 \h </w:instrText>
+          <w:instrText xml:space="preserve"> PAGEREF _Toc243862970 \h </w:instrText>
         </w:r>
         <w:r>
           <w:rPr>
@@ -5803,7 +5803,7 @@
             <w:noProof/>
             <w:webHidden/>
           </w:rPr>
-          <w:t>53</w:t>
+          <w:t>58</w:t>
         </w:r>
         <w:r>
           <w:rPr>
@@ -5826,7 +5826,7 @@
           <w14:ligatures w14:val="standardContextual"/>
         </w:rPr>
       </w:pPr>
-      <w:hyperlink w:anchor="_Toc243685134" w:history="1">
+      <w:hyperlink w:anchor="_Toc243862971" w:history="1">
         <w:r>
           <w:rPr>
             <w:rStyle w:val="Hipervnculo"/>
@@ -5853,7 +5853,7 @@
             <w:noProof/>
             <w:webHidden/>
           </w:rPr>
-          <w:instrText xml:space="preserve"> PAGEREF _Toc243685134 \h </w:instrText>
+          <w:instrText xml:space="preserve"> PAGEREF _Toc243862971 \h </w:instrText>
         </w:r>
         <w:r>
           <w:rPr>
@@ -5873,7 +5873,7 @@
             <w:noProof/>
             <w:webHidden/>
           </w:rPr>
-          <w:t>54</w:t>
+          <w:t>59</w:t>
         </w:r>
         <w:r>
           <w:rPr>
@@ -5896,7 +5896,7 @@
           <w14:ligatures w14:val="standardContextual"/>
         </w:rPr>
       </w:pPr>
-      <w:hyperlink w:anchor="_Toc243685135" w:history="1">
+      <w:hyperlink w:anchor="_Toc243862972" w:history="1">
         <w:r>
           <w:rPr>
             <w:rStyle w:val="Hipervnculo"/>
@@ -5923,7 +5923,7 @@
             <w:noProof/>
             <w:webHidden/>
           </w:rPr>
-          <w:instrText xml:space="preserve"> PAGEREF _Toc243685135 \h </w:instrText>
+          <w:instrText xml:space="preserve"> PAGEREF _Toc243862972 \h </w:instrText>
         </w:r>
         <w:r>
           <w:rPr>
@@ -5943,7 +5943,7 @@
             <w:noProof/>
             <w:webHidden/>
           </w:rPr>
-          <w:t>54</w:t>
+          <w:t>59</w:t>
         </w:r>
         <w:r>
           <w:rPr>
@@ -5966,7 +5966,7 @@
           <w14:ligatures w14:val="standardContextual"/>
         </w:rPr>
       </w:pPr>
-      <w:hyperlink w:anchor="_Toc243685136" w:history="1">
+      <w:hyperlink w:anchor="_Toc243862973" w:history="1">
         <w:r>
           <w:rPr>
             <w:rStyle w:val="Hipervnculo"/>
@@ -5993,7 +5993,7 @@
             <w:noProof/>
             <w:webHidden/>
           </w:rPr>
-          <w:instrText xml:space="preserve"> PAGEREF _Toc243685136 \h </w:instrText>
+          <w:instrText xml:space="preserve"> PAGEREF _Toc243862973 \h </w:instrText>
         </w:r>
         <w:r>
           <w:rPr>
@@ -6013,7 +6013,7 @@
             <w:noProof/>
             <w:webHidden/>
           </w:rPr>
-          <w:t>54</w:t>
+          <w:t>59</w:t>
         </w:r>
         <w:r>
           <w:rPr>
@@ -6036,7 +6036,7 @@
           <w14:ligatures w14:val="standardContextual"/>
         </w:rPr>
       </w:pPr>
-      <w:hyperlink w:anchor="_Toc243685137" w:history="1">
+      <w:hyperlink w:anchor="_Toc243862974" w:history="1">
         <w:r>
           <w:rPr>
             <w:rStyle w:val="Hipervnculo"/>
@@ -6063,7 +6063,7 @@
             <w:noProof/>
             <w:webHidden/>
           </w:rPr>
-          <w:instrText xml:space="preserve"> PAGEREF _Toc243685137 \h </w:instrText>
+          <w:instrText xml:space="preserve"> PAGEREF _Toc243862974 \h </w:instrText>
         </w:r>
         <w:r>
           <w:rPr>
@@ -6083,7 +6083,7 @@
             <w:noProof/>
             <w:webHidden/>
           </w:rPr>
-          <w:t>55</w:t>
+          <w:t>60</w:t>
         </w:r>
         <w:r>
           <w:rPr>
@@ -6106,7 +6106,7 @@
           <w14:ligatures w14:val="standardContextual"/>
         </w:rPr>
       </w:pPr>
-      <w:hyperlink w:anchor="_Toc243685138" w:history="1">
+      <w:hyperlink w:anchor="_Toc243862975" w:history="1">
         <w:r>
           <w:rPr>
             <w:rStyle w:val="Hipervnculo"/>
@@ -6133,7 +6133,7 @@
             <w:noProof/>
             <w:webHidden/>
           </w:rPr>
-          <w:instrText xml:space="preserve"> PAGEREF _Toc243685138 \h </w:instrText>
+          <w:instrText xml:space="preserve"> PAGEREF _Toc243862975 \h </w:instrText>
         </w:r>
         <w:r>
           <w:rPr>
@@ -6153,7 +6153,7 @@
             <w:noProof/>
             <w:webHidden/>
           </w:rPr>
-          <w:t>56</w:t>
+          <w:t>61</w:t>
         </w:r>
         <w:r>
           <w:rPr>
@@ -6176,7 +6176,7 @@
           <w14:ligatures w14:val="standardContextual"/>
         </w:rPr>
       </w:pPr>
-      <w:hyperlink w:anchor="_Toc243685139" w:history="1">
+      <w:hyperlink w:anchor="_Toc243862976" w:history="1">
         <w:r>
           <w:rPr>
             <w:rStyle w:val="Hipervnculo"/>
@@ -6203,7 +6203,7 @@
             <w:noProof/>
             <w:webHidden/>
           </w:rPr>
-          <w:instrText xml:space="preserve"> PAGEREF _Toc243685139 \h </w:instrText>
+          <w:instrText xml:space="preserve"> PAGEREF _Toc243862976 \h </w:instrText>
         </w:r>
         <w:r>
           <w:rPr>
@@ -6223,7 +6223,7 @@
             <w:noProof/>
             <w:webHidden/>
           </w:rPr>
-          <w:t>57</w:t>
+          <w:t>62</w:t>
         </w:r>
         <w:r>
           <w:rPr>
@@ -6246,7 +6246,7 @@
           <w14:ligatures w14:val="standardContextual"/>
         </w:rPr>
       </w:pPr>
-      <w:hyperlink w:anchor="_Toc243685140" w:history="1">
+      <w:hyperlink w:anchor="_Toc243862977" w:history="1">
         <w:r>
           <w:rPr>
             <w:rStyle w:val="Hipervnculo"/>
@@ -6273,7 +6273,7 @@
             <w:noProof/>
             <w:webHidden/>
           </w:rPr>
-          <w:instrText xml:space="preserve"> PAGEREF _Toc243685140 \h </w:instrText>
+          <w:instrText xml:space="preserve"> PAGEREF _Toc243862977 \h </w:instrText>
         </w:r>
         <w:r>
           <w:rPr>
@@ -6293,7 +6293,7 @@
             <w:noProof/>
             <w:webHidden/>
           </w:rPr>
-          <w:t>58</w:t>
+          <w:t>63</w:t>
         </w:r>
         <w:r>
           <w:rPr>
@@ -6316,7 +6316,7 @@
           <w14:ligatures w14:val="standardContextual"/>
         </w:rPr>
       </w:pPr>
-      <w:hyperlink w:anchor="_Toc243685141" w:history="1">
+      <w:hyperlink w:anchor="_Toc243862978" w:history="1">
         <w:r>
           <w:rPr>
             <w:rStyle w:val="Hipervnculo"/>
@@ -6343,7 +6343,7 @@
             <w:noProof/>
             <w:webHidden/>
           </w:rPr>
-          <w:instrText xml:space="preserve"> PAGEREF _Toc243685141 \h </w:instrText>
+          <w:instrText xml:space="preserve"> PAGEREF _Toc243862978 \h </w:instrText>
         </w:r>
         <w:r>
           <w:rPr>
@@ -6363,7 +6363,7 @@
             <w:noProof/>
             <w:webHidden/>
           </w:rPr>
-          <w:t>59</w:t>
+          <w:t>64</w:t>
         </w:r>
         <w:r>
           <w:rPr>
@@ -6386,7 +6386,7 @@
           <w14:ligatures w14:val="standardContextual"/>
         </w:rPr>
       </w:pPr>
-      <w:hyperlink w:anchor="_Toc243685142" w:history="1">
+      <w:hyperlink w:anchor="_Toc243862979" w:history="1">
         <w:r>
           <w:rPr>
             <w:rStyle w:val="Hipervnculo"/>
@@ -6413,7 +6413,7 @@
             <w:noProof/>
             <w:webHidden/>
           </w:rPr>
-          <w:instrText xml:space="preserve"> PAGEREF _Toc243685142 \h </w:instrText>
+          <w:instrText xml:space="preserve"> PAGEREF _Toc243862979 \h </w:instrText>
         </w:r>
         <w:r>
           <w:rPr>
@@ -6433,7 +6433,7 @@
             <w:noProof/>
             <w:webHidden/>
           </w:rPr>
-          <w:t>60</w:t>
+          <w:t>65</w:t>
         </w:r>
         <w:r>
           <w:rPr>
@@ -6456,7 +6456,7 @@
           <w14:ligatures w14:val="standardContextual"/>
         </w:rPr>
       </w:pPr>
-      <w:hyperlink w:anchor="_Toc243685143" w:history="1">
+      <w:hyperlink w:anchor="_Toc243862980" w:history="1">
         <w:r>
           <w:rPr>
             <w:rStyle w:val="Hipervnculo"/>
@@ -6483,7 +6483,7 @@
             <w:noProof/>
             <w:webHidden/>
           </w:rPr>
-          <w:instrText xml:space="preserve"> PAGEREF _Toc243685143 \h </w:instrText>
+          <w:instrText xml:space="preserve"> PAGEREF _Toc243862980 \h </w:instrText>
         </w:r>
         <w:r>
           <w:rPr>
@@ -6503,7 +6503,7 @@
             <w:noProof/>
             <w:webHidden/>
           </w:rPr>
-          <w:t>61</w:t>
+          <w:t>66</w:t>
         </w:r>
         <w:r>
           <w:rPr>
@@ -6529,7 +6529,7 @@
           <w14:ligatures w14:val="standardContextual"/>
         </w:rPr>
       </w:pPr>
-      <w:hyperlink w:anchor="_Toc243685144" w:history="1">
+      <w:hyperlink w:anchor="_Toc243862981" w:history="1">
         <w:r>
           <w:rPr>
             <w:rStyle w:val="Hipervnculo"/>
@@ -6556,7 +6556,7 @@
             <w:noProof/>
             <w:webHidden/>
           </w:rPr>
-          <w:instrText xml:space="preserve"> PAGEREF _Toc243685144 \h </w:instrText>
+          <w:instrText xml:space="preserve"> PAGEREF _Toc243862981 \h </w:instrText>
         </w:r>
         <w:r>
           <w:rPr>
@@ -6576,7 +6576,7 @@
             <w:noProof/>
             <w:webHidden/>
           </w:rPr>
-          <w:t>62</w:t>
+          <w:t>67</w:t>
         </w:r>
         <w:r>
           <w:rPr>
@@ -6599,7 +6599,7 @@
           <w14:ligatures w14:val="standardContextual"/>
         </w:rPr>
       </w:pPr>
-      <w:hyperlink w:anchor="_Toc243685145" w:history="1">
+      <w:hyperlink w:anchor="_Toc243862982" w:history="1">
         <w:r>
           <w:rPr>
             <w:rStyle w:val="Hipervnculo"/>
@@ -6626,7 +6626,7 @@
             <w:noProof/>
             <w:webHidden/>
           </w:rPr>
-          <w:instrText xml:space="preserve"> PAGEREF _Toc243685145 \h </w:instrText>
+          <w:instrText xml:space="preserve"> PAGEREF _Toc243862982 \h </w:instrText>
         </w:r>
         <w:r>
           <w:rPr>
@@ -6646,7 +6646,7 @@
             <w:noProof/>
             <w:webHidden/>
           </w:rPr>
-          <w:t>62</w:t>
+          <w:t>67</w:t>
         </w:r>
         <w:r>
           <w:rPr>
@@ -6669,7 +6669,7 @@
           <w14:ligatures w14:val="standardContextual"/>
         </w:rPr>
       </w:pPr>
-      <w:hyperlink w:anchor="_Toc243685146" w:history="1">
+      <w:hyperlink w:anchor="_Toc243862983" w:history="1">
         <w:r>
           <w:rPr>
             <w:rStyle w:val="Hipervnculo"/>
@@ -6696,7 +6696,7 @@
             <w:noProof/>
             <w:webHidden/>
           </w:rPr>
-          <w:instrText xml:space="preserve"> PAGEREF _Toc243685146 \h </w:instrText>
+          <w:instrText xml:space="preserve"> PAGEREF _Toc243862983 \h </w:instrText>
         </w:r>
         <w:r>
           <w:rPr>
@@ -6716,7 +6716,7 @@
             <w:noProof/>
             <w:webHidden/>
           </w:rPr>
-          <w:t>63</w:t>
+          <w:t>69</w:t>
         </w:r>
         <w:r>
           <w:rPr>
@@ -6739,7 +6739,7 @@
           <w14:ligatures w14:val="standardContextual"/>
         </w:rPr>
       </w:pPr>
-      <w:hyperlink w:anchor="_Toc243685147" w:history="1">
+      <w:hyperlink w:anchor="_Toc243862984" w:history="1">
         <w:r>
           <w:rPr>
             <w:rStyle w:val="Hipervnculo"/>
@@ -6766,7 +6766,7 @@
             <w:noProof/>
             <w:webHidden/>
           </w:rPr>
-          <w:instrText xml:space="preserve"> PAGEREF _Toc243685147 \h </w:instrText>
+          <w:instrText xml:space="preserve"> PAGEREF _Toc243862984 \h </w:instrText>
         </w:r>
         <w:r>
           <w:rPr>
@@ -6786,7 +6786,7 @@
             <w:noProof/>
             <w:webHidden/>
           </w:rPr>
-          <w:t>64</w:t>
+          <w:t>71</w:t>
         </w:r>
         <w:r>
           <w:rPr>
@@ -6809,7 +6809,7 @@
           <w14:ligatures w14:val="standardContextual"/>
         </w:rPr>
       </w:pPr>
-      <w:hyperlink w:anchor="_Toc243685148" w:history="1">
+      <w:hyperlink w:anchor="_Toc243862985" w:history="1">
         <w:r>
           <w:rPr>
             <w:rStyle w:val="Hipervnculo"/>
@@ -6836,7 +6836,7 @@
             <w:noProof/>
             <w:webHidden/>
           </w:rPr>
-          <w:instrText xml:space="preserve"> PAGEREF _Toc243685148 \h </w:instrText>
+          <w:instrText xml:space="preserve"> PAGEREF _Toc243862985 \h </w:instrText>
         </w:r>
         <w:r>
           <w:rPr>
@@ -6856,7 +6856,7 @@
             <w:noProof/>
             <w:webHidden/>
           </w:rPr>
-          <w:t>64</w:t>
+          <w:t>71</w:t>
         </w:r>
         <w:r>
           <w:rPr>
@@ -6879,7 +6879,7 @@
           <w14:ligatures w14:val="standardContextual"/>
         </w:rPr>
       </w:pPr>
-      <w:hyperlink w:anchor="_Toc243685149" w:history="1">
+      <w:hyperlink w:anchor="_Toc243862986" w:history="1">
         <w:r>
           <w:rPr>
             <w:rStyle w:val="Hipervnculo"/>
@@ -6906,7 +6906,7 @@
             <w:noProof/>
             <w:webHidden/>
           </w:rPr>
-          <w:instrText xml:space="preserve"> PAGEREF _Toc243685149 \h </w:instrText>
+          <w:instrText xml:space="preserve"> PAGEREF _Toc243862986 \h </w:instrText>
         </w:r>
         <w:r>
           <w:rPr>
@@ -6926,7 +6926,7 @@
             <w:noProof/>
             <w:webHidden/>
           </w:rPr>
-          <w:t>64</w:t>
+          <w:t>71</w:t>
         </w:r>
         <w:r>
           <w:rPr>
@@ -6952,7 +6952,7 @@
           <w14:ligatures w14:val="standardContextual"/>
         </w:rPr>
       </w:pPr>
-      <w:hyperlink w:anchor="_Toc243685150" w:history="1">
+      <w:hyperlink w:anchor="_Toc243862987" w:history="1">
         <w:r>
           <w:rPr>
             <w:rStyle w:val="Hipervnculo"/>
@@ -6979,7 +6979,7 @@
             <w:noProof/>
             <w:webHidden/>
           </w:rPr>
-          <w:instrText xml:space="preserve"> PAGEREF _Toc243685150 \h </w:instrText>
+          <w:instrText xml:space="preserve"> PAGEREF _Toc243862987 \h </w:instrText>
         </w:r>
         <w:r>
           <w:rPr>
@@ -6999,7 +6999,7 @@
             <w:noProof/>
             <w:webHidden/>
           </w:rPr>
-          <w:t>65</w:t>
+          <w:t>72</w:t>
         </w:r>
         <w:r>
           <w:rPr>
@@ -7022,7 +7022,7 @@
           <w14:ligatures w14:val="standardContextual"/>
         </w:rPr>
       </w:pPr>
-      <w:hyperlink w:anchor="_Toc243685151" w:history="1">
+      <w:hyperlink w:anchor="_Toc243862988" w:history="1">
         <w:r>
           <w:rPr>
             <w:rStyle w:val="Hipervnculo"/>
@@ -7049,7 +7049,7 @@
             <w:noProof/>
             <w:webHidden/>
           </w:rPr>
-          <w:instrText xml:space="preserve"> PAGEREF _Toc243685151 \h </w:instrText>
+          <w:instrText xml:space="preserve"> PAGEREF _Toc243862988 \h </w:instrText>
         </w:r>
         <w:r>
           <w:rPr>
@@ -7069,7 +7069,7 @@
             <w:noProof/>
             <w:webHidden/>
           </w:rPr>
-          <w:t>65</w:t>
+          <w:t>72</w:t>
         </w:r>
         <w:r>
           <w:rPr>
@@ -7092,7 +7092,7 @@
           <w14:ligatures w14:val="standardContextual"/>
         </w:rPr>
       </w:pPr>
-      <w:hyperlink w:anchor="_Toc243685152" w:history="1">
+      <w:hyperlink w:anchor="_Toc243862989" w:history="1">
         <w:r>
           <w:rPr>
             <w:rStyle w:val="Hipervnculo"/>
@@ -7119,7 +7119,7 @@
             <w:noProof/>
             <w:webHidden/>
           </w:rPr>
-          <w:instrText xml:space="preserve"> PAGEREF _Toc243685152 \h </w:instrText>
+          <w:instrText xml:space="preserve"> PAGEREF _Toc243862989 \h </w:instrText>
         </w:r>
         <w:r>
           <w:rPr>
@@ -7139,7 +7139,7 @@
             <w:noProof/>
             <w:webHidden/>
           </w:rPr>
-          <w:t>65</w:t>
+          <w:t>72</w:t>
         </w:r>
         <w:r>
           <w:rPr>
@@ -7162,7 +7162,7 @@
           <w14:ligatures w14:val="standardContextual"/>
         </w:rPr>
       </w:pPr>
-      <w:hyperlink w:anchor="_Toc243685153" w:history="1">
+      <w:hyperlink w:anchor="_Toc243862990" w:history="1">
         <w:r>
           <w:rPr>
             <w:rStyle w:val="Hipervnculo"/>
@@ -7189,7 +7189,7 @@
             <w:noProof/>
             <w:webHidden/>
           </w:rPr>
-          <w:instrText xml:space="preserve"> PAGEREF _Toc243685153 \h </w:instrText>
+          <w:instrText xml:space="preserve"> PAGEREF _Toc243862990 \h </w:instrText>
         </w:r>
         <w:r>
           <w:rPr>
@@ -7209,7 +7209,7 @@
             <w:noProof/>
             <w:webHidden/>
           </w:rPr>
-          <w:t>66</w:t>
+          <w:t>73</w:t>
         </w:r>
         <w:r>
           <w:rPr>
@@ -7232,7 +7232,7 @@
           <w14:ligatures w14:val="standardContextual"/>
         </w:rPr>
       </w:pPr>
-      <w:hyperlink w:anchor="_Toc243685154" w:history="1">
+      <w:hyperlink w:anchor="_Toc243862991" w:history="1">
         <w:r>
           <w:rPr>
             <w:rStyle w:val="Hipervnculo"/>
@@ -7259,7 +7259,7 @@
             <w:noProof/>
             <w:webHidden/>
           </w:rPr>
-          <w:instrText xml:space="preserve"> PAGEREF _Toc243685154 \h </w:instrText>
+          <w:instrText xml:space="preserve"> PAGEREF _Toc243862991 \h </w:instrText>
         </w:r>
         <w:r>
           <w:rPr>
@@ -7279,7 +7279,7 @@
             <w:noProof/>
             <w:webHidden/>
           </w:rPr>
-          <w:t>67</w:t>
+          <w:t>74</w:t>
         </w:r>
         <w:r>
           <w:rPr>
@@ -7302,7 +7302,7 @@
           <w14:ligatures w14:val="standardContextual"/>
         </w:rPr>
       </w:pPr>
-      <w:hyperlink w:anchor="_Toc243685155" w:history="1">
+      <w:hyperlink w:anchor="_Toc243862992" w:history="1">
         <w:r>
           <w:rPr>
             <w:rStyle w:val="Hipervnculo"/>
@@ -7329,7 +7329,7 @@
             <w:noProof/>
             <w:webHidden/>
           </w:rPr>
-          <w:instrText xml:space="preserve"> PAGEREF _Toc243685155 \h </w:instrText>
+          <w:instrText xml:space="preserve"> PAGEREF _Toc243862992 \h </w:instrText>
         </w:r>
         <w:r>
           <w:rPr>
@@ -7349,7 +7349,7 @@
             <w:noProof/>
             <w:webHidden/>
           </w:rPr>
-          <w:t>68</w:t>
+          <w:t>75</w:t>
         </w:r>
         <w:r>
           <w:rPr>
@@ -7375,7 +7375,7 @@
           <w14:ligatures w14:val="standardContextual"/>
         </w:rPr>
       </w:pPr>
-      <w:hyperlink w:anchor="_Toc243685156" w:history="1">
+      <w:hyperlink w:anchor="_Toc243862993" w:history="1">
         <w:r>
           <w:rPr>
             <w:rStyle w:val="Hipervnculo"/>
@@ -7411,7 +7411,7 @@
             <w:noProof/>
             <w:webHidden/>
           </w:rPr>
-          <w:instrText xml:space="preserve"> PAGEREF _Toc243685156 \h </w:instrText>
+          <w:instrText xml:space="preserve"> PAGEREF _Toc243862993 \h </w:instrText>
         </w:r>
         <w:r>
           <w:rPr>
@@ -7431,7 +7431,7 @@
             <w:noProof/>
             <w:webHidden/>
           </w:rPr>
-          <w:t>69</w:t>
+          <w:t>76</w:t>
         </w:r>
         <w:r>
           <w:rPr>
@@ -7454,7 +7454,7 @@
           <w14:ligatures w14:val="standardContextual"/>
         </w:rPr>
       </w:pPr>
-      <w:hyperlink w:anchor="_Toc243685157" w:history="1">
+      <w:hyperlink w:anchor="_Toc243862994" w:history="1">
         <w:r>
           <w:rPr>
             <w:rStyle w:val="Hipervnculo"/>
@@ -7481,7 +7481,7 @@
             <w:noProof/>
             <w:webHidden/>
           </w:rPr>
-          <w:instrText xml:space="preserve"> PAGEREF _Toc243685157 \h </w:instrText>
+          <w:instrText xml:space="preserve"> PAGEREF _Toc243862994 \h </w:instrText>
         </w:r>
         <w:r>
           <w:rPr>
@@ -7501,7 +7501,7 @@
             <w:noProof/>
             <w:webHidden/>
           </w:rPr>
-          <w:t>69</w:t>
+          <w:t>76</w:t>
         </w:r>
         <w:r>
           <w:rPr>
@@ -7524,7 +7524,7 @@
           <w14:ligatures w14:val="standardContextual"/>
         </w:rPr>
       </w:pPr>
-      <w:hyperlink w:anchor="_Toc243685158" w:history="1">
+      <w:hyperlink w:anchor="_Toc243862995" w:history="1">
         <w:r>
           <w:rPr>
             <w:rStyle w:val="Hipervnculo"/>
@@ -7551,7 +7551,7 @@
             <w:noProof/>
             <w:webHidden/>
           </w:rPr>
-          <w:instrText xml:space="preserve"> PAGEREF _Toc243685158 \h </w:instrText>
+          <w:instrText xml:space="preserve"> PAGEREF _Toc243862995 \h </w:instrText>
         </w:r>
         <w:r>
           <w:rPr>
@@ -7571,7 +7571,7 @@
             <w:noProof/>
             <w:webHidden/>
           </w:rPr>
-          <w:t>69</w:t>
+          <w:t>76</w:t>
         </w:r>
         <w:r>
           <w:rPr>
@@ -7594,7 +7594,7 @@
           <w14:ligatures w14:val="standardContextual"/>
         </w:rPr>
       </w:pPr>
-      <w:hyperlink w:anchor="_Toc243685159" w:history="1">
+      <w:hyperlink w:anchor="_Toc243862996" w:history="1">
         <w:r>
           <w:rPr>
             <w:rStyle w:val="Hipervnculo"/>
@@ -7621,7 +7621,7 @@
             <w:noProof/>
             <w:webHidden/>
           </w:rPr>
-          <w:instrText xml:space="preserve"> PAGEREF _Toc243685159 \h </w:instrText>
+          <w:instrText xml:space="preserve"> PAGEREF _Toc243862996 \h </w:instrText>
         </w:r>
         <w:r>
           <w:rPr>
@@ -7641,7 +7641,7 @@
             <w:noProof/>
             <w:webHidden/>
           </w:rPr>
-          <w:t>70</w:t>
+          <w:t>77</w:t>
         </w:r>
         <w:r>
           <w:rPr>
@@ -7664,7 +7664,7 @@
           <w14:ligatures w14:val="standardContextual"/>
         </w:rPr>
       </w:pPr>
-      <w:hyperlink w:anchor="_Toc243685160" w:history="1">
+      <w:hyperlink w:anchor="_Toc243862997" w:history="1">
         <w:r>
           <w:rPr>
             <w:rStyle w:val="Hipervnculo"/>
@@ -7691,7 +7691,7 @@
             <w:noProof/>
             <w:webHidden/>
           </w:rPr>
-          <w:instrText xml:space="preserve"> PAGEREF _Toc243685160 \h </w:instrText>
+          <w:instrText xml:space="preserve"> PAGEREF _Toc243862997 \h </w:instrText>
         </w:r>
         <w:r>
           <w:rPr>
@@ -7711,7 +7711,7 @@
             <w:noProof/>
             <w:webHidden/>
           </w:rPr>
-          <w:t>70</w:t>
+          <w:t>77</w:t>
         </w:r>
         <w:r>
           <w:rPr>
@@ -7734,7 +7734,7 @@
           <w14:ligatures w14:val="standardContextual"/>
         </w:rPr>
       </w:pPr>
-      <w:hyperlink w:anchor="_Toc243685161" w:history="1">
+      <w:hyperlink w:anchor="_Toc243862998" w:history="1">
         <w:r>
           <w:rPr>
             <w:rStyle w:val="Hipervnculo"/>
@@ -7761,7 +7761,7 @@
             <w:noProof/>
             <w:webHidden/>
           </w:rPr>
-          <w:instrText xml:space="preserve"> PAGEREF _Toc243685161 \h </w:instrText>
+          <w:instrText xml:space="preserve"> PAGEREF _Toc243862998 \h </w:instrText>
         </w:r>
         <w:r>
           <w:rPr>
@@ -7781,7 +7781,7 @@
             <w:noProof/>
             <w:webHidden/>
           </w:rPr>
-          <w:t>70</w:t>
+          <w:t>77</w:t>
         </w:r>
         <w:r>
           <w:rPr>
@@ -7807,7 +7807,7 @@
           <w14:ligatures w14:val="standardContextual"/>
         </w:rPr>
       </w:pPr>
-      <w:hyperlink w:anchor="_Toc243685162" w:history="1">
+      <w:hyperlink w:anchor="_Toc243862999" w:history="1">
         <w:r>
           <w:rPr>
             <w:rStyle w:val="Hipervnculo"/>
@@ -7834,7 +7834,7 @@
             <w:noProof/>
             <w:webHidden/>
           </w:rPr>
-          <w:instrText xml:space="preserve"> PAGEREF _Toc243685162 \h </w:instrText>
+          <w:instrText xml:space="preserve"> PAGEREF _Toc243862999 \h </w:instrText>
         </w:r>
         <w:r>
           <w:rPr>
@@ -7854,7 +7854,7 @@
             <w:noProof/>
             <w:webHidden/>
           </w:rPr>
-          <w:t>71</w:t>
+          <w:t>78</w:t>
         </w:r>
         <w:r>
           <w:rPr>
@@ -7877,7 +7877,7 @@
           <w14:ligatures w14:val="standardContextual"/>
         </w:rPr>
       </w:pPr>
-      <w:hyperlink w:anchor="_Toc243685163" w:history="1">
+      <w:hyperlink w:anchor="_Toc243863000" w:history="1">
         <w:r>
           <w:rPr>
             <w:rStyle w:val="Hipervnculo"/>
@@ -7904,7 +7904,7 @@
             <w:noProof/>
             <w:webHidden/>
           </w:rPr>
-          <w:instrText xml:space="preserve"> PAGEREF _Toc243685163 \h </w:instrText>
+          <w:instrText xml:space="preserve"> PAGEREF _Toc243863000 \h </w:instrText>
         </w:r>
         <w:r>
           <w:rPr>
@@ -7924,7 +7924,7 @@
             <w:noProof/>
             <w:webHidden/>
           </w:rPr>
-          <w:t>71</w:t>
+          <w:t>78</w:t>
         </w:r>
         <w:r>
           <w:rPr>
@@ -7950,7 +7950,7 @@
           <w14:ligatures w14:val="standardContextual"/>
         </w:rPr>
       </w:pPr>
-      <w:hyperlink w:anchor="_Toc243685164" w:history="1">
+      <w:hyperlink w:anchor="_Toc243863001" w:history="1">
         <w:r>
           <w:rPr>
             <w:rStyle w:val="Hipervnculo"/>
@@ -7977,7 +7977,7 @@
             <w:noProof/>
             <w:webHidden/>
           </w:rPr>
-          <w:instrText xml:space="preserve"> PAGEREF _Toc243685164 \h </w:instrText>
+          <w:instrText xml:space="preserve"> PAGEREF _Toc243863001 \h </w:instrText>
         </w:r>
         <w:r>
           <w:rPr>
@@ -7997,7 +7997,7 @@
             <w:noProof/>
             <w:webHidden/>
           </w:rPr>
-          <w:t>72</w:t>
+          <w:t>79</w:t>
         </w:r>
         <w:r>
           <w:rPr>
@@ -8031,6 +8031,24 @@
           <w:bCs/>
         </w:rPr>
         <w:lastRenderedPageBreak/>
+        <w:t>Cierre M0-S — 2026-10-25:</w:t>
+      </w:r>
+      <w:r>
+        <w:t xml:space="preserve"> </w:t>
+      </w:r>
+      <w:r>
+        <w:t>versión 2.1.0 preparada para revisión e integración; HU-0.5 implementada, 96 HU, 464 RE, 126 RN y 65 tablas. Migraciones 12/13, Inicio del administrador (HU-6.2) y panel financiero de plataforma. D8/D10 pendientes antes de dinero real.</w:t>
+      </w:r>
+    </w:p>
+    <w:p>
+      <w:pPr>
+        <w:pStyle w:val="Textodebloque"/>
+      </w:pPr>
+      <w:r>
+        <w:rPr>
+          <w:b/>
+          <w:bCs/>
+        </w:rPr>
         <w:t>Preparación M4/B1 — 2026-10-17:</w:t>
       </w:r>
       <w:r>
@@ -8184,7 +8202,10 @@
         <w:t>Confiabilidad</w:t>
       </w:r>
       <w:r>
-        <w:t xml:space="preserve"> (reintentos, concurrencia e integridad de datos) y </w:t>
+        <w:t xml:space="preserve"> </w:t>
+      </w:r>
+      <w:r>
+        <w:t xml:space="preserve">(reintentos, concurrencia e integridad de datos) y </w:t>
       </w:r>
       <w:r>
         <w:rPr>
@@ -8226,10 +8247,7 @@
         <w:t>Criterio de aceptación:</w:t>
       </w:r>
       <w:r>
-        <w:t xml:space="preserve"> </w:t>
-      </w:r>
-      <w:r>
-        <w:t>describe una prueba concreta, con su entrada y el resultado esperado, que permite decir si el requisito se cumple.</w:t>
+        <w:t xml:space="preserve"> describe una prueba concreta, con su entrada y el resultado esperado, que permite decir si el requisito se cumple.</w:t>
       </w:r>
     </w:p>
     <w:p>
@@ -8357,8 +8375,8 @@
       <w:pPr>
         <w:pStyle w:val="Ttulo1"/>
       </w:pPr>
-      <w:bookmarkStart w:id="0" w:name="_48a44b56e2cba46e0bd273959c9fa021cf0e0c0"/>
-      <w:bookmarkStart w:id="1" w:name="_Toc243685057"/>
+      <w:bookmarkStart w:id="0" w:name="_ad9e25c8626cd57ecdce5548ccf29c0d11fa207"/>
+      <w:bookmarkStart w:id="1" w:name="_Toc243862894"/>
       <w:r>
         <w:lastRenderedPageBreak/>
         <w:t xml:space="preserve">Módulo 0 — Plataforma: clínicas, planes y suscripción </w:t>
@@ -8368,7 +8386,7 @@
           <w:i/>
           <w:iCs/>
         </w:rPr>
-        <w:t>(v2.0)</w:t>
+        <w:t>(v2.0/v2.1)</w:t>
       </w:r>
       <w:bookmarkEnd w:id="1"/>
     </w:p>
@@ -8377,7 +8395,7 @@
         <w:pStyle w:val="Ttulo2"/>
       </w:pPr>
       <w:bookmarkStart w:id="2" w:name="_1eb36715c186f58cce98281b1b189d20510db73"/>
-      <w:bookmarkStart w:id="3" w:name="_Toc243685058"/>
+      <w:bookmarkStart w:id="3" w:name="_Toc243862895"/>
       <w:r>
         <w:t>HU-0.1 — Registrar una clínica (self-service)</w:t>
       </w:r>
@@ -9316,7 +9334,7 @@
         <w:pStyle w:val="Ttulo2"/>
       </w:pPr>
       <w:bookmarkStart w:id="4" w:name="_802afc2bac434eff8b2fd18354a2e26d7a1818b"/>
-      <w:bookmarkStart w:id="5" w:name="_Toc243685059"/>
+      <w:bookmarkStart w:id="5" w:name="_Toc243862896"/>
       <w:bookmarkEnd w:id="2"/>
       <w:r>
         <w:t>HU-0.2 — Verificar el correo y activar la clínica</w:t>
@@ -9859,7 +9877,7 @@
         <w:pStyle w:val="Ttulo2"/>
       </w:pPr>
       <w:bookmarkStart w:id="6" w:name="_bb7346f7e0c84a0526cc1b09dcf7185b4de9ba6"/>
-      <w:bookmarkStart w:id="7" w:name="_Toc243685060"/>
+      <w:bookmarkStart w:id="7" w:name="_Toc243862897"/>
       <w:bookmarkEnd w:id="4"/>
       <w:r>
         <w:lastRenderedPageBreak/>
@@ -9890,10 +9908,10 @@
         <w:tblLook w:val="0020" w:firstRow="1" w:lastRow="0" w:firstColumn="0" w:lastColumn="0" w:noHBand="0" w:noVBand="0"/>
       </w:tblPr>
       <w:tblGrid>
-        <w:gridCol w:w="1113"/>
-        <w:gridCol w:w="3034"/>
+        <w:gridCol w:w="1112"/>
+        <w:gridCol w:w="3002"/>
         <w:gridCol w:w="1222"/>
-        <w:gridCol w:w="2969"/>
+        <w:gridCol w:w="3002"/>
         <w:gridCol w:w="1222"/>
       </w:tblGrid>
       <w:tr>
@@ -9918,7 +9936,7 @@
         </w:tc>
         <w:tc>
           <w:tcPr>
-            <w:tcW w:w="1587" w:type="pct"/>
+            <w:tcW w:w="1570" w:type="pct"/>
           </w:tcPr>
           <w:p>
             <w:pPr>
@@ -9946,7 +9964,7 @@
         </w:tc>
         <w:tc>
           <w:tcPr>
-            <w:tcW w:w="1553" w:type="pct"/>
+            <w:tcW w:w="1570" w:type="pct"/>
           </w:tcPr>
           <w:p>
             <w:pPr>
@@ -9999,15 +10017,15 @@
         </w:tc>
         <w:tc>
           <w:tcPr>
-            <w:tcW w:w="1587" w:type="pct"/>
-          </w:tcPr>
-          <w:p>
-            <w:pPr>
-              <w:pStyle w:val="Celda"/>
-              <w:keepNext/>
-            </w:pPr>
-            <w:r>
-              <w:t>El sistema debe listar las clínicas con su estado, plan y estado de suscripción.</w:t>
+            <w:tcW w:w="1570" w:type="pct"/>
+          </w:tcPr>
+          <w:p>
+            <w:pPr>
+              <w:pStyle w:val="Celda"/>
+              <w:keepNext/>
+            </w:pPr>
+            <w:r>
+              <w:t>Listar clínicas con estado administrativo, plan contratado/efectivo, vigencia, gracia y estado de cobro diferenciados.</w:t>
             </w:r>
           </w:p>
         </w:tc>
@@ -10027,15 +10045,15 @@
         </w:tc>
         <w:tc>
           <w:tcPr>
-            <w:tcW w:w="1553" w:type="pct"/>
-          </w:tcPr>
-          <w:p>
-            <w:pPr>
-              <w:pStyle w:val="Celda"/>
-              <w:keepNext/>
-            </w:pPr>
-            <w:r>
-              <w:t>Con tres clínicas registradas (activa, pendiente y suspendida), el listado muestra las tres con su plan y el estado de su suscripción.</w:t>
+            <w:tcW w:w="1570" w:type="pct"/>
+          </w:tcPr>
+          <w:p>
+            <w:pPr>
+              <w:pStyle w:val="Celda"/>
+              <w:keepNext/>
+            </w:pPr>
+            <w:r>
+              <w:t>Dos clínicas con estado distinto muestran el cálculo actual, aun con cron retrasado; no se confunde mora con suspensión administrativa.</w:t>
             </w:r>
           </w:p>
         </w:tc>
@@ -10080,15 +10098,15 @@
         </w:tc>
         <w:tc>
           <w:tcPr>
-            <w:tcW w:w="1587" w:type="pct"/>
-          </w:tcPr>
-          <w:p>
-            <w:pPr>
-              <w:pStyle w:val="Celda"/>
-              <w:keepNext/>
-            </w:pPr>
-            <w:r>
-              <w:t>El sistema debe permitir cambiar el plan y el estado de la suscripción de una clínica con motivo obligatorio.</w:t>
+            <w:tcW w:w="1570" w:type="pct"/>
+          </w:tcPr>
+          <w:p>
+            <w:pPr>
+              <w:pStyle w:val="Celda"/>
+              <w:keepNext/>
+            </w:pPr>
+            <w:r>
+              <w:t>Cambiar plan o conceder/retirar un beneficio administrativo exige motivo, fecha de efecto y vencimiento cuando corresponda; conserva periodos pagados y origen.</w:t>
             </w:r>
           </w:p>
         </w:tc>
@@ -10108,15 +10126,15 @@
         </w:tc>
         <w:tc>
           <w:tcPr>
-            <w:tcW w:w="1553" w:type="pct"/>
-          </w:tcPr>
-          <w:p>
-            <w:pPr>
-              <w:pStyle w:val="Celda"/>
-              <w:keepNext/>
-            </w:pPr>
-            <w:r>
-              <w:t>Sin motivo se rechaza; el plan y la suscripción se actualizan juntos y quedan en auditoría. Los límites del nuevo plan se aplican en la siguiente acción (HU-0.4).</w:t>
+            <w:tcW w:w="1570" w:type="pct"/>
+          </w:tcPr>
+          <w:p>
+            <w:pPr>
+              <w:pStyle w:val="Celda"/>
+              <w:keepNext/>
+            </w:pPr>
+            <w:r>
+              <w:t>Sin motivo o sin fecha fin del profesional se rechaza; se audita y no inventa pagos ni altera el estado administrativo. El legado sin fecha se conserva hasta regularizar.</w:t>
             </w:r>
           </w:p>
         </w:tc>
@@ -10161,7 +10179,7 @@
         </w:tc>
         <w:tc>
           <w:tcPr>
-            <w:tcW w:w="1587" w:type="pct"/>
+            <w:tcW w:w="1570" w:type="pct"/>
           </w:tcPr>
           <w:p>
             <w:pPr>
@@ -10189,7 +10207,7 @@
         </w:tc>
         <w:tc>
           <w:tcPr>
-            <w:tcW w:w="1553" w:type="pct"/>
+            <w:tcW w:w="1570" w:type="pct"/>
           </w:tcPr>
           <w:p>
             <w:pPr>
@@ -10242,7 +10260,7 @@
         </w:tc>
         <w:tc>
           <w:tcPr>
-            <w:tcW w:w="1587" w:type="pct"/>
+            <w:tcW w:w="1570" w:type="pct"/>
           </w:tcPr>
           <w:p>
             <w:pPr>
@@ -10270,7 +10288,7 @@
         </w:tc>
         <w:tc>
           <w:tcPr>
-            <w:tcW w:w="1553" w:type="pct"/>
+            <w:tcW w:w="1570" w:type="pct"/>
           </w:tcPr>
           <w:p>
             <w:pPr>
@@ -10323,7 +10341,7 @@
         </w:tc>
         <w:tc>
           <w:tcPr>
-            <w:tcW w:w="1587" w:type="pct"/>
+            <w:tcW w:w="1570" w:type="pct"/>
           </w:tcPr>
           <w:p>
             <w:pPr>
@@ -10351,7 +10369,7 @@
         </w:tc>
         <w:tc>
           <w:tcPr>
-            <w:tcW w:w="1553" w:type="pct"/>
+            <w:tcW w:w="1570" w:type="pct"/>
           </w:tcPr>
           <w:p>
             <w:pPr>
@@ -10389,6 +10407,7 @@
           <w:p>
             <w:pPr>
               <w:pStyle w:val="Celda"/>
+              <w:keepNext/>
             </w:pPr>
             <w:r>
               <w:t>RE</w:t>
@@ -10403,11 +10422,12 @@
         </w:tc>
         <w:tc>
           <w:tcPr>
-            <w:tcW w:w="1587" w:type="pct"/>
-          </w:tcPr>
-          <w:p>
-            <w:pPr>
-              <w:pStyle w:val="Celda"/>
+            <w:tcW w:w="1570" w:type="pct"/>
+          </w:tcPr>
+          <w:p>
+            <w:pPr>
+              <w:pStyle w:val="Celda"/>
+              <w:keepNext/>
             </w:pPr>
             <w:r>
               <w:t xml:space="preserve">El super-administrador debe poder ocultar una reseña por moderación indicando el motivo. </w:t>
@@ -10428,6 +10448,7 @@
           <w:p>
             <w:pPr>
               <w:pStyle w:val="Celda"/>
+              <w:keepNext/>
             </w:pPr>
             <w:r>
               <w:t>Funcional</w:t>
@@ -10436,14 +10457,103 @@
         </w:tc>
         <w:tc>
           <w:tcPr>
-            <w:tcW w:w="1553" w:type="pct"/>
-          </w:tcPr>
-          <w:p>
-            <w:pPr>
-              <w:pStyle w:val="Celda"/>
+            <w:tcW w:w="1570" w:type="pct"/>
+          </w:tcPr>
+          <w:p>
+            <w:pPr>
+              <w:pStyle w:val="Celda"/>
+              <w:keepNext/>
             </w:pPr>
             <w:r>
               <w:t>La reseña oculta no se muestra ni cuenta en el promedio; el motivo queda en auditoría.</w:t>
+            </w:r>
+          </w:p>
+        </w:tc>
+        <w:tc>
+          <w:tcPr>
+            <w:tcW w:w="639" w:type="pct"/>
+          </w:tcPr>
+          <w:p>
+            <w:pPr>
+              <w:pStyle w:val="Celda"/>
+              <w:keepNext/>
+            </w:pPr>
+            <w:r>
+              <w:t>Media</w:t>
+            </w:r>
+          </w:p>
+        </w:tc>
+      </w:tr>
+      <w:tr>
+        <w:trPr>
+          <w:cantSplit/>
+        </w:trPr>
+        <w:tc>
+          <w:tcPr>
+            <w:tcW w:w="582" w:type="pct"/>
+          </w:tcPr>
+          <w:p>
+            <w:pPr>
+              <w:pStyle w:val="Celda"/>
+            </w:pPr>
+            <w:r>
+              <w:lastRenderedPageBreak/>
+              <w:t>RE</w:t>
+            </w:r>
+            <w:r>
+              <w:noBreakHyphen/>
+            </w:r>
+            <w:r>
+              <w:t>0.3.7</w:t>
+            </w:r>
+          </w:p>
+        </w:tc>
+        <w:tc>
+          <w:tcPr>
+            <w:tcW w:w="1570" w:type="pct"/>
+          </w:tcPr>
+          <w:p>
+            <w:pPr>
+              <w:pStyle w:val="Celda"/>
+            </w:pPr>
+            <w:r>
+              <w:t xml:space="preserve">Permitir al super-administrador consultar pagos, vigencias e incidencias de cada clínica como metadatos de plataforma. </w:t>
+            </w:r>
+            <w:r>
+              <w:rPr>
+                <w:i/>
+                <w:iCs/>
+              </w:rPr>
+              <w:t>Implementada (2.1.0).</w:t>
+            </w:r>
+          </w:p>
+        </w:tc>
+        <w:tc>
+          <w:tcPr>
+            <w:tcW w:w="639" w:type="pct"/>
+          </w:tcPr>
+          <w:p>
+            <w:pPr>
+              <w:pStyle w:val="Celda"/>
+            </w:pPr>
+            <w:r>
+              <w:t>Seguridad</w:t>
+            </w:r>
+          </w:p>
+        </w:tc>
+        <w:tc>
+          <w:tcPr>
+            <w:tcW w:w="1570" w:type="pct"/>
+          </w:tcPr>
+          <w:p>
+            <w:pPr>
+              <w:pStyle w:val="Celda"/>
+            </w:pPr>
+            <w:r>
+              <w:t>Ve la lista de clínicas con estado y pagos/incidencias, sin filtros avanzados, exportación, enlaces clínicos ni credenciales/fuentes completas; otros roles reciben 403. Cada incidencia se revisa con nota, actor y fecha auditados sin modificar el pago; referencias desconocidas en «Sin clínica identificada». Ajustes separados y auditados no marcan un pago como aprobado. La conciliación manual exige ID de transacción y motivo auditado, resuelve la clínica exclusivamente por referencia del GET privado y reutili</w:t>
+            </w:r>
+            <w:r>
+              <w:t>za los cotejos y concesión única, sin crear cargos.</w:t>
             </w:r>
           </w:p>
         </w:tc>
@@ -10474,7 +10584,7 @@
         <w:t>Reglas de negocio:</w:t>
       </w:r>
       <w:r>
-        <w:t xml:space="preserve"> RN-004, RN-010, RN-012, RN-804, RN-G13, RN-G14, RN-G15</w:t>
+        <w:t xml:space="preserve"> RN-004, RN-010, RN-012, RN-019, RN-804, RN-G05, RN-G13, RN-G14, RN-G15</w:t>
       </w:r>
     </w:p>
     <w:p>
@@ -10482,7 +10592,7 @@
         <w:pStyle w:val="Ttulo2"/>
       </w:pPr>
       <w:bookmarkStart w:id="8" w:name="_81995397ba8e62ea0a492c5a03eed8bb24e762a"/>
-      <w:bookmarkStart w:id="9" w:name="_Toc243685061"/>
+      <w:bookmarkStart w:id="9" w:name="_Toc243862898"/>
       <w:bookmarkEnd w:id="6"/>
       <w:r>
         <w:lastRenderedPageBreak/>
@@ -10513,11 +10623,11 @@
         <w:tblLook w:val="0020" w:firstRow="1" w:lastRow="0" w:firstColumn="0" w:lastColumn="0" w:noHBand="0" w:noVBand="0"/>
       </w:tblPr>
       <w:tblGrid>
-        <w:gridCol w:w="1112"/>
-        <w:gridCol w:w="2874"/>
+        <w:gridCol w:w="1113"/>
+        <w:gridCol w:w="2837"/>
         <w:gridCol w:w="1444"/>
-        <w:gridCol w:w="2910"/>
-        <w:gridCol w:w="1220"/>
+        <w:gridCol w:w="2944"/>
+        <w:gridCol w:w="1222"/>
       </w:tblGrid>
       <w:tr>
         <w:trPr>
@@ -10541,7 +10651,7 @@
         </w:tc>
         <w:tc>
           <w:tcPr>
-            <w:tcW w:w="1503" w:type="pct"/>
+            <w:tcW w:w="1484" w:type="pct"/>
           </w:tcPr>
           <w:p>
             <w:pPr>
@@ -10569,7 +10679,7 @@
         </w:tc>
         <w:tc>
           <w:tcPr>
-            <w:tcW w:w="1522" w:type="pct"/>
+            <w:tcW w:w="1540" w:type="pct"/>
           </w:tcPr>
           <w:p>
             <w:pPr>
@@ -10622,15 +10732,15 @@
         </w:tc>
         <w:tc>
           <w:tcPr>
-            <w:tcW w:w="1503" w:type="pct"/>
-          </w:tcPr>
-          <w:p>
-            <w:pPr>
-              <w:pStyle w:val="Celda"/>
-              <w:keepNext/>
-            </w:pPr>
-            <w:r>
-              <w:t>El sistema debe leer el plan y la suscripción antes de una acción que consume cupo.</w:t>
+            <w:tcW w:w="1484" w:type="pct"/>
+          </w:tcPr>
+          <w:p>
+            <w:pPr>
+              <w:pStyle w:val="Celda"/>
+              <w:keepNext/>
+            </w:pPr>
+            <w:r>
+              <w:t>Leer el plan efectivo a la fecha actual del servicio único de vigencia, incluida la gracia; comprobar cupo y alta bajo bloqueo de clínica.</w:t>
             </w:r>
           </w:p>
         </w:tc>
@@ -10650,15 +10760,15 @@
         </w:tc>
         <w:tc>
           <w:tcPr>
-            <w:tcW w:w="1522" w:type="pct"/>
-          </w:tcPr>
-          <w:p>
-            <w:pPr>
-              <w:pStyle w:val="Celda"/>
-              <w:keepNext/>
-            </w:pPr>
-            <w:r>
-              <w:t>Se evalúa por clínica antes de crear o vincular una mascota, crear una cita, invitar o reactivar personal; suscripción no al día aplica el gratuito. Comprobación y alta se serializan por clínica; una invitación vigente ya reserva el cupo de su titular.</w:t>
+            <w:tcW w:w="1540" w:type="pct"/>
+          </w:tcPr>
+          <w:p>
+            <w:pPr>
+              <w:pStyle w:val="Celda"/>
+              <w:keepNext/>
+            </w:pPr>
+            <w:r>
+              <w:t>Inicio y operación coinciden aunque el cron no corra; una invitación vigente reserva cupo; al terminar la gracia aplica el gratuito.</w:t>
             </w:r>
           </w:p>
         </w:tc>
@@ -10703,7 +10813,7 @@
         </w:tc>
         <w:tc>
           <w:tcPr>
-            <w:tcW w:w="1503" w:type="pct"/>
+            <w:tcW w:w="1484" w:type="pct"/>
           </w:tcPr>
           <w:p>
             <w:pPr>
@@ -10731,7 +10841,7 @@
         </w:tc>
         <w:tc>
           <w:tcPr>
-            <w:tcW w:w="1522" w:type="pct"/>
+            <w:tcW w:w="1540" w:type="pct"/>
           </w:tcPr>
           <w:p>
             <w:pPr>
@@ -10784,7 +10894,7 @@
         </w:tc>
         <w:tc>
           <w:tcPr>
-            <w:tcW w:w="1503" w:type="pct"/>
+            <w:tcW w:w="1484" w:type="pct"/>
           </w:tcPr>
           <w:p>
             <w:pPr>
@@ -10812,7 +10922,7 @@
         </w:tc>
         <w:tc>
           <w:tcPr>
-            <w:tcW w:w="1522" w:type="pct"/>
+            <w:tcW w:w="1540" w:type="pct"/>
           </w:tcPr>
           <w:p>
             <w:pPr>
@@ -10865,7 +10975,7 @@
         </w:tc>
         <w:tc>
           <w:tcPr>
-            <w:tcW w:w="1503" w:type="pct"/>
+            <w:tcW w:w="1484" w:type="pct"/>
           </w:tcPr>
           <w:p>
             <w:pPr>
@@ -10893,7 +11003,7 @@
         </w:tc>
         <w:tc>
           <w:tcPr>
-            <w:tcW w:w="1522" w:type="pct"/>
+            <w:tcW w:w="1540" w:type="pct"/>
           </w:tcPr>
           <w:p>
             <w:pPr>
@@ -10946,7 +11056,7 @@
         </w:tc>
         <w:tc>
           <w:tcPr>
-            <w:tcW w:w="1503" w:type="pct"/>
+            <w:tcW w:w="1484" w:type="pct"/>
           </w:tcPr>
           <w:p>
             <w:pPr>
@@ -10974,7 +11084,7 @@
         </w:tc>
         <w:tc>
           <w:tcPr>
-            <w:tcW w:w="1522" w:type="pct"/>
+            <w:tcW w:w="1540" w:type="pct"/>
           </w:tcPr>
           <w:p>
             <w:pPr>
@@ -11027,7 +11137,7 @@
         </w:tc>
         <w:tc>
           <w:tcPr>
-            <w:tcW w:w="1503" w:type="pct"/>
+            <w:tcW w:w="1484" w:type="pct"/>
           </w:tcPr>
           <w:p>
             <w:pPr>
@@ -11048,7 +11158,7 @@
                 <w:i/>
                 <w:iCs/>
               </w:rPr>
-              <w:t>En 2.0.0-alpha.1 el límite ya deja pasar una cita roja evaluada en el servidor; el triage que la clasifica llega con los módulos 2 y 4.</w:t>
+              <w:t>Triage operativo integrado en M4; S1 verifica la regresión de rojo en mora.</w:t>
             </w:r>
           </w:p>
         </w:tc>
@@ -11068,7 +11178,7 @@
         </w:tc>
         <w:tc>
           <w:tcPr>
-            <w:tcW w:w="1522" w:type="pct"/>
+            <w:tcW w:w="1540" w:type="pct"/>
           </w:tcPr>
           <w:p>
             <w:pPr>
@@ -11126,7 +11236,7 @@
         </w:tc>
         <w:tc>
           <w:tcPr>
-            <w:tcW w:w="1503" w:type="pct"/>
+            <w:tcW w:w="1484" w:type="pct"/>
           </w:tcPr>
           <w:p>
             <w:pPr>
@@ -11152,7 +11262,7 @@
         </w:tc>
         <w:tc>
           <w:tcPr>
-            <w:tcW w:w="1522" w:type="pct"/>
+            <w:tcW w:w="1540" w:type="pct"/>
           </w:tcPr>
           <w:p>
             <w:pPr>
@@ -11190,22 +11300,18 @@
         <w:t>Reglas de negocio:</w:t>
       </w:r>
       <w:r>
-        <w:t xml:space="preserve"> </w:t>
-      </w:r>
-      <w:r>
-        <w:t>RN-003, RN-005, RN-006, RN-420</w:t>
+        <w:t xml:space="preserve"> RN-003, RN-005, RN-006, RN-014, RN-015, RN-420</w:t>
       </w:r>
     </w:p>
     <w:p>
       <w:pPr>
         <w:pStyle w:val="Ttulo2"/>
       </w:pPr>
-      <w:bookmarkStart w:id="10" w:name="_917b31bc7b2ec5728d8c83baea304146cede88e"/>
-      <w:bookmarkStart w:id="11" w:name="_Toc243685062"/>
+      <w:bookmarkStart w:id="10" w:name="_7e8f3608e8fc52636cb9cbad9cf55731ae6c539"/>
+      <w:bookmarkStart w:id="11" w:name="_Toc243862899"/>
       <w:bookmarkEnd w:id="8"/>
       <w:r>
-        <w:lastRenderedPageBreak/>
-        <w:t>HU-0.5 — Suscripción y congelación por mora</w:t>
+        <w:t>HU-0.5 — Suscripción, pagos y congelación por mora</w:t>
       </w:r>
       <w:bookmarkEnd w:id="11"/>
     </w:p>
@@ -11222,7 +11328,7 @@
         <w:pStyle w:val="RotuloTitulo"/>
       </w:pPr>
       <w:r>
-        <w:t>HU-0.5 — Suscripción y congelación por mora</w:t>
+        <w:t>HU-0.5 — Suscripción, pagos y congelación por mora</w:t>
       </w:r>
     </w:p>
     <w:tbl>
@@ -11232,11 +11338,11 @@
         <w:tblLook w:val="0020" w:firstRow="1" w:lastRow="0" w:firstColumn="0" w:lastColumn="0" w:noHBand="0" w:noVBand="0"/>
       </w:tblPr>
       <w:tblGrid>
-        <w:gridCol w:w="1112"/>
-        <w:gridCol w:w="2874"/>
-        <w:gridCol w:w="1444"/>
-        <w:gridCol w:w="2910"/>
-        <w:gridCol w:w="1220"/>
+        <w:gridCol w:w="1221"/>
+        <w:gridCol w:w="2727"/>
+        <w:gridCol w:w="1663"/>
+        <w:gridCol w:w="2727"/>
+        <w:gridCol w:w="1222"/>
       </w:tblGrid>
       <w:tr>
         <w:trPr>
@@ -11246,12 +11352,11 @@
         </w:trPr>
         <w:tc>
           <w:tcPr>
-            <w:tcW w:w="582" w:type="pct"/>
-          </w:tcPr>
-          <w:p>
-            <w:pPr>
-              <w:pStyle w:val="Celda"/>
-              <w:keepNext/>
+            <w:tcW w:w="639" w:type="pct"/>
+          </w:tcPr>
+          <w:p>
+            <w:pPr>
+              <w:pStyle w:val="Celda"/>
             </w:pPr>
             <w:r>
               <w:t>ID</w:t>
@@ -11260,12 +11365,11 @@
         </w:tc>
         <w:tc>
           <w:tcPr>
-            <w:tcW w:w="1503" w:type="pct"/>
-          </w:tcPr>
-          <w:p>
-            <w:pPr>
-              <w:pStyle w:val="Celda"/>
-              <w:keepNext/>
+            <w:tcW w:w="1426" w:type="pct"/>
+          </w:tcPr>
+          <w:p>
+            <w:pPr>
+              <w:pStyle w:val="Celda"/>
             </w:pPr>
             <w:r>
               <w:t>Requisito específico</w:t>
@@ -11274,12 +11378,11 @@
         </w:tc>
         <w:tc>
           <w:tcPr>
-            <w:tcW w:w="755" w:type="pct"/>
-          </w:tcPr>
-          <w:p>
-            <w:pPr>
-              <w:pStyle w:val="Celda"/>
-              <w:keepNext/>
+            <w:tcW w:w="870" w:type="pct"/>
+          </w:tcPr>
+          <w:p>
+            <w:pPr>
+              <w:pStyle w:val="Celda"/>
             </w:pPr>
             <w:r>
               <w:t>Tipo</w:t>
@@ -11288,12 +11391,11 @@
         </w:tc>
         <w:tc>
           <w:tcPr>
-            <w:tcW w:w="1522" w:type="pct"/>
-          </w:tcPr>
-          <w:p>
-            <w:pPr>
-              <w:pStyle w:val="Celda"/>
-              <w:keepNext/>
+            <w:tcW w:w="1426" w:type="pct"/>
+          </w:tcPr>
+          <w:p>
+            <w:pPr>
+              <w:pStyle w:val="Celda"/>
             </w:pPr>
             <w:r>
               <w:t>Criterio de aceptación</w:t>
@@ -11307,7 +11409,6 @@
           <w:p>
             <w:pPr>
               <w:pStyle w:val="Celda"/>
-              <w:keepNext/>
             </w:pPr>
             <w:r>
               <w:t>Prioridad</w:t>
@@ -11321,14 +11422,14 @@
         </w:trPr>
         <w:tc>
           <w:tcPr>
-            <w:tcW w:w="582" w:type="pct"/>
-          </w:tcPr>
-          <w:p>
-            <w:pPr>
-              <w:pStyle w:val="Celda"/>
-              <w:keepNext/>
-            </w:pPr>
-            <w:r>
+            <w:tcW w:w="639" w:type="pct"/>
+          </w:tcPr>
+          <w:p>
+            <w:pPr>
+              <w:pStyle w:val="Celda"/>
+            </w:pPr>
+            <w:r>
+              <w:lastRenderedPageBreak/>
               <w:t>RE</w:t>
             </w:r>
             <w:r>
@@ -11341,26 +11442,197 @@
         </w:tc>
         <w:tc>
           <w:tcPr>
-            <w:tcW w:w="1503" w:type="pct"/>
-          </w:tcPr>
-          <w:p>
-            <w:pPr>
-              <w:pStyle w:val="Celda"/>
-              <w:keepNext/>
-            </w:pPr>
-            <w:r>
-              <w:t>El sistema debe registrar la suscripción mensual o anual, con descuento en la anual.</w:t>
-            </w:r>
-          </w:p>
-        </w:tc>
-        <w:tc>
-          <w:tcPr>
-            <w:tcW w:w="755" w:type="pct"/>
-          </w:tcPr>
-          <w:p>
-            <w:pPr>
-              <w:pStyle w:val="Celda"/>
-              <w:keepNext/>
+            <w:tcW w:w="1426" w:type="pct"/>
+          </w:tcPr>
+          <w:p>
+            <w:pPr>
+              <w:pStyle w:val="Celda"/>
+            </w:pPr>
+            <w:r>
+              <w:t xml:space="preserve">Registrar ciclo mensual o anual, vigencia y precio contratado sin modificar periodos pagados. </w:t>
+            </w:r>
+            <w:r>
+              <w:rPr>
+                <w:i/>
+                <w:iCs/>
+              </w:rPr>
+              <w:t>Implementada (2.1.0); evidencia por RE en el plan M0-S.</w:t>
+            </w:r>
+          </w:p>
+        </w:tc>
+        <w:tc>
+          <w:tcPr>
+            <w:tcW w:w="870" w:type="pct"/>
+          </w:tcPr>
+          <w:p>
+            <w:pPr>
+              <w:pStyle w:val="Celda"/>
+            </w:pPr>
+            <w:r>
+              <w:t>Cálculo</w:t>
+            </w:r>
+          </w:p>
+        </w:tc>
+        <w:tc>
+          <w:tcPr>
+            <w:tcW w:w="1426" w:type="pct"/>
+          </w:tcPr>
+          <w:p>
+            <w:pPr>
+              <w:pStyle w:val="Celda"/>
+            </w:pPr>
+            <w:r>
+              <w:t>89.990 COP genera 8.999.000 centavos; 899.900 genera 89.990.000. Un cambio posterior de catálogo conserva importe y fechas anteriores.</w:t>
+            </w:r>
+          </w:p>
+        </w:tc>
+        <w:tc>
+          <w:tcPr>
+            <w:tcW w:w="639" w:type="pct"/>
+          </w:tcPr>
+          <w:p>
+            <w:pPr>
+              <w:pStyle w:val="Celda"/>
+            </w:pPr>
+            <w:r>
+              <w:t>Alta</w:t>
+            </w:r>
+          </w:p>
+        </w:tc>
+      </w:tr>
+      <w:tr>
+        <w:trPr>
+          <w:cantSplit/>
+        </w:trPr>
+        <w:tc>
+          <w:tcPr>
+            <w:tcW w:w="639" w:type="pct"/>
+          </w:tcPr>
+          <w:p>
+            <w:pPr>
+              <w:pStyle w:val="Celda"/>
+            </w:pPr>
+            <w:r>
+              <w:t>RE</w:t>
+            </w:r>
+            <w:r>
+              <w:noBreakHyphen/>
+            </w:r>
+            <w:r>
+              <w:t>0.5.2</w:t>
+            </w:r>
+          </w:p>
+        </w:tc>
+        <w:tc>
+          <w:tcPr>
+            <w:tcW w:w="1426" w:type="pct"/>
+          </w:tcPr>
+          <w:p>
+            <w:pPr>
+              <w:pStyle w:val="Celda"/>
+            </w:pPr>
+            <w:r>
+              <w:t xml:space="preserve">Mantener beneficios de pago durante la gracia configurada y aplicar luego el gratuito a nuevas altas. </w:t>
+            </w:r>
+            <w:r>
+              <w:rPr>
+                <w:i/>
+                <w:iCs/>
+              </w:rPr>
+              <w:t>Implementada (2.1.0); evidencia por RE en el plan M0-S.</w:t>
+            </w:r>
+          </w:p>
+        </w:tc>
+        <w:tc>
+          <w:tcPr>
+            <w:tcW w:w="870" w:type="pct"/>
+          </w:tcPr>
+          <w:p>
+            <w:pPr>
+              <w:pStyle w:val="Celda"/>
+            </w:pPr>
+            <w:r>
+              <w:t>Cálculo</w:t>
+            </w:r>
+          </w:p>
+        </w:tc>
+        <w:tc>
+          <w:tcPr>
+            <w:tcW w:w="1426" w:type="pct"/>
+          </w:tcPr>
+          <w:p>
+            <w:pPr>
+              <w:pStyle w:val="Celda"/>
+            </w:pPr>
+            <w:r>
+              <w:t>Con fin exclusivo 25/10/2026 00:00 y gracia 3, profesional hasta antes del 28/10 00:00; desde ese instante gratuito efectivo aunque el cron se retrase.</w:t>
+            </w:r>
+          </w:p>
+        </w:tc>
+        <w:tc>
+          <w:tcPr>
+            <w:tcW w:w="639" w:type="pct"/>
+          </w:tcPr>
+          <w:p>
+            <w:pPr>
+              <w:pStyle w:val="Celda"/>
+            </w:pPr>
+            <w:r>
+              <w:t>Alta</w:t>
+            </w:r>
+          </w:p>
+        </w:tc>
+      </w:tr>
+      <w:tr>
+        <w:trPr>
+          <w:cantSplit/>
+        </w:trPr>
+        <w:tc>
+          <w:tcPr>
+            <w:tcW w:w="639" w:type="pct"/>
+          </w:tcPr>
+          <w:p>
+            <w:pPr>
+              <w:pStyle w:val="Celda"/>
+            </w:pPr>
+            <w:r>
+              <w:t>RE</w:t>
+            </w:r>
+            <w:r>
+              <w:noBreakHyphen/>
+            </w:r>
+            <w:r>
+              <w:t>0.5.3</w:t>
+            </w:r>
+          </w:p>
+        </w:tc>
+        <w:tc>
+          <w:tcPr>
+            <w:tcW w:w="1426" w:type="pct"/>
+          </w:tcPr>
+          <w:p>
+            <w:pPr>
+              <w:pStyle w:val="Celda"/>
+            </w:pPr>
+            <w:r>
+              <w:t xml:space="preserve">Ejecutar vencimiento, congelación y reserva de avisos mediante tarea programada, sin depender de visitas. </w:t>
+            </w:r>
+            <w:r>
+              <w:rPr>
+                <w:i/>
+                <w:iCs/>
+              </w:rPr>
+              <w:t>Implementada (2.1.0); evidencia por RE en el plan M0-S.</w:t>
+            </w:r>
+          </w:p>
+        </w:tc>
+        <w:tc>
+          <w:tcPr>
+            <w:tcW w:w="870" w:type="pct"/>
+          </w:tcPr>
+          <w:p>
+            <w:pPr>
+              <w:pStyle w:val="Celda"/>
             </w:pPr>
             <w:r>
               <w:t>Funcional</w:t>
@@ -11369,26 +11641,273 @@
         </w:tc>
         <w:tc>
           <w:tcPr>
-            <w:tcW w:w="1522" w:type="pct"/>
-          </w:tcPr>
-          <w:p>
-            <w:pPr>
-              <w:pStyle w:val="Celda"/>
-              <w:keepNext/>
-            </w:pPr>
-            <w:r>
-              <w:t>Se registra la periodicidad y el precio.</w:t>
-            </w:r>
-          </w:p>
-        </w:tc>
-        <w:tc>
-          <w:tcPr>
-            <w:tcW w:w="639" w:type="pct"/>
-          </w:tcPr>
-          <w:p>
-            <w:pPr>
-              <w:pStyle w:val="Celda"/>
-              <w:keepNext/>
+            <w:tcW w:w="1426" w:type="pct"/>
+          </w:tcPr>
+          <w:p>
+            <w:pPr>
+              <w:pStyle w:val="Celda"/>
+            </w:pPr>
+            <w:r>
+              <w:t>Dos ejecuciones y dos trabajadores simultáneos materializan una transición y un aviso por destinatario; reloj inyectado cubre días omitidos por caída del trabajador.</w:t>
+            </w:r>
+          </w:p>
+        </w:tc>
+        <w:tc>
+          <w:tcPr>
+            <w:tcW w:w="639" w:type="pct"/>
+          </w:tcPr>
+          <w:p>
+            <w:pPr>
+              <w:pStyle w:val="Celda"/>
+            </w:pPr>
+            <w:r>
+              <w:t>Alta</w:t>
+            </w:r>
+          </w:p>
+        </w:tc>
+      </w:tr>
+      <w:tr>
+        <w:trPr>
+          <w:cantSplit/>
+        </w:trPr>
+        <w:tc>
+          <w:tcPr>
+            <w:tcW w:w="639" w:type="pct"/>
+          </w:tcPr>
+          <w:p>
+            <w:pPr>
+              <w:pStyle w:val="Celda"/>
+            </w:pPr>
+            <w:r>
+              <w:t>RE</w:t>
+            </w:r>
+            <w:r>
+              <w:noBreakHyphen/>
+            </w:r>
+            <w:r>
+              <w:t>0.5.4</w:t>
+            </w:r>
+          </w:p>
+        </w:tc>
+        <w:tc>
+          <w:tcPr>
+            <w:tcW w:w="1426" w:type="pct"/>
+          </w:tcPr>
+          <w:p>
+            <w:pPr>
+              <w:pStyle w:val="Celda"/>
+            </w:pPr>
+            <w:r>
+              <w:t xml:space="preserve">Permitir en v2.1 pagar o renovar con botón Wompi mediante tarjeta, PSE o Nequi habilitados para el comercio. </w:t>
+            </w:r>
+            <w:r>
+              <w:rPr>
+                <w:i/>
+                <w:iCs/>
+              </w:rPr>
+              <w:t>Implementada (2.1.0); evidencia por RE en el plan M0-S.</w:t>
+            </w:r>
+          </w:p>
+        </w:tc>
+        <w:tc>
+          <w:tcPr>
+            <w:tcW w:w="870" w:type="pct"/>
+          </w:tcPr>
+          <w:p>
+            <w:pPr>
+              <w:pStyle w:val="Celda"/>
+            </w:pPr>
+            <w:r>
+              <w:t>Integración</w:t>
+            </w:r>
+          </w:p>
+        </w:tc>
+        <w:tc>
+          <w:tcPr>
+            <w:tcW w:w="1426" w:type="pct"/>
+          </w:tcPr>
+          <w:p>
+            <w:pPr>
+              <w:pStyle w:val="Celda"/>
+            </w:pPr>
+            <w:r>
+              <w:t>Abre la ventana con configuración del servidor; pago pendiente/declinado o cierre no amplían vigencia. El anterior veto RF-F.1 queda sustituido.</w:t>
+            </w:r>
+          </w:p>
+        </w:tc>
+        <w:tc>
+          <w:tcPr>
+            <w:tcW w:w="639" w:type="pct"/>
+          </w:tcPr>
+          <w:p>
+            <w:pPr>
+              <w:pStyle w:val="Celda"/>
+            </w:pPr>
+            <w:r>
+              <w:t>Alta</w:t>
+            </w:r>
+          </w:p>
+        </w:tc>
+      </w:tr>
+      <w:tr>
+        <w:trPr>
+          <w:cantSplit/>
+        </w:trPr>
+        <w:tc>
+          <w:tcPr>
+            <w:tcW w:w="639" w:type="pct"/>
+          </w:tcPr>
+          <w:p>
+            <w:pPr>
+              <w:pStyle w:val="Celda"/>
+            </w:pPr>
+            <w:r>
+              <w:t>RE</w:t>
+            </w:r>
+            <w:r>
+              <w:noBreakHyphen/>
+            </w:r>
+            <w:r>
+              <w:t>0.5.5</w:t>
+            </w:r>
+          </w:p>
+        </w:tc>
+        <w:tc>
+          <w:tcPr>
+            <w:tcW w:w="1426" w:type="pct"/>
+          </w:tcPr>
+          <w:p>
+            <w:pPr>
+              <w:pStyle w:val="Celda"/>
+            </w:pPr>
+            <w:r>
+              <w:t xml:space="preserve">Conservar datos y atención de mascotas existentes al caer al gratuito, limitando solo nuevas altas sobre su cupo. </w:t>
+            </w:r>
+            <w:r>
+              <w:rPr>
+                <w:i/>
+                <w:iCs/>
+              </w:rPr>
+              <w:t>Implementada (2.1.0); evidencia por RE en el plan M0-S.</w:t>
+            </w:r>
+          </w:p>
+        </w:tc>
+        <w:tc>
+          <w:tcPr>
+            <w:tcW w:w="870" w:type="pct"/>
+          </w:tcPr>
+          <w:p>
+            <w:pPr>
+              <w:pStyle w:val="Celda"/>
+            </w:pPr>
+            <w:r>
+              <w:t>Funcional</w:t>
+            </w:r>
+          </w:p>
+        </w:tc>
+        <w:tc>
+          <w:tcPr>
+            <w:tcW w:w="1426" w:type="pct"/>
+          </w:tcPr>
+          <w:p>
+            <w:pPr>
+              <w:pStyle w:val="Celda"/>
+            </w:pPr>
+            <w:r>
+              <w:t>Con 40 mascotas permite 41…50; rechaza 51. Con 60 existentes permite consultarlas y atenderlas sin borrar/desvincular diez; rojo se registra aun al límite.</w:t>
+            </w:r>
+          </w:p>
+        </w:tc>
+        <w:tc>
+          <w:tcPr>
+            <w:tcW w:w="639" w:type="pct"/>
+          </w:tcPr>
+          <w:p>
+            <w:pPr>
+              <w:pStyle w:val="Celda"/>
+            </w:pPr>
+            <w:r>
+              <w:t>Alta</w:t>
+            </w:r>
+          </w:p>
+        </w:tc>
+      </w:tr>
+      <w:tr>
+        <w:trPr>
+          <w:cantSplit/>
+        </w:trPr>
+        <w:tc>
+          <w:tcPr>
+            <w:tcW w:w="639" w:type="pct"/>
+          </w:tcPr>
+          <w:p>
+            <w:pPr>
+              <w:pStyle w:val="Celda"/>
+            </w:pPr>
+            <w:r>
+              <w:t>RE</w:t>
+            </w:r>
+            <w:r>
+              <w:noBreakHyphen/>
+            </w:r>
+            <w:r>
+              <w:t>0.5.6</w:t>
+            </w:r>
+          </w:p>
+        </w:tc>
+        <w:tc>
+          <w:tcPr>
+            <w:tcW w:w="1426" w:type="pct"/>
+          </w:tcPr>
+          <w:p>
+            <w:pPr>
+              <w:pStyle w:val="Celda"/>
+            </w:pPr>
+            <w:r>
+              <w:t xml:space="preserve">Emitir los avisos de vencimiento con anticipaciones configuradas, por defecto 7 y 1 días, y al congelar. </w:t>
+            </w:r>
+            <w:r>
+              <w:rPr>
+                <w:i/>
+                <w:iCs/>
+              </w:rPr>
+              <w:t>Implementada (2.1.0); evidencia por RE en el plan M0-S.</w:t>
+            </w:r>
+          </w:p>
+        </w:tc>
+        <w:tc>
+          <w:tcPr>
+            <w:tcW w:w="870" w:type="pct"/>
+          </w:tcPr>
+          <w:p>
+            <w:pPr>
+              <w:pStyle w:val="Celda"/>
+            </w:pPr>
+            <w:r>
+              <w:t>Funcional</w:t>
+            </w:r>
+          </w:p>
+        </w:tc>
+        <w:tc>
+          <w:tcPr>
+            <w:tcW w:w="1426" w:type="pct"/>
+          </w:tcPr>
+          <w:p>
+            <w:pPr>
+              <w:pStyle w:val="Celda"/>
+            </w:pPr>
+            <w:r>
+              <w:t>Fecha, clínica, destinatario y vencimiento correctos; gratuito/pagada renovación no reciben aviso obsoleto; ejecutar dos veces no repite.</w:t>
+            </w:r>
+          </w:p>
+        </w:tc>
+        <w:tc>
+          <w:tcPr>
+            <w:tcW w:w="639" w:type="pct"/>
+          </w:tcPr>
+          <w:p>
+            <w:pPr>
+              <w:pStyle w:val="Celda"/>
             </w:pPr>
             <w:r>
               <w:t>Media</w:t>
@@ -11402,12 +11921,11 @@
         </w:trPr>
         <w:tc>
           <w:tcPr>
-            <w:tcW w:w="582" w:type="pct"/>
-          </w:tcPr>
-          <w:p>
-            <w:pPr>
-              <w:pStyle w:val="Celda"/>
-              <w:keepNext/>
+            <w:tcW w:w="639" w:type="pct"/>
+          </w:tcPr>
+          <w:p>
+            <w:pPr>
+              <w:pStyle w:val="Celda"/>
             </w:pPr>
             <w:r>
               <w:t>RE</w:t>
@@ -11416,60 +11934,63 @@
               <w:noBreakHyphen/>
             </w:r>
             <w:r>
-              <w:t>0.5.2</w:t>
-            </w:r>
-          </w:p>
-        </w:tc>
-        <w:tc>
-          <w:tcPr>
-            <w:tcW w:w="1503" w:type="pct"/>
-          </w:tcPr>
-          <w:p>
-            <w:pPr>
-              <w:pStyle w:val="Celda"/>
-              <w:keepNext/>
-            </w:pPr>
-            <w:r>
-              <w:t>En mora, el sistema debe aplicar temporalmente los límites del plan gratuito a las acciones nuevas, sin ocultar ni borrar datos.</w:t>
-            </w:r>
-          </w:p>
-        </w:tc>
-        <w:tc>
-          <w:tcPr>
-            <w:tcW w:w="755" w:type="pct"/>
-          </w:tcPr>
-          <w:p>
-            <w:pPr>
-              <w:pStyle w:val="Celda"/>
-              <w:keepNext/>
-            </w:pPr>
-            <w:r>
-              <w:t>Restricción</w:t>
-            </w:r>
-          </w:p>
-        </w:tc>
-        <w:tc>
-          <w:tcPr>
-            <w:tcW w:w="1522" w:type="pct"/>
-          </w:tcPr>
-          <w:p>
-            <w:pPr>
-              <w:pStyle w:val="Celda"/>
-              <w:keepNext/>
-            </w:pPr>
-            <w:r>
-              <w:t>La clínica sigue atendiendo a sus mascotas y consultando su historia; solo se bloquean las altas que superen los límites gratuitos, salvo urgencias rojas.</w:t>
-            </w:r>
-          </w:p>
-        </w:tc>
-        <w:tc>
-          <w:tcPr>
-            <w:tcW w:w="639" w:type="pct"/>
-          </w:tcPr>
-          <w:p>
-            <w:pPr>
-              <w:pStyle w:val="Celda"/>
-              <w:keepNext/>
+              <w:t>0.5.7</w:t>
+            </w:r>
+          </w:p>
+        </w:tc>
+        <w:tc>
+          <w:tcPr>
+            <w:tcW w:w="1426" w:type="pct"/>
+          </w:tcPr>
+          <w:p>
+            <w:pPr>
+              <w:pStyle w:val="Celda"/>
+            </w:pPr>
+            <w:r>
+              <w:t xml:space="preserve">Auditar atómicamente los cambios de suscripción, pago, fuente y autorización, sin secretos ni datos de tarjeta. </w:t>
+            </w:r>
+            <w:r>
+              <w:rPr>
+                <w:i/>
+                <w:iCs/>
+              </w:rPr>
+              <w:t>Implementada (2.1.0); evidencia por RE en el plan M0-S.</w:t>
+            </w:r>
+          </w:p>
+        </w:tc>
+        <w:tc>
+          <w:tcPr>
+            <w:tcW w:w="870" w:type="pct"/>
+          </w:tcPr>
+          <w:p>
+            <w:pPr>
+              <w:pStyle w:val="Celda"/>
+            </w:pPr>
+            <w:r>
+              <w:t>Seguridad</w:t>
+            </w:r>
+          </w:p>
+        </w:tc>
+        <w:tc>
+          <w:tcPr>
+            <w:tcW w:w="1426" w:type="pct"/>
+          </w:tcPr>
+          <w:p>
+            <w:pPr>
+              <w:pStyle w:val="Celda"/>
+            </w:pPr>
+            <w:r>
+              <w:t>Auditoría fallida revierte periodo/estado local; trabajador identifica origen automático y clínica; ningún registro contiene llaves, tokens de medio, PAN o CVC.</w:t>
+            </w:r>
+          </w:p>
+        </w:tc>
+        <w:tc>
+          <w:tcPr>
+            <w:tcW w:w="639" w:type="pct"/>
+          </w:tcPr>
+          <w:p>
+            <w:pPr>
+              <w:pStyle w:val="Celda"/>
             </w:pPr>
             <w:r>
               <w:t>Alta</w:t>
@@ -11483,46 +12004,217 @@
         </w:trPr>
         <w:tc>
           <w:tcPr>
-            <w:tcW w:w="582" w:type="pct"/>
-          </w:tcPr>
-          <w:p>
-            <w:pPr>
-              <w:pStyle w:val="Celda"/>
-              <w:keepNext/>
-            </w:pPr>
-            <w:r>
+            <w:tcW w:w="639" w:type="pct"/>
+          </w:tcPr>
+          <w:p>
+            <w:pPr>
+              <w:pStyle w:val="Celda"/>
+            </w:pPr>
+            <w:r>
+              <w:lastRenderedPageBreak/>
               <w:t>RE</w:t>
             </w:r>
             <w:r>
               <w:noBreakHyphen/>
             </w:r>
             <w:r>
-              <w:t>0.5.3</w:t>
-            </w:r>
-          </w:p>
-        </w:tc>
-        <w:tc>
-          <w:tcPr>
-            <w:tcW w:w="1503" w:type="pct"/>
-          </w:tcPr>
-          <w:p>
-            <w:pPr>
-              <w:pStyle w:val="Celda"/>
-              <w:keepNext/>
-            </w:pPr>
-            <w:r>
-              <w:t>El control de vencimiento debe ejecutarse como tarea programada.</w:t>
-            </w:r>
-          </w:p>
-        </w:tc>
-        <w:tc>
-          <w:tcPr>
-            <w:tcW w:w="755" w:type="pct"/>
-          </w:tcPr>
-          <w:p>
-            <w:pPr>
-              <w:pStyle w:val="Celda"/>
-              <w:keepNext/>
+              <w:t>0.5.8</w:t>
+            </w:r>
+          </w:p>
+        </w:tc>
+        <w:tc>
+          <w:tcPr>
+            <w:tcW w:w="1426" w:type="pct"/>
+          </w:tcPr>
+          <w:p>
+            <w:pPr>
+              <w:pStyle w:val="Celda"/>
+            </w:pPr>
+            <w:r>
+              <w:t xml:space="preserve">Autorizar pagos y gestión de fuentes solo al administrador del contexto clínico activo. </w:t>
+            </w:r>
+            <w:r>
+              <w:rPr>
+                <w:i/>
+                <w:iCs/>
+              </w:rPr>
+              <w:t>Implementada (2.1.0); evidencia por RE en el plan M0-S.</w:t>
+            </w:r>
+          </w:p>
+        </w:tc>
+        <w:tc>
+          <w:tcPr>
+            <w:tcW w:w="870" w:type="pct"/>
+          </w:tcPr>
+          <w:p>
+            <w:pPr>
+              <w:pStyle w:val="Celda"/>
+            </w:pPr>
+            <w:r>
+              <w:t>Seguridad</w:t>
+            </w:r>
+          </w:p>
+        </w:tc>
+        <w:tc>
+          <w:tcPr>
+            <w:tcW w:w="1426" w:type="pct"/>
+          </w:tcPr>
+          <w:p>
+            <w:pPr>
+              <w:pStyle w:val="Celda"/>
+            </w:pPr>
+            <w:r>
+              <w:t>Vet, propietario, plataforma como pagador y administrador de otra clínica reciben 403; POST sin CSRF se rechaza. No se toma id_clinica del formulario como autoridad.</w:t>
+            </w:r>
+          </w:p>
+        </w:tc>
+        <w:tc>
+          <w:tcPr>
+            <w:tcW w:w="639" w:type="pct"/>
+          </w:tcPr>
+          <w:p>
+            <w:pPr>
+              <w:pStyle w:val="Celda"/>
+            </w:pPr>
+            <w:r>
+              <w:t>Alta</w:t>
+            </w:r>
+          </w:p>
+        </w:tc>
+      </w:tr>
+      <w:tr>
+        <w:trPr>
+          <w:cantSplit/>
+        </w:trPr>
+        <w:tc>
+          <w:tcPr>
+            <w:tcW w:w="639" w:type="pct"/>
+          </w:tcPr>
+          <w:p>
+            <w:pPr>
+              <w:pStyle w:val="Celda"/>
+            </w:pPr>
+            <w:r>
+              <w:t>RE</w:t>
+            </w:r>
+            <w:r>
+              <w:noBreakHyphen/>
+            </w:r>
+            <w:r>
+              <w:t>0.5.9</w:t>
+            </w:r>
+          </w:p>
+        </w:tc>
+        <w:tc>
+          <w:tcPr>
+            <w:tcW w:w="1426" w:type="pct"/>
+          </w:tcPr>
+          <w:p>
+            <w:pPr>
+              <w:pStyle w:val="Celda"/>
+            </w:pPr>
+            <w:r>
+              <w:t xml:space="preserve">Mostrar estado contractual y efectivo, próxima fecha y opciones pertinentes sin rediseñar Uso del plan. </w:t>
+            </w:r>
+            <w:r>
+              <w:rPr>
+                <w:i/>
+                <w:iCs/>
+              </w:rPr>
+              <w:t>Implementada (2.1.0); evidencia por RE en el plan M0-S.</w:t>
+            </w:r>
+          </w:p>
+        </w:tc>
+        <w:tc>
+          <w:tcPr>
+            <w:tcW w:w="870" w:type="pct"/>
+          </w:tcPr>
+          <w:p>
+            <w:pPr>
+              <w:pStyle w:val="Celda"/>
+            </w:pPr>
+            <w:r>
+              <w:t>Usabilidad</w:t>
+            </w:r>
+          </w:p>
+        </w:tc>
+        <w:tc>
+          <w:tcPr>
+            <w:tcW w:w="1426" w:type="pct"/>
+          </w:tcPr>
+          <w:p>
+            <w:pPr>
+              <w:pStyle w:val="Celda"/>
+            </w:pPr>
+            <w:r>
+              <w:t>Escritorio y móvil: al día, gracia y congelada coherentes con los límites; Pagar/Renovar lleva al módulo. Concesión antigua sin fecha se identifica sin inventarla.</w:t>
+            </w:r>
+          </w:p>
+        </w:tc>
+        <w:tc>
+          <w:tcPr>
+            <w:tcW w:w="639" w:type="pct"/>
+          </w:tcPr>
+          <w:p>
+            <w:pPr>
+              <w:pStyle w:val="Celda"/>
+            </w:pPr>
+            <w:r>
+              <w:t>Media</w:t>
+            </w:r>
+          </w:p>
+        </w:tc>
+      </w:tr>
+      <w:tr>
+        <w:trPr>
+          <w:cantSplit/>
+        </w:trPr>
+        <w:tc>
+          <w:tcPr>
+            <w:tcW w:w="639" w:type="pct"/>
+          </w:tcPr>
+          <w:p>
+            <w:pPr>
+              <w:pStyle w:val="Celda"/>
+            </w:pPr>
+            <w:r>
+              <w:t>RE</w:t>
+            </w:r>
+            <w:r>
+              <w:noBreakHyphen/>
+            </w:r>
+            <w:r>
+              <w:t>0.5.10</w:t>
+            </w:r>
+          </w:p>
+        </w:tc>
+        <w:tc>
+          <w:tcPr>
+            <w:tcW w:w="1426" w:type="pct"/>
+          </w:tcPr>
+          <w:p>
+            <w:pPr>
+              <w:pStyle w:val="Celda"/>
+            </w:pPr>
+            <w:r>
+              <w:t xml:space="preserve">Crear orden e intento con referencia única y clave de operación, calculando moneda, precio y centavos en servidor. </w:t>
+            </w:r>
+            <w:r>
+              <w:rPr>
+                <w:i/>
+                <w:iCs/>
+              </w:rPr>
+              <w:t>Implementada (2.1.0); evidencia por RE en el plan M0-S.</w:t>
+            </w:r>
+          </w:p>
+        </w:tc>
+        <w:tc>
+          <w:tcPr>
+            <w:tcW w:w="870" w:type="pct"/>
+          </w:tcPr>
+          <w:p>
+            <w:pPr>
+              <w:pStyle w:val="Celda"/>
             </w:pPr>
             <w:r>
               <w:t>Funcional</w:t>
@@ -11531,26 +12223,606 @@
         </w:tc>
         <w:tc>
           <w:tcPr>
-            <w:tcW w:w="1522" w:type="pct"/>
-          </w:tcPr>
-          <w:p>
-            <w:pPr>
-              <w:pStyle w:val="Celda"/>
-              <w:keepNext/>
-            </w:pPr>
-            <w:r>
-              <w:t>El cron marca las suscripciones vencidas.</w:t>
-            </w:r>
-          </w:p>
-        </w:tc>
-        <w:tc>
-          <w:tcPr>
-            <w:tcW w:w="639" w:type="pct"/>
-          </w:tcPr>
-          <w:p>
-            <w:pPr>
-              <w:pStyle w:val="Celda"/>
-              <w:keepNext/>
+            <w:tcW w:w="1426" w:type="pct"/>
+          </w:tcPr>
+          <w:p>
+            <w:pPr>
+              <w:pStyle w:val="Celda"/>
+            </w:pPr>
+            <w:r>
+              <w:t>Dos clics/dos pestañas con la misma versión devuelven la misma orden; manipular monto, clínica, plan, ciclo o firma no permite otra tarifa ni otro beneficiario.</w:t>
+            </w:r>
+          </w:p>
+        </w:tc>
+        <w:tc>
+          <w:tcPr>
+            <w:tcW w:w="639" w:type="pct"/>
+          </w:tcPr>
+          <w:p>
+            <w:pPr>
+              <w:pStyle w:val="Celda"/>
+            </w:pPr>
+            <w:r>
+              <w:t>Alta</w:t>
+            </w:r>
+          </w:p>
+        </w:tc>
+      </w:tr>
+      <w:tr>
+        <w:trPr>
+          <w:cantSplit/>
+        </w:trPr>
+        <w:tc>
+          <w:tcPr>
+            <w:tcW w:w="639" w:type="pct"/>
+          </w:tcPr>
+          <w:p>
+            <w:pPr>
+              <w:pStyle w:val="Celda"/>
+            </w:pPr>
+            <w:r>
+              <w:t>RE</w:t>
+            </w:r>
+            <w:r>
+              <w:noBreakHyphen/>
+            </w:r>
+            <w:r>
+              <w:t>0.5.11</w:t>
+            </w:r>
+          </w:p>
+        </w:tc>
+        <w:tc>
+          <w:tcPr>
+            <w:tcW w:w="1426" w:type="pct"/>
+          </w:tcPr>
+          <w:p>
+            <w:pPr>
+              <w:pStyle w:val="Celda"/>
+            </w:pPr>
+            <w:r>
+              <w:t xml:space="preserve">Generar firma de integridad en servidor para cada transacción y mantener secretos fuera del navegador. </w:t>
+            </w:r>
+            <w:r>
+              <w:rPr>
+                <w:i/>
+                <w:iCs/>
+              </w:rPr>
+              <w:t>Implementada (2.1.0); evidencia por RE en el plan M0-S.</w:t>
+            </w:r>
+          </w:p>
+        </w:tc>
+        <w:tc>
+          <w:tcPr>
+            <w:tcW w:w="870" w:type="pct"/>
+          </w:tcPr>
+          <w:p>
+            <w:pPr>
+              <w:pStyle w:val="Celda"/>
+            </w:pPr>
+            <w:r>
+              <w:t>Seguridad</w:t>
+            </w:r>
+          </w:p>
+        </w:tc>
+        <w:tc>
+          <w:tcPr>
+            <w:tcW w:w="1426" w:type="pct"/>
+          </w:tcPr>
+          <w:p>
+            <w:pPr>
+              <w:pStyle w:val="Celda"/>
+            </w:pPr>
+            <w:r>
+              <w:t>Vector SHA256 conocido y variaciones de monto/referencia/expiración; HTML/JS/respuestas/logs no incluyen llave privada ni secretos. Configuración incompleta deshabilita cobros, no la atención.</w:t>
+            </w:r>
+          </w:p>
+        </w:tc>
+        <w:tc>
+          <w:tcPr>
+            <w:tcW w:w="639" w:type="pct"/>
+          </w:tcPr>
+          <w:p>
+            <w:pPr>
+              <w:pStyle w:val="Celda"/>
+            </w:pPr>
+            <w:r>
+              <w:t>Alta</w:t>
+            </w:r>
+          </w:p>
+        </w:tc>
+      </w:tr>
+      <w:tr>
+        <w:trPr>
+          <w:cantSplit/>
+        </w:trPr>
+        <w:tc>
+          <w:tcPr>
+            <w:tcW w:w="639" w:type="pct"/>
+          </w:tcPr>
+          <w:p>
+            <w:pPr>
+              <w:pStyle w:val="Celda"/>
+            </w:pPr>
+            <w:r>
+              <w:t>RE</w:t>
+            </w:r>
+            <w:r>
+              <w:noBreakHyphen/>
+            </w:r>
+            <w:r>
+              <w:t>0.5.12</w:t>
+            </w:r>
+          </w:p>
+        </w:tc>
+        <w:tc>
+          <w:tcPr>
+            <w:tcW w:w="1426" w:type="pct"/>
+          </w:tcPr>
+          <w:p>
+            <w:pPr>
+              <w:pStyle w:val="Celda"/>
+            </w:pPr>
+            <w:r>
+              <w:t xml:space="preserve">Validar la firma y el entorno de cada evento antes de aceptarlo como evidencia. </w:t>
+            </w:r>
+            <w:r>
+              <w:rPr>
+                <w:i/>
+                <w:iCs/>
+              </w:rPr>
+              <w:t>Implementada (2.1.0); evidencia por RE en el plan M0-S.</w:t>
+            </w:r>
+          </w:p>
+        </w:tc>
+        <w:tc>
+          <w:tcPr>
+            <w:tcW w:w="870" w:type="pct"/>
+          </w:tcPr>
+          <w:p>
+            <w:pPr>
+              <w:pStyle w:val="Celda"/>
+            </w:pPr>
+            <w:r>
+              <w:t>Seguridad</w:t>
+            </w:r>
+          </w:p>
+        </w:tc>
+        <w:tc>
+          <w:tcPr>
+            <w:tcW w:w="1426" w:type="pct"/>
+          </w:tcPr>
+          <w:p>
+            <w:pPr>
+              <w:pStyle w:val="Celda"/>
+            </w:pPr>
+            <w:r>
+              <w:t>Firma inválida, propiedad ausente/no escalar o id no cubierto por firma no consulta API ni altera negocio. Propiedades adicionales válidas respetan su orden; sandbox nunca acredita producción.</w:t>
+            </w:r>
+          </w:p>
+        </w:tc>
+        <w:tc>
+          <w:tcPr>
+            <w:tcW w:w="639" w:type="pct"/>
+          </w:tcPr>
+          <w:p>
+            <w:pPr>
+              <w:pStyle w:val="Celda"/>
+            </w:pPr>
+            <w:r>
+              <w:t>Alta</w:t>
+            </w:r>
+          </w:p>
+        </w:tc>
+      </w:tr>
+      <w:tr>
+        <w:trPr>
+          <w:cantSplit/>
+        </w:trPr>
+        <w:tc>
+          <w:tcPr>
+            <w:tcW w:w="639" w:type="pct"/>
+          </w:tcPr>
+          <w:p>
+            <w:pPr>
+              <w:pStyle w:val="Celda"/>
+            </w:pPr>
+            <w:r>
+              <w:t>RE</w:t>
+            </w:r>
+            <w:r>
+              <w:noBreakHyphen/>
+            </w:r>
+            <w:r>
+              <w:t>0.5.13</w:t>
+            </w:r>
+          </w:p>
+        </w:tc>
+        <w:tc>
+          <w:tcPr>
+            <w:tcW w:w="1426" w:type="pct"/>
+          </w:tcPr>
+          <w:p>
+            <w:pPr>
+              <w:pStyle w:val="Celda"/>
+            </w:pPr>
+            <w:r>
+              <w:t xml:space="preserve">Consultar la transacción en la API de Wompi y cotejarla con el intento local antes de acreditar. </w:t>
+            </w:r>
+            <w:r>
+              <w:rPr>
+                <w:i/>
+                <w:iCs/>
+              </w:rPr>
+              <w:t>Implementada (2.1.0); evidencia por RE en el plan M0-S.</w:t>
+            </w:r>
+          </w:p>
+        </w:tc>
+        <w:tc>
+          <w:tcPr>
+            <w:tcW w:w="870" w:type="pct"/>
+          </w:tcPr>
+          <w:p>
+            <w:pPr>
+              <w:pStyle w:val="Celda"/>
+            </w:pPr>
+            <w:r>
+              <w:t>Integración</w:t>
+            </w:r>
+          </w:p>
+        </w:tc>
+        <w:tc>
+          <w:tcPr>
+            <w:tcW w:w="1426" w:type="pct"/>
+          </w:tcPr>
+          <w:p>
+            <w:pPr>
+              <w:pStyle w:val="Celda"/>
+            </w:pPr>
+            <w:r>
+              <w:t>Solo APPROVED concordante en id, comercio cuando se informe, referencia, importe, moneda, entorno y beneficiario local concede periodo. API caída conserva evidencia pendiente. Si falta el evento, el retorno aporta solo un ID validado: el GET privado debe localizar un intento de la clínica activa antes de conciliar con idénticos cotejos e idempotencia. Plataforma puede conciliar por ID y motivo auditado, sin elegir la clínica; ID ajeno, inventado o API caída no acreditan.</w:t>
+            </w:r>
+          </w:p>
+        </w:tc>
+        <w:tc>
+          <w:tcPr>
+            <w:tcW w:w="639" w:type="pct"/>
+          </w:tcPr>
+          <w:p>
+            <w:pPr>
+              <w:pStyle w:val="Celda"/>
+            </w:pPr>
+            <w:r>
+              <w:t>Alta</w:t>
+            </w:r>
+          </w:p>
+        </w:tc>
+      </w:tr>
+      <w:tr>
+        <w:trPr>
+          <w:cantSplit/>
+        </w:trPr>
+        <w:tc>
+          <w:tcPr>
+            <w:tcW w:w="639" w:type="pct"/>
+          </w:tcPr>
+          <w:p>
+            <w:pPr>
+              <w:pStyle w:val="Celda"/>
+            </w:pPr>
+            <w:r>
+              <w:lastRenderedPageBreak/>
+              <w:t>RE</w:t>
+            </w:r>
+            <w:r>
+              <w:noBreakHyphen/>
+            </w:r>
+            <w:r>
+              <w:t>0.5.14</w:t>
+            </w:r>
+          </w:p>
+        </w:tc>
+        <w:tc>
+          <w:tcPr>
+            <w:tcW w:w="1426" w:type="pct"/>
+          </w:tcPr>
+          <w:p>
+            <w:pPr>
+              <w:pStyle w:val="Celda"/>
+            </w:pPr>
+            <w:r>
+              <w:t xml:space="preserve">Deduplicar eventos e intentos y aplicar cada pago lógico una sola vez, incluso con concurrencia. </w:t>
+            </w:r>
+            <w:r>
+              <w:rPr>
+                <w:i/>
+                <w:iCs/>
+              </w:rPr>
+              <w:t>Implementada (2.1.0); evidencia por RE en el plan M0-S.</w:t>
+            </w:r>
+          </w:p>
+        </w:tc>
+        <w:tc>
+          <w:tcPr>
+            <w:tcW w:w="870" w:type="pct"/>
+          </w:tcPr>
+          <w:p>
+            <w:pPr>
+              <w:pStyle w:val="Celda"/>
+            </w:pPr>
+            <w:r>
+              <w:t>Confiabilidad</w:t>
+            </w:r>
+          </w:p>
+        </w:tc>
+        <w:tc>
+          <w:tcPr>
+            <w:tcW w:w="1426" w:type="pct"/>
+          </w:tcPr>
+          <w:p>
+            <w:pPr>
+              <w:pStyle w:val="Celda"/>
+            </w:pPr>
+            <w:r>
+              <w:t>Dos clics, dos pestañas y dos peticiones simultáneas devuelven la misma orden y nunca originan dos cobros desde Zooki. Eventos repetidos o distintos del mismo pago conceden un periodo. D5 solo cubre caminos externos o doble aprobación del banco, no doble envío de Zooki.</w:t>
+            </w:r>
+          </w:p>
+        </w:tc>
+        <w:tc>
+          <w:tcPr>
+            <w:tcW w:w="639" w:type="pct"/>
+          </w:tcPr>
+          <w:p>
+            <w:pPr>
+              <w:pStyle w:val="Celda"/>
+            </w:pPr>
+            <w:r>
+              <w:t>Alta</w:t>
+            </w:r>
+          </w:p>
+        </w:tc>
+      </w:tr>
+      <w:tr>
+        <w:trPr>
+          <w:cantSplit/>
+        </w:trPr>
+        <w:tc>
+          <w:tcPr>
+            <w:tcW w:w="639" w:type="pct"/>
+          </w:tcPr>
+          <w:p>
+            <w:pPr>
+              <w:pStyle w:val="Celda"/>
+            </w:pPr>
+            <w:r>
+              <w:t>RE</w:t>
+            </w:r>
+            <w:r>
+              <w:noBreakHyphen/>
+            </w:r>
+            <w:r>
+              <w:t>0.5.15</w:t>
+            </w:r>
+          </w:p>
+        </w:tc>
+        <w:tc>
+          <w:tcPr>
+            <w:tcW w:w="1426" w:type="pct"/>
+          </w:tcPr>
+          <w:p>
+            <w:pPr>
+              <w:pStyle w:val="Celda"/>
+            </w:pPr>
+            <w:r>
+              <w:t xml:space="preserve">Conservar estados pendientes/inciertos y conciliar sin repetir un cargo de resultado desconocido. </w:t>
+            </w:r>
+            <w:r>
+              <w:rPr>
+                <w:i/>
+                <w:iCs/>
+              </w:rPr>
+              <w:t>Implementada (2.1.0); evidencia por RE en el plan M0-S.</w:t>
+            </w:r>
+          </w:p>
+        </w:tc>
+        <w:tc>
+          <w:tcPr>
+            <w:tcW w:w="870" w:type="pct"/>
+          </w:tcPr>
+          <w:p>
+            <w:pPr>
+              <w:pStyle w:val="Celda"/>
+            </w:pPr>
+            <w:r>
+              <w:t>Confiabilidad</w:t>
+            </w:r>
+          </w:p>
+        </w:tc>
+        <w:tc>
+          <w:tcPr>
+            <w:tcW w:w="1426" w:type="pct"/>
+          </w:tcPr>
+          <w:p>
+            <w:pPr>
+              <w:pStyle w:val="Celda"/>
+            </w:pPr>
+            <w:r>
+              <w:t>Corte después de POST remoto, antes de guardar su id, no dispara otro POST. Un evento tardío recupera el intento por su referencia; un evento viejo no revierte un aprobado.</w:t>
+            </w:r>
+          </w:p>
+        </w:tc>
+        <w:tc>
+          <w:tcPr>
+            <w:tcW w:w="639" w:type="pct"/>
+          </w:tcPr>
+          <w:p>
+            <w:pPr>
+              <w:pStyle w:val="Celda"/>
+            </w:pPr>
+            <w:r>
+              <w:t>Alta</w:t>
+            </w:r>
+          </w:p>
+        </w:tc>
+      </w:tr>
+      <w:tr>
+        <w:trPr>
+          <w:cantSplit/>
+        </w:trPr>
+        <w:tc>
+          <w:tcPr>
+            <w:tcW w:w="639" w:type="pct"/>
+          </w:tcPr>
+          <w:p>
+            <w:pPr>
+              <w:pStyle w:val="Celda"/>
+            </w:pPr>
+            <w:r>
+              <w:t>RE</w:t>
+            </w:r>
+            <w:r>
+              <w:noBreakHyphen/>
+            </w:r>
+            <w:r>
+              <w:t>0.5.16</w:t>
+            </w:r>
+          </w:p>
+        </w:tc>
+        <w:tc>
+          <w:tcPr>
+            <w:tcW w:w="1426" w:type="pct"/>
+          </w:tcPr>
+          <w:p>
+            <w:pPr>
+              <w:pStyle w:val="Celda"/>
+            </w:pPr>
+            <w:r>
+              <w:t xml:space="preserve">Calcular periodos con calendario y ancla contractual, conservando saldo temporal al renovar. </w:t>
+            </w:r>
+            <w:r>
+              <w:rPr>
+                <w:i/>
+                <w:iCs/>
+              </w:rPr>
+              <w:t>Implementada (2.1.0); evidencia por RE en el plan M0-S.</w:t>
+            </w:r>
+          </w:p>
+        </w:tc>
+        <w:tc>
+          <w:tcPr>
+            <w:tcW w:w="870" w:type="pct"/>
+          </w:tcPr>
+          <w:p>
+            <w:pPr>
+              <w:pStyle w:val="Celda"/>
+            </w:pPr>
+            <w:r>
+              <w:t>Cálculo</w:t>
+            </w:r>
+          </w:p>
+        </w:tc>
+        <w:tc>
+          <w:tcPr>
+            <w:tcW w:w="1426" w:type="pct"/>
+          </w:tcPr>
+          <w:p>
+            <w:pPr>
+              <w:pStyle w:val="Celda"/>
+            </w:pPr>
+            <w:r>
+              <w:t>31/01 → último día de febrero → 31/03; anual desde 29/02 conserva regla de año bisiesto. Renovación anticipada no pierde días. Caso de gracia y cambio de ciclo se fija con D2/D3.</w:t>
+            </w:r>
+          </w:p>
+        </w:tc>
+        <w:tc>
+          <w:tcPr>
+            <w:tcW w:w="639" w:type="pct"/>
+          </w:tcPr>
+          <w:p>
+            <w:pPr>
+              <w:pStyle w:val="Celda"/>
+            </w:pPr>
+            <w:r>
+              <w:t>Alta</w:t>
+            </w:r>
+          </w:p>
+        </w:tc>
+      </w:tr>
+      <w:tr>
+        <w:trPr>
+          <w:cantSplit/>
+        </w:trPr>
+        <w:tc>
+          <w:tcPr>
+            <w:tcW w:w="639" w:type="pct"/>
+          </w:tcPr>
+          <w:p>
+            <w:pPr>
+              <w:pStyle w:val="Celda"/>
+            </w:pPr>
+            <w:r>
+              <w:t>RE</w:t>
+            </w:r>
+            <w:r>
+              <w:noBreakHyphen/>
+            </w:r>
+            <w:r>
+              <w:t>0.5.17</w:t>
+            </w:r>
+          </w:p>
+        </w:tc>
+        <w:tc>
+          <w:tcPr>
+            <w:tcW w:w="1426" w:type="pct"/>
+          </w:tcPr>
+          <w:p>
+            <w:pPr>
+              <w:pStyle w:val="Celda"/>
+            </w:pPr>
+            <w:r>
+              <w:t xml:space="preserve">Mostrar historial financiero propio sin fuentes completas ni datos clínicos. </w:t>
+            </w:r>
+            <w:r>
+              <w:rPr>
+                <w:i/>
+                <w:iCs/>
+              </w:rPr>
+              <w:t>Implementada (2.1.0); evidencia por RE en el plan M0-S.</w:t>
+            </w:r>
+          </w:p>
+        </w:tc>
+        <w:tc>
+          <w:tcPr>
+            <w:tcW w:w="870" w:type="pct"/>
+          </w:tcPr>
+          <w:p>
+            <w:pPr>
+              <w:pStyle w:val="Celda"/>
+            </w:pPr>
+            <w:r>
+              <w:t>Funcional</w:t>
+            </w:r>
+          </w:p>
+        </w:tc>
+        <w:tc>
+          <w:tcPr>
+            <w:tcW w:w="1426" w:type="pct"/>
+          </w:tcPr>
+          <w:p>
+            <w:pPr>
+              <w:pStyle w:val="Celda"/>
+            </w:pPr>
+            <w:r>
+              <w:t>Solo clínica autorizada; paginación estable y salida escapada de fecha, referencia, ciclo, importe, estado y periodo; id de otra clínica denegado.</w:t>
+            </w:r>
+          </w:p>
+        </w:tc>
+        <w:tc>
+          <w:tcPr>
+            <w:tcW w:w="639" w:type="pct"/>
+          </w:tcPr>
+          <w:p>
+            <w:pPr>
+              <w:pStyle w:val="Celda"/>
             </w:pPr>
             <w:r>
               <w:t>Media</w:t>
@@ -11564,12 +12836,11 @@
         </w:trPr>
         <w:tc>
           <w:tcPr>
-            <w:tcW w:w="582" w:type="pct"/>
-          </w:tcPr>
-          <w:p>
-            <w:pPr>
-              <w:pStyle w:val="Celda"/>
-              <w:keepNext/>
+            <w:tcW w:w="639" w:type="pct"/>
+          </w:tcPr>
+          <w:p>
+            <w:pPr>
+              <w:pStyle w:val="Celda"/>
             </w:pPr>
             <w:r>
               <w:t>RE</w:t>
@@ -11578,74 +12849,77 @@
               <w:noBreakHyphen/>
             </w:r>
             <w:r>
-              <w:t>0.5.4</w:t>
-            </w:r>
-          </w:p>
-        </w:tc>
-        <w:tc>
-          <w:tcPr>
-            <w:tcW w:w="1503" w:type="pct"/>
-          </w:tcPr>
-          <w:p>
-            <w:pPr>
-              <w:pStyle w:val="Celda"/>
-              <w:keepNext/>
-            </w:pPr>
-            <w:r>
-              <w:t>El cobro real por pasarela no debe implementarse en esta versión (queda como RF-F.1).</w:t>
-            </w:r>
-          </w:p>
-        </w:tc>
-        <w:tc>
-          <w:tcPr>
-            <w:tcW w:w="755" w:type="pct"/>
-          </w:tcPr>
-          <w:p>
-            <w:pPr>
-              <w:pStyle w:val="Celda"/>
-              <w:keepNext/>
-            </w:pPr>
-            <w:r>
-              <w:t>Restricción</w:t>
-            </w:r>
-          </w:p>
-        </w:tc>
-        <w:tc>
-          <w:tcPr>
-            <w:tcW w:w="1522" w:type="pct"/>
-          </w:tcPr>
-          <w:p>
-            <w:pPr>
-              <w:pStyle w:val="Celda"/>
-              <w:keepNext/>
-            </w:pPr>
-            <w:r>
-              <w:t>Documentado como requisito futuro (RF-F.1).</w:t>
-            </w:r>
-          </w:p>
-        </w:tc>
-        <w:tc>
-          <w:tcPr>
-            <w:tcW w:w="639" w:type="pct"/>
-          </w:tcPr>
-          <w:p>
-            <w:pPr>
-              <w:pStyle w:val="Celda"/>
-              <w:keepNext/>
-            </w:pPr>
-            <w:r>
-              <w:t>Baja</w:t>
-            </w:r>
-          </w:p>
-        </w:tc>
-      </w:tr>
-      <w:tr>
-        <w:trPr>
-          <w:cantSplit/>
-        </w:trPr>
-        <w:tc>
-          <w:tcPr>
-            <w:tcW w:w="582" w:type="pct"/>
+              <w:t>0.5.18</w:t>
+            </w:r>
+          </w:p>
+        </w:tc>
+        <w:tc>
+          <w:tcPr>
+            <w:tcW w:w="1426" w:type="pct"/>
+          </w:tcPr>
+          <w:p>
+            <w:pPr>
+              <w:pStyle w:val="Celda"/>
+            </w:pPr>
+            <w:r>
+              <w:t xml:space="preserve">Registrar fuentes de tarjeta o Nequi mediante tokenización Wompi y aceptación explícita. </w:t>
+            </w:r>
+            <w:r>
+              <w:rPr>
+                <w:i/>
+                <w:iCs/>
+              </w:rPr>
+              <w:t>Implementada (2.1.0); evidencia por RE en el plan M0-S.</w:t>
+            </w:r>
+          </w:p>
+        </w:tc>
+        <w:tc>
+          <w:tcPr>
+            <w:tcW w:w="870" w:type="pct"/>
+          </w:tcPr>
+          <w:p>
+            <w:pPr>
+              <w:pStyle w:val="Celda"/>
+            </w:pPr>
+            <w:r>
+              <w:t>Seguridad</w:t>
+            </w:r>
+          </w:p>
+        </w:tc>
+        <w:tc>
+          <w:tcPr>
+            <w:tcW w:w="1426" w:type="pct"/>
+          </w:tcPr>
+          <w:p>
+            <w:pPr>
+              <w:pStyle w:val="Celda"/>
+            </w:pPr>
+            <w:r>
+              <w:t>Sin las dos aceptaciones o sin fuente verificada del servidor no se guarda. Solo id externo, tipo y marca/últimos 4 disponibles, más metadatos de vínculo/consentimiento; PAN/CVC/teléfono Nequi no persisten en la fuente.</w:t>
+            </w:r>
+          </w:p>
+        </w:tc>
+        <w:tc>
+          <w:tcPr>
+            <w:tcW w:w="639" w:type="pct"/>
+          </w:tcPr>
+          <w:p>
+            <w:pPr>
+              <w:pStyle w:val="Celda"/>
+            </w:pPr>
+            <w:r>
+              <w:t>Alta</w:t>
+            </w:r>
+          </w:p>
+        </w:tc>
+      </w:tr>
+      <w:tr>
+        <w:trPr>
+          <w:cantSplit/>
+        </w:trPr>
+        <w:tc>
+          <w:tcPr>
+            <w:tcW w:w="639" w:type="pct"/>
           </w:tcPr>
           <w:p>
             <w:pPr>
@@ -11658,46 +12932,636 @@
               <w:noBreakHyphen/>
             </w:r>
             <w:r>
-              <w:t>0.5.5</w:t>
-            </w:r>
-          </w:p>
-        </w:tc>
-        <w:tc>
-          <w:tcPr>
-            <w:tcW w:w="1503" w:type="pct"/>
-          </w:tcPr>
-          <w:p>
-            <w:pPr>
-              <w:pStyle w:val="Celda"/>
-            </w:pPr>
-            <w:r>
-              <w:t>Al bajar al plan gratuito o caer en mora, el sistema no debe ocultar ni borrar datos; solo debe bloquear lo nuevo por encima de los límites del plan gratuito.</w:t>
-            </w:r>
-          </w:p>
-        </w:tc>
-        <w:tc>
-          <w:tcPr>
-            <w:tcW w:w="755" w:type="pct"/>
-          </w:tcPr>
-          <w:p>
-            <w:pPr>
-              <w:pStyle w:val="Celda"/>
-            </w:pPr>
-            <w:r>
-              <w:t>Restricción</w:t>
-            </w:r>
-          </w:p>
-        </w:tc>
-        <w:tc>
-          <w:tcPr>
-            <w:tcW w:w="1522" w:type="pct"/>
-          </w:tcPr>
-          <w:p>
-            <w:pPr>
-              <w:pStyle w:val="Celda"/>
-            </w:pPr>
-            <w:r>
-              <w:t>Una clínica con 40 mascotas que baja al plan gratuito sigue atendiéndolas, pero no puede vincular una nueva.</w:t>
+              <w:t>0.5.19</w:t>
+            </w:r>
+          </w:p>
+        </w:tc>
+        <w:tc>
+          <w:tcPr>
+            <w:tcW w:w="1426" w:type="pct"/>
+          </w:tcPr>
+          <w:p>
+            <w:pPr>
+              <w:pStyle w:val="Celda"/>
+            </w:pPr>
+            <w:r>
+              <w:t xml:space="preserve">Exigir autorización separada del automático mensual y permitir retirarla o quitar la fuente. </w:t>
+            </w:r>
+            <w:r>
+              <w:rPr>
+                <w:i/>
+                <w:iCs/>
+              </w:rPr>
+              <w:t>Implementada (2.1.0); evidencia por RE en el plan M0-S.</w:t>
+            </w:r>
+          </w:p>
+        </w:tc>
+        <w:tc>
+          <w:tcPr>
+            <w:tcW w:w="870" w:type="pct"/>
+          </w:tcPr>
+          <w:p>
+            <w:pPr>
+              <w:pStyle w:val="Celda"/>
+            </w:pPr>
+            <w:r>
+              <w:t>Seguridad</w:t>
+            </w:r>
+          </w:p>
+        </w:tc>
+        <w:tc>
+          <w:tcPr>
+            <w:tcW w:w="1426" w:type="pct"/>
+          </w:tcPr>
+          <w:p>
+            <w:pPr>
+              <w:pStyle w:val="Celda"/>
+            </w:pPr>
+            <w:r>
+              <w:t>Guardar no activa el automático. Retirar antes de reclamar trabajo evita el cargo; retirar tras envío informa cargo en curso y detiene los siguientes. Lo pagado conserva su vigencia.</w:t>
+            </w:r>
+          </w:p>
+        </w:tc>
+        <w:tc>
+          <w:tcPr>
+            <w:tcW w:w="639" w:type="pct"/>
+          </w:tcPr>
+          <w:p>
+            <w:pPr>
+              <w:pStyle w:val="Celda"/>
+            </w:pPr>
+            <w:r>
+              <w:t>Alta</w:t>
+            </w:r>
+          </w:p>
+        </w:tc>
+      </w:tr>
+      <w:tr>
+        <w:trPr>
+          <w:cantSplit/>
+        </w:trPr>
+        <w:tc>
+          <w:tcPr>
+            <w:tcW w:w="639" w:type="pct"/>
+          </w:tcPr>
+          <w:p>
+            <w:pPr>
+              <w:pStyle w:val="Celda"/>
+            </w:pPr>
+            <w:r>
+              <w:lastRenderedPageBreak/>
+              <w:t>RE</w:t>
+            </w:r>
+            <w:r>
+              <w:noBreakHyphen/>
+            </w:r>
+            <w:r>
+              <w:t>0.5.20</w:t>
+            </w:r>
+          </w:p>
+        </w:tc>
+        <w:tc>
+          <w:tcPr>
+            <w:tcW w:w="1426" w:type="pct"/>
+          </w:tcPr>
+          <w:p>
+            <w:pPr>
+              <w:pStyle w:val="Celda"/>
+            </w:pPr>
+            <w:r>
+              <w:t xml:space="preserve">Generar un único cobro automático por obligación mensual vencida y autorizada. </w:t>
+            </w:r>
+            <w:r>
+              <w:rPr>
+                <w:i/>
+                <w:iCs/>
+              </w:rPr>
+              <w:t>Implementada (2.1.0); evidencia por RE en el plan M0-S.</w:t>
+            </w:r>
+          </w:p>
+        </w:tc>
+        <w:tc>
+          <w:tcPr>
+            <w:tcW w:w="870" w:type="pct"/>
+          </w:tcPr>
+          <w:p>
+            <w:pPr>
+              <w:pStyle w:val="Celda"/>
+            </w:pPr>
+            <w:r>
+              <w:t>Funcional</w:t>
+            </w:r>
+          </w:p>
+        </w:tc>
+        <w:tc>
+          <w:tcPr>
+            <w:tcW w:w="1426" w:type="pct"/>
+          </w:tcPr>
+          <w:p>
+            <w:pPr>
+              <w:pStyle w:val="Celda"/>
+            </w:pPr>
+            <w:r>
+              <w:t>Dos workers y pago manual concurrente comparten la obligación; no emiten dos envíos automáticos ni otro mientras el manual está en curso. Plan gratuito, anual, fuente ajena/inactiva o clínica no elegible no generan cargos. Un duplicado externo sigue .14/.24 y D5.</w:t>
+            </w:r>
+          </w:p>
+        </w:tc>
+        <w:tc>
+          <w:tcPr>
+            <w:tcW w:w="639" w:type="pct"/>
+          </w:tcPr>
+          <w:p>
+            <w:pPr>
+              <w:pStyle w:val="Celda"/>
+            </w:pPr>
+            <w:r>
+              <w:t>Alta</w:t>
+            </w:r>
+          </w:p>
+        </w:tc>
+      </w:tr>
+      <w:tr>
+        <w:trPr>
+          <w:cantSplit/>
+        </w:trPr>
+        <w:tc>
+          <w:tcPr>
+            <w:tcW w:w="639" w:type="pct"/>
+          </w:tcPr>
+          <w:p>
+            <w:pPr>
+              <w:pStyle w:val="Celda"/>
+            </w:pPr>
+            <w:r>
+              <w:t>RE</w:t>
+            </w:r>
+            <w:r>
+              <w:noBreakHyphen/>
+            </w:r>
+            <w:r>
+              <w:t>0.5.21</w:t>
+            </w:r>
+          </w:p>
+        </w:tc>
+        <w:tc>
+          <w:tcPr>
+            <w:tcW w:w="1426" w:type="pct"/>
+          </w:tcPr>
+          <w:p>
+            <w:pPr>
+              <w:pStyle w:val="Celda"/>
+            </w:pPr>
+            <w:r>
+              <w:t xml:space="preserve">Reintentar solo fallos terminales confirmados, con calendario y máximo fijos de plataforma. </w:t>
+            </w:r>
+            <w:r>
+              <w:rPr>
+                <w:i/>
+                <w:iCs/>
+              </w:rPr>
+              <w:t>Implementada (2.1.0); evidencia por RE en el plan M0-S.</w:t>
+            </w:r>
+          </w:p>
+        </w:tc>
+        <w:tc>
+          <w:tcPr>
+            <w:tcW w:w="870" w:type="pct"/>
+          </w:tcPr>
+          <w:p>
+            <w:pPr>
+              <w:pStyle w:val="Celda"/>
+            </w:pPr>
+            <w:r>
+              <w:t>Confiabilidad</w:t>
+            </w:r>
+          </w:p>
+        </w:tc>
+        <w:tc>
+          <w:tcPr>
+            <w:tcW w:w="1426" w:type="pct"/>
+          </w:tcPr>
+          <w:p>
+            <w:pPr>
+              <w:pStyle w:val="Celda"/>
+            </w:pPr>
+            <w:r>
+              <w:t>Inicial y +24/+48 h desde el vencimiento, tres intentos totales: cada intento tiene nueva referencia; PENDING/resultado incierto no habilita otro. Se detiene al pagar, retirar consentimiento o agotar ventana.</w:t>
+            </w:r>
+          </w:p>
+        </w:tc>
+        <w:tc>
+          <w:tcPr>
+            <w:tcW w:w="639" w:type="pct"/>
+          </w:tcPr>
+          <w:p>
+            <w:pPr>
+              <w:pStyle w:val="Celda"/>
+            </w:pPr>
+            <w:r>
+              <w:t>Alta</w:t>
+            </w:r>
+          </w:p>
+        </w:tc>
+      </w:tr>
+      <w:tr>
+        <w:trPr>
+          <w:cantSplit/>
+        </w:trPr>
+        <w:tc>
+          <w:tcPr>
+            <w:tcW w:w="639" w:type="pct"/>
+          </w:tcPr>
+          <w:p>
+            <w:pPr>
+              <w:pStyle w:val="Celda"/>
+            </w:pPr>
+            <w:r>
+              <w:t>RE</w:t>
+            </w:r>
+            <w:r>
+              <w:noBreakHyphen/>
+            </w:r>
+            <w:r>
+              <w:t>0.5.22</w:t>
+            </w:r>
+          </w:p>
+        </w:tc>
+        <w:tc>
+          <w:tcPr>
+            <w:tcW w:w="1426" w:type="pct"/>
+          </w:tcPr>
+          <w:p>
+            <w:pPr>
+              <w:pStyle w:val="Celda"/>
+            </w:pPr>
+            <w:r>
+              <w:t xml:space="preserve">Avisar por correo de cada intento automático fallido confirmado y de cada periodo acreditado, sin duplicarlo por repetir eventos o tareas. </w:t>
+            </w:r>
+            <w:r>
+              <w:rPr>
+                <w:i/>
+                <w:iCs/>
+              </w:rPr>
+              <w:t>Implementada (2.1.0); evidencia por RE en el plan M0-S.</w:t>
+            </w:r>
+          </w:p>
+        </w:tc>
+        <w:tc>
+          <w:tcPr>
+            <w:tcW w:w="870" w:type="pct"/>
+          </w:tcPr>
+          <w:p>
+            <w:pPr>
+              <w:pStyle w:val="Celda"/>
+            </w:pPr>
+            <w:r>
+              <w:t>Funcional</w:t>
+            </w:r>
+          </w:p>
+        </w:tc>
+        <w:tc>
+          <w:tcPr>
+            <w:tcW w:w="1426" w:type="pct"/>
+          </w:tcPr>
+          <w:p>
+            <w:pPr>
+              <w:pStyle w:val="Celda"/>
+            </w:pPr>
+            <w:r>
+              <w:t>Dos eventos del mismo intento producen un aviso; no se comunica “rechazo” ante mero timeout, y el cuerpo no revela medios completos ni secretos. Al acreditar por botón, automático, retorno o conciliación manual se reserva «Recibimos tu pago» a todos los administradores activos verificados (D7), una vez por pago y destinatario: valor, ciclo, medio mínimo, referencia y último día incluido; SMTP después del commit.</w:t>
+            </w:r>
+          </w:p>
+        </w:tc>
+        <w:tc>
+          <w:tcPr>
+            <w:tcW w:w="639" w:type="pct"/>
+          </w:tcPr>
+          <w:p>
+            <w:pPr>
+              <w:pStyle w:val="Celda"/>
+            </w:pPr>
+            <w:r>
+              <w:t>Media</w:t>
+            </w:r>
+          </w:p>
+        </w:tc>
+      </w:tr>
+      <w:tr>
+        <w:trPr>
+          <w:cantSplit/>
+        </w:trPr>
+        <w:tc>
+          <w:tcPr>
+            <w:tcW w:w="639" w:type="pct"/>
+          </w:tcPr>
+          <w:p>
+            <w:pPr>
+              <w:pStyle w:val="Celda"/>
+            </w:pPr>
+            <w:r>
+              <w:t>RE</w:t>
+            </w:r>
+            <w:r>
+              <w:noBreakHyphen/>
+            </w:r>
+            <w:r>
+              <w:t>0.5.23</w:t>
+            </w:r>
+          </w:p>
+        </w:tc>
+        <w:tc>
+          <w:tcPr>
+            <w:tcW w:w="1426" w:type="pct"/>
+          </w:tcPr>
+          <w:p>
+            <w:pPr>
+              <w:pStyle w:val="Celda"/>
+            </w:pPr>
+            <w:r>
+              <w:t xml:space="preserve">Descongelar beneficios al acreditar el periodo sin levantar una suspensión administrativa. </w:t>
+            </w:r>
+            <w:r>
+              <w:rPr>
+                <w:i/>
+                <w:iCs/>
+              </w:rPr>
+              <w:t>Implementada (2.1.0); evidencia por RE en el plan M0-S.</w:t>
+            </w:r>
+          </w:p>
+        </w:tc>
+        <w:tc>
+          <w:tcPr>
+            <w:tcW w:w="870" w:type="pct"/>
+          </w:tcPr>
+          <w:p>
+            <w:pPr>
+              <w:pStyle w:val="Celda"/>
+            </w:pPr>
+            <w:r>
+              <w:t>Funcional</w:t>
+            </w:r>
+          </w:p>
+        </w:tc>
+        <w:tc>
+          <w:tcPr>
+            <w:tcW w:w="1426" w:type="pct"/>
+          </w:tcPr>
+          <w:p>
+            <w:pPr>
+              <w:pStyle w:val="Celda"/>
+            </w:pPr>
+            <w:r>
+              <w:t>Pago aprobado restaura profesional en clínica activa; en suspendida/baja conserva el pago e incidencia, pero no cambia estado de clínica ni habilita contextos.</w:t>
+            </w:r>
+          </w:p>
+        </w:tc>
+        <w:tc>
+          <w:tcPr>
+            <w:tcW w:w="639" w:type="pct"/>
+          </w:tcPr>
+          <w:p>
+            <w:pPr>
+              <w:pStyle w:val="Celda"/>
+            </w:pPr>
+            <w:r>
+              <w:t>Alta</w:t>
+            </w:r>
+          </w:p>
+        </w:tc>
+      </w:tr>
+      <w:tr>
+        <w:trPr>
+          <w:cantSplit/>
+        </w:trPr>
+        <w:tc>
+          <w:tcPr>
+            <w:tcW w:w="639" w:type="pct"/>
+          </w:tcPr>
+          <w:p>
+            <w:pPr>
+              <w:pStyle w:val="Celda"/>
+            </w:pPr>
+            <w:r>
+              <w:t>RE</w:t>
+            </w:r>
+            <w:r>
+              <w:noBreakHyphen/>
+            </w:r>
+            <w:r>
+              <w:t>0.5.24</w:t>
+            </w:r>
+          </w:p>
+        </w:tc>
+        <w:tc>
+          <w:tcPr>
+            <w:tcW w:w="1426" w:type="pct"/>
+          </w:tcPr>
+          <w:p>
+            <w:pPr>
+              <w:pStyle w:val="Celda"/>
+            </w:pPr>
+            <w:r>
+              <w:t xml:space="preserve">Separar entornos y conciliar anulaciones o discrepancias sin borrar evidencia financiera. </w:t>
+            </w:r>
+            <w:r>
+              <w:rPr>
+                <w:i/>
+                <w:iCs/>
+              </w:rPr>
+              <w:t>Implementada (2.1.0); evidencia por RE en el plan M0-S.</w:t>
+            </w:r>
+          </w:p>
+        </w:tc>
+        <w:tc>
+          <w:tcPr>
+            <w:tcW w:w="870" w:type="pct"/>
+          </w:tcPr>
+          <w:p>
+            <w:pPr>
+              <w:pStyle w:val="Celda"/>
+            </w:pPr>
+            <w:r>
+              <w:t>Confiabilidad</w:t>
+            </w:r>
+          </w:p>
+        </w:tc>
+        <w:tc>
+          <w:tcPr>
+            <w:tcW w:w="1426" w:type="pct"/>
+          </w:tcPr>
+          <w:p>
+            <w:pPr>
+              <w:pStyle w:val="Celda"/>
+            </w:pPr>
+            <w:r>
+              <w:t>Id de transacción reutilizado en otro entorno no colisiona ni concede acceso real; VOIDED después de un aprobado e importe divergente generan incidencia auditada para revisión, sin repetir concesión. Plataforma conserva fecha y nota auditada de revisión, sin cambiar la clasificación ni conceder o retirar un periodo.</w:t>
+            </w:r>
+          </w:p>
+        </w:tc>
+        <w:tc>
+          <w:tcPr>
+            <w:tcW w:w="639" w:type="pct"/>
+          </w:tcPr>
+          <w:p>
+            <w:pPr>
+              <w:pStyle w:val="Celda"/>
+            </w:pPr>
+            <w:r>
+              <w:t>Alta</w:t>
+            </w:r>
+          </w:p>
+        </w:tc>
+      </w:tr>
+      <w:tr>
+        <w:trPr>
+          <w:cantSplit/>
+        </w:trPr>
+        <w:tc>
+          <w:tcPr>
+            <w:tcW w:w="639" w:type="pct"/>
+          </w:tcPr>
+          <w:p>
+            <w:pPr>
+              <w:pStyle w:val="Celda"/>
+            </w:pPr>
+            <w:r>
+              <w:lastRenderedPageBreak/>
+              <w:t>RE</w:t>
+            </w:r>
+            <w:r>
+              <w:noBreakHyphen/>
+            </w:r>
+            <w:r>
+              <w:t>0.5.25</w:t>
+            </w:r>
+          </w:p>
+        </w:tc>
+        <w:tc>
+          <w:tcPr>
+            <w:tcW w:w="1426" w:type="pct"/>
+          </w:tcPr>
+          <w:p>
+            <w:pPr>
+              <w:pStyle w:val="Celda"/>
+            </w:pPr>
+            <w:r>
+              <w:t xml:space="preserve">Conservar suscripciones legadas y distinguir concesiones administrativas de periodos pagados. </w:t>
+            </w:r>
+            <w:r>
+              <w:rPr>
+                <w:i/>
+                <w:iCs/>
+              </w:rPr>
+              <w:t>Implementada (2.1.0); evidencia por RE en el plan M0-S.</w:t>
+            </w:r>
+          </w:p>
+        </w:tc>
+        <w:tc>
+          <w:tcPr>
+            <w:tcW w:w="870" w:type="pct"/>
+          </w:tcPr>
+          <w:p>
+            <w:pPr>
+              <w:pStyle w:val="Celda"/>
+            </w:pPr>
+            <w:r>
+              <w:t>Confiabilidad</w:t>
+            </w:r>
+          </w:p>
+        </w:tc>
+        <w:tc>
+          <w:tcPr>
+            <w:tcW w:w="1426" w:type="pct"/>
+          </w:tcPr>
+          <w:p>
+            <w:pPr>
+              <w:pStyle w:val="Celda"/>
+            </w:pPr>
+            <w:r>
+              <w:t>Filas sin fecha no se cobran ni congelan por adivinar un vencimiento; precio personalizado no se sobrescribe; super-admin regulariza con motivo y fecha, nunca con transacción Wompi inventada.</w:t>
+            </w:r>
+          </w:p>
+        </w:tc>
+        <w:tc>
+          <w:tcPr>
+            <w:tcW w:w="639" w:type="pct"/>
+          </w:tcPr>
+          <w:p>
+            <w:pPr>
+              <w:pStyle w:val="Celda"/>
+            </w:pPr>
+            <w:r>
+              <w:t>Alta</w:t>
+            </w:r>
+          </w:p>
+        </w:tc>
+      </w:tr>
+      <w:tr>
+        <w:trPr>
+          <w:cantSplit/>
+        </w:trPr>
+        <w:tc>
+          <w:tcPr>
+            <w:tcW w:w="639" w:type="pct"/>
+          </w:tcPr>
+          <w:p>
+            <w:pPr>
+              <w:pStyle w:val="Celda"/>
+            </w:pPr>
+            <w:r>
+              <w:t>RE</w:t>
+            </w:r>
+            <w:r>
+              <w:noBreakHyphen/>
+            </w:r>
+            <w:r>
+              <w:t>0.5.26</w:t>
+            </w:r>
+          </w:p>
+        </w:tc>
+        <w:tc>
+          <w:tcPr>
+            <w:tcW w:w="1426" w:type="pct"/>
+          </w:tcPr>
+          <w:p>
+            <w:pPr>
+              <w:pStyle w:val="Celda"/>
+            </w:pPr>
+            <w:r>
+              <w:t xml:space="preserve">Conservar prueba del consentimiento y exigir renovación si cambia el importe autorizado o los términos aplicables. </w:t>
+            </w:r>
+            <w:r>
+              <w:rPr>
+                <w:i/>
+                <w:iCs/>
+              </w:rPr>
+              <w:t>Implementada (2.1.0); evidencia por RE en el plan M0-S.</w:t>
+            </w:r>
+          </w:p>
+        </w:tc>
+        <w:tc>
+          <w:tcPr>
+            <w:tcW w:w="870" w:type="pct"/>
+          </w:tcPr>
+          <w:p>
+            <w:pPr>
+              <w:pStyle w:val="Celda"/>
+            </w:pPr>
+            <w:r>
+              <w:t>Seguridad</w:t>
+            </w:r>
+          </w:p>
+        </w:tc>
+        <w:tc>
+          <w:tcPr>
+            <w:tcW w:w="1426" w:type="pct"/>
+          </w:tcPr>
+          <w:p>
+            <w:pPr>
+              <w:pStyle w:val="Celda"/>
+            </w:pPr>
+            <w:r>
+              <w:t>Cambiar catálogo no cobra automáticamente el nuevo importe sin aceptación; tokens de aceptación vencidos no se reutilizan. El historial conserva actor, fecha, condiciones e importe consentido. Plataforma ve el motivo del apagado: precio, condiciones de Wompi o ambos; exige una nueva aceptación.</w:t>
             </w:r>
           </w:p>
         </w:tc>
@@ -11728,7 +13592,7 @@
         <w:t>Reglas de negocio:</w:t>
       </w:r>
       <w:r>
-        <w:t xml:space="preserve"> RN-007, RN-008, RN-013</w:t>
+        <w:t xml:space="preserve"> RN-003, RN-007, RN-008, RN-013–019, RN-420, RN-G05, RN-G13</w:t>
       </w:r>
     </w:p>
     <w:p>
@@ -11736,7 +13600,7 @@
         <w:pStyle w:val="Ttulo1"/>
       </w:pPr>
       <w:bookmarkStart w:id="12" w:name="_3f52c9db5995a4dc1e731f6d8cd57f262bab040"/>
-      <w:bookmarkStart w:id="13" w:name="_Toc243685063"/>
+      <w:bookmarkStart w:id="13" w:name="_Toc243862900"/>
       <w:bookmarkEnd w:id="0"/>
       <w:bookmarkEnd w:id="10"/>
       <w:r>
@@ -11750,7 +13614,7 @@
         <w:pStyle w:val="Ttulo2"/>
       </w:pPr>
       <w:bookmarkStart w:id="14" w:name="_76f4ca07816b696a7e21234a3fd245066d4202e"/>
-      <w:bookmarkStart w:id="15" w:name="_Toc243685064"/>
+      <w:bookmarkStart w:id="15" w:name="_Toc243862901"/>
       <w:r>
         <w:t>HU-T.1 — Iniciar sesión y autenticación</w:t>
       </w:r>
@@ -12283,7 +14147,7 @@
         <w:pStyle w:val="Ttulo2"/>
       </w:pPr>
       <w:bookmarkStart w:id="16" w:name="_08f5c8e95117bf9bc16117a780f642084f0c149"/>
-      <w:bookmarkStart w:id="17" w:name="_Toc243685065"/>
+      <w:bookmarkStart w:id="17" w:name="_Toc243862902"/>
       <w:bookmarkEnd w:id="14"/>
       <w:r>
         <w:t>HU-T.2 — Cambiar mi contraseña</w:t>
@@ -12834,7 +14698,7 @@
         <w:pStyle w:val="Ttulo2"/>
       </w:pPr>
       <w:bookmarkStart w:id="18" w:name="_44f513b1e95bac8cbf132f88a3649b6be2902d9"/>
-      <w:bookmarkStart w:id="19" w:name="_Toc243685066"/>
+      <w:bookmarkStart w:id="19" w:name="_Toc243862903"/>
       <w:bookmarkEnd w:id="16"/>
       <w:r>
         <w:lastRenderedPageBreak/>
@@ -13288,7 +15152,7 @@
         <w:pStyle w:val="Ttulo2"/>
       </w:pPr>
       <w:bookmarkStart w:id="20" w:name="_1eded849c0926854c498005f8a93458b9d7a2d8"/>
-      <w:bookmarkStart w:id="21" w:name="_Toc243685067"/>
+      <w:bookmarkStart w:id="21" w:name="_Toc243862904"/>
       <w:bookmarkEnd w:id="18"/>
       <w:r>
         <w:t>HU-T.4 — Cerrar sesión</w:t>
@@ -13660,7 +15524,7 @@
         <w:pStyle w:val="Ttulo2"/>
       </w:pPr>
       <w:bookmarkStart w:id="22" w:name="_def34846ffbe39a85a6bd6a22079f6d076a01a9"/>
-      <w:bookmarkStart w:id="23" w:name="_Toc243685068"/>
+      <w:bookmarkStart w:id="23" w:name="_Toc243862905"/>
       <w:bookmarkEnd w:id="20"/>
       <w:r>
         <w:lastRenderedPageBreak/>
@@ -14556,7 +16420,7 @@
         <w:pStyle w:val="Ttulo2"/>
       </w:pPr>
       <w:bookmarkStart w:id="24" w:name="_37603926653c908321bb7c7e9ea1991584cc3b8"/>
-      <w:bookmarkStart w:id="25" w:name="_Toc243685069"/>
+      <w:bookmarkStart w:id="25" w:name="_Toc243862906"/>
       <w:bookmarkEnd w:id="22"/>
       <w:r>
         <w:lastRenderedPageBreak/>
@@ -15010,7 +16874,7 @@
         <w:pStyle w:val="Ttulo2"/>
       </w:pPr>
       <w:bookmarkStart w:id="26" w:name="_5605fb9a7931d45a4bf5dc8e3e653d18c531f06"/>
-      <w:bookmarkStart w:id="27" w:name="_Toc243685070"/>
+      <w:bookmarkStart w:id="27" w:name="_Toc243862907"/>
       <w:bookmarkEnd w:id="24"/>
       <w:r>
         <w:t>HU-T.7 — Gestión de usuarios del sistema</w:t>
@@ -15554,7 +17418,7 @@
         <w:pStyle w:val="Ttulo2"/>
       </w:pPr>
       <w:bookmarkStart w:id="28" w:name="_cca84937acbaa5cdc69c436564f31a3800184ab"/>
-      <w:bookmarkStart w:id="29" w:name="_Toc243685071"/>
+      <w:bookmarkStart w:id="29" w:name="_Toc243862908"/>
       <w:bookmarkEnd w:id="26"/>
       <w:r>
         <w:lastRenderedPageBreak/>
@@ -16008,7 +17872,7 @@
         <w:pStyle w:val="Ttulo2"/>
       </w:pPr>
       <w:bookmarkStart w:id="30" w:name="_cb462f816148050ba0d7aac8f53a2b5b0cb7780"/>
-      <w:bookmarkStart w:id="31" w:name="_Toc243685072"/>
+      <w:bookmarkStart w:id="31" w:name="_Toc243862909"/>
       <w:bookmarkEnd w:id="28"/>
       <w:r>
         <w:t>HU-T.9 — Backup automático de la base de datos</w:t>
@@ -16461,7 +18325,7 @@
         <w:pStyle w:val="Ttulo2"/>
       </w:pPr>
       <w:bookmarkStart w:id="32" w:name="_276f5e9a65ab31ebb82d9356073ee60ffcf6855"/>
-      <w:bookmarkStart w:id="33" w:name="_Toc243685073"/>
+      <w:bookmarkStart w:id="33" w:name="_Toc243862910"/>
       <w:bookmarkEnd w:id="30"/>
       <w:r>
         <w:t>HU-T.10 — Autorización central por rol (RBAC real)</w:t>
@@ -16834,7 +18698,7 @@
         <w:pStyle w:val="Ttulo2"/>
       </w:pPr>
       <w:bookmarkStart w:id="34" w:name="_0a3f455f956dae02c245ad32e3cc926290783ce"/>
-      <w:bookmarkStart w:id="35" w:name="_Toc243685074"/>
+      <w:bookmarkStart w:id="35" w:name="_Toc243862911"/>
       <w:bookmarkEnd w:id="32"/>
       <w:r>
         <w:t>HU-T.11 — Corregir escalada de privilegios y proteger al último admin</w:t>
@@ -17206,7 +19070,7 @@
         <w:pStyle w:val="Ttulo2"/>
       </w:pPr>
       <w:bookmarkStart w:id="36" w:name="_5106da541d290f3488d79d8c1e91fe390d48e5c"/>
-      <w:bookmarkStart w:id="37" w:name="_Toc243685075"/>
+      <w:bookmarkStart w:id="37" w:name="_Toc243862912"/>
       <w:bookmarkEnd w:id="34"/>
       <w:r>
         <w:t>HU-T.12 — Política de contraseñas, verificación de correo y OAuth seguro</w:t>
@@ -17578,7 +19442,7 @@
         <w:pStyle w:val="Ttulo2"/>
       </w:pPr>
       <w:bookmarkStart w:id="38" w:name="_cf252b72ca6ea71f1a7c3543a5c83f78bbff9ee"/>
-      <w:bookmarkStart w:id="39" w:name="_Toc243685076"/>
+      <w:bookmarkStart w:id="39" w:name="_Toc243862913"/>
       <w:bookmarkEnd w:id="36"/>
       <w:r>
         <w:lastRenderedPageBreak/>
@@ -18120,7 +19984,7 @@
         <w:pStyle w:val="Ttulo2"/>
       </w:pPr>
       <w:bookmarkStart w:id="40" w:name="_37cade07514fa6d0623cee7537c5f68cab00cfd"/>
-      <w:bookmarkStart w:id="41" w:name="_Toc243685077"/>
+      <w:bookmarkStart w:id="41" w:name="_Toc243862914"/>
       <w:bookmarkEnd w:id="38"/>
       <w:r>
         <w:t>HU-T.14 — Restablecer la contraseña de un usuario (administrador)</w:t>
@@ -18492,7 +20356,7 @@
         <w:pStyle w:val="Ttulo2"/>
       </w:pPr>
       <w:bookmarkStart w:id="42" w:name="_09522c4444a8bbebdaf4a55b5444d2231a6caff"/>
-      <w:bookmarkStart w:id="43" w:name="_Toc243685078"/>
+      <w:bookmarkStart w:id="43" w:name="_Toc243862915"/>
       <w:bookmarkEnd w:id="40"/>
       <w:r>
         <w:lastRenderedPageBreak/>
@@ -19027,7 +20891,7 @@
         <w:pStyle w:val="Ttulo2"/>
       </w:pPr>
       <w:bookmarkStart w:id="44" w:name="_7d4be07c6dc7ad98ff2d7fd7f946e3e6ff8ab78"/>
-      <w:bookmarkStart w:id="45" w:name="_Toc243685079"/>
+      <w:bookmarkStart w:id="45" w:name="_Toc243862916"/>
       <w:bookmarkEnd w:id="42"/>
       <w:r>
         <w:t>HU-T.16 — Expiración de la sesión por inactividad</w:t>
@@ -19480,7 +21344,7 @@
         <w:pStyle w:val="Ttulo2"/>
       </w:pPr>
       <w:bookmarkStart w:id="46" w:name="_fde5550409ae8bd107b35d83706fe49d1ac49cf"/>
-      <w:bookmarkStart w:id="47" w:name="_Toc243685080"/>
+      <w:bookmarkStart w:id="47" w:name="_Toc243862917"/>
       <w:bookmarkEnd w:id="44"/>
       <w:r>
         <w:lastRenderedPageBreak/>
@@ -20022,7 +21886,7 @@
         <w:pStyle w:val="Ttulo2"/>
       </w:pPr>
       <w:bookmarkStart w:id="48" w:name="_7d9311428cd5b72468b37f82201f1b810f77c36"/>
-      <w:bookmarkStart w:id="49" w:name="_Toc243685081"/>
+      <w:bookmarkStart w:id="49" w:name="_Toc243862918"/>
       <w:bookmarkEnd w:id="46"/>
       <w:r>
         <w:lastRenderedPageBreak/>
@@ -20485,7 +22349,7 @@
         <w:pStyle w:val="Ttulo2"/>
       </w:pPr>
       <w:bookmarkStart w:id="50" w:name="_a6c52dc4bdd2cb00ae48e74db3c3b2920a9b818"/>
-      <w:bookmarkStart w:id="51" w:name="_Toc243685082"/>
+      <w:bookmarkStart w:id="51" w:name="_Toc243862919"/>
       <w:bookmarkEnd w:id="48"/>
       <w:r>
         <w:lastRenderedPageBreak/>
@@ -20985,7 +22849,7 @@
         <w:pStyle w:val="Ttulo1"/>
       </w:pPr>
       <w:bookmarkStart w:id="52" w:name="_45e5cddb15e6e85961c4bdd9f114a9e4301e667"/>
-      <w:bookmarkStart w:id="53" w:name="_Toc243685083"/>
+      <w:bookmarkStart w:id="53" w:name="_Toc243862920"/>
       <w:bookmarkEnd w:id="12"/>
       <w:bookmarkEnd w:id="50"/>
       <w:r>
@@ -20999,7 +22863,7 @@
         <w:pStyle w:val="Ttulo2"/>
       </w:pPr>
       <w:bookmarkStart w:id="54" w:name="_3442f1e103117ab35c7be2be07e5b7a86f50900"/>
-      <w:bookmarkStart w:id="55" w:name="_Toc243685084"/>
+      <w:bookmarkStart w:id="55" w:name="_Toc243862921"/>
       <w:r>
         <w:t>HU-1.1 — Registrar mascota</w:t>
       </w:r>
@@ -21620,7 +23484,7 @@
         <w:pStyle w:val="Ttulo2"/>
       </w:pPr>
       <w:bookmarkStart w:id="56" w:name="_cac8078226ab7384debc291829d99266c4c98c9"/>
-      <w:bookmarkStart w:id="57" w:name="_Toc243685085"/>
+      <w:bookmarkStart w:id="57" w:name="_Toc243862922"/>
       <w:bookmarkEnd w:id="54"/>
       <w:r>
         <w:t>HU-1.2 — Registrar propietario</w:t>
@@ -21993,7 +23857,7 @@
         <w:pStyle w:val="Ttulo2"/>
       </w:pPr>
       <w:bookmarkStart w:id="58" w:name="_2775e78a99e9a6c8110a18962d2d3ffe08eb791"/>
-      <w:bookmarkStart w:id="59" w:name="_Toc243685086"/>
+      <w:bookmarkStart w:id="59" w:name="_Toc243862923"/>
       <w:bookmarkEnd w:id="56"/>
       <w:r>
         <w:t>HU-1.3 — Buscar paciente</w:t>
@@ -22446,7 +24310,7 @@
         <w:pStyle w:val="Ttulo2"/>
       </w:pPr>
       <w:bookmarkStart w:id="60" w:name="_a48b917e447c9bb421319764b87fa8fbfffc6ce"/>
-      <w:bookmarkStart w:id="61" w:name="_Toc243685087"/>
+      <w:bookmarkStart w:id="61" w:name="_Toc243862924"/>
       <w:bookmarkEnd w:id="58"/>
       <w:r>
         <w:t>HU-1.4 — Editar y desactivar mascota</w:t>
@@ -22987,7 +24851,7 @@
         <w:pStyle w:val="Ttulo2"/>
       </w:pPr>
       <w:bookmarkStart w:id="62" w:name="_c56dbdf70effe4fdddd03cc982164bf6dfa15fd"/>
-      <w:bookmarkStart w:id="63" w:name="_Toc243685088"/>
+      <w:bookmarkStart w:id="63" w:name="_Toc243862925"/>
       <w:bookmarkEnd w:id="60"/>
       <w:r>
         <w:lastRenderedPageBreak/>
@@ -23360,7 +25224,7 @@
         <w:pStyle w:val="Ttulo1"/>
       </w:pPr>
       <w:bookmarkStart w:id="64" w:name="_8ada1076fc69f75adb455b52b48149b634e12c1"/>
-      <w:bookmarkStart w:id="65" w:name="_Toc243685089"/>
+      <w:bookmarkStart w:id="65" w:name="_Toc243862926"/>
       <w:bookmarkEnd w:id="52"/>
       <w:bookmarkEnd w:id="62"/>
       <w:r>
@@ -23374,7 +25238,7 @@
         <w:pStyle w:val="Ttulo2"/>
       </w:pPr>
       <w:bookmarkStart w:id="66" w:name="_d0fbc850c25121b5bb6429938908d9d6324f20c"/>
-      <w:bookmarkStart w:id="67" w:name="_Toc243685090"/>
+      <w:bookmarkStart w:id="67" w:name="_Toc243862927"/>
       <w:r>
         <w:t>HU-2.1 — Registrar consulta clínica</w:t>
       </w:r>
@@ -23927,7 +25791,7 @@
         <w:pStyle w:val="Ttulo2"/>
       </w:pPr>
       <w:bookmarkStart w:id="68" w:name="_7a453a6eb6ed88e1bfb6e10d4e89e02e93370e4"/>
-      <w:bookmarkStart w:id="69" w:name="_Toc243685091"/>
+      <w:bookmarkStart w:id="69" w:name="_Toc243862928"/>
       <w:bookmarkEnd w:id="66"/>
       <w:r>
         <w:lastRenderedPageBreak/>
@@ -24462,7 +26326,7 @@
         <w:pStyle w:val="Ttulo2"/>
       </w:pPr>
       <w:bookmarkStart w:id="70" w:name="_277d15ee6375124a0d7497cd947f0496d653294"/>
-      <w:bookmarkStart w:id="71" w:name="_Toc243685092"/>
+      <w:bookmarkStart w:id="71" w:name="_Toc243862929"/>
       <w:bookmarkEnd w:id="68"/>
       <w:r>
         <w:t>HU-2.3 — Adjuntar archivos clínicos</w:t>
@@ -24915,7 +26779,7 @@
         <w:pStyle w:val="Ttulo2"/>
       </w:pPr>
       <w:bookmarkStart w:id="72" w:name="_1b98c978e60977db39fc2418db7fe5e3ddc3001"/>
-      <w:bookmarkStart w:id="73" w:name="_Toc243685093"/>
+      <w:bookmarkStart w:id="73" w:name="_Toc243862930"/>
       <w:bookmarkEnd w:id="70"/>
       <w:r>
         <w:lastRenderedPageBreak/>
@@ -25288,7 +27152,7 @@
         <w:pStyle w:val="Ttulo2"/>
       </w:pPr>
       <w:bookmarkStart w:id="74" w:name="_9717672e9e73feeffef28eb38b12c038cdd7bd2"/>
-      <w:bookmarkStart w:id="75" w:name="_Toc243685094"/>
+      <w:bookmarkStart w:id="75" w:name="_Toc243862931"/>
       <w:bookmarkEnd w:id="72"/>
       <w:r>
         <w:t>HU-2.5 — Ver historial clínico completo</w:t>
@@ -25748,7 +27612,7 @@
         <w:pStyle w:val="Ttulo2"/>
       </w:pPr>
       <w:bookmarkStart w:id="76" w:name="_fdc1478d352073634e6bd92f17796cead004715"/>
-      <w:bookmarkStart w:id="77" w:name="_Toc243685095"/>
+      <w:bookmarkStart w:id="77" w:name="_Toc243862932"/>
       <w:bookmarkEnd w:id="74"/>
       <w:r>
         <w:t>HU-2.6 — Atomicidad y feedback de adjuntos en el registro de consulta</w:t>
@@ -26120,7 +27984,7 @@
         <w:pStyle w:val="Ttulo2"/>
       </w:pPr>
       <w:bookmarkStart w:id="78" w:name="_101f0dcf34d14c70ec0f17a5f1393f5d9e5e380"/>
-      <w:bookmarkStart w:id="79" w:name="_Toc243685096"/>
+      <w:bookmarkStart w:id="79" w:name="_Toc243862933"/>
       <w:bookmarkEnd w:id="76"/>
       <w:r>
         <w:lastRenderedPageBreak/>
@@ -26493,7 +28357,7 @@
         <w:pStyle w:val="Ttulo2"/>
       </w:pPr>
       <w:bookmarkStart w:id="80" w:name="_004e46896b85bf56df5905f1e03a53c4af0a844"/>
-      <w:bookmarkStart w:id="81" w:name="_Toc243685097"/>
+      <w:bookmarkStart w:id="81" w:name="_Toc243862934"/>
       <w:bookmarkEnd w:id="78"/>
       <w:r>
         <w:t>HU-2.8 — Sugerencia de diagnósticos probables por síntomas</w:t>
@@ -27027,7 +28891,7 @@
         <w:pStyle w:val="Ttulo2"/>
       </w:pPr>
       <w:bookmarkStart w:id="82" w:name="_dc4885bd67732a434e9ba082721bf6df1e25b78"/>
-      <w:bookmarkStart w:id="83" w:name="_Toc243685098"/>
+      <w:bookmarkStart w:id="83" w:name="_Toc243862935"/>
       <w:bookmarkEnd w:id="80"/>
       <w:r>
         <w:lastRenderedPageBreak/>
@@ -27481,7 +29345,7 @@
         <w:pStyle w:val="Ttulo2"/>
       </w:pPr>
       <w:bookmarkStart w:id="84" w:name="_39e4f7d80042c39922c0142f6da447f46643fcd"/>
-      <w:bookmarkStart w:id="85" w:name="_Toc243685099"/>
+      <w:bookmarkStart w:id="85" w:name="_Toc243862936"/>
       <w:bookmarkEnd w:id="82"/>
       <w:r>
         <w:lastRenderedPageBreak/>
@@ -27942,7 +29806,7 @@
         <w:pStyle w:val="Ttulo2"/>
       </w:pPr>
       <w:bookmarkStart w:id="86" w:name="_ddbeb8d4984f7e7207ef7f02c5c92f4dcdce30d"/>
-      <w:bookmarkStart w:id="87" w:name="_Toc243685100"/>
+      <w:bookmarkStart w:id="87" w:name="_Toc243862937"/>
       <w:bookmarkEnd w:id="84"/>
       <w:r>
         <w:lastRenderedPageBreak/>
@@ -28651,7 +30515,7 @@
         <w:pStyle w:val="Ttulo2"/>
       </w:pPr>
       <w:bookmarkStart w:id="88" w:name="_492240b15c6ebc6fbe3f7fd23583d697b838ee5"/>
-      <w:bookmarkStart w:id="89" w:name="_Toc243685101"/>
+      <w:bookmarkStart w:id="89" w:name="_Toc243862938"/>
       <w:bookmarkEnd w:id="86"/>
       <w:r>
         <w:lastRenderedPageBreak/>
@@ -29267,7 +31131,7 @@
         <w:pStyle w:val="Ttulo1"/>
       </w:pPr>
       <w:bookmarkStart w:id="90" w:name="_d55aebc9deeb1682a62a02ae225cde94fe0baf3"/>
-      <w:bookmarkStart w:id="91" w:name="_Toc243685102"/>
+      <w:bookmarkStart w:id="91" w:name="_Toc243862939"/>
       <w:bookmarkEnd w:id="64"/>
       <w:bookmarkEnd w:id="88"/>
       <w:r>
@@ -29281,7 +31145,7 @@
         <w:pStyle w:val="Ttulo2"/>
       </w:pPr>
       <w:bookmarkStart w:id="92" w:name="_73783a222ff535845613407f8c2c5de0df62c29"/>
-      <w:bookmarkStart w:id="93" w:name="_Toc243685103"/>
+      <w:bookmarkStart w:id="93" w:name="_Toc243862940"/>
       <w:r>
         <w:t>HU-3.1 — Registrar vacunación</w:t>
       </w:r>
@@ -29652,7 +31516,7 @@
         <w:pStyle w:val="Ttulo2"/>
       </w:pPr>
       <w:bookmarkStart w:id="94" w:name="_6075047063f4930391208048315650ed427ae6c"/>
-      <w:bookmarkStart w:id="95" w:name="_Toc243685104"/>
+      <w:bookmarkStart w:id="95" w:name="_Toc243862941"/>
       <w:bookmarkEnd w:id="92"/>
       <w:r>
         <w:t>HU-3.2 — Enviar recordatorio por correo</w:t>
@@ -30186,7 +32050,7 @@
         <w:pStyle w:val="Ttulo2"/>
       </w:pPr>
       <w:bookmarkStart w:id="96" w:name="_781661fe2d15deb5f4d895541dced4f16e579af"/>
-      <w:bookmarkStart w:id="97" w:name="_Toc243685105"/>
+      <w:bookmarkStart w:id="97" w:name="_Toc243862942"/>
       <w:bookmarkEnd w:id="94"/>
       <w:r>
         <w:lastRenderedPageBreak/>
@@ -30559,7 +32423,7 @@
         <w:pStyle w:val="Ttulo2"/>
       </w:pPr>
       <w:bookmarkStart w:id="98" w:name="_8afd4fd6adaa7aec672b37965973c4a0b1b5483"/>
-      <w:bookmarkStart w:id="99" w:name="_Toc243685106"/>
+      <w:bookmarkStart w:id="99" w:name="_Toc243862943"/>
       <w:bookmarkEnd w:id="96"/>
       <w:r>
         <w:t>HU-3.4 — Registrar desparasitación</w:t>
@@ -30931,7 +32795,7 @@
         <w:pStyle w:val="Ttulo2"/>
       </w:pPr>
       <w:bookmarkStart w:id="100" w:name="_69b92288d624f1c737d99fa43d727735c1c78ac"/>
-      <w:bookmarkStart w:id="101" w:name="_Toc243685107"/>
+      <w:bookmarkStart w:id="101" w:name="_Toc243862944"/>
       <w:bookmarkEnd w:id="98"/>
       <w:r>
         <w:t>HU-3.5 — Panel de vacunaciones pendientes</w:t>
@@ -31303,7 +33167,7 @@
         <w:pStyle w:val="Ttulo2"/>
       </w:pPr>
       <w:bookmarkStart w:id="102" w:name="_83b2b6ee9ef84433e407efb3456acc0bf8c705f"/>
-      <w:bookmarkStart w:id="103" w:name="_Toc243685108"/>
+      <w:bookmarkStart w:id="103" w:name="_Toc243862945"/>
       <w:bookmarkEnd w:id="100"/>
       <w:r>
         <w:lastRenderedPageBreak/>
@@ -31757,7 +33621,7 @@
         <w:pStyle w:val="Ttulo1"/>
       </w:pPr>
       <w:bookmarkStart w:id="104" w:name="_0bc479c0be240e26431ebdd296a7a53444b2628"/>
-      <w:bookmarkStart w:id="105" w:name="_Toc243685109"/>
+      <w:bookmarkStart w:id="105" w:name="_Toc243862946"/>
       <w:bookmarkEnd w:id="90"/>
       <w:bookmarkEnd w:id="102"/>
       <w:r>
@@ -31771,7 +33635,7 @@
         <w:pStyle w:val="Ttulo2"/>
       </w:pPr>
       <w:bookmarkStart w:id="106" w:name="_83a9ef67ed8a24f8f8fb200a3c30fdc3bf36c17"/>
-      <w:bookmarkStart w:id="107" w:name="_Toc243685110"/>
+      <w:bookmarkStart w:id="107" w:name="_Toc243862947"/>
       <w:r>
         <w:t>HU-4.1 — Agendar cita</w:t>
       </w:r>
@@ -32304,7 +34168,7 @@
         <w:pStyle w:val="Ttulo2"/>
       </w:pPr>
       <w:bookmarkStart w:id="108" w:name="_102fb6dec5375a39a698cb955a51646f9817d25"/>
-      <w:bookmarkStart w:id="109" w:name="_Toc243685111"/>
+      <w:bookmarkStart w:id="109" w:name="_Toc243862948"/>
       <w:bookmarkEnd w:id="106"/>
       <w:r>
         <w:t>HU-4.2 — Cancelar o reprogramar cita</w:t>
@@ -32757,7 +34621,7 @@
         <w:pStyle w:val="Ttulo2"/>
       </w:pPr>
       <w:bookmarkStart w:id="110" w:name="_bc90a9ef9035fcbf5d83826a75a2a7caba95288"/>
-      <w:bookmarkStart w:id="111" w:name="_Toc243685112"/>
+      <w:bookmarkStart w:id="111" w:name="_Toc243862949"/>
       <w:bookmarkEnd w:id="108"/>
       <w:r>
         <w:lastRenderedPageBreak/>
@@ -33629,7 +35493,7 @@
         <w:pStyle w:val="Ttulo2"/>
       </w:pPr>
       <w:bookmarkStart w:id="112" w:name="_0ab1d1688e3b6d42f481962b5abe908ca5f185e"/>
-      <w:bookmarkStart w:id="113" w:name="_Toc243685113"/>
+      <w:bookmarkStart w:id="113" w:name="_Toc243862950"/>
       <w:bookmarkEnd w:id="110"/>
       <w:r>
         <w:lastRenderedPageBreak/>
@@ -34083,7 +35947,7 @@
         <w:pStyle w:val="Ttulo2"/>
       </w:pPr>
       <w:bookmarkStart w:id="114" w:name="_391b83d5c01b20c64bec4d1baa2ded83b27b3cc"/>
-      <w:bookmarkStart w:id="115" w:name="_Toc243685114"/>
+      <w:bookmarkStart w:id="115" w:name="_Toc243862951"/>
       <w:bookmarkEnd w:id="112"/>
       <w:r>
         <w:t>HU-4.5 — Registrar hora real de atención y gestionar retrasos</w:t>
@@ -34455,7 +36319,7 @@
         <w:pStyle w:val="Ttulo2"/>
       </w:pPr>
       <w:bookmarkStart w:id="116" w:name="_fd2845ac88e46c3520f61b9b4ded26b35f37534"/>
-      <w:bookmarkStart w:id="117" w:name="_Toc243685115"/>
+      <w:bookmarkStart w:id="117" w:name="_Toc243862952"/>
       <w:bookmarkEnd w:id="114"/>
       <w:r>
         <w:t>HU-4.6 — Buffer configurable entre citas</w:t>
@@ -34746,7 +36610,7 @@
         <w:pStyle w:val="Ttulo2"/>
       </w:pPr>
       <w:bookmarkStart w:id="118" w:name="_4786f5b438d23c36e067f350ad8ed0097d027c2"/>
-      <w:bookmarkStart w:id="119" w:name="_Toc243685116"/>
+      <w:bookmarkStart w:id="119" w:name="_Toc243862953"/>
       <w:bookmarkEnd w:id="116"/>
       <w:r>
         <w:lastRenderedPageBreak/>
@@ -35119,7 +36983,7 @@
         <w:pStyle w:val="Ttulo2"/>
       </w:pPr>
       <w:bookmarkStart w:id="120" w:name="_0d930997ffa83b9b36b150e5e50b933f66b264d"/>
-      <w:bookmarkStart w:id="121" w:name="_Toc243685117"/>
+      <w:bookmarkStart w:id="121" w:name="_Toc243862954"/>
       <w:bookmarkEnd w:id="118"/>
       <w:r>
         <w:t>HU-4.8 — Bloqueos de agenda del veterinario y días no laborables</w:t>
@@ -35491,7 +37355,7 @@
         <w:pStyle w:val="Ttulo2"/>
       </w:pPr>
       <w:bookmarkStart w:id="122" w:name="_592e3b26ee2d82de9a78960621790aca76cbe41"/>
-      <w:bookmarkStart w:id="123" w:name="_Toc243685118"/>
+      <w:bookmarkStart w:id="123" w:name="_Toc243862955"/>
       <w:bookmarkEnd w:id="120"/>
       <w:r>
         <w:lastRenderedPageBreak/>
@@ -35864,7 +37728,7 @@
         <w:pStyle w:val="Ttulo2"/>
       </w:pPr>
       <w:bookmarkStart w:id="124" w:name="_53bf433c324c03bf220d8f1ea57572094c24d19"/>
-      <w:bookmarkStart w:id="125" w:name="_Toc243685119"/>
+      <w:bookmarkStart w:id="125" w:name="_Toc243862956"/>
       <w:bookmarkEnd w:id="122"/>
       <w:r>
         <w:t>HU-4.10 — Confirmar asistencia a la cita desde el recordatorio</w:t>
@@ -36236,7 +38100,7 @@
         <w:pStyle w:val="Ttulo2"/>
       </w:pPr>
       <w:bookmarkStart w:id="126" w:name="_bc4a4c08f4864e57db7a13372e3c901c5711bb9"/>
-      <w:bookmarkStart w:id="127" w:name="_Toc243685120"/>
+      <w:bookmarkStart w:id="127" w:name="_Toc243862957"/>
       <w:bookmarkEnd w:id="124"/>
       <w:r>
         <w:lastRenderedPageBreak/>
@@ -36771,7 +38635,7 @@
         <w:pStyle w:val="Ttulo2"/>
       </w:pPr>
       <w:bookmarkStart w:id="128" w:name="_3a9da54e9b682c781ba4f8ec9fb08eb1ae51469"/>
-      <w:bookmarkStart w:id="129" w:name="_Toc243685121"/>
+      <w:bookmarkStart w:id="129" w:name="_Toc243862958"/>
       <w:bookmarkEnd w:id="126"/>
       <w:r>
         <w:lastRenderedPageBreak/>
@@ -37306,7 +39170,7 @@
         <w:pStyle w:val="Ttulo2"/>
       </w:pPr>
       <w:bookmarkStart w:id="130" w:name="_d5e60343e26d4758074a6efaed07b69cd6c3551"/>
-      <w:bookmarkStart w:id="131" w:name="_Toc243685122"/>
+      <w:bookmarkStart w:id="131" w:name="_Toc243862959"/>
       <w:bookmarkEnd w:id="128"/>
       <w:r>
         <w:lastRenderedPageBreak/>
@@ -38021,7 +39885,7 @@
         <w:pStyle w:val="Ttulo2"/>
       </w:pPr>
       <w:bookmarkStart w:id="132" w:name="_d4adac7448e74c17e6bb33bf496ee79d1222807"/>
-      <w:bookmarkStart w:id="133" w:name="_Toc243685123"/>
+      <w:bookmarkStart w:id="133" w:name="_Toc243862960"/>
       <w:bookmarkEnd w:id="130"/>
       <w:r>
         <w:lastRenderedPageBreak/>
@@ -38718,7 +40582,7 @@
         <w:pStyle w:val="Ttulo2"/>
       </w:pPr>
       <w:bookmarkStart w:id="134" w:name="_91e1c705d28c1a221b008d52046353792175d0f"/>
-      <w:bookmarkStart w:id="135" w:name="_Toc243685124"/>
+      <w:bookmarkStart w:id="135" w:name="_Toc243862961"/>
       <w:bookmarkEnd w:id="132"/>
       <w:r>
         <w:lastRenderedPageBreak/>
@@ -39668,7 +41532,7 @@
         <w:pStyle w:val="Ttulo2"/>
       </w:pPr>
       <w:bookmarkStart w:id="136" w:name="_c78d8424c335bf78fd48b1955b4f1a67eda143f"/>
-      <w:bookmarkStart w:id="137" w:name="_Toc243685125"/>
+      <w:bookmarkStart w:id="137" w:name="_Toc243862962"/>
       <w:bookmarkEnd w:id="134"/>
       <w:r>
         <w:t>HU-4.16 — Sugerir veterinario al agendar</w:t>
@@ -39959,7 +41823,7 @@
         <w:pStyle w:val="Ttulo2"/>
       </w:pPr>
       <w:bookmarkStart w:id="138" w:name="_d95563cf58dd7b4419944c1578610bfcd0b1db0"/>
-      <w:bookmarkStart w:id="139" w:name="_Toc243685126"/>
+      <w:bookmarkStart w:id="139" w:name="_Toc243862963"/>
       <w:bookmarkEnd w:id="136"/>
       <w:r>
         <w:lastRenderedPageBreak/>
@@ -40431,7 +42295,7 @@
         <w:pStyle w:val="Ttulo2"/>
       </w:pPr>
       <w:bookmarkStart w:id="140" w:name="_8b0a1409d398bf3e63485141aa804db028749ca"/>
-      <w:bookmarkStart w:id="141" w:name="_Toc243685127"/>
+      <w:bookmarkStart w:id="141" w:name="_Toc243862964"/>
       <w:bookmarkEnd w:id="138"/>
       <w:r>
         <w:t>HU-4.18 — Ajustar el nivel de triage (veterinario)</w:t>
@@ -40884,7 +42748,7 @@
         <w:pStyle w:val="Ttulo2"/>
       </w:pPr>
       <w:bookmarkStart w:id="142" w:name="_cf2722ce0434310059a1401a7a9236f9f75ab69"/>
-      <w:bookmarkStart w:id="143" w:name="_Toc243685128"/>
+      <w:bookmarkStart w:id="143" w:name="_Toc243862965"/>
       <w:bookmarkEnd w:id="140"/>
       <w:r>
         <w:lastRenderedPageBreak/>
@@ -41338,7 +43202,7 @@
         <w:pStyle w:val="Ttulo1"/>
       </w:pPr>
       <w:bookmarkStart w:id="144" w:name="_448b6637f95054bfc4854cb12826ea84d2acba0"/>
-      <w:bookmarkStart w:id="145" w:name="_Toc243685129"/>
+      <w:bookmarkStart w:id="145" w:name="_Toc243862966"/>
       <w:bookmarkEnd w:id="104"/>
       <w:bookmarkEnd w:id="142"/>
       <w:r>
@@ -41352,7 +43216,7 @@
         <w:pStyle w:val="Ttulo2"/>
       </w:pPr>
       <w:bookmarkStart w:id="146" w:name="_af054ffcebd6910222ee7d6c1d020875947335e"/>
-      <w:bookmarkStart w:id="147" w:name="_Toc243685130"/>
+      <w:bookmarkStart w:id="147" w:name="_Toc243862967"/>
       <w:r>
         <w:t>HU-5.1 — Portal del propietario</w:t>
       </w:r>
@@ -42307,7 +44171,7 @@
         <w:pStyle w:val="Ttulo2"/>
       </w:pPr>
       <w:bookmarkStart w:id="148" w:name="_6b1c61431b8f8f0fcc4ce60077071b912ba2b45"/>
-      <w:bookmarkStart w:id="149" w:name="_Toc243685131"/>
+      <w:bookmarkStart w:id="149" w:name="_Toc243862968"/>
       <w:bookmarkEnd w:id="146"/>
       <w:r>
         <w:t>HU-5.2 — Auto-registro de propietario</w:t>
@@ -42841,7 +44705,7 @@
         <w:pStyle w:val="Ttulo2"/>
       </w:pPr>
       <w:bookmarkStart w:id="150" w:name="_f4d063018be410b507969fa4c62074124f833cf"/>
-      <w:bookmarkStart w:id="151" w:name="_Toc243685132"/>
+      <w:bookmarkStart w:id="151" w:name="_Toc243862969"/>
       <w:bookmarkEnd w:id="148"/>
       <w:r>
         <w:lastRenderedPageBreak/>
@@ -43383,7 +45247,7 @@
         <w:pStyle w:val="Ttulo2"/>
       </w:pPr>
       <w:bookmarkStart w:id="152" w:name="_c64202596780354c08c0a149dc974449db886cf"/>
-      <w:bookmarkStart w:id="153" w:name="_Toc243685133"/>
+      <w:bookmarkStart w:id="153" w:name="_Toc243862970"/>
       <w:bookmarkEnd w:id="150"/>
       <w:r>
         <w:t>HU-5.4 — Editar mi mascota desde el portal</w:t>
@@ -43755,7 +45619,7 @@
         <w:pStyle w:val="Ttulo2"/>
       </w:pPr>
       <w:bookmarkStart w:id="154" w:name="_cf91e7705c2cc7ff174f786bca87f4ab32c164a"/>
-      <w:bookmarkStart w:id="155" w:name="_Toc243685134"/>
+      <w:bookmarkStart w:id="155" w:name="_Toc243862971"/>
       <w:bookmarkEnd w:id="152"/>
       <w:r>
         <w:lastRenderedPageBreak/>
@@ -44128,7 +45992,7 @@
         <w:pStyle w:val="Ttulo2"/>
       </w:pPr>
       <w:bookmarkStart w:id="156" w:name="_f8ebe18ba7612da84cbeb32e6cdfcf569929127"/>
-      <w:bookmarkStart w:id="157" w:name="_Toc243685135"/>
+      <w:bookmarkStart w:id="157" w:name="_Toc243862972"/>
       <w:bookmarkEnd w:id="154"/>
       <w:r>
         <w:t>HU-5.6 — Cancelar o reprogramar mi cita desde el portal</w:t>
@@ -44581,7 +46445,7 @@
         <w:pStyle w:val="Ttulo2"/>
       </w:pPr>
       <w:bookmarkStart w:id="158" w:name="_63b2ff8270a3dc0cb21378739f70e0c16a27def"/>
-      <w:bookmarkStart w:id="159" w:name="_Toc243685136"/>
+      <w:bookmarkStart w:id="159" w:name="_Toc243862973"/>
       <w:bookmarkEnd w:id="156"/>
       <w:r>
         <w:t>HU-5.7 — Centro de notificaciones del propietario</w:t>
@@ -45035,7 +46899,7 @@
         <w:pStyle w:val="Ttulo2"/>
       </w:pPr>
       <w:bookmarkStart w:id="160" w:name="_f59be5ab49da54ec24749683e30fb79075b9c3a"/>
-      <w:bookmarkStart w:id="161" w:name="_Toc243685137"/>
+      <w:bookmarkStart w:id="161" w:name="_Toc243862974"/>
       <w:bookmarkEnd w:id="158"/>
       <w:r>
         <w:t>HU-5.8 — Registrar al propietario como identidad global</w:t>
@@ -45657,7 +47521,7 @@
         <w:pStyle w:val="Ttulo2"/>
       </w:pPr>
       <w:bookmarkStart w:id="162" w:name="_06eaf3b49483b1eeebe1b8e79573cd5c749be44"/>
-      <w:bookmarkStart w:id="163" w:name="_Toc243685138"/>
+      <w:bookmarkStart w:id="163" w:name="_Toc243862975"/>
       <w:bookmarkEnd w:id="160"/>
       <w:r>
         <w:lastRenderedPageBreak/>
@@ -46129,7 +47993,7 @@
         <w:pStyle w:val="Ttulo2"/>
       </w:pPr>
       <w:bookmarkStart w:id="164" w:name="_73bf9bf1ab817b39687e744da8c8402ea9619af"/>
-      <w:bookmarkStart w:id="165" w:name="_Toc243685139"/>
+      <w:bookmarkStart w:id="165" w:name="_Toc243862976"/>
       <w:bookmarkEnd w:id="162"/>
       <w:r>
         <w:lastRenderedPageBreak/>
@@ -46664,7 +48528,7 @@
         <w:pStyle w:val="Ttulo2"/>
       </w:pPr>
       <w:bookmarkStart w:id="166" w:name="_809064a587886d0547b1788a26db9d9152af23a"/>
-      <w:bookmarkStart w:id="167" w:name="_Toc243685140"/>
+      <w:bookmarkStart w:id="167" w:name="_Toc243862977"/>
       <w:bookmarkEnd w:id="164"/>
       <w:r>
         <w:lastRenderedPageBreak/>
@@ -47280,7 +49144,7 @@
         <w:pStyle w:val="Ttulo2"/>
       </w:pPr>
       <w:bookmarkStart w:id="168" w:name="_eaa2b9dcd4e772acfdb8cc2e14fe1584fe792e7"/>
-      <w:bookmarkStart w:id="169" w:name="_Toc243685141"/>
+      <w:bookmarkStart w:id="169" w:name="_Toc243862978"/>
       <w:bookmarkEnd w:id="166"/>
       <w:r>
         <w:lastRenderedPageBreak/>
@@ -47734,7 +49598,7 @@
         <w:pStyle w:val="Ttulo2"/>
       </w:pPr>
       <w:bookmarkStart w:id="170" w:name="_9c4353686bd45e1d5b28007e4eeecf1db3be371"/>
-      <w:bookmarkStart w:id="171" w:name="_Toc243685142"/>
+      <w:bookmarkStart w:id="171" w:name="_Toc243862979"/>
       <w:bookmarkEnd w:id="168"/>
       <w:r>
         <w:lastRenderedPageBreak/>
@@ -48269,7 +50133,7 @@
         <w:pStyle w:val="Ttulo2"/>
       </w:pPr>
       <w:bookmarkStart w:id="172" w:name="_faf9cae68ace52a6134b8c807ad8be34010091b"/>
-      <w:bookmarkStart w:id="173" w:name="_Toc243685143"/>
+      <w:bookmarkStart w:id="173" w:name="_Toc243862980"/>
       <w:bookmarkEnd w:id="170"/>
       <w:r>
         <w:lastRenderedPageBreak/>
@@ -48804,7 +50668,7 @@
         <w:pStyle w:val="Ttulo1"/>
       </w:pPr>
       <w:bookmarkStart w:id="174" w:name="_415d3e183ea3663701acfe1e73f6e8038e4bbef"/>
-      <w:bookmarkStart w:id="175" w:name="_Toc243685144"/>
+      <w:bookmarkStart w:id="175" w:name="_Toc243862981"/>
       <w:bookmarkEnd w:id="144"/>
       <w:bookmarkEnd w:id="172"/>
       <w:r>
@@ -48818,7 +50682,7 @@
         <w:pStyle w:val="Ttulo2"/>
       </w:pPr>
       <w:bookmarkStart w:id="176" w:name="_1b876ecfd0adf71d503b9129568b658f81872f0"/>
-      <w:bookmarkStart w:id="177" w:name="_Toc243685145"/>
+      <w:bookmarkStart w:id="177" w:name="_Toc243862982"/>
       <w:r>
         <w:t>HU-6.1 — Dashboard principal y panel de pendientes</w:t>
       </w:r>
@@ -49919,9 +51783,10 @@
         <w:pStyle w:val="Ttulo2"/>
       </w:pPr>
       <w:bookmarkStart w:id="178" w:name="_97322cabf772225fd1bfe897dee158000aa0394"/>
-      <w:bookmarkStart w:id="179" w:name="_Toc243685146"/>
+      <w:bookmarkStart w:id="179" w:name="_Toc243862983"/>
       <w:bookmarkEnd w:id="176"/>
       <w:r>
+        <w:lastRenderedPageBreak/>
         <w:t>HU-6.2 — Panel de operación del administrador</w:t>
       </w:r>
       <w:bookmarkEnd w:id="179"/>
@@ -49949,11 +51814,11 @@
         <w:tblLook w:val="0020" w:firstRow="1" w:lastRow="0" w:firstColumn="0" w:lastColumn="0" w:noHBand="0" w:noVBand="0"/>
       </w:tblPr>
       <w:tblGrid>
-        <w:gridCol w:w="1110"/>
-        <w:gridCol w:w="2893"/>
+        <w:gridCol w:w="1224"/>
+        <w:gridCol w:w="2835"/>
         <w:gridCol w:w="1444"/>
-        <w:gridCol w:w="2893"/>
-        <w:gridCol w:w="1220"/>
+        <w:gridCol w:w="2835"/>
+        <w:gridCol w:w="1222"/>
       </w:tblGrid>
       <w:tr>
         <w:trPr>
@@ -49963,7 +51828,7 @@
         </w:trPr>
         <w:tc>
           <w:tcPr>
-            <w:tcW w:w="581" w:type="pct"/>
+            <w:tcW w:w="640" w:type="pct"/>
           </w:tcPr>
           <w:p>
             <w:pPr>
@@ -49977,7 +51842,7 @@
         </w:tc>
         <w:tc>
           <w:tcPr>
-            <w:tcW w:w="1513" w:type="pct"/>
+            <w:tcW w:w="1483" w:type="pct"/>
           </w:tcPr>
           <w:p>
             <w:pPr>
@@ -50005,7 +51870,7 @@
         </w:tc>
         <w:tc>
           <w:tcPr>
-            <w:tcW w:w="1513" w:type="pct"/>
+            <w:tcW w:w="1483" w:type="pct"/>
           </w:tcPr>
           <w:p>
             <w:pPr>
@@ -50038,7 +51903,7 @@
         </w:trPr>
         <w:tc>
           <w:tcPr>
-            <w:tcW w:w="581" w:type="pct"/>
+            <w:tcW w:w="640" w:type="pct"/>
           </w:tcPr>
           <w:p>
             <w:pPr>
@@ -50058,7 +51923,7 @@
         </w:tc>
         <w:tc>
           <w:tcPr>
-            <w:tcW w:w="1513" w:type="pct"/>
+            <w:tcW w:w="1483" w:type="pct"/>
           </w:tcPr>
           <w:p>
             <w:pPr>
@@ -50086,7 +51951,7 @@
         </w:tc>
         <w:tc>
           <w:tcPr>
-            <w:tcW w:w="1513" w:type="pct"/>
+            <w:tcW w:w="1483" w:type="pct"/>
           </w:tcPr>
           <w:p>
             <w:pPr>
@@ -50119,7 +51984,7 @@
         </w:trPr>
         <w:tc>
           <w:tcPr>
-            <w:tcW w:w="581" w:type="pct"/>
+            <w:tcW w:w="640" w:type="pct"/>
           </w:tcPr>
           <w:p>
             <w:pPr>
@@ -50139,7 +52004,7 @@
         </w:tc>
         <w:tc>
           <w:tcPr>
-            <w:tcW w:w="1513" w:type="pct"/>
+            <w:tcW w:w="1483" w:type="pct"/>
           </w:tcPr>
           <w:p>
             <w:pPr>
@@ -50167,7 +52032,7 @@
         </w:tc>
         <w:tc>
           <w:tcPr>
-            <w:tcW w:w="1513" w:type="pct"/>
+            <w:tcW w:w="1483" w:type="pct"/>
           </w:tcPr>
           <w:p>
             <w:pPr>
@@ -50200,7 +52065,7 @@
         </w:trPr>
         <w:tc>
           <w:tcPr>
-            <w:tcW w:w="581" w:type="pct"/>
+            <w:tcW w:w="640" w:type="pct"/>
           </w:tcPr>
           <w:p>
             <w:pPr>
@@ -50220,7 +52085,7 @@
         </w:tc>
         <w:tc>
           <w:tcPr>
-            <w:tcW w:w="1513" w:type="pct"/>
+            <w:tcW w:w="1483" w:type="pct"/>
           </w:tcPr>
           <w:p>
             <w:pPr>
@@ -50248,7 +52113,7 @@
         </w:tc>
         <w:tc>
           <w:tcPr>
-            <w:tcW w:w="1513" w:type="pct"/>
+            <w:tcW w:w="1483" w:type="pct"/>
           </w:tcPr>
           <w:p>
             <w:pPr>
@@ -50281,7 +52146,7 @@
         </w:trPr>
         <w:tc>
           <w:tcPr>
-            <w:tcW w:w="581" w:type="pct"/>
+            <w:tcW w:w="640" w:type="pct"/>
           </w:tcPr>
           <w:p>
             <w:pPr>
@@ -50301,7 +52166,7 @@
         </w:tc>
         <w:tc>
           <w:tcPr>
-            <w:tcW w:w="1513" w:type="pct"/>
+            <w:tcW w:w="1483" w:type="pct"/>
           </w:tcPr>
           <w:p>
             <w:pPr>
@@ -50329,7 +52194,7 @@
         </w:tc>
         <w:tc>
           <w:tcPr>
-            <w:tcW w:w="1513" w:type="pct"/>
+            <w:tcW w:w="1483" w:type="pct"/>
           </w:tcPr>
           <w:p>
             <w:pPr>
@@ -50362,7 +52227,7 @@
         </w:trPr>
         <w:tc>
           <w:tcPr>
-            <w:tcW w:w="581" w:type="pct"/>
+            <w:tcW w:w="640" w:type="pct"/>
           </w:tcPr>
           <w:p>
             <w:pPr>
@@ -50382,15 +52247,15 @@
         </w:tc>
         <w:tc>
           <w:tcPr>
-            <w:tcW w:w="1513" w:type="pct"/>
-          </w:tcPr>
-          <w:p>
-            <w:pPr>
-              <w:pStyle w:val="Celda"/>
-              <w:keepNext/>
-            </w:pPr>
-            <w:r>
-              <w:t>El sistema debe listar las citas de hoy con un filtro por estado.</w:t>
+            <w:tcW w:w="1483" w:type="pct"/>
+          </w:tcPr>
+          <w:p>
+            <w:pPr>
+              <w:pStyle w:val="Celda"/>
+              <w:keepNext/>
+            </w:pPr>
+            <w:r>
+              <w:t>El sistema debe listar las citas de hoy con un filtro por estado en Gestión de citas; el Inicio muestra la agenda por veterinario (decisión del dueño con el mockup aprobado, 2026-10-24).</w:t>
             </w:r>
           </w:p>
         </w:tc>
@@ -50410,15 +52275,15 @@
         </w:tc>
         <w:tc>
           <w:tcPr>
-            <w:tcW w:w="1513" w:type="pct"/>
-          </w:tcPr>
-          <w:p>
-            <w:pPr>
-              <w:pStyle w:val="Celda"/>
-              <w:keepNext/>
-            </w:pPr>
-            <w:r>
-              <w:t>Al filtrar por «en curso», solo aparecen las citas de hoy en ese estado.</w:t>
+            <w:tcW w:w="1483" w:type="pct"/>
+          </w:tcPr>
+          <w:p>
+            <w:pPr>
+              <w:pStyle w:val="Celda"/>
+              <w:keepNext/>
+            </w:pPr>
+            <w:r>
+              <w:t>En Gestión de citas, al filtrar hoy por «en curso», solo aparecen las citas de hoy en ese estado. El Inicio enlaza a Gestión de citas.</w:t>
             </w:r>
           </w:p>
         </w:tc>
@@ -50443,11 +52308,12 @@
         </w:trPr>
         <w:tc>
           <w:tcPr>
-            <w:tcW w:w="581" w:type="pct"/>
-          </w:tcPr>
-          <w:p>
-            <w:pPr>
-              <w:pStyle w:val="Celda"/>
+            <w:tcW w:w="640" w:type="pct"/>
+          </w:tcPr>
+          <w:p>
+            <w:pPr>
+              <w:pStyle w:val="Celda"/>
+              <w:keepNext/>
             </w:pPr>
             <w:r>
               <w:t>RE</w:t>
@@ -50462,11 +52328,12 @@
         </w:tc>
         <w:tc>
           <w:tcPr>
-            <w:tcW w:w="1513" w:type="pct"/>
-          </w:tcPr>
-          <w:p>
-            <w:pPr>
-              <w:pStyle w:val="Celda"/>
+            <w:tcW w:w="1483" w:type="pct"/>
+          </w:tcPr>
+          <w:p>
+            <w:pPr>
+              <w:pStyle w:val="Celda"/>
+              <w:keepNext/>
             </w:pPr>
             <w:r>
               <w:t>El panel no debe mostrar datos de ejemplo ni valores fijos.</w:t>
@@ -50480,6 +52347,7 @@
           <w:p>
             <w:pPr>
               <w:pStyle w:val="Celda"/>
+              <w:keepNext/>
             </w:pPr>
             <w:r>
               <w:t>Restricción</w:t>
@@ -50488,14 +52356,579 @@
         </w:tc>
         <w:tc>
           <w:tcPr>
-            <w:tcW w:w="1513" w:type="pct"/>
-          </w:tcPr>
-          <w:p>
-            <w:pPr>
-              <w:pStyle w:val="Celda"/>
+            <w:tcW w:w="1483" w:type="pct"/>
+          </w:tcPr>
+          <w:p>
+            <w:pPr>
+              <w:pStyle w:val="Celda"/>
+              <w:keepNext/>
             </w:pPr>
             <w:r>
               <w:t>Con la base de datos vacía, todos los indicadores muestran cero.</w:t>
+            </w:r>
+          </w:p>
+        </w:tc>
+        <w:tc>
+          <w:tcPr>
+            <w:tcW w:w="639" w:type="pct"/>
+          </w:tcPr>
+          <w:p>
+            <w:pPr>
+              <w:pStyle w:val="Celda"/>
+              <w:keepNext/>
+            </w:pPr>
+            <w:r>
+              <w:t>Media</w:t>
+            </w:r>
+          </w:p>
+        </w:tc>
+      </w:tr>
+      <w:tr>
+        <w:trPr>
+          <w:cantSplit/>
+        </w:trPr>
+        <w:tc>
+          <w:tcPr>
+            <w:tcW w:w="640" w:type="pct"/>
+          </w:tcPr>
+          <w:p>
+            <w:pPr>
+              <w:pStyle w:val="Celda"/>
+              <w:keepNext/>
+            </w:pPr>
+            <w:r>
+              <w:t>RE</w:t>
+            </w:r>
+            <w:r>
+              <w:noBreakHyphen/>
+            </w:r>
+            <w:r>
+              <w:t>6.2.7</w:t>
+            </w:r>
+          </w:p>
+        </w:tc>
+        <w:tc>
+          <w:tcPr>
+            <w:tcW w:w="1483" w:type="pct"/>
+          </w:tcPr>
+          <w:p>
+            <w:pPr>
+              <w:pStyle w:val="Celda"/>
+              <w:keepNext/>
+            </w:pPr>
+            <w:r>
+              <w:t>La tarjeta «Hoy en la clínica» debe mostrar citas de hoy, atendidas, en espera y urgencias de la clínica activa, con acceso a Gestión de citas.</w:t>
+            </w:r>
+          </w:p>
+        </w:tc>
+        <w:tc>
+          <w:tcPr>
+            <w:tcW w:w="755" w:type="pct"/>
+          </w:tcPr>
+          <w:p>
+            <w:pPr>
+              <w:pStyle w:val="Celda"/>
+              <w:keepNext/>
+            </w:pPr>
+            <w:r>
+              <w:t>Funcional</w:t>
+            </w:r>
+          </w:p>
+        </w:tc>
+        <w:tc>
+          <w:tcPr>
+            <w:tcW w:w="1483" w:type="pct"/>
+          </w:tcPr>
+          <w:p>
+            <w:pPr>
+              <w:pStyle w:val="Celda"/>
+              <w:keepNext/>
+            </w:pPr>
+            <w:r>
+              <w:t>En espera = citas de hoy con llegada registrada que aún no empiezan + llegadas sin reserva en espera presencial; urgencias = casos rojos de hoy, atendidos o en cola. Las canceladas no cuentan. No hay botón para agendar: el administrador no crea citas (RN-401).</w:t>
+            </w:r>
+          </w:p>
+        </w:tc>
+        <w:tc>
+          <w:tcPr>
+            <w:tcW w:w="639" w:type="pct"/>
+          </w:tcPr>
+          <w:p>
+            <w:pPr>
+              <w:pStyle w:val="Celda"/>
+              <w:keepNext/>
+            </w:pPr>
+            <w:r>
+              <w:t>Alta</w:t>
+            </w:r>
+          </w:p>
+        </w:tc>
+      </w:tr>
+      <w:tr>
+        <w:trPr>
+          <w:cantSplit/>
+        </w:trPr>
+        <w:tc>
+          <w:tcPr>
+            <w:tcW w:w="640" w:type="pct"/>
+          </w:tcPr>
+          <w:p>
+            <w:pPr>
+              <w:pStyle w:val="Celda"/>
+              <w:keepNext/>
+            </w:pPr>
+            <w:r>
+              <w:t>RE</w:t>
+            </w:r>
+            <w:r>
+              <w:noBreakHyphen/>
+            </w:r>
+            <w:r>
+              <w:t>6.2.8</w:t>
+            </w:r>
+          </w:p>
+        </w:tc>
+        <w:tc>
+          <w:tcPr>
+            <w:tcW w:w="1483" w:type="pct"/>
+          </w:tcPr>
+          <w:p>
+            <w:pPr>
+              <w:pStyle w:val="Celda"/>
+              <w:keepNext/>
+            </w:pPr>
+            <w:r>
+              <w:t>El Inicio del administrador debe mostrar el calendario del mes con hoy resaltado y un punto en los días con citas de la clínica activa; al tocar un día, la agenda por veterinario muestra esa fecha.</w:t>
+            </w:r>
+          </w:p>
+        </w:tc>
+        <w:tc>
+          <w:tcPr>
+            <w:tcW w:w="755" w:type="pct"/>
+          </w:tcPr>
+          <w:p>
+            <w:pPr>
+              <w:pStyle w:val="Celda"/>
+              <w:keepNext/>
+            </w:pPr>
+            <w:r>
+              <w:t>Funcional</w:t>
+            </w:r>
+          </w:p>
+        </w:tc>
+        <w:tc>
+          <w:tcPr>
+            <w:tcW w:w="1483" w:type="pct"/>
+          </w:tcPr>
+          <w:p>
+            <w:pPr>
+              <w:pStyle w:val="Celda"/>
+              <w:keepNext/>
+            </w:pPr>
+            <w:r>
+              <w:t>El día y el mes se piden por una acción de solo lectura del administrador; el veterinario y el propietario reciben 403. Una fecha o un mes inválidos responden con error, sin datos.</w:t>
+            </w:r>
+          </w:p>
+        </w:tc>
+        <w:tc>
+          <w:tcPr>
+            <w:tcW w:w="639" w:type="pct"/>
+          </w:tcPr>
+          <w:p>
+            <w:pPr>
+              <w:pStyle w:val="Celda"/>
+              <w:keepNext/>
+            </w:pPr>
+            <w:r>
+              <w:t>Alta</w:t>
+            </w:r>
+          </w:p>
+        </w:tc>
+      </w:tr>
+      <w:tr>
+        <w:trPr>
+          <w:cantSplit/>
+        </w:trPr>
+        <w:tc>
+          <w:tcPr>
+            <w:tcW w:w="640" w:type="pct"/>
+          </w:tcPr>
+          <w:p>
+            <w:pPr>
+              <w:pStyle w:val="Celda"/>
+              <w:keepNext/>
+            </w:pPr>
+            <w:r>
+              <w:lastRenderedPageBreak/>
+              <w:t>RE</w:t>
+            </w:r>
+            <w:r>
+              <w:noBreakHyphen/>
+            </w:r>
+            <w:r>
+              <w:t>6.2.9</w:t>
+            </w:r>
+          </w:p>
+        </w:tc>
+        <w:tc>
+          <w:tcPr>
+            <w:tcW w:w="1483" w:type="pct"/>
+          </w:tcPr>
+          <w:p>
+            <w:pPr>
+              <w:pStyle w:val="Celda"/>
+              <w:keepNext/>
+            </w:pPr>
+            <w:r>
+              <w:t>La agenda del día debe mostrar una columna por veterinario activo, incluso sin citas, con sus citas y su estado, los huecos libres reales (RN-415), el almuerzo, las ausencias y su porcentaje de ocupación.</w:t>
+            </w:r>
+          </w:p>
+        </w:tc>
+        <w:tc>
+          <w:tcPr>
+            <w:tcW w:w="755" w:type="pct"/>
+          </w:tcPr>
+          <w:p>
+            <w:pPr>
+              <w:pStyle w:val="Celda"/>
+              <w:keepNext/>
+            </w:pPr>
+            <w:r>
+              <w:t>Funcional</w:t>
+            </w:r>
+          </w:p>
+        </w:tc>
+        <w:tc>
+          <w:tcPr>
+            <w:tcW w:w="1483" w:type="pct"/>
+          </w:tcPr>
+          <w:p>
+            <w:pPr>
+              <w:pStyle w:val="Celda"/>
+              <w:keepNext/>
+            </w:pPr>
+            <w:r>
+              <w:t>Los huecos, el almuerzo y las ausencias son los mismos del Inicio del veterinario para esa fecha; de hoy, los huecos solo desde ahora. Ocupación = tiempo no libre / jornada efectiva (jornada − cierres − ausencias). Con más de tres veterinarios, la agenda se desplaza en horizontal dentro de la tarjeta (decisión del dueño).</w:t>
+            </w:r>
+          </w:p>
+        </w:tc>
+        <w:tc>
+          <w:tcPr>
+            <w:tcW w:w="639" w:type="pct"/>
+          </w:tcPr>
+          <w:p>
+            <w:pPr>
+              <w:pStyle w:val="Celda"/>
+              <w:keepNext/>
+            </w:pPr>
+            <w:r>
+              <w:t>Alta</w:t>
+            </w:r>
+          </w:p>
+        </w:tc>
+      </w:tr>
+      <w:tr>
+        <w:trPr>
+          <w:cantSplit/>
+        </w:trPr>
+        <w:tc>
+          <w:tcPr>
+            <w:tcW w:w="640" w:type="pct"/>
+          </w:tcPr>
+          <w:p>
+            <w:pPr>
+              <w:pStyle w:val="Celda"/>
+              <w:keepNext/>
+            </w:pPr>
+            <w:r>
+              <w:t>RE</w:t>
+            </w:r>
+            <w:r>
+              <w:noBreakHyphen/>
+            </w:r>
+            <w:r>
+              <w:t>6.2.10</w:t>
+            </w:r>
+          </w:p>
+        </w:tc>
+        <w:tc>
+          <w:tcPr>
+            <w:tcW w:w="1483" w:type="pct"/>
+          </w:tcPr>
+          <w:p>
+            <w:pPr>
+              <w:pStyle w:val="Celda"/>
+              <w:keepNext/>
+            </w:pPr>
+            <w:r>
+              <w:t>El Inicio debe mostrar el uso del plan (mascotas, citas del mes y personal contra su límite, HU-0.4) y accesos a Usuarios y Configuración.</w:t>
+            </w:r>
+          </w:p>
+        </w:tc>
+        <w:tc>
+          <w:tcPr>
+            <w:tcW w:w="755" w:type="pct"/>
+          </w:tcPr>
+          <w:p>
+            <w:pPr>
+              <w:pStyle w:val="Celda"/>
+              <w:keepNext/>
+            </w:pPr>
+            <w:r>
+              <w:t>Funcional</w:t>
+            </w:r>
+          </w:p>
+        </w:tc>
+        <w:tc>
+          <w:tcPr>
+            <w:tcW w:w="1483" w:type="pct"/>
+          </w:tcPr>
+          <w:p>
+            <w:pPr>
+              <w:pStyle w:val="Celda"/>
+              <w:keepNext/>
+            </w:pPr>
+            <w:r>
+              <w:t>Los valores son los de LimitePlan para la clínica activa; un plan sin límite muestra el uso sin barra de tope. Al 80 % se advierte y al 100 % se marca «al límite».</w:t>
+            </w:r>
+          </w:p>
+        </w:tc>
+        <w:tc>
+          <w:tcPr>
+            <w:tcW w:w="639" w:type="pct"/>
+          </w:tcPr>
+          <w:p>
+            <w:pPr>
+              <w:pStyle w:val="Celda"/>
+              <w:keepNext/>
+            </w:pPr>
+            <w:r>
+              <w:t>Media</w:t>
+            </w:r>
+          </w:p>
+        </w:tc>
+      </w:tr>
+      <w:tr>
+        <w:trPr>
+          <w:cantSplit/>
+        </w:trPr>
+        <w:tc>
+          <w:tcPr>
+            <w:tcW w:w="640" w:type="pct"/>
+          </w:tcPr>
+          <w:p>
+            <w:pPr>
+              <w:pStyle w:val="Celda"/>
+              <w:keepNext/>
+            </w:pPr>
+            <w:r>
+              <w:t>RE</w:t>
+            </w:r>
+            <w:r>
+              <w:noBreakHyphen/>
+            </w:r>
+            <w:r>
+              <w:t>6.2.11</w:t>
+            </w:r>
+          </w:p>
+        </w:tc>
+        <w:tc>
+          <w:tcPr>
+            <w:tcW w:w="1483" w:type="pct"/>
+          </w:tcPr>
+          <w:p>
+            <w:pPr>
+              <w:pStyle w:val="Celda"/>
+              <w:keepNext/>
+            </w:pPr>
+            <w:r>
+              <w:t>El Inicio debe agrupar los pendientes de la clínica con su acción: sin cerrar (con su veterinario), citas sin marcar, por confirmar, ausencias por aprobar y propuestas de horario por aprobar.</w:t>
+            </w:r>
+          </w:p>
+        </w:tc>
+        <w:tc>
+          <w:tcPr>
+            <w:tcW w:w="755" w:type="pct"/>
+          </w:tcPr>
+          <w:p>
+            <w:pPr>
+              <w:pStyle w:val="Celda"/>
+              <w:keepNext/>
+            </w:pPr>
+            <w:r>
+              <w:t>Funcional</w:t>
+            </w:r>
+          </w:p>
+        </w:tc>
+        <w:tc>
+          <w:tcPr>
+            <w:tcW w:w="1483" w:type="pct"/>
+          </w:tcPr>
+          <w:p>
+            <w:pPr>
+              <w:pStyle w:val="Celda"/>
+              <w:keepNext/>
+            </w:pPr>
+            <w:r>
+              <w:t>Solo aparecen los tipos con algo; cada acción lleva a una pantalla existente (Gestión de citas o Configuración). Sin pendientes, la tarjeta se encoge y «Este mes» ocupa el espacio (decisión del dueño).</w:t>
+            </w:r>
+          </w:p>
+        </w:tc>
+        <w:tc>
+          <w:tcPr>
+            <w:tcW w:w="639" w:type="pct"/>
+          </w:tcPr>
+          <w:p>
+            <w:pPr>
+              <w:pStyle w:val="Celda"/>
+              <w:keepNext/>
+            </w:pPr>
+            <w:r>
+              <w:t>Alta</w:t>
+            </w:r>
+          </w:p>
+        </w:tc>
+      </w:tr>
+      <w:tr>
+        <w:trPr>
+          <w:cantSplit/>
+        </w:trPr>
+        <w:tc>
+          <w:tcPr>
+            <w:tcW w:w="640" w:type="pct"/>
+          </w:tcPr>
+          <w:p>
+            <w:pPr>
+              <w:pStyle w:val="Celda"/>
+              <w:keepNext/>
+            </w:pPr>
+            <w:r>
+              <w:t>RE</w:t>
+            </w:r>
+            <w:r>
+              <w:noBreakHyphen/>
+            </w:r>
+            <w:r>
+              <w:t>6.2.12</w:t>
+            </w:r>
+          </w:p>
+        </w:tc>
+        <w:tc>
+          <w:tcPr>
+            <w:tcW w:w="1483" w:type="pct"/>
+          </w:tcPr>
+          <w:p>
+            <w:pPr>
+              <w:pStyle w:val="Celda"/>
+              <w:keepNext/>
+            </w:pPr>
+            <w:r>
+              <w:t>«Este mes» debe mostrar las consultas frente al mismo tramo del mes anterior, una minigráfica de 6 meses con tabla accesible (cumple RE-6.2.4), pacientes activos, propietarios nuevos del mes y el porcentaje de no asistencia del mes.</w:t>
+            </w:r>
+          </w:p>
+        </w:tc>
+        <w:tc>
+          <w:tcPr>
+            <w:tcW w:w="755" w:type="pct"/>
+          </w:tcPr>
+          <w:p>
+            <w:pPr>
+              <w:pStyle w:val="Celda"/>
+              <w:keepNext/>
+            </w:pPr>
+            <w:r>
+              <w:t>Funcional</w:t>
+            </w:r>
+          </w:p>
+        </w:tc>
+        <w:tc>
+          <w:tcPr>
+            <w:tcW w:w="1483" w:type="pct"/>
+          </w:tcPr>
+          <w:p>
+            <w:pPr>
+              <w:pStyle w:val="Celda"/>
+              <w:keepNext/>
+            </w:pPr>
+            <w:r>
+              <w:t>No asistencia = citas «no asistió» del mes hasta hoy / citas agendadas del mes hasta hoy (sin canceladas); sin citas, 0 %. Propietarios nuevos = vínculos con la clínica creados en el mes.</w:t>
+            </w:r>
+          </w:p>
+        </w:tc>
+        <w:tc>
+          <w:tcPr>
+            <w:tcW w:w="639" w:type="pct"/>
+          </w:tcPr>
+          <w:p>
+            <w:pPr>
+              <w:pStyle w:val="Celda"/>
+              <w:keepNext/>
+            </w:pPr>
+            <w:r>
+              <w:t>Media</w:t>
+            </w:r>
+          </w:p>
+        </w:tc>
+      </w:tr>
+      <w:tr>
+        <w:trPr>
+          <w:cantSplit/>
+        </w:trPr>
+        <w:tc>
+          <w:tcPr>
+            <w:tcW w:w="640" w:type="pct"/>
+          </w:tcPr>
+          <w:p>
+            <w:pPr>
+              <w:pStyle w:val="Celda"/>
+            </w:pPr>
+            <w:r>
+              <w:t>RE</w:t>
+            </w:r>
+            <w:r>
+              <w:noBreakHyphen/>
+            </w:r>
+            <w:r>
+              <w:t>6.2.13</w:t>
+            </w:r>
+          </w:p>
+        </w:tc>
+        <w:tc>
+          <w:tcPr>
+            <w:tcW w:w="1483" w:type="pct"/>
+          </w:tcPr>
+          <w:p>
+            <w:pPr>
+              <w:pStyle w:val="Celda"/>
+            </w:pPr>
+            <w:r>
+              <w:t>El Inicio del administrador debe caber sin desplazar la página en escritorio (1366×768) y reordenarse en tableta y celular (RNF-16).</w:t>
+            </w:r>
+          </w:p>
+        </w:tc>
+        <w:tc>
+          <w:tcPr>
+            <w:tcW w:w="755" w:type="pct"/>
+          </w:tcPr>
+          <w:p>
+            <w:pPr>
+              <w:pStyle w:val="Celda"/>
+            </w:pPr>
+            <w:r>
+              <w:t>Usabilidad</w:t>
+            </w:r>
+          </w:p>
+        </w:tc>
+        <w:tc>
+          <w:tcPr>
+            <w:tcW w:w="1483" w:type="pct"/>
+          </w:tcPr>
+          <w:p>
+            <w:pPr>
+              <w:pStyle w:val="Celda"/>
+            </w:pPr>
+            <w:r>
+              <w:t>En escritorio solo se desplazan por dentro la agenda y, si hace falta, los pendientes; sin desplazamiento horizontal de la página en 390 px.</w:t>
             </w:r>
           </w:p>
         </w:tc>
@@ -50526,7 +52959,7 @@
         <w:t>Reglas de negocio:</w:t>
       </w:r>
       <w:r>
-        <w:t xml:space="preserve"> RN-G01, RN-408, RN-409</w:t>
+        <w:t xml:space="preserve"> RN-G01, RN-003, RN-408, RN-409, RN-414, RN-415</w:t>
       </w:r>
     </w:p>
     <w:p>
@@ -50534,7 +52967,7 @@
         <w:pStyle w:val="Ttulo2"/>
       </w:pPr>
       <w:bookmarkStart w:id="180" w:name="_6ce76d48cd12ce7662f89ac490d75c386fc18ba"/>
-      <w:bookmarkStart w:id="181" w:name="_Toc243685147"/>
+      <w:bookmarkStart w:id="181" w:name="_Toc243862984"/>
       <w:bookmarkEnd w:id="178"/>
       <w:r>
         <w:lastRenderedPageBreak/>
@@ -50988,7 +53421,7 @@
         <w:pStyle w:val="Ttulo2"/>
       </w:pPr>
       <w:bookmarkStart w:id="182" w:name="_132f0b1bfae1ac6054dc51db54a45dff43ec797"/>
-      <w:bookmarkStart w:id="183" w:name="_Toc243685148"/>
+      <w:bookmarkStart w:id="183" w:name="_Toc243862985"/>
       <w:bookmarkEnd w:id="180"/>
       <w:r>
         <w:t>HU-6.4 — Ver estadísticas y gráficas del sistema</w:t>
@@ -51383,7 +53816,10 @@
               <w:t>(v2.0)</w:t>
             </w:r>
             <w:r>
-              <w:t xml:space="preserve"> Las estadísticas deben incluir la tasa de ausentismo por periodo y por veterinario.</w:t>
+              <w:t xml:space="preserve"> </w:t>
+            </w:r>
+            <w:r>
+              <w:t>Las estadísticas deben incluir la tasa de ausentismo por periodo y por veterinario.</w:t>
             </w:r>
           </w:p>
         </w:tc>
@@ -51448,7 +53884,7 @@
         <w:pStyle w:val="Ttulo2"/>
       </w:pPr>
       <w:bookmarkStart w:id="184" w:name="_159c41a8740d691e56d865baa1d2a17f58680f5"/>
-      <w:bookmarkStart w:id="185" w:name="_Toc243685149"/>
+      <w:bookmarkStart w:id="185" w:name="_Toc243862986"/>
       <w:bookmarkEnd w:id="182"/>
       <w:r>
         <w:t>HU-6.5 — Exportar reportes a Excel/CSV</w:t>
@@ -51820,7 +54256,7 @@
         <w:pStyle w:val="Ttulo1"/>
       </w:pPr>
       <w:bookmarkStart w:id="186" w:name="_88abf5b53e5603b94c73c4f577271d31a73cc35"/>
-      <w:bookmarkStart w:id="187" w:name="_Toc243685150"/>
+      <w:bookmarkStart w:id="187" w:name="_Toc243862987"/>
       <w:bookmarkEnd w:id="174"/>
       <w:bookmarkEnd w:id="184"/>
       <w:r>
@@ -51834,7 +54270,7 @@
         <w:pStyle w:val="Ttulo2"/>
       </w:pPr>
       <w:bookmarkStart w:id="188" w:name="_003ad6784c61069e91989793d8255e8d4cb519d"/>
-      <w:bookmarkStart w:id="189" w:name="_Toc243685151"/>
+      <w:bookmarkStart w:id="189" w:name="_Toc243862988"/>
       <w:r>
         <w:t>HU-7.1 — Configurar los horarios de atención de la clínica</w:t>
       </w:r>
@@ -52286,7 +54722,7 @@
         <w:pStyle w:val="Ttulo2"/>
       </w:pPr>
       <w:bookmarkStart w:id="190" w:name="_42539d8b8201701c75c37499984fbffa69d6e4d"/>
-      <w:bookmarkStart w:id="191" w:name="_Toc243685152"/>
+      <w:bookmarkStart w:id="191" w:name="_Toc243862989"/>
       <w:bookmarkEnd w:id="188"/>
       <w:r>
         <w:t>HU-7.2 — Gestionar los catálogos del sistema</w:t>
@@ -52658,7 +55094,7 @@
         <w:pStyle w:val="Ttulo2"/>
       </w:pPr>
       <w:bookmarkStart w:id="192" w:name="_a0aee2f406b049ed83cfe391a77b0db14b5bfdf"/>
-      <w:bookmarkStart w:id="193" w:name="_Toc243685153"/>
+      <w:bookmarkStart w:id="193" w:name="_Toc243862990"/>
       <w:bookmarkEnd w:id="190"/>
       <w:r>
         <w:lastRenderedPageBreak/>
@@ -53193,7 +55629,7 @@
         <w:pStyle w:val="Ttulo2"/>
       </w:pPr>
       <w:bookmarkStart w:id="194" w:name="_a0688e3f345f7bf587dcedb8b562b8964a6cacc"/>
-      <w:bookmarkStart w:id="195" w:name="_Toc243685154"/>
+      <w:bookmarkStart w:id="195" w:name="_Toc243862991"/>
       <w:bookmarkEnd w:id="192"/>
       <w:r>
         <w:lastRenderedPageBreak/>
@@ -53809,7 +56245,7 @@
         <w:pStyle w:val="Ttulo2"/>
       </w:pPr>
       <w:bookmarkStart w:id="196" w:name="_7004fcdc7c25449422304e35d609c3113b471f6"/>
-      <w:bookmarkStart w:id="197" w:name="_Toc243685155"/>
+      <w:bookmarkStart w:id="197" w:name="_Toc243862992"/>
       <w:bookmarkEnd w:id="194"/>
       <w:r>
         <w:lastRenderedPageBreak/>
@@ -54124,7 +56560,10 @@
               <w:t>(v2.1)</w:t>
             </w:r>
             <w:r>
-              <w:t xml:space="preserve"> El administrador debe poder configurar la tolerancia de llegada, el plazo de reasignación, el umbral de aviso, el tope de sobrecupos y el teléfono de urgencias. Los valores por defecto y el teléfono registrado como dato de la clínica funcionan desde v2.0.</w:t>
+              <w:t xml:space="preserve"> </w:t>
+            </w:r>
+            <w:r>
+              <w:t>El administrador debe poder configurar la tolerancia de llegada, el plazo de reasignación, el umbral de aviso, el tope de sobrecupos y el teléfono de urgencias. Los valores por defecto y el teléfono registrado como dato de la clínica funcionan desde v2.0.</w:t>
             </w:r>
           </w:p>
         </w:tc>
@@ -54189,7 +56628,7 @@
         <w:pStyle w:val="Ttulo1"/>
       </w:pPr>
       <w:bookmarkStart w:id="198" w:name="_99f8c38fc90f872e869cb5a42176a81ce60716e"/>
-      <w:bookmarkStart w:id="199" w:name="_Toc243685156"/>
+      <w:bookmarkStart w:id="199" w:name="_Toc243862993"/>
       <w:bookmarkEnd w:id="186"/>
       <w:bookmarkEnd w:id="196"/>
       <w:r>
@@ -54210,7 +56649,7 @@
         <w:pStyle w:val="Ttulo2"/>
       </w:pPr>
       <w:bookmarkStart w:id="200" w:name="_6b93d7ad964c8104bb83fc9231a04e4fc4e5a57"/>
-      <w:bookmarkStart w:id="201" w:name="_Toc243685157"/>
+      <w:bookmarkStart w:id="201" w:name="_Toc243862994"/>
       <w:r>
         <w:t>HU-8.1 — Calificar al veterinario tras una consulta atendida</w:t>
       </w:r>
@@ -54905,7 +57344,7 @@
         <w:pStyle w:val="Ttulo2"/>
       </w:pPr>
       <w:bookmarkStart w:id="202" w:name="_6de705a3e3f0ae827b0b0206b40472100ec5dc2"/>
-      <w:bookmarkStart w:id="203" w:name="_Toc243685158"/>
+      <w:bookmarkStart w:id="203" w:name="_Toc243862995"/>
       <w:bookmarkEnd w:id="200"/>
       <w:r>
         <w:t>HU-8.2 — Perfil público del veterinario</w:t>
@@ -55196,7 +57635,7 @@
         <w:pStyle w:val="Ttulo2"/>
       </w:pPr>
       <w:bookmarkStart w:id="204" w:name="_8d0438a4c21826cdef43f79f40a5abd8a052054"/>
-      <w:bookmarkStart w:id="205" w:name="_Toc243685159"/>
+      <w:bookmarkStart w:id="205" w:name="_Toc243862996"/>
       <w:bookmarkEnd w:id="202"/>
       <w:r>
         <w:lastRenderedPageBreak/>
@@ -55569,7 +58008,7 @@
         <w:pStyle w:val="Ttulo2"/>
       </w:pPr>
       <w:bookmarkStart w:id="206" w:name="_9d375ff686aceee42a269dcad0f742f5e2f3757"/>
-      <w:bookmarkStart w:id="207" w:name="_Toc243685160"/>
+      <w:bookmarkStart w:id="207" w:name="_Toc243862997"/>
       <w:bookmarkEnd w:id="204"/>
       <w:r>
         <w:t>HU-8.4 — Tiempos de envío de recordatorios configurables</w:t>
@@ -55860,7 +58299,7 @@
         <w:pStyle w:val="Ttulo2"/>
       </w:pPr>
       <w:bookmarkStart w:id="208" w:name="_09d49d8f9ce2d4331632fad53df16df04e0463f"/>
-      <w:bookmarkStart w:id="209" w:name="_Toc243685161"/>
+      <w:bookmarkStart w:id="209" w:name="_Toc243862998"/>
       <w:bookmarkEnd w:id="206"/>
       <w:r>
         <w:t>HU-8.5 — Bitácora de correos y notificaciones</w:t>
@@ -56151,7 +58590,7 @@
         <w:pStyle w:val="Ttulo1"/>
       </w:pPr>
       <w:bookmarkStart w:id="210" w:name="_739f4e5454618e53e20de4c2474955375ba75c3"/>
-      <w:bookmarkStart w:id="211" w:name="_Toc243685162"/>
+      <w:bookmarkStart w:id="211" w:name="_Toc243862999"/>
       <w:bookmarkEnd w:id="198"/>
       <w:bookmarkEnd w:id="208"/>
       <w:r>
@@ -56165,7 +58604,7 @@
         <w:pStyle w:val="Ttulo2"/>
       </w:pPr>
       <w:bookmarkStart w:id="212" w:name="_062138411ab05c870ba796ff3d39feef69a18f5"/>
-      <w:bookmarkStart w:id="213" w:name="_Toc243685163"/>
+      <w:bookmarkStart w:id="213" w:name="_Toc243863000"/>
       <w:r>
         <w:t>HU-9.1 — Página pública y políticas legales</w:t>
       </w:r>
@@ -56536,7 +58975,7 @@
         <w:pStyle w:val="Ttulo1"/>
       </w:pPr>
       <w:bookmarkStart w:id="214" w:name="_161b34832f25d1748c14dc17ae5f19d2b06fe86"/>
-      <w:bookmarkStart w:id="215" w:name="_Toc243685164"/>
+      <w:bookmarkStart w:id="215" w:name="_Toc243863001"/>
       <w:bookmarkEnd w:id="210"/>
       <w:bookmarkEnd w:id="212"/>
       <w:r>
@@ -56750,7 +59189,7 @@
               <w:pStyle w:val="Celda"/>
             </w:pPr>
             <w:r>
-              <w:t>RN-004, RN-010, RN-012, RN-804, RN-G13, RN-G14, RN-G15</w:t>
+              <w:t>RN-004, RN-010, RN-012, RN-804, RN-019, RN-G05, RN-G13, RN-G14, RN-G15</w:t>
             </w:r>
           </w:p>
         </w:tc>
@@ -56763,7 +59202,7 @@
               <w:pStyle w:val="Celda"/>
             </w:pPr>
             <w:r>
-              <w:t>RE-0.3.1, RE-0.3.2, RE-0.3.3, RE-0.3.4, RE-0.3.5, RE-0.3.6</w:t>
+              <w:t>RE-0.3.1, RE-0.3.2, RE-0.3.3, RE-0.3.4, RE-0.3.5, RE-0.3.6, RE-0.3.7</w:t>
             </w:r>
           </w:p>
         </w:tc>
@@ -56800,7 +59239,7 @@
               <w:pStyle w:val="Celda"/>
             </w:pPr>
             <w:r>
-              <w:t>RN-003, RN-005, RN-006, RN-420</w:t>
+              <w:t>RN-003, RN-005, RN-006, RN-014, RN-015, RN-420</w:t>
             </w:r>
           </w:p>
         </w:tc>
@@ -56850,7 +59289,7 @@
               <w:pStyle w:val="Celda"/>
             </w:pPr>
             <w:r>
-              <w:t>RN-007, RN-008, RN-013</w:t>
+              <w:t>RN-003, RN-007, RN-008, RN-013, RN-014, RN-015, RN-016, RN-017, RN-018, RN-019, RN-420, RN-G05, RN-G13</w:t>
             </w:r>
           </w:p>
         </w:tc>
@@ -56863,7 +59302,7 @@
               <w:pStyle w:val="Celda"/>
             </w:pPr>
             <w:r>
-              <w:t>RE-0.5.1, RE-0.5.2, RE-0.5.3, RE-0.5.4, RE-0.5.5</w:t>
+              <w:t>RE-0.5.1, RE-0.5.2, RE-0.5.3, RE-0.5.4, RE-0.5.5, RE-0.5.6, RE-0.5.7, RE-0.5.8, RE-0.5.9, RE-0.5.10, RE-0.5.11, RE-0.5.12, RE-0.5.13, RE-0.5.14, RE-0.5.15, RE-0.5.16, RE-0.5.17, RE-0.5.18, RE-0.5.19, RE-0.5.20, RE-0.5.21, RE-0.5.22, RE-0.5.23, RE-0.5.24, RE-0.5.25, RE-0.5.26</w:t>
             </w:r>
           </w:p>
         </w:tc>
@@ -57814,156 +60253,6 @@
             </w:pPr>
             <w:r>
               <w:t>RE-T.19.1, RE-T.19.2, RE-T.19.3, RE-T.19.4</w:t>
-            </w:r>
-          </w:p>
-        </w:tc>
-      </w:tr>
-      <w:tr>
-        <w:trPr>
-          <w:cantSplit/>
-        </w:trPr>
-        <w:tc>
-          <w:tcPr>
-            <w:tcW w:w="524" w:type="pct"/>
-          </w:tcPr>
-          <w:p>
-            <w:pPr>
-              <w:pStyle w:val="Celda"/>
-            </w:pPr>
-            <w:r>
-              <w:t>HU</w:t>
-            </w:r>
-            <w:r>
-              <w:noBreakHyphen/>
-            </w:r>
-            <w:r>
-              <w:t>1.1</w:t>
-            </w:r>
-          </w:p>
-        </w:tc>
-        <w:tc>
-          <w:tcPr>
-            <w:tcW w:w="2235" w:type="pct"/>
-          </w:tcPr>
-          <w:p>
-            <w:pPr>
-              <w:pStyle w:val="Celda"/>
-            </w:pPr>
-            <w:r>
-              <w:t>RN-101, RN-102, RN-106, RN-107, RN-110, RN-111</w:t>
-            </w:r>
-          </w:p>
-        </w:tc>
-        <w:tc>
-          <w:tcPr>
-            <w:tcW w:w="2241" w:type="pct"/>
-          </w:tcPr>
-          <w:p>
-            <w:pPr>
-              <w:pStyle w:val="Celda"/>
-            </w:pPr>
-            <w:r>
-              <w:t>RE-1.1.1, RE-1.1.2, RE-1.1.3, RE-1.1.4, RE-1.1.5, RE-1.1.6</w:t>
-            </w:r>
-          </w:p>
-        </w:tc>
-      </w:tr>
-      <w:tr>
-        <w:trPr>
-          <w:cantSplit/>
-        </w:trPr>
-        <w:tc>
-          <w:tcPr>
-            <w:tcW w:w="524" w:type="pct"/>
-          </w:tcPr>
-          <w:p>
-            <w:pPr>
-              <w:pStyle w:val="Celda"/>
-            </w:pPr>
-            <w:r>
-              <w:t>HU</w:t>
-            </w:r>
-            <w:r>
-              <w:noBreakHyphen/>
-            </w:r>
-            <w:r>
-              <w:t>1.2</w:t>
-            </w:r>
-          </w:p>
-        </w:tc>
-        <w:tc>
-          <w:tcPr>
-            <w:tcW w:w="2235" w:type="pct"/>
-          </w:tcPr>
-          <w:p>
-            <w:pPr>
-              <w:pStyle w:val="Celda"/>
-            </w:pPr>
-            <w:r>
-              <w:t>RN-101, RN-103, RN-109, RN-G06, RN-G19</w:t>
-            </w:r>
-          </w:p>
-        </w:tc>
-        <w:tc>
-          <w:tcPr>
-            <w:tcW w:w="2241" w:type="pct"/>
-          </w:tcPr>
-          <w:p>
-            <w:pPr>
-              <w:pStyle w:val="Celda"/>
-            </w:pPr>
-            <w:r>
-              <w:t>RE-1.2.1, RE-1.2.2, RE-1.2.3</w:t>
-            </w:r>
-          </w:p>
-        </w:tc>
-      </w:tr>
-      <w:tr>
-        <w:trPr>
-          <w:cantSplit/>
-        </w:trPr>
-        <w:tc>
-          <w:tcPr>
-            <w:tcW w:w="524" w:type="pct"/>
-          </w:tcPr>
-          <w:p>
-            <w:pPr>
-              <w:pStyle w:val="Celda"/>
-            </w:pPr>
-            <w:r>
-              <w:t>HU</w:t>
-            </w:r>
-            <w:r>
-              <w:noBreakHyphen/>
-            </w:r>
-            <w:r>
-              <w:t>1.3</w:t>
-            </w:r>
-          </w:p>
-        </w:tc>
-        <w:tc>
-          <w:tcPr>
-            <w:tcW w:w="2235" w:type="pct"/>
-          </w:tcPr>
-          <w:p>
-            <w:pPr>
-              <w:pStyle w:val="Celda"/>
-            </w:pPr>
-            <w:r>
-              <w:t>RN-105</w:t>
-            </w:r>
-          </w:p>
-        </w:tc>
-        <w:tc>
-          <w:tcPr>
-            <w:tcW w:w="2241" w:type="pct"/>
-          </w:tcPr>
-          <w:p>
-            <w:pPr>
-              <w:pStyle w:val="Celda"/>
-            </w:pPr>
-            <w:r>
-              <w:t>RE-1.3.1, RE-1.3.2, RE-1.3.3, RE-1.3.4</w:t>
             </w:r>
           </w:p>
         </w:tc>
@@ -57988,6 +60277,156 @@
               <w:noBreakHyphen/>
             </w:r>
             <w:r>
+              <w:t>1.1</w:t>
+            </w:r>
+          </w:p>
+        </w:tc>
+        <w:tc>
+          <w:tcPr>
+            <w:tcW w:w="2235" w:type="pct"/>
+          </w:tcPr>
+          <w:p>
+            <w:pPr>
+              <w:pStyle w:val="Celda"/>
+            </w:pPr>
+            <w:r>
+              <w:t>RN-101, RN-102, RN-106, RN-107, RN-110, RN-111</w:t>
+            </w:r>
+          </w:p>
+        </w:tc>
+        <w:tc>
+          <w:tcPr>
+            <w:tcW w:w="2241" w:type="pct"/>
+          </w:tcPr>
+          <w:p>
+            <w:pPr>
+              <w:pStyle w:val="Celda"/>
+            </w:pPr>
+            <w:r>
+              <w:t>RE-1.1.1, RE-1.1.2, RE-1.1.3, RE-1.1.4, RE-1.1.5, RE-1.1.6</w:t>
+            </w:r>
+          </w:p>
+        </w:tc>
+      </w:tr>
+      <w:tr>
+        <w:trPr>
+          <w:cantSplit/>
+        </w:trPr>
+        <w:tc>
+          <w:tcPr>
+            <w:tcW w:w="524" w:type="pct"/>
+          </w:tcPr>
+          <w:p>
+            <w:pPr>
+              <w:pStyle w:val="Celda"/>
+            </w:pPr>
+            <w:r>
+              <w:t>HU</w:t>
+            </w:r>
+            <w:r>
+              <w:noBreakHyphen/>
+            </w:r>
+            <w:r>
+              <w:t>1.2</w:t>
+            </w:r>
+          </w:p>
+        </w:tc>
+        <w:tc>
+          <w:tcPr>
+            <w:tcW w:w="2235" w:type="pct"/>
+          </w:tcPr>
+          <w:p>
+            <w:pPr>
+              <w:pStyle w:val="Celda"/>
+            </w:pPr>
+            <w:r>
+              <w:t>RN-101, RN-103, RN-109, RN-G06, RN-G19</w:t>
+            </w:r>
+          </w:p>
+        </w:tc>
+        <w:tc>
+          <w:tcPr>
+            <w:tcW w:w="2241" w:type="pct"/>
+          </w:tcPr>
+          <w:p>
+            <w:pPr>
+              <w:pStyle w:val="Celda"/>
+            </w:pPr>
+            <w:r>
+              <w:t>RE-1.2.1, RE-1.2.2, RE-1.2.3</w:t>
+            </w:r>
+          </w:p>
+        </w:tc>
+      </w:tr>
+      <w:tr>
+        <w:trPr>
+          <w:cantSplit/>
+        </w:trPr>
+        <w:tc>
+          <w:tcPr>
+            <w:tcW w:w="524" w:type="pct"/>
+          </w:tcPr>
+          <w:p>
+            <w:pPr>
+              <w:pStyle w:val="Celda"/>
+            </w:pPr>
+            <w:r>
+              <w:t>HU</w:t>
+            </w:r>
+            <w:r>
+              <w:noBreakHyphen/>
+            </w:r>
+            <w:r>
+              <w:t>1.3</w:t>
+            </w:r>
+          </w:p>
+        </w:tc>
+        <w:tc>
+          <w:tcPr>
+            <w:tcW w:w="2235" w:type="pct"/>
+          </w:tcPr>
+          <w:p>
+            <w:pPr>
+              <w:pStyle w:val="Celda"/>
+            </w:pPr>
+            <w:r>
+              <w:t>RN-105</w:t>
+            </w:r>
+          </w:p>
+        </w:tc>
+        <w:tc>
+          <w:tcPr>
+            <w:tcW w:w="2241" w:type="pct"/>
+          </w:tcPr>
+          <w:p>
+            <w:pPr>
+              <w:pStyle w:val="Celda"/>
+            </w:pPr>
+            <w:r>
+              <w:t>RE-1.3.1, RE-1.3.2, RE-1.3.3, RE-1.3.4</w:t>
+            </w:r>
+          </w:p>
+        </w:tc>
+      </w:tr>
+      <w:tr>
+        <w:trPr>
+          <w:cantSplit/>
+        </w:trPr>
+        <w:tc>
+          <w:tcPr>
+            <w:tcW w:w="524" w:type="pct"/>
+          </w:tcPr>
+          <w:p>
+            <w:pPr>
+              <w:pStyle w:val="Celda"/>
+            </w:pPr>
+            <w:r>
+              <w:t>HU</w:t>
+            </w:r>
+            <w:r>
+              <w:noBreakHyphen/>
+            </w:r>
+            <w:r>
               <w:t>1.4</w:t>
             </w:r>
           </w:p>
@@ -59465,106 +61904,6 @@
             </w:pPr>
             <w:r>
               <w:t>RE-4.10.1, RE-4.10.2, RE-4.10.3</w:t>
-            </w:r>
-          </w:p>
-        </w:tc>
-      </w:tr>
-      <w:tr>
-        <w:trPr>
-          <w:cantSplit/>
-        </w:trPr>
-        <w:tc>
-          <w:tcPr>
-            <w:tcW w:w="524" w:type="pct"/>
-          </w:tcPr>
-          <w:p>
-            <w:pPr>
-              <w:pStyle w:val="Celda"/>
-            </w:pPr>
-            <w:r>
-              <w:t>HU</w:t>
-            </w:r>
-            <w:r>
-              <w:noBreakHyphen/>
-            </w:r>
-            <w:r>
-              <w:t>4.11</w:t>
-            </w:r>
-          </w:p>
-        </w:tc>
-        <w:tc>
-          <w:tcPr>
-            <w:tcW w:w="2235" w:type="pct"/>
-          </w:tcPr>
-          <w:p>
-            <w:pPr>
-              <w:pStyle w:val="Celda"/>
-            </w:pPr>
-            <w:r>
-              <w:t>RN-706, RN-703, RN-415</w:t>
-            </w:r>
-          </w:p>
-        </w:tc>
-        <w:tc>
-          <w:tcPr>
-            <w:tcW w:w="2241" w:type="pct"/>
-          </w:tcPr>
-          <w:p>
-            <w:pPr>
-              <w:pStyle w:val="Celda"/>
-            </w:pPr>
-            <w:r>
-              <w:t>RE-4.11.1, RE-4.11.2, RE-4.11.3, RE-4.11.4, RE-4.11.5</w:t>
-            </w:r>
-          </w:p>
-        </w:tc>
-      </w:tr>
-      <w:tr>
-        <w:trPr>
-          <w:cantSplit/>
-        </w:trPr>
-        <w:tc>
-          <w:tcPr>
-            <w:tcW w:w="524" w:type="pct"/>
-          </w:tcPr>
-          <w:p>
-            <w:pPr>
-              <w:pStyle w:val="Celda"/>
-            </w:pPr>
-            <w:r>
-              <w:t>HU</w:t>
-            </w:r>
-            <w:r>
-              <w:noBreakHyphen/>
-            </w:r>
-            <w:r>
-              <w:t>4.12</w:t>
-            </w:r>
-          </w:p>
-        </w:tc>
-        <w:tc>
-          <w:tcPr>
-            <w:tcW w:w="2235" w:type="pct"/>
-          </w:tcPr>
-          <w:p>
-            <w:pPr>
-              <w:pStyle w:val="Celda"/>
-            </w:pPr>
-            <w:r>
-              <w:t>RN-414, RN-415</w:t>
-            </w:r>
-          </w:p>
-        </w:tc>
-        <w:tc>
-          <w:tcPr>
-            <w:tcW w:w="2241" w:type="pct"/>
-          </w:tcPr>
-          <w:p>
-            <w:pPr>
-              <w:pStyle w:val="Celda"/>
-            </w:pPr>
-            <w:r>
-              <w:t>RE-4.12.1, RE-4.12.2, RE-4.12.3, RE-4.12.4, RE-4.12.5</w:t>
             </w:r>
           </w:p>
         </w:tc>
@@ -59589,6 +61928,106 @@
               <w:noBreakHyphen/>
             </w:r>
             <w:r>
+              <w:t>4.11</w:t>
+            </w:r>
+          </w:p>
+        </w:tc>
+        <w:tc>
+          <w:tcPr>
+            <w:tcW w:w="2235" w:type="pct"/>
+          </w:tcPr>
+          <w:p>
+            <w:pPr>
+              <w:pStyle w:val="Celda"/>
+            </w:pPr>
+            <w:r>
+              <w:t>RN-706, RN-703, RN-415</w:t>
+            </w:r>
+          </w:p>
+        </w:tc>
+        <w:tc>
+          <w:tcPr>
+            <w:tcW w:w="2241" w:type="pct"/>
+          </w:tcPr>
+          <w:p>
+            <w:pPr>
+              <w:pStyle w:val="Celda"/>
+            </w:pPr>
+            <w:r>
+              <w:t>RE-4.11.1, RE-4.11.2, RE-4.11.3, RE-4.11.4, RE-4.11.5</w:t>
+            </w:r>
+          </w:p>
+        </w:tc>
+      </w:tr>
+      <w:tr>
+        <w:trPr>
+          <w:cantSplit/>
+        </w:trPr>
+        <w:tc>
+          <w:tcPr>
+            <w:tcW w:w="524" w:type="pct"/>
+          </w:tcPr>
+          <w:p>
+            <w:pPr>
+              <w:pStyle w:val="Celda"/>
+            </w:pPr>
+            <w:r>
+              <w:t>HU</w:t>
+            </w:r>
+            <w:r>
+              <w:noBreakHyphen/>
+            </w:r>
+            <w:r>
+              <w:t>4.12</w:t>
+            </w:r>
+          </w:p>
+        </w:tc>
+        <w:tc>
+          <w:tcPr>
+            <w:tcW w:w="2235" w:type="pct"/>
+          </w:tcPr>
+          <w:p>
+            <w:pPr>
+              <w:pStyle w:val="Celda"/>
+            </w:pPr>
+            <w:r>
+              <w:t>RN-414, RN-415</w:t>
+            </w:r>
+          </w:p>
+        </w:tc>
+        <w:tc>
+          <w:tcPr>
+            <w:tcW w:w="2241" w:type="pct"/>
+          </w:tcPr>
+          <w:p>
+            <w:pPr>
+              <w:pStyle w:val="Celda"/>
+            </w:pPr>
+            <w:r>
+              <w:t>RE-4.12.1, RE-4.12.2, RE-4.12.3, RE-4.12.4, RE-4.12.5</w:t>
+            </w:r>
+          </w:p>
+        </w:tc>
+      </w:tr>
+      <w:tr>
+        <w:trPr>
+          <w:cantSplit/>
+        </w:trPr>
+        <w:tc>
+          <w:tcPr>
+            <w:tcW w:w="524" w:type="pct"/>
+          </w:tcPr>
+          <w:p>
+            <w:pPr>
+              <w:pStyle w:val="Celda"/>
+            </w:pPr>
+            <w:r>
+              <w:t>HU</w:t>
+            </w:r>
+            <w:r>
+              <w:noBreakHyphen/>
+            </w:r>
+            <w:r>
               <w:t>4.13</w:t>
             </w:r>
           </w:p>
@@ -60702,7 +63141,7 @@
               <w:pStyle w:val="Celda"/>
             </w:pPr>
             <w:r>
-              <w:t>RN-G01, RN-408, RN-409</w:t>
+              <w:t>RN-G01, RN-003, RN-408, RN-409, RN-414, RN-415</w:t>
             </w:r>
           </w:p>
         </w:tc>
@@ -60715,7 +63154,7 @@
               <w:pStyle w:val="Celda"/>
             </w:pPr>
             <w:r>
-              <w:t>RE-6.2.1, RE-6.2.2, RE-6.2.3, RE-6.2.4, RE-6.2.5, RE-6.2.6</w:t>
+              <w:t>RE-6.2.1, RE-6.2.2, RE-6.2.3, RE-6.2.4, RE-6.2.5, RE-6.2.6, RE-6.2.7, RE-6.2.8, RE-6.2.9, RE-6.2.10, RE-6.2.11, RE-6.2.12, RE-6.2.13</w:t>
             </w:r>
           </w:p>
         </w:tc>
@@ -60783,6 +63222,7 @@
               <w:pStyle w:val="Celda"/>
             </w:pPr>
             <w:r>
+              <w:lastRenderedPageBreak/>
               <w:t>HU</w:t>
             </w:r>
             <w:r>
@@ -60933,7 +63373,6 @@
               <w:pStyle w:val="Celda"/>
             </w:pPr>
             <w:r>
-              <w:lastRenderedPageBreak/>
               <w:t>HU</w:t>
             </w:r>
             <w:r>
@@ -61557,7 +63996,7 @@
               <w:noProof/>
             </w:rPr>
             <w:drawing>
-              <wp:inline distT="0" distB="0" distL="0" distR="0" wp14:anchorId="47538D18" wp14:editId="6B58B572">
+              <wp:inline distT="0" distB="0" distL="0" distR="0" wp14:anchorId="6A494C27" wp14:editId="6A494C28">
                 <wp:extent cx="324000" cy="324000"/>
                 <wp:effectExtent l="0" t="0" r="0" b="0"/>
                 <wp:docPr id="9001" name="Logo Zooki"/>
@@ -61617,7 +64056,7 @@
               <w:sz w:val="17"/>
               <w:szCs w:val="17"/>
             </w:rPr>
-            <w:t>Zooki v2.0</w:t>
+            <w:t>Zooki v2.1</w:t>
           </w:r>
         </w:p>
         <w:p>
@@ -61651,7 +64090,7 @@
               <w:sz w:val="17"/>
               <w:szCs w:val="17"/>
             </w:rPr>
-            <w:t>Rev. 3.5</w:t>
+            <w:t>Rev. 3.6</w:t>
           </w:r>
         </w:p>
         <w:p>
@@ -61724,7 +64163,7 @@
   <w:abstractNum w:abstractNumId="0" w15:restartNumberingAfterBreak="0">
     <w:nsid w:val="0000A990"/>
     <w:multiLevelType w:val="multilevel"/>
-    <w:tmpl w:val="6024A4C0"/>
+    <w:tmpl w:val="2D0A4314"/>
     <w:lvl w:ilvl="0">
       <w:numFmt w:val="bullet"/>
       <w:lvlText w:val=" "/>
@@ -61798,7 +64237,7 @@
       </w:pPr>
     </w:lvl>
   </w:abstractNum>
-  <w:num w:numId="1" w16cid:durableId="1534421764">
+  <w:num w:numId="1" w16cid:durableId="365915264">
     <w:abstractNumId w:val="0"/>
   </w:num>
 </w:numbering>
@@ -63189,7 +65628,7 @@
     <w:autoRedefine/>
     <w:uiPriority w:val="39"/>
     <w:unhideWhenUsed/>
-    <w:rsid w:val="00BF4CC2"/>
+    <w:rsid w:val="00CC6C12"/>
     <w:pPr>
       <w:spacing w:after="100" w:line="278" w:lineRule="auto"/>
       <w:ind w:left="480"/>
@@ -63208,7 +65647,7 @@
     <w:autoRedefine/>
     <w:uiPriority w:val="39"/>
     <w:unhideWhenUsed/>
-    <w:rsid w:val="00BF4CC2"/>
+    <w:rsid w:val="00CC6C12"/>
     <w:pPr>
       <w:spacing w:after="100" w:line="278" w:lineRule="auto"/>
       <w:ind w:left="720"/>
@@ -63227,7 +65666,7 @@
     <w:autoRedefine/>
     <w:uiPriority w:val="39"/>
     <w:unhideWhenUsed/>
-    <w:rsid w:val="00BF4CC2"/>
+    <w:rsid w:val="00CC6C12"/>
     <w:pPr>
       <w:spacing w:after="100" w:line="278" w:lineRule="auto"/>
       <w:ind w:left="960"/>
@@ -63246,7 +65685,7 @@
     <w:autoRedefine/>
     <w:uiPriority w:val="39"/>
     <w:unhideWhenUsed/>
-    <w:rsid w:val="00BF4CC2"/>
+    <w:rsid w:val="00CC6C12"/>
     <w:pPr>
       <w:spacing w:after="100" w:line="278" w:lineRule="auto"/>
       <w:ind w:left="1200"/>
@@ -63265,7 +65704,7 @@
     <w:autoRedefine/>
     <w:uiPriority w:val="39"/>
     <w:unhideWhenUsed/>
-    <w:rsid w:val="00BF4CC2"/>
+    <w:rsid w:val="00CC6C12"/>
     <w:pPr>
       <w:spacing w:after="100" w:line="278" w:lineRule="auto"/>
       <w:ind w:left="1440"/>
@@ -63284,7 +65723,7 @@
     <w:autoRedefine/>
     <w:uiPriority w:val="39"/>
     <w:unhideWhenUsed/>
-    <w:rsid w:val="00BF4CC2"/>
+    <w:rsid w:val="00CC6C12"/>
     <w:pPr>
       <w:spacing w:after="100" w:line="278" w:lineRule="auto"/>
       <w:ind w:left="1680"/>
@@ -63303,7 +65742,7 @@
     <w:autoRedefine/>
     <w:uiPriority w:val="39"/>
     <w:unhideWhenUsed/>
-    <w:rsid w:val="00BF4CC2"/>
+    <w:rsid w:val="00CC6C12"/>
     <w:pPr>
       <w:spacing w:after="100" w:line="278" w:lineRule="auto"/>
       <w:ind w:left="1920"/>
@@ -63321,7 +65760,7 @@
     <w:uiPriority w:val="99"/>
     <w:semiHidden/>
     <w:unhideWhenUsed/>
-    <w:rsid w:val="00BF4CC2"/>
+    <w:rsid w:val="00CC6C12"/>
     <w:rPr>
       <w:color w:val="605E5C"/>
       <w:shd w:val="clear" w:color="auto" w:fill="E1DFDD"/>

--- a/public/docs/descargas/re.docx
+++ b/public/docs/descargas/re.docx
@@ -21,7 +21,7 @@
         <w:pStyle w:val="PortadaProyecto"/>
       </w:pPr>
       <w:r>
-        <w:t>Proyecto: Zooki v2.1</w:t>
+        <w:t>Proyecto: Zooki v2.2</w:t>
       </w:r>
     </w:p>
     <w:p>
@@ -93,7 +93,7 @@
           <w:noProof/>
         </w:rPr>
         <w:drawing>
-          <wp:inline distT="0" distB="0" distL="0" distR="0" wp14:anchorId="6A494C1B" wp14:editId="6A494C1C">
+          <wp:inline distT="0" distB="0" distL="0" distR="0" wp14:anchorId="07732CE1" wp14:editId="688D5E98">
             <wp:extent cx="395999" cy="405503"/>
             <wp:effectExtent l="0" t="0" r="0" b="0"/>
             <wp:docPr id="10" name="Picture"/>
@@ -229,7 +229,7 @@
               <w:pStyle w:val="Celda"/>
             </w:pPr>
             <w:r>
-              <w:t>25/10/2026</w:t>
+              <w:t>26/10/2026</w:t>
             </w:r>
           </w:p>
         </w:tc>
@@ -409,7 +409,7 @@
       <w:r>
         <w:fldChar w:fldCharType="separate"/>
       </w:r>
-      <w:hyperlink w:anchor="_Toc243862894" w:history="1">
+      <w:hyperlink w:anchor="_Toc243902230" w:history="1">
         <w:r>
           <w:rPr>
             <w:rStyle w:val="Hipervnculo"/>
@@ -445,7 +445,7 @@
             <w:noProof/>
             <w:webHidden/>
           </w:rPr>
-          <w:instrText xml:space="preserve"> PAGEREF _Toc243862894 \h </w:instrText>
+          <w:instrText xml:space="preserve"> PAGEREF _Toc243902230 \h </w:instrText>
         </w:r>
         <w:r>
           <w:rPr>
@@ -488,7 +488,7 @@
           <w14:ligatures w14:val="standardContextual"/>
         </w:rPr>
       </w:pPr>
-      <w:hyperlink w:anchor="_Toc243862895" w:history="1">
+      <w:hyperlink w:anchor="_Toc243902231" w:history="1">
         <w:r>
           <w:rPr>
             <w:rStyle w:val="Hipervnculo"/>
@@ -515,7 +515,7 @@
             <w:noProof/>
             <w:webHidden/>
           </w:rPr>
-          <w:instrText xml:space="preserve"> PAGEREF _Toc243862895 \h </w:instrText>
+          <w:instrText xml:space="preserve"> PAGEREF _Toc243902231 \h </w:instrText>
         </w:r>
         <w:r>
           <w:rPr>
@@ -558,7 +558,7 @@
           <w14:ligatures w14:val="standardContextual"/>
         </w:rPr>
       </w:pPr>
-      <w:hyperlink w:anchor="_Toc243862896" w:history="1">
+      <w:hyperlink w:anchor="_Toc243902232" w:history="1">
         <w:r>
           <w:rPr>
             <w:rStyle w:val="Hipervnculo"/>
@@ -585,7 +585,7 @@
             <w:noProof/>
             <w:webHidden/>
           </w:rPr>
-          <w:instrText xml:space="preserve"> PAGEREF _Toc243862896 \h </w:instrText>
+          <w:instrText xml:space="preserve"> PAGEREF _Toc243902232 \h </w:instrText>
         </w:r>
         <w:r>
           <w:rPr>
@@ -628,7 +628,7 @@
           <w14:ligatures w14:val="standardContextual"/>
         </w:rPr>
       </w:pPr>
-      <w:hyperlink w:anchor="_Toc243862897" w:history="1">
+      <w:hyperlink w:anchor="_Toc243902233" w:history="1">
         <w:r>
           <w:rPr>
             <w:rStyle w:val="Hipervnculo"/>
@@ -655,7 +655,7 @@
             <w:noProof/>
             <w:webHidden/>
           </w:rPr>
-          <w:instrText xml:space="preserve"> PAGEREF _Toc243862897 \h </w:instrText>
+          <w:instrText xml:space="preserve"> PAGEREF _Toc243902233 \h </w:instrText>
         </w:r>
         <w:r>
           <w:rPr>
@@ -698,7 +698,7 @@
           <w14:ligatures w14:val="standardContextual"/>
         </w:rPr>
       </w:pPr>
-      <w:hyperlink w:anchor="_Toc243862898" w:history="1">
+      <w:hyperlink w:anchor="_Toc243902234" w:history="1">
         <w:r>
           <w:rPr>
             <w:rStyle w:val="Hipervnculo"/>
@@ -725,7 +725,7 @@
             <w:noProof/>
             <w:webHidden/>
           </w:rPr>
-          <w:instrText xml:space="preserve"> PAGEREF _Toc243862898 \h </w:instrText>
+          <w:instrText xml:space="preserve"> PAGEREF _Toc243902234 \h </w:instrText>
         </w:r>
         <w:r>
           <w:rPr>
@@ -768,7 +768,7 @@
           <w14:ligatures w14:val="standardContextual"/>
         </w:rPr>
       </w:pPr>
-      <w:hyperlink w:anchor="_Toc243862899" w:history="1">
+      <w:hyperlink w:anchor="_Toc243902235" w:history="1">
         <w:r>
           <w:rPr>
             <w:rStyle w:val="Hipervnculo"/>
@@ -795,7 +795,7 @@
             <w:noProof/>
             <w:webHidden/>
           </w:rPr>
-          <w:instrText xml:space="preserve"> PAGEREF _Toc243862899 \h </w:instrText>
+          <w:instrText xml:space="preserve"> PAGEREF _Toc243902235 \h </w:instrText>
         </w:r>
         <w:r>
           <w:rPr>
@@ -841,7 +841,7 @@
           <w14:ligatures w14:val="standardContextual"/>
         </w:rPr>
       </w:pPr>
-      <w:hyperlink w:anchor="_Toc243862900" w:history="1">
+      <w:hyperlink w:anchor="_Toc243902236" w:history="1">
         <w:r>
           <w:rPr>
             <w:rStyle w:val="Hipervnculo"/>
@@ -868,7 +868,7 @@
             <w:noProof/>
             <w:webHidden/>
           </w:rPr>
-          <w:instrText xml:space="preserve"> PAGEREF _Toc243862900 \h </w:instrText>
+          <w:instrText xml:space="preserve"> PAGEREF _Toc243902236 \h </w:instrText>
         </w:r>
         <w:r>
           <w:rPr>
@@ -911,7 +911,7 @@
           <w14:ligatures w14:val="standardContextual"/>
         </w:rPr>
       </w:pPr>
-      <w:hyperlink w:anchor="_Toc243862901" w:history="1">
+      <w:hyperlink w:anchor="_Toc243902237" w:history="1">
         <w:r>
           <w:rPr>
             <w:rStyle w:val="Hipervnculo"/>
@@ -938,7 +938,7 @@
             <w:noProof/>
             <w:webHidden/>
           </w:rPr>
-          <w:instrText xml:space="preserve"> PAGEREF _Toc243862901 \h </w:instrText>
+          <w:instrText xml:space="preserve"> PAGEREF _Toc243902237 \h </w:instrText>
         </w:r>
         <w:r>
           <w:rPr>
@@ -981,7 +981,7 @@
           <w14:ligatures w14:val="standardContextual"/>
         </w:rPr>
       </w:pPr>
-      <w:hyperlink w:anchor="_Toc243862902" w:history="1">
+      <w:hyperlink w:anchor="_Toc243902238" w:history="1">
         <w:r>
           <w:rPr>
             <w:rStyle w:val="Hipervnculo"/>
@@ -1008,7 +1008,7 @@
             <w:noProof/>
             <w:webHidden/>
           </w:rPr>
-          <w:instrText xml:space="preserve"> PAGEREF _Toc243862902 \h </w:instrText>
+          <w:instrText xml:space="preserve"> PAGEREF _Toc243902238 \h </w:instrText>
         </w:r>
         <w:r>
           <w:rPr>
@@ -1051,7 +1051,7 @@
           <w14:ligatures w14:val="standardContextual"/>
         </w:rPr>
       </w:pPr>
-      <w:hyperlink w:anchor="_Toc243862903" w:history="1">
+      <w:hyperlink w:anchor="_Toc243902239" w:history="1">
         <w:r>
           <w:rPr>
             <w:rStyle w:val="Hipervnculo"/>
@@ -1078,7 +1078,7 @@
             <w:noProof/>
             <w:webHidden/>
           </w:rPr>
-          <w:instrText xml:space="preserve"> PAGEREF _Toc243862903 \h </w:instrText>
+          <w:instrText xml:space="preserve"> PAGEREF _Toc243902239 \h </w:instrText>
         </w:r>
         <w:r>
           <w:rPr>
@@ -1121,7 +1121,7 @@
           <w14:ligatures w14:val="standardContextual"/>
         </w:rPr>
       </w:pPr>
-      <w:hyperlink w:anchor="_Toc243862904" w:history="1">
+      <w:hyperlink w:anchor="_Toc243902240" w:history="1">
         <w:r>
           <w:rPr>
             <w:rStyle w:val="Hipervnculo"/>
@@ -1148,7 +1148,7 @@
             <w:noProof/>
             <w:webHidden/>
           </w:rPr>
-          <w:instrText xml:space="preserve"> PAGEREF _Toc243862904 \h </w:instrText>
+          <w:instrText xml:space="preserve"> PAGEREF _Toc243902240 \h </w:instrText>
         </w:r>
         <w:r>
           <w:rPr>
@@ -1191,7 +1191,7 @@
           <w14:ligatures w14:val="standardContextual"/>
         </w:rPr>
       </w:pPr>
-      <w:hyperlink w:anchor="_Toc243862905" w:history="1">
+      <w:hyperlink w:anchor="_Toc243902241" w:history="1">
         <w:r>
           <w:rPr>
             <w:rStyle w:val="Hipervnculo"/>
@@ -1218,7 +1218,7 @@
             <w:noProof/>
             <w:webHidden/>
           </w:rPr>
-          <w:instrText xml:space="preserve"> PAGEREF _Toc243862905 \h </w:instrText>
+          <w:instrText xml:space="preserve"> PAGEREF _Toc243902241 \h </w:instrText>
         </w:r>
         <w:r>
           <w:rPr>
@@ -1261,7 +1261,7 @@
           <w14:ligatures w14:val="standardContextual"/>
         </w:rPr>
       </w:pPr>
-      <w:hyperlink w:anchor="_Toc243862906" w:history="1">
+      <w:hyperlink w:anchor="_Toc243902242" w:history="1">
         <w:r>
           <w:rPr>
             <w:rStyle w:val="Hipervnculo"/>
@@ -1288,7 +1288,7 @@
             <w:noProof/>
             <w:webHidden/>
           </w:rPr>
-          <w:instrText xml:space="preserve"> PAGEREF _Toc243862906 \h </w:instrText>
+          <w:instrText xml:space="preserve"> PAGEREF _Toc243902242 \h </w:instrText>
         </w:r>
         <w:r>
           <w:rPr>
@@ -1331,7 +1331,7 @@
           <w14:ligatures w14:val="standardContextual"/>
         </w:rPr>
       </w:pPr>
-      <w:hyperlink w:anchor="_Toc243862907" w:history="1">
+      <w:hyperlink w:anchor="_Toc243902243" w:history="1">
         <w:r>
           <w:rPr>
             <w:rStyle w:val="Hipervnculo"/>
@@ -1358,7 +1358,7 @@
             <w:noProof/>
             <w:webHidden/>
           </w:rPr>
-          <w:instrText xml:space="preserve"> PAGEREF _Toc243862907 \h </w:instrText>
+          <w:instrText xml:space="preserve"> PAGEREF _Toc243902243 \h </w:instrText>
         </w:r>
         <w:r>
           <w:rPr>
@@ -1401,7 +1401,7 @@
           <w14:ligatures w14:val="standardContextual"/>
         </w:rPr>
       </w:pPr>
-      <w:hyperlink w:anchor="_Toc243862908" w:history="1">
+      <w:hyperlink w:anchor="_Toc243902244" w:history="1">
         <w:r>
           <w:rPr>
             <w:rStyle w:val="Hipervnculo"/>
@@ -1428,7 +1428,7 @@
             <w:noProof/>
             <w:webHidden/>
           </w:rPr>
-          <w:instrText xml:space="preserve"> PAGEREF _Toc243862908 \h </w:instrText>
+          <w:instrText xml:space="preserve"> PAGEREF _Toc243902244 \h </w:instrText>
         </w:r>
         <w:r>
           <w:rPr>
@@ -1471,7 +1471,7 @@
           <w14:ligatures w14:val="standardContextual"/>
         </w:rPr>
       </w:pPr>
-      <w:hyperlink w:anchor="_Toc243862909" w:history="1">
+      <w:hyperlink w:anchor="_Toc243902245" w:history="1">
         <w:r>
           <w:rPr>
             <w:rStyle w:val="Hipervnculo"/>
@@ -1498,7 +1498,7 @@
             <w:noProof/>
             <w:webHidden/>
           </w:rPr>
-          <w:instrText xml:space="preserve"> PAGEREF _Toc243862909 \h </w:instrText>
+          <w:instrText xml:space="preserve"> PAGEREF _Toc243902245 \h </w:instrText>
         </w:r>
         <w:r>
           <w:rPr>
@@ -1541,7 +1541,7 @@
           <w14:ligatures w14:val="standardContextual"/>
         </w:rPr>
       </w:pPr>
-      <w:hyperlink w:anchor="_Toc243862910" w:history="1">
+      <w:hyperlink w:anchor="_Toc243902246" w:history="1">
         <w:r>
           <w:rPr>
             <w:rStyle w:val="Hipervnculo"/>
@@ -1568,7 +1568,7 @@
             <w:noProof/>
             <w:webHidden/>
           </w:rPr>
-          <w:instrText xml:space="preserve"> PAGEREF _Toc243862910 \h </w:instrText>
+          <w:instrText xml:space="preserve"> PAGEREF _Toc243902246 \h </w:instrText>
         </w:r>
         <w:r>
           <w:rPr>
@@ -1611,7 +1611,7 @@
           <w14:ligatures w14:val="standardContextual"/>
         </w:rPr>
       </w:pPr>
-      <w:hyperlink w:anchor="_Toc243862911" w:history="1">
+      <w:hyperlink w:anchor="_Toc243902247" w:history="1">
         <w:r>
           <w:rPr>
             <w:rStyle w:val="Hipervnculo"/>
@@ -1638,7 +1638,7 @@
             <w:noProof/>
             <w:webHidden/>
           </w:rPr>
-          <w:instrText xml:space="preserve"> PAGEREF _Toc243862911 \h </w:instrText>
+          <w:instrText xml:space="preserve"> PAGEREF _Toc243902247 \h </w:instrText>
         </w:r>
         <w:r>
           <w:rPr>
@@ -1681,7 +1681,7 @@
           <w14:ligatures w14:val="standardContextual"/>
         </w:rPr>
       </w:pPr>
-      <w:hyperlink w:anchor="_Toc243862912" w:history="1">
+      <w:hyperlink w:anchor="_Toc243902248" w:history="1">
         <w:r>
           <w:rPr>
             <w:rStyle w:val="Hipervnculo"/>
@@ -1708,7 +1708,7 @@
             <w:noProof/>
             <w:webHidden/>
           </w:rPr>
-          <w:instrText xml:space="preserve"> PAGEREF _Toc243862912 \h </w:instrText>
+          <w:instrText xml:space="preserve"> PAGEREF _Toc243902248 \h </w:instrText>
         </w:r>
         <w:r>
           <w:rPr>
@@ -1751,7 +1751,7 @@
           <w14:ligatures w14:val="standardContextual"/>
         </w:rPr>
       </w:pPr>
-      <w:hyperlink w:anchor="_Toc243862913" w:history="1">
+      <w:hyperlink w:anchor="_Toc243902249" w:history="1">
         <w:r>
           <w:rPr>
             <w:rStyle w:val="Hipervnculo"/>
@@ -1778,7 +1778,7 @@
             <w:noProof/>
             <w:webHidden/>
           </w:rPr>
-          <w:instrText xml:space="preserve"> PAGEREF _Toc243862913 \h </w:instrText>
+          <w:instrText xml:space="preserve"> PAGEREF _Toc243902249 \h </w:instrText>
         </w:r>
         <w:r>
           <w:rPr>
@@ -1821,7 +1821,7 @@
           <w14:ligatures w14:val="standardContextual"/>
         </w:rPr>
       </w:pPr>
-      <w:hyperlink w:anchor="_Toc243862914" w:history="1">
+      <w:hyperlink w:anchor="_Toc243902250" w:history="1">
         <w:r>
           <w:rPr>
             <w:rStyle w:val="Hipervnculo"/>
@@ -1848,7 +1848,7 @@
             <w:noProof/>
             <w:webHidden/>
           </w:rPr>
-          <w:instrText xml:space="preserve"> PAGEREF _Toc243862914 \h </w:instrText>
+          <w:instrText xml:space="preserve"> PAGEREF _Toc243902250 \h </w:instrText>
         </w:r>
         <w:r>
           <w:rPr>
@@ -1891,7 +1891,7 @@
           <w14:ligatures w14:val="standardContextual"/>
         </w:rPr>
       </w:pPr>
-      <w:hyperlink w:anchor="_Toc243862915" w:history="1">
+      <w:hyperlink w:anchor="_Toc243902251" w:history="1">
         <w:r>
           <w:rPr>
             <w:rStyle w:val="Hipervnculo"/>
@@ -1918,7 +1918,7 @@
             <w:noProof/>
             <w:webHidden/>
           </w:rPr>
-          <w:instrText xml:space="preserve"> PAGEREF _Toc243862915 \h </w:instrText>
+          <w:instrText xml:space="preserve"> PAGEREF _Toc243902251 \h </w:instrText>
         </w:r>
         <w:r>
           <w:rPr>
@@ -1961,7 +1961,7 @@
           <w14:ligatures w14:val="standardContextual"/>
         </w:rPr>
       </w:pPr>
-      <w:hyperlink w:anchor="_Toc243862916" w:history="1">
+      <w:hyperlink w:anchor="_Toc243902252" w:history="1">
         <w:r>
           <w:rPr>
             <w:rStyle w:val="Hipervnculo"/>
@@ -1988,7 +1988,7 @@
             <w:noProof/>
             <w:webHidden/>
           </w:rPr>
-          <w:instrText xml:space="preserve"> PAGEREF _Toc243862916 \h </w:instrText>
+          <w:instrText xml:space="preserve"> PAGEREF _Toc243902252 \h </w:instrText>
         </w:r>
         <w:r>
           <w:rPr>
@@ -2031,7 +2031,7 @@
           <w14:ligatures w14:val="standardContextual"/>
         </w:rPr>
       </w:pPr>
-      <w:hyperlink w:anchor="_Toc243862917" w:history="1">
+      <w:hyperlink w:anchor="_Toc243902253" w:history="1">
         <w:r>
           <w:rPr>
             <w:rStyle w:val="Hipervnculo"/>
@@ -2058,7 +2058,7 @@
             <w:noProof/>
             <w:webHidden/>
           </w:rPr>
-          <w:instrText xml:space="preserve"> PAGEREF _Toc243862917 \h </w:instrText>
+          <w:instrText xml:space="preserve"> PAGEREF _Toc243902253 \h </w:instrText>
         </w:r>
         <w:r>
           <w:rPr>
@@ -2101,7 +2101,7 @@
           <w14:ligatures w14:val="standardContextual"/>
         </w:rPr>
       </w:pPr>
-      <w:hyperlink w:anchor="_Toc243862918" w:history="1">
+      <w:hyperlink w:anchor="_Toc243902254" w:history="1">
         <w:r>
           <w:rPr>
             <w:rStyle w:val="Hipervnculo"/>
@@ -2128,7 +2128,7 @@
             <w:noProof/>
             <w:webHidden/>
           </w:rPr>
-          <w:instrText xml:space="preserve"> PAGEREF _Toc243862918 \h </w:instrText>
+          <w:instrText xml:space="preserve"> PAGEREF _Toc243902254 \h </w:instrText>
         </w:r>
         <w:r>
           <w:rPr>
@@ -2171,7 +2171,7 @@
           <w14:ligatures w14:val="standardContextual"/>
         </w:rPr>
       </w:pPr>
-      <w:hyperlink w:anchor="_Toc243862919" w:history="1">
+      <w:hyperlink w:anchor="_Toc243902255" w:history="1">
         <w:r>
           <w:rPr>
             <w:rStyle w:val="Hipervnculo"/>
@@ -2198,7 +2198,7 @@
             <w:noProof/>
             <w:webHidden/>
           </w:rPr>
-          <w:instrText xml:space="preserve"> PAGEREF _Toc243862919 \h </w:instrText>
+          <w:instrText xml:space="preserve"> PAGEREF _Toc243902255 \h </w:instrText>
         </w:r>
         <w:r>
           <w:rPr>
@@ -2244,7 +2244,7 @@
           <w14:ligatures w14:val="standardContextual"/>
         </w:rPr>
       </w:pPr>
-      <w:hyperlink w:anchor="_Toc243862920" w:history="1">
+      <w:hyperlink w:anchor="_Toc243902256" w:history="1">
         <w:r>
           <w:rPr>
             <w:rStyle w:val="Hipervnculo"/>
@@ -2271,7 +2271,7 @@
             <w:noProof/>
             <w:webHidden/>
           </w:rPr>
-          <w:instrText xml:space="preserve"> PAGEREF _Toc243862920 \h </w:instrText>
+          <w:instrText xml:space="preserve"> PAGEREF _Toc243902256 \h </w:instrText>
         </w:r>
         <w:r>
           <w:rPr>
@@ -2314,7 +2314,7 @@
           <w14:ligatures w14:val="standardContextual"/>
         </w:rPr>
       </w:pPr>
-      <w:hyperlink w:anchor="_Toc243862921" w:history="1">
+      <w:hyperlink w:anchor="_Toc243902257" w:history="1">
         <w:r>
           <w:rPr>
             <w:rStyle w:val="Hipervnculo"/>
@@ -2341,7 +2341,7 @@
             <w:noProof/>
             <w:webHidden/>
           </w:rPr>
-          <w:instrText xml:space="preserve"> PAGEREF _Toc243862921 \h </w:instrText>
+          <w:instrText xml:space="preserve"> PAGEREF _Toc243902257 \h </w:instrText>
         </w:r>
         <w:r>
           <w:rPr>
@@ -2384,7 +2384,7 @@
           <w14:ligatures w14:val="standardContextual"/>
         </w:rPr>
       </w:pPr>
-      <w:hyperlink w:anchor="_Toc243862922" w:history="1">
+      <w:hyperlink w:anchor="_Toc243902258" w:history="1">
         <w:r>
           <w:rPr>
             <w:rStyle w:val="Hipervnculo"/>
@@ -2411,7 +2411,7 @@
             <w:noProof/>
             <w:webHidden/>
           </w:rPr>
-          <w:instrText xml:space="preserve"> PAGEREF _Toc243862922 \h </w:instrText>
+          <w:instrText xml:space="preserve"> PAGEREF _Toc243902258 \h </w:instrText>
         </w:r>
         <w:r>
           <w:rPr>
@@ -2454,7 +2454,7 @@
           <w14:ligatures w14:val="standardContextual"/>
         </w:rPr>
       </w:pPr>
-      <w:hyperlink w:anchor="_Toc243862923" w:history="1">
+      <w:hyperlink w:anchor="_Toc243902259" w:history="1">
         <w:r>
           <w:rPr>
             <w:rStyle w:val="Hipervnculo"/>
@@ -2481,7 +2481,7 @@
             <w:noProof/>
             <w:webHidden/>
           </w:rPr>
-          <w:instrText xml:space="preserve"> PAGEREF _Toc243862923 \h </w:instrText>
+          <w:instrText xml:space="preserve"> PAGEREF _Toc243902259 \h </w:instrText>
         </w:r>
         <w:r>
           <w:rPr>
@@ -2524,7 +2524,7 @@
           <w14:ligatures w14:val="standardContextual"/>
         </w:rPr>
       </w:pPr>
-      <w:hyperlink w:anchor="_Toc243862924" w:history="1">
+      <w:hyperlink w:anchor="_Toc243902260" w:history="1">
         <w:r>
           <w:rPr>
             <w:rStyle w:val="Hipervnculo"/>
@@ -2551,7 +2551,7 @@
             <w:noProof/>
             <w:webHidden/>
           </w:rPr>
-          <w:instrText xml:space="preserve"> PAGEREF _Toc243862924 \h </w:instrText>
+          <w:instrText xml:space="preserve"> PAGEREF _Toc243902260 \h </w:instrText>
         </w:r>
         <w:r>
           <w:rPr>
@@ -2594,7 +2594,7 @@
           <w14:ligatures w14:val="standardContextual"/>
         </w:rPr>
       </w:pPr>
-      <w:hyperlink w:anchor="_Toc243862925" w:history="1">
+      <w:hyperlink w:anchor="_Toc243902261" w:history="1">
         <w:r>
           <w:rPr>
             <w:rStyle w:val="Hipervnculo"/>
@@ -2621,7 +2621,7 @@
             <w:noProof/>
             <w:webHidden/>
           </w:rPr>
-          <w:instrText xml:space="preserve"> PAGEREF _Toc243862925 \h </w:instrText>
+          <w:instrText xml:space="preserve"> PAGEREF _Toc243902261 \h </w:instrText>
         </w:r>
         <w:r>
           <w:rPr>
@@ -2667,7 +2667,7 @@
           <w14:ligatures w14:val="standardContextual"/>
         </w:rPr>
       </w:pPr>
-      <w:hyperlink w:anchor="_Toc243862926" w:history="1">
+      <w:hyperlink w:anchor="_Toc243902262" w:history="1">
         <w:r>
           <w:rPr>
             <w:rStyle w:val="Hipervnculo"/>
@@ -2694,7 +2694,7 @@
             <w:noProof/>
             <w:webHidden/>
           </w:rPr>
-          <w:instrText xml:space="preserve"> PAGEREF _Toc243862926 \h </w:instrText>
+          <w:instrText xml:space="preserve"> PAGEREF _Toc243902262 \h </w:instrText>
         </w:r>
         <w:r>
           <w:rPr>
@@ -2737,7 +2737,7 @@
           <w14:ligatures w14:val="standardContextual"/>
         </w:rPr>
       </w:pPr>
-      <w:hyperlink w:anchor="_Toc243862927" w:history="1">
+      <w:hyperlink w:anchor="_Toc243902263" w:history="1">
         <w:r>
           <w:rPr>
             <w:rStyle w:val="Hipervnculo"/>
@@ -2764,7 +2764,7 @@
             <w:noProof/>
             <w:webHidden/>
           </w:rPr>
-          <w:instrText xml:space="preserve"> PAGEREF _Toc243862927 \h </w:instrText>
+          <w:instrText xml:space="preserve"> PAGEREF _Toc243902263 \h </w:instrText>
         </w:r>
         <w:r>
           <w:rPr>
@@ -2807,7 +2807,7 @@
           <w14:ligatures w14:val="standardContextual"/>
         </w:rPr>
       </w:pPr>
-      <w:hyperlink w:anchor="_Toc243862928" w:history="1">
+      <w:hyperlink w:anchor="_Toc243902264" w:history="1">
         <w:r>
           <w:rPr>
             <w:rStyle w:val="Hipervnculo"/>
@@ -2834,7 +2834,7 @@
             <w:noProof/>
             <w:webHidden/>
           </w:rPr>
-          <w:instrText xml:space="preserve"> PAGEREF _Toc243862928 \h </w:instrText>
+          <w:instrText xml:space="preserve"> PAGEREF _Toc243902264 \h </w:instrText>
         </w:r>
         <w:r>
           <w:rPr>
@@ -2877,7 +2877,7 @@
           <w14:ligatures w14:val="standardContextual"/>
         </w:rPr>
       </w:pPr>
-      <w:hyperlink w:anchor="_Toc243862929" w:history="1">
+      <w:hyperlink w:anchor="_Toc243902265" w:history="1">
         <w:r>
           <w:rPr>
             <w:rStyle w:val="Hipervnculo"/>
@@ -2904,7 +2904,7 @@
             <w:noProof/>
             <w:webHidden/>
           </w:rPr>
-          <w:instrText xml:space="preserve"> PAGEREF _Toc243862929 \h </w:instrText>
+          <w:instrText xml:space="preserve"> PAGEREF _Toc243902265 \h </w:instrText>
         </w:r>
         <w:r>
           <w:rPr>
@@ -2947,7 +2947,7 @@
           <w14:ligatures w14:val="standardContextual"/>
         </w:rPr>
       </w:pPr>
-      <w:hyperlink w:anchor="_Toc243862930" w:history="1">
+      <w:hyperlink w:anchor="_Toc243902266" w:history="1">
         <w:r>
           <w:rPr>
             <w:rStyle w:val="Hipervnculo"/>
@@ -2974,7 +2974,7 @@
             <w:noProof/>
             <w:webHidden/>
           </w:rPr>
-          <w:instrText xml:space="preserve"> PAGEREF _Toc243862930 \h </w:instrText>
+          <w:instrText xml:space="preserve"> PAGEREF _Toc243902266 \h </w:instrText>
         </w:r>
         <w:r>
           <w:rPr>
@@ -3017,7 +3017,7 @@
           <w14:ligatures w14:val="standardContextual"/>
         </w:rPr>
       </w:pPr>
-      <w:hyperlink w:anchor="_Toc243862931" w:history="1">
+      <w:hyperlink w:anchor="_Toc243902267" w:history="1">
         <w:r>
           <w:rPr>
             <w:rStyle w:val="Hipervnculo"/>
@@ -3044,7 +3044,7 @@
             <w:noProof/>
             <w:webHidden/>
           </w:rPr>
-          <w:instrText xml:space="preserve"> PAGEREF _Toc243862931 \h </w:instrText>
+          <w:instrText xml:space="preserve"> PAGEREF _Toc243902267 \h </w:instrText>
         </w:r>
         <w:r>
           <w:rPr>
@@ -3087,7 +3087,7 @@
           <w14:ligatures w14:val="standardContextual"/>
         </w:rPr>
       </w:pPr>
-      <w:hyperlink w:anchor="_Toc243862932" w:history="1">
+      <w:hyperlink w:anchor="_Toc243902268" w:history="1">
         <w:r>
           <w:rPr>
             <w:rStyle w:val="Hipervnculo"/>
@@ -3114,7 +3114,7 @@
             <w:noProof/>
             <w:webHidden/>
           </w:rPr>
-          <w:instrText xml:space="preserve"> PAGEREF _Toc243862932 \h </w:instrText>
+          <w:instrText xml:space="preserve"> PAGEREF _Toc243902268 \h </w:instrText>
         </w:r>
         <w:r>
           <w:rPr>
@@ -3157,7 +3157,7 @@
           <w14:ligatures w14:val="standardContextual"/>
         </w:rPr>
       </w:pPr>
-      <w:hyperlink w:anchor="_Toc243862933" w:history="1">
+      <w:hyperlink w:anchor="_Toc243902269" w:history="1">
         <w:r>
           <w:rPr>
             <w:rStyle w:val="Hipervnculo"/>
@@ -3184,7 +3184,7 @@
             <w:noProof/>
             <w:webHidden/>
           </w:rPr>
-          <w:instrText xml:space="preserve"> PAGEREF _Toc243862933 \h </w:instrText>
+          <w:instrText xml:space="preserve"> PAGEREF _Toc243902269 \h </w:instrText>
         </w:r>
         <w:r>
           <w:rPr>
@@ -3227,7 +3227,7 @@
           <w14:ligatures w14:val="standardContextual"/>
         </w:rPr>
       </w:pPr>
-      <w:hyperlink w:anchor="_Toc243862934" w:history="1">
+      <w:hyperlink w:anchor="_Toc243902270" w:history="1">
         <w:r>
           <w:rPr>
             <w:rStyle w:val="Hipervnculo"/>
@@ -3254,7 +3254,7 @@
             <w:noProof/>
             <w:webHidden/>
           </w:rPr>
-          <w:instrText xml:space="preserve"> PAGEREF _Toc243862934 \h </w:instrText>
+          <w:instrText xml:space="preserve"> PAGEREF _Toc243902270 \h </w:instrText>
         </w:r>
         <w:r>
           <w:rPr>
@@ -3297,7 +3297,7 @@
           <w14:ligatures w14:val="standardContextual"/>
         </w:rPr>
       </w:pPr>
-      <w:hyperlink w:anchor="_Toc243862935" w:history="1">
+      <w:hyperlink w:anchor="_Toc243902271" w:history="1">
         <w:r>
           <w:rPr>
             <w:rStyle w:val="Hipervnculo"/>
@@ -3324,7 +3324,7 @@
             <w:noProof/>
             <w:webHidden/>
           </w:rPr>
-          <w:instrText xml:space="preserve"> PAGEREF _Toc243862935 \h </w:instrText>
+          <w:instrText xml:space="preserve"> PAGEREF _Toc243902271 \h </w:instrText>
         </w:r>
         <w:r>
           <w:rPr>
@@ -3367,7 +3367,7 @@
           <w14:ligatures w14:val="standardContextual"/>
         </w:rPr>
       </w:pPr>
-      <w:hyperlink w:anchor="_Toc243862936" w:history="1">
+      <w:hyperlink w:anchor="_Toc243902272" w:history="1">
         <w:r>
           <w:rPr>
             <w:rStyle w:val="Hipervnculo"/>
@@ -3394,7 +3394,7 @@
             <w:noProof/>
             <w:webHidden/>
           </w:rPr>
-          <w:instrText xml:space="preserve"> PAGEREF _Toc243862936 \h </w:instrText>
+          <w:instrText xml:space="preserve"> PAGEREF _Toc243902272 \h </w:instrText>
         </w:r>
         <w:r>
           <w:rPr>
@@ -3437,7 +3437,7 @@
           <w14:ligatures w14:val="standardContextual"/>
         </w:rPr>
       </w:pPr>
-      <w:hyperlink w:anchor="_Toc243862937" w:history="1">
+      <w:hyperlink w:anchor="_Toc243902273" w:history="1">
         <w:r>
           <w:rPr>
             <w:rStyle w:val="Hipervnculo"/>
@@ -3464,7 +3464,7 @@
             <w:noProof/>
             <w:webHidden/>
           </w:rPr>
-          <w:instrText xml:space="preserve"> PAGEREF _Toc243862937 \h </w:instrText>
+          <w:instrText xml:space="preserve"> PAGEREF _Toc243902273 \h </w:instrText>
         </w:r>
         <w:r>
           <w:rPr>
@@ -3507,7 +3507,7 @@
           <w14:ligatures w14:val="standardContextual"/>
         </w:rPr>
       </w:pPr>
-      <w:hyperlink w:anchor="_Toc243862938" w:history="1">
+      <w:hyperlink w:anchor="_Toc243902274" w:history="1">
         <w:r>
           <w:rPr>
             <w:rStyle w:val="Hipervnculo"/>
@@ -3534,7 +3534,7 @@
             <w:noProof/>
             <w:webHidden/>
           </w:rPr>
-          <w:instrText xml:space="preserve"> PAGEREF _Toc243862938 \h </w:instrText>
+          <w:instrText xml:space="preserve"> PAGEREF _Toc243902274 \h </w:instrText>
         </w:r>
         <w:r>
           <w:rPr>
@@ -3580,7 +3580,7 @@
           <w14:ligatures w14:val="standardContextual"/>
         </w:rPr>
       </w:pPr>
-      <w:hyperlink w:anchor="_Toc243862939" w:history="1">
+      <w:hyperlink w:anchor="_Toc243902275" w:history="1">
         <w:r>
           <w:rPr>
             <w:rStyle w:val="Hipervnculo"/>
@@ -3607,7 +3607,7 @@
             <w:noProof/>
             <w:webHidden/>
           </w:rPr>
-          <w:instrText xml:space="preserve"> PAGEREF _Toc243862939 \h </w:instrText>
+          <w:instrText xml:space="preserve"> PAGEREF _Toc243902275 \h </w:instrText>
         </w:r>
         <w:r>
           <w:rPr>
@@ -3650,7 +3650,7 @@
           <w14:ligatures w14:val="standardContextual"/>
         </w:rPr>
       </w:pPr>
-      <w:hyperlink w:anchor="_Toc243862940" w:history="1">
+      <w:hyperlink w:anchor="_Toc243902276" w:history="1">
         <w:r>
           <w:rPr>
             <w:rStyle w:val="Hipervnculo"/>
@@ -3677,7 +3677,7 @@
             <w:noProof/>
             <w:webHidden/>
           </w:rPr>
-          <w:instrText xml:space="preserve"> PAGEREF _Toc243862940 \h </w:instrText>
+          <w:instrText xml:space="preserve"> PAGEREF _Toc243902276 \h </w:instrText>
         </w:r>
         <w:r>
           <w:rPr>
@@ -3720,7 +3720,7 @@
           <w14:ligatures w14:val="standardContextual"/>
         </w:rPr>
       </w:pPr>
-      <w:hyperlink w:anchor="_Toc243862941" w:history="1">
+      <w:hyperlink w:anchor="_Toc243902277" w:history="1">
         <w:r>
           <w:rPr>
             <w:rStyle w:val="Hipervnculo"/>
@@ -3747,7 +3747,7 @@
             <w:noProof/>
             <w:webHidden/>
           </w:rPr>
-          <w:instrText xml:space="preserve"> PAGEREF _Toc243862941 \h </w:instrText>
+          <w:instrText xml:space="preserve"> PAGEREF _Toc243902277 \h </w:instrText>
         </w:r>
         <w:r>
           <w:rPr>
@@ -3790,7 +3790,7 @@
           <w14:ligatures w14:val="standardContextual"/>
         </w:rPr>
       </w:pPr>
-      <w:hyperlink w:anchor="_Toc243862942" w:history="1">
+      <w:hyperlink w:anchor="_Toc243902278" w:history="1">
         <w:r>
           <w:rPr>
             <w:rStyle w:val="Hipervnculo"/>
@@ -3817,7 +3817,7 @@
             <w:noProof/>
             <w:webHidden/>
           </w:rPr>
-          <w:instrText xml:space="preserve"> PAGEREF _Toc243862942 \h </w:instrText>
+          <w:instrText xml:space="preserve"> PAGEREF _Toc243902278 \h </w:instrText>
         </w:r>
         <w:r>
           <w:rPr>
@@ -3860,7 +3860,7 @@
           <w14:ligatures w14:val="standardContextual"/>
         </w:rPr>
       </w:pPr>
-      <w:hyperlink w:anchor="_Toc243862943" w:history="1">
+      <w:hyperlink w:anchor="_Toc243902279" w:history="1">
         <w:r>
           <w:rPr>
             <w:rStyle w:val="Hipervnculo"/>
@@ -3887,7 +3887,7 @@
             <w:noProof/>
             <w:webHidden/>
           </w:rPr>
-          <w:instrText xml:space="preserve"> PAGEREF _Toc243862943 \h </w:instrText>
+          <w:instrText xml:space="preserve"> PAGEREF _Toc243902279 \h </w:instrText>
         </w:r>
         <w:r>
           <w:rPr>
@@ -3930,7 +3930,7 @@
           <w14:ligatures w14:val="standardContextual"/>
         </w:rPr>
       </w:pPr>
-      <w:hyperlink w:anchor="_Toc243862944" w:history="1">
+      <w:hyperlink w:anchor="_Toc243902280" w:history="1">
         <w:r>
           <w:rPr>
             <w:rStyle w:val="Hipervnculo"/>
@@ -3957,7 +3957,7 @@
             <w:noProof/>
             <w:webHidden/>
           </w:rPr>
-          <w:instrText xml:space="preserve"> PAGEREF _Toc243862944 \h </w:instrText>
+          <w:instrText xml:space="preserve"> PAGEREF _Toc243902280 \h </w:instrText>
         </w:r>
         <w:r>
           <w:rPr>
@@ -4000,7 +4000,7 @@
           <w14:ligatures w14:val="standardContextual"/>
         </w:rPr>
       </w:pPr>
-      <w:hyperlink w:anchor="_Toc243862945" w:history="1">
+      <w:hyperlink w:anchor="_Toc243902281" w:history="1">
         <w:r>
           <w:rPr>
             <w:rStyle w:val="Hipervnculo"/>
@@ -4027,7 +4027,7 @@
             <w:noProof/>
             <w:webHidden/>
           </w:rPr>
-          <w:instrText xml:space="preserve"> PAGEREF _Toc243862945 \h </w:instrText>
+          <w:instrText xml:space="preserve"> PAGEREF _Toc243902281 \h </w:instrText>
         </w:r>
         <w:r>
           <w:rPr>
@@ -4073,7 +4073,7 @@
           <w14:ligatures w14:val="standardContextual"/>
         </w:rPr>
       </w:pPr>
-      <w:hyperlink w:anchor="_Toc243862946" w:history="1">
+      <w:hyperlink w:anchor="_Toc243902282" w:history="1">
         <w:r>
           <w:rPr>
             <w:rStyle w:val="Hipervnculo"/>
@@ -4100,7 +4100,7 @@
             <w:noProof/>
             <w:webHidden/>
           </w:rPr>
-          <w:instrText xml:space="preserve"> PAGEREF _Toc243862946 \h </w:instrText>
+          <w:instrText xml:space="preserve"> PAGEREF _Toc243902282 \h </w:instrText>
         </w:r>
         <w:r>
           <w:rPr>
@@ -4143,7 +4143,7 @@
           <w14:ligatures w14:val="standardContextual"/>
         </w:rPr>
       </w:pPr>
-      <w:hyperlink w:anchor="_Toc243862947" w:history="1">
+      <w:hyperlink w:anchor="_Toc243902283" w:history="1">
         <w:r>
           <w:rPr>
             <w:rStyle w:val="Hipervnculo"/>
@@ -4170,7 +4170,7 @@
             <w:noProof/>
             <w:webHidden/>
           </w:rPr>
-          <w:instrText xml:space="preserve"> PAGEREF _Toc243862947 \h </w:instrText>
+          <w:instrText xml:space="preserve"> PAGEREF _Toc243902283 \h </w:instrText>
         </w:r>
         <w:r>
           <w:rPr>
@@ -4213,7 +4213,7 @@
           <w14:ligatures w14:val="standardContextual"/>
         </w:rPr>
       </w:pPr>
-      <w:hyperlink w:anchor="_Toc243862948" w:history="1">
+      <w:hyperlink w:anchor="_Toc243902284" w:history="1">
         <w:r>
           <w:rPr>
             <w:rStyle w:val="Hipervnculo"/>
@@ -4240,7 +4240,7 @@
             <w:noProof/>
             <w:webHidden/>
           </w:rPr>
-          <w:instrText xml:space="preserve"> PAGEREF _Toc243862948 \h </w:instrText>
+          <w:instrText xml:space="preserve"> PAGEREF _Toc243902284 \h </w:instrText>
         </w:r>
         <w:r>
           <w:rPr>
@@ -4283,7 +4283,7 @@
           <w14:ligatures w14:val="standardContextual"/>
         </w:rPr>
       </w:pPr>
-      <w:hyperlink w:anchor="_Toc243862949" w:history="1">
+      <w:hyperlink w:anchor="_Toc243902285" w:history="1">
         <w:r>
           <w:rPr>
             <w:rStyle w:val="Hipervnculo"/>
@@ -4310,7 +4310,7 @@
             <w:noProof/>
             <w:webHidden/>
           </w:rPr>
-          <w:instrText xml:space="preserve"> PAGEREF _Toc243862949 \h </w:instrText>
+          <w:instrText xml:space="preserve"> PAGEREF _Toc243902285 \h </w:instrText>
         </w:r>
         <w:r>
           <w:rPr>
@@ -4353,7 +4353,7 @@
           <w14:ligatures w14:val="standardContextual"/>
         </w:rPr>
       </w:pPr>
-      <w:hyperlink w:anchor="_Toc243862950" w:history="1">
+      <w:hyperlink w:anchor="_Toc243902286" w:history="1">
         <w:r>
           <w:rPr>
             <w:rStyle w:val="Hipervnculo"/>
@@ -4380,7 +4380,7 @@
             <w:noProof/>
             <w:webHidden/>
           </w:rPr>
-          <w:instrText xml:space="preserve"> PAGEREF _Toc243862950 \h </w:instrText>
+          <w:instrText xml:space="preserve"> PAGEREF _Toc243902286 \h </w:instrText>
         </w:r>
         <w:r>
           <w:rPr>
@@ -4423,7 +4423,7 @@
           <w14:ligatures w14:val="standardContextual"/>
         </w:rPr>
       </w:pPr>
-      <w:hyperlink w:anchor="_Toc243862951" w:history="1">
+      <w:hyperlink w:anchor="_Toc243902287" w:history="1">
         <w:r>
           <w:rPr>
             <w:rStyle w:val="Hipervnculo"/>
@@ -4450,7 +4450,7 @@
             <w:noProof/>
             <w:webHidden/>
           </w:rPr>
-          <w:instrText xml:space="preserve"> PAGEREF _Toc243862951 \h </w:instrText>
+          <w:instrText xml:space="preserve"> PAGEREF _Toc243902287 \h </w:instrText>
         </w:r>
         <w:r>
           <w:rPr>
@@ -4493,7 +4493,7 @@
           <w14:ligatures w14:val="standardContextual"/>
         </w:rPr>
       </w:pPr>
-      <w:hyperlink w:anchor="_Toc243862952" w:history="1">
+      <w:hyperlink w:anchor="_Toc243902288" w:history="1">
         <w:r>
           <w:rPr>
             <w:rStyle w:val="Hipervnculo"/>
@@ -4520,7 +4520,7 @@
             <w:noProof/>
             <w:webHidden/>
           </w:rPr>
-          <w:instrText xml:space="preserve"> PAGEREF _Toc243862952 \h </w:instrText>
+          <w:instrText xml:space="preserve"> PAGEREF _Toc243902288 \h </w:instrText>
         </w:r>
         <w:r>
           <w:rPr>
@@ -4563,7 +4563,7 @@
           <w14:ligatures w14:val="standardContextual"/>
         </w:rPr>
       </w:pPr>
-      <w:hyperlink w:anchor="_Toc243862953" w:history="1">
+      <w:hyperlink w:anchor="_Toc243902289" w:history="1">
         <w:r>
           <w:rPr>
             <w:rStyle w:val="Hipervnculo"/>
@@ -4590,7 +4590,7 @@
             <w:noProof/>
             <w:webHidden/>
           </w:rPr>
-          <w:instrText xml:space="preserve"> PAGEREF _Toc243862953 \h </w:instrText>
+          <w:instrText xml:space="preserve"> PAGEREF _Toc243902289 \h </w:instrText>
         </w:r>
         <w:r>
           <w:rPr>
@@ -4633,7 +4633,7 @@
           <w14:ligatures w14:val="standardContextual"/>
         </w:rPr>
       </w:pPr>
-      <w:hyperlink w:anchor="_Toc243862954" w:history="1">
+      <w:hyperlink w:anchor="_Toc243902290" w:history="1">
         <w:r>
           <w:rPr>
             <w:rStyle w:val="Hipervnculo"/>
@@ -4660,7 +4660,7 @@
             <w:noProof/>
             <w:webHidden/>
           </w:rPr>
-          <w:instrText xml:space="preserve"> PAGEREF _Toc243862954 \h </w:instrText>
+          <w:instrText xml:space="preserve"> PAGEREF _Toc243902290 \h </w:instrText>
         </w:r>
         <w:r>
           <w:rPr>
@@ -4703,7 +4703,7 @@
           <w14:ligatures w14:val="standardContextual"/>
         </w:rPr>
       </w:pPr>
-      <w:hyperlink w:anchor="_Toc243862955" w:history="1">
+      <w:hyperlink w:anchor="_Toc243902291" w:history="1">
         <w:r>
           <w:rPr>
             <w:rStyle w:val="Hipervnculo"/>
@@ -4730,7 +4730,7 @@
             <w:noProof/>
             <w:webHidden/>
           </w:rPr>
-          <w:instrText xml:space="preserve"> PAGEREF _Toc243862955 \h </w:instrText>
+          <w:instrText xml:space="preserve"> PAGEREF _Toc243902291 \h </w:instrText>
         </w:r>
         <w:r>
           <w:rPr>
@@ -4773,7 +4773,7 @@
           <w14:ligatures w14:val="standardContextual"/>
         </w:rPr>
       </w:pPr>
-      <w:hyperlink w:anchor="_Toc243862956" w:history="1">
+      <w:hyperlink w:anchor="_Toc243902292" w:history="1">
         <w:r>
           <w:rPr>
             <w:rStyle w:val="Hipervnculo"/>
@@ -4800,7 +4800,7 @@
             <w:noProof/>
             <w:webHidden/>
           </w:rPr>
-          <w:instrText xml:space="preserve"> PAGEREF _Toc243862956 \h </w:instrText>
+          <w:instrText xml:space="preserve"> PAGEREF _Toc243902292 \h </w:instrText>
         </w:r>
         <w:r>
           <w:rPr>
@@ -4843,7 +4843,7 @@
           <w14:ligatures w14:val="standardContextual"/>
         </w:rPr>
       </w:pPr>
-      <w:hyperlink w:anchor="_Toc243862957" w:history="1">
+      <w:hyperlink w:anchor="_Toc243902293" w:history="1">
         <w:r>
           <w:rPr>
             <w:rStyle w:val="Hipervnculo"/>
@@ -4870,7 +4870,7 @@
             <w:noProof/>
             <w:webHidden/>
           </w:rPr>
-          <w:instrText xml:space="preserve"> PAGEREF _Toc243862957 \h </w:instrText>
+          <w:instrText xml:space="preserve"> PAGEREF _Toc243902293 \h </w:instrText>
         </w:r>
         <w:r>
           <w:rPr>
@@ -4913,7 +4913,7 @@
           <w14:ligatures w14:val="standardContextual"/>
         </w:rPr>
       </w:pPr>
-      <w:hyperlink w:anchor="_Toc243862958" w:history="1">
+      <w:hyperlink w:anchor="_Toc243902294" w:history="1">
         <w:r>
           <w:rPr>
             <w:rStyle w:val="Hipervnculo"/>
@@ -4940,7 +4940,7 @@
             <w:noProof/>
             <w:webHidden/>
           </w:rPr>
-          <w:instrText xml:space="preserve"> PAGEREF _Toc243862958 \h </w:instrText>
+          <w:instrText xml:space="preserve"> PAGEREF _Toc243902294 \h </w:instrText>
         </w:r>
         <w:r>
           <w:rPr>
@@ -4983,7 +4983,7 @@
           <w14:ligatures w14:val="standardContextual"/>
         </w:rPr>
       </w:pPr>
-      <w:hyperlink w:anchor="_Toc243862959" w:history="1">
+      <w:hyperlink w:anchor="_Toc243902295" w:history="1">
         <w:r>
           <w:rPr>
             <w:rStyle w:val="Hipervnculo"/>
@@ -5010,7 +5010,7 @@
             <w:noProof/>
             <w:webHidden/>
           </w:rPr>
-          <w:instrText xml:space="preserve"> PAGEREF _Toc243862959 \h </w:instrText>
+          <w:instrText xml:space="preserve"> PAGEREF _Toc243902295 \h </w:instrText>
         </w:r>
         <w:r>
           <w:rPr>
@@ -5053,7 +5053,7 @@
           <w14:ligatures w14:val="standardContextual"/>
         </w:rPr>
       </w:pPr>
-      <w:hyperlink w:anchor="_Toc243862960" w:history="1">
+      <w:hyperlink w:anchor="_Toc243902296" w:history="1">
         <w:r>
           <w:rPr>
             <w:rStyle w:val="Hipervnculo"/>
@@ -5080,7 +5080,7 @@
             <w:noProof/>
             <w:webHidden/>
           </w:rPr>
-          <w:instrText xml:space="preserve"> PAGEREF _Toc243862960 \h </w:instrText>
+          <w:instrText xml:space="preserve"> PAGEREF _Toc243902296 \h </w:instrText>
         </w:r>
         <w:r>
           <w:rPr>
@@ -5123,7 +5123,7 @@
           <w14:ligatures w14:val="standardContextual"/>
         </w:rPr>
       </w:pPr>
-      <w:hyperlink w:anchor="_Toc243862961" w:history="1">
+      <w:hyperlink w:anchor="_Toc243902297" w:history="1">
         <w:r>
           <w:rPr>
             <w:rStyle w:val="Hipervnculo"/>
@@ -5150,7 +5150,7 @@
             <w:noProof/>
             <w:webHidden/>
           </w:rPr>
-          <w:instrText xml:space="preserve"> PAGEREF _Toc243862961 \h </w:instrText>
+          <w:instrText xml:space="preserve"> PAGEREF _Toc243902297 \h </w:instrText>
         </w:r>
         <w:r>
           <w:rPr>
@@ -5193,7 +5193,7 @@
           <w14:ligatures w14:val="standardContextual"/>
         </w:rPr>
       </w:pPr>
-      <w:hyperlink w:anchor="_Toc243862962" w:history="1">
+      <w:hyperlink w:anchor="_Toc243902298" w:history="1">
         <w:r>
           <w:rPr>
             <w:rStyle w:val="Hipervnculo"/>
@@ -5220,7 +5220,7 @@
             <w:noProof/>
             <w:webHidden/>
           </w:rPr>
-          <w:instrText xml:space="preserve"> PAGEREF _Toc243862962 \h </w:instrText>
+          <w:instrText xml:space="preserve"> PAGEREF _Toc243902298 \h </w:instrText>
         </w:r>
         <w:r>
           <w:rPr>
@@ -5263,7 +5263,7 @@
           <w14:ligatures w14:val="standardContextual"/>
         </w:rPr>
       </w:pPr>
-      <w:hyperlink w:anchor="_Toc243862963" w:history="1">
+      <w:hyperlink w:anchor="_Toc243902299" w:history="1">
         <w:r>
           <w:rPr>
             <w:rStyle w:val="Hipervnculo"/>
@@ -5290,7 +5290,7 @@
             <w:noProof/>
             <w:webHidden/>
           </w:rPr>
-          <w:instrText xml:space="preserve"> PAGEREF _Toc243862963 \h </w:instrText>
+          <w:instrText xml:space="preserve"> PAGEREF _Toc243902299 \h </w:instrText>
         </w:r>
         <w:r>
           <w:rPr>
@@ -5333,7 +5333,7 @@
           <w14:ligatures w14:val="standardContextual"/>
         </w:rPr>
       </w:pPr>
-      <w:hyperlink w:anchor="_Toc243862964" w:history="1">
+      <w:hyperlink w:anchor="_Toc243902300" w:history="1">
         <w:r>
           <w:rPr>
             <w:rStyle w:val="Hipervnculo"/>
@@ -5360,7 +5360,7 @@
             <w:noProof/>
             <w:webHidden/>
           </w:rPr>
-          <w:instrText xml:space="preserve"> PAGEREF _Toc243862964 \h </w:instrText>
+          <w:instrText xml:space="preserve"> PAGEREF _Toc243902300 \h </w:instrText>
         </w:r>
         <w:r>
           <w:rPr>
@@ -5403,7 +5403,7 @@
           <w14:ligatures w14:val="standardContextual"/>
         </w:rPr>
       </w:pPr>
-      <w:hyperlink w:anchor="_Toc243862965" w:history="1">
+      <w:hyperlink w:anchor="_Toc243902301" w:history="1">
         <w:r>
           <w:rPr>
             <w:rStyle w:val="Hipervnculo"/>
@@ -5430,7 +5430,7 @@
             <w:noProof/>
             <w:webHidden/>
           </w:rPr>
-          <w:instrText xml:space="preserve"> PAGEREF _Toc243862965 \h </w:instrText>
+          <w:instrText xml:space="preserve"> PAGEREF _Toc243902301 \h </w:instrText>
         </w:r>
         <w:r>
           <w:rPr>
@@ -5476,7 +5476,7 @@
           <w14:ligatures w14:val="standardContextual"/>
         </w:rPr>
       </w:pPr>
-      <w:hyperlink w:anchor="_Toc243862966" w:history="1">
+      <w:hyperlink w:anchor="_Toc243902302" w:history="1">
         <w:r>
           <w:rPr>
             <w:rStyle w:val="Hipervnculo"/>
@@ -5503,7 +5503,7 @@
             <w:noProof/>
             <w:webHidden/>
           </w:rPr>
-          <w:instrText xml:space="preserve"> PAGEREF _Toc243862966 \h </w:instrText>
+          <w:instrText xml:space="preserve"> PAGEREF _Toc243902302 \h </w:instrText>
         </w:r>
         <w:r>
           <w:rPr>
@@ -5546,7 +5546,7 @@
           <w14:ligatures w14:val="standardContextual"/>
         </w:rPr>
       </w:pPr>
-      <w:hyperlink w:anchor="_Toc243862967" w:history="1">
+      <w:hyperlink w:anchor="_Toc243902303" w:history="1">
         <w:r>
           <w:rPr>
             <w:rStyle w:val="Hipervnculo"/>
@@ -5573,7 +5573,7 @@
             <w:noProof/>
             <w:webHidden/>
           </w:rPr>
-          <w:instrText xml:space="preserve"> PAGEREF _Toc243862967 \h </w:instrText>
+          <w:instrText xml:space="preserve"> PAGEREF _Toc243902303 \h </w:instrText>
         </w:r>
         <w:r>
           <w:rPr>
@@ -5616,7 +5616,7 @@
           <w14:ligatures w14:val="standardContextual"/>
         </w:rPr>
       </w:pPr>
-      <w:hyperlink w:anchor="_Toc243862968" w:history="1">
+      <w:hyperlink w:anchor="_Toc243902304" w:history="1">
         <w:r>
           <w:rPr>
             <w:rStyle w:val="Hipervnculo"/>
@@ -5643,7 +5643,7 @@
             <w:noProof/>
             <w:webHidden/>
           </w:rPr>
-          <w:instrText xml:space="preserve"> PAGEREF _Toc243862968 \h </w:instrText>
+          <w:instrText xml:space="preserve"> PAGEREF _Toc243902304 \h </w:instrText>
         </w:r>
         <w:r>
           <w:rPr>
@@ -5686,7 +5686,7 @@
           <w14:ligatures w14:val="standardContextual"/>
         </w:rPr>
       </w:pPr>
-      <w:hyperlink w:anchor="_Toc243862969" w:history="1">
+      <w:hyperlink w:anchor="_Toc243902305" w:history="1">
         <w:r>
           <w:rPr>
             <w:rStyle w:val="Hipervnculo"/>
@@ -5713,7 +5713,7 @@
             <w:noProof/>
             <w:webHidden/>
           </w:rPr>
-          <w:instrText xml:space="preserve"> PAGEREF _Toc243862969 \h </w:instrText>
+          <w:instrText xml:space="preserve"> PAGEREF _Toc243902305 \h </w:instrText>
         </w:r>
         <w:r>
           <w:rPr>
@@ -5756,7 +5756,7 @@
           <w14:ligatures w14:val="standardContextual"/>
         </w:rPr>
       </w:pPr>
-      <w:hyperlink w:anchor="_Toc243862970" w:history="1">
+      <w:hyperlink w:anchor="_Toc243902306" w:history="1">
         <w:r>
           <w:rPr>
             <w:rStyle w:val="Hipervnculo"/>
@@ -5783,7 +5783,7 @@
             <w:noProof/>
             <w:webHidden/>
           </w:rPr>
-          <w:instrText xml:space="preserve"> PAGEREF _Toc243862970 \h </w:instrText>
+          <w:instrText xml:space="preserve"> PAGEREF _Toc243902306 \h </w:instrText>
         </w:r>
         <w:r>
           <w:rPr>
@@ -5826,7 +5826,7 @@
           <w14:ligatures w14:val="standardContextual"/>
         </w:rPr>
       </w:pPr>
-      <w:hyperlink w:anchor="_Toc243862971" w:history="1">
+      <w:hyperlink w:anchor="_Toc243902307" w:history="1">
         <w:r>
           <w:rPr>
             <w:rStyle w:val="Hipervnculo"/>
@@ -5853,7 +5853,7 @@
             <w:noProof/>
             <w:webHidden/>
           </w:rPr>
-          <w:instrText xml:space="preserve"> PAGEREF _Toc243862971 \h </w:instrText>
+          <w:instrText xml:space="preserve"> PAGEREF _Toc243902307 \h </w:instrText>
         </w:r>
         <w:r>
           <w:rPr>
@@ -5896,7 +5896,7 @@
           <w14:ligatures w14:val="standardContextual"/>
         </w:rPr>
       </w:pPr>
-      <w:hyperlink w:anchor="_Toc243862972" w:history="1">
+      <w:hyperlink w:anchor="_Toc243902308" w:history="1">
         <w:r>
           <w:rPr>
             <w:rStyle w:val="Hipervnculo"/>
@@ -5923,7 +5923,7 @@
             <w:noProof/>
             <w:webHidden/>
           </w:rPr>
-          <w:instrText xml:space="preserve"> PAGEREF _Toc243862972 \h </w:instrText>
+          <w:instrText xml:space="preserve"> PAGEREF _Toc243902308 \h </w:instrText>
         </w:r>
         <w:r>
           <w:rPr>
@@ -5966,7 +5966,7 @@
           <w14:ligatures w14:val="standardContextual"/>
         </w:rPr>
       </w:pPr>
-      <w:hyperlink w:anchor="_Toc243862973" w:history="1">
+      <w:hyperlink w:anchor="_Toc243902309" w:history="1">
         <w:r>
           <w:rPr>
             <w:rStyle w:val="Hipervnculo"/>
@@ -5993,7 +5993,7 @@
             <w:noProof/>
             <w:webHidden/>
           </w:rPr>
-          <w:instrText xml:space="preserve"> PAGEREF _Toc243862973 \h </w:instrText>
+          <w:instrText xml:space="preserve"> PAGEREF _Toc243902309 \h </w:instrText>
         </w:r>
         <w:r>
           <w:rPr>
@@ -6036,7 +6036,7 @@
           <w14:ligatures w14:val="standardContextual"/>
         </w:rPr>
       </w:pPr>
-      <w:hyperlink w:anchor="_Toc243862974" w:history="1">
+      <w:hyperlink w:anchor="_Toc243902310" w:history="1">
         <w:r>
           <w:rPr>
             <w:rStyle w:val="Hipervnculo"/>
@@ -6063,7 +6063,7 @@
             <w:noProof/>
             <w:webHidden/>
           </w:rPr>
-          <w:instrText xml:space="preserve"> PAGEREF _Toc243862974 \h </w:instrText>
+          <w:instrText xml:space="preserve"> PAGEREF _Toc243902310 \h </w:instrText>
         </w:r>
         <w:r>
           <w:rPr>
@@ -6106,7 +6106,7 @@
           <w14:ligatures w14:val="standardContextual"/>
         </w:rPr>
       </w:pPr>
-      <w:hyperlink w:anchor="_Toc243862975" w:history="1">
+      <w:hyperlink w:anchor="_Toc243902311" w:history="1">
         <w:r>
           <w:rPr>
             <w:rStyle w:val="Hipervnculo"/>
@@ -6133,7 +6133,7 @@
             <w:noProof/>
             <w:webHidden/>
           </w:rPr>
-          <w:instrText xml:space="preserve"> PAGEREF _Toc243862975 \h </w:instrText>
+          <w:instrText xml:space="preserve"> PAGEREF _Toc243902311 \h </w:instrText>
         </w:r>
         <w:r>
           <w:rPr>
@@ -6176,7 +6176,7 @@
           <w14:ligatures w14:val="standardContextual"/>
         </w:rPr>
       </w:pPr>
-      <w:hyperlink w:anchor="_Toc243862976" w:history="1">
+      <w:hyperlink w:anchor="_Toc243902312" w:history="1">
         <w:r>
           <w:rPr>
             <w:rStyle w:val="Hipervnculo"/>
@@ -6203,7 +6203,7 @@
             <w:noProof/>
             <w:webHidden/>
           </w:rPr>
-          <w:instrText xml:space="preserve"> PAGEREF _Toc243862976 \h </w:instrText>
+          <w:instrText xml:space="preserve"> PAGEREF _Toc243902312 \h </w:instrText>
         </w:r>
         <w:r>
           <w:rPr>
@@ -6246,7 +6246,7 @@
           <w14:ligatures w14:val="standardContextual"/>
         </w:rPr>
       </w:pPr>
-      <w:hyperlink w:anchor="_Toc243862977" w:history="1">
+      <w:hyperlink w:anchor="_Toc243902313" w:history="1">
         <w:r>
           <w:rPr>
             <w:rStyle w:val="Hipervnculo"/>
@@ -6273,7 +6273,7 @@
             <w:noProof/>
             <w:webHidden/>
           </w:rPr>
-          <w:instrText xml:space="preserve"> PAGEREF _Toc243862977 \h </w:instrText>
+          <w:instrText xml:space="preserve"> PAGEREF _Toc243902313 \h </w:instrText>
         </w:r>
         <w:r>
           <w:rPr>
@@ -6316,7 +6316,7 @@
           <w14:ligatures w14:val="standardContextual"/>
         </w:rPr>
       </w:pPr>
-      <w:hyperlink w:anchor="_Toc243862978" w:history="1">
+      <w:hyperlink w:anchor="_Toc243902314" w:history="1">
         <w:r>
           <w:rPr>
             <w:rStyle w:val="Hipervnculo"/>
@@ -6343,7 +6343,7 @@
             <w:noProof/>
             <w:webHidden/>
           </w:rPr>
-          <w:instrText xml:space="preserve"> PAGEREF _Toc243862978 \h </w:instrText>
+          <w:instrText xml:space="preserve"> PAGEREF _Toc243902314 \h </w:instrText>
         </w:r>
         <w:r>
           <w:rPr>
@@ -6386,7 +6386,7 @@
           <w14:ligatures w14:val="standardContextual"/>
         </w:rPr>
       </w:pPr>
-      <w:hyperlink w:anchor="_Toc243862979" w:history="1">
+      <w:hyperlink w:anchor="_Toc243902315" w:history="1">
         <w:r>
           <w:rPr>
             <w:rStyle w:val="Hipervnculo"/>
@@ -6413,7 +6413,7 @@
             <w:noProof/>
             <w:webHidden/>
           </w:rPr>
-          <w:instrText xml:space="preserve"> PAGEREF _Toc243862979 \h </w:instrText>
+          <w:instrText xml:space="preserve"> PAGEREF _Toc243902315 \h </w:instrText>
         </w:r>
         <w:r>
           <w:rPr>
@@ -6456,7 +6456,7 @@
           <w14:ligatures w14:val="standardContextual"/>
         </w:rPr>
       </w:pPr>
-      <w:hyperlink w:anchor="_Toc243862980" w:history="1">
+      <w:hyperlink w:anchor="_Toc243902316" w:history="1">
         <w:r>
           <w:rPr>
             <w:rStyle w:val="Hipervnculo"/>
@@ -6483,7 +6483,7 @@
             <w:noProof/>
             <w:webHidden/>
           </w:rPr>
-          <w:instrText xml:space="preserve"> PAGEREF _Toc243862980 \h </w:instrText>
+          <w:instrText xml:space="preserve"> PAGEREF _Toc243902316 \h </w:instrText>
         </w:r>
         <w:r>
           <w:rPr>
@@ -6529,7 +6529,7 @@
           <w14:ligatures w14:val="standardContextual"/>
         </w:rPr>
       </w:pPr>
-      <w:hyperlink w:anchor="_Toc243862981" w:history="1">
+      <w:hyperlink w:anchor="_Toc243902317" w:history="1">
         <w:r>
           <w:rPr>
             <w:rStyle w:val="Hipervnculo"/>
@@ -6556,7 +6556,7 @@
             <w:noProof/>
             <w:webHidden/>
           </w:rPr>
-          <w:instrText xml:space="preserve"> PAGEREF _Toc243862981 \h </w:instrText>
+          <w:instrText xml:space="preserve"> PAGEREF _Toc243902317 \h </w:instrText>
         </w:r>
         <w:r>
           <w:rPr>
@@ -6599,7 +6599,7 @@
           <w14:ligatures w14:val="standardContextual"/>
         </w:rPr>
       </w:pPr>
-      <w:hyperlink w:anchor="_Toc243862982" w:history="1">
+      <w:hyperlink w:anchor="_Toc243902318" w:history="1">
         <w:r>
           <w:rPr>
             <w:rStyle w:val="Hipervnculo"/>
@@ -6626,7 +6626,7 @@
             <w:noProof/>
             <w:webHidden/>
           </w:rPr>
-          <w:instrText xml:space="preserve"> PAGEREF _Toc243862982 \h </w:instrText>
+          <w:instrText xml:space="preserve"> PAGEREF _Toc243902318 \h </w:instrText>
         </w:r>
         <w:r>
           <w:rPr>
@@ -6669,7 +6669,7 @@
           <w14:ligatures w14:val="standardContextual"/>
         </w:rPr>
       </w:pPr>
-      <w:hyperlink w:anchor="_Toc243862983" w:history="1">
+      <w:hyperlink w:anchor="_Toc243902319" w:history="1">
         <w:r>
           <w:rPr>
             <w:rStyle w:val="Hipervnculo"/>
@@ -6696,7 +6696,7 @@
             <w:noProof/>
             <w:webHidden/>
           </w:rPr>
-          <w:instrText xml:space="preserve"> PAGEREF _Toc243862983 \h </w:instrText>
+          <w:instrText xml:space="preserve"> PAGEREF _Toc243902319 \h </w:instrText>
         </w:r>
         <w:r>
           <w:rPr>
@@ -6739,7 +6739,7 @@
           <w14:ligatures w14:val="standardContextual"/>
         </w:rPr>
       </w:pPr>
-      <w:hyperlink w:anchor="_Toc243862984" w:history="1">
+      <w:hyperlink w:anchor="_Toc243902320" w:history="1">
         <w:r>
           <w:rPr>
             <w:rStyle w:val="Hipervnculo"/>
@@ -6766,7 +6766,7 @@
             <w:noProof/>
             <w:webHidden/>
           </w:rPr>
-          <w:instrText xml:space="preserve"> PAGEREF _Toc243862984 \h </w:instrText>
+          <w:instrText xml:space="preserve"> PAGEREF _Toc243902320 \h </w:instrText>
         </w:r>
         <w:r>
           <w:rPr>
@@ -6809,7 +6809,7 @@
           <w14:ligatures w14:val="standardContextual"/>
         </w:rPr>
       </w:pPr>
-      <w:hyperlink w:anchor="_Toc243862985" w:history="1">
+      <w:hyperlink w:anchor="_Toc243902321" w:history="1">
         <w:r>
           <w:rPr>
             <w:rStyle w:val="Hipervnculo"/>
@@ -6836,7 +6836,7 @@
             <w:noProof/>
             <w:webHidden/>
           </w:rPr>
-          <w:instrText xml:space="preserve"> PAGEREF _Toc243862985 \h </w:instrText>
+          <w:instrText xml:space="preserve"> PAGEREF _Toc243902321 \h </w:instrText>
         </w:r>
         <w:r>
           <w:rPr>
@@ -6879,7 +6879,7 @@
           <w14:ligatures w14:val="standardContextual"/>
         </w:rPr>
       </w:pPr>
-      <w:hyperlink w:anchor="_Toc243862986" w:history="1">
+      <w:hyperlink w:anchor="_Toc243902322" w:history="1">
         <w:r>
           <w:rPr>
             <w:rStyle w:val="Hipervnculo"/>
@@ -6906,7 +6906,7 @@
             <w:noProof/>
             <w:webHidden/>
           </w:rPr>
-          <w:instrText xml:space="preserve"> PAGEREF _Toc243862986 \h </w:instrText>
+          <w:instrText xml:space="preserve"> PAGEREF _Toc243902322 \h </w:instrText>
         </w:r>
         <w:r>
           <w:rPr>
@@ -6952,7 +6952,7 @@
           <w14:ligatures w14:val="standardContextual"/>
         </w:rPr>
       </w:pPr>
-      <w:hyperlink w:anchor="_Toc243862987" w:history="1">
+      <w:hyperlink w:anchor="_Toc243902323" w:history="1">
         <w:r>
           <w:rPr>
             <w:rStyle w:val="Hipervnculo"/>
@@ -6979,7 +6979,7 @@
             <w:noProof/>
             <w:webHidden/>
           </w:rPr>
-          <w:instrText xml:space="preserve"> PAGEREF _Toc243862987 \h </w:instrText>
+          <w:instrText xml:space="preserve"> PAGEREF _Toc243902323 \h </w:instrText>
         </w:r>
         <w:r>
           <w:rPr>
@@ -7022,7 +7022,7 @@
           <w14:ligatures w14:val="standardContextual"/>
         </w:rPr>
       </w:pPr>
-      <w:hyperlink w:anchor="_Toc243862988" w:history="1">
+      <w:hyperlink w:anchor="_Toc243902324" w:history="1">
         <w:r>
           <w:rPr>
             <w:rStyle w:val="Hipervnculo"/>
@@ -7049,7 +7049,7 @@
             <w:noProof/>
             <w:webHidden/>
           </w:rPr>
-          <w:instrText xml:space="preserve"> PAGEREF _Toc243862988 \h </w:instrText>
+          <w:instrText xml:space="preserve"> PAGEREF _Toc243902324 \h </w:instrText>
         </w:r>
         <w:r>
           <w:rPr>
@@ -7092,7 +7092,7 @@
           <w14:ligatures w14:val="standardContextual"/>
         </w:rPr>
       </w:pPr>
-      <w:hyperlink w:anchor="_Toc243862989" w:history="1">
+      <w:hyperlink w:anchor="_Toc243902325" w:history="1">
         <w:r>
           <w:rPr>
             <w:rStyle w:val="Hipervnculo"/>
@@ -7119,7 +7119,7 @@
             <w:noProof/>
             <w:webHidden/>
           </w:rPr>
-          <w:instrText xml:space="preserve"> PAGEREF _Toc243862989 \h </w:instrText>
+          <w:instrText xml:space="preserve"> PAGEREF _Toc243902325 \h </w:instrText>
         </w:r>
         <w:r>
           <w:rPr>
@@ -7162,7 +7162,7 @@
           <w14:ligatures w14:val="standardContextual"/>
         </w:rPr>
       </w:pPr>
-      <w:hyperlink w:anchor="_Toc243862990" w:history="1">
+      <w:hyperlink w:anchor="_Toc243902326" w:history="1">
         <w:r>
           <w:rPr>
             <w:rStyle w:val="Hipervnculo"/>
@@ -7189,7 +7189,7 @@
             <w:noProof/>
             <w:webHidden/>
           </w:rPr>
-          <w:instrText xml:space="preserve"> PAGEREF _Toc243862990 \h </w:instrText>
+          <w:instrText xml:space="preserve"> PAGEREF _Toc243902326 \h </w:instrText>
         </w:r>
         <w:r>
           <w:rPr>
@@ -7232,7 +7232,7 @@
           <w14:ligatures w14:val="standardContextual"/>
         </w:rPr>
       </w:pPr>
-      <w:hyperlink w:anchor="_Toc243862991" w:history="1">
+      <w:hyperlink w:anchor="_Toc243902327" w:history="1">
         <w:r>
           <w:rPr>
             <w:rStyle w:val="Hipervnculo"/>
@@ -7259,7 +7259,7 @@
             <w:noProof/>
             <w:webHidden/>
           </w:rPr>
-          <w:instrText xml:space="preserve"> PAGEREF _Toc243862991 \h </w:instrText>
+          <w:instrText xml:space="preserve"> PAGEREF _Toc243902327 \h </w:instrText>
         </w:r>
         <w:r>
           <w:rPr>
@@ -7302,7 +7302,7 @@
           <w14:ligatures w14:val="standardContextual"/>
         </w:rPr>
       </w:pPr>
-      <w:hyperlink w:anchor="_Toc243862992" w:history="1">
+      <w:hyperlink w:anchor="_Toc243902328" w:history="1">
         <w:r>
           <w:rPr>
             <w:rStyle w:val="Hipervnculo"/>
@@ -7329,7 +7329,7 @@
             <w:noProof/>
             <w:webHidden/>
           </w:rPr>
-          <w:instrText xml:space="preserve"> PAGEREF _Toc243862992 \h </w:instrText>
+          <w:instrText xml:space="preserve"> PAGEREF _Toc243902328 \h </w:instrText>
         </w:r>
         <w:r>
           <w:rPr>
@@ -7375,7 +7375,7 @@
           <w14:ligatures w14:val="standardContextual"/>
         </w:rPr>
       </w:pPr>
-      <w:hyperlink w:anchor="_Toc243862993" w:history="1">
+      <w:hyperlink w:anchor="_Toc243902329" w:history="1">
         <w:r>
           <w:rPr>
             <w:rStyle w:val="Hipervnculo"/>
@@ -7411,7 +7411,7 @@
             <w:noProof/>
             <w:webHidden/>
           </w:rPr>
-          <w:instrText xml:space="preserve"> PAGEREF _Toc243862993 \h </w:instrText>
+          <w:instrText xml:space="preserve"> PAGEREF _Toc243902329 \h </w:instrText>
         </w:r>
         <w:r>
           <w:rPr>
@@ -7454,7 +7454,7 @@
           <w14:ligatures w14:val="standardContextual"/>
         </w:rPr>
       </w:pPr>
-      <w:hyperlink w:anchor="_Toc243862994" w:history="1">
+      <w:hyperlink w:anchor="_Toc243902330" w:history="1">
         <w:r>
           <w:rPr>
             <w:rStyle w:val="Hipervnculo"/>
@@ -7481,7 +7481,7 @@
             <w:noProof/>
             <w:webHidden/>
           </w:rPr>
-          <w:instrText xml:space="preserve"> PAGEREF _Toc243862994 \h </w:instrText>
+          <w:instrText xml:space="preserve"> PAGEREF _Toc243902330 \h </w:instrText>
         </w:r>
         <w:r>
           <w:rPr>
@@ -7524,7 +7524,7 @@
           <w14:ligatures w14:val="standardContextual"/>
         </w:rPr>
       </w:pPr>
-      <w:hyperlink w:anchor="_Toc243862995" w:history="1">
+      <w:hyperlink w:anchor="_Toc243902331" w:history="1">
         <w:r>
           <w:rPr>
             <w:rStyle w:val="Hipervnculo"/>
@@ -7551,7 +7551,7 @@
             <w:noProof/>
             <w:webHidden/>
           </w:rPr>
-          <w:instrText xml:space="preserve"> PAGEREF _Toc243862995 \h </w:instrText>
+          <w:instrText xml:space="preserve"> PAGEREF _Toc243902331 \h </w:instrText>
         </w:r>
         <w:r>
           <w:rPr>
@@ -7594,7 +7594,7 @@
           <w14:ligatures w14:val="standardContextual"/>
         </w:rPr>
       </w:pPr>
-      <w:hyperlink w:anchor="_Toc243862996" w:history="1">
+      <w:hyperlink w:anchor="_Toc243902332" w:history="1">
         <w:r>
           <w:rPr>
             <w:rStyle w:val="Hipervnculo"/>
@@ -7621,7 +7621,7 @@
             <w:noProof/>
             <w:webHidden/>
           </w:rPr>
-          <w:instrText xml:space="preserve"> PAGEREF _Toc243862996 \h </w:instrText>
+          <w:instrText xml:space="preserve"> PAGEREF _Toc243902332 \h </w:instrText>
         </w:r>
         <w:r>
           <w:rPr>
@@ -7664,7 +7664,7 @@
           <w14:ligatures w14:val="standardContextual"/>
         </w:rPr>
       </w:pPr>
-      <w:hyperlink w:anchor="_Toc243862997" w:history="1">
+      <w:hyperlink w:anchor="_Toc243902333" w:history="1">
         <w:r>
           <w:rPr>
             <w:rStyle w:val="Hipervnculo"/>
@@ -7691,7 +7691,7 @@
             <w:noProof/>
             <w:webHidden/>
           </w:rPr>
-          <w:instrText xml:space="preserve"> PAGEREF _Toc243862997 \h </w:instrText>
+          <w:instrText xml:space="preserve"> PAGEREF _Toc243902333 \h </w:instrText>
         </w:r>
         <w:r>
           <w:rPr>
@@ -7734,7 +7734,7 @@
           <w14:ligatures w14:val="standardContextual"/>
         </w:rPr>
       </w:pPr>
-      <w:hyperlink w:anchor="_Toc243862998" w:history="1">
+      <w:hyperlink w:anchor="_Toc243902334" w:history="1">
         <w:r>
           <w:rPr>
             <w:rStyle w:val="Hipervnculo"/>
@@ -7761,7 +7761,7 @@
             <w:noProof/>
             <w:webHidden/>
           </w:rPr>
-          <w:instrText xml:space="preserve"> PAGEREF _Toc243862998 \h </w:instrText>
+          <w:instrText xml:space="preserve"> PAGEREF _Toc243902334 \h </w:instrText>
         </w:r>
         <w:r>
           <w:rPr>
@@ -7807,7 +7807,7 @@
           <w14:ligatures w14:val="standardContextual"/>
         </w:rPr>
       </w:pPr>
-      <w:hyperlink w:anchor="_Toc243862999" w:history="1">
+      <w:hyperlink w:anchor="_Toc243902335" w:history="1">
         <w:r>
           <w:rPr>
             <w:rStyle w:val="Hipervnculo"/>
@@ -7834,7 +7834,7 @@
             <w:noProof/>
             <w:webHidden/>
           </w:rPr>
-          <w:instrText xml:space="preserve"> PAGEREF _Toc243862999 \h </w:instrText>
+          <w:instrText xml:space="preserve"> PAGEREF _Toc243902335 \h </w:instrText>
         </w:r>
         <w:r>
           <w:rPr>
@@ -7877,7 +7877,7 @@
           <w14:ligatures w14:val="standardContextual"/>
         </w:rPr>
       </w:pPr>
-      <w:hyperlink w:anchor="_Toc243863000" w:history="1">
+      <w:hyperlink w:anchor="_Toc243902336" w:history="1">
         <w:r>
           <w:rPr>
             <w:rStyle w:val="Hipervnculo"/>
@@ -7904,7 +7904,7 @@
             <w:noProof/>
             <w:webHidden/>
           </w:rPr>
-          <w:instrText xml:space="preserve"> PAGEREF _Toc243863000 \h </w:instrText>
+          <w:instrText xml:space="preserve"> PAGEREF _Toc243902336 \h </w:instrText>
         </w:r>
         <w:r>
           <w:rPr>
@@ -7950,7 +7950,7 @@
           <w14:ligatures w14:val="standardContextual"/>
         </w:rPr>
       </w:pPr>
-      <w:hyperlink w:anchor="_Toc243863001" w:history="1">
+      <w:hyperlink w:anchor="_Toc243902337" w:history="1">
         <w:r>
           <w:rPr>
             <w:rStyle w:val="Hipervnculo"/>
@@ -7977,7 +7977,7 @@
             <w:noProof/>
             <w:webHidden/>
           </w:rPr>
-          <w:instrText xml:space="preserve"> PAGEREF _Toc243863001 \h </w:instrText>
+          <w:instrText xml:space="preserve"> PAGEREF _Toc243902337 \h </w:instrText>
         </w:r>
         <w:r>
           <w:rPr>
@@ -8376,7 +8376,7 @@
         <w:pStyle w:val="Ttulo1"/>
       </w:pPr>
       <w:bookmarkStart w:id="0" w:name="_ad9e25c8626cd57ecdce5548ccf29c0d11fa207"/>
-      <w:bookmarkStart w:id="1" w:name="_Toc243862894"/>
+      <w:bookmarkStart w:id="1" w:name="_Toc243902230"/>
       <w:r>
         <w:lastRenderedPageBreak/>
         <w:t xml:space="preserve">Módulo 0 — Plataforma: clínicas, planes y suscripción </w:t>
@@ -8395,7 +8395,7 @@
         <w:pStyle w:val="Ttulo2"/>
       </w:pPr>
       <w:bookmarkStart w:id="2" w:name="_1eb36715c186f58cce98281b1b189d20510db73"/>
-      <w:bookmarkStart w:id="3" w:name="_Toc243862895"/>
+      <w:bookmarkStart w:id="3" w:name="_Toc243902231"/>
       <w:r>
         <w:t>HU-0.1 — Registrar una clínica (self-service)</w:t>
       </w:r>
@@ -9334,7 +9334,7 @@
         <w:pStyle w:val="Ttulo2"/>
       </w:pPr>
       <w:bookmarkStart w:id="4" w:name="_802afc2bac434eff8b2fd18354a2e26d7a1818b"/>
-      <w:bookmarkStart w:id="5" w:name="_Toc243862896"/>
+      <w:bookmarkStart w:id="5" w:name="_Toc243902232"/>
       <w:bookmarkEnd w:id="2"/>
       <w:r>
         <w:t>HU-0.2 — Verificar el correo y activar la clínica</w:t>
@@ -9877,7 +9877,7 @@
         <w:pStyle w:val="Ttulo2"/>
       </w:pPr>
       <w:bookmarkStart w:id="6" w:name="_bb7346f7e0c84a0526cc1b09dcf7185b4de9ba6"/>
-      <w:bookmarkStart w:id="7" w:name="_Toc243862897"/>
+      <w:bookmarkStart w:id="7" w:name="_Toc243902233"/>
       <w:bookmarkEnd w:id="4"/>
       <w:r>
         <w:lastRenderedPageBreak/>
@@ -10296,7 +10296,22 @@
               <w:keepNext/>
             </w:pPr>
             <w:r>
-              <w:t>Opera sobre los metadatos de todas las clínicas, los casos de soporte y las IP bloqueadas; ninguna acción del panel se permite a otro rol.</w:t>
+              <w:t>Opera sobre los metadatos de todas las clínicas, los casos de soporte y las IP bloqueadas; ninguna acción del panel se permite a otro rol. El detalle del caso identifica tipo, fecha, solicitante por id_usuario y cuenta actual del documento cuando el texto guardado permite obtenerla, sin esquema nuevo ni códigos internos visibles. Resolver/descartar exige nota auditada y usa aviso breve sin confirmar. Al abrir el caso, correo individual a cada super-administrador activo/verificado después del commit y de res</w:t>
+            </w:r>
+            <w:r>
+              <w:t>ponder: asunto</w:t>
+            </w:r>
+            <w:r>
+              <w:t xml:space="preserve"> </w:t>
+            </w:r>
+            <w:r>
+              <w:rPr>
+                <w:rStyle w:val="VerbatimChar"/>
+              </w:rPr>
+              <w:t>Zooki: nuevo caso de soporte #&lt;id&gt;</w:t>
+            </w:r>
+            <w:r>
+              <w:t>, cuerpo solo con tipo, fecha y enlace al panel con sesión, sin identidad del titular; fallar registra el error y no altera caso ni respuesta. Bajo ZOOKI_PRUEBAS no se envía correo real.</w:t>
             </w:r>
           </w:p>
         </w:tc>
@@ -10349,7 +10364,7 @@
               <w:keepNext/>
             </w:pPr>
             <w:r>
-              <w:t>El super-administrador debe poder suspender o dar de baja una clínica indicando el motivo y confirmar la acción; reactivar una suspendida exige motivo.</w:t>
+              <w:t>El super-administrador debe poder suspender o dar de baja una clínica indicando el motivo y confirmar solo la baja; reactivar una suspendida exige motivo.</w:t>
             </w:r>
           </w:p>
         </w:tc>
@@ -10410,6 +10425,7 @@
               <w:keepNext/>
             </w:pPr>
             <w:r>
+              <w:lastRenderedPageBreak/>
               <w:t>RE</w:t>
             </w:r>
             <w:r>
@@ -10497,7 +10513,6 @@
               <w:pStyle w:val="Celda"/>
             </w:pPr>
             <w:r>
-              <w:lastRenderedPageBreak/>
               <w:t>RE</w:t>
             </w:r>
             <w:r>
@@ -10592,7 +10607,7 @@
         <w:pStyle w:val="Ttulo2"/>
       </w:pPr>
       <w:bookmarkStart w:id="8" w:name="_81995397ba8e62ea0a492c5a03eed8bb24e762a"/>
-      <w:bookmarkStart w:id="9" w:name="_Toc243862898"/>
+      <w:bookmarkStart w:id="9" w:name="_Toc243902234"/>
       <w:bookmarkEnd w:id="6"/>
       <w:r>
         <w:lastRenderedPageBreak/>
@@ -11308,7 +11323,7 @@
         <w:pStyle w:val="Ttulo2"/>
       </w:pPr>
       <w:bookmarkStart w:id="10" w:name="_7e8f3608e8fc52636cb9cbad9cf55731ae6c539"/>
-      <w:bookmarkStart w:id="11" w:name="_Toc243862899"/>
+      <w:bookmarkStart w:id="11" w:name="_Toc243902235"/>
       <w:bookmarkEnd w:id="8"/>
       <w:r>
         <w:t>HU-0.5 — Suscripción, pagos y congelación por mora</w:t>
@@ -13600,7 +13615,7 @@
         <w:pStyle w:val="Ttulo1"/>
       </w:pPr>
       <w:bookmarkStart w:id="12" w:name="_3f52c9db5995a4dc1e731f6d8cd57f262bab040"/>
-      <w:bookmarkStart w:id="13" w:name="_Toc243862900"/>
+      <w:bookmarkStart w:id="13" w:name="_Toc243902236"/>
       <w:bookmarkEnd w:id="0"/>
       <w:bookmarkEnd w:id="10"/>
       <w:r>
@@ -13614,7 +13629,7 @@
         <w:pStyle w:val="Ttulo2"/>
       </w:pPr>
       <w:bookmarkStart w:id="14" w:name="_76f4ca07816b696a7e21234a3fd245066d4202e"/>
-      <w:bookmarkStart w:id="15" w:name="_Toc243862901"/>
+      <w:bookmarkStart w:id="15" w:name="_Toc243902237"/>
       <w:r>
         <w:t>HU-T.1 — Iniciar sesión y autenticación</w:t>
       </w:r>
@@ -14147,7 +14162,7 @@
         <w:pStyle w:val="Ttulo2"/>
       </w:pPr>
       <w:bookmarkStart w:id="16" w:name="_08f5c8e95117bf9bc16117a780f642084f0c149"/>
-      <w:bookmarkStart w:id="17" w:name="_Toc243862902"/>
+      <w:bookmarkStart w:id="17" w:name="_Toc243902238"/>
       <w:bookmarkEnd w:id="14"/>
       <w:r>
         <w:t>HU-T.2 — Cambiar mi contraseña</w:t>
@@ -14698,7 +14713,7 @@
         <w:pStyle w:val="Ttulo2"/>
       </w:pPr>
       <w:bookmarkStart w:id="18" w:name="_44f513b1e95bac8cbf132f88a3649b6be2902d9"/>
-      <w:bookmarkStart w:id="19" w:name="_Toc243862903"/>
+      <w:bookmarkStart w:id="19" w:name="_Toc243902239"/>
       <w:bookmarkEnd w:id="16"/>
       <w:r>
         <w:lastRenderedPageBreak/>
@@ -15152,7 +15167,7 @@
         <w:pStyle w:val="Ttulo2"/>
       </w:pPr>
       <w:bookmarkStart w:id="20" w:name="_1eded849c0926854c498005f8a93458b9d7a2d8"/>
-      <w:bookmarkStart w:id="21" w:name="_Toc243862904"/>
+      <w:bookmarkStart w:id="21" w:name="_Toc243902240"/>
       <w:bookmarkEnd w:id="18"/>
       <w:r>
         <w:t>HU-T.4 — Cerrar sesión</w:t>
@@ -15524,7 +15539,7 @@
         <w:pStyle w:val="Ttulo2"/>
       </w:pPr>
       <w:bookmarkStart w:id="22" w:name="_def34846ffbe39a85a6bd6a22079f6d076a01a9"/>
-      <w:bookmarkStart w:id="23" w:name="_Toc243862905"/>
+      <w:bookmarkStart w:id="23" w:name="_Toc243902241"/>
       <w:bookmarkEnd w:id="20"/>
       <w:r>
         <w:lastRenderedPageBreak/>
@@ -16420,7 +16435,7 @@
         <w:pStyle w:val="Ttulo2"/>
       </w:pPr>
       <w:bookmarkStart w:id="24" w:name="_37603926653c908321bb7c7e9ea1991584cc3b8"/>
-      <w:bookmarkStart w:id="25" w:name="_Toc243862906"/>
+      <w:bookmarkStart w:id="25" w:name="_Toc243902242"/>
       <w:bookmarkEnd w:id="22"/>
       <w:r>
         <w:lastRenderedPageBreak/>
@@ -16874,7 +16889,7 @@
         <w:pStyle w:val="Ttulo2"/>
       </w:pPr>
       <w:bookmarkStart w:id="26" w:name="_5605fb9a7931d45a4bf5dc8e3e653d18c531f06"/>
-      <w:bookmarkStart w:id="27" w:name="_Toc243862907"/>
+      <w:bookmarkStart w:id="27" w:name="_Toc243902243"/>
       <w:bookmarkEnd w:id="24"/>
       <w:r>
         <w:t>HU-T.7 — Gestión de usuarios del sistema</w:t>
@@ -17418,7 +17433,7 @@
         <w:pStyle w:val="Ttulo2"/>
       </w:pPr>
       <w:bookmarkStart w:id="28" w:name="_cca84937acbaa5cdc69c436564f31a3800184ab"/>
-      <w:bookmarkStart w:id="29" w:name="_Toc243862908"/>
+      <w:bookmarkStart w:id="29" w:name="_Toc243902244"/>
       <w:bookmarkEnd w:id="26"/>
       <w:r>
         <w:lastRenderedPageBreak/>
@@ -17872,7 +17887,7 @@
         <w:pStyle w:val="Ttulo2"/>
       </w:pPr>
       <w:bookmarkStart w:id="30" w:name="_cb462f816148050ba0d7aac8f53a2b5b0cb7780"/>
-      <w:bookmarkStart w:id="31" w:name="_Toc243862909"/>
+      <w:bookmarkStart w:id="31" w:name="_Toc243902245"/>
       <w:bookmarkEnd w:id="28"/>
       <w:r>
         <w:t>HU-T.9 — Backup automático de la base de datos</w:t>
@@ -18325,7 +18340,7 @@
         <w:pStyle w:val="Ttulo2"/>
       </w:pPr>
       <w:bookmarkStart w:id="32" w:name="_276f5e9a65ab31ebb82d9356073ee60ffcf6855"/>
-      <w:bookmarkStart w:id="33" w:name="_Toc243862910"/>
+      <w:bookmarkStart w:id="33" w:name="_Toc243902246"/>
       <w:bookmarkEnd w:id="30"/>
       <w:r>
         <w:t>HU-T.10 — Autorización central por rol (RBAC real)</w:t>
@@ -18698,7 +18713,7 @@
         <w:pStyle w:val="Ttulo2"/>
       </w:pPr>
       <w:bookmarkStart w:id="34" w:name="_0a3f455f956dae02c245ad32e3cc926290783ce"/>
-      <w:bookmarkStart w:id="35" w:name="_Toc243862911"/>
+      <w:bookmarkStart w:id="35" w:name="_Toc243902247"/>
       <w:bookmarkEnd w:id="32"/>
       <w:r>
         <w:t>HU-T.11 — Corregir escalada de privilegios y proteger al último admin</w:t>
@@ -19070,7 +19085,7 @@
         <w:pStyle w:val="Ttulo2"/>
       </w:pPr>
       <w:bookmarkStart w:id="36" w:name="_5106da541d290f3488d79d8c1e91fe390d48e5c"/>
-      <w:bookmarkStart w:id="37" w:name="_Toc243862912"/>
+      <w:bookmarkStart w:id="37" w:name="_Toc243902248"/>
       <w:bookmarkEnd w:id="34"/>
       <w:r>
         <w:t>HU-T.12 — Política de contraseñas, verificación de correo y OAuth seguro</w:t>
@@ -19442,7 +19457,7 @@
         <w:pStyle w:val="Ttulo2"/>
       </w:pPr>
       <w:bookmarkStart w:id="38" w:name="_cf252b72ca6ea71f1a7c3543a5c83f78bbff9ee"/>
-      <w:bookmarkStart w:id="39" w:name="_Toc243862913"/>
+      <w:bookmarkStart w:id="39" w:name="_Toc243902249"/>
       <w:bookmarkEnd w:id="36"/>
       <w:r>
         <w:lastRenderedPageBreak/>
@@ -19984,7 +19999,7 @@
         <w:pStyle w:val="Ttulo2"/>
       </w:pPr>
       <w:bookmarkStart w:id="40" w:name="_37cade07514fa6d0623cee7537c5f68cab00cfd"/>
-      <w:bookmarkStart w:id="41" w:name="_Toc243862914"/>
+      <w:bookmarkStart w:id="41" w:name="_Toc243902250"/>
       <w:bookmarkEnd w:id="38"/>
       <w:r>
         <w:t>HU-T.14 — Restablecer la contraseña de un usuario (administrador)</w:t>
@@ -20356,7 +20371,7 @@
         <w:pStyle w:val="Ttulo2"/>
       </w:pPr>
       <w:bookmarkStart w:id="42" w:name="_09522c4444a8bbebdaf4a55b5444d2231a6caff"/>
-      <w:bookmarkStart w:id="43" w:name="_Toc243862915"/>
+      <w:bookmarkStart w:id="43" w:name="_Toc243902251"/>
       <w:bookmarkEnd w:id="40"/>
       <w:r>
         <w:lastRenderedPageBreak/>
@@ -20891,7 +20906,7 @@
         <w:pStyle w:val="Ttulo2"/>
       </w:pPr>
       <w:bookmarkStart w:id="44" w:name="_7d4be07c6dc7ad98ff2d7fd7f946e3e6ff8ab78"/>
-      <w:bookmarkStart w:id="45" w:name="_Toc243862916"/>
+      <w:bookmarkStart w:id="45" w:name="_Toc243902252"/>
       <w:bookmarkEnd w:id="42"/>
       <w:r>
         <w:t>HU-T.16 — Expiración de la sesión por inactividad</w:t>
@@ -21344,7 +21359,7 @@
         <w:pStyle w:val="Ttulo2"/>
       </w:pPr>
       <w:bookmarkStart w:id="46" w:name="_fde5550409ae8bd107b35d83706fe49d1ac49cf"/>
-      <w:bookmarkStart w:id="47" w:name="_Toc243862917"/>
+      <w:bookmarkStart w:id="47" w:name="_Toc243902253"/>
       <w:bookmarkEnd w:id="44"/>
       <w:r>
         <w:lastRenderedPageBreak/>
@@ -21886,7 +21901,7 @@
         <w:pStyle w:val="Ttulo2"/>
       </w:pPr>
       <w:bookmarkStart w:id="48" w:name="_7d9311428cd5b72468b37f82201f1b810f77c36"/>
-      <w:bookmarkStart w:id="49" w:name="_Toc243862918"/>
+      <w:bookmarkStart w:id="49" w:name="_Toc243902254"/>
       <w:bookmarkEnd w:id="46"/>
       <w:r>
         <w:lastRenderedPageBreak/>
@@ -22349,7 +22364,7 @@
         <w:pStyle w:val="Ttulo2"/>
       </w:pPr>
       <w:bookmarkStart w:id="50" w:name="_a6c52dc4bdd2cb00ae48e74db3c3b2920a9b818"/>
-      <w:bookmarkStart w:id="51" w:name="_Toc243862919"/>
+      <w:bookmarkStart w:id="51" w:name="_Toc243902255"/>
       <w:bookmarkEnd w:id="48"/>
       <w:r>
         <w:lastRenderedPageBreak/>
@@ -22849,7 +22864,7 @@
         <w:pStyle w:val="Ttulo1"/>
       </w:pPr>
       <w:bookmarkStart w:id="52" w:name="_45e5cddb15e6e85961c4bdd9f114a9e4301e667"/>
-      <w:bookmarkStart w:id="53" w:name="_Toc243862920"/>
+      <w:bookmarkStart w:id="53" w:name="_Toc243902256"/>
       <w:bookmarkEnd w:id="12"/>
       <w:bookmarkEnd w:id="50"/>
       <w:r>
@@ -22863,7 +22878,7 @@
         <w:pStyle w:val="Ttulo2"/>
       </w:pPr>
       <w:bookmarkStart w:id="54" w:name="_3442f1e103117ab35c7be2be07e5b7a86f50900"/>
-      <w:bookmarkStart w:id="55" w:name="_Toc243862921"/>
+      <w:bookmarkStart w:id="55" w:name="_Toc243902257"/>
       <w:r>
         <w:t>HU-1.1 — Registrar mascota</w:t>
       </w:r>
@@ -23484,7 +23499,7 @@
         <w:pStyle w:val="Ttulo2"/>
       </w:pPr>
       <w:bookmarkStart w:id="56" w:name="_cac8078226ab7384debc291829d99266c4c98c9"/>
-      <w:bookmarkStart w:id="57" w:name="_Toc243862922"/>
+      <w:bookmarkStart w:id="57" w:name="_Toc243902258"/>
       <w:bookmarkEnd w:id="54"/>
       <w:r>
         <w:t>HU-1.2 — Registrar propietario</w:t>
@@ -23857,7 +23872,7 @@
         <w:pStyle w:val="Ttulo2"/>
       </w:pPr>
       <w:bookmarkStart w:id="58" w:name="_2775e78a99e9a6c8110a18962d2d3ffe08eb791"/>
-      <w:bookmarkStart w:id="59" w:name="_Toc243862923"/>
+      <w:bookmarkStart w:id="59" w:name="_Toc243902259"/>
       <w:bookmarkEnd w:id="56"/>
       <w:r>
         <w:t>HU-1.3 — Buscar paciente</w:t>
@@ -24310,7 +24325,7 @@
         <w:pStyle w:val="Ttulo2"/>
       </w:pPr>
       <w:bookmarkStart w:id="60" w:name="_a48b917e447c9bb421319764b87fa8fbfffc6ce"/>
-      <w:bookmarkStart w:id="61" w:name="_Toc243862924"/>
+      <w:bookmarkStart w:id="61" w:name="_Toc243902260"/>
       <w:bookmarkEnd w:id="58"/>
       <w:r>
         <w:t>HU-1.4 — Editar y desactivar mascota</w:t>
@@ -24851,7 +24866,7 @@
         <w:pStyle w:val="Ttulo2"/>
       </w:pPr>
       <w:bookmarkStart w:id="62" w:name="_c56dbdf70effe4fdddd03cc982164bf6dfa15fd"/>
-      <w:bookmarkStart w:id="63" w:name="_Toc243862925"/>
+      <w:bookmarkStart w:id="63" w:name="_Toc243902261"/>
       <w:bookmarkEnd w:id="60"/>
       <w:r>
         <w:lastRenderedPageBreak/>
@@ -25224,7 +25239,7 @@
         <w:pStyle w:val="Ttulo1"/>
       </w:pPr>
       <w:bookmarkStart w:id="64" w:name="_8ada1076fc69f75adb455b52b48149b634e12c1"/>
-      <w:bookmarkStart w:id="65" w:name="_Toc243862926"/>
+      <w:bookmarkStart w:id="65" w:name="_Toc243902262"/>
       <w:bookmarkEnd w:id="52"/>
       <w:bookmarkEnd w:id="62"/>
       <w:r>
@@ -25238,7 +25253,7 @@
         <w:pStyle w:val="Ttulo2"/>
       </w:pPr>
       <w:bookmarkStart w:id="66" w:name="_d0fbc850c25121b5bb6429938908d9d6324f20c"/>
-      <w:bookmarkStart w:id="67" w:name="_Toc243862927"/>
+      <w:bookmarkStart w:id="67" w:name="_Toc243902263"/>
       <w:r>
         <w:t>HU-2.1 — Registrar consulta clínica</w:t>
       </w:r>
@@ -25791,7 +25806,7 @@
         <w:pStyle w:val="Ttulo2"/>
       </w:pPr>
       <w:bookmarkStart w:id="68" w:name="_7a453a6eb6ed88e1bfb6e10d4e89e02e93370e4"/>
-      <w:bookmarkStart w:id="69" w:name="_Toc243862928"/>
+      <w:bookmarkStart w:id="69" w:name="_Toc243902264"/>
       <w:bookmarkEnd w:id="66"/>
       <w:r>
         <w:lastRenderedPageBreak/>
@@ -26326,7 +26341,7 @@
         <w:pStyle w:val="Ttulo2"/>
       </w:pPr>
       <w:bookmarkStart w:id="70" w:name="_277d15ee6375124a0d7497cd947f0496d653294"/>
-      <w:bookmarkStart w:id="71" w:name="_Toc243862929"/>
+      <w:bookmarkStart w:id="71" w:name="_Toc243902265"/>
       <w:bookmarkEnd w:id="68"/>
       <w:r>
         <w:t>HU-2.3 — Adjuntar archivos clínicos</w:t>
@@ -26779,7 +26794,7 @@
         <w:pStyle w:val="Ttulo2"/>
       </w:pPr>
       <w:bookmarkStart w:id="72" w:name="_1b98c978e60977db39fc2418db7fe5e3ddc3001"/>
-      <w:bookmarkStart w:id="73" w:name="_Toc243862930"/>
+      <w:bookmarkStart w:id="73" w:name="_Toc243902266"/>
       <w:bookmarkEnd w:id="70"/>
       <w:r>
         <w:lastRenderedPageBreak/>
@@ -27152,7 +27167,7 @@
         <w:pStyle w:val="Ttulo2"/>
       </w:pPr>
       <w:bookmarkStart w:id="74" w:name="_9717672e9e73feeffef28eb38b12c038cdd7bd2"/>
-      <w:bookmarkStart w:id="75" w:name="_Toc243862931"/>
+      <w:bookmarkStart w:id="75" w:name="_Toc243902267"/>
       <w:bookmarkEnd w:id="72"/>
       <w:r>
         <w:t>HU-2.5 — Ver historial clínico completo</w:t>
@@ -27612,7 +27627,7 @@
         <w:pStyle w:val="Ttulo2"/>
       </w:pPr>
       <w:bookmarkStart w:id="76" w:name="_fdc1478d352073634e6bd92f17796cead004715"/>
-      <w:bookmarkStart w:id="77" w:name="_Toc243862932"/>
+      <w:bookmarkStart w:id="77" w:name="_Toc243902268"/>
       <w:bookmarkEnd w:id="74"/>
       <w:r>
         <w:t>HU-2.6 — Atomicidad y feedback de adjuntos en el registro de consulta</w:t>
@@ -27984,7 +27999,7 @@
         <w:pStyle w:val="Ttulo2"/>
       </w:pPr>
       <w:bookmarkStart w:id="78" w:name="_101f0dcf34d14c70ec0f17a5f1393f5d9e5e380"/>
-      <w:bookmarkStart w:id="79" w:name="_Toc243862933"/>
+      <w:bookmarkStart w:id="79" w:name="_Toc243902269"/>
       <w:bookmarkEnd w:id="76"/>
       <w:r>
         <w:lastRenderedPageBreak/>
@@ -28357,7 +28372,7 @@
         <w:pStyle w:val="Ttulo2"/>
       </w:pPr>
       <w:bookmarkStart w:id="80" w:name="_004e46896b85bf56df5905f1e03a53c4af0a844"/>
-      <w:bookmarkStart w:id="81" w:name="_Toc243862934"/>
+      <w:bookmarkStart w:id="81" w:name="_Toc243902270"/>
       <w:bookmarkEnd w:id="78"/>
       <w:r>
         <w:t>HU-2.8 — Sugerencia de diagnósticos probables por síntomas</w:t>
@@ -28891,7 +28906,7 @@
         <w:pStyle w:val="Ttulo2"/>
       </w:pPr>
       <w:bookmarkStart w:id="82" w:name="_dc4885bd67732a434e9ba082721bf6df1e25b78"/>
-      <w:bookmarkStart w:id="83" w:name="_Toc243862935"/>
+      <w:bookmarkStart w:id="83" w:name="_Toc243902271"/>
       <w:bookmarkEnd w:id="80"/>
       <w:r>
         <w:lastRenderedPageBreak/>
@@ -29345,7 +29360,7 @@
         <w:pStyle w:val="Ttulo2"/>
       </w:pPr>
       <w:bookmarkStart w:id="84" w:name="_39e4f7d80042c39922c0142f6da447f46643fcd"/>
-      <w:bookmarkStart w:id="85" w:name="_Toc243862936"/>
+      <w:bookmarkStart w:id="85" w:name="_Toc243902272"/>
       <w:bookmarkEnd w:id="82"/>
       <w:r>
         <w:lastRenderedPageBreak/>
@@ -29806,7 +29821,7 @@
         <w:pStyle w:val="Ttulo2"/>
       </w:pPr>
       <w:bookmarkStart w:id="86" w:name="_ddbeb8d4984f7e7207ef7f02c5c92f4dcdce30d"/>
-      <w:bookmarkStart w:id="87" w:name="_Toc243862937"/>
+      <w:bookmarkStart w:id="87" w:name="_Toc243902273"/>
       <w:bookmarkEnd w:id="84"/>
       <w:r>
         <w:lastRenderedPageBreak/>
@@ -30515,7 +30530,7 @@
         <w:pStyle w:val="Ttulo2"/>
       </w:pPr>
       <w:bookmarkStart w:id="88" w:name="_492240b15c6ebc6fbe3f7fd23583d697b838ee5"/>
-      <w:bookmarkStart w:id="89" w:name="_Toc243862938"/>
+      <w:bookmarkStart w:id="89" w:name="_Toc243902274"/>
       <w:bookmarkEnd w:id="86"/>
       <w:r>
         <w:lastRenderedPageBreak/>
@@ -31131,7 +31146,7 @@
         <w:pStyle w:val="Ttulo1"/>
       </w:pPr>
       <w:bookmarkStart w:id="90" w:name="_d55aebc9deeb1682a62a02ae225cde94fe0baf3"/>
-      <w:bookmarkStart w:id="91" w:name="_Toc243862939"/>
+      <w:bookmarkStart w:id="91" w:name="_Toc243902275"/>
       <w:bookmarkEnd w:id="64"/>
       <w:bookmarkEnd w:id="88"/>
       <w:r>
@@ -31145,7 +31160,7 @@
         <w:pStyle w:val="Ttulo2"/>
       </w:pPr>
       <w:bookmarkStart w:id="92" w:name="_73783a222ff535845613407f8c2c5de0df62c29"/>
-      <w:bookmarkStart w:id="93" w:name="_Toc243862940"/>
+      <w:bookmarkStart w:id="93" w:name="_Toc243902276"/>
       <w:r>
         <w:t>HU-3.1 — Registrar vacunación</w:t>
       </w:r>
@@ -31516,7 +31531,7 @@
         <w:pStyle w:val="Ttulo2"/>
       </w:pPr>
       <w:bookmarkStart w:id="94" w:name="_6075047063f4930391208048315650ed427ae6c"/>
-      <w:bookmarkStart w:id="95" w:name="_Toc243862941"/>
+      <w:bookmarkStart w:id="95" w:name="_Toc243902277"/>
       <w:bookmarkEnd w:id="92"/>
       <w:r>
         <w:t>HU-3.2 — Enviar recordatorio por correo</w:t>
@@ -32050,7 +32065,7 @@
         <w:pStyle w:val="Ttulo2"/>
       </w:pPr>
       <w:bookmarkStart w:id="96" w:name="_781661fe2d15deb5f4d895541dced4f16e579af"/>
-      <w:bookmarkStart w:id="97" w:name="_Toc243862942"/>
+      <w:bookmarkStart w:id="97" w:name="_Toc243902278"/>
       <w:bookmarkEnd w:id="94"/>
       <w:r>
         <w:lastRenderedPageBreak/>
@@ -32423,7 +32438,7 @@
         <w:pStyle w:val="Ttulo2"/>
       </w:pPr>
       <w:bookmarkStart w:id="98" w:name="_8afd4fd6adaa7aec672b37965973c4a0b1b5483"/>
-      <w:bookmarkStart w:id="99" w:name="_Toc243862943"/>
+      <w:bookmarkStart w:id="99" w:name="_Toc243902279"/>
       <w:bookmarkEnd w:id="96"/>
       <w:r>
         <w:t>HU-3.4 — Registrar desparasitación</w:t>
@@ -32795,7 +32810,7 @@
         <w:pStyle w:val="Ttulo2"/>
       </w:pPr>
       <w:bookmarkStart w:id="100" w:name="_69b92288d624f1c737d99fa43d727735c1c78ac"/>
-      <w:bookmarkStart w:id="101" w:name="_Toc243862944"/>
+      <w:bookmarkStart w:id="101" w:name="_Toc243902280"/>
       <w:bookmarkEnd w:id="98"/>
       <w:r>
         <w:t>HU-3.5 — Panel de vacunaciones pendientes</w:t>
@@ -33167,7 +33182,7 @@
         <w:pStyle w:val="Ttulo2"/>
       </w:pPr>
       <w:bookmarkStart w:id="102" w:name="_83b2b6ee9ef84433e407efb3456acc0bf8c705f"/>
-      <w:bookmarkStart w:id="103" w:name="_Toc243862945"/>
+      <w:bookmarkStart w:id="103" w:name="_Toc243902281"/>
       <w:bookmarkEnd w:id="100"/>
       <w:r>
         <w:lastRenderedPageBreak/>
@@ -33621,7 +33636,7 @@
         <w:pStyle w:val="Ttulo1"/>
       </w:pPr>
       <w:bookmarkStart w:id="104" w:name="_0bc479c0be240e26431ebdd296a7a53444b2628"/>
-      <w:bookmarkStart w:id="105" w:name="_Toc243862946"/>
+      <w:bookmarkStart w:id="105" w:name="_Toc243902282"/>
       <w:bookmarkEnd w:id="90"/>
       <w:bookmarkEnd w:id="102"/>
       <w:r>
@@ -33635,7 +33650,7 @@
         <w:pStyle w:val="Ttulo2"/>
       </w:pPr>
       <w:bookmarkStart w:id="106" w:name="_83a9ef67ed8a24f8f8fb200a3c30fdc3bf36c17"/>
-      <w:bookmarkStart w:id="107" w:name="_Toc243862947"/>
+      <w:bookmarkStart w:id="107" w:name="_Toc243902283"/>
       <w:r>
         <w:t>HU-4.1 — Agendar cita</w:t>
       </w:r>
@@ -34168,7 +34183,7 @@
         <w:pStyle w:val="Ttulo2"/>
       </w:pPr>
       <w:bookmarkStart w:id="108" w:name="_102fb6dec5375a39a698cb955a51646f9817d25"/>
-      <w:bookmarkStart w:id="109" w:name="_Toc243862948"/>
+      <w:bookmarkStart w:id="109" w:name="_Toc243902284"/>
       <w:bookmarkEnd w:id="106"/>
       <w:r>
         <w:t>HU-4.2 — Cancelar o reprogramar cita</w:t>
@@ -34621,7 +34636,7 @@
         <w:pStyle w:val="Ttulo2"/>
       </w:pPr>
       <w:bookmarkStart w:id="110" w:name="_bc90a9ef9035fcbf5d83826a75a2a7caba95288"/>
-      <w:bookmarkStart w:id="111" w:name="_Toc243862949"/>
+      <w:bookmarkStart w:id="111" w:name="_Toc243902285"/>
       <w:bookmarkEnd w:id="108"/>
       <w:r>
         <w:lastRenderedPageBreak/>
@@ -35493,7 +35508,7 @@
         <w:pStyle w:val="Ttulo2"/>
       </w:pPr>
       <w:bookmarkStart w:id="112" w:name="_0ab1d1688e3b6d42f481962b5abe908ca5f185e"/>
-      <w:bookmarkStart w:id="113" w:name="_Toc243862950"/>
+      <w:bookmarkStart w:id="113" w:name="_Toc243902286"/>
       <w:bookmarkEnd w:id="110"/>
       <w:r>
         <w:lastRenderedPageBreak/>
@@ -35947,7 +35962,7 @@
         <w:pStyle w:val="Ttulo2"/>
       </w:pPr>
       <w:bookmarkStart w:id="114" w:name="_391b83d5c01b20c64bec4d1baa2ded83b27b3cc"/>
-      <w:bookmarkStart w:id="115" w:name="_Toc243862951"/>
+      <w:bookmarkStart w:id="115" w:name="_Toc243902287"/>
       <w:bookmarkEnd w:id="112"/>
       <w:r>
         <w:t>HU-4.5 — Registrar hora real de atención y gestionar retrasos</w:t>
@@ -36319,7 +36334,7 @@
         <w:pStyle w:val="Ttulo2"/>
       </w:pPr>
       <w:bookmarkStart w:id="116" w:name="_fd2845ac88e46c3520f61b9b4ded26b35f37534"/>
-      <w:bookmarkStart w:id="117" w:name="_Toc243862952"/>
+      <w:bookmarkStart w:id="117" w:name="_Toc243902288"/>
       <w:bookmarkEnd w:id="114"/>
       <w:r>
         <w:t>HU-4.6 — Buffer configurable entre citas</w:t>
@@ -36610,7 +36625,7 @@
         <w:pStyle w:val="Ttulo2"/>
       </w:pPr>
       <w:bookmarkStart w:id="118" w:name="_4786f5b438d23c36e067f350ad8ed0097d027c2"/>
-      <w:bookmarkStart w:id="119" w:name="_Toc243862953"/>
+      <w:bookmarkStart w:id="119" w:name="_Toc243902289"/>
       <w:bookmarkEnd w:id="116"/>
       <w:r>
         <w:lastRenderedPageBreak/>
@@ -36641,10 +36656,10 @@
         <w:tblLook w:val="0020" w:firstRow="1" w:lastRow="0" w:firstColumn="0" w:lastColumn="0" w:noHBand="0" w:noVBand="0"/>
       </w:tblPr>
       <w:tblGrid>
-        <w:gridCol w:w="1112"/>
-        <w:gridCol w:w="3002"/>
+        <w:gridCol w:w="1113"/>
+        <w:gridCol w:w="2971"/>
         <w:gridCol w:w="1222"/>
-        <w:gridCol w:w="3002"/>
+        <w:gridCol w:w="3032"/>
         <w:gridCol w:w="1222"/>
       </w:tblGrid>
       <w:tr>
@@ -36669,7 +36684,7 @@
         </w:tc>
         <w:tc>
           <w:tcPr>
-            <w:tcW w:w="1570" w:type="pct"/>
+            <w:tcW w:w="1554" w:type="pct"/>
           </w:tcPr>
           <w:p>
             <w:pPr>
@@ -36697,7 +36712,7 @@
         </w:tc>
         <w:tc>
           <w:tcPr>
-            <w:tcW w:w="1570" w:type="pct"/>
+            <w:tcW w:w="1586" w:type="pct"/>
           </w:tcPr>
           <w:p>
             <w:pPr>
@@ -36750,7 +36765,7 @@
         </w:tc>
         <w:tc>
           <w:tcPr>
-            <w:tcW w:w="1570" w:type="pct"/>
+            <w:tcW w:w="1554" w:type="pct"/>
           </w:tcPr>
           <w:p>
             <w:pPr>
@@ -36778,7 +36793,7 @@
         </w:tc>
         <w:tc>
           <w:tcPr>
-            <w:tcW w:w="1570" w:type="pct"/>
+            <w:tcW w:w="1586" w:type="pct"/>
           </w:tcPr>
           <w:p>
             <w:pPr>
@@ -36831,7 +36846,7 @@
         </w:tc>
         <w:tc>
           <w:tcPr>
-            <w:tcW w:w="1570" w:type="pct"/>
+            <w:tcW w:w="1554" w:type="pct"/>
           </w:tcPr>
           <w:p>
             <w:pPr>
@@ -36859,7 +36874,7 @@
         </w:tc>
         <w:tc>
           <w:tcPr>
-            <w:tcW w:w="1570" w:type="pct"/>
+            <w:tcW w:w="1586" w:type="pct"/>
           </w:tcPr>
           <w:p>
             <w:pPr>
@@ -36911,7 +36926,7 @@
         </w:tc>
         <w:tc>
           <w:tcPr>
-            <w:tcW w:w="1570" w:type="pct"/>
+            <w:tcW w:w="1554" w:type="pct"/>
           </w:tcPr>
           <w:p>
             <w:pPr>
@@ -36937,14 +36952,14 @@
         </w:tc>
         <w:tc>
           <w:tcPr>
-            <w:tcW w:w="1570" w:type="pct"/>
-          </w:tcPr>
-          <w:p>
-            <w:pPr>
-              <w:pStyle w:val="Celda"/>
-            </w:pPr>
-            <w:r>
-              <w:t>Se obtiene la tasa de ausentismo.</w:t>
+            <w:tcW w:w="1586" w:type="pct"/>
+          </w:tcPr>
+          <w:p>
+            <w:pPr>
+              <w:pStyle w:val="Celda"/>
+            </w:pPr>
+            <w:r>
+              <w:t>El administrador ve en el Inicio el porcentaje de no asistencia del mes de su clínica (RE-6.2.12).</w:t>
             </w:r>
           </w:p>
         </w:tc>
@@ -36980,10 +36995,22 @@
     </w:p>
     <w:p>
       <w:pPr>
+        <w:pStyle w:val="Textodebloque"/>
+      </w:pPr>
+      <w:r>
+        <w:rPr>
+          <w:i/>
+          <w:iCs/>
+        </w:rPr>
+        <w:t>2.1.0: RE-4.7.3 se cumple con el indicador de RE-6.2.12; no hay un reporte aparte (decisión del dueño, 26/10/2026).</w:t>
+      </w:r>
+    </w:p>
+    <w:p>
+      <w:pPr>
         <w:pStyle w:val="Ttulo2"/>
       </w:pPr>
       <w:bookmarkStart w:id="120" w:name="_0d930997ffa83b9b36b150e5e50b933f66b264d"/>
-      <w:bookmarkStart w:id="121" w:name="_Toc243862954"/>
+      <w:bookmarkStart w:id="121" w:name="_Toc243902290"/>
       <w:bookmarkEnd w:id="118"/>
       <w:r>
         <w:t>HU-4.8 — Bloqueos de agenda del veterinario y días no laborables</w:t>
@@ -37355,7 +37382,7 @@
         <w:pStyle w:val="Ttulo2"/>
       </w:pPr>
       <w:bookmarkStart w:id="122" w:name="_592e3b26ee2d82de9a78960621790aca76cbe41"/>
-      <w:bookmarkStart w:id="123" w:name="_Toc243862955"/>
+      <w:bookmarkStart w:id="123" w:name="_Toc243902291"/>
       <w:bookmarkEnd w:id="120"/>
       <w:r>
         <w:lastRenderedPageBreak/>
@@ -37728,7 +37755,7 @@
         <w:pStyle w:val="Ttulo2"/>
       </w:pPr>
       <w:bookmarkStart w:id="124" w:name="_53bf433c324c03bf220d8f1ea57572094c24d19"/>
-      <w:bookmarkStart w:id="125" w:name="_Toc243862956"/>
+      <w:bookmarkStart w:id="125" w:name="_Toc243902292"/>
       <w:bookmarkEnd w:id="122"/>
       <w:r>
         <w:t>HU-4.10 — Confirmar asistencia a la cita desde el recordatorio</w:t>
@@ -38100,7 +38127,7 @@
         <w:pStyle w:val="Ttulo2"/>
       </w:pPr>
       <w:bookmarkStart w:id="126" w:name="_bc4a4c08f4864e57db7a13372e3c901c5711bb9"/>
-      <w:bookmarkStart w:id="127" w:name="_Toc243862957"/>
+      <w:bookmarkStart w:id="127" w:name="_Toc243902293"/>
       <w:bookmarkEnd w:id="124"/>
       <w:r>
         <w:lastRenderedPageBreak/>
@@ -38635,7 +38662,7 @@
         <w:pStyle w:val="Ttulo2"/>
       </w:pPr>
       <w:bookmarkStart w:id="128" w:name="_3a9da54e9b682c781ba4f8ec9fb08eb1ae51469"/>
-      <w:bookmarkStart w:id="129" w:name="_Toc243862958"/>
+      <w:bookmarkStart w:id="129" w:name="_Toc243902294"/>
       <w:bookmarkEnd w:id="126"/>
       <w:r>
         <w:lastRenderedPageBreak/>
@@ -39170,7 +39197,7 @@
         <w:pStyle w:val="Ttulo2"/>
       </w:pPr>
       <w:bookmarkStart w:id="130" w:name="_d5e60343e26d4758074a6efaed07b69cd6c3551"/>
-      <w:bookmarkStart w:id="131" w:name="_Toc243862959"/>
+      <w:bookmarkStart w:id="131" w:name="_Toc243902295"/>
       <w:bookmarkEnd w:id="128"/>
       <w:r>
         <w:lastRenderedPageBreak/>
@@ -39885,7 +39912,7 @@
         <w:pStyle w:val="Ttulo2"/>
       </w:pPr>
       <w:bookmarkStart w:id="132" w:name="_d4adac7448e74c17e6bb33bf496ee79d1222807"/>
-      <w:bookmarkStart w:id="133" w:name="_Toc243862960"/>
+      <w:bookmarkStart w:id="133" w:name="_Toc243902296"/>
       <w:bookmarkEnd w:id="130"/>
       <w:r>
         <w:lastRenderedPageBreak/>
@@ -40582,7 +40609,7 @@
         <w:pStyle w:val="Ttulo2"/>
       </w:pPr>
       <w:bookmarkStart w:id="134" w:name="_91e1c705d28c1a221b008d52046353792175d0f"/>
-      <w:bookmarkStart w:id="135" w:name="_Toc243862961"/>
+      <w:bookmarkStart w:id="135" w:name="_Toc243902297"/>
       <w:bookmarkEnd w:id="132"/>
       <w:r>
         <w:lastRenderedPageBreak/>
@@ -41532,7 +41559,7 @@
         <w:pStyle w:val="Ttulo2"/>
       </w:pPr>
       <w:bookmarkStart w:id="136" w:name="_c78d8424c335bf78fd48b1955b4f1a67eda143f"/>
-      <w:bookmarkStart w:id="137" w:name="_Toc243862962"/>
+      <w:bookmarkStart w:id="137" w:name="_Toc243902298"/>
       <w:bookmarkEnd w:id="134"/>
       <w:r>
         <w:t>HU-4.16 — Sugerir veterinario al agendar</w:t>
@@ -41823,7 +41850,7 @@
         <w:pStyle w:val="Ttulo2"/>
       </w:pPr>
       <w:bookmarkStart w:id="138" w:name="_d95563cf58dd7b4419944c1578610bfcd0b1db0"/>
-      <w:bookmarkStart w:id="139" w:name="_Toc243862963"/>
+      <w:bookmarkStart w:id="139" w:name="_Toc243902299"/>
       <w:bookmarkEnd w:id="136"/>
       <w:r>
         <w:lastRenderedPageBreak/>
@@ -42295,7 +42322,7 @@
         <w:pStyle w:val="Ttulo2"/>
       </w:pPr>
       <w:bookmarkStart w:id="140" w:name="_8b0a1409d398bf3e63485141aa804db028749ca"/>
-      <w:bookmarkStart w:id="141" w:name="_Toc243862964"/>
+      <w:bookmarkStart w:id="141" w:name="_Toc243902300"/>
       <w:bookmarkEnd w:id="138"/>
       <w:r>
         <w:t>HU-4.18 — Ajustar el nivel de triage (veterinario)</w:t>
@@ -42748,7 +42775,7 @@
         <w:pStyle w:val="Ttulo2"/>
       </w:pPr>
       <w:bookmarkStart w:id="142" w:name="_cf2722ce0434310059a1401a7a9236f9f75ab69"/>
-      <w:bookmarkStart w:id="143" w:name="_Toc243862965"/>
+      <w:bookmarkStart w:id="143" w:name="_Toc243902301"/>
       <w:bookmarkEnd w:id="140"/>
       <w:r>
         <w:lastRenderedPageBreak/>
@@ -43202,7 +43229,7 @@
         <w:pStyle w:val="Ttulo1"/>
       </w:pPr>
       <w:bookmarkStart w:id="144" w:name="_448b6637f95054bfc4854cb12826ea84d2acba0"/>
-      <w:bookmarkStart w:id="145" w:name="_Toc243862966"/>
+      <w:bookmarkStart w:id="145" w:name="_Toc243902302"/>
       <w:bookmarkEnd w:id="104"/>
       <w:bookmarkEnd w:id="142"/>
       <w:r>
@@ -43216,7 +43243,7 @@
         <w:pStyle w:val="Ttulo2"/>
       </w:pPr>
       <w:bookmarkStart w:id="146" w:name="_af054ffcebd6910222ee7d6c1d020875947335e"/>
-      <w:bookmarkStart w:id="147" w:name="_Toc243862967"/>
+      <w:bookmarkStart w:id="147" w:name="_Toc243902303"/>
       <w:r>
         <w:t>HU-5.1 — Portal del propietario</w:t>
       </w:r>
@@ -44171,7 +44198,7 @@
         <w:pStyle w:val="Ttulo2"/>
       </w:pPr>
       <w:bookmarkStart w:id="148" w:name="_6b1c61431b8f8f0fcc4ce60077071b912ba2b45"/>
-      <w:bookmarkStart w:id="149" w:name="_Toc243862968"/>
+      <w:bookmarkStart w:id="149" w:name="_Toc243902304"/>
       <w:bookmarkEnd w:id="146"/>
       <w:r>
         <w:t>HU-5.2 — Auto-registro de propietario</w:t>
@@ -44705,7 +44732,7 @@
         <w:pStyle w:val="Ttulo2"/>
       </w:pPr>
       <w:bookmarkStart w:id="150" w:name="_f4d063018be410b507969fa4c62074124f833cf"/>
-      <w:bookmarkStart w:id="151" w:name="_Toc243862969"/>
+      <w:bookmarkStart w:id="151" w:name="_Toc243902305"/>
       <w:bookmarkEnd w:id="148"/>
       <w:r>
         <w:lastRenderedPageBreak/>
@@ -45247,7 +45274,7 @@
         <w:pStyle w:val="Ttulo2"/>
       </w:pPr>
       <w:bookmarkStart w:id="152" w:name="_c64202596780354c08c0a149dc974449db886cf"/>
-      <w:bookmarkStart w:id="153" w:name="_Toc243862970"/>
+      <w:bookmarkStart w:id="153" w:name="_Toc243902306"/>
       <w:bookmarkEnd w:id="150"/>
       <w:r>
         <w:t>HU-5.4 — Editar mi mascota desde el portal</w:t>
@@ -45619,7 +45646,7 @@
         <w:pStyle w:val="Ttulo2"/>
       </w:pPr>
       <w:bookmarkStart w:id="154" w:name="_cf91e7705c2cc7ff174f786bca87f4ab32c164a"/>
-      <w:bookmarkStart w:id="155" w:name="_Toc243862971"/>
+      <w:bookmarkStart w:id="155" w:name="_Toc243902307"/>
       <w:bookmarkEnd w:id="152"/>
       <w:r>
         <w:lastRenderedPageBreak/>
@@ -45992,7 +46019,7 @@
         <w:pStyle w:val="Ttulo2"/>
       </w:pPr>
       <w:bookmarkStart w:id="156" w:name="_f8ebe18ba7612da84cbeb32e6cdfcf569929127"/>
-      <w:bookmarkStart w:id="157" w:name="_Toc243862972"/>
+      <w:bookmarkStart w:id="157" w:name="_Toc243902308"/>
       <w:bookmarkEnd w:id="154"/>
       <w:r>
         <w:t>HU-5.6 — Cancelar o reprogramar mi cita desde el portal</w:t>
@@ -46445,7 +46472,7 @@
         <w:pStyle w:val="Ttulo2"/>
       </w:pPr>
       <w:bookmarkStart w:id="158" w:name="_63b2ff8270a3dc0cb21378739f70e0c16a27def"/>
-      <w:bookmarkStart w:id="159" w:name="_Toc243862973"/>
+      <w:bookmarkStart w:id="159" w:name="_Toc243902309"/>
       <w:bookmarkEnd w:id="156"/>
       <w:r>
         <w:t>HU-5.7 — Centro de notificaciones del propietario</w:t>
@@ -46899,7 +46926,7 @@
         <w:pStyle w:val="Ttulo2"/>
       </w:pPr>
       <w:bookmarkStart w:id="160" w:name="_f59be5ab49da54ec24749683e30fb79075b9c3a"/>
-      <w:bookmarkStart w:id="161" w:name="_Toc243862974"/>
+      <w:bookmarkStart w:id="161" w:name="_Toc243902310"/>
       <w:bookmarkEnd w:id="158"/>
       <w:r>
         <w:t>HU-5.8 — Registrar al propietario como identidad global</w:t>
@@ -47521,7 +47548,7 @@
         <w:pStyle w:val="Ttulo2"/>
       </w:pPr>
       <w:bookmarkStart w:id="162" w:name="_06eaf3b49483b1eeebe1b8e79573cd5c749be44"/>
-      <w:bookmarkStart w:id="163" w:name="_Toc243862975"/>
+      <w:bookmarkStart w:id="163" w:name="_Toc243902311"/>
       <w:bookmarkEnd w:id="160"/>
       <w:r>
         <w:lastRenderedPageBreak/>
@@ -47993,7 +48020,7 @@
         <w:pStyle w:val="Ttulo2"/>
       </w:pPr>
       <w:bookmarkStart w:id="164" w:name="_73bf9bf1ab817b39687e744da8c8402ea9619af"/>
-      <w:bookmarkStart w:id="165" w:name="_Toc243862976"/>
+      <w:bookmarkStart w:id="165" w:name="_Toc243902312"/>
       <w:bookmarkEnd w:id="162"/>
       <w:r>
         <w:lastRenderedPageBreak/>
@@ -48528,7 +48555,7 @@
         <w:pStyle w:val="Ttulo2"/>
       </w:pPr>
       <w:bookmarkStart w:id="166" w:name="_809064a587886d0547b1788a26db9d9152af23a"/>
-      <w:bookmarkStart w:id="167" w:name="_Toc243862977"/>
+      <w:bookmarkStart w:id="167" w:name="_Toc243902313"/>
       <w:bookmarkEnd w:id="164"/>
       <w:r>
         <w:lastRenderedPageBreak/>
@@ -49144,7 +49171,7 @@
         <w:pStyle w:val="Ttulo2"/>
       </w:pPr>
       <w:bookmarkStart w:id="168" w:name="_eaa2b9dcd4e772acfdb8cc2e14fe1584fe792e7"/>
-      <w:bookmarkStart w:id="169" w:name="_Toc243862978"/>
+      <w:bookmarkStart w:id="169" w:name="_Toc243902314"/>
       <w:bookmarkEnd w:id="166"/>
       <w:r>
         <w:lastRenderedPageBreak/>
@@ -49598,7 +49625,7 @@
         <w:pStyle w:val="Ttulo2"/>
       </w:pPr>
       <w:bookmarkStart w:id="170" w:name="_9c4353686bd45e1d5b28007e4eeecf1db3be371"/>
-      <w:bookmarkStart w:id="171" w:name="_Toc243862979"/>
+      <w:bookmarkStart w:id="171" w:name="_Toc243902315"/>
       <w:bookmarkEnd w:id="168"/>
       <w:r>
         <w:lastRenderedPageBreak/>
@@ -50133,7 +50160,7 @@
         <w:pStyle w:val="Ttulo2"/>
       </w:pPr>
       <w:bookmarkStart w:id="172" w:name="_faf9cae68ace52a6134b8c807ad8be34010091b"/>
-      <w:bookmarkStart w:id="173" w:name="_Toc243862980"/>
+      <w:bookmarkStart w:id="173" w:name="_Toc243902316"/>
       <w:bookmarkEnd w:id="170"/>
       <w:r>
         <w:lastRenderedPageBreak/>
@@ -50668,7 +50695,7 @@
         <w:pStyle w:val="Ttulo1"/>
       </w:pPr>
       <w:bookmarkStart w:id="174" w:name="_415d3e183ea3663701acfe1e73f6e8038e4bbef"/>
-      <w:bookmarkStart w:id="175" w:name="_Toc243862981"/>
+      <w:bookmarkStart w:id="175" w:name="_Toc243902317"/>
       <w:bookmarkEnd w:id="144"/>
       <w:bookmarkEnd w:id="172"/>
       <w:r>
@@ -50682,7 +50709,7 @@
         <w:pStyle w:val="Ttulo2"/>
       </w:pPr>
       <w:bookmarkStart w:id="176" w:name="_1b876ecfd0adf71d503b9129568b658f81872f0"/>
-      <w:bookmarkStart w:id="177" w:name="_Toc243862982"/>
+      <w:bookmarkStart w:id="177" w:name="_Toc243902318"/>
       <w:r>
         <w:t>HU-6.1 — Dashboard principal y panel de pendientes</w:t>
       </w:r>
@@ -51783,7 +51810,7 @@
         <w:pStyle w:val="Ttulo2"/>
       </w:pPr>
       <w:bookmarkStart w:id="178" w:name="_97322cabf772225fd1bfe897dee158000aa0394"/>
-      <w:bookmarkStart w:id="179" w:name="_Toc243862983"/>
+      <w:bookmarkStart w:id="179" w:name="_Toc243902319"/>
       <w:bookmarkEnd w:id="176"/>
       <w:r>
         <w:lastRenderedPageBreak/>
@@ -52967,7 +52994,7 @@
         <w:pStyle w:val="Ttulo2"/>
       </w:pPr>
       <w:bookmarkStart w:id="180" w:name="_6ce76d48cd12ce7662f89ac490d75c386fc18ba"/>
-      <w:bookmarkStart w:id="181" w:name="_Toc243862984"/>
+      <w:bookmarkStart w:id="181" w:name="_Toc243902320"/>
       <w:bookmarkEnd w:id="178"/>
       <w:r>
         <w:lastRenderedPageBreak/>
@@ -53421,7 +53448,7 @@
         <w:pStyle w:val="Ttulo2"/>
       </w:pPr>
       <w:bookmarkStart w:id="182" w:name="_132f0b1bfae1ac6054dc51db54a45dff43ec797"/>
-      <w:bookmarkStart w:id="183" w:name="_Toc243862985"/>
+      <w:bookmarkStart w:id="183" w:name="_Toc243902321"/>
       <w:bookmarkEnd w:id="180"/>
       <w:r>
         <w:t>HU-6.4 — Ver estadísticas y gráficas del sistema</w:t>
@@ -53884,7 +53911,7 @@
         <w:pStyle w:val="Ttulo2"/>
       </w:pPr>
       <w:bookmarkStart w:id="184" w:name="_159c41a8740d691e56d865baa1d2a17f58680f5"/>
-      <w:bookmarkStart w:id="185" w:name="_Toc243862986"/>
+      <w:bookmarkStart w:id="185" w:name="_Toc243902322"/>
       <w:bookmarkEnd w:id="182"/>
       <w:r>
         <w:t>HU-6.5 — Exportar reportes a Excel/CSV</w:t>
@@ -54256,7 +54283,7 @@
         <w:pStyle w:val="Ttulo1"/>
       </w:pPr>
       <w:bookmarkStart w:id="186" w:name="_88abf5b53e5603b94c73c4f577271d31a73cc35"/>
-      <w:bookmarkStart w:id="187" w:name="_Toc243862987"/>
+      <w:bookmarkStart w:id="187" w:name="_Toc243902323"/>
       <w:bookmarkEnd w:id="174"/>
       <w:bookmarkEnd w:id="184"/>
       <w:r>
@@ -54270,7 +54297,7 @@
         <w:pStyle w:val="Ttulo2"/>
       </w:pPr>
       <w:bookmarkStart w:id="188" w:name="_003ad6784c61069e91989793d8255e8d4cb519d"/>
-      <w:bookmarkStart w:id="189" w:name="_Toc243862988"/>
+      <w:bookmarkStart w:id="189" w:name="_Toc243902324"/>
       <w:r>
         <w:t>HU-7.1 — Configurar los horarios de atención de la clínica</w:t>
       </w:r>
@@ -54722,7 +54749,7 @@
         <w:pStyle w:val="Ttulo2"/>
       </w:pPr>
       <w:bookmarkStart w:id="190" w:name="_42539d8b8201701c75c37499984fbffa69d6e4d"/>
-      <w:bookmarkStart w:id="191" w:name="_Toc243862989"/>
+      <w:bookmarkStart w:id="191" w:name="_Toc243902325"/>
       <w:bookmarkEnd w:id="188"/>
       <w:r>
         <w:t>HU-7.2 — Gestionar los catálogos del sistema</w:t>
@@ -55094,7 +55121,7 @@
         <w:pStyle w:val="Ttulo2"/>
       </w:pPr>
       <w:bookmarkStart w:id="192" w:name="_a0aee2f406b049ed83cfe391a77b0db14b5bfdf"/>
-      <w:bookmarkStart w:id="193" w:name="_Toc243862990"/>
+      <w:bookmarkStart w:id="193" w:name="_Toc243902326"/>
       <w:bookmarkEnd w:id="190"/>
       <w:r>
         <w:lastRenderedPageBreak/>
@@ -55629,7 +55656,7 @@
         <w:pStyle w:val="Ttulo2"/>
       </w:pPr>
       <w:bookmarkStart w:id="194" w:name="_a0688e3f345f7bf587dcedb8b562b8964a6cacc"/>
-      <w:bookmarkStart w:id="195" w:name="_Toc243862991"/>
+      <w:bookmarkStart w:id="195" w:name="_Toc243902327"/>
       <w:bookmarkEnd w:id="192"/>
       <w:r>
         <w:lastRenderedPageBreak/>
@@ -56245,7 +56272,7 @@
         <w:pStyle w:val="Ttulo2"/>
       </w:pPr>
       <w:bookmarkStart w:id="196" w:name="_7004fcdc7c25449422304e35d609c3113b471f6"/>
-      <w:bookmarkStart w:id="197" w:name="_Toc243862992"/>
+      <w:bookmarkStart w:id="197" w:name="_Toc243902328"/>
       <w:bookmarkEnd w:id="194"/>
       <w:r>
         <w:lastRenderedPageBreak/>
@@ -56628,7 +56655,7 @@
         <w:pStyle w:val="Ttulo1"/>
       </w:pPr>
       <w:bookmarkStart w:id="198" w:name="_99f8c38fc90f872e869cb5a42176a81ce60716e"/>
-      <w:bookmarkStart w:id="199" w:name="_Toc243862993"/>
+      <w:bookmarkStart w:id="199" w:name="_Toc243902329"/>
       <w:bookmarkEnd w:id="186"/>
       <w:bookmarkEnd w:id="196"/>
       <w:r>
@@ -56649,7 +56676,7 @@
         <w:pStyle w:val="Ttulo2"/>
       </w:pPr>
       <w:bookmarkStart w:id="200" w:name="_6b93d7ad964c8104bb83fc9231a04e4fc4e5a57"/>
-      <w:bookmarkStart w:id="201" w:name="_Toc243862994"/>
+      <w:bookmarkStart w:id="201" w:name="_Toc243902330"/>
       <w:r>
         <w:t>HU-8.1 — Calificar al veterinario tras una consulta atendida</w:t>
       </w:r>
@@ -57344,7 +57371,7 @@
         <w:pStyle w:val="Ttulo2"/>
       </w:pPr>
       <w:bookmarkStart w:id="202" w:name="_6de705a3e3f0ae827b0b0206b40472100ec5dc2"/>
-      <w:bookmarkStart w:id="203" w:name="_Toc243862995"/>
+      <w:bookmarkStart w:id="203" w:name="_Toc243902331"/>
       <w:bookmarkEnd w:id="200"/>
       <w:r>
         <w:t>HU-8.2 — Perfil público del veterinario</w:t>
@@ -57635,7 +57662,7 @@
         <w:pStyle w:val="Ttulo2"/>
       </w:pPr>
       <w:bookmarkStart w:id="204" w:name="_8d0438a4c21826cdef43f79f40a5abd8a052054"/>
-      <w:bookmarkStart w:id="205" w:name="_Toc243862996"/>
+      <w:bookmarkStart w:id="205" w:name="_Toc243902332"/>
       <w:bookmarkEnd w:id="202"/>
       <w:r>
         <w:lastRenderedPageBreak/>
@@ -58008,7 +58035,7 @@
         <w:pStyle w:val="Ttulo2"/>
       </w:pPr>
       <w:bookmarkStart w:id="206" w:name="_9d375ff686aceee42a269dcad0f742f5e2f3757"/>
-      <w:bookmarkStart w:id="207" w:name="_Toc243862997"/>
+      <w:bookmarkStart w:id="207" w:name="_Toc243902333"/>
       <w:bookmarkEnd w:id="204"/>
       <w:r>
         <w:t>HU-8.4 — Tiempos de envío de recordatorios configurables</w:t>
@@ -58299,7 +58326,7 @@
         <w:pStyle w:val="Ttulo2"/>
       </w:pPr>
       <w:bookmarkStart w:id="208" w:name="_09d49d8f9ce2d4331632fad53df16df04e0463f"/>
-      <w:bookmarkStart w:id="209" w:name="_Toc243862998"/>
+      <w:bookmarkStart w:id="209" w:name="_Toc243902334"/>
       <w:bookmarkEnd w:id="206"/>
       <w:r>
         <w:t>HU-8.5 — Bitácora de correos y notificaciones</w:t>
@@ -58590,7 +58617,7 @@
         <w:pStyle w:val="Ttulo1"/>
       </w:pPr>
       <w:bookmarkStart w:id="210" w:name="_739f4e5454618e53e20de4c2474955375ba75c3"/>
-      <w:bookmarkStart w:id="211" w:name="_Toc243862999"/>
+      <w:bookmarkStart w:id="211" w:name="_Toc243902335"/>
       <w:bookmarkEnd w:id="198"/>
       <w:bookmarkEnd w:id="208"/>
       <w:r>
@@ -58604,7 +58631,7 @@
         <w:pStyle w:val="Ttulo2"/>
       </w:pPr>
       <w:bookmarkStart w:id="212" w:name="_062138411ab05c870ba796ff3d39feef69a18f5"/>
-      <w:bookmarkStart w:id="213" w:name="_Toc243863000"/>
+      <w:bookmarkStart w:id="213" w:name="_Toc243902336"/>
       <w:r>
         <w:t>HU-9.1 — Página pública y políticas legales</w:t>
       </w:r>
@@ -58975,7 +59002,7 @@
         <w:pStyle w:val="Ttulo1"/>
       </w:pPr>
       <w:bookmarkStart w:id="214" w:name="_161b34832f25d1748c14dc17ae5f19d2b06fe86"/>
-      <w:bookmarkStart w:id="215" w:name="_Toc243863001"/>
+      <w:bookmarkStart w:id="215" w:name="_Toc243902337"/>
       <w:bookmarkEnd w:id="210"/>
       <w:bookmarkEnd w:id="212"/>
       <w:r>
@@ -59189,7 +59216,7 @@
               <w:pStyle w:val="Celda"/>
             </w:pPr>
             <w:r>
-              <w:t>RN-004, RN-010, RN-012, RN-804, RN-019, RN-G05, RN-G13, RN-G14, RN-G15</w:t>
+              <w:t>RN-004, RN-010, RN-012, RN-804, RN-019, RN-G05, RN-G13, RN-G14, RN-G15, RN-G24</w:t>
             </w:r>
           </w:p>
         </w:tc>
@@ -63996,7 +64023,7 @@
               <w:noProof/>
             </w:rPr>
             <w:drawing>
-              <wp:inline distT="0" distB="0" distL="0" distR="0" wp14:anchorId="6A494C27" wp14:editId="6A494C28">
+              <wp:inline distT="0" distB="0" distL="0" distR="0" wp14:anchorId="16C1014B" wp14:editId="055B6B2C">
                 <wp:extent cx="324000" cy="324000"/>
                 <wp:effectExtent l="0" t="0" r="0" b="0"/>
                 <wp:docPr id="9001" name="Logo Zooki"/>
@@ -64056,7 +64083,7 @@
               <w:sz w:val="17"/>
               <w:szCs w:val="17"/>
             </w:rPr>
-            <w:t>Zooki v2.1</w:t>
+            <w:t>Zooki v2.2</w:t>
           </w:r>
         </w:p>
         <w:p>
@@ -64163,7 +64190,7 @@
   <w:abstractNum w:abstractNumId="0" w15:restartNumberingAfterBreak="0">
     <w:nsid w:val="0000A990"/>
     <w:multiLevelType w:val="multilevel"/>
-    <w:tmpl w:val="2D0A4314"/>
+    <w:tmpl w:val="D4B245C4"/>
     <w:lvl w:ilvl="0">
       <w:numFmt w:val="bullet"/>
       <w:lvlText w:val=" "/>
@@ -64237,7 +64264,7 @@
       </w:pPr>
     </w:lvl>
   </w:abstractNum>
-  <w:num w:numId="1" w16cid:durableId="365915264">
+  <w:num w:numId="1" w16cid:durableId="734398461">
     <w:abstractNumId w:val="0"/>
   </w:num>
 </w:numbering>
@@ -65628,7 +65655,7 @@
     <w:autoRedefine/>
     <w:uiPriority w:val="39"/>
     <w:unhideWhenUsed/>
-    <w:rsid w:val="00CC6C12"/>
+    <w:rsid w:val="00E42118"/>
     <w:pPr>
       <w:spacing w:after="100" w:line="278" w:lineRule="auto"/>
       <w:ind w:left="480"/>
@@ -65647,7 +65674,7 @@
     <w:autoRedefine/>
     <w:uiPriority w:val="39"/>
     <w:unhideWhenUsed/>
-    <w:rsid w:val="00CC6C12"/>
+    <w:rsid w:val="00E42118"/>
     <w:pPr>
       <w:spacing w:after="100" w:line="278" w:lineRule="auto"/>
       <w:ind w:left="720"/>
@@ -65666,7 +65693,7 @@
     <w:autoRedefine/>
     <w:uiPriority w:val="39"/>
     <w:unhideWhenUsed/>
-    <w:rsid w:val="00CC6C12"/>
+    <w:rsid w:val="00E42118"/>
     <w:pPr>
       <w:spacing w:after="100" w:line="278" w:lineRule="auto"/>
       <w:ind w:left="960"/>
@@ -65685,7 +65712,7 @@
     <w:autoRedefine/>
     <w:uiPriority w:val="39"/>
     <w:unhideWhenUsed/>
-    <w:rsid w:val="00CC6C12"/>
+    <w:rsid w:val="00E42118"/>
     <w:pPr>
       <w:spacing w:after="100" w:line="278" w:lineRule="auto"/>
       <w:ind w:left="1200"/>
@@ -65704,7 +65731,7 @@
     <w:autoRedefine/>
     <w:uiPriority w:val="39"/>
     <w:unhideWhenUsed/>
-    <w:rsid w:val="00CC6C12"/>
+    <w:rsid w:val="00E42118"/>
     <w:pPr>
       <w:spacing w:after="100" w:line="278" w:lineRule="auto"/>
       <w:ind w:left="1440"/>
@@ -65723,7 +65750,7 @@
     <w:autoRedefine/>
     <w:uiPriority w:val="39"/>
     <w:unhideWhenUsed/>
-    <w:rsid w:val="00CC6C12"/>
+    <w:rsid w:val="00E42118"/>
     <w:pPr>
       <w:spacing w:after="100" w:line="278" w:lineRule="auto"/>
       <w:ind w:left="1680"/>
@@ -65742,7 +65769,7 @@
     <w:autoRedefine/>
     <w:uiPriority w:val="39"/>
     <w:unhideWhenUsed/>
-    <w:rsid w:val="00CC6C12"/>
+    <w:rsid w:val="00E42118"/>
     <w:pPr>
       <w:spacing w:after="100" w:line="278" w:lineRule="auto"/>
       <w:ind w:left="1920"/>
@@ -65760,7 +65787,7 @@
     <w:uiPriority w:val="99"/>
     <w:semiHidden/>
     <w:unhideWhenUsed/>
-    <w:rsid w:val="00CC6C12"/>
+    <w:rsid w:val="00E42118"/>
     <w:rPr>
       <w:color w:val="605E5C"/>
       <w:shd w:val="clear" w:color="auto" w:fill="E1DFDD"/>

--- a/public/docs/descargas/re.docx
+++ b/public/docs/descargas/re.docx
@@ -93,7 +93,7 @@
           <w:noProof/>
         </w:rPr>
         <w:drawing>
-          <wp:inline distT="0" distB="0" distL="0" distR="0" wp14:anchorId="07732CE1" wp14:editId="688D5E98">
+          <wp:inline distT="0" distB="0" distL="0" distR="0" wp14:anchorId="505F41B2" wp14:editId="505F41B3">
             <wp:extent cx="395999" cy="405503"/>
             <wp:effectExtent l="0" t="0" r="0" b="0"/>
             <wp:docPr id="10" name="Picture"/>
@@ -409,7 +409,7 @@
       <w:r>
         <w:fldChar w:fldCharType="separate"/>
       </w:r>
-      <w:hyperlink w:anchor="_Toc243902230" w:history="1">
+      <w:hyperlink w:anchor="_Toc243924593" w:history="1">
         <w:r>
           <w:rPr>
             <w:rStyle w:val="Hipervnculo"/>
@@ -445,7 +445,7 @@
             <w:noProof/>
             <w:webHidden/>
           </w:rPr>
-          <w:instrText xml:space="preserve"> PAGEREF _Toc243902230 \h </w:instrText>
+          <w:instrText xml:space="preserve"> PAGEREF _Toc243924593 \h </w:instrText>
         </w:r>
         <w:r>
           <w:rPr>
@@ -488,7 +488,7 @@
           <w14:ligatures w14:val="standardContextual"/>
         </w:rPr>
       </w:pPr>
-      <w:hyperlink w:anchor="_Toc243902231" w:history="1">
+      <w:hyperlink w:anchor="_Toc243924594" w:history="1">
         <w:r>
           <w:rPr>
             <w:rStyle w:val="Hipervnculo"/>
@@ -515,7 +515,7 @@
             <w:noProof/>
             <w:webHidden/>
           </w:rPr>
-          <w:instrText xml:space="preserve"> PAGEREF _Toc243902231 \h </w:instrText>
+          <w:instrText xml:space="preserve"> PAGEREF _Toc243924594 \h </w:instrText>
         </w:r>
         <w:r>
           <w:rPr>
@@ -558,7 +558,7 @@
           <w14:ligatures w14:val="standardContextual"/>
         </w:rPr>
       </w:pPr>
-      <w:hyperlink w:anchor="_Toc243902232" w:history="1">
+      <w:hyperlink w:anchor="_Toc243924595" w:history="1">
         <w:r>
           <w:rPr>
             <w:rStyle w:val="Hipervnculo"/>
@@ -585,7 +585,7 @@
             <w:noProof/>
             <w:webHidden/>
           </w:rPr>
-          <w:instrText xml:space="preserve"> PAGEREF _Toc243902232 \h </w:instrText>
+          <w:instrText xml:space="preserve"> PAGEREF _Toc243924595 \h </w:instrText>
         </w:r>
         <w:r>
           <w:rPr>
@@ -605,7 +605,7 @@
             <w:noProof/>
             <w:webHidden/>
           </w:rPr>
-          <w:t>8</w:t>
+          <w:t>9</w:t>
         </w:r>
         <w:r>
           <w:rPr>
@@ -628,7 +628,7 @@
           <w14:ligatures w14:val="standardContextual"/>
         </w:rPr>
       </w:pPr>
-      <w:hyperlink w:anchor="_Toc243902233" w:history="1">
+      <w:hyperlink w:anchor="_Toc243924596" w:history="1">
         <w:r>
           <w:rPr>
             <w:rStyle w:val="Hipervnculo"/>
@@ -655,7 +655,7 @@
             <w:noProof/>
             <w:webHidden/>
           </w:rPr>
-          <w:instrText xml:space="preserve"> PAGEREF _Toc243902233 \h </w:instrText>
+          <w:instrText xml:space="preserve"> PAGEREF _Toc243924596 \h </w:instrText>
         </w:r>
         <w:r>
           <w:rPr>
@@ -675,7 +675,7 @@
             <w:noProof/>
             <w:webHidden/>
           </w:rPr>
-          <w:t>9</w:t>
+          <w:t>10</w:t>
         </w:r>
         <w:r>
           <w:rPr>
@@ -698,7 +698,7 @@
           <w14:ligatures w14:val="standardContextual"/>
         </w:rPr>
       </w:pPr>
-      <w:hyperlink w:anchor="_Toc243902234" w:history="1">
+      <w:hyperlink w:anchor="_Toc243924597" w:history="1">
         <w:r>
           <w:rPr>
             <w:rStyle w:val="Hipervnculo"/>
@@ -725,7 +725,7 @@
             <w:noProof/>
             <w:webHidden/>
           </w:rPr>
-          <w:instrText xml:space="preserve"> PAGEREF _Toc243902234 \h </w:instrText>
+          <w:instrText xml:space="preserve"> PAGEREF _Toc243924597 \h </w:instrText>
         </w:r>
         <w:r>
           <w:rPr>
@@ -745,7 +745,7 @@
             <w:noProof/>
             <w:webHidden/>
           </w:rPr>
-          <w:t>11</w:t>
+          <w:t>12</w:t>
         </w:r>
         <w:r>
           <w:rPr>
@@ -768,7 +768,7 @@
           <w14:ligatures w14:val="standardContextual"/>
         </w:rPr>
       </w:pPr>
-      <w:hyperlink w:anchor="_Toc243902235" w:history="1">
+      <w:hyperlink w:anchor="_Toc243924598" w:history="1">
         <w:r>
           <w:rPr>
             <w:rStyle w:val="Hipervnculo"/>
@@ -795,7 +795,7 @@
             <w:noProof/>
             <w:webHidden/>
           </w:rPr>
-          <w:instrText xml:space="preserve"> PAGEREF _Toc243902235 \h </w:instrText>
+          <w:instrText xml:space="preserve"> PAGEREF _Toc243924598 \h </w:instrText>
         </w:r>
         <w:r>
           <w:rPr>
@@ -815,7 +815,7 @@
             <w:noProof/>
             <w:webHidden/>
           </w:rPr>
-          <w:t>11</w:t>
+          <w:t>12</w:t>
         </w:r>
         <w:r>
           <w:rPr>
@@ -841,7 +841,7 @@
           <w14:ligatures w14:val="standardContextual"/>
         </w:rPr>
       </w:pPr>
-      <w:hyperlink w:anchor="_Toc243902236" w:history="1">
+      <w:hyperlink w:anchor="_Toc243924599" w:history="1">
         <w:r>
           <w:rPr>
             <w:rStyle w:val="Hipervnculo"/>
@@ -868,7 +868,7 @@
             <w:noProof/>
             <w:webHidden/>
           </w:rPr>
-          <w:instrText xml:space="preserve"> PAGEREF _Toc243902236 \h </w:instrText>
+          <w:instrText xml:space="preserve"> PAGEREF _Toc243924599 \h </w:instrText>
         </w:r>
         <w:r>
           <w:rPr>
@@ -888,7 +888,7 @@
             <w:noProof/>
             <w:webHidden/>
           </w:rPr>
-          <w:t>17</w:t>
+          <w:t>18</w:t>
         </w:r>
         <w:r>
           <w:rPr>
@@ -911,7 +911,7 @@
           <w14:ligatures w14:val="standardContextual"/>
         </w:rPr>
       </w:pPr>
-      <w:hyperlink w:anchor="_Toc243902237" w:history="1">
+      <w:hyperlink w:anchor="_Toc243924600" w:history="1">
         <w:r>
           <w:rPr>
             <w:rStyle w:val="Hipervnculo"/>
@@ -938,7 +938,7 @@
             <w:noProof/>
             <w:webHidden/>
           </w:rPr>
-          <w:instrText xml:space="preserve"> PAGEREF _Toc243902237 \h </w:instrText>
+          <w:instrText xml:space="preserve"> PAGEREF _Toc243924600 \h </w:instrText>
         </w:r>
         <w:r>
           <w:rPr>
@@ -958,7 +958,7 @@
             <w:noProof/>
             <w:webHidden/>
           </w:rPr>
-          <w:t>17</w:t>
+          <w:t>18</w:t>
         </w:r>
         <w:r>
           <w:rPr>
@@ -981,7 +981,7 @@
           <w14:ligatures w14:val="standardContextual"/>
         </w:rPr>
       </w:pPr>
-      <w:hyperlink w:anchor="_Toc243902238" w:history="1">
+      <w:hyperlink w:anchor="_Toc243924601" w:history="1">
         <w:r>
           <w:rPr>
             <w:rStyle w:val="Hipervnculo"/>
@@ -1008,7 +1008,7 @@
             <w:noProof/>
             <w:webHidden/>
           </w:rPr>
-          <w:instrText xml:space="preserve"> PAGEREF _Toc243902238 \h </w:instrText>
+          <w:instrText xml:space="preserve"> PAGEREF _Toc243924601 \h </w:instrText>
         </w:r>
         <w:r>
           <w:rPr>
@@ -1028,7 +1028,7 @@
             <w:noProof/>
             <w:webHidden/>
           </w:rPr>
-          <w:t>17</w:t>
+          <w:t>18</w:t>
         </w:r>
         <w:r>
           <w:rPr>
@@ -1051,7 +1051,7 @@
           <w14:ligatures w14:val="standardContextual"/>
         </w:rPr>
       </w:pPr>
-      <w:hyperlink w:anchor="_Toc243902239" w:history="1">
+      <w:hyperlink w:anchor="_Toc243924602" w:history="1">
         <w:r>
           <w:rPr>
             <w:rStyle w:val="Hipervnculo"/>
@@ -1078,7 +1078,7 @@
             <w:noProof/>
             <w:webHidden/>
           </w:rPr>
-          <w:instrText xml:space="preserve"> PAGEREF _Toc243902239 \h </w:instrText>
+          <w:instrText xml:space="preserve"> PAGEREF _Toc243924602 \h </w:instrText>
         </w:r>
         <w:r>
           <w:rPr>
@@ -1098,7 +1098,7 @@
             <w:noProof/>
             <w:webHidden/>
           </w:rPr>
-          <w:t>18</w:t>
+          <w:t>19</w:t>
         </w:r>
         <w:r>
           <w:rPr>
@@ -1121,7 +1121,7 @@
           <w14:ligatures w14:val="standardContextual"/>
         </w:rPr>
       </w:pPr>
-      <w:hyperlink w:anchor="_Toc243902240" w:history="1">
+      <w:hyperlink w:anchor="_Toc243924603" w:history="1">
         <w:r>
           <w:rPr>
             <w:rStyle w:val="Hipervnculo"/>
@@ -1148,7 +1148,7 @@
             <w:noProof/>
             <w:webHidden/>
           </w:rPr>
-          <w:instrText xml:space="preserve"> PAGEREF _Toc243902240 \h </w:instrText>
+          <w:instrText xml:space="preserve"> PAGEREF _Toc243924603 \h </w:instrText>
         </w:r>
         <w:r>
           <w:rPr>
@@ -1168,7 +1168,7 @@
             <w:noProof/>
             <w:webHidden/>
           </w:rPr>
-          <w:t>18</w:t>
+          <w:t>19</w:t>
         </w:r>
         <w:r>
           <w:rPr>
@@ -1191,7 +1191,7 @@
           <w14:ligatures w14:val="standardContextual"/>
         </w:rPr>
       </w:pPr>
-      <w:hyperlink w:anchor="_Toc243902241" w:history="1">
+      <w:hyperlink w:anchor="_Toc243924604" w:history="1">
         <w:r>
           <w:rPr>
             <w:rStyle w:val="Hipervnculo"/>
@@ -1218,7 +1218,7 @@
             <w:noProof/>
             <w:webHidden/>
           </w:rPr>
-          <w:instrText xml:space="preserve"> PAGEREF _Toc243902241 \h </w:instrText>
+          <w:instrText xml:space="preserve"> PAGEREF _Toc243924604 \h </w:instrText>
         </w:r>
         <w:r>
           <w:rPr>
@@ -1238,7 +1238,7 @@
             <w:noProof/>
             <w:webHidden/>
           </w:rPr>
-          <w:t>19</w:t>
+          <w:t>20</w:t>
         </w:r>
         <w:r>
           <w:rPr>
@@ -1261,7 +1261,7 @@
           <w14:ligatures w14:val="standardContextual"/>
         </w:rPr>
       </w:pPr>
-      <w:hyperlink w:anchor="_Toc243902242" w:history="1">
+      <w:hyperlink w:anchor="_Toc243924605" w:history="1">
         <w:r>
           <w:rPr>
             <w:rStyle w:val="Hipervnculo"/>
@@ -1288,7 +1288,7 @@
             <w:noProof/>
             <w:webHidden/>
           </w:rPr>
-          <w:instrText xml:space="preserve"> PAGEREF _Toc243902242 \h </w:instrText>
+          <w:instrText xml:space="preserve"> PAGEREF _Toc243924605 \h </w:instrText>
         </w:r>
         <w:r>
           <w:rPr>
@@ -1308,7 +1308,7 @@
             <w:noProof/>
             <w:webHidden/>
           </w:rPr>
-          <w:t>20</w:t>
+          <w:t>21</w:t>
         </w:r>
         <w:r>
           <w:rPr>
@@ -1331,7 +1331,7 @@
           <w14:ligatures w14:val="standardContextual"/>
         </w:rPr>
       </w:pPr>
-      <w:hyperlink w:anchor="_Toc243902243" w:history="1">
+      <w:hyperlink w:anchor="_Toc243924606" w:history="1">
         <w:r>
           <w:rPr>
             <w:rStyle w:val="Hipervnculo"/>
@@ -1358,7 +1358,7 @@
             <w:noProof/>
             <w:webHidden/>
           </w:rPr>
-          <w:instrText xml:space="preserve"> PAGEREF _Toc243902243 \h </w:instrText>
+          <w:instrText xml:space="preserve"> PAGEREF _Toc243924606 \h </w:instrText>
         </w:r>
         <w:r>
           <w:rPr>
@@ -1378,7 +1378,7 @@
             <w:noProof/>
             <w:webHidden/>
           </w:rPr>
-          <w:t>20</w:t>
+          <w:t>21</w:t>
         </w:r>
         <w:r>
           <w:rPr>
@@ -1401,7 +1401,7 @@
           <w14:ligatures w14:val="standardContextual"/>
         </w:rPr>
       </w:pPr>
-      <w:hyperlink w:anchor="_Toc243902244" w:history="1">
+      <w:hyperlink w:anchor="_Toc243924607" w:history="1">
         <w:r>
           <w:rPr>
             <w:rStyle w:val="Hipervnculo"/>
@@ -1428,7 +1428,7 @@
             <w:noProof/>
             <w:webHidden/>
           </w:rPr>
-          <w:instrText xml:space="preserve"> PAGEREF _Toc243902244 \h </w:instrText>
+          <w:instrText xml:space="preserve"> PAGEREF _Toc243924607 \h </w:instrText>
         </w:r>
         <w:r>
           <w:rPr>
@@ -1448,7 +1448,7 @@
             <w:noProof/>
             <w:webHidden/>
           </w:rPr>
-          <w:t>21</w:t>
+          <w:t>22</w:t>
         </w:r>
         <w:r>
           <w:rPr>
@@ -1471,7 +1471,7 @@
           <w14:ligatures w14:val="standardContextual"/>
         </w:rPr>
       </w:pPr>
-      <w:hyperlink w:anchor="_Toc243902245" w:history="1">
+      <w:hyperlink w:anchor="_Toc243924608" w:history="1">
         <w:r>
           <w:rPr>
             <w:rStyle w:val="Hipervnculo"/>
@@ -1498,7 +1498,7 @@
             <w:noProof/>
             <w:webHidden/>
           </w:rPr>
-          <w:instrText xml:space="preserve"> PAGEREF _Toc243902245 \h </w:instrText>
+          <w:instrText xml:space="preserve"> PAGEREF _Toc243924608 \h </w:instrText>
         </w:r>
         <w:r>
           <w:rPr>
@@ -1518,7 +1518,7 @@
             <w:noProof/>
             <w:webHidden/>
           </w:rPr>
-          <w:t>21</w:t>
+          <w:t>22</w:t>
         </w:r>
         <w:r>
           <w:rPr>
@@ -1541,7 +1541,7 @@
           <w14:ligatures w14:val="standardContextual"/>
         </w:rPr>
       </w:pPr>
-      <w:hyperlink w:anchor="_Toc243902246" w:history="1">
+      <w:hyperlink w:anchor="_Toc243924609" w:history="1">
         <w:r>
           <w:rPr>
             <w:rStyle w:val="Hipervnculo"/>
@@ -1568,7 +1568,7 @@
             <w:noProof/>
             <w:webHidden/>
           </w:rPr>
-          <w:instrText xml:space="preserve"> PAGEREF _Toc243902246 \h </w:instrText>
+          <w:instrText xml:space="preserve"> PAGEREF _Toc243924609 \h </w:instrText>
         </w:r>
         <w:r>
           <w:rPr>
@@ -1588,7 +1588,7 @@
             <w:noProof/>
             <w:webHidden/>
           </w:rPr>
-          <w:t>21</w:t>
+          <w:t>22</w:t>
         </w:r>
         <w:r>
           <w:rPr>
@@ -1611,7 +1611,7 @@
           <w14:ligatures w14:val="standardContextual"/>
         </w:rPr>
       </w:pPr>
-      <w:hyperlink w:anchor="_Toc243902247" w:history="1">
+      <w:hyperlink w:anchor="_Toc243924610" w:history="1">
         <w:r>
           <w:rPr>
             <w:rStyle w:val="Hipervnculo"/>
@@ -1638,7 +1638,7 @@
             <w:noProof/>
             <w:webHidden/>
           </w:rPr>
-          <w:instrText xml:space="preserve"> PAGEREF _Toc243902247 \h </w:instrText>
+          <w:instrText xml:space="preserve"> PAGEREF _Toc243924610 \h </w:instrText>
         </w:r>
         <w:r>
           <w:rPr>
@@ -1658,7 +1658,7 @@
             <w:noProof/>
             <w:webHidden/>
           </w:rPr>
-          <w:t>22</w:t>
+          <w:t>23</w:t>
         </w:r>
         <w:r>
           <w:rPr>
@@ -1681,7 +1681,7 @@
           <w14:ligatures w14:val="standardContextual"/>
         </w:rPr>
       </w:pPr>
-      <w:hyperlink w:anchor="_Toc243902248" w:history="1">
+      <w:hyperlink w:anchor="_Toc243924611" w:history="1">
         <w:r>
           <w:rPr>
             <w:rStyle w:val="Hipervnculo"/>
@@ -1708,7 +1708,7 @@
             <w:noProof/>
             <w:webHidden/>
           </w:rPr>
-          <w:instrText xml:space="preserve"> PAGEREF _Toc243902248 \h </w:instrText>
+          <w:instrText xml:space="preserve"> PAGEREF _Toc243924611 \h </w:instrText>
         </w:r>
         <w:r>
           <w:rPr>
@@ -1728,7 +1728,7 @@
             <w:noProof/>
             <w:webHidden/>
           </w:rPr>
-          <w:t>22</w:t>
+          <w:t>23</w:t>
         </w:r>
         <w:r>
           <w:rPr>
@@ -1751,7 +1751,7 @@
           <w14:ligatures w14:val="standardContextual"/>
         </w:rPr>
       </w:pPr>
-      <w:hyperlink w:anchor="_Toc243902249" w:history="1">
+      <w:hyperlink w:anchor="_Toc243924612" w:history="1">
         <w:r>
           <w:rPr>
             <w:rStyle w:val="Hipervnculo"/>
@@ -1778,7 +1778,7 @@
             <w:noProof/>
             <w:webHidden/>
           </w:rPr>
-          <w:instrText xml:space="preserve"> PAGEREF _Toc243902249 \h </w:instrText>
+          <w:instrText xml:space="preserve"> PAGEREF _Toc243924612 \h </w:instrText>
         </w:r>
         <w:r>
           <w:rPr>
@@ -1798,7 +1798,7 @@
             <w:noProof/>
             <w:webHidden/>
           </w:rPr>
-          <w:t>23</w:t>
+          <w:t>24</w:t>
         </w:r>
         <w:r>
           <w:rPr>
@@ -1821,7 +1821,7 @@
           <w14:ligatures w14:val="standardContextual"/>
         </w:rPr>
       </w:pPr>
-      <w:hyperlink w:anchor="_Toc243902250" w:history="1">
+      <w:hyperlink w:anchor="_Toc243924613" w:history="1">
         <w:r>
           <w:rPr>
             <w:rStyle w:val="Hipervnculo"/>
@@ -1848,7 +1848,7 @@
             <w:noProof/>
             <w:webHidden/>
           </w:rPr>
-          <w:instrText xml:space="preserve"> PAGEREF _Toc243902250 \h </w:instrText>
+          <w:instrText xml:space="preserve"> PAGEREF _Toc243924613 \h </w:instrText>
         </w:r>
         <w:r>
           <w:rPr>
@@ -1868,7 +1868,7 @@
             <w:noProof/>
             <w:webHidden/>
           </w:rPr>
-          <w:t>23</w:t>
+          <w:t>24</w:t>
         </w:r>
         <w:r>
           <w:rPr>
@@ -1891,7 +1891,7 @@
           <w14:ligatures w14:val="standardContextual"/>
         </w:rPr>
       </w:pPr>
-      <w:hyperlink w:anchor="_Toc243902251" w:history="1">
+      <w:hyperlink w:anchor="_Toc243924614" w:history="1">
         <w:r>
           <w:rPr>
             <w:rStyle w:val="Hipervnculo"/>
@@ -1918,7 +1918,7 @@
             <w:noProof/>
             <w:webHidden/>
           </w:rPr>
-          <w:instrText xml:space="preserve"> PAGEREF _Toc243902251 \h </w:instrText>
+          <w:instrText xml:space="preserve"> PAGEREF _Toc243924614 \h </w:instrText>
         </w:r>
         <w:r>
           <w:rPr>
@@ -1938,7 +1938,7 @@
             <w:noProof/>
             <w:webHidden/>
           </w:rPr>
-          <w:t>24</w:t>
+          <w:t>25</w:t>
         </w:r>
         <w:r>
           <w:rPr>
@@ -1961,7 +1961,7 @@
           <w14:ligatures w14:val="standardContextual"/>
         </w:rPr>
       </w:pPr>
-      <w:hyperlink w:anchor="_Toc243902252" w:history="1">
+      <w:hyperlink w:anchor="_Toc243924615" w:history="1">
         <w:r>
           <w:rPr>
             <w:rStyle w:val="Hipervnculo"/>
@@ -1988,7 +1988,7 @@
             <w:noProof/>
             <w:webHidden/>
           </w:rPr>
-          <w:instrText xml:space="preserve"> PAGEREF _Toc243902252 \h </w:instrText>
+          <w:instrText xml:space="preserve"> PAGEREF _Toc243924615 \h </w:instrText>
         </w:r>
         <w:r>
           <w:rPr>
@@ -2008,7 +2008,7 @@
             <w:noProof/>
             <w:webHidden/>
           </w:rPr>
-          <w:t>24</w:t>
+          <w:t>25</w:t>
         </w:r>
         <w:r>
           <w:rPr>
@@ -2031,7 +2031,7 @@
           <w14:ligatures w14:val="standardContextual"/>
         </w:rPr>
       </w:pPr>
-      <w:hyperlink w:anchor="_Toc243902253" w:history="1">
+      <w:hyperlink w:anchor="_Toc243924616" w:history="1">
         <w:r>
           <w:rPr>
             <w:rStyle w:val="Hipervnculo"/>
@@ -2058,7 +2058,7 @@
             <w:noProof/>
             <w:webHidden/>
           </w:rPr>
-          <w:instrText xml:space="preserve"> PAGEREF _Toc243902253 \h </w:instrText>
+          <w:instrText xml:space="preserve"> PAGEREF _Toc243924616 \h </w:instrText>
         </w:r>
         <w:r>
           <w:rPr>
@@ -2078,7 +2078,7 @@
             <w:noProof/>
             <w:webHidden/>
           </w:rPr>
-          <w:t>25</w:t>
+          <w:t>26</w:t>
         </w:r>
         <w:r>
           <w:rPr>
@@ -2101,7 +2101,7 @@
           <w14:ligatures w14:val="standardContextual"/>
         </w:rPr>
       </w:pPr>
-      <w:hyperlink w:anchor="_Toc243902254" w:history="1">
+      <w:hyperlink w:anchor="_Toc243924617" w:history="1">
         <w:r>
           <w:rPr>
             <w:rStyle w:val="Hipervnculo"/>
@@ -2128,7 +2128,7 @@
             <w:noProof/>
             <w:webHidden/>
           </w:rPr>
-          <w:instrText xml:space="preserve"> PAGEREF _Toc243902254 \h </w:instrText>
+          <w:instrText xml:space="preserve"> PAGEREF _Toc243924617 \h </w:instrText>
         </w:r>
         <w:r>
           <w:rPr>
@@ -2148,7 +2148,7 @@
             <w:noProof/>
             <w:webHidden/>
           </w:rPr>
-          <w:t>26</w:t>
+          <w:t>27</w:t>
         </w:r>
         <w:r>
           <w:rPr>
@@ -2171,7 +2171,7 @@
           <w14:ligatures w14:val="standardContextual"/>
         </w:rPr>
       </w:pPr>
-      <w:hyperlink w:anchor="_Toc243902255" w:history="1">
+      <w:hyperlink w:anchor="_Toc243924618" w:history="1">
         <w:r>
           <w:rPr>
             <w:rStyle w:val="Hipervnculo"/>
@@ -2198,7 +2198,7 @@
             <w:noProof/>
             <w:webHidden/>
           </w:rPr>
-          <w:instrText xml:space="preserve"> PAGEREF _Toc243902255 \h </w:instrText>
+          <w:instrText xml:space="preserve"> PAGEREF _Toc243924618 \h </w:instrText>
         </w:r>
         <w:r>
           <w:rPr>
@@ -2218,7 +2218,7 @@
             <w:noProof/>
             <w:webHidden/>
           </w:rPr>
-          <w:t>27</w:t>
+          <w:t>28</w:t>
         </w:r>
         <w:r>
           <w:rPr>
@@ -2244,7 +2244,7 @@
           <w14:ligatures w14:val="standardContextual"/>
         </w:rPr>
       </w:pPr>
-      <w:hyperlink w:anchor="_Toc243902256" w:history="1">
+      <w:hyperlink w:anchor="_Toc243924619" w:history="1">
         <w:r>
           <w:rPr>
             <w:rStyle w:val="Hipervnculo"/>
@@ -2271,7 +2271,7 @@
             <w:noProof/>
             <w:webHidden/>
           </w:rPr>
-          <w:instrText xml:space="preserve"> PAGEREF _Toc243902256 \h </w:instrText>
+          <w:instrText xml:space="preserve"> PAGEREF _Toc243924619 \h </w:instrText>
         </w:r>
         <w:r>
           <w:rPr>
@@ -2291,7 +2291,7 @@
             <w:noProof/>
             <w:webHidden/>
           </w:rPr>
-          <w:t>29</w:t>
+          <w:t>30</w:t>
         </w:r>
         <w:r>
           <w:rPr>
@@ -2314,7 +2314,7 @@
           <w14:ligatures w14:val="standardContextual"/>
         </w:rPr>
       </w:pPr>
-      <w:hyperlink w:anchor="_Toc243902257" w:history="1">
+      <w:hyperlink w:anchor="_Toc243924620" w:history="1">
         <w:r>
           <w:rPr>
             <w:rStyle w:val="Hipervnculo"/>
@@ -2341,7 +2341,7 @@
             <w:noProof/>
             <w:webHidden/>
           </w:rPr>
-          <w:instrText xml:space="preserve"> PAGEREF _Toc243902257 \h </w:instrText>
+          <w:instrText xml:space="preserve"> PAGEREF _Toc243924620 \h </w:instrText>
         </w:r>
         <w:r>
           <w:rPr>
@@ -2361,7 +2361,7 @@
             <w:noProof/>
             <w:webHidden/>
           </w:rPr>
-          <w:t>29</w:t>
+          <w:t>30</w:t>
         </w:r>
         <w:r>
           <w:rPr>
@@ -2384,7 +2384,7 @@
           <w14:ligatures w14:val="standardContextual"/>
         </w:rPr>
       </w:pPr>
-      <w:hyperlink w:anchor="_Toc243902258" w:history="1">
+      <w:hyperlink w:anchor="_Toc243924621" w:history="1">
         <w:r>
           <w:rPr>
             <w:rStyle w:val="Hipervnculo"/>
@@ -2411,7 +2411,7 @@
             <w:noProof/>
             <w:webHidden/>
           </w:rPr>
-          <w:instrText xml:space="preserve"> PAGEREF _Toc243902258 \h </w:instrText>
+          <w:instrText xml:space="preserve"> PAGEREF _Toc243924621 \h </w:instrText>
         </w:r>
         <w:r>
           <w:rPr>
@@ -2431,7 +2431,7 @@
             <w:noProof/>
             <w:webHidden/>
           </w:rPr>
-          <w:t>29</w:t>
+          <w:t>30</w:t>
         </w:r>
         <w:r>
           <w:rPr>
@@ -2454,7 +2454,7 @@
           <w14:ligatures w14:val="standardContextual"/>
         </w:rPr>
       </w:pPr>
-      <w:hyperlink w:anchor="_Toc243902259" w:history="1">
+      <w:hyperlink w:anchor="_Toc243924622" w:history="1">
         <w:r>
           <w:rPr>
             <w:rStyle w:val="Hipervnculo"/>
@@ -2481,7 +2481,7 @@
             <w:noProof/>
             <w:webHidden/>
           </w:rPr>
-          <w:instrText xml:space="preserve"> PAGEREF _Toc243902259 \h </w:instrText>
+          <w:instrText xml:space="preserve"> PAGEREF _Toc243924622 \h </w:instrText>
         </w:r>
         <w:r>
           <w:rPr>
@@ -2501,7 +2501,7 @@
             <w:noProof/>
             <w:webHidden/>
           </w:rPr>
-          <w:t>30</w:t>
+          <w:t>31</w:t>
         </w:r>
         <w:r>
           <w:rPr>
@@ -2524,7 +2524,7 @@
           <w14:ligatures w14:val="standardContextual"/>
         </w:rPr>
       </w:pPr>
-      <w:hyperlink w:anchor="_Toc243902260" w:history="1">
+      <w:hyperlink w:anchor="_Toc243924623" w:history="1">
         <w:r>
           <w:rPr>
             <w:rStyle w:val="Hipervnculo"/>
@@ -2551,7 +2551,7 @@
             <w:noProof/>
             <w:webHidden/>
           </w:rPr>
-          <w:instrText xml:space="preserve"> PAGEREF _Toc243902260 \h </w:instrText>
+          <w:instrText xml:space="preserve"> PAGEREF _Toc243924623 \h </w:instrText>
         </w:r>
         <w:r>
           <w:rPr>
@@ -2571,7 +2571,7 @@
             <w:noProof/>
             <w:webHidden/>
           </w:rPr>
-          <w:t>30</w:t>
+          <w:t>31</w:t>
         </w:r>
         <w:r>
           <w:rPr>
@@ -2594,7 +2594,7 @@
           <w14:ligatures w14:val="standardContextual"/>
         </w:rPr>
       </w:pPr>
-      <w:hyperlink w:anchor="_Toc243902261" w:history="1">
+      <w:hyperlink w:anchor="_Toc243924624" w:history="1">
         <w:r>
           <w:rPr>
             <w:rStyle w:val="Hipervnculo"/>
@@ -2621,7 +2621,7 @@
             <w:noProof/>
             <w:webHidden/>
           </w:rPr>
-          <w:instrText xml:space="preserve"> PAGEREF _Toc243902261 \h </w:instrText>
+          <w:instrText xml:space="preserve"> PAGEREF _Toc243924624 \h </w:instrText>
         </w:r>
         <w:r>
           <w:rPr>
@@ -2641,7 +2641,7 @@
             <w:noProof/>
             <w:webHidden/>
           </w:rPr>
-          <w:t>31</w:t>
+          <w:t>32</w:t>
         </w:r>
         <w:r>
           <w:rPr>
@@ -2667,7 +2667,7 @@
           <w14:ligatures w14:val="standardContextual"/>
         </w:rPr>
       </w:pPr>
-      <w:hyperlink w:anchor="_Toc243902262" w:history="1">
+      <w:hyperlink w:anchor="_Toc243924625" w:history="1">
         <w:r>
           <w:rPr>
             <w:rStyle w:val="Hipervnculo"/>
@@ -2694,7 +2694,7 @@
             <w:noProof/>
             <w:webHidden/>
           </w:rPr>
-          <w:instrText xml:space="preserve"> PAGEREF _Toc243902262 \h </w:instrText>
+          <w:instrText xml:space="preserve"> PAGEREF _Toc243924625 \h </w:instrText>
         </w:r>
         <w:r>
           <w:rPr>
@@ -2714,7 +2714,7 @@
             <w:noProof/>
             <w:webHidden/>
           </w:rPr>
-          <w:t>32</w:t>
+          <w:t>33</w:t>
         </w:r>
         <w:r>
           <w:rPr>
@@ -2737,7 +2737,7 @@
           <w14:ligatures w14:val="standardContextual"/>
         </w:rPr>
       </w:pPr>
-      <w:hyperlink w:anchor="_Toc243902263" w:history="1">
+      <w:hyperlink w:anchor="_Toc243924626" w:history="1">
         <w:r>
           <w:rPr>
             <w:rStyle w:val="Hipervnculo"/>
@@ -2764,7 +2764,7 @@
             <w:noProof/>
             <w:webHidden/>
           </w:rPr>
-          <w:instrText xml:space="preserve"> PAGEREF _Toc243902263 \h </w:instrText>
+          <w:instrText xml:space="preserve"> PAGEREF _Toc243924626 \h </w:instrText>
         </w:r>
         <w:r>
           <w:rPr>
@@ -2784,7 +2784,7 @@
             <w:noProof/>
             <w:webHidden/>
           </w:rPr>
-          <w:t>32</w:t>
+          <w:t>33</w:t>
         </w:r>
         <w:r>
           <w:rPr>
@@ -2807,7 +2807,7 @@
           <w14:ligatures w14:val="standardContextual"/>
         </w:rPr>
       </w:pPr>
-      <w:hyperlink w:anchor="_Toc243902264" w:history="1">
+      <w:hyperlink w:anchor="_Toc243924627" w:history="1">
         <w:r>
           <w:rPr>
             <w:rStyle w:val="Hipervnculo"/>
@@ -2834,7 +2834,7 @@
             <w:noProof/>
             <w:webHidden/>
           </w:rPr>
-          <w:instrText xml:space="preserve"> PAGEREF _Toc243902264 \h </w:instrText>
+          <w:instrText xml:space="preserve"> PAGEREF _Toc243924627 \h </w:instrText>
         </w:r>
         <w:r>
           <w:rPr>
@@ -2854,7 +2854,7 @@
             <w:noProof/>
             <w:webHidden/>
           </w:rPr>
-          <w:t>33</w:t>
+          <w:t>34</w:t>
         </w:r>
         <w:r>
           <w:rPr>
@@ -2877,7 +2877,7 @@
           <w14:ligatures w14:val="standardContextual"/>
         </w:rPr>
       </w:pPr>
-      <w:hyperlink w:anchor="_Toc243902265" w:history="1">
+      <w:hyperlink w:anchor="_Toc243924628" w:history="1">
         <w:r>
           <w:rPr>
             <w:rStyle w:val="Hipervnculo"/>
@@ -2904,7 +2904,7 @@
             <w:noProof/>
             <w:webHidden/>
           </w:rPr>
-          <w:instrText xml:space="preserve"> PAGEREF _Toc243902265 \h </w:instrText>
+          <w:instrText xml:space="preserve"> PAGEREF _Toc243924628 \h </w:instrText>
         </w:r>
         <w:r>
           <w:rPr>
@@ -2924,7 +2924,7 @@
             <w:noProof/>
             <w:webHidden/>
           </w:rPr>
-          <w:t>33</w:t>
+          <w:t>34</w:t>
         </w:r>
         <w:r>
           <w:rPr>
@@ -2947,7 +2947,7 @@
           <w14:ligatures w14:val="standardContextual"/>
         </w:rPr>
       </w:pPr>
-      <w:hyperlink w:anchor="_Toc243902266" w:history="1">
+      <w:hyperlink w:anchor="_Toc243924629" w:history="1">
         <w:r>
           <w:rPr>
             <w:rStyle w:val="Hipervnculo"/>
@@ -2974,7 +2974,7 @@
             <w:noProof/>
             <w:webHidden/>
           </w:rPr>
-          <w:instrText xml:space="preserve"> PAGEREF _Toc243902266 \h </w:instrText>
+          <w:instrText xml:space="preserve"> PAGEREF _Toc243924629 \h </w:instrText>
         </w:r>
         <w:r>
           <w:rPr>
@@ -2994,7 +2994,7 @@
             <w:noProof/>
             <w:webHidden/>
           </w:rPr>
-          <w:t>34</w:t>
+          <w:t>35</w:t>
         </w:r>
         <w:r>
           <w:rPr>
@@ -3017,7 +3017,7 @@
           <w14:ligatures w14:val="standardContextual"/>
         </w:rPr>
       </w:pPr>
-      <w:hyperlink w:anchor="_Toc243902267" w:history="1">
+      <w:hyperlink w:anchor="_Toc243924630" w:history="1">
         <w:r>
           <w:rPr>
             <w:rStyle w:val="Hipervnculo"/>
@@ -3044,7 +3044,7 @@
             <w:noProof/>
             <w:webHidden/>
           </w:rPr>
-          <w:instrText xml:space="preserve"> PAGEREF _Toc243902267 \h </w:instrText>
+          <w:instrText xml:space="preserve"> PAGEREF _Toc243924630 \h </w:instrText>
         </w:r>
         <w:r>
           <w:rPr>
@@ -3064,7 +3064,7 @@
             <w:noProof/>
             <w:webHidden/>
           </w:rPr>
-          <w:t>34</w:t>
+          <w:t>35</w:t>
         </w:r>
         <w:r>
           <w:rPr>
@@ -3087,7 +3087,7 @@
           <w14:ligatures w14:val="standardContextual"/>
         </w:rPr>
       </w:pPr>
-      <w:hyperlink w:anchor="_Toc243902268" w:history="1">
+      <w:hyperlink w:anchor="_Toc243924631" w:history="1">
         <w:r>
           <w:rPr>
             <w:rStyle w:val="Hipervnculo"/>
@@ -3114,7 +3114,7 @@
             <w:noProof/>
             <w:webHidden/>
           </w:rPr>
-          <w:instrText xml:space="preserve"> PAGEREF _Toc243902268 \h </w:instrText>
+          <w:instrText xml:space="preserve"> PAGEREF _Toc243924631 \h </w:instrText>
         </w:r>
         <w:r>
           <w:rPr>
@@ -3134,7 +3134,7 @@
             <w:noProof/>
             <w:webHidden/>
           </w:rPr>
-          <w:t>34</w:t>
+          <w:t>35</w:t>
         </w:r>
         <w:r>
           <w:rPr>
@@ -3157,7 +3157,7 @@
           <w14:ligatures w14:val="standardContextual"/>
         </w:rPr>
       </w:pPr>
-      <w:hyperlink w:anchor="_Toc243902269" w:history="1">
+      <w:hyperlink w:anchor="_Toc243924632" w:history="1">
         <w:r>
           <w:rPr>
             <w:rStyle w:val="Hipervnculo"/>
@@ -3184,7 +3184,7 @@
             <w:noProof/>
             <w:webHidden/>
           </w:rPr>
-          <w:instrText xml:space="preserve"> PAGEREF _Toc243902269 \h </w:instrText>
+          <w:instrText xml:space="preserve"> PAGEREF _Toc243924632 \h </w:instrText>
         </w:r>
         <w:r>
           <w:rPr>
@@ -3204,7 +3204,7 @@
             <w:noProof/>
             <w:webHidden/>
           </w:rPr>
-          <w:t>35</w:t>
+          <w:t>36</w:t>
         </w:r>
         <w:r>
           <w:rPr>
@@ -3227,7 +3227,7 @@
           <w14:ligatures w14:val="standardContextual"/>
         </w:rPr>
       </w:pPr>
-      <w:hyperlink w:anchor="_Toc243902270" w:history="1">
+      <w:hyperlink w:anchor="_Toc243924633" w:history="1">
         <w:r>
           <w:rPr>
             <w:rStyle w:val="Hipervnculo"/>
@@ -3254,7 +3254,7 @@
             <w:noProof/>
             <w:webHidden/>
           </w:rPr>
-          <w:instrText xml:space="preserve"> PAGEREF _Toc243902270 \h </w:instrText>
+          <w:instrText xml:space="preserve"> PAGEREF _Toc243924633 \h </w:instrText>
         </w:r>
         <w:r>
           <w:rPr>
@@ -3274,7 +3274,7 @@
             <w:noProof/>
             <w:webHidden/>
           </w:rPr>
-          <w:t>35</w:t>
+          <w:t>36</w:t>
         </w:r>
         <w:r>
           <w:rPr>
@@ -3297,7 +3297,7 @@
           <w14:ligatures w14:val="standardContextual"/>
         </w:rPr>
       </w:pPr>
-      <w:hyperlink w:anchor="_Toc243902271" w:history="1">
+      <w:hyperlink w:anchor="_Toc243924634" w:history="1">
         <w:r>
           <w:rPr>
             <w:rStyle w:val="Hipervnculo"/>
@@ -3324,7 +3324,7 @@
             <w:noProof/>
             <w:webHidden/>
           </w:rPr>
-          <w:instrText xml:space="preserve"> PAGEREF _Toc243902271 \h </w:instrText>
+          <w:instrText xml:space="preserve"> PAGEREF _Toc243924634 \h </w:instrText>
         </w:r>
         <w:r>
           <w:rPr>
@@ -3344,7 +3344,7 @@
             <w:noProof/>
             <w:webHidden/>
           </w:rPr>
-          <w:t>36</w:t>
+          <w:t>37</w:t>
         </w:r>
         <w:r>
           <w:rPr>
@@ -3367,7 +3367,7 @@
           <w14:ligatures w14:val="standardContextual"/>
         </w:rPr>
       </w:pPr>
-      <w:hyperlink w:anchor="_Toc243902272" w:history="1">
+      <w:hyperlink w:anchor="_Toc243924635" w:history="1">
         <w:r>
           <w:rPr>
             <w:rStyle w:val="Hipervnculo"/>
@@ -3394,7 +3394,7 @@
             <w:noProof/>
             <w:webHidden/>
           </w:rPr>
-          <w:instrText xml:space="preserve"> PAGEREF _Toc243902272 \h </w:instrText>
+          <w:instrText xml:space="preserve"> PAGEREF _Toc243924635 \h </w:instrText>
         </w:r>
         <w:r>
           <w:rPr>
@@ -3414,7 +3414,7 @@
             <w:noProof/>
             <w:webHidden/>
           </w:rPr>
-          <w:t>37</w:t>
+          <w:t>38</w:t>
         </w:r>
         <w:r>
           <w:rPr>
@@ -3437,7 +3437,7 @@
           <w14:ligatures w14:val="standardContextual"/>
         </w:rPr>
       </w:pPr>
-      <w:hyperlink w:anchor="_Toc243902273" w:history="1">
+      <w:hyperlink w:anchor="_Toc243924636" w:history="1">
         <w:r>
           <w:rPr>
             <w:rStyle w:val="Hipervnculo"/>
@@ -3464,7 +3464,7 @@
             <w:noProof/>
             <w:webHidden/>
           </w:rPr>
-          <w:instrText xml:space="preserve"> PAGEREF _Toc243902273 \h </w:instrText>
+          <w:instrText xml:space="preserve"> PAGEREF _Toc243924636 \h </w:instrText>
         </w:r>
         <w:r>
           <w:rPr>
@@ -3484,7 +3484,7 @@
             <w:noProof/>
             <w:webHidden/>
           </w:rPr>
-          <w:t>38</w:t>
+          <w:t>39</w:t>
         </w:r>
         <w:r>
           <w:rPr>
@@ -3507,7 +3507,7 @@
           <w14:ligatures w14:val="standardContextual"/>
         </w:rPr>
       </w:pPr>
-      <w:hyperlink w:anchor="_Toc243902274" w:history="1">
+      <w:hyperlink w:anchor="_Toc243924637" w:history="1">
         <w:r>
           <w:rPr>
             <w:rStyle w:val="Hipervnculo"/>
@@ -3534,7 +3534,7 @@
             <w:noProof/>
             <w:webHidden/>
           </w:rPr>
-          <w:instrText xml:space="preserve"> PAGEREF _Toc243902274 \h </w:instrText>
+          <w:instrText xml:space="preserve"> PAGEREF _Toc243924637 \h </w:instrText>
         </w:r>
         <w:r>
           <w:rPr>
@@ -3554,7 +3554,7 @@
             <w:noProof/>
             <w:webHidden/>
           </w:rPr>
-          <w:t>39</w:t>
+          <w:t>40</w:t>
         </w:r>
         <w:r>
           <w:rPr>
@@ -3580,7 +3580,7 @@
           <w14:ligatures w14:val="standardContextual"/>
         </w:rPr>
       </w:pPr>
-      <w:hyperlink w:anchor="_Toc243902275" w:history="1">
+      <w:hyperlink w:anchor="_Toc243924638" w:history="1">
         <w:r>
           <w:rPr>
             <w:rStyle w:val="Hipervnculo"/>
@@ -3607,7 +3607,7 @@
             <w:noProof/>
             <w:webHidden/>
           </w:rPr>
-          <w:instrText xml:space="preserve"> PAGEREF _Toc243902275 \h </w:instrText>
+          <w:instrText xml:space="preserve"> PAGEREF _Toc243924638 \h </w:instrText>
         </w:r>
         <w:r>
           <w:rPr>
@@ -3627,7 +3627,7 @@
             <w:noProof/>
             <w:webHidden/>
           </w:rPr>
-          <w:t>40</w:t>
+          <w:t>41</w:t>
         </w:r>
         <w:r>
           <w:rPr>
@@ -3650,7 +3650,7 @@
           <w14:ligatures w14:val="standardContextual"/>
         </w:rPr>
       </w:pPr>
-      <w:hyperlink w:anchor="_Toc243902276" w:history="1">
+      <w:hyperlink w:anchor="_Toc243924639" w:history="1">
         <w:r>
           <w:rPr>
             <w:rStyle w:val="Hipervnculo"/>
@@ -3677,7 +3677,7 @@
             <w:noProof/>
             <w:webHidden/>
           </w:rPr>
-          <w:instrText xml:space="preserve"> PAGEREF _Toc243902276 \h </w:instrText>
+          <w:instrText xml:space="preserve"> PAGEREF _Toc243924639 \h </w:instrText>
         </w:r>
         <w:r>
           <w:rPr>
@@ -3697,7 +3697,7 @@
             <w:noProof/>
             <w:webHidden/>
           </w:rPr>
-          <w:t>40</w:t>
+          <w:t>41</w:t>
         </w:r>
         <w:r>
           <w:rPr>
@@ -3720,7 +3720,7 @@
           <w14:ligatures w14:val="standardContextual"/>
         </w:rPr>
       </w:pPr>
-      <w:hyperlink w:anchor="_Toc243902277" w:history="1">
+      <w:hyperlink w:anchor="_Toc243924640" w:history="1">
         <w:r>
           <w:rPr>
             <w:rStyle w:val="Hipervnculo"/>
@@ -3747,7 +3747,7 @@
             <w:noProof/>
             <w:webHidden/>
           </w:rPr>
-          <w:instrText xml:space="preserve"> PAGEREF _Toc243902277 \h </w:instrText>
+          <w:instrText xml:space="preserve"> PAGEREF _Toc243924640 \h </w:instrText>
         </w:r>
         <w:r>
           <w:rPr>
@@ -3767,7 +3767,7 @@
             <w:noProof/>
             <w:webHidden/>
           </w:rPr>
-          <w:t>40</w:t>
+          <w:t>41</w:t>
         </w:r>
         <w:r>
           <w:rPr>
@@ -3790,7 +3790,7 @@
           <w14:ligatures w14:val="standardContextual"/>
         </w:rPr>
       </w:pPr>
-      <w:hyperlink w:anchor="_Toc243902278" w:history="1">
+      <w:hyperlink w:anchor="_Toc243924641" w:history="1">
         <w:r>
           <w:rPr>
             <w:rStyle w:val="Hipervnculo"/>
@@ -3817,7 +3817,7 @@
             <w:noProof/>
             <w:webHidden/>
           </w:rPr>
-          <w:instrText xml:space="preserve"> PAGEREF _Toc243902278 \h </w:instrText>
+          <w:instrText xml:space="preserve"> PAGEREF _Toc243924641 \h </w:instrText>
         </w:r>
         <w:r>
           <w:rPr>
@@ -3837,7 +3837,7 @@
             <w:noProof/>
             <w:webHidden/>
           </w:rPr>
-          <w:t>41</w:t>
+          <w:t>42</w:t>
         </w:r>
         <w:r>
           <w:rPr>
@@ -3860,7 +3860,7 @@
           <w14:ligatures w14:val="standardContextual"/>
         </w:rPr>
       </w:pPr>
-      <w:hyperlink w:anchor="_Toc243902279" w:history="1">
+      <w:hyperlink w:anchor="_Toc243924642" w:history="1">
         <w:r>
           <w:rPr>
             <w:rStyle w:val="Hipervnculo"/>
@@ -3887,7 +3887,7 @@
             <w:noProof/>
             <w:webHidden/>
           </w:rPr>
-          <w:instrText xml:space="preserve"> PAGEREF _Toc243902279 \h </w:instrText>
+          <w:instrText xml:space="preserve"> PAGEREF _Toc243924642 \h </w:instrText>
         </w:r>
         <w:r>
           <w:rPr>
@@ -3907,7 +3907,7 @@
             <w:noProof/>
             <w:webHidden/>
           </w:rPr>
-          <w:t>41</w:t>
+          <w:t>42</w:t>
         </w:r>
         <w:r>
           <w:rPr>
@@ -3930,7 +3930,7 @@
           <w14:ligatures w14:val="standardContextual"/>
         </w:rPr>
       </w:pPr>
-      <w:hyperlink w:anchor="_Toc243902280" w:history="1">
+      <w:hyperlink w:anchor="_Toc243924643" w:history="1">
         <w:r>
           <w:rPr>
             <w:rStyle w:val="Hipervnculo"/>
@@ -3957,7 +3957,7 @@
             <w:noProof/>
             <w:webHidden/>
           </w:rPr>
-          <w:instrText xml:space="preserve"> PAGEREF _Toc243902280 \h </w:instrText>
+          <w:instrText xml:space="preserve"> PAGEREF _Toc243924643 \h </w:instrText>
         </w:r>
         <w:r>
           <w:rPr>
@@ -3977,7 +3977,7 @@
             <w:noProof/>
             <w:webHidden/>
           </w:rPr>
-          <w:t>41</w:t>
+          <w:t>42</w:t>
         </w:r>
         <w:r>
           <w:rPr>
@@ -4000,7 +4000,7 @@
           <w14:ligatures w14:val="standardContextual"/>
         </w:rPr>
       </w:pPr>
-      <w:hyperlink w:anchor="_Toc243902281" w:history="1">
+      <w:hyperlink w:anchor="_Toc243924644" w:history="1">
         <w:r>
           <w:rPr>
             <w:rStyle w:val="Hipervnculo"/>
@@ -4027,7 +4027,7 @@
             <w:noProof/>
             <w:webHidden/>
           </w:rPr>
-          <w:instrText xml:space="preserve"> PAGEREF _Toc243902281 \h </w:instrText>
+          <w:instrText xml:space="preserve"> PAGEREF _Toc243924644 \h </w:instrText>
         </w:r>
         <w:r>
           <w:rPr>
@@ -4047,7 +4047,7 @@
             <w:noProof/>
             <w:webHidden/>
           </w:rPr>
-          <w:t>42</w:t>
+          <w:t>43</w:t>
         </w:r>
         <w:r>
           <w:rPr>
@@ -4073,7 +4073,7 @@
           <w14:ligatures w14:val="standardContextual"/>
         </w:rPr>
       </w:pPr>
-      <w:hyperlink w:anchor="_Toc243902282" w:history="1">
+      <w:hyperlink w:anchor="_Toc243924645" w:history="1">
         <w:r>
           <w:rPr>
             <w:rStyle w:val="Hipervnculo"/>
@@ -4100,7 +4100,7 @@
             <w:noProof/>
             <w:webHidden/>
           </w:rPr>
-          <w:instrText xml:space="preserve"> PAGEREF _Toc243902282 \h </w:instrText>
+          <w:instrText xml:space="preserve"> PAGEREF _Toc243924645 \h </w:instrText>
         </w:r>
         <w:r>
           <w:rPr>
@@ -4120,7 +4120,7 @@
             <w:noProof/>
             <w:webHidden/>
           </w:rPr>
-          <w:t>43</w:t>
+          <w:t>44</w:t>
         </w:r>
         <w:r>
           <w:rPr>
@@ -4143,7 +4143,7 @@
           <w14:ligatures w14:val="standardContextual"/>
         </w:rPr>
       </w:pPr>
-      <w:hyperlink w:anchor="_Toc243902283" w:history="1">
+      <w:hyperlink w:anchor="_Toc243924646" w:history="1">
         <w:r>
           <w:rPr>
             <w:rStyle w:val="Hipervnculo"/>
@@ -4170,7 +4170,7 @@
             <w:noProof/>
             <w:webHidden/>
           </w:rPr>
-          <w:instrText xml:space="preserve"> PAGEREF _Toc243902283 \h </w:instrText>
+          <w:instrText xml:space="preserve"> PAGEREF _Toc243924646 \h </w:instrText>
         </w:r>
         <w:r>
           <w:rPr>
@@ -4190,7 +4190,7 @@
             <w:noProof/>
             <w:webHidden/>
           </w:rPr>
-          <w:t>43</w:t>
+          <w:t>44</w:t>
         </w:r>
         <w:r>
           <w:rPr>
@@ -4213,7 +4213,7 @@
           <w14:ligatures w14:val="standardContextual"/>
         </w:rPr>
       </w:pPr>
-      <w:hyperlink w:anchor="_Toc243902284" w:history="1">
+      <w:hyperlink w:anchor="_Toc243924647" w:history="1">
         <w:r>
           <w:rPr>
             <w:rStyle w:val="Hipervnculo"/>
@@ -4240,7 +4240,7 @@
             <w:noProof/>
             <w:webHidden/>
           </w:rPr>
-          <w:instrText xml:space="preserve"> PAGEREF _Toc243902284 \h </w:instrText>
+          <w:instrText xml:space="preserve"> PAGEREF _Toc243924647 \h </w:instrText>
         </w:r>
         <w:r>
           <w:rPr>
@@ -4260,7 +4260,7 @@
             <w:noProof/>
             <w:webHidden/>
           </w:rPr>
-          <w:t>43</w:t>
+          <w:t>44</w:t>
         </w:r>
         <w:r>
           <w:rPr>
@@ -4283,7 +4283,7 @@
           <w14:ligatures w14:val="standardContextual"/>
         </w:rPr>
       </w:pPr>
-      <w:hyperlink w:anchor="_Toc243902285" w:history="1">
+      <w:hyperlink w:anchor="_Toc243924648" w:history="1">
         <w:r>
           <w:rPr>
             <w:rStyle w:val="Hipervnculo"/>
@@ -4310,7 +4310,7 @@
             <w:noProof/>
             <w:webHidden/>
           </w:rPr>
-          <w:instrText xml:space="preserve"> PAGEREF _Toc243902285 \h </w:instrText>
+          <w:instrText xml:space="preserve"> PAGEREF _Toc243924648 \h </w:instrText>
         </w:r>
         <w:r>
           <w:rPr>
@@ -4330,7 +4330,7 @@
             <w:noProof/>
             <w:webHidden/>
           </w:rPr>
-          <w:t>44</w:t>
+          <w:t>45</w:t>
         </w:r>
         <w:r>
           <w:rPr>
@@ -4353,7 +4353,7 @@
           <w14:ligatures w14:val="standardContextual"/>
         </w:rPr>
       </w:pPr>
-      <w:hyperlink w:anchor="_Toc243902286" w:history="1">
+      <w:hyperlink w:anchor="_Toc243924649" w:history="1">
         <w:r>
           <w:rPr>
             <w:rStyle w:val="Hipervnculo"/>
@@ -4380,7 +4380,7 @@
             <w:noProof/>
             <w:webHidden/>
           </w:rPr>
-          <w:instrText xml:space="preserve"> PAGEREF _Toc243902286 \h </w:instrText>
+          <w:instrText xml:space="preserve"> PAGEREF _Toc243924649 \h </w:instrText>
         </w:r>
         <w:r>
           <w:rPr>
@@ -4400,7 +4400,7 @@
             <w:noProof/>
             <w:webHidden/>
           </w:rPr>
-          <w:t>45</w:t>
+          <w:t>46</w:t>
         </w:r>
         <w:r>
           <w:rPr>
@@ -4423,7 +4423,7 @@
           <w14:ligatures w14:val="standardContextual"/>
         </w:rPr>
       </w:pPr>
-      <w:hyperlink w:anchor="_Toc243902287" w:history="1">
+      <w:hyperlink w:anchor="_Toc243924650" w:history="1">
         <w:r>
           <w:rPr>
             <w:rStyle w:val="Hipervnculo"/>
@@ -4450,7 +4450,7 @@
             <w:noProof/>
             <w:webHidden/>
           </w:rPr>
-          <w:instrText xml:space="preserve"> PAGEREF _Toc243902287 \h </w:instrText>
+          <w:instrText xml:space="preserve"> PAGEREF _Toc243924650 \h </w:instrText>
         </w:r>
         <w:r>
           <w:rPr>
@@ -4470,7 +4470,7 @@
             <w:noProof/>
             <w:webHidden/>
           </w:rPr>
-          <w:t>45</w:t>
+          <w:t>46</w:t>
         </w:r>
         <w:r>
           <w:rPr>
@@ -4493,7 +4493,7 @@
           <w14:ligatures w14:val="standardContextual"/>
         </w:rPr>
       </w:pPr>
-      <w:hyperlink w:anchor="_Toc243902288" w:history="1">
+      <w:hyperlink w:anchor="_Toc243924651" w:history="1">
         <w:r>
           <w:rPr>
             <w:rStyle w:val="Hipervnculo"/>
@@ -4520,7 +4520,7 @@
             <w:noProof/>
             <w:webHidden/>
           </w:rPr>
-          <w:instrText xml:space="preserve"> PAGEREF _Toc243902288 \h </w:instrText>
+          <w:instrText xml:space="preserve"> PAGEREF _Toc243924651 \h </w:instrText>
         </w:r>
         <w:r>
           <w:rPr>
@@ -4540,7 +4540,7 @@
             <w:noProof/>
             <w:webHidden/>
           </w:rPr>
-          <w:t>45</w:t>
+          <w:t>46</w:t>
         </w:r>
         <w:r>
           <w:rPr>
@@ -4563,7 +4563,7 @@
           <w14:ligatures w14:val="standardContextual"/>
         </w:rPr>
       </w:pPr>
-      <w:hyperlink w:anchor="_Toc243902289" w:history="1">
+      <w:hyperlink w:anchor="_Toc243924652" w:history="1">
         <w:r>
           <w:rPr>
             <w:rStyle w:val="Hipervnculo"/>
@@ -4590,7 +4590,7 @@
             <w:noProof/>
             <w:webHidden/>
           </w:rPr>
-          <w:instrText xml:space="preserve"> PAGEREF _Toc243902289 \h </w:instrText>
+          <w:instrText xml:space="preserve"> PAGEREF _Toc243924652 \h </w:instrText>
         </w:r>
         <w:r>
           <w:rPr>
@@ -4610,7 +4610,7 @@
             <w:noProof/>
             <w:webHidden/>
           </w:rPr>
-          <w:t>46</w:t>
+          <w:t>47</w:t>
         </w:r>
         <w:r>
           <w:rPr>
@@ -4633,7 +4633,7 @@
           <w14:ligatures w14:val="standardContextual"/>
         </w:rPr>
       </w:pPr>
-      <w:hyperlink w:anchor="_Toc243902290" w:history="1">
+      <w:hyperlink w:anchor="_Toc243924653" w:history="1">
         <w:r>
           <w:rPr>
             <w:rStyle w:val="Hipervnculo"/>
@@ -4660,7 +4660,7 @@
             <w:noProof/>
             <w:webHidden/>
           </w:rPr>
-          <w:instrText xml:space="preserve"> PAGEREF _Toc243902290 \h </w:instrText>
+          <w:instrText xml:space="preserve"> PAGEREF _Toc243924653 \h </w:instrText>
         </w:r>
         <w:r>
           <w:rPr>
@@ -4680,7 +4680,7 @@
             <w:noProof/>
             <w:webHidden/>
           </w:rPr>
-          <w:t>46</w:t>
+          <w:t>47</w:t>
         </w:r>
         <w:r>
           <w:rPr>
@@ -4703,7 +4703,7 @@
           <w14:ligatures w14:val="standardContextual"/>
         </w:rPr>
       </w:pPr>
-      <w:hyperlink w:anchor="_Toc243902291" w:history="1">
+      <w:hyperlink w:anchor="_Toc243924654" w:history="1">
         <w:r>
           <w:rPr>
             <w:rStyle w:val="Hipervnculo"/>
@@ -4730,7 +4730,7 @@
             <w:noProof/>
             <w:webHidden/>
           </w:rPr>
-          <w:instrText xml:space="preserve"> PAGEREF _Toc243902291 \h </w:instrText>
+          <w:instrText xml:space="preserve"> PAGEREF _Toc243924654 \h </w:instrText>
         </w:r>
         <w:r>
           <w:rPr>
@@ -4750,7 +4750,7 @@
             <w:noProof/>
             <w:webHidden/>
           </w:rPr>
-          <w:t>47</w:t>
+          <w:t>48</w:t>
         </w:r>
         <w:r>
           <w:rPr>
@@ -4773,7 +4773,7 @@
           <w14:ligatures w14:val="standardContextual"/>
         </w:rPr>
       </w:pPr>
-      <w:hyperlink w:anchor="_Toc243902292" w:history="1">
+      <w:hyperlink w:anchor="_Toc243924655" w:history="1">
         <w:r>
           <w:rPr>
             <w:rStyle w:val="Hipervnculo"/>
@@ -4800,7 +4800,7 @@
             <w:noProof/>
             <w:webHidden/>
           </w:rPr>
-          <w:instrText xml:space="preserve"> PAGEREF _Toc243902292 \h </w:instrText>
+          <w:instrText xml:space="preserve"> PAGEREF _Toc243924655 \h </w:instrText>
         </w:r>
         <w:r>
           <w:rPr>
@@ -4820,7 +4820,7 @@
             <w:noProof/>
             <w:webHidden/>
           </w:rPr>
-          <w:t>47</w:t>
+          <w:t>48</w:t>
         </w:r>
         <w:r>
           <w:rPr>
@@ -4843,7 +4843,7 @@
           <w14:ligatures w14:val="standardContextual"/>
         </w:rPr>
       </w:pPr>
-      <w:hyperlink w:anchor="_Toc243902293" w:history="1">
+      <w:hyperlink w:anchor="_Toc243924656" w:history="1">
         <w:r>
           <w:rPr>
             <w:rStyle w:val="Hipervnculo"/>
@@ -4870,7 +4870,7 @@
             <w:noProof/>
             <w:webHidden/>
           </w:rPr>
-          <w:instrText xml:space="preserve"> PAGEREF _Toc243902293 \h </w:instrText>
+          <w:instrText xml:space="preserve"> PAGEREF _Toc243924656 \h </w:instrText>
         </w:r>
         <w:r>
           <w:rPr>
@@ -4890,7 +4890,7 @@
             <w:noProof/>
             <w:webHidden/>
           </w:rPr>
-          <w:t>48</w:t>
+          <w:t>49</w:t>
         </w:r>
         <w:r>
           <w:rPr>
@@ -4913,7 +4913,7 @@
           <w14:ligatures w14:val="standardContextual"/>
         </w:rPr>
       </w:pPr>
-      <w:hyperlink w:anchor="_Toc243902294" w:history="1">
+      <w:hyperlink w:anchor="_Toc243924657" w:history="1">
         <w:r>
           <w:rPr>
             <w:rStyle w:val="Hipervnculo"/>
@@ -4940,7 +4940,7 @@
             <w:noProof/>
             <w:webHidden/>
           </w:rPr>
-          <w:instrText xml:space="preserve"> PAGEREF _Toc243902294 \h </w:instrText>
+          <w:instrText xml:space="preserve"> PAGEREF _Toc243924657 \h </w:instrText>
         </w:r>
         <w:r>
           <w:rPr>
@@ -4960,7 +4960,7 @@
             <w:noProof/>
             <w:webHidden/>
           </w:rPr>
-          <w:t>49</w:t>
+          <w:t>50</w:t>
         </w:r>
         <w:r>
           <w:rPr>
@@ -4983,7 +4983,7 @@
           <w14:ligatures w14:val="standardContextual"/>
         </w:rPr>
       </w:pPr>
-      <w:hyperlink w:anchor="_Toc243902295" w:history="1">
+      <w:hyperlink w:anchor="_Toc243924658" w:history="1">
         <w:r>
           <w:rPr>
             <w:rStyle w:val="Hipervnculo"/>
@@ -5010,7 +5010,7 @@
             <w:noProof/>
             <w:webHidden/>
           </w:rPr>
-          <w:instrText xml:space="preserve"> PAGEREF _Toc243902295 \h </w:instrText>
+          <w:instrText xml:space="preserve"> PAGEREF _Toc243924658 \h </w:instrText>
         </w:r>
         <w:r>
           <w:rPr>
@@ -5030,7 +5030,7 @@
             <w:noProof/>
             <w:webHidden/>
           </w:rPr>
-          <w:t>50</w:t>
+          <w:t>51</w:t>
         </w:r>
         <w:r>
           <w:rPr>
@@ -5053,7 +5053,7 @@
           <w14:ligatures w14:val="standardContextual"/>
         </w:rPr>
       </w:pPr>
-      <w:hyperlink w:anchor="_Toc243902296" w:history="1">
+      <w:hyperlink w:anchor="_Toc243924659" w:history="1">
         <w:r>
           <w:rPr>
             <w:rStyle w:val="Hipervnculo"/>
@@ -5080,7 +5080,7 @@
             <w:noProof/>
             <w:webHidden/>
           </w:rPr>
-          <w:instrText xml:space="preserve"> PAGEREF _Toc243902296 \h </w:instrText>
+          <w:instrText xml:space="preserve"> PAGEREF _Toc243924659 \h </w:instrText>
         </w:r>
         <w:r>
           <w:rPr>
@@ -5100,7 +5100,7 @@
             <w:noProof/>
             <w:webHidden/>
           </w:rPr>
-          <w:t>51</w:t>
+          <w:t>52</w:t>
         </w:r>
         <w:r>
           <w:rPr>
@@ -5123,7 +5123,7 @@
           <w14:ligatures w14:val="standardContextual"/>
         </w:rPr>
       </w:pPr>
-      <w:hyperlink w:anchor="_Toc243902297" w:history="1">
+      <w:hyperlink w:anchor="_Toc243924660" w:history="1">
         <w:r>
           <w:rPr>
             <w:rStyle w:val="Hipervnculo"/>
@@ -5150,7 +5150,7 @@
             <w:noProof/>
             <w:webHidden/>
           </w:rPr>
-          <w:instrText xml:space="preserve"> PAGEREF _Toc243902297 \h </w:instrText>
+          <w:instrText xml:space="preserve"> PAGEREF _Toc243924660 \h </w:instrText>
         </w:r>
         <w:r>
           <w:rPr>
@@ -5170,7 +5170,7 @@
             <w:noProof/>
             <w:webHidden/>
           </w:rPr>
-          <w:t>52</w:t>
+          <w:t>53</w:t>
         </w:r>
         <w:r>
           <w:rPr>
@@ -5193,7 +5193,7 @@
           <w14:ligatures w14:val="standardContextual"/>
         </w:rPr>
       </w:pPr>
-      <w:hyperlink w:anchor="_Toc243902298" w:history="1">
+      <w:hyperlink w:anchor="_Toc243924661" w:history="1">
         <w:r>
           <w:rPr>
             <w:rStyle w:val="Hipervnculo"/>
@@ -5220,7 +5220,7 @@
             <w:noProof/>
             <w:webHidden/>
           </w:rPr>
-          <w:instrText xml:space="preserve"> PAGEREF _Toc243902298 \h </w:instrText>
+          <w:instrText xml:space="preserve"> PAGEREF _Toc243924661 \h </w:instrText>
         </w:r>
         <w:r>
           <w:rPr>
@@ -5240,7 +5240,7 @@
             <w:noProof/>
             <w:webHidden/>
           </w:rPr>
-          <w:t>53</w:t>
+          <w:t>54</w:t>
         </w:r>
         <w:r>
           <w:rPr>
@@ -5263,7 +5263,7 @@
           <w14:ligatures w14:val="standardContextual"/>
         </w:rPr>
       </w:pPr>
-      <w:hyperlink w:anchor="_Toc243902299" w:history="1">
+      <w:hyperlink w:anchor="_Toc243924662" w:history="1">
         <w:r>
           <w:rPr>
             <w:rStyle w:val="Hipervnculo"/>
@@ -5290,7 +5290,7 @@
             <w:noProof/>
             <w:webHidden/>
           </w:rPr>
-          <w:instrText xml:space="preserve"> PAGEREF _Toc243902299 \h </w:instrText>
+          <w:instrText xml:space="preserve"> PAGEREF _Toc243924662 \h </w:instrText>
         </w:r>
         <w:r>
           <w:rPr>
@@ -5310,7 +5310,7 @@
             <w:noProof/>
             <w:webHidden/>
           </w:rPr>
-          <w:t>54</w:t>
+          <w:t>55</w:t>
         </w:r>
         <w:r>
           <w:rPr>
@@ -5333,7 +5333,7 @@
           <w14:ligatures w14:val="standardContextual"/>
         </w:rPr>
       </w:pPr>
-      <w:hyperlink w:anchor="_Toc243902300" w:history="1">
+      <w:hyperlink w:anchor="_Toc243924663" w:history="1">
         <w:r>
           <w:rPr>
             <w:rStyle w:val="Hipervnculo"/>
@@ -5360,7 +5360,7 @@
             <w:noProof/>
             <w:webHidden/>
           </w:rPr>
-          <w:instrText xml:space="preserve"> PAGEREF _Toc243902300 \h </w:instrText>
+          <w:instrText xml:space="preserve"> PAGEREF _Toc243924663 \h </w:instrText>
         </w:r>
         <w:r>
           <w:rPr>
@@ -5380,7 +5380,7 @@
             <w:noProof/>
             <w:webHidden/>
           </w:rPr>
-          <w:t>54</w:t>
+          <w:t>55</w:t>
         </w:r>
         <w:r>
           <w:rPr>
@@ -5403,7 +5403,7 @@
           <w14:ligatures w14:val="standardContextual"/>
         </w:rPr>
       </w:pPr>
-      <w:hyperlink w:anchor="_Toc243902301" w:history="1">
+      <w:hyperlink w:anchor="_Toc243924664" w:history="1">
         <w:r>
           <w:rPr>
             <w:rStyle w:val="Hipervnculo"/>
@@ -5430,7 +5430,7 @@
             <w:noProof/>
             <w:webHidden/>
           </w:rPr>
-          <w:instrText xml:space="preserve"> PAGEREF _Toc243902301 \h </w:instrText>
+          <w:instrText xml:space="preserve"> PAGEREF _Toc243924664 \h </w:instrText>
         </w:r>
         <w:r>
           <w:rPr>
@@ -5450,7 +5450,7 @@
             <w:noProof/>
             <w:webHidden/>
           </w:rPr>
-          <w:t>55</w:t>
+          <w:t>56</w:t>
         </w:r>
         <w:r>
           <w:rPr>
@@ -5476,7 +5476,7 @@
           <w14:ligatures w14:val="standardContextual"/>
         </w:rPr>
       </w:pPr>
-      <w:hyperlink w:anchor="_Toc243902302" w:history="1">
+      <w:hyperlink w:anchor="_Toc243924665" w:history="1">
         <w:r>
           <w:rPr>
             <w:rStyle w:val="Hipervnculo"/>
@@ -5503,7 +5503,7 @@
             <w:noProof/>
             <w:webHidden/>
           </w:rPr>
-          <w:instrText xml:space="preserve"> PAGEREF _Toc243902302 \h </w:instrText>
+          <w:instrText xml:space="preserve"> PAGEREF _Toc243924665 \h </w:instrText>
         </w:r>
         <w:r>
           <w:rPr>
@@ -5523,7 +5523,7 @@
             <w:noProof/>
             <w:webHidden/>
           </w:rPr>
-          <w:t>56</w:t>
+          <w:t>57</w:t>
         </w:r>
         <w:r>
           <w:rPr>
@@ -5546,7 +5546,7 @@
           <w14:ligatures w14:val="standardContextual"/>
         </w:rPr>
       </w:pPr>
-      <w:hyperlink w:anchor="_Toc243902303" w:history="1">
+      <w:hyperlink w:anchor="_Toc243924666" w:history="1">
         <w:r>
           <w:rPr>
             <w:rStyle w:val="Hipervnculo"/>
@@ -5573,7 +5573,7 @@
             <w:noProof/>
             <w:webHidden/>
           </w:rPr>
-          <w:instrText xml:space="preserve"> PAGEREF _Toc243902303 \h </w:instrText>
+          <w:instrText xml:space="preserve"> PAGEREF _Toc243924666 \h </w:instrText>
         </w:r>
         <w:r>
           <w:rPr>
@@ -5593,7 +5593,7 @@
             <w:noProof/>
             <w:webHidden/>
           </w:rPr>
-          <w:t>56</w:t>
+          <w:t>57</w:t>
         </w:r>
         <w:r>
           <w:rPr>
@@ -5616,7 +5616,7 @@
           <w14:ligatures w14:val="standardContextual"/>
         </w:rPr>
       </w:pPr>
-      <w:hyperlink w:anchor="_Toc243902304" w:history="1">
+      <w:hyperlink w:anchor="_Toc243924667" w:history="1">
         <w:r>
           <w:rPr>
             <w:rStyle w:val="Hipervnculo"/>
@@ -5643,7 +5643,7 @@
             <w:noProof/>
             <w:webHidden/>
           </w:rPr>
-          <w:instrText xml:space="preserve"> PAGEREF _Toc243902304 \h </w:instrText>
+          <w:instrText xml:space="preserve"> PAGEREF _Toc243924667 \h </w:instrText>
         </w:r>
         <w:r>
           <w:rPr>
@@ -5663,7 +5663,7 @@
             <w:noProof/>
             <w:webHidden/>
           </w:rPr>
-          <w:t>57</w:t>
+          <w:t>58</w:t>
         </w:r>
         <w:r>
           <w:rPr>
@@ -5686,7 +5686,7 @@
           <w14:ligatures w14:val="standardContextual"/>
         </w:rPr>
       </w:pPr>
-      <w:hyperlink w:anchor="_Toc243902305" w:history="1">
+      <w:hyperlink w:anchor="_Toc243924668" w:history="1">
         <w:r>
           <w:rPr>
             <w:rStyle w:val="Hipervnculo"/>
@@ -5713,7 +5713,7 @@
             <w:noProof/>
             <w:webHidden/>
           </w:rPr>
-          <w:instrText xml:space="preserve"> PAGEREF _Toc243902305 \h </w:instrText>
+          <w:instrText xml:space="preserve"> PAGEREF _Toc243924668 \h </w:instrText>
         </w:r>
         <w:r>
           <w:rPr>
@@ -5733,7 +5733,7 @@
             <w:noProof/>
             <w:webHidden/>
           </w:rPr>
-          <w:t>58</w:t>
+          <w:t>59</w:t>
         </w:r>
         <w:r>
           <w:rPr>
@@ -5756,7 +5756,7 @@
           <w14:ligatures w14:val="standardContextual"/>
         </w:rPr>
       </w:pPr>
-      <w:hyperlink w:anchor="_Toc243902306" w:history="1">
+      <w:hyperlink w:anchor="_Toc243924669" w:history="1">
         <w:r>
           <w:rPr>
             <w:rStyle w:val="Hipervnculo"/>
@@ -5783,7 +5783,7 @@
             <w:noProof/>
             <w:webHidden/>
           </w:rPr>
-          <w:instrText xml:space="preserve"> PAGEREF _Toc243902306 \h </w:instrText>
+          <w:instrText xml:space="preserve"> PAGEREF _Toc243924669 \h </w:instrText>
         </w:r>
         <w:r>
           <w:rPr>
@@ -5803,7 +5803,7 @@
             <w:noProof/>
             <w:webHidden/>
           </w:rPr>
-          <w:t>58</w:t>
+          <w:t>59</w:t>
         </w:r>
         <w:r>
           <w:rPr>
@@ -5826,7 +5826,7 @@
           <w14:ligatures w14:val="standardContextual"/>
         </w:rPr>
       </w:pPr>
-      <w:hyperlink w:anchor="_Toc243902307" w:history="1">
+      <w:hyperlink w:anchor="_Toc243924670" w:history="1">
         <w:r>
           <w:rPr>
             <w:rStyle w:val="Hipervnculo"/>
@@ -5853,7 +5853,7 @@
             <w:noProof/>
             <w:webHidden/>
           </w:rPr>
-          <w:instrText xml:space="preserve"> PAGEREF _Toc243902307 \h </w:instrText>
+          <w:instrText xml:space="preserve"> PAGEREF _Toc243924670 \h </w:instrText>
         </w:r>
         <w:r>
           <w:rPr>
@@ -5873,7 +5873,7 @@
             <w:noProof/>
             <w:webHidden/>
           </w:rPr>
-          <w:t>59</w:t>
+          <w:t>60</w:t>
         </w:r>
         <w:r>
           <w:rPr>
@@ -5896,7 +5896,7 @@
           <w14:ligatures w14:val="standardContextual"/>
         </w:rPr>
       </w:pPr>
-      <w:hyperlink w:anchor="_Toc243902308" w:history="1">
+      <w:hyperlink w:anchor="_Toc243924671" w:history="1">
         <w:r>
           <w:rPr>
             <w:rStyle w:val="Hipervnculo"/>
@@ -5923,7 +5923,7 @@
             <w:noProof/>
             <w:webHidden/>
           </w:rPr>
-          <w:instrText xml:space="preserve"> PAGEREF _Toc243902308 \h </w:instrText>
+          <w:instrText xml:space="preserve"> PAGEREF _Toc243924671 \h </w:instrText>
         </w:r>
         <w:r>
           <w:rPr>
@@ -5943,7 +5943,7 @@
             <w:noProof/>
             <w:webHidden/>
           </w:rPr>
-          <w:t>59</w:t>
+          <w:t>60</w:t>
         </w:r>
         <w:r>
           <w:rPr>
@@ -5966,7 +5966,7 @@
           <w14:ligatures w14:val="standardContextual"/>
         </w:rPr>
       </w:pPr>
-      <w:hyperlink w:anchor="_Toc243902309" w:history="1">
+      <w:hyperlink w:anchor="_Toc243924672" w:history="1">
         <w:r>
           <w:rPr>
             <w:rStyle w:val="Hipervnculo"/>
@@ -5993,7 +5993,7 @@
             <w:noProof/>
             <w:webHidden/>
           </w:rPr>
-          <w:instrText xml:space="preserve"> PAGEREF _Toc243902309 \h </w:instrText>
+          <w:instrText xml:space="preserve"> PAGEREF _Toc243924672 \h </w:instrText>
         </w:r>
         <w:r>
           <w:rPr>
@@ -6013,7 +6013,7 @@
             <w:noProof/>
             <w:webHidden/>
           </w:rPr>
-          <w:t>59</w:t>
+          <w:t>60</w:t>
         </w:r>
         <w:r>
           <w:rPr>
@@ -6036,7 +6036,7 @@
           <w14:ligatures w14:val="standardContextual"/>
         </w:rPr>
       </w:pPr>
-      <w:hyperlink w:anchor="_Toc243902310" w:history="1">
+      <w:hyperlink w:anchor="_Toc243924673" w:history="1">
         <w:r>
           <w:rPr>
             <w:rStyle w:val="Hipervnculo"/>
@@ -6063,7 +6063,7 @@
             <w:noProof/>
             <w:webHidden/>
           </w:rPr>
-          <w:instrText xml:space="preserve"> PAGEREF _Toc243902310 \h </w:instrText>
+          <w:instrText xml:space="preserve"> PAGEREF _Toc243924673 \h </w:instrText>
         </w:r>
         <w:r>
           <w:rPr>
@@ -6083,7 +6083,7 @@
             <w:noProof/>
             <w:webHidden/>
           </w:rPr>
-          <w:t>60</w:t>
+          <w:t>61</w:t>
         </w:r>
         <w:r>
           <w:rPr>
@@ -6106,7 +6106,7 @@
           <w14:ligatures w14:val="standardContextual"/>
         </w:rPr>
       </w:pPr>
-      <w:hyperlink w:anchor="_Toc243902311" w:history="1">
+      <w:hyperlink w:anchor="_Toc243924674" w:history="1">
         <w:r>
           <w:rPr>
             <w:rStyle w:val="Hipervnculo"/>
@@ -6133,7 +6133,7 @@
             <w:noProof/>
             <w:webHidden/>
           </w:rPr>
-          <w:instrText xml:space="preserve"> PAGEREF _Toc243902311 \h </w:instrText>
+          <w:instrText xml:space="preserve"> PAGEREF _Toc243924674 \h </w:instrText>
         </w:r>
         <w:r>
           <w:rPr>
@@ -6153,7 +6153,7 @@
             <w:noProof/>
             <w:webHidden/>
           </w:rPr>
-          <w:t>61</w:t>
+          <w:t>62</w:t>
         </w:r>
         <w:r>
           <w:rPr>
@@ -6176,7 +6176,7 @@
           <w14:ligatures w14:val="standardContextual"/>
         </w:rPr>
       </w:pPr>
-      <w:hyperlink w:anchor="_Toc243902312" w:history="1">
+      <w:hyperlink w:anchor="_Toc243924675" w:history="1">
         <w:r>
           <w:rPr>
             <w:rStyle w:val="Hipervnculo"/>
@@ -6203,7 +6203,7 @@
             <w:noProof/>
             <w:webHidden/>
           </w:rPr>
-          <w:instrText xml:space="preserve"> PAGEREF _Toc243902312 \h </w:instrText>
+          <w:instrText xml:space="preserve"> PAGEREF _Toc243924675 \h </w:instrText>
         </w:r>
         <w:r>
           <w:rPr>
@@ -6223,7 +6223,7 @@
             <w:noProof/>
             <w:webHidden/>
           </w:rPr>
-          <w:t>62</w:t>
+          <w:t>63</w:t>
         </w:r>
         <w:r>
           <w:rPr>
@@ -6246,7 +6246,7 @@
           <w14:ligatures w14:val="standardContextual"/>
         </w:rPr>
       </w:pPr>
-      <w:hyperlink w:anchor="_Toc243902313" w:history="1">
+      <w:hyperlink w:anchor="_Toc243924676" w:history="1">
         <w:r>
           <w:rPr>
             <w:rStyle w:val="Hipervnculo"/>
@@ -6273,7 +6273,7 @@
             <w:noProof/>
             <w:webHidden/>
           </w:rPr>
-          <w:instrText xml:space="preserve"> PAGEREF _Toc243902313 \h </w:instrText>
+          <w:instrText xml:space="preserve"> PAGEREF _Toc243924676 \h </w:instrText>
         </w:r>
         <w:r>
           <w:rPr>
@@ -6293,7 +6293,7 @@
             <w:noProof/>
             <w:webHidden/>
           </w:rPr>
-          <w:t>63</w:t>
+          <w:t>64</w:t>
         </w:r>
         <w:r>
           <w:rPr>
@@ -6316,7 +6316,7 @@
           <w14:ligatures w14:val="standardContextual"/>
         </w:rPr>
       </w:pPr>
-      <w:hyperlink w:anchor="_Toc243902314" w:history="1">
+      <w:hyperlink w:anchor="_Toc243924677" w:history="1">
         <w:r>
           <w:rPr>
             <w:rStyle w:val="Hipervnculo"/>
@@ -6343,7 +6343,7 @@
             <w:noProof/>
             <w:webHidden/>
           </w:rPr>
-          <w:instrText xml:space="preserve"> PAGEREF _Toc243902314 \h </w:instrText>
+          <w:instrText xml:space="preserve"> PAGEREF _Toc243924677 \h </w:instrText>
         </w:r>
         <w:r>
           <w:rPr>
@@ -6363,7 +6363,7 @@
             <w:noProof/>
             <w:webHidden/>
           </w:rPr>
-          <w:t>64</w:t>
+          <w:t>65</w:t>
         </w:r>
         <w:r>
           <w:rPr>
@@ -6386,7 +6386,7 @@
           <w14:ligatures w14:val="standardContextual"/>
         </w:rPr>
       </w:pPr>
-      <w:hyperlink w:anchor="_Toc243902315" w:history="1">
+      <w:hyperlink w:anchor="_Toc243924678" w:history="1">
         <w:r>
           <w:rPr>
             <w:rStyle w:val="Hipervnculo"/>
@@ -6413,7 +6413,7 @@
             <w:noProof/>
             <w:webHidden/>
           </w:rPr>
-          <w:instrText xml:space="preserve"> PAGEREF _Toc243902315 \h </w:instrText>
+          <w:instrText xml:space="preserve"> PAGEREF _Toc243924678 \h </w:instrText>
         </w:r>
         <w:r>
           <w:rPr>
@@ -6433,7 +6433,7 @@
             <w:noProof/>
             <w:webHidden/>
           </w:rPr>
-          <w:t>65</w:t>
+          <w:t>66</w:t>
         </w:r>
         <w:r>
           <w:rPr>
@@ -6456,7 +6456,7 @@
           <w14:ligatures w14:val="standardContextual"/>
         </w:rPr>
       </w:pPr>
-      <w:hyperlink w:anchor="_Toc243902316" w:history="1">
+      <w:hyperlink w:anchor="_Toc243924679" w:history="1">
         <w:r>
           <w:rPr>
             <w:rStyle w:val="Hipervnculo"/>
@@ -6483,7 +6483,7 @@
             <w:noProof/>
             <w:webHidden/>
           </w:rPr>
-          <w:instrText xml:space="preserve"> PAGEREF _Toc243902316 \h </w:instrText>
+          <w:instrText xml:space="preserve"> PAGEREF _Toc243924679 \h </w:instrText>
         </w:r>
         <w:r>
           <w:rPr>
@@ -6503,7 +6503,7 @@
             <w:noProof/>
             <w:webHidden/>
           </w:rPr>
-          <w:t>66</w:t>
+          <w:t>67</w:t>
         </w:r>
         <w:r>
           <w:rPr>
@@ -6529,7 +6529,7 @@
           <w14:ligatures w14:val="standardContextual"/>
         </w:rPr>
       </w:pPr>
-      <w:hyperlink w:anchor="_Toc243902317" w:history="1">
+      <w:hyperlink w:anchor="_Toc243924680" w:history="1">
         <w:r>
           <w:rPr>
             <w:rStyle w:val="Hipervnculo"/>
@@ -6556,7 +6556,7 @@
             <w:noProof/>
             <w:webHidden/>
           </w:rPr>
-          <w:instrText xml:space="preserve"> PAGEREF _Toc243902317 \h </w:instrText>
+          <w:instrText xml:space="preserve"> PAGEREF _Toc243924680 \h </w:instrText>
         </w:r>
         <w:r>
           <w:rPr>
@@ -6576,7 +6576,7 @@
             <w:noProof/>
             <w:webHidden/>
           </w:rPr>
-          <w:t>67</w:t>
+          <w:t>68</w:t>
         </w:r>
         <w:r>
           <w:rPr>
@@ -6599,7 +6599,7 @@
           <w14:ligatures w14:val="standardContextual"/>
         </w:rPr>
       </w:pPr>
-      <w:hyperlink w:anchor="_Toc243902318" w:history="1">
+      <w:hyperlink w:anchor="_Toc243924681" w:history="1">
         <w:r>
           <w:rPr>
             <w:rStyle w:val="Hipervnculo"/>
@@ -6626,7 +6626,7 @@
             <w:noProof/>
             <w:webHidden/>
           </w:rPr>
-          <w:instrText xml:space="preserve"> PAGEREF _Toc243902318 \h </w:instrText>
+          <w:instrText xml:space="preserve"> PAGEREF _Toc243924681 \h </w:instrText>
         </w:r>
         <w:r>
           <w:rPr>
@@ -6646,7 +6646,7 @@
             <w:noProof/>
             <w:webHidden/>
           </w:rPr>
-          <w:t>67</w:t>
+          <w:t>68</w:t>
         </w:r>
         <w:r>
           <w:rPr>
@@ -6669,7 +6669,7 @@
           <w14:ligatures w14:val="standardContextual"/>
         </w:rPr>
       </w:pPr>
-      <w:hyperlink w:anchor="_Toc243902319" w:history="1">
+      <w:hyperlink w:anchor="_Toc243924682" w:history="1">
         <w:r>
           <w:rPr>
             <w:rStyle w:val="Hipervnculo"/>
@@ -6696,7 +6696,7 @@
             <w:noProof/>
             <w:webHidden/>
           </w:rPr>
-          <w:instrText xml:space="preserve"> PAGEREF _Toc243902319 \h </w:instrText>
+          <w:instrText xml:space="preserve"> PAGEREF _Toc243924682 \h </w:instrText>
         </w:r>
         <w:r>
           <w:rPr>
@@ -6716,7 +6716,7 @@
             <w:noProof/>
             <w:webHidden/>
           </w:rPr>
-          <w:t>69</w:t>
+          <w:t>70</w:t>
         </w:r>
         <w:r>
           <w:rPr>
@@ -6739,7 +6739,7 @@
           <w14:ligatures w14:val="standardContextual"/>
         </w:rPr>
       </w:pPr>
-      <w:hyperlink w:anchor="_Toc243902320" w:history="1">
+      <w:hyperlink w:anchor="_Toc243924683" w:history="1">
         <w:r>
           <w:rPr>
             <w:rStyle w:val="Hipervnculo"/>
@@ -6766,7 +6766,7 @@
             <w:noProof/>
             <w:webHidden/>
           </w:rPr>
-          <w:instrText xml:space="preserve"> PAGEREF _Toc243902320 \h </w:instrText>
+          <w:instrText xml:space="preserve"> PAGEREF _Toc243924683 \h </w:instrText>
         </w:r>
         <w:r>
           <w:rPr>
@@ -6786,7 +6786,7 @@
             <w:noProof/>
             <w:webHidden/>
           </w:rPr>
-          <w:t>71</w:t>
+          <w:t>72</w:t>
         </w:r>
         <w:r>
           <w:rPr>
@@ -6809,7 +6809,7 @@
           <w14:ligatures w14:val="standardContextual"/>
         </w:rPr>
       </w:pPr>
-      <w:hyperlink w:anchor="_Toc243902321" w:history="1">
+      <w:hyperlink w:anchor="_Toc243924684" w:history="1">
         <w:r>
           <w:rPr>
             <w:rStyle w:val="Hipervnculo"/>
@@ -6836,7 +6836,7 @@
             <w:noProof/>
             <w:webHidden/>
           </w:rPr>
-          <w:instrText xml:space="preserve"> PAGEREF _Toc243902321 \h </w:instrText>
+          <w:instrText xml:space="preserve"> PAGEREF _Toc243924684 \h </w:instrText>
         </w:r>
         <w:r>
           <w:rPr>
@@ -6856,7 +6856,7 @@
             <w:noProof/>
             <w:webHidden/>
           </w:rPr>
-          <w:t>71</w:t>
+          <w:t>72</w:t>
         </w:r>
         <w:r>
           <w:rPr>
@@ -6879,7 +6879,7 @@
           <w14:ligatures w14:val="standardContextual"/>
         </w:rPr>
       </w:pPr>
-      <w:hyperlink w:anchor="_Toc243902322" w:history="1">
+      <w:hyperlink w:anchor="_Toc243924685" w:history="1">
         <w:r>
           <w:rPr>
             <w:rStyle w:val="Hipervnculo"/>
@@ -6906,7 +6906,7 @@
             <w:noProof/>
             <w:webHidden/>
           </w:rPr>
-          <w:instrText xml:space="preserve"> PAGEREF _Toc243902322 \h </w:instrText>
+          <w:instrText xml:space="preserve"> PAGEREF _Toc243924685 \h </w:instrText>
         </w:r>
         <w:r>
           <w:rPr>
@@ -6926,7 +6926,7 @@
             <w:noProof/>
             <w:webHidden/>
           </w:rPr>
-          <w:t>71</w:t>
+          <w:t>72</w:t>
         </w:r>
         <w:r>
           <w:rPr>
@@ -6952,7 +6952,7 @@
           <w14:ligatures w14:val="standardContextual"/>
         </w:rPr>
       </w:pPr>
-      <w:hyperlink w:anchor="_Toc243902323" w:history="1">
+      <w:hyperlink w:anchor="_Toc243924686" w:history="1">
         <w:r>
           <w:rPr>
             <w:rStyle w:val="Hipervnculo"/>
@@ -6979,7 +6979,7 @@
             <w:noProof/>
             <w:webHidden/>
           </w:rPr>
-          <w:instrText xml:space="preserve"> PAGEREF _Toc243902323 \h </w:instrText>
+          <w:instrText xml:space="preserve"> PAGEREF _Toc243924686 \h </w:instrText>
         </w:r>
         <w:r>
           <w:rPr>
@@ -6999,7 +6999,7 @@
             <w:noProof/>
             <w:webHidden/>
           </w:rPr>
-          <w:t>72</w:t>
+          <w:t>73</w:t>
         </w:r>
         <w:r>
           <w:rPr>
@@ -7022,7 +7022,7 @@
           <w14:ligatures w14:val="standardContextual"/>
         </w:rPr>
       </w:pPr>
-      <w:hyperlink w:anchor="_Toc243902324" w:history="1">
+      <w:hyperlink w:anchor="_Toc243924687" w:history="1">
         <w:r>
           <w:rPr>
             <w:rStyle w:val="Hipervnculo"/>
@@ -7049,7 +7049,7 @@
             <w:noProof/>
             <w:webHidden/>
           </w:rPr>
-          <w:instrText xml:space="preserve"> PAGEREF _Toc243902324 \h </w:instrText>
+          <w:instrText xml:space="preserve"> PAGEREF _Toc243924687 \h </w:instrText>
         </w:r>
         <w:r>
           <w:rPr>
@@ -7069,7 +7069,7 @@
             <w:noProof/>
             <w:webHidden/>
           </w:rPr>
-          <w:t>72</w:t>
+          <w:t>73</w:t>
         </w:r>
         <w:r>
           <w:rPr>
@@ -7092,7 +7092,7 @@
           <w14:ligatures w14:val="standardContextual"/>
         </w:rPr>
       </w:pPr>
-      <w:hyperlink w:anchor="_Toc243902325" w:history="1">
+      <w:hyperlink w:anchor="_Toc243924688" w:history="1">
         <w:r>
           <w:rPr>
             <w:rStyle w:val="Hipervnculo"/>
@@ -7119,7 +7119,7 @@
             <w:noProof/>
             <w:webHidden/>
           </w:rPr>
-          <w:instrText xml:space="preserve"> PAGEREF _Toc243902325 \h </w:instrText>
+          <w:instrText xml:space="preserve"> PAGEREF _Toc243924688 \h </w:instrText>
         </w:r>
         <w:r>
           <w:rPr>
@@ -7139,7 +7139,7 @@
             <w:noProof/>
             <w:webHidden/>
           </w:rPr>
-          <w:t>72</w:t>
+          <w:t>73</w:t>
         </w:r>
         <w:r>
           <w:rPr>
@@ -7162,7 +7162,7 @@
           <w14:ligatures w14:val="standardContextual"/>
         </w:rPr>
       </w:pPr>
-      <w:hyperlink w:anchor="_Toc243902326" w:history="1">
+      <w:hyperlink w:anchor="_Toc243924689" w:history="1">
         <w:r>
           <w:rPr>
             <w:rStyle w:val="Hipervnculo"/>
@@ -7189,7 +7189,7 @@
             <w:noProof/>
             <w:webHidden/>
           </w:rPr>
-          <w:instrText xml:space="preserve"> PAGEREF _Toc243902326 \h </w:instrText>
+          <w:instrText xml:space="preserve"> PAGEREF _Toc243924689 \h </w:instrText>
         </w:r>
         <w:r>
           <w:rPr>
@@ -7209,7 +7209,7 @@
             <w:noProof/>
             <w:webHidden/>
           </w:rPr>
-          <w:t>73</w:t>
+          <w:t>74</w:t>
         </w:r>
         <w:r>
           <w:rPr>
@@ -7232,7 +7232,7 @@
           <w14:ligatures w14:val="standardContextual"/>
         </w:rPr>
       </w:pPr>
-      <w:hyperlink w:anchor="_Toc243902327" w:history="1">
+      <w:hyperlink w:anchor="_Toc243924690" w:history="1">
         <w:r>
           <w:rPr>
             <w:rStyle w:val="Hipervnculo"/>
@@ -7259,7 +7259,7 @@
             <w:noProof/>
             <w:webHidden/>
           </w:rPr>
-          <w:instrText xml:space="preserve"> PAGEREF _Toc243902327 \h </w:instrText>
+          <w:instrText xml:space="preserve"> PAGEREF _Toc243924690 \h </w:instrText>
         </w:r>
         <w:r>
           <w:rPr>
@@ -7279,7 +7279,7 @@
             <w:noProof/>
             <w:webHidden/>
           </w:rPr>
-          <w:t>74</w:t>
+          <w:t>75</w:t>
         </w:r>
         <w:r>
           <w:rPr>
@@ -7302,7 +7302,7 @@
           <w14:ligatures w14:val="standardContextual"/>
         </w:rPr>
       </w:pPr>
-      <w:hyperlink w:anchor="_Toc243902328" w:history="1">
+      <w:hyperlink w:anchor="_Toc243924691" w:history="1">
         <w:r>
           <w:rPr>
             <w:rStyle w:val="Hipervnculo"/>
@@ -7329,7 +7329,7 @@
             <w:noProof/>
             <w:webHidden/>
           </w:rPr>
-          <w:instrText xml:space="preserve"> PAGEREF _Toc243902328 \h </w:instrText>
+          <w:instrText xml:space="preserve"> PAGEREF _Toc243924691 \h </w:instrText>
         </w:r>
         <w:r>
           <w:rPr>
@@ -7349,7 +7349,7 @@
             <w:noProof/>
             <w:webHidden/>
           </w:rPr>
-          <w:t>75</w:t>
+          <w:t>76</w:t>
         </w:r>
         <w:r>
           <w:rPr>
@@ -7375,7 +7375,7 @@
           <w14:ligatures w14:val="standardContextual"/>
         </w:rPr>
       </w:pPr>
-      <w:hyperlink w:anchor="_Toc243902329" w:history="1">
+      <w:hyperlink w:anchor="_Toc243924692" w:history="1">
         <w:r>
           <w:rPr>
             <w:rStyle w:val="Hipervnculo"/>
@@ -7411,7 +7411,7 @@
             <w:noProof/>
             <w:webHidden/>
           </w:rPr>
-          <w:instrText xml:space="preserve"> PAGEREF _Toc243902329 \h </w:instrText>
+          <w:instrText xml:space="preserve"> PAGEREF _Toc243924692 \h </w:instrText>
         </w:r>
         <w:r>
           <w:rPr>
@@ -7431,7 +7431,7 @@
             <w:noProof/>
             <w:webHidden/>
           </w:rPr>
-          <w:t>76</w:t>
+          <w:t>77</w:t>
         </w:r>
         <w:r>
           <w:rPr>
@@ -7454,7 +7454,7 @@
           <w14:ligatures w14:val="standardContextual"/>
         </w:rPr>
       </w:pPr>
-      <w:hyperlink w:anchor="_Toc243902330" w:history="1">
+      <w:hyperlink w:anchor="_Toc243924693" w:history="1">
         <w:r>
           <w:rPr>
             <w:rStyle w:val="Hipervnculo"/>
@@ -7481,7 +7481,7 @@
             <w:noProof/>
             <w:webHidden/>
           </w:rPr>
-          <w:instrText xml:space="preserve"> PAGEREF _Toc243902330 \h </w:instrText>
+          <w:instrText xml:space="preserve"> PAGEREF _Toc243924693 \h </w:instrText>
         </w:r>
         <w:r>
           <w:rPr>
@@ -7501,7 +7501,7 @@
             <w:noProof/>
             <w:webHidden/>
           </w:rPr>
-          <w:t>76</w:t>
+          <w:t>77</w:t>
         </w:r>
         <w:r>
           <w:rPr>
@@ -7524,7 +7524,7 @@
           <w14:ligatures w14:val="standardContextual"/>
         </w:rPr>
       </w:pPr>
-      <w:hyperlink w:anchor="_Toc243902331" w:history="1">
+      <w:hyperlink w:anchor="_Toc243924694" w:history="1">
         <w:r>
           <w:rPr>
             <w:rStyle w:val="Hipervnculo"/>
@@ -7551,7 +7551,7 @@
             <w:noProof/>
             <w:webHidden/>
           </w:rPr>
-          <w:instrText xml:space="preserve"> PAGEREF _Toc243902331 \h </w:instrText>
+          <w:instrText xml:space="preserve"> PAGEREF _Toc243924694 \h </w:instrText>
         </w:r>
         <w:r>
           <w:rPr>
@@ -7571,7 +7571,7 @@
             <w:noProof/>
             <w:webHidden/>
           </w:rPr>
-          <w:t>76</w:t>
+          <w:t>77</w:t>
         </w:r>
         <w:r>
           <w:rPr>
@@ -7594,7 +7594,7 @@
           <w14:ligatures w14:val="standardContextual"/>
         </w:rPr>
       </w:pPr>
-      <w:hyperlink w:anchor="_Toc243902332" w:history="1">
+      <w:hyperlink w:anchor="_Toc243924695" w:history="1">
         <w:r>
           <w:rPr>
             <w:rStyle w:val="Hipervnculo"/>
@@ -7621,7 +7621,7 @@
             <w:noProof/>
             <w:webHidden/>
           </w:rPr>
-          <w:instrText xml:space="preserve"> PAGEREF _Toc243902332 \h </w:instrText>
+          <w:instrText xml:space="preserve"> PAGEREF _Toc243924695 \h </w:instrText>
         </w:r>
         <w:r>
           <w:rPr>
@@ -7641,7 +7641,7 @@
             <w:noProof/>
             <w:webHidden/>
           </w:rPr>
-          <w:t>77</w:t>
+          <w:t>78</w:t>
         </w:r>
         <w:r>
           <w:rPr>
@@ -7664,7 +7664,7 @@
           <w14:ligatures w14:val="standardContextual"/>
         </w:rPr>
       </w:pPr>
-      <w:hyperlink w:anchor="_Toc243902333" w:history="1">
+      <w:hyperlink w:anchor="_Toc243924696" w:history="1">
         <w:r>
           <w:rPr>
             <w:rStyle w:val="Hipervnculo"/>
@@ -7691,7 +7691,7 @@
             <w:noProof/>
             <w:webHidden/>
           </w:rPr>
-          <w:instrText xml:space="preserve"> PAGEREF _Toc243902333 \h </w:instrText>
+          <w:instrText xml:space="preserve"> PAGEREF _Toc243924696 \h </w:instrText>
         </w:r>
         <w:r>
           <w:rPr>
@@ -7711,7 +7711,7 @@
             <w:noProof/>
             <w:webHidden/>
           </w:rPr>
-          <w:t>77</w:t>
+          <w:t>78</w:t>
         </w:r>
         <w:r>
           <w:rPr>
@@ -7734,7 +7734,7 @@
           <w14:ligatures w14:val="standardContextual"/>
         </w:rPr>
       </w:pPr>
-      <w:hyperlink w:anchor="_Toc243902334" w:history="1">
+      <w:hyperlink w:anchor="_Toc243924697" w:history="1">
         <w:r>
           <w:rPr>
             <w:rStyle w:val="Hipervnculo"/>
@@ -7761,7 +7761,7 @@
             <w:noProof/>
             <w:webHidden/>
           </w:rPr>
-          <w:instrText xml:space="preserve"> PAGEREF _Toc243902334 \h </w:instrText>
+          <w:instrText xml:space="preserve"> PAGEREF _Toc243924697 \h </w:instrText>
         </w:r>
         <w:r>
           <w:rPr>
@@ -7781,7 +7781,7 @@
             <w:noProof/>
             <w:webHidden/>
           </w:rPr>
-          <w:t>77</w:t>
+          <w:t>78</w:t>
         </w:r>
         <w:r>
           <w:rPr>
@@ -7807,7 +7807,7 @@
           <w14:ligatures w14:val="standardContextual"/>
         </w:rPr>
       </w:pPr>
-      <w:hyperlink w:anchor="_Toc243902335" w:history="1">
+      <w:hyperlink w:anchor="_Toc243924698" w:history="1">
         <w:r>
           <w:rPr>
             <w:rStyle w:val="Hipervnculo"/>
@@ -7834,7 +7834,7 @@
             <w:noProof/>
             <w:webHidden/>
           </w:rPr>
-          <w:instrText xml:space="preserve"> PAGEREF _Toc243902335 \h </w:instrText>
+          <w:instrText xml:space="preserve"> PAGEREF _Toc243924698 \h </w:instrText>
         </w:r>
         <w:r>
           <w:rPr>
@@ -7854,7 +7854,7 @@
             <w:noProof/>
             <w:webHidden/>
           </w:rPr>
-          <w:t>78</w:t>
+          <w:t>79</w:t>
         </w:r>
         <w:r>
           <w:rPr>
@@ -7877,7 +7877,7 @@
           <w14:ligatures w14:val="standardContextual"/>
         </w:rPr>
       </w:pPr>
-      <w:hyperlink w:anchor="_Toc243902336" w:history="1">
+      <w:hyperlink w:anchor="_Toc243924699" w:history="1">
         <w:r>
           <w:rPr>
             <w:rStyle w:val="Hipervnculo"/>
@@ -7904,7 +7904,7 @@
             <w:noProof/>
             <w:webHidden/>
           </w:rPr>
-          <w:instrText xml:space="preserve"> PAGEREF _Toc243902336 \h </w:instrText>
+          <w:instrText xml:space="preserve"> PAGEREF _Toc243924699 \h </w:instrText>
         </w:r>
         <w:r>
           <w:rPr>
@@ -7924,7 +7924,7 @@
             <w:noProof/>
             <w:webHidden/>
           </w:rPr>
-          <w:t>78</w:t>
+          <w:t>79</w:t>
         </w:r>
         <w:r>
           <w:rPr>
@@ -7950,7 +7950,7 @@
           <w14:ligatures w14:val="standardContextual"/>
         </w:rPr>
       </w:pPr>
-      <w:hyperlink w:anchor="_Toc243902337" w:history="1">
+      <w:hyperlink w:anchor="_Toc243924700" w:history="1">
         <w:r>
           <w:rPr>
             <w:rStyle w:val="Hipervnculo"/>
@@ -7977,7 +7977,7 @@
             <w:noProof/>
             <w:webHidden/>
           </w:rPr>
-          <w:instrText xml:space="preserve"> PAGEREF _Toc243902337 \h </w:instrText>
+          <w:instrText xml:space="preserve"> PAGEREF _Toc243924700 \h </w:instrText>
         </w:r>
         <w:r>
           <w:rPr>
@@ -7997,7 +7997,7 @@
             <w:noProof/>
             <w:webHidden/>
           </w:rPr>
-          <w:t>79</w:t>
+          <w:t>80</w:t>
         </w:r>
         <w:r>
           <w:rPr>
@@ -8376,7 +8376,7 @@
         <w:pStyle w:val="Ttulo1"/>
       </w:pPr>
       <w:bookmarkStart w:id="0" w:name="_ad9e25c8626cd57ecdce5548ccf29c0d11fa207"/>
-      <w:bookmarkStart w:id="1" w:name="_Toc243902230"/>
+      <w:bookmarkStart w:id="1" w:name="_Toc243924593"/>
       <w:r>
         <w:lastRenderedPageBreak/>
         <w:t xml:space="preserve">Módulo 0 — Plataforma: clínicas, planes y suscripción </w:t>
@@ -8395,7 +8395,7 @@
         <w:pStyle w:val="Ttulo2"/>
       </w:pPr>
       <w:bookmarkStart w:id="2" w:name="_1eb36715c186f58cce98281b1b189d20510db73"/>
-      <w:bookmarkStart w:id="3" w:name="_Toc243902231"/>
+      <w:bookmarkStart w:id="3" w:name="_Toc243924594"/>
       <w:r>
         <w:t>HU-0.1 — Registrar una clínica (self-service)</w:t>
       </w:r>
@@ -8683,6 +8683,7 @@
               <w:keepNext/>
             </w:pPr>
             <w:r>
+              <w:lastRenderedPageBreak/>
               <w:t>RE</w:t>
             </w:r>
             <w:r>
@@ -8703,7 +8704,7 @@
               <w:keepNext/>
             </w:pPr>
             <w:r>
-              <w:t>El sistema debe pedir NIT numérico y DV de un dígito en casillas separadas y validar ambos con el algoritmo de la DIAN.</w:t>
+              <w:t>El sistema debe aceptar un único NIT o cédula con DV opcional y validar el DV escrito con el algoritmo de la DIAN.</w:t>
             </w:r>
           </w:p>
         </w:tc>
@@ -8731,7 +8732,10 @@
               <w:keepNext/>
             </w:pPr>
             <w:r>
-              <w:t>Un DV incorrecto se rechaza; uno válido se acepta. El servidor no interpreta el último dígito del NIT escrito como DV. La misma regla se aplica al reporte de NIT duplicado.</w:t>
+              <w:t>Sin guion, se conserva el número completo (2 a 14 cifras) y el servidor calcula su DV, incluso cuando es la cédula de una persona natural. Con guion, se separan número (hasta 14 cifras) y DV escrito (una cifra), que se comprueba. No se deduce la presencia de DV por longitud ni por coincidencia del último dígito. Al pegar limpia puntos/espacios; al escribir o salir no añade guion ni recorta cifras. Un dígito solo no es válido; un DV explícito incorrecto se rechaza con «El dígito de verificación no correspond</w:t>
+            </w:r>
+            <w:r>
+              <w:t>e. Revísalo en tu RUT.». Registro, ayuda AJAX y reporte usan la misma separación y conversión de entrada; se guarda el formato normalizado existente, número más DV, sin migración. Rectificación aprobada por el dueño, 2026-10-26: sustituye la obligación de introducir siempre el DV, también sin guion.</w:t>
             </w:r>
           </w:p>
         </w:tc>
@@ -9007,7 +9011,6 @@
               <w:keepNext/>
             </w:pPr>
             <w:r>
-              <w:lastRenderedPageBreak/>
               <w:t>RE</w:t>
             </w:r>
             <w:r>
@@ -9250,6 +9253,7 @@
               <w:pStyle w:val="Celda"/>
             </w:pPr>
             <w:r>
+              <w:lastRenderedPageBreak/>
               <w:t>RE</w:t>
             </w:r>
             <w:r>
@@ -9334,7 +9338,7 @@
         <w:pStyle w:val="Ttulo2"/>
       </w:pPr>
       <w:bookmarkStart w:id="4" w:name="_802afc2bac434eff8b2fd18354a2e26d7a1818b"/>
-      <w:bookmarkStart w:id="5" w:name="_Toc243902232"/>
+      <w:bookmarkStart w:id="5" w:name="_Toc243924595"/>
       <w:bookmarkEnd w:id="2"/>
       <w:r>
         <w:t>HU-0.2 — Verificar el correo y activar la clínica</w:t>
@@ -9877,7 +9881,7 @@
         <w:pStyle w:val="Ttulo2"/>
       </w:pPr>
       <w:bookmarkStart w:id="6" w:name="_bb7346f7e0c84a0526cc1b09dcf7185b4de9ba6"/>
-      <w:bookmarkStart w:id="7" w:name="_Toc243902233"/>
+      <w:bookmarkStart w:id="7" w:name="_Toc243924596"/>
       <w:bookmarkEnd w:id="4"/>
       <w:r>
         <w:lastRenderedPageBreak/>
@@ -10607,7 +10611,7 @@
         <w:pStyle w:val="Ttulo2"/>
       </w:pPr>
       <w:bookmarkStart w:id="8" w:name="_81995397ba8e62ea0a492c5a03eed8bb24e762a"/>
-      <w:bookmarkStart w:id="9" w:name="_Toc243902234"/>
+      <w:bookmarkStart w:id="9" w:name="_Toc243924597"/>
       <w:bookmarkEnd w:id="6"/>
       <w:r>
         <w:lastRenderedPageBreak/>
@@ -11323,7 +11327,7 @@
         <w:pStyle w:val="Ttulo2"/>
       </w:pPr>
       <w:bookmarkStart w:id="10" w:name="_7e8f3608e8fc52636cb9cbad9cf55731ae6c539"/>
-      <w:bookmarkStart w:id="11" w:name="_Toc243902235"/>
+      <w:bookmarkStart w:id="11" w:name="_Toc243924598"/>
       <w:bookmarkEnd w:id="8"/>
       <w:r>
         <w:t>HU-0.5 — Suscripción, pagos y congelación por mora</w:t>
@@ -12661,7 +12665,10 @@
               <w:pStyle w:val="Celda"/>
             </w:pPr>
             <w:r>
-              <w:t>Corte después de POST remoto, antes de guardar su id, no dispara otro POST. Un evento tardío recupera el intento por su referencia; un evento viejo no revierte un aprobado.</w:t>
+              <w:t>Corte después de POST remoto, antes de guardar su id, no dispara otro POST. Un evento tardío recupera el intento por su referencia; un evento viejo no revierte un aprobado. Un checkout manual vencido sin ID se recupera automáticamente solo tras búsqueda privada por referencia con respuesta válida completa y vacía, revalidación bajo candado y auditoría, conservando el historial; errores, resultados pendientes y automáticos inciertos no se liberan. Si existe transacción se concilia su ID; un aprobado tardío d</w:t>
+            </w:r>
+            <w:r>
+              <w:t>e una orden cerrada pasa a incidencia. Comprobación al reintentar y en el Schedule existente; --revisar no consulta red ni escribe (decisión del dueño, 2026-10-26).</w:t>
             </w:r>
           </w:p>
         </w:tc>
@@ -12775,6 +12782,7 @@
               <w:pStyle w:val="Celda"/>
             </w:pPr>
             <w:r>
+              <w:lastRenderedPageBreak/>
               <w:t>RE</w:t>
             </w:r>
             <w:r>
@@ -12827,7 +12835,10 @@
               <w:pStyle w:val="Celda"/>
             </w:pPr>
             <w:r>
-              <w:t>Solo clínica autorizada; paginación estable y salida escapada de fecha, referencia, ciclo, importe, estado y periodo; id de otra clínica denegado.</w:t>
+              <w:t>Solo clínica autorizada; paginación estable y salida escapada de fecha, referencia, ciclo, importe, estado y periodo; id de otra clínica denegado. Al consultar después de recargar o volver de Wompi, recupera el último intento de la clínica y del entorno aunque el navegador haya perdido la referencia. Distingue el plan vigente del resultado de esa orden y señala cotización vencida sin resultado confirmado. Volver mediante la caché del navegador restaura los controles y solo consulta el estado; no inicia un p</w:t>
+            </w:r>
+            <w:r>
+              <w:t>ago.</w:t>
             </w:r>
           </w:p>
         </w:tc>
@@ -13024,7 +13035,6 @@
               <w:pStyle w:val="Celda"/>
             </w:pPr>
             <w:r>
-              <w:lastRenderedPageBreak/>
               <w:t>RE</w:t>
             </w:r>
             <w:r>
@@ -13191,6 +13201,7 @@
               <w:pStyle w:val="Celda"/>
             </w:pPr>
             <w:r>
+              <w:lastRenderedPageBreak/>
               <w:t>RE</w:t>
             </w:r>
             <w:r>
@@ -13440,7 +13451,6 @@
               <w:pStyle w:val="Celda"/>
             </w:pPr>
             <w:r>
-              <w:lastRenderedPageBreak/>
               <w:t>RE</w:t>
             </w:r>
             <w:r>
@@ -13615,7 +13625,7 @@
         <w:pStyle w:val="Ttulo1"/>
       </w:pPr>
       <w:bookmarkStart w:id="12" w:name="_3f52c9db5995a4dc1e731f6d8cd57f262bab040"/>
-      <w:bookmarkStart w:id="13" w:name="_Toc243902236"/>
+      <w:bookmarkStart w:id="13" w:name="_Toc243924599"/>
       <w:bookmarkEnd w:id="0"/>
       <w:bookmarkEnd w:id="10"/>
       <w:r>
@@ -13629,7 +13639,7 @@
         <w:pStyle w:val="Ttulo2"/>
       </w:pPr>
       <w:bookmarkStart w:id="14" w:name="_76f4ca07816b696a7e21234a3fd245066d4202e"/>
-      <w:bookmarkStart w:id="15" w:name="_Toc243902237"/>
+      <w:bookmarkStart w:id="15" w:name="_Toc243924600"/>
       <w:r>
         <w:t>HU-T.1 — Iniciar sesión y autenticación</w:t>
       </w:r>
@@ -14162,7 +14172,7 @@
         <w:pStyle w:val="Ttulo2"/>
       </w:pPr>
       <w:bookmarkStart w:id="16" w:name="_08f5c8e95117bf9bc16117a780f642084f0c149"/>
-      <w:bookmarkStart w:id="17" w:name="_Toc243902238"/>
+      <w:bookmarkStart w:id="17" w:name="_Toc243924601"/>
       <w:bookmarkEnd w:id="14"/>
       <w:r>
         <w:t>HU-T.2 — Cambiar mi contraseña</w:t>
@@ -14713,7 +14723,7 @@
         <w:pStyle w:val="Ttulo2"/>
       </w:pPr>
       <w:bookmarkStart w:id="18" w:name="_44f513b1e95bac8cbf132f88a3649b6be2902d9"/>
-      <w:bookmarkStart w:id="19" w:name="_Toc243902239"/>
+      <w:bookmarkStart w:id="19" w:name="_Toc243924602"/>
       <w:bookmarkEnd w:id="16"/>
       <w:r>
         <w:lastRenderedPageBreak/>
@@ -15167,7 +15177,7 @@
         <w:pStyle w:val="Ttulo2"/>
       </w:pPr>
       <w:bookmarkStart w:id="20" w:name="_1eded849c0926854c498005f8a93458b9d7a2d8"/>
-      <w:bookmarkStart w:id="21" w:name="_Toc243902240"/>
+      <w:bookmarkStart w:id="21" w:name="_Toc243924603"/>
       <w:bookmarkEnd w:id="18"/>
       <w:r>
         <w:t>HU-T.4 — Cerrar sesión</w:t>
@@ -15539,7 +15549,7 @@
         <w:pStyle w:val="Ttulo2"/>
       </w:pPr>
       <w:bookmarkStart w:id="22" w:name="_def34846ffbe39a85a6bd6a22079f6d076a01a9"/>
-      <w:bookmarkStart w:id="23" w:name="_Toc243902241"/>
+      <w:bookmarkStart w:id="23" w:name="_Toc243924604"/>
       <w:bookmarkEnd w:id="20"/>
       <w:r>
         <w:lastRenderedPageBreak/>
@@ -16435,7 +16445,7 @@
         <w:pStyle w:val="Ttulo2"/>
       </w:pPr>
       <w:bookmarkStart w:id="24" w:name="_37603926653c908321bb7c7e9ea1991584cc3b8"/>
-      <w:bookmarkStart w:id="25" w:name="_Toc243902242"/>
+      <w:bookmarkStart w:id="25" w:name="_Toc243924605"/>
       <w:bookmarkEnd w:id="22"/>
       <w:r>
         <w:lastRenderedPageBreak/>
@@ -16889,7 +16899,7 @@
         <w:pStyle w:val="Ttulo2"/>
       </w:pPr>
       <w:bookmarkStart w:id="26" w:name="_5605fb9a7931d45a4bf5dc8e3e653d18c531f06"/>
-      <w:bookmarkStart w:id="27" w:name="_Toc243902243"/>
+      <w:bookmarkStart w:id="27" w:name="_Toc243924606"/>
       <w:bookmarkEnd w:id="24"/>
       <w:r>
         <w:t>HU-T.7 — Gestión de usuarios del sistema</w:t>
@@ -17433,7 +17443,7 @@
         <w:pStyle w:val="Ttulo2"/>
       </w:pPr>
       <w:bookmarkStart w:id="28" w:name="_cca84937acbaa5cdc69c436564f31a3800184ab"/>
-      <w:bookmarkStart w:id="29" w:name="_Toc243902244"/>
+      <w:bookmarkStart w:id="29" w:name="_Toc243924607"/>
       <w:bookmarkEnd w:id="26"/>
       <w:r>
         <w:lastRenderedPageBreak/>
@@ -17887,7 +17897,7 @@
         <w:pStyle w:val="Ttulo2"/>
       </w:pPr>
       <w:bookmarkStart w:id="30" w:name="_cb462f816148050ba0d7aac8f53a2b5b0cb7780"/>
-      <w:bookmarkStart w:id="31" w:name="_Toc243902245"/>
+      <w:bookmarkStart w:id="31" w:name="_Toc243924608"/>
       <w:bookmarkEnd w:id="28"/>
       <w:r>
         <w:t>HU-T.9 — Backup automático de la base de datos</w:t>
@@ -18340,7 +18350,7 @@
         <w:pStyle w:val="Ttulo2"/>
       </w:pPr>
       <w:bookmarkStart w:id="32" w:name="_276f5e9a65ab31ebb82d9356073ee60ffcf6855"/>
-      <w:bookmarkStart w:id="33" w:name="_Toc243902246"/>
+      <w:bookmarkStart w:id="33" w:name="_Toc243924609"/>
       <w:bookmarkEnd w:id="30"/>
       <w:r>
         <w:t>HU-T.10 — Autorización central por rol (RBAC real)</w:t>
@@ -18713,7 +18723,7 @@
         <w:pStyle w:val="Ttulo2"/>
       </w:pPr>
       <w:bookmarkStart w:id="34" w:name="_0a3f455f956dae02c245ad32e3cc926290783ce"/>
-      <w:bookmarkStart w:id="35" w:name="_Toc243902247"/>
+      <w:bookmarkStart w:id="35" w:name="_Toc243924610"/>
       <w:bookmarkEnd w:id="32"/>
       <w:r>
         <w:t>HU-T.11 — Corregir escalada de privilegios y proteger al último admin</w:t>
@@ -19085,7 +19095,7 @@
         <w:pStyle w:val="Ttulo2"/>
       </w:pPr>
       <w:bookmarkStart w:id="36" w:name="_5106da541d290f3488d79d8c1e91fe390d48e5c"/>
-      <w:bookmarkStart w:id="37" w:name="_Toc243902248"/>
+      <w:bookmarkStart w:id="37" w:name="_Toc243924611"/>
       <w:bookmarkEnd w:id="34"/>
       <w:r>
         <w:t>HU-T.12 — Política de contraseñas, verificación de correo y OAuth seguro</w:t>
@@ -19457,7 +19467,7 @@
         <w:pStyle w:val="Ttulo2"/>
       </w:pPr>
       <w:bookmarkStart w:id="38" w:name="_cf252b72ca6ea71f1a7c3543a5c83f78bbff9ee"/>
-      <w:bookmarkStart w:id="39" w:name="_Toc243902249"/>
+      <w:bookmarkStart w:id="39" w:name="_Toc243924612"/>
       <w:bookmarkEnd w:id="36"/>
       <w:r>
         <w:lastRenderedPageBreak/>
@@ -19999,7 +20009,7 @@
         <w:pStyle w:val="Ttulo2"/>
       </w:pPr>
       <w:bookmarkStart w:id="40" w:name="_37cade07514fa6d0623cee7537c5f68cab00cfd"/>
-      <w:bookmarkStart w:id="41" w:name="_Toc243902250"/>
+      <w:bookmarkStart w:id="41" w:name="_Toc243924613"/>
       <w:bookmarkEnd w:id="38"/>
       <w:r>
         <w:t>HU-T.14 — Restablecer la contraseña de un usuario (administrador)</w:t>
@@ -20371,7 +20381,7 @@
         <w:pStyle w:val="Ttulo2"/>
       </w:pPr>
       <w:bookmarkStart w:id="42" w:name="_09522c4444a8bbebdaf4a55b5444d2231a6caff"/>
-      <w:bookmarkStart w:id="43" w:name="_Toc243902251"/>
+      <w:bookmarkStart w:id="43" w:name="_Toc243924614"/>
       <w:bookmarkEnd w:id="40"/>
       <w:r>
         <w:lastRenderedPageBreak/>
@@ -20906,7 +20916,7 @@
         <w:pStyle w:val="Ttulo2"/>
       </w:pPr>
       <w:bookmarkStart w:id="44" w:name="_7d4be07c6dc7ad98ff2d7fd7f946e3e6ff8ab78"/>
-      <w:bookmarkStart w:id="45" w:name="_Toc243902252"/>
+      <w:bookmarkStart w:id="45" w:name="_Toc243924615"/>
       <w:bookmarkEnd w:id="42"/>
       <w:r>
         <w:t>HU-T.16 — Expiración de la sesión por inactividad</w:t>
@@ -21359,7 +21369,7 @@
         <w:pStyle w:val="Ttulo2"/>
       </w:pPr>
       <w:bookmarkStart w:id="46" w:name="_fde5550409ae8bd107b35d83706fe49d1ac49cf"/>
-      <w:bookmarkStart w:id="47" w:name="_Toc243902253"/>
+      <w:bookmarkStart w:id="47" w:name="_Toc243924616"/>
       <w:bookmarkEnd w:id="44"/>
       <w:r>
         <w:lastRenderedPageBreak/>
@@ -21901,7 +21911,7 @@
         <w:pStyle w:val="Ttulo2"/>
       </w:pPr>
       <w:bookmarkStart w:id="48" w:name="_7d9311428cd5b72468b37f82201f1b810f77c36"/>
-      <w:bookmarkStart w:id="49" w:name="_Toc243902254"/>
+      <w:bookmarkStart w:id="49" w:name="_Toc243924617"/>
       <w:bookmarkEnd w:id="46"/>
       <w:r>
         <w:lastRenderedPageBreak/>
@@ -22364,7 +22374,7 @@
         <w:pStyle w:val="Ttulo2"/>
       </w:pPr>
       <w:bookmarkStart w:id="50" w:name="_a6c52dc4bdd2cb00ae48e74db3c3b2920a9b818"/>
-      <w:bookmarkStart w:id="51" w:name="_Toc243902255"/>
+      <w:bookmarkStart w:id="51" w:name="_Toc243924618"/>
       <w:bookmarkEnd w:id="48"/>
       <w:r>
         <w:lastRenderedPageBreak/>
@@ -22864,7 +22874,7 @@
         <w:pStyle w:val="Ttulo1"/>
       </w:pPr>
       <w:bookmarkStart w:id="52" w:name="_45e5cddb15e6e85961c4bdd9f114a9e4301e667"/>
-      <w:bookmarkStart w:id="53" w:name="_Toc243902256"/>
+      <w:bookmarkStart w:id="53" w:name="_Toc243924619"/>
       <w:bookmarkEnd w:id="12"/>
       <w:bookmarkEnd w:id="50"/>
       <w:r>
@@ -22878,7 +22888,7 @@
         <w:pStyle w:val="Ttulo2"/>
       </w:pPr>
       <w:bookmarkStart w:id="54" w:name="_3442f1e103117ab35c7be2be07e5b7a86f50900"/>
-      <w:bookmarkStart w:id="55" w:name="_Toc243902257"/>
+      <w:bookmarkStart w:id="55" w:name="_Toc243924620"/>
       <w:r>
         <w:t>HU-1.1 — Registrar mascota</w:t>
       </w:r>
@@ -23499,7 +23509,7 @@
         <w:pStyle w:val="Ttulo2"/>
       </w:pPr>
       <w:bookmarkStart w:id="56" w:name="_cac8078226ab7384debc291829d99266c4c98c9"/>
-      <w:bookmarkStart w:id="57" w:name="_Toc243902258"/>
+      <w:bookmarkStart w:id="57" w:name="_Toc243924621"/>
       <w:bookmarkEnd w:id="54"/>
       <w:r>
         <w:t>HU-1.2 — Registrar propietario</w:t>
@@ -23872,7 +23882,7 @@
         <w:pStyle w:val="Ttulo2"/>
       </w:pPr>
       <w:bookmarkStart w:id="58" w:name="_2775e78a99e9a6c8110a18962d2d3ffe08eb791"/>
-      <w:bookmarkStart w:id="59" w:name="_Toc243902259"/>
+      <w:bookmarkStart w:id="59" w:name="_Toc243924622"/>
       <w:bookmarkEnd w:id="56"/>
       <w:r>
         <w:t>HU-1.3 — Buscar paciente</w:t>
@@ -24325,7 +24335,7 @@
         <w:pStyle w:val="Ttulo2"/>
       </w:pPr>
       <w:bookmarkStart w:id="60" w:name="_a48b917e447c9bb421319764b87fa8fbfffc6ce"/>
-      <w:bookmarkStart w:id="61" w:name="_Toc243902260"/>
+      <w:bookmarkStart w:id="61" w:name="_Toc243924623"/>
       <w:bookmarkEnd w:id="58"/>
       <w:r>
         <w:t>HU-1.4 — Editar y desactivar mascota</w:t>
@@ -24866,7 +24876,7 @@
         <w:pStyle w:val="Ttulo2"/>
       </w:pPr>
       <w:bookmarkStart w:id="62" w:name="_c56dbdf70effe4fdddd03cc982164bf6dfa15fd"/>
-      <w:bookmarkStart w:id="63" w:name="_Toc243902261"/>
+      <w:bookmarkStart w:id="63" w:name="_Toc243924624"/>
       <w:bookmarkEnd w:id="60"/>
       <w:r>
         <w:lastRenderedPageBreak/>
@@ -25239,7 +25249,7 @@
         <w:pStyle w:val="Ttulo1"/>
       </w:pPr>
       <w:bookmarkStart w:id="64" w:name="_8ada1076fc69f75adb455b52b48149b634e12c1"/>
-      <w:bookmarkStart w:id="65" w:name="_Toc243902262"/>
+      <w:bookmarkStart w:id="65" w:name="_Toc243924625"/>
       <w:bookmarkEnd w:id="52"/>
       <w:bookmarkEnd w:id="62"/>
       <w:r>
@@ -25253,7 +25263,7 @@
         <w:pStyle w:val="Ttulo2"/>
       </w:pPr>
       <w:bookmarkStart w:id="66" w:name="_d0fbc850c25121b5bb6429938908d9d6324f20c"/>
-      <w:bookmarkStart w:id="67" w:name="_Toc243902263"/>
+      <w:bookmarkStart w:id="67" w:name="_Toc243924626"/>
       <w:r>
         <w:t>HU-2.1 — Registrar consulta clínica</w:t>
       </w:r>
@@ -25806,7 +25816,7 @@
         <w:pStyle w:val="Ttulo2"/>
       </w:pPr>
       <w:bookmarkStart w:id="68" w:name="_7a453a6eb6ed88e1bfb6e10d4e89e02e93370e4"/>
-      <w:bookmarkStart w:id="69" w:name="_Toc243902264"/>
+      <w:bookmarkStart w:id="69" w:name="_Toc243924627"/>
       <w:bookmarkEnd w:id="66"/>
       <w:r>
         <w:lastRenderedPageBreak/>
@@ -26341,7 +26351,7 @@
         <w:pStyle w:val="Ttulo2"/>
       </w:pPr>
       <w:bookmarkStart w:id="70" w:name="_277d15ee6375124a0d7497cd947f0496d653294"/>
-      <w:bookmarkStart w:id="71" w:name="_Toc243902265"/>
+      <w:bookmarkStart w:id="71" w:name="_Toc243924628"/>
       <w:bookmarkEnd w:id="68"/>
       <w:r>
         <w:t>HU-2.3 — Adjuntar archivos clínicos</w:t>
@@ -26794,7 +26804,7 @@
         <w:pStyle w:val="Ttulo2"/>
       </w:pPr>
       <w:bookmarkStart w:id="72" w:name="_1b98c978e60977db39fc2418db7fe5e3ddc3001"/>
-      <w:bookmarkStart w:id="73" w:name="_Toc243902266"/>
+      <w:bookmarkStart w:id="73" w:name="_Toc243924629"/>
       <w:bookmarkEnd w:id="70"/>
       <w:r>
         <w:lastRenderedPageBreak/>
@@ -27167,7 +27177,7 @@
         <w:pStyle w:val="Ttulo2"/>
       </w:pPr>
       <w:bookmarkStart w:id="74" w:name="_9717672e9e73feeffef28eb38b12c038cdd7bd2"/>
-      <w:bookmarkStart w:id="75" w:name="_Toc243902267"/>
+      <w:bookmarkStart w:id="75" w:name="_Toc243924630"/>
       <w:bookmarkEnd w:id="72"/>
       <w:r>
         <w:t>HU-2.5 — Ver historial clínico completo</w:t>
@@ -27627,7 +27637,7 @@
         <w:pStyle w:val="Ttulo2"/>
       </w:pPr>
       <w:bookmarkStart w:id="76" w:name="_fdc1478d352073634e6bd92f17796cead004715"/>
-      <w:bookmarkStart w:id="77" w:name="_Toc243902268"/>
+      <w:bookmarkStart w:id="77" w:name="_Toc243924631"/>
       <w:bookmarkEnd w:id="74"/>
       <w:r>
         <w:t>HU-2.6 — Atomicidad y feedback de adjuntos en el registro de consulta</w:t>
@@ -27999,7 +28009,7 @@
         <w:pStyle w:val="Ttulo2"/>
       </w:pPr>
       <w:bookmarkStart w:id="78" w:name="_101f0dcf34d14c70ec0f17a5f1393f5d9e5e380"/>
-      <w:bookmarkStart w:id="79" w:name="_Toc243902269"/>
+      <w:bookmarkStart w:id="79" w:name="_Toc243924632"/>
       <w:bookmarkEnd w:id="76"/>
       <w:r>
         <w:lastRenderedPageBreak/>
@@ -28372,7 +28382,7 @@
         <w:pStyle w:val="Ttulo2"/>
       </w:pPr>
       <w:bookmarkStart w:id="80" w:name="_004e46896b85bf56df5905f1e03a53c4af0a844"/>
-      <w:bookmarkStart w:id="81" w:name="_Toc243902270"/>
+      <w:bookmarkStart w:id="81" w:name="_Toc243924633"/>
       <w:bookmarkEnd w:id="78"/>
       <w:r>
         <w:t>HU-2.8 — Sugerencia de diagnósticos probables por síntomas</w:t>
@@ -28906,7 +28916,7 @@
         <w:pStyle w:val="Ttulo2"/>
       </w:pPr>
       <w:bookmarkStart w:id="82" w:name="_dc4885bd67732a434e9ba082721bf6df1e25b78"/>
-      <w:bookmarkStart w:id="83" w:name="_Toc243902271"/>
+      <w:bookmarkStart w:id="83" w:name="_Toc243924634"/>
       <w:bookmarkEnd w:id="80"/>
       <w:r>
         <w:lastRenderedPageBreak/>
@@ -29360,7 +29370,7 @@
         <w:pStyle w:val="Ttulo2"/>
       </w:pPr>
       <w:bookmarkStart w:id="84" w:name="_39e4f7d80042c39922c0142f6da447f46643fcd"/>
-      <w:bookmarkStart w:id="85" w:name="_Toc243902272"/>
+      <w:bookmarkStart w:id="85" w:name="_Toc243924635"/>
       <w:bookmarkEnd w:id="82"/>
       <w:r>
         <w:lastRenderedPageBreak/>
@@ -29821,7 +29831,7 @@
         <w:pStyle w:val="Ttulo2"/>
       </w:pPr>
       <w:bookmarkStart w:id="86" w:name="_ddbeb8d4984f7e7207ef7f02c5c92f4dcdce30d"/>
-      <w:bookmarkStart w:id="87" w:name="_Toc243902273"/>
+      <w:bookmarkStart w:id="87" w:name="_Toc243924636"/>
       <w:bookmarkEnd w:id="84"/>
       <w:r>
         <w:lastRenderedPageBreak/>
@@ -30530,7 +30540,7 @@
         <w:pStyle w:val="Ttulo2"/>
       </w:pPr>
       <w:bookmarkStart w:id="88" w:name="_492240b15c6ebc6fbe3f7fd23583d697b838ee5"/>
-      <w:bookmarkStart w:id="89" w:name="_Toc243902274"/>
+      <w:bookmarkStart w:id="89" w:name="_Toc243924637"/>
       <w:bookmarkEnd w:id="86"/>
       <w:r>
         <w:lastRenderedPageBreak/>
@@ -31146,7 +31156,7 @@
         <w:pStyle w:val="Ttulo1"/>
       </w:pPr>
       <w:bookmarkStart w:id="90" w:name="_d55aebc9deeb1682a62a02ae225cde94fe0baf3"/>
-      <w:bookmarkStart w:id="91" w:name="_Toc243902275"/>
+      <w:bookmarkStart w:id="91" w:name="_Toc243924638"/>
       <w:bookmarkEnd w:id="64"/>
       <w:bookmarkEnd w:id="88"/>
       <w:r>
@@ -31160,7 +31170,7 @@
         <w:pStyle w:val="Ttulo2"/>
       </w:pPr>
       <w:bookmarkStart w:id="92" w:name="_73783a222ff535845613407f8c2c5de0df62c29"/>
-      <w:bookmarkStart w:id="93" w:name="_Toc243902276"/>
+      <w:bookmarkStart w:id="93" w:name="_Toc243924639"/>
       <w:r>
         <w:t>HU-3.1 — Registrar vacunación</w:t>
       </w:r>
@@ -31531,7 +31541,7 @@
         <w:pStyle w:val="Ttulo2"/>
       </w:pPr>
       <w:bookmarkStart w:id="94" w:name="_6075047063f4930391208048315650ed427ae6c"/>
-      <w:bookmarkStart w:id="95" w:name="_Toc243902277"/>
+      <w:bookmarkStart w:id="95" w:name="_Toc243924640"/>
       <w:bookmarkEnd w:id="92"/>
       <w:r>
         <w:t>HU-3.2 — Enviar recordatorio por correo</w:t>
@@ -32065,7 +32075,7 @@
         <w:pStyle w:val="Ttulo2"/>
       </w:pPr>
       <w:bookmarkStart w:id="96" w:name="_781661fe2d15deb5f4d895541dced4f16e579af"/>
-      <w:bookmarkStart w:id="97" w:name="_Toc243902278"/>
+      <w:bookmarkStart w:id="97" w:name="_Toc243924641"/>
       <w:bookmarkEnd w:id="94"/>
       <w:r>
         <w:lastRenderedPageBreak/>
@@ -32438,7 +32448,7 @@
         <w:pStyle w:val="Ttulo2"/>
       </w:pPr>
       <w:bookmarkStart w:id="98" w:name="_8afd4fd6adaa7aec672b37965973c4a0b1b5483"/>
-      <w:bookmarkStart w:id="99" w:name="_Toc243902279"/>
+      <w:bookmarkStart w:id="99" w:name="_Toc243924642"/>
       <w:bookmarkEnd w:id="96"/>
       <w:r>
         <w:t>HU-3.4 — Registrar desparasitación</w:t>
@@ -32810,7 +32820,7 @@
         <w:pStyle w:val="Ttulo2"/>
       </w:pPr>
       <w:bookmarkStart w:id="100" w:name="_69b92288d624f1c737d99fa43d727735c1c78ac"/>
-      <w:bookmarkStart w:id="101" w:name="_Toc243902280"/>
+      <w:bookmarkStart w:id="101" w:name="_Toc243924643"/>
       <w:bookmarkEnd w:id="98"/>
       <w:r>
         <w:t>HU-3.5 — Panel de vacunaciones pendientes</w:t>
@@ -33182,7 +33192,7 @@
         <w:pStyle w:val="Ttulo2"/>
       </w:pPr>
       <w:bookmarkStart w:id="102" w:name="_83b2b6ee9ef84433e407efb3456acc0bf8c705f"/>
-      <w:bookmarkStart w:id="103" w:name="_Toc243902281"/>
+      <w:bookmarkStart w:id="103" w:name="_Toc243924644"/>
       <w:bookmarkEnd w:id="100"/>
       <w:r>
         <w:lastRenderedPageBreak/>
@@ -33636,7 +33646,7 @@
         <w:pStyle w:val="Ttulo1"/>
       </w:pPr>
       <w:bookmarkStart w:id="104" w:name="_0bc479c0be240e26431ebdd296a7a53444b2628"/>
-      <w:bookmarkStart w:id="105" w:name="_Toc243902282"/>
+      <w:bookmarkStart w:id="105" w:name="_Toc243924645"/>
       <w:bookmarkEnd w:id="90"/>
       <w:bookmarkEnd w:id="102"/>
       <w:r>
@@ -33650,7 +33660,7 @@
         <w:pStyle w:val="Ttulo2"/>
       </w:pPr>
       <w:bookmarkStart w:id="106" w:name="_83a9ef67ed8a24f8f8fb200a3c30fdc3bf36c17"/>
-      <w:bookmarkStart w:id="107" w:name="_Toc243902283"/>
+      <w:bookmarkStart w:id="107" w:name="_Toc243924646"/>
       <w:r>
         <w:t>HU-4.1 — Agendar cita</w:t>
       </w:r>
@@ -34183,7 +34193,7 @@
         <w:pStyle w:val="Ttulo2"/>
       </w:pPr>
       <w:bookmarkStart w:id="108" w:name="_102fb6dec5375a39a698cb955a51646f9817d25"/>
-      <w:bookmarkStart w:id="109" w:name="_Toc243902284"/>
+      <w:bookmarkStart w:id="109" w:name="_Toc243924647"/>
       <w:bookmarkEnd w:id="106"/>
       <w:r>
         <w:t>HU-4.2 — Cancelar o reprogramar cita</w:t>
@@ -34636,7 +34646,7 @@
         <w:pStyle w:val="Ttulo2"/>
       </w:pPr>
       <w:bookmarkStart w:id="110" w:name="_bc90a9ef9035fcbf5d83826a75a2a7caba95288"/>
-      <w:bookmarkStart w:id="111" w:name="_Toc243902285"/>
+      <w:bookmarkStart w:id="111" w:name="_Toc243924648"/>
       <w:bookmarkEnd w:id="108"/>
       <w:r>
         <w:lastRenderedPageBreak/>
@@ -35508,7 +35518,7 @@
         <w:pStyle w:val="Ttulo2"/>
       </w:pPr>
       <w:bookmarkStart w:id="112" w:name="_0ab1d1688e3b6d42f481962b5abe908ca5f185e"/>
-      <w:bookmarkStart w:id="113" w:name="_Toc243902286"/>
+      <w:bookmarkStart w:id="113" w:name="_Toc243924649"/>
       <w:bookmarkEnd w:id="110"/>
       <w:r>
         <w:lastRenderedPageBreak/>
@@ -35962,7 +35972,7 @@
         <w:pStyle w:val="Ttulo2"/>
       </w:pPr>
       <w:bookmarkStart w:id="114" w:name="_391b83d5c01b20c64bec4d1baa2ded83b27b3cc"/>
-      <w:bookmarkStart w:id="115" w:name="_Toc243902287"/>
+      <w:bookmarkStart w:id="115" w:name="_Toc243924650"/>
       <w:bookmarkEnd w:id="112"/>
       <w:r>
         <w:t>HU-4.5 — Registrar hora real de atención y gestionar retrasos</w:t>
@@ -36334,7 +36344,7 @@
         <w:pStyle w:val="Ttulo2"/>
       </w:pPr>
       <w:bookmarkStart w:id="116" w:name="_fd2845ac88e46c3520f61b9b4ded26b35f37534"/>
-      <w:bookmarkStart w:id="117" w:name="_Toc243902288"/>
+      <w:bookmarkStart w:id="117" w:name="_Toc243924651"/>
       <w:bookmarkEnd w:id="114"/>
       <w:r>
         <w:t>HU-4.6 — Buffer configurable entre citas</w:t>
@@ -36625,7 +36635,7 @@
         <w:pStyle w:val="Ttulo2"/>
       </w:pPr>
       <w:bookmarkStart w:id="118" w:name="_4786f5b438d23c36e067f350ad8ed0097d027c2"/>
-      <w:bookmarkStart w:id="119" w:name="_Toc243902289"/>
+      <w:bookmarkStart w:id="119" w:name="_Toc243924652"/>
       <w:bookmarkEnd w:id="116"/>
       <w:r>
         <w:lastRenderedPageBreak/>
@@ -37010,7 +37020,7 @@
         <w:pStyle w:val="Ttulo2"/>
       </w:pPr>
       <w:bookmarkStart w:id="120" w:name="_0d930997ffa83b9b36b150e5e50b933f66b264d"/>
-      <w:bookmarkStart w:id="121" w:name="_Toc243902290"/>
+      <w:bookmarkStart w:id="121" w:name="_Toc243924653"/>
       <w:bookmarkEnd w:id="118"/>
       <w:r>
         <w:t>HU-4.8 — Bloqueos de agenda del veterinario y días no laborables</w:t>
@@ -37382,7 +37392,7 @@
         <w:pStyle w:val="Ttulo2"/>
       </w:pPr>
       <w:bookmarkStart w:id="122" w:name="_592e3b26ee2d82de9a78960621790aca76cbe41"/>
-      <w:bookmarkStart w:id="123" w:name="_Toc243902291"/>
+      <w:bookmarkStart w:id="123" w:name="_Toc243924654"/>
       <w:bookmarkEnd w:id="120"/>
       <w:r>
         <w:lastRenderedPageBreak/>
@@ -37755,7 +37765,7 @@
         <w:pStyle w:val="Ttulo2"/>
       </w:pPr>
       <w:bookmarkStart w:id="124" w:name="_53bf433c324c03bf220d8f1ea57572094c24d19"/>
-      <w:bookmarkStart w:id="125" w:name="_Toc243902292"/>
+      <w:bookmarkStart w:id="125" w:name="_Toc243924655"/>
       <w:bookmarkEnd w:id="122"/>
       <w:r>
         <w:t>HU-4.10 — Confirmar asistencia a la cita desde el recordatorio</w:t>
@@ -38127,7 +38137,7 @@
         <w:pStyle w:val="Ttulo2"/>
       </w:pPr>
       <w:bookmarkStart w:id="126" w:name="_bc4a4c08f4864e57db7a13372e3c901c5711bb9"/>
-      <w:bookmarkStart w:id="127" w:name="_Toc243902293"/>
+      <w:bookmarkStart w:id="127" w:name="_Toc243924656"/>
       <w:bookmarkEnd w:id="124"/>
       <w:r>
         <w:lastRenderedPageBreak/>
@@ -38662,7 +38672,7 @@
         <w:pStyle w:val="Ttulo2"/>
       </w:pPr>
       <w:bookmarkStart w:id="128" w:name="_3a9da54e9b682c781ba4f8ec9fb08eb1ae51469"/>
-      <w:bookmarkStart w:id="129" w:name="_Toc243902294"/>
+      <w:bookmarkStart w:id="129" w:name="_Toc243924657"/>
       <w:bookmarkEnd w:id="126"/>
       <w:r>
         <w:lastRenderedPageBreak/>
@@ -39197,7 +39207,7 @@
         <w:pStyle w:val="Ttulo2"/>
       </w:pPr>
       <w:bookmarkStart w:id="130" w:name="_d5e60343e26d4758074a6efaed07b69cd6c3551"/>
-      <w:bookmarkStart w:id="131" w:name="_Toc243902295"/>
+      <w:bookmarkStart w:id="131" w:name="_Toc243924658"/>
       <w:bookmarkEnd w:id="128"/>
       <w:r>
         <w:lastRenderedPageBreak/>
@@ -39912,7 +39922,7 @@
         <w:pStyle w:val="Ttulo2"/>
       </w:pPr>
       <w:bookmarkStart w:id="132" w:name="_d4adac7448e74c17e6bb33bf496ee79d1222807"/>
-      <w:bookmarkStart w:id="133" w:name="_Toc243902296"/>
+      <w:bookmarkStart w:id="133" w:name="_Toc243924659"/>
       <w:bookmarkEnd w:id="130"/>
       <w:r>
         <w:lastRenderedPageBreak/>
@@ -40609,7 +40619,7 @@
         <w:pStyle w:val="Ttulo2"/>
       </w:pPr>
       <w:bookmarkStart w:id="134" w:name="_91e1c705d28c1a221b008d52046353792175d0f"/>
-      <w:bookmarkStart w:id="135" w:name="_Toc243902297"/>
+      <w:bookmarkStart w:id="135" w:name="_Toc243924660"/>
       <w:bookmarkEnd w:id="132"/>
       <w:r>
         <w:lastRenderedPageBreak/>
@@ -41559,7 +41569,7 @@
         <w:pStyle w:val="Ttulo2"/>
       </w:pPr>
       <w:bookmarkStart w:id="136" w:name="_c78d8424c335bf78fd48b1955b4f1a67eda143f"/>
-      <w:bookmarkStart w:id="137" w:name="_Toc243902298"/>
+      <w:bookmarkStart w:id="137" w:name="_Toc243924661"/>
       <w:bookmarkEnd w:id="134"/>
       <w:r>
         <w:t>HU-4.16 — Sugerir veterinario al agendar</w:t>
@@ -41850,7 +41860,7 @@
         <w:pStyle w:val="Ttulo2"/>
       </w:pPr>
       <w:bookmarkStart w:id="138" w:name="_d95563cf58dd7b4419944c1578610bfcd0b1db0"/>
-      <w:bookmarkStart w:id="139" w:name="_Toc243902299"/>
+      <w:bookmarkStart w:id="139" w:name="_Toc243924662"/>
       <w:bookmarkEnd w:id="136"/>
       <w:r>
         <w:lastRenderedPageBreak/>
@@ -42322,7 +42332,7 @@
         <w:pStyle w:val="Ttulo2"/>
       </w:pPr>
       <w:bookmarkStart w:id="140" w:name="_8b0a1409d398bf3e63485141aa804db028749ca"/>
-      <w:bookmarkStart w:id="141" w:name="_Toc243902300"/>
+      <w:bookmarkStart w:id="141" w:name="_Toc243924663"/>
       <w:bookmarkEnd w:id="138"/>
       <w:r>
         <w:t>HU-4.18 — Ajustar el nivel de triage (veterinario)</w:t>
@@ -42775,7 +42785,7 @@
         <w:pStyle w:val="Ttulo2"/>
       </w:pPr>
       <w:bookmarkStart w:id="142" w:name="_cf2722ce0434310059a1401a7a9236f9f75ab69"/>
-      <w:bookmarkStart w:id="143" w:name="_Toc243902301"/>
+      <w:bookmarkStart w:id="143" w:name="_Toc243924664"/>
       <w:bookmarkEnd w:id="140"/>
       <w:r>
         <w:lastRenderedPageBreak/>
@@ -43229,7 +43239,7 @@
         <w:pStyle w:val="Ttulo1"/>
       </w:pPr>
       <w:bookmarkStart w:id="144" w:name="_448b6637f95054bfc4854cb12826ea84d2acba0"/>
-      <w:bookmarkStart w:id="145" w:name="_Toc243902302"/>
+      <w:bookmarkStart w:id="145" w:name="_Toc243924665"/>
       <w:bookmarkEnd w:id="104"/>
       <w:bookmarkEnd w:id="142"/>
       <w:r>
@@ -43243,7 +43253,7 @@
         <w:pStyle w:val="Ttulo2"/>
       </w:pPr>
       <w:bookmarkStart w:id="146" w:name="_af054ffcebd6910222ee7d6c1d020875947335e"/>
-      <w:bookmarkStart w:id="147" w:name="_Toc243902303"/>
+      <w:bookmarkStart w:id="147" w:name="_Toc243924666"/>
       <w:r>
         <w:t>HU-5.1 — Portal del propietario</w:t>
       </w:r>
@@ -44198,7 +44208,7 @@
         <w:pStyle w:val="Ttulo2"/>
       </w:pPr>
       <w:bookmarkStart w:id="148" w:name="_6b1c61431b8f8f0fcc4ce60077071b912ba2b45"/>
-      <w:bookmarkStart w:id="149" w:name="_Toc243902304"/>
+      <w:bookmarkStart w:id="149" w:name="_Toc243924667"/>
       <w:bookmarkEnd w:id="146"/>
       <w:r>
         <w:t>HU-5.2 — Auto-registro de propietario</w:t>
@@ -44732,7 +44742,7 @@
         <w:pStyle w:val="Ttulo2"/>
       </w:pPr>
       <w:bookmarkStart w:id="150" w:name="_f4d063018be410b507969fa4c62074124f833cf"/>
-      <w:bookmarkStart w:id="151" w:name="_Toc243902305"/>
+      <w:bookmarkStart w:id="151" w:name="_Toc243924668"/>
       <w:bookmarkEnd w:id="148"/>
       <w:r>
         <w:lastRenderedPageBreak/>
@@ -45274,7 +45284,7 @@
         <w:pStyle w:val="Ttulo2"/>
       </w:pPr>
       <w:bookmarkStart w:id="152" w:name="_c64202596780354c08c0a149dc974449db886cf"/>
-      <w:bookmarkStart w:id="153" w:name="_Toc243902306"/>
+      <w:bookmarkStart w:id="153" w:name="_Toc243924669"/>
       <w:bookmarkEnd w:id="150"/>
       <w:r>
         <w:t>HU-5.4 — Editar mi mascota desde el portal</w:t>
@@ -45646,7 +45656,7 @@
         <w:pStyle w:val="Ttulo2"/>
       </w:pPr>
       <w:bookmarkStart w:id="154" w:name="_cf91e7705c2cc7ff174f786bca87f4ab32c164a"/>
-      <w:bookmarkStart w:id="155" w:name="_Toc243902307"/>
+      <w:bookmarkStart w:id="155" w:name="_Toc243924670"/>
       <w:bookmarkEnd w:id="152"/>
       <w:r>
         <w:lastRenderedPageBreak/>
@@ -46019,7 +46029,7 @@
         <w:pStyle w:val="Ttulo2"/>
       </w:pPr>
       <w:bookmarkStart w:id="156" w:name="_f8ebe18ba7612da84cbeb32e6cdfcf569929127"/>
-      <w:bookmarkStart w:id="157" w:name="_Toc243902308"/>
+      <w:bookmarkStart w:id="157" w:name="_Toc243924671"/>
       <w:bookmarkEnd w:id="154"/>
       <w:r>
         <w:t>HU-5.6 — Cancelar o reprogramar mi cita desde el portal</w:t>
@@ -46472,7 +46482,7 @@
         <w:pStyle w:val="Ttulo2"/>
       </w:pPr>
       <w:bookmarkStart w:id="158" w:name="_63b2ff8270a3dc0cb21378739f70e0c16a27def"/>
-      <w:bookmarkStart w:id="159" w:name="_Toc243902309"/>
+      <w:bookmarkStart w:id="159" w:name="_Toc243924672"/>
       <w:bookmarkEnd w:id="156"/>
       <w:r>
         <w:t>HU-5.7 — Centro de notificaciones del propietario</w:t>
@@ -46926,7 +46936,7 @@
         <w:pStyle w:val="Ttulo2"/>
       </w:pPr>
       <w:bookmarkStart w:id="160" w:name="_f59be5ab49da54ec24749683e30fb79075b9c3a"/>
-      <w:bookmarkStart w:id="161" w:name="_Toc243902310"/>
+      <w:bookmarkStart w:id="161" w:name="_Toc243924673"/>
       <w:bookmarkEnd w:id="158"/>
       <w:r>
         <w:t>HU-5.8 — Registrar al propietario como identidad global</w:t>
@@ -47548,7 +47558,7 @@
         <w:pStyle w:val="Ttulo2"/>
       </w:pPr>
       <w:bookmarkStart w:id="162" w:name="_06eaf3b49483b1eeebe1b8e79573cd5c749be44"/>
-      <w:bookmarkStart w:id="163" w:name="_Toc243902311"/>
+      <w:bookmarkStart w:id="163" w:name="_Toc243924674"/>
       <w:bookmarkEnd w:id="160"/>
       <w:r>
         <w:lastRenderedPageBreak/>
@@ -48020,7 +48030,7 @@
         <w:pStyle w:val="Ttulo2"/>
       </w:pPr>
       <w:bookmarkStart w:id="164" w:name="_73bf9bf1ab817b39687e744da8c8402ea9619af"/>
-      <w:bookmarkStart w:id="165" w:name="_Toc243902312"/>
+      <w:bookmarkStart w:id="165" w:name="_Toc243924675"/>
       <w:bookmarkEnd w:id="162"/>
       <w:r>
         <w:lastRenderedPageBreak/>
@@ -48555,7 +48565,7 @@
         <w:pStyle w:val="Ttulo2"/>
       </w:pPr>
       <w:bookmarkStart w:id="166" w:name="_809064a587886d0547b1788a26db9d9152af23a"/>
-      <w:bookmarkStart w:id="167" w:name="_Toc243902313"/>
+      <w:bookmarkStart w:id="167" w:name="_Toc243924676"/>
       <w:bookmarkEnd w:id="164"/>
       <w:r>
         <w:lastRenderedPageBreak/>
@@ -49171,7 +49181,7 @@
         <w:pStyle w:val="Ttulo2"/>
       </w:pPr>
       <w:bookmarkStart w:id="168" w:name="_eaa2b9dcd4e772acfdb8cc2e14fe1584fe792e7"/>
-      <w:bookmarkStart w:id="169" w:name="_Toc243902314"/>
+      <w:bookmarkStart w:id="169" w:name="_Toc243924677"/>
       <w:bookmarkEnd w:id="166"/>
       <w:r>
         <w:lastRenderedPageBreak/>
@@ -49625,7 +49635,7 @@
         <w:pStyle w:val="Ttulo2"/>
       </w:pPr>
       <w:bookmarkStart w:id="170" w:name="_9c4353686bd45e1d5b28007e4eeecf1db3be371"/>
-      <w:bookmarkStart w:id="171" w:name="_Toc243902315"/>
+      <w:bookmarkStart w:id="171" w:name="_Toc243924678"/>
       <w:bookmarkEnd w:id="168"/>
       <w:r>
         <w:lastRenderedPageBreak/>
@@ -50160,7 +50170,7 @@
         <w:pStyle w:val="Ttulo2"/>
       </w:pPr>
       <w:bookmarkStart w:id="172" w:name="_faf9cae68ace52a6134b8c807ad8be34010091b"/>
-      <w:bookmarkStart w:id="173" w:name="_Toc243902316"/>
+      <w:bookmarkStart w:id="173" w:name="_Toc243924679"/>
       <w:bookmarkEnd w:id="170"/>
       <w:r>
         <w:lastRenderedPageBreak/>
@@ -50695,7 +50705,7 @@
         <w:pStyle w:val="Ttulo1"/>
       </w:pPr>
       <w:bookmarkStart w:id="174" w:name="_415d3e183ea3663701acfe1e73f6e8038e4bbef"/>
-      <w:bookmarkStart w:id="175" w:name="_Toc243902317"/>
+      <w:bookmarkStart w:id="175" w:name="_Toc243924680"/>
       <w:bookmarkEnd w:id="144"/>
       <w:bookmarkEnd w:id="172"/>
       <w:r>
@@ -50709,7 +50719,7 @@
         <w:pStyle w:val="Ttulo2"/>
       </w:pPr>
       <w:bookmarkStart w:id="176" w:name="_1b876ecfd0adf71d503b9129568b658f81872f0"/>
-      <w:bookmarkStart w:id="177" w:name="_Toc243902318"/>
+      <w:bookmarkStart w:id="177" w:name="_Toc243924681"/>
       <w:r>
         <w:t>HU-6.1 — Dashboard principal y panel de pendientes</w:t>
       </w:r>
@@ -51810,7 +51820,7 @@
         <w:pStyle w:val="Ttulo2"/>
       </w:pPr>
       <w:bookmarkStart w:id="178" w:name="_97322cabf772225fd1bfe897dee158000aa0394"/>
-      <w:bookmarkStart w:id="179" w:name="_Toc243902319"/>
+      <w:bookmarkStart w:id="179" w:name="_Toc243924682"/>
       <w:bookmarkEnd w:id="176"/>
       <w:r>
         <w:lastRenderedPageBreak/>
@@ -52994,7 +53004,7 @@
         <w:pStyle w:val="Ttulo2"/>
       </w:pPr>
       <w:bookmarkStart w:id="180" w:name="_6ce76d48cd12ce7662f89ac490d75c386fc18ba"/>
-      <w:bookmarkStart w:id="181" w:name="_Toc243902320"/>
+      <w:bookmarkStart w:id="181" w:name="_Toc243924683"/>
       <w:bookmarkEnd w:id="178"/>
       <w:r>
         <w:lastRenderedPageBreak/>
@@ -53448,7 +53458,7 @@
         <w:pStyle w:val="Ttulo2"/>
       </w:pPr>
       <w:bookmarkStart w:id="182" w:name="_132f0b1bfae1ac6054dc51db54a45dff43ec797"/>
-      <w:bookmarkStart w:id="183" w:name="_Toc243902321"/>
+      <w:bookmarkStart w:id="183" w:name="_Toc243924684"/>
       <w:bookmarkEnd w:id="180"/>
       <w:r>
         <w:t>HU-6.4 — Ver estadísticas y gráficas del sistema</w:t>
@@ -53911,7 +53921,7 @@
         <w:pStyle w:val="Ttulo2"/>
       </w:pPr>
       <w:bookmarkStart w:id="184" w:name="_159c41a8740d691e56d865baa1d2a17f58680f5"/>
-      <w:bookmarkStart w:id="185" w:name="_Toc243902322"/>
+      <w:bookmarkStart w:id="185" w:name="_Toc243924685"/>
       <w:bookmarkEnd w:id="182"/>
       <w:r>
         <w:t>HU-6.5 — Exportar reportes a Excel/CSV</w:t>
@@ -54283,7 +54293,7 @@
         <w:pStyle w:val="Ttulo1"/>
       </w:pPr>
       <w:bookmarkStart w:id="186" w:name="_88abf5b53e5603b94c73c4f577271d31a73cc35"/>
-      <w:bookmarkStart w:id="187" w:name="_Toc243902323"/>
+      <w:bookmarkStart w:id="187" w:name="_Toc243924686"/>
       <w:bookmarkEnd w:id="174"/>
       <w:bookmarkEnd w:id="184"/>
       <w:r>
@@ -54297,7 +54307,7 @@
         <w:pStyle w:val="Ttulo2"/>
       </w:pPr>
       <w:bookmarkStart w:id="188" w:name="_003ad6784c61069e91989793d8255e8d4cb519d"/>
-      <w:bookmarkStart w:id="189" w:name="_Toc243902324"/>
+      <w:bookmarkStart w:id="189" w:name="_Toc243924687"/>
       <w:r>
         <w:t>HU-7.1 — Configurar los horarios de atención de la clínica</w:t>
       </w:r>
@@ -54749,7 +54759,7 @@
         <w:pStyle w:val="Ttulo2"/>
       </w:pPr>
       <w:bookmarkStart w:id="190" w:name="_42539d8b8201701c75c37499984fbffa69d6e4d"/>
-      <w:bookmarkStart w:id="191" w:name="_Toc243902325"/>
+      <w:bookmarkStart w:id="191" w:name="_Toc243924688"/>
       <w:bookmarkEnd w:id="188"/>
       <w:r>
         <w:t>HU-7.2 — Gestionar los catálogos del sistema</w:t>
@@ -55121,7 +55131,7 @@
         <w:pStyle w:val="Ttulo2"/>
       </w:pPr>
       <w:bookmarkStart w:id="192" w:name="_a0aee2f406b049ed83cfe391a77b0db14b5bfdf"/>
-      <w:bookmarkStart w:id="193" w:name="_Toc243902326"/>
+      <w:bookmarkStart w:id="193" w:name="_Toc243924689"/>
       <w:bookmarkEnd w:id="190"/>
       <w:r>
         <w:lastRenderedPageBreak/>
@@ -55656,7 +55666,7 @@
         <w:pStyle w:val="Ttulo2"/>
       </w:pPr>
       <w:bookmarkStart w:id="194" w:name="_a0688e3f345f7bf587dcedb8b562b8964a6cacc"/>
-      <w:bookmarkStart w:id="195" w:name="_Toc243902327"/>
+      <w:bookmarkStart w:id="195" w:name="_Toc243924690"/>
       <w:bookmarkEnd w:id="192"/>
       <w:r>
         <w:lastRenderedPageBreak/>
@@ -56272,7 +56282,7 @@
         <w:pStyle w:val="Ttulo2"/>
       </w:pPr>
       <w:bookmarkStart w:id="196" w:name="_7004fcdc7c25449422304e35d609c3113b471f6"/>
-      <w:bookmarkStart w:id="197" w:name="_Toc243902328"/>
+      <w:bookmarkStart w:id="197" w:name="_Toc243924691"/>
       <w:bookmarkEnd w:id="194"/>
       <w:r>
         <w:lastRenderedPageBreak/>
@@ -56655,7 +56665,7 @@
         <w:pStyle w:val="Ttulo1"/>
       </w:pPr>
       <w:bookmarkStart w:id="198" w:name="_99f8c38fc90f872e869cb5a42176a81ce60716e"/>
-      <w:bookmarkStart w:id="199" w:name="_Toc243902329"/>
+      <w:bookmarkStart w:id="199" w:name="_Toc243924692"/>
       <w:bookmarkEnd w:id="186"/>
       <w:bookmarkEnd w:id="196"/>
       <w:r>
@@ -56676,7 +56686,7 @@
         <w:pStyle w:val="Ttulo2"/>
       </w:pPr>
       <w:bookmarkStart w:id="200" w:name="_6b93d7ad964c8104bb83fc9231a04e4fc4e5a57"/>
-      <w:bookmarkStart w:id="201" w:name="_Toc243902330"/>
+      <w:bookmarkStart w:id="201" w:name="_Toc243924693"/>
       <w:r>
         <w:t>HU-8.1 — Calificar al veterinario tras una consulta atendida</w:t>
       </w:r>
@@ -57371,7 +57381,7 @@
         <w:pStyle w:val="Ttulo2"/>
       </w:pPr>
       <w:bookmarkStart w:id="202" w:name="_6de705a3e3f0ae827b0b0206b40472100ec5dc2"/>
-      <w:bookmarkStart w:id="203" w:name="_Toc243902331"/>
+      <w:bookmarkStart w:id="203" w:name="_Toc243924694"/>
       <w:bookmarkEnd w:id="200"/>
       <w:r>
         <w:t>HU-8.2 — Perfil público del veterinario</w:t>
@@ -57662,7 +57672,7 @@
         <w:pStyle w:val="Ttulo2"/>
       </w:pPr>
       <w:bookmarkStart w:id="204" w:name="_8d0438a4c21826cdef43f79f40a5abd8a052054"/>
-      <w:bookmarkStart w:id="205" w:name="_Toc243902332"/>
+      <w:bookmarkStart w:id="205" w:name="_Toc243924695"/>
       <w:bookmarkEnd w:id="202"/>
       <w:r>
         <w:lastRenderedPageBreak/>
@@ -58035,7 +58045,7 @@
         <w:pStyle w:val="Ttulo2"/>
       </w:pPr>
       <w:bookmarkStart w:id="206" w:name="_9d375ff686aceee42a269dcad0f742f5e2f3757"/>
-      <w:bookmarkStart w:id="207" w:name="_Toc243902333"/>
+      <w:bookmarkStart w:id="207" w:name="_Toc243924696"/>
       <w:bookmarkEnd w:id="204"/>
       <w:r>
         <w:t>HU-8.4 — Tiempos de envío de recordatorios configurables</w:t>
@@ -58326,7 +58336,7 @@
         <w:pStyle w:val="Ttulo2"/>
       </w:pPr>
       <w:bookmarkStart w:id="208" w:name="_09d49d8f9ce2d4331632fad53df16df04e0463f"/>
-      <w:bookmarkStart w:id="209" w:name="_Toc243902334"/>
+      <w:bookmarkStart w:id="209" w:name="_Toc243924697"/>
       <w:bookmarkEnd w:id="206"/>
       <w:r>
         <w:t>HU-8.5 — Bitácora de correos y notificaciones</w:t>
@@ -58617,7 +58627,7 @@
         <w:pStyle w:val="Ttulo1"/>
       </w:pPr>
       <w:bookmarkStart w:id="210" w:name="_739f4e5454618e53e20de4c2474955375ba75c3"/>
-      <w:bookmarkStart w:id="211" w:name="_Toc243902335"/>
+      <w:bookmarkStart w:id="211" w:name="_Toc243924698"/>
       <w:bookmarkEnd w:id="198"/>
       <w:bookmarkEnd w:id="208"/>
       <w:r>
@@ -58631,7 +58641,7 @@
         <w:pStyle w:val="Ttulo2"/>
       </w:pPr>
       <w:bookmarkStart w:id="212" w:name="_062138411ab05c870ba796ff3d39feef69a18f5"/>
-      <w:bookmarkStart w:id="213" w:name="_Toc243902336"/>
+      <w:bookmarkStart w:id="213" w:name="_Toc243924699"/>
       <w:r>
         <w:t>HU-9.1 — Página pública y políticas legales</w:t>
       </w:r>
@@ -59002,7 +59012,7 @@
         <w:pStyle w:val="Ttulo1"/>
       </w:pPr>
       <w:bookmarkStart w:id="214" w:name="_161b34832f25d1748c14dc17ae5f19d2b06fe86"/>
-      <w:bookmarkStart w:id="215" w:name="_Toc243902337"/>
+      <w:bookmarkStart w:id="215" w:name="_Toc243924700"/>
       <w:bookmarkEnd w:id="210"/>
       <w:bookmarkEnd w:id="212"/>
       <w:r>
@@ -64023,7 +64033,7 @@
               <w:noProof/>
             </w:rPr>
             <w:drawing>
-              <wp:inline distT="0" distB="0" distL="0" distR="0" wp14:anchorId="16C1014B" wp14:editId="055B6B2C">
+              <wp:inline distT="0" distB="0" distL="0" distR="0" wp14:anchorId="505F41BE" wp14:editId="505F41BF">
                 <wp:extent cx="324000" cy="324000"/>
                 <wp:effectExtent l="0" t="0" r="0" b="0"/>
                 <wp:docPr id="9001" name="Logo Zooki"/>
@@ -64190,7 +64200,7 @@
   <w:abstractNum w:abstractNumId="0" w15:restartNumberingAfterBreak="0">
     <w:nsid w:val="0000A990"/>
     <w:multiLevelType w:val="multilevel"/>
-    <w:tmpl w:val="D4B245C4"/>
+    <w:tmpl w:val="DDE6510C"/>
     <w:lvl w:ilvl="0">
       <w:numFmt w:val="bullet"/>
       <w:lvlText w:val=" "/>
@@ -64264,7 +64274,7 @@
       </w:pPr>
     </w:lvl>
   </w:abstractNum>
-  <w:num w:numId="1" w16cid:durableId="734398461">
+  <w:num w:numId="1" w16cid:durableId="1800953213">
     <w:abstractNumId w:val="0"/>
   </w:num>
 </w:numbering>
@@ -65655,7 +65665,7 @@
     <w:autoRedefine/>
     <w:uiPriority w:val="39"/>
     <w:unhideWhenUsed/>
-    <w:rsid w:val="00E42118"/>
+    <w:rsid w:val="00A81CD5"/>
     <w:pPr>
       <w:spacing w:after="100" w:line="278" w:lineRule="auto"/>
       <w:ind w:left="480"/>
@@ -65674,7 +65684,7 @@
     <w:autoRedefine/>
     <w:uiPriority w:val="39"/>
     <w:unhideWhenUsed/>
-    <w:rsid w:val="00E42118"/>
+    <w:rsid w:val="00A81CD5"/>
     <w:pPr>
       <w:spacing w:after="100" w:line="278" w:lineRule="auto"/>
       <w:ind w:left="720"/>
@@ -65693,7 +65703,7 @@
     <w:autoRedefine/>
     <w:uiPriority w:val="39"/>
     <w:unhideWhenUsed/>
-    <w:rsid w:val="00E42118"/>
+    <w:rsid w:val="00A81CD5"/>
     <w:pPr>
       <w:spacing w:after="100" w:line="278" w:lineRule="auto"/>
       <w:ind w:left="960"/>
@@ -65712,7 +65722,7 @@
     <w:autoRedefine/>
     <w:uiPriority w:val="39"/>
     <w:unhideWhenUsed/>
-    <w:rsid w:val="00E42118"/>
+    <w:rsid w:val="00A81CD5"/>
     <w:pPr>
       <w:spacing w:after="100" w:line="278" w:lineRule="auto"/>
       <w:ind w:left="1200"/>
@@ -65731,7 +65741,7 @@
     <w:autoRedefine/>
     <w:uiPriority w:val="39"/>
     <w:unhideWhenUsed/>
-    <w:rsid w:val="00E42118"/>
+    <w:rsid w:val="00A81CD5"/>
     <w:pPr>
       <w:spacing w:after="100" w:line="278" w:lineRule="auto"/>
       <w:ind w:left="1440"/>
@@ -65750,7 +65760,7 @@
     <w:autoRedefine/>
     <w:uiPriority w:val="39"/>
     <w:unhideWhenUsed/>
-    <w:rsid w:val="00E42118"/>
+    <w:rsid w:val="00A81CD5"/>
     <w:pPr>
       <w:spacing w:after="100" w:line="278" w:lineRule="auto"/>
       <w:ind w:left="1680"/>
@@ -65769,7 +65779,7 @@
     <w:autoRedefine/>
     <w:uiPriority w:val="39"/>
     <w:unhideWhenUsed/>
-    <w:rsid w:val="00E42118"/>
+    <w:rsid w:val="00A81CD5"/>
     <w:pPr>
       <w:spacing w:after="100" w:line="278" w:lineRule="auto"/>
       <w:ind w:left="1920"/>
@@ -65787,7 +65797,7 @@
     <w:uiPriority w:val="99"/>
     <w:semiHidden/>
     <w:unhideWhenUsed/>
-    <w:rsid w:val="00E42118"/>
+    <w:rsid w:val="00A81CD5"/>
     <w:rPr>
       <w:color w:val="605E5C"/>
       <w:shd w:val="clear" w:color="auto" w:fill="E1DFDD"/>

--- a/public/docs/descargas/re.docx
+++ b/public/docs/descargas/re.docx
@@ -93,7 +93,7 @@
           <w:noProof/>
         </w:rPr>
         <w:drawing>
-          <wp:inline distT="0" distB="0" distL="0" distR="0" wp14:anchorId="074FD3F9" wp14:editId="074FD3FA">
+          <wp:inline distT="0" distB="0" distL="0" distR="0" wp14:anchorId="49398EF6" wp14:editId="49398EF7">
             <wp:extent cx="395999" cy="405503"/>
             <wp:effectExtent l="0" t="0" r="0" b="0"/>
             <wp:docPr id="10" name="Picture"/>
@@ -409,7 +409,7 @@
       <w:r>
         <w:fldChar w:fldCharType="separate"/>
       </w:r>
-      <w:hyperlink w:anchor="_Toc243945911" w:history="1">
+      <w:hyperlink w:anchor="_Toc243948606" w:history="1">
         <w:r>
           <w:rPr>
             <w:rStyle w:val="Hipervnculo"/>
@@ -445,7 +445,7 @@
             <w:noProof/>
             <w:webHidden/>
           </w:rPr>
-          <w:instrText xml:space="preserve"> PAGEREF _Toc243945911 \h </w:instrText>
+          <w:instrText xml:space="preserve"> PAGEREF _Toc243948606 \h </w:instrText>
         </w:r>
         <w:r>
           <w:rPr>
@@ -488,7 +488,7 @@
           <w14:ligatures w14:val="standardContextual"/>
         </w:rPr>
       </w:pPr>
-      <w:hyperlink w:anchor="_Toc243945912" w:history="1">
+      <w:hyperlink w:anchor="_Toc243948607" w:history="1">
         <w:r>
           <w:rPr>
             <w:rStyle w:val="Hipervnculo"/>
@@ -515,7 +515,7 @@
             <w:noProof/>
             <w:webHidden/>
           </w:rPr>
-          <w:instrText xml:space="preserve"> PAGEREF _Toc243945912 \h </w:instrText>
+          <w:instrText xml:space="preserve"> PAGEREF _Toc243948607 \h </w:instrText>
         </w:r>
         <w:r>
           <w:rPr>
@@ -558,7 +558,7 @@
           <w14:ligatures w14:val="standardContextual"/>
         </w:rPr>
       </w:pPr>
-      <w:hyperlink w:anchor="_Toc243945913" w:history="1">
+      <w:hyperlink w:anchor="_Toc243948608" w:history="1">
         <w:r>
           <w:rPr>
             <w:rStyle w:val="Hipervnculo"/>
@@ -585,7 +585,7 @@
             <w:noProof/>
             <w:webHidden/>
           </w:rPr>
-          <w:instrText xml:space="preserve"> PAGEREF _Toc243945913 \h </w:instrText>
+          <w:instrText xml:space="preserve"> PAGEREF _Toc243948608 \h </w:instrText>
         </w:r>
         <w:r>
           <w:rPr>
@@ -628,7 +628,7 @@
           <w14:ligatures w14:val="standardContextual"/>
         </w:rPr>
       </w:pPr>
-      <w:hyperlink w:anchor="_Toc243945914" w:history="1">
+      <w:hyperlink w:anchor="_Toc243948609" w:history="1">
         <w:r>
           <w:rPr>
             <w:rStyle w:val="Hipervnculo"/>
@@ -655,7 +655,7 @@
             <w:noProof/>
             <w:webHidden/>
           </w:rPr>
-          <w:instrText xml:space="preserve"> PAGEREF _Toc243945914 \h </w:instrText>
+          <w:instrText xml:space="preserve"> PAGEREF _Toc243948609 \h </w:instrText>
         </w:r>
         <w:r>
           <w:rPr>
@@ -698,7 +698,7 @@
           <w14:ligatures w14:val="standardContextual"/>
         </w:rPr>
       </w:pPr>
-      <w:hyperlink w:anchor="_Toc243945915" w:history="1">
+      <w:hyperlink w:anchor="_Toc243948610" w:history="1">
         <w:r>
           <w:rPr>
             <w:rStyle w:val="Hipervnculo"/>
@@ -725,7 +725,7 @@
             <w:noProof/>
             <w:webHidden/>
           </w:rPr>
-          <w:instrText xml:space="preserve"> PAGEREF _Toc243945915 \h </w:instrText>
+          <w:instrText xml:space="preserve"> PAGEREF _Toc243948610 \h </w:instrText>
         </w:r>
         <w:r>
           <w:rPr>
@@ -768,7 +768,7 @@
           <w14:ligatures w14:val="standardContextual"/>
         </w:rPr>
       </w:pPr>
-      <w:hyperlink w:anchor="_Toc243945916" w:history="1">
+      <w:hyperlink w:anchor="_Toc243948611" w:history="1">
         <w:r>
           <w:rPr>
             <w:rStyle w:val="Hipervnculo"/>
@@ -795,7 +795,7 @@
             <w:noProof/>
             <w:webHidden/>
           </w:rPr>
-          <w:instrText xml:space="preserve"> PAGEREF _Toc243945916 \h </w:instrText>
+          <w:instrText xml:space="preserve"> PAGEREF _Toc243948611 \h </w:instrText>
         </w:r>
         <w:r>
           <w:rPr>
@@ -841,7 +841,7 @@
           <w14:ligatures w14:val="standardContextual"/>
         </w:rPr>
       </w:pPr>
-      <w:hyperlink w:anchor="_Toc243945917" w:history="1">
+      <w:hyperlink w:anchor="_Toc243948612" w:history="1">
         <w:r>
           <w:rPr>
             <w:rStyle w:val="Hipervnculo"/>
@@ -868,7 +868,7 @@
             <w:noProof/>
             <w:webHidden/>
           </w:rPr>
-          <w:instrText xml:space="preserve"> PAGEREF _Toc243945917 \h </w:instrText>
+          <w:instrText xml:space="preserve"> PAGEREF _Toc243948612 \h </w:instrText>
         </w:r>
         <w:r>
           <w:rPr>
@@ -911,7 +911,7 @@
           <w14:ligatures w14:val="standardContextual"/>
         </w:rPr>
       </w:pPr>
-      <w:hyperlink w:anchor="_Toc243945918" w:history="1">
+      <w:hyperlink w:anchor="_Toc243948613" w:history="1">
         <w:r>
           <w:rPr>
             <w:rStyle w:val="Hipervnculo"/>
@@ -938,7 +938,7 @@
             <w:noProof/>
             <w:webHidden/>
           </w:rPr>
-          <w:instrText xml:space="preserve"> PAGEREF _Toc243945918 \h </w:instrText>
+          <w:instrText xml:space="preserve"> PAGEREF _Toc243948613 \h </w:instrText>
         </w:r>
         <w:r>
           <w:rPr>
@@ -981,7 +981,7 @@
           <w14:ligatures w14:val="standardContextual"/>
         </w:rPr>
       </w:pPr>
-      <w:hyperlink w:anchor="_Toc243945919" w:history="1">
+      <w:hyperlink w:anchor="_Toc243948614" w:history="1">
         <w:r>
           <w:rPr>
             <w:rStyle w:val="Hipervnculo"/>
@@ -1008,7 +1008,7 @@
             <w:noProof/>
             <w:webHidden/>
           </w:rPr>
-          <w:instrText xml:space="preserve"> PAGEREF _Toc243945919 \h </w:instrText>
+          <w:instrText xml:space="preserve"> PAGEREF _Toc243948614 \h </w:instrText>
         </w:r>
         <w:r>
           <w:rPr>
@@ -1051,7 +1051,7 @@
           <w14:ligatures w14:val="standardContextual"/>
         </w:rPr>
       </w:pPr>
-      <w:hyperlink w:anchor="_Toc243945920" w:history="1">
+      <w:hyperlink w:anchor="_Toc243948615" w:history="1">
         <w:r>
           <w:rPr>
             <w:rStyle w:val="Hipervnculo"/>
@@ -1078,7 +1078,7 @@
             <w:noProof/>
             <w:webHidden/>
           </w:rPr>
-          <w:instrText xml:space="preserve"> PAGEREF _Toc243945920 \h </w:instrText>
+          <w:instrText xml:space="preserve"> PAGEREF _Toc243948615 \h </w:instrText>
         </w:r>
         <w:r>
           <w:rPr>
@@ -1121,7 +1121,7 @@
           <w14:ligatures w14:val="standardContextual"/>
         </w:rPr>
       </w:pPr>
-      <w:hyperlink w:anchor="_Toc243945921" w:history="1">
+      <w:hyperlink w:anchor="_Toc243948616" w:history="1">
         <w:r>
           <w:rPr>
             <w:rStyle w:val="Hipervnculo"/>
@@ -1148,7 +1148,7 @@
             <w:noProof/>
             <w:webHidden/>
           </w:rPr>
-          <w:instrText xml:space="preserve"> PAGEREF _Toc243945921 \h </w:instrText>
+          <w:instrText xml:space="preserve"> PAGEREF _Toc243948616 \h </w:instrText>
         </w:r>
         <w:r>
           <w:rPr>
@@ -1191,7 +1191,7 @@
           <w14:ligatures w14:val="standardContextual"/>
         </w:rPr>
       </w:pPr>
-      <w:hyperlink w:anchor="_Toc243945922" w:history="1">
+      <w:hyperlink w:anchor="_Toc243948617" w:history="1">
         <w:r>
           <w:rPr>
             <w:rStyle w:val="Hipervnculo"/>
@@ -1218,7 +1218,7 @@
             <w:noProof/>
             <w:webHidden/>
           </w:rPr>
-          <w:instrText xml:space="preserve"> PAGEREF _Toc243945922 \h </w:instrText>
+          <w:instrText xml:space="preserve"> PAGEREF _Toc243948617 \h </w:instrText>
         </w:r>
         <w:r>
           <w:rPr>
@@ -1261,7 +1261,7 @@
           <w14:ligatures w14:val="standardContextual"/>
         </w:rPr>
       </w:pPr>
-      <w:hyperlink w:anchor="_Toc243945923" w:history="1">
+      <w:hyperlink w:anchor="_Toc243948618" w:history="1">
         <w:r>
           <w:rPr>
             <w:rStyle w:val="Hipervnculo"/>
@@ -1288,7 +1288,7 @@
             <w:noProof/>
             <w:webHidden/>
           </w:rPr>
-          <w:instrText xml:space="preserve"> PAGEREF _Toc243945923 \h </w:instrText>
+          <w:instrText xml:space="preserve"> PAGEREF _Toc243948618 \h </w:instrText>
         </w:r>
         <w:r>
           <w:rPr>
@@ -1331,7 +1331,7 @@
           <w14:ligatures w14:val="standardContextual"/>
         </w:rPr>
       </w:pPr>
-      <w:hyperlink w:anchor="_Toc243945924" w:history="1">
+      <w:hyperlink w:anchor="_Toc243948619" w:history="1">
         <w:r>
           <w:rPr>
             <w:rStyle w:val="Hipervnculo"/>
@@ -1358,7 +1358,7 @@
             <w:noProof/>
             <w:webHidden/>
           </w:rPr>
-          <w:instrText xml:space="preserve"> PAGEREF _Toc243945924 \h </w:instrText>
+          <w:instrText xml:space="preserve"> PAGEREF _Toc243948619 \h </w:instrText>
         </w:r>
         <w:r>
           <w:rPr>
@@ -1401,7 +1401,7 @@
           <w14:ligatures w14:val="standardContextual"/>
         </w:rPr>
       </w:pPr>
-      <w:hyperlink w:anchor="_Toc243945925" w:history="1">
+      <w:hyperlink w:anchor="_Toc243948620" w:history="1">
         <w:r>
           <w:rPr>
             <w:rStyle w:val="Hipervnculo"/>
@@ -1428,7 +1428,7 @@
             <w:noProof/>
             <w:webHidden/>
           </w:rPr>
-          <w:instrText xml:space="preserve"> PAGEREF _Toc243945925 \h </w:instrText>
+          <w:instrText xml:space="preserve"> PAGEREF _Toc243948620 \h </w:instrText>
         </w:r>
         <w:r>
           <w:rPr>
@@ -1471,7 +1471,7 @@
           <w14:ligatures w14:val="standardContextual"/>
         </w:rPr>
       </w:pPr>
-      <w:hyperlink w:anchor="_Toc243945926" w:history="1">
+      <w:hyperlink w:anchor="_Toc243948621" w:history="1">
         <w:r>
           <w:rPr>
             <w:rStyle w:val="Hipervnculo"/>
@@ -1498,7 +1498,7 @@
             <w:noProof/>
             <w:webHidden/>
           </w:rPr>
-          <w:instrText xml:space="preserve"> PAGEREF _Toc243945926 \h </w:instrText>
+          <w:instrText xml:space="preserve"> PAGEREF _Toc243948621 \h </w:instrText>
         </w:r>
         <w:r>
           <w:rPr>
@@ -1541,7 +1541,7 @@
           <w14:ligatures w14:val="standardContextual"/>
         </w:rPr>
       </w:pPr>
-      <w:hyperlink w:anchor="_Toc243945927" w:history="1">
+      <w:hyperlink w:anchor="_Toc243948622" w:history="1">
         <w:r>
           <w:rPr>
             <w:rStyle w:val="Hipervnculo"/>
@@ -1568,7 +1568,7 @@
             <w:noProof/>
             <w:webHidden/>
           </w:rPr>
-          <w:instrText xml:space="preserve"> PAGEREF _Toc243945927 \h </w:instrText>
+          <w:instrText xml:space="preserve"> PAGEREF _Toc243948622 \h </w:instrText>
         </w:r>
         <w:r>
           <w:rPr>
@@ -1611,7 +1611,7 @@
           <w14:ligatures w14:val="standardContextual"/>
         </w:rPr>
       </w:pPr>
-      <w:hyperlink w:anchor="_Toc243945928" w:history="1">
+      <w:hyperlink w:anchor="_Toc243948623" w:history="1">
         <w:r>
           <w:rPr>
             <w:rStyle w:val="Hipervnculo"/>
@@ -1638,7 +1638,7 @@
             <w:noProof/>
             <w:webHidden/>
           </w:rPr>
-          <w:instrText xml:space="preserve"> PAGEREF _Toc243945928 \h </w:instrText>
+          <w:instrText xml:space="preserve"> PAGEREF _Toc243948623 \h </w:instrText>
         </w:r>
         <w:r>
           <w:rPr>
@@ -1681,7 +1681,7 @@
           <w14:ligatures w14:val="standardContextual"/>
         </w:rPr>
       </w:pPr>
-      <w:hyperlink w:anchor="_Toc243945929" w:history="1">
+      <w:hyperlink w:anchor="_Toc243948624" w:history="1">
         <w:r>
           <w:rPr>
             <w:rStyle w:val="Hipervnculo"/>
@@ -1708,7 +1708,7 @@
             <w:noProof/>
             <w:webHidden/>
           </w:rPr>
-          <w:instrText xml:space="preserve"> PAGEREF _Toc243945929 \h </w:instrText>
+          <w:instrText xml:space="preserve"> PAGEREF _Toc243948624 \h </w:instrText>
         </w:r>
         <w:r>
           <w:rPr>
@@ -1751,7 +1751,7 @@
           <w14:ligatures w14:val="standardContextual"/>
         </w:rPr>
       </w:pPr>
-      <w:hyperlink w:anchor="_Toc243945930" w:history="1">
+      <w:hyperlink w:anchor="_Toc243948625" w:history="1">
         <w:r>
           <w:rPr>
             <w:rStyle w:val="Hipervnculo"/>
@@ -1778,7 +1778,7 @@
             <w:noProof/>
             <w:webHidden/>
           </w:rPr>
-          <w:instrText xml:space="preserve"> PAGEREF _Toc243945930 \h </w:instrText>
+          <w:instrText xml:space="preserve"> PAGEREF _Toc243948625 \h </w:instrText>
         </w:r>
         <w:r>
           <w:rPr>
@@ -1821,7 +1821,7 @@
           <w14:ligatures w14:val="standardContextual"/>
         </w:rPr>
       </w:pPr>
-      <w:hyperlink w:anchor="_Toc243945931" w:history="1">
+      <w:hyperlink w:anchor="_Toc243948626" w:history="1">
         <w:r>
           <w:rPr>
             <w:rStyle w:val="Hipervnculo"/>
@@ -1848,7 +1848,7 @@
             <w:noProof/>
             <w:webHidden/>
           </w:rPr>
-          <w:instrText xml:space="preserve"> PAGEREF _Toc243945931 \h </w:instrText>
+          <w:instrText xml:space="preserve"> PAGEREF _Toc243948626 \h </w:instrText>
         </w:r>
         <w:r>
           <w:rPr>
@@ -1891,7 +1891,7 @@
           <w14:ligatures w14:val="standardContextual"/>
         </w:rPr>
       </w:pPr>
-      <w:hyperlink w:anchor="_Toc243945932" w:history="1">
+      <w:hyperlink w:anchor="_Toc243948627" w:history="1">
         <w:r>
           <w:rPr>
             <w:rStyle w:val="Hipervnculo"/>
@@ -1918,7 +1918,7 @@
             <w:noProof/>
             <w:webHidden/>
           </w:rPr>
-          <w:instrText xml:space="preserve"> PAGEREF _Toc243945932 \h </w:instrText>
+          <w:instrText xml:space="preserve"> PAGEREF _Toc243948627 \h </w:instrText>
         </w:r>
         <w:r>
           <w:rPr>
@@ -1961,7 +1961,7 @@
           <w14:ligatures w14:val="standardContextual"/>
         </w:rPr>
       </w:pPr>
-      <w:hyperlink w:anchor="_Toc243945933" w:history="1">
+      <w:hyperlink w:anchor="_Toc243948628" w:history="1">
         <w:r>
           <w:rPr>
             <w:rStyle w:val="Hipervnculo"/>
@@ -1988,7 +1988,7 @@
             <w:noProof/>
             <w:webHidden/>
           </w:rPr>
-          <w:instrText xml:space="preserve"> PAGEREF _Toc243945933 \h </w:instrText>
+          <w:instrText xml:space="preserve"> PAGEREF _Toc243948628 \h </w:instrText>
         </w:r>
         <w:r>
           <w:rPr>
@@ -2031,7 +2031,7 @@
           <w14:ligatures w14:val="standardContextual"/>
         </w:rPr>
       </w:pPr>
-      <w:hyperlink w:anchor="_Toc243945934" w:history="1">
+      <w:hyperlink w:anchor="_Toc243948629" w:history="1">
         <w:r>
           <w:rPr>
             <w:rStyle w:val="Hipervnculo"/>
@@ -2058,7 +2058,7 @@
             <w:noProof/>
             <w:webHidden/>
           </w:rPr>
-          <w:instrText xml:space="preserve"> PAGEREF _Toc243945934 \h </w:instrText>
+          <w:instrText xml:space="preserve"> PAGEREF _Toc243948629 \h </w:instrText>
         </w:r>
         <w:r>
           <w:rPr>
@@ -2101,7 +2101,7 @@
           <w14:ligatures w14:val="standardContextual"/>
         </w:rPr>
       </w:pPr>
-      <w:hyperlink w:anchor="_Toc243945935" w:history="1">
+      <w:hyperlink w:anchor="_Toc243948630" w:history="1">
         <w:r>
           <w:rPr>
             <w:rStyle w:val="Hipervnculo"/>
@@ -2128,7 +2128,7 @@
             <w:noProof/>
             <w:webHidden/>
           </w:rPr>
-          <w:instrText xml:space="preserve"> PAGEREF _Toc243945935 \h </w:instrText>
+          <w:instrText xml:space="preserve"> PAGEREF _Toc243948630 \h </w:instrText>
         </w:r>
         <w:r>
           <w:rPr>
@@ -2171,7 +2171,7 @@
           <w14:ligatures w14:val="standardContextual"/>
         </w:rPr>
       </w:pPr>
-      <w:hyperlink w:anchor="_Toc243945936" w:history="1">
+      <w:hyperlink w:anchor="_Toc243948631" w:history="1">
         <w:r>
           <w:rPr>
             <w:rStyle w:val="Hipervnculo"/>
@@ -2198,7 +2198,7 @@
             <w:noProof/>
             <w:webHidden/>
           </w:rPr>
-          <w:instrText xml:space="preserve"> PAGEREF _Toc243945936 \h </w:instrText>
+          <w:instrText xml:space="preserve"> PAGEREF _Toc243948631 \h </w:instrText>
         </w:r>
         <w:r>
           <w:rPr>
@@ -2244,7 +2244,7 @@
           <w14:ligatures w14:val="standardContextual"/>
         </w:rPr>
       </w:pPr>
-      <w:hyperlink w:anchor="_Toc243945937" w:history="1">
+      <w:hyperlink w:anchor="_Toc243948632" w:history="1">
         <w:r>
           <w:rPr>
             <w:rStyle w:val="Hipervnculo"/>
@@ -2271,7 +2271,7 @@
             <w:noProof/>
             <w:webHidden/>
           </w:rPr>
-          <w:instrText xml:space="preserve"> PAGEREF _Toc243945937 \h </w:instrText>
+          <w:instrText xml:space="preserve"> PAGEREF _Toc243948632 \h </w:instrText>
         </w:r>
         <w:r>
           <w:rPr>
@@ -2314,7 +2314,7 @@
           <w14:ligatures w14:val="standardContextual"/>
         </w:rPr>
       </w:pPr>
-      <w:hyperlink w:anchor="_Toc243945938" w:history="1">
+      <w:hyperlink w:anchor="_Toc243948633" w:history="1">
         <w:r>
           <w:rPr>
             <w:rStyle w:val="Hipervnculo"/>
@@ -2341,7 +2341,7 @@
             <w:noProof/>
             <w:webHidden/>
           </w:rPr>
-          <w:instrText xml:space="preserve"> PAGEREF _Toc243945938 \h </w:instrText>
+          <w:instrText xml:space="preserve"> PAGEREF _Toc243948633 \h </w:instrText>
         </w:r>
         <w:r>
           <w:rPr>
@@ -2384,7 +2384,7 @@
           <w14:ligatures w14:val="standardContextual"/>
         </w:rPr>
       </w:pPr>
-      <w:hyperlink w:anchor="_Toc243945939" w:history="1">
+      <w:hyperlink w:anchor="_Toc243948634" w:history="1">
         <w:r>
           <w:rPr>
             <w:rStyle w:val="Hipervnculo"/>
@@ -2411,7 +2411,7 @@
             <w:noProof/>
             <w:webHidden/>
           </w:rPr>
-          <w:instrText xml:space="preserve"> PAGEREF _Toc243945939 \h </w:instrText>
+          <w:instrText xml:space="preserve"> PAGEREF _Toc243948634 \h </w:instrText>
         </w:r>
         <w:r>
           <w:rPr>
@@ -2454,7 +2454,7 @@
           <w14:ligatures w14:val="standardContextual"/>
         </w:rPr>
       </w:pPr>
-      <w:hyperlink w:anchor="_Toc243945940" w:history="1">
+      <w:hyperlink w:anchor="_Toc243948635" w:history="1">
         <w:r>
           <w:rPr>
             <w:rStyle w:val="Hipervnculo"/>
@@ -2481,7 +2481,7 @@
             <w:noProof/>
             <w:webHidden/>
           </w:rPr>
-          <w:instrText xml:space="preserve"> PAGEREF _Toc243945940 \h </w:instrText>
+          <w:instrText xml:space="preserve"> PAGEREF _Toc243948635 \h </w:instrText>
         </w:r>
         <w:r>
           <w:rPr>
@@ -2524,7 +2524,7 @@
           <w14:ligatures w14:val="standardContextual"/>
         </w:rPr>
       </w:pPr>
-      <w:hyperlink w:anchor="_Toc243945941" w:history="1">
+      <w:hyperlink w:anchor="_Toc243948636" w:history="1">
         <w:r>
           <w:rPr>
             <w:rStyle w:val="Hipervnculo"/>
@@ -2551,7 +2551,7 @@
             <w:noProof/>
             <w:webHidden/>
           </w:rPr>
-          <w:instrText xml:space="preserve"> PAGEREF _Toc243945941 \h </w:instrText>
+          <w:instrText xml:space="preserve"> PAGEREF _Toc243948636 \h </w:instrText>
         </w:r>
         <w:r>
           <w:rPr>
@@ -2594,7 +2594,7 @@
           <w14:ligatures w14:val="standardContextual"/>
         </w:rPr>
       </w:pPr>
-      <w:hyperlink w:anchor="_Toc243945942" w:history="1">
+      <w:hyperlink w:anchor="_Toc243948637" w:history="1">
         <w:r>
           <w:rPr>
             <w:rStyle w:val="Hipervnculo"/>
@@ -2621,7 +2621,7 @@
             <w:noProof/>
             <w:webHidden/>
           </w:rPr>
-          <w:instrText xml:space="preserve"> PAGEREF _Toc243945942 \h </w:instrText>
+          <w:instrText xml:space="preserve"> PAGEREF _Toc243948637 \h </w:instrText>
         </w:r>
         <w:r>
           <w:rPr>
@@ -2667,7 +2667,7 @@
           <w14:ligatures w14:val="standardContextual"/>
         </w:rPr>
       </w:pPr>
-      <w:hyperlink w:anchor="_Toc243945943" w:history="1">
+      <w:hyperlink w:anchor="_Toc243948638" w:history="1">
         <w:r>
           <w:rPr>
             <w:rStyle w:val="Hipervnculo"/>
@@ -2694,7 +2694,7 @@
             <w:noProof/>
             <w:webHidden/>
           </w:rPr>
-          <w:instrText xml:space="preserve"> PAGEREF _Toc243945943 \h </w:instrText>
+          <w:instrText xml:space="preserve"> PAGEREF _Toc243948638 \h </w:instrText>
         </w:r>
         <w:r>
           <w:rPr>
@@ -2737,7 +2737,7 @@
           <w14:ligatures w14:val="standardContextual"/>
         </w:rPr>
       </w:pPr>
-      <w:hyperlink w:anchor="_Toc243945944" w:history="1">
+      <w:hyperlink w:anchor="_Toc243948639" w:history="1">
         <w:r>
           <w:rPr>
             <w:rStyle w:val="Hipervnculo"/>
@@ -2764,7 +2764,7 @@
             <w:noProof/>
             <w:webHidden/>
           </w:rPr>
-          <w:instrText xml:space="preserve"> PAGEREF _Toc243945944 \h </w:instrText>
+          <w:instrText xml:space="preserve"> PAGEREF _Toc243948639 \h </w:instrText>
         </w:r>
         <w:r>
           <w:rPr>
@@ -2807,7 +2807,7 @@
           <w14:ligatures w14:val="standardContextual"/>
         </w:rPr>
       </w:pPr>
-      <w:hyperlink w:anchor="_Toc243945945" w:history="1">
+      <w:hyperlink w:anchor="_Toc243948640" w:history="1">
         <w:r>
           <w:rPr>
             <w:rStyle w:val="Hipervnculo"/>
@@ -2834,7 +2834,7 @@
             <w:noProof/>
             <w:webHidden/>
           </w:rPr>
-          <w:instrText xml:space="preserve"> PAGEREF _Toc243945945 \h </w:instrText>
+          <w:instrText xml:space="preserve"> PAGEREF _Toc243948640 \h </w:instrText>
         </w:r>
         <w:r>
           <w:rPr>
@@ -2877,7 +2877,7 @@
           <w14:ligatures w14:val="standardContextual"/>
         </w:rPr>
       </w:pPr>
-      <w:hyperlink w:anchor="_Toc243945946" w:history="1">
+      <w:hyperlink w:anchor="_Toc243948641" w:history="1">
         <w:r>
           <w:rPr>
             <w:rStyle w:val="Hipervnculo"/>
@@ -2904,7 +2904,7 @@
             <w:noProof/>
             <w:webHidden/>
           </w:rPr>
-          <w:instrText xml:space="preserve"> PAGEREF _Toc243945946 \h </w:instrText>
+          <w:instrText xml:space="preserve"> PAGEREF _Toc243948641 \h </w:instrText>
         </w:r>
         <w:r>
           <w:rPr>
@@ -2947,7 +2947,7 @@
           <w14:ligatures w14:val="standardContextual"/>
         </w:rPr>
       </w:pPr>
-      <w:hyperlink w:anchor="_Toc243945947" w:history="1">
+      <w:hyperlink w:anchor="_Toc243948642" w:history="1">
         <w:r>
           <w:rPr>
             <w:rStyle w:val="Hipervnculo"/>
@@ -2974,7 +2974,7 @@
             <w:noProof/>
             <w:webHidden/>
           </w:rPr>
-          <w:instrText xml:space="preserve"> PAGEREF _Toc243945947 \h </w:instrText>
+          <w:instrText xml:space="preserve"> PAGEREF _Toc243948642 \h </w:instrText>
         </w:r>
         <w:r>
           <w:rPr>
@@ -3017,7 +3017,7 @@
           <w14:ligatures w14:val="standardContextual"/>
         </w:rPr>
       </w:pPr>
-      <w:hyperlink w:anchor="_Toc243945948" w:history="1">
+      <w:hyperlink w:anchor="_Toc243948643" w:history="1">
         <w:r>
           <w:rPr>
             <w:rStyle w:val="Hipervnculo"/>
@@ -3044,7 +3044,7 @@
             <w:noProof/>
             <w:webHidden/>
           </w:rPr>
-          <w:instrText xml:space="preserve"> PAGEREF _Toc243945948 \h </w:instrText>
+          <w:instrText xml:space="preserve"> PAGEREF _Toc243948643 \h </w:instrText>
         </w:r>
         <w:r>
           <w:rPr>
@@ -3087,7 +3087,7 @@
           <w14:ligatures w14:val="standardContextual"/>
         </w:rPr>
       </w:pPr>
-      <w:hyperlink w:anchor="_Toc243945949" w:history="1">
+      <w:hyperlink w:anchor="_Toc243948644" w:history="1">
         <w:r>
           <w:rPr>
             <w:rStyle w:val="Hipervnculo"/>
@@ -3114,7 +3114,7 @@
             <w:noProof/>
             <w:webHidden/>
           </w:rPr>
-          <w:instrText xml:space="preserve"> PAGEREF _Toc243945949 \h </w:instrText>
+          <w:instrText xml:space="preserve"> PAGEREF _Toc243948644 \h </w:instrText>
         </w:r>
         <w:r>
           <w:rPr>
@@ -3157,7 +3157,7 @@
           <w14:ligatures w14:val="standardContextual"/>
         </w:rPr>
       </w:pPr>
-      <w:hyperlink w:anchor="_Toc243945950" w:history="1">
+      <w:hyperlink w:anchor="_Toc243948645" w:history="1">
         <w:r>
           <w:rPr>
             <w:rStyle w:val="Hipervnculo"/>
@@ -3184,7 +3184,7 @@
             <w:noProof/>
             <w:webHidden/>
           </w:rPr>
-          <w:instrText xml:space="preserve"> PAGEREF _Toc243945950 \h </w:instrText>
+          <w:instrText xml:space="preserve"> PAGEREF _Toc243948645 \h </w:instrText>
         </w:r>
         <w:r>
           <w:rPr>
@@ -3227,7 +3227,7 @@
           <w14:ligatures w14:val="standardContextual"/>
         </w:rPr>
       </w:pPr>
-      <w:hyperlink w:anchor="_Toc243945951" w:history="1">
+      <w:hyperlink w:anchor="_Toc243948646" w:history="1">
         <w:r>
           <w:rPr>
             <w:rStyle w:val="Hipervnculo"/>
@@ -3254,7 +3254,7 @@
             <w:noProof/>
             <w:webHidden/>
           </w:rPr>
-          <w:instrText xml:space="preserve"> PAGEREF _Toc243945951 \h </w:instrText>
+          <w:instrText xml:space="preserve"> PAGEREF _Toc243948646 \h </w:instrText>
         </w:r>
         <w:r>
           <w:rPr>
@@ -3297,7 +3297,7 @@
           <w14:ligatures w14:val="standardContextual"/>
         </w:rPr>
       </w:pPr>
-      <w:hyperlink w:anchor="_Toc243945952" w:history="1">
+      <w:hyperlink w:anchor="_Toc243948647" w:history="1">
         <w:r>
           <w:rPr>
             <w:rStyle w:val="Hipervnculo"/>
@@ -3324,7 +3324,7 @@
             <w:noProof/>
             <w:webHidden/>
           </w:rPr>
-          <w:instrText xml:space="preserve"> PAGEREF _Toc243945952 \h </w:instrText>
+          <w:instrText xml:space="preserve"> PAGEREF _Toc243948647 \h </w:instrText>
         </w:r>
         <w:r>
           <w:rPr>
@@ -3367,7 +3367,7 @@
           <w14:ligatures w14:val="standardContextual"/>
         </w:rPr>
       </w:pPr>
-      <w:hyperlink w:anchor="_Toc243945953" w:history="1">
+      <w:hyperlink w:anchor="_Toc243948648" w:history="1">
         <w:r>
           <w:rPr>
             <w:rStyle w:val="Hipervnculo"/>
@@ -3394,7 +3394,7 @@
             <w:noProof/>
             <w:webHidden/>
           </w:rPr>
-          <w:instrText xml:space="preserve"> PAGEREF _Toc243945953 \h </w:instrText>
+          <w:instrText xml:space="preserve"> PAGEREF _Toc243948648 \h </w:instrText>
         </w:r>
         <w:r>
           <w:rPr>
@@ -3437,7 +3437,7 @@
           <w14:ligatures w14:val="standardContextual"/>
         </w:rPr>
       </w:pPr>
-      <w:hyperlink w:anchor="_Toc243945954" w:history="1">
+      <w:hyperlink w:anchor="_Toc243948649" w:history="1">
         <w:r>
           <w:rPr>
             <w:rStyle w:val="Hipervnculo"/>
@@ -3464,7 +3464,7 @@
             <w:noProof/>
             <w:webHidden/>
           </w:rPr>
-          <w:instrText xml:space="preserve"> PAGEREF _Toc243945954 \h </w:instrText>
+          <w:instrText xml:space="preserve"> PAGEREF _Toc243948649 \h </w:instrText>
         </w:r>
         <w:r>
           <w:rPr>
@@ -3507,7 +3507,7 @@
           <w14:ligatures w14:val="standardContextual"/>
         </w:rPr>
       </w:pPr>
-      <w:hyperlink w:anchor="_Toc243945955" w:history="1">
+      <w:hyperlink w:anchor="_Toc243948650" w:history="1">
         <w:r>
           <w:rPr>
             <w:rStyle w:val="Hipervnculo"/>
@@ -3534,7 +3534,7 @@
             <w:noProof/>
             <w:webHidden/>
           </w:rPr>
-          <w:instrText xml:space="preserve"> PAGEREF _Toc243945955 \h </w:instrText>
+          <w:instrText xml:space="preserve"> PAGEREF _Toc243948650 \h </w:instrText>
         </w:r>
         <w:r>
           <w:rPr>
@@ -3580,7 +3580,7 @@
           <w14:ligatures w14:val="standardContextual"/>
         </w:rPr>
       </w:pPr>
-      <w:hyperlink w:anchor="_Toc243945956" w:history="1">
+      <w:hyperlink w:anchor="_Toc243948651" w:history="1">
         <w:r>
           <w:rPr>
             <w:rStyle w:val="Hipervnculo"/>
@@ -3607,7 +3607,7 @@
             <w:noProof/>
             <w:webHidden/>
           </w:rPr>
-          <w:instrText xml:space="preserve"> PAGEREF _Toc243945956 \h </w:instrText>
+          <w:instrText xml:space="preserve"> PAGEREF _Toc243948651 \h </w:instrText>
         </w:r>
         <w:r>
           <w:rPr>
@@ -3650,7 +3650,7 @@
           <w14:ligatures w14:val="standardContextual"/>
         </w:rPr>
       </w:pPr>
-      <w:hyperlink w:anchor="_Toc243945957" w:history="1">
+      <w:hyperlink w:anchor="_Toc243948652" w:history="1">
         <w:r>
           <w:rPr>
             <w:rStyle w:val="Hipervnculo"/>
@@ -3677,7 +3677,7 @@
             <w:noProof/>
             <w:webHidden/>
           </w:rPr>
-          <w:instrText xml:space="preserve"> PAGEREF _Toc243945957 \h </w:instrText>
+          <w:instrText xml:space="preserve"> PAGEREF _Toc243948652 \h </w:instrText>
         </w:r>
         <w:r>
           <w:rPr>
@@ -3720,7 +3720,7 @@
           <w14:ligatures w14:val="standardContextual"/>
         </w:rPr>
       </w:pPr>
-      <w:hyperlink w:anchor="_Toc243945958" w:history="1">
+      <w:hyperlink w:anchor="_Toc243948653" w:history="1">
         <w:r>
           <w:rPr>
             <w:rStyle w:val="Hipervnculo"/>
@@ -3747,7 +3747,7 @@
             <w:noProof/>
             <w:webHidden/>
           </w:rPr>
-          <w:instrText xml:space="preserve"> PAGEREF _Toc243945958 \h </w:instrText>
+          <w:instrText xml:space="preserve"> PAGEREF _Toc243948653 \h </w:instrText>
         </w:r>
         <w:r>
           <w:rPr>
@@ -3790,7 +3790,7 @@
           <w14:ligatures w14:val="standardContextual"/>
         </w:rPr>
       </w:pPr>
-      <w:hyperlink w:anchor="_Toc243945959" w:history="1">
+      <w:hyperlink w:anchor="_Toc243948654" w:history="1">
         <w:r>
           <w:rPr>
             <w:rStyle w:val="Hipervnculo"/>
@@ -3817,7 +3817,7 @@
             <w:noProof/>
             <w:webHidden/>
           </w:rPr>
-          <w:instrText xml:space="preserve"> PAGEREF _Toc243945959 \h </w:instrText>
+          <w:instrText xml:space="preserve"> PAGEREF _Toc243948654 \h </w:instrText>
         </w:r>
         <w:r>
           <w:rPr>
@@ -3860,7 +3860,7 @@
           <w14:ligatures w14:val="standardContextual"/>
         </w:rPr>
       </w:pPr>
-      <w:hyperlink w:anchor="_Toc243945960" w:history="1">
+      <w:hyperlink w:anchor="_Toc243948655" w:history="1">
         <w:r>
           <w:rPr>
             <w:rStyle w:val="Hipervnculo"/>
@@ -3887,7 +3887,7 @@
             <w:noProof/>
             <w:webHidden/>
           </w:rPr>
-          <w:instrText xml:space="preserve"> PAGEREF _Toc243945960 \h </w:instrText>
+          <w:instrText xml:space="preserve"> PAGEREF _Toc243948655 \h </w:instrText>
         </w:r>
         <w:r>
           <w:rPr>
@@ -3930,7 +3930,7 @@
           <w14:ligatures w14:val="standardContextual"/>
         </w:rPr>
       </w:pPr>
-      <w:hyperlink w:anchor="_Toc243945961" w:history="1">
+      <w:hyperlink w:anchor="_Toc243948656" w:history="1">
         <w:r>
           <w:rPr>
             <w:rStyle w:val="Hipervnculo"/>
@@ -3957,7 +3957,7 @@
             <w:noProof/>
             <w:webHidden/>
           </w:rPr>
-          <w:instrText xml:space="preserve"> PAGEREF _Toc243945961 \h </w:instrText>
+          <w:instrText xml:space="preserve"> PAGEREF _Toc243948656 \h </w:instrText>
         </w:r>
         <w:r>
           <w:rPr>
@@ -4000,7 +4000,7 @@
           <w14:ligatures w14:val="standardContextual"/>
         </w:rPr>
       </w:pPr>
-      <w:hyperlink w:anchor="_Toc243945962" w:history="1">
+      <w:hyperlink w:anchor="_Toc243948657" w:history="1">
         <w:r>
           <w:rPr>
             <w:rStyle w:val="Hipervnculo"/>
@@ -4027,7 +4027,7 @@
             <w:noProof/>
             <w:webHidden/>
           </w:rPr>
-          <w:instrText xml:space="preserve"> PAGEREF _Toc243945962 \h </w:instrText>
+          <w:instrText xml:space="preserve"> PAGEREF _Toc243948657 \h </w:instrText>
         </w:r>
         <w:r>
           <w:rPr>
@@ -4073,7 +4073,7 @@
           <w14:ligatures w14:val="standardContextual"/>
         </w:rPr>
       </w:pPr>
-      <w:hyperlink w:anchor="_Toc243945963" w:history="1">
+      <w:hyperlink w:anchor="_Toc243948658" w:history="1">
         <w:r>
           <w:rPr>
             <w:rStyle w:val="Hipervnculo"/>
@@ -4100,7 +4100,7 @@
             <w:noProof/>
             <w:webHidden/>
           </w:rPr>
-          <w:instrText xml:space="preserve"> PAGEREF _Toc243945963 \h </w:instrText>
+          <w:instrText xml:space="preserve"> PAGEREF _Toc243948658 \h </w:instrText>
         </w:r>
         <w:r>
           <w:rPr>
@@ -4143,7 +4143,7 @@
           <w14:ligatures w14:val="standardContextual"/>
         </w:rPr>
       </w:pPr>
-      <w:hyperlink w:anchor="_Toc243945964" w:history="1">
+      <w:hyperlink w:anchor="_Toc243948659" w:history="1">
         <w:r>
           <w:rPr>
             <w:rStyle w:val="Hipervnculo"/>
@@ -4170,7 +4170,7 @@
             <w:noProof/>
             <w:webHidden/>
           </w:rPr>
-          <w:instrText xml:space="preserve"> PAGEREF _Toc243945964 \h </w:instrText>
+          <w:instrText xml:space="preserve"> PAGEREF _Toc243948659 \h </w:instrText>
         </w:r>
         <w:r>
           <w:rPr>
@@ -4213,7 +4213,7 @@
           <w14:ligatures w14:val="standardContextual"/>
         </w:rPr>
       </w:pPr>
-      <w:hyperlink w:anchor="_Toc243945965" w:history="1">
+      <w:hyperlink w:anchor="_Toc243948660" w:history="1">
         <w:r>
           <w:rPr>
             <w:rStyle w:val="Hipervnculo"/>
@@ -4240,7 +4240,7 @@
             <w:noProof/>
             <w:webHidden/>
           </w:rPr>
-          <w:instrText xml:space="preserve"> PAGEREF _Toc243945965 \h </w:instrText>
+          <w:instrText xml:space="preserve"> PAGEREF _Toc243948660 \h </w:instrText>
         </w:r>
         <w:r>
           <w:rPr>
@@ -4283,7 +4283,7 @@
           <w14:ligatures w14:val="standardContextual"/>
         </w:rPr>
       </w:pPr>
-      <w:hyperlink w:anchor="_Toc243945966" w:history="1">
+      <w:hyperlink w:anchor="_Toc243948661" w:history="1">
         <w:r>
           <w:rPr>
             <w:rStyle w:val="Hipervnculo"/>
@@ -4310,7 +4310,7 @@
             <w:noProof/>
             <w:webHidden/>
           </w:rPr>
-          <w:instrText xml:space="preserve"> PAGEREF _Toc243945966 \h </w:instrText>
+          <w:instrText xml:space="preserve"> PAGEREF _Toc243948661 \h </w:instrText>
         </w:r>
         <w:r>
           <w:rPr>
@@ -4353,7 +4353,7 @@
           <w14:ligatures w14:val="standardContextual"/>
         </w:rPr>
       </w:pPr>
-      <w:hyperlink w:anchor="_Toc243945967" w:history="1">
+      <w:hyperlink w:anchor="_Toc243948662" w:history="1">
         <w:r>
           <w:rPr>
             <w:rStyle w:val="Hipervnculo"/>
@@ -4380,7 +4380,7 @@
             <w:noProof/>
             <w:webHidden/>
           </w:rPr>
-          <w:instrText xml:space="preserve"> PAGEREF _Toc243945967 \h </w:instrText>
+          <w:instrText xml:space="preserve"> PAGEREF _Toc243948662 \h </w:instrText>
         </w:r>
         <w:r>
           <w:rPr>
@@ -4423,7 +4423,7 @@
           <w14:ligatures w14:val="standardContextual"/>
         </w:rPr>
       </w:pPr>
-      <w:hyperlink w:anchor="_Toc243945968" w:history="1">
+      <w:hyperlink w:anchor="_Toc243948663" w:history="1">
         <w:r>
           <w:rPr>
             <w:rStyle w:val="Hipervnculo"/>
@@ -4450,7 +4450,7 @@
             <w:noProof/>
             <w:webHidden/>
           </w:rPr>
-          <w:instrText xml:space="preserve"> PAGEREF _Toc243945968 \h </w:instrText>
+          <w:instrText xml:space="preserve"> PAGEREF _Toc243948663 \h </w:instrText>
         </w:r>
         <w:r>
           <w:rPr>
@@ -4493,7 +4493,7 @@
           <w14:ligatures w14:val="standardContextual"/>
         </w:rPr>
       </w:pPr>
-      <w:hyperlink w:anchor="_Toc243945969" w:history="1">
+      <w:hyperlink w:anchor="_Toc243948664" w:history="1">
         <w:r>
           <w:rPr>
             <w:rStyle w:val="Hipervnculo"/>
@@ -4520,7 +4520,7 @@
             <w:noProof/>
             <w:webHidden/>
           </w:rPr>
-          <w:instrText xml:space="preserve"> PAGEREF _Toc243945969 \h </w:instrText>
+          <w:instrText xml:space="preserve"> PAGEREF _Toc243948664 \h </w:instrText>
         </w:r>
         <w:r>
           <w:rPr>
@@ -4563,7 +4563,7 @@
           <w14:ligatures w14:val="standardContextual"/>
         </w:rPr>
       </w:pPr>
-      <w:hyperlink w:anchor="_Toc243945970" w:history="1">
+      <w:hyperlink w:anchor="_Toc243948665" w:history="1">
         <w:r>
           <w:rPr>
             <w:rStyle w:val="Hipervnculo"/>
@@ -4590,7 +4590,7 @@
             <w:noProof/>
             <w:webHidden/>
           </w:rPr>
-          <w:instrText xml:space="preserve"> PAGEREF _Toc243945970 \h </w:instrText>
+          <w:instrText xml:space="preserve"> PAGEREF _Toc243948665 \h </w:instrText>
         </w:r>
         <w:r>
           <w:rPr>
@@ -4633,7 +4633,7 @@
           <w14:ligatures w14:val="standardContextual"/>
         </w:rPr>
       </w:pPr>
-      <w:hyperlink w:anchor="_Toc243945971" w:history="1">
+      <w:hyperlink w:anchor="_Toc243948666" w:history="1">
         <w:r>
           <w:rPr>
             <w:rStyle w:val="Hipervnculo"/>
@@ -4660,7 +4660,7 @@
             <w:noProof/>
             <w:webHidden/>
           </w:rPr>
-          <w:instrText xml:space="preserve"> PAGEREF _Toc243945971 \h </w:instrText>
+          <w:instrText xml:space="preserve"> PAGEREF _Toc243948666 \h </w:instrText>
         </w:r>
         <w:r>
           <w:rPr>
@@ -4703,7 +4703,7 @@
           <w14:ligatures w14:val="standardContextual"/>
         </w:rPr>
       </w:pPr>
-      <w:hyperlink w:anchor="_Toc243945972" w:history="1">
+      <w:hyperlink w:anchor="_Toc243948667" w:history="1">
         <w:r>
           <w:rPr>
             <w:rStyle w:val="Hipervnculo"/>
@@ -4730,7 +4730,7 @@
             <w:noProof/>
             <w:webHidden/>
           </w:rPr>
-          <w:instrText xml:space="preserve"> PAGEREF _Toc243945972 \h </w:instrText>
+          <w:instrText xml:space="preserve"> PAGEREF _Toc243948667 \h </w:instrText>
         </w:r>
         <w:r>
           <w:rPr>
@@ -4773,7 +4773,7 @@
           <w14:ligatures w14:val="standardContextual"/>
         </w:rPr>
       </w:pPr>
-      <w:hyperlink w:anchor="_Toc243945973" w:history="1">
+      <w:hyperlink w:anchor="_Toc243948668" w:history="1">
         <w:r>
           <w:rPr>
             <w:rStyle w:val="Hipervnculo"/>
@@ -4800,7 +4800,7 @@
             <w:noProof/>
             <w:webHidden/>
           </w:rPr>
-          <w:instrText xml:space="preserve"> PAGEREF _Toc243945973 \h </w:instrText>
+          <w:instrText xml:space="preserve"> PAGEREF _Toc243948668 \h </w:instrText>
         </w:r>
         <w:r>
           <w:rPr>
@@ -4843,7 +4843,7 @@
           <w14:ligatures w14:val="standardContextual"/>
         </w:rPr>
       </w:pPr>
-      <w:hyperlink w:anchor="_Toc243945974" w:history="1">
+      <w:hyperlink w:anchor="_Toc243948669" w:history="1">
         <w:r>
           <w:rPr>
             <w:rStyle w:val="Hipervnculo"/>
@@ -4870,7 +4870,7 @@
             <w:noProof/>
             <w:webHidden/>
           </w:rPr>
-          <w:instrText xml:space="preserve"> PAGEREF _Toc243945974 \h </w:instrText>
+          <w:instrText xml:space="preserve"> PAGEREF _Toc243948669 \h </w:instrText>
         </w:r>
         <w:r>
           <w:rPr>
@@ -4913,7 +4913,7 @@
           <w14:ligatures w14:val="standardContextual"/>
         </w:rPr>
       </w:pPr>
-      <w:hyperlink w:anchor="_Toc243945975" w:history="1">
+      <w:hyperlink w:anchor="_Toc243948670" w:history="1">
         <w:r>
           <w:rPr>
             <w:rStyle w:val="Hipervnculo"/>
@@ -4940,7 +4940,7 @@
             <w:noProof/>
             <w:webHidden/>
           </w:rPr>
-          <w:instrText xml:space="preserve"> PAGEREF _Toc243945975 \h </w:instrText>
+          <w:instrText xml:space="preserve"> PAGEREF _Toc243948670 \h </w:instrText>
         </w:r>
         <w:r>
           <w:rPr>
@@ -4983,7 +4983,7 @@
           <w14:ligatures w14:val="standardContextual"/>
         </w:rPr>
       </w:pPr>
-      <w:hyperlink w:anchor="_Toc243945976" w:history="1">
+      <w:hyperlink w:anchor="_Toc243948671" w:history="1">
         <w:r>
           <w:rPr>
             <w:rStyle w:val="Hipervnculo"/>
@@ -5010,7 +5010,7 @@
             <w:noProof/>
             <w:webHidden/>
           </w:rPr>
-          <w:instrText xml:space="preserve"> PAGEREF _Toc243945976 \h </w:instrText>
+          <w:instrText xml:space="preserve"> PAGEREF _Toc243948671 \h </w:instrText>
         </w:r>
         <w:r>
           <w:rPr>
@@ -5053,7 +5053,7 @@
           <w14:ligatures w14:val="standardContextual"/>
         </w:rPr>
       </w:pPr>
-      <w:hyperlink w:anchor="_Toc243945977" w:history="1">
+      <w:hyperlink w:anchor="_Toc243948672" w:history="1">
         <w:r>
           <w:rPr>
             <w:rStyle w:val="Hipervnculo"/>
@@ -5080,7 +5080,7 @@
             <w:noProof/>
             <w:webHidden/>
           </w:rPr>
-          <w:instrText xml:space="preserve"> PAGEREF _Toc243945977 \h </w:instrText>
+          <w:instrText xml:space="preserve"> PAGEREF _Toc243948672 \h </w:instrText>
         </w:r>
         <w:r>
           <w:rPr>
@@ -5123,7 +5123,7 @@
           <w14:ligatures w14:val="standardContextual"/>
         </w:rPr>
       </w:pPr>
-      <w:hyperlink w:anchor="_Toc243945978" w:history="1">
+      <w:hyperlink w:anchor="_Toc243948673" w:history="1">
         <w:r>
           <w:rPr>
             <w:rStyle w:val="Hipervnculo"/>
@@ -5150,7 +5150,7 @@
             <w:noProof/>
             <w:webHidden/>
           </w:rPr>
-          <w:instrText xml:space="preserve"> PAGEREF _Toc243945978 \h </w:instrText>
+          <w:instrText xml:space="preserve"> PAGEREF _Toc243948673 \h </w:instrText>
         </w:r>
         <w:r>
           <w:rPr>
@@ -5193,7 +5193,7 @@
           <w14:ligatures w14:val="standardContextual"/>
         </w:rPr>
       </w:pPr>
-      <w:hyperlink w:anchor="_Toc243945979" w:history="1">
+      <w:hyperlink w:anchor="_Toc243948674" w:history="1">
         <w:r>
           <w:rPr>
             <w:rStyle w:val="Hipervnculo"/>
@@ -5220,7 +5220,7 @@
             <w:noProof/>
             <w:webHidden/>
           </w:rPr>
-          <w:instrText xml:space="preserve"> PAGEREF _Toc243945979 \h </w:instrText>
+          <w:instrText xml:space="preserve"> PAGEREF _Toc243948674 \h </w:instrText>
         </w:r>
         <w:r>
           <w:rPr>
@@ -5263,7 +5263,7 @@
           <w14:ligatures w14:val="standardContextual"/>
         </w:rPr>
       </w:pPr>
-      <w:hyperlink w:anchor="_Toc243945980" w:history="1">
+      <w:hyperlink w:anchor="_Toc243948675" w:history="1">
         <w:r>
           <w:rPr>
             <w:rStyle w:val="Hipervnculo"/>
@@ -5290,7 +5290,7 @@
             <w:noProof/>
             <w:webHidden/>
           </w:rPr>
-          <w:instrText xml:space="preserve"> PAGEREF _Toc243945980 \h </w:instrText>
+          <w:instrText xml:space="preserve"> PAGEREF _Toc243948675 \h </w:instrText>
         </w:r>
         <w:r>
           <w:rPr>
@@ -5333,7 +5333,7 @@
           <w14:ligatures w14:val="standardContextual"/>
         </w:rPr>
       </w:pPr>
-      <w:hyperlink w:anchor="_Toc243945981" w:history="1">
+      <w:hyperlink w:anchor="_Toc243948676" w:history="1">
         <w:r>
           <w:rPr>
             <w:rStyle w:val="Hipervnculo"/>
@@ -5360,7 +5360,7 @@
             <w:noProof/>
             <w:webHidden/>
           </w:rPr>
-          <w:instrText xml:space="preserve"> PAGEREF _Toc243945981 \h </w:instrText>
+          <w:instrText xml:space="preserve"> PAGEREF _Toc243948676 \h </w:instrText>
         </w:r>
         <w:r>
           <w:rPr>
@@ -5403,7 +5403,7 @@
           <w14:ligatures w14:val="standardContextual"/>
         </w:rPr>
       </w:pPr>
-      <w:hyperlink w:anchor="_Toc243945982" w:history="1">
+      <w:hyperlink w:anchor="_Toc243948677" w:history="1">
         <w:r>
           <w:rPr>
             <w:rStyle w:val="Hipervnculo"/>
@@ -5430,7 +5430,7 @@
             <w:noProof/>
             <w:webHidden/>
           </w:rPr>
-          <w:instrText xml:space="preserve"> PAGEREF _Toc243945982 \h </w:instrText>
+          <w:instrText xml:space="preserve"> PAGEREF _Toc243948677 \h </w:instrText>
         </w:r>
         <w:r>
           <w:rPr>
@@ -5476,7 +5476,7 @@
           <w14:ligatures w14:val="standardContextual"/>
         </w:rPr>
       </w:pPr>
-      <w:hyperlink w:anchor="_Toc243945983" w:history="1">
+      <w:hyperlink w:anchor="_Toc243948678" w:history="1">
         <w:r>
           <w:rPr>
             <w:rStyle w:val="Hipervnculo"/>
@@ -5503,7 +5503,7 @@
             <w:noProof/>
             <w:webHidden/>
           </w:rPr>
-          <w:instrText xml:space="preserve"> PAGEREF _Toc243945983 \h </w:instrText>
+          <w:instrText xml:space="preserve"> PAGEREF _Toc243948678 \h </w:instrText>
         </w:r>
         <w:r>
           <w:rPr>
@@ -5546,7 +5546,7 @@
           <w14:ligatures w14:val="standardContextual"/>
         </w:rPr>
       </w:pPr>
-      <w:hyperlink w:anchor="_Toc243945984" w:history="1">
+      <w:hyperlink w:anchor="_Toc243948679" w:history="1">
         <w:r>
           <w:rPr>
             <w:rStyle w:val="Hipervnculo"/>
@@ -5573,7 +5573,7 @@
             <w:noProof/>
             <w:webHidden/>
           </w:rPr>
-          <w:instrText xml:space="preserve"> PAGEREF _Toc243945984 \h </w:instrText>
+          <w:instrText xml:space="preserve"> PAGEREF _Toc243948679 \h </w:instrText>
         </w:r>
         <w:r>
           <w:rPr>
@@ -5616,7 +5616,7 @@
           <w14:ligatures w14:val="standardContextual"/>
         </w:rPr>
       </w:pPr>
-      <w:hyperlink w:anchor="_Toc243945985" w:history="1">
+      <w:hyperlink w:anchor="_Toc243948680" w:history="1">
         <w:r>
           <w:rPr>
             <w:rStyle w:val="Hipervnculo"/>
@@ -5643,7 +5643,7 @@
             <w:noProof/>
             <w:webHidden/>
           </w:rPr>
-          <w:instrText xml:space="preserve"> PAGEREF _Toc243945985 \h </w:instrText>
+          <w:instrText xml:space="preserve"> PAGEREF _Toc243948680 \h </w:instrText>
         </w:r>
         <w:r>
           <w:rPr>
@@ -5686,7 +5686,7 @@
           <w14:ligatures w14:val="standardContextual"/>
         </w:rPr>
       </w:pPr>
-      <w:hyperlink w:anchor="_Toc243945986" w:history="1">
+      <w:hyperlink w:anchor="_Toc243948681" w:history="1">
         <w:r>
           <w:rPr>
             <w:rStyle w:val="Hipervnculo"/>
@@ -5713,7 +5713,7 @@
             <w:noProof/>
             <w:webHidden/>
           </w:rPr>
-          <w:instrText xml:space="preserve"> PAGEREF _Toc243945986 \h </w:instrText>
+          <w:instrText xml:space="preserve"> PAGEREF _Toc243948681 \h </w:instrText>
         </w:r>
         <w:r>
           <w:rPr>
@@ -5756,7 +5756,7 @@
           <w14:ligatures w14:val="standardContextual"/>
         </w:rPr>
       </w:pPr>
-      <w:hyperlink w:anchor="_Toc243945987" w:history="1">
+      <w:hyperlink w:anchor="_Toc243948682" w:history="1">
         <w:r>
           <w:rPr>
             <w:rStyle w:val="Hipervnculo"/>
@@ -5783,7 +5783,7 @@
             <w:noProof/>
             <w:webHidden/>
           </w:rPr>
-          <w:instrText xml:space="preserve"> PAGEREF _Toc243945987 \h </w:instrText>
+          <w:instrText xml:space="preserve"> PAGEREF _Toc243948682 \h </w:instrText>
         </w:r>
         <w:r>
           <w:rPr>
@@ -5826,7 +5826,7 @@
           <w14:ligatures w14:val="standardContextual"/>
         </w:rPr>
       </w:pPr>
-      <w:hyperlink w:anchor="_Toc243945988" w:history="1">
+      <w:hyperlink w:anchor="_Toc243948683" w:history="1">
         <w:r>
           <w:rPr>
             <w:rStyle w:val="Hipervnculo"/>
@@ -5853,7 +5853,7 @@
             <w:noProof/>
             <w:webHidden/>
           </w:rPr>
-          <w:instrText xml:space="preserve"> PAGEREF _Toc243945988 \h </w:instrText>
+          <w:instrText xml:space="preserve"> PAGEREF _Toc243948683 \h </w:instrText>
         </w:r>
         <w:r>
           <w:rPr>
@@ -5896,7 +5896,7 @@
           <w14:ligatures w14:val="standardContextual"/>
         </w:rPr>
       </w:pPr>
-      <w:hyperlink w:anchor="_Toc243945989" w:history="1">
+      <w:hyperlink w:anchor="_Toc243948684" w:history="1">
         <w:r>
           <w:rPr>
             <w:rStyle w:val="Hipervnculo"/>
@@ -5923,7 +5923,7 @@
             <w:noProof/>
             <w:webHidden/>
           </w:rPr>
-          <w:instrText xml:space="preserve"> PAGEREF _Toc243945989 \h </w:instrText>
+          <w:instrText xml:space="preserve"> PAGEREF _Toc243948684 \h </w:instrText>
         </w:r>
         <w:r>
           <w:rPr>
@@ -5966,7 +5966,7 @@
           <w14:ligatures w14:val="standardContextual"/>
         </w:rPr>
       </w:pPr>
-      <w:hyperlink w:anchor="_Toc243945990" w:history="1">
+      <w:hyperlink w:anchor="_Toc243948685" w:history="1">
         <w:r>
           <w:rPr>
             <w:rStyle w:val="Hipervnculo"/>
@@ -5993,7 +5993,7 @@
             <w:noProof/>
             <w:webHidden/>
           </w:rPr>
-          <w:instrText xml:space="preserve"> PAGEREF _Toc243945990 \h </w:instrText>
+          <w:instrText xml:space="preserve"> PAGEREF _Toc243948685 \h </w:instrText>
         </w:r>
         <w:r>
           <w:rPr>
@@ -6036,7 +6036,7 @@
           <w14:ligatures w14:val="standardContextual"/>
         </w:rPr>
       </w:pPr>
-      <w:hyperlink w:anchor="_Toc243945991" w:history="1">
+      <w:hyperlink w:anchor="_Toc243948686" w:history="1">
         <w:r>
           <w:rPr>
             <w:rStyle w:val="Hipervnculo"/>
@@ -6063,7 +6063,7 @@
             <w:noProof/>
             <w:webHidden/>
           </w:rPr>
-          <w:instrText xml:space="preserve"> PAGEREF _Toc243945991 \h </w:instrText>
+          <w:instrText xml:space="preserve"> PAGEREF _Toc243948686 \h </w:instrText>
         </w:r>
         <w:r>
           <w:rPr>
@@ -6106,7 +6106,7 @@
           <w14:ligatures w14:val="standardContextual"/>
         </w:rPr>
       </w:pPr>
-      <w:hyperlink w:anchor="_Toc243945992" w:history="1">
+      <w:hyperlink w:anchor="_Toc243948687" w:history="1">
         <w:r>
           <w:rPr>
             <w:rStyle w:val="Hipervnculo"/>
@@ -6133,7 +6133,7 @@
             <w:noProof/>
             <w:webHidden/>
           </w:rPr>
-          <w:instrText xml:space="preserve"> PAGEREF _Toc243945992 \h </w:instrText>
+          <w:instrText xml:space="preserve"> PAGEREF _Toc243948687 \h </w:instrText>
         </w:r>
         <w:r>
           <w:rPr>
@@ -6176,7 +6176,7 @@
           <w14:ligatures w14:val="standardContextual"/>
         </w:rPr>
       </w:pPr>
-      <w:hyperlink w:anchor="_Toc243945993" w:history="1">
+      <w:hyperlink w:anchor="_Toc243948688" w:history="1">
         <w:r>
           <w:rPr>
             <w:rStyle w:val="Hipervnculo"/>
@@ -6203,7 +6203,7 @@
             <w:noProof/>
             <w:webHidden/>
           </w:rPr>
-          <w:instrText xml:space="preserve"> PAGEREF _Toc243945993 \h </w:instrText>
+          <w:instrText xml:space="preserve"> PAGEREF _Toc243948688 \h </w:instrText>
         </w:r>
         <w:r>
           <w:rPr>
@@ -6246,7 +6246,7 @@
           <w14:ligatures w14:val="standardContextual"/>
         </w:rPr>
       </w:pPr>
-      <w:hyperlink w:anchor="_Toc243945994" w:history="1">
+      <w:hyperlink w:anchor="_Toc243948689" w:history="1">
         <w:r>
           <w:rPr>
             <w:rStyle w:val="Hipervnculo"/>
@@ -6273,7 +6273,7 @@
             <w:noProof/>
             <w:webHidden/>
           </w:rPr>
-          <w:instrText xml:space="preserve"> PAGEREF _Toc243945994 \h </w:instrText>
+          <w:instrText xml:space="preserve"> PAGEREF _Toc243948689 \h </w:instrText>
         </w:r>
         <w:r>
           <w:rPr>
@@ -6316,7 +6316,7 @@
           <w14:ligatures w14:val="standardContextual"/>
         </w:rPr>
       </w:pPr>
-      <w:hyperlink w:anchor="_Toc243945995" w:history="1">
+      <w:hyperlink w:anchor="_Toc243948690" w:history="1">
         <w:r>
           <w:rPr>
             <w:rStyle w:val="Hipervnculo"/>
@@ -6343,7 +6343,7 @@
             <w:noProof/>
             <w:webHidden/>
           </w:rPr>
-          <w:instrText xml:space="preserve"> PAGEREF _Toc243945995 \h </w:instrText>
+          <w:instrText xml:space="preserve"> PAGEREF _Toc243948690 \h </w:instrText>
         </w:r>
         <w:r>
           <w:rPr>
@@ -6386,7 +6386,7 @@
           <w14:ligatures w14:val="standardContextual"/>
         </w:rPr>
       </w:pPr>
-      <w:hyperlink w:anchor="_Toc243945996" w:history="1">
+      <w:hyperlink w:anchor="_Toc243948691" w:history="1">
         <w:r>
           <w:rPr>
             <w:rStyle w:val="Hipervnculo"/>
@@ -6413,7 +6413,7 @@
             <w:noProof/>
             <w:webHidden/>
           </w:rPr>
-          <w:instrText xml:space="preserve"> PAGEREF _Toc243945996 \h </w:instrText>
+          <w:instrText xml:space="preserve"> PAGEREF _Toc243948691 \h </w:instrText>
         </w:r>
         <w:r>
           <w:rPr>
@@ -6456,7 +6456,7 @@
           <w14:ligatures w14:val="standardContextual"/>
         </w:rPr>
       </w:pPr>
-      <w:hyperlink w:anchor="_Toc243945997" w:history="1">
+      <w:hyperlink w:anchor="_Toc243948692" w:history="1">
         <w:r>
           <w:rPr>
             <w:rStyle w:val="Hipervnculo"/>
@@ -6483,7 +6483,7 @@
             <w:noProof/>
             <w:webHidden/>
           </w:rPr>
-          <w:instrText xml:space="preserve"> PAGEREF _Toc243945997 \h </w:instrText>
+          <w:instrText xml:space="preserve"> PAGEREF _Toc243948692 \h </w:instrText>
         </w:r>
         <w:r>
           <w:rPr>
@@ -6529,7 +6529,7 @@
           <w14:ligatures w14:val="standardContextual"/>
         </w:rPr>
       </w:pPr>
-      <w:hyperlink w:anchor="_Toc243945998" w:history="1">
+      <w:hyperlink w:anchor="_Toc243948693" w:history="1">
         <w:r>
           <w:rPr>
             <w:rStyle w:val="Hipervnculo"/>
@@ -6556,7 +6556,7 @@
             <w:noProof/>
             <w:webHidden/>
           </w:rPr>
-          <w:instrText xml:space="preserve"> PAGEREF _Toc243945998 \h </w:instrText>
+          <w:instrText xml:space="preserve"> PAGEREF _Toc243948693 \h </w:instrText>
         </w:r>
         <w:r>
           <w:rPr>
@@ -6599,7 +6599,7 @@
           <w14:ligatures w14:val="standardContextual"/>
         </w:rPr>
       </w:pPr>
-      <w:hyperlink w:anchor="_Toc243945999" w:history="1">
+      <w:hyperlink w:anchor="_Toc243948694" w:history="1">
         <w:r>
           <w:rPr>
             <w:rStyle w:val="Hipervnculo"/>
@@ -6626,7 +6626,7 @@
             <w:noProof/>
             <w:webHidden/>
           </w:rPr>
-          <w:instrText xml:space="preserve"> PAGEREF _Toc243945999 \h </w:instrText>
+          <w:instrText xml:space="preserve"> PAGEREF _Toc243948694 \h </w:instrText>
         </w:r>
         <w:r>
           <w:rPr>
@@ -6669,7 +6669,7 @@
           <w14:ligatures w14:val="standardContextual"/>
         </w:rPr>
       </w:pPr>
-      <w:hyperlink w:anchor="_Toc243946000" w:history="1">
+      <w:hyperlink w:anchor="_Toc243948695" w:history="1">
         <w:r>
           <w:rPr>
             <w:rStyle w:val="Hipervnculo"/>
@@ -6696,7 +6696,7 @@
             <w:noProof/>
             <w:webHidden/>
           </w:rPr>
-          <w:instrText xml:space="preserve"> PAGEREF _Toc243946000 \h </w:instrText>
+          <w:instrText xml:space="preserve"> PAGEREF _Toc243948695 \h </w:instrText>
         </w:r>
         <w:r>
           <w:rPr>
@@ -6739,7 +6739,7 @@
           <w14:ligatures w14:val="standardContextual"/>
         </w:rPr>
       </w:pPr>
-      <w:hyperlink w:anchor="_Toc243946001" w:history="1">
+      <w:hyperlink w:anchor="_Toc243948696" w:history="1">
         <w:r>
           <w:rPr>
             <w:rStyle w:val="Hipervnculo"/>
@@ -6766,7 +6766,7 @@
             <w:noProof/>
             <w:webHidden/>
           </w:rPr>
-          <w:instrText xml:space="preserve"> PAGEREF _Toc243946001 \h </w:instrText>
+          <w:instrText xml:space="preserve"> PAGEREF _Toc243948696 \h </w:instrText>
         </w:r>
         <w:r>
           <w:rPr>
@@ -6809,7 +6809,7 @@
           <w14:ligatures w14:val="standardContextual"/>
         </w:rPr>
       </w:pPr>
-      <w:hyperlink w:anchor="_Toc243946002" w:history="1">
+      <w:hyperlink w:anchor="_Toc243948697" w:history="1">
         <w:r>
           <w:rPr>
             <w:rStyle w:val="Hipervnculo"/>
@@ -6836,7 +6836,7 @@
             <w:noProof/>
             <w:webHidden/>
           </w:rPr>
-          <w:instrText xml:space="preserve"> PAGEREF _Toc243946002 \h </w:instrText>
+          <w:instrText xml:space="preserve"> PAGEREF _Toc243948697 \h </w:instrText>
         </w:r>
         <w:r>
           <w:rPr>
@@ -6879,7 +6879,7 @@
           <w14:ligatures w14:val="standardContextual"/>
         </w:rPr>
       </w:pPr>
-      <w:hyperlink w:anchor="_Toc243946003" w:history="1">
+      <w:hyperlink w:anchor="_Toc243948698" w:history="1">
         <w:r>
           <w:rPr>
             <w:rStyle w:val="Hipervnculo"/>
@@ -6906,7 +6906,7 @@
             <w:noProof/>
             <w:webHidden/>
           </w:rPr>
-          <w:instrText xml:space="preserve"> PAGEREF _Toc243946003 \h </w:instrText>
+          <w:instrText xml:space="preserve"> PAGEREF _Toc243948698 \h </w:instrText>
         </w:r>
         <w:r>
           <w:rPr>
@@ -6952,7 +6952,7 @@
           <w14:ligatures w14:val="standardContextual"/>
         </w:rPr>
       </w:pPr>
-      <w:hyperlink w:anchor="_Toc243946004" w:history="1">
+      <w:hyperlink w:anchor="_Toc243948699" w:history="1">
         <w:r>
           <w:rPr>
             <w:rStyle w:val="Hipervnculo"/>
@@ -6979,7 +6979,7 @@
             <w:noProof/>
             <w:webHidden/>
           </w:rPr>
-          <w:instrText xml:space="preserve"> PAGEREF _Toc243946004 \h </w:instrText>
+          <w:instrText xml:space="preserve"> PAGEREF _Toc243948699 \h </w:instrText>
         </w:r>
         <w:r>
           <w:rPr>
@@ -7022,7 +7022,7 @@
           <w14:ligatures w14:val="standardContextual"/>
         </w:rPr>
       </w:pPr>
-      <w:hyperlink w:anchor="_Toc243946005" w:history="1">
+      <w:hyperlink w:anchor="_Toc243948700" w:history="1">
         <w:r>
           <w:rPr>
             <w:rStyle w:val="Hipervnculo"/>
@@ -7049,7 +7049,7 @@
             <w:noProof/>
             <w:webHidden/>
           </w:rPr>
-          <w:instrText xml:space="preserve"> PAGEREF _Toc243946005 \h </w:instrText>
+          <w:instrText xml:space="preserve"> PAGEREF _Toc243948700 \h </w:instrText>
         </w:r>
         <w:r>
           <w:rPr>
@@ -7092,7 +7092,7 @@
           <w14:ligatures w14:val="standardContextual"/>
         </w:rPr>
       </w:pPr>
-      <w:hyperlink w:anchor="_Toc243946006" w:history="1">
+      <w:hyperlink w:anchor="_Toc243948701" w:history="1">
         <w:r>
           <w:rPr>
             <w:rStyle w:val="Hipervnculo"/>
@@ -7119,7 +7119,7 @@
             <w:noProof/>
             <w:webHidden/>
           </w:rPr>
-          <w:instrText xml:space="preserve"> PAGEREF _Toc243946006 \h </w:instrText>
+          <w:instrText xml:space="preserve"> PAGEREF _Toc243948701 \h </w:instrText>
         </w:r>
         <w:r>
           <w:rPr>
@@ -7162,7 +7162,7 @@
           <w14:ligatures w14:val="standardContextual"/>
         </w:rPr>
       </w:pPr>
-      <w:hyperlink w:anchor="_Toc243946007" w:history="1">
+      <w:hyperlink w:anchor="_Toc243948702" w:history="1">
         <w:r>
           <w:rPr>
             <w:rStyle w:val="Hipervnculo"/>
@@ -7189,7 +7189,7 @@
             <w:noProof/>
             <w:webHidden/>
           </w:rPr>
-          <w:instrText xml:space="preserve"> PAGEREF _Toc243946007 \h </w:instrText>
+          <w:instrText xml:space="preserve"> PAGEREF _Toc243948702 \h </w:instrText>
         </w:r>
         <w:r>
           <w:rPr>
@@ -7232,7 +7232,7 @@
           <w14:ligatures w14:val="standardContextual"/>
         </w:rPr>
       </w:pPr>
-      <w:hyperlink w:anchor="_Toc243946008" w:history="1">
+      <w:hyperlink w:anchor="_Toc243948703" w:history="1">
         <w:r>
           <w:rPr>
             <w:rStyle w:val="Hipervnculo"/>
@@ -7259,7 +7259,7 @@
             <w:noProof/>
             <w:webHidden/>
           </w:rPr>
-          <w:instrText xml:space="preserve"> PAGEREF _Toc243946008 \h </w:instrText>
+          <w:instrText xml:space="preserve"> PAGEREF _Toc243948703 \h </w:instrText>
         </w:r>
         <w:r>
           <w:rPr>
@@ -7302,7 +7302,7 @@
           <w14:ligatures w14:val="standardContextual"/>
         </w:rPr>
       </w:pPr>
-      <w:hyperlink w:anchor="_Toc243946009" w:history="1">
+      <w:hyperlink w:anchor="_Toc243948704" w:history="1">
         <w:r>
           <w:rPr>
             <w:rStyle w:val="Hipervnculo"/>
@@ -7329,7 +7329,7 @@
             <w:noProof/>
             <w:webHidden/>
           </w:rPr>
-          <w:instrText xml:space="preserve"> PAGEREF _Toc243946009 \h </w:instrText>
+          <w:instrText xml:space="preserve"> PAGEREF _Toc243948704 \h </w:instrText>
         </w:r>
         <w:r>
           <w:rPr>
@@ -7375,7 +7375,7 @@
           <w14:ligatures w14:val="standardContextual"/>
         </w:rPr>
       </w:pPr>
-      <w:hyperlink w:anchor="_Toc243946010" w:history="1">
+      <w:hyperlink w:anchor="_Toc243948705" w:history="1">
         <w:r>
           <w:rPr>
             <w:rStyle w:val="Hipervnculo"/>
@@ -7411,7 +7411,7 @@
             <w:noProof/>
             <w:webHidden/>
           </w:rPr>
-          <w:instrText xml:space="preserve"> PAGEREF _Toc243946010 \h </w:instrText>
+          <w:instrText xml:space="preserve"> PAGEREF _Toc243948705 \h </w:instrText>
         </w:r>
         <w:r>
           <w:rPr>
@@ -7454,7 +7454,7 @@
           <w14:ligatures w14:val="standardContextual"/>
         </w:rPr>
       </w:pPr>
-      <w:hyperlink w:anchor="_Toc243946011" w:history="1">
+      <w:hyperlink w:anchor="_Toc243948706" w:history="1">
         <w:r>
           <w:rPr>
             <w:rStyle w:val="Hipervnculo"/>
@@ -7481,7 +7481,7 @@
             <w:noProof/>
             <w:webHidden/>
           </w:rPr>
-          <w:instrText xml:space="preserve"> PAGEREF _Toc243946011 \h </w:instrText>
+          <w:instrText xml:space="preserve"> PAGEREF _Toc243948706 \h </w:instrText>
         </w:r>
         <w:r>
           <w:rPr>
@@ -7524,7 +7524,7 @@
           <w14:ligatures w14:val="standardContextual"/>
         </w:rPr>
       </w:pPr>
-      <w:hyperlink w:anchor="_Toc243946012" w:history="1">
+      <w:hyperlink w:anchor="_Toc243948707" w:history="1">
         <w:r>
           <w:rPr>
             <w:rStyle w:val="Hipervnculo"/>
@@ -7551,7 +7551,7 @@
             <w:noProof/>
             <w:webHidden/>
           </w:rPr>
-          <w:instrText xml:space="preserve"> PAGEREF _Toc243946012 \h </w:instrText>
+          <w:instrText xml:space="preserve"> PAGEREF _Toc243948707 \h </w:instrText>
         </w:r>
         <w:r>
           <w:rPr>
@@ -7594,7 +7594,7 @@
           <w14:ligatures w14:val="standardContextual"/>
         </w:rPr>
       </w:pPr>
-      <w:hyperlink w:anchor="_Toc243946013" w:history="1">
+      <w:hyperlink w:anchor="_Toc243948708" w:history="1">
         <w:r>
           <w:rPr>
             <w:rStyle w:val="Hipervnculo"/>
@@ -7621,7 +7621,7 @@
             <w:noProof/>
             <w:webHidden/>
           </w:rPr>
-          <w:instrText xml:space="preserve"> PAGEREF _Toc243946013 \h </w:instrText>
+          <w:instrText xml:space="preserve"> PAGEREF _Toc243948708 \h </w:instrText>
         </w:r>
         <w:r>
           <w:rPr>
@@ -7664,7 +7664,7 @@
           <w14:ligatures w14:val="standardContextual"/>
         </w:rPr>
       </w:pPr>
-      <w:hyperlink w:anchor="_Toc243946014" w:history="1">
+      <w:hyperlink w:anchor="_Toc243948709" w:history="1">
         <w:r>
           <w:rPr>
             <w:rStyle w:val="Hipervnculo"/>
@@ -7691,7 +7691,7 @@
             <w:noProof/>
             <w:webHidden/>
           </w:rPr>
-          <w:instrText xml:space="preserve"> PAGEREF _Toc243946014 \h </w:instrText>
+          <w:instrText xml:space="preserve"> PAGEREF _Toc243948709 \h </w:instrText>
         </w:r>
         <w:r>
           <w:rPr>
@@ -7734,7 +7734,7 @@
           <w14:ligatures w14:val="standardContextual"/>
         </w:rPr>
       </w:pPr>
-      <w:hyperlink w:anchor="_Toc243946015" w:history="1">
+      <w:hyperlink w:anchor="_Toc243948710" w:history="1">
         <w:r>
           <w:rPr>
             <w:rStyle w:val="Hipervnculo"/>
@@ -7761,7 +7761,7 @@
             <w:noProof/>
             <w:webHidden/>
           </w:rPr>
-          <w:instrText xml:space="preserve"> PAGEREF _Toc243946015 \h </w:instrText>
+          <w:instrText xml:space="preserve"> PAGEREF _Toc243948710 \h </w:instrText>
         </w:r>
         <w:r>
           <w:rPr>
@@ -7807,7 +7807,7 @@
           <w14:ligatures w14:val="standardContextual"/>
         </w:rPr>
       </w:pPr>
-      <w:hyperlink w:anchor="_Toc243946016" w:history="1">
+      <w:hyperlink w:anchor="_Toc243948711" w:history="1">
         <w:r>
           <w:rPr>
             <w:rStyle w:val="Hipervnculo"/>
@@ -7834,7 +7834,7 @@
             <w:noProof/>
             <w:webHidden/>
           </w:rPr>
-          <w:instrText xml:space="preserve"> PAGEREF _Toc243946016 \h </w:instrText>
+          <w:instrText xml:space="preserve"> PAGEREF _Toc243948711 \h </w:instrText>
         </w:r>
         <w:r>
           <w:rPr>
@@ -7877,7 +7877,7 @@
           <w14:ligatures w14:val="standardContextual"/>
         </w:rPr>
       </w:pPr>
-      <w:hyperlink w:anchor="_Toc243946017" w:history="1">
+      <w:hyperlink w:anchor="_Toc243948712" w:history="1">
         <w:r>
           <w:rPr>
             <w:rStyle w:val="Hipervnculo"/>
@@ -7904,7 +7904,7 @@
             <w:noProof/>
             <w:webHidden/>
           </w:rPr>
-          <w:instrText xml:space="preserve"> PAGEREF _Toc243946017 \h </w:instrText>
+          <w:instrText xml:space="preserve"> PAGEREF _Toc243948712 \h </w:instrText>
         </w:r>
         <w:r>
           <w:rPr>
@@ -7950,7 +7950,7 @@
           <w14:ligatures w14:val="standardContextual"/>
         </w:rPr>
       </w:pPr>
-      <w:hyperlink w:anchor="_Toc243946018" w:history="1">
+      <w:hyperlink w:anchor="_Toc243948713" w:history="1">
         <w:r>
           <w:rPr>
             <w:rStyle w:val="Hipervnculo"/>
@@ -7977,7 +7977,7 @@
             <w:noProof/>
             <w:webHidden/>
           </w:rPr>
-          <w:instrText xml:space="preserve"> PAGEREF _Toc243946018 \h </w:instrText>
+          <w:instrText xml:space="preserve"> PAGEREF _Toc243948713 \h </w:instrText>
         </w:r>
         <w:r>
           <w:rPr>
@@ -8376,7 +8376,7 @@
         <w:pStyle w:val="Ttulo1"/>
       </w:pPr>
       <w:bookmarkStart w:id="0" w:name="_ad9e25c8626cd57ecdce5548ccf29c0d11fa207"/>
-      <w:bookmarkStart w:id="1" w:name="_Toc243945911"/>
+      <w:bookmarkStart w:id="1" w:name="_Toc243948606"/>
       <w:r>
         <w:lastRenderedPageBreak/>
         <w:t xml:space="preserve">Módulo 0 — Plataforma: clínicas, planes y suscripción </w:t>
@@ -8395,7 +8395,7 @@
         <w:pStyle w:val="Ttulo2"/>
       </w:pPr>
       <w:bookmarkStart w:id="2" w:name="_1eb36715c186f58cce98281b1b189d20510db73"/>
-      <w:bookmarkStart w:id="3" w:name="_Toc243945912"/>
+      <w:bookmarkStart w:id="3" w:name="_Toc243948607"/>
       <w:r>
         <w:t>HU-0.1 — Registrar una clínica (self-service)</w:t>
       </w:r>
@@ -9338,7 +9338,7 @@
         <w:pStyle w:val="Ttulo2"/>
       </w:pPr>
       <w:bookmarkStart w:id="4" w:name="_802afc2bac434eff8b2fd18354a2e26d7a1818b"/>
-      <w:bookmarkStart w:id="5" w:name="_Toc243945913"/>
+      <w:bookmarkStart w:id="5" w:name="_Toc243948608"/>
       <w:bookmarkEnd w:id="2"/>
       <w:r>
         <w:t>HU-0.2 — Verificar el correo y activar la clínica</w:t>
@@ -9881,7 +9881,7 @@
         <w:pStyle w:val="Ttulo2"/>
       </w:pPr>
       <w:bookmarkStart w:id="6" w:name="_bb7346f7e0c84a0526cc1b09dcf7185b4de9ba6"/>
-      <w:bookmarkStart w:id="7" w:name="_Toc243945914"/>
+      <w:bookmarkStart w:id="7" w:name="_Toc243948609"/>
       <w:bookmarkEnd w:id="4"/>
       <w:r>
         <w:lastRenderedPageBreak/>
@@ -10611,7 +10611,7 @@
         <w:pStyle w:val="Ttulo2"/>
       </w:pPr>
       <w:bookmarkStart w:id="8" w:name="_81995397ba8e62ea0a492c5a03eed8bb24e762a"/>
-      <w:bookmarkStart w:id="9" w:name="_Toc243945915"/>
+      <w:bookmarkStart w:id="9" w:name="_Toc243948610"/>
       <w:bookmarkEnd w:id="6"/>
       <w:r>
         <w:lastRenderedPageBreak/>
@@ -11327,7 +11327,7 @@
         <w:pStyle w:val="Ttulo2"/>
       </w:pPr>
       <w:bookmarkStart w:id="10" w:name="_7e8f3608e8fc52636cb9cbad9cf55731ae6c539"/>
-      <w:bookmarkStart w:id="11" w:name="_Toc243945916"/>
+      <w:bookmarkStart w:id="11" w:name="_Toc243948611"/>
       <w:bookmarkEnd w:id="8"/>
       <w:r>
         <w:t>HU-0.5 — Suscripción, pagos y congelación por mora</w:t>
@@ -13626,7 +13626,7 @@
         <w:pStyle w:val="Ttulo1"/>
       </w:pPr>
       <w:bookmarkStart w:id="12" w:name="_3f52c9db5995a4dc1e731f6d8cd57f262bab040"/>
-      <w:bookmarkStart w:id="13" w:name="_Toc243945917"/>
+      <w:bookmarkStart w:id="13" w:name="_Toc243948612"/>
       <w:bookmarkEnd w:id="0"/>
       <w:bookmarkEnd w:id="10"/>
       <w:r>
@@ -13640,7 +13640,7 @@
         <w:pStyle w:val="Ttulo2"/>
       </w:pPr>
       <w:bookmarkStart w:id="14" w:name="_76f4ca07816b696a7e21234a3fd245066d4202e"/>
-      <w:bookmarkStart w:id="15" w:name="_Toc243945918"/>
+      <w:bookmarkStart w:id="15" w:name="_Toc243948613"/>
       <w:r>
         <w:t>HU-T.1 — Iniciar sesión y autenticación</w:t>
       </w:r>
@@ -14173,7 +14173,7 @@
         <w:pStyle w:val="Ttulo2"/>
       </w:pPr>
       <w:bookmarkStart w:id="16" w:name="_08f5c8e95117bf9bc16117a780f642084f0c149"/>
-      <w:bookmarkStart w:id="17" w:name="_Toc243945919"/>
+      <w:bookmarkStart w:id="17" w:name="_Toc243948614"/>
       <w:bookmarkEnd w:id="14"/>
       <w:r>
         <w:t>HU-T.2 — Cambiar mi contraseña</w:t>
@@ -14724,7 +14724,7 @@
         <w:pStyle w:val="Ttulo2"/>
       </w:pPr>
       <w:bookmarkStart w:id="18" w:name="_44f513b1e95bac8cbf132f88a3649b6be2902d9"/>
-      <w:bookmarkStart w:id="19" w:name="_Toc243945920"/>
+      <w:bookmarkStart w:id="19" w:name="_Toc243948615"/>
       <w:bookmarkEnd w:id="16"/>
       <w:r>
         <w:lastRenderedPageBreak/>
@@ -15178,7 +15178,7 @@
         <w:pStyle w:val="Ttulo2"/>
       </w:pPr>
       <w:bookmarkStart w:id="20" w:name="_1eded849c0926854c498005f8a93458b9d7a2d8"/>
-      <w:bookmarkStart w:id="21" w:name="_Toc243945921"/>
+      <w:bookmarkStart w:id="21" w:name="_Toc243948616"/>
       <w:bookmarkEnd w:id="18"/>
       <w:r>
         <w:t>HU-T.4 — Cerrar sesión</w:t>
@@ -15550,7 +15550,7 @@
         <w:pStyle w:val="Ttulo2"/>
       </w:pPr>
       <w:bookmarkStart w:id="22" w:name="_def34846ffbe39a85a6bd6a22079f6d076a01a9"/>
-      <w:bookmarkStart w:id="23" w:name="_Toc243945922"/>
+      <w:bookmarkStart w:id="23" w:name="_Toc243948617"/>
       <w:bookmarkEnd w:id="20"/>
       <w:r>
         <w:lastRenderedPageBreak/>
@@ -16446,7 +16446,7 @@
         <w:pStyle w:val="Ttulo2"/>
       </w:pPr>
       <w:bookmarkStart w:id="24" w:name="_37603926653c908321bb7c7e9ea1991584cc3b8"/>
-      <w:bookmarkStart w:id="25" w:name="_Toc243945923"/>
+      <w:bookmarkStart w:id="25" w:name="_Toc243948618"/>
       <w:bookmarkEnd w:id="22"/>
       <w:r>
         <w:lastRenderedPageBreak/>
@@ -16900,7 +16900,7 @@
         <w:pStyle w:val="Ttulo2"/>
       </w:pPr>
       <w:bookmarkStart w:id="26" w:name="_5605fb9a7931d45a4bf5dc8e3e653d18c531f06"/>
-      <w:bookmarkStart w:id="27" w:name="_Toc243945924"/>
+      <w:bookmarkStart w:id="27" w:name="_Toc243948619"/>
       <w:bookmarkEnd w:id="24"/>
       <w:r>
         <w:t>HU-T.7 — Gestión de usuarios del sistema</w:t>
@@ -17444,7 +17444,7 @@
         <w:pStyle w:val="Ttulo2"/>
       </w:pPr>
       <w:bookmarkStart w:id="28" w:name="_cca84937acbaa5cdc69c436564f31a3800184ab"/>
-      <w:bookmarkStart w:id="29" w:name="_Toc243945925"/>
+      <w:bookmarkStart w:id="29" w:name="_Toc243948620"/>
       <w:bookmarkEnd w:id="26"/>
       <w:r>
         <w:lastRenderedPageBreak/>
@@ -17898,7 +17898,7 @@
         <w:pStyle w:val="Ttulo2"/>
       </w:pPr>
       <w:bookmarkStart w:id="30" w:name="_cb462f816148050ba0d7aac8f53a2b5b0cb7780"/>
-      <w:bookmarkStart w:id="31" w:name="_Toc243945926"/>
+      <w:bookmarkStart w:id="31" w:name="_Toc243948621"/>
       <w:bookmarkEnd w:id="28"/>
       <w:r>
         <w:t>HU-T.9 — Backup automático de la base de datos</w:t>
@@ -18351,7 +18351,7 @@
         <w:pStyle w:val="Ttulo2"/>
       </w:pPr>
       <w:bookmarkStart w:id="32" w:name="_276f5e9a65ab31ebb82d9356073ee60ffcf6855"/>
-      <w:bookmarkStart w:id="33" w:name="_Toc243945927"/>
+      <w:bookmarkStart w:id="33" w:name="_Toc243948622"/>
       <w:bookmarkEnd w:id="30"/>
       <w:r>
         <w:t>HU-T.10 — Autorización central por rol (RBAC real)</w:t>
@@ -18724,7 +18724,7 @@
         <w:pStyle w:val="Ttulo2"/>
       </w:pPr>
       <w:bookmarkStart w:id="34" w:name="_0a3f455f956dae02c245ad32e3cc926290783ce"/>
-      <w:bookmarkStart w:id="35" w:name="_Toc243945928"/>
+      <w:bookmarkStart w:id="35" w:name="_Toc243948623"/>
       <w:bookmarkEnd w:id="32"/>
       <w:r>
         <w:t>HU-T.11 — Corregir escalada de privilegios y proteger al último admin</w:t>
@@ -19096,7 +19096,7 @@
         <w:pStyle w:val="Ttulo2"/>
       </w:pPr>
       <w:bookmarkStart w:id="36" w:name="_5106da541d290f3488d79d8c1e91fe390d48e5c"/>
-      <w:bookmarkStart w:id="37" w:name="_Toc243945929"/>
+      <w:bookmarkStart w:id="37" w:name="_Toc243948624"/>
       <w:bookmarkEnd w:id="34"/>
       <w:r>
         <w:t>HU-T.12 — Política de contraseñas, verificación de correo y OAuth seguro</w:t>
@@ -19468,7 +19468,7 @@
         <w:pStyle w:val="Ttulo2"/>
       </w:pPr>
       <w:bookmarkStart w:id="38" w:name="_cf252b72ca6ea71f1a7c3543a5c83f78bbff9ee"/>
-      <w:bookmarkStart w:id="39" w:name="_Toc243945930"/>
+      <w:bookmarkStart w:id="39" w:name="_Toc243948625"/>
       <w:bookmarkEnd w:id="36"/>
       <w:r>
         <w:lastRenderedPageBreak/>
@@ -20010,7 +20010,7 @@
         <w:pStyle w:val="Ttulo2"/>
       </w:pPr>
       <w:bookmarkStart w:id="40" w:name="_37cade07514fa6d0623cee7537c5f68cab00cfd"/>
-      <w:bookmarkStart w:id="41" w:name="_Toc243945931"/>
+      <w:bookmarkStart w:id="41" w:name="_Toc243948626"/>
       <w:bookmarkEnd w:id="38"/>
       <w:r>
         <w:t>HU-T.14 — Restablecer la contraseña de un usuario (administrador)</w:t>
@@ -20382,7 +20382,7 @@
         <w:pStyle w:val="Ttulo2"/>
       </w:pPr>
       <w:bookmarkStart w:id="42" w:name="_09522c4444a8bbebdaf4a55b5444d2231a6caff"/>
-      <w:bookmarkStart w:id="43" w:name="_Toc243945932"/>
+      <w:bookmarkStart w:id="43" w:name="_Toc243948627"/>
       <w:bookmarkEnd w:id="40"/>
       <w:r>
         <w:lastRenderedPageBreak/>
@@ -20917,7 +20917,7 @@
         <w:pStyle w:val="Ttulo2"/>
       </w:pPr>
       <w:bookmarkStart w:id="44" w:name="_7d4be07c6dc7ad98ff2d7fd7f946e3e6ff8ab78"/>
-      <w:bookmarkStart w:id="45" w:name="_Toc243945933"/>
+      <w:bookmarkStart w:id="45" w:name="_Toc243948628"/>
       <w:bookmarkEnd w:id="42"/>
       <w:r>
         <w:t>HU-T.16 — Expiración de la sesión por inactividad</w:t>
@@ -21370,7 +21370,7 @@
         <w:pStyle w:val="Ttulo2"/>
       </w:pPr>
       <w:bookmarkStart w:id="46" w:name="_fde5550409ae8bd107b35d83706fe49d1ac49cf"/>
-      <w:bookmarkStart w:id="47" w:name="_Toc243945934"/>
+      <w:bookmarkStart w:id="47" w:name="_Toc243948629"/>
       <w:bookmarkEnd w:id="44"/>
       <w:r>
         <w:lastRenderedPageBreak/>
@@ -21912,7 +21912,7 @@
         <w:pStyle w:val="Ttulo2"/>
       </w:pPr>
       <w:bookmarkStart w:id="48" w:name="_7d9311428cd5b72468b37f82201f1b810f77c36"/>
-      <w:bookmarkStart w:id="49" w:name="_Toc243945935"/>
+      <w:bookmarkStart w:id="49" w:name="_Toc243948630"/>
       <w:bookmarkEnd w:id="46"/>
       <w:r>
         <w:lastRenderedPageBreak/>
@@ -22375,7 +22375,7 @@
         <w:pStyle w:val="Ttulo2"/>
       </w:pPr>
       <w:bookmarkStart w:id="50" w:name="_a6c52dc4bdd2cb00ae48e74db3c3b2920a9b818"/>
-      <w:bookmarkStart w:id="51" w:name="_Toc243945936"/>
+      <w:bookmarkStart w:id="51" w:name="_Toc243948631"/>
       <w:bookmarkEnd w:id="48"/>
       <w:r>
         <w:lastRenderedPageBreak/>
@@ -22875,7 +22875,7 @@
         <w:pStyle w:val="Ttulo1"/>
       </w:pPr>
       <w:bookmarkStart w:id="52" w:name="_45e5cddb15e6e85961c4bdd9f114a9e4301e667"/>
-      <w:bookmarkStart w:id="53" w:name="_Toc243945937"/>
+      <w:bookmarkStart w:id="53" w:name="_Toc243948632"/>
       <w:bookmarkEnd w:id="12"/>
       <w:bookmarkEnd w:id="50"/>
       <w:r>
@@ -22889,7 +22889,7 @@
         <w:pStyle w:val="Ttulo2"/>
       </w:pPr>
       <w:bookmarkStart w:id="54" w:name="_3442f1e103117ab35c7be2be07e5b7a86f50900"/>
-      <w:bookmarkStart w:id="55" w:name="_Toc243945938"/>
+      <w:bookmarkStart w:id="55" w:name="_Toc243948633"/>
       <w:r>
         <w:t>HU-1.1 — Registrar mascota</w:t>
       </w:r>
@@ -23510,7 +23510,7 @@
         <w:pStyle w:val="Ttulo2"/>
       </w:pPr>
       <w:bookmarkStart w:id="56" w:name="_cac8078226ab7384debc291829d99266c4c98c9"/>
-      <w:bookmarkStart w:id="57" w:name="_Toc243945939"/>
+      <w:bookmarkStart w:id="57" w:name="_Toc243948634"/>
       <w:bookmarkEnd w:id="54"/>
       <w:r>
         <w:t>HU-1.2 — Registrar propietario</w:t>
@@ -23883,7 +23883,7 @@
         <w:pStyle w:val="Ttulo2"/>
       </w:pPr>
       <w:bookmarkStart w:id="58" w:name="_2775e78a99e9a6c8110a18962d2d3ffe08eb791"/>
-      <w:bookmarkStart w:id="59" w:name="_Toc243945940"/>
+      <w:bookmarkStart w:id="59" w:name="_Toc243948635"/>
       <w:bookmarkEnd w:id="56"/>
       <w:r>
         <w:t>HU-1.3 — Buscar paciente</w:t>
@@ -24336,7 +24336,7 @@
         <w:pStyle w:val="Ttulo2"/>
       </w:pPr>
       <w:bookmarkStart w:id="60" w:name="_a48b917e447c9bb421319764b87fa8fbfffc6ce"/>
-      <w:bookmarkStart w:id="61" w:name="_Toc243945941"/>
+      <w:bookmarkStart w:id="61" w:name="_Toc243948636"/>
       <w:bookmarkEnd w:id="58"/>
       <w:r>
         <w:t>HU-1.4 — Editar y desactivar mascota</w:t>
@@ -24877,7 +24877,7 @@
         <w:pStyle w:val="Ttulo2"/>
       </w:pPr>
       <w:bookmarkStart w:id="62" w:name="_c56dbdf70effe4fdddd03cc982164bf6dfa15fd"/>
-      <w:bookmarkStart w:id="63" w:name="_Toc243945942"/>
+      <w:bookmarkStart w:id="63" w:name="_Toc243948637"/>
       <w:bookmarkEnd w:id="60"/>
       <w:r>
         <w:lastRenderedPageBreak/>
@@ -25250,7 +25250,7 @@
         <w:pStyle w:val="Ttulo1"/>
       </w:pPr>
       <w:bookmarkStart w:id="64" w:name="_8ada1076fc69f75adb455b52b48149b634e12c1"/>
-      <w:bookmarkStart w:id="65" w:name="_Toc243945943"/>
+      <w:bookmarkStart w:id="65" w:name="_Toc243948638"/>
       <w:bookmarkEnd w:id="52"/>
       <w:bookmarkEnd w:id="62"/>
       <w:r>
@@ -25264,7 +25264,7 @@
         <w:pStyle w:val="Ttulo2"/>
       </w:pPr>
       <w:bookmarkStart w:id="66" w:name="_d0fbc850c25121b5bb6429938908d9d6324f20c"/>
-      <w:bookmarkStart w:id="67" w:name="_Toc243945944"/>
+      <w:bookmarkStart w:id="67" w:name="_Toc243948639"/>
       <w:r>
         <w:t>HU-2.1 — Registrar consulta clínica</w:t>
       </w:r>
@@ -25817,7 +25817,7 @@
         <w:pStyle w:val="Ttulo2"/>
       </w:pPr>
       <w:bookmarkStart w:id="68" w:name="_7a453a6eb6ed88e1bfb6e10d4e89e02e93370e4"/>
-      <w:bookmarkStart w:id="69" w:name="_Toc243945945"/>
+      <w:bookmarkStart w:id="69" w:name="_Toc243948640"/>
       <w:bookmarkEnd w:id="66"/>
       <w:r>
         <w:lastRenderedPageBreak/>
@@ -26352,7 +26352,7 @@
         <w:pStyle w:val="Ttulo2"/>
       </w:pPr>
       <w:bookmarkStart w:id="70" w:name="_277d15ee6375124a0d7497cd947f0496d653294"/>
-      <w:bookmarkStart w:id="71" w:name="_Toc243945946"/>
+      <w:bookmarkStart w:id="71" w:name="_Toc243948641"/>
       <w:bookmarkEnd w:id="68"/>
       <w:r>
         <w:t>HU-2.3 — Adjuntar archivos clínicos</w:t>
@@ -26805,7 +26805,7 @@
         <w:pStyle w:val="Ttulo2"/>
       </w:pPr>
       <w:bookmarkStart w:id="72" w:name="_1b98c978e60977db39fc2418db7fe5e3ddc3001"/>
-      <w:bookmarkStart w:id="73" w:name="_Toc243945947"/>
+      <w:bookmarkStart w:id="73" w:name="_Toc243948642"/>
       <w:bookmarkEnd w:id="70"/>
       <w:r>
         <w:lastRenderedPageBreak/>
@@ -27178,7 +27178,7 @@
         <w:pStyle w:val="Ttulo2"/>
       </w:pPr>
       <w:bookmarkStart w:id="74" w:name="_9717672e9e73feeffef28eb38b12c038cdd7bd2"/>
-      <w:bookmarkStart w:id="75" w:name="_Toc243945948"/>
+      <w:bookmarkStart w:id="75" w:name="_Toc243948643"/>
       <w:bookmarkEnd w:id="72"/>
       <w:r>
         <w:t>HU-2.5 — Ver historial clínico completo</w:t>
@@ -27638,7 +27638,7 @@
         <w:pStyle w:val="Ttulo2"/>
       </w:pPr>
       <w:bookmarkStart w:id="76" w:name="_fdc1478d352073634e6bd92f17796cead004715"/>
-      <w:bookmarkStart w:id="77" w:name="_Toc243945949"/>
+      <w:bookmarkStart w:id="77" w:name="_Toc243948644"/>
       <w:bookmarkEnd w:id="74"/>
       <w:r>
         <w:t>HU-2.6 — Atomicidad y feedback de adjuntos en el registro de consulta</w:t>
@@ -28010,7 +28010,7 @@
         <w:pStyle w:val="Ttulo2"/>
       </w:pPr>
       <w:bookmarkStart w:id="78" w:name="_101f0dcf34d14c70ec0f17a5f1393f5d9e5e380"/>
-      <w:bookmarkStart w:id="79" w:name="_Toc243945950"/>
+      <w:bookmarkStart w:id="79" w:name="_Toc243948645"/>
       <w:bookmarkEnd w:id="76"/>
       <w:r>
         <w:lastRenderedPageBreak/>
@@ -28383,7 +28383,7 @@
         <w:pStyle w:val="Ttulo2"/>
       </w:pPr>
       <w:bookmarkStart w:id="80" w:name="_004e46896b85bf56df5905f1e03a53c4af0a844"/>
-      <w:bookmarkStart w:id="81" w:name="_Toc243945951"/>
+      <w:bookmarkStart w:id="81" w:name="_Toc243948646"/>
       <w:bookmarkEnd w:id="78"/>
       <w:r>
         <w:t>HU-2.8 — Sugerencia de diagnósticos probables por síntomas</w:t>
@@ -28917,7 +28917,7 @@
         <w:pStyle w:val="Ttulo2"/>
       </w:pPr>
       <w:bookmarkStart w:id="82" w:name="_dc4885bd67732a434e9ba082721bf6df1e25b78"/>
-      <w:bookmarkStart w:id="83" w:name="_Toc243945952"/>
+      <w:bookmarkStart w:id="83" w:name="_Toc243948647"/>
       <w:bookmarkEnd w:id="80"/>
       <w:r>
         <w:lastRenderedPageBreak/>
@@ -29371,7 +29371,7 @@
         <w:pStyle w:val="Ttulo2"/>
       </w:pPr>
       <w:bookmarkStart w:id="84" w:name="_39e4f7d80042c39922c0142f6da447f46643fcd"/>
-      <w:bookmarkStart w:id="85" w:name="_Toc243945953"/>
+      <w:bookmarkStart w:id="85" w:name="_Toc243948648"/>
       <w:bookmarkEnd w:id="82"/>
       <w:r>
         <w:lastRenderedPageBreak/>
@@ -29832,7 +29832,7 @@
         <w:pStyle w:val="Ttulo2"/>
       </w:pPr>
       <w:bookmarkStart w:id="86" w:name="_ddbeb8d4984f7e7207ef7f02c5c92f4dcdce30d"/>
-      <w:bookmarkStart w:id="87" w:name="_Toc243945954"/>
+      <w:bookmarkStart w:id="87" w:name="_Toc243948649"/>
       <w:bookmarkEnd w:id="84"/>
       <w:r>
         <w:lastRenderedPageBreak/>
@@ -30541,7 +30541,7 @@
         <w:pStyle w:val="Ttulo2"/>
       </w:pPr>
       <w:bookmarkStart w:id="88" w:name="_492240b15c6ebc6fbe3f7fd23583d697b838ee5"/>
-      <w:bookmarkStart w:id="89" w:name="_Toc243945955"/>
+      <w:bookmarkStart w:id="89" w:name="_Toc243948650"/>
       <w:bookmarkEnd w:id="86"/>
       <w:r>
         <w:lastRenderedPageBreak/>
@@ -31157,7 +31157,7 @@
         <w:pStyle w:val="Ttulo1"/>
       </w:pPr>
       <w:bookmarkStart w:id="90" w:name="_d55aebc9deeb1682a62a02ae225cde94fe0baf3"/>
-      <w:bookmarkStart w:id="91" w:name="_Toc243945956"/>
+      <w:bookmarkStart w:id="91" w:name="_Toc243948651"/>
       <w:bookmarkEnd w:id="64"/>
       <w:bookmarkEnd w:id="88"/>
       <w:r>
@@ -31171,7 +31171,7 @@
         <w:pStyle w:val="Ttulo2"/>
       </w:pPr>
       <w:bookmarkStart w:id="92" w:name="_73783a222ff535845613407f8c2c5de0df62c29"/>
-      <w:bookmarkStart w:id="93" w:name="_Toc243945957"/>
+      <w:bookmarkStart w:id="93" w:name="_Toc243948652"/>
       <w:r>
         <w:t>HU-3.1 — Registrar vacunación</w:t>
       </w:r>
@@ -31542,7 +31542,7 @@
         <w:pStyle w:val="Ttulo2"/>
       </w:pPr>
       <w:bookmarkStart w:id="94" w:name="_6075047063f4930391208048315650ed427ae6c"/>
-      <w:bookmarkStart w:id="95" w:name="_Toc243945958"/>
+      <w:bookmarkStart w:id="95" w:name="_Toc243948653"/>
       <w:bookmarkEnd w:id="92"/>
       <w:r>
         <w:t>HU-3.2 — Enviar recordatorio por correo</w:t>
@@ -32076,7 +32076,7 @@
         <w:pStyle w:val="Ttulo2"/>
       </w:pPr>
       <w:bookmarkStart w:id="96" w:name="_781661fe2d15deb5f4d895541dced4f16e579af"/>
-      <w:bookmarkStart w:id="97" w:name="_Toc243945959"/>
+      <w:bookmarkStart w:id="97" w:name="_Toc243948654"/>
       <w:bookmarkEnd w:id="94"/>
       <w:r>
         <w:lastRenderedPageBreak/>
@@ -32449,7 +32449,7 @@
         <w:pStyle w:val="Ttulo2"/>
       </w:pPr>
       <w:bookmarkStart w:id="98" w:name="_8afd4fd6adaa7aec672b37965973c4a0b1b5483"/>
-      <w:bookmarkStart w:id="99" w:name="_Toc243945960"/>
+      <w:bookmarkStart w:id="99" w:name="_Toc243948655"/>
       <w:bookmarkEnd w:id="96"/>
       <w:r>
         <w:t>HU-3.4 — Registrar desparasitación</w:t>
@@ -32821,7 +32821,7 @@
         <w:pStyle w:val="Ttulo2"/>
       </w:pPr>
       <w:bookmarkStart w:id="100" w:name="_69b92288d624f1c737d99fa43d727735c1c78ac"/>
-      <w:bookmarkStart w:id="101" w:name="_Toc243945961"/>
+      <w:bookmarkStart w:id="101" w:name="_Toc243948656"/>
       <w:bookmarkEnd w:id="98"/>
       <w:r>
         <w:t>HU-3.5 — Panel de vacunaciones pendientes</w:t>
@@ -33193,7 +33193,7 @@
         <w:pStyle w:val="Ttulo2"/>
       </w:pPr>
       <w:bookmarkStart w:id="102" w:name="_83b2b6ee9ef84433e407efb3456acc0bf8c705f"/>
-      <w:bookmarkStart w:id="103" w:name="_Toc243945962"/>
+      <w:bookmarkStart w:id="103" w:name="_Toc243948657"/>
       <w:bookmarkEnd w:id="100"/>
       <w:r>
         <w:lastRenderedPageBreak/>
@@ -33647,7 +33647,7 @@
         <w:pStyle w:val="Ttulo1"/>
       </w:pPr>
       <w:bookmarkStart w:id="104" w:name="_0bc479c0be240e26431ebdd296a7a53444b2628"/>
-      <w:bookmarkStart w:id="105" w:name="_Toc243945963"/>
+      <w:bookmarkStart w:id="105" w:name="_Toc243948658"/>
       <w:bookmarkEnd w:id="90"/>
       <w:bookmarkEnd w:id="102"/>
       <w:r>
@@ -33661,7 +33661,7 @@
         <w:pStyle w:val="Ttulo2"/>
       </w:pPr>
       <w:bookmarkStart w:id="106" w:name="_83a9ef67ed8a24f8f8fb200a3c30fdc3bf36c17"/>
-      <w:bookmarkStart w:id="107" w:name="_Toc243945964"/>
+      <w:bookmarkStart w:id="107" w:name="_Toc243948659"/>
       <w:r>
         <w:t>HU-4.1 — Agendar cita</w:t>
       </w:r>
@@ -34194,7 +34194,7 @@
         <w:pStyle w:val="Ttulo2"/>
       </w:pPr>
       <w:bookmarkStart w:id="108" w:name="_102fb6dec5375a39a698cb955a51646f9817d25"/>
-      <w:bookmarkStart w:id="109" w:name="_Toc243945965"/>
+      <w:bookmarkStart w:id="109" w:name="_Toc243948660"/>
       <w:bookmarkEnd w:id="106"/>
       <w:r>
         <w:t>HU-4.2 — Cancelar o reprogramar cita</w:t>
@@ -34647,7 +34647,7 @@
         <w:pStyle w:val="Ttulo2"/>
       </w:pPr>
       <w:bookmarkStart w:id="110" w:name="_bc90a9ef9035fcbf5d83826a75a2a7caba95288"/>
-      <w:bookmarkStart w:id="111" w:name="_Toc243945966"/>
+      <w:bookmarkStart w:id="111" w:name="_Toc243948661"/>
       <w:bookmarkEnd w:id="108"/>
       <w:r>
         <w:lastRenderedPageBreak/>
@@ -35519,7 +35519,7 @@
         <w:pStyle w:val="Ttulo2"/>
       </w:pPr>
       <w:bookmarkStart w:id="112" w:name="_0ab1d1688e3b6d42f481962b5abe908ca5f185e"/>
-      <w:bookmarkStart w:id="113" w:name="_Toc243945967"/>
+      <w:bookmarkStart w:id="113" w:name="_Toc243948662"/>
       <w:bookmarkEnd w:id="110"/>
       <w:r>
         <w:lastRenderedPageBreak/>
@@ -35973,7 +35973,7 @@
         <w:pStyle w:val="Ttulo2"/>
       </w:pPr>
       <w:bookmarkStart w:id="114" w:name="_391b83d5c01b20c64bec4d1baa2ded83b27b3cc"/>
-      <w:bookmarkStart w:id="115" w:name="_Toc243945968"/>
+      <w:bookmarkStart w:id="115" w:name="_Toc243948663"/>
       <w:bookmarkEnd w:id="112"/>
       <w:r>
         <w:t>HU-4.5 — Registrar hora real de atención y gestionar retrasos</w:t>
@@ -36345,7 +36345,7 @@
         <w:pStyle w:val="Ttulo2"/>
       </w:pPr>
       <w:bookmarkStart w:id="116" w:name="_fd2845ac88e46c3520f61b9b4ded26b35f37534"/>
-      <w:bookmarkStart w:id="117" w:name="_Toc243945969"/>
+      <w:bookmarkStart w:id="117" w:name="_Toc243948664"/>
       <w:bookmarkEnd w:id="114"/>
       <w:r>
         <w:t>HU-4.6 — Buffer configurable entre citas</w:t>
@@ -36636,7 +36636,7 @@
         <w:pStyle w:val="Ttulo2"/>
       </w:pPr>
       <w:bookmarkStart w:id="118" w:name="_4786f5b438d23c36e067f350ad8ed0097d027c2"/>
-      <w:bookmarkStart w:id="119" w:name="_Toc243945970"/>
+      <w:bookmarkStart w:id="119" w:name="_Toc243948665"/>
       <w:bookmarkEnd w:id="116"/>
       <w:r>
         <w:lastRenderedPageBreak/>
@@ -37021,7 +37021,7 @@
         <w:pStyle w:val="Ttulo2"/>
       </w:pPr>
       <w:bookmarkStart w:id="120" w:name="_0d930997ffa83b9b36b150e5e50b933f66b264d"/>
-      <w:bookmarkStart w:id="121" w:name="_Toc243945971"/>
+      <w:bookmarkStart w:id="121" w:name="_Toc243948666"/>
       <w:bookmarkEnd w:id="118"/>
       <w:r>
         <w:t>HU-4.8 — Bloqueos de agenda del veterinario y días no laborables</w:t>
@@ -37393,7 +37393,7 @@
         <w:pStyle w:val="Ttulo2"/>
       </w:pPr>
       <w:bookmarkStart w:id="122" w:name="_592e3b26ee2d82de9a78960621790aca76cbe41"/>
-      <w:bookmarkStart w:id="123" w:name="_Toc243945972"/>
+      <w:bookmarkStart w:id="123" w:name="_Toc243948667"/>
       <w:bookmarkEnd w:id="120"/>
       <w:r>
         <w:lastRenderedPageBreak/>
@@ -37766,7 +37766,7 @@
         <w:pStyle w:val="Ttulo2"/>
       </w:pPr>
       <w:bookmarkStart w:id="124" w:name="_53bf433c324c03bf220d8f1ea57572094c24d19"/>
-      <w:bookmarkStart w:id="125" w:name="_Toc243945973"/>
+      <w:bookmarkStart w:id="125" w:name="_Toc243948668"/>
       <w:bookmarkEnd w:id="122"/>
       <w:r>
         <w:t>HU-4.10 — Confirmar asistencia a la cita desde el recordatorio</w:t>
@@ -38138,7 +38138,7 @@
         <w:pStyle w:val="Ttulo2"/>
       </w:pPr>
       <w:bookmarkStart w:id="126" w:name="_bc4a4c08f4864e57db7a13372e3c901c5711bb9"/>
-      <w:bookmarkStart w:id="127" w:name="_Toc243945974"/>
+      <w:bookmarkStart w:id="127" w:name="_Toc243948669"/>
       <w:bookmarkEnd w:id="124"/>
       <w:r>
         <w:lastRenderedPageBreak/>
@@ -38673,7 +38673,7 @@
         <w:pStyle w:val="Ttulo2"/>
       </w:pPr>
       <w:bookmarkStart w:id="128" w:name="_3a9da54e9b682c781ba4f8ec9fb08eb1ae51469"/>
-      <w:bookmarkStart w:id="129" w:name="_Toc243945975"/>
+      <w:bookmarkStart w:id="129" w:name="_Toc243948670"/>
       <w:bookmarkEnd w:id="126"/>
       <w:r>
         <w:lastRenderedPageBreak/>
@@ -39208,7 +39208,7 @@
         <w:pStyle w:val="Ttulo2"/>
       </w:pPr>
       <w:bookmarkStart w:id="130" w:name="_d5e60343e26d4758074a6efaed07b69cd6c3551"/>
-      <w:bookmarkStart w:id="131" w:name="_Toc243945976"/>
+      <w:bookmarkStart w:id="131" w:name="_Toc243948671"/>
       <w:bookmarkEnd w:id="128"/>
       <w:r>
         <w:lastRenderedPageBreak/>
@@ -39923,7 +39923,7 @@
         <w:pStyle w:val="Ttulo2"/>
       </w:pPr>
       <w:bookmarkStart w:id="132" w:name="_d4adac7448e74c17e6bb33bf496ee79d1222807"/>
-      <w:bookmarkStart w:id="133" w:name="_Toc243945977"/>
+      <w:bookmarkStart w:id="133" w:name="_Toc243948672"/>
       <w:bookmarkEnd w:id="130"/>
       <w:r>
         <w:lastRenderedPageBreak/>
@@ -40620,7 +40620,7 @@
         <w:pStyle w:val="Ttulo2"/>
       </w:pPr>
       <w:bookmarkStart w:id="134" w:name="_91e1c705d28c1a221b008d52046353792175d0f"/>
-      <w:bookmarkStart w:id="135" w:name="_Toc243945978"/>
+      <w:bookmarkStart w:id="135" w:name="_Toc243948673"/>
       <w:bookmarkEnd w:id="132"/>
       <w:r>
         <w:lastRenderedPageBreak/>
@@ -41570,7 +41570,7 @@
         <w:pStyle w:val="Ttulo2"/>
       </w:pPr>
       <w:bookmarkStart w:id="136" w:name="_c78d8424c335bf78fd48b1955b4f1a67eda143f"/>
-      <w:bookmarkStart w:id="137" w:name="_Toc243945979"/>
+      <w:bookmarkStart w:id="137" w:name="_Toc243948674"/>
       <w:bookmarkEnd w:id="134"/>
       <w:r>
         <w:t>HU-4.16 — Sugerir veterinario al agendar</w:t>
@@ -41861,7 +41861,7 @@
         <w:pStyle w:val="Ttulo2"/>
       </w:pPr>
       <w:bookmarkStart w:id="138" w:name="_d95563cf58dd7b4419944c1578610bfcd0b1db0"/>
-      <w:bookmarkStart w:id="139" w:name="_Toc243945980"/>
+      <w:bookmarkStart w:id="139" w:name="_Toc243948675"/>
       <w:bookmarkEnd w:id="136"/>
       <w:r>
         <w:lastRenderedPageBreak/>
@@ -42333,7 +42333,7 @@
         <w:pStyle w:val="Ttulo2"/>
       </w:pPr>
       <w:bookmarkStart w:id="140" w:name="_8b0a1409d398bf3e63485141aa804db028749ca"/>
-      <w:bookmarkStart w:id="141" w:name="_Toc243945981"/>
+      <w:bookmarkStart w:id="141" w:name="_Toc243948676"/>
       <w:bookmarkEnd w:id="138"/>
       <w:r>
         <w:t>HU-4.18 — Ajustar el nivel de triage (veterinario)</w:t>
@@ -42786,7 +42786,7 @@
         <w:pStyle w:val="Ttulo2"/>
       </w:pPr>
       <w:bookmarkStart w:id="142" w:name="_cf2722ce0434310059a1401a7a9236f9f75ab69"/>
-      <w:bookmarkStart w:id="143" w:name="_Toc243945982"/>
+      <w:bookmarkStart w:id="143" w:name="_Toc243948677"/>
       <w:bookmarkEnd w:id="140"/>
       <w:r>
         <w:lastRenderedPageBreak/>
@@ -43240,7 +43240,7 @@
         <w:pStyle w:val="Ttulo1"/>
       </w:pPr>
       <w:bookmarkStart w:id="144" w:name="_448b6637f95054bfc4854cb12826ea84d2acba0"/>
-      <w:bookmarkStart w:id="145" w:name="_Toc243945983"/>
+      <w:bookmarkStart w:id="145" w:name="_Toc243948678"/>
       <w:bookmarkEnd w:id="104"/>
       <w:bookmarkEnd w:id="142"/>
       <w:r>
@@ -43254,7 +43254,7 @@
         <w:pStyle w:val="Ttulo2"/>
       </w:pPr>
       <w:bookmarkStart w:id="146" w:name="_af054ffcebd6910222ee7d6c1d020875947335e"/>
-      <w:bookmarkStart w:id="147" w:name="_Toc243945984"/>
+      <w:bookmarkStart w:id="147" w:name="_Toc243948679"/>
       <w:r>
         <w:t>HU-5.1 — Portal del propietario</w:t>
       </w:r>
@@ -44209,7 +44209,7 @@
         <w:pStyle w:val="Ttulo2"/>
       </w:pPr>
       <w:bookmarkStart w:id="148" w:name="_6b1c61431b8f8f0fcc4ce60077071b912ba2b45"/>
-      <w:bookmarkStart w:id="149" w:name="_Toc243945985"/>
+      <w:bookmarkStart w:id="149" w:name="_Toc243948680"/>
       <w:bookmarkEnd w:id="146"/>
       <w:r>
         <w:t>HU-5.2 — Auto-registro de propietario</w:t>
@@ -44743,7 +44743,7 @@
         <w:pStyle w:val="Ttulo2"/>
       </w:pPr>
       <w:bookmarkStart w:id="150" w:name="_f4d063018be410b507969fa4c62074124f833cf"/>
-      <w:bookmarkStart w:id="151" w:name="_Toc243945986"/>
+      <w:bookmarkStart w:id="151" w:name="_Toc243948681"/>
       <w:bookmarkEnd w:id="148"/>
       <w:r>
         <w:lastRenderedPageBreak/>
@@ -45285,7 +45285,7 @@
         <w:pStyle w:val="Ttulo2"/>
       </w:pPr>
       <w:bookmarkStart w:id="152" w:name="_c64202596780354c08c0a149dc974449db886cf"/>
-      <w:bookmarkStart w:id="153" w:name="_Toc243945987"/>
+      <w:bookmarkStart w:id="153" w:name="_Toc243948682"/>
       <w:bookmarkEnd w:id="150"/>
       <w:r>
         <w:t>HU-5.4 — Editar mi mascota desde el portal</w:t>
@@ -45657,7 +45657,7 @@
         <w:pStyle w:val="Ttulo2"/>
       </w:pPr>
       <w:bookmarkStart w:id="154" w:name="_cf91e7705c2cc7ff174f786bca87f4ab32c164a"/>
-      <w:bookmarkStart w:id="155" w:name="_Toc243945988"/>
+      <w:bookmarkStart w:id="155" w:name="_Toc243948683"/>
       <w:bookmarkEnd w:id="152"/>
       <w:r>
         <w:lastRenderedPageBreak/>
@@ -46030,7 +46030,7 @@
         <w:pStyle w:val="Ttulo2"/>
       </w:pPr>
       <w:bookmarkStart w:id="156" w:name="_f8ebe18ba7612da84cbeb32e6cdfcf569929127"/>
-      <w:bookmarkStart w:id="157" w:name="_Toc243945989"/>
+      <w:bookmarkStart w:id="157" w:name="_Toc243948684"/>
       <w:bookmarkEnd w:id="154"/>
       <w:r>
         <w:t>HU-5.6 — Cancelar o reprogramar mi cita desde el portal</w:t>
@@ -46483,7 +46483,7 @@
         <w:pStyle w:val="Ttulo2"/>
       </w:pPr>
       <w:bookmarkStart w:id="158" w:name="_63b2ff8270a3dc0cb21378739f70e0c16a27def"/>
-      <w:bookmarkStart w:id="159" w:name="_Toc243945990"/>
+      <w:bookmarkStart w:id="159" w:name="_Toc243948685"/>
       <w:bookmarkEnd w:id="156"/>
       <w:r>
         <w:t>HU-5.7 — Centro de notificaciones del propietario</w:t>
@@ -46937,7 +46937,7 @@
         <w:pStyle w:val="Ttulo2"/>
       </w:pPr>
       <w:bookmarkStart w:id="160" w:name="_f59be5ab49da54ec24749683e30fb79075b9c3a"/>
-      <w:bookmarkStart w:id="161" w:name="_Toc243945991"/>
+      <w:bookmarkStart w:id="161" w:name="_Toc243948686"/>
       <w:bookmarkEnd w:id="158"/>
       <w:r>
         <w:t>HU-5.8 — Registrar al propietario como identidad global</w:t>
@@ -47559,7 +47559,7 @@
         <w:pStyle w:val="Ttulo2"/>
       </w:pPr>
       <w:bookmarkStart w:id="162" w:name="_06eaf3b49483b1eeebe1b8e79573cd5c749be44"/>
-      <w:bookmarkStart w:id="163" w:name="_Toc243945992"/>
+      <w:bookmarkStart w:id="163" w:name="_Toc243948687"/>
       <w:bookmarkEnd w:id="160"/>
       <w:r>
         <w:lastRenderedPageBreak/>
@@ -48031,7 +48031,7 @@
         <w:pStyle w:val="Ttulo2"/>
       </w:pPr>
       <w:bookmarkStart w:id="164" w:name="_73bf9bf1ab817b39687e744da8c8402ea9619af"/>
-      <w:bookmarkStart w:id="165" w:name="_Toc243945993"/>
+      <w:bookmarkStart w:id="165" w:name="_Toc243948688"/>
       <w:bookmarkEnd w:id="162"/>
       <w:r>
         <w:lastRenderedPageBreak/>
@@ -48566,7 +48566,7 @@
         <w:pStyle w:val="Ttulo2"/>
       </w:pPr>
       <w:bookmarkStart w:id="166" w:name="_809064a587886d0547b1788a26db9d9152af23a"/>
-      <w:bookmarkStart w:id="167" w:name="_Toc243945994"/>
+      <w:bookmarkStart w:id="167" w:name="_Toc243948689"/>
       <w:bookmarkEnd w:id="164"/>
       <w:r>
         <w:lastRenderedPageBreak/>
@@ -49182,7 +49182,7 @@
         <w:pStyle w:val="Ttulo2"/>
       </w:pPr>
       <w:bookmarkStart w:id="168" w:name="_eaa2b9dcd4e772acfdb8cc2e14fe1584fe792e7"/>
-      <w:bookmarkStart w:id="169" w:name="_Toc243945995"/>
+      <w:bookmarkStart w:id="169" w:name="_Toc243948690"/>
       <w:bookmarkEnd w:id="166"/>
       <w:r>
         <w:lastRenderedPageBreak/>
@@ -49636,7 +49636,7 @@
         <w:pStyle w:val="Ttulo2"/>
       </w:pPr>
       <w:bookmarkStart w:id="170" w:name="_9c4353686bd45e1d5b28007e4eeecf1db3be371"/>
-      <w:bookmarkStart w:id="171" w:name="_Toc243945996"/>
+      <w:bookmarkStart w:id="171" w:name="_Toc243948691"/>
       <w:bookmarkEnd w:id="168"/>
       <w:r>
         <w:lastRenderedPageBreak/>
@@ -50171,7 +50171,7 @@
         <w:pStyle w:val="Ttulo2"/>
       </w:pPr>
       <w:bookmarkStart w:id="172" w:name="_faf9cae68ace52a6134b8c807ad8be34010091b"/>
-      <w:bookmarkStart w:id="173" w:name="_Toc243945997"/>
+      <w:bookmarkStart w:id="173" w:name="_Toc243948692"/>
       <w:bookmarkEnd w:id="170"/>
       <w:r>
         <w:lastRenderedPageBreak/>
@@ -50706,7 +50706,7 @@
         <w:pStyle w:val="Ttulo1"/>
       </w:pPr>
       <w:bookmarkStart w:id="174" w:name="_415d3e183ea3663701acfe1e73f6e8038e4bbef"/>
-      <w:bookmarkStart w:id="175" w:name="_Toc243945998"/>
+      <w:bookmarkStart w:id="175" w:name="_Toc243948693"/>
       <w:bookmarkEnd w:id="144"/>
       <w:bookmarkEnd w:id="172"/>
       <w:r>
@@ -50720,7 +50720,7 @@
         <w:pStyle w:val="Ttulo2"/>
       </w:pPr>
       <w:bookmarkStart w:id="176" w:name="_1b876ecfd0adf71d503b9129568b658f81872f0"/>
-      <w:bookmarkStart w:id="177" w:name="_Toc243945999"/>
+      <w:bookmarkStart w:id="177" w:name="_Toc243948694"/>
       <w:r>
         <w:t>HU-6.1 — Dashboard principal y panel de pendientes</w:t>
       </w:r>
@@ -51821,7 +51821,7 @@
         <w:pStyle w:val="Ttulo2"/>
       </w:pPr>
       <w:bookmarkStart w:id="178" w:name="_97322cabf772225fd1bfe897dee158000aa0394"/>
-      <w:bookmarkStart w:id="179" w:name="_Toc243946000"/>
+      <w:bookmarkStart w:id="179" w:name="_Toc243948695"/>
       <w:bookmarkEnd w:id="176"/>
       <w:r>
         <w:lastRenderedPageBreak/>
@@ -53005,7 +53005,7 @@
         <w:pStyle w:val="Ttulo2"/>
       </w:pPr>
       <w:bookmarkStart w:id="180" w:name="_6ce76d48cd12ce7662f89ac490d75c386fc18ba"/>
-      <w:bookmarkStart w:id="181" w:name="_Toc243946001"/>
+      <w:bookmarkStart w:id="181" w:name="_Toc243948696"/>
       <w:bookmarkEnd w:id="178"/>
       <w:r>
         <w:lastRenderedPageBreak/>
@@ -53459,7 +53459,7 @@
         <w:pStyle w:val="Ttulo2"/>
       </w:pPr>
       <w:bookmarkStart w:id="182" w:name="_132f0b1bfae1ac6054dc51db54a45dff43ec797"/>
-      <w:bookmarkStart w:id="183" w:name="_Toc243946002"/>
+      <w:bookmarkStart w:id="183" w:name="_Toc243948697"/>
       <w:bookmarkEnd w:id="180"/>
       <w:r>
         <w:t>HU-6.4 — Ver estadísticas y gráficas del sistema</w:t>
@@ -53922,7 +53922,7 @@
         <w:pStyle w:val="Ttulo2"/>
       </w:pPr>
       <w:bookmarkStart w:id="184" w:name="_159c41a8740d691e56d865baa1d2a17f58680f5"/>
-      <w:bookmarkStart w:id="185" w:name="_Toc243946003"/>
+      <w:bookmarkStart w:id="185" w:name="_Toc243948698"/>
       <w:bookmarkEnd w:id="182"/>
       <w:r>
         <w:t>HU-6.5 — Exportar reportes a Excel/CSV</w:t>
@@ -54294,7 +54294,7 @@
         <w:pStyle w:val="Ttulo1"/>
       </w:pPr>
       <w:bookmarkStart w:id="186" w:name="_88abf5b53e5603b94c73c4f577271d31a73cc35"/>
-      <w:bookmarkStart w:id="187" w:name="_Toc243946004"/>
+      <w:bookmarkStart w:id="187" w:name="_Toc243948699"/>
       <w:bookmarkEnd w:id="174"/>
       <w:bookmarkEnd w:id="184"/>
       <w:r>
@@ -54308,7 +54308,7 @@
         <w:pStyle w:val="Ttulo2"/>
       </w:pPr>
       <w:bookmarkStart w:id="188" w:name="_003ad6784c61069e91989793d8255e8d4cb519d"/>
-      <w:bookmarkStart w:id="189" w:name="_Toc243946005"/>
+      <w:bookmarkStart w:id="189" w:name="_Toc243948700"/>
       <w:r>
         <w:t>HU-7.1 — Configurar los horarios de atención de la clínica</w:t>
       </w:r>
@@ -54760,7 +54760,7 @@
         <w:pStyle w:val="Ttulo2"/>
       </w:pPr>
       <w:bookmarkStart w:id="190" w:name="_42539d8b8201701c75c37499984fbffa69d6e4d"/>
-      <w:bookmarkStart w:id="191" w:name="_Toc243946006"/>
+      <w:bookmarkStart w:id="191" w:name="_Toc243948701"/>
       <w:bookmarkEnd w:id="188"/>
       <w:r>
         <w:t>HU-7.2 — Gestionar los catálogos del sistema</w:t>
@@ -55132,7 +55132,7 @@
         <w:pStyle w:val="Ttulo2"/>
       </w:pPr>
       <w:bookmarkStart w:id="192" w:name="_a0aee2f406b049ed83cfe391a77b0db14b5bfdf"/>
-      <w:bookmarkStart w:id="193" w:name="_Toc243946007"/>
+      <w:bookmarkStart w:id="193" w:name="_Toc243948702"/>
       <w:bookmarkEnd w:id="190"/>
       <w:r>
         <w:lastRenderedPageBreak/>
@@ -55667,7 +55667,7 @@
         <w:pStyle w:val="Ttulo2"/>
       </w:pPr>
       <w:bookmarkStart w:id="194" w:name="_a0688e3f345f7bf587dcedb8b562b8964a6cacc"/>
-      <w:bookmarkStart w:id="195" w:name="_Toc243946008"/>
+      <w:bookmarkStart w:id="195" w:name="_Toc243948703"/>
       <w:bookmarkEnd w:id="192"/>
       <w:r>
         <w:lastRenderedPageBreak/>
@@ -55843,7 +55843,7 @@
               <w:keepNext/>
             </w:pPr>
             <w:r>
-              <w:t>Los datos guardados se ven en la configuración y en el portal; cuando la clínica está cerrada, el aviso de urgencia muestra el teléfono registrado.</w:t>
+              <w:t>Los datos guardados se ven en la configuración y en el portal; cuando la clínica está cerrada, el aviso de urgencia muestra el teléfono registrado. El logo se elige o arrastra, con vista previa; JPG, PNG o WebP reales de hasta 5 MB, nombre generado en servidor y conservación del anterior si se cancela o falla el guardado. Teléfonos con selector de país (+57 inicialmente); correo de contacto validado por formato, sin unicidad de cuenta.</w:t>
             </w:r>
           </w:p>
         </w:tc>
@@ -55924,7 +55924,7 @@
               <w:keepNext/>
             </w:pPr>
             <w:r>
-              <w:t>Duración positiva, margen no negativo y pausable explícito; una cirugía no se etiqueta pausable automáticamente por su nombre, ni cambiar el tipo reescribe snapshots anteriores.</w:t>
+              <w:t>Duración de 1 a 720 minutos y margen de 0 a 120; se restringen mientras se escribe y se validan igual por AJAX y al guardar (decisión del dueño, 2026-10-26). Pausable explícito; una cirugía no se etiqueta pausable automáticamente por su nombre, ni cambiar el tipo reescribe snapshots anteriores.</w:t>
             </w:r>
           </w:p>
         </w:tc>
@@ -56283,7 +56283,7 @@
         <w:pStyle w:val="Ttulo2"/>
       </w:pPr>
       <w:bookmarkStart w:id="196" w:name="_7004fcdc7c25449422304e35d609c3113b471f6"/>
-      <w:bookmarkStart w:id="197" w:name="_Toc243946009"/>
+      <w:bookmarkStart w:id="197" w:name="_Toc243948704"/>
       <w:bookmarkEnd w:id="194"/>
       <w:r>
         <w:lastRenderedPageBreak/>
@@ -56666,7 +56666,7 @@
         <w:pStyle w:val="Ttulo1"/>
       </w:pPr>
       <w:bookmarkStart w:id="198" w:name="_99f8c38fc90f872e869cb5a42176a81ce60716e"/>
-      <w:bookmarkStart w:id="199" w:name="_Toc243946010"/>
+      <w:bookmarkStart w:id="199" w:name="_Toc243948705"/>
       <w:bookmarkEnd w:id="186"/>
       <w:bookmarkEnd w:id="196"/>
       <w:r>
@@ -56687,7 +56687,7 @@
         <w:pStyle w:val="Ttulo2"/>
       </w:pPr>
       <w:bookmarkStart w:id="200" w:name="_6b93d7ad964c8104bb83fc9231a04e4fc4e5a57"/>
-      <w:bookmarkStart w:id="201" w:name="_Toc243946011"/>
+      <w:bookmarkStart w:id="201" w:name="_Toc243948706"/>
       <w:r>
         <w:t>HU-8.1 — Calificar al veterinario tras una consulta atendida</w:t>
       </w:r>
@@ -57382,7 +57382,7 @@
         <w:pStyle w:val="Ttulo2"/>
       </w:pPr>
       <w:bookmarkStart w:id="202" w:name="_6de705a3e3f0ae827b0b0206b40472100ec5dc2"/>
-      <w:bookmarkStart w:id="203" w:name="_Toc243946012"/>
+      <w:bookmarkStart w:id="203" w:name="_Toc243948707"/>
       <w:bookmarkEnd w:id="200"/>
       <w:r>
         <w:t>HU-8.2 — Perfil público del veterinario</w:t>
@@ -57673,7 +57673,7 @@
         <w:pStyle w:val="Ttulo2"/>
       </w:pPr>
       <w:bookmarkStart w:id="204" w:name="_8d0438a4c21826cdef43f79f40a5abd8a052054"/>
-      <w:bookmarkStart w:id="205" w:name="_Toc243946013"/>
+      <w:bookmarkStart w:id="205" w:name="_Toc243948708"/>
       <w:bookmarkEnd w:id="202"/>
       <w:r>
         <w:lastRenderedPageBreak/>
@@ -58046,7 +58046,7 @@
         <w:pStyle w:val="Ttulo2"/>
       </w:pPr>
       <w:bookmarkStart w:id="206" w:name="_9d375ff686aceee42a269dcad0f742f5e2f3757"/>
-      <w:bookmarkStart w:id="207" w:name="_Toc243946014"/>
+      <w:bookmarkStart w:id="207" w:name="_Toc243948709"/>
       <w:bookmarkEnd w:id="204"/>
       <w:r>
         <w:t>HU-8.4 — Tiempos de envío de recordatorios configurables</w:t>
@@ -58337,7 +58337,7 @@
         <w:pStyle w:val="Ttulo2"/>
       </w:pPr>
       <w:bookmarkStart w:id="208" w:name="_09d49d8f9ce2d4331632fad53df16df04e0463f"/>
-      <w:bookmarkStart w:id="209" w:name="_Toc243946015"/>
+      <w:bookmarkStart w:id="209" w:name="_Toc243948710"/>
       <w:bookmarkEnd w:id="206"/>
       <w:r>
         <w:t>HU-8.5 — Bitácora de correos y notificaciones</w:t>
@@ -58628,7 +58628,7 @@
         <w:pStyle w:val="Ttulo1"/>
       </w:pPr>
       <w:bookmarkStart w:id="210" w:name="_739f4e5454618e53e20de4c2474955375ba75c3"/>
-      <w:bookmarkStart w:id="211" w:name="_Toc243946016"/>
+      <w:bookmarkStart w:id="211" w:name="_Toc243948711"/>
       <w:bookmarkEnd w:id="198"/>
       <w:bookmarkEnd w:id="208"/>
       <w:r>
@@ -58642,7 +58642,7 @@
         <w:pStyle w:val="Ttulo2"/>
       </w:pPr>
       <w:bookmarkStart w:id="212" w:name="_062138411ab05c870ba796ff3d39feef69a18f5"/>
-      <w:bookmarkStart w:id="213" w:name="_Toc243946017"/>
+      <w:bookmarkStart w:id="213" w:name="_Toc243948712"/>
       <w:r>
         <w:t>HU-9.1 — Página pública y políticas legales</w:t>
       </w:r>
@@ -59013,7 +59013,7 @@
         <w:pStyle w:val="Ttulo1"/>
       </w:pPr>
       <w:bookmarkStart w:id="214" w:name="_161b34832f25d1748c14dc17ae5f19d2b06fe86"/>
-      <w:bookmarkStart w:id="215" w:name="_Toc243946018"/>
+      <w:bookmarkStart w:id="215" w:name="_Toc243948713"/>
       <w:bookmarkEnd w:id="210"/>
       <w:bookmarkEnd w:id="212"/>
       <w:r>
@@ -64034,7 +64034,7 @@
               <w:noProof/>
             </w:rPr>
             <w:drawing>
-              <wp:inline distT="0" distB="0" distL="0" distR="0" wp14:anchorId="074FD405" wp14:editId="074FD406">
+              <wp:inline distT="0" distB="0" distL="0" distR="0" wp14:anchorId="49398F02" wp14:editId="49398F03">
                 <wp:extent cx="324000" cy="324000"/>
                 <wp:effectExtent l="0" t="0" r="0" b="0"/>
                 <wp:docPr id="9001" name="Logo Zooki"/>
@@ -64201,7 +64201,7 @@
   <w:abstractNum w:abstractNumId="0" w15:restartNumberingAfterBreak="0">
     <w:nsid w:val="0000A990"/>
     <w:multiLevelType w:val="multilevel"/>
-    <w:tmpl w:val="341ECBC6"/>
+    <w:tmpl w:val="7B725730"/>
     <w:lvl w:ilvl="0">
       <w:numFmt w:val="bullet"/>
       <w:lvlText w:val=" "/>
@@ -64275,7 +64275,7 @@
       </w:pPr>
     </w:lvl>
   </w:abstractNum>
-  <w:num w:numId="1" w16cid:durableId="564994635">
+  <w:num w:numId="1" w16cid:durableId="512307242">
     <w:abstractNumId w:val="0"/>
   </w:num>
 </w:numbering>
@@ -65666,7 +65666,7 @@
     <w:autoRedefine/>
     <w:uiPriority w:val="39"/>
     <w:unhideWhenUsed/>
-    <w:rsid w:val="00F35186"/>
+    <w:rsid w:val="007F17F2"/>
     <w:pPr>
       <w:spacing w:after="100" w:line="278" w:lineRule="auto"/>
       <w:ind w:left="480"/>
@@ -65685,7 +65685,7 @@
     <w:autoRedefine/>
     <w:uiPriority w:val="39"/>
     <w:unhideWhenUsed/>
-    <w:rsid w:val="00F35186"/>
+    <w:rsid w:val="007F17F2"/>
     <w:pPr>
       <w:spacing w:after="100" w:line="278" w:lineRule="auto"/>
       <w:ind w:left="720"/>
@@ -65704,7 +65704,7 @@
     <w:autoRedefine/>
     <w:uiPriority w:val="39"/>
     <w:unhideWhenUsed/>
-    <w:rsid w:val="00F35186"/>
+    <w:rsid w:val="007F17F2"/>
     <w:pPr>
       <w:spacing w:after="100" w:line="278" w:lineRule="auto"/>
       <w:ind w:left="960"/>
@@ -65723,7 +65723,7 @@
     <w:autoRedefine/>
     <w:uiPriority w:val="39"/>
     <w:unhideWhenUsed/>
-    <w:rsid w:val="00F35186"/>
+    <w:rsid w:val="007F17F2"/>
     <w:pPr>
       <w:spacing w:after="100" w:line="278" w:lineRule="auto"/>
       <w:ind w:left="1200"/>
@@ -65742,7 +65742,7 @@
     <w:autoRedefine/>
     <w:uiPriority w:val="39"/>
     <w:unhideWhenUsed/>
-    <w:rsid w:val="00F35186"/>
+    <w:rsid w:val="007F17F2"/>
     <w:pPr>
       <w:spacing w:after="100" w:line="278" w:lineRule="auto"/>
       <w:ind w:left="1440"/>
@@ -65761,7 +65761,7 @@
     <w:autoRedefine/>
     <w:uiPriority w:val="39"/>
     <w:unhideWhenUsed/>
-    <w:rsid w:val="00F35186"/>
+    <w:rsid w:val="007F17F2"/>
     <w:pPr>
       <w:spacing w:after="100" w:line="278" w:lineRule="auto"/>
       <w:ind w:left="1680"/>
@@ -65780,7 +65780,7 @@
     <w:autoRedefine/>
     <w:uiPriority w:val="39"/>
     <w:unhideWhenUsed/>
-    <w:rsid w:val="00F35186"/>
+    <w:rsid w:val="007F17F2"/>
     <w:pPr>
       <w:spacing w:after="100" w:line="278" w:lineRule="auto"/>
       <w:ind w:left="1920"/>
@@ -65798,7 +65798,7 @@
     <w:uiPriority w:val="99"/>
     <w:semiHidden/>
     <w:unhideWhenUsed/>
-    <w:rsid w:val="00F35186"/>
+    <w:rsid w:val="007F17F2"/>
     <w:rPr>
       <w:color w:val="605E5C"/>
       <w:shd w:val="clear" w:color="auto" w:fill="E1DFDD"/>

--- a/public/docs/descargas/re.docx
+++ b/public/docs/descargas/re.docx
@@ -93,7 +93,7 @@
           <w:noProof/>
         </w:rPr>
         <w:drawing>
-          <wp:inline distT="0" distB="0" distL="0" distR="0" wp14:anchorId="49398EF6" wp14:editId="49398EF7">
+          <wp:inline distT="0" distB="0" distL="0" distR="0" wp14:anchorId="58554AB1" wp14:editId="58554AB2">
             <wp:extent cx="395999" cy="405503"/>
             <wp:effectExtent l="0" t="0" r="0" b="0"/>
             <wp:docPr id="10" name="Picture"/>
@@ -229,7 +229,7 @@
               <w:pStyle w:val="Celda"/>
             </w:pPr>
             <w:r>
-              <w:t>26/10/2026</w:t>
+              <w:t>28/10/2026</w:t>
             </w:r>
           </w:p>
         </w:tc>
@@ -409,7 +409,7 @@
       <w:r>
         <w:fldChar w:fldCharType="separate"/>
       </w:r>
-      <w:hyperlink w:anchor="_Toc243948606" w:history="1">
+      <w:hyperlink w:anchor="_Toc244091396" w:history="1">
         <w:r>
           <w:rPr>
             <w:rStyle w:val="Hipervnculo"/>
@@ -445,7 +445,7 @@
             <w:noProof/>
             <w:webHidden/>
           </w:rPr>
-          <w:instrText xml:space="preserve"> PAGEREF _Toc243948606 \h </w:instrText>
+          <w:instrText xml:space="preserve"> PAGEREF _Toc244091396 \h </w:instrText>
         </w:r>
         <w:r>
           <w:rPr>
@@ -488,7 +488,7 @@
           <w14:ligatures w14:val="standardContextual"/>
         </w:rPr>
       </w:pPr>
-      <w:hyperlink w:anchor="_Toc243948607" w:history="1">
+      <w:hyperlink w:anchor="_Toc244091397" w:history="1">
         <w:r>
           <w:rPr>
             <w:rStyle w:val="Hipervnculo"/>
@@ -515,7 +515,7 @@
             <w:noProof/>
             <w:webHidden/>
           </w:rPr>
-          <w:instrText xml:space="preserve"> PAGEREF _Toc243948607 \h </w:instrText>
+          <w:instrText xml:space="preserve"> PAGEREF _Toc244091397 \h </w:instrText>
         </w:r>
         <w:r>
           <w:rPr>
@@ -558,7 +558,7 @@
           <w14:ligatures w14:val="standardContextual"/>
         </w:rPr>
       </w:pPr>
-      <w:hyperlink w:anchor="_Toc243948608" w:history="1">
+      <w:hyperlink w:anchor="_Toc244091398" w:history="1">
         <w:r>
           <w:rPr>
             <w:rStyle w:val="Hipervnculo"/>
@@ -585,7 +585,7 @@
             <w:noProof/>
             <w:webHidden/>
           </w:rPr>
-          <w:instrText xml:space="preserve"> PAGEREF _Toc243948608 \h </w:instrText>
+          <w:instrText xml:space="preserve"> PAGEREF _Toc244091398 \h </w:instrText>
         </w:r>
         <w:r>
           <w:rPr>
@@ -628,7 +628,7 @@
           <w14:ligatures w14:val="standardContextual"/>
         </w:rPr>
       </w:pPr>
-      <w:hyperlink w:anchor="_Toc243948609" w:history="1">
+      <w:hyperlink w:anchor="_Toc244091399" w:history="1">
         <w:r>
           <w:rPr>
             <w:rStyle w:val="Hipervnculo"/>
@@ -655,7 +655,7 @@
             <w:noProof/>
             <w:webHidden/>
           </w:rPr>
-          <w:instrText xml:space="preserve"> PAGEREF _Toc243948609 \h </w:instrText>
+          <w:instrText xml:space="preserve"> PAGEREF _Toc244091399 \h </w:instrText>
         </w:r>
         <w:r>
           <w:rPr>
@@ -698,7 +698,7 @@
           <w14:ligatures w14:val="standardContextual"/>
         </w:rPr>
       </w:pPr>
-      <w:hyperlink w:anchor="_Toc243948610" w:history="1">
+      <w:hyperlink w:anchor="_Toc244091400" w:history="1">
         <w:r>
           <w:rPr>
             <w:rStyle w:val="Hipervnculo"/>
@@ -725,7 +725,7 @@
             <w:noProof/>
             <w:webHidden/>
           </w:rPr>
-          <w:instrText xml:space="preserve"> PAGEREF _Toc243948610 \h </w:instrText>
+          <w:instrText xml:space="preserve"> PAGEREF _Toc244091400 \h </w:instrText>
         </w:r>
         <w:r>
           <w:rPr>
@@ -768,7 +768,7 @@
           <w14:ligatures w14:val="standardContextual"/>
         </w:rPr>
       </w:pPr>
-      <w:hyperlink w:anchor="_Toc243948611" w:history="1">
+      <w:hyperlink w:anchor="_Toc244091401" w:history="1">
         <w:r>
           <w:rPr>
             <w:rStyle w:val="Hipervnculo"/>
@@ -795,7 +795,7 @@
             <w:noProof/>
             <w:webHidden/>
           </w:rPr>
-          <w:instrText xml:space="preserve"> PAGEREF _Toc243948611 \h </w:instrText>
+          <w:instrText xml:space="preserve"> PAGEREF _Toc244091401 \h </w:instrText>
         </w:r>
         <w:r>
           <w:rPr>
@@ -841,7 +841,7 @@
           <w14:ligatures w14:val="standardContextual"/>
         </w:rPr>
       </w:pPr>
-      <w:hyperlink w:anchor="_Toc243948612" w:history="1">
+      <w:hyperlink w:anchor="_Toc244091402" w:history="1">
         <w:r>
           <w:rPr>
             <w:rStyle w:val="Hipervnculo"/>
@@ -868,7 +868,7 @@
             <w:noProof/>
             <w:webHidden/>
           </w:rPr>
-          <w:instrText xml:space="preserve"> PAGEREF _Toc243948612 \h </w:instrText>
+          <w:instrText xml:space="preserve"> PAGEREF _Toc244091402 \h </w:instrText>
         </w:r>
         <w:r>
           <w:rPr>
@@ -911,7 +911,7 @@
           <w14:ligatures w14:val="standardContextual"/>
         </w:rPr>
       </w:pPr>
-      <w:hyperlink w:anchor="_Toc243948613" w:history="1">
+      <w:hyperlink w:anchor="_Toc244091403" w:history="1">
         <w:r>
           <w:rPr>
             <w:rStyle w:val="Hipervnculo"/>
@@ -938,7 +938,7 @@
             <w:noProof/>
             <w:webHidden/>
           </w:rPr>
-          <w:instrText xml:space="preserve"> PAGEREF _Toc243948613 \h </w:instrText>
+          <w:instrText xml:space="preserve"> PAGEREF _Toc244091403 \h </w:instrText>
         </w:r>
         <w:r>
           <w:rPr>
@@ -981,7 +981,7 @@
           <w14:ligatures w14:val="standardContextual"/>
         </w:rPr>
       </w:pPr>
-      <w:hyperlink w:anchor="_Toc243948614" w:history="1">
+      <w:hyperlink w:anchor="_Toc244091404" w:history="1">
         <w:r>
           <w:rPr>
             <w:rStyle w:val="Hipervnculo"/>
@@ -1008,7 +1008,7 @@
             <w:noProof/>
             <w:webHidden/>
           </w:rPr>
-          <w:instrText xml:space="preserve"> PAGEREF _Toc243948614 \h </w:instrText>
+          <w:instrText xml:space="preserve"> PAGEREF _Toc244091404 \h </w:instrText>
         </w:r>
         <w:r>
           <w:rPr>
@@ -1051,7 +1051,7 @@
           <w14:ligatures w14:val="standardContextual"/>
         </w:rPr>
       </w:pPr>
-      <w:hyperlink w:anchor="_Toc243948615" w:history="1">
+      <w:hyperlink w:anchor="_Toc244091405" w:history="1">
         <w:r>
           <w:rPr>
             <w:rStyle w:val="Hipervnculo"/>
@@ -1078,7 +1078,7 @@
             <w:noProof/>
             <w:webHidden/>
           </w:rPr>
-          <w:instrText xml:space="preserve"> PAGEREF _Toc243948615 \h </w:instrText>
+          <w:instrText xml:space="preserve"> PAGEREF _Toc244091405 \h </w:instrText>
         </w:r>
         <w:r>
           <w:rPr>
@@ -1121,7 +1121,7 @@
           <w14:ligatures w14:val="standardContextual"/>
         </w:rPr>
       </w:pPr>
-      <w:hyperlink w:anchor="_Toc243948616" w:history="1">
+      <w:hyperlink w:anchor="_Toc244091406" w:history="1">
         <w:r>
           <w:rPr>
             <w:rStyle w:val="Hipervnculo"/>
@@ -1148,7 +1148,7 @@
             <w:noProof/>
             <w:webHidden/>
           </w:rPr>
-          <w:instrText xml:space="preserve"> PAGEREF _Toc243948616 \h </w:instrText>
+          <w:instrText xml:space="preserve"> PAGEREF _Toc244091406 \h </w:instrText>
         </w:r>
         <w:r>
           <w:rPr>
@@ -1191,7 +1191,7 @@
           <w14:ligatures w14:val="standardContextual"/>
         </w:rPr>
       </w:pPr>
-      <w:hyperlink w:anchor="_Toc243948617" w:history="1">
+      <w:hyperlink w:anchor="_Toc244091407" w:history="1">
         <w:r>
           <w:rPr>
             <w:rStyle w:val="Hipervnculo"/>
@@ -1218,7 +1218,7 @@
             <w:noProof/>
             <w:webHidden/>
           </w:rPr>
-          <w:instrText xml:space="preserve"> PAGEREF _Toc243948617 \h </w:instrText>
+          <w:instrText xml:space="preserve"> PAGEREF _Toc244091407 \h </w:instrText>
         </w:r>
         <w:r>
           <w:rPr>
@@ -1261,7 +1261,7 @@
           <w14:ligatures w14:val="standardContextual"/>
         </w:rPr>
       </w:pPr>
-      <w:hyperlink w:anchor="_Toc243948618" w:history="1">
+      <w:hyperlink w:anchor="_Toc244091408" w:history="1">
         <w:r>
           <w:rPr>
             <w:rStyle w:val="Hipervnculo"/>
@@ -1288,7 +1288,7 @@
             <w:noProof/>
             <w:webHidden/>
           </w:rPr>
-          <w:instrText xml:space="preserve"> PAGEREF _Toc243948618 \h </w:instrText>
+          <w:instrText xml:space="preserve"> PAGEREF _Toc244091408 \h </w:instrText>
         </w:r>
         <w:r>
           <w:rPr>
@@ -1331,7 +1331,7 @@
           <w14:ligatures w14:val="standardContextual"/>
         </w:rPr>
       </w:pPr>
-      <w:hyperlink w:anchor="_Toc243948619" w:history="1">
+      <w:hyperlink w:anchor="_Toc244091409" w:history="1">
         <w:r>
           <w:rPr>
             <w:rStyle w:val="Hipervnculo"/>
@@ -1358,7 +1358,7 @@
             <w:noProof/>
             <w:webHidden/>
           </w:rPr>
-          <w:instrText xml:space="preserve"> PAGEREF _Toc243948619 \h </w:instrText>
+          <w:instrText xml:space="preserve"> PAGEREF _Toc244091409 \h </w:instrText>
         </w:r>
         <w:r>
           <w:rPr>
@@ -1401,7 +1401,7 @@
           <w14:ligatures w14:val="standardContextual"/>
         </w:rPr>
       </w:pPr>
-      <w:hyperlink w:anchor="_Toc243948620" w:history="1">
+      <w:hyperlink w:anchor="_Toc244091410" w:history="1">
         <w:r>
           <w:rPr>
             <w:rStyle w:val="Hipervnculo"/>
@@ -1428,7 +1428,7 @@
             <w:noProof/>
             <w:webHidden/>
           </w:rPr>
-          <w:instrText xml:space="preserve"> PAGEREF _Toc243948620 \h </w:instrText>
+          <w:instrText xml:space="preserve"> PAGEREF _Toc244091410 \h </w:instrText>
         </w:r>
         <w:r>
           <w:rPr>
@@ -1471,7 +1471,7 @@
           <w14:ligatures w14:val="standardContextual"/>
         </w:rPr>
       </w:pPr>
-      <w:hyperlink w:anchor="_Toc243948621" w:history="1">
+      <w:hyperlink w:anchor="_Toc244091411" w:history="1">
         <w:r>
           <w:rPr>
             <w:rStyle w:val="Hipervnculo"/>
@@ -1498,7 +1498,7 @@
             <w:noProof/>
             <w:webHidden/>
           </w:rPr>
-          <w:instrText xml:space="preserve"> PAGEREF _Toc243948621 \h </w:instrText>
+          <w:instrText xml:space="preserve"> PAGEREF _Toc244091411 \h </w:instrText>
         </w:r>
         <w:r>
           <w:rPr>
@@ -1541,7 +1541,7 @@
           <w14:ligatures w14:val="standardContextual"/>
         </w:rPr>
       </w:pPr>
-      <w:hyperlink w:anchor="_Toc243948622" w:history="1">
+      <w:hyperlink w:anchor="_Toc244091412" w:history="1">
         <w:r>
           <w:rPr>
             <w:rStyle w:val="Hipervnculo"/>
@@ -1568,7 +1568,7 @@
             <w:noProof/>
             <w:webHidden/>
           </w:rPr>
-          <w:instrText xml:space="preserve"> PAGEREF _Toc243948622 \h </w:instrText>
+          <w:instrText xml:space="preserve"> PAGEREF _Toc244091412 \h </w:instrText>
         </w:r>
         <w:r>
           <w:rPr>
@@ -1611,7 +1611,7 @@
           <w14:ligatures w14:val="standardContextual"/>
         </w:rPr>
       </w:pPr>
-      <w:hyperlink w:anchor="_Toc243948623" w:history="1">
+      <w:hyperlink w:anchor="_Toc244091413" w:history="1">
         <w:r>
           <w:rPr>
             <w:rStyle w:val="Hipervnculo"/>
@@ -1638,7 +1638,7 @@
             <w:noProof/>
             <w:webHidden/>
           </w:rPr>
-          <w:instrText xml:space="preserve"> PAGEREF _Toc243948623 \h </w:instrText>
+          <w:instrText xml:space="preserve"> PAGEREF _Toc244091413 \h </w:instrText>
         </w:r>
         <w:r>
           <w:rPr>
@@ -1681,7 +1681,7 @@
           <w14:ligatures w14:val="standardContextual"/>
         </w:rPr>
       </w:pPr>
-      <w:hyperlink w:anchor="_Toc243948624" w:history="1">
+      <w:hyperlink w:anchor="_Toc244091414" w:history="1">
         <w:r>
           <w:rPr>
             <w:rStyle w:val="Hipervnculo"/>
@@ -1708,7 +1708,7 @@
             <w:noProof/>
             <w:webHidden/>
           </w:rPr>
-          <w:instrText xml:space="preserve"> PAGEREF _Toc243948624 \h </w:instrText>
+          <w:instrText xml:space="preserve"> PAGEREF _Toc244091414 \h </w:instrText>
         </w:r>
         <w:r>
           <w:rPr>
@@ -1751,7 +1751,7 @@
           <w14:ligatures w14:val="standardContextual"/>
         </w:rPr>
       </w:pPr>
-      <w:hyperlink w:anchor="_Toc243948625" w:history="1">
+      <w:hyperlink w:anchor="_Toc244091415" w:history="1">
         <w:r>
           <w:rPr>
             <w:rStyle w:val="Hipervnculo"/>
@@ -1778,7 +1778,7 @@
             <w:noProof/>
             <w:webHidden/>
           </w:rPr>
-          <w:instrText xml:space="preserve"> PAGEREF _Toc243948625 \h </w:instrText>
+          <w:instrText xml:space="preserve"> PAGEREF _Toc244091415 \h </w:instrText>
         </w:r>
         <w:r>
           <w:rPr>
@@ -1821,7 +1821,7 @@
           <w14:ligatures w14:val="standardContextual"/>
         </w:rPr>
       </w:pPr>
-      <w:hyperlink w:anchor="_Toc243948626" w:history="1">
+      <w:hyperlink w:anchor="_Toc244091416" w:history="1">
         <w:r>
           <w:rPr>
             <w:rStyle w:val="Hipervnculo"/>
@@ -1848,7 +1848,7 @@
             <w:noProof/>
             <w:webHidden/>
           </w:rPr>
-          <w:instrText xml:space="preserve"> PAGEREF _Toc243948626 \h </w:instrText>
+          <w:instrText xml:space="preserve"> PAGEREF _Toc244091416 \h </w:instrText>
         </w:r>
         <w:r>
           <w:rPr>
@@ -1891,7 +1891,7 @@
           <w14:ligatures w14:val="standardContextual"/>
         </w:rPr>
       </w:pPr>
-      <w:hyperlink w:anchor="_Toc243948627" w:history="1">
+      <w:hyperlink w:anchor="_Toc244091417" w:history="1">
         <w:r>
           <w:rPr>
             <w:rStyle w:val="Hipervnculo"/>
@@ -1918,7 +1918,7 @@
             <w:noProof/>
             <w:webHidden/>
           </w:rPr>
-          <w:instrText xml:space="preserve"> PAGEREF _Toc243948627 \h </w:instrText>
+          <w:instrText xml:space="preserve"> PAGEREF _Toc244091417 \h </w:instrText>
         </w:r>
         <w:r>
           <w:rPr>
@@ -1961,7 +1961,7 @@
           <w14:ligatures w14:val="standardContextual"/>
         </w:rPr>
       </w:pPr>
-      <w:hyperlink w:anchor="_Toc243948628" w:history="1">
+      <w:hyperlink w:anchor="_Toc244091418" w:history="1">
         <w:r>
           <w:rPr>
             <w:rStyle w:val="Hipervnculo"/>
@@ -1988,7 +1988,7 @@
             <w:noProof/>
             <w:webHidden/>
           </w:rPr>
-          <w:instrText xml:space="preserve"> PAGEREF _Toc243948628 \h </w:instrText>
+          <w:instrText xml:space="preserve"> PAGEREF _Toc244091418 \h </w:instrText>
         </w:r>
         <w:r>
           <w:rPr>
@@ -2031,7 +2031,7 @@
           <w14:ligatures w14:val="standardContextual"/>
         </w:rPr>
       </w:pPr>
-      <w:hyperlink w:anchor="_Toc243948629" w:history="1">
+      <w:hyperlink w:anchor="_Toc244091419" w:history="1">
         <w:r>
           <w:rPr>
             <w:rStyle w:val="Hipervnculo"/>
@@ -2058,7 +2058,7 @@
             <w:noProof/>
             <w:webHidden/>
           </w:rPr>
-          <w:instrText xml:space="preserve"> PAGEREF _Toc243948629 \h </w:instrText>
+          <w:instrText xml:space="preserve"> PAGEREF _Toc244091419 \h </w:instrText>
         </w:r>
         <w:r>
           <w:rPr>
@@ -2101,7 +2101,7 @@
           <w14:ligatures w14:val="standardContextual"/>
         </w:rPr>
       </w:pPr>
-      <w:hyperlink w:anchor="_Toc243948630" w:history="1">
+      <w:hyperlink w:anchor="_Toc244091420" w:history="1">
         <w:r>
           <w:rPr>
             <w:rStyle w:val="Hipervnculo"/>
@@ -2128,7 +2128,7 @@
             <w:noProof/>
             <w:webHidden/>
           </w:rPr>
-          <w:instrText xml:space="preserve"> PAGEREF _Toc243948630 \h </w:instrText>
+          <w:instrText xml:space="preserve"> PAGEREF _Toc244091420 \h </w:instrText>
         </w:r>
         <w:r>
           <w:rPr>
@@ -2171,7 +2171,7 @@
           <w14:ligatures w14:val="standardContextual"/>
         </w:rPr>
       </w:pPr>
-      <w:hyperlink w:anchor="_Toc243948631" w:history="1">
+      <w:hyperlink w:anchor="_Toc244091421" w:history="1">
         <w:r>
           <w:rPr>
             <w:rStyle w:val="Hipervnculo"/>
@@ -2198,7 +2198,7 @@
             <w:noProof/>
             <w:webHidden/>
           </w:rPr>
-          <w:instrText xml:space="preserve"> PAGEREF _Toc243948631 \h </w:instrText>
+          <w:instrText xml:space="preserve"> PAGEREF _Toc244091421 \h </w:instrText>
         </w:r>
         <w:r>
           <w:rPr>
@@ -2244,7 +2244,7 @@
           <w14:ligatures w14:val="standardContextual"/>
         </w:rPr>
       </w:pPr>
-      <w:hyperlink w:anchor="_Toc243948632" w:history="1">
+      <w:hyperlink w:anchor="_Toc244091422" w:history="1">
         <w:r>
           <w:rPr>
             <w:rStyle w:val="Hipervnculo"/>
@@ -2271,7 +2271,7 @@
             <w:noProof/>
             <w:webHidden/>
           </w:rPr>
-          <w:instrText xml:space="preserve"> PAGEREF _Toc243948632 \h </w:instrText>
+          <w:instrText xml:space="preserve"> PAGEREF _Toc244091422 \h </w:instrText>
         </w:r>
         <w:r>
           <w:rPr>
@@ -2314,7 +2314,7 @@
           <w14:ligatures w14:val="standardContextual"/>
         </w:rPr>
       </w:pPr>
-      <w:hyperlink w:anchor="_Toc243948633" w:history="1">
+      <w:hyperlink w:anchor="_Toc244091423" w:history="1">
         <w:r>
           <w:rPr>
             <w:rStyle w:val="Hipervnculo"/>
@@ -2341,7 +2341,7 @@
             <w:noProof/>
             <w:webHidden/>
           </w:rPr>
-          <w:instrText xml:space="preserve"> PAGEREF _Toc243948633 \h </w:instrText>
+          <w:instrText xml:space="preserve"> PAGEREF _Toc244091423 \h </w:instrText>
         </w:r>
         <w:r>
           <w:rPr>
@@ -2384,7 +2384,7 @@
           <w14:ligatures w14:val="standardContextual"/>
         </w:rPr>
       </w:pPr>
-      <w:hyperlink w:anchor="_Toc243948634" w:history="1">
+      <w:hyperlink w:anchor="_Toc244091424" w:history="1">
         <w:r>
           <w:rPr>
             <w:rStyle w:val="Hipervnculo"/>
@@ -2411,7 +2411,7 @@
             <w:noProof/>
             <w:webHidden/>
           </w:rPr>
-          <w:instrText xml:space="preserve"> PAGEREF _Toc243948634 \h </w:instrText>
+          <w:instrText xml:space="preserve"> PAGEREF _Toc244091424 \h </w:instrText>
         </w:r>
         <w:r>
           <w:rPr>
@@ -2454,7 +2454,7 @@
           <w14:ligatures w14:val="standardContextual"/>
         </w:rPr>
       </w:pPr>
-      <w:hyperlink w:anchor="_Toc243948635" w:history="1">
+      <w:hyperlink w:anchor="_Toc244091425" w:history="1">
         <w:r>
           <w:rPr>
             <w:rStyle w:val="Hipervnculo"/>
@@ -2481,7 +2481,7 @@
             <w:noProof/>
             <w:webHidden/>
           </w:rPr>
-          <w:instrText xml:space="preserve"> PAGEREF _Toc243948635 \h </w:instrText>
+          <w:instrText xml:space="preserve"> PAGEREF _Toc244091425 \h </w:instrText>
         </w:r>
         <w:r>
           <w:rPr>
@@ -2524,7 +2524,7 @@
           <w14:ligatures w14:val="standardContextual"/>
         </w:rPr>
       </w:pPr>
-      <w:hyperlink w:anchor="_Toc243948636" w:history="1">
+      <w:hyperlink w:anchor="_Toc244091426" w:history="1">
         <w:r>
           <w:rPr>
             <w:rStyle w:val="Hipervnculo"/>
@@ -2551,7 +2551,7 @@
             <w:noProof/>
             <w:webHidden/>
           </w:rPr>
-          <w:instrText xml:space="preserve"> PAGEREF _Toc243948636 \h </w:instrText>
+          <w:instrText xml:space="preserve"> PAGEREF _Toc244091426 \h </w:instrText>
         </w:r>
         <w:r>
           <w:rPr>
@@ -2594,7 +2594,7 @@
           <w14:ligatures w14:val="standardContextual"/>
         </w:rPr>
       </w:pPr>
-      <w:hyperlink w:anchor="_Toc243948637" w:history="1">
+      <w:hyperlink w:anchor="_Toc244091427" w:history="1">
         <w:r>
           <w:rPr>
             <w:rStyle w:val="Hipervnculo"/>
@@ -2621,7 +2621,7 @@
             <w:noProof/>
             <w:webHidden/>
           </w:rPr>
-          <w:instrText xml:space="preserve"> PAGEREF _Toc243948637 \h </w:instrText>
+          <w:instrText xml:space="preserve"> PAGEREF _Toc244091427 \h </w:instrText>
         </w:r>
         <w:r>
           <w:rPr>
@@ -2667,7 +2667,7 @@
           <w14:ligatures w14:val="standardContextual"/>
         </w:rPr>
       </w:pPr>
-      <w:hyperlink w:anchor="_Toc243948638" w:history="1">
+      <w:hyperlink w:anchor="_Toc244091428" w:history="1">
         <w:r>
           <w:rPr>
             <w:rStyle w:val="Hipervnculo"/>
@@ -2694,7 +2694,7 @@
             <w:noProof/>
             <w:webHidden/>
           </w:rPr>
-          <w:instrText xml:space="preserve"> PAGEREF _Toc243948638 \h </w:instrText>
+          <w:instrText xml:space="preserve"> PAGEREF _Toc244091428 \h </w:instrText>
         </w:r>
         <w:r>
           <w:rPr>
@@ -2737,7 +2737,7 @@
           <w14:ligatures w14:val="standardContextual"/>
         </w:rPr>
       </w:pPr>
-      <w:hyperlink w:anchor="_Toc243948639" w:history="1">
+      <w:hyperlink w:anchor="_Toc244091429" w:history="1">
         <w:r>
           <w:rPr>
             <w:rStyle w:val="Hipervnculo"/>
@@ -2764,7 +2764,7 @@
             <w:noProof/>
             <w:webHidden/>
           </w:rPr>
-          <w:instrText xml:space="preserve"> PAGEREF _Toc243948639 \h </w:instrText>
+          <w:instrText xml:space="preserve"> PAGEREF _Toc244091429 \h </w:instrText>
         </w:r>
         <w:r>
           <w:rPr>
@@ -2807,7 +2807,7 @@
           <w14:ligatures w14:val="standardContextual"/>
         </w:rPr>
       </w:pPr>
-      <w:hyperlink w:anchor="_Toc243948640" w:history="1">
+      <w:hyperlink w:anchor="_Toc244091430" w:history="1">
         <w:r>
           <w:rPr>
             <w:rStyle w:val="Hipervnculo"/>
@@ -2834,7 +2834,7 @@
             <w:noProof/>
             <w:webHidden/>
           </w:rPr>
-          <w:instrText xml:space="preserve"> PAGEREF _Toc243948640 \h </w:instrText>
+          <w:instrText xml:space="preserve"> PAGEREF _Toc244091430 \h </w:instrText>
         </w:r>
         <w:r>
           <w:rPr>
@@ -2877,7 +2877,7 @@
           <w14:ligatures w14:val="standardContextual"/>
         </w:rPr>
       </w:pPr>
-      <w:hyperlink w:anchor="_Toc243948641" w:history="1">
+      <w:hyperlink w:anchor="_Toc244091431" w:history="1">
         <w:r>
           <w:rPr>
             <w:rStyle w:val="Hipervnculo"/>
@@ -2904,7 +2904,7 @@
             <w:noProof/>
             <w:webHidden/>
           </w:rPr>
-          <w:instrText xml:space="preserve"> PAGEREF _Toc243948641 \h </w:instrText>
+          <w:instrText xml:space="preserve"> PAGEREF _Toc244091431 \h </w:instrText>
         </w:r>
         <w:r>
           <w:rPr>
@@ -2947,7 +2947,7 @@
           <w14:ligatures w14:val="standardContextual"/>
         </w:rPr>
       </w:pPr>
-      <w:hyperlink w:anchor="_Toc243948642" w:history="1">
+      <w:hyperlink w:anchor="_Toc244091432" w:history="1">
         <w:r>
           <w:rPr>
             <w:rStyle w:val="Hipervnculo"/>
@@ -2974,7 +2974,7 @@
             <w:noProof/>
             <w:webHidden/>
           </w:rPr>
-          <w:instrText xml:space="preserve"> PAGEREF _Toc243948642 \h </w:instrText>
+          <w:instrText xml:space="preserve"> PAGEREF _Toc244091432 \h </w:instrText>
         </w:r>
         <w:r>
           <w:rPr>
@@ -3017,7 +3017,7 @@
           <w14:ligatures w14:val="standardContextual"/>
         </w:rPr>
       </w:pPr>
-      <w:hyperlink w:anchor="_Toc243948643" w:history="1">
+      <w:hyperlink w:anchor="_Toc244091433" w:history="1">
         <w:r>
           <w:rPr>
             <w:rStyle w:val="Hipervnculo"/>
@@ -3044,7 +3044,7 @@
             <w:noProof/>
             <w:webHidden/>
           </w:rPr>
-          <w:instrText xml:space="preserve"> PAGEREF _Toc243948643 \h </w:instrText>
+          <w:instrText xml:space="preserve"> PAGEREF _Toc244091433 \h </w:instrText>
         </w:r>
         <w:r>
           <w:rPr>
@@ -3087,7 +3087,7 @@
           <w14:ligatures w14:val="standardContextual"/>
         </w:rPr>
       </w:pPr>
-      <w:hyperlink w:anchor="_Toc243948644" w:history="1">
+      <w:hyperlink w:anchor="_Toc244091434" w:history="1">
         <w:r>
           <w:rPr>
             <w:rStyle w:val="Hipervnculo"/>
@@ -3114,7 +3114,7 @@
             <w:noProof/>
             <w:webHidden/>
           </w:rPr>
-          <w:instrText xml:space="preserve"> PAGEREF _Toc243948644 \h </w:instrText>
+          <w:instrText xml:space="preserve"> PAGEREF _Toc244091434 \h </w:instrText>
         </w:r>
         <w:r>
           <w:rPr>
@@ -3157,7 +3157,7 @@
           <w14:ligatures w14:val="standardContextual"/>
         </w:rPr>
       </w:pPr>
-      <w:hyperlink w:anchor="_Toc243948645" w:history="1">
+      <w:hyperlink w:anchor="_Toc244091435" w:history="1">
         <w:r>
           <w:rPr>
             <w:rStyle w:val="Hipervnculo"/>
@@ -3184,7 +3184,7 @@
             <w:noProof/>
             <w:webHidden/>
           </w:rPr>
-          <w:instrText xml:space="preserve"> PAGEREF _Toc243948645 \h </w:instrText>
+          <w:instrText xml:space="preserve"> PAGEREF _Toc244091435 \h </w:instrText>
         </w:r>
         <w:r>
           <w:rPr>
@@ -3227,7 +3227,7 @@
           <w14:ligatures w14:val="standardContextual"/>
         </w:rPr>
       </w:pPr>
-      <w:hyperlink w:anchor="_Toc243948646" w:history="1">
+      <w:hyperlink w:anchor="_Toc244091436" w:history="1">
         <w:r>
           <w:rPr>
             <w:rStyle w:val="Hipervnculo"/>
@@ -3254,7 +3254,7 @@
             <w:noProof/>
             <w:webHidden/>
           </w:rPr>
-          <w:instrText xml:space="preserve"> PAGEREF _Toc243948646 \h </w:instrText>
+          <w:instrText xml:space="preserve"> PAGEREF _Toc244091436 \h </w:instrText>
         </w:r>
         <w:r>
           <w:rPr>
@@ -3297,7 +3297,7 @@
           <w14:ligatures w14:val="standardContextual"/>
         </w:rPr>
       </w:pPr>
-      <w:hyperlink w:anchor="_Toc243948647" w:history="1">
+      <w:hyperlink w:anchor="_Toc244091437" w:history="1">
         <w:r>
           <w:rPr>
             <w:rStyle w:val="Hipervnculo"/>
@@ -3324,7 +3324,7 @@
             <w:noProof/>
             <w:webHidden/>
           </w:rPr>
-          <w:instrText xml:space="preserve"> PAGEREF _Toc243948647 \h </w:instrText>
+          <w:instrText xml:space="preserve"> PAGEREF _Toc244091437 \h </w:instrText>
         </w:r>
         <w:r>
           <w:rPr>
@@ -3367,7 +3367,7 @@
           <w14:ligatures w14:val="standardContextual"/>
         </w:rPr>
       </w:pPr>
-      <w:hyperlink w:anchor="_Toc243948648" w:history="1">
+      <w:hyperlink w:anchor="_Toc244091438" w:history="1">
         <w:r>
           <w:rPr>
             <w:rStyle w:val="Hipervnculo"/>
@@ -3394,7 +3394,7 @@
             <w:noProof/>
             <w:webHidden/>
           </w:rPr>
-          <w:instrText xml:space="preserve"> PAGEREF _Toc243948648 \h </w:instrText>
+          <w:instrText xml:space="preserve"> PAGEREF _Toc244091438 \h </w:instrText>
         </w:r>
         <w:r>
           <w:rPr>
@@ -3437,7 +3437,7 @@
           <w14:ligatures w14:val="standardContextual"/>
         </w:rPr>
       </w:pPr>
-      <w:hyperlink w:anchor="_Toc243948649" w:history="1">
+      <w:hyperlink w:anchor="_Toc244091439" w:history="1">
         <w:r>
           <w:rPr>
             <w:rStyle w:val="Hipervnculo"/>
@@ -3464,7 +3464,7 @@
             <w:noProof/>
             <w:webHidden/>
           </w:rPr>
-          <w:instrText xml:space="preserve"> PAGEREF _Toc243948649 \h </w:instrText>
+          <w:instrText xml:space="preserve"> PAGEREF _Toc244091439 \h </w:instrText>
         </w:r>
         <w:r>
           <w:rPr>
@@ -3507,7 +3507,7 @@
           <w14:ligatures w14:val="standardContextual"/>
         </w:rPr>
       </w:pPr>
-      <w:hyperlink w:anchor="_Toc243948650" w:history="1">
+      <w:hyperlink w:anchor="_Toc244091440" w:history="1">
         <w:r>
           <w:rPr>
             <w:rStyle w:val="Hipervnculo"/>
@@ -3534,7 +3534,7 @@
             <w:noProof/>
             <w:webHidden/>
           </w:rPr>
-          <w:instrText xml:space="preserve"> PAGEREF _Toc243948650 \h </w:instrText>
+          <w:instrText xml:space="preserve"> PAGEREF _Toc244091440 \h </w:instrText>
         </w:r>
         <w:r>
           <w:rPr>
@@ -3580,7 +3580,7 @@
           <w14:ligatures w14:val="standardContextual"/>
         </w:rPr>
       </w:pPr>
-      <w:hyperlink w:anchor="_Toc243948651" w:history="1">
+      <w:hyperlink w:anchor="_Toc244091441" w:history="1">
         <w:r>
           <w:rPr>
             <w:rStyle w:val="Hipervnculo"/>
@@ -3607,7 +3607,7 @@
             <w:noProof/>
             <w:webHidden/>
           </w:rPr>
-          <w:instrText xml:space="preserve"> PAGEREF _Toc243948651 \h </w:instrText>
+          <w:instrText xml:space="preserve"> PAGEREF _Toc244091441 \h </w:instrText>
         </w:r>
         <w:r>
           <w:rPr>
@@ -3650,7 +3650,7 @@
           <w14:ligatures w14:val="standardContextual"/>
         </w:rPr>
       </w:pPr>
-      <w:hyperlink w:anchor="_Toc243948652" w:history="1">
+      <w:hyperlink w:anchor="_Toc244091442" w:history="1">
         <w:r>
           <w:rPr>
             <w:rStyle w:val="Hipervnculo"/>
@@ -3677,7 +3677,7 @@
             <w:noProof/>
             <w:webHidden/>
           </w:rPr>
-          <w:instrText xml:space="preserve"> PAGEREF _Toc243948652 \h </w:instrText>
+          <w:instrText xml:space="preserve"> PAGEREF _Toc244091442 \h </w:instrText>
         </w:r>
         <w:r>
           <w:rPr>
@@ -3720,7 +3720,7 @@
           <w14:ligatures w14:val="standardContextual"/>
         </w:rPr>
       </w:pPr>
-      <w:hyperlink w:anchor="_Toc243948653" w:history="1">
+      <w:hyperlink w:anchor="_Toc244091443" w:history="1">
         <w:r>
           <w:rPr>
             <w:rStyle w:val="Hipervnculo"/>
@@ -3747,7 +3747,7 @@
             <w:noProof/>
             <w:webHidden/>
           </w:rPr>
-          <w:instrText xml:space="preserve"> PAGEREF _Toc243948653 \h </w:instrText>
+          <w:instrText xml:space="preserve"> PAGEREF _Toc244091443 \h </w:instrText>
         </w:r>
         <w:r>
           <w:rPr>
@@ -3790,7 +3790,7 @@
           <w14:ligatures w14:val="standardContextual"/>
         </w:rPr>
       </w:pPr>
-      <w:hyperlink w:anchor="_Toc243948654" w:history="1">
+      <w:hyperlink w:anchor="_Toc244091444" w:history="1">
         <w:r>
           <w:rPr>
             <w:rStyle w:val="Hipervnculo"/>
@@ -3817,7 +3817,7 @@
             <w:noProof/>
             <w:webHidden/>
           </w:rPr>
-          <w:instrText xml:space="preserve"> PAGEREF _Toc243948654 \h </w:instrText>
+          <w:instrText xml:space="preserve"> PAGEREF _Toc244091444 \h </w:instrText>
         </w:r>
         <w:r>
           <w:rPr>
@@ -3860,7 +3860,7 @@
           <w14:ligatures w14:val="standardContextual"/>
         </w:rPr>
       </w:pPr>
-      <w:hyperlink w:anchor="_Toc243948655" w:history="1">
+      <w:hyperlink w:anchor="_Toc244091445" w:history="1">
         <w:r>
           <w:rPr>
             <w:rStyle w:val="Hipervnculo"/>
@@ -3887,7 +3887,7 @@
             <w:noProof/>
             <w:webHidden/>
           </w:rPr>
-          <w:instrText xml:space="preserve"> PAGEREF _Toc243948655 \h </w:instrText>
+          <w:instrText xml:space="preserve"> PAGEREF _Toc244091445 \h </w:instrText>
         </w:r>
         <w:r>
           <w:rPr>
@@ -3930,7 +3930,7 @@
           <w14:ligatures w14:val="standardContextual"/>
         </w:rPr>
       </w:pPr>
-      <w:hyperlink w:anchor="_Toc243948656" w:history="1">
+      <w:hyperlink w:anchor="_Toc244091446" w:history="1">
         <w:r>
           <w:rPr>
             <w:rStyle w:val="Hipervnculo"/>
@@ -3957,7 +3957,7 @@
             <w:noProof/>
             <w:webHidden/>
           </w:rPr>
-          <w:instrText xml:space="preserve"> PAGEREF _Toc243948656 \h </w:instrText>
+          <w:instrText xml:space="preserve"> PAGEREF _Toc244091446 \h </w:instrText>
         </w:r>
         <w:r>
           <w:rPr>
@@ -4000,7 +4000,7 @@
           <w14:ligatures w14:val="standardContextual"/>
         </w:rPr>
       </w:pPr>
-      <w:hyperlink w:anchor="_Toc243948657" w:history="1">
+      <w:hyperlink w:anchor="_Toc244091447" w:history="1">
         <w:r>
           <w:rPr>
             <w:rStyle w:val="Hipervnculo"/>
@@ -4027,7 +4027,7 @@
             <w:noProof/>
             <w:webHidden/>
           </w:rPr>
-          <w:instrText xml:space="preserve"> PAGEREF _Toc243948657 \h </w:instrText>
+          <w:instrText xml:space="preserve"> PAGEREF _Toc244091447 \h </w:instrText>
         </w:r>
         <w:r>
           <w:rPr>
@@ -4073,7 +4073,7 @@
           <w14:ligatures w14:val="standardContextual"/>
         </w:rPr>
       </w:pPr>
-      <w:hyperlink w:anchor="_Toc243948658" w:history="1">
+      <w:hyperlink w:anchor="_Toc244091448" w:history="1">
         <w:r>
           <w:rPr>
             <w:rStyle w:val="Hipervnculo"/>
@@ -4100,7 +4100,7 @@
             <w:noProof/>
             <w:webHidden/>
           </w:rPr>
-          <w:instrText xml:space="preserve"> PAGEREF _Toc243948658 \h </w:instrText>
+          <w:instrText xml:space="preserve"> PAGEREF _Toc244091448 \h </w:instrText>
         </w:r>
         <w:r>
           <w:rPr>
@@ -4143,7 +4143,7 @@
           <w14:ligatures w14:val="standardContextual"/>
         </w:rPr>
       </w:pPr>
-      <w:hyperlink w:anchor="_Toc243948659" w:history="1">
+      <w:hyperlink w:anchor="_Toc244091449" w:history="1">
         <w:r>
           <w:rPr>
             <w:rStyle w:val="Hipervnculo"/>
@@ -4170,7 +4170,7 @@
             <w:noProof/>
             <w:webHidden/>
           </w:rPr>
-          <w:instrText xml:space="preserve"> PAGEREF _Toc243948659 \h </w:instrText>
+          <w:instrText xml:space="preserve"> PAGEREF _Toc244091449 \h </w:instrText>
         </w:r>
         <w:r>
           <w:rPr>
@@ -4213,7 +4213,7 @@
           <w14:ligatures w14:val="standardContextual"/>
         </w:rPr>
       </w:pPr>
-      <w:hyperlink w:anchor="_Toc243948660" w:history="1">
+      <w:hyperlink w:anchor="_Toc244091450" w:history="1">
         <w:r>
           <w:rPr>
             <w:rStyle w:val="Hipervnculo"/>
@@ -4240,7 +4240,7 @@
             <w:noProof/>
             <w:webHidden/>
           </w:rPr>
-          <w:instrText xml:space="preserve"> PAGEREF _Toc243948660 \h </w:instrText>
+          <w:instrText xml:space="preserve"> PAGEREF _Toc244091450 \h </w:instrText>
         </w:r>
         <w:r>
           <w:rPr>
@@ -4283,7 +4283,7 @@
           <w14:ligatures w14:val="standardContextual"/>
         </w:rPr>
       </w:pPr>
-      <w:hyperlink w:anchor="_Toc243948661" w:history="1">
+      <w:hyperlink w:anchor="_Toc244091451" w:history="1">
         <w:r>
           <w:rPr>
             <w:rStyle w:val="Hipervnculo"/>
@@ -4310,7 +4310,7 @@
             <w:noProof/>
             <w:webHidden/>
           </w:rPr>
-          <w:instrText xml:space="preserve"> PAGEREF _Toc243948661 \h </w:instrText>
+          <w:instrText xml:space="preserve"> PAGEREF _Toc244091451 \h </w:instrText>
         </w:r>
         <w:r>
           <w:rPr>
@@ -4353,7 +4353,7 @@
           <w14:ligatures w14:val="standardContextual"/>
         </w:rPr>
       </w:pPr>
-      <w:hyperlink w:anchor="_Toc243948662" w:history="1">
+      <w:hyperlink w:anchor="_Toc244091452" w:history="1">
         <w:r>
           <w:rPr>
             <w:rStyle w:val="Hipervnculo"/>
@@ -4380,7 +4380,7 @@
             <w:noProof/>
             <w:webHidden/>
           </w:rPr>
-          <w:instrText xml:space="preserve"> PAGEREF _Toc243948662 \h </w:instrText>
+          <w:instrText xml:space="preserve"> PAGEREF _Toc244091452 \h </w:instrText>
         </w:r>
         <w:r>
           <w:rPr>
@@ -4423,7 +4423,7 @@
           <w14:ligatures w14:val="standardContextual"/>
         </w:rPr>
       </w:pPr>
-      <w:hyperlink w:anchor="_Toc243948663" w:history="1">
+      <w:hyperlink w:anchor="_Toc244091453" w:history="1">
         <w:r>
           <w:rPr>
             <w:rStyle w:val="Hipervnculo"/>
@@ -4450,7 +4450,7 @@
             <w:noProof/>
             <w:webHidden/>
           </w:rPr>
-          <w:instrText xml:space="preserve"> PAGEREF _Toc243948663 \h </w:instrText>
+          <w:instrText xml:space="preserve"> PAGEREF _Toc244091453 \h </w:instrText>
         </w:r>
         <w:r>
           <w:rPr>
@@ -4493,7 +4493,7 @@
           <w14:ligatures w14:val="standardContextual"/>
         </w:rPr>
       </w:pPr>
-      <w:hyperlink w:anchor="_Toc243948664" w:history="1">
+      <w:hyperlink w:anchor="_Toc244091454" w:history="1">
         <w:r>
           <w:rPr>
             <w:rStyle w:val="Hipervnculo"/>
@@ -4520,7 +4520,7 @@
             <w:noProof/>
             <w:webHidden/>
           </w:rPr>
-          <w:instrText xml:space="preserve"> PAGEREF _Toc243948664 \h </w:instrText>
+          <w:instrText xml:space="preserve"> PAGEREF _Toc244091454 \h </w:instrText>
         </w:r>
         <w:r>
           <w:rPr>
@@ -4563,7 +4563,7 @@
           <w14:ligatures w14:val="standardContextual"/>
         </w:rPr>
       </w:pPr>
-      <w:hyperlink w:anchor="_Toc243948665" w:history="1">
+      <w:hyperlink w:anchor="_Toc244091455" w:history="1">
         <w:r>
           <w:rPr>
             <w:rStyle w:val="Hipervnculo"/>
@@ -4590,7 +4590,7 @@
             <w:noProof/>
             <w:webHidden/>
           </w:rPr>
-          <w:instrText xml:space="preserve"> PAGEREF _Toc243948665 \h </w:instrText>
+          <w:instrText xml:space="preserve"> PAGEREF _Toc244091455 \h </w:instrText>
         </w:r>
         <w:r>
           <w:rPr>
@@ -4633,7 +4633,7 @@
           <w14:ligatures w14:val="standardContextual"/>
         </w:rPr>
       </w:pPr>
-      <w:hyperlink w:anchor="_Toc243948666" w:history="1">
+      <w:hyperlink w:anchor="_Toc244091456" w:history="1">
         <w:r>
           <w:rPr>
             <w:rStyle w:val="Hipervnculo"/>
@@ -4660,7 +4660,7 @@
             <w:noProof/>
             <w:webHidden/>
           </w:rPr>
-          <w:instrText xml:space="preserve"> PAGEREF _Toc243948666 \h </w:instrText>
+          <w:instrText xml:space="preserve"> PAGEREF _Toc244091456 \h </w:instrText>
         </w:r>
         <w:r>
           <w:rPr>
@@ -4703,7 +4703,7 @@
           <w14:ligatures w14:val="standardContextual"/>
         </w:rPr>
       </w:pPr>
-      <w:hyperlink w:anchor="_Toc243948667" w:history="1">
+      <w:hyperlink w:anchor="_Toc244091457" w:history="1">
         <w:r>
           <w:rPr>
             <w:rStyle w:val="Hipervnculo"/>
@@ -4730,7 +4730,7 @@
             <w:noProof/>
             <w:webHidden/>
           </w:rPr>
-          <w:instrText xml:space="preserve"> PAGEREF _Toc243948667 \h </w:instrText>
+          <w:instrText xml:space="preserve"> PAGEREF _Toc244091457 \h </w:instrText>
         </w:r>
         <w:r>
           <w:rPr>
@@ -4773,7 +4773,7 @@
           <w14:ligatures w14:val="standardContextual"/>
         </w:rPr>
       </w:pPr>
-      <w:hyperlink w:anchor="_Toc243948668" w:history="1">
+      <w:hyperlink w:anchor="_Toc244091458" w:history="1">
         <w:r>
           <w:rPr>
             <w:rStyle w:val="Hipervnculo"/>
@@ -4800,7 +4800,7 @@
             <w:noProof/>
             <w:webHidden/>
           </w:rPr>
-          <w:instrText xml:space="preserve"> PAGEREF _Toc243948668 \h </w:instrText>
+          <w:instrText xml:space="preserve"> PAGEREF _Toc244091458 \h </w:instrText>
         </w:r>
         <w:r>
           <w:rPr>
@@ -4843,7 +4843,7 @@
           <w14:ligatures w14:val="standardContextual"/>
         </w:rPr>
       </w:pPr>
-      <w:hyperlink w:anchor="_Toc243948669" w:history="1">
+      <w:hyperlink w:anchor="_Toc244091459" w:history="1">
         <w:r>
           <w:rPr>
             <w:rStyle w:val="Hipervnculo"/>
@@ -4870,7 +4870,7 @@
             <w:noProof/>
             <w:webHidden/>
           </w:rPr>
-          <w:instrText xml:space="preserve"> PAGEREF _Toc243948669 \h </w:instrText>
+          <w:instrText xml:space="preserve"> PAGEREF _Toc244091459 \h </w:instrText>
         </w:r>
         <w:r>
           <w:rPr>
@@ -4913,7 +4913,7 @@
           <w14:ligatures w14:val="standardContextual"/>
         </w:rPr>
       </w:pPr>
-      <w:hyperlink w:anchor="_Toc243948670" w:history="1">
+      <w:hyperlink w:anchor="_Toc244091460" w:history="1">
         <w:r>
           <w:rPr>
             <w:rStyle w:val="Hipervnculo"/>
@@ -4940,7 +4940,7 @@
             <w:noProof/>
             <w:webHidden/>
           </w:rPr>
-          <w:instrText xml:space="preserve"> PAGEREF _Toc243948670 \h </w:instrText>
+          <w:instrText xml:space="preserve"> PAGEREF _Toc244091460 \h </w:instrText>
         </w:r>
         <w:r>
           <w:rPr>
@@ -4983,7 +4983,7 @@
           <w14:ligatures w14:val="standardContextual"/>
         </w:rPr>
       </w:pPr>
-      <w:hyperlink w:anchor="_Toc243948671" w:history="1">
+      <w:hyperlink w:anchor="_Toc244091461" w:history="1">
         <w:r>
           <w:rPr>
             <w:rStyle w:val="Hipervnculo"/>
@@ -5010,7 +5010,7 @@
             <w:noProof/>
             <w:webHidden/>
           </w:rPr>
-          <w:instrText xml:space="preserve"> PAGEREF _Toc243948671 \h </w:instrText>
+          <w:instrText xml:space="preserve"> PAGEREF _Toc244091461 \h </w:instrText>
         </w:r>
         <w:r>
           <w:rPr>
@@ -5053,7 +5053,7 @@
           <w14:ligatures w14:val="standardContextual"/>
         </w:rPr>
       </w:pPr>
-      <w:hyperlink w:anchor="_Toc243948672" w:history="1">
+      <w:hyperlink w:anchor="_Toc244091462" w:history="1">
         <w:r>
           <w:rPr>
             <w:rStyle w:val="Hipervnculo"/>
@@ -5080,7 +5080,7 @@
             <w:noProof/>
             <w:webHidden/>
           </w:rPr>
-          <w:instrText xml:space="preserve"> PAGEREF _Toc243948672 \h </w:instrText>
+          <w:instrText xml:space="preserve"> PAGEREF _Toc244091462 \h </w:instrText>
         </w:r>
         <w:r>
           <w:rPr>
@@ -5123,7 +5123,7 @@
           <w14:ligatures w14:val="standardContextual"/>
         </w:rPr>
       </w:pPr>
-      <w:hyperlink w:anchor="_Toc243948673" w:history="1">
+      <w:hyperlink w:anchor="_Toc244091463" w:history="1">
         <w:r>
           <w:rPr>
             <w:rStyle w:val="Hipervnculo"/>
@@ -5150,7 +5150,7 @@
             <w:noProof/>
             <w:webHidden/>
           </w:rPr>
-          <w:instrText xml:space="preserve"> PAGEREF _Toc243948673 \h </w:instrText>
+          <w:instrText xml:space="preserve"> PAGEREF _Toc244091463 \h </w:instrText>
         </w:r>
         <w:r>
           <w:rPr>
@@ -5193,7 +5193,7 @@
           <w14:ligatures w14:val="standardContextual"/>
         </w:rPr>
       </w:pPr>
-      <w:hyperlink w:anchor="_Toc243948674" w:history="1">
+      <w:hyperlink w:anchor="_Toc244091464" w:history="1">
         <w:r>
           <w:rPr>
             <w:rStyle w:val="Hipervnculo"/>
@@ -5220,7 +5220,7 @@
             <w:noProof/>
             <w:webHidden/>
           </w:rPr>
-          <w:instrText xml:space="preserve"> PAGEREF _Toc243948674 \h </w:instrText>
+          <w:instrText xml:space="preserve"> PAGEREF _Toc244091464 \h </w:instrText>
         </w:r>
         <w:r>
           <w:rPr>
@@ -5263,7 +5263,7 @@
           <w14:ligatures w14:val="standardContextual"/>
         </w:rPr>
       </w:pPr>
-      <w:hyperlink w:anchor="_Toc243948675" w:history="1">
+      <w:hyperlink w:anchor="_Toc244091465" w:history="1">
         <w:r>
           <w:rPr>
             <w:rStyle w:val="Hipervnculo"/>
@@ -5290,7 +5290,7 @@
             <w:noProof/>
             <w:webHidden/>
           </w:rPr>
-          <w:instrText xml:space="preserve"> PAGEREF _Toc243948675 \h </w:instrText>
+          <w:instrText xml:space="preserve"> PAGEREF _Toc244091465 \h </w:instrText>
         </w:r>
         <w:r>
           <w:rPr>
@@ -5333,7 +5333,7 @@
           <w14:ligatures w14:val="standardContextual"/>
         </w:rPr>
       </w:pPr>
-      <w:hyperlink w:anchor="_Toc243948676" w:history="1">
+      <w:hyperlink w:anchor="_Toc244091466" w:history="1">
         <w:r>
           <w:rPr>
             <w:rStyle w:val="Hipervnculo"/>
@@ -5360,7 +5360,7 @@
             <w:noProof/>
             <w:webHidden/>
           </w:rPr>
-          <w:instrText xml:space="preserve"> PAGEREF _Toc243948676 \h </w:instrText>
+          <w:instrText xml:space="preserve"> PAGEREF _Toc244091466 \h </w:instrText>
         </w:r>
         <w:r>
           <w:rPr>
@@ -5403,7 +5403,7 @@
           <w14:ligatures w14:val="standardContextual"/>
         </w:rPr>
       </w:pPr>
-      <w:hyperlink w:anchor="_Toc243948677" w:history="1">
+      <w:hyperlink w:anchor="_Toc244091467" w:history="1">
         <w:r>
           <w:rPr>
             <w:rStyle w:val="Hipervnculo"/>
@@ -5430,7 +5430,7 @@
             <w:noProof/>
             <w:webHidden/>
           </w:rPr>
-          <w:instrText xml:space="preserve"> PAGEREF _Toc243948677 \h </w:instrText>
+          <w:instrText xml:space="preserve"> PAGEREF _Toc244091467 \h </w:instrText>
         </w:r>
         <w:r>
           <w:rPr>
@@ -5476,7 +5476,7 @@
           <w14:ligatures w14:val="standardContextual"/>
         </w:rPr>
       </w:pPr>
-      <w:hyperlink w:anchor="_Toc243948678" w:history="1">
+      <w:hyperlink w:anchor="_Toc244091468" w:history="1">
         <w:r>
           <w:rPr>
             <w:rStyle w:val="Hipervnculo"/>
@@ -5503,7 +5503,7 @@
             <w:noProof/>
             <w:webHidden/>
           </w:rPr>
-          <w:instrText xml:space="preserve"> PAGEREF _Toc243948678 \h </w:instrText>
+          <w:instrText xml:space="preserve"> PAGEREF _Toc244091468 \h </w:instrText>
         </w:r>
         <w:r>
           <w:rPr>
@@ -5546,7 +5546,7 @@
           <w14:ligatures w14:val="standardContextual"/>
         </w:rPr>
       </w:pPr>
-      <w:hyperlink w:anchor="_Toc243948679" w:history="1">
+      <w:hyperlink w:anchor="_Toc244091469" w:history="1">
         <w:r>
           <w:rPr>
             <w:rStyle w:val="Hipervnculo"/>
@@ -5573,7 +5573,7 @@
             <w:noProof/>
             <w:webHidden/>
           </w:rPr>
-          <w:instrText xml:space="preserve"> PAGEREF _Toc243948679 \h </w:instrText>
+          <w:instrText xml:space="preserve"> PAGEREF _Toc244091469 \h </w:instrText>
         </w:r>
         <w:r>
           <w:rPr>
@@ -5616,7 +5616,7 @@
           <w14:ligatures w14:val="standardContextual"/>
         </w:rPr>
       </w:pPr>
-      <w:hyperlink w:anchor="_Toc243948680" w:history="1">
+      <w:hyperlink w:anchor="_Toc244091470" w:history="1">
         <w:r>
           <w:rPr>
             <w:rStyle w:val="Hipervnculo"/>
@@ -5643,7 +5643,7 @@
             <w:noProof/>
             <w:webHidden/>
           </w:rPr>
-          <w:instrText xml:space="preserve"> PAGEREF _Toc243948680 \h </w:instrText>
+          <w:instrText xml:space="preserve"> PAGEREF _Toc244091470 \h </w:instrText>
         </w:r>
         <w:r>
           <w:rPr>
@@ -5686,7 +5686,7 @@
           <w14:ligatures w14:val="standardContextual"/>
         </w:rPr>
       </w:pPr>
-      <w:hyperlink w:anchor="_Toc243948681" w:history="1">
+      <w:hyperlink w:anchor="_Toc244091471" w:history="1">
         <w:r>
           <w:rPr>
             <w:rStyle w:val="Hipervnculo"/>
@@ -5713,7 +5713,7 @@
             <w:noProof/>
             <w:webHidden/>
           </w:rPr>
-          <w:instrText xml:space="preserve"> PAGEREF _Toc243948681 \h </w:instrText>
+          <w:instrText xml:space="preserve"> PAGEREF _Toc244091471 \h </w:instrText>
         </w:r>
         <w:r>
           <w:rPr>
@@ -5756,7 +5756,7 @@
           <w14:ligatures w14:val="standardContextual"/>
         </w:rPr>
       </w:pPr>
-      <w:hyperlink w:anchor="_Toc243948682" w:history="1">
+      <w:hyperlink w:anchor="_Toc244091472" w:history="1">
         <w:r>
           <w:rPr>
             <w:rStyle w:val="Hipervnculo"/>
@@ -5783,7 +5783,7 @@
             <w:noProof/>
             <w:webHidden/>
           </w:rPr>
-          <w:instrText xml:space="preserve"> PAGEREF _Toc243948682 \h </w:instrText>
+          <w:instrText xml:space="preserve"> PAGEREF _Toc244091472 \h </w:instrText>
         </w:r>
         <w:r>
           <w:rPr>
@@ -5826,7 +5826,7 @@
           <w14:ligatures w14:val="standardContextual"/>
         </w:rPr>
       </w:pPr>
-      <w:hyperlink w:anchor="_Toc243948683" w:history="1">
+      <w:hyperlink w:anchor="_Toc244091473" w:history="1">
         <w:r>
           <w:rPr>
             <w:rStyle w:val="Hipervnculo"/>
@@ -5853,7 +5853,7 @@
             <w:noProof/>
             <w:webHidden/>
           </w:rPr>
-          <w:instrText xml:space="preserve"> PAGEREF _Toc243948683 \h </w:instrText>
+          <w:instrText xml:space="preserve"> PAGEREF _Toc244091473 \h </w:instrText>
         </w:r>
         <w:r>
           <w:rPr>
@@ -5896,7 +5896,7 @@
           <w14:ligatures w14:val="standardContextual"/>
         </w:rPr>
       </w:pPr>
-      <w:hyperlink w:anchor="_Toc243948684" w:history="1">
+      <w:hyperlink w:anchor="_Toc244091474" w:history="1">
         <w:r>
           <w:rPr>
             <w:rStyle w:val="Hipervnculo"/>
@@ -5923,7 +5923,7 @@
             <w:noProof/>
             <w:webHidden/>
           </w:rPr>
-          <w:instrText xml:space="preserve"> PAGEREF _Toc243948684 \h </w:instrText>
+          <w:instrText xml:space="preserve"> PAGEREF _Toc244091474 \h </w:instrText>
         </w:r>
         <w:r>
           <w:rPr>
@@ -5966,7 +5966,7 @@
           <w14:ligatures w14:val="standardContextual"/>
         </w:rPr>
       </w:pPr>
-      <w:hyperlink w:anchor="_Toc243948685" w:history="1">
+      <w:hyperlink w:anchor="_Toc244091475" w:history="1">
         <w:r>
           <w:rPr>
             <w:rStyle w:val="Hipervnculo"/>
@@ -5993,7 +5993,7 @@
             <w:noProof/>
             <w:webHidden/>
           </w:rPr>
-          <w:instrText xml:space="preserve"> PAGEREF _Toc243948685 \h </w:instrText>
+          <w:instrText xml:space="preserve"> PAGEREF _Toc244091475 \h </w:instrText>
         </w:r>
         <w:r>
           <w:rPr>
@@ -6036,7 +6036,7 @@
           <w14:ligatures w14:val="standardContextual"/>
         </w:rPr>
       </w:pPr>
-      <w:hyperlink w:anchor="_Toc243948686" w:history="1">
+      <w:hyperlink w:anchor="_Toc244091476" w:history="1">
         <w:r>
           <w:rPr>
             <w:rStyle w:val="Hipervnculo"/>
@@ -6063,7 +6063,7 @@
             <w:noProof/>
             <w:webHidden/>
           </w:rPr>
-          <w:instrText xml:space="preserve"> PAGEREF _Toc243948686 \h </w:instrText>
+          <w:instrText xml:space="preserve"> PAGEREF _Toc244091476 \h </w:instrText>
         </w:r>
         <w:r>
           <w:rPr>
@@ -6106,7 +6106,7 @@
           <w14:ligatures w14:val="standardContextual"/>
         </w:rPr>
       </w:pPr>
-      <w:hyperlink w:anchor="_Toc243948687" w:history="1">
+      <w:hyperlink w:anchor="_Toc244091477" w:history="1">
         <w:r>
           <w:rPr>
             <w:rStyle w:val="Hipervnculo"/>
@@ -6133,7 +6133,7 @@
             <w:noProof/>
             <w:webHidden/>
           </w:rPr>
-          <w:instrText xml:space="preserve"> PAGEREF _Toc243948687 \h </w:instrText>
+          <w:instrText xml:space="preserve"> PAGEREF _Toc244091477 \h </w:instrText>
         </w:r>
         <w:r>
           <w:rPr>
@@ -6176,7 +6176,7 @@
           <w14:ligatures w14:val="standardContextual"/>
         </w:rPr>
       </w:pPr>
-      <w:hyperlink w:anchor="_Toc243948688" w:history="1">
+      <w:hyperlink w:anchor="_Toc244091478" w:history="1">
         <w:r>
           <w:rPr>
             <w:rStyle w:val="Hipervnculo"/>
@@ -6203,7 +6203,7 @@
             <w:noProof/>
             <w:webHidden/>
           </w:rPr>
-          <w:instrText xml:space="preserve"> PAGEREF _Toc243948688 \h </w:instrText>
+          <w:instrText xml:space="preserve"> PAGEREF _Toc244091478 \h </w:instrText>
         </w:r>
         <w:r>
           <w:rPr>
@@ -6246,7 +6246,7 @@
           <w14:ligatures w14:val="standardContextual"/>
         </w:rPr>
       </w:pPr>
-      <w:hyperlink w:anchor="_Toc243948689" w:history="1">
+      <w:hyperlink w:anchor="_Toc244091479" w:history="1">
         <w:r>
           <w:rPr>
             <w:rStyle w:val="Hipervnculo"/>
@@ -6273,7 +6273,7 @@
             <w:noProof/>
             <w:webHidden/>
           </w:rPr>
-          <w:instrText xml:space="preserve"> PAGEREF _Toc243948689 \h </w:instrText>
+          <w:instrText xml:space="preserve"> PAGEREF _Toc244091479 \h </w:instrText>
         </w:r>
         <w:r>
           <w:rPr>
@@ -6316,7 +6316,7 @@
           <w14:ligatures w14:val="standardContextual"/>
         </w:rPr>
       </w:pPr>
-      <w:hyperlink w:anchor="_Toc243948690" w:history="1">
+      <w:hyperlink w:anchor="_Toc244091480" w:history="1">
         <w:r>
           <w:rPr>
             <w:rStyle w:val="Hipervnculo"/>
@@ -6343,7 +6343,7 @@
             <w:noProof/>
             <w:webHidden/>
           </w:rPr>
-          <w:instrText xml:space="preserve"> PAGEREF _Toc243948690 \h </w:instrText>
+          <w:instrText xml:space="preserve"> PAGEREF _Toc244091480 \h </w:instrText>
         </w:r>
         <w:r>
           <w:rPr>
@@ -6386,7 +6386,7 @@
           <w14:ligatures w14:val="standardContextual"/>
         </w:rPr>
       </w:pPr>
-      <w:hyperlink w:anchor="_Toc243948691" w:history="1">
+      <w:hyperlink w:anchor="_Toc244091481" w:history="1">
         <w:r>
           <w:rPr>
             <w:rStyle w:val="Hipervnculo"/>
@@ -6413,7 +6413,7 @@
             <w:noProof/>
             <w:webHidden/>
           </w:rPr>
-          <w:instrText xml:space="preserve"> PAGEREF _Toc243948691 \h </w:instrText>
+          <w:instrText xml:space="preserve"> PAGEREF _Toc244091481 \h </w:instrText>
         </w:r>
         <w:r>
           <w:rPr>
@@ -6456,7 +6456,7 @@
           <w14:ligatures w14:val="standardContextual"/>
         </w:rPr>
       </w:pPr>
-      <w:hyperlink w:anchor="_Toc243948692" w:history="1">
+      <w:hyperlink w:anchor="_Toc244091482" w:history="1">
         <w:r>
           <w:rPr>
             <w:rStyle w:val="Hipervnculo"/>
@@ -6483,7 +6483,7 @@
             <w:noProof/>
             <w:webHidden/>
           </w:rPr>
-          <w:instrText xml:space="preserve"> PAGEREF _Toc243948692 \h </w:instrText>
+          <w:instrText xml:space="preserve"> PAGEREF _Toc244091482 \h </w:instrText>
         </w:r>
         <w:r>
           <w:rPr>
@@ -6529,7 +6529,7 @@
           <w14:ligatures w14:val="standardContextual"/>
         </w:rPr>
       </w:pPr>
-      <w:hyperlink w:anchor="_Toc243948693" w:history="1">
+      <w:hyperlink w:anchor="_Toc244091483" w:history="1">
         <w:r>
           <w:rPr>
             <w:rStyle w:val="Hipervnculo"/>
@@ -6556,7 +6556,7 @@
             <w:noProof/>
             <w:webHidden/>
           </w:rPr>
-          <w:instrText xml:space="preserve"> PAGEREF _Toc243948693 \h </w:instrText>
+          <w:instrText xml:space="preserve"> PAGEREF _Toc244091483 \h </w:instrText>
         </w:r>
         <w:r>
           <w:rPr>
@@ -6599,7 +6599,7 @@
           <w14:ligatures w14:val="standardContextual"/>
         </w:rPr>
       </w:pPr>
-      <w:hyperlink w:anchor="_Toc243948694" w:history="1">
+      <w:hyperlink w:anchor="_Toc244091484" w:history="1">
         <w:r>
           <w:rPr>
             <w:rStyle w:val="Hipervnculo"/>
@@ -6626,7 +6626,7 @@
             <w:noProof/>
             <w:webHidden/>
           </w:rPr>
-          <w:instrText xml:space="preserve"> PAGEREF _Toc243948694 \h </w:instrText>
+          <w:instrText xml:space="preserve"> PAGEREF _Toc244091484 \h </w:instrText>
         </w:r>
         <w:r>
           <w:rPr>
@@ -6669,7 +6669,7 @@
           <w14:ligatures w14:val="standardContextual"/>
         </w:rPr>
       </w:pPr>
-      <w:hyperlink w:anchor="_Toc243948695" w:history="1">
+      <w:hyperlink w:anchor="_Toc244091485" w:history="1">
         <w:r>
           <w:rPr>
             <w:rStyle w:val="Hipervnculo"/>
@@ -6696,7 +6696,7 @@
             <w:noProof/>
             <w:webHidden/>
           </w:rPr>
-          <w:instrText xml:space="preserve"> PAGEREF _Toc243948695 \h </w:instrText>
+          <w:instrText xml:space="preserve"> PAGEREF _Toc244091485 \h </w:instrText>
         </w:r>
         <w:r>
           <w:rPr>
@@ -6739,7 +6739,7 @@
           <w14:ligatures w14:val="standardContextual"/>
         </w:rPr>
       </w:pPr>
-      <w:hyperlink w:anchor="_Toc243948696" w:history="1">
+      <w:hyperlink w:anchor="_Toc244091486" w:history="1">
         <w:r>
           <w:rPr>
             <w:rStyle w:val="Hipervnculo"/>
@@ -6766,7 +6766,7 @@
             <w:noProof/>
             <w:webHidden/>
           </w:rPr>
-          <w:instrText xml:space="preserve"> PAGEREF _Toc243948696 \h </w:instrText>
+          <w:instrText xml:space="preserve"> PAGEREF _Toc244091486 \h </w:instrText>
         </w:r>
         <w:r>
           <w:rPr>
@@ -6809,7 +6809,7 @@
           <w14:ligatures w14:val="standardContextual"/>
         </w:rPr>
       </w:pPr>
-      <w:hyperlink w:anchor="_Toc243948697" w:history="1">
+      <w:hyperlink w:anchor="_Toc244091487" w:history="1">
         <w:r>
           <w:rPr>
             <w:rStyle w:val="Hipervnculo"/>
@@ -6836,7 +6836,7 @@
             <w:noProof/>
             <w:webHidden/>
           </w:rPr>
-          <w:instrText xml:space="preserve"> PAGEREF _Toc243948697 \h </w:instrText>
+          <w:instrText xml:space="preserve"> PAGEREF _Toc244091487 \h </w:instrText>
         </w:r>
         <w:r>
           <w:rPr>
@@ -6879,7 +6879,7 @@
           <w14:ligatures w14:val="standardContextual"/>
         </w:rPr>
       </w:pPr>
-      <w:hyperlink w:anchor="_Toc243948698" w:history="1">
+      <w:hyperlink w:anchor="_Toc244091488" w:history="1">
         <w:r>
           <w:rPr>
             <w:rStyle w:val="Hipervnculo"/>
@@ -6906,7 +6906,7 @@
             <w:noProof/>
             <w:webHidden/>
           </w:rPr>
-          <w:instrText xml:space="preserve"> PAGEREF _Toc243948698 \h </w:instrText>
+          <w:instrText xml:space="preserve"> PAGEREF _Toc244091488 \h </w:instrText>
         </w:r>
         <w:r>
           <w:rPr>
@@ -6952,7 +6952,7 @@
           <w14:ligatures w14:val="standardContextual"/>
         </w:rPr>
       </w:pPr>
-      <w:hyperlink w:anchor="_Toc243948699" w:history="1">
+      <w:hyperlink w:anchor="_Toc244091489" w:history="1">
         <w:r>
           <w:rPr>
             <w:rStyle w:val="Hipervnculo"/>
@@ -6979,7 +6979,7 @@
             <w:noProof/>
             <w:webHidden/>
           </w:rPr>
-          <w:instrText xml:space="preserve"> PAGEREF _Toc243948699 \h </w:instrText>
+          <w:instrText xml:space="preserve"> PAGEREF _Toc244091489 \h </w:instrText>
         </w:r>
         <w:r>
           <w:rPr>
@@ -7022,7 +7022,7 @@
           <w14:ligatures w14:val="standardContextual"/>
         </w:rPr>
       </w:pPr>
-      <w:hyperlink w:anchor="_Toc243948700" w:history="1">
+      <w:hyperlink w:anchor="_Toc244091490" w:history="1">
         <w:r>
           <w:rPr>
             <w:rStyle w:val="Hipervnculo"/>
@@ -7049,7 +7049,7 @@
             <w:noProof/>
             <w:webHidden/>
           </w:rPr>
-          <w:instrText xml:space="preserve"> PAGEREF _Toc243948700 \h </w:instrText>
+          <w:instrText xml:space="preserve"> PAGEREF _Toc244091490 \h </w:instrText>
         </w:r>
         <w:r>
           <w:rPr>
@@ -7092,7 +7092,7 @@
           <w14:ligatures w14:val="standardContextual"/>
         </w:rPr>
       </w:pPr>
-      <w:hyperlink w:anchor="_Toc243948701" w:history="1">
+      <w:hyperlink w:anchor="_Toc244091491" w:history="1">
         <w:r>
           <w:rPr>
             <w:rStyle w:val="Hipervnculo"/>
@@ -7119,7 +7119,7 @@
             <w:noProof/>
             <w:webHidden/>
           </w:rPr>
-          <w:instrText xml:space="preserve"> PAGEREF _Toc243948701 \h </w:instrText>
+          <w:instrText xml:space="preserve"> PAGEREF _Toc244091491 \h </w:instrText>
         </w:r>
         <w:r>
           <w:rPr>
@@ -7162,7 +7162,7 @@
           <w14:ligatures w14:val="standardContextual"/>
         </w:rPr>
       </w:pPr>
-      <w:hyperlink w:anchor="_Toc243948702" w:history="1">
+      <w:hyperlink w:anchor="_Toc244091492" w:history="1">
         <w:r>
           <w:rPr>
             <w:rStyle w:val="Hipervnculo"/>
@@ -7189,7 +7189,7 @@
             <w:noProof/>
             <w:webHidden/>
           </w:rPr>
-          <w:instrText xml:space="preserve"> PAGEREF _Toc243948702 \h </w:instrText>
+          <w:instrText xml:space="preserve"> PAGEREF _Toc244091492 \h </w:instrText>
         </w:r>
         <w:r>
           <w:rPr>
@@ -7232,7 +7232,7 @@
           <w14:ligatures w14:val="standardContextual"/>
         </w:rPr>
       </w:pPr>
-      <w:hyperlink w:anchor="_Toc243948703" w:history="1">
+      <w:hyperlink w:anchor="_Toc244091493" w:history="1">
         <w:r>
           <w:rPr>
             <w:rStyle w:val="Hipervnculo"/>
@@ -7259,7 +7259,7 @@
             <w:noProof/>
             <w:webHidden/>
           </w:rPr>
-          <w:instrText xml:space="preserve"> PAGEREF _Toc243948703 \h </w:instrText>
+          <w:instrText xml:space="preserve"> PAGEREF _Toc244091493 \h </w:instrText>
         </w:r>
         <w:r>
           <w:rPr>
@@ -7302,7 +7302,7 @@
           <w14:ligatures w14:val="standardContextual"/>
         </w:rPr>
       </w:pPr>
-      <w:hyperlink w:anchor="_Toc243948704" w:history="1">
+      <w:hyperlink w:anchor="_Toc244091494" w:history="1">
         <w:r>
           <w:rPr>
             <w:rStyle w:val="Hipervnculo"/>
@@ -7329,7 +7329,7 @@
             <w:noProof/>
             <w:webHidden/>
           </w:rPr>
-          <w:instrText xml:space="preserve"> PAGEREF _Toc243948704 \h </w:instrText>
+          <w:instrText xml:space="preserve"> PAGEREF _Toc244091494 \h </w:instrText>
         </w:r>
         <w:r>
           <w:rPr>
@@ -7375,7 +7375,7 @@
           <w14:ligatures w14:val="standardContextual"/>
         </w:rPr>
       </w:pPr>
-      <w:hyperlink w:anchor="_Toc243948705" w:history="1">
+      <w:hyperlink w:anchor="_Toc244091495" w:history="1">
         <w:r>
           <w:rPr>
             <w:rStyle w:val="Hipervnculo"/>
@@ -7411,7 +7411,7 @@
             <w:noProof/>
             <w:webHidden/>
           </w:rPr>
-          <w:instrText xml:space="preserve"> PAGEREF _Toc243948705 \h </w:instrText>
+          <w:instrText xml:space="preserve"> PAGEREF _Toc244091495 \h </w:instrText>
         </w:r>
         <w:r>
           <w:rPr>
@@ -7454,7 +7454,7 @@
           <w14:ligatures w14:val="standardContextual"/>
         </w:rPr>
       </w:pPr>
-      <w:hyperlink w:anchor="_Toc243948706" w:history="1">
+      <w:hyperlink w:anchor="_Toc244091496" w:history="1">
         <w:r>
           <w:rPr>
             <w:rStyle w:val="Hipervnculo"/>
@@ -7481,7 +7481,7 @@
             <w:noProof/>
             <w:webHidden/>
           </w:rPr>
-          <w:instrText xml:space="preserve"> PAGEREF _Toc243948706 \h </w:instrText>
+          <w:instrText xml:space="preserve"> PAGEREF _Toc244091496 \h </w:instrText>
         </w:r>
         <w:r>
           <w:rPr>
@@ -7524,7 +7524,7 @@
           <w14:ligatures w14:val="standardContextual"/>
         </w:rPr>
       </w:pPr>
-      <w:hyperlink w:anchor="_Toc243948707" w:history="1">
+      <w:hyperlink w:anchor="_Toc244091497" w:history="1">
         <w:r>
           <w:rPr>
             <w:rStyle w:val="Hipervnculo"/>
@@ -7551,7 +7551,7 @@
             <w:noProof/>
             <w:webHidden/>
           </w:rPr>
-          <w:instrText xml:space="preserve"> PAGEREF _Toc243948707 \h </w:instrText>
+          <w:instrText xml:space="preserve"> PAGEREF _Toc244091497 \h </w:instrText>
         </w:r>
         <w:r>
           <w:rPr>
@@ -7594,7 +7594,7 @@
           <w14:ligatures w14:val="standardContextual"/>
         </w:rPr>
       </w:pPr>
-      <w:hyperlink w:anchor="_Toc243948708" w:history="1">
+      <w:hyperlink w:anchor="_Toc244091498" w:history="1">
         <w:r>
           <w:rPr>
             <w:rStyle w:val="Hipervnculo"/>
@@ -7621,7 +7621,7 @@
             <w:noProof/>
             <w:webHidden/>
           </w:rPr>
-          <w:instrText xml:space="preserve"> PAGEREF _Toc243948708 \h </w:instrText>
+          <w:instrText xml:space="preserve"> PAGEREF _Toc244091498 \h </w:instrText>
         </w:r>
         <w:r>
           <w:rPr>
@@ -7664,7 +7664,7 @@
           <w14:ligatures w14:val="standardContextual"/>
         </w:rPr>
       </w:pPr>
-      <w:hyperlink w:anchor="_Toc243948709" w:history="1">
+      <w:hyperlink w:anchor="_Toc244091499" w:history="1">
         <w:r>
           <w:rPr>
             <w:rStyle w:val="Hipervnculo"/>
@@ -7691,7 +7691,7 @@
             <w:noProof/>
             <w:webHidden/>
           </w:rPr>
-          <w:instrText xml:space="preserve"> PAGEREF _Toc243948709 \h </w:instrText>
+          <w:instrText xml:space="preserve"> PAGEREF _Toc244091499 \h </w:instrText>
         </w:r>
         <w:r>
           <w:rPr>
@@ -7734,7 +7734,7 @@
           <w14:ligatures w14:val="standardContextual"/>
         </w:rPr>
       </w:pPr>
-      <w:hyperlink w:anchor="_Toc243948710" w:history="1">
+      <w:hyperlink w:anchor="_Toc244091500" w:history="1">
         <w:r>
           <w:rPr>
             <w:rStyle w:val="Hipervnculo"/>
@@ -7761,7 +7761,7 @@
             <w:noProof/>
             <w:webHidden/>
           </w:rPr>
-          <w:instrText xml:space="preserve"> PAGEREF _Toc243948710 \h </w:instrText>
+          <w:instrText xml:space="preserve"> PAGEREF _Toc244091500 \h </w:instrText>
         </w:r>
         <w:r>
           <w:rPr>
@@ -7807,7 +7807,7 @@
           <w14:ligatures w14:val="standardContextual"/>
         </w:rPr>
       </w:pPr>
-      <w:hyperlink w:anchor="_Toc243948711" w:history="1">
+      <w:hyperlink w:anchor="_Toc244091501" w:history="1">
         <w:r>
           <w:rPr>
             <w:rStyle w:val="Hipervnculo"/>
@@ -7834,7 +7834,7 @@
             <w:noProof/>
             <w:webHidden/>
           </w:rPr>
-          <w:instrText xml:space="preserve"> PAGEREF _Toc243948711 \h </w:instrText>
+          <w:instrText xml:space="preserve"> PAGEREF _Toc244091501 \h </w:instrText>
         </w:r>
         <w:r>
           <w:rPr>
@@ -7877,7 +7877,7 @@
           <w14:ligatures w14:val="standardContextual"/>
         </w:rPr>
       </w:pPr>
-      <w:hyperlink w:anchor="_Toc243948712" w:history="1">
+      <w:hyperlink w:anchor="_Toc244091502" w:history="1">
         <w:r>
           <w:rPr>
             <w:rStyle w:val="Hipervnculo"/>
@@ -7904,7 +7904,7 @@
             <w:noProof/>
             <w:webHidden/>
           </w:rPr>
-          <w:instrText xml:space="preserve"> PAGEREF _Toc243948712 \h </w:instrText>
+          <w:instrText xml:space="preserve"> PAGEREF _Toc244091502 \h </w:instrText>
         </w:r>
         <w:r>
           <w:rPr>
@@ -7950,7 +7950,7 @@
           <w14:ligatures w14:val="standardContextual"/>
         </w:rPr>
       </w:pPr>
-      <w:hyperlink w:anchor="_Toc243948713" w:history="1">
+      <w:hyperlink w:anchor="_Toc244091503" w:history="1">
         <w:r>
           <w:rPr>
             <w:rStyle w:val="Hipervnculo"/>
@@ -7977,7 +7977,7 @@
             <w:noProof/>
             <w:webHidden/>
           </w:rPr>
-          <w:instrText xml:space="preserve"> PAGEREF _Toc243948713 \h </w:instrText>
+          <w:instrText xml:space="preserve"> PAGEREF _Toc244091503 \h </w:instrText>
         </w:r>
         <w:r>
           <w:rPr>
@@ -8376,7 +8376,7 @@
         <w:pStyle w:val="Ttulo1"/>
       </w:pPr>
       <w:bookmarkStart w:id="0" w:name="_ad9e25c8626cd57ecdce5548ccf29c0d11fa207"/>
-      <w:bookmarkStart w:id="1" w:name="_Toc243948606"/>
+      <w:bookmarkStart w:id="1" w:name="_Toc244091396"/>
       <w:r>
         <w:lastRenderedPageBreak/>
         <w:t xml:space="preserve">Módulo 0 — Plataforma: clínicas, planes y suscripción </w:t>
@@ -8395,7 +8395,7 @@
         <w:pStyle w:val="Ttulo2"/>
       </w:pPr>
       <w:bookmarkStart w:id="2" w:name="_1eb36715c186f58cce98281b1b189d20510db73"/>
-      <w:bookmarkStart w:id="3" w:name="_Toc243948607"/>
+      <w:bookmarkStart w:id="3" w:name="_Toc244091397"/>
       <w:r>
         <w:t>HU-0.1 — Registrar una clínica (self-service)</w:t>
       </w:r>
@@ -9338,7 +9338,7 @@
         <w:pStyle w:val="Ttulo2"/>
       </w:pPr>
       <w:bookmarkStart w:id="4" w:name="_802afc2bac434eff8b2fd18354a2e26d7a1818b"/>
-      <w:bookmarkStart w:id="5" w:name="_Toc243948608"/>
+      <w:bookmarkStart w:id="5" w:name="_Toc244091398"/>
       <w:bookmarkEnd w:id="2"/>
       <w:r>
         <w:t>HU-0.2 — Verificar el correo y activar la clínica</w:t>
@@ -9881,7 +9881,7 @@
         <w:pStyle w:val="Ttulo2"/>
       </w:pPr>
       <w:bookmarkStart w:id="6" w:name="_bb7346f7e0c84a0526cc1b09dcf7185b4de9ba6"/>
-      <w:bookmarkStart w:id="7" w:name="_Toc243948609"/>
+      <w:bookmarkStart w:id="7" w:name="_Toc244091399"/>
       <w:bookmarkEnd w:id="4"/>
       <w:r>
         <w:lastRenderedPageBreak/>
@@ -10611,7 +10611,7 @@
         <w:pStyle w:val="Ttulo2"/>
       </w:pPr>
       <w:bookmarkStart w:id="8" w:name="_81995397ba8e62ea0a492c5a03eed8bb24e762a"/>
-      <w:bookmarkStart w:id="9" w:name="_Toc243948610"/>
+      <w:bookmarkStart w:id="9" w:name="_Toc244091400"/>
       <w:bookmarkEnd w:id="6"/>
       <w:r>
         <w:lastRenderedPageBreak/>
@@ -11327,7 +11327,7 @@
         <w:pStyle w:val="Ttulo2"/>
       </w:pPr>
       <w:bookmarkStart w:id="10" w:name="_7e8f3608e8fc52636cb9cbad9cf55731ae6c539"/>
-      <w:bookmarkStart w:id="11" w:name="_Toc243948611"/>
+      <w:bookmarkStart w:id="11" w:name="_Toc244091401"/>
       <w:bookmarkEnd w:id="8"/>
       <w:r>
         <w:t>HU-0.5 — Suscripción, pagos y congelación por mora</w:t>
@@ -13626,7 +13626,7 @@
         <w:pStyle w:val="Ttulo1"/>
       </w:pPr>
       <w:bookmarkStart w:id="12" w:name="_3f52c9db5995a4dc1e731f6d8cd57f262bab040"/>
-      <w:bookmarkStart w:id="13" w:name="_Toc243948612"/>
+      <w:bookmarkStart w:id="13" w:name="_Toc244091402"/>
       <w:bookmarkEnd w:id="0"/>
       <w:bookmarkEnd w:id="10"/>
       <w:r>
@@ -13640,7 +13640,7 @@
         <w:pStyle w:val="Ttulo2"/>
       </w:pPr>
       <w:bookmarkStart w:id="14" w:name="_76f4ca07816b696a7e21234a3fd245066d4202e"/>
-      <w:bookmarkStart w:id="15" w:name="_Toc243948613"/>
+      <w:bookmarkStart w:id="15" w:name="_Toc244091403"/>
       <w:r>
         <w:t>HU-T.1 — Iniciar sesión y autenticación</w:t>
       </w:r>
@@ -14173,7 +14173,7 @@
         <w:pStyle w:val="Ttulo2"/>
       </w:pPr>
       <w:bookmarkStart w:id="16" w:name="_08f5c8e95117bf9bc16117a780f642084f0c149"/>
-      <w:bookmarkStart w:id="17" w:name="_Toc243948614"/>
+      <w:bookmarkStart w:id="17" w:name="_Toc244091404"/>
       <w:bookmarkEnd w:id="14"/>
       <w:r>
         <w:t>HU-T.2 — Cambiar mi contraseña</w:t>
@@ -14724,7 +14724,7 @@
         <w:pStyle w:val="Ttulo2"/>
       </w:pPr>
       <w:bookmarkStart w:id="18" w:name="_44f513b1e95bac8cbf132f88a3649b6be2902d9"/>
-      <w:bookmarkStart w:id="19" w:name="_Toc243948615"/>
+      <w:bookmarkStart w:id="19" w:name="_Toc244091405"/>
       <w:bookmarkEnd w:id="16"/>
       <w:r>
         <w:lastRenderedPageBreak/>
@@ -15178,7 +15178,7 @@
         <w:pStyle w:val="Ttulo2"/>
       </w:pPr>
       <w:bookmarkStart w:id="20" w:name="_1eded849c0926854c498005f8a93458b9d7a2d8"/>
-      <w:bookmarkStart w:id="21" w:name="_Toc243948616"/>
+      <w:bookmarkStart w:id="21" w:name="_Toc244091406"/>
       <w:bookmarkEnd w:id="18"/>
       <w:r>
         <w:t>HU-T.4 — Cerrar sesión</w:t>
@@ -15550,7 +15550,7 @@
         <w:pStyle w:val="Ttulo2"/>
       </w:pPr>
       <w:bookmarkStart w:id="22" w:name="_def34846ffbe39a85a6bd6a22079f6d076a01a9"/>
-      <w:bookmarkStart w:id="23" w:name="_Toc243948617"/>
+      <w:bookmarkStart w:id="23" w:name="_Toc244091407"/>
       <w:bookmarkEnd w:id="20"/>
       <w:r>
         <w:lastRenderedPageBreak/>
@@ -16446,7 +16446,7 @@
         <w:pStyle w:val="Ttulo2"/>
       </w:pPr>
       <w:bookmarkStart w:id="24" w:name="_37603926653c908321bb7c7e9ea1991584cc3b8"/>
-      <w:bookmarkStart w:id="25" w:name="_Toc243948618"/>
+      <w:bookmarkStart w:id="25" w:name="_Toc244091408"/>
       <w:bookmarkEnd w:id="22"/>
       <w:r>
         <w:lastRenderedPageBreak/>
@@ -16900,7 +16900,7 @@
         <w:pStyle w:val="Ttulo2"/>
       </w:pPr>
       <w:bookmarkStart w:id="26" w:name="_5605fb9a7931d45a4bf5dc8e3e653d18c531f06"/>
-      <w:bookmarkStart w:id="27" w:name="_Toc243948619"/>
+      <w:bookmarkStart w:id="27" w:name="_Toc244091409"/>
       <w:bookmarkEnd w:id="24"/>
       <w:r>
         <w:t>HU-T.7 — Gestión de usuarios del sistema</w:t>
@@ -17444,7 +17444,7 @@
         <w:pStyle w:val="Ttulo2"/>
       </w:pPr>
       <w:bookmarkStart w:id="28" w:name="_cca84937acbaa5cdc69c436564f31a3800184ab"/>
-      <w:bookmarkStart w:id="29" w:name="_Toc243948620"/>
+      <w:bookmarkStart w:id="29" w:name="_Toc244091410"/>
       <w:bookmarkEnd w:id="26"/>
       <w:r>
         <w:lastRenderedPageBreak/>
@@ -17898,7 +17898,7 @@
         <w:pStyle w:val="Ttulo2"/>
       </w:pPr>
       <w:bookmarkStart w:id="30" w:name="_cb462f816148050ba0d7aac8f53a2b5b0cb7780"/>
-      <w:bookmarkStart w:id="31" w:name="_Toc243948621"/>
+      <w:bookmarkStart w:id="31" w:name="_Toc244091411"/>
       <w:bookmarkEnd w:id="28"/>
       <w:r>
         <w:t>HU-T.9 — Backup automático de la base de datos</w:t>
@@ -18351,7 +18351,7 @@
         <w:pStyle w:val="Ttulo2"/>
       </w:pPr>
       <w:bookmarkStart w:id="32" w:name="_276f5e9a65ab31ebb82d9356073ee60ffcf6855"/>
-      <w:bookmarkStart w:id="33" w:name="_Toc243948622"/>
+      <w:bookmarkStart w:id="33" w:name="_Toc244091412"/>
       <w:bookmarkEnd w:id="30"/>
       <w:r>
         <w:t>HU-T.10 — Autorización central por rol (RBAC real)</w:t>
@@ -18724,7 +18724,7 @@
         <w:pStyle w:val="Ttulo2"/>
       </w:pPr>
       <w:bookmarkStart w:id="34" w:name="_0a3f455f956dae02c245ad32e3cc926290783ce"/>
-      <w:bookmarkStart w:id="35" w:name="_Toc243948623"/>
+      <w:bookmarkStart w:id="35" w:name="_Toc244091413"/>
       <w:bookmarkEnd w:id="32"/>
       <w:r>
         <w:t>HU-T.11 — Corregir escalada de privilegios y proteger al último admin</w:t>
@@ -19096,7 +19096,7 @@
         <w:pStyle w:val="Ttulo2"/>
       </w:pPr>
       <w:bookmarkStart w:id="36" w:name="_5106da541d290f3488d79d8c1e91fe390d48e5c"/>
-      <w:bookmarkStart w:id="37" w:name="_Toc243948624"/>
+      <w:bookmarkStart w:id="37" w:name="_Toc244091414"/>
       <w:bookmarkEnd w:id="34"/>
       <w:r>
         <w:t>HU-T.12 — Política de contraseñas, verificación de correo y OAuth seguro</w:t>
@@ -19468,7 +19468,7 @@
         <w:pStyle w:val="Ttulo2"/>
       </w:pPr>
       <w:bookmarkStart w:id="38" w:name="_cf252b72ca6ea71f1a7c3543a5c83f78bbff9ee"/>
-      <w:bookmarkStart w:id="39" w:name="_Toc243948625"/>
+      <w:bookmarkStart w:id="39" w:name="_Toc244091415"/>
       <w:bookmarkEnd w:id="36"/>
       <w:r>
         <w:lastRenderedPageBreak/>
@@ -20010,7 +20010,7 @@
         <w:pStyle w:val="Ttulo2"/>
       </w:pPr>
       <w:bookmarkStart w:id="40" w:name="_37cade07514fa6d0623cee7537c5f68cab00cfd"/>
-      <w:bookmarkStart w:id="41" w:name="_Toc243948626"/>
+      <w:bookmarkStart w:id="41" w:name="_Toc244091416"/>
       <w:bookmarkEnd w:id="38"/>
       <w:r>
         <w:t>HU-T.14 — Restablecer la contraseña de un usuario (administrador)</w:t>
@@ -20382,7 +20382,7 @@
         <w:pStyle w:val="Ttulo2"/>
       </w:pPr>
       <w:bookmarkStart w:id="42" w:name="_09522c4444a8bbebdaf4a55b5444d2231a6caff"/>
-      <w:bookmarkStart w:id="43" w:name="_Toc243948627"/>
+      <w:bookmarkStart w:id="43" w:name="_Toc244091417"/>
       <w:bookmarkEnd w:id="40"/>
       <w:r>
         <w:lastRenderedPageBreak/>
@@ -20917,7 +20917,7 @@
         <w:pStyle w:val="Ttulo2"/>
       </w:pPr>
       <w:bookmarkStart w:id="44" w:name="_7d4be07c6dc7ad98ff2d7fd7f946e3e6ff8ab78"/>
-      <w:bookmarkStart w:id="45" w:name="_Toc243948628"/>
+      <w:bookmarkStart w:id="45" w:name="_Toc244091418"/>
       <w:bookmarkEnd w:id="42"/>
       <w:r>
         <w:t>HU-T.16 — Expiración de la sesión por inactividad</w:t>
@@ -21370,7 +21370,7 @@
         <w:pStyle w:val="Ttulo2"/>
       </w:pPr>
       <w:bookmarkStart w:id="46" w:name="_fde5550409ae8bd107b35d83706fe49d1ac49cf"/>
-      <w:bookmarkStart w:id="47" w:name="_Toc243948629"/>
+      <w:bookmarkStart w:id="47" w:name="_Toc244091419"/>
       <w:bookmarkEnd w:id="44"/>
       <w:r>
         <w:lastRenderedPageBreak/>
@@ -21912,7 +21912,7 @@
         <w:pStyle w:val="Ttulo2"/>
       </w:pPr>
       <w:bookmarkStart w:id="48" w:name="_7d9311428cd5b72468b37f82201f1b810f77c36"/>
-      <w:bookmarkStart w:id="49" w:name="_Toc243948630"/>
+      <w:bookmarkStart w:id="49" w:name="_Toc244091420"/>
       <w:bookmarkEnd w:id="46"/>
       <w:r>
         <w:lastRenderedPageBreak/>
@@ -22375,7 +22375,7 @@
         <w:pStyle w:val="Ttulo2"/>
       </w:pPr>
       <w:bookmarkStart w:id="50" w:name="_a6c52dc4bdd2cb00ae48e74db3c3b2920a9b818"/>
-      <w:bookmarkStart w:id="51" w:name="_Toc243948631"/>
+      <w:bookmarkStart w:id="51" w:name="_Toc244091421"/>
       <w:bookmarkEnd w:id="48"/>
       <w:r>
         <w:lastRenderedPageBreak/>
@@ -22875,7 +22875,7 @@
         <w:pStyle w:val="Ttulo1"/>
       </w:pPr>
       <w:bookmarkStart w:id="52" w:name="_45e5cddb15e6e85961c4bdd9f114a9e4301e667"/>
-      <w:bookmarkStart w:id="53" w:name="_Toc243948632"/>
+      <w:bookmarkStart w:id="53" w:name="_Toc244091422"/>
       <w:bookmarkEnd w:id="12"/>
       <w:bookmarkEnd w:id="50"/>
       <w:r>
@@ -22889,7 +22889,7 @@
         <w:pStyle w:val="Ttulo2"/>
       </w:pPr>
       <w:bookmarkStart w:id="54" w:name="_3442f1e103117ab35c7be2be07e5b7a86f50900"/>
-      <w:bookmarkStart w:id="55" w:name="_Toc243948633"/>
+      <w:bookmarkStart w:id="55" w:name="_Toc244091423"/>
       <w:r>
         <w:t>HU-1.1 — Registrar mascota</w:t>
       </w:r>
@@ -23510,7 +23510,7 @@
         <w:pStyle w:val="Ttulo2"/>
       </w:pPr>
       <w:bookmarkStart w:id="56" w:name="_cac8078226ab7384debc291829d99266c4c98c9"/>
-      <w:bookmarkStart w:id="57" w:name="_Toc243948634"/>
+      <w:bookmarkStart w:id="57" w:name="_Toc244091424"/>
       <w:bookmarkEnd w:id="54"/>
       <w:r>
         <w:t>HU-1.2 — Registrar propietario</w:t>
@@ -23883,7 +23883,7 @@
         <w:pStyle w:val="Ttulo2"/>
       </w:pPr>
       <w:bookmarkStart w:id="58" w:name="_2775e78a99e9a6c8110a18962d2d3ffe08eb791"/>
-      <w:bookmarkStart w:id="59" w:name="_Toc243948635"/>
+      <w:bookmarkStart w:id="59" w:name="_Toc244091425"/>
       <w:bookmarkEnd w:id="56"/>
       <w:r>
         <w:t>HU-1.3 — Buscar paciente</w:t>
@@ -24336,7 +24336,7 @@
         <w:pStyle w:val="Ttulo2"/>
       </w:pPr>
       <w:bookmarkStart w:id="60" w:name="_a48b917e447c9bb421319764b87fa8fbfffc6ce"/>
-      <w:bookmarkStart w:id="61" w:name="_Toc243948636"/>
+      <w:bookmarkStart w:id="61" w:name="_Toc244091426"/>
       <w:bookmarkEnd w:id="58"/>
       <w:r>
         <w:t>HU-1.4 — Editar y desactivar mascota</w:t>
@@ -24877,7 +24877,7 @@
         <w:pStyle w:val="Ttulo2"/>
       </w:pPr>
       <w:bookmarkStart w:id="62" w:name="_c56dbdf70effe4fdddd03cc982164bf6dfa15fd"/>
-      <w:bookmarkStart w:id="63" w:name="_Toc243948637"/>
+      <w:bookmarkStart w:id="63" w:name="_Toc244091427"/>
       <w:bookmarkEnd w:id="60"/>
       <w:r>
         <w:lastRenderedPageBreak/>
@@ -25250,7 +25250,7 @@
         <w:pStyle w:val="Ttulo1"/>
       </w:pPr>
       <w:bookmarkStart w:id="64" w:name="_8ada1076fc69f75adb455b52b48149b634e12c1"/>
-      <w:bookmarkStart w:id="65" w:name="_Toc243948638"/>
+      <w:bookmarkStart w:id="65" w:name="_Toc244091428"/>
       <w:bookmarkEnd w:id="52"/>
       <w:bookmarkEnd w:id="62"/>
       <w:r>
@@ -25264,7 +25264,7 @@
         <w:pStyle w:val="Ttulo2"/>
       </w:pPr>
       <w:bookmarkStart w:id="66" w:name="_d0fbc850c25121b5bb6429938908d9d6324f20c"/>
-      <w:bookmarkStart w:id="67" w:name="_Toc243948639"/>
+      <w:bookmarkStart w:id="67" w:name="_Toc244091429"/>
       <w:r>
         <w:t>HU-2.1 — Registrar consulta clínica</w:t>
       </w:r>
@@ -25817,7 +25817,7 @@
         <w:pStyle w:val="Ttulo2"/>
       </w:pPr>
       <w:bookmarkStart w:id="68" w:name="_7a453a6eb6ed88e1bfb6e10d4e89e02e93370e4"/>
-      <w:bookmarkStart w:id="69" w:name="_Toc243948640"/>
+      <w:bookmarkStart w:id="69" w:name="_Toc244091430"/>
       <w:bookmarkEnd w:id="66"/>
       <w:r>
         <w:lastRenderedPageBreak/>
@@ -26352,7 +26352,7 @@
         <w:pStyle w:val="Ttulo2"/>
       </w:pPr>
       <w:bookmarkStart w:id="70" w:name="_277d15ee6375124a0d7497cd947f0496d653294"/>
-      <w:bookmarkStart w:id="71" w:name="_Toc243948641"/>
+      <w:bookmarkStart w:id="71" w:name="_Toc244091431"/>
       <w:bookmarkEnd w:id="68"/>
       <w:r>
         <w:t>HU-2.3 — Adjuntar archivos clínicos</w:t>
@@ -26805,7 +26805,7 @@
         <w:pStyle w:val="Ttulo2"/>
       </w:pPr>
       <w:bookmarkStart w:id="72" w:name="_1b98c978e60977db39fc2418db7fe5e3ddc3001"/>
-      <w:bookmarkStart w:id="73" w:name="_Toc243948642"/>
+      <w:bookmarkStart w:id="73" w:name="_Toc244091432"/>
       <w:bookmarkEnd w:id="70"/>
       <w:r>
         <w:lastRenderedPageBreak/>
@@ -27178,7 +27178,7 @@
         <w:pStyle w:val="Ttulo2"/>
       </w:pPr>
       <w:bookmarkStart w:id="74" w:name="_9717672e9e73feeffef28eb38b12c038cdd7bd2"/>
-      <w:bookmarkStart w:id="75" w:name="_Toc243948643"/>
+      <w:bookmarkStart w:id="75" w:name="_Toc244091433"/>
       <w:bookmarkEnd w:id="72"/>
       <w:r>
         <w:t>HU-2.5 — Ver historial clínico completo</w:t>
@@ -27638,7 +27638,7 @@
         <w:pStyle w:val="Ttulo2"/>
       </w:pPr>
       <w:bookmarkStart w:id="76" w:name="_fdc1478d352073634e6bd92f17796cead004715"/>
-      <w:bookmarkStart w:id="77" w:name="_Toc243948644"/>
+      <w:bookmarkStart w:id="77" w:name="_Toc244091434"/>
       <w:bookmarkEnd w:id="74"/>
       <w:r>
         <w:t>HU-2.6 — Atomicidad y feedback de adjuntos en el registro de consulta</w:t>
@@ -28010,7 +28010,7 @@
         <w:pStyle w:val="Ttulo2"/>
       </w:pPr>
       <w:bookmarkStart w:id="78" w:name="_101f0dcf34d14c70ec0f17a5f1393f5d9e5e380"/>
-      <w:bookmarkStart w:id="79" w:name="_Toc243948645"/>
+      <w:bookmarkStart w:id="79" w:name="_Toc244091435"/>
       <w:bookmarkEnd w:id="76"/>
       <w:r>
         <w:lastRenderedPageBreak/>
@@ -28383,7 +28383,7 @@
         <w:pStyle w:val="Ttulo2"/>
       </w:pPr>
       <w:bookmarkStart w:id="80" w:name="_004e46896b85bf56df5905f1e03a53c4af0a844"/>
-      <w:bookmarkStart w:id="81" w:name="_Toc243948646"/>
+      <w:bookmarkStart w:id="81" w:name="_Toc244091436"/>
       <w:bookmarkEnd w:id="78"/>
       <w:r>
         <w:t>HU-2.8 — Sugerencia de diagnósticos probables por síntomas</w:t>
@@ -28917,7 +28917,7 @@
         <w:pStyle w:val="Ttulo2"/>
       </w:pPr>
       <w:bookmarkStart w:id="82" w:name="_dc4885bd67732a434e9ba082721bf6df1e25b78"/>
-      <w:bookmarkStart w:id="83" w:name="_Toc243948647"/>
+      <w:bookmarkStart w:id="83" w:name="_Toc244091437"/>
       <w:bookmarkEnd w:id="80"/>
       <w:r>
         <w:lastRenderedPageBreak/>
@@ -29371,7 +29371,7 @@
         <w:pStyle w:val="Ttulo2"/>
       </w:pPr>
       <w:bookmarkStart w:id="84" w:name="_39e4f7d80042c39922c0142f6da447f46643fcd"/>
-      <w:bookmarkStart w:id="85" w:name="_Toc243948648"/>
+      <w:bookmarkStart w:id="85" w:name="_Toc244091438"/>
       <w:bookmarkEnd w:id="82"/>
       <w:r>
         <w:lastRenderedPageBreak/>
@@ -29832,7 +29832,7 @@
         <w:pStyle w:val="Ttulo2"/>
       </w:pPr>
       <w:bookmarkStart w:id="86" w:name="_ddbeb8d4984f7e7207ef7f02c5c92f4dcdce30d"/>
-      <w:bookmarkStart w:id="87" w:name="_Toc243948649"/>
+      <w:bookmarkStart w:id="87" w:name="_Toc244091439"/>
       <w:bookmarkEnd w:id="84"/>
       <w:r>
         <w:lastRenderedPageBreak/>
@@ -30541,7 +30541,7 @@
         <w:pStyle w:val="Ttulo2"/>
       </w:pPr>
       <w:bookmarkStart w:id="88" w:name="_492240b15c6ebc6fbe3f7fd23583d697b838ee5"/>
-      <w:bookmarkStart w:id="89" w:name="_Toc243948650"/>
+      <w:bookmarkStart w:id="89" w:name="_Toc244091440"/>
       <w:bookmarkEnd w:id="86"/>
       <w:r>
         <w:lastRenderedPageBreak/>
@@ -31092,7 +31092,7 @@
               <w:pStyle w:val="Celda"/>
             </w:pPr>
             <w:r>
-              <w:t>Mostrar versión, cobertura y validación pendiente, con estados legibles ante conjunto vacío o fallo del CDN.</w:t>
+              <w:t>Mostrar versión, cobertura y validación pendiente, con estados legibles ante conjunto vacío o fallo de la biblioteca 3D local o de WebGL.</w:t>
             </w:r>
           </w:p>
         </w:tc>
@@ -31149,7 +31149,10 @@
         <w:t>Reglas de negocio:</w:t>
       </w:r>
       <w:r>
-        <w:t xml:space="preserve"> RN-212, RN-209, RN-004, RN-G13</w:t>
+        <w:t xml:space="preserve"> </w:t>
+      </w:r>
+      <w:r>
+        <w:t>RN-212, RN-209, RN-004, RN-G13</w:t>
       </w:r>
     </w:p>
     <w:p>
@@ -31157,7 +31160,7 @@
         <w:pStyle w:val="Ttulo1"/>
       </w:pPr>
       <w:bookmarkStart w:id="90" w:name="_d55aebc9deeb1682a62a02ae225cde94fe0baf3"/>
-      <w:bookmarkStart w:id="91" w:name="_Toc243948651"/>
+      <w:bookmarkStart w:id="91" w:name="_Toc244091441"/>
       <w:bookmarkEnd w:id="64"/>
       <w:bookmarkEnd w:id="88"/>
       <w:r>
@@ -31171,7 +31174,7 @@
         <w:pStyle w:val="Ttulo2"/>
       </w:pPr>
       <w:bookmarkStart w:id="92" w:name="_73783a222ff535845613407f8c2c5de0df62c29"/>
-      <w:bookmarkStart w:id="93" w:name="_Toc243948652"/>
+      <w:bookmarkStart w:id="93" w:name="_Toc244091442"/>
       <w:r>
         <w:t>HU-3.1 — Registrar vacunación</w:t>
       </w:r>
@@ -31542,7 +31545,7 @@
         <w:pStyle w:val="Ttulo2"/>
       </w:pPr>
       <w:bookmarkStart w:id="94" w:name="_6075047063f4930391208048315650ed427ae6c"/>
-      <w:bookmarkStart w:id="95" w:name="_Toc243948653"/>
+      <w:bookmarkStart w:id="95" w:name="_Toc244091443"/>
       <w:bookmarkEnd w:id="92"/>
       <w:r>
         <w:t>HU-3.2 — Enviar recordatorio por correo</w:t>
@@ -32076,7 +32079,7 @@
         <w:pStyle w:val="Ttulo2"/>
       </w:pPr>
       <w:bookmarkStart w:id="96" w:name="_781661fe2d15deb5f4d895541dced4f16e579af"/>
-      <w:bookmarkStart w:id="97" w:name="_Toc243948654"/>
+      <w:bookmarkStart w:id="97" w:name="_Toc244091444"/>
       <w:bookmarkEnd w:id="94"/>
       <w:r>
         <w:lastRenderedPageBreak/>
@@ -32449,7 +32452,7 @@
         <w:pStyle w:val="Ttulo2"/>
       </w:pPr>
       <w:bookmarkStart w:id="98" w:name="_8afd4fd6adaa7aec672b37965973c4a0b1b5483"/>
-      <w:bookmarkStart w:id="99" w:name="_Toc243948655"/>
+      <w:bookmarkStart w:id="99" w:name="_Toc244091445"/>
       <w:bookmarkEnd w:id="96"/>
       <w:r>
         <w:t>HU-3.4 — Registrar desparasitación</w:t>
@@ -32821,7 +32824,7 @@
         <w:pStyle w:val="Ttulo2"/>
       </w:pPr>
       <w:bookmarkStart w:id="100" w:name="_69b92288d624f1c737d99fa43d727735c1c78ac"/>
-      <w:bookmarkStart w:id="101" w:name="_Toc243948656"/>
+      <w:bookmarkStart w:id="101" w:name="_Toc244091446"/>
       <w:bookmarkEnd w:id="98"/>
       <w:r>
         <w:t>HU-3.5 — Panel de vacunaciones pendientes</w:t>
@@ -33193,7 +33196,7 @@
         <w:pStyle w:val="Ttulo2"/>
       </w:pPr>
       <w:bookmarkStart w:id="102" w:name="_83b2b6ee9ef84433e407efb3456acc0bf8c705f"/>
-      <w:bookmarkStart w:id="103" w:name="_Toc243948657"/>
+      <w:bookmarkStart w:id="103" w:name="_Toc244091447"/>
       <w:bookmarkEnd w:id="100"/>
       <w:r>
         <w:lastRenderedPageBreak/>
@@ -33647,7 +33650,7 @@
         <w:pStyle w:val="Ttulo1"/>
       </w:pPr>
       <w:bookmarkStart w:id="104" w:name="_0bc479c0be240e26431ebdd296a7a53444b2628"/>
-      <w:bookmarkStart w:id="105" w:name="_Toc243948658"/>
+      <w:bookmarkStart w:id="105" w:name="_Toc244091448"/>
       <w:bookmarkEnd w:id="90"/>
       <w:bookmarkEnd w:id="102"/>
       <w:r>
@@ -33661,7 +33664,7 @@
         <w:pStyle w:val="Ttulo2"/>
       </w:pPr>
       <w:bookmarkStart w:id="106" w:name="_83a9ef67ed8a24f8f8fb200a3c30fdc3bf36c17"/>
-      <w:bookmarkStart w:id="107" w:name="_Toc243948659"/>
+      <w:bookmarkStart w:id="107" w:name="_Toc244091449"/>
       <w:r>
         <w:t>HU-4.1 — Agendar cita</w:t>
       </w:r>
@@ -34194,7 +34197,7 @@
         <w:pStyle w:val="Ttulo2"/>
       </w:pPr>
       <w:bookmarkStart w:id="108" w:name="_102fb6dec5375a39a698cb955a51646f9817d25"/>
-      <w:bookmarkStart w:id="109" w:name="_Toc243948660"/>
+      <w:bookmarkStart w:id="109" w:name="_Toc244091450"/>
       <w:bookmarkEnd w:id="106"/>
       <w:r>
         <w:t>HU-4.2 — Cancelar o reprogramar cita</w:t>
@@ -34647,7 +34650,7 @@
         <w:pStyle w:val="Ttulo2"/>
       </w:pPr>
       <w:bookmarkStart w:id="110" w:name="_bc90a9ef9035fcbf5d83826a75a2a7caba95288"/>
-      <w:bookmarkStart w:id="111" w:name="_Toc243948661"/>
+      <w:bookmarkStart w:id="111" w:name="_Toc244091451"/>
       <w:bookmarkEnd w:id="108"/>
       <w:r>
         <w:lastRenderedPageBreak/>
@@ -35519,7 +35522,7 @@
         <w:pStyle w:val="Ttulo2"/>
       </w:pPr>
       <w:bookmarkStart w:id="112" w:name="_0ab1d1688e3b6d42f481962b5abe908ca5f185e"/>
-      <w:bookmarkStart w:id="113" w:name="_Toc243948662"/>
+      <w:bookmarkStart w:id="113" w:name="_Toc244091452"/>
       <w:bookmarkEnd w:id="110"/>
       <w:r>
         <w:lastRenderedPageBreak/>
@@ -35973,7 +35976,7 @@
         <w:pStyle w:val="Ttulo2"/>
       </w:pPr>
       <w:bookmarkStart w:id="114" w:name="_391b83d5c01b20c64bec4d1baa2ded83b27b3cc"/>
-      <w:bookmarkStart w:id="115" w:name="_Toc243948663"/>
+      <w:bookmarkStart w:id="115" w:name="_Toc244091453"/>
       <w:bookmarkEnd w:id="112"/>
       <w:r>
         <w:t>HU-4.5 — Registrar hora real de atención y gestionar retrasos</w:t>
@@ -36345,7 +36348,7 @@
         <w:pStyle w:val="Ttulo2"/>
       </w:pPr>
       <w:bookmarkStart w:id="116" w:name="_fd2845ac88e46c3520f61b9b4ded26b35f37534"/>
-      <w:bookmarkStart w:id="117" w:name="_Toc243948664"/>
+      <w:bookmarkStart w:id="117" w:name="_Toc244091454"/>
       <w:bookmarkEnd w:id="114"/>
       <w:r>
         <w:t>HU-4.6 — Buffer configurable entre citas</w:t>
@@ -36636,7 +36639,7 @@
         <w:pStyle w:val="Ttulo2"/>
       </w:pPr>
       <w:bookmarkStart w:id="118" w:name="_4786f5b438d23c36e067f350ad8ed0097d027c2"/>
-      <w:bookmarkStart w:id="119" w:name="_Toc243948665"/>
+      <w:bookmarkStart w:id="119" w:name="_Toc244091455"/>
       <w:bookmarkEnd w:id="116"/>
       <w:r>
         <w:lastRenderedPageBreak/>
@@ -37021,7 +37024,7 @@
         <w:pStyle w:val="Ttulo2"/>
       </w:pPr>
       <w:bookmarkStart w:id="120" w:name="_0d930997ffa83b9b36b150e5e50b933f66b264d"/>
-      <w:bookmarkStart w:id="121" w:name="_Toc243948666"/>
+      <w:bookmarkStart w:id="121" w:name="_Toc244091456"/>
       <w:bookmarkEnd w:id="118"/>
       <w:r>
         <w:t>HU-4.8 — Bloqueos de agenda del veterinario y días no laborables</w:t>
@@ -37393,7 +37396,7 @@
         <w:pStyle w:val="Ttulo2"/>
       </w:pPr>
       <w:bookmarkStart w:id="122" w:name="_592e3b26ee2d82de9a78960621790aca76cbe41"/>
-      <w:bookmarkStart w:id="123" w:name="_Toc243948667"/>
+      <w:bookmarkStart w:id="123" w:name="_Toc244091457"/>
       <w:bookmarkEnd w:id="120"/>
       <w:r>
         <w:lastRenderedPageBreak/>
@@ -37766,7 +37769,7 @@
         <w:pStyle w:val="Ttulo2"/>
       </w:pPr>
       <w:bookmarkStart w:id="124" w:name="_53bf433c324c03bf220d8f1ea57572094c24d19"/>
-      <w:bookmarkStart w:id="125" w:name="_Toc243948668"/>
+      <w:bookmarkStart w:id="125" w:name="_Toc244091458"/>
       <w:bookmarkEnd w:id="122"/>
       <w:r>
         <w:t>HU-4.10 — Confirmar asistencia a la cita desde el recordatorio</w:t>
@@ -38138,7 +38141,7 @@
         <w:pStyle w:val="Ttulo2"/>
       </w:pPr>
       <w:bookmarkStart w:id="126" w:name="_bc4a4c08f4864e57db7a13372e3c901c5711bb9"/>
-      <w:bookmarkStart w:id="127" w:name="_Toc243948669"/>
+      <w:bookmarkStart w:id="127" w:name="_Toc244091459"/>
       <w:bookmarkEnd w:id="124"/>
       <w:r>
         <w:lastRenderedPageBreak/>
@@ -38673,7 +38676,7 @@
         <w:pStyle w:val="Ttulo2"/>
       </w:pPr>
       <w:bookmarkStart w:id="128" w:name="_3a9da54e9b682c781ba4f8ec9fb08eb1ae51469"/>
-      <w:bookmarkStart w:id="129" w:name="_Toc243948670"/>
+      <w:bookmarkStart w:id="129" w:name="_Toc244091460"/>
       <w:bookmarkEnd w:id="126"/>
       <w:r>
         <w:lastRenderedPageBreak/>
@@ -39208,7 +39211,7 @@
         <w:pStyle w:val="Ttulo2"/>
       </w:pPr>
       <w:bookmarkStart w:id="130" w:name="_d5e60343e26d4758074a6efaed07b69cd6c3551"/>
-      <w:bookmarkStart w:id="131" w:name="_Toc243948671"/>
+      <w:bookmarkStart w:id="131" w:name="_Toc244091461"/>
       <w:bookmarkEnd w:id="128"/>
       <w:r>
         <w:lastRenderedPageBreak/>
@@ -39923,7 +39926,7 @@
         <w:pStyle w:val="Ttulo2"/>
       </w:pPr>
       <w:bookmarkStart w:id="132" w:name="_d4adac7448e74c17e6bb33bf496ee79d1222807"/>
-      <w:bookmarkStart w:id="133" w:name="_Toc243948672"/>
+      <w:bookmarkStart w:id="133" w:name="_Toc244091462"/>
       <w:bookmarkEnd w:id="130"/>
       <w:r>
         <w:lastRenderedPageBreak/>
@@ -40620,7 +40623,7 @@
         <w:pStyle w:val="Ttulo2"/>
       </w:pPr>
       <w:bookmarkStart w:id="134" w:name="_91e1c705d28c1a221b008d52046353792175d0f"/>
-      <w:bookmarkStart w:id="135" w:name="_Toc243948673"/>
+      <w:bookmarkStart w:id="135" w:name="_Toc244091463"/>
       <w:bookmarkEnd w:id="132"/>
       <w:r>
         <w:lastRenderedPageBreak/>
@@ -41570,7 +41573,7 @@
         <w:pStyle w:val="Ttulo2"/>
       </w:pPr>
       <w:bookmarkStart w:id="136" w:name="_c78d8424c335bf78fd48b1955b4f1a67eda143f"/>
-      <w:bookmarkStart w:id="137" w:name="_Toc243948674"/>
+      <w:bookmarkStart w:id="137" w:name="_Toc244091464"/>
       <w:bookmarkEnd w:id="134"/>
       <w:r>
         <w:t>HU-4.16 — Sugerir veterinario al agendar</w:t>
@@ -41861,7 +41864,7 @@
         <w:pStyle w:val="Ttulo2"/>
       </w:pPr>
       <w:bookmarkStart w:id="138" w:name="_d95563cf58dd7b4419944c1578610bfcd0b1db0"/>
-      <w:bookmarkStart w:id="139" w:name="_Toc243948675"/>
+      <w:bookmarkStart w:id="139" w:name="_Toc244091465"/>
       <w:bookmarkEnd w:id="136"/>
       <w:r>
         <w:lastRenderedPageBreak/>
@@ -42333,7 +42336,7 @@
         <w:pStyle w:val="Ttulo2"/>
       </w:pPr>
       <w:bookmarkStart w:id="140" w:name="_8b0a1409d398bf3e63485141aa804db028749ca"/>
-      <w:bookmarkStart w:id="141" w:name="_Toc243948676"/>
+      <w:bookmarkStart w:id="141" w:name="_Toc244091466"/>
       <w:bookmarkEnd w:id="138"/>
       <w:r>
         <w:t>HU-4.18 — Ajustar el nivel de triage (veterinario)</w:t>
@@ -42786,7 +42789,7 @@
         <w:pStyle w:val="Ttulo2"/>
       </w:pPr>
       <w:bookmarkStart w:id="142" w:name="_cf2722ce0434310059a1401a7a9236f9f75ab69"/>
-      <w:bookmarkStart w:id="143" w:name="_Toc243948677"/>
+      <w:bookmarkStart w:id="143" w:name="_Toc244091467"/>
       <w:bookmarkEnd w:id="140"/>
       <w:r>
         <w:lastRenderedPageBreak/>
@@ -43240,7 +43243,7 @@
         <w:pStyle w:val="Ttulo1"/>
       </w:pPr>
       <w:bookmarkStart w:id="144" w:name="_448b6637f95054bfc4854cb12826ea84d2acba0"/>
-      <w:bookmarkStart w:id="145" w:name="_Toc243948678"/>
+      <w:bookmarkStart w:id="145" w:name="_Toc244091468"/>
       <w:bookmarkEnd w:id="104"/>
       <w:bookmarkEnd w:id="142"/>
       <w:r>
@@ -43254,7 +43257,7 @@
         <w:pStyle w:val="Ttulo2"/>
       </w:pPr>
       <w:bookmarkStart w:id="146" w:name="_af054ffcebd6910222ee7d6c1d020875947335e"/>
-      <w:bookmarkStart w:id="147" w:name="_Toc243948679"/>
+      <w:bookmarkStart w:id="147" w:name="_Toc244091469"/>
       <w:r>
         <w:t>HU-5.1 — Portal del propietario</w:t>
       </w:r>
@@ -44209,7 +44212,7 @@
         <w:pStyle w:val="Ttulo2"/>
       </w:pPr>
       <w:bookmarkStart w:id="148" w:name="_6b1c61431b8f8f0fcc4ce60077071b912ba2b45"/>
-      <w:bookmarkStart w:id="149" w:name="_Toc243948680"/>
+      <w:bookmarkStart w:id="149" w:name="_Toc244091470"/>
       <w:bookmarkEnd w:id="146"/>
       <w:r>
         <w:t>HU-5.2 — Auto-registro de propietario</w:t>
@@ -44743,7 +44746,7 @@
         <w:pStyle w:val="Ttulo2"/>
       </w:pPr>
       <w:bookmarkStart w:id="150" w:name="_f4d063018be410b507969fa4c62074124f833cf"/>
-      <w:bookmarkStart w:id="151" w:name="_Toc243948681"/>
+      <w:bookmarkStart w:id="151" w:name="_Toc244091471"/>
       <w:bookmarkEnd w:id="148"/>
       <w:r>
         <w:lastRenderedPageBreak/>
@@ -45285,7 +45288,7 @@
         <w:pStyle w:val="Ttulo2"/>
       </w:pPr>
       <w:bookmarkStart w:id="152" w:name="_c64202596780354c08c0a149dc974449db886cf"/>
-      <w:bookmarkStart w:id="153" w:name="_Toc243948682"/>
+      <w:bookmarkStart w:id="153" w:name="_Toc244091472"/>
       <w:bookmarkEnd w:id="150"/>
       <w:r>
         <w:t>HU-5.4 — Editar mi mascota desde el portal</w:t>
@@ -45657,7 +45660,7 @@
         <w:pStyle w:val="Ttulo2"/>
       </w:pPr>
       <w:bookmarkStart w:id="154" w:name="_cf91e7705c2cc7ff174f786bca87f4ab32c164a"/>
-      <w:bookmarkStart w:id="155" w:name="_Toc243948683"/>
+      <w:bookmarkStart w:id="155" w:name="_Toc244091473"/>
       <w:bookmarkEnd w:id="152"/>
       <w:r>
         <w:lastRenderedPageBreak/>
@@ -46030,7 +46033,7 @@
         <w:pStyle w:val="Ttulo2"/>
       </w:pPr>
       <w:bookmarkStart w:id="156" w:name="_f8ebe18ba7612da84cbeb32e6cdfcf569929127"/>
-      <w:bookmarkStart w:id="157" w:name="_Toc243948684"/>
+      <w:bookmarkStart w:id="157" w:name="_Toc244091474"/>
       <w:bookmarkEnd w:id="154"/>
       <w:r>
         <w:t>HU-5.6 — Cancelar o reprogramar mi cita desde el portal</w:t>
@@ -46483,7 +46486,7 @@
         <w:pStyle w:val="Ttulo2"/>
       </w:pPr>
       <w:bookmarkStart w:id="158" w:name="_63b2ff8270a3dc0cb21378739f70e0c16a27def"/>
-      <w:bookmarkStart w:id="159" w:name="_Toc243948685"/>
+      <w:bookmarkStart w:id="159" w:name="_Toc244091475"/>
       <w:bookmarkEnd w:id="156"/>
       <w:r>
         <w:t>HU-5.7 — Centro de notificaciones del propietario</w:t>
@@ -46937,7 +46940,7 @@
         <w:pStyle w:val="Ttulo2"/>
       </w:pPr>
       <w:bookmarkStart w:id="160" w:name="_f59be5ab49da54ec24749683e30fb79075b9c3a"/>
-      <w:bookmarkStart w:id="161" w:name="_Toc243948686"/>
+      <w:bookmarkStart w:id="161" w:name="_Toc244091476"/>
       <w:bookmarkEnd w:id="158"/>
       <w:r>
         <w:t>HU-5.8 — Registrar al propietario como identidad global</w:t>
@@ -47559,7 +47562,7 @@
         <w:pStyle w:val="Ttulo2"/>
       </w:pPr>
       <w:bookmarkStart w:id="162" w:name="_06eaf3b49483b1eeebe1b8e79573cd5c749be44"/>
-      <w:bookmarkStart w:id="163" w:name="_Toc243948687"/>
+      <w:bookmarkStart w:id="163" w:name="_Toc244091477"/>
       <w:bookmarkEnd w:id="160"/>
       <w:r>
         <w:lastRenderedPageBreak/>
@@ -48031,7 +48034,7 @@
         <w:pStyle w:val="Ttulo2"/>
       </w:pPr>
       <w:bookmarkStart w:id="164" w:name="_73bf9bf1ab817b39687e744da8c8402ea9619af"/>
-      <w:bookmarkStart w:id="165" w:name="_Toc243948688"/>
+      <w:bookmarkStart w:id="165" w:name="_Toc244091478"/>
       <w:bookmarkEnd w:id="162"/>
       <w:r>
         <w:lastRenderedPageBreak/>
@@ -48566,7 +48569,7 @@
         <w:pStyle w:val="Ttulo2"/>
       </w:pPr>
       <w:bookmarkStart w:id="166" w:name="_809064a587886d0547b1788a26db9d9152af23a"/>
-      <w:bookmarkStart w:id="167" w:name="_Toc243948689"/>
+      <w:bookmarkStart w:id="167" w:name="_Toc244091479"/>
       <w:bookmarkEnd w:id="164"/>
       <w:r>
         <w:lastRenderedPageBreak/>
@@ -49182,7 +49185,7 @@
         <w:pStyle w:val="Ttulo2"/>
       </w:pPr>
       <w:bookmarkStart w:id="168" w:name="_eaa2b9dcd4e772acfdb8cc2e14fe1584fe792e7"/>
-      <w:bookmarkStart w:id="169" w:name="_Toc243948690"/>
+      <w:bookmarkStart w:id="169" w:name="_Toc244091480"/>
       <w:bookmarkEnd w:id="166"/>
       <w:r>
         <w:lastRenderedPageBreak/>
@@ -49636,7 +49639,7 @@
         <w:pStyle w:val="Ttulo2"/>
       </w:pPr>
       <w:bookmarkStart w:id="170" w:name="_9c4353686bd45e1d5b28007e4eeecf1db3be371"/>
-      <w:bookmarkStart w:id="171" w:name="_Toc243948691"/>
+      <w:bookmarkStart w:id="171" w:name="_Toc244091481"/>
       <w:bookmarkEnd w:id="168"/>
       <w:r>
         <w:lastRenderedPageBreak/>
@@ -50171,7 +50174,7 @@
         <w:pStyle w:val="Ttulo2"/>
       </w:pPr>
       <w:bookmarkStart w:id="172" w:name="_faf9cae68ace52a6134b8c807ad8be34010091b"/>
-      <w:bookmarkStart w:id="173" w:name="_Toc243948692"/>
+      <w:bookmarkStart w:id="173" w:name="_Toc244091482"/>
       <w:bookmarkEnd w:id="170"/>
       <w:r>
         <w:lastRenderedPageBreak/>
@@ -50706,7 +50709,7 @@
         <w:pStyle w:val="Ttulo1"/>
       </w:pPr>
       <w:bookmarkStart w:id="174" w:name="_415d3e183ea3663701acfe1e73f6e8038e4bbef"/>
-      <w:bookmarkStart w:id="175" w:name="_Toc243948693"/>
+      <w:bookmarkStart w:id="175" w:name="_Toc244091483"/>
       <w:bookmarkEnd w:id="144"/>
       <w:bookmarkEnd w:id="172"/>
       <w:r>
@@ -50720,7 +50723,7 @@
         <w:pStyle w:val="Ttulo2"/>
       </w:pPr>
       <w:bookmarkStart w:id="176" w:name="_1b876ecfd0adf71d503b9129568b658f81872f0"/>
-      <w:bookmarkStart w:id="177" w:name="_Toc243948694"/>
+      <w:bookmarkStart w:id="177" w:name="_Toc244091484"/>
       <w:r>
         <w:t>HU-6.1 — Dashboard principal y panel de pendientes</w:t>
       </w:r>
@@ -51821,7 +51824,7 @@
         <w:pStyle w:val="Ttulo2"/>
       </w:pPr>
       <w:bookmarkStart w:id="178" w:name="_97322cabf772225fd1bfe897dee158000aa0394"/>
-      <w:bookmarkStart w:id="179" w:name="_Toc243948695"/>
+      <w:bookmarkStart w:id="179" w:name="_Toc244091485"/>
       <w:bookmarkEnd w:id="176"/>
       <w:r>
         <w:lastRenderedPageBreak/>
@@ -52618,7 +52621,7 @@
               <w:keepNext/>
             </w:pPr>
             <w:r>
-              <w:t>La agenda del día debe mostrar una columna por veterinario activo, incluso sin citas, con sus citas y su estado, los huecos libres reales (RN-415), el almuerzo, las ausencias y su porcentaje de ocupación.</w:t>
+              <w:t>La agenda del día debe mostrar cada veterinario activo, incluso sin citas, con sus citas y su estado, los huecos libres reales (RN-415), el almuerzo, las ausencias y su porcentaje de ocupación.</w:t>
             </w:r>
           </w:p>
         </w:tc>
@@ -52646,7 +52649,7 @@
               <w:keepNext/>
             </w:pPr>
             <w:r>
-              <w:t>Los huecos, el almuerzo y las ausencias son los mismos del Inicio del veterinario para esa fecha; de hoy, los huecos solo desde ahora. Ocupación = tiempo no libre / jornada efectiva (jornada − cierres − ausencias). Con más de tres veterinarios, la agenda se desplaza en horizontal dentro de la tarjeta (decisión del dueño).</w:t>
+              <w:t>Los huecos, el almuerzo y las ausencias son los mismos del Inicio del veterinario para esa fecha; de hoy, los huecos solo desde ahora. Ocupación = tiempo no libre / jornada efectiva (jornada − cierres − ausencias). En escritorio y tableta se conserva la columna por veterinario y el desplazamiento horizontal interior con más de tres. En celular, un selector muestra solo la agenda del veterinario elegido; con uno solo, el selector se oculta (decisión del dueño, 2026-10-27).</w:t>
             </w:r>
           </w:p>
         </w:tc>
@@ -53005,7 +53008,7 @@
         <w:pStyle w:val="Ttulo2"/>
       </w:pPr>
       <w:bookmarkStart w:id="180" w:name="_6ce76d48cd12ce7662f89ac490d75c386fc18ba"/>
-      <w:bookmarkStart w:id="181" w:name="_Toc243948696"/>
+      <w:bookmarkStart w:id="181" w:name="_Toc244091486"/>
       <w:bookmarkEnd w:id="178"/>
       <w:r>
         <w:lastRenderedPageBreak/>
@@ -53459,7 +53462,7 @@
         <w:pStyle w:val="Ttulo2"/>
       </w:pPr>
       <w:bookmarkStart w:id="182" w:name="_132f0b1bfae1ac6054dc51db54a45dff43ec797"/>
-      <w:bookmarkStart w:id="183" w:name="_Toc243948697"/>
+      <w:bookmarkStart w:id="183" w:name="_Toc244091487"/>
       <w:bookmarkEnd w:id="180"/>
       <w:r>
         <w:t>HU-6.4 — Ver estadísticas y gráficas del sistema</w:t>
@@ -53854,10 +53857,7 @@
               <w:t>(v2.0)</w:t>
             </w:r>
             <w:r>
-              <w:t xml:space="preserve"> </w:t>
-            </w:r>
-            <w:r>
-              <w:t>Las estadísticas deben incluir la tasa de ausentismo por periodo y por veterinario.</w:t>
+              <w:t xml:space="preserve"> Las estadísticas deben incluir la tasa de ausentismo por periodo y por veterinario.</w:t>
             </w:r>
           </w:p>
         </w:tc>
@@ -53922,7 +53922,7 @@
         <w:pStyle w:val="Ttulo2"/>
       </w:pPr>
       <w:bookmarkStart w:id="184" w:name="_159c41a8740d691e56d865baa1d2a17f58680f5"/>
-      <w:bookmarkStart w:id="185" w:name="_Toc243948698"/>
+      <w:bookmarkStart w:id="185" w:name="_Toc244091488"/>
       <w:bookmarkEnd w:id="182"/>
       <w:r>
         <w:t>HU-6.5 — Exportar reportes a Excel/CSV</w:t>
@@ -54294,7 +54294,7 @@
         <w:pStyle w:val="Ttulo1"/>
       </w:pPr>
       <w:bookmarkStart w:id="186" w:name="_88abf5b53e5603b94c73c4f577271d31a73cc35"/>
-      <w:bookmarkStart w:id="187" w:name="_Toc243948699"/>
+      <w:bookmarkStart w:id="187" w:name="_Toc244091489"/>
       <w:bookmarkEnd w:id="174"/>
       <w:bookmarkEnd w:id="184"/>
       <w:r>
@@ -54308,7 +54308,7 @@
         <w:pStyle w:val="Ttulo2"/>
       </w:pPr>
       <w:bookmarkStart w:id="188" w:name="_003ad6784c61069e91989793d8255e8d4cb519d"/>
-      <w:bookmarkStart w:id="189" w:name="_Toc243948700"/>
+      <w:bookmarkStart w:id="189" w:name="_Toc244091490"/>
       <w:r>
         <w:t>HU-7.1 — Configurar los horarios de atención de la clínica</w:t>
       </w:r>
@@ -54760,7 +54760,7 @@
         <w:pStyle w:val="Ttulo2"/>
       </w:pPr>
       <w:bookmarkStart w:id="190" w:name="_42539d8b8201701c75c37499984fbffa69d6e4d"/>
-      <w:bookmarkStart w:id="191" w:name="_Toc243948701"/>
+      <w:bookmarkStart w:id="191" w:name="_Toc244091491"/>
       <w:bookmarkEnd w:id="188"/>
       <w:r>
         <w:t>HU-7.2 — Gestionar los catálogos del sistema</w:t>
@@ -55132,7 +55132,7 @@
         <w:pStyle w:val="Ttulo2"/>
       </w:pPr>
       <w:bookmarkStart w:id="192" w:name="_a0aee2f406b049ed83cfe391a77b0db14b5bfdf"/>
-      <w:bookmarkStart w:id="193" w:name="_Toc243948702"/>
+      <w:bookmarkStart w:id="193" w:name="_Toc244091492"/>
       <w:bookmarkEnd w:id="190"/>
       <w:r>
         <w:lastRenderedPageBreak/>
@@ -55667,7 +55667,7 @@
         <w:pStyle w:val="Ttulo2"/>
       </w:pPr>
       <w:bookmarkStart w:id="194" w:name="_a0688e3f345f7bf587dcedb8b562b8964a6cacc"/>
-      <w:bookmarkStart w:id="195" w:name="_Toc243948703"/>
+      <w:bookmarkStart w:id="195" w:name="_Toc244091493"/>
       <w:bookmarkEnd w:id="192"/>
       <w:r>
         <w:lastRenderedPageBreak/>
@@ -56283,7 +56283,7 @@
         <w:pStyle w:val="Ttulo2"/>
       </w:pPr>
       <w:bookmarkStart w:id="196" w:name="_7004fcdc7c25449422304e35d609c3113b471f6"/>
-      <w:bookmarkStart w:id="197" w:name="_Toc243948704"/>
+      <w:bookmarkStart w:id="197" w:name="_Toc244091494"/>
       <w:bookmarkEnd w:id="194"/>
       <w:r>
         <w:lastRenderedPageBreak/>
@@ -56666,7 +56666,7 @@
         <w:pStyle w:val="Ttulo1"/>
       </w:pPr>
       <w:bookmarkStart w:id="198" w:name="_99f8c38fc90f872e869cb5a42176a81ce60716e"/>
-      <w:bookmarkStart w:id="199" w:name="_Toc243948705"/>
+      <w:bookmarkStart w:id="199" w:name="_Toc244091495"/>
       <w:bookmarkEnd w:id="186"/>
       <w:bookmarkEnd w:id="196"/>
       <w:r>
@@ -56687,7 +56687,7 @@
         <w:pStyle w:val="Ttulo2"/>
       </w:pPr>
       <w:bookmarkStart w:id="200" w:name="_6b93d7ad964c8104bb83fc9231a04e4fc4e5a57"/>
-      <w:bookmarkStart w:id="201" w:name="_Toc243948706"/>
+      <w:bookmarkStart w:id="201" w:name="_Toc244091496"/>
       <w:r>
         <w:t>HU-8.1 — Calificar al veterinario tras una consulta atendida</w:t>
       </w:r>
@@ -57382,7 +57382,7 @@
         <w:pStyle w:val="Ttulo2"/>
       </w:pPr>
       <w:bookmarkStart w:id="202" w:name="_6de705a3e3f0ae827b0b0206b40472100ec5dc2"/>
-      <w:bookmarkStart w:id="203" w:name="_Toc243948707"/>
+      <w:bookmarkStart w:id="203" w:name="_Toc244091497"/>
       <w:bookmarkEnd w:id="200"/>
       <w:r>
         <w:t>HU-8.2 — Perfil público del veterinario</w:t>
@@ -57673,7 +57673,7 @@
         <w:pStyle w:val="Ttulo2"/>
       </w:pPr>
       <w:bookmarkStart w:id="204" w:name="_8d0438a4c21826cdef43f79f40a5abd8a052054"/>
-      <w:bookmarkStart w:id="205" w:name="_Toc243948708"/>
+      <w:bookmarkStart w:id="205" w:name="_Toc244091498"/>
       <w:bookmarkEnd w:id="202"/>
       <w:r>
         <w:lastRenderedPageBreak/>
@@ -58046,7 +58046,7 @@
         <w:pStyle w:val="Ttulo2"/>
       </w:pPr>
       <w:bookmarkStart w:id="206" w:name="_9d375ff686aceee42a269dcad0f742f5e2f3757"/>
-      <w:bookmarkStart w:id="207" w:name="_Toc243948709"/>
+      <w:bookmarkStart w:id="207" w:name="_Toc244091499"/>
       <w:bookmarkEnd w:id="204"/>
       <w:r>
         <w:t>HU-8.4 — Tiempos de envío de recordatorios configurables</w:t>
@@ -58337,7 +58337,7 @@
         <w:pStyle w:val="Ttulo2"/>
       </w:pPr>
       <w:bookmarkStart w:id="208" w:name="_09d49d8f9ce2d4331632fad53df16df04e0463f"/>
-      <w:bookmarkStart w:id="209" w:name="_Toc243948710"/>
+      <w:bookmarkStart w:id="209" w:name="_Toc244091500"/>
       <w:bookmarkEnd w:id="206"/>
       <w:r>
         <w:t>HU-8.5 — Bitácora de correos y notificaciones</w:t>
@@ -58628,7 +58628,7 @@
         <w:pStyle w:val="Ttulo1"/>
       </w:pPr>
       <w:bookmarkStart w:id="210" w:name="_739f4e5454618e53e20de4c2474955375ba75c3"/>
-      <w:bookmarkStart w:id="211" w:name="_Toc243948711"/>
+      <w:bookmarkStart w:id="211" w:name="_Toc244091501"/>
       <w:bookmarkEnd w:id="198"/>
       <w:bookmarkEnd w:id="208"/>
       <w:r>
@@ -58642,7 +58642,7 @@
         <w:pStyle w:val="Ttulo2"/>
       </w:pPr>
       <w:bookmarkStart w:id="212" w:name="_062138411ab05c870ba796ff3d39feef69a18f5"/>
-      <w:bookmarkStart w:id="213" w:name="_Toc243948712"/>
+      <w:bookmarkStart w:id="213" w:name="_Toc244091502"/>
       <w:r>
         <w:t>HU-9.1 — Página pública y políticas legales</w:t>
       </w:r>
@@ -59013,7 +59013,7 @@
         <w:pStyle w:val="Ttulo1"/>
       </w:pPr>
       <w:bookmarkStart w:id="214" w:name="_161b34832f25d1748c14dc17ae5f19d2b06fe86"/>
-      <w:bookmarkStart w:id="215" w:name="_Toc243948713"/>
+      <w:bookmarkStart w:id="215" w:name="_Toc244091503"/>
       <w:bookmarkEnd w:id="210"/>
       <w:bookmarkEnd w:id="212"/>
       <w:r>
@@ -64034,7 +64034,7 @@
               <w:noProof/>
             </w:rPr>
             <w:drawing>
-              <wp:inline distT="0" distB="0" distL="0" distR="0" wp14:anchorId="49398F02" wp14:editId="49398F03">
+              <wp:inline distT="0" distB="0" distL="0" distR="0" wp14:anchorId="58554ABD" wp14:editId="58554ABE">
                 <wp:extent cx="324000" cy="324000"/>
                 <wp:effectExtent l="0" t="0" r="0" b="0"/>
                 <wp:docPr id="9001" name="Logo Zooki"/>
@@ -64201,7 +64201,7 @@
   <w:abstractNum w:abstractNumId="0" w15:restartNumberingAfterBreak="0">
     <w:nsid w:val="0000A990"/>
     <w:multiLevelType w:val="multilevel"/>
-    <w:tmpl w:val="7B725730"/>
+    <w:tmpl w:val="B1547D98"/>
     <w:lvl w:ilvl="0">
       <w:numFmt w:val="bullet"/>
       <w:lvlText w:val=" "/>
@@ -64275,7 +64275,7 @@
       </w:pPr>
     </w:lvl>
   </w:abstractNum>
-  <w:num w:numId="1" w16cid:durableId="512307242">
+  <w:num w:numId="1" w16cid:durableId="1281033088">
     <w:abstractNumId w:val="0"/>
   </w:num>
 </w:numbering>
@@ -65666,7 +65666,7 @@
     <w:autoRedefine/>
     <w:uiPriority w:val="39"/>
     <w:unhideWhenUsed/>
-    <w:rsid w:val="007F17F2"/>
+    <w:rsid w:val="00A27206"/>
     <w:pPr>
       <w:spacing w:after="100" w:line="278" w:lineRule="auto"/>
       <w:ind w:left="480"/>
@@ -65685,7 +65685,7 @@
     <w:autoRedefine/>
     <w:uiPriority w:val="39"/>
     <w:unhideWhenUsed/>
-    <w:rsid w:val="007F17F2"/>
+    <w:rsid w:val="00A27206"/>
     <w:pPr>
       <w:spacing w:after="100" w:line="278" w:lineRule="auto"/>
       <w:ind w:left="720"/>
@@ -65704,7 +65704,7 @@
     <w:autoRedefine/>
     <w:uiPriority w:val="39"/>
     <w:unhideWhenUsed/>
-    <w:rsid w:val="007F17F2"/>
+    <w:rsid w:val="00A27206"/>
     <w:pPr>
       <w:spacing w:after="100" w:line="278" w:lineRule="auto"/>
       <w:ind w:left="960"/>
@@ -65723,7 +65723,7 @@
     <w:autoRedefine/>
     <w:uiPriority w:val="39"/>
     <w:unhideWhenUsed/>
-    <w:rsid w:val="007F17F2"/>
+    <w:rsid w:val="00A27206"/>
     <w:pPr>
       <w:spacing w:after="100" w:line="278" w:lineRule="auto"/>
       <w:ind w:left="1200"/>
@@ -65742,7 +65742,7 @@
     <w:autoRedefine/>
     <w:uiPriority w:val="39"/>
     <w:unhideWhenUsed/>
-    <w:rsid w:val="007F17F2"/>
+    <w:rsid w:val="00A27206"/>
     <w:pPr>
       <w:spacing w:after="100" w:line="278" w:lineRule="auto"/>
       <w:ind w:left="1440"/>
@@ -65761,7 +65761,7 @@
     <w:autoRedefine/>
     <w:uiPriority w:val="39"/>
     <w:unhideWhenUsed/>
-    <w:rsid w:val="007F17F2"/>
+    <w:rsid w:val="00A27206"/>
     <w:pPr>
       <w:spacing w:after="100" w:line="278" w:lineRule="auto"/>
       <w:ind w:left="1680"/>
@@ -65780,7 +65780,7 @@
     <w:autoRedefine/>
     <w:uiPriority w:val="39"/>
     <w:unhideWhenUsed/>
-    <w:rsid w:val="007F17F2"/>
+    <w:rsid w:val="00A27206"/>
     <w:pPr>
       <w:spacing w:after="100" w:line="278" w:lineRule="auto"/>
       <w:ind w:left="1920"/>
@@ -65798,7 +65798,7 @@
     <w:uiPriority w:val="99"/>
     <w:semiHidden/>
     <w:unhideWhenUsed/>
-    <w:rsid w:val="007F17F2"/>
+    <w:rsid w:val="00A27206"/>
     <w:rPr>
       <w:color w:val="605E5C"/>
       <w:shd w:val="clear" w:color="auto" w:fill="E1DFDD"/>

--- a/public/docs/descargas/re.docx
+++ b/public/docs/descargas/re.docx
@@ -93,7 +93,7 @@
           <w:noProof/>
         </w:rPr>
         <w:drawing>
-          <wp:inline distT="0" distB="0" distL="0" distR="0" wp14:anchorId="58554AB1" wp14:editId="58554AB2">
+          <wp:inline distT="0" distB="0" distL="0" distR="0" wp14:anchorId="6008BADC" wp14:editId="6008BADD">
             <wp:extent cx="395999" cy="405503"/>
             <wp:effectExtent l="0" t="0" r="0" b="0"/>
             <wp:docPr id="10" name="Picture"/>
@@ -229,7 +229,7 @@
               <w:pStyle w:val="Celda"/>
             </w:pPr>
             <w:r>
-              <w:t>28/10/2026</w:t>
+              <w:t>29/10/2026</w:t>
             </w:r>
           </w:p>
         </w:tc>
@@ -409,7 +409,7 @@
       <w:r>
         <w:fldChar w:fldCharType="separate"/>
       </w:r>
-      <w:hyperlink w:anchor="_Toc244091396" w:history="1">
+      <w:hyperlink w:anchor="_Toc244199805" w:history="1">
         <w:r>
           <w:rPr>
             <w:rStyle w:val="Hipervnculo"/>
@@ -445,7 +445,7 @@
             <w:noProof/>
             <w:webHidden/>
           </w:rPr>
-          <w:instrText xml:space="preserve"> PAGEREF _Toc244091396 \h </w:instrText>
+          <w:instrText xml:space="preserve"> PAGEREF _Toc244199805 \h </w:instrText>
         </w:r>
         <w:r>
           <w:rPr>
@@ -488,7 +488,7 @@
           <w14:ligatures w14:val="standardContextual"/>
         </w:rPr>
       </w:pPr>
-      <w:hyperlink w:anchor="_Toc244091397" w:history="1">
+      <w:hyperlink w:anchor="_Toc244199806" w:history="1">
         <w:r>
           <w:rPr>
             <w:rStyle w:val="Hipervnculo"/>
@@ -515,7 +515,7 @@
             <w:noProof/>
             <w:webHidden/>
           </w:rPr>
-          <w:instrText xml:space="preserve"> PAGEREF _Toc244091397 \h </w:instrText>
+          <w:instrText xml:space="preserve"> PAGEREF _Toc244199806 \h </w:instrText>
         </w:r>
         <w:r>
           <w:rPr>
@@ -558,7 +558,7 @@
           <w14:ligatures w14:val="standardContextual"/>
         </w:rPr>
       </w:pPr>
-      <w:hyperlink w:anchor="_Toc244091398" w:history="1">
+      <w:hyperlink w:anchor="_Toc244199807" w:history="1">
         <w:r>
           <w:rPr>
             <w:rStyle w:val="Hipervnculo"/>
@@ -585,7 +585,7 @@
             <w:noProof/>
             <w:webHidden/>
           </w:rPr>
-          <w:instrText xml:space="preserve"> PAGEREF _Toc244091398 \h </w:instrText>
+          <w:instrText xml:space="preserve"> PAGEREF _Toc244199807 \h </w:instrText>
         </w:r>
         <w:r>
           <w:rPr>
@@ -628,7 +628,7 @@
           <w14:ligatures w14:val="standardContextual"/>
         </w:rPr>
       </w:pPr>
-      <w:hyperlink w:anchor="_Toc244091399" w:history="1">
+      <w:hyperlink w:anchor="_Toc244199808" w:history="1">
         <w:r>
           <w:rPr>
             <w:rStyle w:val="Hipervnculo"/>
@@ -655,7 +655,7 @@
             <w:noProof/>
             <w:webHidden/>
           </w:rPr>
-          <w:instrText xml:space="preserve"> PAGEREF _Toc244091399 \h </w:instrText>
+          <w:instrText xml:space="preserve"> PAGEREF _Toc244199808 \h </w:instrText>
         </w:r>
         <w:r>
           <w:rPr>
@@ -698,7 +698,7 @@
           <w14:ligatures w14:val="standardContextual"/>
         </w:rPr>
       </w:pPr>
-      <w:hyperlink w:anchor="_Toc244091400" w:history="1">
+      <w:hyperlink w:anchor="_Toc244199809" w:history="1">
         <w:r>
           <w:rPr>
             <w:rStyle w:val="Hipervnculo"/>
@@ -725,7 +725,7 @@
             <w:noProof/>
             <w:webHidden/>
           </w:rPr>
-          <w:instrText xml:space="preserve"> PAGEREF _Toc244091400 \h </w:instrText>
+          <w:instrText xml:space="preserve"> PAGEREF _Toc244199809 \h </w:instrText>
         </w:r>
         <w:r>
           <w:rPr>
@@ -768,7 +768,7 @@
           <w14:ligatures w14:val="standardContextual"/>
         </w:rPr>
       </w:pPr>
-      <w:hyperlink w:anchor="_Toc244091401" w:history="1">
+      <w:hyperlink w:anchor="_Toc244199810" w:history="1">
         <w:r>
           <w:rPr>
             <w:rStyle w:val="Hipervnculo"/>
@@ -795,7 +795,7 @@
             <w:noProof/>
             <w:webHidden/>
           </w:rPr>
-          <w:instrText xml:space="preserve"> PAGEREF _Toc244091401 \h </w:instrText>
+          <w:instrText xml:space="preserve"> PAGEREF _Toc244199810 \h </w:instrText>
         </w:r>
         <w:r>
           <w:rPr>
@@ -841,7 +841,7 @@
           <w14:ligatures w14:val="standardContextual"/>
         </w:rPr>
       </w:pPr>
-      <w:hyperlink w:anchor="_Toc244091402" w:history="1">
+      <w:hyperlink w:anchor="_Toc244199811" w:history="1">
         <w:r>
           <w:rPr>
             <w:rStyle w:val="Hipervnculo"/>
@@ -868,7 +868,7 @@
             <w:noProof/>
             <w:webHidden/>
           </w:rPr>
-          <w:instrText xml:space="preserve"> PAGEREF _Toc244091402 \h </w:instrText>
+          <w:instrText xml:space="preserve"> PAGEREF _Toc244199811 \h </w:instrText>
         </w:r>
         <w:r>
           <w:rPr>
@@ -911,7 +911,7 @@
           <w14:ligatures w14:val="standardContextual"/>
         </w:rPr>
       </w:pPr>
-      <w:hyperlink w:anchor="_Toc244091403" w:history="1">
+      <w:hyperlink w:anchor="_Toc244199812" w:history="1">
         <w:r>
           <w:rPr>
             <w:rStyle w:val="Hipervnculo"/>
@@ -938,7 +938,7 @@
             <w:noProof/>
             <w:webHidden/>
           </w:rPr>
-          <w:instrText xml:space="preserve"> PAGEREF _Toc244091403 \h </w:instrText>
+          <w:instrText xml:space="preserve"> PAGEREF _Toc244199812 \h </w:instrText>
         </w:r>
         <w:r>
           <w:rPr>
@@ -981,7 +981,7 @@
           <w14:ligatures w14:val="standardContextual"/>
         </w:rPr>
       </w:pPr>
-      <w:hyperlink w:anchor="_Toc244091404" w:history="1">
+      <w:hyperlink w:anchor="_Toc244199813" w:history="1">
         <w:r>
           <w:rPr>
             <w:rStyle w:val="Hipervnculo"/>
@@ -1008,7 +1008,7 @@
             <w:noProof/>
             <w:webHidden/>
           </w:rPr>
-          <w:instrText xml:space="preserve"> PAGEREF _Toc244091404 \h </w:instrText>
+          <w:instrText xml:space="preserve"> PAGEREF _Toc244199813 \h </w:instrText>
         </w:r>
         <w:r>
           <w:rPr>
@@ -1051,7 +1051,7 @@
           <w14:ligatures w14:val="standardContextual"/>
         </w:rPr>
       </w:pPr>
-      <w:hyperlink w:anchor="_Toc244091405" w:history="1">
+      <w:hyperlink w:anchor="_Toc244199814" w:history="1">
         <w:r>
           <w:rPr>
             <w:rStyle w:val="Hipervnculo"/>
@@ -1078,7 +1078,7 @@
             <w:noProof/>
             <w:webHidden/>
           </w:rPr>
-          <w:instrText xml:space="preserve"> PAGEREF _Toc244091405 \h </w:instrText>
+          <w:instrText xml:space="preserve"> PAGEREF _Toc244199814 \h </w:instrText>
         </w:r>
         <w:r>
           <w:rPr>
@@ -1121,7 +1121,7 @@
           <w14:ligatures w14:val="standardContextual"/>
         </w:rPr>
       </w:pPr>
-      <w:hyperlink w:anchor="_Toc244091406" w:history="1">
+      <w:hyperlink w:anchor="_Toc244199815" w:history="1">
         <w:r>
           <w:rPr>
             <w:rStyle w:val="Hipervnculo"/>
@@ -1148,7 +1148,7 @@
             <w:noProof/>
             <w:webHidden/>
           </w:rPr>
-          <w:instrText xml:space="preserve"> PAGEREF _Toc244091406 \h </w:instrText>
+          <w:instrText xml:space="preserve"> PAGEREF _Toc244199815 \h </w:instrText>
         </w:r>
         <w:r>
           <w:rPr>
@@ -1191,7 +1191,7 @@
           <w14:ligatures w14:val="standardContextual"/>
         </w:rPr>
       </w:pPr>
-      <w:hyperlink w:anchor="_Toc244091407" w:history="1">
+      <w:hyperlink w:anchor="_Toc244199816" w:history="1">
         <w:r>
           <w:rPr>
             <w:rStyle w:val="Hipervnculo"/>
@@ -1218,7 +1218,7 @@
             <w:noProof/>
             <w:webHidden/>
           </w:rPr>
-          <w:instrText xml:space="preserve"> PAGEREF _Toc244091407 \h </w:instrText>
+          <w:instrText xml:space="preserve"> PAGEREF _Toc244199816 \h </w:instrText>
         </w:r>
         <w:r>
           <w:rPr>
@@ -1261,7 +1261,7 @@
           <w14:ligatures w14:val="standardContextual"/>
         </w:rPr>
       </w:pPr>
-      <w:hyperlink w:anchor="_Toc244091408" w:history="1">
+      <w:hyperlink w:anchor="_Toc244199817" w:history="1">
         <w:r>
           <w:rPr>
             <w:rStyle w:val="Hipervnculo"/>
@@ -1288,7 +1288,7 @@
             <w:noProof/>
             <w:webHidden/>
           </w:rPr>
-          <w:instrText xml:space="preserve"> PAGEREF _Toc244091408 \h </w:instrText>
+          <w:instrText xml:space="preserve"> PAGEREF _Toc244199817 \h </w:instrText>
         </w:r>
         <w:r>
           <w:rPr>
@@ -1331,7 +1331,7 @@
           <w14:ligatures w14:val="standardContextual"/>
         </w:rPr>
       </w:pPr>
-      <w:hyperlink w:anchor="_Toc244091409" w:history="1">
+      <w:hyperlink w:anchor="_Toc244199818" w:history="1">
         <w:r>
           <w:rPr>
             <w:rStyle w:val="Hipervnculo"/>
@@ -1358,7 +1358,7 @@
             <w:noProof/>
             <w:webHidden/>
           </w:rPr>
-          <w:instrText xml:space="preserve"> PAGEREF _Toc244091409 \h </w:instrText>
+          <w:instrText xml:space="preserve"> PAGEREF _Toc244199818 \h </w:instrText>
         </w:r>
         <w:r>
           <w:rPr>
@@ -1401,7 +1401,7 @@
           <w14:ligatures w14:val="standardContextual"/>
         </w:rPr>
       </w:pPr>
-      <w:hyperlink w:anchor="_Toc244091410" w:history="1">
+      <w:hyperlink w:anchor="_Toc244199819" w:history="1">
         <w:r>
           <w:rPr>
             <w:rStyle w:val="Hipervnculo"/>
@@ -1428,7 +1428,7 @@
             <w:noProof/>
             <w:webHidden/>
           </w:rPr>
-          <w:instrText xml:space="preserve"> PAGEREF _Toc244091410 \h </w:instrText>
+          <w:instrText xml:space="preserve"> PAGEREF _Toc244199819 \h </w:instrText>
         </w:r>
         <w:r>
           <w:rPr>
@@ -1471,7 +1471,7 @@
           <w14:ligatures w14:val="standardContextual"/>
         </w:rPr>
       </w:pPr>
-      <w:hyperlink w:anchor="_Toc244091411" w:history="1">
+      <w:hyperlink w:anchor="_Toc244199820" w:history="1">
         <w:r>
           <w:rPr>
             <w:rStyle w:val="Hipervnculo"/>
@@ -1498,7 +1498,7 @@
             <w:noProof/>
             <w:webHidden/>
           </w:rPr>
-          <w:instrText xml:space="preserve"> PAGEREF _Toc244091411 \h </w:instrText>
+          <w:instrText xml:space="preserve"> PAGEREF _Toc244199820 \h </w:instrText>
         </w:r>
         <w:r>
           <w:rPr>
@@ -1541,7 +1541,7 @@
           <w14:ligatures w14:val="standardContextual"/>
         </w:rPr>
       </w:pPr>
-      <w:hyperlink w:anchor="_Toc244091412" w:history="1">
+      <w:hyperlink w:anchor="_Toc244199821" w:history="1">
         <w:r>
           <w:rPr>
             <w:rStyle w:val="Hipervnculo"/>
@@ -1568,7 +1568,7 @@
             <w:noProof/>
             <w:webHidden/>
           </w:rPr>
-          <w:instrText xml:space="preserve"> PAGEREF _Toc244091412 \h </w:instrText>
+          <w:instrText xml:space="preserve"> PAGEREF _Toc244199821 \h </w:instrText>
         </w:r>
         <w:r>
           <w:rPr>
@@ -1611,7 +1611,7 @@
           <w14:ligatures w14:val="standardContextual"/>
         </w:rPr>
       </w:pPr>
-      <w:hyperlink w:anchor="_Toc244091413" w:history="1">
+      <w:hyperlink w:anchor="_Toc244199822" w:history="1">
         <w:r>
           <w:rPr>
             <w:rStyle w:val="Hipervnculo"/>
@@ -1638,7 +1638,7 @@
             <w:noProof/>
             <w:webHidden/>
           </w:rPr>
-          <w:instrText xml:space="preserve"> PAGEREF _Toc244091413 \h </w:instrText>
+          <w:instrText xml:space="preserve"> PAGEREF _Toc244199822 \h </w:instrText>
         </w:r>
         <w:r>
           <w:rPr>
@@ -1681,7 +1681,7 @@
           <w14:ligatures w14:val="standardContextual"/>
         </w:rPr>
       </w:pPr>
-      <w:hyperlink w:anchor="_Toc244091414" w:history="1">
+      <w:hyperlink w:anchor="_Toc244199823" w:history="1">
         <w:r>
           <w:rPr>
             <w:rStyle w:val="Hipervnculo"/>
@@ -1708,7 +1708,7 @@
             <w:noProof/>
             <w:webHidden/>
           </w:rPr>
-          <w:instrText xml:space="preserve"> PAGEREF _Toc244091414 \h </w:instrText>
+          <w:instrText xml:space="preserve"> PAGEREF _Toc244199823 \h </w:instrText>
         </w:r>
         <w:r>
           <w:rPr>
@@ -1751,7 +1751,7 @@
           <w14:ligatures w14:val="standardContextual"/>
         </w:rPr>
       </w:pPr>
-      <w:hyperlink w:anchor="_Toc244091415" w:history="1">
+      <w:hyperlink w:anchor="_Toc244199824" w:history="1">
         <w:r>
           <w:rPr>
             <w:rStyle w:val="Hipervnculo"/>
@@ -1778,7 +1778,7 @@
             <w:noProof/>
             <w:webHidden/>
           </w:rPr>
-          <w:instrText xml:space="preserve"> PAGEREF _Toc244091415 \h </w:instrText>
+          <w:instrText xml:space="preserve"> PAGEREF _Toc244199824 \h </w:instrText>
         </w:r>
         <w:r>
           <w:rPr>
@@ -1821,7 +1821,7 @@
           <w14:ligatures w14:val="standardContextual"/>
         </w:rPr>
       </w:pPr>
-      <w:hyperlink w:anchor="_Toc244091416" w:history="1">
+      <w:hyperlink w:anchor="_Toc244199825" w:history="1">
         <w:r>
           <w:rPr>
             <w:rStyle w:val="Hipervnculo"/>
@@ -1848,7 +1848,7 @@
             <w:noProof/>
             <w:webHidden/>
           </w:rPr>
-          <w:instrText xml:space="preserve"> PAGEREF _Toc244091416 \h </w:instrText>
+          <w:instrText xml:space="preserve"> PAGEREF _Toc244199825 \h </w:instrText>
         </w:r>
         <w:r>
           <w:rPr>
@@ -1891,7 +1891,7 @@
           <w14:ligatures w14:val="standardContextual"/>
         </w:rPr>
       </w:pPr>
-      <w:hyperlink w:anchor="_Toc244091417" w:history="1">
+      <w:hyperlink w:anchor="_Toc244199826" w:history="1">
         <w:r>
           <w:rPr>
             <w:rStyle w:val="Hipervnculo"/>
@@ -1918,7 +1918,7 @@
             <w:noProof/>
             <w:webHidden/>
           </w:rPr>
-          <w:instrText xml:space="preserve"> PAGEREF _Toc244091417 \h </w:instrText>
+          <w:instrText xml:space="preserve"> PAGEREF _Toc244199826 \h </w:instrText>
         </w:r>
         <w:r>
           <w:rPr>
@@ -1961,7 +1961,7 @@
           <w14:ligatures w14:val="standardContextual"/>
         </w:rPr>
       </w:pPr>
-      <w:hyperlink w:anchor="_Toc244091418" w:history="1">
+      <w:hyperlink w:anchor="_Toc244199827" w:history="1">
         <w:r>
           <w:rPr>
             <w:rStyle w:val="Hipervnculo"/>
@@ -1988,7 +1988,7 @@
             <w:noProof/>
             <w:webHidden/>
           </w:rPr>
-          <w:instrText xml:space="preserve"> PAGEREF _Toc244091418 \h </w:instrText>
+          <w:instrText xml:space="preserve"> PAGEREF _Toc244199827 \h </w:instrText>
         </w:r>
         <w:r>
           <w:rPr>
@@ -2031,7 +2031,7 @@
           <w14:ligatures w14:val="standardContextual"/>
         </w:rPr>
       </w:pPr>
-      <w:hyperlink w:anchor="_Toc244091419" w:history="1">
+      <w:hyperlink w:anchor="_Toc244199828" w:history="1">
         <w:r>
           <w:rPr>
             <w:rStyle w:val="Hipervnculo"/>
@@ -2058,7 +2058,7 @@
             <w:noProof/>
             <w:webHidden/>
           </w:rPr>
-          <w:instrText xml:space="preserve"> PAGEREF _Toc244091419 \h </w:instrText>
+          <w:instrText xml:space="preserve"> PAGEREF _Toc244199828 \h </w:instrText>
         </w:r>
         <w:r>
           <w:rPr>
@@ -2101,7 +2101,7 @@
           <w14:ligatures w14:val="standardContextual"/>
         </w:rPr>
       </w:pPr>
-      <w:hyperlink w:anchor="_Toc244091420" w:history="1">
+      <w:hyperlink w:anchor="_Toc244199829" w:history="1">
         <w:r>
           <w:rPr>
             <w:rStyle w:val="Hipervnculo"/>
@@ -2128,7 +2128,7 @@
             <w:noProof/>
             <w:webHidden/>
           </w:rPr>
-          <w:instrText xml:space="preserve"> PAGEREF _Toc244091420 \h </w:instrText>
+          <w:instrText xml:space="preserve"> PAGEREF _Toc244199829 \h </w:instrText>
         </w:r>
         <w:r>
           <w:rPr>
@@ -2171,7 +2171,7 @@
           <w14:ligatures w14:val="standardContextual"/>
         </w:rPr>
       </w:pPr>
-      <w:hyperlink w:anchor="_Toc244091421" w:history="1">
+      <w:hyperlink w:anchor="_Toc244199830" w:history="1">
         <w:r>
           <w:rPr>
             <w:rStyle w:val="Hipervnculo"/>
@@ -2198,7 +2198,7 @@
             <w:noProof/>
             <w:webHidden/>
           </w:rPr>
-          <w:instrText xml:space="preserve"> PAGEREF _Toc244091421 \h </w:instrText>
+          <w:instrText xml:space="preserve"> PAGEREF _Toc244199830 \h </w:instrText>
         </w:r>
         <w:r>
           <w:rPr>
@@ -2244,7 +2244,7 @@
           <w14:ligatures w14:val="standardContextual"/>
         </w:rPr>
       </w:pPr>
-      <w:hyperlink w:anchor="_Toc244091422" w:history="1">
+      <w:hyperlink w:anchor="_Toc244199831" w:history="1">
         <w:r>
           <w:rPr>
             <w:rStyle w:val="Hipervnculo"/>
@@ -2271,7 +2271,7 @@
             <w:noProof/>
             <w:webHidden/>
           </w:rPr>
-          <w:instrText xml:space="preserve"> PAGEREF _Toc244091422 \h </w:instrText>
+          <w:instrText xml:space="preserve"> PAGEREF _Toc244199831 \h </w:instrText>
         </w:r>
         <w:r>
           <w:rPr>
@@ -2314,7 +2314,7 @@
           <w14:ligatures w14:val="standardContextual"/>
         </w:rPr>
       </w:pPr>
-      <w:hyperlink w:anchor="_Toc244091423" w:history="1">
+      <w:hyperlink w:anchor="_Toc244199832" w:history="1">
         <w:r>
           <w:rPr>
             <w:rStyle w:val="Hipervnculo"/>
@@ -2341,7 +2341,7 @@
             <w:noProof/>
             <w:webHidden/>
           </w:rPr>
-          <w:instrText xml:space="preserve"> PAGEREF _Toc244091423 \h </w:instrText>
+          <w:instrText xml:space="preserve"> PAGEREF _Toc244199832 \h </w:instrText>
         </w:r>
         <w:r>
           <w:rPr>
@@ -2384,7 +2384,7 @@
           <w14:ligatures w14:val="standardContextual"/>
         </w:rPr>
       </w:pPr>
-      <w:hyperlink w:anchor="_Toc244091424" w:history="1">
+      <w:hyperlink w:anchor="_Toc244199833" w:history="1">
         <w:r>
           <w:rPr>
             <w:rStyle w:val="Hipervnculo"/>
@@ -2411,7 +2411,7 @@
             <w:noProof/>
             <w:webHidden/>
           </w:rPr>
-          <w:instrText xml:space="preserve"> PAGEREF _Toc244091424 \h </w:instrText>
+          <w:instrText xml:space="preserve"> PAGEREF _Toc244199833 \h </w:instrText>
         </w:r>
         <w:r>
           <w:rPr>
@@ -2454,7 +2454,7 @@
           <w14:ligatures w14:val="standardContextual"/>
         </w:rPr>
       </w:pPr>
-      <w:hyperlink w:anchor="_Toc244091425" w:history="1">
+      <w:hyperlink w:anchor="_Toc244199834" w:history="1">
         <w:r>
           <w:rPr>
             <w:rStyle w:val="Hipervnculo"/>
@@ -2481,7 +2481,7 @@
             <w:noProof/>
             <w:webHidden/>
           </w:rPr>
-          <w:instrText xml:space="preserve"> PAGEREF _Toc244091425 \h </w:instrText>
+          <w:instrText xml:space="preserve"> PAGEREF _Toc244199834 \h </w:instrText>
         </w:r>
         <w:r>
           <w:rPr>
@@ -2524,7 +2524,7 @@
           <w14:ligatures w14:val="standardContextual"/>
         </w:rPr>
       </w:pPr>
-      <w:hyperlink w:anchor="_Toc244091426" w:history="1">
+      <w:hyperlink w:anchor="_Toc244199835" w:history="1">
         <w:r>
           <w:rPr>
             <w:rStyle w:val="Hipervnculo"/>
@@ -2551,7 +2551,7 @@
             <w:noProof/>
             <w:webHidden/>
           </w:rPr>
-          <w:instrText xml:space="preserve"> PAGEREF _Toc244091426 \h </w:instrText>
+          <w:instrText xml:space="preserve"> PAGEREF _Toc244199835 \h </w:instrText>
         </w:r>
         <w:r>
           <w:rPr>
@@ -2594,7 +2594,7 @@
           <w14:ligatures w14:val="standardContextual"/>
         </w:rPr>
       </w:pPr>
-      <w:hyperlink w:anchor="_Toc244091427" w:history="1">
+      <w:hyperlink w:anchor="_Toc244199836" w:history="1">
         <w:r>
           <w:rPr>
             <w:rStyle w:val="Hipervnculo"/>
@@ -2621,7 +2621,7 @@
             <w:noProof/>
             <w:webHidden/>
           </w:rPr>
-          <w:instrText xml:space="preserve"> PAGEREF _Toc244091427 \h </w:instrText>
+          <w:instrText xml:space="preserve"> PAGEREF _Toc244199836 \h </w:instrText>
         </w:r>
         <w:r>
           <w:rPr>
@@ -2667,7 +2667,7 @@
           <w14:ligatures w14:val="standardContextual"/>
         </w:rPr>
       </w:pPr>
-      <w:hyperlink w:anchor="_Toc244091428" w:history="1">
+      <w:hyperlink w:anchor="_Toc244199837" w:history="1">
         <w:r>
           <w:rPr>
             <w:rStyle w:val="Hipervnculo"/>
@@ -2694,7 +2694,7 @@
             <w:noProof/>
             <w:webHidden/>
           </w:rPr>
-          <w:instrText xml:space="preserve"> PAGEREF _Toc244091428 \h </w:instrText>
+          <w:instrText xml:space="preserve"> PAGEREF _Toc244199837 \h </w:instrText>
         </w:r>
         <w:r>
           <w:rPr>
@@ -2737,7 +2737,7 @@
           <w14:ligatures w14:val="standardContextual"/>
         </w:rPr>
       </w:pPr>
-      <w:hyperlink w:anchor="_Toc244091429" w:history="1">
+      <w:hyperlink w:anchor="_Toc244199838" w:history="1">
         <w:r>
           <w:rPr>
             <w:rStyle w:val="Hipervnculo"/>
@@ -2764,7 +2764,7 @@
             <w:noProof/>
             <w:webHidden/>
           </w:rPr>
-          <w:instrText xml:space="preserve"> PAGEREF _Toc244091429 \h </w:instrText>
+          <w:instrText xml:space="preserve"> PAGEREF _Toc244199838 \h </w:instrText>
         </w:r>
         <w:r>
           <w:rPr>
@@ -2807,7 +2807,7 @@
           <w14:ligatures w14:val="standardContextual"/>
         </w:rPr>
       </w:pPr>
-      <w:hyperlink w:anchor="_Toc244091430" w:history="1">
+      <w:hyperlink w:anchor="_Toc244199839" w:history="1">
         <w:r>
           <w:rPr>
             <w:rStyle w:val="Hipervnculo"/>
@@ -2834,7 +2834,7 @@
             <w:noProof/>
             <w:webHidden/>
           </w:rPr>
-          <w:instrText xml:space="preserve"> PAGEREF _Toc244091430 \h </w:instrText>
+          <w:instrText xml:space="preserve"> PAGEREF _Toc244199839 \h </w:instrText>
         </w:r>
         <w:r>
           <w:rPr>
@@ -2877,7 +2877,7 @@
           <w14:ligatures w14:val="standardContextual"/>
         </w:rPr>
       </w:pPr>
-      <w:hyperlink w:anchor="_Toc244091431" w:history="1">
+      <w:hyperlink w:anchor="_Toc244199840" w:history="1">
         <w:r>
           <w:rPr>
             <w:rStyle w:val="Hipervnculo"/>
@@ -2904,7 +2904,7 @@
             <w:noProof/>
             <w:webHidden/>
           </w:rPr>
-          <w:instrText xml:space="preserve"> PAGEREF _Toc244091431 \h </w:instrText>
+          <w:instrText xml:space="preserve"> PAGEREF _Toc244199840 \h </w:instrText>
         </w:r>
         <w:r>
           <w:rPr>
@@ -2947,7 +2947,7 @@
           <w14:ligatures w14:val="standardContextual"/>
         </w:rPr>
       </w:pPr>
-      <w:hyperlink w:anchor="_Toc244091432" w:history="1">
+      <w:hyperlink w:anchor="_Toc244199841" w:history="1">
         <w:r>
           <w:rPr>
             <w:rStyle w:val="Hipervnculo"/>
@@ -2974,7 +2974,7 @@
             <w:noProof/>
             <w:webHidden/>
           </w:rPr>
-          <w:instrText xml:space="preserve"> PAGEREF _Toc244091432 \h </w:instrText>
+          <w:instrText xml:space="preserve"> PAGEREF _Toc244199841 \h </w:instrText>
         </w:r>
         <w:r>
           <w:rPr>
@@ -3017,7 +3017,7 @@
           <w14:ligatures w14:val="standardContextual"/>
         </w:rPr>
       </w:pPr>
-      <w:hyperlink w:anchor="_Toc244091433" w:history="1">
+      <w:hyperlink w:anchor="_Toc244199842" w:history="1">
         <w:r>
           <w:rPr>
             <w:rStyle w:val="Hipervnculo"/>
@@ -3044,7 +3044,7 @@
             <w:noProof/>
             <w:webHidden/>
           </w:rPr>
-          <w:instrText xml:space="preserve"> PAGEREF _Toc244091433 \h </w:instrText>
+          <w:instrText xml:space="preserve"> PAGEREF _Toc244199842 \h </w:instrText>
         </w:r>
         <w:r>
           <w:rPr>
@@ -3087,7 +3087,7 @@
           <w14:ligatures w14:val="standardContextual"/>
         </w:rPr>
       </w:pPr>
-      <w:hyperlink w:anchor="_Toc244091434" w:history="1">
+      <w:hyperlink w:anchor="_Toc244199843" w:history="1">
         <w:r>
           <w:rPr>
             <w:rStyle w:val="Hipervnculo"/>
@@ -3114,7 +3114,7 @@
             <w:noProof/>
             <w:webHidden/>
           </w:rPr>
-          <w:instrText xml:space="preserve"> PAGEREF _Toc244091434 \h </w:instrText>
+          <w:instrText xml:space="preserve"> PAGEREF _Toc244199843 \h </w:instrText>
         </w:r>
         <w:r>
           <w:rPr>
@@ -3157,7 +3157,7 @@
           <w14:ligatures w14:val="standardContextual"/>
         </w:rPr>
       </w:pPr>
-      <w:hyperlink w:anchor="_Toc244091435" w:history="1">
+      <w:hyperlink w:anchor="_Toc244199844" w:history="1">
         <w:r>
           <w:rPr>
             <w:rStyle w:val="Hipervnculo"/>
@@ -3184,7 +3184,7 @@
             <w:noProof/>
             <w:webHidden/>
           </w:rPr>
-          <w:instrText xml:space="preserve"> PAGEREF _Toc244091435 \h </w:instrText>
+          <w:instrText xml:space="preserve"> PAGEREF _Toc244199844 \h </w:instrText>
         </w:r>
         <w:r>
           <w:rPr>
@@ -3227,7 +3227,7 @@
           <w14:ligatures w14:val="standardContextual"/>
         </w:rPr>
       </w:pPr>
-      <w:hyperlink w:anchor="_Toc244091436" w:history="1">
+      <w:hyperlink w:anchor="_Toc244199845" w:history="1">
         <w:r>
           <w:rPr>
             <w:rStyle w:val="Hipervnculo"/>
@@ -3254,7 +3254,7 @@
             <w:noProof/>
             <w:webHidden/>
           </w:rPr>
-          <w:instrText xml:space="preserve"> PAGEREF _Toc244091436 \h </w:instrText>
+          <w:instrText xml:space="preserve"> PAGEREF _Toc244199845 \h </w:instrText>
         </w:r>
         <w:r>
           <w:rPr>
@@ -3297,7 +3297,7 @@
           <w14:ligatures w14:val="standardContextual"/>
         </w:rPr>
       </w:pPr>
-      <w:hyperlink w:anchor="_Toc244091437" w:history="1">
+      <w:hyperlink w:anchor="_Toc244199846" w:history="1">
         <w:r>
           <w:rPr>
             <w:rStyle w:val="Hipervnculo"/>
@@ -3324,7 +3324,7 @@
             <w:noProof/>
             <w:webHidden/>
           </w:rPr>
-          <w:instrText xml:space="preserve"> PAGEREF _Toc244091437 \h </w:instrText>
+          <w:instrText xml:space="preserve"> PAGEREF _Toc244199846 \h </w:instrText>
         </w:r>
         <w:r>
           <w:rPr>
@@ -3367,7 +3367,7 @@
           <w14:ligatures w14:val="standardContextual"/>
         </w:rPr>
       </w:pPr>
-      <w:hyperlink w:anchor="_Toc244091438" w:history="1">
+      <w:hyperlink w:anchor="_Toc244199847" w:history="1">
         <w:r>
           <w:rPr>
             <w:rStyle w:val="Hipervnculo"/>
@@ -3394,7 +3394,7 @@
             <w:noProof/>
             <w:webHidden/>
           </w:rPr>
-          <w:instrText xml:space="preserve"> PAGEREF _Toc244091438 \h </w:instrText>
+          <w:instrText xml:space="preserve"> PAGEREF _Toc244199847 \h </w:instrText>
         </w:r>
         <w:r>
           <w:rPr>
@@ -3437,7 +3437,7 @@
           <w14:ligatures w14:val="standardContextual"/>
         </w:rPr>
       </w:pPr>
-      <w:hyperlink w:anchor="_Toc244091439" w:history="1">
+      <w:hyperlink w:anchor="_Toc244199848" w:history="1">
         <w:r>
           <w:rPr>
             <w:rStyle w:val="Hipervnculo"/>
@@ -3464,7 +3464,7 @@
             <w:noProof/>
             <w:webHidden/>
           </w:rPr>
-          <w:instrText xml:space="preserve"> PAGEREF _Toc244091439 \h </w:instrText>
+          <w:instrText xml:space="preserve"> PAGEREF _Toc244199848 \h </w:instrText>
         </w:r>
         <w:r>
           <w:rPr>
@@ -3507,7 +3507,7 @@
           <w14:ligatures w14:val="standardContextual"/>
         </w:rPr>
       </w:pPr>
-      <w:hyperlink w:anchor="_Toc244091440" w:history="1">
+      <w:hyperlink w:anchor="_Toc244199849" w:history="1">
         <w:r>
           <w:rPr>
             <w:rStyle w:val="Hipervnculo"/>
@@ -3534,7 +3534,7 @@
             <w:noProof/>
             <w:webHidden/>
           </w:rPr>
-          <w:instrText xml:space="preserve"> PAGEREF _Toc244091440 \h </w:instrText>
+          <w:instrText xml:space="preserve"> PAGEREF _Toc244199849 \h </w:instrText>
         </w:r>
         <w:r>
           <w:rPr>
@@ -3580,7 +3580,7 @@
           <w14:ligatures w14:val="standardContextual"/>
         </w:rPr>
       </w:pPr>
-      <w:hyperlink w:anchor="_Toc244091441" w:history="1">
+      <w:hyperlink w:anchor="_Toc244199850" w:history="1">
         <w:r>
           <w:rPr>
             <w:rStyle w:val="Hipervnculo"/>
@@ -3607,7 +3607,7 @@
             <w:noProof/>
             <w:webHidden/>
           </w:rPr>
-          <w:instrText xml:space="preserve"> PAGEREF _Toc244091441 \h </w:instrText>
+          <w:instrText xml:space="preserve"> PAGEREF _Toc244199850 \h </w:instrText>
         </w:r>
         <w:r>
           <w:rPr>
@@ -3650,7 +3650,7 @@
           <w14:ligatures w14:val="standardContextual"/>
         </w:rPr>
       </w:pPr>
-      <w:hyperlink w:anchor="_Toc244091442" w:history="1">
+      <w:hyperlink w:anchor="_Toc244199851" w:history="1">
         <w:r>
           <w:rPr>
             <w:rStyle w:val="Hipervnculo"/>
@@ -3677,7 +3677,7 @@
             <w:noProof/>
             <w:webHidden/>
           </w:rPr>
-          <w:instrText xml:space="preserve"> PAGEREF _Toc244091442 \h </w:instrText>
+          <w:instrText xml:space="preserve"> PAGEREF _Toc244199851 \h </w:instrText>
         </w:r>
         <w:r>
           <w:rPr>
@@ -3720,7 +3720,7 @@
           <w14:ligatures w14:val="standardContextual"/>
         </w:rPr>
       </w:pPr>
-      <w:hyperlink w:anchor="_Toc244091443" w:history="1">
+      <w:hyperlink w:anchor="_Toc244199852" w:history="1">
         <w:r>
           <w:rPr>
             <w:rStyle w:val="Hipervnculo"/>
@@ -3747,7 +3747,7 @@
             <w:noProof/>
             <w:webHidden/>
           </w:rPr>
-          <w:instrText xml:space="preserve"> PAGEREF _Toc244091443 \h </w:instrText>
+          <w:instrText xml:space="preserve"> PAGEREF _Toc244199852 \h </w:instrText>
         </w:r>
         <w:r>
           <w:rPr>
@@ -3790,7 +3790,7 @@
           <w14:ligatures w14:val="standardContextual"/>
         </w:rPr>
       </w:pPr>
-      <w:hyperlink w:anchor="_Toc244091444" w:history="1">
+      <w:hyperlink w:anchor="_Toc244199853" w:history="1">
         <w:r>
           <w:rPr>
             <w:rStyle w:val="Hipervnculo"/>
@@ -3817,7 +3817,7 @@
             <w:noProof/>
             <w:webHidden/>
           </w:rPr>
-          <w:instrText xml:space="preserve"> PAGEREF _Toc244091444 \h </w:instrText>
+          <w:instrText xml:space="preserve"> PAGEREF _Toc244199853 \h </w:instrText>
         </w:r>
         <w:r>
           <w:rPr>
@@ -3860,7 +3860,7 @@
           <w14:ligatures w14:val="standardContextual"/>
         </w:rPr>
       </w:pPr>
-      <w:hyperlink w:anchor="_Toc244091445" w:history="1">
+      <w:hyperlink w:anchor="_Toc244199854" w:history="1">
         <w:r>
           <w:rPr>
             <w:rStyle w:val="Hipervnculo"/>
@@ -3887,7 +3887,7 @@
             <w:noProof/>
             <w:webHidden/>
           </w:rPr>
-          <w:instrText xml:space="preserve"> PAGEREF _Toc244091445 \h </w:instrText>
+          <w:instrText xml:space="preserve"> PAGEREF _Toc244199854 \h </w:instrText>
         </w:r>
         <w:r>
           <w:rPr>
@@ -3930,7 +3930,7 @@
           <w14:ligatures w14:val="standardContextual"/>
         </w:rPr>
       </w:pPr>
-      <w:hyperlink w:anchor="_Toc244091446" w:history="1">
+      <w:hyperlink w:anchor="_Toc244199855" w:history="1">
         <w:r>
           <w:rPr>
             <w:rStyle w:val="Hipervnculo"/>
@@ -3957,7 +3957,7 @@
             <w:noProof/>
             <w:webHidden/>
           </w:rPr>
-          <w:instrText xml:space="preserve"> PAGEREF _Toc244091446 \h </w:instrText>
+          <w:instrText xml:space="preserve"> PAGEREF _Toc244199855 \h </w:instrText>
         </w:r>
         <w:r>
           <w:rPr>
@@ -4000,7 +4000,7 @@
           <w14:ligatures w14:val="standardContextual"/>
         </w:rPr>
       </w:pPr>
-      <w:hyperlink w:anchor="_Toc244091447" w:history="1">
+      <w:hyperlink w:anchor="_Toc244199856" w:history="1">
         <w:r>
           <w:rPr>
             <w:rStyle w:val="Hipervnculo"/>
@@ -4027,7 +4027,7 @@
             <w:noProof/>
             <w:webHidden/>
           </w:rPr>
-          <w:instrText xml:space="preserve"> PAGEREF _Toc244091447 \h </w:instrText>
+          <w:instrText xml:space="preserve"> PAGEREF _Toc244199856 \h </w:instrText>
         </w:r>
         <w:r>
           <w:rPr>
@@ -4073,7 +4073,7 @@
           <w14:ligatures w14:val="standardContextual"/>
         </w:rPr>
       </w:pPr>
-      <w:hyperlink w:anchor="_Toc244091448" w:history="1">
+      <w:hyperlink w:anchor="_Toc244199857" w:history="1">
         <w:r>
           <w:rPr>
             <w:rStyle w:val="Hipervnculo"/>
@@ -4100,7 +4100,7 @@
             <w:noProof/>
             <w:webHidden/>
           </w:rPr>
-          <w:instrText xml:space="preserve"> PAGEREF _Toc244091448 \h </w:instrText>
+          <w:instrText xml:space="preserve"> PAGEREF _Toc244199857 \h </w:instrText>
         </w:r>
         <w:r>
           <w:rPr>
@@ -4143,7 +4143,7 @@
           <w14:ligatures w14:val="standardContextual"/>
         </w:rPr>
       </w:pPr>
-      <w:hyperlink w:anchor="_Toc244091449" w:history="1">
+      <w:hyperlink w:anchor="_Toc244199858" w:history="1">
         <w:r>
           <w:rPr>
             <w:rStyle w:val="Hipervnculo"/>
@@ -4170,7 +4170,7 @@
             <w:noProof/>
             <w:webHidden/>
           </w:rPr>
-          <w:instrText xml:space="preserve"> PAGEREF _Toc244091449 \h </w:instrText>
+          <w:instrText xml:space="preserve"> PAGEREF _Toc244199858 \h </w:instrText>
         </w:r>
         <w:r>
           <w:rPr>
@@ -4213,7 +4213,7 @@
           <w14:ligatures w14:val="standardContextual"/>
         </w:rPr>
       </w:pPr>
-      <w:hyperlink w:anchor="_Toc244091450" w:history="1">
+      <w:hyperlink w:anchor="_Toc244199859" w:history="1">
         <w:r>
           <w:rPr>
             <w:rStyle w:val="Hipervnculo"/>
@@ -4240,7 +4240,7 @@
             <w:noProof/>
             <w:webHidden/>
           </w:rPr>
-          <w:instrText xml:space="preserve"> PAGEREF _Toc244091450 \h </w:instrText>
+          <w:instrText xml:space="preserve"> PAGEREF _Toc244199859 \h </w:instrText>
         </w:r>
         <w:r>
           <w:rPr>
@@ -4283,7 +4283,7 @@
           <w14:ligatures w14:val="standardContextual"/>
         </w:rPr>
       </w:pPr>
-      <w:hyperlink w:anchor="_Toc244091451" w:history="1">
+      <w:hyperlink w:anchor="_Toc244199860" w:history="1">
         <w:r>
           <w:rPr>
             <w:rStyle w:val="Hipervnculo"/>
@@ -4310,7 +4310,7 @@
             <w:noProof/>
             <w:webHidden/>
           </w:rPr>
-          <w:instrText xml:space="preserve"> PAGEREF _Toc244091451 \h </w:instrText>
+          <w:instrText xml:space="preserve"> PAGEREF _Toc244199860 \h </w:instrText>
         </w:r>
         <w:r>
           <w:rPr>
@@ -4353,7 +4353,7 @@
           <w14:ligatures w14:val="standardContextual"/>
         </w:rPr>
       </w:pPr>
-      <w:hyperlink w:anchor="_Toc244091452" w:history="1">
+      <w:hyperlink w:anchor="_Toc244199861" w:history="1">
         <w:r>
           <w:rPr>
             <w:rStyle w:val="Hipervnculo"/>
@@ -4380,7 +4380,7 @@
             <w:noProof/>
             <w:webHidden/>
           </w:rPr>
-          <w:instrText xml:space="preserve"> PAGEREF _Toc244091452 \h </w:instrText>
+          <w:instrText xml:space="preserve"> PAGEREF _Toc244199861 \h </w:instrText>
         </w:r>
         <w:r>
           <w:rPr>
@@ -4423,7 +4423,7 @@
           <w14:ligatures w14:val="standardContextual"/>
         </w:rPr>
       </w:pPr>
-      <w:hyperlink w:anchor="_Toc244091453" w:history="1">
+      <w:hyperlink w:anchor="_Toc244199862" w:history="1">
         <w:r>
           <w:rPr>
             <w:rStyle w:val="Hipervnculo"/>
@@ -4450,7 +4450,7 @@
             <w:noProof/>
             <w:webHidden/>
           </w:rPr>
-          <w:instrText xml:space="preserve"> PAGEREF _Toc244091453 \h </w:instrText>
+          <w:instrText xml:space="preserve"> PAGEREF _Toc244199862 \h </w:instrText>
         </w:r>
         <w:r>
           <w:rPr>
@@ -4493,7 +4493,7 @@
           <w14:ligatures w14:val="standardContextual"/>
         </w:rPr>
       </w:pPr>
-      <w:hyperlink w:anchor="_Toc244091454" w:history="1">
+      <w:hyperlink w:anchor="_Toc244199863" w:history="1">
         <w:r>
           <w:rPr>
             <w:rStyle w:val="Hipervnculo"/>
@@ -4520,7 +4520,7 @@
             <w:noProof/>
             <w:webHidden/>
           </w:rPr>
-          <w:instrText xml:space="preserve"> PAGEREF _Toc244091454 \h </w:instrText>
+          <w:instrText xml:space="preserve"> PAGEREF _Toc244199863 \h </w:instrText>
         </w:r>
         <w:r>
           <w:rPr>
@@ -4563,7 +4563,7 @@
           <w14:ligatures w14:val="standardContextual"/>
         </w:rPr>
       </w:pPr>
-      <w:hyperlink w:anchor="_Toc244091455" w:history="1">
+      <w:hyperlink w:anchor="_Toc244199864" w:history="1">
         <w:r>
           <w:rPr>
             <w:rStyle w:val="Hipervnculo"/>
@@ -4590,7 +4590,7 @@
             <w:noProof/>
             <w:webHidden/>
           </w:rPr>
-          <w:instrText xml:space="preserve"> PAGEREF _Toc244091455 \h </w:instrText>
+          <w:instrText xml:space="preserve"> PAGEREF _Toc244199864 \h </w:instrText>
         </w:r>
         <w:r>
           <w:rPr>
@@ -4633,7 +4633,7 @@
           <w14:ligatures w14:val="standardContextual"/>
         </w:rPr>
       </w:pPr>
-      <w:hyperlink w:anchor="_Toc244091456" w:history="1">
+      <w:hyperlink w:anchor="_Toc244199865" w:history="1">
         <w:r>
           <w:rPr>
             <w:rStyle w:val="Hipervnculo"/>
@@ -4660,7 +4660,7 @@
             <w:noProof/>
             <w:webHidden/>
           </w:rPr>
-          <w:instrText xml:space="preserve"> PAGEREF _Toc244091456 \h </w:instrText>
+          <w:instrText xml:space="preserve"> PAGEREF _Toc244199865 \h </w:instrText>
         </w:r>
         <w:r>
           <w:rPr>
@@ -4703,7 +4703,7 @@
           <w14:ligatures w14:val="standardContextual"/>
         </w:rPr>
       </w:pPr>
-      <w:hyperlink w:anchor="_Toc244091457" w:history="1">
+      <w:hyperlink w:anchor="_Toc244199866" w:history="1">
         <w:r>
           <w:rPr>
             <w:rStyle w:val="Hipervnculo"/>
@@ -4730,7 +4730,7 @@
             <w:noProof/>
             <w:webHidden/>
           </w:rPr>
-          <w:instrText xml:space="preserve"> PAGEREF _Toc244091457 \h </w:instrText>
+          <w:instrText xml:space="preserve"> PAGEREF _Toc244199866 \h </w:instrText>
         </w:r>
         <w:r>
           <w:rPr>
@@ -4773,7 +4773,7 @@
           <w14:ligatures w14:val="standardContextual"/>
         </w:rPr>
       </w:pPr>
-      <w:hyperlink w:anchor="_Toc244091458" w:history="1">
+      <w:hyperlink w:anchor="_Toc244199867" w:history="1">
         <w:r>
           <w:rPr>
             <w:rStyle w:val="Hipervnculo"/>
@@ -4800,7 +4800,7 @@
             <w:noProof/>
             <w:webHidden/>
           </w:rPr>
-          <w:instrText xml:space="preserve"> PAGEREF _Toc244091458 \h </w:instrText>
+          <w:instrText xml:space="preserve"> PAGEREF _Toc244199867 \h </w:instrText>
         </w:r>
         <w:r>
           <w:rPr>
@@ -4843,7 +4843,7 @@
           <w14:ligatures w14:val="standardContextual"/>
         </w:rPr>
       </w:pPr>
-      <w:hyperlink w:anchor="_Toc244091459" w:history="1">
+      <w:hyperlink w:anchor="_Toc244199868" w:history="1">
         <w:r>
           <w:rPr>
             <w:rStyle w:val="Hipervnculo"/>
@@ -4870,7 +4870,7 @@
             <w:noProof/>
             <w:webHidden/>
           </w:rPr>
-          <w:instrText xml:space="preserve"> PAGEREF _Toc244091459 \h </w:instrText>
+          <w:instrText xml:space="preserve"> PAGEREF _Toc244199868 \h </w:instrText>
         </w:r>
         <w:r>
           <w:rPr>
@@ -4913,7 +4913,7 @@
           <w14:ligatures w14:val="standardContextual"/>
         </w:rPr>
       </w:pPr>
-      <w:hyperlink w:anchor="_Toc244091460" w:history="1">
+      <w:hyperlink w:anchor="_Toc244199869" w:history="1">
         <w:r>
           <w:rPr>
             <w:rStyle w:val="Hipervnculo"/>
@@ -4940,7 +4940,7 @@
             <w:noProof/>
             <w:webHidden/>
           </w:rPr>
-          <w:instrText xml:space="preserve"> PAGEREF _Toc244091460 \h </w:instrText>
+          <w:instrText xml:space="preserve"> PAGEREF _Toc244199869 \h </w:instrText>
         </w:r>
         <w:r>
           <w:rPr>
@@ -4983,7 +4983,7 @@
           <w14:ligatures w14:val="standardContextual"/>
         </w:rPr>
       </w:pPr>
-      <w:hyperlink w:anchor="_Toc244091461" w:history="1">
+      <w:hyperlink w:anchor="_Toc244199870" w:history="1">
         <w:r>
           <w:rPr>
             <w:rStyle w:val="Hipervnculo"/>
@@ -5010,7 +5010,7 @@
             <w:noProof/>
             <w:webHidden/>
           </w:rPr>
-          <w:instrText xml:space="preserve"> PAGEREF _Toc244091461 \h </w:instrText>
+          <w:instrText xml:space="preserve"> PAGEREF _Toc244199870 \h </w:instrText>
         </w:r>
         <w:r>
           <w:rPr>
@@ -5053,7 +5053,7 @@
           <w14:ligatures w14:val="standardContextual"/>
         </w:rPr>
       </w:pPr>
-      <w:hyperlink w:anchor="_Toc244091462" w:history="1">
+      <w:hyperlink w:anchor="_Toc244199871" w:history="1">
         <w:r>
           <w:rPr>
             <w:rStyle w:val="Hipervnculo"/>
@@ -5080,7 +5080,7 @@
             <w:noProof/>
             <w:webHidden/>
           </w:rPr>
-          <w:instrText xml:space="preserve"> PAGEREF _Toc244091462 \h </w:instrText>
+          <w:instrText xml:space="preserve"> PAGEREF _Toc244199871 \h </w:instrText>
         </w:r>
         <w:r>
           <w:rPr>
@@ -5123,7 +5123,7 @@
           <w14:ligatures w14:val="standardContextual"/>
         </w:rPr>
       </w:pPr>
-      <w:hyperlink w:anchor="_Toc244091463" w:history="1">
+      <w:hyperlink w:anchor="_Toc244199872" w:history="1">
         <w:r>
           <w:rPr>
             <w:rStyle w:val="Hipervnculo"/>
@@ -5150,7 +5150,7 @@
             <w:noProof/>
             <w:webHidden/>
           </w:rPr>
-          <w:instrText xml:space="preserve"> PAGEREF _Toc244091463 \h </w:instrText>
+          <w:instrText xml:space="preserve"> PAGEREF _Toc244199872 \h </w:instrText>
         </w:r>
         <w:r>
           <w:rPr>
@@ -5193,7 +5193,7 @@
           <w14:ligatures w14:val="standardContextual"/>
         </w:rPr>
       </w:pPr>
-      <w:hyperlink w:anchor="_Toc244091464" w:history="1">
+      <w:hyperlink w:anchor="_Toc244199873" w:history="1">
         <w:r>
           <w:rPr>
             <w:rStyle w:val="Hipervnculo"/>
@@ -5220,7 +5220,7 @@
             <w:noProof/>
             <w:webHidden/>
           </w:rPr>
-          <w:instrText xml:space="preserve"> PAGEREF _Toc244091464 \h </w:instrText>
+          <w:instrText xml:space="preserve"> PAGEREF _Toc244199873 \h </w:instrText>
         </w:r>
         <w:r>
           <w:rPr>
@@ -5263,7 +5263,7 @@
           <w14:ligatures w14:val="standardContextual"/>
         </w:rPr>
       </w:pPr>
-      <w:hyperlink w:anchor="_Toc244091465" w:history="1">
+      <w:hyperlink w:anchor="_Toc244199874" w:history="1">
         <w:r>
           <w:rPr>
             <w:rStyle w:val="Hipervnculo"/>
@@ -5290,7 +5290,7 @@
             <w:noProof/>
             <w:webHidden/>
           </w:rPr>
-          <w:instrText xml:space="preserve"> PAGEREF _Toc244091465 \h </w:instrText>
+          <w:instrText xml:space="preserve"> PAGEREF _Toc244199874 \h </w:instrText>
         </w:r>
         <w:r>
           <w:rPr>
@@ -5333,7 +5333,7 @@
           <w14:ligatures w14:val="standardContextual"/>
         </w:rPr>
       </w:pPr>
-      <w:hyperlink w:anchor="_Toc244091466" w:history="1">
+      <w:hyperlink w:anchor="_Toc244199875" w:history="1">
         <w:r>
           <w:rPr>
             <w:rStyle w:val="Hipervnculo"/>
@@ -5360,7 +5360,7 @@
             <w:noProof/>
             <w:webHidden/>
           </w:rPr>
-          <w:instrText xml:space="preserve"> PAGEREF _Toc244091466 \h </w:instrText>
+          <w:instrText xml:space="preserve"> PAGEREF _Toc244199875 \h </w:instrText>
         </w:r>
         <w:r>
           <w:rPr>
@@ -5403,7 +5403,7 @@
           <w14:ligatures w14:val="standardContextual"/>
         </w:rPr>
       </w:pPr>
-      <w:hyperlink w:anchor="_Toc244091467" w:history="1">
+      <w:hyperlink w:anchor="_Toc244199876" w:history="1">
         <w:r>
           <w:rPr>
             <w:rStyle w:val="Hipervnculo"/>
@@ -5430,7 +5430,7 @@
             <w:noProof/>
             <w:webHidden/>
           </w:rPr>
-          <w:instrText xml:space="preserve"> PAGEREF _Toc244091467 \h </w:instrText>
+          <w:instrText xml:space="preserve"> PAGEREF _Toc244199876 \h </w:instrText>
         </w:r>
         <w:r>
           <w:rPr>
@@ -5476,7 +5476,7 @@
           <w14:ligatures w14:val="standardContextual"/>
         </w:rPr>
       </w:pPr>
-      <w:hyperlink w:anchor="_Toc244091468" w:history="1">
+      <w:hyperlink w:anchor="_Toc244199877" w:history="1">
         <w:r>
           <w:rPr>
             <w:rStyle w:val="Hipervnculo"/>
@@ -5503,7 +5503,7 @@
             <w:noProof/>
             <w:webHidden/>
           </w:rPr>
-          <w:instrText xml:space="preserve"> PAGEREF _Toc244091468 \h </w:instrText>
+          <w:instrText xml:space="preserve"> PAGEREF _Toc244199877 \h </w:instrText>
         </w:r>
         <w:r>
           <w:rPr>
@@ -5546,7 +5546,7 @@
           <w14:ligatures w14:val="standardContextual"/>
         </w:rPr>
       </w:pPr>
-      <w:hyperlink w:anchor="_Toc244091469" w:history="1">
+      <w:hyperlink w:anchor="_Toc244199878" w:history="1">
         <w:r>
           <w:rPr>
             <w:rStyle w:val="Hipervnculo"/>
@@ -5573,7 +5573,7 @@
             <w:noProof/>
             <w:webHidden/>
           </w:rPr>
-          <w:instrText xml:space="preserve"> PAGEREF _Toc244091469 \h </w:instrText>
+          <w:instrText xml:space="preserve"> PAGEREF _Toc244199878 \h </w:instrText>
         </w:r>
         <w:r>
           <w:rPr>
@@ -5616,7 +5616,7 @@
           <w14:ligatures w14:val="standardContextual"/>
         </w:rPr>
       </w:pPr>
-      <w:hyperlink w:anchor="_Toc244091470" w:history="1">
+      <w:hyperlink w:anchor="_Toc244199879" w:history="1">
         <w:r>
           <w:rPr>
             <w:rStyle w:val="Hipervnculo"/>
@@ -5643,7 +5643,7 @@
             <w:noProof/>
             <w:webHidden/>
           </w:rPr>
-          <w:instrText xml:space="preserve"> PAGEREF _Toc244091470 \h </w:instrText>
+          <w:instrText xml:space="preserve"> PAGEREF _Toc244199879 \h </w:instrText>
         </w:r>
         <w:r>
           <w:rPr>
@@ -5686,7 +5686,7 @@
           <w14:ligatures w14:val="standardContextual"/>
         </w:rPr>
       </w:pPr>
-      <w:hyperlink w:anchor="_Toc244091471" w:history="1">
+      <w:hyperlink w:anchor="_Toc244199880" w:history="1">
         <w:r>
           <w:rPr>
             <w:rStyle w:val="Hipervnculo"/>
@@ -5713,7 +5713,7 @@
             <w:noProof/>
             <w:webHidden/>
           </w:rPr>
-          <w:instrText xml:space="preserve"> PAGEREF _Toc244091471 \h </w:instrText>
+          <w:instrText xml:space="preserve"> PAGEREF _Toc244199880 \h </w:instrText>
         </w:r>
         <w:r>
           <w:rPr>
@@ -5756,7 +5756,7 @@
           <w14:ligatures w14:val="standardContextual"/>
         </w:rPr>
       </w:pPr>
-      <w:hyperlink w:anchor="_Toc244091472" w:history="1">
+      <w:hyperlink w:anchor="_Toc244199881" w:history="1">
         <w:r>
           <w:rPr>
             <w:rStyle w:val="Hipervnculo"/>
@@ -5783,7 +5783,7 @@
             <w:noProof/>
             <w:webHidden/>
           </w:rPr>
-          <w:instrText xml:space="preserve"> PAGEREF _Toc244091472 \h </w:instrText>
+          <w:instrText xml:space="preserve"> PAGEREF _Toc244199881 \h </w:instrText>
         </w:r>
         <w:r>
           <w:rPr>
@@ -5826,7 +5826,7 @@
           <w14:ligatures w14:val="standardContextual"/>
         </w:rPr>
       </w:pPr>
-      <w:hyperlink w:anchor="_Toc244091473" w:history="1">
+      <w:hyperlink w:anchor="_Toc244199882" w:history="1">
         <w:r>
           <w:rPr>
             <w:rStyle w:val="Hipervnculo"/>
@@ -5853,7 +5853,7 @@
             <w:noProof/>
             <w:webHidden/>
           </w:rPr>
-          <w:instrText xml:space="preserve"> PAGEREF _Toc244091473 \h </w:instrText>
+          <w:instrText xml:space="preserve"> PAGEREF _Toc244199882 \h </w:instrText>
         </w:r>
         <w:r>
           <w:rPr>
@@ -5896,7 +5896,7 @@
           <w14:ligatures w14:val="standardContextual"/>
         </w:rPr>
       </w:pPr>
-      <w:hyperlink w:anchor="_Toc244091474" w:history="1">
+      <w:hyperlink w:anchor="_Toc244199883" w:history="1">
         <w:r>
           <w:rPr>
             <w:rStyle w:val="Hipervnculo"/>
@@ -5923,7 +5923,7 @@
             <w:noProof/>
             <w:webHidden/>
           </w:rPr>
-          <w:instrText xml:space="preserve"> PAGEREF _Toc244091474 \h </w:instrText>
+          <w:instrText xml:space="preserve"> PAGEREF _Toc244199883 \h </w:instrText>
         </w:r>
         <w:r>
           <w:rPr>
@@ -5966,7 +5966,7 @@
           <w14:ligatures w14:val="standardContextual"/>
         </w:rPr>
       </w:pPr>
-      <w:hyperlink w:anchor="_Toc244091475" w:history="1">
+      <w:hyperlink w:anchor="_Toc244199884" w:history="1">
         <w:r>
           <w:rPr>
             <w:rStyle w:val="Hipervnculo"/>
@@ -5993,7 +5993,7 @@
             <w:noProof/>
             <w:webHidden/>
           </w:rPr>
-          <w:instrText xml:space="preserve"> PAGEREF _Toc244091475 \h </w:instrText>
+          <w:instrText xml:space="preserve"> PAGEREF _Toc244199884 \h </w:instrText>
         </w:r>
         <w:r>
           <w:rPr>
@@ -6036,7 +6036,7 @@
           <w14:ligatures w14:val="standardContextual"/>
         </w:rPr>
       </w:pPr>
-      <w:hyperlink w:anchor="_Toc244091476" w:history="1">
+      <w:hyperlink w:anchor="_Toc244199885" w:history="1">
         <w:r>
           <w:rPr>
             <w:rStyle w:val="Hipervnculo"/>
@@ -6063,7 +6063,7 @@
             <w:noProof/>
             <w:webHidden/>
           </w:rPr>
-          <w:instrText xml:space="preserve"> PAGEREF _Toc244091476 \h </w:instrText>
+          <w:instrText xml:space="preserve"> PAGEREF _Toc244199885 \h </w:instrText>
         </w:r>
         <w:r>
           <w:rPr>
@@ -6106,7 +6106,7 @@
           <w14:ligatures w14:val="standardContextual"/>
         </w:rPr>
       </w:pPr>
-      <w:hyperlink w:anchor="_Toc244091477" w:history="1">
+      <w:hyperlink w:anchor="_Toc244199886" w:history="1">
         <w:r>
           <w:rPr>
             <w:rStyle w:val="Hipervnculo"/>
@@ -6133,7 +6133,7 @@
             <w:noProof/>
             <w:webHidden/>
           </w:rPr>
-          <w:instrText xml:space="preserve"> PAGEREF _Toc244091477 \h </w:instrText>
+          <w:instrText xml:space="preserve"> PAGEREF _Toc244199886 \h </w:instrText>
         </w:r>
         <w:r>
           <w:rPr>
@@ -6176,7 +6176,7 @@
           <w14:ligatures w14:val="standardContextual"/>
         </w:rPr>
       </w:pPr>
-      <w:hyperlink w:anchor="_Toc244091478" w:history="1">
+      <w:hyperlink w:anchor="_Toc244199887" w:history="1">
         <w:r>
           <w:rPr>
             <w:rStyle w:val="Hipervnculo"/>
@@ -6203,7 +6203,7 @@
             <w:noProof/>
             <w:webHidden/>
           </w:rPr>
-          <w:instrText xml:space="preserve"> PAGEREF _Toc244091478 \h </w:instrText>
+          <w:instrText xml:space="preserve"> PAGEREF _Toc244199887 \h </w:instrText>
         </w:r>
         <w:r>
           <w:rPr>
@@ -6246,7 +6246,7 @@
           <w14:ligatures w14:val="standardContextual"/>
         </w:rPr>
       </w:pPr>
-      <w:hyperlink w:anchor="_Toc244091479" w:history="1">
+      <w:hyperlink w:anchor="_Toc244199888" w:history="1">
         <w:r>
           <w:rPr>
             <w:rStyle w:val="Hipervnculo"/>
@@ -6273,7 +6273,7 @@
             <w:noProof/>
             <w:webHidden/>
           </w:rPr>
-          <w:instrText xml:space="preserve"> PAGEREF _Toc244091479 \h </w:instrText>
+          <w:instrText xml:space="preserve"> PAGEREF _Toc244199888 \h </w:instrText>
         </w:r>
         <w:r>
           <w:rPr>
@@ -6316,7 +6316,7 @@
           <w14:ligatures w14:val="standardContextual"/>
         </w:rPr>
       </w:pPr>
-      <w:hyperlink w:anchor="_Toc244091480" w:history="1">
+      <w:hyperlink w:anchor="_Toc244199889" w:history="1">
         <w:r>
           <w:rPr>
             <w:rStyle w:val="Hipervnculo"/>
@@ -6343,7 +6343,7 @@
             <w:noProof/>
             <w:webHidden/>
           </w:rPr>
-          <w:instrText xml:space="preserve"> PAGEREF _Toc244091480 \h </w:instrText>
+          <w:instrText xml:space="preserve"> PAGEREF _Toc244199889 \h </w:instrText>
         </w:r>
         <w:r>
           <w:rPr>
@@ -6386,7 +6386,7 @@
           <w14:ligatures w14:val="standardContextual"/>
         </w:rPr>
       </w:pPr>
-      <w:hyperlink w:anchor="_Toc244091481" w:history="1">
+      <w:hyperlink w:anchor="_Toc244199890" w:history="1">
         <w:r>
           <w:rPr>
             <w:rStyle w:val="Hipervnculo"/>
@@ -6413,7 +6413,7 @@
             <w:noProof/>
             <w:webHidden/>
           </w:rPr>
-          <w:instrText xml:space="preserve"> PAGEREF _Toc244091481 \h </w:instrText>
+          <w:instrText xml:space="preserve"> PAGEREF _Toc244199890 \h </w:instrText>
         </w:r>
         <w:r>
           <w:rPr>
@@ -6456,7 +6456,7 @@
           <w14:ligatures w14:val="standardContextual"/>
         </w:rPr>
       </w:pPr>
-      <w:hyperlink w:anchor="_Toc244091482" w:history="1">
+      <w:hyperlink w:anchor="_Toc244199891" w:history="1">
         <w:r>
           <w:rPr>
             <w:rStyle w:val="Hipervnculo"/>
@@ -6483,7 +6483,7 @@
             <w:noProof/>
             <w:webHidden/>
           </w:rPr>
-          <w:instrText xml:space="preserve"> PAGEREF _Toc244091482 \h </w:instrText>
+          <w:instrText xml:space="preserve"> PAGEREF _Toc244199891 \h </w:instrText>
         </w:r>
         <w:r>
           <w:rPr>
@@ -6529,7 +6529,7 @@
           <w14:ligatures w14:val="standardContextual"/>
         </w:rPr>
       </w:pPr>
-      <w:hyperlink w:anchor="_Toc244091483" w:history="1">
+      <w:hyperlink w:anchor="_Toc244199892" w:history="1">
         <w:r>
           <w:rPr>
             <w:rStyle w:val="Hipervnculo"/>
@@ -6556,7 +6556,7 @@
             <w:noProof/>
             <w:webHidden/>
           </w:rPr>
-          <w:instrText xml:space="preserve"> PAGEREF _Toc244091483 \h </w:instrText>
+          <w:instrText xml:space="preserve"> PAGEREF _Toc244199892 \h </w:instrText>
         </w:r>
         <w:r>
           <w:rPr>
@@ -6599,7 +6599,7 @@
           <w14:ligatures w14:val="standardContextual"/>
         </w:rPr>
       </w:pPr>
-      <w:hyperlink w:anchor="_Toc244091484" w:history="1">
+      <w:hyperlink w:anchor="_Toc244199893" w:history="1">
         <w:r>
           <w:rPr>
             <w:rStyle w:val="Hipervnculo"/>
@@ -6626,7 +6626,7 @@
             <w:noProof/>
             <w:webHidden/>
           </w:rPr>
-          <w:instrText xml:space="preserve"> PAGEREF _Toc244091484 \h </w:instrText>
+          <w:instrText xml:space="preserve"> PAGEREF _Toc244199893 \h </w:instrText>
         </w:r>
         <w:r>
           <w:rPr>
@@ -6669,7 +6669,7 @@
           <w14:ligatures w14:val="standardContextual"/>
         </w:rPr>
       </w:pPr>
-      <w:hyperlink w:anchor="_Toc244091485" w:history="1">
+      <w:hyperlink w:anchor="_Toc244199894" w:history="1">
         <w:r>
           <w:rPr>
             <w:rStyle w:val="Hipervnculo"/>
@@ -6696,7 +6696,7 @@
             <w:noProof/>
             <w:webHidden/>
           </w:rPr>
-          <w:instrText xml:space="preserve"> PAGEREF _Toc244091485 \h </w:instrText>
+          <w:instrText xml:space="preserve"> PAGEREF _Toc244199894 \h </w:instrText>
         </w:r>
         <w:r>
           <w:rPr>
@@ -6739,7 +6739,7 @@
           <w14:ligatures w14:val="standardContextual"/>
         </w:rPr>
       </w:pPr>
-      <w:hyperlink w:anchor="_Toc244091486" w:history="1">
+      <w:hyperlink w:anchor="_Toc244199895" w:history="1">
         <w:r>
           <w:rPr>
             <w:rStyle w:val="Hipervnculo"/>
@@ -6766,7 +6766,7 @@
             <w:noProof/>
             <w:webHidden/>
           </w:rPr>
-          <w:instrText xml:space="preserve"> PAGEREF _Toc244091486 \h </w:instrText>
+          <w:instrText xml:space="preserve"> PAGEREF _Toc244199895 \h </w:instrText>
         </w:r>
         <w:r>
           <w:rPr>
@@ -6809,7 +6809,7 @@
           <w14:ligatures w14:val="standardContextual"/>
         </w:rPr>
       </w:pPr>
-      <w:hyperlink w:anchor="_Toc244091487" w:history="1">
+      <w:hyperlink w:anchor="_Toc244199896" w:history="1">
         <w:r>
           <w:rPr>
             <w:rStyle w:val="Hipervnculo"/>
@@ -6836,7 +6836,7 @@
             <w:noProof/>
             <w:webHidden/>
           </w:rPr>
-          <w:instrText xml:space="preserve"> PAGEREF _Toc244091487 \h </w:instrText>
+          <w:instrText xml:space="preserve"> PAGEREF _Toc244199896 \h </w:instrText>
         </w:r>
         <w:r>
           <w:rPr>
@@ -6879,7 +6879,7 @@
           <w14:ligatures w14:val="standardContextual"/>
         </w:rPr>
       </w:pPr>
-      <w:hyperlink w:anchor="_Toc244091488" w:history="1">
+      <w:hyperlink w:anchor="_Toc244199897" w:history="1">
         <w:r>
           <w:rPr>
             <w:rStyle w:val="Hipervnculo"/>
@@ -6906,7 +6906,7 @@
             <w:noProof/>
             <w:webHidden/>
           </w:rPr>
-          <w:instrText xml:space="preserve"> PAGEREF _Toc244091488 \h </w:instrText>
+          <w:instrText xml:space="preserve"> PAGEREF _Toc244199897 \h </w:instrText>
         </w:r>
         <w:r>
           <w:rPr>
@@ -6952,7 +6952,7 @@
           <w14:ligatures w14:val="standardContextual"/>
         </w:rPr>
       </w:pPr>
-      <w:hyperlink w:anchor="_Toc244091489" w:history="1">
+      <w:hyperlink w:anchor="_Toc244199898" w:history="1">
         <w:r>
           <w:rPr>
             <w:rStyle w:val="Hipervnculo"/>
@@ -6979,7 +6979,7 @@
             <w:noProof/>
             <w:webHidden/>
           </w:rPr>
-          <w:instrText xml:space="preserve"> PAGEREF _Toc244091489 \h </w:instrText>
+          <w:instrText xml:space="preserve"> PAGEREF _Toc244199898 \h </w:instrText>
         </w:r>
         <w:r>
           <w:rPr>
@@ -7022,7 +7022,7 @@
           <w14:ligatures w14:val="standardContextual"/>
         </w:rPr>
       </w:pPr>
-      <w:hyperlink w:anchor="_Toc244091490" w:history="1">
+      <w:hyperlink w:anchor="_Toc244199899" w:history="1">
         <w:r>
           <w:rPr>
             <w:rStyle w:val="Hipervnculo"/>
@@ -7049,7 +7049,7 @@
             <w:noProof/>
             <w:webHidden/>
           </w:rPr>
-          <w:instrText xml:space="preserve"> PAGEREF _Toc244091490 \h </w:instrText>
+          <w:instrText xml:space="preserve"> PAGEREF _Toc244199899 \h </w:instrText>
         </w:r>
         <w:r>
           <w:rPr>
@@ -7092,7 +7092,7 @@
           <w14:ligatures w14:val="standardContextual"/>
         </w:rPr>
       </w:pPr>
-      <w:hyperlink w:anchor="_Toc244091491" w:history="1">
+      <w:hyperlink w:anchor="_Toc244199900" w:history="1">
         <w:r>
           <w:rPr>
             <w:rStyle w:val="Hipervnculo"/>
@@ -7119,7 +7119,7 @@
             <w:noProof/>
             <w:webHidden/>
           </w:rPr>
-          <w:instrText xml:space="preserve"> PAGEREF _Toc244091491 \h </w:instrText>
+          <w:instrText xml:space="preserve"> PAGEREF _Toc244199900 \h </w:instrText>
         </w:r>
         <w:r>
           <w:rPr>
@@ -7162,7 +7162,7 @@
           <w14:ligatures w14:val="standardContextual"/>
         </w:rPr>
       </w:pPr>
-      <w:hyperlink w:anchor="_Toc244091492" w:history="1">
+      <w:hyperlink w:anchor="_Toc244199901" w:history="1">
         <w:r>
           <w:rPr>
             <w:rStyle w:val="Hipervnculo"/>
@@ -7189,7 +7189,7 @@
             <w:noProof/>
             <w:webHidden/>
           </w:rPr>
-          <w:instrText xml:space="preserve"> PAGEREF _Toc244091492 \h </w:instrText>
+          <w:instrText xml:space="preserve"> PAGEREF _Toc244199901 \h </w:instrText>
         </w:r>
         <w:r>
           <w:rPr>
@@ -7232,7 +7232,7 @@
           <w14:ligatures w14:val="standardContextual"/>
         </w:rPr>
       </w:pPr>
-      <w:hyperlink w:anchor="_Toc244091493" w:history="1">
+      <w:hyperlink w:anchor="_Toc244199902" w:history="1">
         <w:r>
           <w:rPr>
             <w:rStyle w:val="Hipervnculo"/>
@@ -7259,7 +7259,7 @@
             <w:noProof/>
             <w:webHidden/>
           </w:rPr>
-          <w:instrText xml:space="preserve"> PAGEREF _Toc244091493 \h </w:instrText>
+          <w:instrText xml:space="preserve"> PAGEREF _Toc244199902 \h </w:instrText>
         </w:r>
         <w:r>
           <w:rPr>
@@ -7302,7 +7302,7 @@
           <w14:ligatures w14:val="standardContextual"/>
         </w:rPr>
       </w:pPr>
-      <w:hyperlink w:anchor="_Toc244091494" w:history="1">
+      <w:hyperlink w:anchor="_Toc244199903" w:history="1">
         <w:r>
           <w:rPr>
             <w:rStyle w:val="Hipervnculo"/>
@@ -7329,7 +7329,7 @@
             <w:noProof/>
             <w:webHidden/>
           </w:rPr>
-          <w:instrText xml:space="preserve"> PAGEREF _Toc244091494 \h </w:instrText>
+          <w:instrText xml:space="preserve"> PAGEREF _Toc244199903 \h </w:instrText>
         </w:r>
         <w:r>
           <w:rPr>
@@ -7375,7 +7375,7 @@
           <w14:ligatures w14:val="standardContextual"/>
         </w:rPr>
       </w:pPr>
-      <w:hyperlink w:anchor="_Toc244091495" w:history="1">
+      <w:hyperlink w:anchor="_Toc244199904" w:history="1">
         <w:r>
           <w:rPr>
             <w:rStyle w:val="Hipervnculo"/>
@@ -7411,7 +7411,7 @@
             <w:noProof/>
             <w:webHidden/>
           </w:rPr>
-          <w:instrText xml:space="preserve"> PAGEREF _Toc244091495 \h </w:instrText>
+          <w:instrText xml:space="preserve"> PAGEREF _Toc244199904 \h </w:instrText>
         </w:r>
         <w:r>
           <w:rPr>
@@ -7454,7 +7454,7 @@
           <w14:ligatures w14:val="standardContextual"/>
         </w:rPr>
       </w:pPr>
-      <w:hyperlink w:anchor="_Toc244091496" w:history="1">
+      <w:hyperlink w:anchor="_Toc244199905" w:history="1">
         <w:r>
           <w:rPr>
             <w:rStyle w:val="Hipervnculo"/>
@@ -7481,7 +7481,7 @@
             <w:noProof/>
             <w:webHidden/>
           </w:rPr>
-          <w:instrText xml:space="preserve"> PAGEREF _Toc244091496 \h </w:instrText>
+          <w:instrText xml:space="preserve"> PAGEREF _Toc244199905 \h </w:instrText>
         </w:r>
         <w:r>
           <w:rPr>
@@ -7524,7 +7524,7 @@
           <w14:ligatures w14:val="standardContextual"/>
         </w:rPr>
       </w:pPr>
-      <w:hyperlink w:anchor="_Toc244091497" w:history="1">
+      <w:hyperlink w:anchor="_Toc244199906" w:history="1">
         <w:r>
           <w:rPr>
             <w:rStyle w:val="Hipervnculo"/>
@@ -7551,7 +7551,7 @@
             <w:noProof/>
             <w:webHidden/>
           </w:rPr>
-          <w:instrText xml:space="preserve"> PAGEREF _Toc244091497 \h </w:instrText>
+          <w:instrText xml:space="preserve"> PAGEREF _Toc244199906 \h </w:instrText>
         </w:r>
         <w:r>
           <w:rPr>
@@ -7594,7 +7594,7 @@
           <w14:ligatures w14:val="standardContextual"/>
         </w:rPr>
       </w:pPr>
-      <w:hyperlink w:anchor="_Toc244091498" w:history="1">
+      <w:hyperlink w:anchor="_Toc244199907" w:history="1">
         <w:r>
           <w:rPr>
             <w:rStyle w:val="Hipervnculo"/>
@@ -7621,7 +7621,7 @@
             <w:noProof/>
             <w:webHidden/>
           </w:rPr>
-          <w:instrText xml:space="preserve"> PAGEREF _Toc244091498 \h </w:instrText>
+          <w:instrText xml:space="preserve"> PAGEREF _Toc244199907 \h </w:instrText>
         </w:r>
         <w:r>
           <w:rPr>
@@ -7664,7 +7664,7 @@
           <w14:ligatures w14:val="standardContextual"/>
         </w:rPr>
       </w:pPr>
-      <w:hyperlink w:anchor="_Toc244091499" w:history="1">
+      <w:hyperlink w:anchor="_Toc244199908" w:history="1">
         <w:r>
           <w:rPr>
             <w:rStyle w:val="Hipervnculo"/>
@@ -7691,7 +7691,7 @@
             <w:noProof/>
             <w:webHidden/>
           </w:rPr>
-          <w:instrText xml:space="preserve"> PAGEREF _Toc244091499 \h </w:instrText>
+          <w:instrText xml:space="preserve"> PAGEREF _Toc244199908 \h </w:instrText>
         </w:r>
         <w:r>
           <w:rPr>
@@ -7734,7 +7734,7 @@
           <w14:ligatures w14:val="standardContextual"/>
         </w:rPr>
       </w:pPr>
-      <w:hyperlink w:anchor="_Toc244091500" w:history="1">
+      <w:hyperlink w:anchor="_Toc244199909" w:history="1">
         <w:r>
           <w:rPr>
             <w:rStyle w:val="Hipervnculo"/>
@@ -7761,7 +7761,7 @@
             <w:noProof/>
             <w:webHidden/>
           </w:rPr>
-          <w:instrText xml:space="preserve"> PAGEREF _Toc244091500 \h </w:instrText>
+          <w:instrText xml:space="preserve"> PAGEREF _Toc244199909 \h </w:instrText>
         </w:r>
         <w:r>
           <w:rPr>
@@ -7807,7 +7807,7 @@
           <w14:ligatures w14:val="standardContextual"/>
         </w:rPr>
       </w:pPr>
-      <w:hyperlink w:anchor="_Toc244091501" w:history="1">
+      <w:hyperlink w:anchor="_Toc244199910" w:history="1">
         <w:r>
           <w:rPr>
             <w:rStyle w:val="Hipervnculo"/>
@@ -7834,7 +7834,7 @@
             <w:noProof/>
             <w:webHidden/>
           </w:rPr>
-          <w:instrText xml:space="preserve"> PAGEREF _Toc244091501 \h </w:instrText>
+          <w:instrText xml:space="preserve"> PAGEREF _Toc244199910 \h </w:instrText>
         </w:r>
         <w:r>
           <w:rPr>
@@ -7877,7 +7877,7 @@
           <w14:ligatures w14:val="standardContextual"/>
         </w:rPr>
       </w:pPr>
-      <w:hyperlink w:anchor="_Toc244091502" w:history="1">
+      <w:hyperlink w:anchor="_Toc244199911" w:history="1">
         <w:r>
           <w:rPr>
             <w:rStyle w:val="Hipervnculo"/>
@@ -7904,7 +7904,7 @@
             <w:noProof/>
             <w:webHidden/>
           </w:rPr>
-          <w:instrText xml:space="preserve"> PAGEREF _Toc244091502 \h </w:instrText>
+          <w:instrText xml:space="preserve"> PAGEREF _Toc244199911 \h </w:instrText>
         </w:r>
         <w:r>
           <w:rPr>
@@ -7950,7 +7950,7 @@
           <w14:ligatures w14:val="standardContextual"/>
         </w:rPr>
       </w:pPr>
-      <w:hyperlink w:anchor="_Toc244091503" w:history="1">
+      <w:hyperlink w:anchor="_Toc244199912" w:history="1">
         <w:r>
           <w:rPr>
             <w:rStyle w:val="Hipervnculo"/>
@@ -7977,7 +7977,7 @@
             <w:noProof/>
             <w:webHidden/>
           </w:rPr>
-          <w:instrText xml:space="preserve"> PAGEREF _Toc244091503 \h </w:instrText>
+          <w:instrText xml:space="preserve"> PAGEREF _Toc244199912 \h </w:instrText>
         </w:r>
         <w:r>
           <w:rPr>
@@ -8376,7 +8376,7 @@
         <w:pStyle w:val="Ttulo1"/>
       </w:pPr>
       <w:bookmarkStart w:id="0" w:name="_ad9e25c8626cd57ecdce5548ccf29c0d11fa207"/>
-      <w:bookmarkStart w:id="1" w:name="_Toc244091396"/>
+      <w:bookmarkStart w:id="1" w:name="_Toc244199805"/>
       <w:r>
         <w:lastRenderedPageBreak/>
         <w:t xml:space="preserve">Módulo 0 — Plataforma: clínicas, planes y suscripción </w:t>
@@ -8395,7 +8395,7 @@
         <w:pStyle w:val="Ttulo2"/>
       </w:pPr>
       <w:bookmarkStart w:id="2" w:name="_1eb36715c186f58cce98281b1b189d20510db73"/>
-      <w:bookmarkStart w:id="3" w:name="_Toc244091397"/>
+      <w:bookmarkStart w:id="3" w:name="_Toc244199806"/>
       <w:r>
         <w:t>HU-0.1 — Registrar una clínica (self-service)</w:t>
       </w:r>
@@ -9338,7 +9338,7 @@
         <w:pStyle w:val="Ttulo2"/>
       </w:pPr>
       <w:bookmarkStart w:id="4" w:name="_802afc2bac434eff8b2fd18354a2e26d7a1818b"/>
-      <w:bookmarkStart w:id="5" w:name="_Toc244091398"/>
+      <w:bookmarkStart w:id="5" w:name="_Toc244199807"/>
       <w:bookmarkEnd w:id="2"/>
       <w:r>
         <w:t>HU-0.2 — Verificar el correo y activar la clínica</w:t>
@@ -9881,7 +9881,7 @@
         <w:pStyle w:val="Ttulo2"/>
       </w:pPr>
       <w:bookmarkStart w:id="6" w:name="_bb7346f7e0c84a0526cc1b09dcf7185b4de9ba6"/>
-      <w:bookmarkStart w:id="7" w:name="_Toc244091399"/>
+      <w:bookmarkStart w:id="7" w:name="_Toc244199808"/>
       <w:bookmarkEnd w:id="4"/>
       <w:r>
         <w:lastRenderedPageBreak/>
@@ -10611,7 +10611,7 @@
         <w:pStyle w:val="Ttulo2"/>
       </w:pPr>
       <w:bookmarkStart w:id="8" w:name="_81995397ba8e62ea0a492c5a03eed8bb24e762a"/>
-      <w:bookmarkStart w:id="9" w:name="_Toc244091400"/>
+      <w:bookmarkStart w:id="9" w:name="_Toc244199809"/>
       <w:bookmarkEnd w:id="6"/>
       <w:r>
         <w:lastRenderedPageBreak/>
@@ -11327,7 +11327,7 @@
         <w:pStyle w:val="Ttulo2"/>
       </w:pPr>
       <w:bookmarkStart w:id="10" w:name="_7e8f3608e8fc52636cb9cbad9cf55731ae6c539"/>
-      <w:bookmarkStart w:id="11" w:name="_Toc244091401"/>
+      <w:bookmarkStart w:id="11" w:name="_Toc244199810"/>
       <w:bookmarkEnd w:id="8"/>
       <w:r>
         <w:t>HU-0.5 — Suscripción, pagos y congelación por mora</w:t>
@@ -13626,7 +13626,7 @@
         <w:pStyle w:val="Ttulo1"/>
       </w:pPr>
       <w:bookmarkStart w:id="12" w:name="_3f52c9db5995a4dc1e731f6d8cd57f262bab040"/>
-      <w:bookmarkStart w:id="13" w:name="_Toc244091402"/>
+      <w:bookmarkStart w:id="13" w:name="_Toc244199811"/>
       <w:bookmarkEnd w:id="0"/>
       <w:bookmarkEnd w:id="10"/>
       <w:r>
@@ -13640,7 +13640,7 @@
         <w:pStyle w:val="Ttulo2"/>
       </w:pPr>
       <w:bookmarkStart w:id="14" w:name="_76f4ca07816b696a7e21234a3fd245066d4202e"/>
-      <w:bookmarkStart w:id="15" w:name="_Toc244091403"/>
+      <w:bookmarkStart w:id="15" w:name="_Toc244199812"/>
       <w:r>
         <w:t>HU-T.1 — Iniciar sesión y autenticación</w:t>
       </w:r>
@@ -14173,7 +14173,7 @@
         <w:pStyle w:val="Ttulo2"/>
       </w:pPr>
       <w:bookmarkStart w:id="16" w:name="_08f5c8e95117bf9bc16117a780f642084f0c149"/>
-      <w:bookmarkStart w:id="17" w:name="_Toc244091404"/>
+      <w:bookmarkStart w:id="17" w:name="_Toc244199813"/>
       <w:bookmarkEnd w:id="14"/>
       <w:r>
         <w:t>HU-T.2 — Cambiar mi contraseña</w:t>
@@ -14724,7 +14724,7 @@
         <w:pStyle w:val="Ttulo2"/>
       </w:pPr>
       <w:bookmarkStart w:id="18" w:name="_44f513b1e95bac8cbf132f88a3649b6be2902d9"/>
-      <w:bookmarkStart w:id="19" w:name="_Toc244091405"/>
+      <w:bookmarkStart w:id="19" w:name="_Toc244199814"/>
       <w:bookmarkEnd w:id="16"/>
       <w:r>
         <w:lastRenderedPageBreak/>
@@ -15178,7 +15178,7 @@
         <w:pStyle w:val="Ttulo2"/>
       </w:pPr>
       <w:bookmarkStart w:id="20" w:name="_1eded849c0926854c498005f8a93458b9d7a2d8"/>
-      <w:bookmarkStart w:id="21" w:name="_Toc244091406"/>
+      <w:bookmarkStart w:id="21" w:name="_Toc244199815"/>
       <w:bookmarkEnd w:id="18"/>
       <w:r>
         <w:t>HU-T.4 — Cerrar sesión</w:t>
@@ -15550,7 +15550,7 @@
         <w:pStyle w:val="Ttulo2"/>
       </w:pPr>
       <w:bookmarkStart w:id="22" w:name="_def34846ffbe39a85a6bd6a22079f6d076a01a9"/>
-      <w:bookmarkStart w:id="23" w:name="_Toc244091407"/>
+      <w:bookmarkStart w:id="23" w:name="_Toc244199816"/>
       <w:bookmarkEnd w:id="20"/>
       <w:r>
         <w:lastRenderedPageBreak/>
@@ -16446,7 +16446,7 @@
         <w:pStyle w:val="Ttulo2"/>
       </w:pPr>
       <w:bookmarkStart w:id="24" w:name="_37603926653c908321bb7c7e9ea1991584cc3b8"/>
-      <w:bookmarkStart w:id="25" w:name="_Toc244091408"/>
+      <w:bookmarkStart w:id="25" w:name="_Toc244199817"/>
       <w:bookmarkEnd w:id="22"/>
       <w:r>
         <w:lastRenderedPageBreak/>
@@ -16900,7 +16900,7 @@
         <w:pStyle w:val="Ttulo2"/>
       </w:pPr>
       <w:bookmarkStart w:id="26" w:name="_5605fb9a7931d45a4bf5dc8e3e653d18c531f06"/>
-      <w:bookmarkStart w:id="27" w:name="_Toc244091409"/>
+      <w:bookmarkStart w:id="27" w:name="_Toc244199818"/>
       <w:bookmarkEnd w:id="24"/>
       <w:r>
         <w:t>HU-T.7 — Gestión de usuarios del sistema</w:t>
@@ -17444,7 +17444,7 @@
         <w:pStyle w:val="Ttulo2"/>
       </w:pPr>
       <w:bookmarkStart w:id="28" w:name="_cca84937acbaa5cdc69c436564f31a3800184ab"/>
-      <w:bookmarkStart w:id="29" w:name="_Toc244091410"/>
+      <w:bookmarkStart w:id="29" w:name="_Toc244199819"/>
       <w:bookmarkEnd w:id="26"/>
       <w:r>
         <w:lastRenderedPageBreak/>
@@ -17898,7 +17898,7 @@
         <w:pStyle w:val="Ttulo2"/>
       </w:pPr>
       <w:bookmarkStart w:id="30" w:name="_cb462f816148050ba0d7aac8f53a2b5b0cb7780"/>
-      <w:bookmarkStart w:id="31" w:name="_Toc244091411"/>
+      <w:bookmarkStart w:id="31" w:name="_Toc244199820"/>
       <w:bookmarkEnd w:id="28"/>
       <w:r>
         <w:t>HU-T.9 — Backup automático de la base de datos</w:t>
@@ -18351,7 +18351,7 @@
         <w:pStyle w:val="Ttulo2"/>
       </w:pPr>
       <w:bookmarkStart w:id="32" w:name="_276f5e9a65ab31ebb82d9356073ee60ffcf6855"/>
-      <w:bookmarkStart w:id="33" w:name="_Toc244091412"/>
+      <w:bookmarkStart w:id="33" w:name="_Toc244199821"/>
       <w:bookmarkEnd w:id="30"/>
       <w:r>
         <w:t>HU-T.10 — Autorización central por rol (RBAC real)</w:t>
@@ -18724,7 +18724,7 @@
         <w:pStyle w:val="Ttulo2"/>
       </w:pPr>
       <w:bookmarkStart w:id="34" w:name="_0a3f455f956dae02c245ad32e3cc926290783ce"/>
-      <w:bookmarkStart w:id="35" w:name="_Toc244091413"/>
+      <w:bookmarkStart w:id="35" w:name="_Toc244199822"/>
       <w:bookmarkEnd w:id="32"/>
       <w:r>
         <w:t>HU-T.11 — Corregir escalada de privilegios y proteger al último admin</w:t>
@@ -19096,7 +19096,7 @@
         <w:pStyle w:val="Ttulo2"/>
       </w:pPr>
       <w:bookmarkStart w:id="36" w:name="_5106da541d290f3488d79d8c1e91fe390d48e5c"/>
-      <w:bookmarkStart w:id="37" w:name="_Toc244091414"/>
+      <w:bookmarkStart w:id="37" w:name="_Toc244199823"/>
       <w:bookmarkEnd w:id="34"/>
       <w:r>
         <w:t>HU-T.12 — Política de contraseñas, verificación de correo y OAuth seguro</w:t>
@@ -19468,7 +19468,7 @@
         <w:pStyle w:val="Ttulo2"/>
       </w:pPr>
       <w:bookmarkStart w:id="38" w:name="_cf252b72ca6ea71f1a7c3543a5c83f78bbff9ee"/>
-      <w:bookmarkStart w:id="39" w:name="_Toc244091415"/>
+      <w:bookmarkStart w:id="39" w:name="_Toc244199824"/>
       <w:bookmarkEnd w:id="36"/>
       <w:r>
         <w:lastRenderedPageBreak/>
@@ -20010,7 +20010,7 @@
         <w:pStyle w:val="Ttulo2"/>
       </w:pPr>
       <w:bookmarkStart w:id="40" w:name="_37cade07514fa6d0623cee7537c5f68cab00cfd"/>
-      <w:bookmarkStart w:id="41" w:name="_Toc244091416"/>
+      <w:bookmarkStart w:id="41" w:name="_Toc244199825"/>
       <w:bookmarkEnd w:id="38"/>
       <w:r>
         <w:t>HU-T.14 — Restablecer la contraseña de un usuario (administrador)</w:t>
@@ -20382,7 +20382,7 @@
         <w:pStyle w:val="Ttulo2"/>
       </w:pPr>
       <w:bookmarkStart w:id="42" w:name="_09522c4444a8bbebdaf4a55b5444d2231a6caff"/>
-      <w:bookmarkStart w:id="43" w:name="_Toc244091417"/>
+      <w:bookmarkStart w:id="43" w:name="_Toc244199826"/>
       <w:bookmarkEnd w:id="40"/>
       <w:r>
         <w:lastRenderedPageBreak/>
@@ -20917,7 +20917,7 @@
         <w:pStyle w:val="Ttulo2"/>
       </w:pPr>
       <w:bookmarkStart w:id="44" w:name="_7d4be07c6dc7ad98ff2d7fd7f946e3e6ff8ab78"/>
-      <w:bookmarkStart w:id="45" w:name="_Toc244091418"/>
+      <w:bookmarkStart w:id="45" w:name="_Toc244199827"/>
       <w:bookmarkEnd w:id="42"/>
       <w:r>
         <w:t>HU-T.16 — Expiración de la sesión por inactividad</w:t>
@@ -21370,7 +21370,7 @@
         <w:pStyle w:val="Ttulo2"/>
       </w:pPr>
       <w:bookmarkStart w:id="46" w:name="_fde5550409ae8bd107b35d83706fe49d1ac49cf"/>
-      <w:bookmarkStart w:id="47" w:name="_Toc244091419"/>
+      <w:bookmarkStart w:id="47" w:name="_Toc244199828"/>
       <w:bookmarkEnd w:id="44"/>
       <w:r>
         <w:lastRenderedPageBreak/>
@@ -21912,7 +21912,7 @@
         <w:pStyle w:val="Ttulo2"/>
       </w:pPr>
       <w:bookmarkStart w:id="48" w:name="_7d9311428cd5b72468b37f82201f1b810f77c36"/>
-      <w:bookmarkStart w:id="49" w:name="_Toc244091420"/>
+      <w:bookmarkStart w:id="49" w:name="_Toc244199829"/>
       <w:bookmarkEnd w:id="46"/>
       <w:r>
         <w:lastRenderedPageBreak/>
@@ -22375,7 +22375,7 @@
         <w:pStyle w:val="Ttulo2"/>
       </w:pPr>
       <w:bookmarkStart w:id="50" w:name="_a6c52dc4bdd2cb00ae48e74db3c3b2920a9b818"/>
-      <w:bookmarkStart w:id="51" w:name="_Toc244091421"/>
+      <w:bookmarkStart w:id="51" w:name="_Toc244199830"/>
       <w:bookmarkEnd w:id="48"/>
       <w:r>
         <w:lastRenderedPageBreak/>
@@ -22875,7 +22875,7 @@
         <w:pStyle w:val="Ttulo1"/>
       </w:pPr>
       <w:bookmarkStart w:id="52" w:name="_45e5cddb15e6e85961c4bdd9f114a9e4301e667"/>
-      <w:bookmarkStart w:id="53" w:name="_Toc244091422"/>
+      <w:bookmarkStart w:id="53" w:name="_Toc244199831"/>
       <w:bookmarkEnd w:id="12"/>
       <w:bookmarkEnd w:id="50"/>
       <w:r>
@@ -22889,7 +22889,7 @@
         <w:pStyle w:val="Ttulo2"/>
       </w:pPr>
       <w:bookmarkStart w:id="54" w:name="_3442f1e103117ab35c7be2be07e5b7a86f50900"/>
-      <w:bookmarkStart w:id="55" w:name="_Toc244091423"/>
+      <w:bookmarkStart w:id="55" w:name="_Toc244199832"/>
       <w:r>
         <w:t>HU-1.1 — Registrar mascota</w:t>
       </w:r>
@@ -23510,7 +23510,7 @@
         <w:pStyle w:val="Ttulo2"/>
       </w:pPr>
       <w:bookmarkStart w:id="56" w:name="_cac8078226ab7384debc291829d99266c4c98c9"/>
-      <w:bookmarkStart w:id="57" w:name="_Toc244091424"/>
+      <w:bookmarkStart w:id="57" w:name="_Toc244199833"/>
       <w:bookmarkEnd w:id="54"/>
       <w:r>
         <w:t>HU-1.2 — Registrar propietario</w:t>
@@ -23883,7 +23883,7 @@
         <w:pStyle w:val="Ttulo2"/>
       </w:pPr>
       <w:bookmarkStart w:id="58" w:name="_2775e78a99e9a6c8110a18962d2d3ffe08eb791"/>
-      <w:bookmarkStart w:id="59" w:name="_Toc244091425"/>
+      <w:bookmarkStart w:id="59" w:name="_Toc244199834"/>
       <w:bookmarkEnd w:id="56"/>
       <w:r>
         <w:t>HU-1.3 — Buscar paciente</w:t>
@@ -24336,7 +24336,7 @@
         <w:pStyle w:val="Ttulo2"/>
       </w:pPr>
       <w:bookmarkStart w:id="60" w:name="_a48b917e447c9bb421319764b87fa8fbfffc6ce"/>
-      <w:bookmarkStart w:id="61" w:name="_Toc244091426"/>
+      <w:bookmarkStart w:id="61" w:name="_Toc244199835"/>
       <w:bookmarkEnd w:id="58"/>
       <w:r>
         <w:t>HU-1.4 — Editar y desactivar mascota</w:t>
@@ -24877,7 +24877,7 @@
         <w:pStyle w:val="Ttulo2"/>
       </w:pPr>
       <w:bookmarkStart w:id="62" w:name="_c56dbdf70effe4fdddd03cc982164bf6dfa15fd"/>
-      <w:bookmarkStart w:id="63" w:name="_Toc244091427"/>
+      <w:bookmarkStart w:id="63" w:name="_Toc244199836"/>
       <w:bookmarkEnd w:id="60"/>
       <w:r>
         <w:lastRenderedPageBreak/>
@@ -25250,7 +25250,7 @@
         <w:pStyle w:val="Ttulo1"/>
       </w:pPr>
       <w:bookmarkStart w:id="64" w:name="_8ada1076fc69f75adb455b52b48149b634e12c1"/>
-      <w:bookmarkStart w:id="65" w:name="_Toc244091428"/>
+      <w:bookmarkStart w:id="65" w:name="_Toc244199837"/>
       <w:bookmarkEnd w:id="52"/>
       <w:bookmarkEnd w:id="62"/>
       <w:r>
@@ -25264,7 +25264,7 @@
         <w:pStyle w:val="Ttulo2"/>
       </w:pPr>
       <w:bookmarkStart w:id="66" w:name="_d0fbc850c25121b5bb6429938908d9d6324f20c"/>
-      <w:bookmarkStart w:id="67" w:name="_Toc244091429"/>
+      <w:bookmarkStart w:id="67" w:name="_Toc244199838"/>
       <w:r>
         <w:t>HU-2.1 — Registrar consulta clínica</w:t>
       </w:r>
@@ -25817,7 +25817,7 @@
         <w:pStyle w:val="Ttulo2"/>
       </w:pPr>
       <w:bookmarkStart w:id="68" w:name="_7a453a6eb6ed88e1bfb6e10d4e89e02e93370e4"/>
-      <w:bookmarkStart w:id="69" w:name="_Toc244091430"/>
+      <w:bookmarkStart w:id="69" w:name="_Toc244199839"/>
       <w:bookmarkEnd w:id="66"/>
       <w:r>
         <w:lastRenderedPageBreak/>
@@ -26352,7 +26352,7 @@
         <w:pStyle w:val="Ttulo2"/>
       </w:pPr>
       <w:bookmarkStart w:id="70" w:name="_277d15ee6375124a0d7497cd947f0496d653294"/>
-      <w:bookmarkStart w:id="71" w:name="_Toc244091431"/>
+      <w:bookmarkStart w:id="71" w:name="_Toc244199840"/>
       <w:bookmarkEnd w:id="68"/>
       <w:r>
         <w:t>HU-2.3 — Adjuntar archivos clínicos</w:t>
@@ -26805,7 +26805,7 @@
         <w:pStyle w:val="Ttulo2"/>
       </w:pPr>
       <w:bookmarkStart w:id="72" w:name="_1b98c978e60977db39fc2418db7fe5e3ddc3001"/>
-      <w:bookmarkStart w:id="73" w:name="_Toc244091432"/>
+      <w:bookmarkStart w:id="73" w:name="_Toc244199841"/>
       <w:bookmarkEnd w:id="70"/>
       <w:r>
         <w:lastRenderedPageBreak/>
@@ -27178,7 +27178,7 @@
         <w:pStyle w:val="Ttulo2"/>
       </w:pPr>
       <w:bookmarkStart w:id="74" w:name="_9717672e9e73feeffef28eb38b12c038cdd7bd2"/>
-      <w:bookmarkStart w:id="75" w:name="_Toc244091433"/>
+      <w:bookmarkStart w:id="75" w:name="_Toc244199842"/>
       <w:bookmarkEnd w:id="72"/>
       <w:r>
         <w:t>HU-2.5 — Ver historial clínico completo</w:t>
@@ -27638,7 +27638,7 @@
         <w:pStyle w:val="Ttulo2"/>
       </w:pPr>
       <w:bookmarkStart w:id="76" w:name="_fdc1478d352073634e6bd92f17796cead004715"/>
-      <w:bookmarkStart w:id="77" w:name="_Toc244091434"/>
+      <w:bookmarkStart w:id="77" w:name="_Toc244199843"/>
       <w:bookmarkEnd w:id="74"/>
       <w:r>
         <w:t>HU-2.6 — Atomicidad y feedback de adjuntos en el registro de consulta</w:t>
@@ -28010,7 +28010,7 @@
         <w:pStyle w:val="Ttulo2"/>
       </w:pPr>
       <w:bookmarkStart w:id="78" w:name="_101f0dcf34d14c70ec0f17a5f1393f5d9e5e380"/>
-      <w:bookmarkStart w:id="79" w:name="_Toc244091435"/>
+      <w:bookmarkStart w:id="79" w:name="_Toc244199844"/>
       <w:bookmarkEnd w:id="76"/>
       <w:r>
         <w:lastRenderedPageBreak/>
@@ -28383,7 +28383,7 @@
         <w:pStyle w:val="Ttulo2"/>
       </w:pPr>
       <w:bookmarkStart w:id="80" w:name="_004e46896b85bf56df5905f1e03a53c4af0a844"/>
-      <w:bookmarkStart w:id="81" w:name="_Toc244091436"/>
+      <w:bookmarkStart w:id="81" w:name="_Toc244199845"/>
       <w:bookmarkEnd w:id="78"/>
       <w:r>
         <w:t>HU-2.8 — Sugerencia de diagnósticos probables por síntomas</w:t>
@@ -28917,7 +28917,7 @@
         <w:pStyle w:val="Ttulo2"/>
       </w:pPr>
       <w:bookmarkStart w:id="82" w:name="_dc4885bd67732a434e9ba082721bf6df1e25b78"/>
-      <w:bookmarkStart w:id="83" w:name="_Toc244091437"/>
+      <w:bookmarkStart w:id="83" w:name="_Toc244199846"/>
       <w:bookmarkEnd w:id="80"/>
       <w:r>
         <w:lastRenderedPageBreak/>
@@ -29371,7 +29371,7 @@
         <w:pStyle w:val="Ttulo2"/>
       </w:pPr>
       <w:bookmarkStart w:id="84" w:name="_39e4f7d80042c39922c0142f6da447f46643fcd"/>
-      <w:bookmarkStart w:id="85" w:name="_Toc244091438"/>
+      <w:bookmarkStart w:id="85" w:name="_Toc244199847"/>
       <w:bookmarkEnd w:id="82"/>
       <w:r>
         <w:lastRenderedPageBreak/>
@@ -29832,7 +29832,7 @@
         <w:pStyle w:val="Ttulo2"/>
       </w:pPr>
       <w:bookmarkStart w:id="86" w:name="_ddbeb8d4984f7e7207ef7f02c5c92f4dcdce30d"/>
-      <w:bookmarkStart w:id="87" w:name="_Toc244091439"/>
+      <w:bookmarkStart w:id="87" w:name="_Toc244199848"/>
       <w:bookmarkEnd w:id="84"/>
       <w:r>
         <w:lastRenderedPageBreak/>
@@ -30170,7 +30170,7 @@
               <w:keepNext/>
             </w:pPr>
             <w:r>
-              <w:t>Los pares T-09/T-10, T-11/T-12 y T-14/T-16 dan niveles distintos.</w:t>
+              <w:t>Los pares T-09/T-10, T-11/T-12 y T-14/T-16 dan niveles distintos. Sin declaración de vacunación, solo se leen las vacunas de esa mascota en cualquier clínica: próxima dosis vencida → incompleta; alguna vacuna y ninguna vencida → completa; sin registros → null. Lo declarado manda, incluso «desconocida»; una mascota ajena no aporta datos (RN-416/RN-113).</w:t>
             </w:r>
           </w:p>
         </w:tc>
@@ -30316,7 +30316,7 @@
               <w:keepNext/>
             </w:pPr>
             <w:r>
-              <w:t>Todo resultado que requiera revisión humana debe resolverlo un veterinario antes de ofrecer horario reservable; el rojo conserva derivación inmediata.</w:t>
+              <w:t>Todo resultado con revisión conserva nivel provisional y permite reservar; la revisión inmediata tampoco bloquea. El rojo conserva derivación inmediata sin horarios.</w:t>
             </w:r>
           </w:p>
         </w:tc>
@@ -30344,7 +30344,7 @@
               <w:keepNext/>
             </w:pPr>
             <w:r>
-              <w:t>T-20/T-22/T-16 con revisión no ofrecen ni aceptan reserva antes de confirmar/ajustar con motivo cuando corresponda; cambio de marcas/contexto/versión invalida resolución. El propietario no se autoriza a sí mismo.</w:t>
+              <w:t>T-20/T-22/T-16 mantienen revisión y ofrecen/aceptan reserva según el nivel provisional, con el mensaje de RN-418 y aviso REVISION_TRIAGE al veterinario, marcado inmediato en T-20. El veterinario confirma/ajusta con motivo y auditoría antes o después de reservar; el propietario no se autoriza a sí mismo. Cambio de marcas/contexto/versión invalida resolución.</w:t>
             </w:r>
           </w:p>
         </w:tc>
@@ -30533,7 +30533,7 @@
         <w:t>Reglas de negocio:</w:t>
       </w:r>
       <w:r>
-        <w:t xml:space="preserve"> RN-411, RN-416, RN-417, RN-418, RN-424, RN-425, RN-209</w:t>
+        <w:t xml:space="preserve"> RN-411, RN-416, RN-417, RN-418, RN-424, RN-425, RN-209, RN-113</w:t>
       </w:r>
     </w:p>
     <w:p>
@@ -30541,7 +30541,7 @@
         <w:pStyle w:val="Ttulo2"/>
       </w:pPr>
       <w:bookmarkStart w:id="88" w:name="_492240b15c6ebc6fbe3f7fd23583d697b838ee5"/>
-      <w:bookmarkStart w:id="89" w:name="_Toc244091440"/>
+      <w:bookmarkStart w:id="89" w:name="_Toc244199849"/>
       <w:bookmarkEnd w:id="86"/>
       <w:r>
         <w:lastRenderedPageBreak/>
@@ -31149,10 +31149,7 @@
         <w:t>Reglas de negocio:</w:t>
       </w:r>
       <w:r>
-        <w:t xml:space="preserve"> </w:t>
-      </w:r>
-      <w:r>
-        <w:t>RN-212, RN-209, RN-004, RN-G13</w:t>
+        <w:t xml:space="preserve"> RN-212, RN-209, RN-004, RN-G13</w:t>
       </w:r>
     </w:p>
     <w:p>
@@ -31160,7 +31157,7 @@
         <w:pStyle w:val="Ttulo1"/>
       </w:pPr>
       <w:bookmarkStart w:id="90" w:name="_d55aebc9deeb1682a62a02ae225cde94fe0baf3"/>
-      <w:bookmarkStart w:id="91" w:name="_Toc244091441"/>
+      <w:bookmarkStart w:id="91" w:name="_Toc244199850"/>
       <w:bookmarkEnd w:id="64"/>
       <w:bookmarkEnd w:id="88"/>
       <w:r>
@@ -31174,7 +31171,7 @@
         <w:pStyle w:val="Ttulo2"/>
       </w:pPr>
       <w:bookmarkStart w:id="92" w:name="_73783a222ff535845613407f8c2c5de0df62c29"/>
-      <w:bookmarkStart w:id="93" w:name="_Toc244091442"/>
+      <w:bookmarkStart w:id="93" w:name="_Toc244199851"/>
       <w:r>
         <w:t>HU-3.1 — Registrar vacunación</w:t>
       </w:r>
@@ -31545,7 +31542,7 @@
         <w:pStyle w:val="Ttulo2"/>
       </w:pPr>
       <w:bookmarkStart w:id="94" w:name="_6075047063f4930391208048315650ed427ae6c"/>
-      <w:bookmarkStart w:id="95" w:name="_Toc244091443"/>
+      <w:bookmarkStart w:id="95" w:name="_Toc244199852"/>
       <w:bookmarkEnd w:id="92"/>
       <w:r>
         <w:t>HU-3.2 — Enviar recordatorio por correo</w:t>
@@ -32079,7 +32076,7 @@
         <w:pStyle w:val="Ttulo2"/>
       </w:pPr>
       <w:bookmarkStart w:id="96" w:name="_781661fe2d15deb5f4d895541dced4f16e579af"/>
-      <w:bookmarkStart w:id="97" w:name="_Toc244091444"/>
+      <w:bookmarkStart w:id="97" w:name="_Toc244199853"/>
       <w:bookmarkEnd w:id="94"/>
       <w:r>
         <w:lastRenderedPageBreak/>
@@ -32452,7 +32449,7 @@
         <w:pStyle w:val="Ttulo2"/>
       </w:pPr>
       <w:bookmarkStart w:id="98" w:name="_8afd4fd6adaa7aec672b37965973c4a0b1b5483"/>
-      <w:bookmarkStart w:id="99" w:name="_Toc244091445"/>
+      <w:bookmarkStart w:id="99" w:name="_Toc244199854"/>
       <w:bookmarkEnd w:id="96"/>
       <w:r>
         <w:t>HU-3.4 — Registrar desparasitación</w:t>
@@ -32824,7 +32821,7 @@
         <w:pStyle w:val="Ttulo2"/>
       </w:pPr>
       <w:bookmarkStart w:id="100" w:name="_69b92288d624f1c737d99fa43d727735c1c78ac"/>
-      <w:bookmarkStart w:id="101" w:name="_Toc244091446"/>
+      <w:bookmarkStart w:id="101" w:name="_Toc244199855"/>
       <w:bookmarkEnd w:id="98"/>
       <w:r>
         <w:t>HU-3.5 — Panel de vacunaciones pendientes</w:t>
@@ -33196,7 +33193,7 @@
         <w:pStyle w:val="Ttulo2"/>
       </w:pPr>
       <w:bookmarkStart w:id="102" w:name="_83b2b6ee9ef84433e407efb3456acc0bf8c705f"/>
-      <w:bookmarkStart w:id="103" w:name="_Toc244091447"/>
+      <w:bookmarkStart w:id="103" w:name="_Toc244199856"/>
       <w:bookmarkEnd w:id="100"/>
       <w:r>
         <w:lastRenderedPageBreak/>
@@ -33650,7 +33647,7 @@
         <w:pStyle w:val="Ttulo1"/>
       </w:pPr>
       <w:bookmarkStart w:id="104" w:name="_0bc479c0be240e26431ebdd296a7a53444b2628"/>
-      <w:bookmarkStart w:id="105" w:name="_Toc244091448"/>
+      <w:bookmarkStart w:id="105" w:name="_Toc244199857"/>
       <w:bookmarkEnd w:id="90"/>
       <w:bookmarkEnd w:id="102"/>
       <w:r>
@@ -33664,7 +33661,7 @@
         <w:pStyle w:val="Ttulo2"/>
       </w:pPr>
       <w:bookmarkStart w:id="106" w:name="_83a9ef67ed8a24f8f8fb200a3c30fdc3bf36c17"/>
-      <w:bookmarkStart w:id="107" w:name="_Toc244091449"/>
+      <w:bookmarkStart w:id="107" w:name="_Toc244199858"/>
       <w:r>
         <w:t>HU-4.1 — Agendar cita</w:t>
       </w:r>
@@ -34197,7 +34194,7 @@
         <w:pStyle w:val="Ttulo2"/>
       </w:pPr>
       <w:bookmarkStart w:id="108" w:name="_102fb6dec5375a39a698cb955a51646f9817d25"/>
-      <w:bookmarkStart w:id="109" w:name="_Toc244091450"/>
+      <w:bookmarkStart w:id="109" w:name="_Toc244199859"/>
       <w:bookmarkEnd w:id="106"/>
       <w:r>
         <w:t>HU-4.2 — Cancelar o reprogramar cita</w:t>
@@ -34650,7 +34647,7 @@
         <w:pStyle w:val="Ttulo2"/>
       </w:pPr>
       <w:bookmarkStart w:id="110" w:name="_bc90a9ef9035fcbf5d83826a75a2a7caba95288"/>
-      <w:bookmarkStart w:id="111" w:name="_Toc244091451"/>
+      <w:bookmarkStart w:id="111" w:name="_Toc244199860"/>
       <w:bookmarkEnd w:id="108"/>
       <w:r>
         <w:lastRenderedPageBreak/>
@@ -35522,7 +35519,7 @@
         <w:pStyle w:val="Ttulo2"/>
       </w:pPr>
       <w:bookmarkStart w:id="112" w:name="_0ab1d1688e3b6d42f481962b5abe908ca5f185e"/>
-      <w:bookmarkStart w:id="113" w:name="_Toc244091452"/>
+      <w:bookmarkStart w:id="113" w:name="_Toc244199861"/>
       <w:bookmarkEnd w:id="110"/>
       <w:r>
         <w:lastRenderedPageBreak/>
@@ -35976,7 +35973,7 @@
         <w:pStyle w:val="Ttulo2"/>
       </w:pPr>
       <w:bookmarkStart w:id="114" w:name="_391b83d5c01b20c64bec4d1baa2ded83b27b3cc"/>
-      <w:bookmarkStart w:id="115" w:name="_Toc244091453"/>
+      <w:bookmarkStart w:id="115" w:name="_Toc244199862"/>
       <w:bookmarkEnd w:id="112"/>
       <w:r>
         <w:t>HU-4.5 — Registrar hora real de atención y gestionar retrasos</w:t>
@@ -36348,7 +36345,7 @@
         <w:pStyle w:val="Ttulo2"/>
       </w:pPr>
       <w:bookmarkStart w:id="116" w:name="_fd2845ac88e46c3520f61b9b4ded26b35f37534"/>
-      <w:bookmarkStart w:id="117" w:name="_Toc244091454"/>
+      <w:bookmarkStart w:id="117" w:name="_Toc244199863"/>
       <w:bookmarkEnd w:id="114"/>
       <w:r>
         <w:t>HU-4.6 — Buffer configurable entre citas</w:t>
@@ -36639,7 +36636,7 @@
         <w:pStyle w:val="Ttulo2"/>
       </w:pPr>
       <w:bookmarkStart w:id="118" w:name="_4786f5b438d23c36e067f350ad8ed0097d027c2"/>
-      <w:bookmarkStart w:id="119" w:name="_Toc244091455"/>
+      <w:bookmarkStart w:id="119" w:name="_Toc244199864"/>
       <w:bookmarkEnd w:id="116"/>
       <w:r>
         <w:lastRenderedPageBreak/>
@@ -37024,7 +37021,7 @@
         <w:pStyle w:val="Ttulo2"/>
       </w:pPr>
       <w:bookmarkStart w:id="120" w:name="_0d930997ffa83b9b36b150e5e50b933f66b264d"/>
-      <w:bookmarkStart w:id="121" w:name="_Toc244091456"/>
+      <w:bookmarkStart w:id="121" w:name="_Toc244199865"/>
       <w:bookmarkEnd w:id="118"/>
       <w:r>
         <w:t>HU-4.8 — Bloqueos de agenda del veterinario y días no laborables</w:t>
@@ -37396,7 +37393,7 @@
         <w:pStyle w:val="Ttulo2"/>
       </w:pPr>
       <w:bookmarkStart w:id="122" w:name="_592e3b26ee2d82de9a78960621790aca76cbe41"/>
-      <w:bookmarkStart w:id="123" w:name="_Toc244091457"/>
+      <w:bookmarkStart w:id="123" w:name="_Toc244199866"/>
       <w:bookmarkEnd w:id="120"/>
       <w:r>
         <w:lastRenderedPageBreak/>
@@ -37769,7 +37766,7 @@
         <w:pStyle w:val="Ttulo2"/>
       </w:pPr>
       <w:bookmarkStart w:id="124" w:name="_53bf433c324c03bf220d8f1ea57572094c24d19"/>
-      <w:bookmarkStart w:id="125" w:name="_Toc244091458"/>
+      <w:bookmarkStart w:id="125" w:name="_Toc244199867"/>
       <w:bookmarkEnd w:id="122"/>
       <w:r>
         <w:t>HU-4.10 — Confirmar asistencia a la cita desde el recordatorio</w:t>
@@ -38141,7 +38138,7 @@
         <w:pStyle w:val="Ttulo2"/>
       </w:pPr>
       <w:bookmarkStart w:id="126" w:name="_bc4a4c08f4864e57db7a13372e3c901c5711bb9"/>
-      <w:bookmarkStart w:id="127" w:name="_Toc244091459"/>
+      <w:bookmarkStart w:id="127" w:name="_Toc244199868"/>
       <w:bookmarkEnd w:id="124"/>
       <w:r>
         <w:lastRenderedPageBreak/>
@@ -38676,7 +38673,7 @@
         <w:pStyle w:val="Ttulo2"/>
       </w:pPr>
       <w:bookmarkStart w:id="128" w:name="_3a9da54e9b682c781ba4f8ec9fb08eb1ae51469"/>
-      <w:bookmarkStart w:id="129" w:name="_Toc244091460"/>
+      <w:bookmarkStart w:id="129" w:name="_Toc244199869"/>
       <w:bookmarkEnd w:id="126"/>
       <w:r>
         <w:lastRenderedPageBreak/>
@@ -39211,7 +39208,7 @@
         <w:pStyle w:val="Ttulo2"/>
       </w:pPr>
       <w:bookmarkStart w:id="130" w:name="_d5e60343e26d4758074a6efaed07b69cd6c3551"/>
-      <w:bookmarkStart w:id="131" w:name="_Toc244091461"/>
+      <w:bookmarkStart w:id="131" w:name="_Toc244199870"/>
       <w:bookmarkEnd w:id="128"/>
       <w:r>
         <w:lastRenderedPageBreak/>
@@ -39539,7 +39536,7 @@
               <w:keepNext/>
             </w:pPr>
             <w:r>
-              <w:t>Tras la revisión veterinaria que proceda, el sistema debe ubicar por nivel: rojo a derivación, naranja a sobrecupo, amarillo primer espacio y verde elección.</w:t>
+              <w:t>El sistema debe ubicar por nivel, provisional mientras haya revisión pendiente: rojo a derivación, naranja a sobrecupo, amarillo primer espacio y verde elección.</w:t>
             </w:r>
           </w:p>
         </w:tc>
@@ -39567,7 +39564,7 @@
               <w:keepNext/>
             </w:pPr>
             <w:r>
-              <w:t>Revisión pendiente no ofrece horario; rojo avisa/deriva de inmediato sin acreditar presencia ni pausar; naranja respeta bloque/tope, amarillo primer intervalo completo y verde elige.</w:t>
+              <w:t>Revisión pendiente o inmediata permite ofrecer y reservar horario con aviso al veterinario (RN-418). Rojo avisa/deriva de inmediato sin horarios, sin acreditar presencia ni pausar; naranja respeta bloque/tope, amarillo primer intervalo completo y verde elige. Si se revisa después de reservar, la reclasificación existente aplica el nivel aprobado con motivo/auditoría a la cita: rojo a Urgencias, naranja con RN-422 y descenso conserva espacio (RN-419/RN-423).</w:t>
             </w:r>
           </w:p>
         </w:tc>
@@ -39915,10 +39912,11 @@
           <w:b/>
           <w:bCs/>
         </w:rPr>
+        <w:lastRenderedPageBreak/>
         <w:t>Reglas de negocio:</w:t>
       </w:r>
       <w:r>
-        <w:t xml:space="preserve"> RN-411, RN-415, RN-401, RN-402, RN-420, RN-422</w:t>
+        <w:t xml:space="preserve"> RN-411, RN-415, RN-401, RN-402, RN-418, RN-419, RN-420, RN-422, RN-423</w:t>
       </w:r>
     </w:p>
     <w:p>
@@ -39926,10 +39924,9 @@
         <w:pStyle w:val="Ttulo2"/>
       </w:pPr>
       <w:bookmarkStart w:id="132" w:name="_d4adac7448e74c17e6bb33bf496ee79d1222807"/>
-      <w:bookmarkStart w:id="133" w:name="_Toc244091462"/>
+      <w:bookmarkStart w:id="133" w:name="_Toc244199871"/>
       <w:bookmarkEnd w:id="130"/>
       <w:r>
-        <w:lastRenderedPageBreak/>
         <w:t>HU-4.14 — Reajuste de agenda en vivo (efecto cascada)</w:t>
       </w:r>
       <w:bookmarkEnd w:id="133"/>
@@ -40623,7 +40620,7 @@
         <w:pStyle w:val="Ttulo2"/>
       </w:pPr>
       <w:bookmarkStart w:id="134" w:name="_91e1c705d28c1a221b008d52046353792175d0f"/>
-      <w:bookmarkStart w:id="135" w:name="_Toc244091463"/>
+      <w:bookmarkStart w:id="135" w:name="_Toc244199872"/>
       <w:bookmarkEnd w:id="132"/>
       <w:r>
         <w:lastRenderedPageBreak/>
@@ -41573,7 +41570,7 @@
         <w:pStyle w:val="Ttulo2"/>
       </w:pPr>
       <w:bookmarkStart w:id="136" w:name="_c78d8424c335bf78fd48b1955b4f1a67eda143f"/>
-      <w:bookmarkStart w:id="137" w:name="_Toc244091464"/>
+      <w:bookmarkStart w:id="137" w:name="_Toc244199873"/>
       <w:bookmarkEnd w:id="134"/>
       <w:r>
         <w:t>HU-4.16 — Sugerir veterinario al agendar</w:t>
@@ -41864,7 +41861,7 @@
         <w:pStyle w:val="Ttulo2"/>
       </w:pPr>
       <w:bookmarkStart w:id="138" w:name="_d95563cf58dd7b4419944c1578610bfcd0b1db0"/>
-      <w:bookmarkStart w:id="139" w:name="_Toc244091465"/>
+      <w:bookmarkStart w:id="139" w:name="_Toc244199874"/>
       <w:bookmarkEnd w:id="136"/>
       <w:r>
         <w:lastRenderedPageBreak/>
@@ -42336,7 +42333,7 @@
         <w:pStyle w:val="Ttulo2"/>
       </w:pPr>
       <w:bookmarkStart w:id="140" w:name="_8b0a1409d398bf3e63485141aa804db028749ca"/>
-      <w:bookmarkStart w:id="141" w:name="_Toc244091466"/>
+      <w:bookmarkStart w:id="141" w:name="_Toc244199875"/>
       <w:bookmarkEnd w:id="138"/>
       <w:r>
         <w:t>HU-4.18 — Ajustar el nivel de triage (veterinario)</w:t>
@@ -42789,7 +42786,7 @@
         <w:pStyle w:val="Ttulo2"/>
       </w:pPr>
       <w:bookmarkStart w:id="142" w:name="_cf2722ce0434310059a1401a7a9236f9f75ab69"/>
-      <w:bookmarkStart w:id="143" w:name="_Toc244091467"/>
+      <w:bookmarkStart w:id="143" w:name="_Toc244199876"/>
       <w:bookmarkEnd w:id="140"/>
       <w:r>
         <w:lastRenderedPageBreak/>
@@ -43243,7 +43240,7 @@
         <w:pStyle w:val="Ttulo1"/>
       </w:pPr>
       <w:bookmarkStart w:id="144" w:name="_448b6637f95054bfc4854cb12826ea84d2acba0"/>
-      <w:bookmarkStart w:id="145" w:name="_Toc244091468"/>
+      <w:bookmarkStart w:id="145" w:name="_Toc244199877"/>
       <w:bookmarkEnd w:id="104"/>
       <w:bookmarkEnd w:id="142"/>
       <w:r>
@@ -43257,7 +43254,7 @@
         <w:pStyle w:val="Ttulo2"/>
       </w:pPr>
       <w:bookmarkStart w:id="146" w:name="_af054ffcebd6910222ee7d6c1d020875947335e"/>
-      <w:bookmarkStart w:id="147" w:name="_Toc244091469"/>
+      <w:bookmarkStart w:id="147" w:name="_Toc244199878"/>
       <w:r>
         <w:t>HU-5.1 — Portal del propietario</w:t>
       </w:r>
@@ -44212,7 +44209,7 @@
         <w:pStyle w:val="Ttulo2"/>
       </w:pPr>
       <w:bookmarkStart w:id="148" w:name="_6b1c61431b8f8f0fcc4ce60077071b912ba2b45"/>
-      <w:bookmarkStart w:id="149" w:name="_Toc244091470"/>
+      <w:bookmarkStart w:id="149" w:name="_Toc244199879"/>
       <w:bookmarkEnd w:id="146"/>
       <w:r>
         <w:t>HU-5.2 — Auto-registro de propietario</w:t>
@@ -44746,7 +44743,7 @@
         <w:pStyle w:val="Ttulo2"/>
       </w:pPr>
       <w:bookmarkStart w:id="150" w:name="_f4d063018be410b507969fa4c62074124f833cf"/>
-      <w:bookmarkStart w:id="151" w:name="_Toc244091471"/>
+      <w:bookmarkStart w:id="151" w:name="_Toc244199880"/>
       <w:bookmarkEnd w:id="148"/>
       <w:r>
         <w:lastRenderedPageBreak/>
@@ -45288,7 +45285,7 @@
         <w:pStyle w:val="Ttulo2"/>
       </w:pPr>
       <w:bookmarkStart w:id="152" w:name="_c64202596780354c08c0a149dc974449db886cf"/>
-      <w:bookmarkStart w:id="153" w:name="_Toc244091472"/>
+      <w:bookmarkStart w:id="153" w:name="_Toc244199881"/>
       <w:bookmarkEnd w:id="150"/>
       <w:r>
         <w:t>HU-5.4 — Editar mi mascota desde el portal</w:t>
@@ -45660,7 +45657,7 @@
         <w:pStyle w:val="Ttulo2"/>
       </w:pPr>
       <w:bookmarkStart w:id="154" w:name="_cf91e7705c2cc7ff174f786bca87f4ab32c164a"/>
-      <w:bookmarkStart w:id="155" w:name="_Toc244091473"/>
+      <w:bookmarkStart w:id="155" w:name="_Toc244199882"/>
       <w:bookmarkEnd w:id="152"/>
       <w:r>
         <w:lastRenderedPageBreak/>
@@ -46033,7 +46030,7 @@
         <w:pStyle w:val="Ttulo2"/>
       </w:pPr>
       <w:bookmarkStart w:id="156" w:name="_f8ebe18ba7612da84cbeb32e6cdfcf569929127"/>
-      <w:bookmarkStart w:id="157" w:name="_Toc244091474"/>
+      <w:bookmarkStart w:id="157" w:name="_Toc244199883"/>
       <w:bookmarkEnd w:id="154"/>
       <w:r>
         <w:t>HU-5.6 — Cancelar o reprogramar mi cita desde el portal</w:t>
@@ -46486,7 +46483,7 @@
         <w:pStyle w:val="Ttulo2"/>
       </w:pPr>
       <w:bookmarkStart w:id="158" w:name="_63b2ff8270a3dc0cb21378739f70e0c16a27def"/>
-      <w:bookmarkStart w:id="159" w:name="_Toc244091475"/>
+      <w:bookmarkStart w:id="159" w:name="_Toc244199884"/>
       <w:bookmarkEnd w:id="156"/>
       <w:r>
         <w:t>HU-5.7 — Centro de notificaciones del propietario</w:t>
@@ -46940,7 +46937,7 @@
         <w:pStyle w:val="Ttulo2"/>
       </w:pPr>
       <w:bookmarkStart w:id="160" w:name="_f59be5ab49da54ec24749683e30fb79075b9c3a"/>
-      <w:bookmarkStart w:id="161" w:name="_Toc244091476"/>
+      <w:bookmarkStart w:id="161" w:name="_Toc244199885"/>
       <w:bookmarkEnd w:id="158"/>
       <w:r>
         <w:t>HU-5.8 — Registrar al propietario como identidad global</w:t>
@@ -47562,7 +47559,7 @@
         <w:pStyle w:val="Ttulo2"/>
       </w:pPr>
       <w:bookmarkStart w:id="162" w:name="_06eaf3b49483b1eeebe1b8e79573cd5c749be44"/>
-      <w:bookmarkStart w:id="163" w:name="_Toc244091477"/>
+      <w:bookmarkStart w:id="163" w:name="_Toc244199886"/>
       <w:bookmarkEnd w:id="160"/>
       <w:r>
         <w:lastRenderedPageBreak/>
@@ -48034,7 +48031,7 @@
         <w:pStyle w:val="Ttulo2"/>
       </w:pPr>
       <w:bookmarkStart w:id="164" w:name="_73bf9bf1ab817b39687e744da8c8402ea9619af"/>
-      <w:bookmarkStart w:id="165" w:name="_Toc244091478"/>
+      <w:bookmarkStart w:id="165" w:name="_Toc244199887"/>
       <w:bookmarkEnd w:id="162"/>
       <w:r>
         <w:lastRenderedPageBreak/>
@@ -48569,7 +48566,7 @@
         <w:pStyle w:val="Ttulo2"/>
       </w:pPr>
       <w:bookmarkStart w:id="166" w:name="_809064a587886d0547b1788a26db9d9152af23a"/>
-      <w:bookmarkStart w:id="167" w:name="_Toc244091479"/>
+      <w:bookmarkStart w:id="167" w:name="_Toc244199888"/>
       <w:bookmarkEnd w:id="164"/>
       <w:r>
         <w:lastRenderedPageBreak/>
@@ -49185,7 +49182,7 @@
         <w:pStyle w:val="Ttulo2"/>
       </w:pPr>
       <w:bookmarkStart w:id="168" w:name="_eaa2b9dcd4e772acfdb8cc2e14fe1584fe792e7"/>
-      <w:bookmarkStart w:id="169" w:name="_Toc244091480"/>
+      <w:bookmarkStart w:id="169" w:name="_Toc244199889"/>
       <w:bookmarkEnd w:id="166"/>
       <w:r>
         <w:lastRenderedPageBreak/>
@@ -49639,7 +49636,7 @@
         <w:pStyle w:val="Ttulo2"/>
       </w:pPr>
       <w:bookmarkStart w:id="170" w:name="_9c4353686bd45e1d5b28007e4eeecf1db3be371"/>
-      <w:bookmarkStart w:id="171" w:name="_Toc244091481"/>
+      <w:bookmarkStart w:id="171" w:name="_Toc244199890"/>
       <w:bookmarkEnd w:id="168"/>
       <w:r>
         <w:lastRenderedPageBreak/>
@@ -50174,7 +50171,7 @@
         <w:pStyle w:val="Ttulo2"/>
       </w:pPr>
       <w:bookmarkStart w:id="172" w:name="_faf9cae68ace52a6134b8c807ad8be34010091b"/>
-      <w:bookmarkStart w:id="173" w:name="_Toc244091482"/>
+      <w:bookmarkStart w:id="173" w:name="_Toc244199891"/>
       <w:bookmarkEnd w:id="170"/>
       <w:r>
         <w:lastRenderedPageBreak/>
@@ -50709,7 +50706,7 @@
         <w:pStyle w:val="Ttulo1"/>
       </w:pPr>
       <w:bookmarkStart w:id="174" w:name="_415d3e183ea3663701acfe1e73f6e8038e4bbef"/>
-      <w:bookmarkStart w:id="175" w:name="_Toc244091483"/>
+      <w:bookmarkStart w:id="175" w:name="_Toc244199892"/>
       <w:bookmarkEnd w:id="144"/>
       <w:bookmarkEnd w:id="172"/>
       <w:r>
@@ -50723,7 +50720,7 @@
         <w:pStyle w:val="Ttulo2"/>
       </w:pPr>
       <w:bookmarkStart w:id="176" w:name="_1b876ecfd0adf71d503b9129568b658f81872f0"/>
-      <w:bookmarkStart w:id="177" w:name="_Toc244091484"/>
+      <w:bookmarkStart w:id="177" w:name="_Toc244199893"/>
       <w:r>
         <w:t>HU-6.1 — Dashboard principal y panel de pendientes</w:t>
       </w:r>
@@ -51824,7 +51821,7 @@
         <w:pStyle w:val="Ttulo2"/>
       </w:pPr>
       <w:bookmarkStart w:id="178" w:name="_97322cabf772225fd1bfe897dee158000aa0394"/>
-      <w:bookmarkStart w:id="179" w:name="_Toc244091485"/>
+      <w:bookmarkStart w:id="179" w:name="_Toc244199894"/>
       <w:bookmarkEnd w:id="176"/>
       <w:r>
         <w:lastRenderedPageBreak/>
@@ -53008,7 +53005,7 @@
         <w:pStyle w:val="Ttulo2"/>
       </w:pPr>
       <w:bookmarkStart w:id="180" w:name="_6ce76d48cd12ce7662f89ac490d75c386fc18ba"/>
-      <w:bookmarkStart w:id="181" w:name="_Toc244091486"/>
+      <w:bookmarkStart w:id="181" w:name="_Toc244199895"/>
       <w:bookmarkEnd w:id="178"/>
       <w:r>
         <w:lastRenderedPageBreak/>
@@ -53462,7 +53459,7 @@
         <w:pStyle w:val="Ttulo2"/>
       </w:pPr>
       <w:bookmarkStart w:id="182" w:name="_132f0b1bfae1ac6054dc51db54a45dff43ec797"/>
-      <w:bookmarkStart w:id="183" w:name="_Toc244091487"/>
+      <w:bookmarkStart w:id="183" w:name="_Toc244199896"/>
       <w:bookmarkEnd w:id="180"/>
       <w:r>
         <w:t>HU-6.4 — Ver estadísticas y gráficas del sistema</w:t>
@@ -53922,7 +53919,7 @@
         <w:pStyle w:val="Ttulo2"/>
       </w:pPr>
       <w:bookmarkStart w:id="184" w:name="_159c41a8740d691e56d865baa1d2a17f58680f5"/>
-      <w:bookmarkStart w:id="185" w:name="_Toc244091488"/>
+      <w:bookmarkStart w:id="185" w:name="_Toc244199897"/>
       <w:bookmarkEnd w:id="182"/>
       <w:r>
         <w:t>HU-6.5 — Exportar reportes a Excel/CSV</w:t>
@@ -54294,7 +54291,7 @@
         <w:pStyle w:val="Ttulo1"/>
       </w:pPr>
       <w:bookmarkStart w:id="186" w:name="_88abf5b53e5603b94c73c4f577271d31a73cc35"/>
-      <w:bookmarkStart w:id="187" w:name="_Toc244091489"/>
+      <w:bookmarkStart w:id="187" w:name="_Toc244199898"/>
       <w:bookmarkEnd w:id="174"/>
       <w:bookmarkEnd w:id="184"/>
       <w:r>
@@ -54308,7 +54305,7 @@
         <w:pStyle w:val="Ttulo2"/>
       </w:pPr>
       <w:bookmarkStart w:id="188" w:name="_003ad6784c61069e91989793d8255e8d4cb519d"/>
-      <w:bookmarkStart w:id="189" w:name="_Toc244091490"/>
+      <w:bookmarkStart w:id="189" w:name="_Toc244199899"/>
       <w:r>
         <w:t>HU-7.1 — Configurar los horarios de atención de la clínica</w:t>
       </w:r>
@@ -54760,7 +54757,7 @@
         <w:pStyle w:val="Ttulo2"/>
       </w:pPr>
       <w:bookmarkStart w:id="190" w:name="_42539d8b8201701c75c37499984fbffa69d6e4d"/>
-      <w:bookmarkStart w:id="191" w:name="_Toc244091491"/>
+      <w:bookmarkStart w:id="191" w:name="_Toc244199900"/>
       <w:bookmarkEnd w:id="188"/>
       <w:r>
         <w:t>HU-7.2 — Gestionar los catálogos del sistema</w:t>
@@ -55132,7 +55129,7 @@
         <w:pStyle w:val="Ttulo2"/>
       </w:pPr>
       <w:bookmarkStart w:id="192" w:name="_a0aee2f406b049ed83cfe391a77b0db14b5bfdf"/>
-      <w:bookmarkStart w:id="193" w:name="_Toc244091492"/>
+      <w:bookmarkStart w:id="193" w:name="_Toc244199901"/>
       <w:bookmarkEnd w:id="190"/>
       <w:r>
         <w:lastRenderedPageBreak/>
@@ -55667,7 +55664,7 @@
         <w:pStyle w:val="Ttulo2"/>
       </w:pPr>
       <w:bookmarkStart w:id="194" w:name="_a0688e3f345f7bf587dcedb8b562b8964a6cacc"/>
-      <w:bookmarkStart w:id="195" w:name="_Toc244091493"/>
+      <w:bookmarkStart w:id="195" w:name="_Toc244199902"/>
       <w:bookmarkEnd w:id="192"/>
       <w:r>
         <w:lastRenderedPageBreak/>
@@ -56283,7 +56280,7 @@
         <w:pStyle w:val="Ttulo2"/>
       </w:pPr>
       <w:bookmarkStart w:id="196" w:name="_7004fcdc7c25449422304e35d609c3113b471f6"/>
-      <w:bookmarkStart w:id="197" w:name="_Toc244091494"/>
+      <w:bookmarkStart w:id="197" w:name="_Toc244199903"/>
       <w:bookmarkEnd w:id="194"/>
       <w:r>
         <w:lastRenderedPageBreak/>
@@ -56666,7 +56663,7 @@
         <w:pStyle w:val="Ttulo1"/>
       </w:pPr>
       <w:bookmarkStart w:id="198" w:name="_99f8c38fc90f872e869cb5a42176a81ce60716e"/>
-      <w:bookmarkStart w:id="199" w:name="_Toc244091495"/>
+      <w:bookmarkStart w:id="199" w:name="_Toc244199904"/>
       <w:bookmarkEnd w:id="186"/>
       <w:bookmarkEnd w:id="196"/>
       <w:r>
@@ -56687,7 +56684,7 @@
         <w:pStyle w:val="Ttulo2"/>
       </w:pPr>
       <w:bookmarkStart w:id="200" w:name="_6b93d7ad964c8104bb83fc9231a04e4fc4e5a57"/>
-      <w:bookmarkStart w:id="201" w:name="_Toc244091496"/>
+      <w:bookmarkStart w:id="201" w:name="_Toc244199905"/>
       <w:r>
         <w:t>HU-8.1 — Calificar al veterinario tras una consulta atendida</w:t>
       </w:r>
@@ -57382,7 +57379,7 @@
         <w:pStyle w:val="Ttulo2"/>
       </w:pPr>
       <w:bookmarkStart w:id="202" w:name="_6de705a3e3f0ae827b0b0206b40472100ec5dc2"/>
-      <w:bookmarkStart w:id="203" w:name="_Toc244091497"/>
+      <w:bookmarkStart w:id="203" w:name="_Toc244199906"/>
       <w:bookmarkEnd w:id="200"/>
       <w:r>
         <w:t>HU-8.2 — Perfil público del veterinario</w:t>
@@ -57673,7 +57670,7 @@
         <w:pStyle w:val="Ttulo2"/>
       </w:pPr>
       <w:bookmarkStart w:id="204" w:name="_8d0438a4c21826cdef43f79f40a5abd8a052054"/>
-      <w:bookmarkStart w:id="205" w:name="_Toc244091498"/>
+      <w:bookmarkStart w:id="205" w:name="_Toc244199907"/>
       <w:bookmarkEnd w:id="202"/>
       <w:r>
         <w:lastRenderedPageBreak/>
@@ -58046,7 +58043,7 @@
         <w:pStyle w:val="Ttulo2"/>
       </w:pPr>
       <w:bookmarkStart w:id="206" w:name="_9d375ff686aceee42a269dcad0f742f5e2f3757"/>
-      <w:bookmarkStart w:id="207" w:name="_Toc244091499"/>
+      <w:bookmarkStart w:id="207" w:name="_Toc244199908"/>
       <w:bookmarkEnd w:id="204"/>
       <w:r>
         <w:t>HU-8.4 — Tiempos de envío de recordatorios configurables</w:t>
@@ -58337,7 +58334,7 @@
         <w:pStyle w:val="Ttulo2"/>
       </w:pPr>
       <w:bookmarkStart w:id="208" w:name="_09d49d8f9ce2d4331632fad53df16df04e0463f"/>
-      <w:bookmarkStart w:id="209" w:name="_Toc244091500"/>
+      <w:bookmarkStart w:id="209" w:name="_Toc244199909"/>
       <w:bookmarkEnd w:id="206"/>
       <w:r>
         <w:t>HU-8.5 — Bitácora de correos y notificaciones</w:t>
@@ -58628,7 +58625,7 @@
         <w:pStyle w:val="Ttulo1"/>
       </w:pPr>
       <w:bookmarkStart w:id="210" w:name="_739f4e5454618e53e20de4c2474955375ba75c3"/>
-      <w:bookmarkStart w:id="211" w:name="_Toc244091501"/>
+      <w:bookmarkStart w:id="211" w:name="_Toc244199910"/>
       <w:bookmarkEnd w:id="198"/>
       <w:bookmarkEnd w:id="208"/>
       <w:r>
@@ -58642,7 +58639,7 @@
         <w:pStyle w:val="Ttulo2"/>
       </w:pPr>
       <w:bookmarkStart w:id="212" w:name="_062138411ab05c870ba796ff3d39feef69a18f5"/>
-      <w:bookmarkStart w:id="213" w:name="_Toc244091502"/>
+      <w:bookmarkStart w:id="213" w:name="_Toc244199911"/>
       <w:r>
         <w:t>HU-9.1 — Página pública y políticas legales</w:t>
       </w:r>
@@ -59013,7 +59010,7 @@
         <w:pStyle w:val="Ttulo1"/>
       </w:pPr>
       <w:bookmarkStart w:id="214" w:name="_161b34832f25d1748c14dc17ae5f19d2b06fe86"/>
-      <w:bookmarkStart w:id="215" w:name="_Toc244091503"/>
+      <w:bookmarkStart w:id="215" w:name="_Toc244199912"/>
       <w:bookmarkEnd w:id="210"/>
       <w:bookmarkEnd w:id="212"/>
       <w:r>
@@ -61078,7 +61075,7 @@
               <w:pStyle w:val="Celda"/>
             </w:pPr>
             <w:r>
-              <w:t>RN-411, RN-416, RN-417, RN-418, RN-424, RN-425, RN-209</w:t>
+              <w:t>RN-411, RN-416, RN-417, RN-418, RN-424, RN-425, RN-209, RN-113</w:t>
             </w:r>
           </w:p>
         </w:tc>
@@ -62079,7 +62076,7 @@
               <w:pStyle w:val="Celda"/>
             </w:pPr>
             <w:r>
-              <w:t>RN-411, RN-415, RN-401, RN-402, RN-420, RN-422</w:t>
+              <w:t>RN-411, RN-415, RN-401, RN-402, RN-418, RN-419, RN-420, RN-422, RN-423</w:t>
             </w:r>
           </w:p>
         </w:tc>
@@ -64034,7 +64031,7 @@
               <w:noProof/>
             </w:rPr>
             <w:drawing>
-              <wp:inline distT="0" distB="0" distL="0" distR="0" wp14:anchorId="58554ABD" wp14:editId="58554ABE">
+              <wp:inline distT="0" distB="0" distL="0" distR="0" wp14:anchorId="6008BAE8" wp14:editId="6008BAE9">
                 <wp:extent cx="324000" cy="324000"/>
                 <wp:effectExtent l="0" t="0" r="0" b="0"/>
                 <wp:docPr id="9001" name="Logo Zooki"/>
@@ -64201,7 +64198,7 @@
   <w:abstractNum w:abstractNumId="0" w15:restartNumberingAfterBreak="0">
     <w:nsid w:val="0000A990"/>
     <w:multiLevelType w:val="multilevel"/>
-    <w:tmpl w:val="B1547D98"/>
+    <w:tmpl w:val="8F00996C"/>
     <w:lvl w:ilvl="0">
       <w:numFmt w:val="bullet"/>
       <w:lvlText w:val=" "/>
@@ -64275,7 +64272,7 @@
       </w:pPr>
     </w:lvl>
   </w:abstractNum>
-  <w:num w:numId="1" w16cid:durableId="1281033088">
+  <w:num w:numId="1" w16cid:durableId="662199886">
     <w:abstractNumId w:val="0"/>
   </w:num>
 </w:numbering>
@@ -65666,7 +65663,7 @@
     <w:autoRedefine/>
     <w:uiPriority w:val="39"/>
     <w:unhideWhenUsed/>
-    <w:rsid w:val="00A27206"/>
+    <w:rsid w:val="00587D94"/>
     <w:pPr>
       <w:spacing w:after="100" w:line="278" w:lineRule="auto"/>
       <w:ind w:left="480"/>
@@ -65685,7 +65682,7 @@
     <w:autoRedefine/>
     <w:uiPriority w:val="39"/>
     <w:unhideWhenUsed/>
-    <w:rsid w:val="00A27206"/>
+    <w:rsid w:val="00587D94"/>
     <w:pPr>
       <w:spacing w:after="100" w:line="278" w:lineRule="auto"/>
       <w:ind w:left="720"/>
@@ -65704,7 +65701,7 @@
     <w:autoRedefine/>
     <w:uiPriority w:val="39"/>
     <w:unhideWhenUsed/>
-    <w:rsid w:val="00A27206"/>
+    <w:rsid w:val="00587D94"/>
     <w:pPr>
       <w:spacing w:after="100" w:line="278" w:lineRule="auto"/>
       <w:ind w:left="960"/>
@@ -65723,7 +65720,7 @@
     <w:autoRedefine/>
     <w:uiPriority w:val="39"/>
     <w:unhideWhenUsed/>
-    <w:rsid w:val="00A27206"/>
+    <w:rsid w:val="00587D94"/>
     <w:pPr>
       <w:spacing w:after="100" w:line="278" w:lineRule="auto"/>
       <w:ind w:left="1200"/>
@@ -65742,7 +65739,7 @@
     <w:autoRedefine/>
     <w:uiPriority w:val="39"/>
     <w:unhideWhenUsed/>
-    <w:rsid w:val="00A27206"/>
+    <w:rsid w:val="00587D94"/>
     <w:pPr>
       <w:spacing w:after="100" w:line="278" w:lineRule="auto"/>
       <w:ind w:left="1440"/>
@@ -65761,7 +65758,7 @@
     <w:autoRedefine/>
     <w:uiPriority w:val="39"/>
     <w:unhideWhenUsed/>
-    <w:rsid w:val="00A27206"/>
+    <w:rsid w:val="00587D94"/>
     <w:pPr>
       <w:spacing w:after="100" w:line="278" w:lineRule="auto"/>
       <w:ind w:left="1680"/>
@@ -65780,7 +65777,7 @@
     <w:autoRedefine/>
     <w:uiPriority w:val="39"/>
     <w:unhideWhenUsed/>
-    <w:rsid w:val="00A27206"/>
+    <w:rsid w:val="00587D94"/>
     <w:pPr>
       <w:spacing w:after="100" w:line="278" w:lineRule="auto"/>
       <w:ind w:left="1920"/>
@@ -65798,7 +65795,7 @@
     <w:uiPriority w:val="99"/>
     <w:semiHidden/>
     <w:unhideWhenUsed/>
-    <w:rsid w:val="00A27206"/>
+    <w:rsid w:val="00587D94"/>
     <w:rPr>
       <w:color w:val="605E5C"/>
       <w:shd w:val="clear" w:color="auto" w:fill="E1DFDD"/>

--- a/public/docs/descargas/re.docx
+++ b/public/docs/descargas/re.docx
@@ -93,7 +93,7 @@
           <w:noProof/>
         </w:rPr>
         <w:drawing>
-          <wp:inline distT="0" distB="0" distL="0" distR="0" wp14:anchorId="6008BADC" wp14:editId="6008BADD">
+          <wp:inline distT="0" distB="0" distL="0" distR="0" wp14:anchorId="6437609A" wp14:editId="6437609B">
             <wp:extent cx="395999" cy="405503"/>
             <wp:effectExtent l="0" t="0" r="0" b="0"/>
             <wp:docPr id="10" name="Picture"/>
@@ -409,7 +409,7 @@
       <w:r>
         <w:fldChar w:fldCharType="separate"/>
       </w:r>
-      <w:hyperlink w:anchor="_Toc244199805" w:history="1">
+      <w:hyperlink w:anchor="_Toc244209110" w:history="1">
         <w:r>
           <w:rPr>
             <w:rStyle w:val="Hipervnculo"/>
@@ -445,7 +445,7 @@
             <w:noProof/>
             <w:webHidden/>
           </w:rPr>
-          <w:instrText xml:space="preserve"> PAGEREF _Toc244199805 \h </w:instrText>
+          <w:instrText xml:space="preserve"> PAGEREF _Toc244209110 \h </w:instrText>
         </w:r>
         <w:r>
           <w:rPr>
@@ -465,7 +465,7 @@
             <w:noProof/>
             <w:webHidden/>
           </w:rPr>
-          <w:t>7</w:t>
+          <w:t>8</w:t>
         </w:r>
         <w:r>
           <w:rPr>
@@ -488,7 +488,7 @@
           <w14:ligatures w14:val="standardContextual"/>
         </w:rPr>
       </w:pPr>
-      <w:hyperlink w:anchor="_Toc244199806" w:history="1">
+      <w:hyperlink w:anchor="_Toc244209111" w:history="1">
         <w:r>
           <w:rPr>
             <w:rStyle w:val="Hipervnculo"/>
@@ -515,7 +515,7 @@
             <w:noProof/>
             <w:webHidden/>
           </w:rPr>
-          <w:instrText xml:space="preserve"> PAGEREF _Toc244199806 \h </w:instrText>
+          <w:instrText xml:space="preserve"> PAGEREF _Toc244209111 \h </w:instrText>
         </w:r>
         <w:r>
           <w:rPr>
@@ -535,7 +535,7 @@
             <w:noProof/>
             <w:webHidden/>
           </w:rPr>
-          <w:t>7</w:t>
+          <w:t>8</w:t>
         </w:r>
         <w:r>
           <w:rPr>
@@ -558,7 +558,7 @@
           <w14:ligatures w14:val="standardContextual"/>
         </w:rPr>
       </w:pPr>
-      <w:hyperlink w:anchor="_Toc244199807" w:history="1">
+      <w:hyperlink w:anchor="_Toc244209112" w:history="1">
         <w:r>
           <w:rPr>
             <w:rStyle w:val="Hipervnculo"/>
@@ -585,7 +585,7 @@
             <w:noProof/>
             <w:webHidden/>
           </w:rPr>
-          <w:instrText xml:space="preserve"> PAGEREF _Toc244199807 \h </w:instrText>
+          <w:instrText xml:space="preserve"> PAGEREF _Toc244209112 \h </w:instrText>
         </w:r>
         <w:r>
           <w:rPr>
@@ -605,7 +605,7 @@
             <w:noProof/>
             <w:webHidden/>
           </w:rPr>
-          <w:t>9</w:t>
+          <w:t>10</w:t>
         </w:r>
         <w:r>
           <w:rPr>
@@ -628,7 +628,7 @@
           <w14:ligatures w14:val="standardContextual"/>
         </w:rPr>
       </w:pPr>
-      <w:hyperlink w:anchor="_Toc244199808" w:history="1">
+      <w:hyperlink w:anchor="_Toc244209113" w:history="1">
         <w:r>
           <w:rPr>
             <w:rStyle w:val="Hipervnculo"/>
@@ -655,7 +655,7 @@
             <w:noProof/>
             <w:webHidden/>
           </w:rPr>
-          <w:instrText xml:space="preserve"> PAGEREF _Toc244199808 \h </w:instrText>
+          <w:instrText xml:space="preserve"> PAGEREF _Toc244209113 \h </w:instrText>
         </w:r>
         <w:r>
           <w:rPr>
@@ -675,7 +675,7 @@
             <w:noProof/>
             <w:webHidden/>
           </w:rPr>
-          <w:t>10</w:t>
+          <w:t>11</w:t>
         </w:r>
         <w:r>
           <w:rPr>
@@ -698,7 +698,7 @@
           <w14:ligatures w14:val="standardContextual"/>
         </w:rPr>
       </w:pPr>
-      <w:hyperlink w:anchor="_Toc244199809" w:history="1">
+      <w:hyperlink w:anchor="_Toc244209114" w:history="1">
         <w:r>
           <w:rPr>
             <w:rStyle w:val="Hipervnculo"/>
@@ -725,7 +725,7 @@
             <w:noProof/>
             <w:webHidden/>
           </w:rPr>
-          <w:instrText xml:space="preserve"> PAGEREF _Toc244199809 \h </w:instrText>
+          <w:instrText xml:space="preserve"> PAGEREF _Toc244209114 \h </w:instrText>
         </w:r>
         <w:r>
           <w:rPr>
@@ -745,7 +745,7 @@
             <w:noProof/>
             <w:webHidden/>
           </w:rPr>
-          <w:t>12</w:t>
+          <w:t>13</w:t>
         </w:r>
         <w:r>
           <w:rPr>
@@ -768,7 +768,7 @@
           <w14:ligatures w14:val="standardContextual"/>
         </w:rPr>
       </w:pPr>
-      <w:hyperlink w:anchor="_Toc244199810" w:history="1">
+      <w:hyperlink w:anchor="_Toc244209115" w:history="1">
         <w:r>
           <w:rPr>
             <w:rStyle w:val="Hipervnculo"/>
@@ -795,7 +795,7 @@
             <w:noProof/>
             <w:webHidden/>
           </w:rPr>
-          <w:instrText xml:space="preserve"> PAGEREF _Toc244199810 \h </w:instrText>
+          <w:instrText xml:space="preserve"> PAGEREF _Toc244209115 \h </w:instrText>
         </w:r>
         <w:r>
           <w:rPr>
@@ -815,7 +815,7 @@
             <w:noProof/>
             <w:webHidden/>
           </w:rPr>
-          <w:t>12</w:t>
+          <w:t>13</w:t>
         </w:r>
         <w:r>
           <w:rPr>
@@ -841,7 +841,7 @@
           <w14:ligatures w14:val="standardContextual"/>
         </w:rPr>
       </w:pPr>
-      <w:hyperlink w:anchor="_Toc244199811" w:history="1">
+      <w:hyperlink w:anchor="_Toc244209116" w:history="1">
         <w:r>
           <w:rPr>
             <w:rStyle w:val="Hipervnculo"/>
@@ -868,7 +868,7 @@
             <w:noProof/>
             <w:webHidden/>
           </w:rPr>
-          <w:instrText xml:space="preserve"> PAGEREF _Toc244199811 \h </w:instrText>
+          <w:instrText xml:space="preserve"> PAGEREF _Toc244209116 \h </w:instrText>
         </w:r>
         <w:r>
           <w:rPr>
@@ -888,7 +888,7 @@
             <w:noProof/>
             <w:webHidden/>
           </w:rPr>
-          <w:t>19</w:t>
+          <w:t>20</w:t>
         </w:r>
         <w:r>
           <w:rPr>
@@ -911,7 +911,7 @@
           <w14:ligatures w14:val="standardContextual"/>
         </w:rPr>
       </w:pPr>
-      <w:hyperlink w:anchor="_Toc244199812" w:history="1">
+      <w:hyperlink w:anchor="_Toc244209117" w:history="1">
         <w:r>
           <w:rPr>
             <w:rStyle w:val="Hipervnculo"/>
@@ -938,7 +938,7 @@
             <w:noProof/>
             <w:webHidden/>
           </w:rPr>
-          <w:instrText xml:space="preserve"> PAGEREF _Toc244199812 \h </w:instrText>
+          <w:instrText xml:space="preserve"> PAGEREF _Toc244209117 \h </w:instrText>
         </w:r>
         <w:r>
           <w:rPr>
@@ -958,7 +958,7 @@
             <w:noProof/>
             <w:webHidden/>
           </w:rPr>
-          <w:t>19</w:t>
+          <w:t>20</w:t>
         </w:r>
         <w:r>
           <w:rPr>
@@ -981,7 +981,7 @@
           <w14:ligatures w14:val="standardContextual"/>
         </w:rPr>
       </w:pPr>
-      <w:hyperlink w:anchor="_Toc244199813" w:history="1">
+      <w:hyperlink w:anchor="_Toc244209118" w:history="1">
         <w:r>
           <w:rPr>
             <w:rStyle w:val="Hipervnculo"/>
@@ -1008,7 +1008,7 @@
             <w:noProof/>
             <w:webHidden/>
           </w:rPr>
-          <w:instrText xml:space="preserve"> PAGEREF _Toc244199813 \h </w:instrText>
+          <w:instrText xml:space="preserve"> PAGEREF _Toc244209118 \h </w:instrText>
         </w:r>
         <w:r>
           <w:rPr>
@@ -1028,7 +1028,7 @@
             <w:noProof/>
             <w:webHidden/>
           </w:rPr>
-          <w:t>19</w:t>
+          <w:t>20</w:t>
         </w:r>
         <w:r>
           <w:rPr>
@@ -1051,7 +1051,7 @@
           <w14:ligatures w14:val="standardContextual"/>
         </w:rPr>
       </w:pPr>
-      <w:hyperlink w:anchor="_Toc244199814" w:history="1">
+      <w:hyperlink w:anchor="_Toc244209119" w:history="1">
         <w:r>
           <w:rPr>
             <w:rStyle w:val="Hipervnculo"/>
@@ -1078,7 +1078,7 @@
             <w:noProof/>
             <w:webHidden/>
           </w:rPr>
-          <w:instrText xml:space="preserve"> PAGEREF _Toc244199814 \h </w:instrText>
+          <w:instrText xml:space="preserve"> PAGEREF _Toc244209119 \h </w:instrText>
         </w:r>
         <w:r>
           <w:rPr>
@@ -1098,7 +1098,7 @@
             <w:noProof/>
             <w:webHidden/>
           </w:rPr>
-          <w:t>20</w:t>
+          <w:t>21</w:t>
         </w:r>
         <w:r>
           <w:rPr>
@@ -1121,7 +1121,7 @@
           <w14:ligatures w14:val="standardContextual"/>
         </w:rPr>
       </w:pPr>
-      <w:hyperlink w:anchor="_Toc244199815" w:history="1">
+      <w:hyperlink w:anchor="_Toc244209120" w:history="1">
         <w:r>
           <w:rPr>
             <w:rStyle w:val="Hipervnculo"/>
@@ -1148,7 +1148,7 @@
             <w:noProof/>
             <w:webHidden/>
           </w:rPr>
-          <w:instrText xml:space="preserve"> PAGEREF _Toc244199815 \h </w:instrText>
+          <w:instrText xml:space="preserve"> PAGEREF _Toc244209120 \h </w:instrText>
         </w:r>
         <w:r>
           <w:rPr>
@@ -1168,7 +1168,7 @@
             <w:noProof/>
             <w:webHidden/>
           </w:rPr>
-          <w:t>20</w:t>
+          <w:t>21</w:t>
         </w:r>
         <w:r>
           <w:rPr>
@@ -1191,7 +1191,7 @@
           <w14:ligatures w14:val="standardContextual"/>
         </w:rPr>
       </w:pPr>
-      <w:hyperlink w:anchor="_Toc244199816" w:history="1">
+      <w:hyperlink w:anchor="_Toc244209121" w:history="1">
         <w:r>
           <w:rPr>
             <w:rStyle w:val="Hipervnculo"/>
@@ -1218,7 +1218,7 @@
             <w:noProof/>
             <w:webHidden/>
           </w:rPr>
-          <w:instrText xml:space="preserve"> PAGEREF _Toc244199816 \h </w:instrText>
+          <w:instrText xml:space="preserve"> PAGEREF _Toc244209121 \h </w:instrText>
         </w:r>
         <w:r>
           <w:rPr>
@@ -1238,7 +1238,7 @@
             <w:noProof/>
             <w:webHidden/>
           </w:rPr>
-          <w:t>21</w:t>
+          <w:t>22</w:t>
         </w:r>
         <w:r>
           <w:rPr>
@@ -1261,7 +1261,7 @@
           <w14:ligatures w14:val="standardContextual"/>
         </w:rPr>
       </w:pPr>
-      <w:hyperlink w:anchor="_Toc244199817" w:history="1">
+      <w:hyperlink w:anchor="_Toc244209122" w:history="1">
         <w:r>
           <w:rPr>
             <w:rStyle w:val="Hipervnculo"/>
@@ -1288,7 +1288,7 @@
             <w:noProof/>
             <w:webHidden/>
           </w:rPr>
-          <w:instrText xml:space="preserve"> PAGEREF _Toc244199817 \h </w:instrText>
+          <w:instrText xml:space="preserve"> PAGEREF _Toc244209122 \h </w:instrText>
         </w:r>
         <w:r>
           <w:rPr>
@@ -1308,7 +1308,7 @@
             <w:noProof/>
             <w:webHidden/>
           </w:rPr>
-          <w:t>22</w:t>
+          <w:t>23</w:t>
         </w:r>
         <w:r>
           <w:rPr>
@@ -1331,7 +1331,7 @@
           <w14:ligatures w14:val="standardContextual"/>
         </w:rPr>
       </w:pPr>
-      <w:hyperlink w:anchor="_Toc244199818" w:history="1">
+      <w:hyperlink w:anchor="_Toc244209123" w:history="1">
         <w:r>
           <w:rPr>
             <w:rStyle w:val="Hipervnculo"/>
@@ -1358,7 +1358,7 @@
             <w:noProof/>
             <w:webHidden/>
           </w:rPr>
-          <w:instrText xml:space="preserve"> PAGEREF _Toc244199818 \h </w:instrText>
+          <w:instrText xml:space="preserve"> PAGEREF _Toc244209123 \h </w:instrText>
         </w:r>
         <w:r>
           <w:rPr>
@@ -1378,7 +1378,7 @@
             <w:noProof/>
             <w:webHidden/>
           </w:rPr>
-          <w:t>22</w:t>
+          <w:t>23</w:t>
         </w:r>
         <w:r>
           <w:rPr>
@@ -1401,7 +1401,7 @@
           <w14:ligatures w14:val="standardContextual"/>
         </w:rPr>
       </w:pPr>
-      <w:hyperlink w:anchor="_Toc244199819" w:history="1">
+      <w:hyperlink w:anchor="_Toc244209124" w:history="1">
         <w:r>
           <w:rPr>
             <w:rStyle w:val="Hipervnculo"/>
@@ -1428,7 +1428,7 @@
             <w:noProof/>
             <w:webHidden/>
           </w:rPr>
-          <w:instrText xml:space="preserve"> PAGEREF _Toc244199819 \h </w:instrText>
+          <w:instrText xml:space="preserve"> PAGEREF _Toc244209124 \h </w:instrText>
         </w:r>
         <w:r>
           <w:rPr>
@@ -1448,7 +1448,7 @@
             <w:noProof/>
             <w:webHidden/>
           </w:rPr>
-          <w:t>23</w:t>
+          <w:t>24</w:t>
         </w:r>
         <w:r>
           <w:rPr>
@@ -1471,7 +1471,7 @@
           <w14:ligatures w14:val="standardContextual"/>
         </w:rPr>
       </w:pPr>
-      <w:hyperlink w:anchor="_Toc244199820" w:history="1">
+      <w:hyperlink w:anchor="_Toc244209125" w:history="1">
         <w:r>
           <w:rPr>
             <w:rStyle w:val="Hipervnculo"/>
@@ -1498,7 +1498,7 @@
             <w:noProof/>
             <w:webHidden/>
           </w:rPr>
-          <w:instrText xml:space="preserve"> PAGEREF _Toc244199820 \h </w:instrText>
+          <w:instrText xml:space="preserve"> PAGEREF _Toc244209125 \h </w:instrText>
         </w:r>
         <w:r>
           <w:rPr>
@@ -1518,7 +1518,7 @@
             <w:noProof/>
             <w:webHidden/>
           </w:rPr>
-          <w:t>23</w:t>
+          <w:t>24</w:t>
         </w:r>
         <w:r>
           <w:rPr>
@@ -1541,7 +1541,7 @@
           <w14:ligatures w14:val="standardContextual"/>
         </w:rPr>
       </w:pPr>
-      <w:hyperlink w:anchor="_Toc244199821" w:history="1">
+      <w:hyperlink w:anchor="_Toc244209126" w:history="1">
         <w:r>
           <w:rPr>
             <w:rStyle w:val="Hipervnculo"/>
@@ -1568,7 +1568,7 @@
             <w:noProof/>
             <w:webHidden/>
           </w:rPr>
-          <w:instrText xml:space="preserve"> PAGEREF _Toc244199821 \h </w:instrText>
+          <w:instrText xml:space="preserve"> PAGEREF _Toc244209126 \h </w:instrText>
         </w:r>
         <w:r>
           <w:rPr>
@@ -1588,7 +1588,7 @@
             <w:noProof/>
             <w:webHidden/>
           </w:rPr>
-          <w:t>23</w:t>
+          <w:t>24</w:t>
         </w:r>
         <w:r>
           <w:rPr>
@@ -1611,7 +1611,7 @@
           <w14:ligatures w14:val="standardContextual"/>
         </w:rPr>
       </w:pPr>
-      <w:hyperlink w:anchor="_Toc244199822" w:history="1">
+      <w:hyperlink w:anchor="_Toc244209127" w:history="1">
         <w:r>
           <w:rPr>
             <w:rStyle w:val="Hipervnculo"/>
@@ -1638,7 +1638,7 @@
             <w:noProof/>
             <w:webHidden/>
           </w:rPr>
-          <w:instrText xml:space="preserve"> PAGEREF _Toc244199822 \h </w:instrText>
+          <w:instrText xml:space="preserve"> PAGEREF _Toc244209127 \h </w:instrText>
         </w:r>
         <w:r>
           <w:rPr>
@@ -1658,7 +1658,7 @@
             <w:noProof/>
             <w:webHidden/>
           </w:rPr>
-          <w:t>24</w:t>
+          <w:t>25</w:t>
         </w:r>
         <w:r>
           <w:rPr>
@@ -1681,7 +1681,7 @@
           <w14:ligatures w14:val="standardContextual"/>
         </w:rPr>
       </w:pPr>
-      <w:hyperlink w:anchor="_Toc244199823" w:history="1">
+      <w:hyperlink w:anchor="_Toc244209128" w:history="1">
         <w:r>
           <w:rPr>
             <w:rStyle w:val="Hipervnculo"/>
@@ -1708,7 +1708,7 @@
             <w:noProof/>
             <w:webHidden/>
           </w:rPr>
-          <w:instrText xml:space="preserve"> PAGEREF _Toc244199823 \h </w:instrText>
+          <w:instrText xml:space="preserve"> PAGEREF _Toc244209128 \h </w:instrText>
         </w:r>
         <w:r>
           <w:rPr>
@@ -1728,7 +1728,7 @@
             <w:noProof/>
             <w:webHidden/>
           </w:rPr>
-          <w:t>24</w:t>
+          <w:t>25</w:t>
         </w:r>
         <w:r>
           <w:rPr>
@@ -1751,7 +1751,7 @@
           <w14:ligatures w14:val="standardContextual"/>
         </w:rPr>
       </w:pPr>
-      <w:hyperlink w:anchor="_Toc244199824" w:history="1">
+      <w:hyperlink w:anchor="_Toc244209129" w:history="1">
         <w:r>
           <w:rPr>
             <w:rStyle w:val="Hipervnculo"/>
@@ -1778,7 +1778,7 @@
             <w:noProof/>
             <w:webHidden/>
           </w:rPr>
-          <w:instrText xml:space="preserve"> PAGEREF _Toc244199824 \h </w:instrText>
+          <w:instrText xml:space="preserve"> PAGEREF _Toc244209129 \h </w:instrText>
         </w:r>
         <w:r>
           <w:rPr>
@@ -1798,7 +1798,7 @@
             <w:noProof/>
             <w:webHidden/>
           </w:rPr>
-          <w:t>25</w:t>
+          <w:t>26</w:t>
         </w:r>
         <w:r>
           <w:rPr>
@@ -1821,7 +1821,7 @@
           <w14:ligatures w14:val="standardContextual"/>
         </w:rPr>
       </w:pPr>
-      <w:hyperlink w:anchor="_Toc244199825" w:history="1">
+      <w:hyperlink w:anchor="_Toc244209130" w:history="1">
         <w:r>
           <w:rPr>
             <w:rStyle w:val="Hipervnculo"/>
@@ -1848,7 +1848,7 @@
             <w:noProof/>
             <w:webHidden/>
           </w:rPr>
-          <w:instrText xml:space="preserve"> PAGEREF _Toc244199825 \h </w:instrText>
+          <w:instrText xml:space="preserve"> PAGEREF _Toc244209130 \h </w:instrText>
         </w:r>
         <w:r>
           <w:rPr>
@@ -1868,7 +1868,7 @@
             <w:noProof/>
             <w:webHidden/>
           </w:rPr>
-          <w:t>25</w:t>
+          <w:t>26</w:t>
         </w:r>
         <w:r>
           <w:rPr>
@@ -1891,7 +1891,7 @@
           <w14:ligatures w14:val="standardContextual"/>
         </w:rPr>
       </w:pPr>
-      <w:hyperlink w:anchor="_Toc244199826" w:history="1">
+      <w:hyperlink w:anchor="_Toc244209131" w:history="1">
         <w:r>
           <w:rPr>
             <w:rStyle w:val="Hipervnculo"/>
@@ -1918,7 +1918,7 @@
             <w:noProof/>
             <w:webHidden/>
           </w:rPr>
-          <w:instrText xml:space="preserve"> PAGEREF _Toc244199826 \h </w:instrText>
+          <w:instrText xml:space="preserve"> PAGEREF _Toc244209131 \h </w:instrText>
         </w:r>
         <w:r>
           <w:rPr>
@@ -1938,7 +1938,7 @@
             <w:noProof/>
             <w:webHidden/>
           </w:rPr>
-          <w:t>26</w:t>
+          <w:t>27</w:t>
         </w:r>
         <w:r>
           <w:rPr>
@@ -1961,7 +1961,7 @@
           <w14:ligatures w14:val="standardContextual"/>
         </w:rPr>
       </w:pPr>
-      <w:hyperlink w:anchor="_Toc244199827" w:history="1">
+      <w:hyperlink w:anchor="_Toc244209132" w:history="1">
         <w:r>
           <w:rPr>
             <w:rStyle w:val="Hipervnculo"/>
@@ -1988,7 +1988,7 @@
             <w:noProof/>
             <w:webHidden/>
           </w:rPr>
-          <w:instrText xml:space="preserve"> PAGEREF _Toc244199827 \h </w:instrText>
+          <w:instrText xml:space="preserve"> PAGEREF _Toc244209132 \h </w:instrText>
         </w:r>
         <w:r>
           <w:rPr>
@@ -2008,7 +2008,7 @@
             <w:noProof/>
             <w:webHidden/>
           </w:rPr>
-          <w:t>26</w:t>
+          <w:t>27</w:t>
         </w:r>
         <w:r>
           <w:rPr>
@@ -2031,7 +2031,7 @@
           <w14:ligatures w14:val="standardContextual"/>
         </w:rPr>
       </w:pPr>
-      <w:hyperlink w:anchor="_Toc244199828" w:history="1">
+      <w:hyperlink w:anchor="_Toc244209133" w:history="1">
         <w:r>
           <w:rPr>
             <w:rStyle w:val="Hipervnculo"/>
@@ -2058,7 +2058,7 @@
             <w:noProof/>
             <w:webHidden/>
           </w:rPr>
-          <w:instrText xml:space="preserve"> PAGEREF _Toc244199828 \h </w:instrText>
+          <w:instrText xml:space="preserve"> PAGEREF _Toc244209133 \h </w:instrText>
         </w:r>
         <w:r>
           <w:rPr>
@@ -2078,7 +2078,7 @@
             <w:noProof/>
             <w:webHidden/>
           </w:rPr>
-          <w:t>27</w:t>
+          <w:t>28</w:t>
         </w:r>
         <w:r>
           <w:rPr>
@@ -2101,7 +2101,7 @@
           <w14:ligatures w14:val="standardContextual"/>
         </w:rPr>
       </w:pPr>
-      <w:hyperlink w:anchor="_Toc244199829" w:history="1">
+      <w:hyperlink w:anchor="_Toc244209134" w:history="1">
         <w:r>
           <w:rPr>
             <w:rStyle w:val="Hipervnculo"/>
@@ -2128,7 +2128,7 @@
             <w:noProof/>
             <w:webHidden/>
           </w:rPr>
-          <w:instrText xml:space="preserve"> PAGEREF _Toc244199829 \h </w:instrText>
+          <w:instrText xml:space="preserve"> PAGEREF _Toc244209134 \h </w:instrText>
         </w:r>
         <w:r>
           <w:rPr>
@@ -2148,7 +2148,7 @@
             <w:noProof/>
             <w:webHidden/>
           </w:rPr>
-          <w:t>28</w:t>
+          <w:t>29</w:t>
         </w:r>
         <w:r>
           <w:rPr>
@@ -2171,7 +2171,7 @@
           <w14:ligatures w14:val="standardContextual"/>
         </w:rPr>
       </w:pPr>
-      <w:hyperlink w:anchor="_Toc244199830" w:history="1">
+      <w:hyperlink w:anchor="_Toc244209135" w:history="1">
         <w:r>
           <w:rPr>
             <w:rStyle w:val="Hipervnculo"/>
@@ -2198,7 +2198,7 @@
             <w:noProof/>
             <w:webHidden/>
           </w:rPr>
-          <w:instrText xml:space="preserve"> PAGEREF _Toc244199830 \h </w:instrText>
+          <w:instrText xml:space="preserve"> PAGEREF _Toc244209135 \h </w:instrText>
         </w:r>
         <w:r>
           <w:rPr>
@@ -2218,7 +2218,7 @@
             <w:noProof/>
             <w:webHidden/>
           </w:rPr>
-          <w:t>29</w:t>
+          <w:t>30</w:t>
         </w:r>
         <w:r>
           <w:rPr>
@@ -2244,7 +2244,7 @@
           <w14:ligatures w14:val="standardContextual"/>
         </w:rPr>
       </w:pPr>
-      <w:hyperlink w:anchor="_Toc244199831" w:history="1">
+      <w:hyperlink w:anchor="_Toc244209136" w:history="1">
         <w:r>
           <w:rPr>
             <w:rStyle w:val="Hipervnculo"/>
@@ -2271,7 +2271,7 @@
             <w:noProof/>
             <w:webHidden/>
           </w:rPr>
-          <w:instrText xml:space="preserve"> PAGEREF _Toc244199831 \h </w:instrText>
+          <w:instrText xml:space="preserve"> PAGEREF _Toc244209136 \h </w:instrText>
         </w:r>
         <w:r>
           <w:rPr>
@@ -2291,7 +2291,7 @@
             <w:noProof/>
             <w:webHidden/>
           </w:rPr>
-          <w:t>31</w:t>
+          <w:t>32</w:t>
         </w:r>
         <w:r>
           <w:rPr>
@@ -2314,7 +2314,7 @@
           <w14:ligatures w14:val="standardContextual"/>
         </w:rPr>
       </w:pPr>
-      <w:hyperlink w:anchor="_Toc244199832" w:history="1">
+      <w:hyperlink w:anchor="_Toc244209137" w:history="1">
         <w:r>
           <w:rPr>
             <w:rStyle w:val="Hipervnculo"/>
@@ -2341,7 +2341,7 @@
             <w:noProof/>
             <w:webHidden/>
           </w:rPr>
-          <w:instrText xml:space="preserve"> PAGEREF _Toc244199832 \h </w:instrText>
+          <w:instrText xml:space="preserve"> PAGEREF _Toc244209137 \h </w:instrText>
         </w:r>
         <w:r>
           <w:rPr>
@@ -2361,7 +2361,7 @@
             <w:noProof/>
             <w:webHidden/>
           </w:rPr>
-          <w:t>31</w:t>
+          <w:t>32</w:t>
         </w:r>
         <w:r>
           <w:rPr>
@@ -2384,7 +2384,7 @@
           <w14:ligatures w14:val="standardContextual"/>
         </w:rPr>
       </w:pPr>
-      <w:hyperlink w:anchor="_Toc244199833" w:history="1">
+      <w:hyperlink w:anchor="_Toc244209138" w:history="1">
         <w:r>
           <w:rPr>
             <w:rStyle w:val="Hipervnculo"/>
@@ -2411,7 +2411,7 @@
             <w:noProof/>
             <w:webHidden/>
           </w:rPr>
-          <w:instrText xml:space="preserve"> PAGEREF _Toc244199833 \h </w:instrText>
+          <w:instrText xml:space="preserve"> PAGEREF _Toc244209138 \h </w:instrText>
         </w:r>
         <w:r>
           <w:rPr>
@@ -2431,7 +2431,7 @@
             <w:noProof/>
             <w:webHidden/>
           </w:rPr>
-          <w:t>31</w:t>
+          <w:t>33</w:t>
         </w:r>
         <w:r>
           <w:rPr>
@@ -2454,7 +2454,7 @@
           <w14:ligatures w14:val="standardContextual"/>
         </w:rPr>
       </w:pPr>
-      <w:hyperlink w:anchor="_Toc244199834" w:history="1">
+      <w:hyperlink w:anchor="_Toc244209139" w:history="1">
         <w:r>
           <w:rPr>
             <w:rStyle w:val="Hipervnculo"/>
@@ -2481,7 +2481,7 @@
             <w:noProof/>
             <w:webHidden/>
           </w:rPr>
-          <w:instrText xml:space="preserve"> PAGEREF _Toc244199834 \h </w:instrText>
+          <w:instrText xml:space="preserve"> PAGEREF _Toc244209139 \h </w:instrText>
         </w:r>
         <w:r>
           <w:rPr>
@@ -2501,7 +2501,7 @@
             <w:noProof/>
             <w:webHidden/>
           </w:rPr>
-          <w:t>32</w:t>
+          <w:t>33</w:t>
         </w:r>
         <w:r>
           <w:rPr>
@@ -2524,7 +2524,7 @@
           <w14:ligatures w14:val="standardContextual"/>
         </w:rPr>
       </w:pPr>
-      <w:hyperlink w:anchor="_Toc244199835" w:history="1">
+      <w:hyperlink w:anchor="_Toc244209140" w:history="1">
         <w:r>
           <w:rPr>
             <w:rStyle w:val="Hipervnculo"/>
@@ -2551,7 +2551,7 @@
             <w:noProof/>
             <w:webHidden/>
           </w:rPr>
-          <w:instrText xml:space="preserve"> PAGEREF _Toc244199835 \h </w:instrText>
+          <w:instrText xml:space="preserve"> PAGEREF _Toc244209140 \h </w:instrText>
         </w:r>
         <w:r>
           <w:rPr>
@@ -2571,7 +2571,7 @@
             <w:noProof/>
             <w:webHidden/>
           </w:rPr>
-          <w:t>32</w:t>
+          <w:t>34</w:t>
         </w:r>
         <w:r>
           <w:rPr>
@@ -2594,7 +2594,7 @@
           <w14:ligatures w14:val="standardContextual"/>
         </w:rPr>
       </w:pPr>
-      <w:hyperlink w:anchor="_Toc244199836" w:history="1">
+      <w:hyperlink w:anchor="_Toc244209141" w:history="1">
         <w:r>
           <w:rPr>
             <w:rStyle w:val="Hipervnculo"/>
@@ -2621,7 +2621,7 @@
             <w:noProof/>
             <w:webHidden/>
           </w:rPr>
-          <w:instrText xml:space="preserve"> PAGEREF _Toc244199836 \h </w:instrText>
+          <w:instrText xml:space="preserve"> PAGEREF _Toc244209141 \h </w:instrText>
         </w:r>
         <w:r>
           <w:rPr>
@@ -2641,7 +2641,7 @@
             <w:noProof/>
             <w:webHidden/>
           </w:rPr>
-          <w:t>33</w:t>
+          <w:t>34</w:t>
         </w:r>
         <w:r>
           <w:rPr>
@@ -2667,7 +2667,7 @@
           <w14:ligatures w14:val="standardContextual"/>
         </w:rPr>
       </w:pPr>
-      <w:hyperlink w:anchor="_Toc244199837" w:history="1">
+      <w:hyperlink w:anchor="_Toc244209142" w:history="1">
         <w:r>
           <w:rPr>
             <w:rStyle w:val="Hipervnculo"/>
@@ -2694,7 +2694,7 @@
             <w:noProof/>
             <w:webHidden/>
           </w:rPr>
-          <w:instrText xml:space="preserve"> PAGEREF _Toc244199837 \h </w:instrText>
+          <w:instrText xml:space="preserve"> PAGEREF _Toc244209142 \h </w:instrText>
         </w:r>
         <w:r>
           <w:rPr>
@@ -2714,7 +2714,7 @@
             <w:noProof/>
             <w:webHidden/>
           </w:rPr>
-          <w:t>34</w:t>
+          <w:t>35</w:t>
         </w:r>
         <w:r>
           <w:rPr>
@@ -2737,7 +2737,7 @@
           <w14:ligatures w14:val="standardContextual"/>
         </w:rPr>
       </w:pPr>
-      <w:hyperlink w:anchor="_Toc244199838" w:history="1">
+      <w:hyperlink w:anchor="_Toc244209143" w:history="1">
         <w:r>
           <w:rPr>
             <w:rStyle w:val="Hipervnculo"/>
@@ -2764,7 +2764,7 @@
             <w:noProof/>
             <w:webHidden/>
           </w:rPr>
-          <w:instrText xml:space="preserve"> PAGEREF _Toc244199838 \h </w:instrText>
+          <w:instrText xml:space="preserve"> PAGEREF _Toc244209143 \h </w:instrText>
         </w:r>
         <w:r>
           <w:rPr>
@@ -2784,7 +2784,7 @@
             <w:noProof/>
             <w:webHidden/>
           </w:rPr>
-          <w:t>34</w:t>
+          <w:t>35</w:t>
         </w:r>
         <w:r>
           <w:rPr>
@@ -2807,7 +2807,7 @@
           <w14:ligatures w14:val="standardContextual"/>
         </w:rPr>
       </w:pPr>
-      <w:hyperlink w:anchor="_Toc244199839" w:history="1">
+      <w:hyperlink w:anchor="_Toc244209144" w:history="1">
         <w:r>
           <w:rPr>
             <w:rStyle w:val="Hipervnculo"/>
@@ -2834,7 +2834,7 @@
             <w:noProof/>
             <w:webHidden/>
           </w:rPr>
-          <w:instrText xml:space="preserve"> PAGEREF _Toc244199839 \h </w:instrText>
+          <w:instrText xml:space="preserve"> PAGEREF _Toc244209144 \h </w:instrText>
         </w:r>
         <w:r>
           <w:rPr>
@@ -2854,7 +2854,7 @@
             <w:noProof/>
             <w:webHidden/>
           </w:rPr>
-          <w:t>35</w:t>
+          <w:t>36</w:t>
         </w:r>
         <w:r>
           <w:rPr>
@@ -2877,7 +2877,7 @@
           <w14:ligatures w14:val="standardContextual"/>
         </w:rPr>
       </w:pPr>
-      <w:hyperlink w:anchor="_Toc244199840" w:history="1">
+      <w:hyperlink w:anchor="_Toc244209145" w:history="1">
         <w:r>
           <w:rPr>
             <w:rStyle w:val="Hipervnculo"/>
@@ -2904,7 +2904,7 @@
             <w:noProof/>
             <w:webHidden/>
           </w:rPr>
-          <w:instrText xml:space="preserve"> PAGEREF _Toc244199840 \h </w:instrText>
+          <w:instrText xml:space="preserve"> PAGEREF _Toc244209145 \h </w:instrText>
         </w:r>
         <w:r>
           <w:rPr>
@@ -2924,7 +2924,7 @@
             <w:noProof/>
             <w:webHidden/>
           </w:rPr>
-          <w:t>35</w:t>
+          <w:t>36</w:t>
         </w:r>
         <w:r>
           <w:rPr>
@@ -2947,7 +2947,7 @@
           <w14:ligatures w14:val="standardContextual"/>
         </w:rPr>
       </w:pPr>
-      <w:hyperlink w:anchor="_Toc244199841" w:history="1">
+      <w:hyperlink w:anchor="_Toc244209146" w:history="1">
         <w:r>
           <w:rPr>
             <w:rStyle w:val="Hipervnculo"/>
@@ -2974,7 +2974,7 @@
             <w:noProof/>
             <w:webHidden/>
           </w:rPr>
-          <w:instrText xml:space="preserve"> PAGEREF _Toc244199841 \h </w:instrText>
+          <w:instrText xml:space="preserve"> PAGEREF _Toc244209146 \h </w:instrText>
         </w:r>
         <w:r>
           <w:rPr>
@@ -2994,7 +2994,7 @@
             <w:noProof/>
             <w:webHidden/>
           </w:rPr>
-          <w:t>36</w:t>
+          <w:t>37</w:t>
         </w:r>
         <w:r>
           <w:rPr>
@@ -3017,7 +3017,7 @@
           <w14:ligatures w14:val="standardContextual"/>
         </w:rPr>
       </w:pPr>
-      <w:hyperlink w:anchor="_Toc244199842" w:history="1">
+      <w:hyperlink w:anchor="_Toc244209147" w:history="1">
         <w:r>
           <w:rPr>
             <w:rStyle w:val="Hipervnculo"/>
@@ -3044,7 +3044,7 @@
             <w:noProof/>
             <w:webHidden/>
           </w:rPr>
-          <w:instrText xml:space="preserve"> PAGEREF _Toc244199842 \h </w:instrText>
+          <w:instrText xml:space="preserve"> PAGEREF _Toc244209147 \h </w:instrText>
         </w:r>
         <w:r>
           <w:rPr>
@@ -3064,7 +3064,7 @@
             <w:noProof/>
             <w:webHidden/>
           </w:rPr>
-          <w:t>36</w:t>
+          <w:t>37</w:t>
         </w:r>
         <w:r>
           <w:rPr>
@@ -3087,7 +3087,7 @@
           <w14:ligatures w14:val="standardContextual"/>
         </w:rPr>
       </w:pPr>
-      <w:hyperlink w:anchor="_Toc244199843" w:history="1">
+      <w:hyperlink w:anchor="_Toc244209148" w:history="1">
         <w:r>
           <w:rPr>
             <w:rStyle w:val="Hipervnculo"/>
@@ -3114,7 +3114,7 @@
             <w:noProof/>
             <w:webHidden/>
           </w:rPr>
-          <w:instrText xml:space="preserve"> PAGEREF _Toc244199843 \h </w:instrText>
+          <w:instrText xml:space="preserve"> PAGEREF _Toc244209148 \h </w:instrText>
         </w:r>
         <w:r>
           <w:rPr>
@@ -3134,7 +3134,7 @@
             <w:noProof/>
             <w:webHidden/>
           </w:rPr>
-          <w:t>36</w:t>
+          <w:t>37</w:t>
         </w:r>
         <w:r>
           <w:rPr>
@@ -3157,7 +3157,7 @@
           <w14:ligatures w14:val="standardContextual"/>
         </w:rPr>
       </w:pPr>
-      <w:hyperlink w:anchor="_Toc244199844" w:history="1">
+      <w:hyperlink w:anchor="_Toc244209149" w:history="1">
         <w:r>
           <w:rPr>
             <w:rStyle w:val="Hipervnculo"/>
@@ -3184,7 +3184,7 @@
             <w:noProof/>
             <w:webHidden/>
           </w:rPr>
-          <w:instrText xml:space="preserve"> PAGEREF _Toc244199844 \h </w:instrText>
+          <w:instrText xml:space="preserve"> PAGEREF _Toc244209149 \h </w:instrText>
         </w:r>
         <w:r>
           <w:rPr>
@@ -3204,7 +3204,7 @@
             <w:noProof/>
             <w:webHidden/>
           </w:rPr>
-          <w:t>37</w:t>
+          <w:t>38</w:t>
         </w:r>
         <w:r>
           <w:rPr>
@@ -3227,7 +3227,7 @@
           <w14:ligatures w14:val="standardContextual"/>
         </w:rPr>
       </w:pPr>
-      <w:hyperlink w:anchor="_Toc244199845" w:history="1">
+      <w:hyperlink w:anchor="_Toc244209150" w:history="1">
         <w:r>
           <w:rPr>
             <w:rStyle w:val="Hipervnculo"/>
@@ -3254,7 +3254,7 @@
             <w:noProof/>
             <w:webHidden/>
           </w:rPr>
-          <w:instrText xml:space="preserve"> PAGEREF _Toc244199845 \h </w:instrText>
+          <w:instrText xml:space="preserve"> PAGEREF _Toc244209150 \h </w:instrText>
         </w:r>
         <w:r>
           <w:rPr>
@@ -3274,7 +3274,7 @@
             <w:noProof/>
             <w:webHidden/>
           </w:rPr>
-          <w:t>37</w:t>
+          <w:t>38</w:t>
         </w:r>
         <w:r>
           <w:rPr>
@@ -3297,7 +3297,7 @@
           <w14:ligatures w14:val="standardContextual"/>
         </w:rPr>
       </w:pPr>
-      <w:hyperlink w:anchor="_Toc244199846" w:history="1">
+      <w:hyperlink w:anchor="_Toc244209151" w:history="1">
         <w:r>
           <w:rPr>
             <w:rStyle w:val="Hipervnculo"/>
@@ -3324,7 +3324,7 @@
             <w:noProof/>
             <w:webHidden/>
           </w:rPr>
-          <w:instrText xml:space="preserve"> PAGEREF _Toc244199846 \h </w:instrText>
+          <w:instrText xml:space="preserve"> PAGEREF _Toc244209151 \h </w:instrText>
         </w:r>
         <w:r>
           <w:rPr>
@@ -3344,7 +3344,7 @@
             <w:noProof/>
             <w:webHidden/>
           </w:rPr>
-          <w:t>38</w:t>
+          <w:t>39</w:t>
         </w:r>
         <w:r>
           <w:rPr>
@@ -3367,7 +3367,7 @@
           <w14:ligatures w14:val="standardContextual"/>
         </w:rPr>
       </w:pPr>
-      <w:hyperlink w:anchor="_Toc244199847" w:history="1">
+      <w:hyperlink w:anchor="_Toc244209152" w:history="1">
         <w:r>
           <w:rPr>
             <w:rStyle w:val="Hipervnculo"/>
@@ -3394,7 +3394,7 @@
             <w:noProof/>
             <w:webHidden/>
           </w:rPr>
-          <w:instrText xml:space="preserve"> PAGEREF _Toc244199847 \h </w:instrText>
+          <w:instrText xml:space="preserve"> PAGEREF _Toc244209152 \h </w:instrText>
         </w:r>
         <w:r>
           <w:rPr>
@@ -3414,7 +3414,7 @@
             <w:noProof/>
             <w:webHidden/>
           </w:rPr>
-          <w:t>39</w:t>
+          <w:t>40</w:t>
         </w:r>
         <w:r>
           <w:rPr>
@@ -3437,7 +3437,7 @@
           <w14:ligatures w14:val="standardContextual"/>
         </w:rPr>
       </w:pPr>
-      <w:hyperlink w:anchor="_Toc244199848" w:history="1">
+      <w:hyperlink w:anchor="_Toc244209153" w:history="1">
         <w:r>
           <w:rPr>
             <w:rStyle w:val="Hipervnculo"/>
@@ -3464,7 +3464,7 @@
             <w:noProof/>
             <w:webHidden/>
           </w:rPr>
-          <w:instrText xml:space="preserve"> PAGEREF _Toc244199848 \h </w:instrText>
+          <w:instrText xml:space="preserve"> PAGEREF _Toc244209153 \h </w:instrText>
         </w:r>
         <w:r>
           <w:rPr>
@@ -3484,7 +3484,7 @@
             <w:noProof/>
             <w:webHidden/>
           </w:rPr>
-          <w:t>40</w:t>
+          <w:t>41</w:t>
         </w:r>
         <w:r>
           <w:rPr>
@@ -3507,7 +3507,7 @@
           <w14:ligatures w14:val="standardContextual"/>
         </w:rPr>
       </w:pPr>
-      <w:hyperlink w:anchor="_Toc244199849" w:history="1">
+      <w:hyperlink w:anchor="_Toc244209154" w:history="1">
         <w:r>
           <w:rPr>
             <w:rStyle w:val="Hipervnculo"/>
@@ -3534,7 +3534,7 @@
             <w:noProof/>
             <w:webHidden/>
           </w:rPr>
-          <w:instrText xml:space="preserve"> PAGEREF _Toc244199849 \h </w:instrText>
+          <w:instrText xml:space="preserve"> PAGEREF _Toc244209154 \h </w:instrText>
         </w:r>
         <w:r>
           <w:rPr>
@@ -3554,7 +3554,7 @@
             <w:noProof/>
             <w:webHidden/>
           </w:rPr>
-          <w:t>41</w:t>
+          <w:t>42</w:t>
         </w:r>
         <w:r>
           <w:rPr>
@@ -3580,7 +3580,7 @@
           <w14:ligatures w14:val="standardContextual"/>
         </w:rPr>
       </w:pPr>
-      <w:hyperlink w:anchor="_Toc244199850" w:history="1">
+      <w:hyperlink w:anchor="_Toc244209155" w:history="1">
         <w:r>
           <w:rPr>
             <w:rStyle w:val="Hipervnculo"/>
@@ -3607,7 +3607,7 @@
             <w:noProof/>
             <w:webHidden/>
           </w:rPr>
-          <w:instrText xml:space="preserve"> PAGEREF _Toc244199850 \h </w:instrText>
+          <w:instrText xml:space="preserve"> PAGEREF _Toc244209155 \h </w:instrText>
         </w:r>
         <w:r>
           <w:rPr>
@@ -3627,7 +3627,7 @@
             <w:noProof/>
             <w:webHidden/>
           </w:rPr>
-          <w:t>42</w:t>
+          <w:t>43</w:t>
         </w:r>
         <w:r>
           <w:rPr>
@@ -3650,7 +3650,7 @@
           <w14:ligatures w14:val="standardContextual"/>
         </w:rPr>
       </w:pPr>
-      <w:hyperlink w:anchor="_Toc244199851" w:history="1">
+      <w:hyperlink w:anchor="_Toc244209156" w:history="1">
         <w:r>
           <w:rPr>
             <w:rStyle w:val="Hipervnculo"/>
@@ -3677,7 +3677,7 @@
             <w:noProof/>
             <w:webHidden/>
           </w:rPr>
-          <w:instrText xml:space="preserve"> PAGEREF _Toc244199851 \h </w:instrText>
+          <w:instrText xml:space="preserve"> PAGEREF _Toc244209156 \h </w:instrText>
         </w:r>
         <w:r>
           <w:rPr>
@@ -3697,7 +3697,7 @@
             <w:noProof/>
             <w:webHidden/>
           </w:rPr>
-          <w:t>42</w:t>
+          <w:t>43</w:t>
         </w:r>
         <w:r>
           <w:rPr>
@@ -3720,7 +3720,7 @@
           <w14:ligatures w14:val="standardContextual"/>
         </w:rPr>
       </w:pPr>
-      <w:hyperlink w:anchor="_Toc244199852" w:history="1">
+      <w:hyperlink w:anchor="_Toc244209157" w:history="1">
         <w:r>
           <w:rPr>
             <w:rStyle w:val="Hipervnculo"/>
@@ -3747,7 +3747,7 @@
             <w:noProof/>
             <w:webHidden/>
           </w:rPr>
-          <w:instrText xml:space="preserve"> PAGEREF _Toc244199852 \h </w:instrText>
+          <w:instrText xml:space="preserve"> PAGEREF _Toc244209157 \h </w:instrText>
         </w:r>
         <w:r>
           <w:rPr>
@@ -3767,7 +3767,7 @@
             <w:noProof/>
             <w:webHidden/>
           </w:rPr>
-          <w:t>42</w:t>
+          <w:t>43</w:t>
         </w:r>
         <w:r>
           <w:rPr>
@@ -3790,7 +3790,7 @@
           <w14:ligatures w14:val="standardContextual"/>
         </w:rPr>
       </w:pPr>
-      <w:hyperlink w:anchor="_Toc244199853" w:history="1">
+      <w:hyperlink w:anchor="_Toc244209158" w:history="1">
         <w:r>
           <w:rPr>
             <w:rStyle w:val="Hipervnculo"/>
@@ -3817,7 +3817,7 @@
             <w:noProof/>
             <w:webHidden/>
           </w:rPr>
-          <w:instrText xml:space="preserve"> PAGEREF _Toc244199853 \h </w:instrText>
+          <w:instrText xml:space="preserve"> PAGEREF _Toc244209158 \h </w:instrText>
         </w:r>
         <w:r>
           <w:rPr>
@@ -3837,7 +3837,7 @@
             <w:noProof/>
             <w:webHidden/>
           </w:rPr>
-          <w:t>43</w:t>
+          <w:t>44</w:t>
         </w:r>
         <w:r>
           <w:rPr>
@@ -3860,7 +3860,7 @@
           <w14:ligatures w14:val="standardContextual"/>
         </w:rPr>
       </w:pPr>
-      <w:hyperlink w:anchor="_Toc244199854" w:history="1">
+      <w:hyperlink w:anchor="_Toc244209159" w:history="1">
         <w:r>
           <w:rPr>
             <w:rStyle w:val="Hipervnculo"/>
@@ -3887,7 +3887,7 @@
             <w:noProof/>
             <w:webHidden/>
           </w:rPr>
-          <w:instrText xml:space="preserve"> PAGEREF _Toc244199854 \h </w:instrText>
+          <w:instrText xml:space="preserve"> PAGEREF _Toc244209159 \h </w:instrText>
         </w:r>
         <w:r>
           <w:rPr>
@@ -3907,7 +3907,7 @@
             <w:noProof/>
             <w:webHidden/>
           </w:rPr>
-          <w:t>43</w:t>
+          <w:t>44</w:t>
         </w:r>
         <w:r>
           <w:rPr>
@@ -3930,7 +3930,7 @@
           <w14:ligatures w14:val="standardContextual"/>
         </w:rPr>
       </w:pPr>
-      <w:hyperlink w:anchor="_Toc244199855" w:history="1">
+      <w:hyperlink w:anchor="_Toc244209160" w:history="1">
         <w:r>
           <w:rPr>
             <w:rStyle w:val="Hipervnculo"/>
@@ -3957,7 +3957,7 @@
             <w:noProof/>
             <w:webHidden/>
           </w:rPr>
-          <w:instrText xml:space="preserve"> PAGEREF _Toc244199855 \h </w:instrText>
+          <w:instrText xml:space="preserve"> PAGEREF _Toc244209160 \h </w:instrText>
         </w:r>
         <w:r>
           <w:rPr>
@@ -3977,7 +3977,7 @@
             <w:noProof/>
             <w:webHidden/>
           </w:rPr>
-          <w:t>43</w:t>
+          <w:t>44</w:t>
         </w:r>
         <w:r>
           <w:rPr>
@@ -4000,7 +4000,7 @@
           <w14:ligatures w14:val="standardContextual"/>
         </w:rPr>
       </w:pPr>
-      <w:hyperlink w:anchor="_Toc244199856" w:history="1">
+      <w:hyperlink w:anchor="_Toc244209161" w:history="1">
         <w:r>
           <w:rPr>
             <w:rStyle w:val="Hipervnculo"/>
@@ -4027,7 +4027,7 @@
             <w:noProof/>
             <w:webHidden/>
           </w:rPr>
-          <w:instrText xml:space="preserve"> PAGEREF _Toc244199856 \h </w:instrText>
+          <w:instrText xml:space="preserve"> PAGEREF _Toc244209161 \h </w:instrText>
         </w:r>
         <w:r>
           <w:rPr>
@@ -4047,7 +4047,7 @@
             <w:noProof/>
             <w:webHidden/>
           </w:rPr>
-          <w:t>44</w:t>
+          <w:t>45</w:t>
         </w:r>
         <w:r>
           <w:rPr>
@@ -4073,7 +4073,7 @@
           <w14:ligatures w14:val="standardContextual"/>
         </w:rPr>
       </w:pPr>
-      <w:hyperlink w:anchor="_Toc244199857" w:history="1">
+      <w:hyperlink w:anchor="_Toc244209162" w:history="1">
         <w:r>
           <w:rPr>
             <w:rStyle w:val="Hipervnculo"/>
@@ -4100,7 +4100,7 @@
             <w:noProof/>
             <w:webHidden/>
           </w:rPr>
-          <w:instrText xml:space="preserve"> PAGEREF _Toc244199857 \h </w:instrText>
+          <w:instrText xml:space="preserve"> PAGEREF _Toc244209162 \h </w:instrText>
         </w:r>
         <w:r>
           <w:rPr>
@@ -4120,7 +4120,7 @@
             <w:noProof/>
             <w:webHidden/>
           </w:rPr>
-          <w:t>45</w:t>
+          <w:t>46</w:t>
         </w:r>
         <w:r>
           <w:rPr>
@@ -4143,7 +4143,7 @@
           <w14:ligatures w14:val="standardContextual"/>
         </w:rPr>
       </w:pPr>
-      <w:hyperlink w:anchor="_Toc244199858" w:history="1">
+      <w:hyperlink w:anchor="_Toc244209163" w:history="1">
         <w:r>
           <w:rPr>
             <w:rStyle w:val="Hipervnculo"/>
@@ -4170,7 +4170,7 @@
             <w:noProof/>
             <w:webHidden/>
           </w:rPr>
-          <w:instrText xml:space="preserve"> PAGEREF _Toc244199858 \h </w:instrText>
+          <w:instrText xml:space="preserve"> PAGEREF _Toc244209163 \h </w:instrText>
         </w:r>
         <w:r>
           <w:rPr>
@@ -4190,7 +4190,7 @@
             <w:noProof/>
             <w:webHidden/>
           </w:rPr>
-          <w:t>45</w:t>
+          <w:t>46</w:t>
         </w:r>
         <w:r>
           <w:rPr>
@@ -4213,7 +4213,7 @@
           <w14:ligatures w14:val="standardContextual"/>
         </w:rPr>
       </w:pPr>
-      <w:hyperlink w:anchor="_Toc244199859" w:history="1">
+      <w:hyperlink w:anchor="_Toc244209164" w:history="1">
         <w:r>
           <w:rPr>
             <w:rStyle w:val="Hipervnculo"/>
@@ -4240,7 +4240,7 @@
             <w:noProof/>
             <w:webHidden/>
           </w:rPr>
-          <w:instrText xml:space="preserve"> PAGEREF _Toc244199859 \h </w:instrText>
+          <w:instrText xml:space="preserve"> PAGEREF _Toc244209164 \h </w:instrText>
         </w:r>
         <w:r>
           <w:rPr>
@@ -4260,7 +4260,7 @@
             <w:noProof/>
             <w:webHidden/>
           </w:rPr>
-          <w:t>45</w:t>
+          <w:t>47</w:t>
         </w:r>
         <w:r>
           <w:rPr>
@@ -4283,7 +4283,7 @@
           <w14:ligatures w14:val="standardContextual"/>
         </w:rPr>
       </w:pPr>
-      <w:hyperlink w:anchor="_Toc244199860" w:history="1">
+      <w:hyperlink w:anchor="_Toc244209165" w:history="1">
         <w:r>
           <w:rPr>
             <w:rStyle w:val="Hipervnculo"/>
@@ -4310,7 +4310,7 @@
             <w:noProof/>
             <w:webHidden/>
           </w:rPr>
-          <w:instrText xml:space="preserve"> PAGEREF _Toc244199860 \h </w:instrText>
+          <w:instrText xml:space="preserve"> PAGEREF _Toc244209165 \h </w:instrText>
         </w:r>
         <w:r>
           <w:rPr>
@@ -4330,7 +4330,7 @@
             <w:noProof/>
             <w:webHidden/>
           </w:rPr>
-          <w:t>46</w:t>
+          <w:t>48</w:t>
         </w:r>
         <w:r>
           <w:rPr>
@@ -4353,7 +4353,7 @@
           <w14:ligatures w14:val="standardContextual"/>
         </w:rPr>
       </w:pPr>
-      <w:hyperlink w:anchor="_Toc244199861" w:history="1">
+      <w:hyperlink w:anchor="_Toc244209166" w:history="1">
         <w:r>
           <w:rPr>
             <w:rStyle w:val="Hipervnculo"/>
@@ -4380,7 +4380,7 @@
             <w:noProof/>
             <w:webHidden/>
           </w:rPr>
-          <w:instrText xml:space="preserve"> PAGEREF _Toc244199861 \h </w:instrText>
+          <w:instrText xml:space="preserve"> PAGEREF _Toc244209166 \h </w:instrText>
         </w:r>
         <w:r>
           <w:rPr>
@@ -4400,7 +4400,7 @@
             <w:noProof/>
             <w:webHidden/>
           </w:rPr>
-          <w:t>47</w:t>
+          <w:t>49</w:t>
         </w:r>
         <w:r>
           <w:rPr>
@@ -4423,7 +4423,7 @@
           <w14:ligatures w14:val="standardContextual"/>
         </w:rPr>
       </w:pPr>
-      <w:hyperlink w:anchor="_Toc244199862" w:history="1">
+      <w:hyperlink w:anchor="_Toc244209167" w:history="1">
         <w:r>
           <w:rPr>
             <w:rStyle w:val="Hipervnculo"/>
@@ -4450,7 +4450,7 @@
             <w:noProof/>
             <w:webHidden/>
           </w:rPr>
-          <w:instrText xml:space="preserve"> PAGEREF _Toc244199862 \h </w:instrText>
+          <w:instrText xml:space="preserve"> PAGEREF _Toc244209167 \h </w:instrText>
         </w:r>
         <w:r>
           <w:rPr>
@@ -4470,7 +4470,7 @@
             <w:noProof/>
             <w:webHidden/>
           </w:rPr>
-          <w:t>47</w:t>
+          <w:t>49</w:t>
         </w:r>
         <w:r>
           <w:rPr>
@@ -4493,7 +4493,7 @@
           <w14:ligatures w14:val="standardContextual"/>
         </w:rPr>
       </w:pPr>
-      <w:hyperlink w:anchor="_Toc244199863" w:history="1">
+      <w:hyperlink w:anchor="_Toc244209168" w:history="1">
         <w:r>
           <w:rPr>
             <w:rStyle w:val="Hipervnculo"/>
@@ -4520,7 +4520,7 @@
             <w:noProof/>
             <w:webHidden/>
           </w:rPr>
-          <w:instrText xml:space="preserve"> PAGEREF _Toc244199863 \h </w:instrText>
+          <w:instrText xml:space="preserve"> PAGEREF _Toc244209168 \h </w:instrText>
         </w:r>
         <w:r>
           <w:rPr>
@@ -4540,7 +4540,7 @@
             <w:noProof/>
             <w:webHidden/>
           </w:rPr>
-          <w:t>47</w:t>
+          <w:t>50</w:t>
         </w:r>
         <w:r>
           <w:rPr>
@@ -4563,7 +4563,7 @@
           <w14:ligatures w14:val="standardContextual"/>
         </w:rPr>
       </w:pPr>
-      <w:hyperlink w:anchor="_Toc244199864" w:history="1">
+      <w:hyperlink w:anchor="_Toc244209169" w:history="1">
         <w:r>
           <w:rPr>
             <w:rStyle w:val="Hipervnculo"/>
@@ -4590,7 +4590,7 @@
             <w:noProof/>
             <w:webHidden/>
           </w:rPr>
-          <w:instrText xml:space="preserve"> PAGEREF _Toc244199864 \h </w:instrText>
+          <w:instrText xml:space="preserve"> PAGEREF _Toc244209169 \h </w:instrText>
         </w:r>
         <w:r>
           <w:rPr>
@@ -4610,7 +4610,7 @@
             <w:noProof/>
             <w:webHidden/>
           </w:rPr>
-          <w:t>48</w:t>
+          <w:t>50</w:t>
         </w:r>
         <w:r>
           <w:rPr>
@@ -4633,7 +4633,7 @@
           <w14:ligatures w14:val="standardContextual"/>
         </w:rPr>
       </w:pPr>
-      <w:hyperlink w:anchor="_Toc244199865" w:history="1">
+      <w:hyperlink w:anchor="_Toc244209170" w:history="1">
         <w:r>
           <w:rPr>
             <w:rStyle w:val="Hipervnculo"/>
@@ -4660,7 +4660,7 @@
             <w:noProof/>
             <w:webHidden/>
           </w:rPr>
-          <w:instrText xml:space="preserve"> PAGEREF _Toc244199865 \h </w:instrText>
+          <w:instrText xml:space="preserve"> PAGEREF _Toc244209170 \h </w:instrText>
         </w:r>
         <w:r>
           <w:rPr>
@@ -4680,7 +4680,7 @@
             <w:noProof/>
             <w:webHidden/>
           </w:rPr>
-          <w:t>48</w:t>
+          <w:t>50</w:t>
         </w:r>
         <w:r>
           <w:rPr>
@@ -4703,7 +4703,7 @@
           <w14:ligatures w14:val="standardContextual"/>
         </w:rPr>
       </w:pPr>
-      <w:hyperlink w:anchor="_Toc244199866" w:history="1">
+      <w:hyperlink w:anchor="_Toc244209171" w:history="1">
         <w:r>
           <w:rPr>
             <w:rStyle w:val="Hipervnculo"/>
@@ -4730,7 +4730,7 @@
             <w:noProof/>
             <w:webHidden/>
           </w:rPr>
-          <w:instrText xml:space="preserve"> PAGEREF _Toc244199866 \h </w:instrText>
+          <w:instrText xml:space="preserve"> PAGEREF _Toc244209171 \h </w:instrText>
         </w:r>
         <w:r>
           <w:rPr>
@@ -4750,7 +4750,7 @@
             <w:noProof/>
             <w:webHidden/>
           </w:rPr>
-          <w:t>49</w:t>
+          <w:t>51</w:t>
         </w:r>
         <w:r>
           <w:rPr>
@@ -4773,7 +4773,7 @@
           <w14:ligatures w14:val="standardContextual"/>
         </w:rPr>
       </w:pPr>
-      <w:hyperlink w:anchor="_Toc244199867" w:history="1">
+      <w:hyperlink w:anchor="_Toc244209172" w:history="1">
         <w:r>
           <w:rPr>
             <w:rStyle w:val="Hipervnculo"/>
@@ -4800,7 +4800,7 @@
             <w:noProof/>
             <w:webHidden/>
           </w:rPr>
-          <w:instrText xml:space="preserve"> PAGEREF _Toc244199867 \h </w:instrText>
+          <w:instrText xml:space="preserve"> PAGEREF _Toc244209172 \h </w:instrText>
         </w:r>
         <w:r>
           <w:rPr>
@@ -4820,7 +4820,7 @@
             <w:noProof/>
             <w:webHidden/>
           </w:rPr>
-          <w:t>49</w:t>
+          <w:t>51</w:t>
         </w:r>
         <w:r>
           <w:rPr>
@@ -4843,7 +4843,7 @@
           <w14:ligatures w14:val="standardContextual"/>
         </w:rPr>
       </w:pPr>
-      <w:hyperlink w:anchor="_Toc244199868" w:history="1">
+      <w:hyperlink w:anchor="_Toc244209173" w:history="1">
         <w:r>
           <w:rPr>
             <w:rStyle w:val="Hipervnculo"/>
@@ -4870,7 +4870,7 @@
             <w:noProof/>
             <w:webHidden/>
           </w:rPr>
-          <w:instrText xml:space="preserve"> PAGEREF _Toc244199868 \h </w:instrText>
+          <w:instrText xml:space="preserve"> PAGEREF _Toc244209173 \h </w:instrText>
         </w:r>
         <w:r>
           <w:rPr>
@@ -4890,7 +4890,7 @@
             <w:noProof/>
             <w:webHidden/>
           </w:rPr>
-          <w:t>50</w:t>
+          <w:t>52</w:t>
         </w:r>
         <w:r>
           <w:rPr>
@@ -4913,7 +4913,7 @@
           <w14:ligatures w14:val="standardContextual"/>
         </w:rPr>
       </w:pPr>
-      <w:hyperlink w:anchor="_Toc244199869" w:history="1">
+      <w:hyperlink w:anchor="_Toc244209174" w:history="1">
         <w:r>
           <w:rPr>
             <w:rStyle w:val="Hipervnculo"/>
@@ -4940,7 +4940,7 @@
             <w:noProof/>
             <w:webHidden/>
           </w:rPr>
-          <w:instrText xml:space="preserve"> PAGEREF _Toc244199869 \h </w:instrText>
+          <w:instrText xml:space="preserve"> PAGEREF _Toc244209174 \h </w:instrText>
         </w:r>
         <w:r>
           <w:rPr>
@@ -4960,7 +4960,7 @@
             <w:noProof/>
             <w:webHidden/>
           </w:rPr>
-          <w:t>51</w:t>
+          <w:t>53</w:t>
         </w:r>
         <w:r>
           <w:rPr>
@@ -4983,7 +4983,7 @@
           <w14:ligatures w14:val="standardContextual"/>
         </w:rPr>
       </w:pPr>
-      <w:hyperlink w:anchor="_Toc244199870" w:history="1">
+      <w:hyperlink w:anchor="_Toc244209175" w:history="1">
         <w:r>
           <w:rPr>
             <w:rStyle w:val="Hipervnculo"/>
@@ -5010,7 +5010,7 @@
             <w:noProof/>
             <w:webHidden/>
           </w:rPr>
-          <w:instrText xml:space="preserve"> PAGEREF _Toc244199870 \h </w:instrText>
+          <w:instrText xml:space="preserve"> PAGEREF _Toc244209175 \h </w:instrText>
         </w:r>
         <w:r>
           <w:rPr>
@@ -5030,7 +5030,7 @@
             <w:noProof/>
             <w:webHidden/>
           </w:rPr>
-          <w:t>52</w:t>
+          <w:t>54</w:t>
         </w:r>
         <w:r>
           <w:rPr>
@@ -5053,7 +5053,7 @@
           <w14:ligatures w14:val="standardContextual"/>
         </w:rPr>
       </w:pPr>
-      <w:hyperlink w:anchor="_Toc244199871" w:history="1">
+      <w:hyperlink w:anchor="_Toc244209176" w:history="1">
         <w:r>
           <w:rPr>
             <w:rStyle w:val="Hipervnculo"/>
@@ -5080,7 +5080,7 @@
             <w:noProof/>
             <w:webHidden/>
           </w:rPr>
-          <w:instrText xml:space="preserve"> PAGEREF _Toc244199871 \h </w:instrText>
+          <w:instrText xml:space="preserve"> PAGEREF _Toc244209176 \h </w:instrText>
         </w:r>
         <w:r>
           <w:rPr>
@@ -5100,7 +5100,7 @@
             <w:noProof/>
             <w:webHidden/>
           </w:rPr>
-          <w:t>53</w:t>
+          <w:t>55</w:t>
         </w:r>
         <w:r>
           <w:rPr>
@@ -5123,7 +5123,7 @@
           <w14:ligatures w14:val="standardContextual"/>
         </w:rPr>
       </w:pPr>
-      <w:hyperlink w:anchor="_Toc244199872" w:history="1">
+      <w:hyperlink w:anchor="_Toc244209177" w:history="1">
         <w:r>
           <w:rPr>
             <w:rStyle w:val="Hipervnculo"/>
@@ -5150,7 +5150,7 @@
             <w:noProof/>
             <w:webHidden/>
           </w:rPr>
-          <w:instrText xml:space="preserve"> PAGEREF _Toc244199872 \h </w:instrText>
+          <w:instrText xml:space="preserve"> PAGEREF _Toc244209177 \h </w:instrText>
         </w:r>
         <w:r>
           <w:rPr>
@@ -5170,7 +5170,7 @@
             <w:noProof/>
             <w:webHidden/>
           </w:rPr>
-          <w:t>54</w:t>
+          <w:t>56</w:t>
         </w:r>
         <w:r>
           <w:rPr>
@@ -5193,7 +5193,7 @@
           <w14:ligatures w14:val="standardContextual"/>
         </w:rPr>
       </w:pPr>
-      <w:hyperlink w:anchor="_Toc244199873" w:history="1">
+      <w:hyperlink w:anchor="_Toc244209178" w:history="1">
         <w:r>
           <w:rPr>
             <w:rStyle w:val="Hipervnculo"/>
@@ -5220,7 +5220,7 @@
             <w:noProof/>
             <w:webHidden/>
           </w:rPr>
-          <w:instrText xml:space="preserve"> PAGEREF _Toc244199873 \h </w:instrText>
+          <w:instrText xml:space="preserve"> PAGEREF _Toc244209178 \h </w:instrText>
         </w:r>
         <w:r>
           <w:rPr>
@@ -5240,7 +5240,7 @@
             <w:noProof/>
             <w:webHidden/>
           </w:rPr>
-          <w:t>55</w:t>
+          <w:t>58</w:t>
         </w:r>
         <w:r>
           <w:rPr>
@@ -5263,7 +5263,7 @@
           <w14:ligatures w14:val="standardContextual"/>
         </w:rPr>
       </w:pPr>
-      <w:hyperlink w:anchor="_Toc244199874" w:history="1">
+      <w:hyperlink w:anchor="_Toc244209179" w:history="1">
         <w:r>
           <w:rPr>
             <w:rStyle w:val="Hipervnculo"/>
@@ -5290,7 +5290,7 @@
             <w:noProof/>
             <w:webHidden/>
           </w:rPr>
-          <w:instrText xml:space="preserve"> PAGEREF _Toc244199874 \h </w:instrText>
+          <w:instrText xml:space="preserve"> PAGEREF _Toc244209179 \h </w:instrText>
         </w:r>
         <w:r>
           <w:rPr>
@@ -5310,7 +5310,7 @@
             <w:noProof/>
             <w:webHidden/>
           </w:rPr>
-          <w:t>56</w:t>
+          <w:t>58</w:t>
         </w:r>
         <w:r>
           <w:rPr>
@@ -5333,7 +5333,7 @@
           <w14:ligatures w14:val="standardContextual"/>
         </w:rPr>
       </w:pPr>
-      <w:hyperlink w:anchor="_Toc244199875" w:history="1">
+      <w:hyperlink w:anchor="_Toc244209180" w:history="1">
         <w:r>
           <w:rPr>
             <w:rStyle w:val="Hipervnculo"/>
@@ -5360,7 +5360,7 @@
             <w:noProof/>
             <w:webHidden/>
           </w:rPr>
-          <w:instrText xml:space="preserve"> PAGEREF _Toc244199875 \h </w:instrText>
+          <w:instrText xml:space="preserve"> PAGEREF _Toc244209180 \h </w:instrText>
         </w:r>
         <w:r>
           <w:rPr>
@@ -5380,7 +5380,7 @@
             <w:noProof/>
             <w:webHidden/>
           </w:rPr>
-          <w:t>56</w:t>
+          <w:t>59</w:t>
         </w:r>
         <w:r>
           <w:rPr>
@@ -5403,7 +5403,7 @@
           <w14:ligatures w14:val="standardContextual"/>
         </w:rPr>
       </w:pPr>
-      <w:hyperlink w:anchor="_Toc244199876" w:history="1">
+      <w:hyperlink w:anchor="_Toc244209181" w:history="1">
         <w:r>
           <w:rPr>
             <w:rStyle w:val="Hipervnculo"/>
@@ -5430,7 +5430,7 @@
             <w:noProof/>
             <w:webHidden/>
           </w:rPr>
-          <w:instrText xml:space="preserve"> PAGEREF _Toc244199876 \h </w:instrText>
+          <w:instrText xml:space="preserve"> PAGEREF _Toc244209181 \h </w:instrText>
         </w:r>
         <w:r>
           <w:rPr>
@@ -5450,7 +5450,7 @@
             <w:noProof/>
             <w:webHidden/>
           </w:rPr>
-          <w:t>57</w:t>
+          <w:t>59</w:t>
         </w:r>
         <w:r>
           <w:rPr>
@@ -5476,7 +5476,7 @@
           <w14:ligatures w14:val="standardContextual"/>
         </w:rPr>
       </w:pPr>
-      <w:hyperlink w:anchor="_Toc244199877" w:history="1">
+      <w:hyperlink w:anchor="_Toc244209182" w:history="1">
         <w:r>
           <w:rPr>
             <w:rStyle w:val="Hipervnculo"/>
@@ -5503,7 +5503,7 @@
             <w:noProof/>
             <w:webHidden/>
           </w:rPr>
-          <w:instrText xml:space="preserve"> PAGEREF _Toc244199877 \h </w:instrText>
+          <w:instrText xml:space="preserve"> PAGEREF _Toc244209182 \h </w:instrText>
         </w:r>
         <w:r>
           <w:rPr>
@@ -5523,7 +5523,7 @@
             <w:noProof/>
             <w:webHidden/>
           </w:rPr>
-          <w:t>58</w:t>
+          <w:t>60</w:t>
         </w:r>
         <w:r>
           <w:rPr>
@@ -5546,7 +5546,7 @@
           <w14:ligatures w14:val="standardContextual"/>
         </w:rPr>
       </w:pPr>
-      <w:hyperlink w:anchor="_Toc244199878" w:history="1">
+      <w:hyperlink w:anchor="_Toc244209183" w:history="1">
         <w:r>
           <w:rPr>
             <w:rStyle w:val="Hipervnculo"/>
@@ -5573,7 +5573,7 @@
             <w:noProof/>
             <w:webHidden/>
           </w:rPr>
-          <w:instrText xml:space="preserve"> PAGEREF _Toc244199878 \h </w:instrText>
+          <w:instrText xml:space="preserve"> PAGEREF _Toc244209183 \h </w:instrText>
         </w:r>
         <w:r>
           <w:rPr>
@@ -5593,7 +5593,7 @@
             <w:noProof/>
             <w:webHidden/>
           </w:rPr>
-          <w:t>58</w:t>
+          <w:t>60</w:t>
         </w:r>
         <w:r>
           <w:rPr>
@@ -5616,7 +5616,7 @@
           <w14:ligatures w14:val="standardContextual"/>
         </w:rPr>
       </w:pPr>
-      <w:hyperlink w:anchor="_Toc244199879" w:history="1">
+      <w:hyperlink w:anchor="_Toc244209184" w:history="1">
         <w:r>
           <w:rPr>
             <w:rStyle w:val="Hipervnculo"/>
@@ -5643,7 +5643,7 @@
             <w:noProof/>
             <w:webHidden/>
           </w:rPr>
-          <w:instrText xml:space="preserve"> PAGEREF _Toc244199879 \h </w:instrText>
+          <w:instrText xml:space="preserve"> PAGEREF _Toc244209184 \h </w:instrText>
         </w:r>
         <w:r>
           <w:rPr>
@@ -5663,7 +5663,7 @@
             <w:noProof/>
             <w:webHidden/>
           </w:rPr>
-          <w:t>59</w:t>
+          <w:t>61</w:t>
         </w:r>
         <w:r>
           <w:rPr>
@@ -5686,7 +5686,7 @@
           <w14:ligatures w14:val="standardContextual"/>
         </w:rPr>
       </w:pPr>
-      <w:hyperlink w:anchor="_Toc244199880" w:history="1">
+      <w:hyperlink w:anchor="_Toc244209185" w:history="1">
         <w:r>
           <w:rPr>
             <w:rStyle w:val="Hipervnculo"/>
@@ -5713,7 +5713,7 @@
             <w:noProof/>
             <w:webHidden/>
           </w:rPr>
-          <w:instrText xml:space="preserve"> PAGEREF _Toc244199880 \h </w:instrText>
+          <w:instrText xml:space="preserve"> PAGEREF _Toc244209185 \h </w:instrText>
         </w:r>
         <w:r>
           <w:rPr>
@@ -5733,7 +5733,7 @@
             <w:noProof/>
             <w:webHidden/>
           </w:rPr>
-          <w:t>60</w:t>
+          <w:t>62</w:t>
         </w:r>
         <w:r>
           <w:rPr>
@@ -5756,7 +5756,7 @@
           <w14:ligatures w14:val="standardContextual"/>
         </w:rPr>
       </w:pPr>
-      <w:hyperlink w:anchor="_Toc244199881" w:history="1">
+      <w:hyperlink w:anchor="_Toc244209186" w:history="1">
         <w:r>
           <w:rPr>
             <w:rStyle w:val="Hipervnculo"/>
@@ -5783,7 +5783,7 @@
             <w:noProof/>
             <w:webHidden/>
           </w:rPr>
-          <w:instrText xml:space="preserve"> PAGEREF _Toc244199881 \h </w:instrText>
+          <w:instrText xml:space="preserve"> PAGEREF _Toc244209186 \h </w:instrText>
         </w:r>
         <w:r>
           <w:rPr>
@@ -5803,7 +5803,7 @@
             <w:noProof/>
             <w:webHidden/>
           </w:rPr>
-          <w:t>60</w:t>
+          <w:t>62</w:t>
         </w:r>
         <w:r>
           <w:rPr>
@@ -5826,7 +5826,7 @@
           <w14:ligatures w14:val="standardContextual"/>
         </w:rPr>
       </w:pPr>
-      <w:hyperlink w:anchor="_Toc244199882" w:history="1">
+      <w:hyperlink w:anchor="_Toc244209187" w:history="1">
         <w:r>
           <w:rPr>
             <w:rStyle w:val="Hipervnculo"/>
@@ -5853,7 +5853,7 @@
             <w:noProof/>
             <w:webHidden/>
           </w:rPr>
-          <w:instrText xml:space="preserve"> PAGEREF _Toc244199882 \h </w:instrText>
+          <w:instrText xml:space="preserve"> PAGEREF _Toc244209187 \h </w:instrText>
         </w:r>
         <w:r>
           <w:rPr>
@@ -5873,7 +5873,7 @@
             <w:noProof/>
             <w:webHidden/>
           </w:rPr>
-          <w:t>61</w:t>
+          <w:t>63</w:t>
         </w:r>
         <w:r>
           <w:rPr>
@@ -5896,7 +5896,7 @@
           <w14:ligatures w14:val="standardContextual"/>
         </w:rPr>
       </w:pPr>
-      <w:hyperlink w:anchor="_Toc244199883" w:history="1">
+      <w:hyperlink w:anchor="_Toc244209188" w:history="1">
         <w:r>
           <w:rPr>
             <w:rStyle w:val="Hipervnculo"/>
@@ -5923,7 +5923,7 @@
             <w:noProof/>
             <w:webHidden/>
           </w:rPr>
-          <w:instrText xml:space="preserve"> PAGEREF _Toc244199883 \h </w:instrText>
+          <w:instrText xml:space="preserve"> PAGEREF _Toc244209188 \h </w:instrText>
         </w:r>
         <w:r>
           <w:rPr>
@@ -5943,7 +5943,7 @@
             <w:noProof/>
             <w:webHidden/>
           </w:rPr>
-          <w:t>61</w:t>
+          <w:t>63</w:t>
         </w:r>
         <w:r>
           <w:rPr>
@@ -5966,7 +5966,7 @@
           <w14:ligatures w14:val="standardContextual"/>
         </w:rPr>
       </w:pPr>
-      <w:hyperlink w:anchor="_Toc244199884" w:history="1">
+      <w:hyperlink w:anchor="_Toc244209189" w:history="1">
         <w:r>
           <w:rPr>
             <w:rStyle w:val="Hipervnculo"/>
@@ -5993,7 +5993,7 @@
             <w:noProof/>
             <w:webHidden/>
           </w:rPr>
-          <w:instrText xml:space="preserve"> PAGEREF _Toc244199884 \h </w:instrText>
+          <w:instrText xml:space="preserve"> PAGEREF _Toc244209189 \h </w:instrText>
         </w:r>
         <w:r>
           <w:rPr>
@@ -6013,7 +6013,7 @@
             <w:noProof/>
             <w:webHidden/>
           </w:rPr>
-          <w:t>61</w:t>
+          <w:t>64</w:t>
         </w:r>
         <w:r>
           <w:rPr>
@@ -6036,7 +6036,7 @@
           <w14:ligatures w14:val="standardContextual"/>
         </w:rPr>
       </w:pPr>
-      <w:hyperlink w:anchor="_Toc244199885" w:history="1">
+      <w:hyperlink w:anchor="_Toc244209190" w:history="1">
         <w:r>
           <w:rPr>
             <w:rStyle w:val="Hipervnculo"/>
@@ -6063,7 +6063,7 @@
             <w:noProof/>
             <w:webHidden/>
           </w:rPr>
-          <w:instrText xml:space="preserve"> PAGEREF _Toc244199885 \h </w:instrText>
+          <w:instrText xml:space="preserve"> PAGEREF _Toc244209190 \h </w:instrText>
         </w:r>
         <w:r>
           <w:rPr>
@@ -6083,7 +6083,7 @@
             <w:noProof/>
             <w:webHidden/>
           </w:rPr>
-          <w:t>62</w:t>
+          <w:t>65</w:t>
         </w:r>
         <w:r>
           <w:rPr>
@@ -6106,7 +6106,7 @@
           <w14:ligatures w14:val="standardContextual"/>
         </w:rPr>
       </w:pPr>
-      <w:hyperlink w:anchor="_Toc244199886" w:history="1">
+      <w:hyperlink w:anchor="_Toc244209191" w:history="1">
         <w:r>
           <w:rPr>
             <w:rStyle w:val="Hipervnculo"/>
@@ -6133,7 +6133,7 @@
             <w:noProof/>
             <w:webHidden/>
           </w:rPr>
-          <w:instrText xml:space="preserve"> PAGEREF _Toc244199886 \h </w:instrText>
+          <w:instrText xml:space="preserve"> PAGEREF _Toc244209191 \h </w:instrText>
         </w:r>
         <w:r>
           <w:rPr>
@@ -6153,7 +6153,7 @@
             <w:noProof/>
             <w:webHidden/>
           </w:rPr>
-          <w:t>63</w:t>
+          <w:t>66</w:t>
         </w:r>
         <w:r>
           <w:rPr>
@@ -6176,7 +6176,7 @@
           <w14:ligatures w14:val="standardContextual"/>
         </w:rPr>
       </w:pPr>
-      <w:hyperlink w:anchor="_Toc244199887" w:history="1">
+      <w:hyperlink w:anchor="_Toc244209192" w:history="1">
         <w:r>
           <w:rPr>
             <w:rStyle w:val="Hipervnculo"/>
@@ -6203,7 +6203,7 @@
             <w:noProof/>
             <w:webHidden/>
           </w:rPr>
-          <w:instrText xml:space="preserve"> PAGEREF _Toc244199887 \h </w:instrText>
+          <w:instrText xml:space="preserve"> PAGEREF _Toc244209192 \h </w:instrText>
         </w:r>
         <w:r>
           <w:rPr>
@@ -6223,7 +6223,7 @@
             <w:noProof/>
             <w:webHidden/>
           </w:rPr>
-          <w:t>64</w:t>
+          <w:t>67</w:t>
         </w:r>
         <w:r>
           <w:rPr>
@@ -6246,7 +6246,7 @@
           <w14:ligatures w14:val="standardContextual"/>
         </w:rPr>
       </w:pPr>
-      <w:hyperlink w:anchor="_Toc244199888" w:history="1">
+      <w:hyperlink w:anchor="_Toc244209193" w:history="1">
         <w:r>
           <w:rPr>
             <w:rStyle w:val="Hipervnculo"/>
@@ -6273,7 +6273,7 @@
             <w:noProof/>
             <w:webHidden/>
           </w:rPr>
-          <w:instrText xml:space="preserve"> PAGEREF _Toc244199888 \h </w:instrText>
+          <w:instrText xml:space="preserve"> PAGEREF _Toc244209193 \h </w:instrText>
         </w:r>
         <w:r>
           <w:rPr>
@@ -6293,7 +6293,7 @@
             <w:noProof/>
             <w:webHidden/>
           </w:rPr>
-          <w:t>65</w:t>
+          <w:t>68</w:t>
         </w:r>
         <w:r>
           <w:rPr>
@@ -6316,7 +6316,7 @@
           <w14:ligatures w14:val="standardContextual"/>
         </w:rPr>
       </w:pPr>
-      <w:hyperlink w:anchor="_Toc244199889" w:history="1">
+      <w:hyperlink w:anchor="_Toc244209194" w:history="1">
         <w:r>
           <w:rPr>
             <w:rStyle w:val="Hipervnculo"/>
@@ -6343,7 +6343,7 @@
             <w:noProof/>
             <w:webHidden/>
           </w:rPr>
-          <w:instrText xml:space="preserve"> PAGEREF _Toc244199889 \h </w:instrText>
+          <w:instrText xml:space="preserve"> PAGEREF _Toc244209194 \h </w:instrText>
         </w:r>
         <w:r>
           <w:rPr>
@@ -6363,7 +6363,7 @@
             <w:noProof/>
             <w:webHidden/>
           </w:rPr>
-          <w:t>66</w:t>
+          <w:t>69</w:t>
         </w:r>
         <w:r>
           <w:rPr>
@@ -6386,7 +6386,7 @@
           <w14:ligatures w14:val="standardContextual"/>
         </w:rPr>
       </w:pPr>
-      <w:hyperlink w:anchor="_Toc244199890" w:history="1">
+      <w:hyperlink w:anchor="_Toc244209195" w:history="1">
         <w:r>
           <w:rPr>
             <w:rStyle w:val="Hipervnculo"/>
@@ -6413,7 +6413,7 @@
             <w:noProof/>
             <w:webHidden/>
           </w:rPr>
-          <w:instrText xml:space="preserve"> PAGEREF _Toc244199890 \h </w:instrText>
+          <w:instrText xml:space="preserve"> PAGEREF _Toc244209195 \h </w:instrText>
         </w:r>
         <w:r>
           <w:rPr>
@@ -6433,7 +6433,7 @@
             <w:noProof/>
             <w:webHidden/>
           </w:rPr>
-          <w:t>67</w:t>
+          <w:t>70</w:t>
         </w:r>
         <w:r>
           <w:rPr>
@@ -6456,7 +6456,7 @@
           <w14:ligatures w14:val="standardContextual"/>
         </w:rPr>
       </w:pPr>
-      <w:hyperlink w:anchor="_Toc244199891" w:history="1">
+      <w:hyperlink w:anchor="_Toc244209196" w:history="1">
         <w:r>
           <w:rPr>
             <w:rStyle w:val="Hipervnculo"/>
@@ -6483,7 +6483,7 @@
             <w:noProof/>
             <w:webHidden/>
           </w:rPr>
-          <w:instrText xml:space="preserve"> PAGEREF _Toc244199891 \h </w:instrText>
+          <w:instrText xml:space="preserve"> PAGEREF _Toc244209196 \h </w:instrText>
         </w:r>
         <w:r>
           <w:rPr>
@@ -6503,7 +6503,7 @@
             <w:noProof/>
             <w:webHidden/>
           </w:rPr>
-          <w:t>68</w:t>
+          <w:t>71</w:t>
         </w:r>
         <w:r>
           <w:rPr>
@@ -6529,7 +6529,7 @@
           <w14:ligatures w14:val="standardContextual"/>
         </w:rPr>
       </w:pPr>
-      <w:hyperlink w:anchor="_Toc244199892" w:history="1">
+      <w:hyperlink w:anchor="_Toc244209197" w:history="1">
         <w:r>
           <w:rPr>
             <w:rStyle w:val="Hipervnculo"/>
@@ -6556,7 +6556,7 @@
             <w:noProof/>
             <w:webHidden/>
           </w:rPr>
-          <w:instrText xml:space="preserve"> PAGEREF _Toc244199892 \h </w:instrText>
+          <w:instrText xml:space="preserve"> PAGEREF _Toc244209197 \h </w:instrText>
         </w:r>
         <w:r>
           <w:rPr>
@@ -6576,7 +6576,7 @@
             <w:noProof/>
             <w:webHidden/>
           </w:rPr>
-          <w:t>69</w:t>
+          <w:t>72</w:t>
         </w:r>
         <w:r>
           <w:rPr>
@@ -6599,7 +6599,7 @@
           <w14:ligatures w14:val="standardContextual"/>
         </w:rPr>
       </w:pPr>
-      <w:hyperlink w:anchor="_Toc244199893" w:history="1">
+      <w:hyperlink w:anchor="_Toc244209198" w:history="1">
         <w:r>
           <w:rPr>
             <w:rStyle w:val="Hipervnculo"/>
@@ -6626,7 +6626,7 @@
             <w:noProof/>
             <w:webHidden/>
           </w:rPr>
-          <w:instrText xml:space="preserve"> PAGEREF _Toc244199893 \h </w:instrText>
+          <w:instrText xml:space="preserve"> PAGEREF _Toc244209198 \h </w:instrText>
         </w:r>
         <w:r>
           <w:rPr>
@@ -6646,7 +6646,7 @@
             <w:noProof/>
             <w:webHidden/>
           </w:rPr>
-          <w:t>69</w:t>
+          <w:t>72</w:t>
         </w:r>
         <w:r>
           <w:rPr>
@@ -6669,7 +6669,7 @@
           <w14:ligatures w14:val="standardContextual"/>
         </w:rPr>
       </w:pPr>
-      <w:hyperlink w:anchor="_Toc244199894" w:history="1">
+      <w:hyperlink w:anchor="_Toc244209199" w:history="1">
         <w:r>
           <w:rPr>
             <w:rStyle w:val="Hipervnculo"/>
@@ -6696,7 +6696,7 @@
             <w:noProof/>
             <w:webHidden/>
           </w:rPr>
-          <w:instrText xml:space="preserve"> PAGEREF _Toc244199894 \h </w:instrText>
+          <w:instrText xml:space="preserve"> PAGEREF _Toc244209199 \h </w:instrText>
         </w:r>
         <w:r>
           <w:rPr>
@@ -6716,7 +6716,7 @@
             <w:noProof/>
             <w:webHidden/>
           </w:rPr>
-          <w:t>71</w:t>
+          <w:t>74</w:t>
         </w:r>
         <w:r>
           <w:rPr>
@@ -6739,7 +6739,7 @@
           <w14:ligatures w14:val="standardContextual"/>
         </w:rPr>
       </w:pPr>
-      <w:hyperlink w:anchor="_Toc244199895" w:history="1">
+      <w:hyperlink w:anchor="_Toc244209200" w:history="1">
         <w:r>
           <w:rPr>
             <w:rStyle w:val="Hipervnculo"/>
@@ -6766,7 +6766,7 @@
             <w:noProof/>
             <w:webHidden/>
           </w:rPr>
-          <w:instrText xml:space="preserve"> PAGEREF _Toc244199895 \h </w:instrText>
+          <w:instrText xml:space="preserve"> PAGEREF _Toc244209200 \h </w:instrText>
         </w:r>
         <w:r>
           <w:rPr>
@@ -6786,7 +6786,7 @@
             <w:noProof/>
             <w:webHidden/>
           </w:rPr>
-          <w:t>73</w:t>
+          <w:t>76</w:t>
         </w:r>
         <w:r>
           <w:rPr>
@@ -6809,7 +6809,7 @@
           <w14:ligatures w14:val="standardContextual"/>
         </w:rPr>
       </w:pPr>
-      <w:hyperlink w:anchor="_Toc244199896" w:history="1">
+      <w:hyperlink w:anchor="_Toc244209201" w:history="1">
         <w:r>
           <w:rPr>
             <w:rStyle w:val="Hipervnculo"/>
@@ -6836,7 +6836,7 @@
             <w:noProof/>
             <w:webHidden/>
           </w:rPr>
-          <w:instrText xml:space="preserve"> PAGEREF _Toc244199896 \h </w:instrText>
+          <w:instrText xml:space="preserve"> PAGEREF _Toc244209201 \h </w:instrText>
         </w:r>
         <w:r>
           <w:rPr>
@@ -6856,7 +6856,7 @@
             <w:noProof/>
             <w:webHidden/>
           </w:rPr>
-          <w:t>73</w:t>
+          <w:t>76</w:t>
         </w:r>
         <w:r>
           <w:rPr>
@@ -6879,7 +6879,7 @@
           <w14:ligatures w14:val="standardContextual"/>
         </w:rPr>
       </w:pPr>
-      <w:hyperlink w:anchor="_Toc244199897" w:history="1">
+      <w:hyperlink w:anchor="_Toc244209202" w:history="1">
         <w:r>
           <w:rPr>
             <w:rStyle w:val="Hipervnculo"/>
@@ -6906,7 +6906,7 @@
             <w:noProof/>
             <w:webHidden/>
           </w:rPr>
-          <w:instrText xml:space="preserve"> PAGEREF _Toc244199897 \h </w:instrText>
+          <w:instrText xml:space="preserve"> PAGEREF _Toc244209202 \h </w:instrText>
         </w:r>
         <w:r>
           <w:rPr>
@@ -6926,7 +6926,7 @@
             <w:noProof/>
             <w:webHidden/>
           </w:rPr>
-          <w:t>73</w:t>
+          <w:t>76</w:t>
         </w:r>
         <w:r>
           <w:rPr>
@@ -6952,7 +6952,7 @@
           <w14:ligatures w14:val="standardContextual"/>
         </w:rPr>
       </w:pPr>
-      <w:hyperlink w:anchor="_Toc244199898" w:history="1">
+      <w:hyperlink w:anchor="_Toc244209203" w:history="1">
         <w:r>
           <w:rPr>
             <w:rStyle w:val="Hipervnculo"/>
@@ -6979,7 +6979,7 @@
             <w:noProof/>
             <w:webHidden/>
           </w:rPr>
-          <w:instrText xml:space="preserve"> PAGEREF _Toc244199898 \h </w:instrText>
+          <w:instrText xml:space="preserve"> PAGEREF _Toc244209203 \h </w:instrText>
         </w:r>
         <w:r>
           <w:rPr>
@@ -6999,7 +6999,7 @@
             <w:noProof/>
             <w:webHidden/>
           </w:rPr>
-          <w:t>74</w:t>
+          <w:t>77</w:t>
         </w:r>
         <w:r>
           <w:rPr>
@@ -7022,7 +7022,7 @@
           <w14:ligatures w14:val="standardContextual"/>
         </w:rPr>
       </w:pPr>
-      <w:hyperlink w:anchor="_Toc244199899" w:history="1">
+      <w:hyperlink w:anchor="_Toc244209204" w:history="1">
         <w:r>
           <w:rPr>
             <w:rStyle w:val="Hipervnculo"/>
@@ -7049,7 +7049,7 @@
             <w:noProof/>
             <w:webHidden/>
           </w:rPr>
-          <w:instrText xml:space="preserve"> PAGEREF _Toc244199899 \h </w:instrText>
+          <w:instrText xml:space="preserve"> PAGEREF _Toc244209204 \h </w:instrText>
         </w:r>
         <w:r>
           <w:rPr>
@@ -7069,7 +7069,7 @@
             <w:noProof/>
             <w:webHidden/>
           </w:rPr>
-          <w:t>74</w:t>
+          <w:t>77</w:t>
         </w:r>
         <w:r>
           <w:rPr>
@@ -7092,7 +7092,7 @@
           <w14:ligatures w14:val="standardContextual"/>
         </w:rPr>
       </w:pPr>
-      <w:hyperlink w:anchor="_Toc244199900" w:history="1">
+      <w:hyperlink w:anchor="_Toc244209205" w:history="1">
         <w:r>
           <w:rPr>
             <w:rStyle w:val="Hipervnculo"/>
@@ -7119,7 +7119,7 @@
             <w:noProof/>
             <w:webHidden/>
           </w:rPr>
-          <w:instrText xml:space="preserve"> PAGEREF _Toc244199900 \h </w:instrText>
+          <w:instrText xml:space="preserve"> PAGEREF _Toc244209205 \h </w:instrText>
         </w:r>
         <w:r>
           <w:rPr>
@@ -7139,7 +7139,7 @@
             <w:noProof/>
             <w:webHidden/>
           </w:rPr>
-          <w:t>74</w:t>
+          <w:t>77</w:t>
         </w:r>
         <w:r>
           <w:rPr>
@@ -7162,7 +7162,7 @@
           <w14:ligatures w14:val="standardContextual"/>
         </w:rPr>
       </w:pPr>
-      <w:hyperlink w:anchor="_Toc244199901" w:history="1">
+      <w:hyperlink w:anchor="_Toc244209206" w:history="1">
         <w:r>
           <w:rPr>
             <w:rStyle w:val="Hipervnculo"/>
@@ -7189,7 +7189,7 @@
             <w:noProof/>
             <w:webHidden/>
           </w:rPr>
-          <w:instrText xml:space="preserve"> PAGEREF _Toc244199901 \h </w:instrText>
+          <w:instrText xml:space="preserve"> PAGEREF _Toc244209206 \h </w:instrText>
         </w:r>
         <w:r>
           <w:rPr>
@@ -7209,7 +7209,7 @@
             <w:noProof/>
             <w:webHidden/>
           </w:rPr>
-          <w:t>75</w:t>
+          <w:t>78</w:t>
         </w:r>
         <w:r>
           <w:rPr>
@@ -7232,7 +7232,7 @@
           <w14:ligatures w14:val="standardContextual"/>
         </w:rPr>
       </w:pPr>
-      <w:hyperlink w:anchor="_Toc244199902" w:history="1">
+      <w:hyperlink w:anchor="_Toc244209207" w:history="1">
         <w:r>
           <w:rPr>
             <w:rStyle w:val="Hipervnculo"/>
@@ -7259,7 +7259,7 @@
             <w:noProof/>
             <w:webHidden/>
           </w:rPr>
-          <w:instrText xml:space="preserve"> PAGEREF _Toc244199902 \h </w:instrText>
+          <w:instrText xml:space="preserve"> PAGEREF _Toc244209207 \h </w:instrText>
         </w:r>
         <w:r>
           <w:rPr>
@@ -7279,7 +7279,7 @@
             <w:noProof/>
             <w:webHidden/>
           </w:rPr>
-          <w:t>76</w:t>
+          <w:t>79</w:t>
         </w:r>
         <w:r>
           <w:rPr>
@@ -7302,7 +7302,7 @@
           <w14:ligatures w14:val="standardContextual"/>
         </w:rPr>
       </w:pPr>
-      <w:hyperlink w:anchor="_Toc244199903" w:history="1">
+      <w:hyperlink w:anchor="_Toc244209208" w:history="1">
         <w:r>
           <w:rPr>
             <w:rStyle w:val="Hipervnculo"/>
@@ -7329,7 +7329,7 @@
             <w:noProof/>
             <w:webHidden/>
           </w:rPr>
-          <w:instrText xml:space="preserve"> PAGEREF _Toc244199903 \h </w:instrText>
+          <w:instrText xml:space="preserve"> PAGEREF _Toc244209208 \h </w:instrText>
         </w:r>
         <w:r>
           <w:rPr>
@@ -7349,7 +7349,7 @@
             <w:noProof/>
             <w:webHidden/>
           </w:rPr>
-          <w:t>77</w:t>
+          <w:t>80</w:t>
         </w:r>
         <w:r>
           <w:rPr>
@@ -7375,7 +7375,7 @@
           <w14:ligatures w14:val="standardContextual"/>
         </w:rPr>
       </w:pPr>
-      <w:hyperlink w:anchor="_Toc244199904" w:history="1">
+      <w:hyperlink w:anchor="_Toc244209209" w:history="1">
         <w:r>
           <w:rPr>
             <w:rStyle w:val="Hipervnculo"/>
@@ -7411,7 +7411,7 @@
             <w:noProof/>
             <w:webHidden/>
           </w:rPr>
-          <w:instrText xml:space="preserve"> PAGEREF _Toc244199904 \h </w:instrText>
+          <w:instrText xml:space="preserve"> PAGEREF _Toc244209209 \h </w:instrText>
         </w:r>
         <w:r>
           <w:rPr>
@@ -7431,7 +7431,7 @@
             <w:noProof/>
             <w:webHidden/>
           </w:rPr>
-          <w:t>78</w:t>
+          <w:t>81</w:t>
         </w:r>
         <w:r>
           <w:rPr>
@@ -7454,7 +7454,7 @@
           <w14:ligatures w14:val="standardContextual"/>
         </w:rPr>
       </w:pPr>
-      <w:hyperlink w:anchor="_Toc244199905" w:history="1">
+      <w:hyperlink w:anchor="_Toc244209210" w:history="1">
         <w:r>
           <w:rPr>
             <w:rStyle w:val="Hipervnculo"/>
@@ -7481,7 +7481,7 @@
             <w:noProof/>
             <w:webHidden/>
           </w:rPr>
-          <w:instrText xml:space="preserve"> PAGEREF _Toc244199905 \h </w:instrText>
+          <w:instrText xml:space="preserve"> PAGEREF _Toc244209210 \h </w:instrText>
         </w:r>
         <w:r>
           <w:rPr>
@@ -7501,7 +7501,7 @@
             <w:noProof/>
             <w:webHidden/>
           </w:rPr>
-          <w:t>78</w:t>
+          <w:t>81</w:t>
         </w:r>
         <w:r>
           <w:rPr>
@@ -7524,7 +7524,7 @@
           <w14:ligatures w14:val="standardContextual"/>
         </w:rPr>
       </w:pPr>
-      <w:hyperlink w:anchor="_Toc244199906" w:history="1">
+      <w:hyperlink w:anchor="_Toc244209211" w:history="1">
         <w:r>
           <w:rPr>
             <w:rStyle w:val="Hipervnculo"/>
@@ -7551,7 +7551,7 @@
             <w:noProof/>
             <w:webHidden/>
           </w:rPr>
-          <w:instrText xml:space="preserve"> PAGEREF _Toc244199906 \h </w:instrText>
+          <w:instrText xml:space="preserve"> PAGEREF _Toc244209211 \h </w:instrText>
         </w:r>
         <w:r>
           <w:rPr>
@@ -7571,7 +7571,7 @@
             <w:noProof/>
             <w:webHidden/>
           </w:rPr>
-          <w:t>78</w:t>
+          <w:t>81</w:t>
         </w:r>
         <w:r>
           <w:rPr>
@@ -7594,7 +7594,7 @@
           <w14:ligatures w14:val="standardContextual"/>
         </w:rPr>
       </w:pPr>
-      <w:hyperlink w:anchor="_Toc244199907" w:history="1">
+      <w:hyperlink w:anchor="_Toc244209212" w:history="1">
         <w:r>
           <w:rPr>
             <w:rStyle w:val="Hipervnculo"/>
@@ -7621,7 +7621,7 @@
             <w:noProof/>
             <w:webHidden/>
           </w:rPr>
-          <w:instrText xml:space="preserve"> PAGEREF _Toc244199907 \h </w:instrText>
+          <w:instrText xml:space="preserve"> PAGEREF _Toc244209212 \h </w:instrText>
         </w:r>
         <w:r>
           <w:rPr>
@@ -7641,7 +7641,7 @@
             <w:noProof/>
             <w:webHidden/>
           </w:rPr>
-          <w:t>79</w:t>
+          <w:t>82</w:t>
         </w:r>
         <w:r>
           <w:rPr>
@@ -7664,7 +7664,7 @@
           <w14:ligatures w14:val="standardContextual"/>
         </w:rPr>
       </w:pPr>
-      <w:hyperlink w:anchor="_Toc244199908" w:history="1">
+      <w:hyperlink w:anchor="_Toc244209213" w:history="1">
         <w:r>
           <w:rPr>
             <w:rStyle w:val="Hipervnculo"/>
@@ -7691,7 +7691,7 @@
             <w:noProof/>
             <w:webHidden/>
           </w:rPr>
-          <w:instrText xml:space="preserve"> PAGEREF _Toc244199908 \h </w:instrText>
+          <w:instrText xml:space="preserve"> PAGEREF _Toc244209213 \h </w:instrText>
         </w:r>
         <w:r>
           <w:rPr>
@@ -7711,7 +7711,7 @@
             <w:noProof/>
             <w:webHidden/>
           </w:rPr>
-          <w:t>79</w:t>
+          <w:t>82</w:t>
         </w:r>
         <w:r>
           <w:rPr>
@@ -7734,7 +7734,7 @@
           <w14:ligatures w14:val="standardContextual"/>
         </w:rPr>
       </w:pPr>
-      <w:hyperlink w:anchor="_Toc244199909" w:history="1">
+      <w:hyperlink w:anchor="_Toc244209214" w:history="1">
         <w:r>
           <w:rPr>
             <w:rStyle w:val="Hipervnculo"/>
@@ -7761,7 +7761,7 @@
             <w:noProof/>
             <w:webHidden/>
           </w:rPr>
-          <w:instrText xml:space="preserve"> PAGEREF _Toc244199909 \h </w:instrText>
+          <w:instrText xml:space="preserve"> PAGEREF _Toc244209214 \h </w:instrText>
         </w:r>
         <w:r>
           <w:rPr>
@@ -7781,7 +7781,7 @@
             <w:noProof/>
             <w:webHidden/>
           </w:rPr>
-          <w:t>79</w:t>
+          <w:t>82</w:t>
         </w:r>
         <w:r>
           <w:rPr>
@@ -7807,7 +7807,7 @@
           <w14:ligatures w14:val="standardContextual"/>
         </w:rPr>
       </w:pPr>
-      <w:hyperlink w:anchor="_Toc244199910" w:history="1">
+      <w:hyperlink w:anchor="_Toc244209215" w:history="1">
         <w:r>
           <w:rPr>
             <w:rStyle w:val="Hipervnculo"/>
@@ -7834,7 +7834,7 @@
             <w:noProof/>
             <w:webHidden/>
           </w:rPr>
-          <w:instrText xml:space="preserve"> PAGEREF _Toc244199910 \h </w:instrText>
+          <w:instrText xml:space="preserve"> PAGEREF _Toc244209215 \h </w:instrText>
         </w:r>
         <w:r>
           <w:rPr>
@@ -7854,7 +7854,7 @@
             <w:noProof/>
             <w:webHidden/>
           </w:rPr>
-          <w:t>80</w:t>
+          <w:t>83</w:t>
         </w:r>
         <w:r>
           <w:rPr>
@@ -7877,7 +7877,7 @@
           <w14:ligatures w14:val="standardContextual"/>
         </w:rPr>
       </w:pPr>
-      <w:hyperlink w:anchor="_Toc244199911" w:history="1">
+      <w:hyperlink w:anchor="_Toc244209216" w:history="1">
         <w:r>
           <w:rPr>
             <w:rStyle w:val="Hipervnculo"/>
@@ -7904,7 +7904,7 @@
             <w:noProof/>
             <w:webHidden/>
           </w:rPr>
-          <w:instrText xml:space="preserve"> PAGEREF _Toc244199911 \h </w:instrText>
+          <w:instrText xml:space="preserve"> PAGEREF _Toc244209216 \h </w:instrText>
         </w:r>
         <w:r>
           <w:rPr>
@@ -7924,7 +7924,7 @@
             <w:noProof/>
             <w:webHidden/>
           </w:rPr>
-          <w:t>80</w:t>
+          <w:t>83</w:t>
         </w:r>
         <w:r>
           <w:rPr>
@@ -7950,7 +7950,7 @@
           <w14:ligatures w14:val="standardContextual"/>
         </w:rPr>
       </w:pPr>
-      <w:hyperlink w:anchor="_Toc244199912" w:history="1">
+      <w:hyperlink w:anchor="_Toc244209217" w:history="1">
         <w:r>
           <w:rPr>
             <w:rStyle w:val="Hipervnculo"/>
@@ -7977,7 +7977,7 @@
             <w:noProof/>
             <w:webHidden/>
           </w:rPr>
-          <w:instrText xml:space="preserve"> PAGEREF _Toc244199912 \h </w:instrText>
+          <w:instrText xml:space="preserve"> PAGEREF _Toc244209217 \h </w:instrText>
         </w:r>
         <w:r>
           <w:rPr>
@@ -7997,7 +7997,7 @@
             <w:noProof/>
             <w:webHidden/>
           </w:rPr>
-          <w:t>81</w:t>
+          <w:t>84</w:t>
         </w:r>
         <w:r>
           <w:rPr>
@@ -8373,10 +8373,26 @@
     </w:p>
     <w:p>
       <w:pPr>
+        <w:pStyle w:val="Textodebloque"/>
+      </w:pPr>
+      <w:r>
+        <w:rPr>
+          <w:b/>
+          <w:bCs/>
+        </w:rPr>
+        <w:lastRenderedPageBreak/>
+        <w:t>Actualización 2.3.0 preparada (2026-10-29):</w:t>
+      </w:r>
+      <w:r>
+        <w:t xml:space="preserve"> correcciones de la prueba del dueño, 96 HU, 467 RE, 127 RN y 65 tablas; migración 15 repetible. Escribe Codex; revisa Claude. Producción se confirma al desplegar.</w:t>
+      </w:r>
+    </w:p>
+    <w:p>
+      <w:pPr>
         <w:pStyle w:val="Ttulo1"/>
       </w:pPr>
       <w:bookmarkStart w:id="0" w:name="_ad9e25c8626cd57ecdce5548ccf29c0d11fa207"/>
-      <w:bookmarkStart w:id="1" w:name="_Toc244199805"/>
+      <w:bookmarkStart w:id="1" w:name="_Toc244209110"/>
       <w:r>
         <w:lastRenderedPageBreak/>
         <w:t xml:space="preserve">Módulo 0 — Plataforma: clínicas, planes y suscripción </w:t>
@@ -8395,7 +8411,7 @@
         <w:pStyle w:val="Ttulo2"/>
       </w:pPr>
       <w:bookmarkStart w:id="2" w:name="_1eb36715c186f58cce98281b1b189d20510db73"/>
-      <w:bookmarkStart w:id="3" w:name="_Toc244199806"/>
+      <w:bookmarkStart w:id="3" w:name="_Toc244209111"/>
       <w:r>
         <w:t>HU-0.1 — Registrar una clínica (self-service)</w:t>
       </w:r>
@@ -9338,7 +9354,7 @@
         <w:pStyle w:val="Ttulo2"/>
       </w:pPr>
       <w:bookmarkStart w:id="4" w:name="_802afc2bac434eff8b2fd18354a2e26d7a1818b"/>
-      <w:bookmarkStart w:id="5" w:name="_Toc244199807"/>
+      <w:bookmarkStart w:id="5" w:name="_Toc244209112"/>
       <w:bookmarkEnd w:id="2"/>
       <w:r>
         <w:t>HU-0.2 — Verificar el correo y activar la clínica</w:t>
@@ -9881,7 +9897,7 @@
         <w:pStyle w:val="Ttulo2"/>
       </w:pPr>
       <w:bookmarkStart w:id="6" w:name="_bb7346f7e0c84a0526cc1b09dcf7185b4de9ba6"/>
-      <w:bookmarkStart w:id="7" w:name="_Toc244199808"/>
+      <w:bookmarkStart w:id="7" w:name="_Toc244209113"/>
       <w:bookmarkEnd w:id="4"/>
       <w:r>
         <w:lastRenderedPageBreak/>
@@ -10611,7 +10627,7 @@
         <w:pStyle w:val="Ttulo2"/>
       </w:pPr>
       <w:bookmarkStart w:id="8" w:name="_81995397ba8e62ea0a492c5a03eed8bb24e762a"/>
-      <w:bookmarkStart w:id="9" w:name="_Toc244199809"/>
+      <w:bookmarkStart w:id="9" w:name="_Toc244209114"/>
       <w:bookmarkEnd w:id="6"/>
       <w:r>
         <w:lastRenderedPageBreak/>
@@ -11327,7 +11343,7 @@
         <w:pStyle w:val="Ttulo2"/>
       </w:pPr>
       <w:bookmarkStart w:id="10" w:name="_7e8f3608e8fc52636cb9cbad9cf55731ae6c539"/>
-      <w:bookmarkStart w:id="11" w:name="_Toc244199810"/>
+      <w:bookmarkStart w:id="11" w:name="_Toc244209115"/>
       <w:bookmarkEnd w:id="8"/>
       <w:r>
         <w:t>HU-0.5 — Suscripción, pagos y congelación por mora</w:t>
@@ -13626,7 +13642,7 @@
         <w:pStyle w:val="Ttulo1"/>
       </w:pPr>
       <w:bookmarkStart w:id="12" w:name="_3f52c9db5995a4dc1e731f6d8cd57f262bab040"/>
-      <w:bookmarkStart w:id="13" w:name="_Toc244199811"/>
+      <w:bookmarkStart w:id="13" w:name="_Toc244209116"/>
       <w:bookmarkEnd w:id="0"/>
       <w:bookmarkEnd w:id="10"/>
       <w:r>
@@ -13640,7 +13656,7 @@
         <w:pStyle w:val="Ttulo2"/>
       </w:pPr>
       <w:bookmarkStart w:id="14" w:name="_76f4ca07816b696a7e21234a3fd245066d4202e"/>
-      <w:bookmarkStart w:id="15" w:name="_Toc244199812"/>
+      <w:bookmarkStart w:id="15" w:name="_Toc244209117"/>
       <w:r>
         <w:t>HU-T.1 — Iniciar sesión y autenticación</w:t>
       </w:r>
@@ -14173,7 +14189,7 @@
         <w:pStyle w:val="Ttulo2"/>
       </w:pPr>
       <w:bookmarkStart w:id="16" w:name="_08f5c8e95117bf9bc16117a780f642084f0c149"/>
-      <w:bookmarkStart w:id="17" w:name="_Toc244199813"/>
+      <w:bookmarkStart w:id="17" w:name="_Toc244209118"/>
       <w:bookmarkEnd w:id="14"/>
       <w:r>
         <w:t>HU-T.2 — Cambiar mi contraseña</w:t>
@@ -14724,7 +14740,7 @@
         <w:pStyle w:val="Ttulo2"/>
       </w:pPr>
       <w:bookmarkStart w:id="18" w:name="_44f513b1e95bac8cbf132f88a3649b6be2902d9"/>
-      <w:bookmarkStart w:id="19" w:name="_Toc244199814"/>
+      <w:bookmarkStart w:id="19" w:name="_Toc244209119"/>
       <w:bookmarkEnd w:id="16"/>
       <w:r>
         <w:lastRenderedPageBreak/>
@@ -15178,7 +15194,7 @@
         <w:pStyle w:val="Ttulo2"/>
       </w:pPr>
       <w:bookmarkStart w:id="20" w:name="_1eded849c0926854c498005f8a93458b9d7a2d8"/>
-      <w:bookmarkStart w:id="21" w:name="_Toc244199815"/>
+      <w:bookmarkStart w:id="21" w:name="_Toc244209120"/>
       <w:bookmarkEnd w:id="18"/>
       <w:r>
         <w:t>HU-T.4 — Cerrar sesión</w:t>
@@ -15550,7 +15566,7 @@
         <w:pStyle w:val="Ttulo2"/>
       </w:pPr>
       <w:bookmarkStart w:id="22" w:name="_def34846ffbe39a85a6bd6a22079f6d076a01a9"/>
-      <w:bookmarkStart w:id="23" w:name="_Toc244199816"/>
+      <w:bookmarkStart w:id="23" w:name="_Toc244209121"/>
       <w:bookmarkEnd w:id="20"/>
       <w:r>
         <w:lastRenderedPageBreak/>
@@ -16446,7 +16462,7 @@
         <w:pStyle w:val="Ttulo2"/>
       </w:pPr>
       <w:bookmarkStart w:id="24" w:name="_37603926653c908321bb7c7e9ea1991584cc3b8"/>
-      <w:bookmarkStart w:id="25" w:name="_Toc244199817"/>
+      <w:bookmarkStart w:id="25" w:name="_Toc244209122"/>
       <w:bookmarkEnd w:id="22"/>
       <w:r>
         <w:lastRenderedPageBreak/>
@@ -16900,7 +16916,7 @@
         <w:pStyle w:val="Ttulo2"/>
       </w:pPr>
       <w:bookmarkStart w:id="26" w:name="_5605fb9a7931d45a4bf5dc8e3e653d18c531f06"/>
-      <w:bookmarkStart w:id="27" w:name="_Toc244199818"/>
+      <w:bookmarkStart w:id="27" w:name="_Toc244209123"/>
       <w:bookmarkEnd w:id="24"/>
       <w:r>
         <w:t>HU-T.7 — Gestión de usuarios del sistema</w:t>
@@ -17444,7 +17460,7 @@
         <w:pStyle w:val="Ttulo2"/>
       </w:pPr>
       <w:bookmarkStart w:id="28" w:name="_cca84937acbaa5cdc69c436564f31a3800184ab"/>
-      <w:bookmarkStart w:id="29" w:name="_Toc244199819"/>
+      <w:bookmarkStart w:id="29" w:name="_Toc244209124"/>
       <w:bookmarkEnd w:id="26"/>
       <w:r>
         <w:lastRenderedPageBreak/>
@@ -17898,7 +17914,7 @@
         <w:pStyle w:val="Ttulo2"/>
       </w:pPr>
       <w:bookmarkStart w:id="30" w:name="_cb462f816148050ba0d7aac8f53a2b5b0cb7780"/>
-      <w:bookmarkStart w:id="31" w:name="_Toc244199820"/>
+      <w:bookmarkStart w:id="31" w:name="_Toc244209125"/>
       <w:bookmarkEnd w:id="28"/>
       <w:r>
         <w:t>HU-T.9 — Backup automático de la base de datos</w:t>
@@ -18351,7 +18367,7 @@
         <w:pStyle w:val="Ttulo2"/>
       </w:pPr>
       <w:bookmarkStart w:id="32" w:name="_276f5e9a65ab31ebb82d9356073ee60ffcf6855"/>
-      <w:bookmarkStart w:id="33" w:name="_Toc244199821"/>
+      <w:bookmarkStart w:id="33" w:name="_Toc244209126"/>
       <w:bookmarkEnd w:id="30"/>
       <w:r>
         <w:t>HU-T.10 — Autorización central por rol (RBAC real)</w:t>
@@ -18724,7 +18740,7 @@
         <w:pStyle w:val="Ttulo2"/>
       </w:pPr>
       <w:bookmarkStart w:id="34" w:name="_0a3f455f956dae02c245ad32e3cc926290783ce"/>
-      <w:bookmarkStart w:id="35" w:name="_Toc244199822"/>
+      <w:bookmarkStart w:id="35" w:name="_Toc244209127"/>
       <w:bookmarkEnd w:id="32"/>
       <w:r>
         <w:t>HU-T.11 — Corregir escalada de privilegios y proteger al último admin</w:t>
@@ -19096,7 +19112,7 @@
         <w:pStyle w:val="Ttulo2"/>
       </w:pPr>
       <w:bookmarkStart w:id="36" w:name="_5106da541d290f3488d79d8c1e91fe390d48e5c"/>
-      <w:bookmarkStart w:id="37" w:name="_Toc244199823"/>
+      <w:bookmarkStart w:id="37" w:name="_Toc244209128"/>
       <w:bookmarkEnd w:id="34"/>
       <w:r>
         <w:t>HU-T.12 — Política de contraseñas, verificación de correo y OAuth seguro</w:t>
@@ -19468,7 +19484,7 @@
         <w:pStyle w:val="Ttulo2"/>
       </w:pPr>
       <w:bookmarkStart w:id="38" w:name="_cf252b72ca6ea71f1a7c3543a5c83f78bbff9ee"/>
-      <w:bookmarkStart w:id="39" w:name="_Toc244199824"/>
+      <w:bookmarkStart w:id="39" w:name="_Toc244209129"/>
       <w:bookmarkEnd w:id="36"/>
       <w:r>
         <w:lastRenderedPageBreak/>
@@ -20010,7 +20026,7 @@
         <w:pStyle w:val="Ttulo2"/>
       </w:pPr>
       <w:bookmarkStart w:id="40" w:name="_37cade07514fa6d0623cee7537c5f68cab00cfd"/>
-      <w:bookmarkStart w:id="41" w:name="_Toc244199825"/>
+      <w:bookmarkStart w:id="41" w:name="_Toc244209130"/>
       <w:bookmarkEnd w:id="38"/>
       <w:r>
         <w:t>HU-T.14 — Restablecer la contraseña de un usuario (administrador)</w:t>
@@ -20382,7 +20398,7 @@
         <w:pStyle w:val="Ttulo2"/>
       </w:pPr>
       <w:bookmarkStart w:id="42" w:name="_09522c4444a8bbebdaf4a55b5444d2231a6caff"/>
-      <w:bookmarkStart w:id="43" w:name="_Toc244199826"/>
+      <w:bookmarkStart w:id="43" w:name="_Toc244209131"/>
       <w:bookmarkEnd w:id="40"/>
       <w:r>
         <w:lastRenderedPageBreak/>
@@ -20917,7 +20933,7 @@
         <w:pStyle w:val="Ttulo2"/>
       </w:pPr>
       <w:bookmarkStart w:id="44" w:name="_7d4be07c6dc7ad98ff2d7fd7f946e3e6ff8ab78"/>
-      <w:bookmarkStart w:id="45" w:name="_Toc244199827"/>
+      <w:bookmarkStart w:id="45" w:name="_Toc244209132"/>
       <w:bookmarkEnd w:id="42"/>
       <w:r>
         <w:t>HU-T.16 — Expiración de la sesión por inactividad</w:t>
@@ -21370,7 +21386,7 @@
         <w:pStyle w:val="Ttulo2"/>
       </w:pPr>
       <w:bookmarkStart w:id="46" w:name="_fde5550409ae8bd107b35d83706fe49d1ac49cf"/>
-      <w:bookmarkStart w:id="47" w:name="_Toc244199828"/>
+      <w:bookmarkStart w:id="47" w:name="_Toc244209133"/>
       <w:bookmarkEnd w:id="44"/>
       <w:r>
         <w:lastRenderedPageBreak/>
@@ -21912,7 +21928,7 @@
         <w:pStyle w:val="Ttulo2"/>
       </w:pPr>
       <w:bookmarkStart w:id="48" w:name="_7d9311428cd5b72468b37f82201f1b810f77c36"/>
-      <w:bookmarkStart w:id="49" w:name="_Toc244199829"/>
+      <w:bookmarkStart w:id="49" w:name="_Toc244209134"/>
       <w:bookmarkEnd w:id="46"/>
       <w:r>
         <w:lastRenderedPageBreak/>
@@ -22375,7 +22391,7 @@
         <w:pStyle w:val="Ttulo2"/>
       </w:pPr>
       <w:bookmarkStart w:id="50" w:name="_a6c52dc4bdd2cb00ae48e74db3c3b2920a9b818"/>
-      <w:bookmarkStart w:id="51" w:name="_Toc244199830"/>
+      <w:bookmarkStart w:id="51" w:name="_Toc244209135"/>
       <w:bookmarkEnd w:id="48"/>
       <w:r>
         <w:lastRenderedPageBreak/>
@@ -22875,7 +22891,7 @@
         <w:pStyle w:val="Ttulo1"/>
       </w:pPr>
       <w:bookmarkStart w:id="52" w:name="_45e5cddb15e6e85961c4bdd9f114a9e4301e667"/>
-      <w:bookmarkStart w:id="53" w:name="_Toc244199831"/>
+      <w:bookmarkStart w:id="53" w:name="_Toc244209136"/>
       <w:bookmarkEnd w:id="12"/>
       <w:bookmarkEnd w:id="50"/>
       <w:r>
@@ -22889,7 +22905,7 @@
         <w:pStyle w:val="Ttulo2"/>
       </w:pPr>
       <w:bookmarkStart w:id="54" w:name="_3442f1e103117ab35c7be2be07e5b7a86f50900"/>
-      <w:bookmarkStart w:id="55" w:name="_Toc244199832"/>
+      <w:bookmarkStart w:id="55" w:name="_Toc244209137"/>
       <w:r>
         <w:t>HU-1.1 — Registrar mascota</w:t>
       </w:r>
@@ -22918,10 +22934,10 @@
         <w:tblLook w:val="0020" w:firstRow="1" w:lastRow="0" w:firstColumn="0" w:lastColumn="0" w:noHBand="0" w:noVBand="0"/>
       </w:tblPr>
       <w:tblGrid>
-        <w:gridCol w:w="1110"/>
+        <w:gridCol w:w="1112"/>
         <w:gridCol w:w="2927"/>
         <w:gridCol w:w="1444"/>
-        <w:gridCol w:w="2857"/>
+        <w:gridCol w:w="2855"/>
         <w:gridCol w:w="1222"/>
       </w:tblGrid>
       <w:tr>
@@ -22932,7 +22948,7 @@
         </w:trPr>
         <w:tc>
           <w:tcPr>
-            <w:tcW w:w="581" w:type="pct"/>
+            <w:tcW w:w="582" w:type="pct"/>
           </w:tcPr>
           <w:p>
             <w:pPr>
@@ -22974,7 +22990,7 @@
         </w:tc>
         <w:tc>
           <w:tcPr>
-            <w:tcW w:w="1494" w:type="pct"/>
+            <w:tcW w:w="1493" w:type="pct"/>
           </w:tcPr>
           <w:p>
             <w:pPr>
@@ -23007,7 +23023,7 @@
         </w:trPr>
         <w:tc>
           <w:tcPr>
-            <w:tcW w:w="581" w:type="pct"/>
+            <w:tcW w:w="582" w:type="pct"/>
           </w:tcPr>
           <w:p>
             <w:pPr>
@@ -23062,7 +23078,7 @@
         </w:tc>
         <w:tc>
           <w:tcPr>
-            <w:tcW w:w="1494" w:type="pct"/>
+            <w:tcW w:w="1493" w:type="pct"/>
           </w:tcPr>
           <w:p>
             <w:pPr>
@@ -23095,7 +23111,7 @@
         </w:trPr>
         <w:tc>
           <w:tcPr>
-            <w:tcW w:w="581" w:type="pct"/>
+            <w:tcW w:w="582" w:type="pct"/>
           </w:tcPr>
           <w:p>
             <w:pPr>
@@ -23143,7 +23159,7 @@
         </w:tc>
         <w:tc>
           <w:tcPr>
-            <w:tcW w:w="1494" w:type="pct"/>
+            <w:tcW w:w="1493" w:type="pct"/>
           </w:tcPr>
           <w:p>
             <w:pPr>
@@ -23176,7 +23192,7 @@
         </w:trPr>
         <w:tc>
           <w:tcPr>
-            <w:tcW w:w="581" w:type="pct"/>
+            <w:tcW w:w="582" w:type="pct"/>
           </w:tcPr>
           <w:p>
             <w:pPr>
@@ -23224,7 +23240,7 @@
         </w:tc>
         <w:tc>
           <w:tcPr>
-            <w:tcW w:w="1494" w:type="pct"/>
+            <w:tcW w:w="1493" w:type="pct"/>
           </w:tcPr>
           <w:p>
             <w:pPr>
@@ -23257,7 +23273,7 @@
         </w:trPr>
         <w:tc>
           <w:tcPr>
-            <w:tcW w:w="581" w:type="pct"/>
+            <w:tcW w:w="582" w:type="pct"/>
           </w:tcPr>
           <w:p>
             <w:pPr>
@@ -23285,7 +23301,7 @@
               <w:keepNext/>
             </w:pPr>
             <w:r>
-              <w:t>El sistema debe validar los campos en cliente y servidor.</w:t>
+              <w:t>El sistema debe validar la mascota en cliente y servidor con ValidadorMascota.</w:t>
             </w:r>
           </w:p>
         </w:tc>
@@ -23305,15 +23321,15 @@
         </w:tc>
         <w:tc>
           <w:tcPr>
-            <w:tcW w:w="1494" w:type="pct"/>
-          </w:tcPr>
-          <w:p>
-            <w:pPr>
-              <w:pStyle w:val="Celda"/>
-              <w:keepNext/>
-            </w:pPr>
-            <w:r>
-              <w:t>La validación falla en cliente y en servidor.</w:t>
+            <w:tcW w:w="1493" w:type="pct"/>
+          </w:tcPr>
+          <w:p>
+            <w:pPr>
+              <w:pStyle w:val="Celda"/>
+              <w:keepNext/>
+            </w:pPr>
+            <w:r>
+              <w:t>Nueva/Editar mascota del veterinario mantienen reglas y validación en vivo; los obligatorios llevan asterisco, los demás «(opcional)» y la nota «* Obligatorio. Lo demás es opcional.», igual que el portal.</w:t>
             </w:r>
           </w:p>
         </w:tc>
@@ -23338,7 +23354,7 @@
         </w:trPr>
         <w:tc>
           <w:tcPr>
-            <w:tcW w:w="581" w:type="pct"/>
+            <w:tcW w:w="582" w:type="pct"/>
           </w:tcPr>
           <w:p>
             <w:pPr>
@@ -23386,7 +23402,7 @@
         </w:tc>
         <w:tc>
           <w:tcPr>
-            <w:tcW w:w="1494" w:type="pct"/>
+            <w:tcW w:w="1493" w:type="pct"/>
           </w:tcPr>
           <w:p>
             <w:pPr>
@@ -23419,7 +23435,7 @@
         </w:trPr>
         <w:tc>
           <w:tcPr>
-            <w:tcW w:w="581" w:type="pct"/>
+            <w:tcW w:w="582" w:type="pct"/>
           </w:tcPr>
           <w:p>
             <w:pPr>
@@ -23464,7 +23480,7 @@
         </w:tc>
         <w:tc>
           <w:tcPr>
-            <w:tcW w:w="1494" w:type="pct"/>
+            <w:tcW w:w="1493" w:type="pct"/>
           </w:tcPr>
           <w:p>
             <w:pPr>
@@ -23510,9 +23526,10 @@
         <w:pStyle w:val="Ttulo2"/>
       </w:pPr>
       <w:bookmarkStart w:id="56" w:name="_cac8078226ab7384debc291829d99266c4c98c9"/>
-      <w:bookmarkStart w:id="57" w:name="_Toc244199833"/>
+      <w:bookmarkStart w:id="57" w:name="_Toc244209138"/>
       <w:bookmarkEnd w:id="54"/>
       <w:r>
+        <w:lastRenderedPageBreak/>
         <w:t>HU-1.2 — Registrar propietario</w:t>
       </w:r>
       <w:bookmarkEnd w:id="57"/>
@@ -23871,7 +23888,6 @@
           <w:b/>
           <w:bCs/>
         </w:rPr>
-        <w:lastRenderedPageBreak/>
         <w:t>Reglas de negocio:</w:t>
       </w:r>
       <w:r>
@@ -23883,7 +23899,7 @@
         <w:pStyle w:val="Ttulo2"/>
       </w:pPr>
       <w:bookmarkStart w:id="58" w:name="_2775e78a99e9a6c8110a18962d2d3ffe08eb791"/>
-      <w:bookmarkStart w:id="59" w:name="_Toc244199834"/>
+      <w:bookmarkStart w:id="59" w:name="_Toc244209139"/>
       <w:bookmarkEnd w:id="56"/>
       <w:r>
         <w:t>HU-1.3 — Buscar paciente</w:t>
@@ -24336,9 +24352,10 @@
         <w:pStyle w:val="Ttulo2"/>
       </w:pPr>
       <w:bookmarkStart w:id="60" w:name="_a48b917e447c9bb421319764b87fa8fbfffc6ce"/>
-      <w:bookmarkStart w:id="61" w:name="_Toc244199835"/>
+      <w:bookmarkStart w:id="61" w:name="_Toc244209140"/>
       <w:bookmarkEnd w:id="58"/>
       <w:r>
+        <w:lastRenderedPageBreak/>
         <w:t>HU-1.4 — Editar y desactivar mascota</w:t>
       </w:r>
       <w:bookmarkEnd w:id="61"/>
@@ -24877,10 +24894,9 @@
         <w:pStyle w:val="Ttulo2"/>
       </w:pPr>
       <w:bookmarkStart w:id="62" w:name="_c56dbdf70effe4fdddd03cc982164bf6dfa15fd"/>
-      <w:bookmarkStart w:id="63" w:name="_Toc244199836"/>
+      <w:bookmarkStart w:id="63" w:name="_Toc244209141"/>
       <w:bookmarkEnd w:id="60"/>
       <w:r>
-        <w:lastRenderedPageBreak/>
         <w:t>HU-1.5 — Vincular una mascota existente a la clínica</w:t>
       </w:r>
       <w:bookmarkEnd w:id="63"/>
@@ -25250,7 +25266,7 @@
         <w:pStyle w:val="Ttulo1"/>
       </w:pPr>
       <w:bookmarkStart w:id="64" w:name="_8ada1076fc69f75adb455b52b48149b634e12c1"/>
-      <w:bookmarkStart w:id="65" w:name="_Toc244199837"/>
+      <w:bookmarkStart w:id="65" w:name="_Toc244209142"/>
       <w:bookmarkEnd w:id="52"/>
       <w:bookmarkEnd w:id="62"/>
       <w:r>
@@ -25264,7 +25280,7 @@
         <w:pStyle w:val="Ttulo2"/>
       </w:pPr>
       <w:bookmarkStart w:id="66" w:name="_d0fbc850c25121b5bb6429938908d9d6324f20c"/>
-      <w:bookmarkStart w:id="67" w:name="_Toc244199838"/>
+      <w:bookmarkStart w:id="67" w:name="_Toc244209143"/>
       <w:r>
         <w:t>HU-2.1 — Registrar consulta clínica</w:t>
       </w:r>
@@ -25817,7 +25833,7 @@
         <w:pStyle w:val="Ttulo2"/>
       </w:pPr>
       <w:bookmarkStart w:id="68" w:name="_7a453a6eb6ed88e1bfb6e10d4e89e02e93370e4"/>
-      <w:bookmarkStart w:id="69" w:name="_Toc244199839"/>
+      <w:bookmarkStart w:id="69" w:name="_Toc244209144"/>
       <w:bookmarkEnd w:id="66"/>
       <w:r>
         <w:lastRenderedPageBreak/>
@@ -26352,7 +26368,7 @@
         <w:pStyle w:val="Ttulo2"/>
       </w:pPr>
       <w:bookmarkStart w:id="70" w:name="_277d15ee6375124a0d7497cd947f0496d653294"/>
-      <w:bookmarkStart w:id="71" w:name="_Toc244199840"/>
+      <w:bookmarkStart w:id="71" w:name="_Toc244209145"/>
       <w:bookmarkEnd w:id="68"/>
       <w:r>
         <w:t>HU-2.3 — Adjuntar archivos clínicos</w:t>
@@ -26805,7 +26821,7 @@
         <w:pStyle w:val="Ttulo2"/>
       </w:pPr>
       <w:bookmarkStart w:id="72" w:name="_1b98c978e60977db39fc2418db7fe5e3ddc3001"/>
-      <w:bookmarkStart w:id="73" w:name="_Toc244199841"/>
+      <w:bookmarkStart w:id="73" w:name="_Toc244209146"/>
       <w:bookmarkEnd w:id="70"/>
       <w:r>
         <w:lastRenderedPageBreak/>
@@ -27178,7 +27194,7 @@
         <w:pStyle w:val="Ttulo2"/>
       </w:pPr>
       <w:bookmarkStart w:id="74" w:name="_9717672e9e73feeffef28eb38b12c038cdd7bd2"/>
-      <w:bookmarkStart w:id="75" w:name="_Toc244199842"/>
+      <w:bookmarkStart w:id="75" w:name="_Toc244209147"/>
       <w:bookmarkEnd w:id="72"/>
       <w:r>
         <w:t>HU-2.5 — Ver historial clínico completo</w:t>
@@ -27638,7 +27654,7 @@
         <w:pStyle w:val="Ttulo2"/>
       </w:pPr>
       <w:bookmarkStart w:id="76" w:name="_fdc1478d352073634e6bd92f17796cead004715"/>
-      <w:bookmarkStart w:id="77" w:name="_Toc244199843"/>
+      <w:bookmarkStart w:id="77" w:name="_Toc244209148"/>
       <w:bookmarkEnd w:id="74"/>
       <w:r>
         <w:t>HU-2.6 — Atomicidad y feedback de adjuntos en el registro de consulta</w:t>
@@ -28010,7 +28026,7 @@
         <w:pStyle w:val="Ttulo2"/>
       </w:pPr>
       <w:bookmarkStart w:id="78" w:name="_101f0dcf34d14c70ec0f17a5f1393f5d9e5e380"/>
-      <w:bookmarkStart w:id="79" w:name="_Toc244199844"/>
+      <w:bookmarkStart w:id="79" w:name="_Toc244209149"/>
       <w:bookmarkEnd w:id="76"/>
       <w:r>
         <w:lastRenderedPageBreak/>
@@ -28383,7 +28399,7 @@
         <w:pStyle w:val="Ttulo2"/>
       </w:pPr>
       <w:bookmarkStart w:id="80" w:name="_004e46896b85bf56df5905f1e03a53c4af0a844"/>
-      <w:bookmarkStart w:id="81" w:name="_Toc244199845"/>
+      <w:bookmarkStart w:id="81" w:name="_Toc244209150"/>
       <w:bookmarkEnd w:id="78"/>
       <w:r>
         <w:t>HU-2.8 — Sugerencia de diagnósticos probables por síntomas</w:t>
@@ -28917,7 +28933,7 @@
         <w:pStyle w:val="Ttulo2"/>
       </w:pPr>
       <w:bookmarkStart w:id="82" w:name="_dc4885bd67732a434e9ba082721bf6df1e25b78"/>
-      <w:bookmarkStart w:id="83" w:name="_Toc244199846"/>
+      <w:bookmarkStart w:id="83" w:name="_Toc244209151"/>
       <w:bookmarkEnd w:id="80"/>
       <w:r>
         <w:lastRenderedPageBreak/>
@@ -29371,7 +29387,7 @@
         <w:pStyle w:val="Ttulo2"/>
       </w:pPr>
       <w:bookmarkStart w:id="84" w:name="_39e4f7d80042c39922c0142f6da447f46643fcd"/>
-      <w:bookmarkStart w:id="85" w:name="_Toc244199847"/>
+      <w:bookmarkStart w:id="85" w:name="_Toc244209152"/>
       <w:bookmarkEnd w:id="82"/>
       <w:r>
         <w:lastRenderedPageBreak/>
@@ -29832,7 +29848,7 @@
         <w:pStyle w:val="Ttulo2"/>
       </w:pPr>
       <w:bookmarkStart w:id="86" w:name="_ddbeb8d4984f7e7207ef7f02c5c92f4dcdce30d"/>
-      <w:bookmarkStart w:id="87" w:name="_Toc244199848"/>
+      <w:bookmarkStart w:id="87" w:name="_Toc244209153"/>
       <w:bookmarkEnd w:id="84"/>
       <w:r>
         <w:lastRenderedPageBreak/>
@@ -30541,7 +30557,7 @@
         <w:pStyle w:val="Ttulo2"/>
       </w:pPr>
       <w:bookmarkStart w:id="88" w:name="_492240b15c6ebc6fbe3f7fd23583d697b838ee5"/>
-      <w:bookmarkStart w:id="89" w:name="_Toc244199849"/>
+      <w:bookmarkStart w:id="89" w:name="_Toc244209154"/>
       <w:bookmarkEnd w:id="86"/>
       <w:r>
         <w:lastRenderedPageBreak/>
@@ -31157,7 +31173,7 @@
         <w:pStyle w:val="Ttulo1"/>
       </w:pPr>
       <w:bookmarkStart w:id="90" w:name="_d55aebc9deeb1682a62a02ae225cde94fe0baf3"/>
-      <w:bookmarkStart w:id="91" w:name="_Toc244199850"/>
+      <w:bookmarkStart w:id="91" w:name="_Toc244209155"/>
       <w:bookmarkEnd w:id="64"/>
       <w:bookmarkEnd w:id="88"/>
       <w:r>
@@ -31171,7 +31187,7 @@
         <w:pStyle w:val="Ttulo2"/>
       </w:pPr>
       <w:bookmarkStart w:id="92" w:name="_73783a222ff535845613407f8c2c5de0df62c29"/>
-      <w:bookmarkStart w:id="93" w:name="_Toc244199851"/>
+      <w:bookmarkStart w:id="93" w:name="_Toc244209156"/>
       <w:r>
         <w:t>HU-3.1 — Registrar vacunación</w:t>
       </w:r>
@@ -31542,7 +31558,7 @@
         <w:pStyle w:val="Ttulo2"/>
       </w:pPr>
       <w:bookmarkStart w:id="94" w:name="_6075047063f4930391208048315650ed427ae6c"/>
-      <w:bookmarkStart w:id="95" w:name="_Toc244199852"/>
+      <w:bookmarkStart w:id="95" w:name="_Toc244209157"/>
       <w:bookmarkEnd w:id="92"/>
       <w:r>
         <w:t>HU-3.2 — Enviar recordatorio por correo</w:t>
@@ -32076,7 +32092,7 @@
         <w:pStyle w:val="Ttulo2"/>
       </w:pPr>
       <w:bookmarkStart w:id="96" w:name="_781661fe2d15deb5f4d895541dced4f16e579af"/>
-      <w:bookmarkStart w:id="97" w:name="_Toc244199853"/>
+      <w:bookmarkStart w:id="97" w:name="_Toc244209158"/>
       <w:bookmarkEnd w:id="94"/>
       <w:r>
         <w:lastRenderedPageBreak/>
@@ -32449,7 +32465,7 @@
         <w:pStyle w:val="Ttulo2"/>
       </w:pPr>
       <w:bookmarkStart w:id="98" w:name="_8afd4fd6adaa7aec672b37965973c4a0b1b5483"/>
-      <w:bookmarkStart w:id="99" w:name="_Toc244199854"/>
+      <w:bookmarkStart w:id="99" w:name="_Toc244209159"/>
       <w:bookmarkEnd w:id="96"/>
       <w:r>
         <w:t>HU-3.4 — Registrar desparasitación</w:t>
@@ -32821,7 +32837,7 @@
         <w:pStyle w:val="Ttulo2"/>
       </w:pPr>
       <w:bookmarkStart w:id="100" w:name="_69b92288d624f1c737d99fa43d727735c1c78ac"/>
-      <w:bookmarkStart w:id="101" w:name="_Toc244199855"/>
+      <w:bookmarkStart w:id="101" w:name="_Toc244209160"/>
       <w:bookmarkEnd w:id="98"/>
       <w:r>
         <w:t>HU-3.5 — Panel de vacunaciones pendientes</w:t>
@@ -33193,7 +33209,7 @@
         <w:pStyle w:val="Ttulo2"/>
       </w:pPr>
       <w:bookmarkStart w:id="102" w:name="_83b2b6ee9ef84433e407efb3456acc0bf8c705f"/>
-      <w:bookmarkStart w:id="103" w:name="_Toc244199856"/>
+      <w:bookmarkStart w:id="103" w:name="_Toc244209161"/>
       <w:bookmarkEnd w:id="100"/>
       <w:r>
         <w:lastRenderedPageBreak/>
@@ -33647,7 +33663,7 @@
         <w:pStyle w:val="Ttulo1"/>
       </w:pPr>
       <w:bookmarkStart w:id="104" w:name="_0bc479c0be240e26431ebdd296a7a53444b2628"/>
-      <w:bookmarkStart w:id="105" w:name="_Toc244199857"/>
+      <w:bookmarkStart w:id="105" w:name="_Toc244209162"/>
       <w:bookmarkEnd w:id="90"/>
       <w:bookmarkEnd w:id="102"/>
       <w:r>
@@ -33661,7 +33677,7 @@
         <w:pStyle w:val="Ttulo2"/>
       </w:pPr>
       <w:bookmarkStart w:id="106" w:name="_83a9ef67ed8a24f8f8fb200a3c30fdc3bf36c17"/>
-      <w:bookmarkStart w:id="107" w:name="_Toc244199858"/>
+      <w:bookmarkStart w:id="107" w:name="_Toc244209163"/>
       <w:r>
         <w:t>HU-4.1 — Agendar cita</w:t>
       </w:r>
@@ -33807,7 +33823,7 @@
               <w:keepNext/>
             </w:pPr>
             <w:r>
-              <w:t>Solo veterinario y propietario deben poder crear citas con fecha, hora, mascota, tipo/motivo y veterinario.</w:t>
+              <w:t>Solo veterinario y propietario deben crear citas dentro de su contexto autorizado.</w:t>
             </w:r>
           </w:p>
         </w:tc>
@@ -33835,7 +33851,7 @@
               <w:keepNext/>
             </w:pPr>
             <w:r>
-              <w:t>El veterinario crea dentro de su alcance; el propietario solo para mascota propia/clínica vinculada; POST de creación del administrador da 403 sin retirar su supervisión, cancelación, reprogramación ni configuración autorizadas.</w:t>
+              <w:t>Administrador no crea. La misma persona propietario/veterinario puede reservar para su propia mascota en ambos contextos; se auditan actor, rol activo y coincidencia del veterinario con el propietario (RN-G18).</w:t>
             </w:r>
           </w:p>
         </w:tc>
@@ -33969,7 +33985,7 @@
               <w:keepNext/>
             </w:pPr>
             <w:r>
-              <w:t>La reserva ordinaria debe caber completa, duración más margen, en la disponibilidad vigente.</w:t>
+              <w:t>La reserva debe caber completa en la disponibilidad vigente; solo una jornada aprobada permite empezar a agendar.</w:t>
             </w:r>
           </w:p>
         </w:tc>
@@ -33997,7 +34013,7 @@
               <w:keepNext/>
             </w:pPr>
             <w:r>
-              <w:t>Una reserva que acaba exactamente en el extremo de franja cabe; un segundo después no. Sin horario de clínica o veterinario no se ofrece disponibilidad.</w:t>
+              <w:t>Duración más margen cabe al extremo exacto de franja. Al abrir Nueva cita sin horario aprobado se avisa «Aún no tienes horario aprobado: propón tu horario en Mi perfil» y no se inicia el formulario. El portal excluye veterinarios sin horario aprobado.</w:t>
             </w:r>
           </w:p>
         </w:tc>
@@ -34194,9 +34210,10 @@
         <w:pStyle w:val="Ttulo2"/>
       </w:pPr>
       <w:bookmarkStart w:id="108" w:name="_102fb6dec5375a39a698cb955a51646f9817d25"/>
-      <w:bookmarkStart w:id="109" w:name="_Toc244199859"/>
+      <w:bookmarkStart w:id="109" w:name="_Toc244209164"/>
       <w:bookmarkEnd w:id="106"/>
       <w:r>
+        <w:lastRenderedPageBreak/>
         <w:t>HU-4.2 — Cancelar o reprogramar cita</w:t>
       </w:r>
       <w:bookmarkEnd w:id="109"/>
@@ -34224,11 +34241,11 @@
         <w:tblLook w:val="0020" w:firstRow="1" w:lastRow="0" w:firstColumn="0" w:lastColumn="0" w:noHBand="0" w:noVBand="0"/>
       </w:tblPr>
       <w:tblGrid>
-        <w:gridCol w:w="1110"/>
-        <w:gridCol w:w="2893"/>
+        <w:gridCol w:w="1112"/>
+        <w:gridCol w:w="2855"/>
         <w:gridCol w:w="1444"/>
-        <w:gridCol w:w="2893"/>
-        <w:gridCol w:w="1220"/>
+        <w:gridCol w:w="2927"/>
+        <w:gridCol w:w="1222"/>
       </w:tblGrid>
       <w:tr>
         <w:trPr>
@@ -34238,7 +34255,7 @@
         </w:trPr>
         <w:tc>
           <w:tcPr>
-            <w:tcW w:w="581" w:type="pct"/>
+            <w:tcW w:w="582" w:type="pct"/>
           </w:tcPr>
           <w:p>
             <w:pPr>
@@ -34252,7 +34269,7 @@
         </w:tc>
         <w:tc>
           <w:tcPr>
-            <w:tcW w:w="1513" w:type="pct"/>
+            <w:tcW w:w="1493" w:type="pct"/>
           </w:tcPr>
           <w:p>
             <w:pPr>
@@ -34280,7 +34297,7 @@
         </w:tc>
         <w:tc>
           <w:tcPr>
-            <w:tcW w:w="1513" w:type="pct"/>
+            <w:tcW w:w="1531" w:type="pct"/>
           </w:tcPr>
           <w:p>
             <w:pPr>
@@ -34313,7 +34330,7 @@
         </w:trPr>
         <w:tc>
           <w:tcPr>
-            <w:tcW w:w="581" w:type="pct"/>
+            <w:tcW w:w="582" w:type="pct"/>
           </w:tcPr>
           <w:p>
             <w:pPr>
@@ -34333,7 +34350,7 @@
         </w:tc>
         <w:tc>
           <w:tcPr>
-            <w:tcW w:w="1513" w:type="pct"/>
+            <w:tcW w:w="1493" w:type="pct"/>
           </w:tcPr>
           <w:p>
             <w:pPr>
@@ -34361,7 +34378,7 @@
         </w:tc>
         <w:tc>
           <w:tcPr>
-            <w:tcW w:w="1513" w:type="pct"/>
+            <w:tcW w:w="1531" w:type="pct"/>
           </w:tcPr>
           <w:p>
             <w:pPr>
@@ -34394,7 +34411,7 @@
         </w:trPr>
         <w:tc>
           <w:tcPr>
-            <w:tcW w:w="581" w:type="pct"/>
+            <w:tcW w:w="582" w:type="pct"/>
           </w:tcPr>
           <w:p>
             <w:pPr>
@@ -34414,7 +34431,7 @@
         </w:tc>
         <w:tc>
           <w:tcPr>
-            <w:tcW w:w="1513" w:type="pct"/>
+            <w:tcW w:w="1493" w:type="pct"/>
           </w:tcPr>
           <w:p>
             <w:pPr>
@@ -34442,7 +34459,7 @@
         </w:tc>
         <w:tc>
           <w:tcPr>
-            <w:tcW w:w="1513" w:type="pct"/>
+            <w:tcW w:w="1531" w:type="pct"/>
           </w:tcPr>
           <w:p>
             <w:pPr>
@@ -34475,7 +34492,7 @@
         </w:trPr>
         <w:tc>
           <w:tcPr>
-            <w:tcW w:w="581" w:type="pct"/>
+            <w:tcW w:w="582" w:type="pct"/>
           </w:tcPr>
           <w:p>
             <w:pPr>
@@ -34495,7 +34512,7 @@
         </w:tc>
         <w:tc>
           <w:tcPr>
-            <w:tcW w:w="1513" w:type="pct"/>
+            <w:tcW w:w="1493" w:type="pct"/>
           </w:tcPr>
           <w:p>
             <w:pPr>
@@ -34523,7 +34540,7 @@
         </w:tc>
         <w:tc>
           <w:tcPr>
-            <w:tcW w:w="1513" w:type="pct"/>
+            <w:tcW w:w="1531" w:type="pct"/>
           </w:tcPr>
           <w:p>
             <w:pPr>
@@ -34556,11 +34573,12 @@
         </w:trPr>
         <w:tc>
           <w:tcPr>
-            <w:tcW w:w="581" w:type="pct"/>
-          </w:tcPr>
-          <w:p>
-            <w:pPr>
-              <w:pStyle w:val="Celda"/>
+            <w:tcW w:w="582" w:type="pct"/>
+          </w:tcPr>
+          <w:p>
+            <w:pPr>
+              <w:pStyle w:val="Celda"/>
+              <w:keepNext/>
             </w:pPr>
             <w:r>
               <w:t>RE</w:t>
@@ -34575,11 +34593,12 @@
         </w:tc>
         <w:tc>
           <w:tcPr>
-            <w:tcW w:w="1513" w:type="pct"/>
-          </w:tcPr>
-          <w:p>
-            <w:pPr>
-              <w:pStyle w:val="Celda"/>
+            <w:tcW w:w="1493" w:type="pct"/>
+          </w:tcPr>
+          <w:p>
+            <w:pPr>
+              <w:pStyle w:val="Celda"/>
+              <w:keepNext/>
             </w:pPr>
             <w:r>
               <w:t>El sistema debe impedir reprogramar a un horario ocupado.</w:t>
@@ -34593,6 +34612,7 @@
           <w:p>
             <w:pPr>
               <w:pStyle w:val="Celda"/>
+              <w:keepNext/>
             </w:pPr>
             <w:r>
               <w:t>Restricción</w:t>
@@ -34601,14 +34621,92 @@
         </w:tc>
         <w:tc>
           <w:tcPr>
-            <w:tcW w:w="1513" w:type="pct"/>
-          </w:tcPr>
-          <w:p>
-            <w:pPr>
-              <w:pStyle w:val="Celda"/>
+            <w:tcW w:w="1531" w:type="pct"/>
+          </w:tcPr>
+          <w:p>
+            <w:pPr>
+              <w:pStyle w:val="Celda"/>
+              <w:keepNext/>
             </w:pPr>
             <w:r>
               <w:t>Reprogramar a un horario ocupado es rechazado.</w:t>
+            </w:r>
+          </w:p>
+        </w:tc>
+        <w:tc>
+          <w:tcPr>
+            <w:tcW w:w="639" w:type="pct"/>
+          </w:tcPr>
+          <w:p>
+            <w:pPr>
+              <w:pStyle w:val="Celda"/>
+              <w:keepNext/>
+            </w:pPr>
+            <w:r>
+              <w:t>Alta</w:t>
+            </w:r>
+          </w:p>
+        </w:tc>
+      </w:tr>
+      <w:tr>
+        <w:trPr>
+          <w:cantSplit/>
+        </w:trPr>
+        <w:tc>
+          <w:tcPr>
+            <w:tcW w:w="582" w:type="pct"/>
+          </w:tcPr>
+          <w:p>
+            <w:pPr>
+              <w:pStyle w:val="Celda"/>
+            </w:pPr>
+            <w:r>
+              <w:t>RE</w:t>
+            </w:r>
+            <w:r>
+              <w:noBreakHyphen/>
+            </w:r>
+            <w:r>
+              <w:t>4.2.5</w:t>
+            </w:r>
+          </w:p>
+        </w:tc>
+        <w:tc>
+          <w:tcPr>
+            <w:tcW w:w="1493" w:type="pct"/>
+          </w:tcPr>
+          <w:p>
+            <w:pPr>
+              <w:pStyle w:val="Celda"/>
+            </w:pPr>
+            <w:r>
+              <w:t>El servidor debe aplicar el plazo configurable de cambios ordinarios RN-430.</w:t>
+            </w:r>
+          </w:p>
+        </w:tc>
+        <w:tc>
+          <w:tcPr>
+            <w:tcW w:w="755" w:type="pct"/>
+          </w:tcPr>
+          <w:p>
+            <w:pPr>
+              <w:pStyle w:val="Celda"/>
+            </w:pPr>
+            <w:r>
+              <w:t>Restricción</w:t>
+            </w:r>
+          </w:p>
+        </w:tc>
+        <w:tc>
+          <w:tcPr>
+            <w:tcW w:w="1531" w:type="pct"/>
+          </w:tcPr>
+          <w:p>
+            <w:pPr>
+              <w:pStyle w:val="Celda"/>
+            </w:pPr>
+            <w:r>
+              <w:t>Propietario/veterinario son rechazados a menos de N minutos de la hora pactada original, incluso por POST o arrastre; exacto N permite y N=0 desactiva. Portal muestra el mensaje de RN-430; veterinario oculta acciones. Administrador cancela con motivo de 1–255 caracteres auditado. Urgencias, cascada y decisión clínica de Llegadas mantienen sus flujos y permisos.</w:t>
             </w:r>
           </w:p>
         </w:tc>
@@ -34639,7 +34737,7 @@
         <w:t>Reglas de negocio:</w:t>
       </w:r>
       <w:r>
-        <w:t xml:space="preserve"> RN-405</w:t>
+        <w:t xml:space="preserve"> RN-430, RN-405</w:t>
       </w:r>
     </w:p>
     <w:p>
@@ -34647,7 +34745,7 @@
         <w:pStyle w:val="Ttulo2"/>
       </w:pPr>
       <w:bookmarkStart w:id="110" w:name="_bc90a9ef9035fcbf5d83826a75a2a7caba95288"/>
-      <w:bookmarkStart w:id="111" w:name="_Toc244199860"/>
+      <w:bookmarkStart w:id="111" w:name="_Toc244209165"/>
       <w:bookmarkEnd w:id="108"/>
       <w:r>
         <w:lastRenderedPageBreak/>
@@ -35519,7 +35617,7 @@
         <w:pStyle w:val="Ttulo2"/>
       </w:pPr>
       <w:bookmarkStart w:id="112" w:name="_0ab1d1688e3b6d42f481962b5abe908ca5f185e"/>
-      <w:bookmarkStart w:id="113" w:name="_Toc244199861"/>
+      <w:bookmarkStart w:id="113" w:name="_Toc244209166"/>
       <w:bookmarkEnd w:id="110"/>
       <w:r>
         <w:lastRenderedPageBreak/>
@@ -35973,7 +36071,7 @@
         <w:pStyle w:val="Ttulo2"/>
       </w:pPr>
       <w:bookmarkStart w:id="114" w:name="_391b83d5c01b20c64bec4d1baa2ded83b27b3cc"/>
-      <w:bookmarkStart w:id="115" w:name="_Toc244199862"/>
+      <w:bookmarkStart w:id="115" w:name="_Toc244209167"/>
       <w:bookmarkEnd w:id="112"/>
       <w:r>
         <w:t>HU-4.5 — Registrar hora real de atención y gestionar retrasos</w:t>
@@ -36003,10 +36101,10 @@
         <w:tblLook w:val="0020" w:firstRow="1" w:lastRow="0" w:firstColumn="0" w:lastColumn="0" w:noHBand="0" w:noVBand="0"/>
       </w:tblPr>
       <w:tblGrid>
-        <w:gridCol w:w="1112"/>
-        <w:gridCol w:w="2973"/>
+        <w:gridCol w:w="1114"/>
+        <w:gridCol w:w="2987"/>
         <w:gridCol w:w="1222"/>
-        <w:gridCol w:w="3031"/>
+        <w:gridCol w:w="3015"/>
         <w:gridCol w:w="1222"/>
       </w:tblGrid>
       <w:tr>
@@ -36031,7 +36129,7 @@
         </w:tc>
         <w:tc>
           <w:tcPr>
-            <w:tcW w:w="1555" w:type="pct"/>
+            <w:tcW w:w="1562" w:type="pct"/>
           </w:tcPr>
           <w:p>
             <w:pPr>
@@ -36059,7 +36157,7 @@
         </w:tc>
         <w:tc>
           <w:tcPr>
-            <w:tcW w:w="1585" w:type="pct"/>
+            <w:tcW w:w="1577" w:type="pct"/>
           </w:tcPr>
           <w:p>
             <w:pPr>
@@ -36112,7 +36210,7 @@
         </w:tc>
         <w:tc>
           <w:tcPr>
-            <w:tcW w:w="1555" w:type="pct"/>
+            <w:tcW w:w="1562" w:type="pct"/>
           </w:tcPr>
           <w:p>
             <w:pPr>
@@ -36140,7 +36238,7 @@
         </w:tc>
         <w:tc>
           <w:tcPr>
-            <w:tcW w:w="1585" w:type="pct"/>
+            <w:tcW w:w="1577" w:type="pct"/>
           </w:tcPr>
           <w:p>
             <w:pPr>
@@ -36193,7 +36291,7 @@
         </w:tc>
         <w:tc>
           <w:tcPr>
-            <w:tcW w:w="1555" w:type="pct"/>
+            <w:tcW w:w="1562" w:type="pct"/>
           </w:tcPr>
           <w:p>
             <w:pPr>
@@ -36221,7 +36319,7 @@
         </w:tc>
         <w:tc>
           <w:tcPr>
-            <w:tcW w:w="1585" w:type="pct"/>
+            <w:tcW w:w="1577" w:type="pct"/>
           </w:tcPr>
           <w:p>
             <w:pPr>
@@ -36273,14 +36371,14 @@
         </w:tc>
         <w:tc>
           <w:tcPr>
-            <w:tcW w:w="1555" w:type="pct"/>
-          </w:tcPr>
-          <w:p>
-            <w:pPr>
-              <w:pStyle w:val="Celda"/>
-            </w:pPr>
-            <w:r>
-              <w:t>El sistema debe recalcular las siguientes citas con la política M y conservar pactadas, estimadas y reales separadas.</w:t>
+            <w:tcW w:w="1562" w:type="pct"/>
+          </w:tcPr>
+          <w:p>
+            <w:pPr>
+              <w:pStyle w:val="Celda"/>
+            </w:pPr>
+            <w:r>
+              <w:t>El sistema debe recalcular con política M, separando horas pactadas, estimadas y reales.</w:t>
             </w:r>
           </w:p>
         </w:tc>
@@ -36299,14 +36397,14 @@
         </w:tc>
         <w:tc>
           <w:tcPr>
-            <w:tcW w:w="1585" w:type="pct"/>
-          </w:tcPr>
-          <w:p>
-            <w:pPr>
-              <w:pStyle w:val="Celda"/>
-            </w:pPr>
-            <w:r>
-              <w:t>Nominal 09:50 y margen 10: fin 10:00 conserva extremo 10:00; fin 10:01 lo lleva a 10:01. Recalcular idénticos hechos/reloj no acumula otro delta; después de completar, avanzar reloj no altera el resultado.</w:t>
+            <w:tcW w:w="1577" w:type="pct"/>
+          </w:tcPr>
+          <w:p>
+            <w:pPr>
+              <w:pStyle w:val="Celda"/>
+            </w:pPr>
+            <w:r>
+              <w:t>Durante atención el margen único no se regenera. Al completar a las 10:00, el extremo queda a las 10:00, aunque el nominal más margen sea posterior; el sobrante permite reservas y recupera retrasos de la cascada sin adelantar pactadas. Avanzar reloj tras completar no altera el resultado.</w:t>
             </w:r>
           </w:p>
         </w:tc>
@@ -36345,9 +36443,10 @@
         <w:pStyle w:val="Ttulo2"/>
       </w:pPr>
       <w:bookmarkStart w:id="116" w:name="_fd2845ac88e46c3520f61b9b4ded26b35f37534"/>
-      <w:bookmarkStart w:id="117" w:name="_Toc244199863"/>
+      <w:bookmarkStart w:id="117" w:name="_Toc244209168"/>
       <w:bookmarkEnd w:id="114"/>
       <w:r>
+        <w:lastRenderedPageBreak/>
         <w:t>HU-4.6 — Buffer configurable entre citas</w:t>
       </w:r>
       <w:bookmarkEnd w:id="117"/>
@@ -36636,10 +36735,9 @@
         <w:pStyle w:val="Ttulo2"/>
       </w:pPr>
       <w:bookmarkStart w:id="118" w:name="_4786f5b438d23c36e067f350ad8ed0097d027c2"/>
-      <w:bookmarkStart w:id="119" w:name="_Toc244199864"/>
+      <w:bookmarkStart w:id="119" w:name="_Toc244209169"/>
       <w:bookmarkEnd w:id="116"/>
       <w:r>
-        <w:lastRenderedPageBreak/>
         <w:t>HU-4.7 — Estado "no asistió" y ausentismo</w:t>
       </w:r>
       <w:bookmarkEnd w:id="119"/>
@@ -37021,7 +37119,7 @@
         <w:pStyle w:val="Ttulo2"/>
       </w:pPr>
       <w:bookmarkStart w:id="120" w:name="_0d930997ffa83b9b36b150e5e50b933f66b264d"/>
-      <w:bookmarkStart w:id="121" w:name="_Toc244199865"/>
+      <w:bookmarkStart w:id="121" w:name="_Toc244209170"/>
       <w:bookmarkEnd w:id="118"/>
       <w:r>
         <w:t>HU-4.8 — Bloqueos de agenda del veterinario y días no laborables</w:t>
@@ -37328,7 +37426,7 @@
               <w:pStyle w:val="Celda"/>
             </w:pPr>
             <w:r>
-              <w:t>El sistema debe excluir esos periodos de la disponibilidad.</w:t>
+              <w:t>La disponibilidad y el calendario deben excluir periodos cerrados.</w:t>
             </w:r>
           </w:p>
         </w:tc>
@@ -37354,7 +37452,7 @@
               <w:pStyle w:val="Celda"/>
             </w:pPr>
             <w:r>
-              <w:t>No se agenda en bloqueos ni festivos.</w:t>
+              <w:t>Un día completamente cerrado por semana o cierre puntual tiene el aspecto de pasado, sin «+», sin agendar al tocar ni recibir arrastres; sus eventos siguen consultables. Un cierre parcial solo resta sus intervalos.</w:t>
             </w:r>
           </w:p>
         </w:tc>
@@ -37393,7 +37491,7 @@
         <w:pStyle w:val="Ttulo2"/>
       </w:pPr>
       <w:bookmarkStart w:id="122" w:name="_592e3b26ee2d82de9a78960621790aca76cbe41"/>
-      <w:bookmarkStart w:id="123" w:name="_Toc244199866"/>
+      <w:bookmarkStart w:id="123" w:name="_Toc244209171"/>
       <w:bookmarkEnd w:id="120"/>
       <w:r>
         <w:lastRenderedPageBreak/>
@@ -37766,7 +37864,7 @@
         <w:pStyle w:val="Ttulo2"/>
       </w:pPr>
       <w:bookmarkStart w:id="124" w:name="_53bf433c324c03bf220d8f1ea57572094c24d19"/>
-      <w:bookmarkStart w:id="125" w:name="_Toc244199867"/>
+      <w:bookmarkStart w:id="125" w:name="_Toc244209172"/>
       <w:bookmarkEnd w:id="122"/>
       <w:r>
         <w:t>HU-4.10 — Confirmar asistencia a la cita desde el recordatorio</w:t>
@@ -38138,7 +38236,7 @@
         <w:pStyle w:val="Ttulo2"/>
       </w:pPr>
       <w:bookmarkStart w:id="126" w:name="_bc4a4c08f4864e57db7a13372e3c901c5711bb9"/>
-      <w:bookmarkStart w:id="127" w:name="_Toc244199868"/>
+      <w:bookmarkStart w:id="127" w:name="_Toc244209173"/>
       <w:bookmarkEnd w:id="124"/>
       <w:r>
         <w:lastRenderedPageBreak/>
@@ -38367,7 +38465,7 @@
               <w:keepNext/>
             </w:pPr>
             <w:r>
-              <w:t>Las franjas no deben solaparse entre sí ni con el horario del mismo veterinario en otra clínica, y deben caer dentro del horario de la clínica.</w:t>
+              <w:t>Las franjas no deben solaparse ni salir de la apertura, tampoco chocar con horarios del mismo veterinario en otra clínica.</w:t>
             </w:r>
           </w:p>
         </w:tc>
@@ -38395,7 +38493,7 @@
               <w:keepNext/>
             </w:pPr>
             <w:r>
-              <w:t>Un solape o una franja fuera de rango se rechaza; si el choque es con otra clínica, el aviso no muestra el horario de esa clínica.</w:t>
+              <w:t>Clínica lunes–viernes 08–12 y 14–18 acepta propuesta idéntica. Sábado/domingo cerrados quedan bloqueados en el formulario; límites de horas y validación en vivo impiden proponer fuera. El servidor rechaza también un envío forzado; un conflicto ajeno no revela horas ni clínica.</w:t>
             </w:r>
           </w:p>
         </w:tc>
@@ -38608,7 +38706,7 @@
               <w:pStyle w:val="Celda"/>
             </w:pPr>
             <w:r>
-              <w:t>Solo el administrador debe poder modificar el horario; el veterinario solo puede proponer cambios, que se aplican al ser aprobados.</w:t>
+              <w:t>El administrador modifica/aprueba el horario; el veterinario solo propone.</w:t>
             </w:r>
           </w:p>
         </w:tc>
@@ -38634,7 +38732,7 @@
               <w:pStyle w:val="Celda"/>
             </w:pPr>
             <w:r>
-              <w:t>Un veterinario que intenta guardar su horario directamente recibe 403; su propuesta queda pendiente hasta que el administrador la aprueba.</w:t>
+              <w:t>Guardado directo del veterinario da 403. Propuesta y aviso interno pendiente al administrador de esa clínica se guardan atómicamente y sin duplicar al reintentar; no cambian aún jornada ni citas.</w:t>
             </w:r>
           </w:p>
         </w:tc>
@@ -38673,7 +38771,7 @@
         <w:pStyle w:val="Ttulo2"/>
       </w:pPr>
       <w:bookmarkStart w:id="128" w:name="_3a9da54e9b682c781ba4f8ec9fb08eb1ae51469"/>
-      <w:bookmarkStart w:id="129" w:name="_Toc244199869"/>
+      <w:bookmarkStart w:id="129" w:name="_Toc244209174"/>
       <w:bookmarkEnd w:id="126"/>
       <w:r>
         <w:lastRenderedPageBreak/>
@@ -39208,7 +39306,7 @@
         <w:pStyle w:val="Ttulo2"/>
       </w:pPr>
       <w:bookmarkStart w:id="130" w:name="_d5e60343e26d4758074a6efaed07b69cd6c3551"/>
-      <w:bookmarkStart w:id="131" w:name="_Toc244199870"/>
+      <w:bookmarkStart w:id="131" w:name="_Toc244209175"/>
       <w:bookmarkEnd w:id="128"/>
       <w:r>
         <w:lastRenderedPageBreak/>
@@ -39536,7 +39634,7 @@
               <w:keepNext/>
             </w:pPr>
             <w:r>
-              <w:t>El sistema debe ubicar por nivel, provisional mientras haya revisión pendiente: rojo a derivación, naranja a sobrecupo, amarillo primer espacio y verde elección.</w:t>
+              <w:t>El sistema debe ofrecer horarios por nivel aprobado o provisional.</w:t>
             </w:r>
           </w:p>
         </w:tc>
@@ -39564,7 +39662,7 @@
               <w:keepNext/>
             </w:pPr>
             <w:r>
-              <w:t>Revisión pendiente o inmediata permite ofrecer y reservar horario con aviso al veterinario (RN-418). Rojo avisa/deriva de inmediato sin horarios, sin acreditar presencia ni pausar; naranja respeta bloque/tope, amarillo primer intervalo completo y verde elige. Si se revisa después de reservar, la reclasificación existente aplica el nivel aprobado con motivo/auditoría a la cita: rojo a Urgencias, naranja con RN-422 y descenso conserva espacio (RN-419/RN-423).</w:t>
+              <w:t>Verde y amarillo muestran todos los horarios libres del día, el primero «Recomendado», y permiten elegir cualquiera en portal y Nueva cita. Naranja muestra los tres más cercanos, se asigna al primero libre y explica «Nivel naranja: se le asigna el primer horario libre para atenderlo cuanto antes»; respeta RN-422. Rojo deriva sin horarios. Revisión pendiente/inmediata permite reservar con aviso; revisión posterior aplica reclasificación con motivo/auditoría, rojo a Urgencias y descenso conserva espacio.</w:t>
             </w:r>
           </w:p>
         </w:tc>
@@ -39698,7 +39796,7 @@
               <w:keepNext/>
             </w:pPr>
             <w:r>
-              <w:t>La reserva debe bloquear recursos estables y revalidar el hueco; si se ocupó, buscar alternativas.</w:t>
+              <w:t>La reserva debe bloquear recursos estables y revalidar el hueco.</w:t>
             </w:r>
           </w:p>
         </w:tc>
@@ -39726,7 +39824,7 @@
               <w:keepNext/>
             </w:pPr>
             <w:r>
-              <w:t>Amarillo recalcula primer compatible y naranja bloque/tope; verde recibe alternativas para elegir, sin confirmar otra hora unilateralmente.</w:t>
+              <w:t>Verde/amarillo conservan la hora elegida si sigue disponible; si se ocupó reciben alternativas sin cambiarla unilateralmente. Naranja recalcula el primero libre y el tope del bloque.</w:t>
             </w:r>
           </w:p>
         </w:tc>
@@ -39924,7 +40022,7 @@
         <w:pStyle w:val="Ttulo2"/>
       </w:pPr>
       <w:bookmarkStart w:id="132" w:name="_d4adac7448e74c17e6bb33bf496ee79d1222807"/>
-      <w:bookmarkStart w:id="133" w:name="_Toc244199871"/>
+      <w:bookmarkStart w:id="133" w:name="_Toc244209176"/>
       <w:bookmarkEnd w:id="130"/>
       <w:r>
         <w:t>HU-4.14 — Reajuste de agenda en vivo (efecto cascada)</w:t>
@@ -40620,7 +40718,7 @@
         <w:pStyle w:val="Ttulo2"/>
       </w:pPr>
       <w:bookmarkStart w:id="134" w:name="_91e1c705d28c1a221b008d52046353792175d0f"/>
-      <w:bookmarkStart w:id="135" w:name="_Toc244199872"/>
+      <w:bookmarkStart w:id="135" w:name="_Toc244209177"/>
       <w:bookmarkEnd w:id="132"/>
       <w:r>
         <w:lastRenderedPageBreak/>
@@ -40768,7 +40866,7 @@
               <w:keepNext/>
             </w:pPr>
             <w:r>
-              <w:t>El rojo remoto debe registrar derivación y aviso inmediato; solo llegada física acreditada habilita el circuito presencial de prioridad máxima.</w:t>
+              <w:t>El rojo remoto debe registrar derivación/aviso inmediato; solo llegada física acreditada habilita atención presencial.</w:t>
             </w:r>
           </w:p>
         </w:tc>
@@ -40796,7 +40894,7 @@
               <w:keepNext/>
             </w:pPr>
             <w:r>
-              <w:t>O-01/O-02 no crean reserva ordinaria, hora_llegada, pausa ni inicio real desde el portal; al llegar se enlaza el mismo caso sin duplicarlo ni retrasar aviso por revisión o cuota.</w:t>
+              <w:t>«Ir a Urgencias» desde Nueva cita abre llegada con mascota y resumen de síntomas/exposiciones ya cargados, reutilizando la solicitud y su evaluación persistida. Abrir no acredita llegada ni crea otra solicitud. Confirmar la llegada enlaza el mismo caso; rojo remoto no crea reserva, pausa ni inicio real.</w:t>
             </w:r>
           </w:p>
         </w:tc>
@@ -41075,6 +41173,7 @@
               <w:keepNext/>
             </w:pPr>
             <w:r>
+              <w:lastRenderedPageBreak/>
               <w:t>RE</w:t>
             </w:r>
             <w:r>
@@ -41156,7 +41255,6 @@
               <w:keepNext/>
             </w:pPr>
             <w:r>
-              <w:lastRenderedPageBreak/>
               <w:t>RE</w:t>
             </w:r>
             <w:r>
@@ -41570,9 +41668,10 @@
         <w:pStyle w:val="Ttulo2"/>
       </w:pPr>
       <w:bookmarkStart w:id="136" w:name="_c78d8424c335bf78fd48b1955b4f1a67eda143f"/>
-      <w:bookmarkStart w:id="137" w:name="_Toc244199873"/>
+      <w:bookmarkStart w:id="137" w:name="_Toc244209178"/>
       <w:bookmarkEnd w:id="134"/>
       <w:r>
+        <w:lastRenderedPageBreak/>
         <w:t>HU-4.16 — Sugerir veterinario al agendar</w:t>
       </w:r>
       <w:bookmarkEnd w:id="137"/>
@@ -41861,10 +41960,9 @@
         <w:pStyle w:val="Ttulo2"/>
       </w:pPr>
       <w:bookmarkStart w:id="138" w:name="_d95563cf58dd7b4419944c1578610bfcd0b1db0"/>
-      <w:bookmarkStart w:id="139" w:name="_Toc244199874"/>
+      <w:bookmarkStart w:id="139" w:name="_Toc244209179"/>
       <w:bookmarkEnd w:id="136"/>
       <w:r>
-        <w:lastRenderedPageBreak/>
         <w:t>HU-4.17 — Recalcular el triage cuando cambian los síntomas</w:t>
       </w:r>
       <w:bookmarkEnd w:id="139"/>
@@ -42333,9 +42431,10 @@
         <w:pStyle w:val="Ttulo2"/>
       </w:pPr>
       <w:bookmarkStart w:id="140" w:name="_8b0a1409d398bf3e63485141aa804db028749ca"/>
-      <w:bookmarkStart w:id="141" w:name="_Toc244199875"/>
+      <w:bookmarkStart w:id="141" w:name="_Toc244209180"/>
       <w:bookmarkEnd w:id="138"/>
       <w:r>
+        <w:lastRenderedPageBreak/>
         <w:t>HU-4.18 — Ajustar el nivel de triage (veterinario)</w:t>
       </w:r>
       <w:bookmarkEnd w:id="141"/>
@@ -42786,10 +42885,9 @@
         <w:pStyle w:val="Ttulo2"/>
       </w:pPr>
       <w:bookmarkStart w:id="142" w:name="_cf2722ce0434310059a1401a7a9236f9f75ab69"/>
-      <w:bookmarkStart w:id="143" w:name="_Toc244199876"/>
+      <w:bookmarkStart w:id="143" w:name="_Toc244209181"/>
       <w:bookmarkEnd w:id="140"/>
       <w:r>
-        <w:lastRenderedPageBreak/>
         <w:t>HU-4.19 — Manejar la llegada tarde del propietario</w:t>
       </w:r>
       <w:bookmarkEnd w:id="143"/>
@@ -43240,7 +43338,7 @@
         <w:pStyle w:val="Ttulo1"/>
       </w:pPr>
       <w:bookmarkStart w:id="144" w:name="_448b6637f95054bfc4854cb12826ea84d2acba0"/>
-      <w:bookmarkStart w:id="145" w:name="_Toc244199877"/>
+      <w:bookmarkStart w:id="145" w:name="_Toc244209182"/>
       <w:bookmarkEnd w:id="104"/>
       <w:bookmarkEnd w:id="142"/>
       <w:r>
@@ -43254,7 +43352,7 @@
         <w:pStyle w:val="Ttulo2"/>
       </w:pPr>
       <w:bookmarkStart w:id="146" w:name="_af054ffcebd6910222ee7d6c1d020875947335e"/>
-      <w:bookmarkStart w:id="147" w:name="_Toc244199878"/>
+      <w:bookmarkStart w:id="147" w:name="_Toc244209183"/>
       <w:r>
         <w:t>HU-5.1 — Portal del propietario</w:t>
       </w:r>
@@ -44209,7 +44307,7 @@
         <w:pStyle w:val="Ttulo2"/>
       </w:pPr>
       <w:bookmarkStart w:id="148" w:name="_6b1c61431b8f8f0fcc4ce60077071b912ba2b45"/>
-      <w:bookmarkStart w:id="149" w:name="_Toc244199879"/>
+      <w:bookmarkStart w:id="149" w:name="_Toc244209184"/>
       <w:bookmarkEnd w:id="146"/>
       <w:r>
         <w:t>HU-5.2 — Auto-registro de propietario</w:t>
@@ -44743,7 +44841,7 @@
         <w:pStyle w:val="Ttulo2"/>
       </w:pPr>
       <w:bookmarkStart w:id="150" w:name="_f4d063018be410b507969fa4c62074124f833cf"/>
-      <w:bookmarkStart w:id="151" w:name="_Toc244199880"/>
+      <w:bookmarkStart w:id="151" w:name="_Toc244209185"/>
       <w:bookmarkEnd w:id="148"/>
       <w:r>
         <w:lastRenderedPageBreak/>
@@ -45285,7 +45383,7 @@
         <w:pStyle w:val="Ttulo2"/>
       </w:pPr>
       <w:bookmarkStart w:id="152" w:name="_c64202596780354c08c0a149dc974449db886cf"/>
-      <w:bookmarkStart w:id="153" w:name="_Toc244199881"/>
+      <w:bookmarkStart w:id="153" w:name="_Toc244209186"/>
       <w:bookmarkEnd w:id="150"/>
       <w:r>
         <w:t>HU-5.4 — Editar mi mascota desde el portal</w:t>
@@ -45657,7 +45755,7 @@
         <w:pStyle w:val="Ttulo2"/>
       </w:pPr>
       <w:bookmarkStart w:id="154" w:name="_cf91e7705c2cc7ff174f786bca87f4ab32c164a"/>
-      <w:bookmarkStart w:id="155" w:name="_Toc244199882"/>
+      <w:bookmarkStart w:id="155" w:name="_Toc244209187"/>
       <w:bookmarkEnd w:id="152"/>
       <w:r>
         <w:lastRenderedPageBreak/>
@@ -46030,7 +46128,7 @@
         <w:pStyle w:val="Ttulo2"/>
       </w:pPr>
       <w:bookmarkStart w:id="156" w:name="_f8ebe18ba7612da84cbeb32e6cdfcf569929127"/>
-      <w:bookmarkStart w:id="157" w:name="_Toc244199883"/>
+      <w:bookmarkStart w:id="157" w:name="_Toc244209188"/>
       <w:bookmarkEnd w:id="154"/>
       <w:r>
         <w:t>HU-5.6 — Cancelar o reprogramar mi cita desde el portal</w:t>
@@ -46060,10 +46158,10 @@
         <w:tblLook w:val="0020" w:firstRow="1" w:lastRow="0" w:firstColumn="0" w:lastColumn="0" w:noHBand="0" w:noVBand="0"/>
       </w:tblPr>
       <w:tblGrid>
-        <w:gridCol w:w="1113"/>
-        <w:gridCol w:w="2971"/>
+        <w:gridCol w:w="1112"/>
+        <w:gridCol w:w="2954"/>
         <w:gridCol w:w="1222"/>
-        <w:gridCol w:w="3032"/>
+        <w:gridCol w:w="3050"/>
         <w:gridCol w:w="1222"/>
       </w:tblGrid>
       <w:tr>
@@ -46088,7 +46186,7 @@
         </w:tc>
         <w:tc>
           <w:tcPr>
-            <w:tcW w:w="1554" w:type="pct"/>
+            <w:tcW w:w="1545" w:type="pct"/>
           </w:tcPr>
           <w:p>
             <w:pPr>
@@ -46116,7 +46214,7 @@
         </w:tc>
         <w:tc>
           <w:tcPr>
-            <w:tcW w:w="1586" w:type="pct"/>
+            <w:tcW w:w="1595" w:type="pct"/>
           </w:tcPr>
           <w:p>
             <w:pPr>
@@ -46169,15 +46267,15 @@
         </w:tc>
         <w:tc>
           <w:tcPr>
-            <w:tcW w:w="1554" w:type="pct"/>
-          </w:tcPr>
-          <w:p>
-            <w:pPr>
-              <w:pStyle w:val="Celda"/>
-              <w:keepNext/>
-            </w:pPr>
-            <w:r>
-              <w:t>El sistema debe permitir al propietario cancelar una cita futura propia.</w:t>
+            <w:tcW w:w="1545" w:type="pct"/>
+          </w:tcPr>
+          <w:p>
+            <w:pPr>
+              <w:pStyle w:val="Celda"/>
+              <w:keepNext/>
+            </w:pPr>
+            <w:r>
+              <w:t>El propietario debe poder cancelar su cita futura propia dentro del plazo permitido.</w:t>
             </w:r>
           </w:p>
         </w:tc>
@@ -46197,15 +46295,15 @@
         </w:tc>
         <w:tc>
           <w:tcPr>
-            <w:tcW w:w="1586" w:type="pct"/>
-          </w:tcPr>
-          <w:p>
-            <w:pPr>
-              <w:pStyle w:val="Celda"/>
-              <w:keepNext/>
-            </w:pPr>
-            <w:r>
-              <w:t>El propietario cancela su cita y queda en estado cancelada.</w:t>
+            <w:tcW w:w="1595" w:type="pct"/>
+          </w:tcPr>
+          <w:p>
+            <w:pPr>
+              <w:pStyle w:val="Celda"/>
+              <w:keepNext/>
+            </w:pPr>
+            <w:r>
+              <w:t>Aplica RN-430 y conserva la cancelada; dentro de la ventana se sustituye la acción por «Ya no se puede cambiar: comunícate con la clínica», también se rechaza POST forzado.</w:t>
             </w:r>
           </w:p>
         </w:tc>
@@ -46250,15 +46348,15 @@
         </w:tc>
         <w:tc>
           <w:tcPr>
-            <w:tcW w:w="1554" w:type="pct"/>
-          </w:tcPr>
-          <w:p>
-            <w:pPr>
-              <w:pStyle w:val="Celda"/>
-              <w:keepNext/>
-            </w:pPr>
-            <w:r>
-              <w:t>El sistema debe permitir reprogramar a un horario disponible.</w:t>
+            <w:tcW w:w="1545" w:type="pct"/>
+          </w:tcPr>
+          <w:p>
+            <w:pPr>
+              <w:pStyle w:val="Celda"/>
+              <w:keepNext/>
+            </w:pPr>
+            <w:r>
+              <w:t>El propietario debe reprogramar solo a horarios disponibles y dentro del plazo permitido.</w:t>
             </w:r>
           </w:p>
         </w:tc>
@@ -46278,15 +46376,15 @@
         </w:tc>
         <w:tc>
           <w:tcPr>
-            <w:tcW w:w="1586" w:type="pct"/>
-          </w:tcPr>
-          <w:p>
-            <w:pPr>
-              <w:pStyle w:val="Celda"/>
-              <w:keepNext/>
-            </w:pPr>
-            <w:r>
-              <w:t>Se reprograma solo a horarios libres.</w:t>
+            <w:tcW w:w="1595" w:type="pct"/>
+          </w:tcPr>
+          <w:p>
+            <w:pPr>
+              <w:pStyle w:val="Celda"/>
+              <w:keepNext/>
+            </w:pPr>
+            <w:r>
+              <w:t>Se revalida la hora pactada original con RN-430, además de permisos y disponibilidad destino; ocultar controles no sustituye el control del servidor.</w:t>
             </w:r>
           </w:p>
         </w:tc>
@@ -46331,7 +46429,7 @@
         </w:tc>
         <w:tc>
           <w:tcPr>
-            <w:tcW w:w="1554" w:type="pct"/>
+            <w:tcW w:w="1545" w:type="pct"/>
           </w:tcPr>
           <w:p>
             <w:pPr>
@@ -46359,7 +46457,7 @@
         </w:tc>
         <w:tc>
           <w:tcPr>
-            <w:tcW w:w="1586" w:type="pct"/>
+            <w:tcW w:w="1595" w:type="pct"/>
           </w:tcPr>
           <w:p>
             <w:pPr>
@@ -46411,7 +46509,7 @@
         </w:tc>
         <w:tc>
           <w:tcPr>
-            <w:tcW w:w="1554" w:type="pct"/>
+            <w:tcW w:w="1545" w:type="pct"/>
           </w:tcPr>
           <w:p>
             <w:pPr>
@@ -46437,7 +46535,7 @@
         </w:tc>
         <w:tc>
           <w:tcPr>
-            <w:tcW w:w="1586" w:type="pct"/>
+            <w:tcW w:w="1595" w:type="pct"/>
           </w:tcPr>
           <w:p>
             <w:pPr>
@@ -46475,7 +46573,7 @@
         <w:t>Reglas de negocio:</w:t>
       </w:r>
       <w:r>
-        <w:t xml:space="preserve"> RN-405, RN-401, RN-G02</w:t>
+        <w:t xml:space="preserve"> RN-430, RN-405, RN-401, RN-G02</w:t>
       </w:r>
     </w:p>
     <w:p>
@@ -46483,9 +46581,10 @@
         <w:pStyle w:val="Ttulo2"/>
       </w:pPr>
       <w:bookmarkStart w:id="158" w:name="_63b2ff8270a3dc0cb21378739f70e0c16a27def"/>
-      <w:bookmarkStart w:id="159" w:name="_Toc244199884"/>
+      <w:bookmarkStart w:id="159" w:name="_Toc244209189"/>
       <w:bookmarkEnd w:id="156"/>
       <w:r>
+        <w:lastRenderedPageBreak/>
         <w:t>HU-5.7 — Centro de notificaciones del propietario</w:t>
       </w:r>
       <w:bookmarkEnd w:id="159"/>
@@ -46925,7 +47024,6 @@
           <w:b/>
           <w:bCs/>
         </w:rPr>
-        <w:lastRenderedPageBreak/>
         <w:t>Reglas de negocio:</w:t>
       </w:r>
       <w:r>
@@ -46937,9 +47035,10 @@
         <w:pStyle w:val="Ttulo2"/>
       </w:pPr>
       <w:bookmarkStart w:id="160" w:name="_f59be5ab49da54ec24749683e30fb79075b9c3a"/>
-      <w:bookmarkStart w:id="161" w:name="_Toc244199885"/>
+      <w:bookmarkStart w:id="161" w:name="_Toc244209190"/>
       <w:bookmarkEnd w:id="158"/>
       <w:r>
+        <w:lastRenderedPageBreak/>
         <w:t>HU-5.8 — Registrar al propietario como identidad global</w:t>
       </w:r>
       <w:bookmarkEnd w:id="161"/>
@@ -47559,7 +47658,7 @@
         <w:pStyle w:val="Ttulo2"/>
       </w:pPr>
       <w:bookmarkStart w:id="162" w:name="_06eaf3b49483b1eeebe1b8e79573cd5c749be44"/>
-      <w:bookmarkStart w:id="163" w:name="_Toc244199886"/>
+      <w:bookmarkStart w:id="163" w:name="_Toc244209191"/>
       <w:bookmarkEnd w:id="160"/>
       <w:r>
         <w:lastRenderedPageBreak/>
@@ -48031,7 +48130,7 @@
         <w:pStyle w:val="Ttulo2"/>
       </w:pPr>
       <w:bookmarkStart w:id="164" w:name="_73bf9bf1ab817b39687e744da8c8402ea9619af"/>
-      <w:bookmarkStart w:id="165" w:name="_Toc244199887"/>
+      <w:bookmarkStart w:id="165" w:name="_Toc244209192"/>
       <w:bookmarkEnd w:id="162"/>
       <w:r>
         <w:lastRenderedPageBreak/>
@@ -48566,7 +48665,7 @@
         <w:pStyle w:val="Ttulo2"/>
       </w:pPr>
       <w:bookmarkStart w:id="166" w:name="_809064a587886d0547b1788a26db9d9152af23a"/>
-      <w:bookmarkStart w:id="167" w:name="_Toc244199888"/>
+      <w:bookmarkStart w:id="167" w:name="_Toc244209193"/>
       <w:bookmarkEnd w:id="164"/>
       <w:r>
         <w:lastRenderedPageBreak/>
@@ -49182,7 +49281,7 @@
         <w:pStyle w:val="Ttulo2"/>
       </w:pPr>
       <w:bookmarkStart w:id="168" w:name="_eaa2b9dcd4e772acfdb8cc2e14fe1584fe792e7"/>
-      <w:bookmarkStart w:id="169" w:name="_Toc244199889"/>
+      <w:bookmarkStart w:id="169" w:name="_Toc244209194"/>
       <w:bookmarkEnd w:id="166"/>
       <w:r>
         <w:lastRenderedPageBreak/>
@@ -49636,7 +49735,7 @@
         <w:pStyle w:val="Ttulo2"/>
       </w:pPr>
       <w:bookmarkStart w:id="170" w:name="_9c4353686bd45e1d5b28007e4eeecf1db3be371"/>
-      <w:bookmarkStart w:id="171" w:name="_Toc244199890"/>
+      <w:bookmarkStart w:id="171" w:name="_Toc244209195"/>
       <w:bookmarkEnd w:id="168"/>
       <w:r>
         <w:lastRenderedPageBreak/>
@@ -49865,7 +49964,7 @@
               <w:keepNext/>
             </w:pPr>
             <w:r>
-              <w:t>Al vincularse, la clínica nueva solo debe ver los datos del propietario; las mascotas se le vinculan al agendar o al ser atendidas allí.</w:t>
+              <w:t>Una clínica recién vinculada ve al propietario; las mascotas previas se vinculan al reservar o ser atendidas. Las creadas después se vinculan desde su alta a todas sus clínicas activas.</w:t>
             </w:r>
           </w:p>
         </w:tc>
@@ -49893,7 +49992,7 @@
               <w:keepNext/>
             </w:pPr>
             <w:r>
-              <w:t>Recién vinculada, la clínica no ve mascotas del propietario hasta que se cumpla una de las dos condiciones.</w:t>
+              <w:t>Alta global y vínculos se guardan atómicamente, con límites y auditoría por clínica; una inactiva o vínculo inactivo no se reactiva. Sin clínicas activas conserva ficha global. No duplica mascota por cambiar de rol.</w:t>
             </w:r>
           </w:p>
         </w:tc>
@@ -50171,7 +50270,7 @@
         <w:pStyle w:val="Ttulo2"/>
       </w:pPr>
       <w:bookmarkStart w:id="172" w:name="_faf9cae68ace52a6134b8c807ad8be34010091b"/>
-      <w:bookmarkStart w:id="173" w:name="_Toc244199891"/>
+      <w:bookmarkStart w:id="173" w:name="_Toc244209196"/>
       <w:bookmarkEnd w:id="170"/>
       <w:r>
         <w:lastRenderedPageBreak/>
@@ -50706,7 +50805,7 @@
         <w:pStyle w:val="Ttulo1"/>
       </w:pPr>
       <w:bookmarkStart w:id="174" w:name="_415d3e183ea3663701acfe1e73f6e8038e4bbef"/>
-      <w:bookmarkStart w:id="175" w:name="_Toc244199892"/>
+      <w:bookmarkStart w:id="175" w:name="_Toc244209197"/>
       <w:bookmarkEnd w:id="144"/>
       <w:bookmarkEnd w:id="172"/>
       <w:r>
@@ -50720,7 +50819,7 @@
         <w:pStyle w:val="Ttulo2"/>
       </w:pPr>
       <w:bookmarkStart w:id="176" w:name="_1b876ecfd0adf71d503b9129568b658f81872f0"/>
-      <w:bookmarkStart w:id="177" w:name="_Toc244199893"/>
+      <w:bookmarkStart w:id="177" w:name="_Toc244209198"/>
       <w:r>
         <w:t>HU-6.1 — Dashboard principal y panel de pendientes</w:t>
       </w:r>
@@ -51821,7 +51920,7 @@
         <w:pStyle w:val="Ttulo2"/>
       </w:pPr>
       <w:bookmarkStart w:id="178" w:name="_97322cabf772225fd1bfe897dee158000aa0394"/>
-      <w:bookmarkStart w:id="179" w:name="_Toc244199894"/>
+      <w:bookmarkStart w:id="179" w:name="_Toc244209199"/>
       <w:bookmarkEnd w:id="176"/>
       <w:r>
         <w:lastRenderedPageBreak/>
@@ -53005,7 +53104,7 @@
         <w:pStyle w:val="Ttulo2"/>
       </w:pPr>
       <w:bookmarkStart w:id="180" w:name="_6ce76d48cd12ce7662f89ac490d75c386fc18ba"/>
-      <w:bookmarkStart w:id="181" w:name="_Toc244199895"/>
+      <w:bookmarkStart w:id="181" w:name="_Toc244209200"/>
       <w:bookmarkEnd w:id="178"/>
       <w:r>
         <w:lastRenderedPageBreak/>
@@ -53459,7 +53558,7 @@
         <w:pStyle w:val="Ttulo2"/>
       </w:pPr>
       <w:bookmarkStart w:id="182" w:name="_132f0b1bfae1ac6054dc51db54a45dff43ec797"/>
-      <w:bookmarkStart w:id="183" w:name="_Toc244199896"/>
+      <w:bookmarkStart w:id="183" w:name="_Toc244209201"/>
       <w:bookmarkEnd w:id="180"/>
       <w:r>
         <w:t>HU-6.4 — Ver estadísticas y gráficas del sistema</w:t>
@@ -53919,7 +54018,7 @@
         <w:pStyle w:val="Ttulo2"/>
       </w:pPr>
       <w:bookmarkStart w:id="184" w:name="_159c41a8740d691e56d865baa1d2a17f58680f5"/>
-      <w:bookmarkStart w:id="185" w:name="_Toc244199897"/>
+      <w:bookmarkStart w:id="185" w:name="_Toc244209202"/>
       <w:bookmarkEnd w:id="182"/>
       <w:r>
         <w:t>HU-6.5 — Exportar reportes a Excel/CSV</w:t>
@@ -54291,7 +54390,7 @@
         <w:pStyle w:val="Ttulo1"/>
       </w:pPr>
       <w:bookmarkStart w:id="186" w:name="_88abf5b53e5603b94c73c4f577271d31a73cc35"/>
-      <w:bookmarkStart w:id="187" w:name="_Toc244199898"/>
+      <w:bookmarkStart w:id="187" w:name="_Toc244209203"/>
       <w:bookmarkEnd w:id="174"/>
       <w:bookmarkEnd w:id="184"/>
       <w:r>
@@ -54305,7 +54404,7 @@
         <w:pStyle w:val="Ttulo2"/>
       </w:pPr>
       <w:bookmarkStart w:id="188" w:name="_003ad6784c61069e91989793d8255e8d4cb519d"/>
-      <w:bookmarkStart w:id="189" w:name="_Toc244199899"/>
+      <w:bookmarkStart w:id="189" w:name="_Toc244209204"/>
       <w:r>
         <w:t>HU-7.1 — Configurar los horarios de atención de la clínica</w:t>
       </w:r>
@@ -54757,7 +54856,7 @@
         <w:pStyle w:val="Ttulo2"/>
       </w:pPr>
       <w:bookmarkStart w:id="190" w:name="_42539d8b8201701c75c37499984fbffa69d6e4d"/>
-      <w:bookmarkStart w:id="191" w:name="_Toc244199900"/>
+      <w:bookmarkStart w:id="191" w:name="_Toc244209205"/>
       <w:bookmarkEnd w:id="188"/>
       <w:r>
         <w:t>HU-7.2 — Gestionar los catálogos del sistema</w:t>
@@ -55129,7 +55228,7 @@
         <w:pStyle w:val="Ttulo2"/>
       </w:pPr>
       <w:bookmarkStart w:id="192" w:name="_a0aee2f406b049ed83cfe391a77b0db14b5bfdf"/>
-      <w:bookmarkStart w:id="193" w:name="_Toc244199901"/>
+      <w:bookmarkStart w:id="193" w:name="_Toc244209206"/>
       <w:bookmarkEnd w:id="190"/>
       <w:r>
         <w:lastRenderedPageBreak/>
@@ -55664,7 +55763,7 @@
         <w:pStyle w:val="Ttulo2"/>
       </w:pPr>
       <w:bookmarkStart w:id="194" w:name="_a0688e3f345f7bf587dcedb8b562b8964a6cacc"/>
-      <w:bookmarkStart w:id="195" w:name="_Toc244199902"/>
+      <w:bookmarkStart w:id="195" w:name="_Toc244209207"/>
       <w:bookmarkEnd w:id="192"/>
       <w:r>
         <w:lastRenderedPageBreak/>
@@ -56194,6 +56293,7 @@
           <w:p>
             <w:pPr>
               <w:pStyle w:val="Celda"/>
+              <w:keepNext/>
             </w:pPr>
             <w:r>
               <w:t>RE</w:t>
@@ -56213,6 +56313,7 @@
           <w:p>
             <w:pPr>
               <w:pStyle w:val="Celda"/>
+              <w:keepNext/>
             </w:pPr>
             <w:r>
               <w:t>Cada tipo de cita debe indicar si es pausable ante una urgencia.</w:t>
@@ -56226,6 +56327,7 @@
           <w:p>
             <w:pPr>
               <w:pStyle w:val="Celda"/>
+              <w:keepNext/>
             </w:pPr>
             <w:r>
               <w:t>Funcional</w:t>
@@ -56239,6 +56341,7 @@
           <w:p>
             <w:pPr>
               <w:pStyle w:val="Celda"/>
+              <w:keepNext/>
             </w:pPr>
             <w:r>
               <w:t>El formulario del tipo de cita tiene la opción y la agenda la respeta.</w:t>
@@ -56252,9 +56355,87 @@
           <w:p>
             <w:pPr>
               <w:pStyle w:val="Celda"/>
+              <w:keepNext/>
             </w:pPr>
             <w:r>
               <w:t>Media</w:t>
+            </w:r>
+          </w:p>
+        </w:tc>
+      </w:tr>
+      <w:tr>
+        <w:trPr>
+          <w:cantSplit/>
+        </w:trPr>
+        <w:tc>
+          <w:tcPr>
+            <w:tcW w:w="581" w:type="pct"/>
+          </w:tcPr>
+          <w:p>
+            <w:pPr>
+              <w:pStyle w:val="Celda"/>
+            </w:pPr>
+            <w:r>
+              <w:lastRenderedPageBreak/>
+              <w:t>RE</w:t>
+            </w:r>
+            <w:r>
+              <w:noBreakHyphen/>
+            </w:r>
+            <w:r>
+              <w:t>7.4.7</w:t>
+            </w:r>
+          </w:p>
+        </w:tc>
+        <w:tc>
+          <w:tcPr>
+            <w:tcW w:w="1513" w:type="pct"/>
+          </w:tcPr>
+          <w:p>
+            <w:pPr>
+              <w:pStyle w:val="Celda"/>
+            </w:pPr>
+            <w:r>
+              <w:t>Los tipos deben indicar si son solo para personal y disponer de Cirugía programada por defecto.</w:t>
+            </w:r>
+          </w:p>
+        </w:tc>
+        <w:tc>
+          <w:tcPr>
+            <w:tcW w:w="755" w:type="pct"/>
+          </w:tcPr>
+          <w:p>
+            <w:pPr>
+              <w:pStyle w:val="Celda"/>
+            </w:pPr>
+            <w:r>
+              <w:t>Funcional</w:t>
+            </w:r>
+          </w:p>
+        </w:tc>
+        <w:tc>
+          <w:tcPr>
+            <w:tcW w:w="1513" w:type="pct"/>
+          </w:tcPr>
+          <w:p>
+            <w:pPr>
+              <w:pStyle w:val="Celda"/>
+            </w:pPr>
+            <w:r>
+              <w:t>Cirugía: 120 minutos, margen 15, no pausable y solo_personal=1. Administrador cambia la marca por clínica con validación en vivo y auditoría; portal excluye y rechaza tipo restringido aun por POST. Migración repetible agrega solo donde no existe tipo del mismo nombre, sin sobreescribir personalizaciones; pendientes de correo reciben los siete tipos al activarse.</w:t>
+            </w:r>
+          </w:p>
+        </w:tc>
+        <w:tc>
+          <w:tcPr>
+            <w:tcW w:w="639" w:type="pct"/>
+          </w:tcPr>
+          <w:p>
+            <w:pPr>
+              <w:pStyle w:val="Celda"/>
+            </w:pPr>
+            <w:r>
+              <w:t>Alta</w:t>
             </w:r>
           </w:p>
         </w:tc>
@@ -56280,10 +56461,9 @@
         <w:pStyle w:val="Ttulo2"/>
       </w:pPr>
       <w:bookmarkStart w:id="196" w:name="_7004fcdc7c25449422304e35d609c3113b471f6"/>
-      <w:bookmarkStart w:id="197" w:name="_Toc244199903"/>
+      <w:bookmarkStart w:id="197" w:name="_Toc244209208"/>
       <w:bookmarkEnd w:id="194"/>
       <w:r>
-        <w:lastRenderedPageBreak/>
         <w:t>HU-7.5 — Parámetros del sistema configurables</w:t>
       </w:r>
       <w:bookmarkEnd w:id="197"/>
@@ -56567,6 +56747,7 @@
           <w:p>
             <w:pPr>
               <w:pStyle w:val="Celda"/>
+              <w:keepNext/>
             </w:pPr>
             <w:r>
               <w:t>RE</w:t>
@@ -56586,6 +56767,7 @@
           <w:p>
             <w:pPr>
               <w:pStyle w:val="Celda"/>
+              <w:keepNext/>
             </w:pPr>
             <w:r>
               <w:rPr>
@@ -56609,6 +56791,7 @@
           <w:p>
             <w:pPr>
               <w:pStyle w:val="Celda"/>
+              <w:keepNext/>
             </w:pPr>
             <w:r>
               <w:t>Funcional</w:t>
@@ -56622,6 +56805,7 @@
           <w:p>
             <w:pPr>
               <w:pStyle w:val="Celda"/>
+              <w:keepNext/>
             </w:pPr>
             <w:r>
               <w:t>En v2.0 la agenda aplica los valores por defecto; en v2.1, al cambiarlos desde configuración, aplica los nuevos valores.</w:t>
@@ -56635,9 +56819,86 @@
           <w:p>
             <w:pPr>
               <w:pStyle w:val="Celda"/>
+              <w:keepNext/>
             </w:pPr>
             <w:r>
               <w:t>Media</w:t>
+            </w:r>
+          </w:p>
+        </w:tc>
+      </w:tr>
+      <w:tr>
+        <w:trPr>
+          <w:cantSplit/>
+        </w:trPr>
+        <w:tc>
+          <w:tcPr>
+            <w:tcW w:w="581" w:type="pct"/>
+          </w:tcPr>
+          <w:p>
+            <w:pPr>
+              <w:pStyle w:val="Celda"/>
+            </w:pPr>
+            <w:r>
+              <w:t>RE</w:t>
+            </w:r>
+            <w:r>
+              <w:noBreakHyphen/>
+            </w:r>
+            <w:r>
+              <w:t>7.5.4</w:t>
+            </w:r>
+          </w:p>
+        </w:tc>
+        <w:tc>
+          <w:tcPr>
+            <w:tcW w:w="1513" w:type="pct"/>
+          </w:tcPr>
+          <w:p>
+            <w:pPr>
+              <w:pStyle w:val="Celda"/>
+            </w:pPr>
+            <w:r>
+              <w:t>El administrador debe configurar la anticipación mínima de cambios ordinarios de su clínica.</w:t>
+            </w:r>
+          </w:p>
+        </w:tc>
+        <w:tc>
+          <w:tcPr>
+            <w:tcW w:w="755" w:type="pct"/>
+          </w:tcPr>
+          <w:p>
+            <w:pPr>
+              <w:pStyle w:val="Celda"/>
+            </w:pPr>
+            <w:r>
+              <w:t>Validación</w:t>
+            </w:r>
+          </w:p>
+        </w:tc>
+        <w:tc>
+          <w:tcPr>
+            <w:tcW w:w="1513" w:type="pct"/>
+          </w:tcPr>
+          <w:p>
+            <w:pPr>
+              <w:pStyle w:val="Celda"/>
+            </w:pPr>
+            <w:r>
+              <w:t>Entero de 0 a 1440 minutos, por defecto 30; 0 desactiva. Formulario restringe/valida en vivo y servidor repite; guardar queda auditado sin afectar otra clínica.</w:t>
+            </w:r>
+          </w:p>
+        </w:tc>
+        <w:tc>
+          <w:tcPr>
+            <w:tcW w:w="639" w:type="pct"/>
+          </w:tcPr>
+          <w:p>
+            <w:pPr>
+              <w:pStyle w:val="Celda"/>
+            </w:pPr>
+            <w:r>
+              <w:t>Alta</w:t>
             </w:r>
           </w:p>
         </w:tc>
@@ -56655,7 +56916,7 @@
         <w:t>Reglas de negocio:</w:t>
       </w:r>
       <w:r>
-        <w:t xml:space="preserve"> RN-403, RN-303, RN-703, RN-421, RN-422, RN-426, RN-428, RN-429</w:t>
+        <w:t xml:space="preserve"> RN-430, RN-403, RN-303, RN-703, RN-421, RN-422, RN-426, RN-428, RN-429</w:t>
       </w:r>
     </w:p>
     <w:p>
@@ -56663,7 +56924,7 @@
         <w:pStyle w:val="Ttulo1"/>
       </w:pPr>
       <w:bookmarkStart w:id="198" w:name="_99f8c38fc90f872e869cb5a42176a81ce60716e"/>
-      <w:bookmarkStart w:id="199" w:name="_Toc244199904"/>
+      <w:bookmarkStart w:id="199" w:name="_Toc244209209"/>
       <w:bookmarkEnd w:id="186"/>
       <w:bookmarkEnd w:id="196"/>
       <w:r>
@@ -56684,7 +56945,7 @@
         <w:pStyle w:val="Ttulo2"/>
       </w:pPr>
       <w:bookmarkStart w:id="200" w:name="_6b93d7ad964c8104bb83fc9231a04e4fc4e5a57"/>
-      <w:bookmarkStart w:id="201" w:name="_Toc244199905"/>
+      <w:bookmarkStart w:id="201" w:name="_Toc244209210"/>
       <w:r>
         <w:t>HU-8.1 — Calificar al veterinario tras una consulta atendida</w:t>
       </w:r>
@@ -57379,7 +57640,7 @@
         <w:pStyle w:val="Ttulo2"/>
       </w:pPr>
       <w:bookmarkStart w:id="202" w:name="_6de705a3e3f0ae827b0b0206b40472100ec5dc2"/>
-      <w:bookmarkStart w:id="203" w:name="_Toc244199906"/>
+      <w:bookmarkStart w:id="203" w:name="_Toc244209211"/>
       <w:bookmarkEnd w:id="200"/>
       <w:r>
         <w:t>HU-8.2 — Perfil público del veterinario</w:t>
@@ -57670,7 +57931,7 @@
         <w:pStyle w:val="Ttulo2"/>
       </w:pPr>
       <w:bookmarkStart w:id="204" w:name="_8d0438a4c21826cdef43f79f40a5abd8a052054"/>
-      <w:bookmarkStart w:id="205" w:name="_Toc244199907"/>
+      <w:bookmarkStart w:id="205" w:name="_Toc244209212"/>
       <w:bookmarkEnd w:id="202"/>
       <w:r>
         <w:lastRenderedPageBreak/>
@@ -58043,7 +58304,7 @@
         <w:pStyle w:val="Ttulo2"/>
       </w:pPr>
       <w:bookmarkStart w:id="206" w:name="_9d375ff686aceee42a269dcad0f742f5e2f3757"/>
-      <w:bookmarkStart w:id="207" w:name="_Toc244199908"/>
+      <w:bookmarkStart w:id="207" w:name="_Toc244209213"/>
       <w:bookmarkEnd w:id="204"/>
       <w:r>
         <w:t>HU-8.4 — Tiempos de envío de recordatorios configurables</w:t>
@@ -58334,7 +58595,7 @@
         <w:pStyle w:val="Ttulo2"/>
       </w:pPr>
       <w:bookmarkStart w:id="208" w:name="_09d49d8f9ce2d4331632fad53df16df04e0463f"/>
-      <w:bookmarkStart w:id="209" w:name="_Toc244199909"/>
+      <w:bookmarkStart w:id="209" w:name="_Toc244209214"/>
       <w:bookmarkEnd w:id="206"/>
       <w:r>
         <w:t>HU-8.5 — Bitácora de correos y notificaciones</w:t>
@@ -58625,7 +58886,7 @@
         <w:pStyle w:val="Ttulo1"/>
       </w:pPr>
       <w:bookmarkStart w:id="210" w:name="_739f4e5454618e53e20de4c2474955375ba75c3"/>
-      <w:bookmarkStart w:id="211" w:name="_Toc244199910"/>
+      <w:bookmarkStart w:id="211" w:name="_Toc244209215"/>
       <w:bookmarkEnd w:id="198"/>
       <w:bookmarkEnd w:id="208"/>
       <w:r>
@@ -58639,7 +58900,7 @@
         <w:pStyle w:val="Ttulo2"/>
       </w:pPr>
       <w:bookmarkStart w:id="212" w:name="_062138411ab05c870ba796ff3d39feef69a18f5"/>
-      <w:bookmarkStart w:id="213" w:name="_Toc244199911"/>
+      <w:bookmarkStart w:id="213" w:name="_Toc244209216"/>
       <w:r>
         <w:t>HU-9.1 — Página pública y políticas legales</w:t>
       </w:r>
@@ -59010,7 +59271,7 @@
         <w:pStyle w:val="Ttulo1"/>
       </w:pPr>
       <w:bookmarkStart w:id="214" w:name="_161b34832f25d1748c14dc17ae5f19d2b06fe86"/>
-      <w:bookmarkStart w:id="215" w:name="_Toc244199912"/>
+      <w:bookmarkStart w:id="215" w:name="_Toc244209217"/>
       <w:bookmarkEnd w:id="210"/>
       <w:bookmarkEnd w:id="212"/>
       <w:r>
@@ -61475,7 +61736,7 @@
               <w:pStyle w:val="Celda"/>
             </w:pPr>
             <w:r>
-              <w:t>RN-401, RN-402, RN-403, RN-404</w:t>
+              <w:t>RN-401, RN-402, RN-403, RN-404, RN-G18</w:t>
             </w:r>
           </w:p>
         </w:tc>
@@ -61525,7 +61786,7 @@
               <w:pStyle w:val="Celda"/>
             </w:pPr>
             <w:r>
-              <w:t>RN-405</w:t>
+              <w:t>RN-405, RN-430</w:t>
             </w:r>
           </w:p>
         </w:tc>
@@ -61538,7 +61799,7 @@
               <w:pStyle w:val="Celda"/>
             </w:pPr>
             <w:r>
-              <w:t>RE-4.2.1, RE-4.2.2, RE-4.2.3, RE-4.2.4</w:t>
+              <w:t>RE-4.2.1, RE-4.2.2, RE-4.2.3, RE-4.2.4, RE-4.2.5</w:t>
             </w:r>
           </w:p>
         </w:tc>
@@ -62526,7 +62787,7 @@
               <w:pStyle w:val="Celda"/>
             </w:pPr>
             <w:r>
-              <w:t>RN-401, RN-402, RN-501, RN-109, RN-110</w:t>
+              <w:t>RN-401, RN-402, RN-501, RN-109, RN-110, RN-G18</w:t>
             </w:r>
           </w:p>
         </w:tc>
@@ -62676,7 +62937,7 @@
               <w:pStyle w:val="Celda"/>
             </w:pPr>
             <w:r>
-              <w:t>RN-405, RN-401, RN-G02</w:t>
+              <w:t>RN-430, RN-405, RN-401, RN-G02</w:t>
             </w:r>
           </w:p>
         </w:tc>
@@ -63190,56 +63451,6 @@
             </w:pPr>
             <w:r>
               <w:t>RE-6.2.1, RE-6.2.2, RE-6.2.3, RE-6.2.4, RE-6.2.5, RE-6.2.6, RE-6.2.7, RE-6.2.8, RE-6.2.9, RE-6.2.10, RE-6.2.11, RE-6.2.12, RE-6.2.13</w:t>
-            </w:r>
-          </w:p>
-        </w:tc>
-      </w:tr>
-      <w:tr>
-        <w:trPr>
-          <w:cantSplit/>
-        </w:trPr>
-        <w:tc>
-          <w:tcPr>
-            <w:tcW w:w="524" w:type="pct"/>
-          </w:tcPr>
-          <w:p>
-            <w:pPr>
-              <w:pStyle w:val="Celda"/>
-            </w:pPr>
-            <w:r>
-              <w:t>HU</w:t>
-            </w:r>
-            <w:r>
-              <w:noBreakHyphen/>
-            </w:r>
-            <w:r>
-              <w:t>6.3</w:t>
-            </w:r>
-          </w:p>
-        </w:tc>
-        <w:tc>
-          <w:tcPr>
-            <w:tcW w:w="2235" w:type="pct"/>
-          </w:tcPr>
-          <w:p>
-            <w:pPr>
-              <w:pStyle w:val="Celda"/>
-            </w:pPr>
-            <w:r>
-              <w:t>RN-701</w:t>
-            </w:r>
-          </w:p>
-        </w:tc>
-        <w:tc>
-          <w:tcPr>
-            <w:tcW w:w="2241" w:type="pct"/>
-          </w:tcPr>
-          <w:p>
-            <w:pPr>
-              <w:pStyle w:val="Celda"/>
-            </w:pPr>
-            <w:r>
-              <w:t>RE-6.3.1, RE-6.3.2, RE-6.3.3, RE-6.3.4</w:t>
             </w:r>
           </w:p>
         </w:tc>
@@ -63264,6 +63475,56 @@
               <w:noBreakHyphen/>
             </w:r>
             <w:r>
+              <w:t>6.3</w:t>
+            </w:r>
+          </w:p>
+        </w:tc>
+        <w:tc>
+          <w:tcPr>
+            <w:tcW w:w="2235" w:type="pct"/>
+          </w:tcPr>
+          <w:p>
+            <w:pPr>
+              <w:pStyle w:val="Celda"/>
+            </w:pPr>
+            <w:r>
+              <w:t>RN-701</w:t>
+            </w:r>
+          </w:p>
+        </w:tc>
+        <w:tc>
+          <w:tcPr>
+            <w:tcW w:w="2241" w:type="pct"/>
+          </w:tcPr>
+          <w:p>
+            <w:pPr>
+              <w:pStyle w:val="Celda"/>
+            </w:pPr>
+            <w:r>
+              <w:t>RE-6.3.1, RE-6.3.2, RE-6.3.3, RE-6.3.4</w:t>
+            </w:r>
+          </w:p>
+        </w:tc>
+      </w:tr>
+      <w:tr>
+        <w:trPr>
+          <w:cantSplit/>
+        </w:trPr>
+        <w:tc>
+          <w:tcPr>
+            <w:tcW w:w="524" w:type="pct"/>
+          </w:tcPr>
+          <w:p>
+            <w:pPr>
+              <w:pStyle w:val="Celda"/>
+            </w:pPr>
+            <w:r>
+              <w:t>HU</w:t>
+            </w:r>
+            <w:r>
+              <w:noBreakHyphen/>
+            </w:r>
+            <w:r>
               <w:t>6.4</w:t>
             </w:r>
           </w:p>
@@ -63540,7 +63801,7 @@
               <w:pStyle w:val="Celda"/>
             </w:pPr>
             <w:r>
-              <w:t>RE-7.4.1, RE-7.4.2, RE-7.4.3, RE-7.4.4, RE-7.4.5, RE-7.4.6</w:t>
+              <w:t>RE-7.4.1, RE-7.4.2, RE-7.4.3, RE-7.4.4, RE-7.4.5, RE-7.4.6, RE-7.4.7</w:t>
             </w:r>
           </w:p>
         </w:tc>
@@ -63577,7 +63838,7 @@
               <w:pStyle w:val="Celda"/>
             </w:pPr>
             <w:r>
-              <w:t>RN-403, RN-303, RN-703, RN-421, RN-422, RN-426, RN-428, RN-429</w:t>
+              <w:t>RN-403, RN-303, RN-703, RN-421, RN-422, RN-426, RN-428, RN-429, RN-430</w:t>
             </w:r>
           </w:p>
         </w:tc>
@@ -63590,7 +63851,7 @@
               <w:pStyle w:val="Celda"/>
             </w:pPr>
             <w:r>
-              <w:t>RE-7.5.1, RE-7.5.2, RE-7.5.3</w:t>
+              <w:t>RE-7.5.1, RE-7.5.2, RE-7.5.3, RE-7.5.4</w:t>
             </w:r>
           </w:p>
         </w:tc>
@@ -64031,7 +64292,7 @@
               <w:noProof/>
             </w:rPr>
             <w:drawing>
-              <wp:inline distT="0" distB="0" distL="0" distR="0" wp14:anchorId="6008BAE8" wp14:editId="6008BAE9">
+              <wp:inline distT="0" distB="0" distL="0" distR="0" wp14:anchorId="643760A6" wp14:editId="643760A7">
                 <wp:extent cx="324000" cy="324000"/>
                 <wp:effectExtent l="0" t="0" r="0" b="0"/>
                 <wp:docPr id="9001" name="Logo Zooki"/>
@@ -64198,7 +64459,7 @@
   <w:abstractNum w:abstractNumId="0" w15:restartNumberingAfterBreak="0">
     <w:nsid w:val="0000A990"/>
     <w:multiLevelType w:val="multilevel"/>
-    <w:tmpl w:val="8F00996C"/>
+    <w:tmpl w:val="7214EA58"/>
     <w:lvl w:ilvl="0">
       <w:numFmt w:val="bullet"/>
       <w:lvlText w:val=" "/>
@@ -64272,7 +64533,7 @@
       </w:pPr>
     </w:lvl>
   </w:abstractNum>
-  <w:num w:numId="1" w16cid:durableId="662199886">
+  <w:num w:numId="1" w16cid:durableId="1654946823">
     <w:abstractNumId w:val="0"/>
   </w:num>
 </w:numbering>
@@ -65663,7 +65924,7 @@
     <w:autoRedefine/>
     <w:uiPriority w:val="39"/>
     <w:unhideWhenUsed/>
-    <w:rsid w:val="00587D94"/>
+    <w:rsid w:val="00563FA6"/>
     <w:pPr>
       <w:spacing w:after="100" w:line="278" w:lineRule="auto"/>
       <w:ind w:left="480"/>
@@ -65682,7 +65943,7 @@
     <w:autoRedefine/>
     <w:uiPriority w:val="39"/>
     <w:unhideWhenUsed/>
-    <w:rsid w:val="00587D94"/>
+    <w:rsid w:val="00563FA6"/>
     <w:pPr>
       <w:spacing w:after="100" w:line="278" w:lineRule="auto"/>
       <w:ind w:left="720"/>
@@ -65701,7 +65962,7 @@
     <w:autoRedefine/>
     <w:uiPriority w:val="39"/>
     <w:unhideWhenUsed/>
-    <w:rsid w:val="00587D94"/>
+    <w:rsid w:val="00563FA6"/>
     <w:pPr>
       <w:spacing w:after="100" w:line="278" w:lineRule="auto"/>
       <w:ind w:left="960"/>
@@ -65720,7 +65981,7 @@
     <w:autoRedefine/>
     <w:uiPriority w:val="39"/>
     <w:unhideWhenUsed/>
-    <w:rsid w:val="00587D94"/>
+    <w:rsid w:val="00563FA6"/>
     <w:pPr>
       <w:spacing w:after="100" w:line="278" w:lineRule="auto"/>
       <w:ind w:left="1200"/>
@@ -65739,7 +66000,7 @@
     <w:autoRedefine/>
     <w:uiPriority w:val="39"/>
     <w:unhideWhenUsed/>
-    <w:rsid w:val="00587D94"/>
+    <w:rsid w:val="00563FA6"/>
     <w:pPr>
       <w:spacing w:after="100" w:line="278" w:lineRule="auto"/>
       <w:ind w:left="1440"/>
@@ -65758,7 +66019,7 @@
     <w:autoRedefine/>
     <w:uiPriority w:val="39"/>
     <w:unhideWhenUsed/>
-    <w:rsid w:val="00587D94"/>
+    <w:rsid w:val="00563FA6"/>
     <w:pPr>
       <w:spacing w:after="100" w:line="278" w:lineRule="auto"/>
       <w:ind w:left="1680"/>
@@ -65777,7 +66038,7 @@
     <w:autoRedefine/>
     <w:uiPriority w:val="39"/>
     <w:unhideWhenUsed/>
-    <w:rsid w:val="00587D94"/>
+    <w:rsid w:val="00563FA6"/>
     <w:pPr>
       <w:spacing w:after="100" w:line="278" w:lineRule="auto"/>
       <w:ind w:left="1920"/>
@@ -65795,7 +66056,7 @@
     <w:uiPriority w:val="99"/>
     <w:semiHidden/>
     <w:unhideWhenUsed/>
-    <w:rsid w:val="00587D94"/>
+    <w:rsid w:val="00563FA6"/>
     <w:rPr>
       <w:color w:val="605E5C"/>
       <w:shd w:val="clear" w:color="auto" w:fill="E1DFDD"/>

--- a/public/docs/descargas/re.docx
+++ b/public/docs/descargas/re.docx
@@ -93,7 +93,7 @@
           <w:noProof/>
         </w:rPr>
         <w:drawing>
-          <wp:inline distT="0" distB="0" distL="0" distR="0" wp14:anchorId="6437609A" wp14:editId="6437609B">
+          <wp:inline distT="0" distB="0" distL="0" distR="0" wp14:anchorId="35EAD8D7" wp14:editId="35EAD8D8">
             <wp:extent cx="395999" cy="405503"/>
             <wp:effectExtent l="0" t="0" r="0" b="0"/>
             <wp:docPr id="10" name="Picture"/>
@@ -229,7 +229,7 @@
               <w:pStyle w:val="Celda"/>
             </w:pPr>
             <w:r>
-              <w:t>29/10/2026</w:t>
+              <w:t>30/10/2026</w:t>
             </w:r>
           </w:p>
         </w:tc>
@@ -409,7 +409,7 @@
       <w:r>
         <w:fldChar w:fldCharType="separate"/>
       </w:r>
-      <w:hyperlink w:anchor="_Toc244209110" w:history="1">
+      <w:hyperlink w:anchor="_Toc244249579" w:history="1">
         <w:r>
           <w:rPr>
             <w:rStyle w:val="Hipervnculo"/>
@@ -445,7 +445,7 @@
             <w:noProof/>
             <w:webHidden/>
           </w:rPr>
-          <w:instrText xml:space="preserve"> PAGEREF _Toc244209110 \h </w:instrText>
+          <w:instrText xml:space="preserve"> PAGEREF _Toc244249579 \h </w:instrText>
         </w:r>
         <w:r>
           <w:rPr>
@@ -488,7 +488,7 @@
           <w14:ligatures w14:val="standardContextual"/>
         </w:rPr>
       </w:pPr>
-      <w:hyperlink w:anchor="_Toc244209111" w:history="1">
+      <w:hyperlink w:anchor="_Toc244249580" w:history="1">
         <w:r>
           <w:rPr>
             <w:rStyle w:val="Hipervnculo"/>
@@ -515,7 +515,7 @@
             <w:noProof/>
             <w:webHidden/>
           </w:rPr>
-          <w:instrText xml:space="preserve"> PAGEREF _Toc244209111 \h </w:instrText>
+          <w:instrText xml:space="preserve"> PAGEREF _Toc244249580 \h </w:instrText>
         </w:r>
         <w:r>
           <w:rPr>
@@ -558,7 +558,7 @@
           <w14:ligatures w14:val="standardContextual"/>
         </w:rPr>
       </w:pPr>
-      <w:hyperlink w:anchor="_Toc244209112" w:history="1">
+      <w:hyperlink w:anchor="_Toc244249581" w:history="1">
         <w:r>
           <w:rPr>
             <w:rStyle w:val="Hipervnculo"/>
@@ -585,7 +585,7 @@
             <w:noProof/>
             <w:webHidden/>
           </w:rPr>
-          <w:instrText xml:space="preserve"> PAGEREF _Toc244209112 \h </w:instrText>
+          <w:instrText xml:space="preserve"> PAGEREF _Toc244249581 \h </w:instrText>
         </w:r>
         <w:r>
           <w:rPr>
@@ -628,7 +628,7 @@
           <w14:ligatures w14:val="standardContextual"/>
         </w:rPr>
       </w:pPr>
-      <w:hyperlink w:anchor="_Toc244209113" w:history="1">
+      <w:hyperlink w:anchor="_Toc244249582" w:history="1">
         <w:r>
           <w:rPr>
             <w:rStyle w:val="Hipervnculo"/>
@@ -655,7 +655,7 @@
             <w:noProof/>
             <w:webHidden/>
           </w:rPr>
-          <w:instrText xml:space="preserve"> PAGEREF _Toc244209113 \h </w:instrText>
+          <w:instrText xml:space="preserve"> PAGEREF _Toc244249582 \h </w:instrText>
         </w:r>
         <w:r>
           <w:rPr>
@@ -698,7 +698,7 @@
           <w14:ligatures w14:val="standardContextual"/>
         </w:rPr>
       </w:pPr>
-      <w:hyperlink w:anchor="_Toc244209114" w:history="1">
+      <w:hyperlink w:anchor="_Toc244249583" w:history="1">
         <w:r>
           <w:rPr>
             <w:rStyle w:val="Hipervnculo"/>
@@ -725,7 +725,7 @@
             <w:noProof/>
             <w:webHidden/>
           </w:rPr>
-          <w:instrText xml:space="preserve"> PAGEREF _Toc244209114 \h </w:instrText>
+          <w:instrText xml:space="preserve"> PAGEREF _Toc244249583 \h </w:instrText>
         </w:r>
         <w:r>
           <w:rPr>
@@ -768,7 +768,7 @@
           <w14:ligatures w14:val="standardContextual"/>
         </w:rPr>
       </w:pPr>
-      <w:hyperlink w:anchor="_Toc244209115" w:history="1">
+      <w:hyperlink w:anchor="_Toc244249584" w:history="1">
         <w:r>
           <w:rPr>
             <w:rStyle w:val="Hipervnculo"/>
@@ -795,7 +795,7 @@
             <w:noProof/>
             <w:webHidden/>
           </w:rPr>
-          <w:instrText xml:space="preserve"> PAGEREF _Toc244209115 \h </w:instrText>
+          <w:instrText xml:space="preserve"> PAGEREF _Toc244249584 \h </w:instrText>
         </w:r>
         <w:r>
           <w:rPr>
@@ -841,7 +841,7 @@
           <w14:ligatures w14:val="standardContextual"/>
         </w:rPr>
       </w:pPr>
-      <w:hyperlink w:anchor="_Toc244209116" w:history="1">
+      <w:hyperlink w:anchor="_Toc244249585" w:history="1">
         <w:r>
           <w:rPr>
             <w:rStyle w:val="Hipervnculo"/>
@@ -868,7 +868,7 @@
             <w:noProof/>
             <w:webHidden/>
           </w:rPr>
-          <w:instrText xml:space="preserve"> PAGEREF _Toc244209116 \h </w:instrText>
+          <w:instrText xml:space="preserve"> PAGEREF _Toc244249585 \h </w:instrText>
         </w:r>
         <w:r>
           <w:rPr>
@@ -911,7 +911,7 @@
           <w14:ligatures w14:val="standardContextual"/>
         </w:rPr>
       </w:pPr>
-      <w:hyperlink w:anchor="_Toc244209117" w:history="1">
+      <w:hyperlink w:anchor="_Toc244249586" w:history="1">
         <w:r>
           <w:rPr>
             <w:rStyle w:val="Hipervnculo"/>
@@ -938,7 +938,7 @@
             <w:noProof/>
             <w:webHidden/>
           </w:rPr>
-          <w:instrText xml:space="preserve"> PAGEREF _Toc244209117 \h </w:instrText>
+          <w:instrText xml:space="preserve"> PAGEREF _Toc244249586 \h </w:instrText>
         </w:r>
         <w:r>
           <w:rPr>
@@ -981,7 +981,7 @@
           <w14:ligatures w14:val="standardContextual"/>
         </w:rPr>
       </w:pPr>
-      <w:hyperlink w:anchor="_Toc244209118" w:history="1">
+      <w:hyperlink w:anchor="_Toc244249587" w:history="1">
         <w:r>
           <w:rPr>
             <w:rStyle w:val="Hipervnculo"/>
@@ -1008,7 +1008,7 @@
             <w:noProof/>
             <w:webHidden/>
           </w:rPr>
-          <w:instrText xml:space="preserve"> PAGEREF _Toc244209118 \h </w:instrText>
+          <w:instrText xml:space="preserve"> PAGEREF _Toc244249587 \h </w:instrText>
         </w:r>
         <w:r>
           <w:rPr>
@@ -1051,7 +1051,7 @@
           <w14:ligatures w14:val="standardContextual"/>
         </w:rPr>
       </w:pPr>
-      <w:hyperlink w:anchor="_Toc244209119" w:history="1">
+      <w:hyperlink w:anchor="_Toc244249588" w:history="1">
         <w:r>
           <w:rPr>
             <w:rStyle w:val="Hipervnculo"/>
@@ -1078,7 +1078,7 @@
             <w:noProof/>
             <w:webHidden/>
           </w:rPr>
-          <w:instrText xml:space="preserve"> PAGEREF _Toc244209119 \h </w:instrText>
+          <w:instrText xml:space="preserve"> PAGEREF _Toc244249588 \h </w:instrText>
         </w:r>
         <w:r>
           <w:rPr>
@@ -1121,7 +1121,7 @@
           <w14:ligatures w14:val="standardContextual"/>
         </w:rPr>
       </w:pPr>
-      <w:hyperlink w:anchor="_Toc244209120" w:history="1">
+      <w:hyperlink w:anchor="_Toc244249589" w:history="1">
         <w:r>
           <w:rPr>
             <w:rStyle w:val="Hipervnculo"/>
@@ -1148,7 +1148,7 @@
             <w:noProof/>
             <w:webHidden/>
           </w:rPr>
-          <w:instrText xml:space="preserve"> PAGEREF _Toc244209120 \h </w:instrText>
+          <w:instrText xml:space="preserve"> PAGEREF _Toc244249589 \h </w:instrText>
         </w:r>
         <w:r>
           <w:rPr>
@@ -1191,7 +1191,7 @@
           <w14:ligatures w14:val="standardContextual"/>
         </w:rPr>
       </w:pPr>
-      <w:hyperlink w:anchor="_Toc244209121" w:history="1">
+      <w:hyperlink w:anchor="_Toc244249590" w:history="1">
         <w:r>
           <w:rPr>
             <w:rStyle w:val="Hipervnculo"/>
@@ -1218,7 +1218,7 @@
             <w:noProof/>
             <w:webHidden/>
           </w:rPr>
-          <w:instrText xml:space="preserve"> PAGEREF _Toc244209121 \h </w:instrText>
+          <w:instrText xml:space="preserve"> PAGEREF _Toc244249590 \h </w:instrText>
         </w:r>
         <w:r>
           <w:rPr>
@@ -1261,7 +1261,7 @@
           <w14:ligatures w14:val="standardContextual"/>
         </w:rPr>
       </w:pPr>
-      <w:hyperlink w:anchor="_Toc244209122" w:history="1">
+      <w:hyperlink w:anchor="_Toc244249591" w:history="1">
         <w:r>
           <w:rPr>
             <w:rStyle w:val="Hipervnculo"/>
@@ -1288,7 +1288,7 @@
             <w:noProof/>
             <w:webHidden/>
           </w:rPr>
-          <w:instrText xml:space="preserve"> PAGEREF _Toc244209122 \h </w:instrText>
+          <w:instrText xml:space="preserve"> PAGEREF _Toc244249591 \h </w:instrText>
         </w:r>
         <w:r>
           <w:rPr>
@@ -1331,7 +1331,7 @@
           <w14:ligatures w14:val="standardContextual"/>
         </w:rPr>
       </w:pPr>
-      <w:hyperlink w:anchor="_Toc244209123" w:history="1">
+      <w:hyperlink w:anchor="_Toc244249592" w:history="1">
         <w:r>
           <w:rPr>
             <w:rStyle w:val="Hipervnculo"/>
@@ -1358,7 +1358,7 @@
             <w:noProof/>
             <w:webHidden/>
           </w:rPr>
-          <w:instrText xml:space="preserve"> PAGEREF _Toc244209123 \h </w:instrText>
+          <w:instrText xml:space="preserve"> PAGEREF _Toc244249592 \h </w:instrText>
         </w:r>
         <w:r>
           <w:rPr>
@@ -1401,7 +1401,7 @@
           <w14:ligatures w14:val="standardContextual"/>
         </w:rPr>
       </w:pPr>
-      <w:hyperlink w:anchor="_Toc244209124" w:history="1">
+      <w:hyperlink w:anchor="_Toc244249593" w:history="1">
         <w:r>
           <w:rPr>
             <w:rStyle w:val="Hipervnculo"/>
@@ -1428,7 +1428,7 @@
             <w:noProof/>
             <w:webHidden/>
           </w:rPr>
-          <w:instrText xml:space="preserve"> PAGEREF _Toc244209124 \h </w:instrText>
+          <w:instrText xml:space="preserve"> PAGEREF _Toc244249593 \h </w:instrText>
         </w:r>
         <w:r>
           <w:rPr>
@@ -1471,7 +1471,7 @@
           <w14:ligatures w14:val="standardContextual"/>
         </w:rPr>
       </w:pPr>
-      <w:hyperlink w:anchor="_Toc244209125" w:history="1">
+      <w:hyperlink w:anchor="_Toc244249594" w:history="1">
         <w:r>
           <w:rPr>
             <w:rStyle w:val="Hipervnculo"/>
@@ -1498,7 +1498,7 @@
             <w:noProof/>
             <w:webHidden/>
           </w:rPr>
-          <w:instrText xml:space="preserve"> PAGEREF _Toc244209125 \h </w:instrText>
+          <w:instrText xml:space="preserve"> PAGEREF _Toc244249594 \h </w:instrText>
         </w:r>
         <w:r>
           <w:rPr>
@@ -1541,7 +1541,7 @@
           <w14:ligatures w14:val="standardContextual"/>
         </w:rPr>
       </w:pPr>
-      <w:hyperlink w:anchor="_Toc244209126" w:history="1">
+      <w:hyperlink w:anchor="_Toc244249595" w:history="1">
         <w:r>
           <w:rPr>
             <w:rStyle w:val="Hipervnculo"/>
@@ -1568,7 +1568,7 @@
             <w:noProof/>
             <w:webHidden/>
           </w:rPr>
-          <w:instrText xml:space="preserve"> PAGEREF _Toc244209126 \h </w:instrText>
+          <w:instrText xml:space="preserve"> PAGEREF _Toc244249595 \h </w:instrText>
         </w:r>
         <w:r>
           <w:rPr>
@@ -1611,7 +1611,7 @@
           <w14:ligatures w14:val="standardContextual"/>
         </w:rPr>
       </w:pPr>
-      <w:hyperlink w:anchor="_Toc244209127" w:history="1">
+      <w:hyperlink w:anchor="_Toc244249596" w:history="1">
         <w:r>
           <w:rPr>
             <w:rStyle w:val="Hipervnculo"/>
@@ -1638,7 +1638,7 @@
             <w:noProof/>
             <w:webHidden/>
           </w:rPr>
-          <w:instrText xml:space="preserve"> PAGEREF _Toc244209127 \h </w:instrText>
+          <w:instrText xml:space="preserve"> PAGEREF _Toc244249596 \h </w:instrText>
         </w:r>
         <w:r>
           <w:rPr>
@@ -1681,7 +1681,7 @@
           <w14:ligatures w14:val="standardContextual"/>
         </w:rPr>
       </w:pPr>
-      <w:hyperlink w:anchor="_Toc244209128" w:history="1">
+      <w:hyperlink w:anchor="_Toc244249597" w:history="1">
         <w:r>
           <w:rPr>
             <w:rStyle w:val="Hipervnculo"/>
@@ -1708,7 +1708,7 @@
             <w:noProof/>
             <w:webHidden/>
           </w:rPr>
-          <w:instrText xml:space="preserve"> PAGEREF _Toc244209128 \h </w:instrText>
+          <w:instrText xml:space="preserve"> PAGEREF _Toc244249597 \h </w:instrText>
         </w:r>
         <w:r>
           <w:rPr>
@@ -1751,7 +1751,7 @@
           <w14:ligatures w14:val="standardContextual"/>
         </w:rPr>
       </w:pPr>
-      <w:hyperlink w:anchor="_Toc244209129" w:history="1">
+      <w:hyperlink w:anchor="_Toc244249598" w:history="1">
         <w:r>
           <w:rPr>
             <w:rStyle w:val="Hipervnculo"/>
@@ -1778,7 +1778,7 @@
             <w:noProof/>
             <w:webHidden/>
           </w:rPr>
-          <w:instrText xml:space="preserve"> PAGEREF _Toc244209129 \h </w:instrText>
+          <w:instrText xml:space="preserve"> PAGEREF _Toc244249598 \h </w:instrText>
         </w:r>
         <w:r>
           <w:rPr>
@@ -1821,7 +1821,7 @@
           <w14:ligatures w14:val="standardContextual"/>
         </w:rPr>
       </w:pPr>
-      <w:hyperlink w:anchor="_Toc244209130" w:history="1">
+      <w:hyperlink w:anchor="_Toc244249599" w:history="1">
         <w:r>
           <w:rPr>
             <w:rStyle w:val="Hipervnculo"/>
@@ -1848,7 +1848,7 @@
             <w:noProof/>
             <w:webHidden/>
           </w:rPr>
-          <w:instrText xml:space="preserve"> PAGEREF _Toc244209130 \h </w:instrText>
+          <w:instrText xml:space="preserve"> PAGEREF _Toc244249599 \h </w:instrText>
         </w:r>
         <w:r>
           <w:rPr>
@@ -1891,7 +1891,7 @@
           <w14:ligatures w14:val="standardContextual"/>
         </w:rPr>
       </w:pPr>
-      <w:hyperlink w:anchor="_Toc244209131" w:history="1">
+      <w:hyperlink w:anchor="_Toc244249600" w:history="1">
         <w:r>
           <w:rPr>
             <w:rStyle w:val="Hipervnculo"/>
@@ -1918,7 +1918,7 @@
             <w:noProof/>
             <w:webHidden/>
           </w:rPr>
-          <w:instrText xml:space="preserve"> PAGEREF _Toc244209131 \h </w:instrText>
+          <w:instrText xml:space="preserve"> PAGEREF _Toc244249600 \h </w:instrText>
         </w:r>
         <w:r>
           <w:rPr>
@@ -1961,7 +1961,7 @@
           <w14:ligatures w14:val="standardContextual"/>
         </w:rPr>
       </w:pPr>
-      <w:hyperlink w:anchor="_Toc244209132" w:history="1">
+      <w:hyperlink w:anchor="_Toc244249601" w:history="1">
         <w:r>
           <w:rPr>
             <w:rStyle w:val="Hipervnculo"/>
@@ -1988,7 +1988,7 @@
             <w:noProof/>
             <w:webHidden/>
           </w:rPr>
-          <w:instrText xml:space="preserve"> PAGEREF _Toc244209132 \h </w:instrText>
+          <w:instrText xml:space="preserve"> PAGEREF _Toc244249601 \h </w:instrText>
         </w:r>
         <w:r>
           <w:rPr>
@@ -2031,7 +2031,7 @@
           <w14:ligatures w14:val="standardContextual"/>
         </w:rPr>
       </w:pPr>
-      <w:hyperlink w:anchor="_Toc244209133" w:history="1">
+      <w:hyperlink w:anchor="_Toc244249602" w:history="1">
         <w:r>
           <w:rPr>
             <w:rStyle w:val="Hipervnculo"/>
@@ -2058,7 +2058,7 @@
             <w:noProof/>
             <w:webHidden/>
           </w:rPr>
-          <w:instrText xml:space="preserve"> PAGEREF _Toc244209133 \h </w:instrText>
+          <w:instrText xml:space="preserve"> PAGEREF _Toc244249602 \h </w:instrText>
         </w:r>
         <w:r>
           <w:rPr>
@@ -2101,7 +2101,7 @@
           <w14:ligatures w14:val="standardContextual"/>
         </w:rPr>
       </w:pPr>
-      <w:hyperlink w:anchor="_Toc244209134" w:history="1">
+      <w:hyperlink w:anchor="_Toc244249603" w:history="1">
         <w:r>
           <w:rPr>
             <w:rStyle w:val="Hipervnculo"/>
@@ -2128,7 +2128,7 @@
             <w:noProof/>
             <w:webHidden/>
           </w:rPr>
-          <w:instrText xml:space="preserve"> PAGEREF _Toc244209134 \h </w:instrText>
+          <w:instrText xml:space="preserve"> PAGEREF _Toc244249603 \h </w:instrText>
         </w:r>
         <w:r>
           <w:rPr>
@@ -2171,7 +2171,7 @@
           <w14:ligatures w14:val="standardContextual"/>
         </w:rPr>
       </w:pPr>
-      <w:hyperlink w:anchor="_Toc244209135" w:history="1">
+      <w:hyperlink w:anchor="_Toc244249604" w:history="1">
         <w:r>
           <w:rPr>
             <w:rStyle w:val="Hipervnculo"/>
@@ -2198,7 +2198,7 @@
             <w:noProof/>
             <w:webHidden/>
           </w:rPr>
-          <w:instrText xml:space="preserve"> PAGEREF _Toc244209135 \h </w:instrText>
+          <w:instrText xml:space="preserve"> PAGEREF _Toc244249604 \h </w:instrText>
         </w:r>
         <w:r>
           <w:rPr>
@@ -2244,7 +2244,7 @@
           <w14:ligatures w14:val="standardContextual"/>
         </w:rPr>
       </w:pPr>
-      <w:hyperlink w:anchor="_Toc244209136" w:history="1">
+      <w:hyperlink w:anchor="_Toc244249605" w:history="1">
         <w:r>
           <w:rPr>
             <w:rStyle w:val="Hipervnculo"/>
@@ -2271,7 +2271,7 @@
             <w:noProof/>
             <w:webHidden/>
           </w:rPr>
-          <w:instrText xml:space="preserve"> PAGEREF _Toc244209136 \h </w:instrText>
+          <w:instrText xml:space="preserve"> PAGEREF _Toc244249605 \h </w:instrText>
         </w:r>
         <w:r>
           <w:rPr>
@@ -2314,7 +2314,7 @@
           <w14:ligatures w14:val="standardContextual"/>
         </w:rPr>
       </w:pPr>
-      <w:hyperlink w:anchor="_Toc244209137" w:history="1">
+      <w:hyperlink w:anchor="_Toc244249606" w:history="1">
         <w:r>
           <w:rPr>
             <w:rStyle w:val="Hipervnculo"/>
@@ -2341,7 +2341,7 @@
             <w:noProof/>
             <w:webHidden/>
           </w:rPr>
-          <w:instrText xml:space="preserve"> PAGEREF _Toc244209137 \h </w:instrText>
+          <w:instrText xml:space="preserve"> PAGEREF _Toc244249606 \h </w:instrText>
         </w:r>
         <w:r>
           <w:rPr>
@@ -2384,7 +2384,7 @@
           <w14:ligatures w14:val="standardContextual"/>
         </w:rPr>
       </w:pPr>
-      <w:hyperlink w:anchor="_Toc244209138" w:history="1">
+      <w:hyperlink w:anchor="_Toc244249607" w:history="1">
         <w:r>
           <w:rPr>
             <w:rStyle w:val="Hipervnculo"/>
@@ -2411,7 +2411,7 @@
             <w:noProof/>
             <w:webHidden/>
           </w:rPr>
-          <w:instrText xml:space="preserve"> PAGEREF _Toc244209138 \h </w:instrText>
+          <w:instrText xml:space="preserve"> PAGEREF _Toc244249607 \h </w:instrText>
         </w:r>
         <w:r>
           <w:rPr>
@@ -2454,7 +2454,7 @@
           <w14:ligatures w14:val="standardContextual"/>
         </w:rPr>
       </w:pPr>
-      <w:hyperlink w:anchor="_Toc244209139" w:history="1">
+      <w:hyperlink w:anchor="_Toc244249608" w:history="1">
         <w:r>
           <w:rPr>
             <w:rStyle w:val="Hipervnculo"/>
@@ -2481,7 +2481,7 @@
             <w:noProof/>
             <w:webHidden/>
           </w:rPr>
-          <w:instrText xml:space="preserve"> PAGEREF _Toc244209139 \h </w:instrText>
+          <w:instrText xml:space="preserve"> PAGEREF _Toc244249608 \h </w:instrText>
         </w:r>
         <w:r>
           <w:rPr>
@@ -2524,7 +2524,7 @@
           <w14:ligatures w14:val="standardContextual"/>
         </w:rPr>
       </w:pPr>
-      <w:hyperlink w:anchor="_Toc244209140" w:history="1">
+      <w:hyperlink w:anchor="_Toc244249609" w:history="1">
         <w:r>
           <w:rPr>
             <w:rStyle w:val="Hipervnculo"/>
@@ -2551,7 +2551,7 @@
             <w:noProof/>
             <w:webHidden/>
           </w:rPr>
-          <w:instrText xml:space="preserve"> PAGEREF _Toc244209140 \h </w:instrText>
+          <w:instrText xml:space="preserve"> PAGEREF _Toc244249609 \h </w:instrText>
         </w:r>
         <w:r>
           <w:rPr>
@@ -2594,7 +2594,7 @@
           <w14:ligatures w14:val="standardContextual"/>
         </w:rPr>
       </w:pPr>
-      <w:hyperlink w:anchor="_Toc244209141" w:history="1">
+      <w:hyperlink w:anchor="_Toc244249610" w:history="1">
         <w:r>
           <w:rPr>
             <w:rStyle w:val="Hipervnculo"/>
@@ -2621,7 +2621,7 @@
             <w:noProof/>
             <w:webHidden/>
           </w:rPr>
-          <w:instrText xml:space="preserve"> PAGEREF _Toc244209141 \h </w:instrText>
+          <w:instrText xml:space="preserve"> PAGEREF _Toc244249610 \h </w:instrText>
         </w:r>
         <w:r>
           <w:rPr>
@@ -2667,7 +2667,7 @@
           <w14:ligatures w14:val="standardContextual"/>
         </w:rPr>
       </w:pPr>
-      <w:hyperlink w:anchor="_Toc244209142" w:history="1">
+      <w:hyperlink w:anchor="_Toc244249611" w:history="1">
         <w:r>
           <w:rPr>
             <w:rStyle w:val="Hipervnculo"/>
@@ -2694,7 +2694,7 @@
             <w:noProof/>
             <w:webHidden/>
           </w:rPr>
-          <w:instrText xml:space="preserve"> PAGEREF _Toc244209142 \h </w:instrText>
+          <w:instrText xml:space="preserve"> PAGEREF _Toc244249611 \h </w:instrText>
         </w:r>
         <w:r>
           <w:rPr>
@@ -2737,7 +2737,7 @@
           <w14:ligatures w14:val="standardContextual"/>
         </w:rPr>
       </w:pPr>
-      <w:hyperlink w:anchor="_Toc244209143" w:history="1">
+      <w:hyperlink w:anchor="_Toc244249612" w:history="1">
         <w:r>
           <w:rPr>
             <w:rStyle w:val="Hipervnculo"/>
@@ -2764,7 +2764,7 @@
             <w:noProof/>
             <w:webHidden/>
           </w:rPr>
-          <w:instrText xml:space="preserve"> PAGEREF _Toc244209143 \h </w:instrText>
+          <w:instrText xml:space="preserve"> PAGEREF _Toc244249612 \h </w:instrText>
         </w:r>
         <w:r>
           <w:rPr>
@@ -2807,7 +2807,7 @@
           <w14:ligatures w14:val="standardContextual"/>
         </w:rPr>
       </w:pPr>
-      <w:hyperlink w:anchor="_Toc244209144" w:history="1">
+      <w:hyperlink w:anchor="_Toc244249613" w:history="1">
         <w:r>
           <w:rPr>
             <w:rStyle w:val="Hipervnculo"/>
@@ -2834,7 +2834,7 @@
             <w:noProof/>
             <w:webHidden/>
           </w:rPr>
-          <w:instrText xml:space="preserve"> PAGEREF _Toc244209144 \h </w:instrText>
+          <w:instrText xml:space="preserve"> PAGEREF _Toc244249613 \h </w:instrText>
         </w:r>
         <w:r>
           <w:rPr>
@@ -2877,7 +2877,7 @@
           <w14:ligatures w14:val="standardContextual"/>
         </w:rPr>
       </w:pPr>
-      <w:hyperlink w:anchor="_Toc244209145" w:history="1">
+      <w:hyperlink w:anchor="_Toc244249614" w:history="1">
         <w:r>
           <w:rPr>
             <w:rStyle w:val="Hipervnculo"/>
@@ -2904,7 +2904,7 @@
             <w:noProof/>
             <w:webHidden/>
           </w:rPr>
-          <w:instrText xml:space="preserve"> PAGEREF _Toc244209145 \h </w:instrText>
+          <w:instrText xml:space="preserve"> PAGEREF _Toc244249614 \h </w:instrText>
         </w:r>
         <w:r>
           <w:rPr>
@@ -2947,7 +2947,7 @@
           <w14:ligatures w14:val="standardContextual"/>
         </w:rPr>
       </w:pPr>
-      <w:hyperlink w:anchor="_Toc244209146" w:history="1">
+      <w:hyperlink w:anchor="_Toc244249615" w:history="1">
         <w:r>
           <w:rPr>
             <w:rStyle w:val="Hipervnculo"/>
@@ -2974,7 +2974,7 @@
             <w:noProof/>
             <w:webHidden/>
           </w:rPr>
-          <w:instrText xml:space="preserve"> PAGEREF _Toc244209146 \h </w:instrText>
+          <w:instrText xml:space="preserve"> PAGEREF _Toc244249615 \h </w:instrText>
         </w:r>
         <w:r>
           <w:rPr>
@@ -3017,7 +3017,7 @@
           <w14:ligatures w14:val="standardContextual"/>
         </w:rPr>
       </w:pPr>
-      <w:hyperlink w:anchor="_Toc244209147" w:history="1">
+      <w:hyperlink w:anchor="_Toc244249616" w:history="1">
         <w:r>
           <w:rPr>
             <w:rStyle w:val="Hipervnculo"/>
@@ -3044,7 +3044,7 @@
             <w:noProof/>
             <w:webHidden/>
           </w:rPr>
-          <w:instrText xml:space="preserve"> PAGEREF _Toc244209147 \h </w:instrText>
+          <w:instrText xml:space="preserve"> PAGEREF _Toc244249616 \h </w:instrText>
         </w:r>
         <w:r>
           <w:rPr>
@@ -3087,7 +3087,7 @@
           <w14:ligatures w14:val="standardContextual"/>
         </w:rPr>
       </w:pPr>
-      <w:hyperlink w:anchor="_Toc244209148" w:history="1">
+      <w:hyperlink w:anchor="_Toc244249617" w:history="1">
         <w:r>
           <w:rPr>
             <w:rStyle w:val="Hipervnculo"/>
@@ -3114,7 +3114,7 @@
             <w:noProof/>
             <w:webHidden/>
           </w:rPr>
-          <w:instrText xml:space="preserve"> PAGEREF _Toc244209148 \h </w:instrText>
+          <w:instrText xml:space="preserve"> PAGEREF _Toc244249617 \h </w:instrText>
         </w:r>
         <w:r>
           <w:rPr>
@@ -3157,7 +3157,7 @@
           <w14:ligatures w14:val="standardContextual"/>
         </w:rPr>
       </w:pPr>
-      <w:hyperlink w:anchor="_Toc244209149" w:history="1">
+      <w:hyperlink w:anchor="_Toc244249618" w:history="1">
         <w:r>
           <w:rPr>
             <w:rStyle w:val="Hipervnculo"/>
@@ -3184,7 +3184,7 @@
             <w:noProof/>
             <w:webHidden/>
           </w:rPr>
-          <w:instrText xml:space="preserve"> PAGEREF _Toc244209149 \h </w:instrText>
+          <w:instrText xml:space="preserve"> PAGEREF _Toc244249618 \h </w:instrText>
         </w:r>
         <w:r>
           <w:rPr>
@@ -3227,7 +3227,7 @@
           <w14:ligatures w14:val="standardContextual"/>
         </w:rPr>
       </w:pPr>
-      <w:hyperlink w:anchor="_Toc244209150" w:history="1">
+      <w:hyperlink w:anchor="_Toc244249619" w:history="1">
         <w:r>
           <w:rPr>
             <w:rStyle w:val="Hipervnculo"/>
@@ -3254,7 +3254,7 @@
             <w:noProof/>
             <w:webHidden/>
           </w:rPr>
-          <w:instrText xml:space="preserve"> PAGEREF _Toc244209150 \h </w:instrText>
+          <w:instrText xml:space="preserve"> PAGEREF _Toc244249619 \h </w:instrText>
         </w:r>
         <w:r>
           <w:rPr>
@@ -3274,7 +3274,7 @@
             <w:noProof/>
             <w:webHidden/>
           </w:rPr>
-          <w:t>38</w:t>
+          <w:t>39</w:t>
         </w:r>
         <w:r>
           <w:rPr>
@@ -3297,7 +3297,7 @@
           <w14:ligatures w14:val="standardContextual"/>
         </w:rPr>
       </w:pPr>
-      <w:hyperlink w:anchor="_Toc244209151" w:history="1">
+      <w:hyperlink w:anchor="_Toc244249620" w:history="1">
         <w:r>
           <w:rPr>
             <w:rStyle w:val="Hipervnculo"/>
@@ -3324,7 +3324,7 @@
             <w:noProof/>
             <w:webHidden/>
           </w:rPr>
-          <w:instrText xml:space="preserve"> PAGEREF _Toc244209151 \h </w:instrText>
+          <w:instrText xml:space="preserve"> PAGEREF _Toc244249620 \h </w:instrText>
         </w:r>
         <w:r>
           <w:rPr>
@@ -3344,7 +3344,7 @@
             <w:noProof/>
             <w:webHidden/>
           </w:rPr>
-          <w:t>39</w:t>
+          <w:t>40</w:t>
         </w:r>
         <w:r>
           <w:rPr>
@@ -3367,7 +3367,7 @@
           <w14:ligatures w14:val="standardContextual"/>
         </w:rPr>
       </w:pPr>
-      <w:hyperlink w:anchor="_Toc244209152" w:history="1">
+      <w:hyperlink w:anchor="_Toc244249621" w:history="1">
         <w:r>
           <w:rPr>
             <w:rStyle w:val="Hipervnculo"/>
@@ -3394,7 +3394,7 @@
             <w:noProof/>
             <w:webHidden/>
           </w:rPr>
-          <w:instrText xml:space="preserve"> PAGEREF _Toc244209152 \h </w:instrText>
+          <w:instrText xml:space="preserve"> PAGEREF _Toc244249621 \h </w:instrText>
         </w:r>
         <w:r>
           <w:rPr>
@@ -3414,7 +3414,7 @@
             <w:noProof/>
             <w:webHidden/>
           </w:rPr>
-          <w:t>40</w:t>
+          <w:t>41</w:t>
         </w:r>
         <w:r>
           <w:rPr>
@@ -3437,7 +3437,7 @@
           <w14:ligatures w14:val="standardContextual"/>
         </w:rPr>
       </w:pPr>
-      <w:hyperlink w:anchor="_Toc244209153" w:history="1">
+      <w:hyperlink w:anchor="_Toc244249622" w:history="1">
         <w:r>
           <w:rPr>
             <w:rStyle w:val="Hipervnculo"/>
@@ -3464,7 +3464,7 @@
             <w:noProof/>
             <w:webHidden/>
           </w:rPr>
-          <w:instrText xml:space="preserve"> PAGEREF _Toc244209153 \h </w:instrText>
+          <w:instrText xml:space="preserve"> PAGEREF _Toc244249622 \h </w:instrText>
         </w:r>
         <w:r>
           <w:rPr>
@@ -3484,7 +3484,7 @@
             <w:noProof/>
             <w:webHidden/>
           </w:rPr>
-          <w:t>41</w:t>
+          <w:t>42</w:t>
         </w:r>
         <w:r>
           <w:rPr>
@@ -3507,7 +3507,7 @@
           <w14:ligatures w14:val="standardContextual"/>
         </w:rPr>
       </w:pPr>
-      <w:hyperlink w:anchor="_Toc244209154" w:history="1">
+      <w:hyperlink w:anchor="_Toc244249623" w:history="1">
         <w:r>
           <w:rPr>
             <w:rStyle w:val="Hipervnculo"/>
@@ -3534,7 +3534,7 @@
             <w:noProof/>
             <w:webHidden/>
           </w:rPr>
-          <w:instrText xml:space="preserve"> PAGEREF _Toc244209154 \h </w:instrText>
+          <w:instrText xml:space="preserve"> PAGEREF _Toc244249623 \h </w:instrText>
         </w:r>
         <w:r>
           <w:rPr>
@@ -3554,7 +3554,7 @@
             <w:noProof/>
             <w:webHidden/>
           </w:rPr>
-          <w:t>42</w:t>
+          <w:t>43</w:t>
         </w:r>
         <w:r>
           <w:rPr>
@@ -3580,7 +3580,7 @@
           <w14:ligatures w14:val="standardContextual"/>
         </w:rPr>
       </w:pPr>
-      <w:hyperlink w:anchor="_Toc244209155" w:history="1">
+      <w:hyperlink w:anchor="_Toc244249624" w:history="1">
         <w:r>
           <w:rPr>
             <w:rStyle w:val="Hipervnculo"/>
@@ -3607,7 +3607,7 @@
             <w:noProof/>
             <w:webHidden/>
           </w:rPr>
-          <w:instrText xml:space="preserve"> PAGEREF _Toc244209155 \h </w:instrText>
+          <w:instrText xml:space="preserve"> PAGEREF _Toc244249624 \h </w:instrText>
         </w:r>
         <w:r>
           <w:rPr>
@@ -3627,7 +3627,7 @@
             <w:noProof/>
             <w:webHidden/>
           </w:rPr>
-          <w:t>43</w:t>
+          <w:t>44</w:t>
         </w:r>
         <w:r>
           <w:rPr>
@@ -3650,7 +3650,7 @@
           <w14:ligatures w14:val="standardContextual"/>
         </w:rPr>
       </w:pPr>
-      <w:hyperlink w:anchor="_Toc244209156" w:history="1">
+      <w:hyperlink w:anchor="_Toc244249625" w:history="1">
         <w:r>
           <w:rPr>
             <w:rStyle w:val="Hipervnculo"/>
@@ -3677,7 +3677,7 @@
             <w:noProof/>
             <w:webHidden/>
           </w:rPr>
-          <w:instrText xml:space="preserve"> PAGEREF _Toc244209156 \h </w:instrText>
+          <w:instrText xml:space="preserve"> PAGEREF _Toc244249625 \h </w:instrText>
         </w:r>
         <w:r>
           <w:rPr>
@@ -3697,7 +3697,7 @@
             <w:noProof/>
             <w:webHidden/>
           </w:rPr>
-          <w:t>43</w:t>
+          <w:t>44</w:t>
         </w:r>
         <w:r>
           <w:rPr>
@@ -3720,7 +3720,7 @@
           <w14:ligatures w14:val="standardContextual"/>
         </w:rPr>
       </w:pPr>
-      <w:hyperlink w:anchor="_Toc244209157" w:history="1">
+      <w:hyperlink w:anchor="_Toc244249626" w:history="1">
         <w:r>
           <w:rPr>
             <w:rStyle w:val="Hipervnculo"/>
@@ -3747,7 +3747,7 @@
             <w:noProof/>
             <w:webHidden/>
           </w:rPr>
-          <w:instrText xml:space="preserve"> PAGEREF _Toc244209157 \h </w:instrText>
+          <w:instrText xml:space="preserve"> PAGEREF _Toc244249626 \h </w:instrText>
         </w:r>
         <w:r>
           <w:rPr>
@@ -3767,7 +3767,7 @@
             <w:noProof/>
             <w:webHidden/>
           </w:rPr>
-          <w:t>43</w:t>
+          <w:t>44</w:t>
         </w:r>
         <w:r>
           <w:rPr>
@@ -3790,7 +3790,7 @@
           <w14:ligatures w14:val="standardContextual"/>
         </w:rPr>
       </w:pPr>
-      <w:hyperlink w:anchor="_Toc244209158" w:history="1">
+      <w:hyperlink w:anchor="_Toc244249627" w:history="1">
         <w:r>
           <w:rPr>
             <w:rStyle w:val="Hipervnculo"/>
@@ -3817,7 +3817,7 @@
             <w:noProof/>
             <w:webHidden/>
           </w:rPr>
-          <w:instrText xml:space="preserve"> PAGEREF _Toc244209158 \h </w:instrText>
+          <w:instrText xml:space="preserve"> PAGEREF _Toc244249627 \h </w:instrText>
         </w:r>
         <w:r>
           <w:rPr>
@@ -3837,7 +3837,7 @@
             <w:noProof/>
             <w:webHidden/>
           </w:rPr>
-          <w:t>44</w:t>
+          <w:t>45</w:t>
         </w:r>
         <w:r>
           <w:rPr>
@@ -3860,7 +3860,7 @@
           <w14:ligatures w14:val="standardContextual"/>
         </w:rPr>
       </w:pPr>
-      <w:hyperlink w:anchor="_Toc244209159" w:history="1">
+      <w:hyperlink w:anchor="_Toc244249628" w:history="1">
         <w:r>
           <w:rPr>
             <w:rStyle w:val="Hipervnculo"/>
@@ -3887,7 +3887,7 @@
             <w:noProof/>
             <w:webHidden/>
           </w:rPr>
-          <w:instrText xml:space="preserve"> PAGEREF _Toc244209159 \h </w:instrText>
+          <w:instrText xml:space="preserve"> PAGEREF _Toc244249628 \h </w:instrText>
         </w:r>
         <w:r>
           <w:rPr>
@@ -3907,7 +3907,7 @@
             <w:noProof/>
             <w:webHidden/>
           </w:rPr>
-          <w:t>44</w:t>
+          <w:t>45</w:t>
         </w:r>
         <w:r>
           <w:rPr>
@@ -3930,7 +3930,7 @@
           <w14:ligatures w14:val="standardContextual"/>
         </w:rPr>
       </w:pPr>
-      <w:hyperlink w:anchor="_Toc244209160" w:history="1">
+      <w:hyperlink w:anchor="_Toc244249629" w:history="1">
         <w:r>
           <w:rPr>
             <w:rStyle w:val="Hipervnculo"/>
@@ -3957,7 +3957,7 @@
             <w:noProof/>
             <w:webHidden/>
           </w:rPr>
-          <w:instrText xml:space="preserve"> PAGEREF _Toc244209160 \h </w:instrText>
+          <w:instrText xml:space="preserve"> PAGEREF _Toc244249629 \h </w:instrText>
         </w:r>
         <w:r>
           <w:rPr>
@@ -3977,7 +3977,7 @@
             <w:noProof/>
             <w:webHidden/>
           </w:rPr>
-          <w:t>44</w:t>
+          <w:t>45</w:t>
         </w:r>
         <w:r>
           <w:rPr>
@@ -4000,7 +4000,7 @@
           <w14:ligatures w14:val="standardContextual"/>
         </w:rPr>
       </w:pPr>
-      <w:hyperlink w:anchor="_Toc244209161" w:history="1">
+      <w:hyperlink w:anchor="_Toc244249630" w:history="1">
         <w:r>
           <w:rPr>
             <w:rStyle w:val="Hipervnculo"/>
@@ -4027,7 +4027,7 @@
             <w:noProof/>
             <w:webHidden/>
           </w:rPr>
-          <w:instrText xml:space="preserve"> PAGEREF _Toc244209161 \h </w:instrText>
+          <w:instrText xml:space="preserve"> PAGEREF _Toc244249630 \h </w:instrText>
         </w:r>
         <w:r>
           <w:rPr>
@@ -4047,7 +4047,7 @@
             <w:noProof/>
             <w:webHidden/>
           </w:rPr>
-          <w:t>45</w:t>
+          <w:t>46</w:t>
         </w:r>
         <w:r>
           <w:rPr>
@@ -4073,7 +4073,7 @@
           <w14:ligatures w14:val="standardContextual"/>
         </w:rPr>
       </w:pPr>
-      <w:hyperlink w:anchor="_Toc244209162" w:history="1">
+      <w:hyperlink w:anchor="_Toc244249631" w:history="1">
         <w:r>
           <w:rPr>
             <w:rStyle w:val="Hipervnculo"/>
@@ -4100,7 +4100,7 @@
             <w:noProof/>
             <w:webHidden/>
           </w:rPr>
-          <w:instrText xml:space="preserve"> PAGEREF _Toc244209162 \h </w:instrText>
+          <w:instrText xml:space="preserve"> PAGEREF _Toc244249631 \h </w:instrText>
         </w:r>
         <w:r>
           <w:rPr>
@@ -4120,7 +4120,7 @@
             <w:noProof/>
             <w:webHidden/>
           </w:rPr>
-          <w:t>46</w:t>
+          <w:t>47</w:t>
         </w:r>
         <w:r>
           <w:rPr>
@@ -4143,7 +4143,7 @@
           <w14:ligatures w14:val="standardContextual"/>
         </w:rPr>
       </w:pPr>
-      <w:hyperlink w:anchor="_Toc244209163" w:history="1">
+      <w:hyperlink w:anchor="_Toc244249632" w:history="1">
         <w:r>
           <w:rPr>
             <w:rStyle w:val="Hipervnculo"/>
@@ -4170,7 +4170,7 @@
             <w:noProof/>
             <w:webHidden/>
           </w:rPr>
-          <w:instrText xml:space="preserve"> PAGEREF _Toc244209163 \h </w:instrText>
+          <w:instrText xml:space="preserve"> PAGEREF _Toc244249632 \h </w:instrText>
         </w:r>
         <w:r>
           <w:rPr>
@@ -4190,7 +4190,7 @@
             <w:noProof/>
             <w:webHidden/>
           </w:rPr>
-          <w:t>46</w:t>
+          <w:t>47</w:t>
         </w:r>
         <w:r>
           <w:rPr>
@@ -4213,7 +4213,7 @@
           <w14:ligatures w14:val="standardContextual"/>
         </w:rPr>
       </w:pPr>
-      <w:hyperlink w:anchor="_Toc244209164" w:history="1">
+      <w:hyperlink w:anchor="_Toc244249633" w:history="1">
         <w:r>
           <w:rPr>
             <w:rStyle w:val="Hipervnculo"/>
@@ -4240,7 +4240,7 @@
             <w:noProof/>
             <w:webHidden/>
           </w:rPr>
-          <w:instrText xml:space="preserve"> PAGEREF _Toc244209164 \h </w:instrText>
+          <w:instrText xml:space="preserve"> PAGEREF _Toc244249633 \h </w:instrText>
         </w:r>
         <w:r>
           <w:rPr>
@@ -4260,7 +4260,7 @@
             <w:noProof/>
             <w:webHidden/>
           </w:rPr>
-          <w:t>47</w:t>
+          <w:t>48</w:t>
         </w:r>
         <w:r>
           <w:rPr>
@@ -4283,7 +4283,7 @@
           <w14:ligatures w14:val="standardContextual"/>
         </w:rPr>
       </w:pPr>
-      <w:hyperlink w:anchor="_Toc244209165" w:history="1">
+      <w:hyperlink w:anchor="_Toc244249634" w:history="1">
         <w:r>
           <w:rPr>
             <w:rStyle w:val="Hipervnculo"/>
@@ -4310,7 +4310,7 @@
             <w:noProof/>
             <w:webHidden/>
           </w:rPr>
-          <w:instrText xml:space="preserve"> PAGEREF _Toc244209165 \h </w:instrText>
+          <w:instrText xml:space="preserve"> PAGEREF _Toc244249634 \h </w:instrText>
         </w:r>
         <w:r>
           <w:rPr>
@@ -4330,7 +4330,7 @@
             <w:noProof/>
             <w:webHidden/>
           </w:rPr>
-          <w:t>48</w:t>
+          <w:t>49</w:t>
         </w:r>
         <w:r>
           <w:rPr>
@@ -4353,7 +4353,7 @@
           <w14:ligatures w14:val="standardContextual"/>
         </w:rPr>
       </w:pPr>
-      <w:hyperlink w:anchor="_Toc244209166" w:history="1">
+      <w:hyperlink w:anchor="_Toc244249635" w:history="1">
         <w:r>
           <w:rPr>
             <w:rStyle w:val="Hipervnculo"/>
@@ -4380,7 +4380,7 @@
             <w:noProof/>
             <w:webHidden/>
           </w:rPr>
-          <w:instrText xml:space="preserve"> PAGEREF _Toc244209166 \h </w:instrText>
+          <w:instrText xml:space="preserve"> PAGEREF _Toc244249635 \h </w:instrText>
         </w:r>
         <w:r>
           <w:rPr>
@@ -4400,7 +4400,7 @@
             <w:noProof/>
             <w:webHidden/>
           </w:rPr>
-          <w:t>49</w:t>
+          <w:t>50</w:t>
         </w:r>
         <w:r>
           <w:rPr>
@@ -4423,7 +4423,7 @@
           <w14:ligatures w14:val="standardContextual"/>
         </w:rPr>
       </w:pPr>
-      <w:hyperlink w:anchor="_Toc244209167" w:history="1">
+      <w:hyperlink w:anchor="_Toc244249636" w:history="1">
         <w:r>
           <w:rPr>
             <w:rStyle w:val="Hipervnculo"/>
@@ -4450,7 +4450,7 @@
             <w:noProof/>
             <w:webHidden/>
           </w:rPr>
-          <w:instrText xml:space="preserve"> PAGEREF _Toc244209167 \h </w:instrText>
+          <w:instrText xml:space="preserve"> PAGEREF _Toc244249636 \h </w:instrText>
         </w:r>
         <w:r>
           <w:rPr>
@@ -4470,7 +4470,7 @@
             <w:noProof/>
             <w:webHidden/>
           </w:rPr>
-          <w:t>49</w:t>
+          <w:t>50</w:t>
         </w:r>
         <w:r>
           <w:rPr>
@@ -4493,7 +4493,7 @@
           <w14:ligatures w14:val="standardContextual"/>
         </w:rPr>
       </w:pPr>
-      <w:hyperlink w:anchor="_Toc244209168" w:history="1">
+      <w:hyperlink w:anchor="_Toc244249637" w:history="1">
         <w:r>
           <w:rPr>
             <w:rStyle w:val="Hipervnculo"/>
@@ -4520,7 +4520,7 @@
             <w:noProof/>
             <w:webHidden/>
           </w:rPr>
-          <w:instrText xml:space="preserve"> PAGEREF _Toc244209168 \h </w:instrText>
+          <w:instrText xml:space="preserve"> PAGEREF _Toc244249637 \h </w:instrText>
         </w:r>
         <w:r>
           <w:rPr>
@@ -4540,7 +4540,7 @@
             <w:noProof/>
             <w:webHidden/>
           </w:rPr>
-          <w:t>50</w:t>
+          <w:t>51</w:t>
         </w:r>
         <w:r>
           <w:rPr>
@@ -4563,7 +4563,7 @@
           <w14:ligatures w14:val="standardContextual"/>
         </w:rPr>
       </w:pPr>
-      <w:hyperlink w:anchor="_Toc244209169" w:history="1">
+      <w:hyperlink w:anchor="_Toc244249638" w:history="1">
         <w:r>
           <w:rPr>
             <w:rStyle w:val="Hipervnculo"/>
@@ -4590,7 +4590,7 @@
             <w:noProof/>
             <w:webHidden/>
           </w:rPr>
-          <w:instrText xml:space="preserve"> PAGEREF _Toc244209169 \h </w:instrText>
+          <w:instrText xml:space="preserve"> PAGEREF _Toc244249638 \h </w:instrText>
         </w:r>
         <w:r>
           <w:rPr>
@@ -4610,7 +4610,7 @@
             <w:noProof/>
             <w:webHidden/>
           </w:rPr>
-          <w:t>50</w:t>
+          <w:t>51</w:t>
         </w:r>
         <w:r>
           <w:rPr>
@@ -4633,7 +4633,7 @@
           <w14:ligatures w14:val="standardContextual"/>
         </w:rPr>
       </w:pPr>
-      <w:hyperlink w:anchor="_Toc244209170" w:history="1">
+      <w:hyperlink w:anchor="_Toc244249639" w:history="1">
         <w:r>
           <w:rPr>
             <w:rStyle w:val="Hipervnculo"/>
@@ -4660,7 +4660,7 @@
             <w:noProof/>
             <w:webHidden/>
           </w:rPr>
-          <w:instrText xml:space="preserve"> PAGEREF _Toc244209170 \h </w:instrText>
+          <w:instrText xml:space="preserve"> PAGEREF _Toc244249639 \h </w:instrText>
         </w:r>
         <w:r>
           <w:rPr>
@@ -4680,7 +4680,7 @@
             <w:noProof/>
             <w:webHidden/>
           </w:rPr>
-          <w:t>50</w:t>
+          <w:t>51</w:t>
         </w:r>
         <w:r>
           <w:rPr>
@@ -4703,7 +4703,7 @@
           <w14:ligatures w14:val="standardContextual"/>
         </w:rPr>
       </w:pPr>
-      <w:hyperlink w:anchor="_Toc244209171" w:history="1">
+      <w:hyperlink w:anchor="_Toc244249640" w:history="1">
         <w:r>
           <w:rPr>
             <w:rStyle w:val="Hipervnculo"/>
@@ -4730,7 +4730,7 @@
             <w:noProof/>
             <w:webHidden/>
           </w:rPr>
-          <w:instrText xml:space="preserve"> PAGEREF _Toc244209171 \h </w:instrText>
+          <w:instrText xml:space="preserve"> PAGEREF _Toc244249640 \h </w:instrText>
         </w:r>
         <w:r>
           <w:rPr>
@@ -4750,7 +4750,7 @@
             <w:noProof/>
             <w:webHidden/>
           </w:rPr>
-          <w:t>51</w:t>
+          <w:t>52</w:t>
         </w:r>
         <w:r>
           <w:rPr>
@@ -4773,7 +4773,7 @@
           <w14:ligatures w14:val="standardContextual"/>
         </w:rPr>
       </w:pPr>
-      <w:hyperlink w:anchor="_Toc244209172" w:history="1">
+      <w:hyperlink w:anchor="_Toc244249641" w:history="1">
         <w:r>
           <w:rPr>
             <w:rStyle w:val="Hipervnculo"/>
@@ -4800,7 +4800,7 @@
             <w:noProof/>
             <w:webHidden/>
           </w:rPr>
-          <w:instrText xml:space="preserve"> PAGEREF _Toc244209172 \h </w:instrText>
+          <w:instrText xml:space="preserve"> PAGEREF _Toc244249641 \h </w:instrText>
         </w:r>
         <w:r>
           <w:rPr>
@@ -4820,7 +4820,7 @@
             <w:noProof/>
             <w:webHidden/>
           </w:rPr>
-          <w:t>51</w:t>
+          <w:t>52</w:t>
         </w:r>
         <w:r>
           <w:rPr>
@@ -4843,7 +4843,7 @@
           <w14:ligatures w14:val="standardContextual"/>
         </w:rPr>
       </w:pPr>
-      <w:hyperlink w:anchor="_Toc244209173" w:history="1">
+      <w:hyperlink w:anchor="_Toc244249642" w:history="1">
         <w:r>
           <w:rPr>
             <w:rStyle w:val="Hipervnculo"/>
@@ -4870,7 +4870,7 @@
             <w:noProof/>
             <w:webHidden/>
           </w:rPr>
-          <w:instrText xml:space="preserve"> PAGEREF _Toc244209173 \h </w:instrText>
+          <w:instrText xml:space="preserve"> PAGEREF _Toc244249642 \h </w:instrText>
         </w:r>
         <w:r>
           <w:rPr>
@@ -4890,7 +4890,7 @@
             <w:noProof/>
             <w:webHidden/>
           </w:rPr>
-          <w:t>52</w:t>
+          <w:t>53</w:t>
         </w:r>
         <w:r>
           <w:rPr>
@@ -4913,7 +4913,7 @@
           <w14:ligatures w14:val="standardContextual"/>
         </w:rPr>
       </w:pPr>
-      <w:hyperlink w:anchor="_Toc244209174" w:history="1">
+      <w:hyperlink w:anchor="_Toc244249643" w:history="1">
         <w:r>
           <w:rPr>
             <w:rStyle w:val="Hipervnculo"/>
@@ -4940,7 +4940,7 @@
             <w:noProof/>
             <w:webHidden/>
           </w:rPr>
-          <w:instrText xml:space="preserve"> PAGEREF _Toc244209174 \h </w:instrText>
+          <w:instrText xml:space="preserve"> PAGEREF _Toc244249643 \h </w:instrText>
         </w:r>
         <w:r>
           <w:rPr>
@@ -4960,7 +4960,7 @@
             <w:noProof/>
             <w:webHidden/>
           </w:rPr>
-          <w:t>53</w:t>
+          <w:t>54</w:t>
         </w:r>
         <w:r>
           <w:rPr>
@@ -4983,7 +4983,7 @@
           <w14:ligatures w14:val="standardContextual"/>
         </w:rPr>
       </w:pPr>
-      <w:hyperlink w:anchor="_Toc244209175" w:history="1">
+      <w:hyperlink w:anchor="_Toc244249644" w:history="1">
         <w:r>
           <w:rPr>
             <w:rStyle w:val="Hipervnculo"/>
@@ -5010,7 +5010,7 @@
             <w:noProof/>
             <w:webHidden/>
           </w:rPr>
-          <w:instrText xml:space="preserve"> PAGEREF _Toc244209175 \h </w:instrText>
+          <w:instrText xml:space="preserve"> PAGEREF _Toc244249644 \h </w:instrText>
         </w:r>
         <w:r>
           <w:rPr>
@@ -5030,7 +5030,7 @@
             <w:noProof/>
             <w:webHidden/>
           </w:rPr>
-          <w:t>54</w:t>
+          <w:t>55</w:t>
         </w:r>
         <w:r>
           <w:rPr>
@@ -5053,7 +5053,7 @@
           <w14:ligatures w14:val="standardContextual"/>
         </w:rPr>
       </w:pPr>
-      <w:hyperlink w:anchor="_Toc244209176" w:history="1">
+      <w:hyperlink w:anchor="_Toc244249645" w:history="1">
         <w:r>
           <w:rPr>
             <w:rStyle w:val="Hipervnculo"/>
@@ -5080,7 +5080,7 @@
             <w:noProof/>
             <w:webHidden/>
           </w:rPr>
-          <w:instrText xml:space="preserve"> PAGEREF _Toc244209176 \h </w:instrText>
+          <w:instrText xml:space="preserve"> PAGEREF _Toc244249645 \h </w:instrText>
         </w:r>
         <w:r>
           <w:rPr>
@@ -5100,7 +5100,7 @@
             <w:noProof/>
             <w:webHidden/>
           </w:rPr>
-          <w:t>55</w:t>
+          <w:t>56</w:t>
         </w:r>
         <w:r>
           <w:rPr>
@@ -5123,7 +5123,7 @@
           <w14:ligatures w14:val="standardContextual"/>
         </w:rPr>
       </w:pPr>
-      <w:hyperlink w:anchor="_Toc244209177" w:history="1">
+      <w:hyperlink w:anchor="_Toc244249646" w:history="1">
         <w:r>
           <w:rPr>
             <w:rStyle w:val="Hipervnculo"/>
@@ -5150,7 +5150,7 @@
             <w:noProof/>
             <w:webHidden/>
           </w:rPr>
-          <w:instrText xml:space="preserve"> PAGEREF _Toc244209177 \h </w:instrText>
+          <w:instrText xml:space="preserve"> PAGEREF _Toc244249646 \h </w:instrText>
         </w:r>
         <w:r>
           <w:rPr>
@@ -5170,7 +5170,7 @@
             <w:noProof/>
             <w:webHidden/>
           </w:rPr>
-          <w:t>56</w:t>
+          <w:t>57</w:t>
         </w:r>
         <w:r>
           <w:rPr>
@@ -5193,7 +5193,7 @@
           <w14:ligatures w14:val="standardContextual"/>
         </w:rPr>
       </w:pPr>
-      <w:hyperlink w:anchor="_Toc244209178" w:history="1">
+      <w:hyperlink w:anchor="_Toc244249647" w:history="1">
         <w:r>
           <w:rPr>
             <w:rStyle w:val="Hipervnculo"/>
@@ -5220,7 +5220,7 @@
             <w:noProof/>
             <w:webHidden/>
           </w:rPr>
-          <w:instrText xml:space="preserve"> PAGEREF _Toc244209178 \h </w:instrText>
+          <w:instrText xml:space="preserve"> PAGEREF _Toc244249647 \h </w:instrText>
         </w:r>
         <w:r>
           <w:rPr>
@@ -5240,7 +5240,7 @@
             <w:noProof/>
             <w:webHidden/>
           </w:rPr>
-          <w:t>58</w:t>
+          <w:t>59</w:t>
         </w:r>
         <w:r>
           <w:rPr>
@@ -5263,7 +5263,7 @@
           <w14:ligatures w14:val="standardContextual"/>
         </w:rPr>
       </w:pPr>
-      <w:hyperlink w:anchor="_Toc244209179" w:history="1">
+      <w:hyperlink w:anchor="_Toc244249648" w:history="1">
         <w:r>
           <w:rPr>
             <w:rStyle w:val="Hipervnculo"/>
@@ -5290,7 +5290,7 @@
             <w:noProof/>
             <w:webHidden/>
           </w:rPr>
-          <w:instrText xml:space="preserve"> PAGEREF _Toc244209179 \h </w:instrText>
+          <w:instrText xml:space="preserve"> PAGEREF _Toc244249648 \h </w:instrText>
         </w:r>
         <w:r>
           <w:rPr>
@@ -5310,7 +5310,7 @@
             <w:noProof/>
             <w:webHidden/>
           </w:rPr>
-          <w:t>58</w:t>
+          <w:t>59</w:t>
         </w:r>
         <w:r>
           <w:rPr>
@@ -5333,7 +5333,7 @@
           <w14:ligatures w14:val="standardContextual"/>
         </w:rPr>
       </w:pPr>
-      <w:hyperlink w:anchor="_Toc244209180" w:history="1">
+      <w:hyperlink w:anchor="_Toc244249649" w:history="1">
         <w:r>
           <w:rPr>
             <w:rStyle w:val="Hipervnculo"/>
@@ -5360,7 +5360,7 @@
             <w:noProof/>
             <w:webHidden/>
           </w:rPr>
-          <w:instrText xml:space="preserve"> PAGEREF _Toc244209180 \h </w:instrText>
+          <w:instrText xml:space="preserve"> PAGEREF _Toc244249649 \h </w:instrText>
         </w:r>
         <w:r>
           <w:rPr>
@@ -5380,7 +5380,7 @@
             <w:noProof/>
             <w:webHidden/>
           </w:rPr>
-          <w:t>59</w:t>
+          <w:t>60</w:t>
         </w:r>
         <w:r>
           <w:rPr>
@@ -5403,7 +5403,7 @@
           <w14:ligatures w14:val="standardContextual"/>
         </w:rPr>
       </w:pPr>
-      <w:hyperlink w:anchor="_Toc244209181" w:history="1">
+      <w:hyperlink w:anchor="_Toc244249650" w:history="1">
         <w:r>
           <w:rPr>
             <w:rStyle w:val="Hipervnculo"/>
@@ -5430,7 +5430,7 @@
             <w:noProof/>
             <w:webHidden/>
           </w:rPr>
-          <w:instrText xml:space="preserve"> PAGEREF _Toc244209181 \h </w:instrText>
+          <w:instrText xml:space="preserve"> PAGEREF _Toc244249650 \h </w:instrText>
         </w:r>
         <w:r>
           <w:rPr>
@@ -5450,7 +5450,7 @@
             <w:noProof/>
             <w:webHidden/>
           </w:rPr>
-          <w:t>59</w:t>
+          <w:t>60</w:t>
         </w:r>
         <w:r>
           <w:rPr>
@@ -5476,7 +5476,7 @@
           <w14:ligatures w14:val="standardContextual"/>
         </w:rPr>
       </w:pPr>
-      <w:hyperlink w:anchor="_Toc244209182" w:history="1">
+      <w:hyperlink w:anchor="_Toc244249651" w:history="1">
         <w:r>
           <w:rPr>
             <w:rStyle w:val="Hipervnculo"/>
@@ -5503,7 +5503,7 @@
             <w:noProof/>
             <w:webHidden/>
           </w:rPr>
-          <w:instrText xml:space="preserve"> PAGEREF _Toc244209182 \h </w:instrText>
+          <w:instrText xml:space="preserve"> PAGEREF _Toc244249651 \h </w:instrText>
         </w:r>
         <w:r>
           <w:rPr>
@@ -5523,7 +5523,7 @@
             <w:noProof/>
             <w:webHidden/>
           </w:rPr>
-          <w:t>60</w:t>
+          <w:t>61</w:t>
         </w:r>
         <w:r>
           <w:rPr>
@@ -5546,7 +5546,7 @@
           <w14:ligatures w14:val="standardContextual"/>
         </w:rPr>
       </w:pPr>
-      <w:hyperlink w:anchor="_Toc244209183" w:history="1">
+      <w:hyperlink w:anchor="_Toc244249652" w:history="1">
         <w:r>
           <w:rPr>
             <w:rStyle w:val="Hipervnculo"/>
@@ -5573,7 +5573,7 @@
             <w:noProof/>
             <w:webHidden/>
           </w:rPr>
-          <w:instrText xml:space="preserve"> PAGEREF _Toc244209183 \h </w:instrText>
+          <w:instrText xml:space="preserve"> PAGEREF _Toc244249652 \h </w:instrText>
         </w:r>
         <w:r>
           <w:rPr>
@@ -5593,7 +5593,7 @@
             <w:noProof/>
             <w:webHidden/>
           </w:rPr>
-          <w:t>60</w:t>
+          <w:t>61</w:t>
         </w:r>
         <w:r>
           <w:rPr>
@@ -5616,7 +5616,7 @@
           <w14:ligatures w14:val="standardContextual"/>
         </w:rPr>
       </w:pPr>
-      <w:hyperlink w:anchor="_Toc244209184" w:history="1">
+      <w:hyperlink w:anchor="_Toc244249653" w:history="1">
         <w:r>
           <w:rPr>
             <w:rStyle w:val="Hipervnculo"/>
@@ -5643,7 +5643,7 @@
             <w:noProof/>
             <w:webHidden/>
           </w:rPr>
-          <w:instrText xml:space="preserve"> PAGEREF _Toc244209184 \h </w:instrText>
+          <w:instrText xml:space="preserve"> PAGEREF _Toc244249653 \h </w:instrText>
         </w:r>
         <w:r>
           <w:rPr>
@@ -5663,7 +5663,7 @@
             <w:noProof/>
             <w:webHidden/>
           </w:rPr>
-          <w:t>61</w:t>
+          <w:t>62</w:t>
         </w:r>
         <w:r>
           <w:rPr>
@@ -5686,7 +5686,7 @@
           <w14:ligatures w14:val="standardContextual"/>
         </w:rPr>
       </w:pPr>
-      <w:hyperlink w:anchor="_Toc244209185" w:history="1">
+      <w:hyperlink w:anchor="_Toc244249654" w:history="1">
         <w:r>
           <w:rPr>
             <w:rStyle w:val="Hipervnculo"/>
@@ -5713,7 +5713,7 @@
             <w:noProof/>
             <w:webHidden/>
           </w:rPr>
-          <w:instrText xml:space="preserve"> PAGEREF _Toc244209185 \h </w:instrText>
+          <w:instrText xml:space="preserve"> PAGEREF _Toc244249654 \h </w:instrText>
         </w:r>
         <w:r>
           <w:rPr>
@@ -5733,7 +5733,7 @@
             <w:noProof/>
             <w:webHidden/>
           </w:rPr>
-          <w:t>62</w:t>
+          <w:t>63</w:t>
         </w:r>
         <w:r>
           <w:rPr>
@@ -5756,7 +5756,7 @@
           <w14:ligatures w14:val="standardContextual"/>
         </w:rPr>
       </w:pPr>
-      <w:hyperlink w:anchor="_Toc244209186" w:history="1">
+      <w:hyperlink w:anchor="_Toc244249655" w:history="1">
         <w:r>
           <w:rPr>
             <w:rStyle w:val="Hipervnculo"/>
@@ -5783,7 +5783,7 @@
             <w:noProof/>
             <w:webHidden/>
           </w:rPr>
-          <w:instrText xml:space="preserve"> PAGEREF _Toc244209186 \h </w:instrText>
+          <w:instrText xml:space="preserve"> PAGEREF _Toc244249655 \h </w:instrText>
         </w:r>
         <w:r>
           <w:rPr>
@@ -5803,7 +5803,7 @@
             <w:noProof/>
             <w:webHidden/>
           </w:rPr>
-          <w:t>62</w:t>
+          <w:t>63</w:t>
         </w:r>
         <w:r>
           <w:rPr>
@@ -5826,7 +5826,7 @@
           <w14:ligatures w14:val="standardContextual"/>
         </w:rPr>
       </w:pPr>
-      <w:hyperlink w:anchor="_Toc244209187" w:history="1">
+      <w:hyperlink w:anchor="_Toc244249656" w:history="1">
         <w:r>
           <w:rPr>
             <w:rStyle w:val="Hipervnculo"/>
@@ -5853,7 +5853,7 @@
             <w:noProof/>
             <w:webHidden/>
           </w:rPr>
-          <w:instrText xml:space="preserve"> PAGEREF _Toc244209187 \h </w:instrText>
+          <w:instrText xml:space="preserve"> PAGEREF _Toc244249656 \h </w:instrText>
         </w:r>
         <w:r>
           <w:rPr>
@@ -5873,7 +5873,7 @@
             <w:noProof/>
             <w:webHidden/>
           </w:rPr>
-          <w:t>63</w:t>
+          <w:t>64</w:t>
         </w:r>
         <w:r>
           <w:rPr>
@@ -5896,7 +5896,7 @@
           <w14:ligatures w14:val="standardContextual"/>
         </w:rPr>
       </w:pPr>
-      <w:hyperlink w:anchor="_Toc244209188" w:history="1">
+      <w:hyperlink w:anchor="_Toc244249657" w:history="1">
         <w:r>
           <w:rPr>
             <w:rStyle w:val="Hipervnculo"/>
@@ -5923,7 +5923,7 @@
             <w:noProof/>
             <w:webHidden/>
           </w:rPr>
-          <w:instrText xml:space="preserve"> PAGEREF _Toc244209188 \h </w:instrText>
+          <w:instrText xml:space="preserve"> PAGEREF _Toc244249657 \h </w:instrText>
         </w:r>
         <w:r>
           <w:rPr>
@@ -5943,7 +5943,7 @@
             <w:noProof/>
             <w:webHidden/>
           </w:rPr>
-          <w:t>63</w:t>
+          <w:t>64</w:t>
         </w:r>
         <w:r>
           <w:rPr>
@@ -5966,7 +5966,7 @@
           <w14:ligatures w14:val="standardContextual"/>
         </w:rPr>
       </w:pPr>
-      <w:hyperlink w:anchor="_Toc244209189" w:history="1">
+      <w:hyperlink w:anchor="_Toc244249658" w:history="1">
         <w:r>
           <w:rPr>
             <w:rStyle w:val="Hipervnculo"/>
@@ -5993,7 +5993,7 @@
             <w:noProof/>
             <w:webHidden/>
           </w:rPr>
-          <w:instrText xml:space="preserve"> PAGEREF _Toc244209189 \h </w:instrText>
+          <w:instrText xml:space="preserve"> PAGEREF _Toc244249658 \h </w:instrText>
         </w:r>
         <w:r>
           <w:rPr>
@@ -6013,7 +6013,7 @@
             <w:noProof/>
             <w:webHidden/>
           </w:rPr>
-          <w:t>64</w:t>
+          <w:t>65</w:t>
         </w:r>
         <w:r>
           <w:rPr>
@@ -6036,7 +6036,7 @@
           <w14:ligatures w14:val="standardContextual"/>
         </w:rPr>
       </w:pPr>
-      <w:hyperlink w:anchor="_Toc244209190" w:history="1">
+      <w:hyperlink w:anchor="_Toc244249659" w:history="1">
         <w:r>
           <w:rPr>
             <w:rStyle w:val="Hipervnculo"/>
@@ -6063,7 +6063,7 @@
             <w:noProof/>
             <w:webHidden/>
           </w:rPr>
-          <w:instrText xml:space="preserve"> PAGEREF _Toc244209190 \h </w:instrText>
+          <w:instrText xml:space="preserve"> PAGEREF _Toc244249659 \h </w:instrText>
         </w:r>
         <w:r>
           <w:rPr>
@@ -6083,7 +6083,7 @@
             <w:noProof/>
             <w:webHidden/>
           </w:rPr>
-          <w:t>65</w:t>
+          <w:t>66</w:t>
         </w:r>
         <w:r>
           <w:rPr>
@@ -6106,7 +6106,7 @@
           <w14:ligatures w14:val="standardContextual"/>
         </w:rPr>
       </w:pPr>
-      <w:hyperlink w:anchor="_Toc244209191" w:history="1">
+      <w:hyperlink w:anchor="_Toc244249660" w:history="1">
         <w:r>
           <w:rPr>
             <w:rStyle w:val="Hipervnculo"/>
@@ -6133,7 +6133,7 @@
             <w:noProof/>
             <w:webHidden/>
           </w:rPr>
-          <w:instrText xml:space="preserve"> PAGEREF _Toc244209191 \h </w:instrText>
+          <w:instrText xml:space="preserve"> PAGEREF _Toc244249660 \h </w:instrText>
         </w:r>
         <w:r>
           <w:rPr>
@@ -6153,7 +6153,7 @@
             <w:noProof/>
             <w:webHidden/>
           </w:rPr>
-          <w:t>66</w:t>
+          <w:t>67</w:t>
         </w:r>
         <w:r>
           <w:rPr>
@@ -6176,7 +6176,7 @@
           <w14:ligatures w14:val="standardContextual"/>
         </w:rPr>
       </w:pPr>
-      <w:hyperlink w:anchor="_Toc244209192" w:history="1">
+      <w:hyperlink w:anchor="_Toc244249661" w:history="1">
         <w:r>
           <w:rPr>
             <w:rStyle w:val="Hipervnculo"/>
@@ -6203,7 +6203,7 @@
             <w:noProof/>
             <w:webHidden/>
           </w:rPr>
-          <w:instrText xml:space="preserve"> PAGEREF _Toc244209192 \h </w:instrText>
+          <w:instrText xml:space="preserve"> PAGEREF _Toc244249661 \h </w:instrText>
         </w:r>
         <w:r>
           <w:rPr>
@@ -6223,7 +6223,7 @@
             <w:noProof/>
             <w:webHidden/>
           </w:rPr>
-          <w:t>67</w:t>
+          <w:t>68</w:t>
         </w:r>
         <w:r>
           <w:rPr>
@@ -6246,7 +6246,7 @@
           <w14:ligatures w14:val="standardContextual"/>
         </w:rPr>
       </w:pPr>
-      <w:hyperlink w:anchor="_Toc244209193" w:history="1">
+      <w:hyperlink w:anchor="_Toc244249662" w:history="1">
         <w:r>
           <w:rPr>
             <w:rStyle w:val="Hipervnculo"/>
@@ -6273,7 +6273,7 @@
             <w:noProof/>
             <w:webHidden/>
           </w:rPr>
-          <w:instrText xml:space="preserve"> PAGEREF _Toc244209193 \h </w:instrText>
+          <w:instrText xml:space="preserve"> PAGEREF _Toc244249662 \h </w:instrText>
         </w:r>
         <w:r>
           <w:rPr>
@@ -6293,7 +6293,7 @@
             <w:noProof/>
             <w:webHidden/>
           </w:rPr>
-          <w:t>68</w:t>
+          <w:t>69</w:t>
         </w:r>
         <w:r>
           <w:rPr>
@@ -6316,7 +6316,7 @@
           <w14:ligatures w14:val="standardContextual"/>
         </w:rPr>
       </w:pPr>
-      <w:hyperlink w:anchor="_Toc244209194" w:history="1">
+      <w:hyperlink w:anchor="_Toc244249663" w:history="1">
         <w:r>
           <w:rPr>
             <w:rStyle w:val="Hipervnculo"/>
@@ -6343,7 +6343,7 @@
             <w:noProof/>
             <w:webHidden/>
           </w:rPr>
-          <w:instrText xml:space="preserve"> PAGEREF _Toc244209194 \h </w:instrText>
+          <w:instrText xml:space="preserve"> PAGEREF _Toc244249663 \h </w:instrText>
         </w:r>
         <w:r>
           <w:rPr>
@@ -6363,7 +6363,7 @@
             <w:noProof/>
             <w:webHidden/>
           </w:rPr>
-          <w:t>69</w:t>
+          <w:t>70</w:t>
         </w:r>
         <w:r>
           <w:rPr>
@@ -6386,7 +6386,7 @@
           <w14:ligatures w14:val="standardContextual"/>
         </w:rPr>
       </w:pPr>
-      <w:hyperlink w:anchor="_Toc244209195" w:history="1">
+      <w:hyperlink w:anchor="_Toc244249664" w:history="1">
         <w:r>
           <w:rPr>
             <w:rStyle w:val="Hipervnculo"/>
@@ -6413,7 +6413,7 @@
             <w:noProof/>
             <w:webHidden/>
           </w:rPr>
-          <w:instrText xml:space="preserve"> PAGEREF _Toc244209195 \h </w:instrText>
+          <w:instrText xml:space="preserve"> PAGEREF _Toc244249664 \h </w:instrText>
         </w:r>
         <w:r>
           <w:rPr>
@@ -6433,7 +6433,7 @@
             <w:noProof/>
             <w:webHidden/>
           </w:rPr>
-          <w:t>70</w:t>
+          <w:t>71</w:t>
         </w:r>
         <w:r>
           <w:rPr>
@@ -6456,7 +6456,7 @@
           <w14:ligatures w14:val="standardContextual"/>
         </w:rPr>
       </w:pPr>
-      <w:hyperlink w:anchor="_Toc244209196" w:history="1">
+      <w:hyperlink w:anchor="_Toc244249665" w:history="1">
         <w:r>
           <w:rPr>
             <w:rStyle w:val="Hipervnculo"/>
@@ -6483,7 +6483,7 @@
             <w:noProof/>
             <w:webHidden/>
           </w:rPr>
-          <w:instrText xml:space="preserve"> PAGEREF _Toc244209196 \h </w:instrText>
+          <w:instrText xml:space="preserve"> PAGEREF _Toc244249665 \h </w:instrText>
         </w:r>
         <w:r>
           <w:rPr>
@@ -6503,7 +6503,7 @@
             <w:noProof/>
             <w:webHidden/>
           </w:rPr>
-          <w:t>71</w:t>
+          <w:t>72</w:t>
         </w:r>
         <w:r>
           <w:rPr>
@@ -6529,7 +6529,7 @@
           <w14:ligatures w14:val="standardContextual"/>
         </w:rPr>
       </w:pPr>
-      <w:hyperlink w:anchor="_Toc244209197" w:history="1">
+      <w:hyperlink w:anchor="_Toc244249666" w:history="1">
         <w:r>
           <w:rPr>
             <w:rStyle w:val="Hipervnculo"/>
@@ -6556,7 +6556,7 @@
             <w:noProof/>
             <w:webHidden/>
           </w:rPr>
-          <w:instrText xml:space="preserve"> PAGEREF _Toc244209197 \h </w:instrText>
+          <w:instrText xml:space="preserve"> PAGEREF _Toc244249666 \h </w:instrText>
         </w:r>
         <w:r>
           <w:rPr>
@@ -6576,7 +6576,7 @@
             <w:noProof/>
             <w:webHidden/>
           </w:rPr>
-          <w:t>72</w:t>
+          <w:t>73</w:t>
         </w:r>
         <w:r>
           <w:rPr>
@@ -6599,7 +6599,7 @@
           <w14:ligatures w14:val="standardContextual"/>
         </w:rPr>
       </w:pPr>
-      <w:hyperlink w:anchor="_Toc244209198" w:history="1">
+      <w:hyperlink w:anchor="_Toc244249667" w:history="1">
         <w:r>
           <w:rPr>
             <w:rStyle w:val="Hipervnculo"/>
@@ -6626,7 +6626,7 @@
             <w:noProof/>
             <w:webHidden/>
           </w:rPr>
-          <w:instrText xml:space="preserve"> PAGEREF _Toc244209198 \h </w:instrText>
+          <w:instrText xml:space="preserve"> PAGEREF _Toc244249667 \h </w:instrText>
         </w:r>
         <w:r>
           <w:rPr>
@@ -6646,7 +6646,7 @@
             <w:noProof/>
             <w:webHidden/>
           </w:rPr>
-          <w:t>72</w:t>
+          <w:t>73</w:t>
         </w:r>
         <w:r>
           <w:rPr>
@@ -6669,7 +6669,7 @@
           <w14:ligatures w14:val="standardContextual"/>
         </w:rPr>
       </w:pPr>
-      <w:hyperlink w:anchor="_Toc244209199" w:history="1">
+      <w:hyperlink w:anchor="_Toc244249668" w:history="1">
         <w:r>
           <w:rPr>
             <w:rStyle w:val="Hipervnculo"/>
@@ -6696,7 +6696,7 @@
             <w:noProof/>
             <w:webHidden/>
           </w:rPr>
-          <w:instrText xml:space="preserve"> PAGEREF _Toc244209199 \h </w:instrText>
+          <w:instrText xml:space="preserve"> PAGEREF _Toc244249668 \h </w:instrText>
         </w:r>
         <w:r>
           <w:rPr>
@@ -6716,7 +6716,7 @@
             <w:noProof/>
             <w:webHidden/>
           </w:rPr>
-          <w:t>74</w:t>
+          <w:t>75</w:t>
         </w:r>
         <w:r>
           <w:rPr>
@@ -6739,7 +6739,7 @@
           <w14:ligatures w14:val="standardContextual"/>
         </w:rPr>
       </w:pPr>
-      <w:hyperlink w:anchor="_Toc244209200" w:history="1">
+      <w:hyperlink w:anchor="_Toc244249669" w:history="1">
         <w:r>
           <w:rPr>
             <w:rStyle w:val="Hipervnculo"/>
@@ -6766,7 +6766,7 @@
             <w:noProof/>
             <w:webHidden/>
           </w:rPr>
-          <w:instrText xml:space="preserve"> PAGEREF _Toc244209200 \h </w:instrText>
+          <w:instrText xml:space="preserve"> PAGEREF _Toc244249669 \h </w:instrText>
         </w:r>
         <w:r>
           <w:rPr>
@@ -6786,7 +6786,7 @@
             <w:noProof/>
             <w:webHidden/>
           </w:rPr>
-          <w:t>76</w:t>
+          <w:t>77</w:t>
         </w:r>
         <w:r>
           <w:rPr>
@@ -6809,7 +6809,7 @@
           <w14:ligatures w14:val="standardContextual"/>
         </w:rPr>
       </w:pPr>
-      <w:hyperlink w:anchor="_Toc244209201" w:history="1">
+      <w:hyperlink w:anchor="_Toc244249670" w:history="1">
         <w:r>
           <w:rPr>
             <w:rStyle w:val="Hipervnculo"/>
@@ -6836,7 +6836,7 @@
             <w:noProof/>
             <w:webHidden/>
           </w:rPr>
-          <w:instrText xml:space="preserve"> PAGEREF _Toc244209201 \h </w:instrText>
+          <w:instrText xml:space="preserve"> PAGEREF _Toc244249670 \h </w:instrText>
         </w:r>
         <w:r>
           <w:rPr>
@@ -6856,7 +6856,7 @@
             <w:noProof/>
             <w:webHidden/>
           </w:rPr>
-          <w:t>76</w:t>
+          <w:t>77</w:t>
         </w:r>
         <w:r>
           <w:rPr>
@@ -6879,7 +6879,7 @@
           <w14:ligatures w14:val="standardContextual"/>
         </w:rPr>
       </w:pPr>
-      <w:hyperlink w:anchor="_Toc244209202" w:history="1">
+      <w:hyperlink w:anchor="_Toc244249671" w:history="1">
         <w:r>
           <w:rPr>
             <w:rStyle w:val="Hipervnculo"/>
@@ -6906,7 +6906,7 @@
             <w:noProof/>
             <w:webHidden/>
           </w:rPr>
-          <w:instrText xml:space="preserve"> PAGEREF _Toc244209202 \h </w:instrText>
+          <w:instrText xml:space="preserve"> PAGEREF _Toc244249671 \h </w:instrText>
         </w:r>
         <w:r>
           <w:rPr>
@@ -6926,7 +6926,7 @@
             <w:noProof/>
             <w:webHidden/>
           </w:rPr>
-          <w:t>76</w:t>
+          <w:t>77</w:t>
         </w:r>
         <w:r>
           <w:rPr>
@@ -6952,7 +6952,7 @@
           <w14:ligatures w14:val="standardContextual"/>
         </w:rPr>
       </w:pPr>
-      <w:hyperlink w:anchor="_Toc244209203" w:history="1">
+      <w:hyperlink w:anchor="_Toc244249672" w:history="1">
         <w:r>
           <w:rPr>
             <w:rStyle w:val="Hipervnculo"/>
@@ -6979,7 +6979,7 @@
             <w:noProof/>
             <w:webHidden/>
           </w:rPr>
-          <w:instrText xml:space="preserve"> PAGEREF _Toc244209203 \h </w:instrText>
+          <w:instrText xml:space="preserve"> PAGEREF _Toc244249672 \h </w:instrText>
         </w:r>
         <w:r>
           <w:rPr>
@@ -6999,7 +6999,7 @@
             <w:noProof/>
             <w:webHidden/>
           </w:rPr>
-          <w:t>77</w:t>
+          <w:t>78</w:t>
         </w:r>
         <w:r>
           <w:rPr>
@@ -7022,7 +7022,7 @@
           <w14:ligatures w14:val="standardContextual"/>
         </w:rPr>
       </w:pPr>
-      <w:hyperlink w:anchor="_Toc244209204" w:history="1">
+      <w:hyperlink w:anchor="_Toc244249673" w:history="1">
         <w:r>
           <w:rPr>
             <w:rStyle w:val="Hipervnculo"/>
@@ -7049,7 +7049,7 @@
             <w:noProof/>
             <w:webHidden/>
           </w:rPr>
-          <w:instrText xml:space="preserve"> PAGEREF _Toc244209204 \h </w:instrText>
+          <w:instrText xml:space="preserve"> PAGEREF _Toc244249673 \h </w:instrText>
         </w:r>
         <w:r>
           <w:rPr>
@@ -7069,7 +7069,7 @@
             <w:noProof/>
             <w:webHidden/>
           </w:rPr>
-          <w:t>77</w:t>
+          <w:t>78</w:t>
         </w:r>
         <w:r>
           <w:rPr>
@@ -7092,7 +7092,7 @@
           <w14:ligatures w14:val="standardContextual"/>
         </w:rPr>
       </w:pPr>
-      <w:hyperlink w:anchor="_Toc244209205" w:history="1">
+      <w:hyperlink w:anchor="_Toc244249674" w:history="1">
         <w:r>
           <w:rPr>
             <w:rStyle w:val="Hipervnculo"/>
@@ -7119,7 +7119,7 @@
             <w:noProof/>
             <w:webHidden/>
           </w:rPr>
-          <w:instrText xml:space="preserve"> PAGEREF _Toc244209205 \h </w:instrText>
+          <w:instrText xml:space="preserve"> PAGEREF _Toc244249674 \h </w:instrText>
         </w:r>
         <w:r>
           <w:rPr>
@@ -7139,7 +7139,7 @@
             <w:noProof/>
             <w:webHidden/>
           </w:rPr>
-          <w:t>77</w:t>
+          <w:t>78</w:t>
         </w:r>
         <w:r>
           <w:rPr>
@@ -7162,7 +7162,7 @@
           <w14:ligatures w14:val="standardContextual"/>
         </w:rPr>
       </w:pPr>
-      <w:hyperlink w:anchor="_Toc244209206" w:history="1">
+      <w:hyperlink w:anchor="_Toc244249675" w:history="1">
         <w:r>
           <w:rPr>
             <w:rStyle w:val="Hipervnculo"/>
@@ -7189,7 +7189,7 @@
             <w:noProof/>
             <w:webHidden/>
           </w:rPr>
-          <w:instrText xml:space="preserve"> PAGEREF _Toc244209206 \h </w:instrText>
+          <w:instrText xml:space="preserve"> PAGEREF _Toc244249675 \h </w:instrText>
         </w:r>
         <w:r>
           <w:rPr>
@@ -7209,7 +7209,7 @@
             <w:noProof/>
             <w:webHidden/>
           </w:rPr>
-          <w:t>78</w:t>
+          <w:t>79</w:t>
         </w:r>
         <w:r>
           <w:rPr>
@@ -7232,7 +7232,7 @@
           <w14:ligatures w14:val="standardContextual"/>
         </w:rPr>
       </w:pPr>
-      <w:hyperlink w:anchor="_Toc244209207" w:history="1">
+      <w:hyperlink w:anchor="_Toc244249676" w:history="1">
         <w:r>
           <w:rPr>
             <w:rStyle w:val="Hipervnculo"/>
@@ -7259,7 +7259,7 @@
             <w:noProof/>
             <w:webHidden/>
           </w:rPr>
-          <w:instrText xml:space="preserve"> PAGEREF _Toc244209207 \h </w:instrText>
+          <w:instrText xml:space="preserve"> PAGEREF _Toc244249676 \h </w:instrText>
         </w:r>
         <w:r>
           <w:rPr>
@@ -7279,7 +7279,7 @@
             <w:noProof/>
             <w:webHidden/>
           </w:rPr>
-          <w:t>79</w:t>
+          <w:t>80</w:t>
         </w:r>
         <w:r>
           <w:rPr>
@@ -7302,7 +7302,7 @@
           <w14:ligatures w14:val="standardContextual"/>
         </w:rPr>
       </w:pPr>
-      <w:hyperlink w:anchor="_Toc244209208" w:history="1">
+      <w:hyperlink w:anchor="_Toc244249677" w:history="1">
         <w:r>
           <w:rPr>
             <w:rStyle w:val="Hipervnculo"/>
@@ -7329,7 +7329,7 @@
             <w:noProof/>
             <w:webHidden/>
           </w:rPr>
-          <w:instrText xml:space="preserve"> PAGEREF _Toc244209208 \h </w:instrText>
+          <w:instrText xml:space="preserve"> PAGEREF _Toc244249677 \h </w:instrText>
         </w:r>
         <w:r>
           <w:rPr>
@@ -7349,7 +7349,7 @@
             <w:noProof/>
             <w:webHidden/>
           </w:rPr>
-          <w:t>80</w:t>
+          <w:t>81</w:t>
         </w:r>
         <w:r>
           <w:rPr>
@@ -7375,7 +7375,7 @@
           <w14:ligatures w14:val="standardContextual"/>
         </w:rPr>
       </w:pPr>
-      <w:hyperlink w:anchor="_Toc244209209" w:history="1">
+      <w:hyperlink w:anchor="_Toc244249678" w:history="1">
         <w:r>
           <w:rPr>
             <w:rStyle w:val="Hipervnculo"/>
@@ -7411,7 +7411,7 @@
             <w:noProof/>
             <w:webHidden/>
           </w:rPr>
-          <w:instrText xml:space="preserve"> PAGEREF _Toc244209209 \h </w:instrText>
+          <w:instrText xml:space="preserve"> PAGEREF _Toc244249678 \h </w:instrText>
         </w:r>
         <w:r>
           <w:rPr>
@@ -7431,7 +7431,7 @@
             <w:noProof/>
             <w:webHidden/>
           </w:rPr>
-          <w:t>81</w:t>
+          <w:t>82</w:t>
         </w:r>
         <w:r>
           <w:rPr>
@@ -7454,7 +7454,7 @@
           <w14:ligatures w14:val="standardContextual"/>
         </w:rPr>
       </w:pPr>
-      <w:hyperlink w:anchor="_Toc244209210" w:history="1">
+      <w:hyperlink w:anchor="_Toc244249679" w:history="1">
         <w:r>
           <w:rPr>
             <w:rStyle w:val="Hipervnculo"/>
@@ -7481,7 +7481,7 @@
             <w:noProof/>
             <w:webHidden/>
           </w:rPr>
-          <w:instrText xml:space="preserve"> PAGEREF _Toc244209210 \h </w:instrText>
+          <w:instrText xml:space="preserve"> PAGEREF _Toc244249679 \h </w:instrText>
         </w:r>
         <w:r>
           <w:rPr>
@@ -7501,7 +7501,7 @@
             <w:noProof/>
             <w:webHidden/>
           </w:rPr>
-          <w:t>81</w:t>
+          <w:t>82</w:t>
         </w:r>
         <w:r>
           <w:rPr>
@@ -7524,7 +7524,7 @@
           <w14:ligatures w14:val="standardContextual"/>
         </w:rPr>
       </w:pPr>
-      <w:hyperlink w:anchor="_Toc244209211" w:history="1">
+      <w:hyperlink w:anchor="_Toc244249680" w:history="1">
         <w:r>
           <w:rPr>
             <w:rStyle w:val="Hipervnculo"/>
@@ -7551,7 +7551,7 @@
             <w:noProof/>
             <w:webHidden/>
           </w:rPr>
-          <w:instrText xml:space="preserve"> PAGEREF _Toc244209211 \h </w:instrText>
+          <w:instrText xml:space="preserve"> PAGEREF _Toc244249680 \h </w:instrText>
         </w:r>
         <w:r>
           <w:rPr>
@@ -7571,7 +7571,7 @@
             <w:noProof/>
             <w:webHidden/>
           </w:rPr>
-          <w:t>81</w:t>
+          <w:t>82</w:t>
         </w:r>
         <w:r>
           <w:rPr>
@@ -7594,7 +7594,7 @@
           <w14:ligatures w14:val="standardContextual"/>
         </w:rPr>
       </w:pPr>
-      <w:hyperlink w:anchor="_Toc244209212" w:history="1">
+      <w:hyperlink w:anchor="_Toc244249681" w:history="1">
         <w:r>
           <w:rPr>
             <w:rStyle w:val="Hipervnculo"/>
@@ -7621,7 +7621,7 @@
             <w:noProof/>
             <w:webHidden/>
           </w:rPr>
-          <w:instrText xml:space="preserve"> PAGEREF _Toc244209212 \h </w:instrText>
+          <w:instrText xml:space="preserve"> PAGEREF _Toc244249681 \h </w:instrText>
         </w:r>
         <w:r>
           <w:rPr>
@@ -7641,7 +7641,7 @@
             <w:noProof/>
             <w:webHidden/>
           </w:rPr>
-          <w:t>82</w:t>
+          <w:t>83</w:t>
         </w:r>
         <w:r>
           <w:rPr>
@@ -7664,7 +7664,7 @@
           <w14:ligatures w14:val="standardContextual"/>
         </w:rPr>
       </w:pPr>
-      <w:hyperlink w:anchor="_Toc244209213" w:history="1">
+      <w:hyperlink w:anchor="_Toc244249682" w:history="1">
         <w:r>
           <w:rPr>
             <w:rStyle w:val="Hipervnculo"/>
@@ -7691,7 +7691,7 @@
             <w:noProof/>
             <w:webHidden/>
           </w:rPr>
-          <w:instrText xml:space="preserve"> PAGEREF _Toc244209213 \h </w:instrText>
+          <w:instrText xml:space="preserve"> PAGEREF _Toc244249682 \h </w:instrText>
         </w:r>
         <w:r>
           <w:rPr>
@@ -7711,7 +7711,7 @@
             <w:noProof/>
             <w:webHidden/>
           </w:rPr>
-          <w:t>82</w:t>
+          <w:t>83</w:t>
         </w:r>
         <w:r>
           <w:rPr>
@@ -7734,7 +7734,7 @@
           <w14:ligatures w14:val="standardContextual"/>
         </w:rPr>
       </w:pPr>
-      <w:hyperlink w:anchor="_Toc244209214" w:history="1">
+      <w:hyperlink w:anchor="_Toc244249683" w:history="1">
         <w:r>
           <w:rPr>
             <w:rStyle w:val="Hipervnculo"/>
@@ -7761,7 +7761,7 @@
             <w:noProof/>
             <w:webHidden/>
           </w:rPr>
-          <w:instrText xml:space="preserve"> PAGEREF _Toc244209214 \h </w:instrText>
+          <w:instrText xml:space="preserve"> PAGEREF _Toc244249683 \h </w:instrText>
         </w:r>
         <w:r>
           <w:rPr>
@@ -7781,7 +7781,7 @@
             <w:noProof/>
             <w:webHidden/>
           </w:rPr>
-          <w:t>82</w:t>
+          <w:t>83</w:t>
         </w:r>
         <w:r>
           <w:rPr>
@@ -7807,7 +7807,7 @@
           <w14:ligatures w14:val="standardContextual"/>
         </w:rPr>
       </w:pPr>
-      <w:hyperlink w:anchor="_Toc244209215" w:history="1">
+      <w:hyperlink w:anchor="_Toc244249684" w:history="1">
         <w:r>
           <w:rPr>
             <w:rStyle w:val="Hipervnculo"/>
@@ -7834,7 +7834,7 @@
             <w:noProof/>
             <w:webHidden/>
           </w:rPr>
-          <w:instrText xml:space="preserve"> PAGEREF _Toc244209215 \h </w:instrText>
+          <w:instrText xml:space="preserve"> PAGEREF _Toc244249684 \h </w:instrText>
         </w:r>
         <w:r>
           <w:rPr>
@@ -7854,7 +7854,7 @@
             <w:noProof/>
             <w:webHidden/>
           </w:rPr>
-          <w:t>83</w:t>
+          <w:t>84</w:t>
         </w:r>
         <w:r>
           <w:rPr>
@@ -7877,7 +7877,7 @@
           <w14:ligatures w14:val="standardContextual"/>
         </w:rPr>
       </w:pPr>
-      <w:hyperlink w:anchor="_Toc244209216" w:history="1">
+      <w:hyperlink w:anchor="_Toc244249685" w:history="1">
         <w:r>
           <w:rPr>
             <w:rStyle w:val="Hipervnculo"/>
@@ -7904,7 +7904,7 @@
             <w:noProof/>
             <w:webHidden/>
           </w:rPr>
-          <w:instrText xml:space="preserve"> PAGEREF _Toc244209216 \h </w:instrText>
+          <w:instrText xml:space="preserve"> PAGEREF _Toc244249685 \h </w:instrText>
         </w:r>
         <w:r>
           <w:rPr>
@@ -7924,7 +7924,7 @@
             <w:noProof/>
             <w:webHidden/>
           </w:rPr>
-          <w:t>83</w:t>
+          <w:t>84</w:t>
         </w:r>
         <w:r>
           <w:rPr>
@@ -7950,7 +7950,7 @@
           <w14:ligatures w14:val="standardContextual"/>
         </w:rPr>
       </w:pPr>
-      <w:hyperlink w:anchor="_Toc244209217" w:history="1">
+      <w:hyperlink w:anchor="_Toc244249686" w:history="1">
         <w:r>
           <w:rPr>
             <w:rStyle w:val="Hipervnculo"/>
@@ -7977,7 +7977,7 @@
             <w:noProof/>
             <w:webHidden/>
           </w:rPr>
-          <w:instrText xml:space="preserve"> PAGEREF _Toc244209217 \h </w:instrText>
+          <w:instrText xml:space="preserve"> PAGEREF _Toc244249686 \h </w:instrText>
         </w:r>
         <w:r>
           <w:rPr>
@@ -7997,7 +7997,7 @@
             <w:noProof/>
             <w:webHidden/>
           </w:rPr>
-          <w:t>84</w:t>
+          <w:t>85</w:t>
         </w:r>
         <w:r>
           <w:rPr>
@@ -8392,7 +8392,7 @@
         <w:pStyle w:val="Ttulo1"/>
       </w:pPr>
       <w:bookmarkStart w:id="0" w:name="_ad9e25c8626cd57ecdce5548ccf29c0d11fa207"/>
-      <w:bookmarkStart w:id="1" w:name="_Toc244209110"/>
+      <w:bookmarkStart w:id="1" w:name="_Toc244249579"/>
       <w:r>
         <w:lastRenderedPageBreak/>
         <w:t xml:space="preserve">Módulo 0 — Plataforma: clínicas, planes y suscripción </w:t>
@@ -8411,7 +8411,7 @@
         <w:pStyle w:val="Ttulo2"/>
       </w:pPr>
       <w:bookmarkStart w:id="2" w:name="_1eb36715c186f58cce98281b1b189d20510db73"/>
-      <w:bookmarkStart w:id="3" w:name="_Toc244209111"/>
+      <w:bookmarkStart w:id="3" w:name="_Toc244249580"/>
       <w:r>
         <w:t>HU-0.1 — Registrar una clínica (self-service)</w:t>
       </w:r>
@@ -9354,7 +9354,7 @@
         <w:pStyle w:val="Ttulo2"/>
       </w:pPr>
       <w:bookmarkStart w:id="4" w:name="_802afc2bac434eff8b2fd18354a2e26d7a1818b"/>
-      <w:bookmarkStart w:id="5" w:name="_Toc244209112"/>
+      <w:bookmarkStart w:id="5" w:name="_Toc244249581"/>
       <w:bookmarkEnd w:id="2"/>
       <w:r>
         <w:t>HU-0.2 — Verificar el correo y activar la clínica</w:t>
@@ -9897,7 +9897,7 @@
         <w:pStyle w:val="Ttulo2"/>
       </w:pPr>
       <w:bookmarkStart w:id="6" w:name="_bb7346f7e0c84a0526cc1b09dcf7185b4de9ba6"/>
-      <w:bookmarkStart w:id="7" w:name="_Toc244209113"/>
+      <w:bookmarkStart w:id="7" w:name="_Toc244249582"/>
       <w:bookmarkEnd w:id="4"/>
       <w:r>
         <w:lastRenderedPageBreak/>
@@ -10627,7 +10627,7 @@
         <w:pStyle w:val="Ttulo2"/>
       </w:pPr>
       <w:bookmarkStart w:id="8" w:name="_81995397ba8e62ea0a492c5a03eed8bb24e762a"/>
-      <w:bookmarkStart w:id="9" w:name="_Toc244209114"/>
+      <w:bookmarkStart w:id="9" w:name="_Toc244249583"/>
       <w:bookmarkEnd w:id="6"/>
       <w:r>
         <w:lastRenderedPageBreak/>
@@ -11343,7 +11343,7 @@
         <w:pStyle w:val="Ttulo2"/>
       </w:pPr>
       <w:bookmarkStart w:id="10" w:name="_7e8f3608e8fc52636cb9cbad9cf55731ae6c539"/>
-      <w:bookmarkStart w:id="11" w:name="_Toc244209115"/>
+      <w:bookmarkStart w:id="11" w:name="_Toc244249584"/>
       <w:bookmarkEnd w:id="8"/>
       <w:r>
         <w:t>HU-0.5 — Suscripción, pagos y congelación por mora</w:t>
@@ -13642,7 +13642,7 @@
         <w:pStyle w:val="Ttulo1"/>
       </w:pPr>
       <w:bookmarkStart w:id="12" w:name="_3f52c9db5995a4dc1e731f6d8cd57f262bab040"/>
-      <w:bookmarkStart w:id="13" w:name="_Toc244209116"/>
+      <w:bookmarkStart w:id="13" w:name="_Toc244249585"/>
       <w:bookmarkEnd w:id="0"/>
       <w:bookmarkEnd w:id="10"/>
       <w:r>
@@ -13656,7 +13656,7 @@
         <w:pStyle w:val="Ttulo2"/>
       </w:pPr>
       <w:bookmarkStart w:id="14" w:name="_76f4ca07816b696a7e21234a3fd245066d4202e"/>
-      <w:bookmarkStart w:id="15" w:name="_Toc244209117"/>
+      <w:bookmarkStart w:id="15" w:name="_Toc244249586"/>
       <w:r>
         <w:t>HU-T.1 — Iniciar sesión y autenticación</w:t>
       </w:r>
@@ -14189,7 +14189,7 @@
         <w:pStyle w:val="Ttulo2"/>
       </w:pPr>
       <w:bookmarkStart w:id="16" w:name="_08f5c8e95117bf9bc16117a780f642084f0c149"/>
-      <w:bookmarkStart w:id="17" w:name="_Toc244209118"/>
+      <w:bookmarkStart w:id="17" w:name="_Toc244249587"/>
       <w:bookmarkEnd w:id="14"/>
       <w:r>
         <w:t>HU-T.2 — Cambiar mi contraseña</w:t>
@@ -14740,7 +14740,7 @@
         <w:pStyle w:val="Ttulo2"/>
       </w:pPr>
       <w:bookmarkStart w:id="18" w:name="_44f513b1e95bac8cbf132f88a3649b6be2902d9"/>
-      <w:bookmarkStart w:id="19" w:name="_Toc244209119"/>
+      <w:bookmarkStart w:id="19" w:name="_Toc244249588"/>
       <w:bookmarkEnd w:id="16"/>
       <w:r>
         <w:lastRenderedPageBreak/>
@@ -15194,7 +15194,7 @@
         <w:pStyle w:val="Ttulo2"/>
       </w:pPr>
       <w:bookmarkStart w:id="20" w:name="_1eded849c0926854c498005f8a93458b9d7a2d8"/>
-      <w:bookmarkStart w:id="21" w:name="_Toc244209120"/>
+      <w:bookmarkStart w:id="21" w:name="_Toc244249589"/>
       <w:bookmarkEnd w:id="18"/>
       <w:r>
         <w:t>HU-T.4 — Cerrar sesión</w:t>
@@ -15566,7 +15566,7 @@
         <w:pStyle w:val="Ttulo2"/>
       </w:pPr>
       <w:bookmarkStart w:id="22" w:name="_def34846ffbe39a85a6bd6a22079f6d076a01a9"/>
-      <w:bookmarkStart w:id="23" w:name="_Toc244209121"/>
+      <w:bookmarkStart w:id="23" w:name="_Toc244249590"/>
       <w:bookmarkEnd w:id="20"/>
       <w:r>
         <w:lastRenderedPageBreak/>
@@ -16462,7 +16462,7 @@
         <w:pStyle w:val="Ttulo2"/>
       </w:pPr>
       <w:bookmarkStart w:id="24" w:name="_37603926653c908321bb7c7e9ea1991584cc3b8"/>
-      <w:bookmarkStart w:id="25" w:name="_Toc244209122"/>
+      <w:bookmarkStart w:id="25" w:name="_Toc244249591"/>
       <w:bookmarkEnd w:id="22"/>
       <w:r>
         <w:lastRenderedPageBreak/>
@@ -16916,7 +16916,7 @@
         <w:pStyle w:val="Ttulo2"/>
       </w:pPr>
       <w:bookmarkStart w:id="26" w:name="_5605fb9a7931d45a4bf5dc8e3e653d18c531f06"/>
-      <w:bookmarkStart w:id="27" w:name="_Toc244209123"/>
+      <w:bookmarkStart w:id="27" w:name="_Toc244249592"/>
       <w:bookmarkEnd w:id="24"/>
       <w:r>
         <w:t>HU-T.7 — Gestión de usuarios del sistema</w:t>
@@ -17460,7 +17460,7 @@
         <w:pStyle w:val="Ttulo2"/>
       </w:pPr>
       <w:bookmarkStart w:id="28" w:name="_cca84937acbaa5cdc69c436564f31a3800184ab"/>
-      <w:bookmarkStart w:id="29" w:name="_Toc244209124"/>
+      <w:bookmarkStart w:id="29" w:name="_Toc244249593"/>
       <w:bookmarkEnd w:id="26"/>
       <w:r>
         <w:lastRenderedPageBreak/>
@@ -17914,7 +17914,7 @@
         <w:pStyle w:val="Ttulo2"/>
       </w:pPr>
       <w:bookmarkStart w:id="30" w:name="_cb462f816148050ba0d7aac8f53a2b5b0cb7780"/>
-      <w:bookmarkStart w:id="31" w:name="_Toc244209125"/>
+      <w:bookmarkStart w:id="31" w:name="_Toc244249594"/>
       <w:bookmarkEnd w:id="28"/>
       <w:r>
         <w:t>HU-T.9 — Backup automático de la base de datos</w:t>
@@ -18367,7 +18367,7 @@
         <w:pStyle w:val="Ttulo2"/>
       </w:pPr>
       <w:bookmarkStart w:id="32" w:name="_276f5e9a65ab31ebb82d9356073ee60ffcf6855"/>
-      <w:bookmarkStart w:id="33" w:name="_Toc244209126"/>
+      <w:bookmarkStart w:id="33" w:name="_Toc244249595"/>
       <w:bookmarkEnd w:id="30"/>
       <w:r>
         <w:t>HU-T.10 — Autorización central por rol (RBAC real)</w:t>
@@ -18740,7 +18740,7 @@
         <w:pStyle w:val="Ttulo2"/>
       </w:pPr>
       <w:bookmarkStart w:id="34" w:name="_0a3f455f956dae02c245ad32e3cc926290783ce"/>
-      <w:bookmarkStart w:id="35" w:name="_Toc244209127"/>
+      <w:bookmarkStart w:id="35" w:name="_Toc244249596"/>
       <w:bookmarkEnd w:id="32"/>
       <w:r>
         <w:t>HU-T.11 — Corregir escalada de privilegios y proteger al último admin</w:t>
@@ -19112,7 +19112,7 @@
         <w:pStyle w:val="Ttulo2"/>
       </w:pPr>
       <w:bookmarkStart w:id="36" w:name="_5106da541d290f3488d79d8c1e91fe390d48e5c"/>
-      <w:bookmarkStart w:id="37" w:name="_Toc244209128"/>
+      <w:bookmarkStart w:id="37" w:name="_Toc244249597"/>
       <w:bookmarkEnd w:id="34"/>
       <w:r>
         <w:t>HU-T.12 — Política de contraseñas, verificación de correo y OAuth seguro</w:t>
@@ -19484,7 +19484,7 @@
         <w:pStyle w:val="Ttulo2"/>
       </w:pPr>
       <w:bookmarkStart w:id="38" w:name="_cf252b72ca6ea71f1a7c3543a5c83f78bbff9ee"/>
-      <w:bookmarkStart w:id="39" w:name="_Toc244209129"/>
+      <w:bookmarkStart w:id="39" w:name="_Toc244249598"/>
       <w:bookmarkEnd w:id="36"/>
       <w:r>
         <w:lastRenderedPageBreak/>
@@ -20026,7 +20026,7 @@
         <w:pStyle w:val="Ttulo2"/>
       </w:pPr>
       <w:bookmarkStart w:id="40" w:name="_37cade07514fa6d0623cee7537c5f68cab00cfd"/>
-      <w:bookmarkStart w:id="41" w:name="_Toc244209130"/>
+      <w:bookmarkStart w:id="41" w:name="_Toc244249599"/>
       <w:bookmarkEnd w:id="38"/>
       <w:r>
         <w:t>HU-T.14 — Restablecer la contraseña de un usuario (administrador)</w:t>
@@ -20398,7 +20398,7 @@
         <w:pStyle w:val="Ttulo2"/>
       </w:pPr>
       <w:bookmarkStart w:id="42" w:name="_09522c4444a8bbebdaf4a55b5444d2231a6caff"/>
-      <w:bookmarkStart w:id="43" w:name="_Toc244209131"/>
+      <w:bookmarkStart w:id="43" w:name="_Toc244249600"/>
       <w:bookmarkEnd w:id="40"/>
       <w:r>
         <w:lastRenderedPageBreak/>
@@ -20933,7 +20933,7 @@
         <w:pStyle w:val="Ttulo2"/>
       </w:pPr>
       <w:bookmarkStart w:id="44" w:name="_7d4be07c6dc7ad98ff2d7fd7f946e3e6ff8ab78"/>
-      <w:bookmarkStart w:id="45" w:name="_Toc244209132"/>
+      <w:bookmarkStart w:id="45" w:name="_Toc244249601"/>
       <w:bookmarkEnd w:id="42"/>
       <w:r>
         <w:t>HU-T.16 — Expiración de la sesión por inactividad</w:t>
@@ -21386,7 +21386,7 @@
         <w:pStyle w:val="Ttulo2"/>
       </w:pPr>
       <w:bookmarkStart w:id="46" w:name="_fde5550409ae8bd107b35d83706fe49d1ac49cf"/>
-      <w:bookmarkStart w:id="47" w:name="_Toc244209133"/>
+      <w:bookmarkStart w:id="47" w:name="_Toc244249602"/>
       <w:bookmarkEnd w:id="44"/>
       <w:r>
         <w:lastRenderedPageBreak/>
@@ -21928,7 +21928,7 @@
         <w:pStyle w:val="Ttulo2"/>
       </w:pPr>
       <w:bookmarkStart w:id="48" w:name="_7d9311428cd5b72468b37f82201f1b810f77c36"/>
-      <w:bookmarkStart w:id="49" w:name="_Toc244209134"/>
+      <w:bookmarkStart w:id="49" w:name="_Toc244249603"/>
       <w:bookmarkEnd w:id="46"/>
       <w:r>
         <w:lastRenderedPageBreak/>
@@ -22391,7 +22391,7 @@
         <w:pStyle w:val="Ttulo2"/>
       </w:pPr>
       <w:bookmarkStart w:id="50" w:name="_a6c52dc4bdd2cb00ae48e74db3c3b2920a9b818"/>
-      <w:bookmarkStart w:id="51" w:name="_Toc244209135"/>
+      <w:bookmarkStart w:id="51" w:name="_Toc244249604"/>
       <w:bookmarkEnd w:id="48"/>
       <w:r>
         <w:lastRenderedPageBreak/>
@@ -22891,7 +22891,7 @@
         <w:pStyle w:val="Ttulo1"/>
       </w:pPr>
       <w:bookmarkStart w:id="52" w:name="_45e5cddb15e6e85961c4bdd9f114a9e4301e667"/>
-      <w:bookmarkStart w:id="53" w:name="_Toc244209136"/>
+      <w:bookmarkStart w:id="53" w:name="_Toc244249605"/>
       <w:bookmarkEnd w:id="12"/>
       <w:bookmarkEnd w:id="50"/>
       <w:r>
@@ -22905,7 +22905,7 @@
         <w:pStyle w:val="Ttulo2"/>
       </w:pPr>
       <w:bookmarkStart w:id="54" w:name="_3442f1e103117ab35c7be2be07e5b7a86f50900"/>
-      <w:bookmarkStart w:id="55" w:name="_Toc244209137"/>
+      <w:bookmarkStart w:id="55" w:name="_Toc244249606"/>
       <w:r>
         <w:t>HU-1.1 — Registrar mascota</w:t>
       </w:r>
@@ -23526,7 +23526,7 @@
         <w:pStyle w:val="Ttulo2"/>
       </w:pPr>
       <w:bookmarkStart w:id="56" w:name="_cac8078226ab7384debc291829d99266c4c98c9"/>
-      <w:bookmarkStart w:id="57" w:name="_Toc244209138"/>
+      <w:bookmarkStart w:id="57" w:name="_Toc244249607"/>
       <w:bookmarkEnd w:id="54"/>
       <w:r>
         <w:lastRenderedPageBreak/>
@@ -23899,7 +23899,7 @@
         <w:pStyle w:val="Ttulo2"/>
       </w:pPr>
       <w:bookmarkStart w:id="58" w:name="_2775e78a99e9a6c8110a18962d2d3ffe08eb791"/>
-      <w:bookmarkStart w:id="59" w:name="_Toc244209139"/>
+      <w:bookmarkStart w:id="59" w:name="_Toc244249608"/>
       <w:bookmarkEnd w:id="56"/>
       <w:r>
         <w:t>HU-1.3 — Buscar paciente</w:t>
@@ -24352,7 +24352,7 @@
         <w:pStyle w:val="Ttulo2"/>
       </w:pPr>
       <w:bookmarkStart w:id="60" w:name="_a48b917e447c9bb421319764b87fa8fbfffc6ce"/>
-      <w:bookmarkStart w:id="61" w:name="_Toc244209140"/>
+      <w:bookmarkStart w:id="61" w:name="_Toc244249609"/>
       <w:bookmarkEnd w:id="58"/>
       <w:r>
         <w:lastRenderedPageBreak/>
@@ -24894,7 +24894,7 @@
         <w:pStyle w:val="Ttulo2"/>
       </w:pPr>
       <w:bookmarkStart w:id="62" w:name="_c56dbdf70effe4fdddd03cc982164bf6dfa15fd"/>
-      <w:bookmarkStart w:id="63" w:name="_Toc244209141"/>
+      <w:bookmarkStart w:id="63" w:name="_Toc244249610"/>
       <w:bookmarkEnd w:id="60"/>
       <w:r>
         <w:t>HU-1.5 — Vincular una mascota existente a la clínica</w:t>
@@ -25266,7 +25266,7 @@
         <w:pStyle w:val="Ttulo1"/>
       </w:pPr>
       <w:bookmarkStart w:id="64" w:name="_8ada1076fc69f75adb455b52b48149b634e12c1"/>
-      <w:bookmarkStart w:id="65" w:name="_Toc244209142"/>
+      <w:bookmarkStart w:id="65" w:name="_Toc244249611"/>
       <w:bookmarkEnd w:id="52"/>
       <w:bookmarkEnd w:id="62"/>
       <w:r>
@@ -25280,7 +25280,7 @@
         <w:pStyle w:val="Ttulo2"/>
       </w:pPr>
       <w:bookmarkStart w:id="66" w:name="_d0fbc850c25121b5bb6429938908d9d6324f20c"/>
-      <w:bookmarkStart w:id="67" w:name="_Toc244209143"/>
+      <w:bookmarkStart w:id="67" w:name="_Toc244249612"/>
       <w:r>
         <w:t>HU-2.1 — Registrar consulta clínica</w:t>
       </w:r>
@@ -25833,7 +25833,7 @@
         <w:pStyle w:val="Ttulo2"/>
       </w:pPr>
       <w:bookmarkStart w:id="68" w:name="_7a453a6eb6ed88e1bfb6e10d4e89e02e93370e4"/>
-      <w:bookmarkStart w:id="69" w:name="_Toc244209144"/>
+      <w:bookmarkStart w:id="69" w:name="_Toc244249613"/>
       <w:bookmarkEnd w:id="66"/>
       <w:r>
         <w:lastRenderedPageBreak/>
@@ -26368,7 +26368,7 @@
         <w:pStyle w:val="Ttulo2"/>
       </w:pPr>
       <w:bookmarkStart w:id="70" w:name="_277d15ee6375124a0d7497cd947f0496d653294"/>
-      <w:bookmarkStart w:id="71" w:name="_Toc244209145"/>
+      <w:bookmarkStart w:id="71" w:name="_Toc244249614"/>
       <w:bookmarkEnd w:id="68"/>
       <w:r>
         <w:t>HU-2.3 — Adjuntar archivos clínicos</w:t>
@@ -26821,7 +26821,7 @@
         <w:pStyle w:val="Ttulo2"/>
       </w:pPr>
       <w:bookmarkStart w:id="72" w:name="_1b98c978e60977db39fc2418db7fe5e3ddc3001"/>
-      <w:bookmarkStart w:id="73" w:name="_Toc244209146"/>
+      <w:bookmarkStart w:id="73" w:name="_Toc244249615"/>
       <w:bookmarkEnd w:id="70"/>
       <w:r>
         <w:lastRenderedPageBreak/>
@@ -27194,7 +27194,7 @@
         <w:pStyle w:val="Ttulo2"/>
       </w:pPr>
       <w:bookmarkStart w:id="74" w:name="_9717672e9e73feeffef28eb38b12c038cdd7bd2"/>
-      <w:bookmarkStart w:id="75" w:name="_Toc244209147"/>
+      <w:bookmarkStart w:id="75" w:name="_Toc244249616"/>
       <w:bookmarkEnd w:id="72"/>
       <w:r>
         <w:t>HU-2.5 — Ver historial clínico completo</w:t>
@@ -27654,7 +27654,7 @@
         <w:pStyle w:val="Ttulo2"/>
       </w:pPr>
       <w:bookmarkStart w:id="76" w:name="_fdc1478d352073634e6bd92f17796cead004715"/>
-      <w:bookmarkStart w:id="77" w:name="_Toc244209148"/>
+      <w:bookmarkStart w:id="77" w:name="_Toc244249617"/>
       <w:bookmarkEnd w:id="74"/>
       <w:r>
         <w:t>HU-2.6 — Atomicidad y feedback de adjuntos en el registro de consulta</w:t>
@@ -28026,7 +28026,7 @@
         <w:pStyle w:val="Ttulo2"/>
       </w:pPr>
       <w:bookmarkStart w:id="78" w:name="_101f0dcf34d14c70ec0f17a5f1393f5d9e5e380"/>
-      <w:bookmarkStart w:id="79" w:name="_Toc244209149"/>
+      <w:bookmarkStart w:id="79" w:name="_Toc244249618"/>
       <w:bookmarkEnd w:id="76"/>
       <w:r>
         <w:lastRenderedPageBreak/>
@@ -28399,9 +28399,10 @@
         <w:pStyle w:val="Ttulo2"/>
       </w:pPr>
       <w:bookmarkStart w:id="80" w:name="_004e46896b85bf56df5905f1e03a53c4af0a844"/>
-      <w:bookmarkStart w:id="81" w:name="_Toc244209150"/>
+      <w:bookmarkStart w:id="81" w:name="_Toc244249619"/>
       <w:bookmarkEnd w:id="78"/>
       <w:r>
+        <w:lastRenderedPageBreak/>
         <w:t>HU-2.8 — Sugerencia de diagnósticos probables por síntomas</w:t>
       </w:r>
       <w:bookmarkEnd w:id="81"/>
@@ -28429,10 +28430,10 @@
         <w:tblLook w:val="0020" w:firstRow="1" w:lastRow="0" w:firstColumn="0" w:lastColumn="0" w:noHBand="0" w:noVBand="0"/>
       </w:tblPr>
       <w:tblGrid>
-        <w:gridCol w:w="1112"/>
-        <w:gridCol w:w="3147"/>
+        <w:gridCol w:w="1110"/>
+        <w:gridCol w:w="2893"/>
         <w:gridCol w:w="1444"/>
-        <w:gridCol w:w="2637"/>
+        <w:gridCol w:w="2893"/>
         <w:gridCol w:w="1220"/>
       </w:tblGrid>
       <w:tr>
@@ -28443,7 +28444,7 @@
         </w:trPr>
         <w:tc>
           <w:tcPr>
-            <w:tcW w:w="582" w:type="pct"/>
+            <w:tcW w:w="581" w:type="pct"/>
           </w:tcPr>
           <w:p>
             <w:pPr>
@@ -28457,7 +28458,7 @@
         </w:tc>
         <w:tc>
           <w:tcPr>
-            <w:tcW w:w="1646" w:type="pct"/>
+            <w:tcW w:w="1513" w:type="pct"/>
           </w:tcPr>
           <w:p>
             <w:pPr>
@@ -28485,7 +28486,7 @@
         </w:tc>
         <w:tc>
           <w:tcPr>
-            <w:tcW w:w="1379" w:type="pct"/>
+            <w:tcW w:w="1513" w:type="pct"/>
           </w:tcPr>
           <w:p>
             <w:pPr>
@@ -28518,7 +28519,7 @@
         </w:trPr>
         <w:tc>
           <w:tcPr>
-            <w:tcW w:w="582" w:type="pct"/>
+            <w:tcW w:w="581" w:type="pct"/>
           </w:tcPr>
           <w:p>
             <w:pPr>
@@ -28538,7 +28539,7 @@
         </w:tc>
         <w:tc>
           <w:tcPr>
-            <w:tcW w:w="1646" w:type="pct"/>
+            <w:tcW w:w="1513" w:type="pct"/>
           </w:tcPr>
           <w:p>
             <w:pPr>
@@ -28566,7 +28567,7 @@
         </w:tc>
         <w:tc>
           <w:tcPr>
-            <w:tcW w:w="1379" w:type="pct"/>
+            <w:tcW w:w="1513" w:type="pct"/>
           </w:tcPr>
           <w:p>
             <w:pPr>
@@ -28599,7 +28600,7 @@
         </w:trPr>
         <w:tc>
           <w:tcPr>
-            <w:tcW w:w="582" w:type="pct"/>
+            <w:tcW w:w="581" w:type="pct"/>
           </w:tcPr>
           <w:p>
             <w:pPr>
@@ -28619,15 +28620,15 @@
         </w:tc>
         <w:tc>
           <w:tcPr>
-            <w:tcW w:w="1646" w:type="pct"/>
-          </w:tcPr>
-          <w:p>
-            <w:pPr>
-              <w:pStyle w:val="Celda"/>
-              <w:keepNext/>
-            </w:pPr>
-            <w:r>
-              <w:t>El sistema debe permitir aceptar un diagnóstico sugerido o escribir el propio.</w:t>
+            <w:tcW w:w="1513" w:type="pct"/>
+          </w:tcPr>
+          <w:p>
+            <w:pPr>
+              <w:pStyle w:val="Celda"/>
+              <w:keepNext/>
+            </w:pPr>
+            <w:r>
+              <w:t>El sistema debe permitir aceptar un diagnóstico sugerido o escribir el propio y completar como sugerencia editable el plan y las pautas disponibles.</w:t>
             </w:r>
           </w:p>
         </w:tc>
@@ -28647,15 +28648,15 @@
         </w:tc>
         <w:tc>
           <w:tcPr>
-            <w:tcW w:w="1379" w:type="pct"/>
-          </w:tcPr>
-          <w:p>
-            <w:pPr>
-              <w:pStyle w:val="Celda"/>
-              <w:keepNext/>
-            </w:pPr>
-            <w:r>
-              <w:t>El veterinario decide el diagnóstico.</w:t>
+            <w:tcW w:w="1513" w:type="pct"/>
+          </w:tcPr>
+          <w:p>
+            <w:pPr>
+              <w:pStyle w:val="Celda"/>
+              <w:keepNext/>
+            </w:pPr>
+            <w:r>
+              <w:t>Usar agrega diagnóstico, Exámenes sugeridos y Recomendaciones sin borrar texto, y filas con código de fármaco, dosis, vía, duración, fin e indicación. No duplica al repetir; cada fila dice «Sugerido por Zooki · verifica la dosis». Un aviso indica qué se llenó y Deshacer quita solo lo agregado, conservando lo escrito previamente y las ediciones posteriores.</w:t>
             </w:r>
           </w:p>
         </w:tc>
@@ -28680,7 +28681,7 @@
         </w:trPr>
         <w:tc>
           <w:tcPr>
-            <w:tcW w:w="582" w:type="pct"/>
+            <w:tcW w:w="581" w:type="pct"/>
           </w:tcPr>
           <w:p>
             <w:pPr>
@@ -28700,7 +28701,7 @@
         </w:tc>
         <w:tc>
           <w:tcPr>
-            <w:tcW w:w="1646" w:type="pct"/>
+            <w:tcW w:w="1513" w:type="pct"/>
           </w:tcPr>
           <w:p>
             <w:pPr>
@@ -28728,7 +28729,7 @@
         </w:tc>
         <w:tc>
           <w:tcPr>
-            <w:tcW w:w="1379" w:type="pct"/>
+            <w:tcW w:w="1513" w:type="pct"/>
           </w:tcPr>
           <w:p>
             <w:pPr>
@@ -28761,7 +28762,7 @@
         </w:trPr>
         <w:tc>
           <w:tcPr>
-            <w:tcW w:w="582" w:type="pct"/>
+            <w:tcW w:w="581" w:type="pct"/>
           </w:tcPr>
           <w:p>
             <w:pPr>
@@ -28781,15 +28782,15 @@
         </w:tc>
         <w:tc>
           <w:tcPr>
-            <w:tcW w:w="1646" w:type="pct"/>
-          </w:tcPr>
-          <w:p>
-            <w:pPr>
-              <w:pStyle w:val="Celda"/>
-              <w:keepNext/>
-            </w:pPr>
-            <w:r>
-              <w:t>La sugerencia debe ser de apoyo y no diagnosticar por sí sola.</w:t>
+            <w:tcW w:w="1513" w:type="pct"/>
+          </w:tcPr>
+          <w:p>
+            <w:pPr>
+              <w:pStyle w:val="Celda"/>
+              <w:keepNext/>
+            </w:pPr>
+            <w:r>
+              <w:t>La sugerencia debe ser de apoyo y no diagnosticar ni guardar por sí sola (RN-209).</w:t>
             </w:r>
           </w:p>
         </w:tc>
@@ -28809,15 +28810,15 @@
         </w:tc>
         <w:tc>
           <w:tcPr>
-            <w:tcW w:w="1379" w:type="pct"/>
-          </w:tcPr>
-          <w:p>
-            <w:pPr>
-              <w:pStyle w:val="Celda"/>
-              <w:keepNext/>
-            </w:pPr>
-            <w:r>
-              <w:t>La decisión final es del veterinario.</w:t>
+            <w:tcW w:w="1513" w:type="pct"/>
+          </w:tcPr>
+          <w:p>
+            <w:pPr>
+              <w:pStyle w:val="Celda"/>
+              <w:keepNext/>
+            </w:pPr>
+            <w:r>
+              <w:t>El veterinario revisa y edita antes de guardar. La dosis muestra mg/kg y, con peso de la consulta, mg calculados y rango redondeados; sin peso dice «calcula con el peso». Cambiar peso recalcula solo dosis sugeridas aún no editadas.</w:t>
             </w:r>
           </w:p>
         </w:tc>
@@ -28842,7 +28843,7 @@
         </w:trPr>
         <w:tc>
           <w:tcPr>
-            <w:tcW w:w="582" w:type="pct"/>
+            <w:tcW w:w="581" w:type="pct"/>
           </w:tcPr>
           <w:p>
             <w:pPr>
@@ -28861,14 +28862,14 @@
         </w:tc>
         <w:tc>
           <w:tcPr>
-            <w:tcW w:w="1646" w:type="pct"/>
-          </w:tcPr>
-          <w:p>
-            <w:pPr>
-              <w:pStyle w:val="Celda"/>
-            </w:pPr>
-            <w:r>
-              <w:t>El conocimiento clínico debe ser global y compartido entre clínicas.</w:t>
+            <w:tcW w:w="1513" w:type="pct"/>
+          </w:tcPr>
+          <w:p>
+            <w:pPr>
+              <w:pStyle w:val="Celda"/>
+            </w:pPr>
+            <w:r>
+              <w:t>El conocimiento clínico debe ser global y compartido entre clínicas, con pautas declarativas y plan opcional del diagnóstico.</w:t>
             </w:r>
           </w:p>
         </w:tc>
@@ -28887,14 +28888,14 @@
         </w:tc>
         <w:tc>
           <w:tcPr>
-            <w:tcW w:w="1379" w:type="pct"/>
-          </w:tcPr>
-          <w:p>
-            <w:pPr>
-              <w:pStyle w:val="Celda"/>
-            </w:pPr>
-            <w:r>
-              <w:t>El grafo no pertenece a una clínica.</w:t>
+            <w:tcW w:w="1513" w:type="pct"/>
+          </w:tcPr>
+          <w:p>
+            <w:pPr>
+              <w:pStyle w:val="Celda"/>
+            </w:pPr>
+            <w:r>
+              <w:t>El grafo no pertenece a una clínica. El cargador valida la lista cerrada de pauta, especie y fuente clínica con localizador, y los límites del plan; conserva IDs en recargas y cambia la versión ante cambios de pauta o plan.</w:t>
             </w:r>
           </w:p>
         </w:tc>
@@ -28933,7 +28934,7 @@
         <w:pStyle w:val="Ttulo2"/>
       </w:pPr>
       <w:bookmarkStart w:id="82" w:name="_dc4885bd67732a434e9ba082721bf6df1e25b78"/>
-      <w:bookmarkStart w:id="83" w:name="_Toc244209151"/>
+      <w:bookmarkStart w:id="83" w:name="_Toc244249620"/>
       <w:bookmarkEnd w:id="80"/>
       <w:r>
         <w:lastRenderedPageBreak/>
@@ -28964,10 +28965,10 @@
         <w:tblLook w:val="0020" w:firstRow="1" w:lastRow="0" w:firstColumn="0" w:lastColumn="0" w:noHBand="0" w:noVBand="0"/>
       </w:tblPr>
       <w:tblGrid>
-        <w:gridCol w:w="1112"/>
-        <w:gridCol w:w="2910"/>
+        <w:gridCol w:w="1110"/>
+        <w:gridCol w:w="2893"/>
         <w:gridCol w:w="1444"/>
-        <w:gridCol w:w="2874"/>
+        <w:gridCol w:w="2893"/>
         <w:gridCol w:w="1220"/>
       </w:tblGrid>
       <w:tr>
@@ -28978,7 +28979,7 @@
         </w:trPr>
         <w:tc>
           <w:tcPr>
-            <w:tcW w:w="582" w:type="pct"/>
+            <w:tcW w:w="581" w:type="pct"/>
           </w:tcPr>
           <w:p>
             <w:pPr>
@@ -28992,7 +28993,7 @@
         </w:tc>
         <w:tc>
           <w:tcPr>
-            <w:tcW w:w="1522" w:type="pct"/>
+            <w:tcW w:w="1513" w:type="pct"/>
           </w:tcPr>
           <w:p>
             <w:pPr>
@@ -29020,7 +29021,7 @@
         </w:tc>
         <w:tc>
           <w:tcPr>
-            <w:tcW w:w="1503" w:type="pct"/>
+            <w:tcW w:w="1513" w:type="pct"/>
           </w:tcPr>
           <w:p>
             <w:pPr>
@@ -29053,7 +29054,7 @@
         </w:trPr>
         <w:tc>
           <w:tcPr>
-            <w:tcW w:w="582" w:type="pct"/>
+            <w:tcW w:w="581" w:type="pct"/>
           </w:tcPr>
           <w:p>
             <w:pPr>
@@ -29073,7 +29074,7 @@
         </w:tc>
         <w:tc>
           <w:tcPr>
-            <w:tcW w:w="1522" w:type="pct"/>
+            <w:tcW w:w="1513" w:type="pct"/>
           </w:tcPr>
           <w:p>
             <w:pPr>
@@ -29101,7 +29102,7 @@
         </w:tc>
         <w:tc>
           <w:tcPr>
-            <w:tcW w:w="1503" w:type="pct"/>
+            <w:tcW w:w="1513" w:type="pct"/>
           </w:tcPr>
           <w:p>
             <w:pPr>
@@ -29134,7 +29135,7 @@
         </w:trPr>
         <w:tc>
           <w:tcPr>
-            <w:tcW w:w="582" w:type="pct"/>
+            <w:tcW w:w="581" w:type="pct"/>
           </w:tcPr>
           <w:p>
             <w:pPr>
@@ -29154,7 +29155,7 @@
         </w:tc>
         <w:tc>
           <w:tcPr>
-            <w:tcW w:w="1522" w:type="pct"/>
+            <w:tcW w:w="1513" w:type="pct"/>
           </w:tcPr>
           <w:p>
             <w:pPr>
@@ -29182,7 +29183,7 @@
         </w:tc>
         <w:tc>
           <w:tcPr>
-            <w:tcW w:w="1503" w:type="pct"/>
+            <w:tcW w:w="1513" w:type="pct"/>
           </w:tcPr>
           <w:p>
             <w:pPr>
@@ -29215,7 +29216,7 @@
         </w:trPr>
         <w:tc>
           <w:tcPr>
-            <w:tcW w:w="582" w:type="pct"/>
+            <w:tcW w:w="581" w:type="pct"/>
           </w:tcPr>
           <w:p>
             <w:pPr>
@@ -29235,7 +29236,7 @@
         </w:tc>
         <w:tc>
           <w:tcPr>
-            <w:tcW w:w="1522" w:type="pct"/>
+            <w:tcW w:w="1513" w:type="pct"/>
           </w:tcPr>
           <w:p>
             <w:pPr>
@@ -29263,7 +29264,7 @@
         </w:tc>
         <w:tc>
           <w:tcPr>
-            <w:tcW w:w="1503" w:type="pct"/>
+            <w:tcW w:w="1513" w:type="pct"/>
           </w:tcPr>
           <w:p>
             <w:pPr>
@@ -29296,7 +29297,7 @@
         </w:trPr>
         <w:tc>
           <w:tcPr>
-            <w:tcW w:w="582" w:type="pct"/>
+            <w:tcW w:w="581" w:type="pct"/>
           </w:tcPr>
           <w:p>
             <w:pPr>
@@ -29315,7 +29316,7 @@
         </w:tc>
         <w:tc>
           <w:tcPr>
-            <w:tcW w:w="1522" w:type="pct"/>
+            <w:tcW w:w="1513" w:type="pct"/>
           </w:tcPr>
           <w:p>
             <w:pPr>
@@ -29341,14 +29342,14 @@
         </w:tc>
         <w:tc>
           <w:tcPr>
-            <w:tcW w:w="1503" w:type="pct"/>
-          </w:tcPr>
-          <w:p>
-            <w:pPr>
-              <w:pStyle w:val="Celda"/>
-            </w:pPr>
-            <w:r>
-              <w:t>La decisión final es del veterinario.</w:t>
+            <w:tcW w:w="1513" w:type="pct"/>
+          </w:tcPr>
+          <w:p>
+            <w:pPr>
+              <w:pStyle w:val="Celda"/>
+            </w:pPr>
+            <w:r>
+              <w:t>Solo veterinario con vínculo activo obtiene pautas aplicables ordenadas por preferencia; se excluyen las bloqueadas por toxicidad o alergia, se marcan advertencias y se oculta evidencia protegida. Las filas editables pasan por validar_prescripcion_ajax y por la validación del guardado, como las manuales.</w:t>
             </w:r>
           </w:p>
         </w:tc>
@@ -29387,7 +29388,7 @@
         <w:pStyle w:val="Ttulo2"/>
       </w:pPr>
       <w:bookmarkStart w:id="84" w:name="_39e4f7d80042c39922c0142f6da447f46643fcd"/>
-      <w:bookmarkStart w:id="85" w:name="_Toc244209152"/>
+      <w:bookmarkStart w:id="85" w:name="_Toc244249621"/>
       <w:bookmarkEnd w:id="82"/>
       <w:r>
         <w:lastRenderedPageBreak/>
@@ -29848,7 +29849,7 @@
         <w:pStyle w:val="Ttulo2"/>
       </w:pPr>
       <w:bookmarkStart w:id="86" w:name="_ddbeb8d4984f7e7207ef7f02c5c92f4dcdce30d"/>
-      <w:bookmarkStart w:id="87" w:name="_Toc244209153"/>
+      <w:bookmarkStart w:id="87" w:name="_Toc244249622"/>
       <w:bookmarkEnd w:id="84"/>
       <w:r>
         <w:lastRenderedPageBreak/>
@@ -30557,7 +30558,7 @@
         <w:pStyle w:val="Ttulo2"/>
       </w:pPr>
       <w:bookmarkStart w:id="88" w:name="_492240b15c6ebc6fbe3f7fd23583d697b838ee5"/>
-      <w:bookmarkStart w:id="89" w:name="_Toc244209154"/>
+      <w:bookmarkStart w:id="89" w:name="_Toc244249623"/>
       <w:bookmarkEnd w:id="86"/>
       <w:r>
         <w:lastRenderedPageBreak/>
@@ -31173,7 +31174,7 @@
         <w:pStyle w:val="Ttulo1"/>
       </w:pPr>
       <w:bookmarkStart w:id="90" w:name="_d55aebc9deeb1682a62a02ae225cde94fe0baf3"/>
-      <w:bookmarkStart w:id="91" w:name="_Toc244209155"/>
+      <w:bookmarkStart w:id="91" w:name="_Toc244249624"/>
       <w:bookmarkEnd w:id="64"/>
       <w:bookmarkEnd w:id="88"/>
       <w:r>
@@ -31187,7 +31188,7 @@
         <w:pStyle w:val="Ttulo2"/>
       </w:pPr>
       <w:bookmarkStart w:id="92" w:name="_73783a222ff535845613407f8c2c5de0df62c29"/>
-      <w:bookmarkStart w:id="93" w:name="_Toc244209156"/>
+      <w:bookmarkStart w:id="93" w:name="_Toc244249625"/>
       <w:r>
         <w:t>HU-3.1 — Registrar vacunación</w:t>
       </w:r>
@@ -31558,7 +31559,7 @@
         <w:pStyle w:val="Ttulo2"/>
       </w:pPr>
       <w:bookmarkStart w:id="94" w:name="_6075047063f4930391208048315650ed427ae6c"/>
-      <w:bookmarkStart w:id="95" w:name="_Toc244209157"/>
+      <w:bookmarkStart w:id="95" w:name="_Toc244249626"/>
       <w:bookmarkEnd w:id="92"/>
       <w:r>
         <w:t>HU-3.2 — Enviar recordatorio por correo</w:t>
@@ -32092,7 +32093,7 @@
         <w:pStyle w:val="Ttulo2"/>
       </w:pPr>
       <w:bookmarkStart w:id="96" w:name="_781661fe2d15deb5f4d895541dced4f16e579af"/>
-      <w:bookmarkStart w:id="97" w:name="_Toc244209158"/>
+      <w:bookmarkStart w:id="97" w:name="_Toc244249627"/>
       <w:bookmarkEnd w:id="94"/>
       <w:r>
         <w:lastRenderedPageBreak/>
@@ -32465,7 +32466,7 @@
         <w:pStyle w:val="Ttulo2"/>
       </w:pPr>
       <w:bookmarkStart w:id="98" w:name="_8afd4fd6adaa7aec672b37965973c4a0b1b5483"/>
-      <w:bookmarkStart w:id="99" w:name="_Toc244209159"/>
+      <w:bookmarkStart w:id="99" w:name="_Toc244249628"/>
       <w:bookmarkEnd w:id="96"/>
       <w:r>
         <w:t>HU-3.4 — Registrar desparasitación</w:t>
@@ -32837,7 +32838,7 @@
         <w:pStyle w:val="Ttulo2"/>
       </w:pPr>
       <w:bookmarkStart w:id="100" w:name="_69b92288d624f1c737d99fa43d727735c1c78ac"/>
-      <w:bookmarkStart w:id="101" w:name="_Toc244209160"/>
+      <w:bookmarkStart w:id="101" w:name="_Toc244249629"/>
       <w:bookmarkEnd w:id="98"/>
       <w:r>
         <w:t>HU-3.5 — Panel de vacunaciones pendientes</w:t>
@@ -33209,7 +33210,7 @@
         <w:pStyle w:val="Ttulo2"/>
       </w:pPr>
       <w:bookmarkStart w:id="102" w:name="_83b2b6ee9ef84433e407efb3456acc0bf8c705f"/>
-      <w:bookmarkStart w:id="103" w:name="_Toc244209161"/>
+      <w:bookmarkStart w:id="103" w:name="_Toc244249630"/>
       <w:bookmarkEnd w:id="100"/>
       <w:r>
         <w:lastRenderedPageBreak/>
@@ -33663,7 +33664,7 @@
         <w:pStyle w:val="Ttulo1"/>
       </w:pPr>
       <w:bookmarkStart w:id="104" w:name="_0bc479c0be240e26431ebdd296a7a53444b2628"/>
-      <w:bookmarkStart w:id="105" w:name="_Toc244209162"/>
+      <w:bookmarkStart w:id="105" w:name="_Toc244249631"/>
       <w:bookmarkEnd w:id="90"/>
       <w:bookmarkEnd w:id="102"/>
       <w:r>
@@ -33677,7 +33678,7 @@
         <w:pStyle w:val="Ttulo2"/>
       </w:pPr>
       <w:bookmarkStart w:id="106" w:name="_83a9ef67ed8a24f8f8fb200a3c30fdc3bf36c17"/>
-      <w:bookmarkStart w:id="107" w:name="_Toc244209163"/>
+      <w:bookmarkStart w:id="107" w:name="_Toc244249632"/>
       <w:r>
         <w:t>HU-4.1 — Agendar cita</w:t>
       </w:r>
@@ -34210,7 +34211,7 @@
         <w:pStyle w:val="Ttulo2"/>
       </w:pPr>
       <w:bookmarkStart w:id="108" w:name="_102fb6dec5375a39a698cb955a51646f9817d25"/>
-      <w:bookmarkStart w:id="109" w:name="_Toc244209164"/>
+      <w:bookmarkStart w:id="109" w:name="_Toc244249633"/>
       <w:bookmarkEnd w:id="106"/>
       <w:r>
         <w:lastRenderedPageBreak/>
@@ -34745,7 +34746,7 @@
         <w:pStyle w:val="Ttulo2"/>
       </w:pPr>
       <w:bookmarkStart w:id="110" w:name="_bc90a9ef9035fcbf5d83826a75a2a7caba95288"/>
-      <w:bookmarkStart w:id="111" w:name="_Toc244209165"/>
+      <w:bookmarkStart w:id="111" w:name="_Toc244249634"/>
       <w:bookmarkEnd w:id="108"/>
       <w:r>
         <w:lastRenderedPageBreak/>
@@ -35617,7 +35618,7 @@
         <w:pStyle w:val="Ttulo2"/>
       </w:pPr>
       <w:bookmarkStart w:id="112" w:name="_0ab1d1688e3b6d42f481962b5abe908ca5f185e"/>
-      <w:bookmarkStart w:id="113" w:name="_Toc244209166"/>
+      <w:bookmarkStart w:id="113" w:name="_Toc244249635"/>
       <w:bookmarkEnd w:id="110"/>
       <w:r>
         <w:lastRenderedPageBreak/>
@@ -36071,7 +36072,7 @@
         <w:pStyle w:val="Ttulo2"/>
       </w:pPr>
       <w:bookmarkStart w:id="114" w:name="_391b83d5c01b20c64bec4d1baa2ded83b27b3cc"/>
-      <w:bookmarkStart w:id="115" w:name="_Toc244209167"/>
+      <w:bookmarkStart w:id="115" w:name="_Toc244249636"/>
       <w:bookmarkEnd w:id="112"/>
       <w:r>
         <w:t>HU-4.5 — Registrar hora real de atención y gestionar retrasos</w:t>
@@ -36443,7 +36444,7 @@
         <w:pStyle w:val="Ttulo2"/>
       </w:pPr>
       <w:bookmarkStart w:id="116" w:name="_fd2845ac88e46c3520f61b9b4ded26b35f37534"/>
-      <w:bookmarkStart w:id="117" w:name="_Toc244209168"/>
+      <w:bookmarkStart w:id="117" w:name="_Toc244249637"/>
       <w:bookmarkEnd w:id="114"/>
       <w:r>
         <w:lastRenderedPageBreak/>
@@ -36735,7 +36736,7 @@
         <w:pStyle w:val="Ttulo2"/>
       </w:pPr>
       <w:bookmarkStart w:id="118" w:name="_4786f5b438d23c36e067f350ad8ed0097d027c2"/>
-      <w:bookmarkStart w:id="119" w:name="_Toc244209169"/>
+      <w:bookmarkStart w:id="119" w:name="_Toc244249638"/>
       <w:bookmarkEnd w:id="116"/>
       <w:r>
         <w:t>HU-4.7 — Estado "no asistió" y ausentismo</w:t>
@@ -37119,7 +37120,7 @@
         <w:pStyle w:val="Ttulo2"/>
       </w:pPr>
       <w:bookmarkStart w:id="120" w:name="_0d930997ffa83b9b36b150e5e50b933f66b264d"/>
-      <w:bookmarkStart w:id="121" w:name="_Toc244209170"/>
+      <w:bookmarkStart w:id="121" w:name="_Toc244249639"/>
       <w:bookmarkEnd w:id="118"/>
       <w:r>
         <w:t>HU-4.8 — Bloqueos de agenda del veterinario y días no laborables</w:t>
@@ -37491,7 +37492,7 @@
         <w:pStyle w:val="Ttulo2"/>
       </w:pPr>
       <w:bookmarkStart w:id="122" w:name="_592e3b26ee2d82de9a78960621790aca76cbe41"/>
-      <w:bookmarkStart w:id="123" w:name="_Toc244209171"/>
+      <w:bookmarkStart w:id="123" w:name="_Toc244249640"/>
       <w:bookmarkEnd w:id="120"/>
       <w:r>
         <w:lastRenderedPageBreak/>
@@ -37864,7 +37865,7 @@
         <w:pStyle w:val="Ttulo2"/>
       </w:pPr>
       <w:bookmarkStart w:id="124" w:name="_53bf433c324c03bf220d8f1ea57572094c24d19"/>
-      <w:bookmarkStart w:id="125" w:name="_Toc244209172"/>
+      <w:bookmarkStart w:id="125" w:name="_Toc244249641"/>
       <w:bookmarkEnd w:id="122"/>
       <w:r>
         <w:t>HU-4.10 — Confirmar asistencia a la cita desde el recordatorio</w:t>
@@ -38236,7 +38237,7 @@
         <w:pStyle w:val="Ttulo2"/>
       </w:pPr>
       <w:bookmarkStart w:id="126" w:name="_bc4a4c08f4864e57db7a13372e3c901c5711bb9"/>
-      <w:bookmarkStart w:id="127" w:name="_Toc244209173"/>
+      <w:bookmarkStart w:id="127" w:name="_Toc244249642"/>
       <w:bookmarkEnd w:id="124"/>
       <w:r>
         <w:lastRenderedPageBreak/>
@@ -38771,7 +38772,7 @@
         <w:pStyle w:val="Ttulo2"/>
       </w:pPr>
       <w:bookmarkStart w:id="128" w:name="_3a9da54e9b682c781ba4f8ec9fb08eb1ae51469"/>
-      <w:bookmarkStart w:id="129" w:name="_Toc244209174"/>
+      <w:bookmarkStart w:id="129" w:name="_Toc244249643"/>
       <w:bookmarkEnd w:id="126"/>
       <w:r>
         <w:lastRenderedPageBreak/>
@@ -39306,7 +39307,7 @@
         <w:pStyle w:val="Ttulo2"/>
       </w:pPr>
       <w:bookmarkStart w:id="130" w:name="_d5e60343e26d4758074a6efaed07b69cd6c3551"/>
-      <w:bookmarkStart w:id="131" w:name="_Toc244209175"/>
+      <w:bookmarkStart w:id="131" w:name="_Toc244249644"/>
       <w:bookmarkEnd w:id="128"/>
       <w:r>
         <w:lastRenderedPageBreak/>
@@ -40022,7 +40023,7 @@
         <w:pStyle w:val="Ttulo2"/>
       </w:pPr>
       <w:bookmarkStart w:id="132" w:name="_d4adac7448e74c17e6bb33bf496ee79d1222807"/>
-      <w:bookmarkStart w:id="133" w:name="_Toc244209176"/>
+      <w:bookmarkStart w:id="133" w:name="_Toc244249645"/>
       <w:bookmarkEnd w:id="130"/>
       <w:r>
         <w:t>HU-4.14 — Reajuste de agenda en vivo (efecto cascada)</w:t>
@@ -40718,7 +40719,7 @@
         <w:pStyle w:val="Ttulo2"/>
       </w:pPr>
       <w:bookmarkStart w:id="134" w:name="_91e1c705d28c1a221b008d52046353792175d0f"/>
-      <w:bookmarkStart w:id="135" w:name="_Toc244209177"/>
+      <w:bookmarkStart w:id="135" w:name="_Toc244249646"/>
       <w:bookmarkEnd w:id="132"/>
       <w:r>
         <w:lastRenderedPageBreak/>
@@ -41668,7 +41669,7 @@
         <w:pStyle w:val="Ttulo2"/>
       </w:pPr>
       <w:bookmarkStart w:id="136" w:name="_c78d8424c335bf78fd48b1955b4f1a67eda143f"/>
-      <w:bookmarkStart w:id="137" w:name="_Toc244209178"/>
+      <w:bookmarkStart w:id="137" w:name="_Toc244249647"/>
       <w:bookmarkEnd w:id="134"/>
       <w:r>
         <w:lastRenderedPageBreak/>
@@ -41960,7 +41961,7 @@
         <w:pStyle w:val="Ttulo2"/>
       </w:pPr>
       <w:bookmarkStart w:id="138" w:name="_d95563cf58dd7b4419944c1578610bfcd0b1db0"/>
-      <w:bookmarkStart w:id="139" w:name="_Toc244209179"/>
+      <w:bookmarkStart w:id="139" w:name="_Toc244249648"/>
       <w:bookmarkEnd w:id="136"/>
       <w:r>
         <w:t>HU-4.17 — Recalcular el triage cuando cambian los síntomas</w:t>
@@ -42431,7 +42432,7 @@
         <w:pStyle w:val="Ttulo2"/>
       </w:pPr>
       <w:bookmarkStart w:id="140" w:name="_8b0a1409d398bf3e63485141aa804db028749ca"/>
-      <w:bookmarkStart w:id="141" w:name="_Toc244209180"/>
+      <w:bookmarkStart w:id="141" w:name="_Toc244249649"/>
       <w:bookmarkEnd w:id="138"/>
       <w:r>
         <w:lastRenderedPageBreak/>
@@ -42885,7 +42886,7 @@
         <w:pStyle w:val="Ttulo2"/>
       </w:pPr>
       <w:bookmarkStart w:id="142" w:name="_cf2722ce0434310059a1401a7a9236f9f75ab69"/>
-      <w:bookmarkStart w:id="143" w:name="_Toc244209181"/>
+      <w:bookmarkStart w:id="143" w:name="_Toc244249650"/>
       <w:bookmarkEnd w:id="140"/>
       <w:r>
         <w:t>HU-4.19 — Manejar la llegada tarde del propietario</w:t>
@@ -43338,7 +43339,7 @@
         <w:pStyle w:val="Ttulo1"/>
       </w:pPr>
       <w:bookmarkStart w:id="144" w:name="_448b6637f95054bfc4854cb12826ea84d2acba0"/>
-      <w:bookmarkStart w:id="145" w:name="_Toc244209182"/>
+      <w:bookmarkStart w:id="145" w:name="_Toc244249651"/>
       <w:bookmarkEnd w:id="104"/>
       <w:bookmarkEnd w:id="142"/>
       <w:r>
@@ -43352,7 +43353,7 @@
         <w:pStyle w:val="Ttulo2"/>
       </w:pPr>
       <w:bookmarkStart w:id="146" w:name="_af054ffcebd6910222ee7d6c1d020875947335e"/>
-      <w:bookmarkStart w:id="147" w:name="_Toc244209183"/>
+      <w:bookmarkStart w:id="147" w:name="_Toc244249652"/>
       <w:r>
         <w:t>HU-5.1 — Portal del propietario</w:t>
       </w:r>
@@ -44307,7 +44308,7 @@
         <w:pStyle w:val="Ttulo2"/>
       </w:pPr>
       <w:bookmarkStart w:id="148" w:name="_6b1c61431b8f8f0fcc4ce60077071b912ba2b45"/>
-      <w:bookmarkStart w:id="149" w:name="_Toc244209184"/>
+      <w:bookmarkStart w:id="149" w:name="_Toc244249653"/>
       <w:bookmarkEnd w:id="146"/>
       <w:r>
         <w:t>HU-5.2 — Auto-registro de propietario</w:t>
@@ -44841,7 +44842,7 @@
         <w:pStyle w:val="Ttulo2"/>
       </w:pPr>
       <w:bookmarkStart w:id="150" w:name="_f4d063018be410b507969fa4c62074124f833cf"/>
-      <w:bookmarkStart w:id="151" w:name="_Toc244209185"/>
+      <w:bookmarkStart w:id="151" w:name="_Toc244249654"/>
       <w:bookmarkEnd w:id="148"/>
       <w:r>
         <w:lastRenderedPageBreak/>
@@ -45383,7 +45384,7 @@
         <w:pStyle w:val="Ttulo2"/>
       </w:pPr>
       <w:bookmarkStart w:id="152" w:name="_c64202596780354c08c0a149dc974449db886cf"/>
-      <w:bookmarkStart w:id="153" w:name="_Toc244209186"/>
+      <w:bookmarkStart w:id="153" w:name="_Toc244249655"/>
       <w:bookmarkEnd w:id="150"/>
       <w:r>
         <w:t>HU-5.4 — Editar mi mascota desde el portal</w:t>
@@ -45755,7 +45756,7 @@
         <w:pStyle w:val="Ttulo2"/>
       </w:pPr>
       <w:bookmarkStart w:id="154" w:name="_cf91e7705c2cc7ff174f786bca87f4ab32c164a"/>
-      <w:bookmarkStart w:id="155" w:name="_Toc244209187"/>
+      <w:bookmarkStart w:id="155" w:name="_Toc244249656"/>
       <w:bookmarkEnd w:id="152"/>
       <w:r>
         <w:lastRenderedPageBreak/>
@@ -46128,7 +46129,7 @@
         <w:pStyle w:val="Ttulo2"/>
       </w:pPr>
       <w:bookmarkStart w:id="156" w:name="_f8ebe18ba7612da84cbeb32e6cdfcf569929127"/>
-      <w:bookmarkStart w:id="157" w:name="_Toc244209188"/>
+      <w:bookmarkStart w:id="157" w:name="_Toc244249657"/>
       <w:bookmarkEnd w:id="154"/>
       <w:r>
         <w:t>HU-5.6 — Cancelar o reprogramar mi cita desde el portal</w:t>
@@ -46581,7 +46582,7 @@
         <w:pStyle w:val="Ttulo2"/>
       </w:pPr>
       <w:bookmarkStart w:id="158" w:name="_63b2ff8270a3dc0cb21378739f70e0c16a27def"/>
-      <w:bookmarkStart w:id="159" w:name="_Toc244209189"/>
+      <w:bookmarkStart w:id="159" w:name="_Toc244249658"/>
       <w:bookmarkEnd w:id="156"/>
       <w:r>
         <w:lastRenderedPageBreak/>
@@ -47035,7 +47036,7 @@
         <w:pStyle w:val="Ttulo2"/>
       </w:pPr>
       <w:bookmarkStart w:id="160" w:name="_f59be5ab49da54ec24749683e30fb79075b9c3a"/>
-      <w:bookmarkStart w:id="161" w:name="_Toc244209190"/>
+      <w:bookmarkStart w:id="161" w:name="_Toc244249659"/>
       <w:bookmarkEnd w:id="158"/>
       <w:r>
         <w:lastRenderedPageBreak/>
@@ -47658,7 +47659,7 @@
         <w:pStyle w:val="Ttulo2"/>
       </w:pPr>
       <w:bookmarkStart w:id="162" w:name="_06eaf3b49483b1eeebe1b8e79573cd5c749be44"/>
-      <w:bookmarkStart w:id="163" w:name="_Toc244209191"/>
+      <w:bookmarkStart w:id="163" w:name="_Toc244249660"/>
       <w:bookmarkEnd w:id="160"/>
       <w:r>
         <w:lastRenderedPageBreak/>
@@ -48130,7 +48131,7 @@
         <w:pStyle w:val="Ttulo2"/>
       </w:pPr>
       <w:bookmarkStart w:id="164" w:name="_73bf9bf1ab817b39687e744da8c8402ea9619af"/>
-      <w:bookmarkStart w:id="165" w:name="_Toc244209192"/>
+      <w:bookmarkStart w:id="165" w:name="_Toc244249661"/>
       <w:bookmarkEnd w:id="162"/>
       <w:r>
         <w:lastRenderedPageBreak/>
@@ -48665,7 +48666,7 @@
         <w:pStyle w:val="Ttulo2"/>
       </w:pPr>
       <w:bookmarkStart w:id="166" w:name="_809064a587886d0547b1788a26db9d9152af23a"/>
-      <w:bookmarkStart w:id="167" w:name="_Toc244209193"/>
+      <w:bookmarkStart w:id="167" w:name="_Toc244249662"/>
       <w:bookmarkEnd w:id="164"/>
       <w:r>
         <w:lastRenderedPageBreak/>
@@ -49281,7 +49282,7 @@
         <w:pStyle w:val="Ttulo2"/>
       </w:pPr>
       <w:bookmarkStart w:id="168" w:name="_eaa2b9dcd4e772acfdb8cc2e14fe1584fe792e7"/>
-      <w:bookmarkStart w:id="169" w:name="_Toc244209194"/>
+      <w:bookmarkStart w:id="169" w:name="_Toc244249663"/>
       <w:bookmarkEnd w:id="166"/>
       <w:r>
         <w:lastRenderedPageBreak/>
@@ -49735,7 +49736,7 @@
         <w:pStyle w:val="Ttulo2"/>
       </w:pPr>
       <w:bookmarkStart w:id="170" w:name="_9c4353686bd45e1d5b28007e4eeecf1db3be371"/>
-      <w:bookmarkStart w:id="171" w:name="_Toc244209195"/>
+      <w:bookmarkStart w:id="171" w:name="_Toc244249664"/>
       <w:bookmarkEnd w:id="168"/>
       <w:r>
         <w:lastRenderedPageBreak/>
@@ -50270,7 +50271,7 @@
         <w:pStyle w:val="Ttulo2"/>
       </w:pPr>
       <w:bookmarkStart w:id="172" w:name="_faf9cae68ace52a6134b8c807ad8be34010091b"/>
-      <w:bookmarkStart w:id="173" w:name="_Toc244209196"/>
+      <w:bookmarkStart w:id="173" w:name="_Toc244249665"/>
       <w:bookmarkEnd w:id="170"/>
       <w:r>
         <w:lastRenderedPageBreak/>
@@ -50805,7 +50806,7 @@
         <w:pStyle w:val="Ttulo1"/>
       </w:pPr>
       <w:bookmarkStart w:id="174" w:name="_415d3e183ea3663701acfe1e73f6e8038e4bbef"/>
-      <w:bookmarkStart w:id="175" w:name="_Toc244209197"/>
+      <w:bookmarkStart w:id="175" w:name="_Toc244249666"/>
       <w:bookmarkEnd w:id="144"/>
       <w:bookmarkEnd w:id="172"/>
       <w:r>
@@ -50819,7 +50820,7 @@
         <w:pStyle w:val="Ttulo2"/>
       </w:pPr>
       <w:bookmarkStart w:id="176" w:name="_1b876ecfd0adf71d503b9129568b658f81872f0"/>
-      <w:bookmarkStart w:id="177" w:name="_Toc244209198"/>
+      <w:bookmarkStart w:id="177" w:name="_Toc244249667"/>
       <w:r>
         <w:t>HU-6.1 — Dashboard principal y panel de pendientes</w:t>
       </w:r>
@@ -51920,7 +51921,7 @@
         <w:pStyle w:val="Ttulo2"/>
       </w:pPr>
       <w:bookmarkStart w:id="178" w:name="_97322cabf772225fd1bfe897dee158000aa0394"/>
-      <w:bookmarkStart w:id="179" w:name="_Toc244209199"/>
+      <w:bookmarkStart w:id="179" w:name="_Toc244249668"/>
       <w:bookmarkEnd w:id="176"/>
       <w:r>
         <w:lastRenderedPageBreak/>
@@ -53104,7 +53105,7 @@
         <w:pStyle w:val="Ttulo2"/>
       </w:pPr>
       <w:bookmarkStart w:id="180" w:name="_6ce76d48cd12ce7662f89ac490d75c386fc18ba"/>
-      <w:bookmarkStart w:id="181" w:name="_Toc244209200"/>
+      <w:bookmarkStart w:id="181" w:name="_Toc244249669"/>
       <w:bookmarkEnd w:id="178"/>
       <w:r>
         <w:lastRenderedPageBreak/>
@@ -53558,7 +53559,7 @@
         <w:pStyle w:val="Ttulo2"/>
       </w:pPr>
       <w:bookmarkStart w:id="182" w:name="_132f0b1bfae1ac6054dc51db54a45dff43ec797"/>
-      <w:bookmarkStart w:id="183" w:name="_Toc244209201"/>
+      <w:bookmarkStart w:id="183" w:name="_Toc244249670"/>
       <w:bookmarkEnd w:id="180"/>
       <w:r>
         <w:t>HU-6.4 — Ver estadísticas y gráficas del sistema</w:t>
@@ -54018,7 +54019,7 @@
         <w:pStyle w:val="Ttulo2"/>
       </w:pPr>
       <w:bookmarkStart w:id="184" w:name="_159c41a8740d691e56d865baa1d2a17f58680f5"/>
-      <w:bookmarkStart w:id="185" w:name="_Toc244209202"/>
+      <w:bookmarkStart w:id="185" w:name="_Toc244249671"/>
       <w:bookmarkEnd w:id="182"/>
       <w:r>
         <w:t>HU-6.5 — Exportar reportes a Excel/CSV</w:t>
@@ -54390,7 +54391,7 @@
         <w:pStyle w:val="Ttulo1"/>
       </w:pPr>
       <w:bookmarkStart w:id="186" w:name="_88abf5b53e5603b94c73c4f577271d31a73cc35"/>
-      <w:bookmarkStart w:id="187" w:name="_Toc244209203"/>
+      <w:bookmarkStart w:id="187" w:name="_Toc244249672"/>
       <w:bookmarkEnd w:id="174"/>
       <w:bookmarkEnd w:id="184"/>
       <w:r>
@@ -54404,7 +54405,7 @@
         <w:pStyle w:val="Ttulo2"/>
       </w:pPr>
       <w:bookmarkStart w:id="188" w:name="_003ad6784c61069e91989793d8255e8d4cb519d"/>
-      <w:bookmarkStart w:id="189" w:name="_Toc244209204"/>
+      <w:bookmarkStart w:id="189" w:name="_Toc244249673"/>
       <w:r>
         <w:t>HU-7.1 — Configurar los horarios de atención de la clínica</w:t>
       </w:r>
@@ -54856,7 +54857,7 @@
         <w:pStyle w:val="Ttulo2"/>
       </w:pPr>
       <w:bookmarkStart w:id="190" w:name="_42539d8b8201701c75c37499984fbffa69d6e4d"/>
-      <w:bookmarkStart w:id="191" w:name="_Toc244209205"/>
+      <w:bookmarkStart w:id="191" w:name="_Toc244249674"/>
       <w:bookmarkEnd w:id="188"/>
       <w:r>
         <w:t>HU-7.2 — Gestionar los catálogos del sistema</w:t>
@@ -55228,7 +55229,7 @@
         <w:pStyle w:val="Ttulo2"/>
       </w:pPr>
       <w:bookmarkStart w:id="192" w:name="_a0aee2f406b049ed83cfe391a77b0db14b5bfdf"/>
-      <w:bookmarkStart w:id="193" w:name="_Toc244209206"/>
+      <w:bookmarkStart w:id="193" w:name="_Toc244249675"/>
       <w:bookmarkEnd w:id="190"/>
       <w:r>
         <w:lastRenderedPageBreak/>
@@ -55763,7 +55764,7 @@
         <w:pStyle w:val="Ttulo2"/>
       </w:pPr>
       <w:bookmarkStart w:id="194" w:name="_a0688e3f345f7bf587dcedb8b562b8964a6cacc"/>
-      <w:bookmarkStart w:id="195" w:name="_Toc244209207"/>
+      <w:bookmarkStart w:id="195" w:name="_Toc244249676"/>
       <w:bookmarkEnd w:id="192"/>
       <w:r>
         <w:lastRenderedPageBreak/>
@@ -56461,7 +56462,7 @@
         <w:pStyle w:val="Ttulo2"/>
       </w:pPr>
       <w:bookmarkStart w:id="196" w:name="_7004fcdc7c25449422304e35d609c3113b471f6"/>
-      <w:bookmarkStart w:id="197" w:name="_Toc244209208"/>
+      <w:bookmarkStart w:id="197" w:name="_Toc244249677"/>
       <w:bookmarkEnd w:id="194"/>
       <w:r>
         <w:t>HU-7.5 — Parámetros del sistema configurables</w:t>
@@ -56924,7 +56925,7 @@
         <w:pStyle w:val="Ttulo1"/>
       </w:pPr>
       <w:bookmarkStart w:id="198" w:name="_99f8c38fc90f872e869cb5a42176a81ce60716e"/>
-      <w:bookmarkStart w:id="199" w:name="_Toc244209209"/>
+      <w:bookmarkStart w:id="199" w:name="_Toc244249678"/>
       <w:bookmarkEnd w:id="186"/>
       <w:bookmarkEnd w:id="196"/>
       <w:r>
@@ -56945,7 +56946,7 @@
         <w:pStyle w:val="Ttulo2"/>
       </w:pPr>
       <w:bookmarkStart w:id="200" w:name="_6b93d7ad964c8104bb83fc9231a04e4fc4e5a57"/>
-      <w:bookmarkStart w:id="201" w:name="_Toc244209210"/>
+      <w:bookmarkStart w:id="201" w:name="_Toc244249679"/>
       <w:r>
         <w:t>HU-8.1 — Calificar al veterinario tras una consulta atendida</w:t>
       </w:r>
@@ -57640,7 +57641,7 @@
         <w:pStyle w:val="Ttulo2"/>
       </w:pPr>
       <w:bookmarkStart w:id="202" w:name="_6de705a3e3f0ae827b0b0206b40472100ec5dc2"/>
-      <w:bookmarkStart w:id="203" w:name="_Toc244209211"/>
+      <w:bookmarkStart w:id="203" w:name="_Toc244249680"/>
       <w:bookmarkEnd w:id="200"/>
       <w:r>
         <w:t>HU-8.2 — Perfil público del veterinario</w:t>
@@ -57931,7 +57932,7 @@
         <w:pStyle w:val="Ttulo2"/>
       </w:pPr>
       <w:bookmarkStart w:id="204" w:name="_8d0438a4c21826cdef43f79f40a5abd8a052054"/>
-      <w:bookmarkStart w:id="205" w:name="_Toc244209212"/>
+      <w:bookmarkStart w:id="205" w:name="_Toc244249681"/>
       <w:bookmarkEnd w:id="202"/>
       <w:r>
         <w:lastRenderedPageBreak/>
@@ -58304,7 +58305,7 @@
         <w:pStyle w:val="Ttulo2"/>
       </w:pPr>
       <w:bookmarkStart w:id="206" w:name="_9d375ff686aceee42a269dcad0f742f5e2f3757"/>
-      <w:bookmarkStart w:id="207" w:name="_Toc244209213"/>
+      <w:bookmarkStart w:id="207" w:name="_Toc244249682"/>
       <w:bookmarkEnd w:id="204"/>
       <w:r>
         <w:t>HU-8.4 — Tiempos de envío de recordatorios configurables</w:t>
@@ -58595,7 +58596,7 @@
         <w:pStyle w:val="Ttulo2"/>
       </w:pPr>
       <w:bookmarkStart w:id="208" w:name="_09d49d8f9ce2d4331632fad53df16df04e0463f"/>
-      <w:bookmarkStart w:id="209" w:name="_Toc244209214"/>
+      <w:bookmarkStart w:id="209" w:name="_Toc244249683"/>
       <w:bookmarkEnd w:id="206"/>
       <w:r>
         <w:t>HU-8.5 — Bitácora de correos y notificaciones</w:t>
@@ -58886,7 +58887,7 @@
         <w:pStyle w:val="Ttulo1"/>
       </w:pPr>
       <w:bookmarkStart w:id="210" w:name="_739f4e5454618e53e20de4c2474955375ba75c3"/>
-      <w:bookmarkStart w:id="211" w:name="_Toc244209215"/>
+      <w:bookmarkStart w:id="211" w:name="_Toc244249684"/>
       <w:bookmarkEnd w:id="198"/>
       <w:bookmarkEnd w:id="208"/>
       <w:r>
@@ -58900,7 +58901,7 @@
         <w:pStyle w:val="Ttulo2"/>
       </w:pPr>
       <w:bookmarkStart w:id="212" w:name="_062138411ab05c870ba796ff3d39feef69a18f5"/>
-      <w:bookmarkStart w:id="213" w:name="_Toc244209216"/>
+      <w:bookmarkStart w:id="213" w:name="_Toc244249685"/>
       <w:r>
         <w:t>HU-9.1 — Página pública y políticas legales</w:t>
       </w:r>
@@ -59271,7 +59272,7 @@
         <w:pStyle w:val="Ttulo1"/>
       </w:pPr>
       <w:bookmarkStart w:id="214" w:name="_161b34832f25d1748c14dc17ae5f19d2b06fe86"/>
-      <w:bookmarkStart w:id="215" w:name="_Toc244209217"/>
+      <w:bookmarkStart w:id="215" w:name="_Toc244249686"/>
       <w:bookmarkEnd w:id="210"/>
       <w:bookmarkEnd w:id="212"/>
       <w:r>
@@ -64292,7 +64293,7 @@
               <w:noProof/>
             </w:rPr>
             <w:drawing>
-              <wp:inline distT="0" distB="0" distL="0" distR="0" wp14:anchorId="643760A6" wp14:editId="643760A7">
+              <wp:inline distT="0" distB="0" distL="0" distR="0" wp14:anchorId="35EAD8E3" wp14:editId="35EAD8E4">
                 <wp:extent cx="324000" cy="324000"/>
                 <wp:effectExtent l="0" t="0" r="0" b="0"/>
                 <wp:docPr id="9001" name="Logo Zooki"/>
@@ -64459,7 +64460,7 @@
   <w:abstractNum w:abstractNumId="0" w15:restartNumberingAfterBreak="0">
     <w:nsid w:val="0000A990"/>
     <w:multiLevelType w:val="multilevel"/>
-    <w:tmpl w:val="7214EA58"/>
+    <w:tmpl w:val="162CF730"/>
     <w:lvl w:ilvl="0">
       <w:numFmt w:val="bullet"/>
       <w:lvlText w:val=" "/>
@@ -64533,7 +64534,7 @@
       </w:pPr>
     </w:lvl>
   </w:abstractNum>
-  <w:num w:numId="1" w16cid:durableId="1654946823">
+  <w:num w:numId="1" w16cid:durableId="966622875">
     <w:abstractNumId w:val="0"/>
   </w:num>
 </w:numbering>
@@ -65924,7 +65925,7 @@
     <w:autoRedefine/>
     <w:uiPriority w:val="39"/>
     <w:unhideWhenUsed/>
-    <w:rsid w:val="00563FA6"/>
+    <w:rsid w:val="002B2790"/>
     <w:pPr>
       <w:spacing w:after="100" w:line="278" w:lineRule="auto"/>
       <w:ind w:left="480"/>
@@ -65943,7 +65944,7 @@
     <w:autoRedefine/>
     <w:uiPriority w:val="39"/>
     <w:unhideWhenUsed/>
-    <w:rsid w:val="00563FA6"/>
+    <w:rsid w:val="002B2790"/>
     <w:pPr>
       <w:spacing w:after="100" w:line="278" w:lineRule="auto"/>
       <w:ind w:left="720"/>
@@ -65962,7 +65963,7 @@
     <w:autoRedefine/>
     <w:uiPriority w:val="39"/>
     <w:unhideWhenUsed/>
-    <w:rsid w:val="00563FA6"/>
+    <w:rsid w:val="002B2790"/>
     <w:pPr>
       <w:spacing w:after="100" w:line="278" w:lineRule="auto"/>
       <w:ind w:left="960"/>
@@ -65981,7 +65982,7 @@
     <w:autoRedefine/>
     <w:uiPriority w:val="39"/>
     <w:unhideWhenUsed/>
-    <w:rsid w:val="00563FA6"/>
+    <w:rsid w:val="002B2790"/>
     <w:pPr>
       <w:spacing w:after="100" w:line="278" w:lineRule="auto"/>
       <w:ind w:left="1200"/>
@@ -66000,7 +66001,7 @@
     <w:autoRedefine/>
     <w:uiPriority w:val="39"/>
     <w:unhideWhenUsed/>
-    <w:rsid w:val="00563FA6"/>
+    <w:rsid w:val="002B2790"/>
     <w:pPr>
       <w:spacing w:after="100" w:line="278" w:lineRule="auto"/>
       <w:ind w:left="1440"/>
@@ -66019,7 +66020,7 @@
     <w:autoRedefine/>
     <w:uiPriority w:val="39"/>
     <w:unhideWhenUsed/>
-    <w:rsid w:val="00563FA6"/>
+    <w:rsid w:val="002B2790"/>
     <w:pPr>
       <w:spacing w:after="100" w:line="278" w:lineRule="auto"/>
       <w:ind w:left="1680"/>
@@ -66038,7 +66039,7 @@
     <w:autoRedefine/>
     <w:uiPriority w:val="39"/>
     <w:unhideWhenUsed/>
-    <w:rsid w:val="00563FA6"/>
+    <w:rsid w:val="002B2790"/>
     <w:pPr>
       <w:spacing w:after="100" w:line="278" w:lineRule="auto"/>
       <w:ind w:left="1920"/>
@@ -66056,7 +66057,7 @@
     <w:uiPriority w:val="99"/>
     <w:semiHidden/>
     <w:unhideWhenUsed/>
-    <w:rsid w:val="00563FA6"/>
+    <w:rsid w:val="002B2790"/>
     <w:rPr>
       <w:color w:val="605E5C"/>
       <w:shd w:val="clear" w:color="auto" w:fill="E1DFDD"/>
